--- a/Documentation/Phase 2/CS 401 - Group 2 - SDD Doc.docx
+++ b/Documentation/Phase 2/CS 401 - Group 2 - SDD Doc.docx
@@ -1,20 +1,12 @@
 
 <file path=word/document.xml><?xml version="1.0" encoding="utf-8"?>
-<w:document xmlns:o="urn:schemas-microsoft-com:office:office" xmlns:r="http://schemas.openxmlformats.org/officeDocument/2006/relationships" xmlns:v="urn:schemas-microsoft-com:vml" xmlns:w="http://schemas.openxmlformats.org/wordprocessingml/2006/main" xmlns:w10="urn:schemas-microsoft-com:office:word" xmlns:wp="http://schemas.openxmlformats.org/drawingml/2006/wordprocessingDrawing" xmlns:pic="http://schemas.openxmlformats.org/drawingml/2006/picture" xmlns:wps="http://schemas.microsoft.com/office/word/2010/wordprocessingShape" xmlns:wpg="http://schemas.microsoft.com/office/word/2010/wordprocessingGroup" xmlns:mc="http://schemas.openxmlformats.org/markup-compatibility/2006" xmlns:wp14="http://schemas.microsoft.com/office/word/2010/wordprocessingDrawing" xmlns:w14="http://schemas.microsoft.com/office/word/2010/wordml" xmlns:w15="http://schemas.microsoft.com/office/word/2012/wordml" mc:Ignorable="w14 wp14 w15">
+<w:document xmlns:wpc="http://schemas.microsoft.com/office/word/2010/wordprocessingCanvas" xmlns:cx="http://schemas.microsoft.com/office/drawing/2014/chartex" xmlns:cx1="http://schemas.microsoft.com/office/drawing/2015/9/8/chartex" xmlns:cx2="http://schemas.microsoft.com/office/drawing/2015/10/21/chartex" xmlns:cx3="http://schemas.microsoft.com/office/drawing/2016/5/9/chartex" xmlns:cx4="http://schemas.microsoft.com/office/drawing/2016/5/10/chartex" xmlns:cx5="http://schemas.microsoft.com/office/drawing/2016/5/11/chartex" xmlns:cx6="http://schemas.microsoft.com/office/drawing/2016/5/12/chartex" xmlns:cx7="http://schemas.microsoft.com/office/drawing/2016/5/13/chartex" xmlns:cx8="http://schemas.microsoft.com/office/drawing/2016/5/14/chartex" xmlns:mc="http://schemas.openxmlformats.org/markup-compatibility/2006" xmlns:aink="http://schemas.microsoft.com/office/drawing/2016/ink" xmlns:am3d="http://schemas.microsoft.com/office/drawing/2017/model3d" xmlns:o="urn:schemas-microsoft-com:office:office" xmlns:oel="http://schemas.microsoft.com/office/2019/extlst" xmlns:r="http://schemas.openxmlformats.org/officeDocument/2006/relationships" xmlns:m="http://schemas.openxmlformats.org/officeDocument/2006/math" xmlns:v="urn:schemas-microsoft-com:vml" xmlns:wp14="http://schemas.microsoft.com/office/word/2010/wordprocessingDrawing" xmlns:wp="http://schemas.openxmlformats.org/drawingml/2006/wordprocessingDrawing" xmlns:w10="urn:schemas-microsoft-com:office:word" xmlns:w="http://schemas.openxmlformats.org/wordprocessingml/2006/main" xmlns:w14="http://schemas.microsoft.com/office/word/2010/wordml" xmlns:w15="http://schemas.microsoft.com/office/word/2012/wordml" xmlns:w16cex="http://schemas.microsoft.com/office/word/2018/wordml/cex" xmlns:w16cid="http://schemas.microsoft.com/office/word/2016/wordml/cid" xmlns:w16="http://schemas.microsoft.com/office/word/2018/wordml" xmlns:w16du="http://schemas.microsoft.com/office/word/2023/wordml/word16du" xmlns:w16sdtdh="http://schemas.microsoft.com/office/word/2020/wordml/sdtdatahash" xmlns:w16sdtfl="http://schemas.microsoft.com/office/word/2024/wordml/sdtformatlock" xmlns:w16se="http://schemas.microsoft.com/office/word/2015/wordml/symex" xmlns:wpg="http://schemas.microsoft.com/office/word/2010/wordprocessingGroup" xmlns:wpi="http://schemas.microsoft.com/office/word/2010/wordprocessingInk" xmlns:wne="http://schemas.microsoft.com/office/word/2006/wordml" xmlns:wps="http://schemas.microsoft.com/office/word/2010/wordprocessingShape" mc:Ignorable="w14 w15 w16se w16cid w16 w16cex w16sdtdh w16sdtfl w16du wp14">
   <w:body>
-    <w:p>
-      <w:pPr>
-        <w:pStyle w:val="Normal"/>
-        <w:rPr/>
-      </w:pPr>
-      <w:r>
-        <w:rPr/>
-      </w:r>
-    </w:p>
+    <w:p/>
     <w:p>
       <w:pPr>
         <w:pStyle w:val="Heading"/>
-        <w:spacing w:before="2640" w:after="720"/>
+        <w:spacing w:before="2640"/>
         <w:rPr>
           <w:color w:val="000000"/>
         </w:rPr>
@@ -31,7 +23,7 @@
     <w:p>
       <w:pPr>
         <w:pStyle w:val="Subtitle"/>
-        <w:spacing w:before="0" w:after="720"/>
+        <w:spacing w:after="720"/>
         <w:rPr>
           <w:color w:val="000000"/>
         </w:rPr>
@@ -41,135 +33,112 @@
           <w:color w:val="000000"/>
         </w:rPr>
         <w:br/>
-        <w:t xml:space="preserve">Software </w:t>
-      </w:r>
-      <w:r>
+        <w:t>Software Design Document</w:t>
+      </w:r>
+    </w:p>
+    <w:p>
+      <w:pPr>
+        <w:pStyle w:val="Subtitle"/>
+        <w:spacing w:after="720"/>
         <w:rPr>
           <w:color w:val="000000"/>
         </w:rPr>
-        <w:t>Design</w:t>
-      </w:r>
-      <w:r>
-        <w:rPr>
-          <w:color w:val="000000"/>
-        </w:rPr>
-        <w:t xml:space="preserve"> </w:t>
-      </w:r>
-      <w:r>
-        <w:rPr>
-          <w:color w:val="000000"/>
-        </w:rPr>
-        <w:t>Document</w:t>
-      </w:r>
+      </w:pPr>
     </w:p>
     <w:p>
       <w:pPr>
         <w:pStyle w:val="Subtitle"/>
-        <w:spacing w:before="0" w:after="720"/>
-        <w:rPr>
-          <w:color w:val="000000"/>
-        </w:rPr>
-      </w:pPr>
-      <w:r>
-        <w:rPr>
-          <w:color w:val="000000"/>
-        </w:rPr>
-      </w:r>
-    </w:p>
-    <w:p>
-      <w:pPr>
-        <w:pStyle w:val="Subtitle"/>
-        <w:spacing w:before="0" w:after="720"/>
-        <w:rPr>
-          <w:i w:val="false"/>
+        <w:spacing w:after="720"/>
+        <w:rPr>
+          <w:i w:val="0"/>
           <w:iCs/>
           <w:color w:val="000000"/>
           <w:sz w:val="24"/>
           <w:szCs w:val="24"/>
         </w:rPr>
       </w:pPr>
-      <w:r>
-        <w:rPr>
-          <w:i w:val="false"/>
+    </w:p>
+    <w:p>
+      <w:pPr>
+        <w:pStyle w:val="Subtitle"/>
+        <w:spacing w:after="720"/>
+        <w:rPr>
+          <w:b/>
+          <w:i w:val="0"/>
           <w:iCs/>
           <w:color w:val="000000"/>
           <w:sz w:val="24"/>
           <w:szCs w:val="24"/>
         </w:rPr>
-      </w:r>
-    </w:p>
-    <w:p>
-      <w:pPr>
-        <w:pStyle w:val="Subtitle"/>
-        <w:spacing w:before="0" w:after="720"/>
-        <w:rPr>
-          <w:b/>
-          <w:i w:val="false"/>
+      </w:pPr>
+      <w:r>
+        <w:rPr>
+          <w:i w:val="0"/>
           <w:iCs/>
           <w:color w:val="000000"/>
           <w:sz w:val="24"/>
           <w:szCs w:val="24"/>
         </w:rPr>
-      </w:pPr>
-      <w:r>
-        <w:rPr>
-          <w:i w:val="false"/>
+        <w:t>Blake Fitzpatrick, Manny Gonzales, Nick Vu, Paul Cooper</w:t>
+      </w:r>
+      <w:r>
+        <w:rPr>
+          <w:b/>
+          <w:i w:val="0"/>
           <w:iCs/>
           <w:color w:val="000000"/>
           <w:sz w:val="24"/>
           <w:szCs w:val="24"/>
         </w:rPr>
-        <w:t>Blake Fitzpatrick, Manny Gonzales, Nick Vu, Paul Cooper</w:t>
+        <w:br/>
       </w:r>
       <w:r>
         <w:rPr>
           <w:b/>
-          <w:i w:val="false"/>
+          <w:i w:val="0"/>
           <w:iCs/>
           <w:color w:val="000000"/>
           <w:sz w:val="24"/>
           <w:szCs w:val="24"/>
         </w:rPr>
         <w:br/>
-        <w:br/>
       </w:r>
     </w:p>
     <w:p>
       <w:pPr>
         <w:pStyle w:val="Subtitle"/>
-        <w:spacing w:before="0" w:after="720"/>
+        <w:spacing w:after="720"/>
         <w:rPr>
           <w:b/>
-          <w:i w:val="false"/>
+          <w:i w:val="0"/>
           <w:iCs/>
           <w:color w:val="000000"/>
           <w:sz w:val="24"/>
           <w:szCs w:val="24"/>
         </w:rPr>
         <w:sectPr>
-          <w:headerReference w:type="even" r:id="rId3"/>
-          <w:headerReference w:type="default" r:id="rId4"/>
-          <w:headerReference w:type="first" r:id="rId5"/>
-          <w:footerReference w:type="even" r:id="rId6"/>
-          <w:footerReference w:type="default" r:id="rId7"/>
-          <w:footerReference w:type="first" r:id="rId8"/>
-          <w:type w:val="nextPage"/>
+          <w:headerReference w:type="even" r:id="rId7"/>
+          <w:headerReference w:type="default" r:id="rId8"/>
+          <w:footerReference w:type="even" r:id="rId9"/>
+          <w:footerReference w:type="default" r:id="rId10"/>
+          <w:headerReference w:type="first" r:id="rId11"/>
+          <w:footerReference w:type="first" r:id="rId12"/>
           <w:pgSz w:w="12240" w:h="15840"/>
-          <w:pgMar w:left="1800" w:right="1800" w:gutter="0" w:header="720" w:top="1440" w:footer="1080" w:bottom="1800"/>
-          <w:pgNumType w:start="1" w:fmt="lowerRoman"/>
-          <w:formProt w:val="false"/>
+          <w:pgMar w:top="1440" w:right="1800" w:bottom="1800" w:left="1800" w:header="720" w:footer="1080" w:gutter="0"/>
+          <w:pgNumType w:fmt="lowerRoman" w:start="1"/>
+          <w:cols w:space="720"/>
+          <w:formProt w:val="0"/>
           <w:vAlign w:val="center"/>
-          <w:textDirection w:val="lrTb"/>
-          <w:docGrid w:type="default" w:linePitch="360" w:charSpace="0"/>
+          <w:docGrid w:linePitch="360"/>
         </w:sectPr>
       </w:pPr>
-      <w:hyperlink r:id="rId2">
+      <w:hyperlink r:id="rId13">
         <w:r>
           <w:rPr>
             <w:rStyle w:val="Hyperlink"/>
             <w:b/>
             <w:bCs/>
-            <w:i w:val="false"/>
+            <w:i w:val="0"/>
             <w:iCs/>
             <w:color w:val="000000"/>
             <w:sz w:val="24"/>
@@ -195,6 +164,7 @@
         <w:rPr>
           <w:color w:val="000000"/>
         </w:rPr>
+        <w:lastRenderedPageBreak/>
         <w:t>Revision History</w:t>
       </w:r>
     </w:p>
@@ -205,25 +175,16 @@
           <w:color w:val="000000"/>
         </w:rPr>
       </w:pPr>
-      <w:r>
-        <w:rPr>
-          <w:color w:val="000000"/>
-        </w:rPr>
-      </w:r>
     </w:p>
     <w:tbl>
       <w:tblPr>
         <w:tblW w:w="8763" w:type="dxa"/>
-        <w:jc w:val="left"/>
         <w:tblInd w:w="-115" w:type="dxa"/>
         <w:tblLayout w:type="fixed"/>
         <w:tblCellMar>
-          <w:top w:w="0" w:type="dxa"/>
           <w:left w:w="99" w:type="dxa"/>
-          <w:bottom w:w="0" w:type="dxa"/>
-          <w:right w:w="108" w:type="dxa"/>
         </w:tblCellMar>
-        <w:tblLook w:val="04a0" w:noVBand="1" w:noHBand="0" w:lastColumn="0" w:firstColumn="1" w:lastRow="0" w:firstRow="1"/>
+        <w:tblLook w:val="04A0" w:firstRow="1" w:lastRow="0" w:firstColumn="1" w:lastColumn="0" w:noHBand="0" w:noVBand="1"/>
       </w:tblPr>
       <w:tblGrid>
         <w:gridCol w:w="1275"/>
@@ -232,7 +193,6 @@
         <w:gridCol w:w="2593"/>
       </w:tblGrid>
       <w:tr>
-        <w:trPr/>
         <w:tc>
           <w:tcPr>
             <w:tcW w:w="1275" w:type="dxa"/>
@@ -241,12 +201,11 @@
               <w:left w:val="single" w:sz="6" w:space="0" w:color="000000"/>
               <w:bottom w:val="single" w:sz="6" w:space="0" w:color="000000"/>
             </w:tcBorders>
-            <w:shd w:color="auto" w:fill="E5E5E5" w:val="clear"/>
+            <w:shd w:val="clear" w:color="auto" w:fill="E5E5E5"/>
           </w:tcPr>
           <w:p>
             <w:pPr>
               <w:pStyle w:val="TableText"/>
-              <w:spacing w:before="40" w:after="40"/>
               <w:rPr>
                 <w:b/>
                 <w:color w:val="000000"/>
@@ -270,12 +229,11 @@
               <w:left w:val="single" w:sz="6" w:space="0" w:color="000000"/>
               <w:bottom w:val="single" w:sz="6" w:space="0" w:color="000000"/>
             </w:tcBorders>
-            <w:shd w:color="auto" w:fill="E5E5E5" w:val="clear"/>
+            <w:shd w:val="clear" w:color="auto" w:fill="E5E5E5"/>
           </w:tcPr>
           <w:p>
             <w:pPr>
               <w:pStyle w:val="TableText"/>
-              <w:spacing w:before="40" w:after="40"/>
               <w:rPr>
                 <w:b/>
                 <w:color w:val="000000"/>
@@ -299,12 +257,11 @@
               <w:left w:val="single" w:sz="6" w:space="0" w:color="000000"/>
               <w:bottom w:val="single" w:sz="6" w:space="0" w:color="000000"/>
             </w:tcBorders>
-            <w:shd w:color="auto" w:fill="E5E5E5" w:val="clear"/>
+            <w:shd w:val="clear" w:color="auto" w:fill="E5E5E5"/>
           </w:tcPr>
           <w:p>
             <w:pPr>
               <w:pStyle w:val="TableText"/>
-              <w:spacing w:before="40" w:after="40"/>
               <w:rPr>
                 <w:b/>
                 <w:color w:val="000000"/>
@@ -329,12 +286,11 @@
               <w:bottom w:val="single" w:sz="6" w:space="0" w:color="000000"/>
               <w:right w:val="single" w:sz="6" w:space="0" w:color="000000"/>
             </w:tcBorders>
-            <w:shd w:color="auto" w:fill="E5E5E5" w:val="clear"/>
+            <w:shd w:val="clear" w:color="auto" w:fill="E5E5E5"/>
           </w:tcPr>
           <w:p>
             <w:pPr>
               <w:pStyle w:val="TableText"/>
-              <w:spacing w:before="40" w:after="40"/>
               <w:rPr>
                 <w:b/>
                 <w:color w:val="000000"/>
@@ -352,7 +308,6 @@
         </w:tc>
       </w:tr>
       <w:tr>
-        <w:trPr/>
         <w:tc>
           <w:tcPr>
             <w:tcW w:w="1275" w:type="dxa"/>
@@ -361,12 +316,11 @@
               <w:left w:val="single" w:sz="6" w:space="0" w:color="000000"/>
               <w:bottom w:val="single" w:sz="6" w:space="0" w:color="000000"/>
             </w:tcBorders>
-            <w:shd w:color="auto" w:fill="E5E5E5" w:val="clear"/>
+            <w:shd w:val="clear" w:color="auto" w:fill="E5E5E5"/>
           </w:tcPr>
           <w:p>
             <w:pPr>
               <w:pStyle w:val="TableText"/>
-              <w:spacing w:before="40" w:after="40"/>
               <w:rPr>
                 <w:color w:val="000000"/>
               </w:rPr>
@@ -387,12 +341,11 @@
               <w:left w:val="single" w:sz="6" w:space="0" w:color="000000"/>
               <w:bottom w:val="single" w:sz="6" w:space="0" w:color="000000"/>
             </w:tcBorders>
-            <w:shd w:color="auto" w:fill="E5E5E5" w:val="clear"/>
+            <w:shd w:val="clear" w:color="auto" w:fill="E5E5E5"/>
           </w:tcPr>
           <w:p>
             <w:pPr>
               <w:pStyle w:val="TableText"/>
-              <w:spacing w:before="40" w:after="40"/>
               <w:rPr>
                 <w:color w:val="000000"/>
               </w:rPr>
@@ -413,12 +366,11 @@
               <w:left w:val="single" w:sz="6" w:space="0" w:color="000000"/>
               <w:bottom w:val="single" w:sz="6" w:space="0" w:color="000000"/>
             </w:tcBorders>
-            <w:shd w:color="auto" w:fill="E5E5E5" w:val="clear"/>
+            <w:shd w:val="clear" w:color="auto" w:fill="E5E5E5"/>
           </w:tcPr>
           <w:p>
             <w:pPr>
               <w:pStyle w:val="TableText"/>
-              <w:spacing w:before="40" w:after="40"/>
               <w:rPr>
                 <w:color w:val="000000"/>
               </w:rPr>
@@ -440,12 +392,11 @@
               <w:bottom w:val="single" w:sz="6" w:space="0" w:color="000000"/>
               <w:right w:val="single" w:sz="6" w:space="0" w:color="000000"/>
             </w:tcBorders>
-            <w:shd w:color="auto" w:fill="E5E5E5" w:val="clear"/>
+            <w:shd w:val="clear" w:color="auto" w:fill="E5E5E5"/>
           </w:tcPr>
           <w:p>
             <w:pPr>
               <w:pStyle w:val="TableText"/>
-              <w:spacing w:before="40" w:after="40"/>
               <w:rPr>
                 <w:color w:val="000000"/>
               </w:rPr>
@@ -460,7 +411,6 @@
         </w:tc>
       </w:tr>
       <w:tr>
-        <w:trPr/>
         <w:tc>
           <w:tcPr>
             <w:tcW w:w="1275" w:type="dxa"/>
@@ -469,21 +419,17 @@
               <w:left w:val="single" w:sz="6" w:space="0" w:color="000000"/>
               <w:bottom w:val="single" w:sz="6" w:space="0" w:color="000000"/>
             </w:tcBorders>
-            <w:shd w:color="auto" w:fill="E5E5E5" w:val="clear"/>
+            <w:shd w:val="clear" w:color="auto" w:fill="E5E5E5"/>
           </w:tcPr>
           <w:p>
             <w:pPr>
               <w:pStyle w:val="TableText"/>
-              <w:snapToGrid w:val="false"/>
-              <w:spacing w:before="40" w:after="40"/>
-              <w:rPr>
-                <w:color w:themeColor="text1" w:val="000000"/>
+              <w:snapToGrid w:val="0"/>
+              <w:rPr>
+                <w:color w:val="000000" w:themeColor="text1"/>
                 <w:u w:val="single"/>
               </w:rPr>
             </w:pPr>
-            <w:r>
-              <w:rPr/>
-            </w:r>
           </w:p>
         </w:tc>
         <w:tc>
@@ -494,20 +440,16 @@
               <w:left w:val="single" w:sz="6" w:space="0" w:color="000000"/>
               <w:bottom w:val="single" w:sz="6" w:space="0" w:color="000000"/>
             </w:tcBorders>
-            <w:shd w:color="auto" w:fill="E5E5E5" w:val="clear"/>
+            <w:shd w:val="clear" w:color="auto" w:fill="E5E5E5"/>
           </w:tcPr>
           <w:p>
             <w:pPr>
               <w:pStyle w:val="TableText"/>
-              <w:snapToGrid w:val="false"/>
-              <w:spacing w:before="40" w:after="40"/>
-              <w:rPr>
-                <w:color w:themeColor="text1" w:val="000000"/>
-              </w:rPr>
-            </w:pPr>
-            <w:r>
-              <w:rPr/>
-            </w:r>
+              <w:snapToGrid w:val="0"/>
+              <w:rPr>
+                <w:color w:val="000000" w:themeColor="text1"/>
+              </w:rPr>
+            </w:pPr>
           </w:p>
         </w:tc>
         <w:tc>
@@ -518,20 +460,16 @@
               <w:left w:val="single" w:sz="6" w:space="0" w:color="000000"/>
               <w:bottom w:val="single" w:sz="6" w:space="0" w:color="000000"/>
             </w:tcBorders>
-            <w:shd w:color="auto" w:fill="E5E5E5" w:val="clear"/>
+            <w:shd w:val="clear" w:color="auto" w:fill="E5E5E5"/>
           </w:tcPr>
           <w:p>
             <w:pPr>
               <w:pStyle w:val="TableText"/>
-              <w:snapToGrid w:val="false"/>
-              <w:spacing w:before="40" w:after="40"/>
-              <w:rPr>
-                <w:color w:themeColor="text1" w:val="000000"/>
-              </w:rPr>
-            </w:pPr>
-            <w:r>
-              <w:rPr/>
-            </w:r>
+              <w:snapToGrid w:val="0"/>
+              <w:rPr>
+                <w:color w:val="000000" w:themeColor="text1"/>
+              </w:rPr>
+            </w:pPr>
           </w:p>
         </w:tc>
         <w:tc>
@@ -543,25 +481,20 @@
               <w:bottom w:val="single" w:sz="6" w:space="0" w:color="000000"/>
               <w:right w:val="single" w:sz="6" w:space="0" w:color="000000"/>
             </w:tcBorders>
-            <w:shd w:color="auto" w:fill="E5E5E5" w:val="clear"/>
+            <w:shd w:val="clear" w:color="auto" w:fill="E5E5E5"/>
           </w:tcPr>
           <w:p>
             <w:pPr>
               <w:pStyle w:val="TableText"/>
-              <w:snapToGrid w:val="false"/>
-              <w:spacing w:before="40" w:after="40"/>
-              <w:rPr>
-                <w:color w:themeColor="text1" w:val="000000"/>
-              </w:rPr>
-            </w:pPr>
-            <w:r>
-              <w:rPr/>
-            </w:r>
+              <w:snapToGrid w:val="0"/>
+              <w:rPr>
+                <w:color w:val="000000" w:themeColor="text1"/>
+              </w:rPr>
+            </w:pPr>
           </w:p>
         </w:tc>
       </w:tr>
       <w:tr>
-        <w:trPr/>
         <w:tc>
           <w:tcPr>
             <w:tcW w:w="1275" w:type="dxa"/>
@@ -570,21 +503,17 @@
               <w:left w:val="single" w:sz="6" w:space="0" w:color="000000"/>
               <w:bottom w:val="single" w:sz="6" w:space="0" w:color="000000"/>
             </w:tcBorders>
-            <w:shd w:color="auto" w:fill="E5E5E5" w:val="clear"/>
+            <w:shd w:val="clear" w:color="auto" w:fill="E5E5E5"/>
           </w:tcPr>
           <w:p>
             <w:pPr>
               <w:pStyle w:val="TableText"/>
-              <w:snapToGrid w:val="false"/>
-              <w:spacing w:before="40" w:after="40"/>
-              <w:rPr>
-                <w:color w:themeColor="text1" w:val="000000"/>
+              <w:snapToGrid w:val="0"/>
+              <w:rPr>
+                <w:color w:val="000000" w:themeColor="text1"/>
                 <w:u w:val="single"/>
               </w:rPr>
             </w:pPr>
-            <w:r>
-              <w:rPr/>
-            </w:r>
           </w:p>
         </w:tc>
         <w:tc>
@@ -595,20 +524,16 @@
               <w:left w:val="single" w:sz="6" w:space="0" w:color="000000"/>
               <w:bottom w:val="single" w:sz="6" w:space="0" w:color="000000"/>
             </w:tcBorders>
-            <w:shd w:color="auto" w:fill="E5E5E5" w:val="clear"/>
+            <w:shd w:val="clear" w:color="auto" w:fill="E5E5E5"/>
           </w:tcPr>
           <w:p>
             <w:pPr>
               <w:pStyle w:val="TableText"/>
-              <w:snapToGrid w:val="false"/>
-              <w:spacing w:before="40" w:after="40"/>
-              <w:rPr>
-                <w:color w:themeColor="text1" w:val="000000"/>
-              </w:rPr>
-            </w:pPr>
-            <w:r>
-              <w:rPr/>
-            </w:r>
+              <w:snapToGrid w:val="0"/>
+              <w:rPr>
+                <w:color w:val="000000" w:themeColor="text1"/>
+              </w:rPr>
+            </w:pPr>
           </w:p>
         </w:tc>
         <w:tc>
@@ -619,20 +544,16 @@
               <w:left w:val="single" w:sz="6" w:space="0" w:color="000000"/>
               <w:bottom w:val="single" w:sz="6" w:space="0" w:color="000000"/>
             </w:tcBorders>
-            <w:shd w:color="auto" w:fill="E5E5E5" w:val="clear"/>
+            <w:shd w:val="clear" w:color="auto" w:fill="E5E5E5"/>
           </w:tcPr>
           <w:p>
             <w:pPr>
               <w:pStyle w:val="TableText"/>
-              <w:snapToGrid w:val="false"/>
-              <w:spacing w:before="40" w:after="40"/>
-              <w:rPr>
-                <w:color w:themeColor="text1" w:val="000000"/>
-              </w:rPr>
-            </w:pPr>
-            <w:r>
-              <w:rPr/>
-            </w:r>
+              <w:snapToGrid w:val="0"/>
+              <w:rPr>
+                <w:color w:val="000000" w:themeColor="text1"/>
+              </w:rPr>
+            </w:pPr>
           </w:p>
         </w:tc>
         <w:tc>
@@ -644,25 +565,20 @@
               <w:bottom w:val="single" w:sz="6" w:space="0" w:color="000000"/>
               <w:right w:val="single" w:sz="6" w:space="0" w:color="000000"/>
             </w:tcBorders>
-            <w:shd w:color="auto" w:fill="E5E5E5" w:val="clear"/>
+            <w:shd w:val="clear" w:color="auto" w:fill="E5E5E5"/>
           </w:tcPr>
           <w:p>
             <w:pPr>
               <w:pStyle w:val="TableText"/>
-              <w:snapToGrid w:val="false"/>
-              <w:spacing w:before="40" w:after="40"/>
-              <w:rPr>
-                <w:color w:themeColor="text1" w:val="000000"/>
-              </w:rPr>
-            </w:pPr>
-            <w:r>
-              <w:rPr/>
-            </w:r>
+              <w:snapToGrid w:val="0"/>
+              <w:rPr>
+                <w:color w:val="000000" w:themeColor="text1"/>
+              </w:rPr>
+            </w:pPr>
           </w:p>
         </w:tc>
       </w:tr>
       <w:tr>
-        <w:trPr/>
         <w:tc>
           <w:tcPr>
             <w:tcW w:w="1275" w:type="dxa"/>
@@ -671,21 +587,17 @@
               <w:left w:val="single" w:sz="6" w:space="0" w:color="000000"/>
               <w:bottom w:val="single" w:sz="6" w:space="0" w:color="000000"/>
             </w:tcBorders>
-            <w:shd w:color="auto" w:fill="E5E5E5" w:val="clear"/>
+            <w:shd w:val="clear" w:color="auto" w:fill="E5E5E5"/>
           </w:tcPr>
           <w:p>
             <w:pPr>
               <w:pStyle w:val="TableText"/>
-              <w:snapToGrid w:val="false"/>
-              <w:spacing w:before="40" w:after="40"/>
+              <w:snapToGrid w:val="0"/>
               <w:rPr>
                 <w:color w:val="000000"/>
                 <w:u w:val="single"/>
               </w:rPr>
             </w:pPr>
-            <w:r>
-              <w:rPr/>
-            </w:r>
           </w:p>
         </w:tc>
         <w:tc>
@@ -696,20 +608,16 @@
               <w:left w:val="single" w:sz="6" w:space="0" w:color="000000"/>
               <w:bottom w:val="single" w:sz="6" w:space="0" w:color="000000"/>
             </w:tcBorders>
-            <w:shd w:color="auto" w:fill="E5E5E5" w:val="clear"/>
+            <w:shd w:val="clear" w:color="auto" w:fill="E5E5E5"/>
           </w:tcPr>
           <w:p>
             <w:pPr>
               <w:pStyle w:val="TableText"/>
-              <w:snapToGrid w:val="false"/>
-              <w:spacing w:before="40" w:after="40"/>
-              <w:rPr>
-                <w:color w:val="000000"/>
-              </w:rPr>
-            </w:pPr>
-            <w:r>
-              <w:rPr/>
-            </w:r>
+              <w:snapToGrid w:val="0"/>
+              <w:rPr>
+                <w:color w:val="000000"/>
+              </w:rPr>
+            </w:pPr>
           </w:p>
         </w:tc>
         <w:tc>
@@ -720,20 +628,16 @@
               <w:left w:val="single" w:sz="6" w:space="0" w:color="000000"/>
               <w:bottom w:val="single" w:sz="6" w:space="0" w:color="000000"/>
             </w:tcBorders>
-            <w:shd w:color="auto" w:fill="E5E5E5" w:val="clear"/>
+            <w:shd w:val="clear" w:color="auto" w:fill="E5E5E5"/>
           </w:tcPr>
           <w:p>
             <w:pPr>
               <w:pStyle w:val="TableText"/>
-              <w:snapToGrid w:val="false"/>
-              <w:spacing w:before="40" w:after="40"/>
-              <w:rPr>
-                <w:color w:val="000000"/>
-              </w:rPr>
-            </w:pPr>
-            <w:r>
-              <w:rPr/>
-            </w:r>
+              <w:snapToGrid w:val="0"/>
+              <w:rPr>
+                <w:color w:val="000000"/>
+              </w:rPr>
+            </w:pPr>
           </w:p>
         </w:tc>
         <w:tc>
@@ -745,25 +649,20 @@
               <w:bottom w:val="single" w:sz="6" w:space="0" w:color="000000"/>
               <w:right w:val="single" w:sz="6" w:space="0" w:color="000000"/>
             </w:tcBorders>
-            <w:shd w:color="auto" w:fill="E5E5E5" w:val="clear"/>
+            <w:shd w:val="clear" w:color="auto" w:fill="E5E5E5"/>
           </w:tcPr>
           <w:p>
             <w:pPr>
               <w:pStyle w:val="TableText"/>
-              <w:snapToGrid w:val="false"/>
-              <w:spacing w:before="40" w:after="40"/>
-              <w:rPr>
-                <w:color w:val="000000"/>
-              </w:rPr>
-            </w:pPr>
-            <w:r>
-              <w:rPr/>
-            </w:r>
+              <w:snapToGrid w:val="0"/>
+              <w:rPr>
+                <w:color w:val="000000"/>
+              </w:rPr>
+            </w:pPr>
           </w:p>
         </w:tc>
       </w:tr>
       <w:tr>
-        <w:trPr/>
         <w:tc>
           <w:tcPr>
             <w:tcW w:w="1275" w:type="dxa"/>
@@ -772,21 +671,17 @@
               <w:left w:val="single" w:sz="6" w:space="0" w:color="000000"/>
               <w:bottom w:val="single" w:sz="6" w:space="0" w:color="000000"/>
             </w:tcBorders>
-            <w:shd w:color="auto" w:fill="E5E5E5" w:val="clear"/>
+            <w:shd w:val="clear" w:color="auto" w:fill="E5E5E5"/>
           </w:tcPr>
           <w:p>
             <w:pPr>
               <w:pStyle w:val="TableText"/>
-              <w:snapToGrid w:val="false"/>
-              <w:spacing w:before="40" w:after="40"/>
+              <w:snapToGrid w:val="0"/>
               <w:rPr>
                 <w:color w:val="000000"/>
                 <w:u w:val="single"/>
               </w:rPr>
             </w:pPr>
-            <w:r>
-              <w:rPr/>
-            </w:r>
           </w:p>
         </w:tc>
         <w:tc>
@@ -797,20 +692,16 @@
               <w:left w:val="single" w:sz="6" w:space="0" w:color="000000"/>
               <w:bottom w:val="single" w:sz="6" w:space="0" w:color="000000"/>
             </w:tcBorders>
-            <w:shd w:color="auto" w:fill="E5E5E5" w:val="clear"/>
+            <w:shd w:val="clear" w:color="auto" w:fill="E5E5E5"/>
           </w:tcPr>
           <w:p>
             <w:pPr>
               <w:pStyle w:val="TableText"/>
-              <w:snapToGrid w:val="false"/>
-              <w:spacing w:before="40" w:after="40"/>
-              <w:rPr>
-                <w:color w:val="000000"/>
-              </w:rPr>
-            </w:pPr>
-            <w:r>
-              <w:rPr/>
-            </w:r>
+              <w:snapToGrid w:val="0"/>
+              <w:rPr>
+                <w:color w:val="000000"/>
+              </w:rPr>
+            </w:pPr>
           </w:p>
         </w:tc>
         <w:tc>
@@ -821,20 +712,16 @@
               <w:left w:val="single" w:sz="6" w:space="0" w:color="000000"/>
               <w:bottom w:val="single" w:sz="6" w:space="0" w:color="000000"/>
             </w:tcBorders>
-            <w:shd w:color="auto" w:fill="E5E5E5" w:val="clear"/>
+            <w:shd w:val="clear" w:color="auto" w:fill="E5E5E5"/>
           </w:tcPr>
           <w:p>
             <w:pPr>
               <w:pStyle w:val="TableText"/>
-              <w:snapToGrid w:val="false"/>
-              <w:spacing w:before="40" w:after="40"/>
-              <w:rPr>
-                <w:color w:val="000000"/>
-              </w:rPr>
-            </w:pPr>
-            <w:r>
-              <w:rPr/>
-            </w:r>
+              <w:snapToGrid w:val="0"/>
+              <w:rPr>
+                <w:color w:val="000000"/>
+              </w:rPr>
+            </w:pPr>
           </w:p>
         </w:tc>
         <w:tc>
@@ -846,25 +733,20 @@
               <w:bottom w:val="single" w:sz="6" w:space="0" w:color="000000"/>
               <w:right w:val="single" w:sz="6" w:space="0" w:color="000000"/>
             </w:tcBorders>
-            <w:shd w:color="auto" w:fill="E5E5E5" w:val="clear"/>
+            <w:shd w:val="clear" w:color="auto" w:fill="E5E5E5"/>
           </w:tcPr>
           <w:p>
             <w:pPr>
               <w:pStyle w:val="TableText"/>
-              <w:snapToGrid w:val="false"/>
-              <w:spacing w:before="40" w:after="40"/>
-              <w:rPr>
-                <w:color w:val="000000"/>
-              </w:rPr>
-            </w:pPr>
-            <w:r>
-              <w:rPr/>
-            </w:r>
+              <w:snapToGrid w:val="0"/>
+              <w:rPr>
+                <w:color w:val="000000"/>
+              </w:rPr>
+            </w:pPr>
           </w:p>
         </w:tc>
       </w:tr>
       <w:tr>
-        <w:trPr/>
         <w:tc>
           <w:tcPr>
             <w:tcW w:w="1275" w:type="dxa"/>
@@ -873,21 +755,17 @@
               <w:left w:val="single" w:sz="6" w:space="0" w:color="000000"/>
               <w:bottom w:val="single" w:sz="6" w:space="0" w:color="000000"/>
             </w:tcBorders>
-            <w:shd w:color="auto" w:fill="E5E5E5" w:val="clear"/>
+            <w:shd w:val="clear" w:color="auto" w:fill="E5E5E5"/>
           </w:tcPr>
           <w:p>
             <w:pPr>
               <w:pStyle w:val="TableText"/>
-              <w:snapToGrid w:val="false"/>
-              <w:spacing w:before="40" w:after="40"/>
+              <w:snapToGrid w:val="0"/>
               <w:rPr>
                 <w:color w:val="000000"/>
                 <w:u w:val="single"/>
               </w:rPr>
             </w:pPr>
-            <w:r>
-              <w:rPr/>
-            </w:r>
           </w:p>
         </w:tc>
         <w:tc>
@@ -898,20 +776,16 @@
               <w:left w:val="single" w:sz="6" w:space="0" w:color="000000"/>
               <w:bottom w:val="single" w:sz="6" w:space="0" w:color="000000"/>
             </w:tcBorders>
-            <w:shd w:color="auto" w:fill="E5E5E5" w:val="clear"/>
+            <w:shd w:val="clear" w:color="auto" w:fill="E5E5E5"/>
           </w:tcPr>
           <w:p>
             <w:pPr>
               <w:pStyle w:val="TableText"/>
-              <w:snapToGrid w:val="false"/>
-              <w:spacing w:before="40" w:after="40"/>
-              <w:rPr>
-                <w:color w:val="000000"/>
-              </w:rPr>
-            </w:pPr>
-            <w:r>
-              <w:rPr/>
-            </w:r>
+              <w:snapToGrid w:val="0"/>
+              <w:rPr>
+                <w:color w:val="000000"/>
+              </w:rPr>
+            </w:pPr>
           </w:p>
         </w:tc>
         <w:tc>
@@ -922,20 +796,16 @@
               <w:left w:val="single" w:sz="6" w:space="0" w:color="000000"/>
               <w:bottom w:val="single" w:sz="6" w:space="0" w:color="000000"/>
             </w:tcBorders>
-            <w:shd w:color="auto" w:fill="E5E5E5" w:val="clear"/>
+            <w:shd w:val="clear" w:color="auto" w:fill="E5E5E5"/>
           </w:tcPr>
           <w:p>
             <w:pPr>
               <w:pStyle w:val="TableText"/>
-              <w:snapToGrid w:val="false"/>
-              <w:spacing w:before="40" w:after="40"/>
-              <w:rPr>
-                <w:color w:val="000000"/>
-              </w:rPr>
-            </w:pPr>
-            <w:r>
-              <w:rPr/>
-            </w:r>
+              <w:snapToGrid w:val="0"/>
+              <w:rPr>
+                <w:color w:val="000000"/>
+              </w:rPr>
+            </w:pPr>
           </w:p>
         </w:tc>
         <w:tc>
@@ -947,25 +817,20 @@
               <w:bottom w:val="single" w:sz="6" w:space="0" w:color="000000"/>
               <w:right w:val="single" w:sz="6" w:space="0" w:color="000000"/>
             </w:tcBorders>
-            <w:shd w:color="auto" w:fill="E5E5E5" w:val="clear"/>
+            <w:shd w:val="clear" w:color="auto" w:fill="E5E5E5"/>
           </w:tcPr>
           <w:p>
             <w:pPr>
               <w:pStyle w:val="TableText"/>
-              <w:snapToGrid w:val="false"/>
-              <w:spacing w:before="40" w:after="40"/>
-              <w:rPr>
-                <w:color w:val="000000"/>
-              </w:rPr>
-            </w:pPr>
-            <w:r>
-              <w:rPr/>
-            </w:r>
+              <w:snapToGrid w:val="0"/>
+              <w:rPr>
+                <w:color w:val="000000"/>
+              </w:rPr>
+            </w:pPr>
           </w:p>
         </w:tc>
       </w:tr>
       <w:tr>
-        <w:trPr/>
         <w:tc>
           <w:tcPr>
             <w:tcW w:w="1275" w:type="dxa"/>
@@ -974,21 +839,17 @@
               <w:left w:val="single" w:sz="6" w:space="0" w:color="000000"/>
               <w:bottom w:val="single" w:sz="6" w:space="0" w:color="000000"/>
             </w:tcBorders>
-            <w:shd w:color="auto" w:fill="E5E5E5" w:val="clear"/>
+            <w:shd w:val="clear" w:color="auto" w:fill="E5E5E5"/>
           </w:tcPr>
           <w:p>
             <w:pPr>
               <w:pStyle w:val="TableText"/>
-              <w:snapToGrid w:val="false"/>
-              <w:spacing w:before="40" w:after="40"/>
+              <w:snapToGrid w:val="0"/>
               <w:rPr>
                 <w:color w:val="000000"/>
                 <w:u w:val="single"/>
               </w:rPr>
             </w:pPr>
-            <w:r>
-              <w:rPr/>
-            </w:r>
           </w:p>
         </w:tc>
         <w:tc>
@@ -999,20 +860,16 @@
               <w:left w:val="single" w:sz="6" w:space="0" w:color="000000"/>
               <w:bottom w:val="single" w:sz="6" w:space="0" w:color="000000"/>
             </w:tcBorders>
-            <w:shd w:color="auto" w:fill="E5E5E5" w:val="clear"/>
+            <w:shd w:val="clear" w:color="auto" w:fill="E5E5E5"/>
           </w:tcPr>
           <w:p>
             <w:pPr>
               <w:pStyle w:val="TableText"/>
-              <w:snapToGrid w:val="false"/>
-              <w:spacing w:before="40" w:after="40"/>
-              <w:rPr>
-                <w:color w:val="000000"/>
-              </w:rPr>
-            </w:pPr>
-            <w:r>
-              <w:rPr/>
-            </w:r>
+              <w:snapToGrid w:val="0"/>
+              <w:rPr>
+                <w:color w:val="000000"/>
+              </w:rPr>
+            </w:pPr>
           </w:p>
         </w:tc>
         <w:tc>
@@ -1023,20 +880,16 @@
               <w:left w:val="single" w:sz="6" w:space="0" w:color="000000"/>
               <w:bottom w:val="single" w:sz="6" w:space="0" w:color="000000"/>
             </w:tcBorders>
-            <w:shd w:color="auto" w:fill="E5E5E5" w:val="clear"/>
+            <w:shd w:val="clear" w:color="auto" w:fill="E5E5E5"/>
           </w:tcPr>
           <w:p>
             <w:pPr>
               <w:pStyle w:val="TableText"/>
-              <w:snapToGrid w:val="false"/>
-              <w:spacing w:before="40" w:after="40"/>
-              <w:rPr>
-                <w:color w:val="000000"/>
-              </w:rPr>
-            </w:pPr>
-            <w:r>
-              <w:rPr/>
-            </w:r>
+              <w:snapToGrid w:val="0"/>
+              <w:rPr>
+                <w:color w:val="000000"/>
+              </w:rPr>
+            </w:pPr>
           </w:p>
         </w:tc>
         <w:tc>
@@ -1048,25 +901,20 @@
               <w:bottom w:val="single" w:sz="6" w:space="0" w:color="000000"/>
               <w:right w:val="single" w:sz="6" w:space="0" w:color="000000"/>
             </w:tcBorders>
-            <w:shd w:color="auto" w:fill="E5E5E5" w:val="clear"/>
+            <w:shd w:val="clear" w:color="auto" w:fill="E5E5E5"/>
           </w:tcPr>
           <w:p>
             <w:pPr>
               <w:pStyle w:val="TableText"/>
-              <w:snapToGrid w:val="false"/>
-              <w:spacing w:before="40" w:after="40"/>
-              <w:rPr>
-                <w:color w:val="000000"/>
-              </w:rPr>
-            </w:pPr>
-            <w:r>
-              <w:rPr/>
-            </w:r>
+              <w:snapToGrid w:val="0"/>
+              <w:rPr>
+                <w:color w:val="000000"/>
+              </w:rPr>
+            </w:pPr>
           </w:p>
         </w:tc>
       </w:tr>
       <w:tr>
-        <w:trPr/>
         <w:tc>
           <w:tcPr>
             <w:tcW w:w="1275" w:type="dxa"/>
@@ -1075,21 +923,17 @@
               <w:left w:val="single" w:sz="6" w:space="0" w:color="000000"/>
               <w:bottom w:val="single" w:sz="6" w:space="0" w:color="000000"/>
             </w:tcBorders>
-            <w:shd w:color="auto" w:fill="E5E5E5" w:val="clear"/>
+            <w:shd w:val="clear" w:color="auto" w:fill="E5E5E5"/>
           </w:tcPr>
           <w:p>
             <w:pPr>
               <w:pStyle w:val="TableText"/>
-              <w:snapToGrid w:val="false"/>
-              <w:spacing w:before="40" w:after="40"/>
+              <w:snapToGrid w:val="0"/>
               <w:rPr>
                 <w:color w:val="000000"/>
                 <w:u w:val="single"/>
               </w:rPr>
             </w:pPr>
-            <w:r>
-              <w:rPr/>
-            </w:r>
           </w:p>
         </w:tc>
         <w:tc>
@@ -1100,20 +944,16 @@
               <w:left w:val="single" w:sz="6" w:space="0" w:color="000000"/>
               <w:bottom w:val="single" w:sz="6" w:space="0" w:color="000000"/>
             </w:tcBorders>
-            <w:shd w:color="auto" w:fill="E5E5E5" w:val="clear"/>
+            <w:shd w:val="clear" w:color="auto" w:fill="E5E5E5"/>
           </w:tcPr>
           <w:p>
             <w:pPr>
               <w:pStyle w:val="TableText"/>
-              <w:snapToGrid w:val="false"/>
-              <w:spacing w:before="40" w:after="40"/>
-              <w:rPr>
-                <w:color w:val="000000"/>
-              </w:rPr>
-            </w:pPr>
-            <w:r>
-              <w:rPr/>
-            </w:r>
+              <w:snapToGrid w:val="0"/>
+              <w:rPr>
+                <w:color w:val="000000"/>
+              </w:rPr>
+            </w:pPr>
           </w:p>
         </w:tc>
         <w:tc>
@@ -1124,20 +964,16 @@
               <w:left w:val="single" w:sz="6" w:space="0" w:color="000000"/>
               <w:bottom w:val="single" w:sz="6" w:space="0" w:color="000000"/>
             </w:tcBorders>
-            <w:shd w:color="auto" w:fill="E5E5E5" w:val="clear"/>
+            <w:shd w:val="clear" w:color="auto" w:fill="E5E5E5"/>
           </w:tcPr>
           <w:p>
             <w:pPr>
               <w:pStyle w:val="TableText"/>
-              <w:snapToGrid w:val="false"/>
-              <w:spacing w:before="40" w:after="40"/>
-              <w:rPr>
-                <w:color w:val="000000"/>
-              </w:rPr>
-            </w:pPr>
-            <w:r>
-              <w:rPr/>
-            </w:r>
+              <w:snapToGrid w:val="0"/>
+              <w:rPr>
+                <w:color w:val="000000"/>
+              </w:rPr>
+            </w:pPr>
           </w:p>
         </w:tc>
         <w:tc>
@@ -1149,25 +985,20 @@
               <w:bottom w:val="single" w:sz="6" w:space="0" w:color="000000"/>
               <w:right w:val="single" w:sz="6" w:space="0" w:color="000000"/>
             </w:tcBorders>
-            <w:shd w:color="auto" w:fill="E5E5E5" w:val="clear"/>
+            <w:shd w:val="clear" w:color="auto" w:fill="E5E5E5"/>
           </w:tcPr>
           <w:p>
             <w:pPr>
               <w:pStyle w:val="TableText"/>
-              <w:snapToGrid w:val="false"/>
-              <w:spacing w:before="40" w:after="40"/>
-              <w:rPr>
-                <w:color w:val="000000"/>
-              </w:rPr>
-            </w:pPr>
-            <w:r>
-              <w:rPr/>
-            </w:r>
+              <w:snapToGrid w:val="0"/>
+              <w:rPr>
+                <w:color w:val="000000"/>
+              </w:rPr>
+            </w:pPr>
           </w:p>
         </w:tc>
       </w:tr>
       <w:tr>
-        <w:trPr/>
         <w:tc>
           <w:tcPr>
             <w:tcW w:w="1275" w:type="dxa"/>
@@ -1176,21 +1007,17 @@
               <w:left w:val="single" w:sz="6" w:space="0" w:color="000000"/>
               <w:bottom w:val="single" w:sz="6" w:space="0" w:color="000000"/>
             </w:tcBorders>
-            <w:shd w:color="auto" w:fill="E5E5E5" w:val="clear"/>
+            <w:shd w:val="clear" w:color="auto" w:fill="E5E5E5"/>
           </w:tcPr>
           <w:p>
             <w:pPr>
               <w:pStyle w:val="TableText"/>
-              <w:snapToGrid w:val="false"/>
-              <w:spacing w:before="40" w:after="40"/>
+              <w:snapToGrid w:val="0"/>
               <w:rPr>
                 <w:color w:val="000000"/>
                 <w:u w:val="single"/>
               </w:rPr>
             </w:pPr>
-            <w:r>
-              <w:rPr/>
-            </w:r>
           </w:p>
         </w:tc>
         <w:tc>
@@ -1201,20 +1028,16 @@
               <w:left w:val="single" w:sz="6" w:space="0" w:color="000000"/>
               <w:bottom w:val="single" w:sz="6" w:space="0" w:color="000000"/>
             </w:tcBorders>
-            <w:shd w:color="auto" w:fill="E5E5E5" w:val="clear"/>
+            <w:shd w:val="clear" w:color="auto" w:fill="E5E5E5"/>
           </w:tcPr>
           <w:p>
             <w:pPr>
               <w:pStyle w:val="TableText"/>
-              <w:snapToGrid w:val="false"/>
-              <w:spacing w:before="40" w:after="40"/>
-              <w:rPr>
-                <w:color w:val="000000"/>
-              </w:rPr>
-            </w:pPr>
-            <w:r>
-              <w:rPr/>
-            </w:r>
+              <w:snapToGrid w:val="0"/>
+              <w:rPr>
+                <w:color w:val="000000"/>
+              </w:rPr>
+            </w:pPr>
           </w:p>
         </w:tc>
         <w:tc>
@@ -1225,20 +1048,16 @@
               <w:left w:val="single" w:sz="6" w:space="0" w:color="000000"/>
               <w:bottom w:val="single" w:sz="6" w:space="0" w:color="000000"/>
             </w:tcBorders>
-            <w:shd w:color="auto" w:fill="E5E5E5" w:val="clear"/>
+            <w:shd w:val="clear" w:color="auto" w:fill="E5E5E5"/>
           </w:tcPr>
           <w:p>
             <w:pPr>
               <w:pStyle w:val="TableText"/>
-              <w:snapToGrid w:val="false"/>
-              <w:spacing w:before="40" w:after="40"/>
-              <w:rPr>
-                <w:color w:val="000000"/>
-              </w:rPr>
-            </w:pPr>
-            <w:r>
-              <w:rPr/>
-            </w:r>
+              <w:snapToGrid w:val="0"/>
+              <w:rPr>
+                <w:color w:val="000000"/>
+              </w:rPr>
+            </w:pPr>
           </w:p>
         </w:tc>
         <w:tc>
@@ -1250,25 +1069,20 @@
               <w:bottom w:val="single" w:sz="6" w:space="0" w:color="000000"/>
               <w:right w:val="single" w:sz="6" w:space="0" w:color="000000"/>
             </w:tcBorders>
-            <w:shd w:color="auto" w:fill="E5E5E5" w:val="clear"/>
+            <w:shd w:val="clear" w:color="auto" w:fill="E5E5E5"/>
           </w:tcPr>
           <w:p>
             <w:pPr>
               <w:pStyle w:val="TableText"/>
-              <w:snapToGrid w:val="false"/>
-              <w:spacing w:before="40" w:after="40"/>
-              <w:rPr>
-                <w:color w:val="000000"/>
-              </w:rPr>
-            </w:pPr>
-            <w:r>
-              <w:rPr/>
-            </w:r>
+              <w:snapToGrid w:val="0"/>
+              <w:rPr>
+                <w:color w:val="000000"/>
+              </w:rPr>
+            </w:pPr>
           </w:p>
         </w:tc>
       </w:tr>
       <w:tr>
-        <w:trPr/>
         <w:tc>
           <w:tcPr>
             <w:tcW w:w="1275" w:type="dxa"/>
@@ -1277,21 +1091,17 @@
               <w:left w:val="single" w:sz="6" w:space="0" w:color="000000"/>
               <w:bottom w:val="single" w:sz="6" w:space="0" w:color="000000"/>
             </w:tcBorders>
-            <w:shd w:color="auto" w:fill="E5E5E5" w:val="clear"/>
+            <w:shd w:val="clear" w:color="auto" w:fill="E5E5E5"/>
           </w:tcPr>
           <w:p>
             <w:pPr>
               <w:pStyle w:val="TableText"/>
-              <w:snapToGrid w:val="false"/>
-              <w:spacing w:before="40" w:after="40"/>
+              <w:snapToGrid w:val="0"/>
               <w:rPr>
                 <w:color w:val="000000"/>
                 <w:u w:val="single"/>
               </w:rPr>
             </w:pPr>
-            <w:r>
-              <w:rPr/>
-            </w:r>
           </w:p>
         </w:tc>
         <w:tc>
@@ -1302,20 +1112,16 @@
               <w:left w:val="single" w:sz="6" w:space="0" w:color="000000"/>
               <w:bottom w:val="single" w:sz="6" w:space="0" w:color="000000"/>
             </w:tcBorders>
-            <w:shd w:color="auto" w:fill="E5E5E5" w:val="clear"/>
+            <w:shd w:val="clear" w:color="auto" w:fill="E5E5E5"/>
           </w:tcPr>
           <w:p>
             <w:pPr>
               <w:pStyle w:val="TableText"/>
-              <w:snapToGrid w:val="false"/>
-              <w:spacing w:before="40" w:after="40"/>
-              <w:rPr>
-                <w:color w:val="000000"/>
-              </w:rPr>
-            </w:pPr>
-            <w:r>
-              <w:rPr/>
-            </w:r>
+              <w:snapToGrid w:val="0"/>
+              <w:rPr>
+                <w:color w:val="000000"/>
+              </w:rPr>
+            </w:pPr>
           </w:p>
         </w:tc>
         <w:tc>
@@ -1326,20 +1132,16 @@
               <w:left w:val="single" w:sz="6" w:space="0" w:color="000000"/>
               <w:bottom w:val="single" w:sz="6" w:space="0" w:color="000000"/>
             </w:tcBorders>
-            <w:shd w:color="auto" w:fill="E5E5E5" w:val="clear"/>
+            <w:shd w:val="clear" w:color="auto" w:fill="E5E5E5"/>
           </w:tcPr>
           <w:p>
             <w:pPr>
               <w:pStyle w:val="TableText"/>
-              <w:snapToGrid w:val="false"/>
-              <w:spacing w:before="40" w:after="40"/>
-              <w:rPr>
-                <w:color w:val="000000"/>
-              </w:rPr>
-            </w:pPr>
-            <w:r>
-              <w:rPr/>
-            </w:r>
+              <w:snapToGrid w:val="0"/>
+              <w:rPr>
+                <w:color w:val="000000"/>
+              </w:rPr>
+            </w:pPr>
           </w:p>
         </w:tc>
         <w:tc>
@@ -1351,25 +1153,20 @@
               <w:bottom w:val="single" w:sz="6" w:space="0" w:color="000000"/>
               <w:right w:val="single" w:sz="6" w:space="0" w:color="000000"/>
             </w:tcBorders>
-            <w:shd w:color="auto" w:fill="E5E5E5" w:val="clear"/>
+            <w:shd w:val="clear" w:color="auto" w:fill="E5E5E5"/>
           </w:tcPr>
           <w:p>
             <w:pPr>
               <w:pStyle w:val="TableText"/>
-              <w:snapToGrid w:val="false"/>
-              <w:spacing w:before="40" w:after="40"/>
-              <w:rPr>
-                <w:color w:val="000000"/>
-              </w:rPr>
-            </w:pPr>
-            <w:r>
-              <w:rPr/>
-            </w:r>
+              <w:snapToGrid w:val="0"/>
+              <w:rPr>
+                <w:color w:val="000000"/>
+              </w:rPr>
+            </w:pPr>
           </w:p>
         </w:tc>
       </w:tr>
       <w:tr>
-        <w:trPr/>
         <w:tc>
           <w:tcPr>
             <w:tcW w:w="1275" w:type="dxa"/>
@@ -1378,21 +1175,17 @@
               <w:left w:val="single" w:sz="6" w:space="0" w:color="000000"/>
               <w:bottom w:val="single" w:sz="6" w:space="0" w:color="000000"/>
             </w:tcBorders>
-            <w:shd w:color="auto" w:fill="E5E5E5" w:val="clear"/>
+            <w:shd w:val="clear" w:color="auto" w:fill="E5E5E5"/>
           </w:tcPr>
           <w:p>
             <w:pPr>
               <w:pStyle w:val="TableText"/>
-              <w:snapToGrid w:val="false"/>
-              <w:spacing w:before="40" w:after="40"/>
+              <w:snapToGrid w:val="0"/>
               <w:rPr>
                 <w:color w:val="000000"/>
                 <w:u w:val="single"/>
               </w:rPr>
             </w:pPr>
-            <w:r>
-              <w:rPr/>
-            </w:r>
           </w:p>
         </w:tc>
         <w:tc>
@@ -1403,20 +1196,16 @@
               <w:left w:val="single" w:sz="6" w:space="0" w:color="000000"/>
               <w:bottom w:val="single" w:sz="6" w:space="0" w:color="000000"/>
             </w:tcBorders>
-            <w:shd w:color="auto" w:fill="E5E5E5" w:val="clear"/>
+            <w:shd w:val="clear" w:color="auto" w:fill="E5E5E5"/>
           </w:tcPr>
           <w:p>
             <w:pPr>
               <w:pStyle w:val="TableText"/>
-              <w:snapToGrid w:val="false"/>
-              <w:spacing w:before="40" w:after="40"/>
-              <w:rPr>
-                <w:color w:val="000000"/>
-              </w:rPr>
-            </w:pPr>
-            <w:r>
-              <w:rPr/>
-            </w:r>
+              <w:snapToGrid w:val="0"/>
+              <w:rPr>
+                <w:color w:val="000000"/>
+              </w:rPr>
+            </w:pPr>
           </w:p>
         </w:tc>
         <w:tc>
@@ -1427,20 +1216,16 @@
               <w:left w:val="single" w:sz="6" w:space="0" w:color="000000"/>
               <w:bottom w:val="single" w:sz="6" w:space="0" w:color="000000"/>
             </w:tcBorders>
-            <w:shd w:color="auto" w:fill="E5E5E5" w:val="clear"/>
+            <w:shd w:val="clear" w:color="auto" w:fill="E5E5E5"/>
           </w:tcPr>
           <w:p>
             <w:pPr>
               <w:pStyle w:val="TableText"/>
-              <w:snapToGrid w:val="false"/>
-              <w:spacing w:before="40" w:after="40"/>
-              <w:rPr>
-                <w:color w:val="000000"/>
-              </w:rPr>
-            </w:pPr>
-            <w:r>
-              <w:rPr/>
-            </w:r>
+              <w:snapToGrid w:val="0"/>
+              <w:rPr>
+                <w:color w:val="000000"/>
+              </w:rPr>
+            </w:pPr>
           </w:p>
         </w:tc>
         <w:tc>
@@ -1452,25 +1237,20 @@
               <w:bottom w:val="single" w:sz="6" w:space="0" w:color="000000"/>
               <w:right w:val="single" w:sz="6" w:space="0" w:color="000000"/>
             </w:tcBorders>
-            <w:shd w:color="auto" w:fill="E5E5E5" w:val="clear"/>
+            <w:shd w:val="clear" w:color="auto" w:fill="E5E5E5"/>
           </w:tcPr>
           <w:p>
             <w:pPr>
               <w:pStyle w:val="TableText"/>
-              <w:snapToGrid w:val="false"/>
-              <w:spacing w:before="40" w:after="40"/>
-              <w:rPr>
-                <w:color w:val="000000"/>
-              </w:rPr>
-            </w:pPr>
-            <w:r>
-              <w:rPr/>
-            </w:r>
+              <w:snapToGrid w:val="0"/>
+              <w:rPr>
+                <w:color w:val="000000"/>
+              </w:rPr>
+            </w:pPr>
           </w:p>
         </w:tc>
       </w:tr>
       <w:tr>
-        <w:trPr/>
         <w:tc>
           <w:tcPr>
             <w:tcW w:w="1275" w:type="dxa"/>
@@ -1479,21 +1259,17 @@
               <w:left w:val="single" w:sz="6" w:space="0" w:color="000000"/>
               <w:bottom w:val="single" w:sz="6" w:space="0" w:color="000000"/>
             </w:tcBorders>
-            <w:shd w:color="auto" w:fill="E5E5E5" w:val="clear"/>
+            <w:shd w:val="clear" w:color="auto" w:fill="E5E5E5"/>
           </w:tcPr>
           <w:p>
             <w:pPr>
               <w:pStyle w:val="TableText"/>
-              <w:snapToGrid w:val="false"/>
-              <w:spacing w:before="40" w:after="40"/>
+              <w:snapToGrid w:val="0"/>
               <w:rPr>
                 <w:color w:val="000000"/>
                 <w:u w:val="single"/>
               </w:rPr>
             </w:pPr>
-            <w:r>
-              <w:rPr/>
-            </w:r>
           </w:p>
         </w:tc>
         <w:tc>
@@ -1504,20 +1280,16 @@
               <w:left w:val="single" w:sz="6" w:space="0" w:color="000000"/>
               <w:bottom w:val="single" w:sz="6" w:space="0" w:color="000000"/>
             </w:tcBorders>
-            <w:shd w:color="auto" w:fill="E5E5E5" w:val="clear"/>
+            <w:shd w:val="clear" w:color="auto" w:fill="E5E5E5"/>
           </w:tcPr>
           <w:p>
             <w:pPr>
               <w:pStyle w:val="TableText"/>
-              <w:snapToGrid w:val="false"/>
-              <w:spacing w:before="40" w:after="40"/>
-              <w:rPr>
-                <w:color w:val="000000"/>
-              </w:rPr>
-            </w:pPr>
-            <w:r>
-              <w:rPr/>
-            </w:r>
+              <w:snapToGrid w:val="0"/>
+              <w:rPr>
+                <w:color w:val="000000"/>
+              </w:rPr>
+            </w:pPr>
           </w:p>
         </w:tc>
         <w:tc>
@@ -1528,20 +1300,16 @@
               <w:left w:val="single" w:sz="6" w:space="0" w:color="000000"/>
               <w:bottom w:val="single" w:sz="6" w:space="0" w:color="000000"/>
             </w:tcBorders>
-            <w:shd w:color="auto" w:fill="E5E5E5" w:val="clear"/>
+            <w:shd w:val="clear" w:color="auto" w:fill="E5E5E5"/>
           </w:tcPr>
           <w:p>
             <w:pPr>
               <w:pStyle w:val="TableText"/>
-              <w:snapToGrid w:val="false"/>
-              <w:spacing w:before="40" w:after="40"/>
-              <w:rPr>
-                <w:color w:val="000000"/>
-              </w:rPr>
-            </w:pPr>
-            <w:r>
-              <w:rPr/>
-            </w:r>
+              <w:snapToGrid w:val="0"/>
+              <w:rPr>
+                <w:color w:val="000000"/>
+              </w:rPr>
+            </w:pPr>
           </w:p>
         </w:tc>
         <w:tc>
@@ -1553,25 +1321,20 @@
               <w:bottom w:val="single" w:sz="6" w:space="0" w:color="000000"/>
               <w:right w:val="single" w:sz="6" w:space="0" w:color="000000"/>
             </w:tcBorders>
-            <w:shd w:color="auto" w:fill="E5E5E5" w:val="clear"/>
+            <w:shd w:val="clear" w:color="auto" w:fill="E5E5E5"/>
           </w:tcPr>
           <w:p>
             <w:pPr>
               <w:pStyle w:val="TableText"/>
-              <w:snapToGrid w:val="false"/>
-              <w:spacing w:before="40" w:after="40"/>
-              <w:rPr>
-                <w:color w:val="000000"/>
-              </w:rPr>
-            </w:pPr>
-            <w:r>
-              <w:rPr/>
-            </w:r>
+              <w:snapToGrid w:val="0"/>
+              <w:rPr>
+                <w:color w:val="000000"/>
+              </w:rPr>
+            </w:pPr>
           </w:p>
         </w:tc>
       </w:tr>
       <w:tr>
-        <w:trPr/>
         <w:tc>
           <w:tcPr>
             <w:tcW w:w="1275" w:type="dxa"/>
@@ -1580,21 +1343,17 @@
               <w:left w:val="single" w:sz="6" w:space="0" w:color="000000"/>
               <w:bottom w:val="single" w:sz="6" w:space="0" w:color="000000"/>
             </w:tcBorders>
-            <w:shd w:color="auto" w:fill="E5E5E5" w:val="clear"/>
+            <w:shd w:val="clear" w:color="auto" w:fill="E5E5E5"/>
           </w:tcPr>
           <w:p>
             <w:pPr>
               <w:pStyle w:val="TableText"/>
-              <w:snapToGrid w:val="false"/>
-              <w:spacing w:before="40" w:after="40"/>
+              <w:snapToGrid w:val="0"/>
               <w:rPr>
                 <w:color w:val="000000"/>
                 <w:u w:val="single"/>
               </w:rPr>
             </w:pPr>
-            <w:r>
-              <w:rPr/>
-            </w:r>
           </w:p>
         </w:tc>
         <w:tc>
@@ -1605,20 +1364,16 @@
               <w:left w:val="single" w:sz="6" w:space="0" w:color="000000"/>
               <w:bottom w:val="single" w:sz="6" w:space="0" w:color="000000"/>
             </w:tcBorders>
-            <w:shd w:color="auto" w:fill="E5E5E5" w:val="clear"/>
+            <w:shd w:val="clear" w:color="auto" w:fill="E5E5E5"/>
           </w:tcPr>
           <w:p>
             <w:pPr>
               <w:pStyle w:val="TableText"/>
-              <w:snapToGrid w:val="false"/>
-              <w:spacing w:before="40" w:after="40"/>
-              <w:rPr>
-                <w:color w:val="000000"/>
-              </w:rPr>
-            </w:pPr>
-            <w:r>
-              <w:rPr/>
-            </w:r>
+              <w:snapToGrid w:val="0"/>
+              <w:rPr>
+                <w:color w:val="000000"/>
+              </w:rPr>
+            </w:pPr>
           </w:p>
         </w:tc>
         <w:tc>
@@ -1629,20 +1384,16 @@
               <w:left w:val="single" w:sz="6" w:space="0" w:color="000000"/>
               <w:bottom w:val="single" w:sz="6" w:space="0" w:color="000000"/>
             </w:tcBorders>
-            <w:shd w:color="auto" w:fill="E5E5E5" w:val="clear"/>
+            <w:shd w:val="clear" w:color="auto" w:fill="E5E5E5"/>
           </w:tcPr>
           <w:p>
             <w:pPr>
               <w:pStyle w:val="TableText"/>
-              <w:snapToGrid w:val="false"/>
-              <w:spacing w:before="40" w:after="40"/>
-              <w:rPr>
-                <w:color w:val="000000"/>
-              </w:rPr>
-            </w:pPr>
-            <w:r>
-              <w:rPr/>
-            </w:r>
+              <w:snapToGrid w:val="0"/>
+              <w:rPr>
+                <w:color w:val="000000"/>
+              </w:rPr>
+            </w:pPr>
           </w:p>
         </w:tc>
         <w:tc>
@@ -1654,25 +1405,20 @@
               <w:bottom w:val="single" w:sz="6" w:space="0" w:color="000000"/>
               <w:right w:val="single" w:sz="6" w:space="0" w:color="000000"/>
             </w:tcBorders>
-            <w:shd w:color="auto" w:fill="E5E5E5" w:val="clear"/>
+            <w:shd w:val="clear" w:color="auto" w:fill="E5E5E5"/>
           </w:tcPr>
           <w:p>
             <w:pPr>
               <w:pStyle w:val="TableText"/>
-              <w:snapToGrid w:val="false"/>
-              <w:spacing w:before="40" w:after="40"/>
-              <w:rPr>
-                <w:color w:val="000000"/>
-              </w:rPr>
-            </w:pPr>
-            <w:r>
-              <w:rPr/>
-            </w:r>
+              <w:snapToGrid w:val="0"/>
+              <w:rPr>
+                <w:color w:val="000000"/>
+              </w:rPr>
+            </w:pPr>
           </w:p>
         </w:tc>
       </w:tr>
       <w:tr>
-        <w:trPr/>
         <w:tc>
           <w:tcPr>
             <w:tcW w:w="1275" w:type="dxa"/>
@@ -1681,24 +1427,17 @@
               <w:left w:val="single" w:sz="6" w:space="0" w:color="000000"/>
               <w:bottom w:val="single" w:sz="6" w:space="0" w:color="000000"/>
             </w:tcBorders>
-            <w:shd w:color="auto" w:fill="E5E5E5" w:val="clear"/>
+            <w:shd w:val="clear" w:color="auto" w:fill="E5E5E5"/>
           </w:tcPr>
           <w:p>
             <w:pPr>
               <w:pStyle w:val="TableText"/>
-              <w:snapToGrid w:val="false"/>
-              <w:spacing w:before="40" w:after="40"/>
+              <w:snapToGrid w:val="0"/>
               <w:rPr>
                 <w:color w:val="000000"/>
                 <w:u w:val="single"/>
               </w:rPr>
             </w:pPr>
-            <w:r>
-              <w:rPr>
-                <w:color w:val="000000"/>
-                <w:u w:val="single"/>
-              </w:rPr>
-            </w:r>
           </w:p>
         </w:tc>
         <w:tc>
@@ -1709,22 +1448,16 @@
               <w:left w:val="single" w:sz="6" w:space="0" w:color="000000"/>
               <w:bottom w:val="single" w:sz="6" w:space="0" w:color="000000"/>
             </w:tcBorders>
-            <w:shd w:color="auto" w:fill="E5E5E5" w:val="clear"/>
+            <w:shd w:val="clear" w:color="auto" w:fill="E5E5E5"/>
           </w:tcPr>
           <w:p>
             <w:pPr>
               <w:pStyle w:val="TableText"/>
-              <w:snapToGrid w:val="false"/>
-              <w:spacing w:before="40" w:after="40"/>
-              <w:rPr>
-                <w:color w:val="000000"/>
-              </w:rPr>
-            </w:pPr>
-            <w:r>
-              <w:rPr>
-                <w:color w:val="000000"/>
-              </w:rPr>
-            </w:r>
+              <w:snapToGrid w:val="0"/>
+              <w:rPr>
+                <w:color w:val="000000"/>
+              </w:rPr>
+            </w:pPr>
           </w:p>
         </w:tc>
         <w:tc>
@@ -1735,22 +1468,16 @@
               <w:left w:val="single" w:sz="6" w:space="0" w:color="000000"/>
               <w:bottom w:val="single" w:sz="6" w:space="0" w:color="000000"/>
             </w:tcBorders>
-            <w:shd w:color="auto" w:fill="E5E5E5" w:val="clear"/>
+            <w:shd w:val="clear" w:color="auto" w:fill="E5E5E5"/>
           </w:tcPr>
           <w:p>
             <w:pPr>
               <w:pStyle w:val="TableText"/>
-              <w:snapToGrid w:val="false"/>
-              <w:spacing w:before="40" w:after="40"/>
-              <w:rPr>
-                <w:color w:val="000000"/>
-              </w:rPr>
-            </w:pPr>
-            <w:r>
-              <w:rPr>
-                <w:color w:val="000000"/>
-              </w:rPr>
-            </w:r>
+              <w:snapToGrid w:val="0"/>
+              <w:rPr>
+                <w:color w:val="000000"/>
+              </w:rPr>
+            </w:pPr>
           </w:p>
         </w:tc>
         <w:tc>
@@ -1762,27 +1489,20 @@
               <w:bottom w:val="single" w:sz="6" w:space="0" w:color="000000"/>
               <w:right w:val="single" w:sz="6" w:space="0" w:color="000000"/>
             </w:tcBorders>
-            <w:shd w:color="auto" w:fill="E5E5E5" w:val="clear"/>
+            <w:shd w:val="clear" w:color="auto" w:fill="E5E5E5"/>
           </w:tcPr>
           <w:p>
             <w:pPr>
               <w:pStyle w:val="TableText"/>
-              <w:snapToGrid w:val="false"/>
-              <w:spacing w:before="40" w:after="40"/>
-              <w:rPr>
-                <w:color w:val="000000"/>
-              </w:rPr>
-            </w:pPr>
-            <w:r>
-              <w:rPr>
-                <w:color w:val="000000"/>
-              </w:rPr>
-            </w:r>
+              <w:snapToGrid w:val="0"/>
+              <w:rPr>
+                <w:color w:val="000000"/>
+              </w:rPr>
+            </w:pPr>
           </w:p>
         </w:tc>
       </w:tr>
       <w:tr>
-        <w:trPr/>
         <w:tc>
           <w:tcPr>
             <w:tcW w:w="1275" w:type="dxa"/>
@@ -1791,24 +1511,17 @@
               <w:left w:val="single" w:sz="6" w:space="0" w:color="000000"/>
               <w:bottom w:val="single" w:sz="6" w:space="0" w:color="000000"/>
             </w:tcBorders>
-            <w:shd w:color="auto" w:fill="E5E5E5" w:val="clear"/>
+            <w:shd w:val="clear" w:color="auto" w:fill="E5E5E5"/>
           </w:tcPr>
           <w:p>
             <w:pPr>
               <w:pStyle w:val="TableText"/>
-              <w:snapToGrid w:val="false"/>
-              <w:spacing w:before="40" w:after="40"/>
+              <w:snapToGrid w:val="0"/>
               <w:rPr>
                 <w:color w:val="000000"/>
                 <w:u w:val="single"/>
               </w:rPr>
             </w:pPr>
-            <w:r>
-              <w:rPr>
-                <w:color w:val="000000"/>
-                <w:u w:val="single"/>
-              </w:rPr>
-            </w:r>
           </w:p>
         </w:tc>
         <w:tc>
@@ -1819,22 +1532,16 @@
               <w:left w:val="single" w:sz="6" w:space="0" w:color="000000"/>
               <w:bottom w:val="single" w:sz="6" w:space="0" w:color="000000"/>
             </w:tcBorders>
-            <w:shd w:color="auto" w:fill="E5E5E5" w:val="clear"/>
+            <w:shd w:val="clear" w:color="auto" w:fill="E5E5E5"/>
           </w:tcPr>
           <w:p>
             <w:pPr>
               <w:pStyle w:val="TableText"/>
-              <w:snapToGrid w:val="false"/>
-              <w:spacing w:before="40" w:after="40"/>
-              <w:rPr>
-                <w:color w:val="000000"/>
-              </w:rPr>
-            </w:pPr>
-            <w:r>
-              <w:rPr>
-                <w:color w:val="000000"/>
-              </w:rPr>
-            </w:r>
+              <w:snapToGrid w:val="0"/>
+              <w:rPr>
+                <w:color w:val="000000"/>
+              </w:rPr>
+            </w:pPr>
           </w:p>
         </w:tc>
         <w:tc>
@@ -1845,22 +1552,16 @@
               <w:left w:val="single" w:sz="6" w:space="0" w:color="000000"/>
               <w:bottom w:val="single" w:sz="6" w:space="0" w:color="000000"/>
             </w:tcBorders>
-            <w:shd w:color="auto" w:fill="E5E5E5" w:val="clear"/>
+            <w:shd w:val="clear" w:color="auto" w:fill="E5E5E5"/>
           </w:tcPr>
           <w:p>
             <w:pPr>
               <w:pStyle w:val="TableText"/>
-              <w:snapToGrid w:val="false"/>
-              <w:spacing w:before="40" w:after="40"/>
-              <w:rPr>
-                <w:color w:val="000000"/>
-              </w:rPr>
-            </w:pPr>
-            <w:r>
-              <w:rPr>
-                <w:color w:val="000000"/>
-              </w:rPr>
-            </w:r>
+              <w:snapToGrid w:val="0"/>
+              <w:rPr>
+                <w:color w:val="000000"/>
+              </w:rPr>
+            </w:pPr>
           </w:p>
         </w:tc>
         <w:tc>
@@ -1872,27 +1573,20 @@
               <w:bottom w:val="single" w:sz="6" w:space="0" w:color="000000"/>
               <w:right w:val="single" w:sz="6" w:space="0" w:color="000000"/>
             </w:tcBorders>
-            <w:shd w:color="auto" w:fill="E5E5E5" w:val="clear"/>
+            <w:shd w:val="clear" w:color="auto" w:fill="E5E5E5"/>
           </w:tcPr>
           <w:p>
             <w:pPr>
               <w:pStyle w:val="TableText"/>
-              <w:snapToGrid w:val="false"/>
-              <w:spacing w:before="40" w:after="40"/>
-              <w:rPr>
-                <w:color w:val="000000"/>
-              </w:rPr>
-            </w:pPr>
-            <w:r>
-              <w:rPr>
-                <w:color w:val="000000"/>
-              </w:rPr>
-            </w:r>
+              <w:snapToGrid w:val="0"/>
+              <w:rPr>
+                <w:color w:val="000000"/>
+              </w:rPr>
+            </w:pPr>
           </w:p>
         </w:tc>
       </w:tr>
       <w:tr>
-        <w:trPr/>
         <w:tc>
           <w:tcPr>
             <w:tcW w:w="1275" w:type="dxa"/>
@@ -1901,24 +1595,17 @@
               <w:left w:val="single" w:sz="6" w:space="0" w:color="000000"/>
               <w:bottom w:val="single" w:sz="6" w:space="0" w:color="000000"/>
             </w:tcBorders>
-            <w:shd w:color="auto" w:fill="E5E5E5" w:val="clear"/>
+            <w:shd w:val="clear" w:color="auto" w:fill="E5E5E5"/>
           </w:tcPr>
           <w:p>
             <w:pPr>
               <w:pStyle w:val="TableText"/>
-              <w:snapToGrid w:val="false"/>
-              <w:spacing w:before="40" w:after="40"/>
+              <w:snapToGrid w:val="0"/>
               <w:rPr>
                 <w:color w:val="000000"/>
                 <w:u w:val="single"/>
               </w:rPr>
             </w:pPr>
-            <w:r>
-              <w:rPr>
-                <w:color w:val="000000"/>
-                <w:u w:val="single"/>
-              </w:rPr>
-            </w:r>
           </w:p>
         </w:tc>
         <w:tc>
@@ -1929,22 +1616,16 @@
               <w:left w:val="single" w:sz="6" w:space="0" w:color="000000"/>
               <w:bottom w:val="single" w:sz="6" w:space="0" w:color="000000"/>
             </w:tcBorders>
-            <w:shd w:color="auto" w:fill="E5E5E5" w:val="clear"/>
+            <w:shd w:val="clear" w:color="auto" w:fill="E5E5E5"/>
           </w:tcPr>
           <w:p>
             <w:pPr>
               <w:pStyle w:val="TableText"/>
-              <w:snapToGrid w:val="false"/>
-              <w:spacing w:before="40" w:after="40"/>
-              <w:rPr>
-                <w:color w:val="000000"/>
-              </w:rPr>
-            </w:pPr>
-            <w:r>
-              <w:rPr>
-                <w:color w:val="000000"/>
-              </w:rPr>
-            </w:r>
+              <w:snapToGrid w:val="0"/>
+              <w:rPr>
+                <w:color w:val="000000"/>
+              </w:rPr>
+            </w:pPr>
           </w:p>
         </w:tc>
         <w:tc>
@@ -1955,22 +1636,16 @@
               <w:left w:val="single" w:sz="6" w:space="0" w:color="000000"/>
               <w:bottom w:val="single" w:sz="6" w:space="0" w:color="000000"/>
             </w:tcBorders>
-            <w:shd w:color="auto" w:fill="E5E5E5" w:val="clear"/>
+            <w:shd w:val="clear" w:color="auto" w:fill="E5E5E5"/>
           </w:tcPr>
           <w:p>
             <w:pPr>
               <w:pStyle w:val="TableText"/>
-              <w:snapToGrid w:val="false"/>
-              <w:spacing w:before="40" w:after="40"/>
-              <w:rPr>
-                <w:color w:val="000000"/>
-              </w:rPr>
-            </w:pPr>
-            <w:r>
-              <w:rPr>
-                <w:color w:val="000000"/>
-              </w:rPr>
-            </w:r>
+              <w:snapToGrid w:val="0"/>
+              <w:rPr>
+                <w:color w:val="000000"/>
+              </w:rPr>
+            </w:pPr>
           </w:p>
         </w:tc>
         <w:tc>
@@ -1982,27 +1657,20 @@
               <w:bottom w:val="single" w:sz="6" w:space="0" w:color="000000"/>
               <w:right w:val="single" w:sz="6" w:space="0" w:color="000000"/>
             </w:tcBorders>
-            <w:shd w:color="auto" w:fill="E5E5E5" w:val="clear"/>
+            <w:shd w:val="clear" w:color="auto" w:fill="E5E5E5"/>
           </w:tcPr>
           <w:p>
             <w:pPr>
               <w:pStyle w:val="TableText"/>
-              <w:snapToGrid w:val="false"/>
-              <w:spacing w:before="40" w:after="40"/>
-              <w:rPr>
-                <w:color w:val="000000"/>
-              </w:rPr>
-            </w:pPr>
-            <w:r>
-              <w:rPr>
-                <w:color w:val="000000"/>
-              </w:rPr>
-            </w:r>
+              <w:snapToGrid w:val="0"/>
+              <w:rPr>
+                <w:color w:val="000000"/>
+              </w:rPr>
+            </w:pPr>
           </w:p>
         </w:tc>
       </w:tr>
       <w:tr>
-        <w:trPr/>
         <w:tc>
           <w:tcPr>
             <w:tcW w:w="1275" w:type="dxa"/>
@@ -2011,24 +1679,17 @@
               <w:left w:val="single" w:sz="6" w:space="0" w:color="000000"/>
               <w:bottom w:val="single" w:sz="6" w:space="0" w:color="000000"/>
             </w:tcBorders>
-            <w:shd w:color="auto" w:fill="E5E5E5" w:val="clear"/>
+            <w:shd w:val="clear" w:color="auto" w:fill="E5E5E5"/>
           </w:tcPr>
           <w:p>
             <w:pPr>
               <w:pStyle w:val="TableText"/>
-              <w:snapToGrid w:val="false"/>
-              <w:spacing w:before="40" w:after="40"/>
+              <w:snapToGrid w:val="0"/>
               <w:rPr>
                 <w:color w:val="000000"/>
                 <w:u w:val="single"/>
               </w:rPr>
             </w:pPr>
-            <w:r>
-              <w:rPr>
-                <w:color w:val="000000"/>
-                <w:u w:val="single"/>
-              </w:rPr>
-            </w:r>
           </w:p>
         </w:tc>
         <w:tc>
@@ -2039,22 +1700,16 @@
               <w:left w:val="single" w:sz="6" w:space="0" w:color="000000"/>
               <w:bottom w:val="single" w:sz="6" w:space="0" w:color="000000"/>
             </w:tcBorders>
-            <w:shd w:color="auto" w:fill="E5E5E5" w:val="clear"/>
+            <w:shd w:val="clear" w:color="auto" w:fill="E5E5E5"/>
           </w:tcPr>
           <w:p>
             <w:pPr>
               <w:pStyle w:val="TableText"/>
-              <w:snapToGrid w:val="false"/>
-              <w:spacing w:before="40" w:after="40"/>
-              <w:rPr>
-                <w:color w:val="000000"/>
-              </w:rPr>
-            </w:pPr>
-            <w:r>
-              <w:rPr>
-                <w:color w:val="000000"/>
-              </w:rPr>
-            </w:r>
+              <w:snapToGrid w:val="0"/>
+              <w:rPr>
+                <w:color w:val="000000"/>
+              </w:rPr>
+            </w:pPr>
           </w:p>
         </w:tc>
         <w:tc>
@@ -2065,22 +1720,16 @@
               <w:left w:val="single" w:sz="6" w:space="0" w:color="000000"/>
               <w:bottom w:val="single" w:sz="6" w:space="0" w:color="000000"/>
             </w:tcBorders>
-            <w:shd w:color="auto" w:fill="E5E5E5" w:val="clear"/>
+            <w:shd w:val="clear" w:color="auto" w:fill="E5E5E5"/>
           </w:tcPr>
           <w:p>
             <w:pPr>
               <w:pStyle w:val="TableText"/>
-              <w:snapToGrid w:val="false"/>
-              <w:spacing w:before="40" w:after="40"/>
-              <w:rPr>
-                <w:color w:val="000000"/>
-              </w:rPr>
-            </w:pPr>
-            <w:r>
-              <w:rPr>
-                <w:color w:val="000000"/>
-              </w:rPr>
-            </w:r>
+              <w:snapToGrid w:val="0"/>
+              <w:rPr>
+                <w:color w:val="000000"/>
+              </w:rPr>
+            </w:pPr>
           </w:p>
         </w:tc>
         <w:tc>
@@ -2092,27 +1741,20 @@
               <w:bottom w:val="single" w:sz="6" w:space="0" w:color="000000"/>
               <w:right w:val="single" w:sz="6" w:space="0" w:color="000000"/>
             </w:tcBorders>
-            <w:shd w:color="auto" w:fill="E5E5E5" w:val="clear"/>
+            <w:shd w:val="clear" w:color="auto" w:fill="E5E5E5"/>
           </w:tcPr>
           <w:p>
             <w:pPr>
               <w:pStyle w:val="TableText"/>
-              <w:snapToGrid w:val="false"/>
-              <w:spacing w:before="40" w:after="40"/>
-              <w:rPr>
-                <w:color w:val="000000"/>
-              </w:rPr>
-            </w:pPr>
-            <w:r>
-              <w:rPr>
-                <w:color w:val="000000"/>
-              </w:rPr>
-            </w:r>
+              <w:snapToGrid w:val="0"/>
+              <w:rPr>
+                <w:color w:val="000000"/>
+              </w:rPr>
+            </w:pPr>
           </w:p>
         </w:tc>
       </w:tr>
       <w:tr>
-        <w:trPr/>
         <w:tc>
           <w:tcPr>
             <w:tcW w:w="1275" w:type="dxa"/>
@@ -2121,24 +1763,17 @@
               <w:left w:val="single" w:sz="6" w:space="0" w:color="000000"/>
               <w:bottom w:val="single" w:sz="6" w:space="0" w:color="000000"/>
             </w:tcBorders>
-            <w:shd w:color="auto" w:fill="E5E5E5" w:val="clear"/>
+            <w:shd w:val="clear" w:color="auto" w:fill="E5E5E5"/>
           </w:tcPr>
           <w:p>
             <w:pPr>
               <w:pStyle w:val="TableText"/>
-              <w:snapToGrid w:val="false"/>
-              <w:spacing w:before="40" w:after="40"/>
+              <w:snapToGrid w:val="0"/>
               <w:rPr>
                 <w:color w:val="000000"/>
                 <w:u w:val="single"/>
               </w:rPr>
             </w:pPr>
-            <w:r>
-              <w:rPr>
-                <w:color w:val="000000"/>
-                <w:u w:val="single"/>
-              </w:rPr>
-            </w:r>
           </w:p>
         </w:tc>
         <w:tc>
@@ -2149,22 +1784,16 @@
               <w:left w:val="single" w:sz="6" w:space="0" w:color="000000"/>
               <w:bottom w:val="single" w:sz="6" w:space="0" w:color="000000"/>
             </w:tcBorders>
-            <w:shd w:color="auto" w:fill="E5E5E5" w:val="clear"/>
+            <w:shd w:val="clear" w:color="auto" w:fill="E5E5E5"/>
           </w:tcPr>
           <w:p>
             <w:pPr>
               <w:pStyle w:val="TableText"/>
-              <w:snapToGrid w:val="false"/>
-              <w:spacing w:before="40" w:after="40"/>
-              <w:rPr>
-                <w:color w:val="000000"/>
-              </w:rPr>
-            </w:pPr>
-            <w:r>
-              <w:rPr>
-                <w:color w:val="000000"/>
-              </w:rPr>
-            </w:r>
+              <w:snapToGrid w:val="0"/>
+              <w:rPr>
+                <w:color w:val="000000"/>
+              </w:rPr>
+            </w:pPr>
           </w:p>
         </w:tc>
         <w:tc>
@@ -2175,22 +1804,16 @@
               <w:left w:val="single" w:sz="6" w:space="0" w:color="000000"/>
               <w:bottom w:val="single" w:sz="6" w:space="0" w:color="000000"/>
             </w:tcBorders>
-            <w:shd w:color="auto" w:fill="E5E5E5" w:val="clear"/>
+            <w:shd w:val="clear" w:color="auto" w:fill="E5E5E5"/>
           </w:tcPr>
           <w:p>
             <w:pPr>
               <w:pStyle w:val="TableText"/>
-              <w:snapToGrid w:val="false"/>
-              <w:spacing w:before="40" w:after="40"/>
-              <w:rPr>
-                <w:color w:val="000000"/>
-              </w:rPr>
-            </w:pPr>
-            <w:r>
-              <w:rPr>
-                <w:color w:val="000000"/>
-              </w:rPr>
-            </w:r>
+              <w:snapToGrid w:val="0"/>
+              <w:rPr>
+                <w:color w:val="000000"/>
+              </w:rPr>
+            </w:pPr>
           </w:p>
         </w:tc>
         <w:tc>
@@ -2202,47 +1825,39 @@
               <w:bottom w:val="single" w:sz="6" w:space="0" w:color="000000"/>
               <w:right w:val="single" w:sz="6" w:space="0" w:color="000000"/>
             </w:tcBorders>
-            <w:shd w:color="auto" w:fill="E5E5E5" w:val="clear"/>
+            <w:shd w:val="clear" w:color="auto" w:fill="E5E5E5"/>
           </w:tcPr>
           <w:p>
             <w:pPr>
               <w:pStyle w:val="TableText"/>
-              <w:snapToGrid w:val="false"/>
-              <w:spacing w:before="40" w:after="40"/>
-              <w:rPr>
-                <w:color w:val="000000"/>
-              </w:rPr>
-            </w:pPr>
-            <w:r>
-              <w:rPr>
-                <w:color w:val="000000"/>
-              </w:rPr>
-            </w:r>
+              <w:snapToGrid w:val="0"/>
+              <w:rPr>
+                <w:color w:val="000000"/>
+              </w:rPr>
+            </w:pPr>
           </w:p>
         </w:tc>
       </w:tr>
     </w:tbl>
     <w:p>
       <w:pPr>
-        <w:pStyle w:val="Normal"/>
         <w:rPr>
           <w:color w:val="000000"/>
           <w:u w:val="single"/>
         </w:rPr>
         <w:sectPr>
-          <w:headerReference w:type="even" r:id="rId9"/>
-          <w:headerReference w:type="default" r:id="rId10"/>
-          <w:headerReference w:type="first" r:id="rId11"/>
-          <w:footerReference w:type="even" r:id="rId12"/>
-          <w:footerReference w:type="default" r:id="rId13"/>
-          <w:footerReference w:type="first" r:id="rId14"/>
-          <w:type w:val="nextPage"/>
+          <w:headerReference w:type="even" r:id="rId14"/>
+          <w:headerReference w:type="default" r:id="rId15"/>
+          <w:footerReference w:type="even" r:id="rId16"/>
+          <w:footerReference w:type="default" r:id="rId17"/>
+          <w:headerReference w:type="first" r:id="rId18"/>
+          <w:footerReference w:type="first" r:id="rId19"/>
           <w:pgSz w:w="12240" w:h="15840"/>
-          <w:pgMar w:left="1800" w:right="1800" w:gutter="0" w:header="720" w:top="1440" w:footer="1080" w:bottom="1800"/>
+          <w:pgMar w:top="1440" w:right="1800" w:bottom="1800" w:left="1800" w:header="720" w:footer="1080" w:gutter="0"/>
           <w:pgNumType w:fmt="lowerRoman"/>
-          <w:formProt w:val="false"/>
-          <w:textDirection w:val="lrTb"/>
-          <w:docGrid w:type="default" w:linePitch="360" w:charSpace="0"/>
+          <w:cols w:space="720"/>
+          <w:formProt w:val="0"/>
+          <w:docGrid w:linePitch="360"/>
         </w:sectPr>
       </w:pPr>
       <w:r>
@@ -2263,16 +1878,22 @@
         </w:rPr>
       </w:pPr>
       <w:r>
-        <w:rPr/>
+        <w:lastRenderedPageBreak/>
         <w:tab/>
         <w:t>Table of Contents</w:t>
       </w:r>
     </w:p>
     <w:sdt>
       <w:sdtPr>
+        <w:rPr>
+          <w:b w:val="0"/>
+          <w:caps w:val="0"/>
+          <w:smallCaps/>
+        </w:rPr>
+        <w:id w:val="-1299142409"/>
         <w:docPartObj>
           <w:docPartGallery w:val="Table of Contents"/>
-          <w:docPartUnique w:val="true"/>
+          <w:docPartUnique/>
         </w:docPartObj>
       </w:sdtPr>
       <w:sdtContent>
@@ -2280,13 +1901,12 @@
           <w:pPr>
             <w:pStyle w:val="TOC1"/>
             <w:tabs>
-              <w:tab w:val="left" w:pos="400" w:leader="none"/>
+              <w:tab w:val="left" w:pos="400"/>
             </w:tabs>
             <w:rPr>
-              <w:rFonts w:ascii="Aptos" w:hAnsi="Aptos" w:eastAsia="" w:cs="" w:asciiTheme="minorHAnsi" w:cstheme="minorBidi" w:eastAsiaTheme="minorEastAsia" w:hAnsiTheme="minorHAnsi"/>
-              <w:b w:val="false"/>
-              <w:caps w:val="false"/>
-              <w:smallCaps w:val="false"/>
+              <w:rFonts w:asciiTheme="minorHAnsi" w:eastAsiaTheme="minorEastAsia" w:hAnsiTheme="minorHAnsi" w:cstheme="minorBidi"/>
+              <w:b w:val="0"/>
+              <w:caps w:val="0"/>
               <w:kern w:val="2"/>
               <w:sz w:val="24"/>
               <w:szCs w:val="24"/>
@@ -2321,10 +1941,9 @@
             <w:r>
               <w:rPr>
                 <w:rStyle w:val="IndexLink"/>
-                <w:rFonts w:eastAsia="" w:cs="" w:ascii="Aptos" w:hAnsi="Aptos" w:asciiTheme="minorHAnsi" w:cstheme="minorBidi" w:eastAsiaTheme="minorEastAsia" w:hAnsiTheme="minorHAnsi"/>
-                <w:b w:val="false"/>
-                <w:caps w:val="false"/>
-                <w:smallCaps w:val="false"/>
+                <w:rFonts w:asciiTheme="minorHAnsi" w:eastAsiaTheme="minorEastAsia" w:hAnsiTheme="minorHAnsi" w:cstheme="minorBidi"/>
+                <w:b w:val="0"/>
+                <w:caps w:val="0"/>
                 <w:kern w:val="2"/>
                 <w:sz w:val="24"/>
                 <w:szCs w:val="24"/>
@@ -2337,6 +1956,11 @@
                 <w:rStyle w:val="IndexLink"/>
               </w:rPr>
               <w:t>Purpose</w:t>
+            </w:r>
+            <w:r>
+              <w:rPr>
+                <w:rStyle w:val="IndexLink"/>
+              </w:rPr>
               <w:tab/>
             </w:r>
             <w:r>
@@ -2349,18 +1973,22 @@
               <w:rPr>
                 <w:webHidden/>
               </w:rPr>
-              <w:instrText xml:space="preserve">PAGEREF _Toc223529111 \h</w:instrText>
+              <w:instrText>PAGEREF _Toc223529111 \h</w:instrText>
             </w:r>
             <w:r>
               <w:rPr>
                 <w:webHidden/>
               </w:rPr>
+            </w:r>
+            <w:r>
+              <w:rPr>
+                <w:webHidden/>
+              </w:rPr>
               <w:fldChar w:fldCharType="separate"/>
             </w:r>
             <w:r>
               <w:rPr>
                 <w:rStyle w:val="IndexLink"/>
-                <w:vanish w:val="false"/>
               </w:rPr>
               <w:t>iv</w:t>
             </w:r>
@@ -2376,12 +2004,11 @@
           <w:pPr>
             <w:pStyle w:val="TOC2"/>
             <w:tabs>
-              <w:tab w:val="left" w:pos="800" w:leader="none"/>
+              <w:tab w:val="left" w:pos="800"/>
             </w:tabs>
             <w:rPr>
-              <w:rFonts w:ascii="Aptos" w:hAnsi="Aptos" w:eastAsia="" w:cs="" w:asciiTheme="minorHAnsi" w:cstheme="minorBidi" w:eastAsiaTheme="minorEastAsia" w:hAnsiTheme="minorHAnsi"/>
-              <w:caps w:val="false"/>
-              <w:smallCaps w:val="false"/>
+              <w:rFonts w:asciiTheme="minorHAnsi" w:eastAsiaTheme="minorEastAsia" w:hAnsiTheme="minorHAnsi" w:cstheme="minorBidi"/>
+              <w:smallCaps w:val="0"/>
               <w:kern w:val="2"/>
               <w:sz w:val="24"/>
               <w:szCs w:val="24"/>
@@ -2398,9 +2025,8 @@
             <w:r>
               <w:rPr>
                 <w:rStyle w:val="IndexLink"/>
-                <w:rFonts w:eastAsia="" w:cs="" w:ascii="Aptos" w:hAnsi="Aptos" w:asciiTheme="minorHAnsi" w:cstheme="minorBidi" w:eastAsiaTheme="minorEastAsia" w:hAnsiTheme="minorHAnsi"/>
-                <w:caps w:val="false"/>
-                <w:smallCaps w:val="false"/>
+                <w:rFonts w:asciiTheme="minorHAnsi" w:eastAsiaTheme="minorEastAsia" w:hAnsiTheme="minorHAnsi" w:cstheme="minorBidi"/>
+                <w:smallCaps w:val="0"/>
                 <w:kern w:val="2"/>
                 <w:sz w:val="24"/>
                 <w:szCs w:val="24"/>
@@ -2413,6 +2039,11 @@
                 <w:rStyle w:val="IndexLink"/>
               </w:rPr>
               <w:t>Scope</w:t>
+            </w:r>
+            <w:r>
+              <w:rPr>
+                <w:rStyle w:val="IndexLink"/>
+              </w:rPr>
               <w:tab/>
             </w:r>
             <w:r>
@@ -2425,18 +2056,22 @@
               <w:rPr>
                 <w:webHidden/>
               </w:rPr>
-              <w:instrText xml:space="preserve">PAGEREF _Toc223529112 \h</w:instrText>
+              <w:instrText>PAGEREF _Toc223529112 \h</w:instrText>
             </w:r>
             <w:r>
               <w:rPr>
                 <w:webHidden/>
               </w:rPr>
+            </w:r>
+            <w:r>
+              <w:rPr>
+                <w:webHidden/>
+              </w:rPr>
               <w:fldChar w:fldCharType="separate"/>
             </w:r>
             <w:r>
               <w:rPr>
                 <w:rStyle w:val="IndexLink"/>
-                <w:vanish w:val="false"/>
               </w:rPr>
               <w:t>iv</w:t>
             </w:r>
@@ -2452,12 +2087,11 @@
           <w:pPr>
             <w:pStyle w:val="TOC2"/>
             <w:tabs>
-              <w:tab w:val="left" w:pos="800" w:leader="none"/>
+              <w:tab w:val="left" w:pos="800"/>
             </w:tabs>
             <w:rPr>
-              <w:rFonts w:ascii="Aptos" w:hAnsi="Aptos" w:eastAsia="" w:cs="" w:asciiTheme="minorHAnsi" w:cstheme="minorBidi" w:eastAsiaTheme="minorEastAsia" w:hAnsiTheme="minorHAnsi"/>
-              <w:caps w:val="false"/>
-              <w:smallCaps w:val="false"/>
+              <w:rFonts w:asciiTheme="minorHAnsi" w:eastAsiaTheme="minorEastAsia" w:hAnsiTheme="minorHAnsi" w:cstheme="minorBidi"/>
+              <w:smallCaps w:val="0"/>
               <w:kern w:val="2"/>
               <w:sz w:val="24"/>
               <w:szCs w:val="24"/>
@@ -2474,9 +2108,8 @@
             <w:r>
               <w:rPr>
                 <w:rStyle w:val="IndexLink"/>
-                <w:rFonts w:eastAsia="" w:cs="" w:ascii="Aptos" w:hAnsi="Aptos" w:asciiTheme="minorHAnsi" w:cstheme="minorBidi" w:eastAsiaTheme="minorEastAsia" w:hAnsiTheme="minorHAnsi"/>
-                <w:caps w:val="false"/>
-                <w:smallCaps w:val="false"/>
+                <w:rFonts w:asciiTheme="minorHAnsi" w:eastAsiaTheme="minorEastAsia" w:hAnsiTheme="minorHAnsi" w:cstheme="minorBidi"/>
+                <w:smallCaps w:val="0"/>
                 <w:kern w:val="2"/>
                 <w:sz w:val="24"/>
                 <w:szCs w:val="24"/>
@@ -2489,6 +2122,11 @@
                 <w:rStyle w:val="IndexLink"/>
               </w:rPr>
               <w:t>Definitions, Acronyms, Abbreviations</w:t>
+            </w:r>
+            <w:r>
+              <w:rPr>
+                <w:rStyle w:val="IndexLink"/>
+              </w:rPr>
               <w:tab/>
             </w:r>
             <w:r>
@@ -2501,18 +2139,22 @@
               <w:rPr>
                 <w:webHidden/>
               </w:rPr>
-              <w:instrText xml:space="preserve">PAGEREF _Toc223529113 \h</w:instrText>
+              <w:instrText>PAGEREF _Toc223529113 \h</w:instrText>
             </w:r>
             <w:r>
               <w:rPr>
                 <w:webHidden/>
               </w:rPr>
+            </w:r>
+            <w:r>
+              <w:rPr>
+                <w:webHidden/>
+              </w:rPr>
               <w:fldChar w:fldCharType="separate"/>
             </w:r>
             <w:r>
               <w:rPr>
                 <w:rStyle w:val="IndexLink"/>
-                <w:vanish w:val="false"/>
               </w:rPr>
               <w:t>iv</w:t>
             </w:r>
@@ -2528,12 +2170,11 @@
           <w:pPr>
             <w:pStyle w:val="TOC2"/>
             <w:tabs>
-              <w:tab w:val="left" w:pos="800" w:leader="none"/>
+              <w:tab w:val="left" w:pos="800"/>
             </w:tabs>
             <w:rPr>
-              <w:rFonts w:ascii="Aptos" w:hAnsi="Aptos" w:eastAsia="" w:cs="" w:asciiTheme="minorHAnsi" w:cstheme="minorBidi" w:eastAsiaTheme="minorEastAsia" w:hAnsiTheme="minorHAnsi"/>
-              <w:caps w:val="false"/>
-              <w:smallCaps w:val="false"/>
+              <w:rFonts w:asciiTheme="minorHAnsi" w:eastAsiaTheme="minorEastAsia" w:hAnsiTheme="minorHAnsi" w:cstheme="minorBidi"/>
+              <w:smallCaps w:val="0"/>
               <w:kern w:val="2"/>
               <w:sz w:val="24"/>
               <w:szCs w:val="24"/>
@@ -2550,9 +2191,8 @@
             <w:r>
               <w:rPr>
                 <w:rStyle w:val="IndexLink"/>
-                <w:rFonts w:eastAsia="" w:cs="" w:ascii="Aptos" w:hAnsi="Aptos" w:asciiTheme="minorHAnsi" w:cstheme="minorBidi" w:eastAsiaTheme="minorEastAsia" w:hAnsiTheme="minorHAnsi"/>
-                <w:caps w:val="false"/>
-                <w:smallCaps w:val="false"/>
+                <w:rFonts w:asciiTheme="minorHAnsi" w:eastAsiaTheme="minorEastAsia" w:hAnsiTheme="minorHAnsi" w:cstheme="minorBidi"/>
+                <w:smallCaps w:val="0"/>
                 <w:kern w:val="2"/>
                 <w:sz w:val="24"/>
                 <w:szCs w:val="24"/>
@@ -2565,6 +2205,11 @@
                 <w:rStyle w:val="IndexLink"/>
               </w:rPr>
               <w:t>References</w:t>
+            </w:r>
+            <w:r>
+              <w:rPr>
+                <w:rStyle w:val="IndexLink"/>
+              </w:rPr>
               <w:tab/>
             </w:r>
             <w:r>
@@ -2577,18 +2222,22 @@
               <w:rPr>
                 <w:webHidden/>
               </w:rPr>
-              <w:instrText xml:space="preserve">PAGEREF _Toc223529114 \h</w:instrText>
+              <w:instrText>PAGEREF _Toc223529114 \h</w:instrText>
             </w:r>
             <w:r>
               <w:rPr>
                 <w:webHidden/>
               </w:rPr>
+            </w:r>
+            <w:r>
+              <w:rPr>
+                <w:webHidden/>
+              </w:rPr>
               <w:fldChar w:fldCharType="separate"/>
             </w:r>
             <w:r>
               <w:rPr>
                 <w:rStyle w:val="IndexLink"/>
-                <w:vanish w:val="false"/>
               </w:rPr>
               <w:t>v</w:t>
             </w:r>
@@ -2604,12 +2253,11 @@
           <w:pPr>
             <w:pStyle w:val="TOC2"/>
             <w:tabs>
-              <w:tab w:val="left" w:pos="800" w:leader="none"/>
+              <w:tab w:val="left" w:pos="800"/>
             </w:tabs>
             <w:rPr>
-              <w:rFonts w:ascii="Aptos" w:hAnsi="Aptos" w:eastAsia="" w:cs="" w:asciiTheme="minorHAnsi" w:cstheme="minorBidi" w:eastAsiaTheme="minorEastAsia" w:hAnsiTheme="minorHAnsi"/>
-              <w:caps w:val="false"/>
-              <w:smallCaps w:val="false"/>
+              <w:rFonts w:asciiTheme="minorHAnsi" w:eastAsiaTheme="minorEastAsia" w:hAnsiTheme="minorHAnsi" w:cstheme="minorBidi"/>
+              <w:smallCaps w:val="0"/>
               <w:kern w:val="2"/>
               <w:sz w:val="24"/>
               <w:szCs w:val="24"/>
@@ -2626,9 +2274,8 @@
             <w:r>
               <w:rPr>
                 <w:rStyle w:val="IndexLink"/>
-                <w:rFonts w:eastAsia="" w:cs="" w:ascii="Aptos" w:hAnsi="Aptos" w:asciiTheme="minorHAnsi" w:cstheme="minorBidi" w:eastAsiaTheme="minorEastAsia" w:hAnsiTheme="minorHAnsi"/>
-                <w:caps w:val="false"/>
-                <w:smallCaps w:val="false"/>
+                <w:rFonts w:asciiTheme="minorHAnsi" w:eastAsiaTheme="minorEastAsia" w:hAnsiTheme="minorHAnsi" w:cstheme="minorBidi"/>
+                <w:smallCaps w:val="0"/>
                 <w:kern w:val="2"/>
                 <w:sz w:val="24"/>
                 <w:szCs w:val="24"/>
@@ -2641,6 +2288,11 @@
                 <w:rStyle w:val="IndexLink"/>
               </w:rPr>
               <w:t>Overview</w:t>
+            </w:r>
+            <w:r>
+              <w:rPr>
+                <w:rStyle w:val="IndexLink"/>
+              </w:rPr>
               <w:tab/>
             </w:r>
             <w:r>
@@ -2653,18 +2305,22 @@
               <w:rPr>
                 <w:webHidden/>
               </w:rPr>
-              <w:instrText xml:space="preserve">PAGEREF _Toc223529115 \h</w:instrText>
+              <w:instrText>PAGEREF _Toc223529115 \h</w:instrText>
             </w:r>
             <w:r>
               <w:rPr>
                 <w:webHidden/>
               </w:rPr>
+            </w:r>
+            <w:r>
+              <w:rPr>
+                <w:webHidden/>
+              </w:rPr>
               <w:fldChar w:fldCharType="separate"/>
             </w:r>
             <w:r>
               <w:rPr>
                 <w:rStyle w:val="IndexLink"/>
-                <w:vanish w:val="false"/>
               </w:rPr>
               <w:t>v</w:t>
             </w:r>
@@ -2680,13 +2336,12 @@
           <w:pPr>
             <w:pStyle w:val="TOC1"/>
             <w:tabs>
-              <w:tab w:val="left" w:pos="400" w:leader="none"/>
+              <w:tab w:val="left" w:pos="400"/>
             </w:tabs>
             <w:rPr>
-              <w:rFonts w:ascii="Aptos" w:hAnsi="Aptos" w:eastAsia="" w:cs="" w:asciiTheme="minorHAnsi" w:cstheme="minorBidi" w:eastAsiaTheme="minorEastAsia" w:hAnsiTheme="minorHAnsi"/>
-              <w:b w:val="false"/>
-              <w:caps w:val="false"/>
-              <w:smallCaps w:val="false"/>
+              <w:rFonts w:asciiTheme="minorHAnsi" w:eastAsiaTheme="minorEastAsia" w:hAnsiTheme="minorHAnsi" w:cstheme="minorBidi"/>
+              <w:b w:val="0"/>
+              <w:caps w:val="0"/>
               <w:kern w:val="2"/>
               <w:sz w:val="24"/>
               <w:szCs w:val="24"/>
@@ -2704,10 +2359,9 @@
             <w:r>
               <w:rPr>
                 <w:rStyle w:val="IndexLink"/>
-                <w:rFonts w:eastAsia="" w:cs="" w:ascii="Aptos" w:hAnsi="Aptos" w:asciiTheme="minorHAnsi" w:cstheme="minorBidi" w:eastAsiaTheme="minorEastAsia" w:hAnsiTheme="minorHAnsi"/>
-                <w:b w:val="false"/>
-                <w:caps w:val="false"/>
-                <w:smallCaps w:val="false"/>
+                <w:rFonts w:asciiTheme="minorHAnsi" w:eastAsiaTheme="minorEastAsia" w:hAnsiTheme="minorHAnsi" w:cstheme="minorBidi"/>
+                <w:b w:val="0"/>
+                <w:caps w:val="0"/>
                 <w:kern w:val="2"/>
                 <w:sz w:val="24"/>
                 <w:szCs w:val="24"/>
@@ -2720,6 +2374,11 @@
                 <w:rStyle w:val="IndexLink"/>
               </w:rPr>
               <w:t>Overall Description</w:t>
+            </w:r>
+            <w:r>
+              <w:rPr>
+                <w:rStyle w:val="IndexLink"/>
+              </w:rPr>
               <w:tab/>
             </w:r>
             <w:r>
@@ -2732,18 +2391,22 @@
               <w:rPr>
                 <w:webHidden/>
               </w:rPr>
-              <w:instrText xml:space="preserve">PAGEREF _Toc223529116 \h</w:instrText>
+              <w:instrText>PAGEREF _Toc223529116 \h</w:instrText>
             </w:r>
             <w:r>
               <w:rPr>
                 <w:webHidden/>
               </w:rPr>
+            </w:r>
+            <w:r>
+              <w:rPr>
+                <w:webHidden/>
+              </w:rPr>
               <w:fldChar w:fldCharType="separate"/>
             </w:r>
             <w:r>
               <w:rPr>
                 <w:rStyle w:val="IndexLink"/>
-                <w:vanish w:val="false"/>
               </w:rPr>
               <w:t>vi</w:t>
             </w:r>
@@ -2759,12 +2422,11 @@
           <w:pPr>
             <w:pStyle w:val="TOC2"/>
             <w:tabs>
-              <w:tab w:val="left" w:pos="800" w:leader="none"/>
+              <w:tab w:val="left" w:pos="800"/>
             </w:tabs>
             <w:rPr>
-              <w:rFonts w:ascii="Aptos" w:hAnsi="Aptos" w:eastAsia="" w:cs="" w:asciiTheme="minorHAnsi" w:cstheme="minorBidi" w:eastAsiaTheme="minorEastAsia" w:hAnsiTheme="minorHAnsi"/>
-              <w:caps w:val="false"/>
-              <w:smallCaps w:val="false"/>
+              <w:rFonts w:asciiTheme="minorHAnsi" w:eastAsiaTheme="minorEastAsia" w:hAnsiTheme="minorHAnsi" w:cstheme="minorBidi"/>
+              <w:smallCaps w:val="0"/>
               <w:kern w:val="2"/>
               <w:sz w:val="24"/>
               <w:szCs w:val="24"/>
@@ -2781,9 +2443,8 @@
             <w:r>
               <w:rPr>
                 <w:rStyle w:val="IndexLink"/>
-                <w:rFonts w:eastAsia="" w:cs="" w:ascii="Aptos" w:hAnsi="Aptos" w:asciiTheme="minorHAnsi" w:cstheme="minorBidi" w:eastAsiaTheme="minorEastAsia" w:hAnsiTheme="minorHAnsi"/>
-                <w:caps w:val="false"/>
-                <w:smallCaps w:val="false"/>
+                <w:rFonts w:asciiTheme="minorHAnsi" w:eastAsiaTheme="minorEastAsia" w:hAnsiTheme="minorHAnsi" w:cstheme="minorBidi"/>
+                <w:smallCaps w:val="0"/>
                 <w:kern w:val="2"/>
                 <w:sz w:val="24"/>
                 <w:szCs w:val="24"/>
@@ -2796,6 +2457,11 @@
                 <w:rStyle w:val="IndexLink"/>
               </w:rPr>
               <w:t>Product Perspective</w:t>
+            </w:r>
+            <w:r>
+              <w:rPr>
+                <w:rStyle w:val="IndexLink"/>
+              </w:rPr>
               <w:tab/>
             </w:r>
             <w:r>
@@ -2808,18 +2474,22 @@
               <w:rPr>
                 <w:webHidden/>
               </w:rPr>
-              <w:instrText xml:space="preserve">PAGEREF _Toc223529117 \h</w:instrText>
+              <w:instrText>PAGEREF _Toc223529117 \h</w:instrText>
             </w:r>
             <w:r>
               <w:rPr>
                 <w:webHidden/>
               </w:rPr>
+            </w:r>
+            <w:r>
+              <w:rPr>
+                <w:webHidden/>
+              </w:rPr>
               <w:fldChar w:fldCharType="separate"/>
             </w:r>
             <w:r>
               <w:rPr>
                 <w:rStyle w:val="IndexLink"/>
-                <w:vanish w:val="false"/>
               </w:rPr>
               <w:t>vi</w:t>
             </w:r>
@@ -2835,12 +2505,11 @@
           <w:pPr>
             <w:pStyle w:val="TOC2"/>
             <w:tabs>
-              <w:tab w:val="left" w:pos="800" w:leader="none"/>
+              <w:tab w:val="left" w:pos="800"/>
             </w:tabs>
             <w:rPr>
-              <w:rFonts w:ascii="Aptos" w:hAnsi="Aptos" w:eastAsia="" w:cs="" w:asciiTheme="minorHAnsi" w:cstheme="minorBidi" w:eastAsiaTheme="minorEastAsia" w:hAnsiTheme="minorHAnsi"/>
-              <w:caps w:val="false"/>
-              <w:smallCaps w:val="false"/>
+              <w:rFonts w:asciiTheme="minorHAnsi" w:eastAsiaTheme="minorEastAsia" w:hAnsiTheme="minorHAnsi" w:cstheme="minorBidi"/>
+              <w:smallCaps w:val="0"/>
               <w:kern w:val="2"/>
               <w:sz w:val="24"/>
               <w:szCs w:val="24"/>
@@ -2857,9 +2526,8 @@
             <w:r>
               <w:rPr>
                 <w:rStyle w:val="IndexLink"/>
-                <w:rFonts w:eastAsia="" w:cs="" w:ascii="Aptos" w:hAnsi="Aptos" w:asciiTheme="minorHAnsi" w:cstheme="minorBidi" w:eastAsiaTheme="minorEastAsia" w:hAnsiTheme="minorHAnsi"/>
-                <w:caps w:val="false"/>
-                <w:smallCaps w:val="false"/>
+                <w:rFonts w:asciiTheme="minorHAnsi" w:eastAsiaTheme="minorEastAsia" w:hAnsiTheme="minorHAnsi" w:cstheme="minorBidi"/>
+                <w:smallCaps w:val="0"/>
                 <w:kern w:val="2"/>
                 <w:sz w:val="24"/>
                 <w:szCs w:val="24"/>
@@ -2872,6 +2540,11 @@
                 <w:rStyle w:val="IndexLink"/>
               </w:rPr>
               <w:t>Product Architecture</w:t>
+            </w:r>
+            <w:r>
+              <w:rPr>
+                <w:rStyle w:val="IndexLink"/>
+              </w:rPr>
               <w:tab/>
             </w:r>
             <w:r>
@@ -2884,18 +2557,22 @@
               <w:rPr>
                 <w:webHidden/>
               </w:rPr>
-              <w:instrText xml:space="preserve">PAGEREF _Toc223529118 \h</w:instrText>
+              <w:instrText>PAGEREF _Toc223529118 \h</w:instrText>
             </w:r>
             <w:r>
               <w:rPr>
                 <w:webHidden/>
               </w:rPr>
+            </w:r>
+            <w:r>
+              <w:rPr>
+                <w:webHidden/>
+              </w:rPr>
               <w:fldChar w:fldCharType="separate"/>
             </w:r>
             <w:r>
               <w:rPr>
                 <w:rStyle w:val="IndexLink"/>
-                <w:vanish w:val="false"/>
               </w:rPr>
               <w:t>vi</w:t>
             </w:r>
@@ -2911,12 +2588,11 @@
           <w:pPr>
             <w:pStyle w:val="TOC2"/>
             <w:tabs>
-              <w:tab w:val="left" w:pos="800" w:leader="none"/>
+              <w:tab w:val="left" w:pos="800"/>
             </w:tabs>
             <w:rPr>
-              <w:rFonts w:ascii="Aptos" w:hAnsi="Aptos" w:eastAsia="" w:cs="" w:asciiTheme="minorHAnsi" w:cstheme="minorBidi" w:eastAsiaTheme="minorEastAsia" w:hAnsiTheme="minorHAnsi"/>
-              <w:caps w:val="false"/>
-              <w:smallCaps w:val="false"/>
+              <w:rFonts w:asciiTheme="minorHAnsi" w:eastAsiaTheme="minorEastAsia" w:hAnsiTheme="minorHAnsi" w:cstheme="minorBidi"/>
+              <w:smallCaps w:val="0"/>
               <w:kern w:val="2"/>
               <w:sz w:val="24"/>
               <w:szCs w:val="24"/>
@@ -2933,9 +2609,8 @@
             <w:r>
               <w:rPr>
                 <w:rStyle w:val="IndexLink"/>
-                <w:rFonts w:eastAsia="" w:cs="" w:ascii="Aptos" w:hAnsi="Aptos" w:asciiTheme="minorHAnsi" w:cstheme="minorBidi" w:eastAsiaTheme="minorEastAsia" w:hAnsiTheme="minorHAnsi"/>
-                <w:caps w:val="false"/>
-                <w:smallCaps w:val="false"/>
+                <w:rFonts w:asciiTheme="minorHAnsi" w:eastAsiaTheme="minorEastAsia" w:hAnsiTheme="minorHAnsi" w:cstheme="minorBidi"/>
+                <w:smallCaps w:val="0"/>
                 <w:kern w:val="2"/>
                 <w:sz w:val="24"/>
                 <w:szCs w:val="24"/>
@@ -2948,6 +2623,11 @@
                 <w:rStyle w:val="IndexLink"/>
               </w:rPr>
               <w:t>Product Functionality/Features</w:t>
+            </w:r>
+            <w:r>
+              <w:rPr>
+                <w:rStyle w:val="IndexLink"/>
+              </w:rPr>
               <w:tab/>
             </w:r>
             <w:r>
@@ -2960,18 +2640,22 @@
               <w:rPr>
                 <w:webHidden/>
               </w:rPr>
-              <w:instrText xml:space="preserve">PAGEREF _Toc223529119 \h</w:instrText>
+              <w:instrText>PAGEREF _Toc223529119 \h</w:instrText>
             </w:r>
             <w:r>
               <w:rPr>
                 <w:webHidden/>
               </w:rPr>
+            </w:r>
+            <w:r>
+              <w:rPr>
+                <w:webHidden/>
+              </w:rPr>
               <w:fldChar w:fldCharType="separate"/>
             </w:r>
             <w:r>
               <w:rPr>
                 <w:rStyle w:val="IndexLink"/>
-                <w:vanish w:val="false"/>
               </w:rPr>
               <w:t>vi</w:t>
             </w:r>
@@ -2987,12 +2671,11 @@
           <w:pPr>
             <w:pStyle w:val="TOC2"/>
             <w:tabs>
-              <w:tab w:val="left" w:pos="800" w:leader="none"/>
+              <w:tab w:val="left" w:pos="800"/>
             </w:tabs>
             <w:rPr>
-              <w:rFonts w:ascii="Aptos" w:hAnsi="Aptos" w:eastAsia="" w:cs="" w:asciiTheme="minorHAnsi" w:cstheme="minorBidi" w:eastAsiaTheme="minorEastAsia" w:hAnsiTheme="minorHAnsi"/>
-              <w:caps w:val="false"/>
-              <w:smallCaps w:val="false"/>
+              <w:rFonts w:asciiTheme="minorHAnsi" w:eastAsiaTheme="minorEastAsia" w:hAnsiTheme="minorHAnsi" w:cstheme="minorBidi"/>
+              <w:smallCaps w:val="0"/>
               <w:kern w:val="2"/>
               <w:sz w:val="24"/>
               <w:szCs w:val="24"/>
@@ -3009,9 +2692,8 @@
             <w:r>
               <w:rPr>
                 <w:rStyle w:val="IndexLink"/>
-                <w:rFonts w:eastAsia="" w:cs="" w:ascii="Aptos" w:hAnsi="Aptos" w:asciiTheme="minorHAnsi" w:cstheme="minorBidi" w:eastAsiaTheme="minorEastAsia" w:hAnsiTheme="minorHAnsi"/>
-                <w:caps w:val="false"/>
-                <w:smallCaps w:val="false"/>
+                <w:rFonts w:asciiTheme="minorHAnsi" w:eastAsiaTheme="minorEastAsia" w:hAnsiTheme="minorHAnsi" w:cstheme="minorBidi"/>
+                <w:smallCaps w:val="0"/>
                 <w:kern w:val="2"/>
                 <w:sz w:val="24"/>
                 <w:szCs w:val="24"/>
@@ -3024,6 +2706,11 @@
                 <w:rStyle w:val="IndexLink"/>
               </w:rPr>
               <w:t>Constraints</w:t>
+            </w:r>
+            <w:r>
+              <w:rPr>
+                <w:rStyle w:val="IndexLink"/>
+              </w:rPr>
               <w:tab/>
             </w:r>
             <w:r>
@@ -3036,18 +2723,22 @@
               <w:rPr>
                 <w:webHidden/>
               </w:rPr>
-              <w:instrText xml:space="preserve">PAGEREF _Toc223529120 \h</w:instrText>
+              <w:instrText>PAGEREF _Toc223529120 \h</w:instrText>
             </w:r>
             <w:r>
               <w:rPr>
                 <w:webHidden/>
               </w:rPr>
+            </w:r>
+            <w:r>
+              <w:rPr>
+                <w:webHidden/>
+              </w:rPr>
               <w:fldChar w:fldCharType="separate"/>
             </w:r>
             <w:r>
               <w:rPr>
                 <w:rStyle w:val="IndexLink"/>
-                <w:vanish w:val="false"/>
               </w:rPr>
               <w:t>vi</w:t>
             </w:r>
@@ -3063,12 +2754,11 @@
           <w:pPr>
             <w:pStyle w:val="TOC2"/>
             <w:tabs>
-              <w:tab w:val="left" w:pos="800" w:leader="none"/>
+              <w:tab w:val="left" w:pos="800"/>
             </w:tabs>
             <w:rPr>
-              <w:rFonts w:ascii="Aptos" w:hAnsi="Aptos" w:eastAsia="" w:cs="" w:asciiTheme="minorHAnsi" w:cstheme="minorBidi" w:eastAsiaTheme="minorEastAsia" w:hAnsiTheme="minorHAnsi"/>
-              <w:caps w:val="false"/>
-              <w:smallCaps w:val="false"/>
+              <w:rFonts w:asciiTheme="minorHAnsi" w:eastAsiaTheme="minorEastAsia" w:hAnsiTheme="minorHAnsi" w:cstheme="minorBidi"/>
+              <w:smallCaps w:val="0"/>
               <w:kern w:val="2"/>
               <w:sz w:val="24"/>
               <w:szCs w:val="24"/>
@@ -3085,9 +2775,8 @@
             <w:r>
               <w:rPr>
                 <w:rStyle w:val="IndexLink"/>
-                <w:rFonts w:eastAsia="" w:cs="" w:ascii="Aptos" w:hAnsi="Aptos" w:asciiTheme="minorHAnsi" w:cstheme="minorBidi" w:eastAsiaTheme="minorEastAsia" w:hAnsiTheme="minorHAnsi"/>
-                <w:caps w:val="false"/>
-                <w:smallCaps w:val="false"/>
+                <w:rFonts w:asciiTheme="minorHAnsi" w:eastAsiaTheme="minorEastAsia" w:hAnsiTheme="minorHAnsi" w:cstheme="minorBidi"/>
+                <w:smallCaps w:val="0"/>
                 <w:kern w:val="2"/>
                 <w:sz w:val="24"/>
                 <w:szCs w:val="24"/>
@@ -3100,6 +2789,11 @@
                 <w:rStyle w:val="IndexLink"/>
               </w:rPr>
               <w:t>Assumptions and Dependencies</w:t>
+            </w:r>
+            <w:r>
+              <w:rPr>
+                <w:rStyle w:val="IndexLink"/>
+              </w:rPr>
               <w:tab/>
             </w:r>
             <w:r>
@@ -3112,18 +2806,22 @@
               <w:rPr>
                 <w:webHidden/>
               </w:rPr>
-              <w:instrText xml:space="preserve">PAGEREF _Toc223529121 \h</w:instrText>
+              <w:instrText>PAGEREF _Toc223529121 \h</w:instrText>
             </w:r>
             <w:r>
               <w:rPr>
                 <w:webHidden/>
               </w:rPr>
+            </w:r>
+            <w:r>
+              <w:rPr>
+                <w:webHidden/>
+              </w:rPr>
               <w:fldChar w:fldCharType="separate"/>
             </w:r>
             <w:r>
               <w:rPr>
                 <w:rStyle w:val="IndexLink"/>
-                <w:vanish w:val="false"/>
               </w:rPr>
               <w:t>vi</w:t>
             </w:r>
@@ -3139,13 +2837,12 @@
           <w:pPr>
             <w:pStyle w:val="TOC1"/>
             <w:tabs>
-              <w:tab w:val="left" w:pos="400" w:leader="none"/>
+              <w:tab w:val="left" w:pos="400"/>
             </w:tabs>
             <w:rPr>
-              <w:rFonts w:ascii="Aptos" w:hAnsi="Aptos" w:eastAsia="" w:cs="" w:asciiTheme="minorHAnsi" w:cstheme="minorBidi" w:eastAsiaTheme="minorEastAsia" w:hAnsiTheme="minorHAnsi"/>
-              <w:b w:val="false"/>
-              <w:caps w:val="false"/>
-              <w:smallCaps w:val="false"/>
+              <w:rFonts w:asciiTheme="minorHAnsi" w:eastAsiaTheme="minorEastAsia" w:hAnsiTheme="minorHAnsi" w:cstheme="minorBidi"/>
+              <w:b w:val="0"/>
+              <w:caps w:val="0"/>
               <w:kern w:val="2"/>
               <w:sz w:val="24"/>
               <w:szCs w:val="24"/>
@@ -3163,10 +2860,9 @@
             <w:r>
               <w:rPr>
                 <w:rStyle w:val="IndexLink"/>
-                <w:rFonts w:eastAsia="" w:cs="" w:ascii="Aptos" w:hAnsi="Aptos" w:asciiTheme="minorHAnsi" w:cstheme="minorBidi" w:eastAsiaTheme="minorEastAsia" w:hAnsiTheme="minorHAnsi"/>
-                <w:b w:val="false"/>
-                <w:caps w:val="false"/>
-                <w:smallCaps w:val="false"/>
+                <w:rFonts w:asciiTheme="minorHAnsi" w:eastAsiaTheme="minorEastAsia" w:hAnsiTheme="minorHAnsi" w:cstheme="minorBidi"/>
+                <w:b w:val="0"/>
+                <w:caps w:val="0"/>
                 <w:kern w:val="2"/>
                 <w:sz w:val="24"/>
                 <w:szCs w:val="24"/>
@@ -3179,6 +2875,11 @@
                 <w:rStyle w:val="IndexLink"/>
               </w:rPr>
               <w:t>Specific Requirements</w:t>
+            </w:r>
+            <w:r>
+              <w:rPr>
+                <w:rStyle w:val="IndexLink"/>
+              </w:rPr>
               <w:tab/>
             </w:r>
             <w:r>
@@ -3191,18 +2892,22 @@
               <w:rPr>
                 <w:webHidden/>
               </w:rPr>
-              <w:instrText xml:space="preserve">PAGEREF _Toc223529122 \h</w:instrText>
+              <w:instrText>PAGEREF _Toc223529122 \h</w:instrText>
             </w:r>
             <w:r>
               <w:rPr>
                 <w:webHidden/>
               </w:rPr>
+            </w:r>
+            <w:r>
+              <w:rPr>
+                <w:webHidden/>
+              </w:rPr>
               <w:fldChar w:fldCharType="separate"/>
             </w:r>
             <w:r>
               <w:rPr>
                 <w:rStyle w:val="IndexLink"/>
-                <w:vanish w:val="false"/>
               </w:rPr>
               <w:t>viii</w:t>
             </w:r>
@@ -3218,12 +2923,11 @@
           <w:pPr>
             <w:pStyle w:val="TOC2"/>
             <w:tabs>
-              <w:tab w:val="left" w:pos="800" w:leader="none"/>
+              <w:tab w:val="left" w:pos="800"/>
             </w:tabs>
             <w:rPr>
-              <w:rFonts w:ascii="Aptos" w:hAnsi="Aptos" w:eastAsia="" w:cs="" w:asciiTheme="minorHAnsi" w:cstheme="minorBidi" w:eastAsiaTheme="minorEastAsia" w:hAnsiTheme="minorHAnsi"/>
-              <w:caps w:val="false"/>
-              <w:smallCaps w:val="false"/>
+              <w:rFonts w:asciiTheme="minorHAnsi" w:eastAsiaTheme="minorEastAsia" w:hAnsiTheme="minorHAnsi" w:cstheme="minorBidi"/>
+              <w:smallCaps w:val="0"/>
               <w:kern w:val="2"/>
               <w:sz w:val="24"/>
               <w:szCs w:val="24"/>
@@ -3240,9 +2944,8 @@
             <w:r>
               <w:rPr>
                 <w:rStyle w:val="IndexLink"/>
-                <w:rFonts w:eastAsia="" w:cs="" w:ascii="Aptos" w:hAnsi="Aptos" w:asciiTheme="minorHAnsi" w:cstheme="minorBidi" w:eastAsiaTheme="minorEastAsia" w:hAnsiTheme="minorHAnsi"/>
-                <w:caps w:val="false"/>
-                <w:smallCaps w:val="false"/>
+                <w:rFonts w:asciiTheme="minorHAnsi" w:eastAsiaTheme="minorEastAsia" w:hAnsiTheme="minorHAnsi" w:cstheme="minorBidi"/>
+                <w:smallCaps w:val="0"/>
                 <w:kern w:val="2"/>
                 <w:sz w:val="24"/>
                 <w:szCs w:val="24"/>
@@ -3255,6 +2958,11 @@
                 <w:rStyle w:val="IndexLink"/>
               </w:rPr>
               <w:t>Functional Requirements</w:t>
+            </w:r>
+            <w:r>
+              <w:rPr>
+                <w:rStyle w:val="IndexLink"/>
+              </w:rPr>
               <w:tab/>
             </w:r>
             <w:r>
@@ -3267,18 +2975,22 @@
               <w:rPr>
                 <w:webHidden/>
               </w:rPr>
-              <w:instrText xml:space="preserve">PAGEREF _Toc223529123 \h</w:instrText>
+              <w:instrText>PAGEREF _Toc223529123 \h</w:instrText>
             </w:r>
             <w:r>
               <w:rPr>
                 <w:webHidden/>
               </w:rPr>
+            </w:r>
+            <w:r>
+              <w:rPr>
+                <w:webHidden/>
+              </w:rPr>
               <w:fldChar w:fldCharType="separate"/>
             </w:r>
             <w:r>
               <w:rPr>
                 <w:rStyle w:val="IndexLink"/>
-                <w:vanish w:val="false"/>
               </w:rPr>
               <w:t>viii</w:t>
             </w:r>
@@ -3294,11 +3006,11 @@
           <w:pPr>
             <w:pStyle w:val="TOC3"/>
             <w:tabs>
-              <w:tab w:val="left" w:pos="1200" w:leader="none"/>
+              <w:tab w:val="left" w:pos="1200"/>
             </w:tabs>
             <w:rPr>
-              <w:rFonts w:ascii="Aptos" w:hAnsi="Aptos" w:eastAsia="" w:cs="" w:asciiTheme="minorHAnsi" w:cstheme="minorBidi" w:eastAsiaTheme="minorEastAsia" w:hAnsiTheme="minorHAnsi"/>
-              <w:i w:val="false"/>
+              <w:rFonts w:asciiTheme="minorHAnsi" w:eastAsiaTheme="minorEastAsia" w:hAnsiTheme="minorHAnsi" w:cstheme="minorBidi"/>
+              <w:i w:val="0"/>
               <w:kern w:val="2"/>
               <w:sz w:val="24"/>
               <w:szCs w:val="24"/>
@@ -3315,8 +3027,8 @@
             <w:r>
               <w:rPr>
                 <w:rStyle w:val="IndexLink"/>
-                <w:rFonts w:eastAsia="" w:cs="" w:ascii="Aptos" w:hAnsi="Aptos" w:asciiTheme="minorHAnsi" w:cstheme="minorBidi" w:eastAsiaTheme="minorEastAsia" w:hAnsiTheme="minorHAnsi"/>
-                <w:i w:val="false"/>
+                <w:rFonts w:asciiTheme="minorHAnsi" w:eastAsiaTheme="minorEastAsia" w:hAnsiTheme="minorHAnsi" w:cstheme="minorBidi"/>
+                <w:i w:val="0"/>
                 <w:kern w:val="2"/>
                 <w:sz w:val="24"/>
                 <w:szCs w:val="24"/>
@@ -3329,6 +3041,11 @@
                 <w:rStyle w:val="IndexLink"/>
               </w:rPr>
               <w:t>Common Requirements:</w:t>
+            </w:r>
+            <w:r>
+              <w:rPr>
+                <w:rStyle w:val="IndexLink"/>
+              </w:rPr>
               <w:tab/>
             </w:r>
             <w:r>
@@ -3341,18 +3058,22 @@
               <w:rPr>
                 <w:webHidden/>
               </w:rPr>
-              <w:instrText xml:space="preserve">PAGEREF _Toc223529124 \h</w:instrText>
+              <w:instrText>PAGEREF _Toc223529124 \h</w:instrText>
             </w:r>
             <w:r>
               <w:rPr>
                 <w:webHidden/>
               </w:rPr>
+            </w:r>
+            <w:r>
+              <w:rPr>
+                <w:webHidden/>
+              </w:rPr>
               <w:fldChar w:fldCharType="separate"/>
             </w:r>
             <w:r>
               <w:rPr>
                 <w:rStyle w:val="IndexLink"/>
-                <w:vanish w:val="false"/>
               </w:rPr>
               <w:t>viii</w:t>
             </w:r>
@@ -3368,11 +3089,11 @@
           <w:pPr>
             <w:pStyle w:val="TOC3"/>
             <w:tabs>
-              <w:tab w:val="left" w:pos="1200" w:leader="none"/>
+              <w:tab w:val="left" w:pos="1200"/>
             </w:tabs>
             <w:rPr>
-              <w:rFonts w:ascii="Aptos" w:hAnsi="Aptos" w:eastAsia="" w:cs="" w:asciiTheme="minorHAnsi" w:cstheme="minorBidi" w:eastAsiaTheme="minorEastAsia" w:hAnsiTheme="minorHAnsi"/>
-              <w:i w:val="false"/>
+              <w:rFonts w:asciiTheme="minorHAnsi" w:eastAsiaTheme="minorEastAsia" w:hAnsiTheme="minorHAnsi" w:cstheme="minorBidi"/>
+              <w:i w:val="0"/>
               <w:kern w:val="2"/>
               <w:sz w:val="24"/>
               <w:szCs w:val="24"/>
@@ -3389,8 +3110,8 @@
             <w:r>
               <w:rPr>
                 <w:rStyle w:val="IndexLink"/>
-                <w:rFonts w:eastAsia="" w:cs="" w:ascii="Aptos" w:hAnsi="Aptos" w:asciiTheme="minorHAnsi" w:cstheme="minorBidi" w:eastAsiaTheme="minorEastAsia" w:hAnsiTheme="minorHAnsi"/>
-                <w:i w:val="false"/>
+                <w:rFonts w:asciiTheme="minorHAnsi" w:eastAsiaTheme="minorEastAsia" w:hAnsiTheme="minorHAnsi" w:cstheme="minorBidi"/>
+                <w:i w:val="0"/>
                 <w:kern w:val="2"/>
                 <w:sz w:val="24"/>
                 <w:szCs w:val="24"/>
@@ -3403,6 +3124,11 @@
                 <w:rStyle w:val="IndexLink"/>
               </w:rPr>
               <w:t>Users Module Requirements:</w:t>
+            </w:r>
+            <w:r>
+              <w:rPr>
+                <w:rStyle w:val="IndexLink"/>
+              </w:rPr>
               <w:tab/>
             </w:r>
             <w:r>
@@ -3415,18 +3141,22 @@
               <w:rPr>
                 <w:webHidden/>
               </w:rPr>
-              <w:instrText xml:space="preserve">PAGEREF _Toc223529125 \h</w:instrText>
+              <w:instrText>PAGEREF _Toc223529125 \h</w:instrText>
             </w:r>
             <w:r>
               <w:rPr>
                 <w:webHidden/>
               </w:rPr>
+            </w:r>
+            <w:r>
+              <w:rPr>
+                <w:webHidden/>
+              </w:rPr>
               <w:fldChar w:fldCharType="separate"/>
             </w:r>
             <w:r>
               <w:rPr>
                 <w:rStyle w:val="IndexLink"/>
-                <w:vanish w:val="false"/>
               </w:rPr>
               <w:t>viii</w:t>
             </w:r>
@@ -3442,11 +3172,11 @@
           <w:pPr>
             <w:pStyle w:val="TOC3"/>
             <w:tabs>
-              <w:tab w:val="left" w:pos="1200" w:leader="none"/>
+              <w:tab w:val="left" w:pos="1200"/>
             </w:tabs>
             <w:rPr>
-              <w:rFonts w:ascii="Aptos" w:hAnsi="Aptos" w:eastAsia="" w:cs="" w:asciiTheme="minorHAnsi" w:cstheme="minorBidi" w:eastAsiaTheme="minorEastAsia" w:hAnsiTheme="minorHAnsi"/>
-              <w:i w:val="false"/>
+              <w:rFonts w:asciiTheme="minorHAnsi" w:eastAsiaTheme="minorEastAsia" w:hAnsiTheme="minorHAnsi" w:cstheme="minorBidi"/>
+              <w:i w:val="0"/>
               <w:kern w:val="2"/>
               <w:sz w:val="24"/>
               <w:szCs w:val="24"/>
@@ -3463,8 +3193,8 @@
             <w:r>
               <w:rPr>
                 <w:rStyle w:val="IndexLink"/>
-                <w:rFonts w:eastAsia="" w:cs="" w:ascii="Aptos" w:hAnsi="Aptos" w:asciiTheme="minorHAnsi" w:cstheme="minorBidi" w:eastAsiaTheme="minorEastAsia" w:hAnsiTheme="minorHAnsi"/>
-                <w:i w:val="false"/>
+                <w:rFonts w:asciiTheme="minorHAnsi" w:eastAsiaTheme="minorEastAsia" w:hAnsiTheme="minorHAnsi" w:cstheme="minorBidi"/>
+                <w:i w:val="0"/>
                 <w:kern w:val="2"/>
                 <w:sz w:val="24"/>
                 <w:szCs w:val="24"/>
@@ -3477,6 +3207,11 @@
                 <w:rStyle w:val="IndexLink"/>
               </w:rPr>
               <w:t>Datastore Module Requirements:</w:t>
+            </w:r>
+            <w:r>
+              <w:rPr>
+                <w:rStyle w:val="IndexLink"/>
+              </w:rPr>
               <w:tab/>
             </w:r>
             <w:r>
@@ -3489,18 +3224,22 @@
               <w:rPr>
                 <w:webHidden/>
               </w:rPr>
-              <w:instrText xml:space="preserve">PAGEREF _Toc223529126 \h</w:instrText>
+              <w:instrText>PAGEREF _Toc223529126 \h</w:instrText>
             </w:r>
             <w:r>
               <w:rPr>
                 <w:webHidden/>
               </w:rPr>
+            </w:r>
+            <w:r>
+              <w:rPr>
+                <w:webHidden/>
+              </w:rPr>
               <w:fldChar w:fldCharType="separate"/>
             </w:r>
             <w:r>
               <w:rPr>
                 <w:rStyle w:val="IndexLink"/>
-                <w:vanish w:val="false"/>
               </w:rPr>
               <w:t>viii</w:t>
             </w:r>
@@ -3516,11 +3255,11 @@
           <w:pPr>
             <w:pStyle w:val="TOC3"/>
             <w:tabs>
-              <w:tab w:val="left" w:pos="1200" w:leader="none"/>
+              <w:tab w:val="left" w:pos="1200"/>
             </w:tabs>
             <w:rPr>
-              <w:rFonts w:ascii="Aptos" w:hAnsi="Aptos" w:eastAsia="" w:cs="" w:asciiTheme="minorHAnsi" w:cstheme="minorBidi" w:eastAsiaTheme="minorEastAsia" w:hAnsiTheme="minorHAnsi"/>
-              <w:i w:val="false"/>
+              <w:rFonts w:asciiTheme="minorHAnsi" w:eastAsiaTheme="minorEastAsia" w:hAnsiTheme="minorHAnsi" w:cstheme="minorBidi"/>
+              <w:i w:val="0"/>
               <w:kern w:val="2"/>
               <w:sz w:val="24"/>
               <w:szCs w:val="24"/>
@@ -3537,8 +3276,8 @@
             <w:r>
               <w:rPr>
                 <w:rStyle w:val="IndexLink"/>
-                <w:rFonts w:eastAsia="" w:cs="" w:ascii="Aptos" w:hAnsi="Aptos" w:asciiTheme="minorHAnsi" w:cstheme="minorBidi" w:eastAsiaTheme="minorEastAsia" w:hAnsiTheme="minorHAnsi"/>
-                <w:i w:val="false"/>
+                <w:rFonts w:asciiTheme="minorHAnsi" w:eastAsiaTheme="minorEastAsia" w:hAnsiTheme="minorHAnsi" w:cstheme="minorBidi"/>
+                <w:i w:val="0"/>
                 <w:kern w:val="2"/>
                 <w:sz w:val="24"/>
                 <w:szCs w:val="24"/>
@@ -3551,6 +3290,11 @@
                 <w:rStyle w:val="IndexLink"/>
               </w:rPr>
               <w:t>Network Module Requirements:</w:t>
+            </w:r>
+            <w:r>
+              <w:rPr>
+                <w:rStyle w:val="IndexLink"/>
+              </w:rPr>
               <w:tab/>
             </w:r>
             <w:r>
@@ -3563,18 +3307,22 @@
               <w:rPr>
                 <w:webHidden/>
               </w:rPr>
-              <w:instrText xml:space="preserve">PAGEREF _Toc223529127 \h</w:instrText>
+              <w:instrText>PAGEREF _Toc223529127 \h</w:instrText>
             </w:r>
             <w:r>
               <w:rPr>
                 <w:webHidden/>
               </w:rPr>
+            </w:r>
+            <w:r>
+              <w:rPr>
+                <w:webHidden/>
+              </w:rPr>
               <w:fldChar w:fldCharType="separate"/>
             </w:r>
             <w:r>
               <w:rPr>
                 <w:rStyle w:val="IndexLink"/>
-                <w:vanish w:val="false"/>
               </w:rPr>
               <w:t>viii</w:t>
             </w:r>
@@ -3590,11 +3338,11 @@
           <w:pPr>
             <w:pStyle w:val="TOC3"/>
             <w:tabs>
-              <w:tab w:val="left" w:pos="1200" w:leader="none"/>
+              <w:tab w:val="left" w:pos="1200"/>
             </w:tabs>
             <w:rPr>
-              <w:rFonts w:ascii="Aptos" w:hAnsi="Aptos" w:eastAsia="" w:cs="" w:asciiTheme="minorHAnsi" w:cstheme="minorBidi" w:eastAsiaTheme="minorEastAsia" w:hAnsiTheme="minorHAnsi"/>
-              <w:i w:val="false"/>
+              <w:rFonts w:asciiTheme="minorHAnsi" w:eastAsiaTheme="minorEastAsia" w:hAnsiTheme="minorHAnsi" w:cstheme="minorBidi"/>
+              <w:i w:val="0"/>
               <w:kern w:val="2"/>
               <w:sz w:val="24"/>
               <w:szCs w:val="24"/>
@@ -3611,8 +3359,8 @@
             <w:r>
               <w:rPr>
                 <w:rStyle w:val="IndexLink"/>
-                <w:rFonts w:eastAsia="" w:cs="" w:ascii="Aptos" w:hAnsi="Aptos" w:asciiTheme="minorHAnsi" w:cstheme="minorBidi" w:eastAsiaTheme="minorEastAsia" w:hAnsiTheme="minorHAnsi"/>
-                <w:i w:val="false"/>
+                <w:rFonts w:asciiTheme="minorHAnsi" w:eastAsiaTheme="minorEastAsia" w:hAnsiTheme="minorHAnsi" w:cstheme="minorBidi"/>
+                <w:i w:val="0"/>
                 <w:kern w:val="2"/>
                 <w:sz w:val="24"/>
                 <w:szCs w:val="24"/>
@@ -3625,6 +3373,11 @@
                 <w:rStyle w:val="IndexLink"/>
               </w:rPr>
               <w:t>GUI Module Requirements:</w:t>
+            </w:r>
+            <w:r>
+              <w:rPr>
+                <w:rStyle w:val="IndexLink"/>
+              </w:rPr>
               <w:tab/>
             </w:r>
             <w:r>
@@ -3637,18 +3390,22 @@
               <w:rPr>
                 <w:webHidden/>
               </w:rPr>
-              <w:instrText xml:space="preserve">PAGEREF _Toc223529128 \h</w:instrText>
+              <w:instrText>PAGEREF _Toc223529128 \h</w:instrText>
             </w:r>
             <w:r>
               <w:rPr>
                 <w:webHidden/>
               </w:rPr>
+            </w:r>
+            <w:r>
+              <w:rPr>
+                <w:webHidden/>
+              </w:rPr>
               <w:fldChar w:fldCharType="separate"/>
             </w:r>
             <w:r>
               <w:rPr>
                 <w:rStyle w:val="IndexLink"/>
-                <w:vanish w:val="false"/>
               </w:rPr>
               <w:t>viii</w:t>
             </w:r>
@@ -3664,11 +3421,11 @@
           <w:pPr>
             <w:pStyle w:val="TOC3"/>
             <w:tabs>
-              <w:tab w:val="left" w:pos="1200" w:leader="none"/>
+              <w:tab w:val="left" w:pos="1200"/>
             </w:tabs>
             <w:rPr>
-              <w:rFonts w:ascii="Aptos" w:hAnsi="Aptos" w:eastAsia="" w:cs="" w:asciiTheme="minorHAnsi" w:cstheme="minorBidi" w:eastAsiaTheme="minorEastAsia" w:hAnsiTheme="minorHAnsi"/>
-              <w:i w:val="false"/>
+              <w:rFonts w:asciiTheme="minorHAnsi" w:eastAsiaTheme="minorEastAsia" w:hAnsiTheme="minorHAnsi" w:cstheme="minorBidi"/>
+              <w:i w:val="0"/>
               <w:kern w:val="2"/>
               <w:sz w:val="24"/>
               <w:szCs w:val="24"/>
@@ -3685,8 +3442,8 @@
             <w:r>
               <w:rPr>
                 <w:rStyle w:val="IndexLink"/>
-                <w:rFonts w:eastAsia="" w:cs="" w:ascii="Aptos" w:hAnsi="Aptos" w:asciiTheme="minorHAnsi" w:cstheme="minorBidi" w:eastAsiaTheme="minorEastAsia" w:hAnsiTheme="minorHAnsi"/>
-                <w:i w:val="false"/>
+                <w:rFonts w:asciiTheme="minorHAnsi" w:eastAsiaTheme="minorEastAsia" w:hAnsiTheme="minorHAnsi" w:cstheme="minorBidi"/>
+                <w:i w:val="0"/>
                 <w:kern w:val="2"/>
                 <w:sz w:val="24"/>
                 <w:szCs w:val="24"/>
@@ -3699,6 +3456,11 @@
                 <w:rStyle w:val="IndexLink"/>
               </w:rPr>
               <w:t>Lobby Module Requirements:</w:t>
+            </w:r>
+            <w:r>
+              <w:rPr>
+                <w:rStyle w:val="IndexLink"/>
+              </w:rPr>
               <w:tab/>
             </w:r>
             <w:r>
@@ -3711,18 +3473,22 @@
               <w:rPr>
                 <w:webHidden/>
               </w:rPr>
-              <w:instrText xml:space="preserve">PAGEREF _Toc223529129 \h</w:instrText>
+              <w:instrText>PAGEREF _Toc223529129 \h</w:instrText>
             </w:r>
             <w:r>
               <w:rPr>
                 <w:webHidden/>
               </w:rPr>
+            </w:r>
+            <w:r>
+              <w:rPr>
+                <w:webHidden/>
+              </w:rPr>
               <w:fldChar w:fldCharType="separate"/>
             </w:r>
             <w:r>
               <w:rPr>
                 <w:rStyle w:val="IndexLink"/>
-                <w:vanish w:val="false"/>
               </w:rPr>
               <w:t>viii</w:t>
             </w:r>
@@ -3738,11 +3504,11 @@
           <w:pPr>
             <w:pStyle w:val="TOC3"/>
             <w:tabs>
-              <w:tab w:val="left" w:pos="1200" w:leader="none"/>
+              <w:tab w:val="left" w:pos="1200"/>
             </w:tabs>
             <w:rPr>
-              <w:rFonts w:ascii="Aptos" w:hAnsi="Aptos" w:eastAsia="" w:cs="" w:asciiTheme="minorHAnsi" w:cstheme="minorBidi" w:eastAsiaTheme="minorEastAsia" w:hAnsiTheme="minorHAnsi"/>
-              <w:i w:val="false"/>
+              <w:rFonts w:asciiTheme="minorHAnsi" w:eastAsiaTheme="minorEastAsia" w:hAnsiTheme="minorHAnsi" w:cstheme="minorBidi"/>
+              <w:i w:val="0"/>
               <w:kern w:val="2"/>
               <w:sz w:val="24"/>
               <w:szCs w:val="24"/>
@@ -3759,8 +3525,8 @@
             <w:r>
               <w:rPr>
                 <w:rStyle w:val="IndexLink"/>
-                <w:rFonts w:eastAsia="" w:cs="" w:ascii="Aptos" w:hAnsi="Aptos" w:asciiTheme="minorHAnsi" w:cstheme="minorBidi" w:eastAsiaTheme="minorEastAsia" w:hAnsiTheme="minorHAnsi"/>
-                <w:i w:val="false"/>
+                <w:rFonts w:asciiTheme="minorHAnsi" w:eastAsiaTheme="minorEastAsia" w:hAnsiTheme="minorHAnsi" w:cstheme="minorBidi"/>
+                <w:i w:val="0"/>
                 <w:kern w:val="2"/>
                 <w:sz w:val="24"/>
                 <w:szCs w:val="24"/>
@@ -3773,6 +3539,11 @@
                 <w:rStyle w:val="IndexLink"/>
               </w:rPr>
               <w:t>Table Module Requirements:</w:t>
+            </w:r>
+            <w:r>
+              <w:rPr>
+                <w:rStyle w:val="IndexLink"/>
+              </w:rPr>
               <w:tab/>
             </w:r>
             <w:r>
@@ -3785,18 +3556,22 @@
               <w:rPr>
                 <w:webHidden/>
               </w:rPr>
-              <w:instrText xml:space="preserve">PAGEREF _Toc223529130 \h</w:instrText>
+              <w:instrText>PAGEREF _Toc223529130 \h</w:instrText>
             </w:r>
             <w:r>
               <w:rPr>
                 <w:webHidden/>
               </w:rPr>
+            </w:r>
+            <w:r>
+              <w:rPr>
+                <w:webHidden/>
+              </w:rPr>
               <w:fldChar w:fldCharType="separate"/>
             </w:r>
             <w:r>
               <w:rPr>
                 <w:rStyle w:val="IndexLink"/>
-                <w:vanish w:val="false"/>
               </w:rPr>
               <w:t>viii</w:t>
             </w:r>
@@ -3812,11 +3587,11 @@
           <w:pPr>
             <w:pStyle w:val="TOC3"/>
             <w:tabs>
-              <w:tab w:val="left" w:pos="1200" w:leader="none"/>
+              <w:tab w:val="left" w:pos="1200"/>
             </w:tabs>
             <w:rPr>
-              <w:rFonts w:ascii="Aptos" w:hAnsi="Aptos" w:eastAsia="" w:cs="" w:asciiTheme="minorHAnsi" w:cstheme="minorBidi" w:eastAsiaTheme="minorEastAsia" w:hAnsiTheme="minorHAnsi"/>
-              <w:i w:val="false"/>
+              <w:rFonts w:asciiTheme="minorHAnsi" w:eastAsiaTheme="minorEastAsia" w:hAnsiTheme="minorHAnsi" w:cstheme="minorBidi"/>
+              <w:i w:val="0"/>
               <w:kern w:val="2"/>
               <w:sz w:val="24"/>
               <w:szCs w:val="24"/>
@@ -3833,8 +3608,8 @@
             <w:r>
               <w:rPr>
                 <w:rStyle w:val="IndexLink"/>
-                <w:rFonts w:eastAsia="" w:cs="" w:ascii="Aptos" w:hAnsi="Aptos" w:asciiTheme="minorHAnsi" w:cstheme="minorBidi" w:eastAsiaTheme="minorEastAsia" w:hAnsiTheme="minorHAnsi"/>
-                <w:i w:val="false"/>
+                <w:rFonts w:asciiTheme="minorHAnsi" w:eastAsiaTheme="minorEastAsia" w:hAnsiTheme="minorHAnsi" w:cstheme="minorBidi"/>
+                <w:i w:val="0"/>
                 <w:kern w:val="2"/>
                 <w:sz w:val="24"/>
                 <w:szCs w:val="24"/>
@@ -3847,6 +3622,11 @@
                 <w:rStyle w:val="IndexLink"/>
               </w:rPr>
               <w:t>Game Module Requirements:</w:t>
+            </w:r>
+            <w:r>
+              <w:rPr>
+                <w:rStyle w:val="IndexLink"/>
+              </w:rPr>
               <w:tab/>
             </w:r>
             <w:r>
@@ -3859,18 +3639,22 @@
               <w:rPr>
                 <w:webHidden/>
               </w:rPr>
-              <w:instrText xml:space="preserve">PAGEREF _Toc223529131 \h</w:instrText>
+              <w:instrText>PAGEREF _Toc223529131 \h</w:instrText>
             </w:r>
             <w:r>
               <w:rPr>
                 <w:webHidden/>
               </w:rPr>
+            </w:r>
+            <w:r>
+              <w:rPr>
+                <w:webHidden/>
+              </w:rPr>
               <w:fldChar w:fldCharType="separate"/>
             </w:r>
             <w:r>
               <w:rPr>
                 <w:rStyle w:val="IndexLink"/>
-                <w:vanish w:val="false"/>
               </w:rPr>
               <w:t>viii</w:t>
             </w:r>
@@ -3886,12 +3670,11 @@
           <w:pPr>
             <w:pStyle w:val="TOC2"/>
             <w:tabs>
-              <w:tab w:val="left" w:pos="800" w:leader="none"/>
+              <w:tab w:val="left" w:pos="800"/>
             </w:tabs>
             <w:rPr>
-              <w:rFonts w:ascii="Aptos" w:hAnsi="Aptos" w:eastAsia="" w:cs="" w:asciiTheme="minorHAnsi" w:cstheme="minorBidi" w:eastAsiaTheme="minorEastAsia" w:hAnsiTheme="minorHAnsi"/>
-              <w:caps w:val="false"/>
-              <w:smallCaps w:val="false"/>
+              <w:rFonts w:asciiTheme="minorHAnsi" w:eastAsiaTheme="minorEastAsia" w:hAnsiTheme="minorHAnsi" w:cstheme="minorBidi"/>
+              <w:smallCaps w:val="0"/>
               <w:kern w:val="2"/>
               <w:sz w:val="24"/>
               <w:szCs w:val="24"/>
@@ -3908,9 +3691,8 @@
             <w:r>
               <w:rPr>
                 <w:rStyle w:val="IndexLink"/>
-                <w:rFonts w:eastAsia="" w:cs="" w:ascii="Aptos" w:hAnsi="Aptos" w:asciiTheme="minorHAnsi" w:cstheme="minorBidi" w:eastAsiaTheme="minorEastAsia" w:hAnsiTheme="minorHAnsi"/>
-                <w:caps w:val="false"/>
-                <w:smallCaps w:val="false"/>
+                <w:rFonts w:asciiTheme="minorHAnsi" w:eastAsiaTheme="minorEastAsia" w:hAnsiTheme="minorHAnsi" w:cstheme="minorBidi"/>
+                <w:smallCaps w:val="0"/>
                 <w:kern w:val="2"/>
                 <w:sz w:val="24"/>
                 <w:szCs w:val="24"/>
@@ -3923,6 +3705,11 @@
                 <w:rStyle w:val="IndexLink"/>
               </w:rPr>
               <w:t>External Interface Requirements</w:t>
+            </w:r>
+            <w:r>
+              <w:rPr>
+                <w:rStyle w:val="IndexLink"/>
+              </w:rPr>
               <w:tab/>
             </w:r>
             <w:r>
@@ -3935,18 +3722,22 @@
               <w:rPr>
                 <w:webHidden/>
               </w:rPr>
-              <w:instrText xml:space="preserve">PAGEREF _Toc223529132 \h</w:instrText>
+              <w:instrText>PAGEREF _Toc223529132 \h</w:instrText>
             </w:r>
             <w:r>
               <w:rPr>
                 <w:webHidden/>
               </w:rPr>
+            </w:r>
+            <w:r>
+              <w:rPr>
+                <w:webHidden/>
+              </w:rPr>
               <w:fldChar w:fldCharType="separate"/>
             </w:r>
             <w:r>
               <w:rPr>
                 <w:rStyle w:val="IndexLink"/>
-                <w:vanish w:val="false"/>
               </w:rPr>
               <w:t>ix</w:t>
             </w:r>
@@ -3962,12 +3753,11 @@
           <w:pPr>
             <w:pStyle w:val="TOC2"/>
             <w:tabs>
-              <w:tab w:val="left" w:pos="800" w:leader="none"/>
+              <w:tab w:val="left" w:pos="800"/>
             </w:tabs>
             <w:rPr>
-              <w:rFonts w:ascii="Aptos" w:hAnsi="Aptos" w:eastAsia="" w:cs="" w:asciiTheme="minorHAnsi" w:cstheme="minorBidi" w:eastAsiaTheme="minorEastAsia" w:hAnsiTheme="minorHAnsi"/>
-              <w:caps w:val="false"/>
-              <w:smallCaps w:val="false"/>
+              <w:rFonts w:asciiTheme="minorHAnsi" w:eastAsiaTheme="minorEastAsia" w:hAnsiTheme="minorHAnsi" w:cstheme="minorBidi"/>
+              <w:smallCaps w:val="0"/>
               <w:kern w:val="2"/>
               <w:sz w:val="24"/>
               <w:szCs w:val="24"/>
@@ -3984,9 +3774,8 @@
             <w:r>
               <w:rPr>
                 <w:rStyle w:val="IndexLink"/>
-                <w:rFonts w:eastAsia="" w:cs="" w:ascii="Aptos" w:hAnsi="Aptos" w:asciiTheme="minorHAnsi" w:cstheme="minorBidi" w:eastAsiaTheme="minorEastAsia" w:hAnsiTheme="minorHAnsi"/>
-                <w:caps w:val="false"/>
-                <w:smallCaps w:val="false"/>
+                <w:rFonts w:asciiTheme="minorHAnsi" w:eastAsiaTheme="minorEastAsia" w:hAnsiTheme="minorHAnsi" w:cstheme="minorBidi"/>
+                <w:smallCaps w:val="0"/>
                 <w:kern w:val="2"/>
                 <w:sz w:val="24"/>
                 <w:szCs w:val="24"/>
@@ -3999,6 +3788,11 @@
                 <w:rStyle w:val="IndexLink"/>
               </w:rPr>
               <w:t>Internal Interface Requirements</w:t>
+            </w:r>
+            <w:r>
+              <w:rPr>
+                <w:rStyle w:val="IndexLink"/>
+              </w:rPr>
               <w:tab/>
             </w:r>
             <w:r>
@@ -4011,18 +3805,22 @@
               <w:rPr>
                 <w:webHidden/>
               </w:rPr>
-              <w:instrText xml:space="preserve">PAGEREF _Toc223529133 \h</w:instrText>
+              <w:instrText>PAGEREF _Toc223529133 \h</w:instrText>
             </w:r>
             <w:r>
               <w:rPr>
                 <w:webHidden/>
               </w:rPr>
+            </w:r>
+            <w:r>
+              <w:rPr>
+                <w:webHidden/>
+              </w:rPr>
               <w:fldChar w:fldCharType="separate"/>
             </w:r>
             <w:r>
               <w:rPr>
                 <w:rStyle w:val="IndexLink"/>
-                <w:vanish w:val="false"/>
               </w:rPr>
               <w:t>ix</w:t>
             </w:r>
@@ -4038,13 +3836,12 @@
           <w:pPr>
             <w:pStyle w:val="TOC1"/>
             <w:tabs>
-              <w:tab w:val="left" w:pos="400" w:leader="none"/>
+              <w:tab w:val="left" w:pos="400"/>
             </w:tabs>
             <w:rPr>
-              <w:rFonts w:ascii="Aptos" w:hAnsi="Aptos" w:eastAsia="" w:cs="" w:asciiTheme="minorHAnsi" w:cstheme="minorBidi" w:eastAsiaTheme="minorEastAsia" w:hAnsiTheme="minorHAnsi"/>
-              <w:b w:val="false"/>
-              <w:caps w:val="false"/>
-              <w:smallCaps w:val="false"/>
+              <w:rFonts w:asciiTheme="minorHAnsi" w:eastAsiaTheme="minorEastAsia" w:hAnsiTheme="minorHAnsi" w:cstheme="minorBidi"/>
+              <w:b w:val="0"/>
+              <w:caps w:val="0"/>
               <w:kern w:val="2"/>
               <w:sz w:val="24"/>
               <w:szCs w:val="24"/>
@@ -4062,10 +3859,9 @@
             <w:r>
               <w:rPr>
                 <w:rStyle w:val="IndexLink"/>
-                <w:rFonts w:eastAsia="" w:cs="" w:ascii="Aptos" w:hAnsi="Aptos" w:asciiTheme="minorHAnsi" w:cstheme="minorBidi" w:eastAsiaTheme="minorEastAsia" w:hAnsiTheme="minorHAnsi"/>
-                <w:b w:val="false"/>
-                <w:caps w:val="false"/>
-                <w:smallCaps w:val="false"/>
+                <w:rFonts w:asciiTheme="minorHAnsi" w:eastAsiaTheme="minorEastAsia" w:hAnsiTheme="minorHAnsi" w:cstheme="minorBidi"/>
+                <w:b w:val="0"/>
+                <w:caps w:val="0"/>
                 <w:kern w:val="2"/>
                 <w:sz w:val="24"/>
                 <w:szCs w:val="24"/>
@@ -4078,6 +3874,11 @@
                 <w:rStyle w:val="IndexLink"/>
               </w:rPr>
               <w:t>Non-Functional Requirements</w:t>
+            </w:r>
+            <w:r>
+              <w:rPr>
+                <w:rStyle w:val="IndexLink"/>
+              </w:rPr>
               <w:tab/>
             </w:r>
             <w:r>
@@ -4090,18 +3891,22 @@
               <w:rPr>
                 <w:webHidden/>
               </w:rPr>
-              <w:instrText xml:space="preserve">PAGEREF _Toc223529134 \h</w:instrText>
+              <w:instrText>PAGEREF _Toc223529134 \h</w:instrText>
             </w:r>
             <w:r>
               <w:rPr>
                 <w:webHidden/>
               </w:rPr>
+            </w:r>
+            <w:r>
+              <w:rPr>
+                <w:webHidden/>
+              </w:rPr>
               <w:fldChar w:fldCharType="separate"/>
             </w:r>
             <w:r>
               <w:rPr>
                 <w:rStyle w:val="IndexLink"/>
-                <w:vanish w:val="false"/>
               </w:rPr>
               <w:t>x</w:t>
             </w:r>
@@ -4117,12 +3922,11 @@
           <w:pPr>
             <w:pStyle w:val="TOC2"/>
             <w:tabs>
-              <w:tab w:val="left" w:pos="800" w:leader="none"/>
+              <w:tab w:val="left" w:pos="800"/>
             </w:tabs>
             <w:rPr>
-              <w:rFonts w:ascii="Aptos" w:hAnsi="Aptos" w:eastAsia="" w:cs="" w:asciiTheme="minorHAnsi" w:cstheme="minorBidi" w:eastAsiaTheme="minorEastAsia" w:hAnsiTheme="minorHAnsi"/>
-              <w:caps w:val="false"/>
-              <w:smallCaps w:val="false"/>
+              <w:rFonts w:asciiTheme="minorHAnsi" w:eastAsiaTheme="minorEastAsia" w:hAnsiTheme="minorHAnsi" w:cstheme="minorBidi"/>
+              <w:smallCaps w:val="0"/>
               <w:kern w:val="2"/>
               <w:sz w:val="24"/>
               <w:szCs w:val="24"/>
@@ -4139,9 +3943,8 @@
             <w:r>
               <w:rPr>
                 <w:rStyle w:val="IndexLink"/>
-                <w:rFonts w:eastAsia="" w:cs="" w:ascii="Aptos" w:hAnsi="Aptos" w:asciiTheme="minorHAnsi" w:cstheme="minorBidi" w:eastAsiaTheme="minorEastAsia" w:hAnsiTheme="minorHAnsi"/>
-                <w:caps w:val="false"/>
-                <w:smallCaps w:val="false"/>
+                <w:rFonts w:asciiTheme="minorHAnsi" w:eastAsiaTheme="minorEastAsia" w:hAnsiTheme="minorHAnsi" w:cstheme="minorBidi"/>
+                <w:smallCaps w:val="0"/>
                 <w:kern w:val="2"/>
                 <w:sz w:val="24"/>
                 <w:szCs w:val="24"/>
@@ -4154,6 +3957,11 @@
                 <w:rStyle w:val="IndexLink"/>
               </w:rPr>
               <w:t>Security and Privacy Requirements</w:t>
+            </w:r>
+            <w:r>
+              <w:rPr>
+                <w:rStyle w:val="IndexLink"/>
+              </w:rPr>
               <w:tab/>
             </w:r>
             <w:r>
@@ -4166,18 +3974,22 @@
               <w:rPr>
                 <w:webHidden/>
               </w:rPr>
-              <w:instrText xml:space="preserve">PAGEREF _Toc223529135 \h</w:instrText>
+              <w:instrText>PAGEREF _Toc223529135 \h</w:instrText>
             </w:r>
             <w:r>
               <w:rPr>
                 <w:webHidden/>
               </w:rPr>
+            </w:r>
+            <w:r>
+              <w:rPr>
+                <w:webHidden/>
+              </w:rPr>
               <w:fldChar w:fldCharType="separate"/>
             </w:r>
             <w:r>
               <w:rPr>
                 <w:rStyle w:val="IndexLink"/>
-                <w:vanish w:val="false"/>
               </w:rPr>
               <w:t>x</w:t>
             </w:r>
@@ -4193,12 +4005,11 @@
           <w:pPr>
             <w:pStyle w:val="TOC2"/>
             <w:tabs>
-              <w:tab w:val="left" w:pos="800" w:leader="none"/>
+              <w:tab w:val="left" w:pos="800"/>
             </w:tabs>
             <w:rPr>
-              <w:rFonts w:ascii="Aptos" w:hAnsi="Aptos" w:eastAsia="" w:cs="" w:asciiTheme="minorHAnsi" w:cstheme="minorBidi" w:eastAsiaTheme="minorEastAsia" w:hAnsiTheme="minorHAnsi"/>
-              <w:caps w:val="false"/>
-              <w:smallCaps w:val="false"/>
+              <w:rFonts w:asciiTheme="minorHAnsi" w:eastAsiaTheme="minorEastAsia" w:hAnsiTheme="minorHAnsi" w:cstheme="minorBidi"/>
+              <w:smallCaps w:val="0"/>
               <w:kern w:val="2"/>
               <w:sz w:val="24"/>
               <w:szCs w:val="24"/>
@@ -4215,9 +4026,8 @@
             <w:r>
               <w:rPr>
                 <w:rStyle w:val="IndexLink"/>
-                <w:rFonts w:eastAsia="" w:cs="" w:ascii="Aptos" w:hAnsi="Aptos" w:asciiTheme="minorHAnsi" w:cstheme="minorBidi" w:eastAsiaTheme="minorEastAsia" w:hAnsiTheme="minorHAnsi"/>
-                <w:caps w:val="false"/>
-                <w:smallCaps w:val="false"/>
+                <w:rFonts w:asciiTheme="minorHAnsi" w:eastAsiaTheme="minorEastAsia" w:hAnsiTheme="minorHAnsi" w:cstheme="minorBidi"/>
+                <w:smallCaps w:val="0"/>
                 <w:kern w:val="2"/>
                 <w:sz w:val="24"/>
                 <w:szCs w:val="24"/>
@@ -4230,6 +4040,11 @@
                 <w:rStyle w:val="IndexLink"/>
               </w:rPr>
               <w:t>Environmental Requirements</w:t>
+            </w:r>
+            <w:r>
+              <w:rPr>
+                <w:rStyle w:val="IndexLink"/>
+              </w:rPr>
               <w:tab/>
             </w:r>
             <w:r>
@@ -4242,18 +4057,22 @@
               <w:rPr>
                 <w:webHidden/>
               </w:rPr>
-              <w:instrText xml:space="preserve">PAGEREF _Toc223529136 \h</w:instrText>
+              <w:instrText>PAGEREF _Toc223529136 \h</w:instrText>
             </w:r>
             <w:r>
               <w:rPr>
                 <w:webHidden/>
               </w:rPr>
+            </w:r>
+            <w:r>
+              <w:rPr>
+                <w:webHidden/>
+              </w:rPr>
               <w:fldChar w:fldCharType="separate"/>
             </w:r>
             <w:r>
               <w:rPr>
                 <w:rStyle w:val="IndexLink"/>
-                <w:vanish w:val="false"/>
               </w:rPr>
               <w:t>x</w:t>
             </w:r>
@@ -4269,12 +4088,11 @@
           <w:pPr>
             <w:pStyle w:val="TOC2"/>
             <w:tabs>
-              <w:tab w:val="left" w:pos="800" w:leader="none"/>
+              <w:tab w:val="left" w:pos="800"/>
             </w:tabs>
             <w:rPr>
-              <w:rFonts w:ascii="Aptos" w:hAnsi="Aptos" w:eastAsia="" w:cs="" w:asciiTheme="minorHAnsi" w:cstheme="minorBidi" w:eastAsiaTheme="minorEastAsia" w:hAnsiTheme="minorHAnsi"/>
-              <w:caps w:val="false"/>
-              <w:smallCaps w:val="false"/>
+              <w:rFonts w:asciiTheme="minorHAnsi" w:eastAsiaTheme="minorEastAsia" w:hAnsiTheme="minorHAnsi" w:cstheme="minorBidi"/>
+              <w:smallCaps w:val="0"/>
               <w:kern w:val="2"/>
               <w:sz w:val="24"/>
               <w:szCs w:val="24"/>
@@ -4291,9 +4109,8 @@
             <w:r>
               <w:rPr>
                 <w:rStyle w:val="IndexLink"/>
-                <w:rFonts w:eastAsia="" w:cs="" w:ascii="Aptos" w:hAnsi="Aptos" w:asciiTheme="minorHAnsi" w:cstheme="minorBidi" w:eastAsiaTheme="minorEastAsia" w:hAnsiTheme="minorHAnsi"/>
-                <w:caps w:val="false"/>
-                <w:smallCaps w:val="false"/>
+                <w:rFonts w:asciiTheme="minorHAnsi" w:eastAsiaTheme="minorEastAsia" w:hAnsiTheme="minorHAnsi" w:cstheme="minorBidi"/>
+                <w:smallCaps w:val="0"/>
                 <w:kern w:val="2"/>
                 <w:sz w:val="24"/>
                 <w:szCs w:val="24"/>
@@ -4306,6 +4123,11 @@
                 <w:rStyle w:val="IndexLink"/>
               </w:rPr>
               <w:t>Performance Requirements</w:t>
+            </w:r>
+            <w:r>
+              <w:rPr>
+                <w:rStyle w:val="IndexLink"/>
+              </w:rPr>
               <w:tab/>
             </w:r>
             <w:r>
@@ -4318,18 +4140,22 @@
               <w:rPr>
                 <w:webHidden/>
               </w:rPr>
-              <w:instrText xml:space="preserve">PAGEREF _Toc223529137 \h</w:instrText>
+              <w:instrText>PAGEREF _Toc223529137 \h</w:instrText>
             </w:r>
             <w:r>
               <w:rPr>
                 <w:webHidden/>
               </w:rPr>
+            </w:r>
+            <w:r>
+              <w:rPr>
+                <w:webHidden/>
+              </w:rPr>
               <w:fldChar w:fldCharType="separate"/>
             </w:r>
             <w:r>
               <w:rPr>
                 <w:rStyle w:val="IndexLink"/>
-                <w:vanish w:val="false"/>
               </w:rPr>
               <w:t>x</w:t>
             </w:r>
@@ -4343,7 +4169,6 @@
           <w:r>
             <w:rPr>
               <w:rStyle w:val="IndexLink"/>
-              <w:vanish w:val="false"/>
             </w:rPr>
             <w:fldChar w:fldCharType="end"/>
           </w:r>
@@ -4354,7 +4179,7 @@
       <w:pPr>
         <w:pStyle w:val="TOC2"/>
         <w:tabs>
-          <w:tab w:val="left" w:pos="800" w:leader="none"/>
+          <w:tab w:val="left" w:pos="800"/>
         </w:tabs>
         <w:rPr>
           <w:rFonts w:ascii="Calibri" w:hAnsi="Calibri" w:cs="Calibri"/>
@@ -4363,18 +4188,9 @@
           <w:lang w:eastAsia="en-US"/>
         </w:rPr>
       </w:pPr>
-      <w:r>
-        <w:rPr>
-          <w:rFonts w:cs="Calibri" w:ascii="Calibri" w:hAnsi="Calibri"/>
-          <w:sz w:val="24"/>
-          <w:szCs w:val="24"/>
-          <w:lang w:eastAsia="en-US"/>
-        </w:rPr>
-      </w:r>
-    </w:p>
-    <w:p>
-      <w:pPr>
-        <w:pStyle w:val="Normal"/>
+    </w:p>
+    <w:p>
+      <w:pPr>
         <w:rPr>
           <w:rFonts w:ascii="Calibri" w:hAnsi="Calibri" w:cs="Calibri"/>
           <w:b/>
@@ -4384,16 +4200,6 @@
           <w:lang w:eastAsia="en-US"/>
         </w:rPr>
       </w:pPr>
-      <w:r>
-        <w:rPr>
-          <w:rFonts w:cs="Calibri" w:ascii="Calibri" w:hAnsi="Calibri"/>
-          <w:b/>
-          <w:caps/>
-          <w:sz w:val="24"/>
-          <w:szCs w:val="24"/>
-          <w:lang w:eastAsia="en-US"/>
-        </w:rPr>
-      </w:r>
     </w:p>
     <w:p>
       <w:pPr>
@@ -4402,11 +4208,10 @@
           <w:ilvl w:val="0"/>
           <w:numId w:val="2"/>
         </w:numPr>
-        <w:rPr/>
       </w:pPr>
       <w:bookmarkStart w:id="2" w:name="_Toc223529111"/>
       <w:r>
-        <w:rPr/>
+        <w:lastRenderedPageBreak/>
         <w:t>Purpose</w:t>
       </w:r>
       <w:bookmarkEnd w:id="2"/>
@@ -4432,11 +4237,9 @@
           <w:ilvl w:val="1"/>
           <w:numId w:val="2"/>
         </w:numPr>
-        <w:rPr/>
       </w:pPr>
       <w:bookmarkStart w:id="3" w:name="_Toc223529112"/>
       <w:r>
-        <w:rPr/>
         <w:t>Scope</w:t>
       </w:r>
       <w:bookmarkEnd w:id="3"/>
@@ -4458,11 +4261,9 @@
     <w:p>
       <w:pPr>
         <w:pStyle w:val="Heading2"/>
-        <w:rPr/>
       </w:pPr>
       <w:bookmarkStart w:id="4" w:name="_Toc223529113"/>
       <w:r>
-        <w:rPr/>
         <w:t>Definitions, Acronyms, Abbreviations</w:t>
       </w:r>
       <w:bookmarkEnd w:id="4"/>
@@ -4470,7 +4271,7 @@
     <w:p>
       <w:pPr>
         <w:pStyle w:val="Paragraph3"/>
-        <w:ind w:hanging="720" w:left="2160"/>
+        <w:ind w:hanging="720"/>
         <w:rPr>
           <w:color w:val="0070C0"/>
         </w:rPr>
@@ -4485,7 +4286,7 @@
     <w:p>
       <w:pPr>
         <w:pStyle w:val="Paragraph3"/>
-        <w:ind w:hanging="720" w:left="2160"/>
+        <w:ind w:hanging="720"/>
         <w:rPr>
           <w:color w:val="0070C0"/>
         </w:rPr>
@@ -4500,7 +4301,7 @@
     <w:p>
       <w:pPr>
         <w:pStyle w:val="Paragraph3"/>
-        <w:ind w:hanging="720" w:left="2160"/>
+        <w:ind w:hanging="720"/>
         <w:rPr>
           <w:color w:val="0070C0"/>
         </w:rPr>
@@ -4515,7 +4316,7 @@
     <w:p>
       <w:pPr>
         <w:pStyle w:val="Paragraph3"/>
-        <w:ind w:hanging="720" w:left="2160"/>
+        <w:ind w:hanging="720"/>
         <w:rPr>
           <w:color w:val="0070C0"/>
         </w:rPr>
@@ -4530,7 +4331,7 @@
     <w:p>
       <w:pPr>
         <w:pStyle w:val="Paragraph3"/>
-        <w:ind w:hanging="720" w:left="2160"/>
+        <w:ind w:hanging="720"/>
         <w:rPr>
           <w:color w:val="0070C0"/>
         </w:rPr>
@@ -4545,7 +4346,7 @@
     <w:p>
       <w:pPr>
         <w:pStyle w:val="Paragraph3"/>
-        <w:ind w:hanging="720" w:left="2160"/>
+        <w:ind w:hanging="720"/>
         <w:rPr>
           <w:color w:val="0070C0"/>
         </w:rPr>
@@ -4560,7 +4361,7 @@
     <w:p>
       <w:pPr>
         <w:pStyle w:val="Paragraph3"/>
-        <w:ind w:hanging="720" w:left="2160"/>
+        <w:ind w:hanging="720"/>
         <w:rPr>
           <w:color w:val="0070C0"/>
         </w:rPr>
@@ -4575,7 +4376,7 @@
     <w:p>
       <w:pPr>
         <w:pStyle w:val="Paragraph3"/>
-        <w:ind w:hanging="720" w:left="2160"/>
+        <w:ind w:hanging="720"/>
         <w:rPr>
           <w:color w:val="0070C0"/>
         </w:rPr>
@@ -4590,7 +4391,7 @@
     <w:p>
       <w:pPr>
         <w:pStyle w:val="Paragraph3"/>
-        <w:ind w:hanging="720" w:left="2160"/>
+        <w:ind w:hanging="720"/>
         <w:rPr>
           <w:color w:val="0070C0"/>
         </w:rPr>
@@ -4605,7 +4406,7 @@
     <w:p>
       <w:pPr>
         <w:pStyle w:val="Paragraph3"/>
-        <w:ind w:hanging="720" w:left="2160"/>
+        <w:ind w:hanging="720"/>
         <w:rPr>
           <w:color w:val="0070C0"/>
         </w:rPr>
@@ -4620,7 +4421,7 @@
     <w:p>
       <w:pPr>
         <w:pStyle w:val="Paragraph3"/>
-        <w:ind w:hanging="720" w:left="2160"/>
+        <w:ind w:hanging="720"/>
         <w:rPr>
           <w:color w:val="0070C0"/>
         </w:rPr>
@@ -4635,7 +4436,7 @@
     <w:p>
       <w:pPr>
         <w:pStyle w:val="Paragraph3"/>
-        <w:ind w:hanging="720" w:left="2160"/>
+        <w:ind w:hanging="720"/>
         <w:rPr>
           <w:color w:val="0070C0"/>
         </w:rPr>
@@ -4650,7 +4451,7 @@
     <w:p>
       <w:pPr>
         <w:pStyle w:val="Paragraph3"/>
-        <w:ind w:hanging="720" w:left="2160"/>
+        <w:ind w:hanging="720"/>
         <w:rPr>
           <w:color w:val="0070C0"/>
         </w:rPr>
@@ -4665,7 +4466,7 @@
     <w:p>
       <w:pPr>
         <w:pStyle w:val="Paragraph3"/>
-        <w:ind w:hanging="720" w:left="2160"/>
+        <w:ind w:hanging="720"/>
         <w:rPr>
           <w:color w:val="0070C0"/>
         </w:rPr>
@@ -4680,7 +4481,7 @@
     <w:p>
       <w:pPr>
         <w:pStyle w:val="Paragraph3"/>
-        <w:ind w:hanging="720" w:left="2160"/>
+        <w:ind w:hanging="720"/>
         <w:rPr>
           <w:color w:val="0070C0"/>
         </w:rPr>
@@ -4695,7 +4496,7 @@
     <w:p>
       <w:pPr>
         <w:pStyle w:val="Paragraph3"/>
-        <w:ind w:hanging="720" w:left="2160"/>
+        <w:ind w:hanging="720"/>
         <w:rPr>
           <w:color w:val="0070C0"/>
         </w:rPr>
@@ -4704,13 +4505,13 @@
         <w:rPr>
           <w:color w:val="0070C0"/>
         </w:rPr>
-        <w:t>Credit Card (CC): A player user’s payment method for credits</w:t>
+        <w:t>Blackjack Handling System (BHS): The software responsible for handling the blackjack game functions and logic, network connectivity for players to the server, as well as player interactions and active games</w:t>
       </w:r>
     </w:p>
     <w:p>
       <w:pPr>
         <w:pStyle w:val="Paragraph3"/>
-        <w:ind w:hanging="720" w:left="2160"/>
+        <w:ind w:hanging="720"/>
         <w:rPr>
           <w:color w:val="0070C0"/>
         </w:rPr>
@@ -4719,13 +4520,13 @@
         <w:rPr>
           <w:color w:val="0070C0"/>
         </w:rPr>
-        <w:t>Blackjack Handling System (BHS): The software responsible for handling the blackjack game functions and logic, network connectivity for players to the server, as well as player interactions and active games</w:t>
+        <w:t>Graphical User Interface (GUI): The visual interface players use to interact with the BHS</w:t>
       </w:r>
     </w:p>
     <w:p>
       <w:pPr>
         <w:pStyle w:val="Paragraph3"/>
-        <w:ind w:hanging="720" w:left="2160"/>
+        <w:ind w:hanging="720"/>
         <w:rPr>
           <w:color w:val="0070C0"/>
         </w:rPr>
@@ -4734,13 +4535,13 @@
         <w:rPr>
           <w:color w:val="0070C0"/>
         </w:rPr>
-        <w:t>Graphical User Interface (GUI): The visual interface players use to interact with the BHS</w:t>
+        <w:t>Server: The program responsible for allowing multiple client programs to connect, allowing users to play blackjack games against each other over a network connection, receives player actions and enforces game rules with network communication between clients</w:t>
       </w:r>
     </w:p>
     <w:p>
       <w:pPr>
         <w:pStyle w:val="Paragraph3"/>
-        <w:ind w:hanging="720" w:left="2160"/>
+        <w:ind w:hanging="720"/>
         <w:rPr>
           <w:color w:val="0070C0"/>
         </w:rPr>
@@ -4749,13 +4550,13 @@
         <w:rPr>
           <w:color w:val="0070C0"/>
         </w:rPr>
-        <w:t>Server: The program responsible for allowing multiple client programs to connect, allowing users to play blackjack games against each other over a network connection, receives player actions and enforces game rules with network communication between clients</w:t>
+        <w:t>Client: The program used by players to connect to the server program for connection to blackjack games over a network connection, sends actions to the server</w:t>
       </w:r>
     </w:p>
     <w:p>
       <w:pPr>
         <w:pStyle w:val="Paragraph3"/>
-        <w:ind w:hanging="720" w:left="2160"/>
+        <w:ind w:hanging="720"/>
         <w:rPr>
           <w:color w:val="0070C0"/>
         </w:rPr>
@@ -4764,13 +4565,14 @@
         <w:rPr>
           <w:color w:val="0070C0"/>
         </w:rPr>
-        <w:t>Client: The program used by players to connect to the server program for connection to blackjack games over a network connection, sends actions to the server</w:t>
+        <w:lastRenderedPageBreak/>
+        <w:t>Soft hand: When a player or dealer has an ace whose current value is 11. Standard blackjack rules require the dealer to hit when they have a soft 17 or less.</w:t>
       </w:r>
     </w:p>
     <w:p>
       <w:pPr>
         <w:pStyle w:val="Paragraph3"/>
-        <w:ind w:hanging="720" w:left="2160"/>
+        <w:ind w:hanging="720"/>
         <w:rPr>
           <w:color w:val="0070C0"/>
         </w:rPr>
@@ -4779,13 +4581,13 @@
         <w:rPr>
           <w:color w:val="0070C0"/>
         </w:rPr>
-        <w:t>Soft hand: When a player or dealer has an ace whose current value is 11. Standard blackjack rules require the dealer to hit when they have a soft 17 or less.</w:t>
+        <w:t>Hit: When a player requests an additional card from the dealer.</w:t>
       </w:r>
     </w:p>
     <w:p>
       <w:pPr>
         <w:pStyle w:val="Paragraph3"/>
-        <w:ind w:hanging="720" w:left="2160"/>
+        <w:ind w:hanging="720"/>
         <w:rPr>
           <w:color w:val="0070C0"/>
         </w:rPr>
@@ -4794,13 +4596,13 @@
         <w:rPr>
           <w:color w:val="0070C0"/>
         </w:rPr>
-        <w:t>Hit: When a player requests an additional card from the dealer.</w:t>
+        <w:t>Stand: When a player signals they don’t want any additional cards dealt to them during the current round.</w:t>
       </w:r>
     </w:p>
     <w:p>
       <w:pPr>
         <w:pStyle w:val="Paragraph3"/>
-        <w:ind w:hanging="720" w:left="2160"/>
+        <w:ind w:hanging="720"/>
         <w:rPr>
           <w:color w:val="0070C0"/>
         </w:rPr>
@@ -4809,13 +4611,13 @@
         <w:rPr>
           <w:color w:val="0070C0"/>
         </w:rPr>
-        <w:t>Stand: When a player signals they don’t want any additional cards dealt to them during the current round.</w:t>
+        <w:t>Double down: When a player asks for one more card to be dealt to them that round while also doubling their current bet.</w:t>
       </w:r>
     </w:p>
     <w:p>
       <w:pPr>
         <w:pStyle w:val="Paragraph3"/>
-        <w:ind w:hanging="720" w:left="2160"/>
+        <w:ind w:hanging="720"/>
         <w:rPr>
           <w:color w:val="0070C0"/>
         </w:rPr>
@@ -4824,13 +4626,13 @@
         <w:rPr>
           <w:color w:val="0070C0"/>
         </w:rPr>
-        <w:t>Double down: When a player asks for one more card to be dealt to them that round while also doubling their current bet.</w:t>
+        <w:t>Split: When a player has matching cards, they can pay to have their hand divided into two separate hands. The dealer will then deal each hand an additional card to bring the total cards in each hand to two.</w:t>
       </w:r>
     </w:p>
     <w:p>
       <w:pPr>
         <w:pStyle w:val="Paragraph3"/>
-        <w:ind w:hanging="720" w:left="2160"/>
+        <w:ind w:hanging="720"/>
         <w:rPr>
           <w:color w:val="0070C0"/>
         </w:rPr>
@@ -4839,13 +4641,13 @@
         <w:rPr>
           <w:color w:val="0070C0"/>
         </w:rPr>
-        <w:t>Split: When a player has matching cards, they can pay to have their hand divided into two separate hands. The dealer will then deal each hand an additional card to bring the total cards in each hand to two.</w:t>
+        <w:t>Bust: When the hand value of either the player or the dealer goes above 21, resulting in an automatic loss.</w:t>
       </w:r>
     </w:p>
     <w:p>
       <w:pPr>
         <w:pStyle w:val="Paragraph3"/>
-        <w:ind w:hanging="720" w:left="2160"/>
+        <w:ind w:hanging="720"/>
         <w:rPr>
           <w:color w:val="0070C0"/>
         </w:rPr>
@@ -4854,13 +4656,13 @@
         <w:rPr>
           <w:color w:val="0070C0"/>
         </w:rPr>
-        <w:t>Bust: When the hand value of either the player or the dealer goes above 21, resulting in an automatic loss.</w:t>
+        <w:t>Push: When the dealer and the player end the round with the same hand value and all bets are returned.</w:t>
       </w:r>
     </w:p>
     <w:p>
       <w:pPr>
         <w:pStyle w:val="Paragraph3"/>
-        <w:ind w:hanging="720" w:left="2160"/>
+        <w:ind w:hanging="720"/>
         <w:rPr>
           <w:color w:val="0070C0"/>
         </w:rPr>
@@ -4869,13 +4671,13 @@
         <w:rPr>
           <w:color w:val="0070C0"/>
         </w:rPr>
-        <w:t>Push: When the dealer and the player end the round with the same hand value and all bets are returned.</w:t>
+        <w:t>Win: When the player ends the round with a higher hand value than the dealer.</w:t>
       </w:r>
     </w:p>
     <w:p>
       <w:pPr>
         <w:pStyle w:val="Paragraph3"/>
-        <w:ind w:hanging="720" w:left="2160"/>
+        <w:ind w:hanging="720"/>
         <w:rPr>
           <w:color w:val="0070C0"/>
         </w:rPr>
@@ -4884,13 +4686,13 @@
         <w:rPr>
           <w:color w:val="0070C0"/>
         </w:rPr>
-        <w:t>Win: When the player ends the round with a higher hand value than the dealer.</w:t>
+        <w:t>Lose: When the player ends the round with a lower hand value than the dealer, or they bust.</w:t>
       </w:r>
     </w:p>
     <w:p>
       <w:pPr>
         <w:pStyle w:val="Paragraph3"/>
-        <w:ind w:hanging="720" w:left="2160"/>
+        <w:ind w:hanging="720"/>
         <w:rPr>
           <w:color w:val="0070C0"/>
         </w:rPr>
@@ -4899,13 +4701,13 @@
         <w:rPr>
           <w:color w:val="0070C0"/>
         </w:rPr>
-        <w:t>Lose: When the player ends the round with a lower hand value than the dealer, or they bust.</w:t>
+        <w:t>Insurance: When a dealer is showing an ace in their hand, the players are offered the option to pay 50% more to protect their hands. If the dealer does have a blackjack, the bets are returned to the players that opted for insurance. If the dealer does not have a blackjack, the additional money goes to the house.</w:t>
       </w:r>
     </w:p>
     <w:p>
       <w:pPr>
         <w:pStyle w:val="Paragraph3"/>
-        <w:ind w:hanging="720" w:left="2160"/>
+        <w:ind w:hanging="720"/>
         <w:rPr>
           <w:color w:val="0070C0"/>
         </w:rPr>
@@ -4914,52 +4716,32 @@
         <w:rPr>
           <w:color w:val="0070C0"/>
         </w:rPr>
-        <w:t>Insurance: When a dealer is showing an ace in their hand, the players are offered the option to pay 50% more to protect their hands. If the dealer does have a blackjack, the bets are returned to the players that opted for insurance. If the dealer does not have a blackjack, the additional money goes to the house.</w:t>
+        <w:t>House: the organization the dealer works for. All bets are either covered by the house if the dealer loses or paid to the house if the player loses.</w:t>
       </w:r>
     </w:p>
     <w:p>
       <w:pPr>
         <w:pStyle w:val="Paragraph3"/>
-        <w:ind w:hanging="720" w:left="2160"/>
+        <w:ind w:hanging="720"/>
+        <w:rPr>
+          <w:color w:val="7030A0"/>
+        </w:rPr>
+      </w:pPr>
+      <w:r>
         <w:rPr>
           <w:color w:val="0070C0"/>
         </w:rPr>
-      </w:pPr>
-      <w:r>
-        <w:rPr>
-          <w:color w:val="0070C0"/>
-        </w:rPr>
-        <w:t>House: the organization the dealer works for. All bets are either covered by the house if the dealer loses or paid to the house if the player loses.</w:t>
+        <w:t>Shuffling: when the order of the cards in the shoe are randomized.</w:t>
       </w:r>
     </w:p>
     <w:p>
       <w:pPr>
         <w:pStyle w:val="Paragraph3"/>
-        <w:ind w:hanging="720" w:left="2160"/>
+        <w:ind w:left="720" w:firstLine="720"/>
         <w:rPr>
           <w:color w:val="7030A0"/>
         </w:rPr>
       </w:pPr>
-      <w:r>
-        <w:rPr>
-          <w:color w:val="0070C0"/>
-        </w:rPr>
-        <w:t>Shuffling: when the order of the cards in the shoe are randomized.</w:t>
-      </w:r>
-    </w:p>
-    <w:p>
-      <w:pPr>
-        <w:pStyle w:val="Paragraph3"/>
-        <w:ind w:firstLine="720" w:left="720"/>
-        <w:rPr>
-          <w:color w:val="7030A0"/>
-        </w:rPr>
-      </w:pPr>
-      <w:r>
-        <w:rPr>
-          <w:color w:val="7030A0"/>
-        </w:rPr>
-      </w:r>
     </w:p>
     <w:p>
       <w:pPr>
@@ -4968,11 +4750,9 @@
           <w:ilvl w:val="1"/>
           <w:numId w:val="2"/>
         </w:numPr>
-        <w:rPr/>
       </w:pPr>
       <w:bookmarkStart w:id="5" w:name="_Toc223529114"/>
       <w:r>
-        <w:rPr/>
         <w:t>References</w:t>
       </w:r>
       <w:bookmarkEnd w:id="5"/>
@@ -4987,7 +4767,7 @@
       </w:pPr>
       <w:r>
         <w:rPr>
-          <w:rFonts w:cs="Calibri" w:ascii="Calibri" w:hAnsi="Calibri"/>
+          <w:rFonts w:ascii="Calibri" w:hAnsi="Calibri" w:cs="Calibri"/>
           <w:color w:val="0070C0"/>
         </w:rPr>
         <w:t xml:space="preserve">1.2.1 Use Case Specification Document </w:t>
@@ -4996,16 +4776,9 @@
     <w:tbl>
       <w:tblPr>
         <w:tblW w:w="8140" w:type="dxa"/>
-        <w:jc w:val="left"/>
         <w:tblInd w:w="113" w:type="dxa"/>
         <w:tblLayout w:type="fixed"/>
-        <w:tblCellMar>
-          <w:top w:w="0" w:type="dxa"/>
-          <w:left w:w="108" w:type="dxa"/>
-          <w:bottom w:w="0" w:type="dxa"/>
-          <w:right w:w="108" w:type="dxa"/>
-        </w:tblCellMar>
-        <w:tblLook w:val="04a0" w:noVBand="1" w:noHBand="0" w:lastColumn="0" w:firstColumn="1" w:lastRow="0" w:firstRow="1"/>
+        <w:tblLook w:val="04A0" w:firstRow="1" w:lastRow="0" w:firstColumn="1" w:lastColumn="0" w:noHBand="0" w:noVBand="1"/>
       </w:tblPr>
       <w:tblGrid>
         <w:gridCol w:w="1658"/>
@@ -5015,7 +4788,7 @@
       </w:tblGrid>
       <w:tr>
         <w:trPr>
-          <w:trHeight w:val="300" w:hRule="atLeast"/>
+          <w:trHeight w:val="300"/>
         </w:trPr>
         <w:tc>
           <w:tcPr>
@@ -5030,8 +4803,7 @@
           </w:tcPr>
           <w:p>
             <w:pPr>
-              <w:pStyle w:val="Normal"/>
-              <w:suppressAutoHyphens w:val="false"/>
+              <w:suppressAutoHyphens w:val="0"/>
               <w:rPr>
                 <w:rFonts w:ascii="Aptos Narrow" w:hAnsi="Aptos Narrow"/>
                 <w:color w:val="000000"/>
@@ -5064,8 +4836,7 @@
           </w:tcPr>
           <w:p>
             <w:pPr>
-              <w:pStyle w:val="Normal"/>
-              <w:suppressAutoHyphens w:val="false"/>
+              <w:suppressAutoHyphens w:val="0"/>
               <w:rPr>
                 <w:rFonts w:ascii="Aptos Narrow" w:hAnsi="Aptos Narrow"/>
                 <w:sz w:val="22"/>
@@ -5096,8 +4867,7 @@
           </w:tcPr>
           <w:p>
             <w:pPr>
-              <w:pStyle w:val="Normal"/>
-              <w:suppressAutoHyphens w:val="false"/>
+              <w:suppressAutoHyphens w:val="0"/>
               <w:jc w:val="center"/>
               <w:rPr>
                 <w:rFonts w:ascii="Aptos Narrow" w:hAnsi="Aptos Narrow"/>
@@ -5129,8 +4899,7 @@
           </w:tcPr>
           <w:p>
             <w:pPr>
-              <w:pStyle w:val="Normal"/>
-              <w:suppressAutoHyphens w:val="false"/>
+              <w:suppressAutoHyphens w:val="0"/>
               <w:rPr>
                 <w:rFonts w:ascii="Aptos Narrow" w:hAnsi="Aptos Narrow"/>
                 <w:sz w:val="22"/>
@@ -5152,7 +4921,7 @@
       </w:tr>
       <w:tr>
         <w:trPr>
-          <w:trHeight w:val="300" w:hRule="atLeast"/>
+          <w:trHeight w:val="300"/>
         </w:trPr>
         <w:tc>
           <w:tcPr>
@@ -5166,8 +4935,7 @@
           </w:tcPr>
           <w:p>
             <w:pPr>
-              <w:pStyle w:val="Normal"/>
-              <w:suppressAutoHyphens w:val="false"/>
+              <w:suppressAutoHyphens w:val="0"/>
               <w:rPr>
                 <w:rFonts w:ascii="Aptos Narrow" w:hAnsi="Aptos Narrow"/>
                 <w:color w:val="000000"/>
@@ -5199,8 +4967,7 @@
           </w:tcPr>
           <w:p>
             <w:pPr>
-              <w:pStyle w:val="Normal"/>
-              <w:suppressAutoHyphens w:val="false"/>
+              <w:suppressAutoHyphens w:val="0"/>
               <w:rPr>
                 <w:rFonts w:ascii="Aptos Narrow" w:hAnsi="Aptos Narrow"/>
                 <w:sz w:val="22"/>
@@ -5230,8 +4997,7 @@
           </w:tcPr>
           <w:p>
             <w:pPr>
-              <w:pStyle w:val="Normal"/>
-              <w:suppressAutoHyphens w:val="false"/>
+              <w:suppressAutoHyphens w:val="0"/>
               <w:jc w:val="center"/>
               <w:rPr>
                 <w:rFonts w:ascii="Aptos Narrow" w:hAnsi="Aptos Narrow"/>
@@ -5262,8 +5028,7 @@
           </w:tcPr>
           <w:p>
             <w:pPr>
-              <w:pStyle w:val="Normal"/>
-              <w:suppressAutoHyphens w:val="false"/>
+              <w:suppressAutoHyphens w:val="0"/>
               <w:rPr>
                 <w:rFonts w:ascii="Aptos Narrow" w:hAnsi="Aptos Narrow"/>
                 <w:sz w:val="22"/>
@@ -5285,7 +5050,7 @@
       </w:tr>
       <w:tr>
         <w:trPr>
-          <w:trHeight w:val="600" w:hRule="atLeast"/>
+          <w:trHeight w:val="600"/>
         </w:trPr>
         <w:tc>
           <w:tcPr>
@@ -5299,8 +5064,7 @@
           </w:tcPr>
           <w:p>
             <w:pPr>
-              <w:pStyle w:val="Normal"/>
-              <w:suppressAutoHyphens w:val="false"/>
+              <w:suppressAutoHyphens w:val="0"/>
               <w:rPr>
                 <w:rFonts w:ascii="Aptos Narrow" w:hAnsi="Aptos Narrow"/>
                 <w:color w:val="000000"/>
@@ -5334,29 +5098,20 @@
           </w:tcPr>
           <w:p>
             <w:pPr>
-              <w:pStyle w:val="Normal"/>
-              <w:suppressAutoHyphens w:val="false"/>
-              <w:rPr>
-                <w:rFonts w:ascii="Aptos Narrow" w:hAnsi="Aptos Narrow"/>
-                <w:sz w:val="22"/>
-                <w:szCs w:val="22"/>
-                <w:lang w:eastAsia="en-US"/>
-              </w:rPr>
-            </w:pPr>
-            <w:r>
-              <w:rPr>
-                <w:rFonts w:ascii="Aptos Narrow" w:hAnsi="Aptos Narrow"/>
-                <w:sz w:val="22"/>
-                <w:szCs w:val="22"/>
-                <w:lang w:eastAsia="en-US"/>
-              </w:rPr>
-            </w:r>
+              <w:suppressAutoHyphens w:val="0"/>
+              <w:rPr>
+                <w:rFonts w:ascii="Aptos Narrow" w:hAnsi="Aptos Narrow"/>
+                <w:sz w:val="22"/>
+                <w:szCs w:val="22"/>
+                <w:lang w:eastAsia="en-US"/>
+              </w:rPr>
+            </w:pPr>
           </w:p>
         </w:tc>
       </w:tr>
       <w:tr>
         <w:trPr>
-          <w:trHeight w:val="600" w:hRule="atLeast"/>
+          <w:trHeight w:val="600"/>
         </w:trPr>
         <w:tc>
           <w:tcPr>
@@ -5370,8 +5125,7 @@
           </w:tcPr>
           <w:p>
             <w:pPr>
-              <w:pStyle w:val="Normal"/>
-              <w:suppressAutoHyphens w:val="false"/>
+              <w:suppressAutoHyphens w:val="0"/>
               <w:rPr>
                 <w:rFonts w:ascii="Aptos Narrow" w:hAnsi="Aptos Narrow"/>
                 <w:color w:val="000000"/>
@@ -5405,8 +5159,7 @@
           </w:tcPr>
           <w:p>
             <w:pPr>
-              <w:pStyle w:val="Normal"/>
-              <w:suppressAutoHyphens w:val="false"/>
+              <w:suppressAutoHyphens w:val="0"/>
               <w:rPr>
                 <w:rFonts w:ascii="Aptos Narrow" w:hAnsi="Aptos Narrow"/>
                 <w:sz w:val="22"/>
@@ -5428,7 +5181,7 @@
       </w:tr>
       <w:tr>
         <w:trPr>
-          <w:trHeight w:val="600" w:hRule="atLeast"/>
+          <w:trHeight w:val="600"/>
         </w:trPr>
         <w:tc>
           <w:tcPr>
@@ -5442,8 +5195,7 @@
           </w:tcPr>
           <w:p>
             <w:pPr>
-              <w:pStyle w:val="Normal"/>
-              <w:suppressAutoHyphens w:val="false"/>
+              <w:suppressAutoHyphens w:val="0"/>
               <w:rPr>
                 <w:rFonts w:ascii="Aptos Narrow" w:hAnsi="Aptos Narrow"/>
                 <w:color w:val="000000"/>
@@ -5477,8 +5229,7 @@
           </w:tcPr>
           <w:p>
             <w:pPr>
-              <w:pStyle w:val="Normal"/>
-              <w:suppressAutoHyphens w:val="false"/>
+              <w:suppressAutoHyphens w:val="0"/>
               <w:rPr>
                 <w:rFonts w:ascii="Aptos Narrow" w:hAnsi="Aptos Narrow"/>
                 <w:sz w:val="22"/>
@@ -5500,7 +5251,7 @@
       </w:tr>
       <w:tr>
         <w:trPr>
-          <w:trHeight w:val="900" w:hRule="atLeast"/>
+          <w:trHeight w:val="900"/>
         </w:trPr>
         <w:tc>
           <w:tcPr>
@@ -5514,8 +5265,7 @@
           </w:tcPr>
           <w:p>
             <w:pPr>
-              <w:pStyle w:val="Normal"/>
-              <w:suppressAutoHyphens w:val="false"/>
+              <w:suppressAutoHyphens w:val="0"/>
               <w:rPr>
                 <w:rFonts w:ascii="Aptos Narrow" w:hAnsi="Aptos Narrow"/>
                 <w:color w:val="000000"/>
@@ -5549,8 +5299,7 @@
           </w:tcPr>
           <w:p>
             <w:pPr>
-              <w:pStyle w:val="Normal"/>
-              <w:suppressAutoHyphens w:val="false"/>
+              <w:suppressAutoHyphens w:val="0"/>
               <w:rPr>
                 <w:rFonts w:ascii="Aptos Narrow" w:hAnsi="Aptos Narrow"/>
                 <w:sz w:val="22"/>
@@ -5566,10 +5315,34 @@
                 <w:lang w:eastAsia="en-US"/>
               </w:rPr>
               <w:t>1. launch client</w:t>
+            </w:r>
+            <w:r>
+              <w:rPr>
+                <w:rFonts w:ascii="Aptos Narrow" w:hAnsi="Aptos Narrow"/>
+                <w:sz w:val="22"/>
+                <w:szCs w:val="22"/>
+                <w:lang w:eastAsia="en-US"/>
+              </w:rPr>
               <w:br/>
               <w:t>2. select "create account"</w:t>
+            </w:r>
+            <w:r>
+              <w:rPr>
+                <w:rFonts w:ascii="Aptos Narrow" w:hAnsi="Aptos Narrow"/>
+                <w:sz w:val="22"/>
+                <w:szCs w:val="22"/>
+                <w:lang w:eastAsia="en-US"/>
+              </w:rPr>
               <w:br/>
               <w:t>3. enter desired username and password</w:t>
+            </w:r>
+            <w:r>
+              <w:rPr>
+                <w:rFonts w:ascii="Aptos Narrow" w:hAnsi="Aptos Narrow"/>
+                <w:sz w:val="22"/>
+                <w:szCs w:val="22"/>
+                <w:lang w:eastAsia="en-US"/>
+              </w:rPr>
               <w:br/>
               <w:t>4. click "submit"</w:t>
             </w:r>
@@ -5578,7 +5351,7 @@
       </w:tr>
       <w:tr>
         <w:trPr>
-          <w:trHeight w:val="600" w:hRule="atLeast"/>
+          <w:trHeight w:val="600"/>
         </w:trPr>
         <w:tc>
           <w:tcPr>
@@ -5592,8 +5365,7 @@
           </w:tcPr>
           <w:p>
             <w:pPr>
-              <w:pStyle w:val="Normal"/>
-              <w:suppressAutoHyphens w:val="false"/>
+              <w:suppressAutoHyphens w:val="0"/>
               <w:rPr>
                 <w:rFonts w:ascii="Aptos Narrow" w:hAnsi="Aptos Narrow"/>
                 <w:color w:val="000000"/>
@@ -5627,8 +5399,7 @@
           </w:tcPr>
           <w:p>
             <w:pPr>
-              <w:pStyle w:val="Normal"/>
-              <w:suppressAutoHyphens w:val="false"/>
+              <w:suppressAutoHyphens w:val="0"/>
               <w:rPr>
                 <w:rFonts w:ascii="Aptos Narrow" w:hAnsi="Aptos Narrow"/>
                 <w:sz w:val="22"/>
@@ -5650,7 +5421,7 @@
       </w:tr>
       <w:tr>
         <w:trPr>
-          <w:trHeight w:val="300" w:hRule="atLeast"/>
+          <w:trHeight w:val="300"/>
         </w:trPr>
         <w:tc>
           <w:tcPr>
@@ -5664,8 +5435,7 @@
           </w:tcPr>
           <w:p>
             <w:pPr>
-              <w:pStyle w:val="Normal"/>
-              <w:suppressAutoHyphens w:val="false"/>
+              <w:suppressAutoHyphens w:val="0"/>
               <w:rPr>
                 <w:rFonts w:ascii="Aptos Narrow" w:hAnsi="Aptos Narrow"/>
                 <w:color w:val="000000"/>
@@ -5699,8 +5469,7 @@
           </w:tcPr>
           <w:p>
             <w:pPr>
-              <w:pStyle w:val="Normal"/>
-              <w:suppressAutoHyphens w:val="false"/>
+              <w:suppressAutoHyphens w:val="0"/>
               <w:rPr>
                 <w:rFonts w:ascii="Aptos Narrow" w:hAnsi="Aptos Narrow"/>
                 <w:sz w:val="22"/>
@@ -5730,26 +5499,13 @@
           <w:color w:val="0070C0"/>
         </w:rPr>
       </w:pPr>
-      <w:r>
-        <w:rPr>
-          <w:rFonts w:cs="Calibri" w:ascii="Calibri" w:hAnsi="Calibri"/>
-          <w:color w:val="0070C0"/>
-        </w:rPr>
-      </w:r>
     </w:p>
     <w:tbl>
       <w:tblPr>
         <w:tblW w:w="8140" w:type="dxa"/>
-        <w:jc w:val="left"/>
         <w:tblInd w:w="113" w:type="dxa"/>
         <w:tblLayout w:type="fixed"/>
-        <w:tblCellMar>
-          <w:top w:w="0" w:type="dxa"/>
-          <w:left w:w="108" w:type="dxa"/>
-          <w:bottom w:w="0" w:type="dxa"/>
-          <w:right w:w="108" w:type="dxa"/>
-        </w:tblCellMar>
-        <w:tblLook w:val="04a0" w:noVBand="1" w:noHBand="0" w:lastColumn="0" w:firstColumn="1" w:lastRow="0" w:firstRow="1"/>
+        <w:tblLook w:val="04A0" w:firstRow="1" w:lastRow="0" w:firstColumn="1" w:lastColumn="0" w:noHBand="0" w:noVBand="1"/>
       </w:tblPr>
       <w:tblGrid>
         <w:gridCol w:w="1658"/>
@@ -5759,7 +5515,7 @@
       </w:tblGrid>
       <w:tr>
         <w:trPr>
-          <w:trHeight w:val="300" w:hRule="atLeast"/>
+          <w:trHeight w:val="300"/>
         </w:trPr>
         <w:tc>
           <w:tcPr>
@@ -5774,24 +5530,24 @@
           </w:tcPr>
           <w:p>
             <w:pPr>
-              <w:pStyle w:val="Normal"/>
-              <w:suppressAutoHyphens w:val="false"/>
-              <w:rPr>
-                <w:rFonts w:ascii="Aptos Narrow" w:hAnsi="Aptos Narrow"/>
-                <w:color w:val="000000"/>
-                <w:sz w:val="22"/>
-                <w:szCs w:val="22"/>
-                <w:lang w:eastAsia="en-US"/>
-              </w:rPr>
-            </w:pPr>
-            <w:r>
-              <w:rPr>
-                <w:rFonts w:ascii="Aptos Narrow" w:hAnsi="Aptos Narrow"/>
-                <w:color w:val="000000"/>
-                <w:sz w:val="22"/>
-                <w:szCs w:val="22"/>
-                <w:lang w:eastAsia="en-US"/>
-              </w:rPr>
+              <w:suppressAutoHyphens w:val="0"/>
+              <w:rPr>
+                <w:rFonts w:ascii="Aptos Narrow" w:hAnsi="Aptos Narrow"/>
+                <w:color w:val="000000"/>
+                <w:sz w:val="22"/>
+                <w:szCs w:val="22"/>
+                <w:lang w:eastAsia="en-US"/>
+              </w:rPr>
+            </w:pPr>
+            <w:r>
+              <w:rPr>
+                <w:rFonts w:ascii="Aptos Narrow" w:hAnsi="Aptos Narrow"/>
+                <w:color w:val="000000"/>
+                <w:sz w:val="22"/>
+                <w:szCs w:val="22"/>
+                <w:lang w:eastAsia="en-US"/>
+              </w:rPr>
+              <w:lastRenderedPageBreak/>
               <w:t>Use Case ID:</w:t>
             </w:r>
           </w:p>
@@ -5808,8 +5564,7 @@
           </w:tcPr>
           <w:p>
             <w:pPr>
-              <w:pStyle w:val="Normal"/>
-              <w:suppressAutoHyphens w:val="false"/>
+              <w:suppressAutoHyphens w:val="0"/>
               <w:rPr>
                 <w:rFonts w:ascii="Aptos Narrow" w:hAnsi="Aptos Narrow"/>
                 <w:sz w:val="22"/>
@@ -5840,8 +5595,7 @@
           </w:tcPr>
           <w:p>
             <w:pPr>
-              <w:pStyle w:val="Normal"/>
-              <w:suppressAutoHyphens w:val="false"/>
+              <w:suppressAutoHyphens w:val="0"/>
               <w:jc w:val="center"/>
               <w:rPr>
                 <w:rFonts w:ascii="Aptos Narrow" w:hAnsi="Aptos Narrow"/>
@@ -5873,8 +5627,7 @@
           </w:tcPr>
           <w:p>
             <w:pPr>
-              <w:pStyle w:val="Normal"/>
-              <w:suppressAutoHyphens w:val="false"/>
+              <w:suppressAutoHyphens w:val="0"/>
               <w:rPr>
                 <w:rFonts w:ascii="Aptos Narrow" w:hAnsi="Aptos Narrow"/>
                 <w:sz w:val="22"/>
@@ -5896,7 +5649,7 @@
       </w:tr>
       <w:tr>
         <w:trPr>
-          <w:trHeight w:val="300" w:hRule="atLeast"/>
+          <w:trHeight w:val="300"/>
         </w:trPr>
         <w:tc>
           <w:tcPr>
@@ -5910,8 +5663,7 @@
           </w:tcPr>
           <w:p>
             <w:pPr>
-              <w:pStyle w:val="Normal"/>
-              <w:suppressAutoHyphens w:val="false"/>
+              <w:suppressAutoHyphens w:val="0"/>
               <w:rPr>
                 <w:rFonts w:ascii="Aptos Narrow" w:hAnsi="Aptos Narrow"/>
                 <w:color w:val="000000"/>
@@ -5943,8 +5695,7 @@
           </w:tcPr>
           <w:p>
             <w:pPr>
-              <w:pStyle w:val="Normal"/>
-              <w:suppressAutoHyphens w:val="false"/>
+              <w:suppressAutoHyphens w:val="0"/>
               <w:rPr>
                 <w:rFonts w:ascii="Aptos Narrow" w:hAnsi="Aptos Narrow"/>
                 <w:sz w:val="22"/>
@@ -5974,8 +5725,7 @@
           </w:tcPr>
           <w:p>
             <w:pPr>
-              <w:pStyle w:val="Normal"/>
-              <w:suppressAutoHyphens w:val="false"/>
+              <w:suppressAutoHyphens w:val="0"/>
               <w:jc w:val="center"/>
               <w:rPr>
                 <w:rFonts w:ascii="Aptos Narrow" w:hAnsi="Aptos Narrow"/>
@@ -6006,8 +5756,7 @@
           </w:tcPr>
           <w:p>
             <w:pPr>
-              <w:pStyle w:val="Normal"/>
-              <w:suppressAutoHyphens w:val="false"/>
+              <w:suppressAutoHyphens w:val="0"/>
               <w:rPr>
                 <w:rFonts w:ascii="Aptos Narrow" w:hAnsi="Aptos Narrow"/>
                 <w:sz w:val="22"/>
@@ -6029,7 +5778,7 @@
       </w:tr>
       <w:tr>
         <w:trPr>
-          <w:trHeight w:val="600" w:hRule="atLeast"/>
+          <w:trHeight w:val="600"/>
         </w:trPr>
         <w:tc>
           <w:tcPr>
@@ -6043,8 +5792,7 @@
           </w:tcPr>
           <w:p>
             <w:pPr>
-              <w:pStyle w:val="Normal"/>
-              <w:suppressAutoHyphens w:val="false"/>
+              <w:suppressAutoHyphens w:val="0"/>
               <w:rPr>
                 <w:rFonts w:ascii="Aptos Narrow" w:hAnsi="Aptos Narrow"/>
                 <w:color w:val="000000"/>
@@ -6078,8 +5826,7 @@
           </w:tcPr>
           <w:p>
             <w:pPr>
-              <w:pStyle w:val="Normal"/>
-              <w:suppressAutoHyphens w:val="false"/>
+              <w:suppressAutoHyphens w:val="0"/>
               <w:rPr>
                 <w:rFonts w:ascii="Aptos Narrow" w:hAnsi="Aptos Narrow"/>
                 <w:sz w:val="22"/>
@@ -6101,7 +5848,7 @@
       </w:tr>
       <w:tr>
         <w:trPr>
-          <w:trHeight w:val="600" w:hRule="atLeast"/>
+          <w:trHeight w:val="600"/>
         </w:trPr>
         <w:tc>
           <w:tcPr>
@@ -6115,8 +5862,7 @@
           </w:tcPr>
           <w:p>
             <w:pPr>
-              <w:pStyle w:val="Normal"/>
-              <w:suppressAutoHyphens w:val="false"/>
+              <w:suppressAutoHyphens w:val="0"/>
               <w:rPr>
                 <w:rFonts w:ascii="Aptos Narrow" w:hAnsi="Aptos Narrow"/>
                 <w:color w:val="000000"/>
@@ -6150,8 +5896,7 @@
           </w:tcPr>
           <w:p>
             <w:pPr>
-              <w:pStyle w:val="Normal"/>
-              <w:suppressAutoHyphens w:val="false"/>
+              <w:suppressAutoHyphens w:val="0"/>
               <w:rPr>
                 <w:rFonts w:ascii="Aptos Narrow" w:hAnsi="Aptos Narrow"/>
                 <w:sz w:val="22"/>
@@ -6173,7 +5918,7 @@
       </w:tr>
       <w:tr>
         <w:trPr>
-          <w:trHeight w:val="600" w:hRule="atLeast"/>
+          <w:trHeight w:val="600"/>
         </w:trPr>
         <w:tc>
           <w:tcPr>
@@ -6187,8 +5932,7 @@
           </w:tcPr>
           <w:p>
             <w:pPr>
-              <w:pStyle w:val="Normal"/>
-              <w:suppressAutoHyphens w:val="false"/>
+              <w:suppressAutoHyphens w:val="0"/>
               <w:rPr>
                 <w:rFonts w:ascii="Aptos Narrow" w:hAnsi="Aptos Narrow"/>
                 <w:color w:val="000000"/>
@@ -6222,8 +5966,7 @@
           </w:tcPr>
           <w:p>
             <w:pPr>
-              <w:pStyle w:val="Normal"/>
-              <w:suppressAutoHyphens w:val="false"/>
+              <w:suppressAutoHyphens w:val="0"/>
               <w:rPr>
                 <w:rFonts w:ascii="Aptos Narrow" w:hAnsi="Aptos Narrow"/>
                 <w:sz w:val="22"/>
@@ -6245,7 +5988,7 @@
       </w:tr>
       <w:tr>
         <w:trPr>
-          <w:trHeight w:val="900" w:hRule="atLeast"/>
+          <w:trHeight w:val="900"/>
         </w:trPr>
         <w:tc>
           <w:tcPr>
@@ -6259,8 +6002,7 @@
           </w:tcPr>
           <w:p>
             <w:pPr>
-              <w:pStyle w:val="Normal"/>
-              <w:suppressAutoHyphens w:val="false"/>
+              <w:suppressAutoHyphens w:val="0"/>
               <w:rPr>
                 <w:rFonts w:ascii="Aptos Narrow" w:hAnsi="Aptos Narrow"/>
                 <w:color w:val="000000"/>
@@ -6294,8 +6036,7 @@
           </w:tcPr>
           <w:p>
             <w:pPr>
-              <w:pStyle w:val="Normal"/>
-              <w:suppressAutoHyphens w:val="false"/>
+              <w:suppressAutoHyphens w:val="0"/>
               <w:rPr>
                 <w:rFonts w:ascii="Aptos Narrow" w:hAnsi="Aptos Narrow"/>
                 <w:sz w:val="22"/>
@@ -6311,6 +6052,14 @@
                 <w:lang w:eastAsia="en-US"/>
               </w:rPr>
               <w:t>1. Enter username and password</w:t>
+            </w:r>
+            <w:r>
+              <w:rPr>
+                <w:rFonts w:ascii="Aptos Narrow" w:hAnsi="Aptos Narrow"/>
+                <w:sz w:val="22"/>
+                <w:szCs w:val="22"/>
+                <w:lang w:eastAsia="en-US"/>
+              </w:rPr>
               <w:br/>
               <w:t>2.Clcik "submit"</w:t>
             </w:r>
@@ -6319,7 +6068,7 @@
       </w:tr>
       <w:tr>
         <w:trPr>
-          <w:trHeight w:val="600" w:hRule="atLeast"/>
+          <w:trHeight w:val="600"/>
         </w:trPr>
         <w:tc>
           <w:tcPr>
@@ -6333,8 +6082,7 @@
           </w:tcPr>
           <w:p>
             <w:pPr>
-              <w:pStyle w:val="Normal"/>
-              <w:suppressAutoHyphens w:val="false"/>
+              <w:suppressAutoHyphens w:val="0"/>
               <w:rPr>
                 <w:rFonts w:ascii="Aptos Narrow" w:hAnsi="Aptos Narrow"/>
                 <w:color w:val="000000"/>
@@ -6368,8 +6116,7 @@
           </w:tcPr>
           <w:p>
             <w:pPr>
-              <w:pStyle w:val="Normal"/>
-              <w:suppressAutoHyphens w:val="false"/>
+              <w:suppressAutoHyphens w:val="0"/>
               <w:rPr>
                 <w:rFonts w:ascii="Aptos Narrow" w:hAnsi="Aptos Narrow"/>
                 <w:sz w:val="22"/>
@@ -6391,7 +6138,7 @@
       </w:tr>
       <w:tr>
         <w:trPr>
-          <w:trHeight w:val="300" w:hRule="atLeast"/>
+          <w:trHeight w:val="300"/>
         </w:trPr>
         <w:tc>
           <w:tcPr>
@@ -6405,8 +6152,7 @@
           </w:tcPr>
           <w:p>
             <w:pPr>
-              <w:pStyle w:val="Normal"/>
-              <w:suppressAutoHyphens w:val="false"/>
+              <w:suppressAutoHyphens w:val="0"/>
               <w:rPr>
                 <w:rFonts w:ascii="Aptos Narrow" w:hAnsi="Aptos Narrow"/>
                 <w:color w:val="000000"/>
@@ -6440,8 +6186,7 @@
           </w:tcPr>
           <w:p>
             <w:pPr>
-              <w:pStyle w:val="Normal"/>
-              <w:suppressAutoHyphens w:val="false"/>
+              <w:suppressAutoHyphens w:val="0"/>
               <w:rPr>
                 <w:rFonts w:ascii="Aptos Narrow" w:hAnsi="Aptos Narrow"/>
                 <w:sz w:val="22"/>
@@ -6471,26 +6216,13 @@
           <w:color w:val="0070C0"/>
         </w:rPr>
       </w:pPr>
-      <w:r>
-        <w:rPr>
-          <w:rFonts w:cs="Calibri" w:ascii="Calibri" w:hAnsi="Calibri"/>
-          <w:color w:val="0070C0"/>
-        </w:rPr>
-      </w:r>
     </w:p>
     <w:tbl>
       <w:tblPr>
         <w:tblW w:w="8140" w:type="dxa"/>
-        <w:jc w:val="left"/>
         <w:tblInd w:w="113" w:type="dxa"/>
         <w:tblLayout w:type="fixed"/>
-        <w:tblCellMar>
-          <w:top w:w="0" w:type="dxa"/>
-          <w:left w:w="108" w:type="dxa"/>
-          <w:bottom w:w="0" w:type="dxa"/>
-          <w:right w:w="108" w:type="dxa"/>
-        </w:tblCellMar>
-        <w:tblLook w:val="04a0" w:noVBand="1" w:noHBand="0" w:lastColumn="0" w:firstColumn="1" w:lastRow="0" w:firstRow="1"/>
+        <w:tblLook w:val="04A0" w:firstRow="1" w:lastRow="0" w:firstColumn="1" w:lastColumn="0" w:noHBand="0" w:noVBand="1"/>
       </w:tblPr>
       <w:tblGrid>
         <w:gridCol w:w="1658"/>
@@ -6500,7 +6232,7 @@
       </w:tblGrid>
       <w:tr>
         <w:trPr>
-          <w:trHeight w:val="300" w:hRule="atLeast"/>
+          <w:trHeight w:val="300"/>
         </w:trPr>
         <w:tc>
           <w:tcPr>
@@ -6515,8 +6247,7 @@
           </w:tcPr>
           <w:p>
             <w:pPr>
-              <w:pStyle w:val="Normal"/>
-              <w:suppressAutoHyphens w:val="false"/>
+              <w:suppressAutoHyphens w:val="0"/>
               <w:rPr>
                 <w:rFonts w:ascii="Aptos Narrow" w:hAnsi="Aptos Narrow"/>
                 <w:color w:val="000000"/>
@@ -6549,8 +6280,7 @@
           </w:tcPr>
           <w:p>
             <w:pPr>
-              <w:pStyle w:val="Normal"/>
-              <w:suppressAutoHyphens w:val="false"/>
+              <w:suppressAutoHyphens w:val="0"/>
               <w:rPr>
                 <w:rFonts w:ascii="Aptos Narrow" w:hAnsi="Aptos Narrow"/>
                 <w:sz w:val="22"/>
@@ -6581,8 +6311,7 @@
           </w:tcPr>
           <w:p>
             <w:pPr>
-              <w:pStyle w:val="Normal"/>
-              <w:suppressAutoHyphens w:val="false"/>
+              <w:suppressAutoHyphens w:val="0"/>
               <w:jc w:val="center"/>
               <w:rPr>
                 <w:rFonts w:ascii="Aptos Narrow" w:hAnsi="Aptos Narrow"/>
@@ -6614,8 +6343,7 @@
           </w:tcPr>
           <w:p>
             <w:pPr>
-              <w:pStyle w:val="Normal"/>
-              <w:suppressAutoHyphens w:val="false"/>
+              <w:suppressAutoHyphens w:val="0"/>
               <w:rPr>
                 <w:rFonts w:ascii="Aptos Narrow" w:hAnsi="Aptos Narrow"/>
                 <w:sz w:val="22"/>
@@ -6637,7 +6365,7 @@
       </w:tr>
       <w:tr>
         <w:trPr>
-          <w:trHeight w:val="300" w:hRule="atLeast"/>
+          <w:trHeight w:val="300"/>
         </w:trPr>
         <w:tc>
           <w:tcPr>
@@ -6651,8 +6379,7 @@
           </w:tcPr>
           <w:p>
             <w:pPr>
-              <w:pStyle w:val="Normal"/>
-              <w:suppressAutoHyphens w:val="false"/>
+              <w:suppressAutoHyphens w:val="0"/>
               <w:rPr>
                 <w:rFonts w:ascii="Aptos Narrow" w:hAnsi="Aptos Narrow"/>
                 <w:color w:val="000000"/>
@@ -6684,8 +6411,7 @@
           </w:tcPr>
           <w:p>
             <w:pPr>
-              <w:pStyle w:val="Normal"/>
-              <w:suppressAutoHyphens w:val="false"/>
+              <w:suppressAutoHyphens w:val="0"/>
               <w:rPr>
                 <w:rFonts w:ascii="Aptos Narrow" w:hAnsi="Aptos Narrow"/>
                 <w:sz w:val="22"/>
@@ -6715,8 +6441,7 @@
           </w:tcPr>
           <w:p>
             <w:pPr>
-              <w:pStyle w:val="Normal"/>
-              <w:suppressAutoHyphens w:val="false"/>
+              <w:suppressAutoHyphens w:val="0"/>
               <w:jc w:val="center"/>
               <w:rPr>
                 <w:rFonts w:ascii="Aptos Narrow" w:hAnsi="Aptos Narrow"/>
@@ -6747,8 +6472,7 @@
           </w:tcPr>
           <w:p>
             <w:pPr>
-              <w:pStyle w:val="Normal"/>
-              <w:suppressAutoHyphens w:val="false"/>
+              <w:suppressAutoHyphens w:val="0"/>
               <w:jc w:val="right"/>
               <w:rPr>
                 <w:rFonts w:ascii="Aptos Narrow" w:hAnsi="Aptos Narrow"/>
@@ -6771,7 +6495,7 @@
       </w:tr>
       <w:tr>
         <w:trPr>
-          <w:trHeight w:val="600" w:hRule="atLeast"/>
+          <w:trHeight w:val="600"/>
         </w:trPr>
         <w:tc>
           <w:tcPr>
@@ -6785,8 +6509,7 @@
           </w:tcPr>
           <w:p>
             <w:pPr>
-              <w:pStyle w:val="Normal"/>
-              <w:suppressAutoHyphens w:val="false"/>
+              <w:suppressAutoHyphens w:val="0"/>
               <w:rPr>
                 <w:rFonts w:ascii="Aptos Narrow" w:hAnsi="Aptos Narrow"/>
                 <w:color w:val="000000"/>
@@ -6820,8 +6543,7 @@
           </w:tcPr>
           <w:p>
             <w:pPr>
-              <w:pStyle w:val="Normal"/>
-              <w:suppressAutoHyphens w:val="false"/>
+              <w:suppressAutoHyphens w:val="0"/>
               <w:rPr>
                 <w:rFonts w:ascii="Aptos Narrow" w:hAnsi="Aptos Narrow"/>
                 <w:sz w:val="22"/>
@@ -6843,7 +6565,7 @@
       </w:tr>
       <w:tr>
         <w:trPr>
-          <w:trHeight w:val="600" w:hRule="atLeast"/>
+          <w:trHeight w:val="600"/>
         </w:trPr>
         <w:tc>
           <w:tcPr>
@@ -6857,8 +6579,7 @@
           </w:tcPr>
           <w:p>
             <w:pPr>
-              <w:pStyle w:val="Normal"/>
-              <w:suppressAutoHyphens w:val="false"/>
+              <w:suppressAutoHyphens w:val="0"/>
               <w:rPr>
                 <w:rFonts w:ascii="Aptos Narrow" w:hAnsi="Aptos Narrow"/>
                 <w:color w:val="000000"/>
@@ -6892,8 +6613,7 @@
           </w:tcPr>
           <w:p>
             <w:pPr>
-              <w:pStyle w:val="Normal"/>
-              <w:suppressAutoHyphens w:val="false"/>
+              <w:suppressAutoHyphens w:val="0"/>
               <w:rPr>
                 <w:rFonts w:ascii="Aptos Narrow" w:hAnsi="Aptos Narrow"/>
                 <w:sz w:val="22"/>
@@ -6915,7 +6635,7 @@
       </w:tr>
       <w:tr>
         <w:trPr>
-          <w:trHeight w:val="600" w:hRule="atLeast"/>
+          <w:trHeight w:val="600"/>
         </w:trPr>
         <w:tc>
           <w:tcPr>
@@ -6929,8 +6649,7 @@
           </w:tcPr>
           <w:p>
             <w:pPr>
-              <w:pStyle w:val="Normal"/>
-              <w:suppressAutoHyphens w:val="false"/>
+              <w:suppressAutoHyphens w:val="0"/>
               <w:rPr>
                 <w:rFonts w:ascii="Aptos Narrow" w:hAnsi="Aptos Narrow"/>
                 <w:color w:val="000000"/>
@@ -6964,8 +6683,7 @@
           </w:tcPr>
           <w:p>
             <w:pPr>
-              <w:pStyle w:val="Normal"/>
-              <w:suppressAutoHyphens w:val="false"/>
+              <w:suppressAutoHyphens w:val="0"/>
               <w:rPr>
                 <w:rFonts w:ascii="Aptos Narrow" w:hAnsi="Aptos Narrow"/>
                 <w:sz w:val="22"/>
@@ -6987,7 +6705,7 @@
       </w:tr>
       <w:tr>
         <w:trPr>
-          <w:trHeight w:val="900" w:hRule="atLeast"/>
+          <w:trHeight w:val="900"/>
         </w:trPr>
         <w:tc>
           <w:tcPr>
@@ -7001,8 +6719,7 @@
           </w:tcPr>
           <w:p>
             <w:pPr>
-              <w:pStyle w:val="Normal"/>
-              <w:suppressAutoHyphens w:val="false"/>
+              <w:suppressAutoHyphens w:val="0"/>
               <w:rPr>
                 <w:rFonts w:ascii="Aptos Narrow" w:hAnsi="Aptos Narrow"/>
                 <w:color w:val="000000"/>
@@ -7036,8 +6753,7 @@
           </w:tcPr>
           <w:p>
             <w:pPr>
-              <w:pStyle w:val="Normal"/>
-              <w:suppressAutoHyphens w:val="false"/>
+              <w:suppressAutoHyphens w:val="0"/>
               <w:rPr>
                 <w:rFonts w:ascii="Aptos Narrow" w:hAnsi="Aptos Narrow"/>
                 <w:sz w:val="22"/>
@@ -7053,6 +6769,14 @@
                 <w:lang w:eastAsia="en-US"/>
               </w:rPr>
               <w:t>1. Enter username and password</w:t>
+            </w:r>
+            <w:r>
+              <w:rPr>
+                <w:rFonts w:ascii="Aptos Narrow" w:hAnsi="Aptos Narrow"/>
+                <w:sz w:val="22"/>
+                <w:szCs w:val="22"/>
+                <w:lang w:eastAsia="en-US"/>
+              </w:rPr>
               <w:br/>
               <w:t>2.Clcik "submit"</w:t>
             </w:r>
@@ -7061,7 +6785,7 @@
       </w:tr>
       <w:tr>
         <w:trPr>
-          <w:trHeight w:val="600" w:hRule="atLeast"/>
+          <w:trHeight w:val="600"/>
         </w:trPr>
         <w:tc>
           <w:tcPr>
@@ -7075,8 +6799,7 @@
           </w:tcPr>
           <w:p>
             <w:pPr>
-              <w:pStyle w:val="Normal"/>
-              <w:suppressAutoHyphens w:val="false"/>
+              <w:suppressAutoHyphens w:val="0"/>
               <w:rPr>
                 <w:rFonts w:ascii="Aptos Narrow" w:hAnsi="Aptos Narrow"/>
                 <w:color w:val="000000"/>
@@ -7110,8 +6833,7 @@
           </w:tcPr>
           <w:p>
             <w:pPr>
-              <w:pStyle w:val="Normal"/>
-              <w:suppressAutoHyphens w:val="false"/>
+              <w:suppressAutoHyphens w:val="0"/>
               <w:rPr>
                 <w:rFonts w:ascii="Aptos Narrow" w:hAnsi="Aptos Narrow"/>
                 <w:sz w:val="22"/>
@@ -7133,7 +6855,7 @@
       </w:tr>
       <w:tr>
         <w:trPr>
-          <w:trHeight w:val="300" w:hRule="atLeast"/>
+          <w:trHeight w:val="300"/>
         </w:trPr>
         <w:tc>
           <w:tcPr>
@@ -7147,8 +6869,7 @@
           </w:tcPr>
           <w:p>
             <w:pPr>
-              <w:pStyle w:val="Normal"/>
-              <w:suppressAutoHyphens w:val="false"/>
+              <w:suppressAutoHyphens w:val="0"/>
               <w:rPr>
                 <w:rFonts w:ascii="Aptos Narrow" w:hAnsi="Aptos Narrow"/>
                 <w:color w:val="000000"/>
@@ -7182,8 +6903,7 @@
           </w:tcPr>
           <w:p>
             <w:pPr>
-              <w:pStyle w:val="Normal"/>
-              <w:suppressAutoHyphens w:val="false"/>
+              <w:suppressAutoHyphens w:val="0"/>
               <w:rPr>
                 <w:rFonts w:ascii="Aptos Narrow" w:hAnsi="Aptos Narrow"/>
                 <w:sz w:val="22"/>
@@ -7213,26 +6933,13 @@
           <w:color w:val="0070C0"/>
         </w:rPr>
       </w:pPr>
-      <w:r>
-        <w:rPr>
-          <w:rFonts w:cs="Calibri" w:ascii="Calibri" w:hAnsi="Calibri"/>
-          <w:color w:val="0070C0"/>
-        </w:rPr>
-      </w:r>
     </w:p>
     <w:tbl>
       <w:tblPr>
         <w:tblW w:w="8140" w:type="dxa"/>
-        <w:jc w:val="left"/>
         <w:tblInd w:w="113" w:type="dxa"/>
         <w:tblLayout w:type="fixed"/>
-        <w:tblCellMar>
-          <w:top w:w="0" w:type="dxa"/>
-          <w:left w:w="108" w:type="dxa"/>
-          <w:bottom w:w="0" w:type="dxa"/>
-          <w:right w:w="108" w:type="dxa"/>
-        </w:tblCellMar>
-        <w:tblLook w:val="04a0" w:noVBand="1" w:noHBand="0" w:lastColumn="0" w:firstColumn="1" w:lastRow="0" w:firstRow="1"/>
+        <w:tblLook w:val="04A0" w:firstRow="1" w:lastRow="0" w:firstColumn="1" w:lastColumn="0" w:noHBand="0" w:noVBand="1"/>
       </w:tblPr>
       <w:tblGrid>
         <w:gridCol w:w="1658"/>
@@ -7242,7 +6949,7 @@
       </w:tblGrid>
       <w:tr>
         <w:trPr>
-          <w:trHeight w:val="300" w:hRule="atLeast"/>
+          <w:trHeight w:val="300"/>
         </w:trPr>
         <w:tc>
           <w:tcPr>
@@ -7257,8 +6964,7 @@
           </w:tcPr>
           <w:p>
             <w:pPr>
-              <w:pStyle w:val="Normal"/>
-              <w:suppressAutoHyphens w:val="false"/>
+              <w:suppressAutoHyphens w:val="0"/>
               <w:rPr>
                 <w:rFonts w:ascii="Aptos Narrow" w:hAnsi="Aptos Narrow"/>
                 <w:color w:val="000000"/>
@@ -7291,8 +6997,7 @@
           </w:tcPr>
           <w:p>
             <w:pPr>
-              <w:pStyle w:val="Normal"/>
-              <w:suppressAutoHyphens w:val="false"/>
+              <w:suppressAutoHyphens w:val="0"/>
               <w:rPr>
                 <w:rFonts w:ascii="Aptos Narrow" w:hAnsi="Aptos Narrow"/>
                 <w:sz w:val="22"/>
@@ -7323,8 +7028,7 @@
           </w:tcPr>
           <w:p>
             <w:pPr>
-              <w:pStyle w:val="Normal"/>
-              <w:suppressAutoHyphens w:val="false"/>
+              <w:suppressAutoHyphens w:val="0"/>
               <w:jc w:val="center"/>
               <w:rPr>
                 <w:rFonts w:ascii="Aptos Narrow" w:hAnsi="Aptos Narrow"/>
@@ -7356,8 +7060,7 @@
           </w:tcPr>
           <w:p>
             <w:pPr>
-              <w:pStyle w:val="Normal"/>
-              <w:suppressAutoHyphens w:val="false"/>
+              <w:suppressAutoHyphens w:val="0"/>
               <w:rPr>
                 <w:rFonts w:ascii="Aptos Narrow" w:hAnsi="Aptos Narrow"/>
                 <w:sz w:val="22"/>
@@ -7379,7 +7082,7 @@
       </w:tr>
       <w:tr>
         <w:trPr>
-          <w:trHeight w:val="300" w:hRule="atLeast"/>
+          <w:trHeight w:val="300"/>
         </w:trPr>
         <w:tc>
           <w:tcPr>
@@ -7393,8 +7096,7 @@
           </w:tcPr>
           <w:p>
             <w:pPr>
-              <w:pStyle w:val="Normal"/>
-              <w:suppressAutoHyphens w:val="false"/>
+              <w:suppressAutoHyphens w:val="0"/>
               <w:rPr>
                 <w:rFonts w:ascii="Aptos Narrow" w:hAnsi="Aptos Narrow"/>
                 <w:color w:val="000000"/>
@@ -7426,8 +7128,7 @@
           </w:tcPr>
           <w:p>
             <w:pPr>
-              <w:pStyle w:val="Normal"/>
-              <w:suppressAutoHyphens w:val="false"/>
+              <w:suppressAutoHyphens w:val="0"/>
               <w:rPr>
                 <w:rFonts w:ascii="Aptos Narrow" w:hAnsi="Aptos Narrow"/>
                 <w:sz w:val="22"/>
@@ -7457,8 +7158,7 @@
           </w:tcPr>
           <w:p>
             <w:pPr>
-              <w:pStyle w:val="Normal"/>
-              <w:suppressAutoHyphens w:val="false"/>
+              <w:suppressAutoHyphens w:val="0"/>
               <w:jc w:val="center"/>
               <w:rPr>
                 <w:rFonts w:ascii="Aptos Narrow" w:hAnsi="Aptos Narrow"/>
@@ -7489,8 +7189,7 @@
           </w:tcPr>
           <w:p>
             <w:pPr>
-              <w:pStyle w:val="Normal"/>
-              <w:suppressAutoHyphens w:val="false"/>
+              <w:suppressAutoHyphens w:val="0"/>
               <w:jc w:val="right"/>
               <w:rPr>
                 <w:rFonts w:ascii="Aptos Narrow" w:hAnsi="Aptos Narrow"/>
@@ -7513,7 +7212,7 @@
       </w:tr>
       <w:tr>
         <w:trPr>
-          <w:trHeight w:val="600" w:hRule="atLeast"/>
+          <w:trHeight w:val="600"/>
         </w:trPr>
         <w:tc>
           <w:tcPr>
@@ -7527,8 +7226,7 @@
           </w:tcPr>
           <w:p>
             <w:pPr>
-              <w:pStyle w:val="Normal"/>
-              <w:suppressAutoHyphens w:val="false"/>
+              <w:suppressAutoHyphens w:val="0"/>
               <w:rPr>
                 <w:rFonts w:ascii="Aptos Narrow" w:hAnsi="Aptos Narrow"/>
                 <w:color w:val="000000"/>
@@ -7562,8 +7260,7 @@
           </w:tcPr>
           <w:p>
             <w:pPr>
-              <w:pStyle w:val="Normal"/>
-              <w:suppressAutoHyphens w:val="false"/>
+              <w:suppressAutoHyphens w:val="0"/>
               <w:rPr>
                 <w:rFonts w:ascii="Aptos Narrow" w:hAnsi="Aptos Narrow"/>
                 <w:sz w:val="22"/>
@@ -7585,7 +7282,7 @@
       </w:tr>
       <w:tr>
         <w:trPr>
-          <w:trHeight w:val="600" w:hRule="atLeast"/>
+          <w:trHeight w:val="600"/>
         </w:trPr>
         <w:tc>
           <w:tcPr>
@@ -7599,8 +7296,7 @@
           </w:tcPr>
           <w:p>
             <w:pPr>
-              <w:pStyle w:val="Normal"/>
-              <w:suppressAutoHyphens w:val="false"/>
+              <w:suppressAutoHyphens w:val="0"/>
               <w:rPr>
                 <w:rFonts w:ascii="Aptos Narrow" w:hAnsi="Aptos Narrow"/>
                 <w:color w:val="000000"/>
@@ -7634,8 +7330,7 @@
           </w:tcPr>
           <w:p>
             <w:pPr>
-              <w:pStyle w:val="Normal"/>
-              <w:suppressAutoHyphens w:val="false"/>
+              <w:suppressAutoHyphens w:val="0"/>
               <w:rPr>
                 <w:rFonts w:ascii="Aptos Narrow" w:hAnsi="Aptos Narrow"/>
                 <w:sz w:val="22"/>
@@ -7657,7 +7352,7 @@
       </w:tr>
       <w:tr>
         <w:trPr>
-          <w:trHeight w:val="600" w:hRule="atLeast"/>
+          <w:trHeight w:val="600"/>
         </w:trPr>
         <w:tc>
           <w:tcPr>
@@ -7671,8 +7366,7 @@
           </w:tcPr>
           <w:p>
             <w:pPr>
-              <w:pStyle w:val="Normal"/>
-              <w:suppressAutoHyphens w:val="false"/>
+              <w:suppressAutoHyphens w:val="0"/>
               <w:rPr>
                 <w:rFonts w:ascii="Aptos Narrow" w:hAnsi="Aptos Narrow"/>
                 <w:color w:val="000000"/>
@@ -7706,8 +7400,7 @@
           </w:tcPr>
           <w:p>
             <w:pPr>
-              <w:pStyle w:val="Normal"/>
-              <w:suppressAutoHyphens w:val="false"/>
+              <w:suppressAutoHyphens w:val="0"/>
               <w:rPr>
                 <w:rFonts w:ascii="Aptos Narrow" w:hAnsi="Aptos Narrow"/>
                 <w:sz w:val="22"/>
@@ -7729,7 +7422,7 @@
       </w:tr>
       <w:tr>
         <w:trPr>
-          <w:trHeight w:val="900" w:hRule="atLeast"/>
+          <w:trHeight w:val="900"/>
         </w:trPr>
         <w:tc>
           <w:tcPr>
@@ -7743,24 +7436,24 @@
           </w:tcPr>
           <w:p>
             <w:pPr>
-              <w:pStyle w:val="Normal"/>
-              <w:suppressAutoHyphens w:val="false"/>
-              <w:rPr>
-                <w:rFonts w:ascii="Aptos Narrow" w:hAnsi="Aptos Narrow"/>
-                <w:color w:val="000000"/>
-                <w:sz w:val="22"/>
-                <w:szCs w:val="22"/>
-                <w:lang w:eastAsia="en-US"/>
-              </w:rPr>
-            </w:pPr>
-            <w:r>
-              <w:rPr>
-                <w:rFonts w:ascii="Aptos Narrow" w:hAnsi="Aptos Narrow"/>
-                <w:color w:val="000000"/>
-                <w:sz w:val="22"/>
-                <w:szCs w:val="22"/>
-                <w:lang w:eastAsia="en-US"/>
-              </w:rPr>
+              <w:suppressAutoHyphens w:val="0"/>
+              <w:rPr>
+                <w:rFonts w:ascii="Aptos Narrow" w:hAnsi="Aptos Narrow"/>
+                <w:color w:val="000000"/>
+                <w:sz w:val="22"/>
+                <w:szCs w:val="22"/>
+                <w:lang w:eastAsia="en-US"/>
+              </w:rPr>
+            </w:pPr>
+            <w:r>
+              <w:rPr>
+                <w:rFonts w:ascii="Aptos Narrow" w:hAnsi="Aptos Narrow"/>
+                <w:color w:val="000000"/>
+                <w:sz w:val="22"/>
+                <w:szCs w:val="22"/>
+                <w:lang w:eastAsia="en-US"/>
+              </w:rPr>
+              <w:lastRenderedPageBreak/>
               <w:t>Basic Flow or Main Scenario:</w:t>
             </w:r>
           </w:p>
@@ -7778,8 +7471,7 @@
           </w:tcPr>
           <w:p>
             <w:pPr>
-              <w:pStyle w:val="Normal"/>
-              <w:suppressAutoHyphens w:val="false"/>
+              <w:suppressAutoHyphens w:val="0"/>
               <w:rPr>
                 <w:rFonts w:ascii="Aptos Narrow" w:hAnsi="Aptos Narrow"/>
                 <w:sz w:val="22"/>
@@ -7795,6 +7487,14 @@
                 <w:lang w:eastAsia="en-US"/>
               </w:rPr>
               <w:t>1.enter amount to add to account</w:t>
+            </w:r>
+            <w:r>
+              <w:rPr>
+                <w:rFonts w:ascii="Aptos Narrow" w:hAnsi="Aptos Narrow"/>
+                <w:sz w:val="22"/>
+                <w:szCs w:val="22"/>
+                <w:lang w:eastAsia="en-US"/>
+              </w:rPr>
               <w:br/>
               <w:t>2. Click "submit"</w:t>
             </w:r>
@@ -7803,7 +7503,7 @@
       </w:tr>
       <w:tr>
         <w:trPr>
-          <w:trHeight w:val="600" w:hRule="atLeast"/>
+          <w:trHeight w:val="600"/>
         </w:trPr>
         <w:tc>
           <w:tcPr>
@@ -7817,8 +7517,7 @@
           </w:tcPr>
           <w:p>
             <w:pPr>
-              <w:pStyle w:val="Normal"/>
-              <w:suppressAutoHyphens w:val="false"/>
+              <w:suppressAutoHyphens w:val="0"/>
               <w:rPr>
                 <w:rFonts w:ascii="Aptos Narrow" w:hAnsi="Aptos Narrow"/>
                 <w:color w:val="000000"/>
@@ -7852,8 +7551,7 @@
           </w:tcPr>
           <w:p>
             <w:pPr>
-              <w:pStyle w:val="Normal"/>
-              <w:suppressAutoHyphens w:val="false"/>
+              <w:suppressAutoHyphens w:val="0"/>
               <w:rPr>
                 <w:rFonts w:ascii="Aptos Narrow" w:hAnsi="Aptos Narrow"/>
                 <w:sz w:val="22"/>
@@ -7875,7 +7573,7 @@
       </w:tr>
       <w:tr>
         <w:trPr>
-          <w:trHeight w:val="300" w:hRule="atLeast"/>
+          <w:trHeight w:val="300"/>
         </w:trPr>
         <w:tc>
           <w:tcPr>
@@ -7889,8 +7587,7 @@
           </w:tcPr>
           <w:p>
             <w:pPr>
-              <w:pStyle w:val="Normal"/>
-              <w:suppressAutoHyphens w:val="false"/>
+              <w:suppressAutoHyphens w:val="0"/>
               <w:rPr>
                 <w:rFonts w:ascii="Aptos Narrow" w:hAnsi="Aptos Narrow"/>
                 <w:color w:val="000000"/>
@@ -7924,8 +7621,7 @@
           </w:tcPr>
           <w:p>
             <w:pPr>
-              <w:pStyle w:val="Normal"/>
-              <w:suppressAutoHyphens w:val="false"/>
+              <w:suppressAutoHyphens w:val="0"/>
               <w:rPr>
                 <w:rFonts w:ascii="Aptos Narrow" w:hAnsi="Aptos Narrow"/>
                 <w:sz w:val="22"/>
@@ -7955,26 +7651,13 @@
           <w:color w:val="0070C0"/>
         </w:rPr>
       </w:pPr>
-      <w:r>
-        <w:rPr>
-          <w:rFonts w:cs="Calibri" w:ascii="Calibri" w:hAnsi="Calibri"/>
-          <w:color w:val="0070C0"/>
-        </w:rPr>
-      </w:r>
     </w:p>
     <w:tbl>
       <w:tblPr>
         <w:tblW w:w="8140" w:type="dxa"/>
-        <w:jc w:val="left"/>
         <w:tblInd w:w="113" w:type="dxa"/>
         <w:tblLayout w:type="fixed"/>
-        <w:tblCellMar>
-          <w:top w:w="0" w:type="dxa"/>
-          <w:left w:w="108" w:type="dxa"/>
-          <w:bottom w:w="0" w:type="dxa"/>
-          <w:right w:w="108" w:type="dxa"/>
-        </w:tblCellMar>
-        <w:tblLook w:val="04a0" w:noVBand="1" w:noHBand="0" w:lastColumn="0" w:firstColumn="1" w:lastRow="0" w:firstRow="1"/>
+        <w:tblLook w:val="04A0" w:firstRow="1" w:lastRow="0" w:firstColumn="1" w:lastColumn="0" w:noHBand="0" w:noVBand="1"/>
       </w:tblPr>
       <w:tblGrid>
         <w:gridCol w:w="1658"/>
@@ -7984,7 +7667,7 @@
       </w:tblGrid>
       <w:tr>
         <w:trPr>
-          <w:trHeight w:val="300" w:hRule="atLeast"/>
+          <w:trHeight w:val="300"/>
         </w:trPr>
         <w:tc>
           <w:tcPr>
@@ -7999,8 +7682,7 @@
           </w:tcPr>
           <w:p>
             <w:pPr>
-              <w:pStyle w:val="Normal"/>
-              <w:suppressAutoHyphens w:val="false"/>
+              <w:suppressAutoHyphens w:val="0"/>
               <w:rPr>
                 <w:rFonts w:ascii="Aptos Narrow" w:hAnsi="Aptos Narrow"/>
                 <w:color w:val="000000"/>
@@ -8033,8 +7715,7 @@
           </w:tcPr>
           <w:p>
             <w:pPr>
-              <w:pStyle w:val="Normal"/>
-              <w:suppressAutoHyphens w:val="false"/>
+              <w:suppressAutoHyphens w:val="0"/>
               <w:rPr>
                 <w:rFonts w:ascii="Aptos Narrow" w:hAnsi="Aptos Narrow"/>
                 <w:sz w:val="22"/>
@@ -8065,8 +7746,7 @@
           </w:tcPr>
           <w:p>
             <w:pPr>
-              <w:pStyle w:val="Normal"/>
-              <w:suppressAutoHyphens w:val="false"/>
+              <w:suppressAutoHyphens w:val="0"/>
               <w:jc w:val="center"/>
               <w:rPr>
                 <w:rFonts w:ascii="Aptos Narrow" w:hAnsi="Aptos Narrow"/>
@@ -8098,8 +7778,7 @@
           </w:tcPr>
           <w:p>
             <w:pPr>
-              <w:pStyle w:val="Normal"/>
-              <w:suppressAutoHyphens w:val="false"/>
+              <w:suppressAutoHyphens w:val="0"/>
               <w:rPr>
                 <w:rFonts w:ascii="Aptos Narrow" w:hAnsi="Aptos Narrow"/>
                 <w:sz w:val="22"/>
@@ -8121,7 +7800,7 @@
       </w:tr>
       <w:tr>
         <w:trPr>
-          <w:trHeight w:val="300" w:hRule="atLeast"/>
+          <w:trHeight w:val="300"/>
         </w:trPr>
         <w:tc>
           <w:tcPr>
@@ -8135,8 +7814,7 @@
           </w:tcPr>
           <w:p>
             <w:pPr>
-              <w:pStyle w:val="Normal"/>
-              <w:suppressAutoHyphens w:val="false"/>
+              <w:suppressAutoHyphens w:val="0"/>
               <w:rPr>
                 <w:rFonts w:ascii="Aptos Narrow" w:hAnsi="Aptos Narrow"/>
                 <w:color w:val="000000"/>
@@ -8168,8 +7846,7 @@
           </w:tcPr>
           <w:p>
             <w:pPr>
-              <w:pStyle w:val="Normal"/>
-              <w:suppressAutoHyphens w:val="false"/>
+              <w:suppressAutoHyphens w:val="0"/>
               <w:rPr>
                 <w:rFonts w:ascii="Aptos Narrow" w:hAnsi="Aptos Narrow"/>
                 <w:sz w:val="22"/>
@@ -8199,8 +7876,7 @@
           </w:tcPr>
           <w:p>
             <w:pPr>
-              <w:pStyle w:val="Normal"/>
-              <w:suppressAutoHyphens w:val="false"/>
+              <w:suppressAutoHyphens w:val="0"/>
               <w:jc w:val="center"/>
               <w:rPr>
                 <w:rFonts w:ascii="Aptos Narrow" w:hAnsi="Aptos Narrow"/>
@@ -8231,8 +7907,7 @@
           </w:tcPr>
           <w:p>
             <w:pPr>
-              <w:pStyle w:val="Normal"/>
-              <w:suppressAutoHyphens w:val="false"/>
+              <w:suppressAutoHyphens w:val="0"/>
               <w:jc w:val="right"/>
               <w:rPr>
                 <w:rFonts w:ascii="Aptos Narrow" w:hAnsi="Aptos Narrow"/>
@@ -8255,7 +7930,7 @@
       </w:tr>
       <w:tr>
         <w:trPr>
-          <w:trHeight w:val="600" w:hRule="atLeast"/>
+          <w:trHeight w:val="600"/>
         </w:trPr>
         <w:tc>
           <w:tcPr>
@@ -8269,8 +7944,7 @@
           </w:tcPr>
           <w:p>
             <w:pPr>
-              <w:pStyle w:val="Normal"/>
-              <w:suppressAutoHyphens w:val="false"/>
+              <w:suppressAutoHyphens w:val="0"/>
               <w:rPr>
                 <w:rFonts w:ascii="Aptos Narrow" w:hAnsi="Aptos Narrow"/>
                 <w:color w:val="000000"/>
@@ -8304,8 +7978,7 @@
           </w:tcPr>
           <w:p>
             <w:pPr>
-              <w:pStyle w:val="Normal"/>
-              <w:suppressAutoHyphens w:val="false"/>
+              <w:suppressAutoHyphens w:val="0"/>
               <w:rPr>
                 <w:rFonts w:ascii="Aptos Narrow" w:hAnsi="Aptos Narrow"/>
                 <w:sz w:val="22"/>
@@ -8327,7 +8000,7 @@
       </w:tr>
       <w:tr>
         <w:trPr>
-          <w:trHeight w:val="600" w:hRule="atLeast"/>
+          <w:trHeight w:val="600"/>
         </w:trPr>
         <w:tc>
           <w:tcPr>
@@ -8341,8 +8014,7 @@
           </w:tcPr>
           <w:p>
             <w:pPr>
-              <w:pStyle w:val="Normal"/>
-              <w:suppressAutoHyphens w:val="false"/>
+              <w:suppressAutoHyphens w:val="0"/>
               <w:rPr>
                 <w:rFonts w:ascii="Aptos Narrow" w:hAnsi="Aptos Narrow"/>
                 <w:color w:val="000000"/>
@@ -8376,8 +8048,7 @@
           </w:tcPr>
           <w:p>
             <w:pPr>
-              <w:pStyle w:val="Normal"/>
-              <w:suppressAutoHyphens w:val="false"/>
+              <w:suppressAutoHyphens w:val="0"/>
               <w:rPr>
                 <w:rFonts w:ascii="Aptos Narrow" w:hAnsi="Aptos Narrow"/>
                 <w:sz w:val="22"/>
@@ -8399,7 +8070,7 @@
       </w:tr>
       <w:tr>
         <w:trPr>
-          <w:trHeight w:val="600" w:hRule="atLeast"/>
+          <w:trHeight w:val="600"/>
         </w:trPr>
         <w:tc>
           <w:tcPr>
@@ -8413,8 +8084,7 @@
           </w:tcPr>
           <w:p>
             <w:pPr>
-              <w:pStyle w:val="Normal"/>
-              <w:suppressAutoHyphens w:val="false"/>
+              <w:suppressAutoHyphens w:val="0"/>
               <w:rPr>
                 <w:rFonts w:ascii="Aptos Narrow" w:hAnsi="Aptos Narrow"/>
                 <w:color w:val="000000"/>
@@ -8448,8 +8118,7 @@
           </w:tcPr>
           <w:p>
             <w:pPr>
-              <w:pStyle w:val="Normal"/>
-              <w:suppressAutoHyphens w:val="false"/>
+              <w:suppressAutoHyphens w:val="0"/>
               <w:rPr>
                 <w:rFonts w:ascii="Aptos Narrow" w:hAnsi="Aptos Narrow"/>
                 <w:sz w:val="22"/>
@@ -8471,7 +8140,7 @@
       </w:tr>
       <w:tr>
         <w:trPr>
-          <w:trHeight w:val="900" w:hRule="atLeast"/>
+          <w:trHeight w:val="900"/>
         </w:trPr>
         <w:tc>
           <w:tcPr>
@@ -8485,8 +8154,7 @@
           </w:tcPr>
           <w:p>
             <w:pPr>
-              <w:pStyle w:val="Normal"/>
-              <w:suppressAutoHyphens w:val="false"/>
+              <w:suppressAutoHyphens w:val="0"/>
               <w:rPr>
                 <w:rFonts w:ascii="Aptos Narrow" w:hAnsi="Aptos Narrow"/>
                 <w:color w:val="000000"/>
@@ -8520,8 +8188,7 @@
           </w:tcPr>
           <w:p>
             <w:pPr>
-              <w:pStyle w:val="Normal"/>
-              <w:suppressAutoHyphens w:val="false"/>
+              <w:suppressAutoHyphens w:val="0"/>
               <w:rPr>
                 <w:rFonts w:ascii="Aptos Narrow" w:hAnsi="Aptos Narrow"/>
                 <w:sz w:val="22"/>
@@ -8537,6 +8204,14 @@
                 <w:lang w:eastAsia="en-US"/>
               </w:rPr>
               <w:t>1.enter amount to withdraw from account</w:t>
+            </w:r>
+            <w:r>
+              <w:rPr>
+                <w:rFonts w:ascii="Aptos Narrow" w:hAnsi="Aptos Narrow"/>
+                <w:sz w:val="22"/>
+                <w:szCs w:val="22"/>
+                <w:lang w:eastAsia="en-US"/>
+              </w:rPr>
               <w:br/>
               <w:t>2. Click "submit"</w:t>
             </w:r>
@@ -8545,7 +8220,7 @@
       </w:tr>
       <w:tr>
         <w:trPr>
-          <w:trHeight w:val="600" w:hRule="atLeast"/>
+          <w:trHeight w:val="600"/>
         </w:trPr>
         <w:tc>
           <w:tcPr>
@@ -8559,8 +8234,7 @@
           </w:tcPr>
           <w:p>
             <w:pPr>
-              <w:pStyle w:val="Normal"/>
-              <w:suppressAutoHyphens w:val="false"/>
+              <w:suppressAutoHyphens w:val="0"/>
               <w:rPr>
                 <w:rFonts w:ascii="Aptos Narrow" w:hAnsi="Aptos Narrow"/>
                 <w:color w:val="000000"/>
@@ -8594,8 +8268,7 @@
           </w:tcPr>
           <w:p>
             <w:pPr>
-              <w:pStyle w:val="Normal"/>
-              <w:suppressAutoHyphens w:val="false"/>
+              <w:suppressAutoHyphens w:val="0"/>
               <w:rPr>
                 <w:rFonts w:ascii="Aptos Narrow" w:hAnsi="Aptos Narrow"/>
                 <w:sz w:val="22"/>
@@ -8617,7 +8290,7 @@
       </w:tr>
       <w:tr>
         <w:trPr>
-          <w:trHeight w:val="300" w:hRule="atLeast"/>
+          <w:trHeight w:val="300"/>
         </w:trPr>
         <w:tc>
           <w:tcPr>
@@ -8631,8 +8304,7 @@
           </w:tcPr>
           <w:p>
             <w:pPr>
-              <w:pStyle w:val="Normal"/>
-              <w:suppressAutoHyphens w:val="false"/>
+              <w:suppressAutoHyphens w:val="0"/>
               <w:rPr>
                 <w:rFonts w:ascii="Aptos Narrow" w:hAnsi="Aptos Narrow"/>
                 <w:color w:val="000000"/>
@@ -8666,8 +8338,7 @@
           </w:tcPr>
           <w:p>
             <w:pPr>
-              <w:pStyle w:val="Normal"/>
-              <w:suppressAutoHyphens w:val="false"/>
+              <w:suppressAutoHyphens w:val="0"/>
               <w:rPr>
                 <w:rFonts w:ascii="Aptos Narrow" w:hAnsi="Aptos Narrow"/>
                 <w:sz w:val="22"/>
@@ -8697,26 +8368,13 @@
           <w:color w:val="0070C0"/>
         </w:rPr>
       </w:pPr>
-      <w:r>
-        <w:rPr>
-          <w:rFonts w:cs="Calibri" w:ascii="Calibri" w:hAnsi="Calibri"/>
-          <w:color w:val="0070C0"/>
-        </w:rPr>
-      </w:r>
     </w:p>
     <w:tbl>
       <w:tblPr>
         <w:tblW w:w="8140" w:type="dxa"/>
-        <w:jc w:val="left"/>
         <w:tblInd w:w="113" w:type="dxa"/>
         <w:tblLayout w:type="fixed"/>
-        <w:tblCellMar>
-          <w:top w:w="0" w:type="dxa"/>
-          <w:left w:w="108" w:type="dxa"/>
-          <w:bottom w:w="0" w:type="dxa"/>
-          <w:right w:w="108" w:type="dxa"/>
-        </w:tblCellMar>
-        <w:tblLook w:val="04a0" w:noVBand="1" w:noHBand="0" w:lastColumn="0" w:firstColumn="1" w:lastRow="0" w:firstRow="1"/>
+        <w:tblLook w:val="04A0" w:firstRow="1" w:lastRow="0" w:firstColumn="1" w:lastColumn="0" w:noHBand="0" w:noVBand="1"/>
       </w:tblPr>
       <w:tblGrid>
         <w:gridCol w:w="1658"/>
@@ -8726,7 +8384,7 @@
       </w:tblGrid>
       <w:tr>
         <w:trPr>
-          <w:trHeight w:val="300" w:hRule="atLeast"/>
+          <w:trHeight w:val="300"/>
         </w:trPr>
         <w:tc>
           <w:tcPr>
@@ -8741,8 +8399,7 @@
           </w:tcPr>
           <w:p>
             <w:pPr>
-              <w:pStyle w:val="Normal"/>
-              <w:suppressAutoHyphens w:val="false"/>
+              <w:suppressAutoHyphens w:val="0"/>
               <w:rPr>
                 <w:rFonts w:ascii="Aptos Narrow" w:hAnsi="Aptos Narrow"/>
                 <w:color w:val="000000"/>
@@ -8775,8 +8432,7 @@
           </w:tcPr>
           <w:p>
             <w:pPr>
-              <w:pStyle w:val="Normal"/>
-              <w:suppressAutoHyphens w:val="false"/>
+              <w:suppressAutoHyphens w:val="0"/>
               <w:rPr>
                 <w:rFonts w:ascii="Aptos Narrow" w:hAnsi="Aptos Narrow"/>
                 <w:sz w:val="22"/>
@@ -8807,8 +8463,7 @@
           </w:tcPr>
           <w:p>
             <w:pPr>
-              <w:pStyle w:val="Normal"/>
-              <w:suppressAutoHyphens w:val="false"/>
+              <w:suppressAutoHyphens w:val="0"/>
               <w:jc w:val="center"/>
               <w:rPr>
                 <w:rFonts w:ascii="Aptos Narrow" w:hAnsi="Aptos Narrow"/>
@@ -8840,8 +8495,7 @@
           </w:tcPr>
           <w:p>
             <w:pPr>
-              <w:pStyle w:val="Normal"/>
-              <w:suppressAutoHyphens w:val="false"/>
+              <w:suppressAutoHyphens w:val="0"/>
               <w:rPr>
                 <w:rFonts w:ascii="Aptos Narrow" w:hAnsi="Aptos Narrow"/>
                 <w:sz w:val="22"/>
@@ -8863,7 +8517,7 @@
       </w:tr>
       <w:tr>
         <w:trPr>
-          <w:trHeight w:val="300" w:hRule="atLeast"/>
+          <w:trHeight w:val="300"/>
         </w:trPr>
         <w:tc>
           <w:tcPr>
@@ -8877,8 +8531,7 @@
           </w:tcPr>
           <w:p>
             <w:pPr>
-              <w:pStyle w:val="Normal"/>
-              <w:suppressAutoHyphens w:val="false"/>
+              <w:suppressAutoHyphens w:val="0"/>
               <w:rPr>
                 <w:rFonts w:ascii="Aptos Narrow" w:hAnsi="Aptos Narrow"/>
                 <w:color w:val="000000"/>
@@ -8910,8 +8563,7 @@
           </w:tcPr>
           <w:p>
             <w:pPr>
-              <w:pStyle w:val="Normal"/>
-              <w:suppressAutoHyphens w:val="false"/>
+              <w:suppressAutoHyphens w:val="0"/>
               <w:rPr>
                 <w:rFonts w:ascii="Aptos Narrow" w:hAnsi="Aptos Narrow"/>
                 <w:sz w:val="22"/>
@@ -8941,8 +8593,7 @@
           </w:tcPr>
           <w:p>
             <w:pPr>
-              <w:pStyle w:val="Normal"/>
-              <w:suppressAutoHyphens w:val="false"/>
+              <w:suppressAutoHyphens w:val="0"/>
               <w:jc w:val="center"/>
               <w:rPr>
                 <w:rFonts w:ascii="Aptos Narrow" w:hAnsi="Aptos Narrow"/>
@@ -8973,8 +8624,7 @@
           </w:tcPr>
           <w:p>
             <w:pPr>
-              <w:pStyle w:val="Normal"/>
-              <w:suppressAutoHyphens w:val="false"/>
+              <w:suppressAutoHyphens w:val="0"/>
               <w:jc w:val="right"/>
               <w:rPr>
                 <w:rFonts w:ascii="Aptos Narrow" w:hAnsi="Aptos Narrow"/>
@@ -8997,7 +8647,7 @@
       </w:tr>
       <w:tr>
         <w:trPr>
-          <w:trHeight w:val="600" w:hRule="atLeast"/>
+          <w:trHeight w:val="600"/>
         </w:trPr>
         <w:tc>
           <w:tcPr>
@@ -9011,8 +8661,7 @@
           </w:tcPr>
           <w:p>
             <w:pPr>
-              <w:pStyle w:val="Normal"/>
-              <w:suppressAutoHyphens w:val="false"/>
+              <w:suppressAutoHyphens w:val="0"/>
               <w:rPr>
                 <w:rFonts w:ascii="Aptos Narrow" w:hAnsi="Aptos Narrow"/>
                 <w:color w:val="000000"/>
@@ -9046,8 +8695,7 @@
           </w:tcPr>
           <w:p>
             <w:pPr>
-              <w:pStyle w:val="Normal"/>
-              <w:suppressAutoHyphens w:val="false"/>
+              <w:suppressAutoHyphens w:val="0"/>
               <w:rPr>
                 <w:rFonts w:ascii="Aptos Narrow" w:hAnsi="Aptos Narrow"/>
                 <w:sz w:val="22"/>
@@ -9069,7 +8717,7 @@
       </w:tr>
       <w:tr>
         <w:trPr>
-          <w:trHeight w:val="600" w:hRule="atLeast"/>
+          <w:trHeight w:val="600"/>
         </w:trPr>
         <w:tc>
           <w:tcPr>
@@ -9083,8 +8731,7 @@
           </w:tcPr>
           <w:p>
             <w:pPr>
-              <w:pStyle w:val="Normal"/>
-              <w:suppressAutoHyphens w:val="false"/>
+              <w:suppressAutoHyphens w:val="0"/>
               <w:rPr>
                 <w:rFonts w:ascii="Aptos Narrow" w:hAnsi="Aptos Narrow"/>
                 <w:color w:val="000000"/>
@@ -9118,8 +8765,7 @@
           </w:tcPr>
           <w:p>
             <w:pPr>
-              <w:pStyle w:val="Normal"/>
-              <w:suppressAutoHyphens w:val="false"/>
+              <w:suppressAutoHyphens w:val="0"/>
               <w:rPr>
                 <w:rFonts w:ascii="Aptos Narrow" w:hAnsi="Aptos Narrow"/>
                 <w:sz w:val="22"/>
@@ -9141,7 +8787,7 @@
       </w:tr>
       <w:tr>
         <w:trPr>
-          <w:trHeight w:val="600" w:hRule="atLeast"/>
+          <w:trHeight w:val="600"/>
         </w:trPr>
         <w:tc>
           <w:tcPr>
@@ -9155,8 +8801,7 @@
           </w:tcPr>
           <w:p>
             <w:pPr>
-              <w:pStyle w:val="Normal"/>
-              <w:suppressAutoHyphens w:val="false"/>
+              <w:suppressAutoHyphens w:val="0"/>
               <w:rPr>
                 <w:rFonts w:ascii="Aptos Narrow" w:hAnsi="Aptos Narrow"/>
                 <w:color w:val="000000"/>
@@ -9190,8 +8835,7 @@
           </w:tcPr>
           <w:p>
             <w:pPr>
-              <w:pStyle w:val="Normal"/>
-              <w:suppressAutoHyphens w:val="false"/>
+              <w:suppressAutoHyphens w:val="0"/>
               <w:rPr>
                 <w:rFonts w:ascii="Aptos Narrow" w:hAnsi="Aptos Narrow"/>
                 <w:sz w:val="22"/>
@@ -9213,7 +8857,7 @@
       </w:tr>
       <w:tr>
         <w:trPr>
-          <w:trHeight w:val="900" w:hRule="atLeast"/>
+          <w:trHeight w:val="900"/>
         </w:trPr>
         <w:tc>
           <w:tcPr>
@@ -9227,8 +8871,7 @@
           </w:tcPr>
           <w:p>
             <w:pPr>
-              <w:pStyle w:val="Normal"/>
-              <w:suppressAutoHyphens w:val="false"/>
+              <w:suppressAutoHyphens w:val="0"/>
               <w:rPr>
                 <w:rFonts w:ascii="Aptos Narrow" w:hAnsi="Aptos Narrow"/>
                 <w:color w:val="000000"/>
@@ -9262,8 +8905,7 @@
           </w:tcPr>
           <w:p>
             <w:pPr>
-              <w:pStyle w:val="Normal"/>
-              <w:suppressAutoHyphens w:val="false"/>
+              <w:suppressAutoHyphens w:val="0"/>
               <w:rPr>
                 <w:rFonts w:ascii="Aptos Narrow" w:hAnsi="Aptos Narrow"/>
                 <w:sz w:val="22"/>
@@ -9285,7 +8927,7 @@
       </w:tr>
       <w:tr>
         <w:trPr>
-          <w:trHeight w:val="600" w:hRule="atLeast"/>
+          <w:trHeight w:val="600"/>
         </w:trPr>
         <w:tc>
           <w:tcPr>
@@ -9299,8 +8941,7 @@
           </w:tcPr>
           <w:p>
             <w:pPr>
-              <w:pStyle w:val="Normal"/>
-              <w:suppressAutoHyphens w:val="false"/>
+              <w:suppressAutoHyphens w:val="0"/>
               <w:rPr>
                 <w:rFonts w:ascii="Aptos Narrow" w:hAnsi="Aptos Narrow"/>
                 <w:color w:val="000000"/>
@@ -9334,8 +8975,7 @@
           </w:tcPr>
           <w:p>
             <w:pPr>
-              <w:pStyle w:val="Normal"/>
-              <w:suppressAutoHyphens w:val="false"/>
+              <w:suppressAutoHyphens w:val="0"/>
               <w:rPr>
                 <w:rFonts w:ascii="Aptos Narrow" w:hAnsi="Aptos Narrow"/>
                 <w:sz w:val="22"/>
@@ -9357,7 +8997,7 @@
       </w:tr>
       <w:tr>
         <w:trPr>
-          <w:trHeight w:val="300" w:hRule="atLeast"/>
+          <w:trHeight w:val="300"/>
         </w:trPr>
         <w:tc>
           <w:tcPr>
@@ -9371,8 +9011,7 @@
           </w:tcPr>
           <w:p>
             <w:pPr>
-              <w:pStyle w:val="Normal"/>
-              <w:suppressAutoHyphens w:val="false"/>
+              <w:suppressAutoHyphens w:val="0"/>
               <w:rPr>
                 <w:rFonts w:ascii="Aptos Narrow" w:hAnsi="Aptos Narrow"/>
                 <w:color w:val="000000"/>
@@ -9406,8 +9045,7 @@
           </w:tcPr>
           <w:p>
             <w:pPr>
-              <w:pStyle w:val="Normal"/>
-              <w:suppressAutoHyphens w:val="false"/>
+              <w:suppressAutoHyphens w:val="0"/>
               <w:rPr>
                 <w:rFonts w:ascii="Aptos Narrow" w:hAnsi="Aptos Narrow"/>
                 <w:sz w:val="22"/>
@@ -9437,26 +9075,13 @@
           <w:color w:val="0070C0"/>
         </w:rPr>
       </w:pPr>
-      <w:r>
-        <w:rPr>
-          <w:rFonts w:cs="Calibri" w:ascii="Calibri" w:hAnsi="Calibri"/>
-          <w:color w:val="0070C0"/>
-        </w:rPr>
-      </w:r>
     </w:p>
     <w:tbl>
       <w:tblPr>
         <w:tblW w:w="8140" w:type="dxa"/>
-        <w:jc w:val="left"/>
         <w:tblInd w:w="113" w:type="dxa"/>
         <w:tblLayout w:type="fixed"/>
-        <w:tblCellMar>
-          <w:top w:w="0" w:type="dxa"/>
-          <w:left w:w="108" w:type="dxa"/>
-          <w:bottom w:w="0" w:type="dxa"/>
-          <w:right w:w="108" w:type="dxa"/>
-        </w:tblCellMar>
-        <w:tblLook w:val="04a0" w:noVBand="1" w:noHBand="0" w:lastColumn="0" w:firstColumn="1" w:lastRow="0" w:firstRow="1"/>
+        <w:tblLook w:val="04A0" w:firstRow="1" w:lastRow="0" w:firstColumn="1" w:lastColumn="0" w:noHBand="0" w:noVBand="1"/>
       </w:tblPr>
       <w:tblGrid>
         <w:gridCol w:w="1658"/>
@@ -9466,7 +9091,7 @@
       </w:tblGrid>
       <w:tr>
         <w:trPr>
-          <w:trHeight w:val="300" w:hRule="atLeast"/>
+          <w:trHeight w:val="300"/>
         </w:trPr>
         <w:tc>
           <w:tcPr>
@@ -9481,8 +9106,7 @@
           </w:tcPr>
           <w:p>
             <w:pPr>
-              <w:pStyle w:val="Normal"/>
-              <w:suppressAutoHyphens w:val="false"/>
+              <w:suppressAutoHyphens w:val="0"/>
               <w:rPr>
                 <w:rFonts w:ascii="Aptos Narrow" w:hAnsi="Aptos Narrow"/>
                 <w:color w:val="000000"/>
@@ -9515,8 +9139,7 @@
           </w:tcPr>
           <w:p>
             <w:pPr>
-              <w:pStyle w:val="Normal"/>
-              <w:suppressAutoHyphens w:val="false"/>
+              <w:suppressAutoHyphens w:val="0"/>
               <w:rPr>
                 <w:rFonts w:ascii="Aptos Narrow" w:hAnsi="Aptos Narrow"/>
                 <w:sz w:val="22"/>
@@ -9547,8 +9170,7 @@
           </w:tcPr>
           <w:p>
             <w:pPr>
-              <w:pStyle w:val="Normal"/>
-              <w:suppressAutoHyphens w:val="false"/>
+              <w:suppressAutoHyphens w:val="0"/>
               <w:jc w:val="center"/>
               <w:rPr>
                 <w:rFonts w:ascii="Aptos Narrow" w:hAnsi="Aptos Narrow"/>
@@ -9580,8 +9202,7 @@
           </w:tcPr>
           <w:p>
             <w:pPr>
-              <w:pStyle w:val="Normal"/>
-              <w:suppressAutoHyphens w:val="false"/>
+              <w:suppressAutoHyphens w:val="0"/>
               <w:rPr>
                 <w:rFonts w:ascii="Aptos Narrow" w:hAnsi="Aptos Narrow"/>
                 <w:sz w:val="22"/>
@@ -9603,7 +9224,7 @@
       </w:tr>
       <w:tr>
         <w:trPr>
-          <w:trHeight w:val="300" w:hRule="atLeast"/>
+          <w:trHeight w:val="300"/>
         </w:trPr>
         <w:tc>
           <w:tcPr>
@@ -9617,8 +9238,7 @@
           </w:tcPr>
           <w:p>
             <w:pPr>
-              <w:pStyle w:val="Normal"/>
-              <w:suppressAutoHyphens w:val="false"/>
+              <w:suppressAutoHyphens w:val="0"/>
               <w:rPr>
                 <w:rFonts w:ascii="Aptos Narrow" w:hAnsi="Aptos Narrow"/>
                 <w:color w:val="000000"/>
@@ -9650,8 +9270,7 @@
           </w:tcPr>
           <w:p>
             <w:pPr>
-              <w:pStyle w:val="Normal"/>
-              <w:suppressAutoHyphens w:val="false"/>
+              <w:suppressAutoHyphens w:val="0"/>
               <w:rPr>
                 <w:rFonts w:ascii="Aptos Narrow" w:hAnsi="Aptos Narrow"/>
                 <w:sz w:val="22"/>
@@ -9681,8 +9300,7 @@
           </w:tcPr>
           <w:p>
             <w:pPr>
-              <w:pStyle w:val="Normal"/>
-              <w:suppressAutoHyphens w:val="false"/>
+              <w:suppressAutoHyphens w:val="0"/>
               <w:jc w:val="center"/>
               <w:rPr>
                 <w:rFonts w:ascii="Aptos Narrow" w:hAnsi="Aptos Narrow"/>
@@ -9698,7 +9316,17 @@
                 <w:szCs w:val="22"/>
                 <w:lang w:eastAsia="en-US"/>
               </w:rPr>
-              <w:t>Related Use Cases:</w:t>
+              <w:t>Related Use Cas</w:t>
+            </w:r>
+            <w:r>
+              <w:rPr>
+                <w:rFonts w:ascii="Aptos Narrow" w:hAnsi="Aptos Narrow"/>
+                <w:sz w:val="22"/>
+                <w:szCs w:val="22"/>
+                <w:lang w:eastAsia="en-US"/>
+              </w:rPr>
+              <w:lastRenderedPageBreak/>
+              <w:t>es:</w:t>
             </w:r>
           </w:p>
         </w:tc>
@@ -9713,8 +9341,7 @@
           </w:tcPr>
           <w:p>
             <w:pPr>
-              <w:pStyle w:val="Normal"/>
-              <w:suppressAutoHyphens w:val="false"/>
+              <w:suppressAutoHyphens w:val="0"/>
               <w:jc w:val="right"/>
               <w:rPr>
                 <w:rFonts w:ascii="Aptos Narrow" w:hAnsi="Aptos Narrow"/>
@@ -9730,6 +9357,7 @@
                 <w:szCs w:val="22"/>
                 <w:lang w:eastAsia="en-US"/>
               </w:rPr>
+              <w:lastRenderedPageBreak/>
               <w:t>0</w:t>
             </w:r>
           </w:p>
@@ -9737,7 +9365,7 @@
       </w:tr>
       <w:tr>
         <w:trPr>
-          <w:trHeight w:val="600" w:hRule="atLeast"/>
+          <w:trHeight w:val="600"/>
         </w:trPr>
         <w:tc>
           <w:tcPr>
@@ -9751,8 +9379,7 @@
           </w:tcPr>
           <w:p>
             <w:pPr>
-              <w:pStyle w:val="Normal"/>
-              <w:suppressAutoHyphens w:val="false"/>
+              <w:suppressAutoHyphens w:val="0"/>
               <w:rPr>
                 <w:rFonts w:ascii="Aptos Narrow" w:hAnsi="Aptos Narrow"/>
                 <w:color w:val="000000"/>
@@ -9786,8 +9413,7 @@
           </w:tcPr>
           <w:p>
             <w:pPr>
-              <w:pStyle w:val="Normal"/>
-              <w:suppressAutoHyphens w:val="false"/>
+              <w:suppressAutoHyphens w:val="0"/>
               <w:rPr>
                 <w:rFonts w:ascii="Aptos Narrow" w:hAnsi="Aptos Narrow"/>
                 <w:sz w:val="22"/>
@@ -9809,7 +9435,7 @@
       </w:tr>
       <w:tr>
         <w:trPr>
-          <w:trHeight w:val="600" w:hRule="atLeast"/>
+          <w:trHeight w:val="600"/>
         </w:trPr>
         <w:tc>
           <w:tcPr>
@@ -9823,8 +9449,7 @@
           </w:tcPr>
           <w:p>
             <w:pPr>
-              <w:pStyle w:val="Normal"/>
-              <w:suppressAutoHyphens w:val="false"/>
+              <w:suppressAutoHyphens w:val="0"/>
               <w:rPr>
                 <w:rFonts w:ascii="Aptos Narrow" w:hAnsi="Aptos Narrow"/>
                 <w:color w:val="000000"/>
@@ -9858,8 +9483,7 @@
           </w:tcPr>
           <w:p>
             <w:pPr>
-              <w:pStyle w:val="Normal"/>
-              <w:suppressAutoHyphens w:val="false"/>
+              <w:suppressAutoHyphens w:val="0"/>
               <w:rPr>
                 <w:rFonts w:ascii="Aptos Narrow" w:hAnsi="Aptos Narrow"/>
                 <w:sz w:val="22"/>
@@ -9881,7 +9505,7 @@
       </w:tr>
       <w:tr>
         <w:trPr>
-          <w:trHeight w:val="600" w:hRule="atLeast"/>
+          <w:trHeight w:val="600"/>
         </w:trPr>
         <w:tc>
           <w:tcPr>
@@ -9895,8 +9519,7 @@
           </w:tcPr>
           <w:p>
             <w:pPr>
-              <w:pStyle w:val="Normal"/>
-              <w:suppressAutoHyphens w:val="false"/>
+              <w:suppressAutoHyphens w:val="0"/>
               <w:rPr>
                 <w:rFonts w:ascii="Aptos Narrow" w:hAnsi="Aptos Narrow"/>
                 <w:color w:val="000000"/>
@@ -9930,8 +9553,7 @@
           </w:tcPr>
           <w:p>
             <w:pPr>
-              <w:pStyle w:val="Normal"/>
-              <w:suppressAutoHyphens w:val="false"/>
+              <w:suppressAutoHyphens w:val="0"/>
               <w:rPr>
                 <w:rFonts w:ascii="Aptos Narrow" w:hAnsi="Aptos Narrow"/>
                 <w:sz w:val="22"/>
@@ -9953,7 +9575,7 @@
       </w:tr>
       <w:tr>
         <w:trPr>
-          <w:trHeight w:val="900" w:hRule="atLeast"/>
+          <w:trHeight w:val="900"/>
         </w:trPr>
         <w:tc>
           <w:tcPr>
@@ -9967,8 +9589,7 @@
           </w:tcPr>
           <w:p>
             <w:pPr>
-              <w:pStyle w:val="Normal"/>
-              <w:suppressAutoHyphens w:val="false"/>
+              <w:suppressAutoHyphens w:val="0"/>
               <w:rPr>
                 <w:rFonts w:ascii="Aptos Narrow" w:hAnsi="Aptos Narrow"/>
                 <w:color w:val="000000"/>
@@ -10002,8 +9623,7 @@
           </w:tcPr>
           <w:p>
             <w:pPr>
-              <w:pStyle w:val="Normal"/>
-              <w:suppressAutoHyphens w:val="false"/>
+              <w:suppressAutoHyphens w:val="0"/>
               <w:rPr>
                 <w:rFonts w:ascii="Aptos Narrow" w:hAnsi="Aptos Narrow"/>
                 <w:sz w:val="22"/>
@@ -10019,10 +9639,34 @@
                 <w:lang w:eastAsia="en-US"/>
               </w:rPr>
               <w:t>1. Select Betting limits option</w:t>
+            </w:r>
+            <w:r>
+              <w:rPr>
+                <w:rFonts w:ascii="Aptos Narrow" w:hAnsi="Aptos Narrow"/>
+                <w:sz w:val="22"/>
+                <w:szCs w:val="22"/>
+                <w:lang w:eastAsia="en-US"/>
+              </w:rPr>
               <w:br/>
               <w:t>2. Select turn timer option</w:t>
+            </w:r>
+            <w:r>
+              <w:rPr>
+                <w:rFonts w:ascii="Aptos Narrow" w:hAnsi="Aptos Narrow"/>
+                <w:sz w:val="22"/>
+                <w:szCs w:val="22"/>
+                <w:lang w:eastAsia="en-US"/>
+              </w:rPr>
               <w:br/>
               <w:t>3. Select shoe size option</w:t>
+            </w:r>
+            <w:r>
+              <w:rPr>
+                <w:rFonts w:ascii="Aptos Narrow" w:hAnsi="Aptos Narrow"/>
+                <w:sz w:val="22"/>
+                <w:szCs w:val="22"/>
+                <w:lang w:eastAsia="en-US"/>
+              </w:rPr>
               <w:br/>
               <w:t>4. Click "Open Table"</w:t>
             </w:r>
@@ -10031,7 +9675,7 @@
       </w:tr>
       <w:tr>
         <w:trPr>
-          <w:trHeight w:val="600" w:hRule="atLeast"/>
+          <w:trHeight w:val="600"/>
         </w:trPr>
         <w:tc>
           <w:tcPr>
@@ -10045,8 +9689,7 @@
           </w:tcPr>
           <w:p>
             <w:pPr>
-              <w:pStyle w:val="Normal"/>
-              <w:suppressAutoHyphens w:val="false"/>
+              <w:suppressAutoHyphens w:val="0"/>
               <w:rPr>
                 <w:rFonts w:ascii="Aptos Narrow" w:hAnsi="Aptos Narrow"/>
                 <w:color w:val="000000"/>
@@ -10080,8 +9723,7 @@
           </w:tcPr>
           <w:p>
             <w:pPr>
-              <w:pStyle w:val="Normal"/>
-              <w:suppressAutoHyphens w:val="false"/>
+              <w:suppressAutoHyphens w:val="0"/>
               <w:rPr>
                 <w:rFonts w:ascii="Aptos Narrow" w:hAnsi="Aptos Narrow"/>
                 <w:sz w:val="22"/>
@@ -10103,7 +9745,7 @@
       </w:tr>
       <w:tr>
         <w:trPr>
-          <w:trHeight w:val="300" w:hRule="atLeast"/>
+          <w:trHeight w:val="300"/>
         </w:trPr>
         <w:tc>
           <w:tcPr>
@@ -10117,8 +9759,7 @@
           </w:tcPr>
           <w:p>
             <w:pPr>
-              <w:pStyle w:val="Normal"/>
-              <w:suppressAutoHyphens w:val="false"/>
+              <w:suppressAutoHyphens w:val="0"/>
               <w:rPr>
                 <w:rFonts w:ascii="Aptos Narrow" w:hAnsi="Aptos Narrow"/>
                 <w:color w:val="000000"/>
@@ -10152,8 +9793,7 @@
           </w:tcPr>
           <w:p>
             <w:pPr>
-              <w:pStyle w:val="Normal"/>
-              <w:suppressAutoHyphens w:val="false"/>
+              <w:suppressAutoHyphens w:val="0"/>
               <w:rPr>
                 <w:rFonts w:ascii="Aptos Narrow" w:hAnsi="Aptos Narrow"/>
                 <w:sz w:val="22"/>
@@ -10182,12 +9822,6 @@
           <w:color w:val="0070C0"/>
         </w:rPr>
       </w:pPr>
-      <w:r>
-        <w:rPr>
-          <w:rFonts w:cs="Calibri" w:ascii="Calibri" w:hAnsi="Calibri"/>
-          <w:color w:val="0070C0"/>
-        </w:rPr>
-      </w:r>
     </w:p>
     <w:p>
       <w:pPr>
@@ -10199,7 +9833,7 @@
       </w:pPr>
       <w:r>
         <w:rPr>
-          <w:rFonts w:cs="Calibri" w:ascii="Calibri" w:hAnsi="Calibri"/>
+          <w:rFonts w:ascii="Calibri" w:hAnsi="Calibri" w:cs="Calibri"/>
           <w:color w:val="0070C0"/>
         </w:rPr>
         <w:t>1.2.2 UML Use Case Diagram</w:t>
@@ -10215,9 +9849,12 @@
         </w:rPr>
       </w:pPr>
       <w:r>
-        <w:rPr/>
+        <w:rPr>
+          <w:noProof/>
+        </w:rPr>
+        <w:lastRenderedPageBreak/>
         <w:drawing>
-          <wp:inline distT="0" distB="0" distL="0" distR="0">
+          <wp:inline distT="0" distB="0" distL="0" distR="0" wp14:anchorId="7A566156" wp14:editId="5EE10F23">
             <wp:extent cx="5484495" cy="6080760"/>
             <wp:effectExtent l="0" t="0" r="0" b="0"/>
             <wp:docPr id="3" name="Picture 4"/>
@@ -10234,7 +9871,7 @@
                     </pic:cNvPicPr>
                   </pic:nvPicPr>
                   <pic:blipFill>
-                    <a:blip r:embed="rId15"/>
+                    <a:blip r:embed="rId20"/>
                     <a:stretch>
                       <a:fillRect/>
                     </a:stretch>
@@ -10266,24 +9903,27 @@
       </w:pPr>
       <w:r>
         <w:rPr>
-          <w:rFonts w:cs="Calibri" w:ascii="Calibri" w:hAnsi="Calibri"/>
-          <w:color w:val="0070C0"/>
-        </w:rPr>
-        <w:t>1.2.3 Class Diagrams – Step 5 in assignment description</w:t>
-      </w:r>
-    </w:p>
-    <w:p>
-      <w:pPr>
-        <w:pStyle w:val="Paragraph2"/>
-        <w:rPr>
           <w:rFonts w:ascii="Calibri" w:hAnsi="Calibri" w:cs="Calibri"/>
           <w:color w:val="0070C0"/>
         </w:rPr>
-      </w:pPr>
-      <w:r>
-        <w:rPr/>
+        <w:t>1.2.3 Class Diagrams – Step 5 in assignment description</w:t>
+      </w:r>
+    </w:p>
+    <w:p>
+      <w:pPr>
+        <w:pStyle w:val="Paragraph2"/>
+        <w:rPr>
+          <w:rFonts w:ascii="Calibri" w:hAnsi="Calibri" w:cs="Calibri"/>
+          <w:color w:val="0070C0"/>
+        </w:rPr>
+      </w:pPr>
+      <w:r>
+        <w:rPr>
+          <w:noProof/>
+        </w:rPr>
+        <w:lastRenderedPageBreak/>
         <w:drawing>
-          <wp:inline distT="0" distB="0" distL="0" distR="0">
+          <wp:inline distT="0" distB="0" distL="0" distR="0" wp14:anchorId="7B0E907F" wp14:editId="78CA4FB8">
             <wp:extent cx="5486400" cy="5918200"/>
             <wp:effectExtent l="0" t="0" r="0" b="0"/>
             <wp:docPr id="4" name="Picture 1"/>
@@ -10300,7 +9940,7 @@
                     </pic:cNvPicPr>
                   </pic:nvPicPr>
                   <pic:blipFill>
-                    <a:blip r:embed="rId16"/>
+                    <a:blip r:embed="rId21"/>
                     <a:stretch>
                       <a:fillRect/>
                     </a:stretch>
@@ -10332,23 +9972,23 @@
       </w:pPr>
       <w:r>
         <w:rPr>
-          <w:rFonts w:cs="Calibri" w:ascii="Calibri" w:hAnsi="Calibri"/>
-          <w:color w:val="0070C0"/>
-        </w:rPr>
-        <w:t>1.2.4 Sequence Diagrams – Step 6 in assignment description</w:t>
-      </w:r>
-    </w:p>
-    <w:p>
-      <w:pPr>
-        <w:pStyle w:val="Paragraph2"/>
-        <w:rPr>
           <w:rFonts w:ascii="Calibri" w:hAnsi="Calibri" w:cs="Calibri"/>
           <w:color w:val="0070C0"/>
         </w:rPr>
-      </w:pPr>
-      <w:r>
-        <w:rPr>
-          <w:rFonts w:cs="Calibri" w:ascii="Calibri" w:hAnsi="Calibri"/>
+        <w:t>1.2.4 Sequence Diagrams – Step 6 in assignment description</w:t>
+      </w:r>
+    </w:p>
+    <w:p>
+      <w:pPr>
+        <w:pStyle w:val="Paragraph2"/>
+        <w:rPr>
+          <w:rFonts w:ascii="Calibri" w:hAnsi="Calibri" w:cs="Calibri"/>
+          <w:color w:val="0070C0"/>
+        </w:rPr>
+      </w:pPr>
+      <w:r>
+        <w:rPr>
+          <w:rFonts w:ascii="Calibri" w:hAnsi="Calibri" w:cs="Calibri"/>
           <w:color w:val="0070C0"/>
         </w:rPr>
         <w:tab/>
@@ -10365,9 +10005,11 @@
         </w:rPr>
       </w:pPr>
       <w:r>
-        <w:rPr/>
+        <w:rPr>
+          <w:noProof/>
+        </w:rPr>
         <w:drawing>
-          <wp:inline distT="0" distB="0" distL="0" distR="0">
+          <wp:inline distT="0" distB="0" distL="0" distR="0" wp14:anchorId="04614227" wp14:editId="223392D5">
             <wp:extent cx="1814195" cy="1279525"/>
             <wp:effectExtent l="0" t="0" r="0" b="0"/>
             <wp:docPr id="5" name="Picture 5"/>
@@ -10384,7 +10026,7 @@
                     </pic:cNvPicPr>
                   </pic:nvPicPr>
                   <pic:blipFill>
-                    <a:blip r:embed="rId17"/>
+                    <a:blip r:embed="rId22"/>
                     <a:stretch>
                       <a:fillRect/>
                     </a:stretch>
@@ -10416,7 +10058,7 @@
       </w:pPr>
       <w:r>
         <w:rPr>
-          <w:rFonts w:cs="Calibri" w:ascii="Calibri" w:hAnsi="Calibri"/>
+          <w:rFonts w:ascii="Calibri" w:hAnsi="Calibri" w:cs="Calibri"/>
           <w:color w:val="0070C0"/>
         </w:rPr>
         <w:tab/>
@@ -10432,9 +10074,12 @@
         </w:rPr>
       </w:pPr>
       <w:r>
-        <w:rPr/>
+        <w:rPr>
+          <w:noProof/>
+        </w:rPr>
+        <w:lastRenderedPageBreak/>
         <w:drawing>
-          <wp:inline distT="0" distB="0" distL="0" distR="0">
+          <wp:inline distT="0" distB="0" distL="0" distR="0" wp14:anchorId="2F94C5DA" wp14:editId="7977192E">
             <wp:extent cx="5486400" cy="4235450"/>
             <wp:effectExtent l="0" t="0" r="0" b="0"/>
             <wp:docPr id="6" name="Picture 6"/>
@@ -10451,7 +10096,7 @@
                     </pic:cNvPicPr>
                   </pic:nvPicPr>
                   <pic:blipFill>
-                    <a:blip r:embed="rId18"/>
+                    <a:blip r:embed="rId23"/>
                     <a:stretch>
                       <a:fillRect/>
                     </a:stretch>
@@ -10483,7 +10128,7 @@
       </w:pPr>
       <w:r>
         <w:rPr>
-          <w:rFonts w:cs="Calibri" w:ascii="Calibri" w:hAnsi="Calibri"/>
+          <w:rFonts w:ascii="Calibri" w:hAnsi="Calibri" w:cs="Calibri"/>
           <w:color w:val="0070C0"/>
         </w:rPr>
         <w:tab/>
@@ -10499,9 +10144,12 @@
         </w:rPr>
       </w:pPr>
       <w:r>
-        <w:rPr/>
+        <w:rPr>
+          <w:noProof/>
+        </w:rPr>
+        <w:lastRenderedPageBreak/>
         <w:drawing>
-          <wp:inline distT="0" distB="0" distL="0" distR="0">
+          <wp:inline distT="0" distB="0" distL="0" distR="0" wp14:anchorId="690DE382" wp14:editId="54DDDE59">
             <wp:extent cx="5486400" cy="5025390"/>
             <wp:effectExtent l="0" t="0" r="0" b="0"/>
             <wp:docPr id="7" name="Picture 7"/>
@@ -10518,7 +10166,7 @@
                     </pic:cNvPicPr>
                   </pic:nvPicPr>
                   <pic:blipFill>
-                    <a:blip r:embed="rId19"/>
+                    <a:blip r:embed="rId24"/>
                     <a:stretch>
                       <a:fillRect/>
                     </a:stretch>
@@ -10550,7 +10198,7 @@
       </w:pPr>
       <w:r>
         <w:rPr>
-          <w:rFonts w:cs="Calibri" w:ascii="Calibri" w:hAnsi="Calibri"/>
+          <w:rFonts w:ascii="Calibri" w:hAnsi="Calibri" w:cs="Calibri"/>
           <w:color w:val="0070C0"/>
         </w:rPr>
         <w:tab/>
@@ -10566,9 +10214,12 @@
         </w:rPr>
       </w:pPr>
       <w:r>
-        <w:rPr/>
+        <w:rPr>
+          <w:noProof/>
+        </w:rPr>
+        <w:lastRenderedPageBreak/>
         <w:drawing>
-          <wp:inline distT="0" distB="0" distL="0" distR="0">
+          <wp:inline distT="0" distB="0" distL="0" distR="0" wp14:anchorId="5EA7DA4A" wp14:editId="686E408B">
             <wp:extent cx="5476240" cy="7017385"/>
             <wp:effectExtent l="0" t="0" r="0" b="0"/>
             <wp:docPr id="8" name="Picture 8"/>
@@ -10585,7 +10236,7 @@
                     </pic:cNvPicPr>
                   </pic:nvPicPr>
                   <pic:blipFill>
-                    <a:blip r:embed="rId20"/>
+                    <a:blip r:embed="rId25"/>
                     <a:stretch>
                       <a:fillRect/>
                     </a:stretch>
@@ -10617,7 +10268,7 @@
       </w:pPr>
       <w:r>
         <w:rPr>
-          <w:rFonts w:cs="Calibri" w:ascii="Calibri" w:hAnsi="Calibri"/>
+          <w:rFonts w:ascii="Calibri" w:hAnsi="Calibri" w:cs="Calibri"/>
           <w:color w:val="0070C0"/>
         </w:rPr>
         <w:tab/>
@@ -10631,18 +10282,16 @@
           <w:ilvl w:val="1"/>
           <w:numId w:val="2"/>
         </w:numPr>
-        <w:rPr/>
       </w:pPr>
       <w:bookmarkStart w:id="6" w:name="_Toc223529115"/>
       <w:r>
-        <w:rPr/>
+        <w:lastRenderedPageBreak/>
         <w:t>Overview</w:t>
       </w:r>
       <w:bookmarkEnd w:id="6"/>
     </w:p>
     <w:p>
       <w:pPr>
-        <w:pStyle w:val="Normal"/>
         <w:ind w:left="1440"/>
         <w:rPr>
           <w:color w:val="0070C0"/>
@@ -10662,11 +10311,10 @@
           <w:ilvl w:val="0"/>
           <w:numId w:val="2"/>
         </w:numPr>
-        <w:rPr/>
       </w:pPr>
       <w:bookmarkStart w:id="7" w:name="_Toc223529116"/>
       <w:r>
-        <w:rPr/>
+        <w:lastRenderedPageBreak/>
         <w:t>Overall Description</w:t>
       </w:r>
       <w:bookmarkEnd w:id="7"/>
@@ -10678,18 +10326,15 @@
           <w:ilvl w:val="1"/>
           <w:numId w:val="2"/>
         </w:numPr>
-        <w:rPr/>
       </w:pPr>
       <w:bookmarkStart w:id="8" w:name="_Toc223529117"/>
       <w:r>
-        <w:rPr/>
         <w:t>Product Perspective</w:t>
       </w:r>
       <w:bookmarkEnd w:id="8"/>
     </w:p>
     <w:p>
       <w:pPr>
-        <w:pStyle w:val="Normal"/>
         <w:ind w:left="1440"/>
         <w:rPr>
           <w:color w:val="0070C0"/>
@@ -10709,11 +10354,9 @@
           <w:ilvl w:val="1"/>
           <w:numId w:val="2"/>
         </w:numPr>
-        <w:rPr/>
       </w:pPr>
       <w:bookmarkStart w:id="9" w:name="_Toc223529118"/>
       <w:r>
-        <w:rPr/>
         <w:t>Product Architecture</w:t>
       </w:r>
       <w:bookmarkEnd w:id="9"/>
@@ -10739,18 +10382,15 @@
           <w:ilvl w:val="1"/>
           <w:numId w:val="2"/>
         </w:numPr>
-        <w:rPr/>
       </w:pPr>
       <w:bookmarkStart w:id="10" w:name="_Toc223529119"/>
       <w:r>
-        <w:rPr/>
         <w:t>Product Functionality/Features</w:t>
       </w:r>
       <w:bookmarkEnd w:id="10"/>
     </w:p>
     <w:p>
       <w:pPr>
-        <w:pStyle w:val="Normal"/>
         <w:ind w:left="1440"/>
         <w:rPr>
           <w:color w:val="2A6099"/>
@@ -10765,7 +10405,6 @@
     </w:p>
     <w:p>
       <w:pPr>
-        <w:pStyle w:val="Normal"/>
         <w:ind w:left="1440"/>
         <w:rPr>
           <w:color w:val="2A6099"/>
@@ -10780,7 +10419,6 @@
     </w:p>
     <w:p>
       <w:pPr>
-        <w:pStyle w:val="Normal"/>
         <w:ind w:left="1440"/>
         <w:rPr>
           <w:color w:val="2A6099"/>
@@ -10800,11 +10438,9 @@
           <w:ilvl w:val="1"/>
           <w:numId w:val="2"/>
         </w:numPr>
-        <w:rPr/>
       </w:pPr>
       <w:bookmarkStart w:id="11" w:name="_Toc223529120"/>
       <w:r>
-        <w:rPr/>
         <w:t>Constraints</w:t>
       </w:r>
       <w:bookmarkEnd w:id="11"/>
@@ -10854,16 +10490,11 @@
     <w:p>
       <w:pPr>
         <w:pStyle w:val="Paragraph2"/>
-        <w:spacing w:lineRule="auto" w:line="259"/>
+        <w:spacing w:line="259" w:lineRule="auto"/>
         <w:rPr>
           <w:color w:val="7030A0"/>
         </w:rPr>
       </w:pPr>
-      <w:r>
-        <w:rPr>
-          <w:color w:val="7030A0"/>
-        </w:rPr>
-      </w:r>
     </w:p>
     <w:p>
       <w:pPr>
@@ -10872,11 +10503,9 @@
           <w:ilvl w:val="1"/>
           <w:numId w:val="2"/>
         </w:numPr>
-        <w:rPr/>
       </w:pPr>
       <w:bookmarkStart w:id="12" w:name="_Toc223529121"/>
       <w:r>
-        <w:rPr/>
         <w:t>Assumptions and Dependencies</w:t>
       </w:r>
       <w:bookmarkEnd w:id="12"/>
@@ -10920,6 +10549,7 @@
         <w:rPr>
           <w:color w:val="0070C0"/>
         </w:rPr>
+        <w:lastRenderedPageBreak/>
         <w:t>To prevent games from slowing down, a standard 30 second timer per decision will be implemented, though this is configurable by the dealer. When the time limit is reached, the current player will automatically stand.</w:t>
       </w:r>
     </w:p>
@@ -10958,11 +10588,10 @@
           <w:ilvl w:val="0"/>
           <w:numId w:val="2"/>
         </w:numPr>
-        <w:rPr/>
       </w:pPr>
       <w:bookmarkStart w:id="13" w:name="_Toc223529122"/>
       <w:r>
-        <w:rPr/>
+        <w:lastRenderedPageBreak/>
         <w:t>Specific Requirements</w:t>
       </w:r>
       <w:bookmarkEnd w:id="13"/>
@@ -10974,11 +10603,9 @@
           <w:ilvl w:val="1"/>
           <w:numId w:val="2"/>
         </w:numPr>
-        <w:rPr/>
       </w:pPr>
       <w:bookmarkStart w:id="14" w:name="_Toc223529123"/>
       <w:r>
-        <w:rPr/>
         <w:t>Functional Requirements</w:t>
       </w:r>
       <w:bookmarkEnd w:id="14"/>
@@ -10990,11 +10617,9 @@
           <w:ilvl w:val="2"/>
           <w:numId w:val="2"/>
         </w:numPr>
-        <w:rPr/>
       </w:pPr>
       <w:bookmarkStart w:id="15" w:name="_Toc223529124"/>
       <w:r>
-        <w:rPr/>
         <w:t>Common Requirements:</w:t>
       </w:r>
       <w:bookmarkEnd w:id="15"/>
@@ -11002,13 +10627,12 @@
     <w:p>
       <w:pPr>
         <w:pStyle w:val="Paragraph2"/>
-        <w:rPr/>
       </w:pPr>
       <w:r>
         <w:rPr>
           <w:rStyle w:val="Strong"/>
-          <w:b w:val="false"/>
-          <w:bCs w:val="false"/>
+          <w:b w:val="0"/>
+          <w:bCs w:val="0"/>
           <w:color w:val="00B0F0"/>
         </w:rPr>
         <w:t>3.1.1.1</w:t>
@@ -11023,13 +10647,12 @@
     <w:p>
       <w:pPr>
         <w:pStyle w:val="Paragraph2"/>
-        <w:rPr/>
       </w:pPr>
       <w:r>
         <w:rPr>
           <w:rStyle w:val="Strong"/>
-          <w:b w:val="false"/>
-          <w:bCs w:val="false"/>
+          <w:b w:val="0"/>
+          <w:bCs w:val="0"/>
           <w:color w:val="00B0F0"/>
         </w:rPr>
         <w:t>3.1.1.2</w:t>
@@ -11044,13 +10667,12 @@
     <w:p>
       <w:pPr>
         <w:pStyle w:val="Paragraph2"/>
-        <w:rPr/>
       </w:pPr>
       <w:r>
         <w:rPr>
           <w:rStyle w:val="Strong"/>
-          <w:b w:val="false"/>
-          <w:bCs w:val="false"/>
+          <w:b w:val="0"/>
+          <w:bCs w:val="0"/>
           <w:color w:val="00B0F0"/>
         </w:rPr>
         <w:t>3.1.1.3</w:t>
@@ -11065,13 +10687,12 @@
     <w:p>
       <w:pPr>
         <w:pStyle w:val="Paragraph2"/>
-        <w:rPr/>
       </w:pPr>
       <w:r>
         <w:rPr>
           <w:rStyle w:val="Strong"/>
-          <w:b w:val="false"/>
-          <w:bCs w:val="false"/>
+          <w:b w:val="0"/>
+          <w:bCs w:val="0"/>
           <w:color w:val="00B0F0"/>
         </w:rPr>
         <w:t>3.1.1.4</w:t>
@@ -11086,13 +10707,12 @@
     <w:p>
       <w:pPr>
         <w:pStyle w:val="Paragraph2"/>
-        <w:rPr/>
       </w:pPr>
       <w:r>
         <w:rPr>
           <w:rStyle w:val="Strong"/>
-          <w:b w:val="false"/>
-          <w:bCs w:val="false"/>
+          <w:b w:val="0"/>
+          <w:bCs w:val="0"/>
           <w:color w:val="00B0F0"/>
         </w:rPr>
         <w:t>3.1.1.5</w:t>
@@ -11107,13 +10727,12 @@
     <w:p>
       <w:pPr>
         <w:pStyle w:val="Paragraph2"/>
-        <w:rPr/>
       </w:pPr>
       <w:r>
         <w:rPr>
           <w:rStyle w:val="Strong"/>
-          <w:b w:val="false"/>
-          <w:bCs w:val="false"/>
+          <w:b w:val="0"/>
+          <w:bCs w:val="0"/>
           <w:color w:val="00B0F0"/>
         </w:rPr>
         <w:t>3.1.1.6</w:t>
@@ -11128,13 +10747,12 @@
     <w:p>
       <w:pPr>
         <w:pStyle w:val="Paragraph2"/>
-        <w:rPr/>
       </w:pPr>
       <w:r>
         <w:rPr>
           <w:rStyle w:val="Strong"/>
-          <w:b w:val="false"/>
-          <w:bCs w:val="false"/>
+          <w:b w:val="0"/>
+          <w:bCs w:val="0"/>
           <w:color w:val="00B0F0"/>
         </w:rPr>
         <w:t>3.1.1.7</w:t>
@@ -11149,13 +10767,12 @@
     <w:p>
       <w:pPr>
         <w:pStyle w:val="Paragraph2"/>
-        <w:rPr/>
       </w:pPr>
       <w:r>
         <w:rPr>
           <w:rStyle w:val="Strong"/>
-          <w:b w:val="false"/>
-          <w:bCs w:val="false"/>
+          <w:b w:val="0"/>
+          <w:bCs w:val="0"/>
           <w:color w:val="00B0F0"/>
         </w:rPr>
         <w:t>3.1.1.8</w:t>
@@ -11174,11 +10791,9 @@
           <w:ilvl w:val="2"/>
           <w:numId w:val="2"/>
         </w:numPr>
-        <w:rPr/>
       </w:pPr>
       <w:bookmarkStart w:id="16" w:name="_Toc223529125"/>
       <w:r>
-        <w:rPr/>
         <w:t>Users Module Requirements:</w:t>
       </w:r>
       <w:bookmarkEnd w:id="16"/>
@@ -11274,11 +10889,9 @@
           <w:ilvl w:val="2"/>
           <w:numId w:val="2"/>
         </w:numPr>
-        <w:rPr/>
       </w:pPr>
       <w:bookmarkStart w:id="17" w:name="_Toc223529126"/>
       <w:r>
-        <w:rPr/>
         <w:t>Datastore Module Requirements:</w:t>
       </w:r>
       <w:bookmarkEnd w:id="17"/>
@@ -11318,11 +10931,9 @@
           <w:ilvl w:val="2"/>
           <w:numId w:val="2"/>
         </w:numPr>
-        <w:rPr/>
       </w:pPr>
       <w:bookmarkStart w:id="18" w:name="_Toc223529127"/>
       <w:r>
-        <w:rPr/>
         <w:t>Network Module Requirements:</w:t>
       </w:r>
       <w:bookmarkEnd w:id="18"/>
@@ -11366,6 +10977,7 @@
         <w:rPr>
           <w:color w:val="00B0F0"/>
         </w:rPr>
+        <w:lastRenderedPageBreak/>
         <w:t>3.1.4.3 The network module shall transmit player actions (hit, stand, bet, split, double down, insurance) from the client to the server.</w:t>
       </w:r>
     </w:p>
@@ -11460,11 +11072,6 @@
           <w:color w:val="00B0F0"/>
         </w:rPr>
       </w:pPr>
-      <w:r>
-        <w:rPr>
-          <w:color w:val="00B0F0"/>
-        </w:rPr>
-      </w:r>
     </w:p>
     <w:p>
       <w:pPr>
@@ -11473,11 +11080,9 @@
           <w:ilvl w:val="2"/>
           <w:numId w:val="2"/>
         </w:numPr>
-        <w:rPr/>
       </w:pPr>
       <w:bookmarkStart w:id="19" w:name="_Toc223529128"/>
       <w:r>
-        <w:rPr/>
         <w:t>GUI Module Requirements:</w:t>
       </w:r>
       <w:bookmarkEnd w:id="19"/>
@@ -11587,11 +11192,9 @@
           <w:ilvl w:val="2"/>
           <w:numId w:val="2"/>
         </w:numPr>
-        <w:rPr/>
       </w:pPr>
       <w:bookmarkStart w:id="20" w:name="_Toc223529129"/>
       <w:r>
-        <w:rPr/>
         <w:t>Lobby Module Requirements:</w:t>
       </w:r>
       <w:bookmarkEnd w:id="20"/>
@@ -11659,11 +11262,6 @@
           <w:color w:val="7030A0"/>
         </w:rPr>
       </w:pPr>
-      <w:r>
-        <w:rPr>
-          <w:color w:val="7030A0"/>
-        </w:rPr>
-      </w:r>
     </w:p>
     <w:p>
       <w:pPr>
@@ -11672,11 +11270,9 @@
           <w:ilvl w:val="2"/>
           <w:numId w:val="2"/>
         </w:numPr>
-        <w:rPr/>
       </w:pPr>
       <w:bookmarkStart w:id="21" w:name="_Toc223529130"/>
       <w:r>
-        <w:rPr/>
         <w:t>Table Module Requirements:</w:t>
       </w:r>
       <w:bookmarkEnd w:id="21"/>
@@ -11706,6 +11302,7 @@
         <w:rPr>
           <w:color w:val="00B0F0"/>
         </w:rPr>
+        <w:lastRenderedPageBreak/>
         <w:t>3.1.7.2 Tables are opened whenever the dealer finalizes the table options</w:t>
       </w:r>
     </w:p>
@@ -11786,11 +11383,9 @@
           <w:ilvl w:val="2"/>
           <w:numId w:val="2"/>
         </w:numPr>
-        <w:rPr/>
       </w:pPr>
       <w:bookmarkStart w:id="22" w:name="_Toc223529131"/>
       <w:r>
-        <w:rPr/>
         <w:t>Game Module Requirements:</w:t>
       </w:r>
       <w:bookmarkEnd w:id="22"/>
@@ -11997,24 +11592,14 @@
           <w:color w:val="7030A0"/>
         </w:rPr>
       </w:pPr>
-      <w:r>
+    </w:p>
+    <w:p>
+      <w:pPr>
+        <w:pStyle w:val="Paragraph2"/>
         <w:rPr>
           <w:color w:val="7030A0"/>
         </w:rPr>
-      </w:r>
-    </w:p>
-    <w:p>
-      <w:pPr>
-        <w:pStyle w:val="Paragraph2"/>
-        <w:rPr>
-          <w:color w:val="7030A0"/>
-        </w:rPr>
-      </w:pPr>
-      <w:r>
-        <w:rPr>
-          <w:color w:val="7030A0"/>
-        </w:rPr>
-      </w:r>
+      </w:pPr>
     </w:p>
     <w:p>
       <w:pPr>
@@ -12023,11 +11608,9 @@
           <w:ilvl w:val="1"/>
           <w:numId w:val="2"/>
         </w:numPr>
-        <w:rPr/>
       </w:pPr>
       <w:bookmarkStart w:id="23" w:name="_Toc223529132"/>
       <w:r>
-        <w:rPr/>
         <w:t>External Interface Requirements</w:t>
       </w:r>
       <w:bookmarkEnd w:id="23"/>
@@ -12127,6 +11710,7 @@
         <w:rPr>
           <w:color w:val="00B0F0"/>
         </w:rPr>
+        <w:lastRenderedPageBreak/>
         <w:t>3.2.7 The system shall interface with user payment methods (credit cards) to allow the purchase of in-game credits.</w:t>
       </w:r>
     </w:p>
@@ -12137,11 +11721,6 @@
           <w:color w:val="0070C0"/>
         </w:rPr>
       </w:pPr>
-      <w:r>
-        <w:rPr>
-          <w:color w:val="0070C0"/>
-        </w:rPr>
-      </w:r>
     </w:p>
     <w:p>
       <w:pPr>
@@ -12150,18 +11729,15 @@
           <w:ilvl w:val="1"/>
           <w:numId w:val="2"/>
         </w:numPr>
-        <w:rPr/>
       </w:pPr>
       <w:bookmarkStart w:id="24" w:name="_Toc223529133"/>
       <w:r>
-        <w:rPr/>
         <w:t>Internal Interface Requirements</w:t>
       </w:r>
       <w:bookmarkEnd w:id="24"/>
     </w:p>
     <w:p>
       <w:pPr>
-        <w:pStyle w:val="Normal"/>
         <w:ind w:left="1440"/>
         <w:rPr>
           <w:color w:val="0070C0"/>
@@ -12176,7 +11752,6 @@
     </w:p>
     <w:p>
       <w:pPr>
-        <w:pStyle w:val="Normal"/>
         <w:ind w:left="1440"/>
         <w:rPr>
           <w:color w:val="0070C0"/>
@@ -12196,11 +11771,10 @@
           <w:ilvl w:val="0"/>
           <w:numId w:val="2"/>
         </w:numPr>
-        <w:rPr/>
       </w:pPr>
       <w:bookmarkStart w:id="25" w:name="_Toc223529134"/>
       <w:r>
-        <w:rPr/>
+        <w:lastRenderedPageBreak/>
         <w:t>Non-Functional Requirements</w:t>
       </w:r>
       <w:bookmarkEnd w:id="25"/>
@@ -12212,11 +11786,9 @@
           <w:ilvl w:val="1"/>
           <w:numId w:val="2"/>
         </w:numPr>
-        <w:rPr/>
       </w:pPr>
       <w:bookmarkStart w:id="26" w:name="_Toc223529135"/>
       <w:r>
-        <w:rPr/>
         <w:t>Security and Privacy Requirements</w:t>
       </w:r>
       <w:bookmarkEnd w:id="26"/>
@@ -12237,17 +11809,11 @@
     </w:p>
     <w:p>
       <w:pPr>
-        <w:pStyle w:val="Normal"/>
-        <w:ind w:firstLine="720" w:left="720"/>
+        <w:ind w:left="720" w:firstLine="720"/>
         <w:rPr>
           <w:color w:val="7030A0"/>
         </w:rPr>
       </w:pPr>
-      <w:r>
-        <w:rPr>
-          <w:color w:val="7030A0"/>
-        </w:rPr>
-      </w:r>
     </w:p>
     <w:p>
       <w:pPr>
@@ -12256,18 +11822,15 @@
           <w:ilvl w:val="1"/>
           <w:numId w:val="2"/>
         </w:numPr>
-        <w:rPr/>
       </w:pPr>
       <w:bookmarkStart w:id="27" w:name="_Toc223529136"/>
       <w:r>
-        <w:rPr/>
         <w:t>Environmental Requirements</w:t>
       </w:r>
       <w:bookmarkEnd w:id="27"/>
     </w:p>
     <w:p>
       <w:pPr>
-        <w:pStyle w:val="Normal"/>
         <w:ind w:left="1440"/>
         <w:rPr>
           <w:color w:val="7030A0"/>
@@ -12283,7 +11846,6 @@
     </w:p>
     <w:p>
       <w:pPr>
-        <w:pStyle w:val="Normal"/>
         <w:ind w:left="1440"/>
         <w:rPr>
           <w:color w:val="7030A0"/>
@@ -12312,7 +11874,6 @@
     </w:p>
     <w:p>
       <w:pPr>
-        <w:pStyle w:val="Normal"/>
         <w:ind w:left="1440"/>
         <w:rPr>
           <w:color w:val="7030A0"/>
@@ -12342,7 +11903,6 @@
     </w:p>
     <w:p>
       <w:pPr>
-        <w:pStyle w:val="Normal"/>
         <w:ind w:left="1440"/>
         <w:rPr>
           <w:color w:val="7030A0"/>
@@ -12372,17 +11932,11 @@
     </w:p>
     <w:p>
       <w:pPr>
-        <w:pStyle w:val="Normal"/>
         <w:ind w:left="1440"/>
         <w:rPr>
           <w:color w:val="7030A0"/>
         </w:rPr>
       </w:pPr>
-      <w:r>
-        <w:rPr>
-          <w:color w:val="7030A0"/>
-        </w:rPr>
-      </w:r>
     </w:p>
     <w:p>
       <w:pPr>
@@ -12391,11 +11945,9 @@
           <w:ilvl w:val="1"/>
           <w:numId w:val="2"/>
         </w:numPr>
-        <w:rPr/>
       </w:pPr>
       <w:bookmarkStart w:id="31" w:name="_Toc223529137"/>
       <w:r>
-        <w:rPr/>
         <w:t>Performance Requirements</w:t>
       </w:r>
       <w:bookmarkStart w:id="32" w:name="REQBV5SS8"/>
@@ -12404,7 +11956,6 @@
     </w:p>
     <w:p>
       <w:pPr>
-        <w:pStyle w:val="Normal"/>
         <w:ind w:left="1440"/>
         <w:rPr>
           <w:color w:val="0070C0"/>
@@ -12424,667 +11975,327 @@
           <w:ilvl w:val="0"/>
           <w:numId w:val="0"/>
         </w:numPr>
-        <w:ind w:hanging="0" w:left="0"/>
         <w:rPr>
           <w:color w:val="7030A0"/>
         </w:rPr>
       </w:pPr>
-      <w:r>
-        <w:rPr>
-          <w:color w:val="7030A0"/>
-        </w:rPr>
-      </w:r>
-    </w:p>
-    <w:p>
-      <w:pPr>
-        <w:pStyle w:val="Normal"/>
-        <w:rPr/>
-      </w:pPr>
-      <w:r>
-        <w:rPr/>
-      </w:r>
-    </w:p>
-    <w:p>
-      <w:pPr>
-        <w:pStyle w:val="Normal"/>
-        <w:rPr/>
-      </w:pPr>
-      <w:r>
-        <w:rPr/>
-      </w:r>
-    </w:p>
-    <w:p>
-      <w:pPr>
-        <w:pStyle w:val="Normal"/>
-        <w:rPr/>
-      </w:pPr>
-      <w:r>
-        <w:rPr/>
-      </w:r>
-    </w:p>
+    </w:p>
+    <w:p/>
+    <w:p/>
+    <w:p/>
     <w:p>
       <w:pPr>
         <w:sectPr>
-          <w:headerReference w:type="even" r:id="rId21"/>
-          <w:headerReference w:type="default" r:id="rId22"/>
-          <w:headerReference w:type="first" r:id="rId23"/>
-          <w:footerReference w:type="even" r:id="rId24"/>
-          <w:footerReference w:type="default" r:id="rId25"/>
-          <w:footerReference w:type="first" r:id="rId26"/>
-          <w:type w:val="nextPage"/>
+          <w:headerReference w:type="even" r:id="rId26"/>
+          <w:headerReference w:type="default" r:id="rId27"/>
+          <w:footerReference w:type="even" r:id="rId28"/>
+          <w:footerReference w:type="default" r:id="rId29"/>
+          <w:headerReference w:type="first" r:id="rId30"/>
+          <w:footerReference w:type="first" r:id="rId31"/>
           <w:pgSz w:w="12240" w:h="15840"/>
-          <w:pgMar w:left="1800" w:right="1800" w:gutter="0" w:header="720" w:top="1440" w:footer="1080" w:bottom="1800"/>
+          <w:pgMar w:top="1440" w:right="1800" w:bottom="1800" w:left="1800" w:header="720" w:footer="1080" w:gutter="0"/>
           <w:pgNumType w:fmt="lowerRoman"/>
-          <w:formProt w:val="false"/>
+          <w:cols w:space="720"/>
+          <w:formProt w:val="0"/>
           <w:titlePg/>
-          <w:textDirection w:val="lrTb"/>
-          <w:docGrid w:type="default" w:linePitch="360" w:charSpace="0"/>
+          <w:docGrid w:linePitch="360"/>
         </w:sectPr>
       </w:pPr>
     </w:p>
-    <w:p>
-      <w:pPr>
-        <w:pStyle w:val="Normal"/>
-        <w:rPr/>
-      </w:pPr>
-      <w:r>
-        <w:rPr/>
-      </w:r>
-    </w:p>
+    <w:p/>
     <w:p>
       <w:pPr>
         <w:sectPr>
           <w:type w:val="continuous"/>
           <w:pgSz w:w="12240" w:h="15840"/>
-          <w:pgMar w:left="1800" w:right="1800" w:gutter="0" w:header="720" w:top="1440" w:footer="1080" w:bottom="1800"/>
-          <w:formProt w:val="false"/>
+          <w:pgMar w:top="1440" w:right="1800" w:bottom="1800" w:left="1800" w:header="720" w:footer="1080" w:gutter="0"/>
+          <w:cols w:space="720"/>
+          <w:formProt w:val="0"/>
           <w:titlePg/>
-          <w:textDirection w:val="lrTb"/>
-          <w:docGrid w:type="default" w:linePitch="360" w:charSpace="0"/>
+          <w:docGrid w:linePitch="360"/>
         </w:sectPr>
       </w:pPr>
     </w:p>
-    <w:p>
-      <w:pPr>
-        <w:pStyle w:val="Normal"/>
-        <w:rPr/>
-      </w:pPr>
-      <w:r>
-        <w:rPr/>
-      </w:r>
-    </w:p>
+    <w:p/>
     <w:sectPr>
       <w:type w:val="continuous"/>
       <w:pgSz w:w="12240" w:h="15840"/>
-      <w:pgMar w:left="1800" w:right="1800" w:gutter="0" w:header="720" w:top="1440" w:footer="1080" w:bottom="1800"/>
-      <w:formProt w:val="false"/>
+      <w:pgMar w:top="1440" w:right="1800" w:bottom="1800" w:left="1800" w:header="720" w:footer="1080" w:gutter="0"/>
+      <w:cols w:space="720"/>
+      <w:formProt w:val="0"/>
       <w:titlePg/>
-      <w:textDirection w:val="lrTb"/>
-      <w:docGrid w:type="default" w:linePitch="360" w:charSpace="0"/>
+      <w:docGrid w:linePitch="360"/>
     </w:sectPr>
   </w:body>
 </w:document>
 </file>
 
+<file path=word/endnotes.xml><?xml version="1.0" encoding="utf-8"?>
+<w:endnotes xmlns:wpc="http://schemas.microsoft.com/office/word/2010/wordprocessingCanvas" xmlns:cx="http://schemas.microsoft.com/office/drawing/2014/chartex" xmlns:cx1="http://schemas.microsoft.com/office/drawing/2015/9/8/chartex" xmlns:cx2="http://schemas.microsoft.com/office/drawing/2015/10/21/chartex" xmlns:cx3="http://schemas.microsoft.com/office/drawing/2016/5/9/chartex" xmlns:cx4="http://schemas.microsoft.com/office/drawing/2016/5/10/chartex" xmlns:cx5="http://schemas.microsoft.com/office/drawing/2016/5/11/chartex" xmlns:cx6="http://schemas.microsoft.com/office/drawing/2016/5/12/chartex" xmlns:cx7="http://schemas.microsoft.com/office/drawing/2016/5/13/chartex" xmlns:cx8="http://schemas.microsoft.com/office/drawing/2016/5/14/chartex" xmlns:mc="http://schemas.openxmlformats.org/markup-compatibility/2006" xmlns:aink="http://schemas.microsoft.com/office/drawing/2016/ink" xmlns:am3d="http://schemas.microsoft.com/office/drawing/2017/model3d" xmlns:o="urn:schemas-microsoft-com:office:office" xmlns:oel="http://schemas.microsoft.com/office/2019/extlst" xmlns:r="http://schemas.openxmlformats.org/officeDocument/2006/relationships" xmlns:m="http://schemas.openxmlformats.org/officeDocument/2006/math" xmlns:v="urn:schemas-microsoft-com:vml" xmlns:wp14="http://schemas.microsoft.com/office/word/2010/wordprocessingDrawing" xmlns:wp="http://schemas.openxmlformats.org/drawingml/2006/wordprocessingDrawing" xmlns:w10="urn:schemas-microsoft-com:office:word" xmlns:w="http://schemas.openxmlformats.org/wordprocessingml/2006/main" xmlns:w14="http://schemas.microsoft.com/office/word/2010/wordml" xmlns:w15="http://schemas.microsoft.com/office/word/2012/wordml" xmlns:w16cex="http://schemas.microsoft.com/office/word/2018/wordml/cex" xmlns:w16cid="http://schemas.microsoft.com/office/word/2016/wordml/cid" xmlns:w16="http://schemas.microsoft.com/office/word/2018/wordml" xmlns:w16du="http://schemas.microsoft.com/office/word/2023/wordml/word16du" xmlns:w16sdtdh="http://schemas.microsoft.com/office/word/2020/wordml/sdtdatahash" xmlns:w16sdtfl="http://schemas.microsoft.com/office/word/2024/wordml/sdtformatlock" xmlns:w16se="http://schemas.microsoft.com/office/word/2015/wordml/symex" xmlns:wpg="http://schemas.microsoft.com/office/word/2010/wordprocessingGroup" xmlns:wpi="http://schemas.microsoft.com/office/word/2010/wordprocessingInk" xmlns:wne="http://schemas.microsoft.com/office/word/2006/wordml" xmlns:wps="http://schemas.microsoft.com/office/word/2010/wordprocessingShape" mc:Ignorable="w14 w15 w16se w16cid w16 w16cex w16sdtdh w16sdtfl w16du wp14">
+  <w:endnote w:type="separator" w:id="-1">
+    <w:p>
+      <w:r>
+        <w:separator/>
+      </w:r>
+    </w:p>
+  </w:endnote>
+  <w:endnote w:type="continuationSeparator" w:id="0">
+    <w:p>
+      <w:r>
+        <w:continuationSeparator/>
+      </w:r>
+    </w:p>
+  </w:endnote>
+</w:endnotes>
+</file>
+
 <file path=word/footer1.xml><?xml version="1.0" encoding="utf-8"?>
-<w:ftr xmlns:o="urn:schemas-microsoft-com:office:office" xmlns:r="http://schemas.openxmlformats.org/officeDocument/2006/relationships" xmlns:v="urn:schemas-microsoft-com:vml" xmlns:w="http://schemas.openxmlformats.org/wordprocessingml/2006/main" xmlns:w10="urn:schemas-microsoft-com:office:word" xmlns:wp="http://schemas.openxmlformats.org/drawingml/2006/wordprocessingDrawing" xmlns:pic="http://schemas.openxmlformats.org/drawingml/2006/picture" xmlns:wps="http://schemas.microsoft.com/office/word/2010/wordprocessingShape" xmlns:wpg="http://schemas.microsoft.com/office/word/2010/wordprocessingGroup" xmlns:mc="http://schemas.openxmlformats.org/markup-compatibility/2006" xmlns:wp14="http://schemas.microsoft.com/office/word/2010/wordprocessingDrawing" xmlns:w14="http://schemas.microsoft.com/office/word/2010/wordml" xmlns:w15="http://schemas.microsoft.com/office/word/2012/wordml" mc:Ignorable="w14 wp14 w15">
+<w:ftr xmlns:wpc="http://schemas.microsoft.com/office/word/2010/wordprocessingCanvas" xmlns:cx="http://schemas.microsoft.com/office/drawing/2014/chartex" xmlns:cx1="http://schemas.microsoft.com/office/drawing/2015/9/8/chartex" xmlns:cx2="http://schemas.microsoft.com/office/drawing/2015/10/21/chartex" xmlns:cx3="http://schemas.microsoft.com/office/drawing/2016/5/9/chartex" xmlns:cx4="http://schemas.microsoft.com/office/drawing/2016/5/10/chartex" xmlns:cx5="http://schemas.microsoft.com/office/drawing/2016/5/11/chartex" xmlns:cx6="http://schemas.microsoft.com/office/drawing/2016/5/12/chartex" xmlns:cx7="http://schemas.microsoft.com/office/drawing/2016/5/13/chartex" xmlns:cx8="http://schemas.microsoft.com/office/drawing/2016/5/14/chartex" xmlns:mc="http://schemas.openxmlformats.org/markup-compatibility/2006" xmlns:aink="http://schemas.microsoft.com/office/drawing/2016/ink" xmlns:am3d="http://schemas.microsoft.com/office/drawing/2017/model3d" xmlns:o="urn:schemas-microsoft-com:office:office" xmlns:oel="http://schemas.microsoft.com/office/2019/extlst" xmlns:r="http://schemas.openxmlformats.org/officeDocument/2006/relationships" xmlns:m="http://schemas.openxmlformats.org/officeDocument/2006/math" xmlns:v="urn:schemas-microsoft-com:vml" xmlns:wp14="http://schemas.microsoft.com/office/word/2010/wordprocessingDrawing" xmlns:wp="http://schemas.openxmlformats.org/drawingml/2006/wordprocessingDrawing" xmlns:w10="urn:schemas-microsoft-com:office:word" xmlns:w="http://schemas.openxmlformats.org/wordprocessingml/2006/main" xmlns:w14="http://schemas.microsoft.com/office/word/2010/wordml" xmlns:w15="http://schemas.microsoft.com/office/word/2012/wordml" xmlns:w16cex="http://schemas.microsoft.com/office/word/2018/wordml/cex" xmlns:w16cid="http://schemas.microsoft.com/office/word/2016/wordml/cid" xmlns:w16="http://schemas.microsoft.com/office/word/2018/wordml" xmlns:w16du="http://schemas.microsoft.com/office/word/2023/wordml/word16du" xmlns:w16sdtdh="http://schemas.microsoft.com/office/word/2020/wordml/sdtdatahash" xmlns:w16sdtfl="http://schemas.microsoft.com/office/word/2024/wordml/sdtformatlock" xmlns:w16se="http://schemas.microsoft.com/office/word/2015/wordml/symex" xmlns:wpg="http://schemas.microsoft.com/office/word/2010/wordprocessingGroup" xmlns:wpi="http://schemas.microsoft.com/office/word/2010/wordprocessingInk" xmlns:wne="http://schemas.microsoft.com/office/word/2006/wordml" xmlns:wps="http://schemas.microsoft.com/office/word/2010/wordprocessingShape" mc:Ignorable="w14 w15 w16se w16cid w16 w16cex w16sdtdh w16sdtfl w16du wp14">
   <w:p>
     <w:pPr>
       <w:pStyle w:val="Footer"/>
-      <w:rPr/>
     </w:pPr>
-    <w:r>
-      <w:rPr/>
-    </w:r>
   </w:p>
 </w:ftr>
 </file>
 
 <file path=word/footer2.xml><?xml version="1.0" encoding="utf-8"?>
-<w:ftr xmlns:o="urn:schemas-microsoft-com:office:office" xmlns:r="http://schemas.openxmlformats.org/officeDocument/2006/relationships" xmlns:v="urn:schemas-microsoft-com:vml" xmlns:w="http://schemas.openxmlformats.org/wordprocessingml/2006/main" xmlns:w10="urn:schemas-microsoft-com:office:word" xmlns:wp="http://schemas.openxmlformats.org/drawingml/2006/wordprocessingDrawing" xmlns:pic="http://schemas.openxmlformats.org/drawingml/2006/picture" xmlns:wps="http://schemas.microsoft.com/office/word/2010/wordprocessingShape" xmlns:wpg="http://schemas.microsoft.com/office/word/2010/wordprocessingGroup" xmlns:mc="http://schemas.openxmlformats.org/markup-compatibility/2006" xmlns:wp14="http://schemas.microsoft.com/office/word/2010/wordprocessingDrawing" xmlns:w14="http://schemas.microsoft.com/office/word/2010/wordml" xmlns:w15="http://schemas.microsoft.com/office/word/2012/wordml" mc:Ignorable="w14 wp14 w15">
+<w:ftr xmlns:wpc="http://schemas.microsoft.com/office/word/2010/wordprocessingCanvas" xmlns:cx="http://schemas.microsoft.com/office/drawing/2014/chartex" xmlns:cx1="http://schemas.microsoft.com/office/drawing/2015/9/8/chartex" xmlns:cx2="http://schemas.microsoft.com/office/drawing/2015/10/21/chartex" xmlns:cx3="http://schemas.microsoft.com/office/drawing/2016/5/9/chartex" xmlns:cx4="http://schemas.microsoft.com/office/drawing/2016/5/10/chartex" xmlns:cx5="http://schemas.microsoft.com/office/drawing/2016/5/11/chartex" xmlns:cx6="http://schemas.microsoft.com/office/drawing/2016/5/12/chartex" xmlns:cx7="http://schemas.microsoft.com/office/drawing/2016/5/13/chartex" xmlns:cx8="http://schemas.microsoft.com/office/drawing/2016/5/14/chartex" xmlns:mc="http://schemas.openxmlformats.org/markup-compatibility/2006" xmlns:aink="http://schemas.microsoft.com/office/drawing/2016/ink" xmlns:am3d="http://schemas.microsoft.com/office/drawing/2017/model3d" xmlns:o="urn:schemas-microsoft-com:office:office" xmlns:oel="http://schemas.microsoft.com/office/2019/extlst" xmlns:r="http://schemas.openxmlformats.org/officeDocument/2006/relationships" xmlns:m="http://schemas.openxmlformats.org/officeDocument/2006/math" xmlns:v="urn:schemas-microsoft-com:vml" xmlns:wp14="http://schemas.microsoft.com/office/word/2010/wordprocessingDrawing" xmlns:wp="http://schemas.openxmlformats.org/drawingml/2006/wordprocessingDrawing" xmlns:w10="urn:schemas-microsoft-com:office:word" xmlns:w="http://schemas.openxmlformats.org/wordprocessingml/2006/main" xmlns:w14="http://schemas.microsoft.com/office/word/2010/wordml" xmlns:w15="http://schemas.microsoft.com/office/word/2012/wordml" xmlns:w16cex="http://schemas.microsoft.com/office/word/2018/wordml/cex" xmlns:w16cid="http://schemas.microsoft.com/office/word/2016/wordml/cid" xmlns:w16="http://schemas.microsoft.com/office/word/2018/wordml" xmlns:w16du="http://schemas.microsoft.com/office/word/2023/wordml/word16du" xmlns:w16sdtdh="http://schemas.microsoft.com/office/word/2020/wordml/sdtdatahash" xmlns:w16sdtfl="http://schemas.microsoft.com/office/word/2024/wordml/sdtformatlock" xmlns:w16se="http://schemas.microsoft.com/office/word/2015/wordml/symex" xmlns:wpg="http://schemas.microsoft.com/office/word/2010/wordprocessingGroup" xmlns:wpi="http://schemas.microsoft.com/office/word/2010/wordprocessingInk" xmlns:wne="http://schemas.microsoft.com/office/word/2006/wordml" xmlns:wps="http://schemas.microsoft.com/office/word/2010/wordprocessingShape" mc:Ignorable="w14 w15 w16se w16cid w16 w16cex w16sdtdh w16sdtfl w16du wp14">
   <w:p>
     <w:pPr>
       <w:pStyle w:val="Footer"/>
-      <w:rPr/>
     </w:pPr>
-    <w:r>
-      <w:rPr/>
-    </w:r>
   </w:p>
 </w:ftr>
 </file>
 
 <file path=word/footer3.xml><?xml version="1.0" encoding="utf-8"?>
-<w:ftr xmlns:o="urn:schemas-microsoft-com:office:office" xmlns:r="http://schemas.openxmlformats.org/officeDocument/2006/relationships" xmlns:v="urn:schemas-microsoft-com:vml" xmlns:w="http://schemas.openxmlformats.org/wordprocessingml/2006/main" xmlns:w10="urn:schemas-microsoft-com:office:word" xmlns:wp="http://schemas.openxmlformats.org/drawingml/2006/wordprocessingDrawing" xmlns:pic="http://schemas.openxmlformats.org/drawingml/2006/picture" xmlns:wps="http://schemas.microsoft.com/office/word/2010/wordprocessingShape" xmlns:wpg="http://schemas.microsoft.com/office/word/2010/wordprocessingGroup" xmlns:mc="http://schemas.openxmlformats.org/markup-compatibility/2006" xmlns:wp14="http://schemas.microsoft.com/office/word/2010/wordprocessingDrawing" xmlns:w14="http://schemas.microsoft.com/office/word/2010/wordml" xmlns:w15="http://schemas.microsoft.com/office/word/2012/wordml" mc:Ignorable="w14 wp14 w15">
+<w:ftr xmlns:wpc="http://schemas.microsoft.com/office/word/2010/wordprocessingCanvas" xmlns:cx="http://schemas.microsoft.com/office/drawing/2014/chartex" xmlns:cx1="http://schemas.microsoft.com/office/drawing/2015/9/8/chartex" xmlns:cx2="http://schemas.microsoft.com/office/drawing/2015/10/21/chartex" xmlns:cx3="http://schemas.microsoft.com/office/drawing/2016/5/9/chartex" xmlns:cx4="http://schemas.microsoft.com/office/drawing/2016/5/10/chartex" xmlns:cx5="http://schemas.microsoft.com/office/drawing/2016/5/11/chartex" xmlns:cx6="http://schemas.microsoft.com/office/drawing/2016/5/12/chartex" xmlns:cx7="http://schemas.microsoft.com/office/drawing/2016/5/13/chartex" xmlns:cx8="http://schemas.microsoft.com/office/drawing/2016/5/14/chartex" xmlns:mc="http://schemas.openxmlformats.org/markup-compatibility/2006" xmlns:aink="http://schemas.microsoft.com/office/drawing/2016/ink" xmlns:am3d="http://schemas.microsoft.com/office/drawing/2017/model3d" xmlns:o="urn:schemas-microsoft-com:office:office" xmlns:oel="http://schemas.microsoft.com/office/2019/extlst" xmlns:r="http://schemas.openxmlformats.org/officeDocument/2006/relationships" xmlns:m="http://schemas.openxmlformats.org/officeDocument/2006/math" xmlns:v="urn:schemas-microsoft-com:vml" xmlns:wp14="http://schemas.microsoft.com/office/word/2010/wordprocessingDrawing" xmlns:wp="http://schemas.openxmlformats.org/drawingml/2006/wordprocessingDrawing" xmlns:w10="urn:schemas-microsoft-com:office:word" xmlns:w="http://schemas.openxmlformats.org/wordprocessingml/2006/main" xmlns:w14="http://schemas.microsoft.com/office/word/2010/wordml" xmlns:w15="http://schemas.microsoft.com/office/word/2012/wordml" xmlns:w16cex="http://schemas.microsoft.com/office/word/2018/wordml/cex" xmlns:w16cid="http://schemas.microsoft.com/office/word/2016/wordml/cid" xmlns:w16="http://schemas.microsoft.com/office/word/2018/wordml" xmlns:w16du="http://schemas.microsoft.com/office/word/2023/wordml/word16du" xmlns:w16sdtdh="http://schemas.microsoft.com/office/word/2020/wordml/sdtdatahash" xmlns:w16sdtfl="http://schemas.microsoft.com/office/word/2024/wordml/sdtformatlock" xmlns:w16se="http://schemas.microsoft.com/office/word/2015/wordml/symex" xmlns:wpg="http://schemas.microsoft.com/office/word/2010/wordprocessingGroup" xmlns:wpi="http://schemas.microsoft.com/office/word/2010/wordprocessingInk" xmlns:wne="http://schemas.microsoft.com/office/word/2006/wordml" xmlns:wps="http://schemas.microsoft.com/office/word/2010/wordprocessingShape" mc:Ignorable="w14 w15 w16se w16cid w16 w16cex w16sdtdh w16sdtfl w16du wp14">
   <w:p>
     <w:pPr>
       <w:pStyle w:val="Footer"/>
-      <w:rPr/>
     </w:pPr>
-    <w:r>
-      <w:rPr/>
-    </w:r>
   </w:p>
 </w:ftr>
 </file>
 
 <file path=word/footer4.xml><?xml version="1.0" encoding="utf-8"?>
-<w:ftr xmlns:o="urn:schemas-microsoft-com:office:office" xmlns:r="http://schemas.openxmlformats.org/officeDocument/2006/relationships" xmlns:v="urn:schemas-microsoft-com:vml" xmlns:w="http://schemas.openxmlformats.org/wordprocessingml/2006/main" xmlns:w10="urn:schemas-microsoft-com:office:word" xmlns:wp="http://schemas.openxmlformats.org/drawingml/2006/wordprocessingDrawing" xmlns:pic="http://schemas.openxmlformats.org/drawingml/2006/picture" xmlns:wps="http://schemas.microsoft.com/office/word/2010/wordprocessingShape" xmlns:wpg="http://schemas.microsoft.com/office/word/2010/wordprocessingGroup" xmlns:mc="http://schemas.openxmlformats.org/markup-compatibility/2006" xmlns:wp14="http://schemas.microsoft.com/office/word/2010/wordprocessingDrawing" xmlns:w14="http://schemas.microsoft.com/office/word/2010/wordml" xmlns:w15="http://schemas.microsoft.com/office/word/2012/wordml" mc:Ignorable="w14 wp14 w15">
+<w:ftr xmlns:wpc="http://schemas.microsoft.com/office/word/2010/wordprocessingCanvas" xmlns:cx="http://schemas.microsoft.com/office/drawing/2014/chartex" xmlns:cx1="http://schemas.microsoft.com/office/drawing/2015/9/8/chartex" xmlns:cx2="http://schemas.microsoft.com/office/drawing/2015/10/21/chartex" xmlns:cx3="http://schemas.microsoft.com/office/drawing/2016/5/9/chartex" xmlns:cx4="http://schemas.microsoft.com/office/drawing/2016/5/10/chartex" xmlns:cx5="http://schemas.microsoft.com/office/drawing/2016/5/11/chartex" xmlns:cx6="http://schemas.microsoft.com/office/drawing/2016/5/12/chartex" xmlns:cx7="http://schemas.microsoft.com/office/drawing/2016/5/13/chartex" xmlns:cx8="http://schemas.microsoft.com/office/drawing/2016/5/14/chartex" xmlns:mc="http://schemas.openxmlformats.org/markup-compatibility/2006" xmlns:aink="http://schemas.microsoft.com/office/drawing/2016/ink" xmlns:am3d="http://schemas.microsoft.com/office/drawing/2017/model3d" xmlns:o="urn:schemas-microsoft-com:office:office" xmlns:oel="http://schemas.microsoft.com/office/2019/extlst" xmlns:r="http://schemas.openxmlformats.org/officeDocument/2006/relationships" xmlns:m="http://schemas.openxmlformats.org/officeDocument/2006/math" xmlns:v="urn:schemas-microsoft-com:vml" xmlns:wp14="http://schemas.microsoft.com/office/word/2010/wordprocessingDrawing" xmlns:wp="http://schemas.openxmlformats.org/drawingml/2006/wordprocessingDrawing" xmlns:w10="urn:schemas-microsoft-com:office:word" xmlns:w="http://schemas.openxmlformats.org/wordprocessingml/2006/main" xmlns:w14="http://schemas.microsoft.com/office/word/2010/wordml" xmlns:w15="http://schemas.microsoft.com/office/word/2012/wordml" xmlns:w16cex="http://schemas.microsoft.com/office/word/2018/wordml/cex" xmlns:w16cid="http://schemas.microsoft.com/office/word/2016/wordml/cid" xmlns:w16="http://schemas.microsoft.com/office/word/2018/wordml" xmlns:w16du="http://schemas.microsoft.com/office/word/2023/wordml/word16du" xmlns:w16sdtdh="http://schemas.microsoft.com/office/word/2020/wordml/sdtdatahash" xmlns:w16sdtfl="http://schemas.microsoft.com/office/word/2024/wordml/sdtformatlock" xmlns:w16se="http://schemas.microsoft.com/office/word/2015/wordml/symex" xmlns:wpg="http://schemas.microsoft.com/office/word/2010/wordprocessingGroup" xmlns:wpi="http://schemas.microsoft.com/office/word/2010/wordprocessingInk" xmlns:wne="http://schemas.microsoft.com/office/word/2006/wordml" xmlns:wps="http://schemas.microsoft.com/office/word/2010/wordprocessingShape" mc:Ignorable="w14 w15 w16se w16cid w16 w16cex w16sdtdh w16sdtfl w16du wp14">
   <w:p>
     <w:pPr>
       <w:pStyle w:val="Footer"/>
-      <w:rPr/>
     </w:pPr>
-    <w:r>
-      <w:rPr/>
-    </w:r>
   </w:p>
 </w:ftr>
 </file>
 
 <file path=word/footer5.xml><?xml version="1.0" encoding="utf-8"?>
-<w:ftr xmlns:o="urn:schemas-microsoft-com:office:office" xmlns:r="http://schemas.openxmlformats.org/officeDocument/2006/relationships" xmlns:v="urn:schemas-microsoft-com:vml" xmlns:w="http://schemas.openxmlformats.org/wordprocessingml/2006/main" xmlns:w10="urn:schemas-microsoft-com:office:word" xmlns:wp="http://schemas.openxmlformats.org/drawingml/2006/wordprocessingDrawing" xmlns:pic="http://schemas.openxmlformats.org/drawingml/2006/picture" xmlns:wps="http://schemas.microsoft.com/office/word/2010/wordprocessingShape" xmlns:wpg="http://schemas.microsoft.com/office/word/2010/wordprocessingGroup" xmlns:mc="http://schemas.openxmlformats.org/markup-compatibility/2006" xmlns:wp14="http://schemas.microsoft.com/office/word/2010/wordprocessingDrawing" xmlns:w14="http://schemas.microsoft.com/office/word/2010/wordml" xmlns:w15="http://schemas.microsoft.com/office/word/2012/wordml" mc:Ignorable="w14 wp14 w15">
+<w:ftr xmlns:wpc="http://schemas.microsoft.com/office/word/2010/wordprocessingCanvas" xmlns:cx="http://schemas.microsoft.com/office/drawing/2014/chartex" xmlns:cx1="http://schemas.microsoft.com/office/drawing/2015/9/8/chartex" xmlns:cx2="http://schemas.microsoft.com/office/drawing/2015/10/21/chartex" xmlns:cx3="http://schemas.microsoft.com/office/drawing/2016/5/9/chartex" xmlns:cx4="http://schemas.microsoft.com/office/drawing/2016/5/10/chartex" xmlns:cx5="http://schemas.microsoft.com/office/drawing/2016/5/11/chartex" xmlns:cx6="http://schemas.microsoft.com/office/drawing/2016/5/12/chartex" xmlns:cx7="http://schemas.microsoft.com/office/drawing/2016/5/13/chartex" xmlns:cx8="http://schemas.microsoft.com/office/drawing/2016/5/14/chartex" xmlns:mc="http://schemas.openxmlformats.org/markup-compatibility/2006" xmlns:aink="http://schemas.microsoft.com/office/drawing/2016/ink" xmlns:am3d="http://schemas.microsoft.com/office/drawing/2017/model3d" xmlns:o="urn:schemas-microsoft-com:office:office" xmlns:oel="http://schemas.microsoft.com/office/2019/extlst" xmlns:r="http://schemas.openxmlformats.org/officeDocument/2006/relationships" xmlns:m="http://schemas.openxmlformats.org/officeDocument/2006/math" xmlns:v="urn:schemas-microsoft-com:vml" xmlns:wp14="http://schemas.microsoft.com/office/word/2010/wordprocessingDrawing" xmlns:wp="http://schemas.openxmlformats.org/drawingml/2006/wordprocessingDrawing" xmlns:w10="urn:schemas-microsoft-com:office:word" xmlns:w="http://schemas.openxmlformats.org/wordprocessingml/2006/main" xmlns:w14="http://schemas.microsoft.com/office/word/2010/wordml" xmlns:w15="http://schemas.microsoft.com/office/word/2012/wordml" xmlns:w16cex="http://schemas.microsoft.com/office/word/2018/wordml/cex" xmlns:w16cid="http://schemas.microsoft.com/office/word/2016/wordml/cid" xmlns:w16="http://schemas.microsoft.com/office/word/2018/wordml" xmlns:w16du="http://schemas.microsoft.com/office/word/2023/wordml/word16du" xmlns:w16sdtdh="http://schemas.microsoft.com/office/word/2020/wordml/sdtdatahash" xmlns:w16sdtfl="http://schemas.microsoft.com/office/word/2024/wordml/sdtformatlock" xmlns:w16se="http://schemas.microsoft.com/office/word/2015/wordml/symex" xmlns:wpg="http://schemas.microsoft.com/office/word/2010/wordprocessingGroup" xmlns:wpi="http://schemas.microsoft.com/office/word/2010/wordprocessingInk" xmlns:wne="http://schemas.microsoft.com/office/word/2006/wordml" xmlns:wps="http://schemas.microsoft.com/office/word/2010/wordprocessingShape" mc:Ignorable="w14 w15 w16se w16cid w16 w16cex w16sdtdh w16sdtfl w16du wp14">
   <w:p>
     <w:pPr>
       <w:pStyle w:val="Footer"/>
-      <w:rPr/>
     </w:pPr>
     <w:r>
-      <w:rPr/>
-      <mc:AlternateContent>
-        <mc:Choice Requires="wps">
-          <w:drawing>
-            <wp:anchor distT="0" distB="0" distL="0" distR="0" simplePos="0" relativeHeight="2" behindDoc="1" locked="0" layoutInCell="0" allowOverlap="1">
-              <wp:simplePos x="0" y="0"/>
-              <wp:positionH relativeFrom="margin">
-                <wp:align>center</wp:align>
-              </wp:positionH>
-              <wp:positionV relativeFrom="paragraph">
-                <wp:posOffset>635</wp:posOffset>
-              </wp:positionV>
-              <wp:extent cx="59055" cy="118745"/>
-              <wp:effectExtent l="0" t="0" r="0" b="0"/>
-              <wp:wrapSquare wrapText="bothSides"/>
-              <wp:docPr id="1" name="Frame1"/>
-              <a:graphic xmlns:a="http://schemas.openxmlformats.org/drawingml/2006/main">
-                <a:graphicData uri="http://schemas.microsoft.com/office/word/2010/wordprocessingShape">
-                  <wps:wsp>
-                    <wps:cNvSpPr/>
-                    <wps:spPr>
-                      <a:xfrm>
-                        <a:off x="0" y="0"/>
-                        <a:ext cx="59040" cy="118800"/>
-                      </a:xfrm>
-                      <a:prstGeom prst="rect">
-                        <a:avLst/>
-                      </a:prstGeom>
-                      <a:noFill/>
-                      <a:ln w="0">
-                        <a:noFill/>
-                      </a:ln>
-                    </wps:spPr>
-                    <wps:style>
-                      <a:lnRef idx="0"/>
-                      <a:fillRef idx="0"/>
-                      <a:effectRef idx="0"/>
-                      <a:fontRef idx="minor"/>
-                    </wps:style>
-                    <wps:txbx>
-                      <w:txbxContent>
-                        <w:p>
-                          <w:pPr>
-                            <w:pStyle w:val="Footer"/>
-                            <w:rPr/>
-                          </w:pPr>
-                          <w:r>
-                            <w:rPr>
-                              <w:rStyle w:val="PageNumber"/>
-                              <w:color w:val="000000"/>
-                            </w:rPr>
-                            <w:fldChar w:fldCharType="begin"/>
-                          </w:r>
-                          <w:r>
-                            <w:rPr>
-                              <w:rStyle w:val="PageNumber"/>
-                              <w:color w:val="000000"/>
-                            </w:rPr>
-                            <w:instrText xml:space="preserve"> PAGE </w:instrText>
-                          </w:r>
-                          <w:r>
-                            <w:rPr>
-                              <w:rStyle w:val="PageNumber"/>
-                              <w:color w:val="000000"/>
-                            </w:rPr>
-                            <w:fldChar w:fldCharType="separate"/>
-                          </w:r>
-                          <w:r>
-                            <w:rPr>
-                              <w:rStyle w:val="PageNumber"/>
-                              <w:color w:val="000000"/>
-                            </w:rPr>
-                            <w:t>ii</w:t>
-                          </w:r>
-                          <w:r>
-                            <w:rPr>
-                              <w:rStyle w:val="PageNumber"/>
-                              <w:color w:val="000000"/>
-                            </w:rPr>
-                            <w:fldChar w:fldCharType="end"/>
-                          </w:r>
-                        </w:p>
-                      </w:txbxContent>
-                    </wps:txbx>
-                    <wps:bodyPr lIns="0" tIns="0" rIns="0" bIns="0" anchor="t">
-                      <a:noAutofit/>
-                    </wps:bodyPr>
-                  </wps:wsp>
-                </a:graphicData>
-              </a:graphic>
-            </wp:anchor>
-          </w:drawing>
-        </mc:Choice>
-        <mc:Fallback>
-          <w:pict>
-            <v:rect id="shape_0" fillcolor="white" stroked="f" o:allowincell="f" style="position:absolute;margin-left:213.65pt;margin-top:0.05pt;width:4.6pt;height:9.3pt;mso-wrap-style:square;v-text-anchor:top;mso-position-horizontal:center;mso-position-horizontal-relative:margin">
-              <v:fill o:detectmouseclick="t" type="solid" color2="black" opacity="0"/>
-              <v:stroke color="#3465a4" joinstyle="round" endcap="flat"/>
-              <v:textbox>
-                <w:txbxContent>
-                  <w:p>
-                    <w:pPr>
-                      <w:pStyle w:val="Footer"/>
-                      <w:rPr/>
-                    </w:pPr>
-                    <w:r>
-                      <w:rPr>
-                        <w:rStyle w:val="PageNumber"/>
-                        <w:color w:val="000000"/>
-                      </w:rPr>
-                      <w:fldChar w:fldCharType="begin"/>
-                    </w:r>
-                    <w:r>
-                      <w:rPr>
-                        <w:rStyle w:val="PageNumber"/>
-                        <w:color w:val="000000"/>
-                      </w:rPr>
-                      <w:instrText xml:space="preserve"> PAGE </w:instrText>
-                    </w:r>
-                    <w:r>
-                      <w:rPr>
-                        <w:rStyle w:val="PageNumber"/>
-                        <w:color w:val="000000"/>
-                      </w:rPr>
-                      <w:fldChar w:fldCharType="separate"/>
-                    </w:r>
-                    <w:r>
-                      <w:rPr>
-                        <w:rStyle w:val="PageNumber"/>
-                        <w:color w:val="000000"/>
-                      </w:rPr>
-                      <w:t>ii</w:t>
-                    </w:r>
-                    <w:r>
-                      <w:rPr>
-                        <w:rStyle w:val="PageNumber"/>
-                        <w:color w:val="000000"/>
-                      </w:rPr>
-                      <w:fldChar w:fldCharType="end"/>
-                    </w:r>
-                  </w:p>
-                </w:txbxContent>
-              </v:textbox>
-              <w10:wrap type="square"/>
-            </v:rect>
-          </w:pict>
-        </mc:Fallback>
-      </mc:AlternateContent>
+      <w:rPr>
+        <w:noProof/>
+      </w:rPr>
+      <w:pict w14:anchorId="22B14D44">
+        <v:rect id="Frame1" o:spid="_x0000_s1027" style="position:absolute;margin-left:0;margin-top:.05pt;width:4.65pt;height:9.35pt;z-index:-251659776;visibility:visible;mso-wrap-style:square;mso-wrap-distance-left:0;mso-wrap-distance-top:0;mso-wrap-distance-right:0;mso-wrap-distance-bottom:0;mso-position-horizontal:center;mso-position-horizontal-relative:margin;mso-position-vertical:absolute;mso-position-vertical-relative:text;v-text-anchor:top" o:gfxdata="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" o:allowincell="f" filled="f" stroked="f" strokeweight="0">
+          <v:textbox inset="0,0,0,0">
+            <w:txbxContent>
+              <w:p>
+                <w:pPr>
+                  <w:pStyle w:val="Footer"/>
+                </w:pPr>
+                <w:r>
+                  <w:rPr>
+                    <w:rStyle w:val="PageNumber"/>
+                    <w:color w:val="000000"/>
+                  </w:rPr>
+                  <w:fldChar w:fldCharType="begin"/>
+                </w:r>
+                <w:r>
+                  <w:rPr>
+                    <w:rStyle w:val="PageNumber"/>
+                    <w:color w:val="000000"/>
+                  </w:rPr>
+                  <w:instrText xml:space="preserve"> PAGE </w:instrText>
+                </w:r>
+                <w:r>
+                  <w:rPr>
+                    <w:rStyle w:val="PageNumber"/>
+                    <w:color w:val="000000"/>
+                  </w:rPr>
+                  <w:fldChar w:fldCharType="separate"/>
+                </w:r>
+                <w:r>
+                  <w:rPr>
+                    <w:rStyle w:val="PageNumber"/>
+                    <w:color w:val="000000"/>
+                  </w:rPr>
+                  <w:t>ii</w:t>
+                </w:r>
+                <w:r>
+                  <w:rPr>
+                    <w:rStyle w:val="PageNumber"/>
+                    <w:color w:val="000000"/>
+                  </w:rPr>
+                  <w:fldChar w:fldCharType="end"/>
+                </w:r>
+              </w:p>
+            </w:txbxContent>
+          </v:textbox>
+          <w10:wrap type="square" anchorx="margin"/>
+        </v:rect>
+      </w:pict>
     </w:r>
   </w:p>
 </w:ftr>
 </file>
 
 <file path=word/footer6.xml><?xml version="1.0" encoding="utf-8"?>
-<w:ftr xmlns:o="urn:schemas-microsoft-com:office:office" xmlns:r="http://schemas.openxmlformats.org/officeDocument/2006/relationships" xmlns:v="urn:schemas-microsoft-com:vml" xmlns:w="http://schemas.openxmlformats.org/wordprocessingml/2006/main" xmlns:w10="urn:schemas-microsoft-com:office:word" xmlns:wp="http://schemas.openxmlformats.org/drawingml/2006/wordprocessingDrawing" xmlns:pic="http://schemas.openxmlformats.org/drawingml/2006/picture" xmlns:wps="http://schemas.microsoft.com/office/word/2010/wordprocessingShape" xmlns:wpg="http://schemas.microsoft.com/office/word/2010/wordprocessingGroup" xmlns:mc="http://schemas.openxmlformats.org/markup-compatibility/2006" xmlns:wp14="http://schemas.microsoft.com/office/word/2010/wordprocessingDrawing" xmlns:w14="http://schemas.microsoft.com/office/word/2010/wordml" xmlns:w15="http://schemas.microsoft.com/office/word/2012/wordml" mc:Ignorable="w14 wp14 w15">
+<w:ftr xmlns:wpc="http://schemas.microsoft.com/office/word/2010/wordprocessingCanvas" xmlns:cx="http://schemas.microsoft.com/office/drawing/2014/chartex" xmlns:cx1="http://schemas.microsoft.com/office/drawing/2015/9/8/chartex" xmlns:cx2="http://schemas.microsoft.com/office/drawing/2015/10/21/chartex" xmlns:cx3="http://schemas.microsoft.com/office/drawing/2016/5/9/chartex" xmlns:cx4="http://schemas.microsoft.com/office/drawing/2016/5/10/chartex" xmlns:cx5="http://schemas.microsoft.com/office/drawing/2016/5/11/chartex" xmlns:cx6="http://schemas.microsoft.com/office/drawing/2016/5/12/chartex" xmlns:cx7="http://schemas.microsoft.com/office/drawing/2016/5/13/chartex" xmlns:cx8="http://schemas.microsoft.com/office/drawing/2016/5/14/chartex" xmlns:mc="http://schemas.openxmlformats.org/markup-compatibility/2006" xmlns:aink="http://schemas.microsoft.com/office/drawing/2016/ink" xmlns:am3d="http://schemas.microsoft.com/office/drawing/2017/model3d" xmlns:o="urn:schemas-microsoft-com:office:office" xmlns:oel="http://schemas.microsoft.com/office/2019/extlst" xmlns:r="http://schemas.openxmlformats.org/officeDocument/2006/relationships" xmlns:m="http://schemas.openxmlformats.org/officeDocument/2006/math" xmlns:v="urn:schemas-microsoft-com:vml" xmlns:wp14="http://schemas.microsoft.com/office/word/2010/wordprocessingDrawing" xmlns:wp="http://schemas.openxmlformats.org/drawingml/2006/wordprocessingDrawing" xmlns:w10="urn:schemas-microsoft-com:office:word" xmlns:w="http://schemas.openxmlformats.org/wordprocessingml/2006/main" xmlns:w14="http://schemas.microsoft.com/office/word/2010/wordml" xmlns:w15="http://schemas.microsoft.com/office/word/2012/wordml" xmlns:w16cex="http://schemas.microsoft.com/office/word/2018/wordml/cex" xmlns:w16cid="http://schemas.microsoft.com/office/word/2016/wordml/cid" xmlns:w16="http://schemas.microsoft.com/office/word/2018/wordml" xmlns:w16du="http://schemas.microsoft.com/office/word/2023/wordml/word16du" xmlns:w16sdtdh="http://schemas.microsoft.com/office/word/2020/wordml/sdtdatahash" xmlns:w16sdtfl="http://schemas.microsoft.com/office/word/2024/wordml/sdtformatlock" xmlns:w16se="http://schemas.microsoft.com/office/word/2015/wordml/symex" xmlns:wpg="http://schemas.microsoft.com/office/word/2010/wordprocessingGroup" xmlns:wpi="http://schemas.microsoft.com/office/word/2010/wordprocessingInk" xmlns:wne="http://schemas.microsoft.com/office/word/2006/wordml" xmlns:wps="http://schemas.microsoft.com/office/word/2010/wordprocessingShape" mc:Ignorable="w14 w15 w16se w16cid w16 w16cex w16sdtdh w16sdtfl w16du wp14">
   <w:p>
     <w:pPr>
       <w:pStyle w:val="Footer"/>
-      <w:rPr/>
     </w:pPr>
     <w:r>
-      <w:rPr/>
-      <mc:AlternateContent>
-        <mc:Choice Requires="wps">
-          <w:drawing>
-            <wp:anchor distT="0" distB="0" distL="0" distR="0" simplePos="0" relativeHeight="2" behindDoc="1" locked="0" layoutInCell="0" allowOverlap="1">
-              <wp:simplePos x="0" y="0"/>
-              <wp:positionH relativeFrom="margin">
-                <wp:align>center</wp:align>
-              </wp:positionH>
-              <wp:positionV relativeFrom="paragraph">
-                <wp:posOffset>635</wp:posOffset>
-              </wp:positionV>
-              <wp:extent cx="59055" cy="118745"/>
-              <wp:effectExtent l="0" t="0" r="0" b="0"/>
-              <wp:wrapSquare wrapText="bothSides"/>
-              <wp:docPr id="2" name="Frame1"/>
-              <a:graphic xmlns:a="http://schemas.openxmlformats.org/drawingml/2006/main">
-                <a:graphicData uri="http://schemas.microsoft.com/office/word/2010/wordprocessingShape">
-                  <wps:wsp>
-                    <wps:cNvSpPr/>
-                    <wps:spPr>
-                      <a:xfrm>
-                        <a:off x="0" y="0"/>
-                        <a:ext cx="59040" cy="118800"/>
-                      </a:xfrm>
-                      <a:prstGeom prst="rect">
-                        <a:avLst/>
-                      </a:prstGeom>
-                      <a:noFill/>
-                      <a:ln w="0">
-                        <a:noFill/>
-                      </a:ln>
-                    </wps:spPr>
-                    <wps:style>
-                      <a:lnRef idx="0"/>
-                      <a:fillRef idx="0"/>
-                      <a:effectRef idx="0"/>
-                      <a:fontRef idx="minor"/>
-                    </wps:style>
-                    <wps:txbx>
-                      <w:txbxContent>
-                        <w:p>
-                          <w:pPr>
-                            <w:pStyle w:val="Footer"/>
-                            <w:rPr/>
-                          </w:pPr>
-                          <w:r>
-                            <w:rPr>
-                              <w:rStyle w:val="PageNumber"/>
-                              <w:color w:val="000000"/>
-                            </w:rPr>
-                            <w:fldChar w:fldCharType="begin"/>
-                          </w:r>
-                          <w:r>
-                            <w:rPr>
-                              <w:rStyle w:val="PageNumber"/>
-                              <w:color w:val="000000"/>
-                            </w:rPr>
-                            <w:instrText xml:space="preserve"> PAGE </w:instrText>
-                          </w:r>
-                          <w:r>
-                            <w:rPr>
-                              <w:rStyle w:val="PageNumber"/>
-                              <w:color w:val="000000"/>
-                            </w:rPr>
-                            <w:fldChar w:fldCharType="separate"/>
-                          </w:r>
-                          <w:r>
-                            <w:rPr>
-                              <w:rStyle w:val="PageNumber"/>
-                              <w:color w:val="000000"/>
-                            </w:rPr>
-                            <w:t>ii</w:t>
-                          </w:r>
-                          <w:r>
-                            <w:rPr>
-                              <w:rStyle w:val="PageNumber"/>
-                              <w:color w:val="000000"/>
-                            </w:rPr>
-                            <w:fldChar w:fldCharType="end"/>
-                          </w:r>
-                        </w:p>
-                      </w:txbxContent>
-                    </wps:txbx>
-                    <wps:bodyPr lIns="0" tIns="0" rIns="0" bIns="0" anchor="t">
-                      <a:noAutofit/>
-                    </wps:bodyPr>
-                  </wps:wsp>
-                </a:graphicData>
-              </a:graphic>
-            </wp:anchor>
-          </w:drawing>
-        </mc:Choice>
-        <mc:Fallback>
-          <w:pict>
-            <v:rect id="shape_0" fillcolor="white" stroked="f" o:allowincell="f" style="position:absolute;margin-left:213.65pt;margin-top:0.05pt;width:4.6pt;height:9.3pt;mso-wrap-style:square;v-text-anchor:top;mso-position-horizontal:center;mso-position-horizontal-relative:margin">
-              <v:fill o:detectmouseclick="t" type="solid" color2="black" opacity="0"/>
-              <v:stroke color="#3465a4" joinstyle="round" endcap="flat"/>
-              <v:textbox>
-                <w:txbxContent>
-                  <w:p>
-                    <w:pPr>
-                      <w:pStyle w:val="Footer"/>
-                      <w:rPr/>
-                    </w:pPr>
-                    <w:r>
-                      <w:rPr>
-                        <w:rStyle w:val="PageNumber"/>
-                        <w:color w:val="000000"/>
-                      </w:rPr>
-                      <w:fldChar w:fldCharType="begin"/>
-                    </w:r>
-                    <w:r>
-                      <w:rPr>
-                        <w:rStyle w:val="PageNumber"/>
-                        <w:color w:val="000000"/>
-                      </w:rPr>
-                      <w:instrText xml:space="preserve"> PAGE </w:instrText>
-                    </w:r>
-                    <w:r>
-                      <w:rPr>
-                        <w:rStyle w:val="PageNumber"/>
-                        <w:color w:val="000000"/>
-                      </w:rPr>
-                      <w:fldChar w:fldCharType="separate"/>
-                    </w:r>
-                    <w:r>
-                      <w:rPr>
-                        <w:rStyle w:val="PageNumber"/>
-                        <w:color w:val="000000"/>
-                      </w:rPr>
-                      <w:t>ii</w:t>
-                    </w:r>
-                    <w:r>
-                      <w:rPr>
-                        <w:rStyle w:val="PageNumber"/>
-                        <w:color w:val="000000"/>
-                      </w:rPr>
-                      <w:fldChar w:fldCharType="end"/>
-                    </w:r>
-                  </w:p>
-                </w:txbxContent>
-              </v:textbox>
-              <w10:wrap type="square"/>
-            </v:rect>
-          </w:pict>
-        </mc:Fallback>
-      </mc:AlternateContent>
+      <w:rPr>
+        <w:noProof/>
+      </w:rPr>
+      <w:pict w14:anchorId="1C984AE0">
+        <v:rect id="_x0000_s1026" style="position:absolute;margin-left:0;margin-top:.05pt;width:4.65pt;height:9.35pt;z-index:-251658752;visibility:visible;mso-wrap-style:square;mso-wrap-distance-left:0;mso-wrap-distance-top:0;mso-wrap-distance-right:0;mso-wrap-distance-bottom:0;mso-position-horizontal:center;mso-position-horizontal-relative:margin;mso-position-vertical:absolute;mso-position-vertical-relative:text;v-text-anchor:top" o:gfxdata="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" o:allowincell="f" filled="f" stroked="f" strokeweight="0">
+          <v:textbox inset="0,0,0,0">
+            <w:txbxContent>
+              <w:p>
+                <w:pPr>
+                  <w:pStyle w:val="Footer"/>
+                </w:pPr>
+                <w:r>
+                  <w:rPr>
+                    <w:rStyle w:val="PageNumber"/>
+                    <w:color w:val="000000"/>
+                  </w:rPr>
+                  <w:fldChar w:fldCharType="begin"/>
+                </w:r>
+                <w:r>
+                  <w:rPr>
+                    <w:rStyle w:val="PageNumber"/>
+                    <w:color w:val="000000"/>
+                  </w:rPr>
+                  <w:instrText xml:space="preserve"> PAGE </w:instrText>
+                </w:r>
+                <w:r>
+                  <w:rPr>
+                    <w:rStyle w:val="PageNumber"/>
+                    <w:color w:val="000000"/>
+                  </w:rPr>
+                  <w:fldChar w:fldCharType="separate"/>
+                </w:r>
+                <w:r>
+                  <w:rPr>
+                    <w:rStyle w:val="PageNumber"/>
+                    <w:color w:val="000000"/>
+                  </w:rPr>
+                  <w:t>ii</w:t>
+                </w:r>
+                <w:r>
+                  <w:rPr>
+                    <w:rStyle w:val="PageNumber"/>
+                    <w:color w:val="000000"/>
+                  </w:rPr>
+                  <w:fldChar w:fldCharType="end"/>
+                </w:r>
+              </w:p>
+            </w:txbxContent>
+          </v:textbox>
+          <w10:wrap type="square" anchorx="margin"/>
+        </v:rect>
+      </w:pict>
     </w:r>
   </w:p>
 </w:ftr>
 </file>
 
 <file path=word/footer7.xml><?xml version="1.0" encoding="utf-8"?>
-<w:ftr xmlns:o="urn:schemas-microsoft-com:office:office" xmlns:r="http://schemas.openxmlformats.org/officeDocument/2006/relationships" xmlns:v="urn:schemas-microsoft-com:vml" xmlns:w="http://schemas.openxmlformats.org/wordprocessingml/2006/main" xmlns:w10="urn:schemas-microsoft-com:office:word" xmlns:wp="http://schemas.openxmlformats.org/drawingml/2006/wordprocessingDrawing" xmlns:pic="http://schemas.openxmlformats.org/drawingml/2006/picture" xmlns:wps="http://schemas.microsoft.com/office/word/2010/wordprocessingShape" xmlns:wpg="http://schemas.microsoft.com/office/word/2010/wordprocessingGroup" xmlns:mc="http://schemas.openxmlformats.org/markup-compatibility/2006" xmlns:wp14="http://schemas.microsoft.com/office/word/2010/wordprocessingDrawing" xmlns:w14="http://schemas.microsoft.com/office/word/2010/wordml" xmlns:w15="http://schemas.microsoft.com/office/word/2012/wordml" mc:Ignorable="w14 wp14 w15">
+<w:ftr xmlns:wpc="http://schemas.microsoft.com/office/word/2010/wordprocessingCanvas" xmlns:cx="http://schemas.microsoft.com/office/drawing/2014/chartex" xmlns:cx1="http://schemas.microsoft.com/office/drawing/2015/9/8/chartex" xmlns:cx2="http://schemas.microsoft.com/office/drawing/2015/10/21/chartex" xmlns:cx3="http://schemas.microsoft.com/office/drawing/2016/5/9/chartex" xmlns:cx4="http://schemas.microsoft.com/office/drawing/2016/5/10/chartex" xmlns:cx5="http://schemas.microsoft.com/office/drawing/2016/5/11/chartex" xmlns:cx6="http://schemas.microsoft.com/office/drawing/2016/5/12/chartex" xmlns:cx7="http://schemas.microsoft.com/office/drawing/2016/5/13/chartex" xmlns:cx8="http://schemas.microsoft.com/office/drawing/2016/5/14/chartex" xmlns:mc="http://schemas.openxmlformats.org/markup-compatibility/2006" xmlns:aink="http://schemas.microsoft.com/office/drawing/2016/ink" xmlns:am3d="http://schemas.microsoft.com/office/drawing/2017/model3d" xmlns:o="urn:schemas-microsoft-com:office:office" xmlns:oel="http://schemas.microsoft.com/office/2019/extlst" xmlns:r="http://schemas.openxmlformats.org/officeDocument/2006/relationships" xmlns:m="http://schemas.openxmlformats.org/officeDocument/2006/math" xmlns:v="urn:schemas-microsoft-com:vml" xmlns:wp14="http://schemas.microsoft.com/office/word/2010/wordprocessingDrawing" xmlns:wp="http://schemas.openxmlformats.org/drawingml/2006/wordprocessingDrawing" xmlns:w10="urn:schemas-microsoft-com:office:word" xmlns:w="http://schemas.openxmlformats.org/wordprocessingml/2006/main" xmlns:w14="http://schemas.microsoft.com/office/word/2010/wordml" xmlns:w15="http://schemas.microsoft.com/office/word/2012/wordml" xmlns:w16cex="http://schemas.microsoft.com/office/word/2018/wordml/cex" xmlns:w16cid="http://schemas.microsoft.com/office/word/2016/wordml/cid" xmlns:w16="http://schemas.microsoft.com/office/word/2018/wordml" xmlns:w16du="http://schemas.microsoft.com/office/word/2023/wordml/word16du" xmlns:w16sdtdh="http://schemas.microsoft.com/office/word/2020/wordml/sdtdatahash" xmlns:w16sdtfl="http://schemas.microsoft.com/office/word/2024/wordml/sdtformatlock" xmlns:w16se="http://schemas.microsoft.com/office/word/2015/wordml/symex" xmlns:wpg="http://schemas.microsoft.com/office/word/2010/wordprocessingGroup" xmlns:wpi="http://schemas.microsoft.com/office/word/2010/wordprocessingInk" xmlns:wne="http://schemas.microsoft.com/office/word/2006/wordml" xmlns:wps="http://schemas.microsoft.com/office/word/2010/wordprocessingShape" mc:Ignorable="w14 w15 w16se w16cid w16 w16cex w16sdtdh w16sdtfl w16du wp14">
   <w:p>
     <w:pPr>
       <w:pStyle w:val="Footer"/>
-      <w:rPr/>
     </w:pPr>
-    <w:r>
-      <w:rPr/>
-    </w:r>
   </w:p>
 </w:ftr>
 </file>
 
 <file path=word/footer8.xml><?xml version="1.0" encoding="utf-8"?>
-<w:ftr xmlns:o="urn:schemas-microsoft-com:office:office" xmlns:r="http://schemas.openxmlformats.org/officeDocument/2006/relationships" xmlns:v="urn:schemas-microsoft-com:vml" xmlns:w="http://schemas.openxmlformats.org/wordprocessingml/2006/main" xmlns:w10="urn:schemas-microsoft-com:office:word" xmlns:wp="http://schemas.openxmlformats.org/drawingml/2006/wordprocessingDrawing" xmlns:pic="http://schemas.openxmlformats.org/drawingml/2006/picture" xmlns:wps="http://schemas.microsoft.com/office/word/2010/wordprocessingShape" xmlns:wpg="http://schemas.microsoft.com/office/word/2010/wordprocessingGroup" xmlns:mc="http://schemas.openxmlformats.org/markup-compatibility/2006" xmlns:wp14="http://schemas.microsoft.com/office/word/2010/wordprocessingDrawing" xmlns:w14="http://schemas.microsoft.com/office/word/2010/wordml" xmlns:w15="http://schemas.microsoft.com/office/word/2012/wordml" mc:Ignorable="w14 wp14 w15">
+<w:ftr xmlns:wpc="http://schemas.microsoft.com/office/word/2010/wordprocessingCanvas" xmlns:cx="http://schemas.microsoft.com/office/drawing/2014/chartex" xmlns:cx1="http://schemas.microsoft.com/office/drawing/2015/9/8/chartex" xmlns:cx2="http://schemas.microsoft.com/office/drawing/2015/10/21/chartex" xmlns:cx3="http://schemas.microsoft.com/office/drawing/2016/5/9/chartex" xmlns:cx4="http://schemas.microsoft.com/office/drawing/2016/5/10/chartex" xmlns:cx5="http://schemas.microsoft.com/office/drawing/2016/5/11/chartex" xmlns:cx6="http://schemas.microsoft.com/office/drawing/2016/5/12/chartex" xmlns:cx7="http://schemas.microsoft.com/office/drawing/2016/5/13/chartex" xmlns:cx8="http://schemas.microsoft.com/office/drawing/2016/5/14/chartex" xmlns:mc="http://schemas.openxmlformats.org/markup-compatibility/2006" xmlns:aink="http://schemas.microsoft.com/office/drawing/2016/ink" xmlns:am3d="http://schemas.microsoft.com/office/drawing/2017/model3d" xmlns:o="urn:schemas-microsoft-com:office:office" xmlns:oel="http://schemas.microsoft.com/office/2019/extlst" xmlns:r="http://schemas.openxmlformats.org/officeDocument/2006/relationships" xmlns:m="http://schemas.openxmlformats.org/officeDocument/2006/math" xmlns:v="urn:schemas-microsoft-com:vml" xmlns:wp14="http://schemas.microsoft.com/office/word/2010/wordprocessingDrawing" xmlns:wp="http://schemas.openxmlformats.org/drawingml/2006/wordprocessingDrawing" xmlns:w10="urn:schemas-microsoft-com:office:word" xmlns:w="http://schemas.openxmlformats.org/wordprocessingml/2006/main" xmlns:w14="http://schemas.microsoft.com/office/word/2010/wordml" xmlns:w15="http://schemas.microsoft.com/office/word/2012/wordml" xmlns:w16cex="http://schemas.microsoft.com/office/word/2018/wordml/cex" xmlns:w16cid="http://schemas.microsoft.com/office/word/2016/wordml/cid" xmlns:w16="http://schemas.microsoft.com/office/word/2018/wordml" xmlns:w16du="http://schemas.microsoft.com/office/word/2023/wordml/word16du" xmlns:w16sdtdh="http://schemas.microsoft.com/office/word/2020/wordml/sdtdatahash" xmlns:w16sdtfl="http://schemas.microsoft.com/office/word/2024/wordml/sdtformatlock" xmlns:w16se="http://schemas.microsoft.com/office/word/2015/wordml/symex" xmlns:wpg="http://schemas.microsoft.com/office/word/2010/wordprocessingGroup" xmlns:wpi="http://schemas.microsoft.com/office/word/2010/wordprocessingInk" xmlns:wne="http://schemas.microsoft.com/office/word/2006/wordml" xmlns:wps="http://schemas.microsoft.com/office/word/2010/wordprocessingShape" mc:Ignorable="w14 w15 w16se w16cid w16 w16cex w16sdtdh w16sdtfl w16du wp14">
   <w:p>
     <w:pPr>
       <w:pStyle w:val="Footer"/>
-      <w:rPr/>
     </w:pPr>
     <w:r>
-      <w:rPr/>
-      <mc:AlternateContent>
-        <mc:Choice Requires="wps">
-          <w:drawing>
-            <wp:anchor distT="0" distB="0" distL="0" distR="0" simplePos="0" relativeHeight="45" behindDoc="1" locked="0" layoutInCell="0" allowOverlap="1">
-              <wp:simplePos x="0" y="0"/>
-              <wp:positionH relativeFrom="margin">
-                <wp:align>center</wp:align>
-              </wp:positionH>
-              <wp:positionV relativeFrom="paragraph">
-                <wp:posOffset>635</wp:posOffset>
-              </wp:positionV>
-              <wp:extent cx="71755" cy="22860"/>
-              <wp:effectExtent l="0" t="0" r="0" b="0"/>
-              <wp:wrapSquare wrapText="bothSides"/>
-              <wp:docPr id="9" name="Frame3"/>
-              <a:graphic xmlns:a="http://schemas.openxmlformats.org/drawingml/2006/main">
-                <a:graphicData uri="http://schemas.microsoft.com/office/word/2010/wordprocessingShape">
-                  <wps:wsp>
-                    <wps:cNvSpPr/>
-                    <wps:spPr>
-                      <a:xfrm>
-                        <a:off x="0" y="0"/>
-                        <a:ext cx="71640" cy="23040"/>
-                      </a:xfrm>
-                      <a:prstGeom prst="rect">
-                        <a:avLst/>
-                      </a:prstGeom>
-                      <a:noFill/>
-                      <a:ln w="0">
-                        <a:noFill/>
-                      </a:ln>
-                    </wps:spPr>
-                    <wps:style>
-                      <a:lnRef idx="0"/>
-                      <a:fillRef idx="0"/>
-                      <a:effectRef idx="0"/>
-                      <a:fontRef idx="minor"/>
-                    </wps:style>
-                    <wps:txbx>
-                      <w:txbxContent>
-                        <w:p>
-                          <w:pPr>
-                            <w:pStyle w:val="Footer"/>
-                            <w:rPr/>
-                          </w:pPr>
-                          <w:r>
-                            <w:rPr>
-                              <w:rStyle w:val="PageNumber"/>
-                              <w:color w:val="000000"/>
-                            </w:rPr>
-                            <w:fldChar w:fldCharType="begin"/>
-                          </w:r>
-                          <w:r>
-                            <w:rPr>
-                              <w:rStyle w:val="PageNumber"/>
-                              <w:color w:val="000000"/>
-                            </w:rPr>
-                            <w:instrText xml:space="preserve"> PAGE </w:instrText>
-                          </w:r>
-                          <w:r>
-                            <w:rPr>
-                              <w:rStyle w:val="PageNumber"/>
-                              <w:color w:val="000000"/>
-                            </w:rPr>
-                            <w:fldChar w:fldCharType="separate"/>
-                          </w:r>
-                          <w:r>
-                            <w:rPr>
-                              <w:rStyle w:val="PageNumber"/>
-                              <w:color w:val="000000"/>
-                            </w:rPr>
-                            <w:t>xxi</w:t>
-                          </w:r>
-                          <w:r>
-                            <w:rPr>
-                              <w:rStyle w:val="PageNumber"/>
-                              <w:color w:val="000000"/>
-                            </w:rPr>
-                            <w:fldChar w:fldCharType="end"/>
-                          </w:r>
-                        </w:p>
-                      </w:txbxContent>
-                    </wps:txbx>
-                    <wps:bodyPr lIns="0" tIns="0" rIns="0" bIns="0" anchor="t">
-                      <a:noAutofit/>
-                    </wps:bodyPr>
-                  </wps:wsp>
-                </a:graphicData>
-              </a:graphic>
-            </wp:anchor>
-          </w:drawing>
-        </mc:Choice>
-        <mc:Fallback>
-          <w:pict>
-            <v:rect id="shape_0" fillcolor="white" stroked="f" o:allowincell="f" style="position:absolute;margin-left:213.15pt;margin-top:0.05pt;width:5.6pt;height:1.75pt;mso-wrap-style:square;v-text-anchor:top;mso-position-horizontal:center;mso-position-horizontal-relative:margin">
-              <v:fill o:detectmouseclick="t" type="solid" color2="black" opacity="0"/>
-              <v:stroke color="#3465a4" joinstyle="round" endcap="flat"/>
-              <v:textbox>
-                <w:txbxContent>
-                  <w:p>
-                    <w:pPr>
-                      <w:pStyle w:val="Footer"/>
-                      <w:rPr/>
-                    </w:pPr>
-                    <w:r>
-                      <w:rPr>
-                        <w:rStyle w:val="PageNumber"/>
-                        <w:color w:val="000000"/>
-                      </w:rPr>
-                      <w:fldChar w:fldCharType="begin"/>
-                    </w:r>
-                    <w:r>
-                      <w:rPr>
-                        <w:rStyle w:val="PageNumber"/>
-                        <w:color w:val="000000"/>
-                      </w:rPr>
-                      <w:instrText xml:space="preserve"> PAGE </w:instrText>
-                    </w:r>
-                    <w:r>
-                      <w:rPr>
-                        <w:rStyle w:val="PageNumber"/>
-                        <w:color w:val="000000"/>
-                      </w:rPr>
-                      <w:fldChar w:fldCharType="separate"/>
-                    </w:r>
-                    <w:r>
-                      <w:rPr>
-                        <w:rStyle w:val="PageNumber"/>
-                        <w:color w:val="000000"/>
-                      </w:rPr>
-                      <w:t>xxi</w:t>
-                    </w:r>
-                    <w:r>
-                      <w:rPr>
-                        <w:rStyle w:val="PageNumber"/>
-                        <w:color w:val="000000"/>
-                      </w:rPr>
-                      <w:fldChar w:fldCharType="end"/>
-                    </w:r>
-                  </w:p>
-                </w:txbxContent>
-              </v:textbox>
-              <w10:wrap type="square"/>
-            </v:rect>
-          </w:pict>
-        </mc:Fallback>
-      </mc:AlternateContent>
+      <w:rPr>
+        <w:noProof/>
+      </w:rPr>
+      <w:pict w14:anchorId="4D5BDAF4">
+        <v:rect id="Frame3" o:spid="_x0000_s1025" style="position:absolute;margin-left:0;margin-top:.05pt;width:5.65pt;height:1.8pt;z-index:-251657728;visibility:visible;mso-wrap-style:square;mso-wrap-distance-left:0;mso-wrap-distance-top:0;mso-wrap-distance-right:0;mso-wrap-distance-bottom:0;mso-position-horizontal:center;mso-position-horizontal-relative:margin;mso-position-vertical:absolute;mso-position-vertical-relative:text;v-text-anchor:top" o:gfxdata="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" o:allowincell="f" filled="f" stroked="f" strokeweight="0">
+          <v:textbox inset="0,0,0,0">
+            <w:txbxContent>
+              <w:p>
+                <w:pPr>
+                  <w:pStyle w:val="Footer"/>
+                </w:pPr>
+                <w:r>
+                  <w:rPr>
+                    <w:rStyle w:val="PageNumber"/>
+                    <w:color w:val="000000"/>
+                  </w:rPr>
+                  <w:fldChar w:fldCharType="begin"/>
+                </w:r>
+                <w:r>
+                  <w:rPr>
+                    <w:rStyle w:val="PageNumber"/>
+                    <w:color w:val="000000"/>
+                  </w:rPr>
+                  <w:instrText xml:space="preserve"> PAGE </w:instrText>
+                </w:r>
+                <w:r>
+                  <w:rPr>
+                    <w:rStyle w:val="PageNumber"/>
+                    <w:color w:val="000000"/>
+                  </w:rPr>
+                  <w:fldChar w:fldCharType="separate"/>
+                </w:r>
+                <w:r>
+                  <w:rPr>
+                    <w:rStyle w:val="PageNumber"/>
+                    <w:color w:val="000000"/>
+                  </w:rPr>
+                  <w:t>xxi</w:t>
+                </w:r>
+                <w:r>
+                  <w:rPr>
+                    <w:rStyle w:val="PageNumber"/>
+                    <w:color w:val="000000"/>
+                  </w:rPr>
+                  <w:fldChar w:fldCharType="end"/>
+                </w:r>
+              </w:p>
+            </w:txbxContent>
+          </v:textbox>
+          <w10:wrap type="square" anchorx="margin"/>
+        </v:rect>
+      </w:pict>
     </w:r>
   </w:p>
 </w:ftr>
 </file>
 
 <file path=word/footer9.xml><?xml version="1.0" encoding="utf-8"?>
-<w:ftr xmlns:o="urn:schemas-microsoft-com:office:office" xmlns:r="http://schemas.openxmlformats.org/officeDocument/2006/relationships" xmlns:v="urn:schemas-microsoft-com:vml" xmlns:w="http://schemas.openxmlformats.org/wordprocessingml/2006/main" xmlns:w10="urn:schemas-microsoft-com:office:word" xmlns:wp="http://schemas.openxmlformats.org/drawingml/2006/wordprocessingDrawing" xmlns:pic="http://schemas.openxmlformats.org/drawingml/2006/picture" xmlns:wps="http://schemas.microsoft.com/office/word/2010/wordprocessingShape" xmlns:wpg="http://schemas.microsoft.com/office/word/2010/wordprocessingGroup" xmlns:mc="http://schemas.openxmlformats.org/markup-compatibility/2006" xmlns:wp14="http://schemas.microsoft.com/office/word/2010/wordprocessingDrawing" xmlns:w14="http://schemas.microsoft.com/office/word/2010/wordml" xmlns:w15="http://schemas.microsoft.com/office/word/2012/wordml" mc:Ignorable="w14 wp14 w15">
+<w:ftr xmlns:wpc="http://schemas.microsoft.com/office/word/2010/wordprocessingCanvas" xmlns:cx="http://schemas.microsoft.com/office/drawing/2014/chartex" xmlns:cx1="http://schemas.microsoft.com/office/drawing/2015/9/8/chartex" xmlns:cx2="http://schemas.microsoft.com/office/drawing/2015/10/21/chartex" xmlns:cx3="http://schemas.microsoft.com/office/drawing/2016/5/9/chartex" xmlns:cx4="http://schemas.microsoft.com/office/drawing/2016/5/10/chartex" xmlns:cx5="http://schemas.microsoft.com/office/drawing/2016/5/11/chartex" xmlns:cx6="http://schemas.microsoft.com/office/drawing/2016/5/12/chartex" xmlns:cx7="http://schemas.microsoft.com/office/drawing/2016/5/13/chartex" xmlns:cx8="http://schemas.microsoft.com/office/drawing/2016/5/14/chartex" xmlns:mc="http://schemas.openxmlformats.org/markup-compatibility/2006" xmlns:aink="http://schemas.microsoft.com/office/drawing/2016/ink" xmlns:am3d="http://schemas.microsoft.com/office/drawing/2017/model3d" xmlns:o="urn:schemas-microsoft-com:office:office" xmlns:oel="http://schemas.microsoft.com/office/2019/extlst" xmlns:r="http://schemas.openxmlformats.org/officeDocument/2006/relationships" xmlns:m="http://schemas.openxmlformats.org/officeDocument/2006/math" xmlns:v="urn:schemas-microsoft-com:vml" xmlns:wp14="http://schemas.microsoft.com/office/word/2010/wordprocessingDrawing" xmlns:wp="http://schemas.openxmlformats.org/drawingml/2006/wordprocessingDrawing" xmlns:w10="urn:schemas-microsoft-com:office:word" xmlns:w="http://schemas.openxmlformats.org/wordprocessingml/2006/main" xmlns:w14="http://schemas.microsoft.com/office/word/2010/wordml" xmlns:w15="http://schemas.microsoft.com/office/word/2012/wordml" xmlns:w16cex="http://schemas.microsoft.com/office/word/2018/wordml/cex" xmlns:w16cid="http://schemas.microsoft.com/office/word/2016/wordml/cid" xmlns:w16="http://schemas.microsoft.com/office/word/2018/wordml" xmlns:w16du="http://schemas.microsoft.com/office/word/2023/wordml/word16du" xmlns:w16sdtdh="http://schemas.microsoft.com/office/word/2020/wordml/sdtdatahash" xmlns:w16sdtfl="http://schemas.microsoft.com/office/word/2024/wordml/sdtformatlock" xmlns:w16se="http://schemas.microsoft.com/office/word/2015/wordml/symex" xmlns:wpg="http://schemas.microsoft.com/office/word/2010/wordprocessingGroup" xmlns:wpi="http://schemas.microsoft.com/office/word/2010/wordprocessingInk" xmlns:wne="http://schemas.microsoft.com/office/word/2006/wordml" xmlns:wps="http://schemas.microsoft.com/office/word/2010/wordprocessingShape" mc:Ignorable="w14 w15 w16se w16cid w16 w16cex w16sdtdh w16sdtfl w16du wp14">
   <w:p>
     <w:pPr>
       <w:pStyle w:val="Footer"/>
-      <w:rPr/>
     </w:pPr>
     <w:r>
       <w:rPr>
@@ -13126,135 +12337,121 @@
 </w:ftr>
 </file>
 
+<file path=word/footnotes.xml><?xml version="1.0" encoding="utf-8"?>
+<w:footnotes xmlns:wpc="http://schemas.microsoft.com/office/word/2010/wordprocessingCanvas" xmlns:cx="http://schemas.microsoft.com/office/drawing/2014/chartex" xmlns:cx1="http://schemas.microsoft.com/office/drawing/2015/9/8/chartex" xmlns:cx2="http://schemas.microsoft.com/office/drawing/2015/10/21/chartex" xmlns:cx3="http://schemas.microsoft.com/office/drawing/2016/5/9/chartex" xmlns:cx4="http://schemas.microsoft.com/office/drawing/2016/5/10/chartex" xmlns:cx5="http://schemas.microsoft.com/office/drawing/2016/5/11/chartex" xmlns:cx6="http://schemas.microsoft.com/office/drawing/2016/5/12/chartex" xmlns:cx7="http://schemas.microsoft.com/office/drawing/2016/5/13/chartex" xmlns:cx8="http://schemas.microsoft.com/office/drawing/2016/5/14/chartex" xmlns:mc="http://schemas.openxmlformats.org/markup-compatibility/2006" xmlns:aink="http://schemas.microsoft.com/office/drawing/2016/ink" xmlns:am3d="http://schemas.microsoft.com/office/drawing/2017/model3d" xmlns:o="urn:schemas-microsoft-com:office:office" xmlns:oel="http://schemas.microsoft.com/office/2019/extlst" xmlns:r="http://schemas.openxmlformats.org/officeDocument/2006/relationships" xmlns:m="http://schemas.openxmlformats.org/officeDocument/2006/math" xmlns:v="urn:schemas-microsoft-com:vml" xmlns:wp14="http://schemas.microsoft.com/office/word/2010/wordprocessingDrawing" xmlns:wp="http://schemas.openxmlformats.org/drawingml/2006/wordprocessingDrawing" xmlns:w10="urn:schemas-microsoft-com:office:word" xmlns:w="http://schemas.openxmlformats.org/wordprocessingml/2006/main" xmlns:w14="http://schemas.microsoft.com/office/word/2010/wordml" xmlns:w15="http://schemas.microsoft.com/office/word/2012/wordml" xmlns:w16cex="http://schemas.microsoft.com/office/word/2018/wordml/cex" xmlns:w16cid="http://schemas.microsoft.com/office/word/2016/wordml/cid" xmlns:w16="http://schemas.microsoft.com/office/word/2018/wordml" xmlns:w16du="http://schemas.microsoft.com/office/word/2023/wordml/word16du" xmlns:w16sdtdh="http://schemas.microsoft.com/office/word/2020/wordml/sdtdatahash" xmlns:w16sdtfl="http://schemas.microsoft.com/office/word/2024/wordml/sdtformatlock" xmlns:w16se="http://schemas.microsoft.com/office/word/2015/wordml/symex" xmlns:wpg="http://schemas.microsoft.com/office/word/2010/wordprocessingGroup" xmlns:wpi="http://schemas.microsoft.com/office/word/2010/wordprocessingInk" xmlns:wne="http://schemas.microsoft.com/office/word/2006/wordml" xmlns:wps="http://schemas.microsoft.com/office/word/2010/wordprocessingShape" mc:Ignorable="w14 w15 w16se w16cid w16 w16cex w16sdtdh w16sdtfl w16du wp14">
+  <w:footnote w:type="separator" w:id="-1">
+    <w:p>
+      <w:r>
+        <w:separator/>
+      </w:r>
+    </w:p>
+  </w:footnote>
+  <w:footnote w:type="continuationSeparator" w:id="0">
+    <w:p>
+      <w:r>
+        <w:continuationSeparator/>
+      </w:r>
+    </w:p>
+  </w:footnote>
+</w:footnotes>
+</file>
+
 <file path=word/header1.xml><?xml version="1.0" encoding="utf-8"?>
-<w:hdr xmlns:o="urn:schemas-microsoft-com:office:office" xmlns:r="http://schemas.openxmlformats.org/officeDocument/2006/relationships" xmlns:v="urn:schemas-microsoft-com:vml" xmlns:w="http://schemas.openxmlformats.org/wordprocessingml/2006/main" xmlns:w10="urn:schemas-microsoft-com:office:word" xmlns:wp="http://schemas.openxmlformats.org/drawingml/2006/wordprocessingDrawing" xmlns:pic="http://schemas.openxmlformats.org/drawingml/2006/picture" xmlns:wps="http://schemas.microsoft.com/office/word/2010/wordprocessingShape" xmlns:wpg="http://schemas.microsoft.com/office/word/2010/wordprocessingGroup" xmlns:mc="http://schemas.openxmlformats.org/markup-compatibility/2006" xmlns:wp14="http://schemas.microsoft.com/office/word/2010/wordprocessingDrawing" xmlns:w14="http://schemas.microsoft.com/office/word/2010/wordml" xmlns:w15="http://schemas.microsoft.com/office/word/2012/wordml" mc:Ignorable="w14 wp14 w15">
+<w:hdr xmlns:wpc="http://schemas.microsoft.com/office/word/2010/wordprocessingCanvas" xmlns:cx="http://schemas.microsoft.com/office/drawing/2014/chartex" xmlns:cx1="http://schemas.microsoft.com/office/drawing/2015/9/8/chartex" xmlns:cx2="http://schemas.microsoft.com/office/drawing/2015/10/21/chartex" xmlns:cx3="http://schemas.microsoft.com/office/drawing/2016/5/9/chartex" xmlns:cx4="http://schemas.microsoft.com/office/drawing/2016/5/10/chartex" xmlns:cx5="http://schemas.microsoft.com/office/drawing/2016/5/11/chartex" xmlns:cx6="http://schemas.microsoft.com/office/drawing/2016/5/12/chartex" xmlns:cx7="http://schemas.microsoft.com/office/drawing/2016/5/13/chartex" xmlns:cx8="http://schemas.microsoft.com/office/drawing/2016/5/14/chartex" xmlns:mc="http://schemas.openxmlformats.org/markup-compatibility/2006" xmlns:aink="http://schemas.microsoft.com/office/drawing/2016/ink" xmlns:am3d="http://schemas.microsoft.com/office/drawing/2017/model3d" xmlns:o="urn:schemas-microsoft-com:office:office" xmlns:oel="http://schemas.microsoft.com/office/2019/extlst" xmlns:r="http://schemas.openxmlformats.org/officeDocument/2006/relationships" xmlns:m="http://schemas.openxmlformats.org/officeDocument/2006/math" xmlns:v="urn:schemas-microsoft-com:vml" xmlns:wp14="http://schemas.microsoft.com/office/word/2010/wordprocessingDrawing" xmlns:wp="http://schemas.openxmlformats.org/drawingml/2006/wordprocessingDrawing" xmlns:w10="urn:schemas-microsoft-com:office:word" xmlns:w="http://schemas.openxmlformats.org/wordprocessingml/2006/main" xmlns:w14="http://schemas.microsoft.com/office/word/2010/wordml" xmlns:w15="http://schemas.microsoft.com/office/word/2012/wordml" xmlns:w16cex="http://schemas.microsoft.com/office/word/2018/wordml/cex" xmlns:w16cid="http://schemas.microsoft.com/office/word/2016/wordml/cid" xmlns:w16="http://schemas.microsoft.com/office/word/2018/wordml" xmlns:w16du="http://schemas.microsoft.com/office/word/2023/wordml/word16du" xmlns:w16sdtdh="http://schemas.microsoft.com/office/word/2020/wordml/sdtdatahash" xmlns:w16sdtfl="http://schemas.microsoft.com/office/word/2024/wordml/sdtformatlock" xmlns:w16se="http://schemas.microsoft.com/office/word/2015/wordml/symex" xmlns:wpg="http://schemas.microsoft.com/office/word/2010/wordprocessingGroup" xmlns:wpi="http://schemas.microsoft.com/office/word/2010/wordprocessingInk" xmlns:wne="http://schemas.microsoft.com/office/word/2006/wordml" xmlns:wps="http://schemas.microsoft.com/office/word/2010/wordprocessingShape" mc:Ignorable="w14 w15 w16se w16cid w16 w16cex w16sdtdh w16sdtfl w16du wp14">
   <w:p>
     <w:pPr>
       <w:pStyle w:val="Header"/>
-      <w:rPr/>
     </w:pPr>
-    <w:r>
-      <w:rPr/>
-    </w:r>
   </w:p>
 </w:hdr>
 </file>
 
 <file path=word/header2.xml><?xml version="1.0" encoding="utf-8"?>
-<w:hdr xmlns:o="urn:schemas-microsoft-com:office:office" xmlns:r="http://schemas.openxmlformats.org/officeDocument/2006/relationships" xmlns:v="urn:schemas-microsoft-com:vml" xmlns:w="http://schemas.openxmlformats.org/wordprocessingml/2006/main" xmlns:w10="urn:schemas-microsoft-com:office:word" xmlns:wp="http://schemas.openxmlformats.org/drawingml/2006/wordprocessingDrawing" xmlns:pic="http://schemas.openxmlformats.org/drawingml/2006/picture" xmlns:wps="http://schemas.microsoft.com/office/word/2010/wordprocessingShape" xmlns:wpg="http://schemas.microsoft.com/office/word/2010/wordprocessingGroup" xmlns:mc="http://schemas.openxmlformats.org/markup-compatibility/2006" xmlns:wp14="http://schemas.microsoft.com/office/word/2010/wordprocessingDrawing" xmlns:w14="http://schemas.microsoft.com/office/word/2010/wordml" xmlns:w15="http://schemas.microsoft.com/office/word/2012/wordml" mc:Ignorable="w14 wp14 w15">
+<w:hdr xmlns:wpc="http://schemas.microsoft.com/office/word/2010/wordprocessingCanvas" xmlns:cx="http://schemas.microsoft.com/office/drawing/2014/chartex" xmlns:cx1="http://schemas.microsoft.com/office/drawing/2015/9/8/chartex" xmlns:cx2="http://schemas.microsoft.com/office/drawing/2015/10/21/chartex" xmlns:cx3="http://schemas.microsoft.com/office/drawing/2016/5/9/chartex" xmlns:cx4="http://schemas.microsoft.com/office/drawing/2016/5/10/chartex" xmlns:cx5="http://schemas.microsoft.com/office/drawing/2016/5/11/chartex" xmlns:cx6="http://schemas.microsoft.com/office/drawing/2016/5/12/chartex" xmlns:cx7="http://schemas.microsoft.com/office/drawing/2016/5/13/chartex" xmlns:cx8="http://schemas.microsoft.com/office/drawing/2016/5/14/chartex" xmlns:mc="http://schemas.openxmlformats.org/markup-compatibility/2006" xmlns:aink="http://schemas.microsoft.com/office/drawing/2016/ink" xmlns:am3d="http://schemas.microsoft.com/office/drawing/2017/model3d" xmlns:o="urn:schemas-microsoft-com:office:office" xmlns:oel="http://schemas.microsoft.com/office/2019/extlst" xmlns:r="http://schemas.openxmlformats.org/officeDocument/2006/relationships" xmlns:m="http://schemas.openxmlformats.org/officeDocument/2006/math" xmlns:v="urn:schemas-microsoft-com:vml" xmlns:wp14="http://schemas.microsoft.com/office/word/2010/wordprocessingDrawing" xmlns:wp="http://schemas.openxmlformats.org/drawingml/2006/wordprocessingDrawing" xmlns:w10="urn:schemas-microsoft-com:office:word" xmlns:w="http://schemas.openxmlformats.org/wordprocessingml/2006/main" xmlns:w14="http://schemas.microsoft.com/office/word/2010/wordml" xmlns:w15="http://schemas.microsoft.com/office/word/2012/wordml" xmlns:w16cex="http://schemas.microsoft.com/office/word/2018/wordml/cex" xmlns:w16cid="http://schemas.microsoft.com/office/word/2016/wordml/cid" xmlns:w16="http://schemas.microsoft.com/office/word/2018/wordml" xmlns:w16du="http://schemas.microsoft.com/office/word/2023/wordml/word16du" xmlns:w16sdtdh="http://schemas.microsoft.com/office/word/2020/wordml/sdtdatahash" xmlns:w16sdtfl="http://schemas.microsoft.com/office/word/2024/wordml/sdtformatlock" xmlns:w16se="http://schemas.microsoft.com/office/word/2015/wordml/symex" xmlns:wpg="http://schemas.microsoft.com/office/word/2010/wordprocessingGroup" xmlns:wpi="http://schemas.microsoft.com/office/word/2010/wordprocessingInk" xmlns:wne="http://schemas.microsoft.com/office/word/2006/wordml" xmlns:wps="http://schemas.microsoft.com/office/word/2010/wordprocessingShape" mc:Ignorable="w14 w15 w16se w16cid w16 w16cex w16sdtdh w16sdtfl w16du wp14">
   <w:p>
     <w:pPr>
       <w:pStyle w:val="Header"/>
-      <w:rPr/>
     </w:pPr>
-    <w:r>
-      <w:rPr/>
-    </w:r>
   </w:p>
 </w:hdr>
 </file>
 
 <file path=word/header3.xml><?xml version="1.0" encoding="utf-8"?>
-<w:hdr xmlns:o="urn:schemas-microsoft-com:office:office" xmlns:r="http://schemas.openxmlformats.org/officeDocument/2006/relationships" xmlns:v="urn:schemas-microsoft-com:vml" xmlns:w="http://schemas.openxmlformats.org/wordprocessingml/2006/main" xmlns:w10="urn:schemas-microsoft-com:office:word" xmlns:wp="http://schemas.openxmlformats.org/drawingml/2006/wordprocessingDrawing" xmlns:pic="http://schemas.openxmlformats.org/drawingml/2006/picture" xmlns:wps="http://schemas.microsoft.com/office/word/2010/wordprocessingShape" xmlns:wpg="http://schemas.microsoft.com/office/word/2010/wordprocessingGroup" xmlns:mc="http://schemas.openxmlformats.org/markup-compatibility/2006" xmlns:wp14="http://schemas.microsoft.com/office/word/2010/wordprocessingDrawing" xmlns:w14="http://schemas.microsoft.com/office/word/2010/wordml" xmlns:w15="http://schemas.microsoft.com/office/word/2012/wordml" mc:Ignorable="w14 wp14 w15">
+<w:hdr xmlns:wpc="http://schemas.microsoft.com/office/word/2010/wordprocessingCanvas" xmlns:cx="http://schemas.microsoft.com/office/drawing/2014/chartex" xmlns:cx1="http://schemas.microsoft.com/office/drawing/2015/9/8/chartex" xmlns:cx2="http://schemas.microsoft.com/office/drawing/2015/10/21/chartex" xmlns:cx3="http://schemas.microsoft.com/office/drawing/2016/5/9/chartex" xmlns:cx4="http://schemas.microsoft.com/office/drawing/2016/5/10/chartex" xmlns:cx5="http://schemas.microsoft.com/office/drawing/2016/5/11/chartex" xmlns:cx6="http://schemas.microsoft.com/office/drawing/2016/5/12/chartex" xmlns:cx7="http://schemas.microsoft.com/office/drawing/2016/5/13/chartex" xmlns:cx8="http://schemas.microsoft.com/office/drawing/2016/5/14/chartex" xmlns:mc="http://schemas.openxmlformats.org/markup-compatibility/2006" xmlns:aink="http://schemas.microsoft.com/office/drawing/2016/ink" xmlns:am3d="http://schemas.microsoft.com/office/drawing/2017/model3d" xmlns:o="urn:schemas-microsoft-com:office:office" xmlns:oel="http://schemas.microsoft.com/office/2019/extlst" xmlns:r="http://schemas.openxmlformats.org/officeDocument/2006/relationships" xmlns:m="http://schemas.openxmlformats.org/officeDocument/2006/math" xmlns:v="urn:schemas-microsoft-com:vml" xmlns:wp14="http://schemas.microsoft.com/office/word/2010/wordprocessingDrawing" xmlns:wp="http://schemas.openxmlformats.org/drawingml/2006/wordprocessingDrawing" xmlns:w10="urn:schemas-microsoft-com:office:word" xmlns:w="http://schemas.openxmlformats.org/wordprocessingml/2006/main" xmlns:w14="http://schemas.microsoft.com/office/word/2010/wordml" xmlns:w15="http://schemas.microsoft.com/office/word/2012/wordml" xmlns:w16cex="http://schemas.microsoft.com/office/word/2018/wordml/cex" xmlns:w16cid="http://schemas.microsoft.com/office/word/2016/wordml/cid" xmlns:w16="http://schemas.microsoft.com/office/word/2018/wordml" xmlns:w16du="http://schemas.microsoft.com/office/word/2023/wordml/word16du" xmlns:w16sdtdh="http://schemas.microsoft.com/office/word/2020/wordml/sdtdatahash" xmlns:w16sdtfl="http://schemas.microsoft.com/office/word/2024/wordml/sdtformatlock" xmlns:w16se="http://schemas.microsoft.com/office/word/2015/wordml/symex" xmlns:wpg="http://schemas.microsoft.com/office/word/2010/wordprocessingGroup" xmlns:wpi="http://schemas.microsoft.com/office/word/2010/wordprocessingInk" xmlns:wne="http://schemas.microsoft.com/office/word/2006/wordml" xmlns:wps="http://schemas.microsoft.com/office/word/2010/wordprocessingShape" mc:Ignorable="w14 w15 w16se w16cid w16 w16cex w16sdtdh w16sdtfl w16du wp14">
   <w:p>
     <w:pPr>
       <w:pStyle w:val="Header"/>
-      <w:rPr/>
     </w:pPr>
-    <w:r>
-      <w:rPr/>
-    </w:r>
   </w:p>
 </w:hdr>
 </file>
 
 <file path=word/header4.xml><?xml version="1.0" encoding="utf-8"?>
-<w:hdr xmlns:o="urn:schemas-microsoft-com:office:office" xmlns:r="http://schemas.openxmlformats.org/officeDocument/2006/relationships" xmlns:v="urn:schemas-microsoft-com:vml" xmlns:w="http://schemas.openxmlformats.org/wordprocessingml/2006/main" xmlns:w10="urn:schemas-microsoft-com:office:word" xmlns:wp="http://schemas.openxmlformats.org/drawingml/2006/wordprocessingDrawing" xmlns:pic="http://schemas.openxmlformats.org/drawingml/2006/picture" xmlns:wps="http://schemas.microsoft.com/office/word/2010/wordprocessingShape" xmlns:wpg="http://schemas.microsoft.com/office/word/2010/wordprocessingGroup" xmlns:mc="http://schemas.openxmlformats.org/markup-compatibility/2006" xmlns:wp14="http://schemas.microsoft.com/office/word/2010/wordprocessingDrawing" xmlns:w14="http://schemas.microsoft.com/office/word/2010/wordml" xmlns:w15="http://schemas.microsoft.com/office/word/2012/wordml" mc:Ignorable="w14 wp14 w15">
+<w:hdr xmlns:wpc="http://schemas.microsoft.com/office/word/2010/wordprocessingCanvas" xmlns:cx="http://schemas.microsoft.com/office/drawing/2014/chartex" xmlns:cx1="http://schemas.microsoft.com/office/drawing/2015/9/8/chartex" xmlns:cx2="http://schemas.microsoft.com/office/drawing/2015/10/21/chartex" xmlns:cx3="http://schemas.microsoft.com/office/drawing/2016/5/9/chartex" xmlns:cx4="http://schemas.microsoft.com/office/drawing/2016/5/10/chartex" xmlns:cx5="http://schemas.microsoft.com/office/drawing/2016/5/11/chartex" xmlns:cx6="http://schemas.microsoft.com/office/drawing/2016/5/12/chartex" xmlns:cx7="http://schemas.microsoft.com/office/drawing/2016/5/13/chartex" xmlns:cx8="http://schemas.microsoft.com/office/drawing/2016/5/14/chartex" xmlns:mc="http://schemas.openxmlformats.org/markup-compatibility/2006" xmlns:aink="http://schemas.microsoft.com/office/drawing/2016/ink" xmlns:am3d="http://schemas.microsoft.com/office/drawing/2017/model3d" xmlns:o="urn:schemas-microsoft-com:office:office" xmlns:oel="http://schemas.microsoft.com/office/2019/extlst" xmlns:r="http://schemas.openxmlformats.org/officeDocument/2006/relationships" xmlns:m="http://schemas.openxmlformats.org/officeDocument/2006/math" xmlns:v="urn:schemas-microsoft-com:vml" xmlns:wp14="http://schemas.microsoft.com/office/word/2010/wordprocessingDrawing" xmlns:wp="http://schemas.openxmlformats.org/drawingml/2006/wordprocessingDrawing" xmlns:w10="urn:schemas-microsoft-com:office:word" xmlns:w="http://schemas.openxmlformats.org/wordprocessingml/2006/main" xmlns:w14="http://schemas.microsoft.com/office/word/2010/wordml" xmlns:w15="http://schemas.microsoft.com/office/word/2012/wordml" xmlns:w16cex="http://schemas.microsoft.com/office/word/2018/wordml/cex" xmlns:w16cid="http://schemas.microsoft.com/office/word/2016/wordml/cid" xmlns:w16="http://schemas.microsoft.com/office/word/2018/wordml" xmlns:w16du="http://schemas.microsoft.com/office/word/2023/wordml/word16du" xmlns:w16sdtdh="http://schemas.microsoft.com/office/word/2020/wordml/sdtdatahash" xmlns:w16sdtfl="http://schemas.microsoft.com/office/word/2024/wordml/sdtformatlock" xmlns:w16se="http://schemas.microsoft.com/office/word/2015/wordml/symex" xmlns:wpg="http://schemas.microsoft.com/office/word/2010/wordprocessingGroup" xmlns:wpi="http://schemas.microsoft.com/office/word/2010/wordprocessingInk" xmlns:wne="http://schemas.microsoft.com/office/word/2006/wordml" xmlns:wps="http://schemas.microsoft.com/office/word/2010/wordprocessingShape" mc:Ignorable="w14 w15 w16se w16cid w16 w16cex w16sdtdh w16sdtfl w16du wp14">
   <w:p>
     <w:pPr>
       <w:pStyle w:val="Header"/>
-      <w:rPr/>
     </w:pPr>
-    <w:r>
-      <w:rPr/>
-    </w:r>
   </w:p>
 </w:hdr>
 </file>
 
 <file path=word/header5.xml><?xml version="1.0" encoding="utf-8"?>
-<w:hdr xmlns:o="urn:schemas-microsoft-com:office:office" xmlns:r="http://schemas.openxmlformats.org/officeDocument/2006/relationships" xmlns:v="urn:schemas-microsoft-com:vml" xmlns:w="http://schemas.openxmlformats.org/wordprocessingml/2006/main" xmlns:w10="urn:schemas-microsoft-com:office:word" xmlns:wp="http://schemas.openxmlformats.org/drawingml/2006/wordprocessingDrawing" xmlns:pic="http://schemas.openxmlformats.org/drawingml/2006/picture" xmlns:wps="http://schemas.microsoft.com/office/word/2010/wordprocessingShape" xmlns:wpg="http://schemas.microsoft.com/office/word/2010/wordprocessingGroup" xmlns:mc="http://schemas.openxmlformats.org/markup-compatibility/2006" xmlns:wp14="http://schemas.microsoft.com/office/word/2010/wordprocessingDrawing" xmlns:w14="http://schemas.microsoft.com/office/word/2010/wordml" xmlns:w15="http://schemas.microsoft.com/office/word/2012/wordml" mc:Ignorable="w14 wp14 w15">
+<w:hdr xmlns:wpc="http://schemas.microsoft.com/office/word/2010/wordprocessingCanvas" xmlns:cx="http://schemas.microsoft.com/office/drawing/2014/chartex" xmlns:cx1="http://schemas.microsoft.com/office/drawing/2015/9/8/chartex" xmlns:cx2="http://schemas.microsoft.com/office/drawing/2015/10/21/chartex" xmlns:cx3="http://schemas.microsoft.com/office/drawing/2016/5/9/chartex" xmlns:cx4="http://schemas.microsoft.com/office/drawing/2016/5/10/chartex" xmlns:cx5="http://schemas.microsoft.com/office/drawing/2016/5/11/chartex" xmlns:cx6="http://schemas.microsoft.com/office/drawing/2016/5/12/chartex" xmlns:cx7="http://schemas.microsoft.com/office/drawing/2016/5/13/chartex" xmlns:cx8="http://schemas.microsoft.com/office/drawing/2016/5/14/chartex" xmlns:mc="http://schemas.openxmlformats.org/markup-compatibility/2006" xmlns:aink="http://schemas.microsoft.com/office/drawing/2016/ink" xmlns:am3d="http://schemas.microsoft.com/office/drawing/2017/model3d" xmlns:o="urn:schemas-microsoft-com:office:office" xmlns:oel="http://schemas.microsoft.com/office/2019/extlst" xmlns:r="http://schemas.openxmlformats.org/officeDocument/2006/relationships" xmlns:m="http://schemas.openxmlformats.org/officeDocument/2006/math" xmlns:v="urn:schemas-microsoft-com:vml" xmlns:wp14="http://schemas.microsoft.com/office/word/2010/wordprocessingDrawing" xmlns:wp="http://schemas.openxmlformats.org/drawingml/2006/wordprocessingDrawing" xmlns:w10="urn:schemas-microsoft-com:office:word" xmlns:w="http://schemas.openxmlformats.org/wordprocessingml/2006/main" xmlns:w14="http://schemas.microsoft.com/office/word/2010/wordml" xmlns:w15="http://schemas.microsoft.com/office/word/2012/wordml" xmlns:w16cex="http://schemas.microsoft.com/office/word/2018/wordml/cex" xmlns:w16cid="http://schemas.microsoft.com/office/word/2016/wordml/cid" xmlns:w16="http://schemas.microsoft.com/office/word/2018/wordml" xmlns:w16du="http://schemas.microsoft.com/office/word/2023/wordml/word16du" xmlns:w16sdtdh="http://schemas.microsoft.com/office/word/2020/wordml/sdtdatahash" xmlns:w16sdtfl="http://schemas.microsoft.com/office/word/2024/wordml/sdtformatlock" xmlns:w16se="http://schemas.microsoft.com/office/word/2015/wordml/symex" xmlns:wpg="http://schemas.microsoft.com/office/word/2010/wordprocessingGroup" xmlns:wpi="http://schemas.microsoft.com/office/word/2010/wordprocessingInk" xmlns:wne="http://schemas.microsoft.com/office/word/2006/wordml" xmlns:wps="http://schemas.microsoft.com/office/word/2010/wordprocessingShape" mc:Ignorable="w14 w15 w16se w16cid w16 w16cex w16sdtdh w16sdtfl w16du wp14">
   <w:p>
     <w:pPr>
       <w:pStyle w:val="Header"/>
-      <w:rPr/>
     </w:pPr>
-    <w:r>
-      <w:rPr/>
-    </w:r>
   </w:p>
 </w:hdr>
 </file>
 
 <file path=word/header6.xml><?xml version="1.0" encoding="utf-8"?>
-<w:hdr xmlns:o="urn:schemas-microsoft-com:office:office" xmlns:r="http://schemas.openxmlformats.org/officeDocument/2006/relationships" xmlns:v="urn:schemas-microsoft-com:vml" xmlns:w="http://schemas.openxmlformats.org/wordprocessingml/2006/main" xmlns:w10="urn:schemas-microsoft-com:office:word" xmlns:wp="http://schemas.openxmlformats.org/drawingml/2006/wordprocessingDrawing" xmlns:pic="http://schemas.openxmlformats.org/drawingml/2006/picture" xmlns:wps="http://schemas.microsoft.com/office/word/2010/wordprocessingShape" xmlns:wpg="http://schemas.microsoft.com/office/word/2010/wordprocessingGroup" xmlns:mc="http://schemas.openxmlformats.org/markup-compatibility/2006" xmlns:wp14="http://schemas.microsoft.com/office/word/2010/wordprocessingDrawing" xmlns:w14="http://schemas.microsoft.com/office/word/2010/wordml" xmlns:w15="http://schemas.microsoft.com/office/word/2012/wordml" mc:Ignorable="w14 wp14 w15">
+<w:hdr xmlns:wpc="http://schemas.microsoft.com/office/word/2010/wordprocessingCanvas" xmlns:cx="http://schemas.microsoft.com/office/drawing/2014/chartex" xmlns:cx1="http://schemas.microsoft.com/office/drawing/2015/9/8/chartex" xmlns:cx2="http://schemas.microsoft.com/office/drawing/2015/10/21/chartex" xmlns:cx3="http://schemas.microsoft.com/office/drawing/2016/5/9/chartex" xmlns:cx4="http://schemas.microsoft.com/office/drawing/2016/5/10/chartex" xmlns:cx5="http://schemas.microsoft.com/office/drawing/2016/5/11/chartex" xmlns:cx6="http://schemas.microsoft.com/office/drawing/2016/5/12/chartex" xmlns:cx7="http://schemas.microsoft.com/office/drawing/2016/5/13/chartex" xmlns:cx8="http://schemas.microsoft.com/office/drawing/2016/5/14/chartex" xmlns:mc="http://schemas.openxmlformats.org/markup-compatibility/2006" xmlns:aink="http://schemas.microsoft.com/office/drawing/2016/ink" xmlns:am3d="http://schemas.microsoft.com/office/drawing/2017/model3d" xmlns:o="urn:schemas-microsoft-com:office:office" xmlns:oel="http://schemas.microsoft.com/office/2019/extlst" xmlns:r="http://schemas.openxmlformats.org/officeDocument/2006/relationships" xmlns:m="http://schemas.openxmlformats.org/officeDocument/2006/math" xmlns:v="urn:schemas-microsoft-com:vml" xmlns:wp14="http://schemas.microsoft.com/office/word/2010/wordprocessingDrawing" xmlns:wp="http://schemas.openxmlformats.org/drawingml/2006/wordprocessingDrawing" xmlns:w10="urn:schemas-microsoft-com:office:word" xmlns:w="http://schemas.openxmlformats.org/wordprocessingml/2006/main" xmlns:w14="http://schemas.microsoft.com/office/word/2010/wordml" xmlns:w15="http://schemas.microsoft.com/office/word/2012/wordml" xmlns:w16cex="http://schemas.microsoft.com/office/word/2018/wordml/cex" xmlns:w16cid="http://schemas.microsoft.com/office/word/2016/wordml/cid" xmlns:w16="http://schemas.microsoft.com/office/word/2018/wordml" xmlns:w16du="http://schemas.microsoft.com/office/word/2023/wordml/word16du" xmlns:w16sdtdh="http://schemas.microsoft.com/office/word/2020/wordml/sdtdatahash" xmlns:w16sdtfl="http://schemas.microsoft.com/office/word/2024/wordml/sdtformatlock" xmlns:w16se="http://schemas.microsoft.com/office/word/2015/wordml/symex" xmlns:wpg="http://schemas.microsoft.com/office/word/2010/wordprocessingGroup" xmlns:wpi="http://schemas.microsoft.com/office/word/2010/wordprocessingInk" xmlns:wne="http://schemas.microsoft.com/office/word/2006/wordml" xmlns:wps="http://schemas.microsoft.com/office/word/2010/wordprocessingShape" mc:Ignorable="w14 w15 w16se w16cid w16 w16cex w16sdtdh w16sdtfl w16du wp14">
   <w:p>
     <w:pPr>
       <w:pStyle w:val="Header"/>
-      <w:rPr/>
     </w:pPr>
-    <w:r>
-      <w:rPr/>
-    </w:r>
   </w:p>
 </w:hdr>
 </file>
 
 <file path=word/header7.xml><?xml version="1.0" encoding="utf-8"?>
-<w:hdr xmlns:o="urn:schemas-microsoft-com:office:office" xmlns:r="http://schemas.openxmlformats.org/officeDocument/2006/relationships" xmlns:v="urn:schemas-microsoft-com:vml" xmlns:w="http://schemas.openxmlformats.org/wordprocessingml/2006/main" xmlns:w10="urn:schemas-microsoft-com:office:word" xmlns:wp="http://schemas.openxmlformats.org/drawingml/2006/wordprocessingDrawing" xmlns:pic="http://schemas.openxmlformats.org/drawingml/2006/picture" xmlns:wps="http://schemas.microsoft.com/office/word/2010/wordprocessingShape" xmlns:wpg="http://schemas.microsoft.com/office/word/2010/wordprocessingGroup" xmlns:mc="http://schemas.openxmlformats.org/markup-compatibility/2006" xmlns:wp14="http://schemas.microsoft.com/office/word/2010/wordprocessingDrawing" xmlns:w14="http://schemas.microsoft.com/office/word/2010/wordml" xmlns:w15="http://schemas.microsoft.com/office/word/2012/wordml" mc:Ignorable="w14 wp14 w15">
+<w:hdr xmlns:wpc="http://schemas.microsoft.com/office/word/2010/wordprocessingCanvas" xmlns:cx="http://schemas.microsoft.com/office/drawing/2014/chartex" xmlns:cx1="http://schemas.microsoft.com/office/drawing/2015/9/8/chartex" xmlns:cx2="http://schemas.microsoft.com/office/drawing/2015/10/21/chartex" xmlns:cx3="http://schemas.microsoft.com/office/drawing/2016/5/9/chartex" xmlns:cx4="http://schemas.microsoft.com/office/drawing/2016/5/10/chartex" xmlns:cx5="http://schemas.microsoft.com/office/drawing/2016/5/11/chartex" xmlns:cx6="http://schemas.microsoft.com/office/drawing/2016/5/12/chartex" xmlns:cx7="http://schemas.microsoft.com/office/drawing/2016/5/13/chartex" xmlns:cx8="http://schemas.microsoft.com/office/drawing/2016/5/14/chartex" xmlns:mc="http://schemas.openxmlformats.org/markup-compatibility/2006" xmlns:aink="http://schemas.microsoft.com/office/drawing/2016/ink" xmlns:am3d="http://schemas.microsoft.com/office/drawing/2017/model3d" xmlns:o="urn:schemas-microsoft-com:office:office" xmlns:oel="http://schemas.microsoft.com/office/2019/extlst" xmlns:r="http://schemas.openxmlformats.org/officeDocument/2006/relationships" xmlns:m="http://schemas.openxmlformats.org/officeDocument/2006/math" xmlns:v="urn:schemas-microsoft-com:vml" xmlns:wp14="http://schemas.microsoft.com/office/word/2010/wordprocessingDrawing" xmlns:wp="http://schemas.openxmlformats.org/drawingml/2006/wordprocessingDrawing" xmlns:w10="urn:schemas-microsoft-com:office:word" xmlns:w="http://schemas.openxmlformats.org/wordprocessingml/2006/main" xmlns:w14="http://schemas.microsoft.com/office/word/2010/wordml" xmlns:w15="http://schemas.microsoft.com/office/word/2012/wordml" xmlns:w16cex="http://schemas.microsoft.com/office/word/2018/wordml/cex" xmlns:w16cid="http://schemas.microsoft.com/office/word/2016/wordml/cid" xmlns:w16="http://schemas.microsoft.com/office/word/2018/wordml" xmlns:w16du="http://schemas.microsoft.com/office/word/2023/wordml/word16du" xmlns:w16sdtdh="http://schemas.microsoft.com/office/word/2020/wordml/sdtdatahash" xmlns:w16sdtfl="http://schemas.microsoft.com/office/word/2024/wordml/sdtformatlock" xmlns:w16se="http://schemas.microsoft.com/office/word/2015/wordml/symex" xmlns:wpg="http://schemas.microsoft.com/office/word/2010/wordprocessingGroup" xmlns:wpi="http://schemas.microsoft.com/office/word/2010/wordprocessingInk" xmlns:wne="http://schemas.microsoft.com/office/word/2006/wordml" xmlns:wps="http://schemas.microsoft.com/office/word/2010/wordprocessingShape" mc:Ignorable="w14 w15 w16se w16cid w16 w16cex w16sdtdh w16sdtfl w16du wp14">
   <w:p>
     <w:pPr>
       <w:pStyle w:val="Header"/>
-      <w:rPr/>
     </w:pPr>
-    <w:r>
-      <w:rPr/>
-    </w:r>
   </w:p>
 </w:hdr>
 </file>
 
 <file path=word/header8.xml><?xml version="1.0" encoding="utf-8"?>
-<w:hdr xmlns:o="urn:schemas-microsoft-com:office:office" xmlns:r="http://schemas.openxmlformats.org/officeDocument/2006/relationships" xmlns:v="urn:schemas-microsoft-com:vml" xmlns:w="http://schemas.openxmlformats.org/wordprocessingml/2006/main" xmlns:w10="urn:schemas-microsoft-com:office:word" xmlns:wp="http://schemas.openxmlformats.org/drawingml/2006/wordprocessingDrawing" xmlns:pic="http://schemas.openxmlformats.org/drawingml/2006/picture" xmlns:wps="http://schemas.microsoft.com/office/word/2010/wordprocessingShape" xmlns:wpg="http://schemas.microsoft.com/office/word/2010/wordprocessingGroup" xmlns:mc="http://schemas.openxmlformats.org/markup-compatibility/2006" xmlns:wp14="http://schemas.microsoft.com/office/word/2010/wordprocessingDrawing" xmlns:w14="http://schemas.microsoft.com/office/word/2010/wordml" xmlns:w15="http://schemas.microsoft.com/office/word/2012/wordml" mc:Ignorable="w14 wp14 w15">
+<w:hdr xmlns:wpc="http://schemas.microsoft.com/office/word/2010/wordprocessingCanvas" xmlns:cx="http://schemas.microsoft.com/office/drawing/2014/chartex" xmlns:cx1="http://schemas.microsoft.com/office/drawing/2015/9/8/chartex" xmlns:cx2="http://schemas.microsoft.com/office/drawing/2015/10/21/chartex" xmlns:cx3="http://schemas.microsoft.com/office/drawing/2016/5/9/chartex" xmlns:cx4="http://schemas.microsoft.com/office/drawing/2016/5/10/chartex" xmlns:cx5="http://schemas.microsoft.com/office/drawing/2016/5/11/chartex" xmlns:cx6="http://schemas.microsoft.com/office/drawing/2016/5/12/chartex" xmlns:cx7="http://schemas.microsoft.com/office/drawing/2016/5/13/chartex" xmlns:cx8="http://schemas.microsoft.com/office/drawing/2016/5/14/chartex" xmlns:mc="http://schemas.openxmlformats.org/markup-compatibility/2006" xmlns:aink="http://schemas.microsoft.com/office/drawing/2016/ink" xmlns:am3d="http://schemas.microsoft.com/office/drawing/2017/model3d" xmlns:o="urn:schemas-microsoft-com:office:office" xmlns:oel="http://schemas.microsoft.com/office/2019/extlst" xmlns:r="http://schemas.openxmlformats.org/officeDocument/2006/relationships" xmlns:m="http://schemas.openxmlformats.org/officeDocument/2006/math" xmlns:v="urn:schemas-microsoft-com:vml" xmlns:wp14="http://schemas.microsoft.com/office/word/2010/wordprocessingDrawing" xmlns:wp="http://schemas.openxmlformats.org/drawingml/2006/wordprocessingDrawing" xmlns:w10="urn:schemas-microsoft-com:office:word" xmlns:w="http://schemas.openxmlformats.org/wordprocessingml/2006/main" xmlns:w14="http://schemas.microsoft.com/office/word/2010/wordml" xmlns:w15="http://schemas.microsoft.com/office/word/2012/wordml" xmlns:w16cex="http://schemas.microsoft.com/office/word/2018/wordml/cex" xmlns:w16cid="http://schemas.microsoft.com/office/word/2016/wordml/cid" xmlns:w16="http://schemas.microsoft.com/office/word/2018/wordml" xmlns:w16du="http://schemas.microsoft.com/office/word/2023/wordml/word16du" xmlns:w16sdtdh="http://schemas.microsoft.com/office/word/2020/wordml/sdtdatahash" xmlns:w16sdtfl="http://schemas.microsoft.com/office/word/2024/wordml/sdtformatlock" xmlns:w16se="http://schemas.microsoft.com/office/word/2015/wordml/symex" xmlns:wpg="http://schemas.microsoft.com/office/word/2010/wordprocessingGroup" xmlns:wpi="http://schemas.microsoft.com/office/word/2010/wordprocessingInk" xmlns:wne="http://schemas.microsoft.com/office/word/2006/wordml" xmlns:wps="http://schemas.microsoft.com/office/word/2010/wordprocessingShape" mc:Ignorable="w14 w15 w16se w16cid w16 w16cex w16sdtdh w16sdtfl w16du wp14">
   <w:p>
     <w:pPr>
       <w:pStyle w:val="Header"/>
-      <w:rPr/>
     </w:pPr>
-    <w:r>
-      <w:rPr/>
-    </w:r>
   </w:p>
 </w:hdr>
 </file>
 
 <file path=word/header9.xml><?xml version="1.0" encoding="utf-8"?>
-<w:hdr xmlns:o="urn:schemas-microsoft-com:office:office" xmlns:r="http://schemas.openxmlformats.org/officeDocument/2006/relationships" xmlns:v="urn:schemas-microsoft-com:vml" xmlns:w="http://schemas.openxmlformats.org/wordprocessingml/2006/main" xmlns:w10="urn:schemas-microsoft-com:office:word" xmlns:wp="http://schemas.openxmlformats.org/drawingml/2006/wordprocessingDrawing" xmlns:pic="http://schemas.openxmlformats.org/drawingml/2006/picture" xmlns:wps="http://schemas.microsoft.com/office/word/2010/wordprocessingShape" xmlns:wpg="http://schemas.microsoft.com/office/word/2010/wordprocessingGroup" xmlns:mc="http://schemas.openxmlformats.org/markup-compatibility/2006" xmlns:wp14="http://schemas.microsoft.com/office/word/2010/wordprocessingDrawing" xmlns:w14="http://schemas.microsoft.com/office/word/2010/wordml" xmlns:w15="http://schemas.microsoft.com/office/word/2012/wordml" mc:Ignorable="w14 wp14 w15">
+<w:hdr xmlns:wpc="http://schemas.microsoft.com/office/word/2010/wordprocessingCanvas" xmlns:cx="http://schemas.microsoft.com/office/drawing/2014/chartex" xmlns:cx1="http://schemas.microsoft.com/office/drawing/2015/9/8/chartex" xmlns:cx2="http://schemas.microsoft.com/office/drawing/2015/10/21/chartex" xmlns:cx3="http://schemas.microsoft.com/office/drawing/2016/5/9/chartex" xmlns:cx4="http://schemas.microsoft.com/office/drawing/2016/5/10/chartex" xmlns:cx5="http://schemas.microsoft.com/office/drawing/2016/5/11/chartex" xmlns:cx6="http://schemas.microsoft.com/office/drawing/2016/5/12/chartex" xmlns:cx7="http://schemas.microsoft.com/office/drawing/2016/5/13/chartex" xmlns:cx8="http://schemas.microsoft.com/office/drawing/2016/5/14/chartex" xmlns:mc="http://schemas.openxmlformats.org/markup-compatibility/2006" xmlns:aink="http://schemas.microsoft.com/office/drawing/2016/ink" xmlns:am3d="http://schemas.microsoft.com/office/drawing/2017/model3d" xmlns:o="urn:schemas-microsoft-com:office:office" xmlns:oel="http://schemas.microsoft.com/office/2019/extlst" xmlns:r="http://schemas.openxmlformats.org/officeDocument/2006/relationships" xmlns:m="http://schemas.openxmlformats.org/officeDocument/2006/math" xmlns:v="urn:schemas-microsoft-com:vml" xmlns:wp14="http://schemas.microsoft.com/office/word/2010/wordprocessingDrawing" xmlns:wp="http://schemas.openxmlformats.org/drawingml/2006/wordprocessingDrawing" xmlns:w10="urn:schemas-microsoft-com:office:word" xmlns:w="http://schemas.openxmlformats.org/wordprocessingml/2006/main" xmlns:w14="http://schemas.microsoft.com/office/word/2010/wordml" xmlns:w15="http://schemas.microsoft.com/office/word/2012/wordml" xmlns:w16cex="http://schemas.microsoft.com/office/word/2018/wordml/cex" xmlns:w16cid="http://schemas.microsoft.com/office/word/2016/wordml/cid" xmlns:w16="http://schemas.microsoft.com/office/word/2018/wordml" xmlns:w16du="http://schemas.microsoft.com/office/word/2023/wordml/word16du" xmlns:w16sdtdh="http://schemas.microsoft.com/office/word/2020/wordml/sdtdatahash" xmlns:w16sdtfl="http://schemas.microsoft.com/office/word/2024/wordml/sdtformatlock" xmlns:w16se="http://schemas.microsoft.com/office/word/2015/wordml/symex" xmlns:wpg="http://schemas.microsoft.com/office/word/2010/wordprocessingGroup" xmlns:wpi="http://schemas.microsoft.com/office/word/2010/wordprocessingInk" xmlns:wne="http://schemas.microsoft.com/office/word/2006/wordml" xmlns:wps="http://schemas.microsoft.com/office/word/2010/wordprocessingShape" mc:Ignorable="w14 w15 w16se w16cid w16 w16cex w16sdtdh w16sdtfl w16du wp14">
   <w:p>
     <w:pPr>
       <w:pStyle w:val="HeaderLeft"/>
-      <w:rPr/>
     </w:pPr>
-    <w:r>
-      <w:rPr/>
-    </w:r>
   </w:p>
 </w:hdr>
 </file>
 
 <file path=word/numbering.xml><?xml version="1.0" encoding="utf-8"?>
-<w:numbering xmlns:w="http://schemas.openxmlformats.org/wordprocessingml/2006/main" xmlns:o="urn:schemas-microsoft-com:office:office" xmlns:r="http://schemas.openxmlformats.org/officeDocument/2006/relationships" xmlns:v="urn:schemas-microsoft-com:vml" xmlns:mc="http://schemas.openxmlformats.org/markup-compatibility/2006" xmlns:w14="http://schemas.microsoft.com/office/word/2010/wordml" mc:Ignorable="w14">
-  <w:abstractNum w:abstractNumId="1">
+<w:numbering xmlns:wpc="http://schemas.microsoft.com/office/word/2010/wordprocessingCanvas" xmlns:cx="http://schemas.microsoft.com/office/drawing/2014/chartex" xmlns:cx1="http://schemas.microsoft.com/office/drawing/2015/9/8/chartex" xmlns:cx2="http://schemas.microsoft.com/office/drawing/2015/10/21/chartex" xmlns:cx3="http://schemas.microsoft.com/office/drawing/2016/5/9/chartex" xmlns:cx4="http://schemas.microsoft.com/office/drawing/2016/5/10/chartex" xmlns:cx5="http://schemas.microsoft.com/office/drawing/2016/5/11/chartex" xmlns:cx6="http://schemas.microsoft.com/office/drawing/2016/5/12/chartex" xmlns:cx7="http://schemas.microsoft.com/office/drawing/2016/5/13/chartex" xmlns:cx8="http://schemas.microsoft.com/office/drawing/2016/5/14/chartex" xmlns:mc="http://schemas.openxmlformats.org/markup-compatibility/2006" xmlns:aink="http://schemas.microsoft.com/office/drawing/2016/ink" xmlns:am3d="http://schemas.microsoft.com/office/drawing/2017/model3d" xmlns:o="urn:schemas-microsoft-com:office:office" xmlns:oel="http://schemas.microsoft.com/office/2019/extlst" xmlns:r="http://schemas.openxmlformats.org/officeDocument/2006/relationships" xmlns:m="http://schemas.openxmlformats.org/officeDocument/2006/math" xmlns:v="urn:schemas-microsoft-com:vml" xmlns:wp14="http://schemas.microsoft.com/office/word/2010/wordprocessingDrawing" xmlns:wp="http://schemas.openxmlformats.org/drawingml/2006/wordprocessingDrawing" xmlns:w10="urn:schemas-microsoft-com:office:word" xmlns:w="http://schemas.openxmlformats.org/wordprocessingml/2006/main" xmlns:w14="http://schemas.microsoft.com/office/word/2010/wordml" xmlns:w15="http://schemas.microsoft.com/office/word/2012/wordml" xmlns:w16cex="http://schemas.microsoft.com/office/word/2018/wordml/cex" xmlns:w16cid="http://schemas.microsoft.com/office/word/2016/wordml/cid" xmlns:w16="http://schemas.microsoft.com/office/word/2018/wordml" xmlns:w16du="http://schemas.microsoft.com/office/word/2023/wordml/word16du" xmlns:w16sdtdh="http://schemas.microsoft.com/office/word/2020/wordml/sdtdatahash" xmlns:w16sdtfl="http://schemas.microsoft.com/office/word/2024/wordml/sdtformatlock" xmlns:w16se="http://schemas.microsoft.com/office/word/2015/wordml/symex" xmlns:wpg="http://schemas.microsoft.com/office/word/2010/wordprocessingGroup" xmlns:wpi="http://schemas.microsoft.com/office/word/2010/wordprocessingInk" xmlns:wne="http://schemas.microsoft.com/office/word/2006/wordml" xmlns:wps="http://schemas.microsoft.com/office/word/2010/wordprocessingShape" mc:Ignorable="w14 w15 w16se w16cid w16 w16cex w16sdtdh w16sdtfl w16du wp14">
+  <w:abstractNum w:abstractNumId="0" w15:restartNumberingAfterBreak="0">
+    <w:nsid w:val="10D143AB"/>
+    <w:multiLevelType w:val="multilevel"/>
+    <w:tmpl w:val="748E0F46"/>
     <w:lvl w:ilvl="0">
       <w:start w:val="1"/>
       <w:numFmt w:val="decimal"/>
@@ -13286,7 +12483,6 @@
         </w:tabs>
         <w:ind w:left="1440" w:hanging="720"/>
       </w:pPr>
-      <w:rPr/>
     </w:lvl>
     <w:lvl w:ilvl="2">
       <w:start w:val="1"/>
@@ -13300,7 +12496,6 @@
         </w:tabs>
         <w:ind w:left="2160" w:hanging="720"/>
       </w:pPr>
-      <w:rPr/>
     </w:lvl>
     <w:lvl w:ilvl="3">
       <w:start w:val="1"/>
@@ -13314,7 +12509,6 @@
         </w:tabs>
         <w:ind w:left="2880" w:hanging="720"/>
       </w:pPr>
-      <w:rPr/>
     </w:lvl>
     <w:lvl w:ilvl="4">
       <w:start w:val="1"/>
@@ -13328,7 +12522,6 @@
         </w:tabs>
         <w:ind w:left="3600" w:hanging="720"/>
       </w:pPr>
-      <w:rPr/>
     </w:lvl>
     <w:lvl w:ilvl="5">
       <w:start w:val="1"/>
@@ -13342,7 +12535,6 @@
         </w:tabs>
         <w:ind w:left="4320" w:hanging="720"/>
       </w:pPr>
-      <w:rPr/>
     </w:lvl>
     <w:lvl w:ilvl="6">
       <w:start w:val="1"/>
@@ -13356,7 +12548,6 @@
         </w:tabs>
         <w:ind w:left="5040" w:hanging="720"/>
       </w:pPr>
-      <w:rPr/>
     </w:lvl>
     <w:lvl w:ilvl="7">
       <w:start w:val="1"/>
@@ -13370,7 +12561,6 @@
         </w:tabs>
         <w:ind w:left="5760" w:hanging="720"/>
       </w:pPr>
-      <w:rPr/>
     </w:lvl>
     <w:lvl w:ilvl="8">
       <w:start w:val="1"/>
@@ -13384,10 +12574,12 @@
         </w:tabs>
         <w:ind w:left="6480" w:hanging="720"/>
       </w:pPr>
-      <w:rPr/>
     </w:lvl>
   </w:abstractNum>
-  <w:abstractNum w:abstractNumId="2">
+  <w:abstractNum w:abstractNumId="1" w15:restartNumberingAfterBreak="0">
+    <w:nsid w:val="1F0A042B"/>
+    <w:multiLevelType w:val="multilevel"/>
+    <w:tmpl w:val="0B7E33EC"/>
     <w:lvl w:ilvl="0">
       <w:start w:val="1"/>
       <w:numFmt w:val="decimal"/>
@@ -13417,7 +12609,6 @@
         </w:tabs>
         <w:ind w:left="1440" w:hanging="720"/>
       </w:pPr>
-      <w:rPr/>
     </w:lvl>
     <w:lvl w:ilvl="2">
       <w:start w:val="1"/>
@@ -13430,7 +12621,6 @@
         </w:tabs>
         <w:ind w:left="2160" w:hanging="720"/>
       </w:pPr>
-      <w:rPr/>
     </w:lvl>
     <w:lvl w:ilvl="3">
       <w:start w:val="1"/>
@@ -13443,7 +12633,6 @@
         </w:tabs>
         <w:ind w:left="2880" w:hanging="720"/>
       </w:pPr>
-      <w:rPr/>
     </w:lvl>
     <w:lvl w:ilvl="4">
       <w:start w:val="1"/>
@@ -13456,7 +12645,6 @@
         </w:tabs>
         <w:ind w:left="3600" w:hanging="720"/>
       </w:pPr>
-      <w:rPr/>
     </w:lvl>
     <w:lvl w:ilvl="5">
       <w:start w:val="1"/>
@@ -13469,7 +12657,6 @@
         </w:tabs>
         <w:ind w:left="4320" w:hanging="720"/>
       </w:pPr>
-      <w:rPr/>
     </w:lvl>
     <w:lvl w:ilvl="6">
       <w:start w:val="1"/>
@@ -13482,7 +12669,6 @@
         </w:tabs>
         <w:ind w:left="5040" w:hanging="720"/>
       </w:pPr>
-      <w:rPr/>
     </w:lvl>
     <w:lvl w:ilvl="7">
       <w:start w:val="1"/>
@@ -13495,7 +12681,6 @@
         </w:tabs>
         <w:ind w:left="5760" w:hanging="720"/>
       </w:pPr>
-      <w:rPr/>
     </w:lvl>
     <w:lvl w:ilvl="8">
       <w:start w:val="1"/>
@@ -13508,24 +12693,23 @@
         </w:tabs>
         <w:ind w:left="6480" w:hanging="720"/>
       </w:pPr>
-      <w:rPr/>
     </w:lvl>
   </w:abstractNum>
-  <w:num w:numId="1">
+  <w:num w:numId="1" w16cid:durableId="468983226">
+    <w:abstractNumId w:val="0"/>
+  </w:num>
+  <w:num w:numId="2" w16cid:durableId="876965576">
     <w:abstractNumId w:val="1"/>
-  </w:num>
-  <w:num w:numId="2">
-    <w:abstractNumId w:val="2"/>
   </w:num>
 </w:numbering>
 </file>
 
 <file path=word/styles.xml><?xml version="1.0" encoding="utf-8"?>
-<w:styles xmlns:w="http://schemas.openxmlformats.org/wordprocessingml/2006/main" xmlns:w14="http://schemas.microsoft.com/office/word/2010/wordml" xmlns:mc="http://schemas.openxmlformats.org/markup-compatibility/2006" mc:Ignorable="w14">
+<w:styles xmlns:mc="http://schemas.openxmlformats.org/markup-compatibility/2006" xmlns:r="http://schemas.openxmlformats.org/officeDocument/2006/relationships" xmlns:w="http://schemas.openxmlformats.org/wordprocessingml/2006/main" xmlns:w14="http://schemas.microsoft.com/office/word/2010/wordml" xmlns:w15="http://schemas.microsoft.com/office/word/2012/wordml" xmlns:w16cex="http://schemas.microsoft.com/office/word/2018/wordml/cex" xmlns:w16cid="http://schemas.microsoft.com/office/word/2016/wordml/cid" xmlns:w16="http://schemas.microsoft.com/office/word/2018/wordml" xmlns:w16du="http://schemas.microsoft.com/office/word/2023/wordml/word16du" xmlns:w16sdtdh="http://schemas.microsoft.com/office/word/2020/wordml/sdtdatahash" xmlns:w16sdtfl="http://schemas.microsoft.com/office/word/2024/wordml/sdtformatlock" xmlns:w16se="http://schemas.microsoft.com/office/word/2015/wordml/symex" mc:Ignorable="w14 w15 w16se w16cid w16 w16cex w16sdtdh w16sdtfl w16du">
   <w:docDefaults>
     <w:rPrDefault>
       <w:rPr>
-        <w:rFonts w:ascii="Liberation Serif" w:hAnsi="Liberation Serif" w:eastAsia="Noto Sans CJK SC" w:cs="Lohit Devanagari"/>
+        <w:rFonts w:ascii="Liberation Serif" w:eastAsia="Noto Sans CJK SC" w:hAnsi="Liberation Serif" w:cs="Lohit Devanagari"/>
         <w:sz w:val="24"/>
         <w:szCs w:val="24"/>
         <w:lang w:val="en-US" w:eastAsia="zh-CN" w:bidi="hi-IN"/>
@@ -13533,21 +12717,21 @@
     </w:rPrDefault>
     <w:pPrDefault>
       <w:pPr>
-        <w:suppressAutoHyphens w:val="true"/>
+        <w:suppressAutoHyphens/>
       </w:pPr>
     </w:pPrDefault>
   </w:docDefaults>
   <w:latentStyles w:defLockedState="0" w:defUIPriority="99" w:defSemiHidden="0" w:defUnhideWhenUsed="0" w:defQFormat="0" w:count="376">
     <w:lsdException w:name="Normal" w:uiPriority="0" w:qFormat="1"/>
     <w:lsdException w:name="heading 1" w:uiPriority="9" w:qFormat="1"/>
-    <w:lsdException w:name="heading 2" w:uiPriority="9" w:semiHidden="1" w:unhideWhenUsed="1" w:qFormat="1"/>
-    <w:lsdException w:name="heading 3" w:uiPriority="9" w:semiHidden="1" w:unhideWhenUsed="1" w:qFormat="1"/>
-    <w:lsdException w:name="heading 4" w:uiPriority="9" w:semiHidden="1" w:unhideWhenUsed="1" w:qFormat="1"/>
-    <w:lsdException w:name="heading 5" w:uiPriority="9" w:semiHidden="1" w:unhideWhenUsed="1" w:qFormat="1"/>
-    <w:lsdException w:name="heading 6" w:uiPriority="9" w:semiHidden="1" w:unhideWhenUsed="1" w:qFormat="1"/>
-    <w:lsdException w:name="heading 7" w:uiPriority="9" w:semiHidden="1" w:unhideWhenUsed="1" w:qFormat="1"/>
-    <w:lsdException w:name="heading 8" w:uiPriority="9" w:semiHidden="1" w:unhideWhenUsed="1" w:qFormat="1"/>
-    <w:lsdException w:name="heading 9" w:uiPriority="9" w:semiHidden="1" w:unhideWhenUsed="1" w:qFormat="1"/>
+    <w:lsdException w:name="heading 2" w:semiHidden="1" w:uiPriority="9" w:unhideWhenUsed="1" w:qFormat="1"/>
+    <w:lsdException w:name="heading 3" w:semiHidden="1" w:uiPriority="9" w:unhideWhenUsed="1" w:qFormat="1"/>
+    <w:lsdException w:name="heading 4" w:semiHidden="1" w:uiPriority="9" w:unhideWhenUsed="1" w:qFormat="1"/>
+    <w:lsdException w:name="heading 5" w:semiHidden="1" w:uiPriority="9" w:unhideWhenUsed="1" w:qFormat="1"/>
+    <w:lsdException w:name="heading 6" w:semiHidden="1" w:uiPriority="9" w:unhideWhenUsed="1" w:qFormat="1"/>
+    <w:lsdException w:name="heading 7" w:semiHidden="1" w:uiPriority="9" w:unhideWhenUsed="1" w:qFormat="1"/>
+    <w:lsdException w:name="heading 8" w:semiHidden="1" w:uiPriority="9" w:unhideWhenUsed="1" w:qFormat="1"/>
+    <w:lsdException w:name="heading 9" w:semiHidden="1" w:uiPriority="9" w:unhideWhenUsed="1" w:qFormat="1"/>
     <w:lsdException w:name="index 1" w:semiHidden="1" w:unhideWhenUsed="1"/>
     <w:lsdException w:name="index 2" w:semiHidden="1" w:unhideWhenUsed="1"/>
     <w:lsdException w:name="index 3" w:semiHidden="1" w:unhideWhenUsed="1"/>
@@ -13557,22 +12741,22 @@
     <w:lsdException w:name="index 7" w:semiHidden="1" w:unhideWhenUsed="1"/>
     <w:lsdException w:name="index 8" w:semiHidden="1" w:unhideWhenUsed="1"/>
     <w:lsdException w:name="index 9" w:semiHidden="1" w:unhideWhenUsed="1"/>
-    <w:lsdException w:name="toc 1" w:uiPriority="39" w:semiHidden="1" w:unhideWhenUsed="1"/>
-    <w:lsdException w:name="toc 2" w:uiPriority="39" w:semiHidden="1" w:unhideWhenUsed="1"/>
-    <w:lsdException w:name="toc 3" w:uiPriority="39" w:semiHidden="1" w:unhideWhenUsed="1"/>
-    <w:lsdException w:name="toc 4" w:uiPriority="39" w:semiHidden="1" w:unhideWhenUsed="1"/>
-    <w:lsdException w:name="toc 5" w:uiPriority="39" w:semiHidden="1" w:unhideWhenUsed="1"/>
-    <w:lsdException w:name="toc 6" w:uiPriority="39" w:semiHidden="1" w:unhideWhenUsed="1"/>
-    <w:lsdException w:name="toc 7" w:uiPriority="39" w:semiHidden="1" w:unhideWhenUsed="1"/>
-    <w:lsdException w:name="toc 8" w:uiPriority="39" w:semiHidden="1" w:unhideWhenUsed="1"/>
-    <w:lsdException w:name="toc 9" w:uiPriority="39" w:semiHidden="1" w:unhideWhenUsed="1"/>
+    <w:lsdException w:name="toc 1" w:semiHidden="1" w:uiPriority="39" w:unhideWhenUsed="1"/>
+    <w:lsdException w:name="toc 2" w:semiHidden="1" w:uiPriority="39" w:unhideWhenUsed="1"/>
+    <w:lsdException w:name="toc 3" w:semiHidden="1" w:uiPriority="39" w:unhideWhenUsed="1"/>
+    <w:lsdException w:name="toc 4" w:semiHidden="1" w:uiPriority="39" w:unhideWhenUsed="1"/>
+    <w:lsdException w:name="toc 5" w:semiHidden="1" w:uiPriority="39" w:unhideWhenUsed="1"/>
+    <w:lsdException w:name="toc 6" w:semiHidden="1" w:uiPriority="39" w:unhideWhenUsed="1"/>
+    <w:lsdException w:name="toc 7" w:semiHidden="1" w:uiPriority="39" w:unhideWhenUsed="1"/>
+    <w:lsdException w:name="toc 8" w:semiHidden="1" w:uiPriority="39" w:unhideWhenUsed="1"/>
+    <w:lsdException w:name="toc 9" w:semiHidden="1" w:uiPriority="39" w:unhideWhenUsed="1"/>
     <w:lsdException w:name="Normal Indent" w:semiHidden="1" w:unhideWhenUsed="1"/>
     <w:lsdException w:name="footnote text" w:semiHidden="1" w:unhideWhenUsed="1"/>
     <w:lsdException w:name="annotation text" w:semiHidden="1" w:unhideWhenUsed="1"/>
     <w:lsdException w:name="header" w:semiHidden="1" w:unhideWhenUsed="1"/>
     <w:lsdException w:name="footer" w:semiHidden="1" w:unhideWhenUsed="1"/>
     <w:lsdException w:name="index heading" w:semiHidden="1" w:unhideWhenUsed="1"/>
-    <w:lsdException w:name="caption" w:uiPriority="35" w:semiHidden="1" w:unhideWhenUsed="1" w:qFormat="1"/>
+    <w:lsdException w:name="caption" w:semiHidden="1" w:uiPriority="35" w:unhideWhenUsed="1" w:qFormat="1"/>
     <w:lsdException w:name="table of figures" w:semiHidden="1" w:unhideWhenUsed="1"/>
     <w:lsdException w:name="envelope address" w:semiHidden="1" w:unhideWhenUsed="1"/>
     <w:lsdException w:name="envelope return" w:semiHidden="1" w:unhideWhenUsed="1"/>
@@ -13603,7 +12787,7 @@
     <w:lsdException w:name="Title" w:uiPriority="10" w:qFormat="1"/>
     <w:lsdException w:name="Closing" w:semiHidden="1" w:unhideWhenUsed="1"/>
     <w:lsdException w:name="Signature" w:semiHidden="1" w:unhideWhenUsed="1"/>
-    <w:lsdException w:name="Default Paragraph Font" w:uiPriority="1" w:semiHidden="1" w:unhideWhenUsed="1"/>
+    <w:lsdException w:name="Default Paragraph Font" w:semiHidden="1" w:uiPriority="1" w:unhideWhenUsed="1"/>
     <w:lsdException w:name="Body Text" w:semiHidden="1" w:unhideWhenUsed="1"/>
     <w:lsdException w:name="Body Text Indent" w:semiHidden="1" w:unhideWhenUsed="1"/>
     <w:lsdException w:name="List Continue" w:semiHidden="1" w:unhideWhenUsed="1"/>
@@ -13803,8 +12987,8 @@
     <w:lsdException w:name="Subtle Reference" w:uiPriority="31" w:qFormat="1"/>
     <w:lsdException w:name="Intense Reference" w:uiPriority="32" w:qFormat="1"/>
     <w:lsdException w:name="Book Title" w:uiPriority="33" w:qFormat="1"/>
-    <w:lsdException w:name="Bibliography" w:uiPriority="37" w:semiHidden="1" w:unhideWhenUsed="1"/>
-    <w:lsdException w:name="TOC Heading" w:uiPriority="39" w:semiHidden="1" w:unhideWhenUsed="1" w:qFormat="1"/>
+    <w:lsdException w:name="Bibliography" w:semiHidden="1" w:uiPriority="37" w:unhideWhenUsed="1"/>
+    <w:lsdException w:name="TOC Heading" w:semiHidden="1" w:uiPriority="39" w:unhideWhenUsed="1" w:qFormat="1"/>
     <w:lsdException w:name="Plain Table 1" w:uiPriority="41"/>
     <w:lsdException w:name="Plain Table 2" w:uiPriority="42"/>
     <w:lsdException w:name="Plain Table 3" w:uiPriority="43"/>
@@ -13915,23 +13099,14 @@
     <w:lsdException w:name="Unresolved Mention" w:semiHidden="1" w:unhideWhenUsed="1"/>
     <w:lsdException w:name="Smart Link" w:semiHidden="1" w:unhideWhenUsed="1"/>
   </w:latentStyles>
-  <w:style w:type="paragraph" w:styleId="Normal" w:default="1">
+  <w:style w:type="paragraph" w:default="1" w:styleId="Normal">
     <w:name w:val="Normal"/>
     <w:qFormat/>
-    <w:pPr>
-      <w:widowControl/>
-      <w:suppressAutoHyphens w:val="true"/>
-      <w:bidi w:val="0"/>
-      <w:spacing w:before="0" w:after="0"/>
-      <w:jc w:val="left"/>
-    </w:pPr>
     <w:rPr>
-      <w:rFonts w:ascii="Times New Roman" w:hAnsi="Times New Roman" w:eastAsia="Times New Roman" w:cs="Times New Roman"/>
-      <w:color w:val="auto"/>
-      <w:kern w:val="0"/>
+      <w:rFonts w:ascii="Times New Roman" w:eastAsia="Times New Roman" w:hAnsi="Times New Roman" w:cs="Times New Roman"/>
       <w:sz w:val="20"/>
       <w:szCs w:val="20"/>
-      <w:lang w:val="en-US" w:eastAsia="zh-CN" w:bidi="ar-SA"/>
+      <w:lang w:bidi="ar-SA"/>
     </w:rPr>
   </w:style>
   <w:style w:type="paragraph" w:styleId="Heading1">
@@ -13941,10 +13116,9 @@
     <w:uiPriority w:val="9"/>
     <w:qFormat/>
     <w:pPr>
-      <w:keepNext w:val="true"/>
+      <w:keepNext/>
       <w:pageBreakBefore/>
       <w:numPr>
-        <w:ilvl w:val="0"/>
         <w:numId w:val="1"/>
       </w:numPr>
       <w:pBdr>
@@ -13953,7 +13127,7 @@
         <w:bottom w:val="single" w:sz="12" w:space="1" w:color="000000"/>
         <w:right w:val="single" w:sz="12" w:space="1" w:color="000000"/>
       </w:pBdr>
-      <w:spacing w:before="0" w:after="60"/>
+      <w:spacing w:after="60"/>
       <w:outlineLvl w:val="0"/>
     </w:pPr>
     <w:rPr>
@@ -13970,7 +13144,7 @@
     <w:unhideWhenUsed/>
     <w:qFormat/>
     <w:pPr>
-      <w:keepNext w:val="true"/>
+      <w:keepNext/>
       <w:numPr>
         <w:ilvl w:val="1"/>
         <w:numId w:val="1"/>
@@ -13991,7 +13165,7 @@
     <w:unhideWhenUsed/>
     <w:qFormat/>
     <w:pPr>
-      <w:keepNext w:val="true"/>
+      <w:keepNext/>
       <w:numPr>
         <w:ilvl w:val="2"/>
         <w:numId w:val="1"/>
@@ -14013,7 +13187,7 @@
     <w:unhideWhenUsed/>
     <w:qFormat/>
     <w:pPr>
-      <w:keepNext w:val="true"/>
+      <w:keepNext/>
       <w:numPr>
         <w:ilvl w:val="3"/>
         <w:numId w:val="1"/>
@@ -14121,15 +13295,34 @@
       <w:sz w:val="18"/>
     </w:rPr>
   </w:style>
-  <w:style w:type="character" w:styleId="DefaultParagraphFont" w:default="1">
+  <w:style w:type="character" w:default="1" w:styleId="DefaultParagraphFont">
     <w:name w:val="Default Paragraph Font"/>
     <w:uiPriority w:val="1"/>
     <w:semiHidden/>
     <w:unhideWhenUsed/>
-    <w:qFormat/>
-    <w:rPr/>
   </w:style>
-  <w:style w:type="character" w:styleId="WW8Num1z0" w:customStyle="1">
+  <w:style w:type="table" w:default="1" w:styleId="TableNormal">
+    <w:name w:val="Normal Table"/>
+    <w:uiPriority w:val="99"/>
+    <w:semiHidden/>
+    <w:unhideWhenUsed/>
+    <w:tblPr>
+      <w:tblInd w:w="0" w:type="dxa"/>
+      <w:tblCellMar>
+        <w:top w:w="0" w:type="dxa"/>
+        <w:left w:w="108" w:type="dxa"/>
+        <w:bottom w:w="0" w:type="dxa"/>
+        <w:right w:w="108" w:type="dxa"/>
+      </w:tblCellMar>
+    </w:tblPr>
+  </w:style>
+  <w:style w:type="numbering" w:default="1" w:styleId="NoList">
+    <w:name w:val="No List"/>
+    <w:uiPriority w:val="99"/>
+    <w:semiHidden/>
+    <w:unhideWhenUsed/>
+  </w:style>
+  <w:style w:type="character" w:customStyle="1" w:styleId="WW8Num1z0">
     <w:name w:val="WW8Num1z0"/>
     <w:qFormat/>
     <w:rPr>
@@ -14139,50 +13332,41 @@
       <w:lang w:val="en-US" w:bidi="en-US"/>
     </w:rPr>
   </w:style>
-  <w:style w:type="character" w:styleId="WW8Num1z1" w:customStyle="1">
+  <w:style w:type="character" w:customStyle="1" w:styleId="WW8Num1z1">
     <w:name w:val="WW8Num1z1"/>
     <w:qFormat/>
-    <w:rPr/>
   </w:style>
-  <w:style w:type="character" w:styleId="WW8Num1z2" w:customStyle="1">
+  <w:style w:type="character" w:customStyle="1" w:styleId="WW8Num1z2">
     <w:name w:val="WW8Num1z2"/>
     <w:qFormat/>
-    <w:rPr/>
   </w:style>
-  <w:style w:type="character" w:styleId="WW8Num1z3" w:customStyle="1">
+  <w:style w:type="character" w:customStyle="1" w:styleId="WW8Num1z3">
     <w:name w:val="WW8Num1z3"/>
     <w:qFormat/>
-    <w:rPr/>
   </w:style>
-  <w:style w:type="character" w:styleId="WW8Num1z4" w:customStyle="1">
+  <w:style w:type="character" w:customStyle="1" w:styleId="WW8Num1z4">
     <w:name w:val="WW8Num1z4"/>
     <w:qFormat/>
-    <w:rPr/>
   </w:style>
-  <w:style w:type="character" w:styleId="WW8Num1z5" w:customStyle="1">
+  <w:style w:type="character" w:customStyle="1" w:styleId="WW8Num1z5">
     <w:name w:val="WW8Num1z5"/>
     <w:qFormat/>
-    <w:rPr/>
   </w:style>
-  <w:style w:type="character" w:styleId="WW8Num1z6" w:customStyle="1">
+  <w:style w:type="character" w:customStyle="1" w:styleId="WW8Num1z6">
     <w:name w:val="WW8Num1z6"/>
     <w:qFormat/>
-    <w:rPr/>
   </w:style>
-  <w:style w:type="character" w:styleId="WW8Num1z7" w:customStyle="1">
+  <w:style w:type="character" w:customStyle="1" w:styleId="WW8Num1z7">
     <w:name w:val="WW8Num1z7"/>
     <w:qFormat/>
-    <w:rPr/>
   </w:style>
-  <w:style w:type="character" w:styleId="WW8Num1z8" w:customStyle="1">
+  <w:style w:type="character" w:customStyle="1" w:styleId="WW8Num1z8">
     <w:name w:val="WW8Num1z8"/>
     <w:qFormat/>
-    <w:rPr/>
   </w:style>
   <w:style w:type="character" w:styleId="PageNumber">
     <w:name w:val="page number"/>
     <w:basedOn w:val="DefaultParagraphFont"/>
-    <w:rPr/>
   </w:style>
   <w:style w:type="character" w:styleId="Hyperlink">
     <w:name w:val="Hyperlink"/>
@@ -14192,10 +13376,9 @@
       <w:u w:val="single"/>
     </w:rPr>
   </w:style>
-  <w:style w:type="character" w:styleId="IndexLink" w:customStyle="1">
+  <w:style w:type="character" w:customStyle="1" w:styleId="IndexLink">
     <w:name w:val="Index Link"/>
     <w:qFormat/>
-    <w:rPr/>
   </w:style>
   <w:style w:type="character" w:styleId="Strong">
     <w:name w:val="Strong"/>
@@ -14205,13 +13388,13 @@
       <w:bCs/>
     </w:rPr>
   </w:style>
-  <w:style w:type="paragraph" w:styleId="Heading" w:customStyle="1">
+  <w:style w:type="paragraph" w:customStyle="1" w:styleId="Heading">
     <w:name w:val="Heading"/>
     <w:basedOn w:val="Normal"/>
     <w:next w:val="BodyText"/>
     <w:qFormat/>
     <w:pPr>
-      <w:keepNext w:val="true"/>
+      <w:keepNext/>
       <w:keepLines/>
       <w:spacing w:before="3240" w:after="720"/>
       <w:jc w:val="center"/>
@@ -14226,14 +13409,12 @@
     <w:name w:val="Body Text"/>
     <w:basedOn w:val="Normal"/>
     <w:pPr>
-      <w:spacing w:lineRule="auto" w:line="276" w:before="0" w:after="140"/>
+      <w:spacing w:after="140" w:line="276" w:lineRule="auto"/>
     </w:pPr>
-    <w:rPr/>
   </w:style>
   <w:style w:type="paragraph" w:styleId="List">
     <w:name w:val="List"/>
     <w:basedOn w:val="BodyText"/>
-    <w:pPr/>
     <w:rPr>
       <w:rFonts w:cs="Lohit Devanagari"/>
     </w:rPr>
@@ -14254,7 +13435,7 @@
       <w:szCs w:val="24"/>
     </w:rPr>
   </w:style>
-  <w:style w:type="paragraph" w:styleId="Index" w:customStyle="1">
+  <w:style w:type="paragraph" w:customStyle="1" w:styleId="Index">
     <w:name w:val="Index"/>
     <w:basedOn w:val="Normal"/>
     <w:qFormat/>
@@ -14265,54 +13446,49 @@
       <w:rFonts w:cs="Lohit Devanagari"/>
     </w:rPr>
   </w:style>
-  <w:style w:type="paragraph" w:styleId="Paragraph1" w:customStyle="1">
+  <w:style w:type="paragraph" w:customStyle="1" w:styleId="Paragraph1">
     <w:name w:val="Paragraph1"/>
     <w:basedOn w:val="Normal"/>
     <w:qFormat/>
     <w:pPr>
-      <w:spacing w:before="80" w:after="0"/>
+      <w:spacing w:before="80"/>
       <w:jc w:val="both"/>
     </w:pPr>
-    <w:rPr/>
   </w:style>
-  <w:style w:type="paragraph" w:styleId="Paragraph4" w:customStyle="1">
+  <w:style w:type="paragraph" w:customStyle="1" w:styleId="Paragraph4">
     <w:name w:val="Paragraph4"/>
     <w:basedOn w:val="Paragraph1"/>
     <w:qFormat/>
     <w:pPr>
       <w:ind w:left="2880"/>
     </w:pPr>
-    <w:rPr/>
   </w:style>
-  <w:style w:type="paragraph" w:styleId="Style21" w:customStyle="1">
+  <w:style w:type="paragraph" w:customStyle="1" w:styleId="Style2">
     <w:name w:val="Style2"/>
     <w:basedOn w:val="Paragraph1"/>
     <w:qFormat/>
     <w:pPr>
       <w:tabs>
-        <w:tab w:val="clear" w:pos="720"/>
-        <w:tab w:val="left" w:pos="2160" w:leader="none"/>
-        <w:tab w:val="left" w:pos="2880" w:leader="none"/>
+        <w:tab w:val="left" w:pos="2160"/>
+        <w:tab w:val="left" w:pos="2880"/>
       </w:tabs>
     </w:pPr>
-    <w:rPr/>
   </w:style>
-  <w:style w:type="paragraph" w:styleId="Paragraph5" w:customStyle="1">
+  <w:style w:type="paragraph" w:customStyle="1" w:styleId="Paragraph5">
     <w:name w:val="Paragraph5"/>
     <w:basedOn w:val="Normal"/>
     <w:qFormat/>
     <w:pPr>
       <w:ind w:left="3600"/>
     </w:pPr>
-    <w:rPr/>
   </w:style>
-  <w:style w:type="paragraph" w:styleId="TableofContents" w:customStyle="1">
+  <w:style w:type="paragraph" w:customStyle="1" w:styleId="TableofContents">
     <w:name w:val="Table of Contents"/>
     <w:basedOn w:val="Normal"/>
     <w:qFormat/>
     <w:pPr>
       <w:pageBreakBefore/>
-      <w:spacing w:before="0" w:after="360"/>
+      <w:spacing w:after="360"/>
       <w:jc w:val="center"/>
     </w:pPr>
     <w:rPr>
@@ -14326,8 +13502,7 @@
     <w:uiPriority w:val="39"/>
     <w:pPr>
       <w:tabs>
-        <w:tab w:val="clear" w:pos="720"/>
-        <w:tab w:val="right" w:pos="8640" w:leader="dot"/>
+        <w:tab w:val="right" w:leader="dot" w:pos="8640"/>
       </w:tabs>
       <w:spacing w:before="120" w:after="120"/>
     </w:pPr>
@@ -14343,8 +13518,7 @@
     <w:uiPriority w:val="39"/>
     <w:pPr>
       <w:tabs>
-        <w:tab w:val="clear" w:pos="720"/>
-        <w:tab w:val="right" w:pos="8640" w:leader="dot"/>
+        <w:tab w:val="right" w:leader="dot" w:pos="8640"/>
       </w:tabs>
       <w:ind w:left="200"/>
     </w:pPr>
@@ -14359,8 +13533,7 @@
     <w:uiPriority w:val="39"/>
     <w:pPr>
       <w:tabs>
-        <w:tab w:val="clear" w:pos="720"/>
-        <w:tab w:val="right" w:pos="8640" w:leader="dot"/>
+        <w:tab w:val="right" w:leader="dot" w:pos="8640"/>
       </w:tabs>
       <w:ind w:left="400"/>
     </w:pPr>
@@ -14368,39 +13541,34 @@
       <w:i/>
     </w:rPr>
   </w:style>
-  <w:style w:type="paragraph" w:styleId="Paragraph2" w:customStyle="1">
+  <w:style w:type="paragraph" w:customStyle="1" w:styleId="Paragraph2">
     <w:name w:val="Paragraph2"/>
     <w:basedOn w:val="Paragraph1"/>
     <w:qFormat/>
     <w:pPr>
       <w:ind w:left="1440"/>
     </w:pPr>
-    <w:rPr/>
   </w:style>
-  <w:style w:type="paragraph" w:styleId="Paragraph3" w:customStyle="1">
+  <w:style w:type="paragraph" w:customStyle="1" w:styleId="Paragraph3">
     <w:name w:val="Paragraph3"/>
     <w:basedOn w:val="Paragraph1"/>
     <w:qFormat/>
     <w:pPr>
       <w:ind w:left="2160"/>
     </w:pPr>
-    <w:rPr/>
   </w:style>
-  <w:style w:type="paragraph" w:styleId="HeaderandFooter" w:customStyle="1">
+  <w:style w:type="paragraph" w:customStyle="1" w:styleId="HeaderandFooter">
     <w:name w:val="Header and Footer"/>
     <w:basedOn w:val="Normal"/>
     <w:qFormat/>
-    <w:pPr/>
-    <w:rPr/>
   </w:style>
   <w:style w:type="paragraph" w:styleId="Header">
     <w:name w:val="header"/>
     <w:basedOn w:val="Normal"/>
     <w:pPr>
       <w:tabs>
-        <w:tab w:val="clear" w:pos="720"/>
-        <w:tab w:val="center" w:pos="4320" w:leader="none"/>
-        <w:tab w:val="right" w:pos="8640" w:leader="none"/>
+        <w:tab w:val="center" w:pos="4320"/>
+        <w:tab w:val="right" w:pos="8640"/>
       </w:tabs>
     </w:pPr>
     <w:rPr>
@@ -14413,9 +13581,8 @@
     <w:basedOn w:val="Normal"/>
     <w:pPr>
       <w:tabs>
-        <w:tab w:val="clear" w:pos="720"/>
-        <w:tab w:val="center" w:pos="4320" w:leader="none"/>
-        <w:tab w:val="right" w:pos="8640" w:leader="none"/>
+        <w:tab w:val="center" w:pos="4320"/>
+        <w:tab w:val="right" w:pos="8640"/>
       </w:tabs>
     </w:pPr>
     <w:rPr>
@@ -14429,8 +13596,7 @@
     <w:next w:val="Normal"/>
     <w:pPr>
       <w:tabs>
-        <w:tab w:val="clear" w:pos="720"/>
-        <w:tab w:val="right" w:pos="8640" w:leader="dot"/>
+        <w:tab w:val="right" w:leader="dot" w:pos="8640"/>
       </w:tabs>
       <w:ind w:left="600"/>
     </w:pPr>
@@ -14444,8 +13610,7 @@
     <w:next w:val="Normal"/>
     <w:pPr>
       <w:tabs>
-        <w:tab w:val="clear" w:pos="720"/>
-        <w:tab w:val="right" w:pos="8640" w:leader="dot"/>
+        <w:tab w:val="right" w:leader="dot" w:pos="8640"/>
       </w:tabs>
       <w:ind w:left="800"/>
     </w:pPr>
@@ -14459,8 +13624,7 @@
     <w:next w:val="Normal"/>
     <w:pPr>
       <w:tabs>
-        <w:tab w:val="clear" w:pos="720"/>
-        <w:tab w:val="right" w:pos="8640" w:leader="dot"/>
+        <w:tab w:val="right" w:leader="dot" w:pos="8640"/>
       </w:tabs>
       <w:ind w:left="1000"/>
     </w:pPr>
@@ -14474,8 +13638,7 @@
     <w:next w:val="Normal"/>
     <w:pPr>
       <w:tabs>
-        <w:tab w:val="clear" w:pos="720"/>
-        <w:tab w:val="right" w:pos="8640" w:leader="dot"/>
+        <w:tab w:val="right" w:leader="dot" w:pos="8640"/>
       </w:tabs>
       <w:ind w:left="1200"/>
     </w:pPr>
@@ -14489,8 +13652,7 @@
     <w:next w:val="Normal"/>
     <w:pPr>
       <w:tabs>
-        <w:tab w:val="clear" w:pos="720"/>
-        <w:tab w:val="right" w:pos="8640" w:leader="dot"/>
+        <w:tab w:val="right" w:leader="dot" w:pos="8640"/>
       </w:tabs>
       <w:ind w:left="1400"/>
     </w:pPr>
@@ -14504,8 +13666,7 @@
     <w:next w:val="Normal"/>
     <w:pPr>
       <w:tabs>
-        <w:tab w:val="clear" w:pos="720"/>
-        <w:tab w:val="right" w:pos="8640" w:leader="dot"/>
+        <w:tab w:val="right" w:leader="dot" w:pos="8640"/>
       </w:tabs>
       <w:ind w:left="1600"/>
     </w:pPr>
@@ -14519,8 +13680,8 @@
     <w:uiPriority w:val="11"/>
     <w:qFormat/>
     <w:pPr>
-      <w:widowControl w:val="false"/>
-      <w:spacing w:before="0" w:after="60"/>
+      <w:widowControl w:val="0"/>
+      <w:spacing w:after="60"/>
       <w:jc w:val="center"/>
     </w:pPr>
     <w:rPr>
@@ -14529,37 +13690,32 @@
       <w:sz w:val="36"/>
     </w:rPr>
   </w:style>
-  <w:style w:type="paragraph" w:styleId="RevHistory" w:customStyle="1">
+  <w:style w:type="paragraph" w:customStyle="1" w:styleId="RevHistory">
     <w:name w:val="RevHistory"/>
     <w:basedOn w:val="Normal"/>
     <w:qFormat/>
     <w:pPr>
       <w:pageBreakBefore/>
-      <w:widowControl w:val="false"/>
-      <w:spacing w:before="1280" w:after="0"/>
+      <w:widowControl w:val="0"/>
+      <w:spacing w:before="1280"/>
       <w:jc w:val="center"/>
     </w:pPr>
     <w:rPr>
       <w:sz w:val="36"/>
     </w:rPr>
   </w:style>
-  <w:style w:type="paragraph" w:styleId="TableText" w:customStyle="1">
+  <w:style w:type="paragraph" w:customStyle="1" w:styleId="TableText">
     <w:name w:val="Table Text"/>
     <w:qFormat/>
     <w:pPr>
-      <w:widowControl w:val="false"/>
-      <w:suppressAutoHyphens w:val="true"/>
-      <w:bidi w:val="0"/>
+      <w:widowControl w:val="0"/>
       <w:spacing w:before="40" w:after="40"/>
-      <w:jc w:val="left"/>
     </w:pPr>
     <w:rPr>
-      <w:rFonts w:ascii="Times New Roman" w:hAnsi="Times New Roman" w:eastAsia="Times New Roman" w:cs="Times New Roman"/>
-      <w:color w:val="auto"/>
-      <w:kern w:val="0"/>
+      <w:rFonts w:ascii="Times New Roman" w:eastAsia="Times New Roman" w:hAnsi="Times New Roman" w:cs="Times New Roman"/>
       <w:sz w:val="20"/>
       <w:szCs w:val="20"/>
-      <w:lang w:val="en-US" w:eastAsia="zh-CN" w:bidi="ar-SA"/>
+      <w:lang w:bidi="ar-SA"/>
     </w:rPr>
   </w:style>
   <w:style w:type="paragraph" w:styleId="BodyTextIndent">
@@ -14568,18 +13724,16 @@
     <w:pPr>
       <w:ind w:left="1440"/>
     </w:pPr>
-    <w:rPr/>
   </w:style>
-  <w:style w:type="paragraph" w:styleId="TableContents" w:customStyle="1">
+  <w:style w:type="paragraph" w:customStyle="1" w:styleId="TableContents">
     <w:name w:val="Table Contents"/>
     <w:basedOn w:val="Normal"/>
     <w:qFormat/>
     <w:pPr>
       <w:suppressLineNumbers/>
     </w:pPr>
-    <w:rPr/>
   </w:style>
-  <w:style w:type="paragraph" w:styleId="TableHeading" w:customStyle="1">
+  <w:style w:type="paragraph" w:customStyle="1" w:styleId="TableHeading">
     <w:name w:val="Table Heading"/>
     <w:basedOn w:val="TableContents"/>
     <w:qFormat/>
@@ -14591,64 +13745,37 @@
       <w:bCs/>
     </w:rPr>
   </w:style>
-  <w:style w:type="paragraph" w:styleId="FrameContents" w:customStyle="1">
+  <w:style w:type="paragraph" w:customStyle="1" w:styleId="FrameContents">
     <w:name w:val="Frame Contents"/>
     <w:basedOn w:val="Normal"/>
     <w:qFormat/>
-    <w:pPr/>
-    <w:rPr/>
   </w:style>
-  <w:style w:type="paragraph" w:styleId="HeaderLeft" w:customStyle="1">
+  <w:style w:type="paragraph" w:customStyle="1" w:styleId="HeaderLeft">
     <w:name w:val="Header Left"/>
     <w:basedOn w:val="Normal"/>
     <w:qFormat/>
     <w:pPr>
       <w:suppressLineNumbers/>
       <w:tabs>
-        <w:tab w:val="clear" w:pos="720"/>
-        <w:tab w:val="center" w:pos="4320" w:leader="none"/>
-        <w:tab w:val="right" w:pos="8640" w:leader="none"/>
+        <w:tab w:val="center" w:pos="4320"/>
+        <w:tab w:val="right" w:pos="8640"/>
       </w:tabs>
     </w:pPr>
-    <w:rPr/>
   </w:style>
-  <w:style w:type="paragraph" w:styleId="FrameContentsuser" w:customStyle="1">
+  <w:style w:type="paragraph" w:customStyle="1" w:styleId="FrameContentsuser">
     <w:name w:val="Frame Contents (user)"/>
     <w:basedOn w:val="Normal"/>
     <w:qFormat/>
-    <w:pPr/>
-    <w:rPr/>
   </w:style>
-  <w:style w:type="numbering" w:styleId="NoList" w:default="1">
-    <w:name w:val="No List"/>
-    <w:uiPriority w:val="99"/>
-    <w:semiHidden/>
-    <w:unhideWhenUsed/>
-    <w:qFormat/>
-  </w:style>
-  <w:style w:type="numbering" w:styleId="WW8Num1" w:customStyle="1">
+  <w:style w:type="numbering" w:customStyle="1" w:styleId="WW8Num1">
     <w:name w:val="WW8Num1"/>
     <w:qFormat/>
-  </w:style>
-  <w:style w:type="table" w:default="1" w:styleId="TableNormal">
-    <w:name w:val="Normal Table"/>
-    <w:uiPriority w:val="99"/>
-    <w:semiHidden/>
-    <w:unhideWhenUsed/>
-    <w:tblPr>
-      <w:tblCellMar>
-        <w:top w:w="0" w:type="dxa"/>
-        <w:left w:w="108" w:type="dxa"/>
-        <w:bottom w:w="0" w:type="dxa"/>
-        <w:right w:w="108" w:type="dxa"/>
-      </w:tblCellMar>
-    </w:tblPr>
   </w:style>
 </w:styles>
 </file>
 
 <file path=word/theme/theme1.xml><?xml version="1.0" encoding="utf-8"?>
-<a:theme xmlns:a="http://schemas.openxmlformats.org/drawingml/2006/main" xmlns:r="http://schemas.openxmlformats.org/officeDocument/2006/relationships" name="Office Theme">
+<a:theme xmlns:a="http://schemas.openxmlformats.org/drawingml/2006/main" name="Office Theme">
   <a:themeElements>
     <a:clrScheme name="Office">
       <a:dk1>
@@ -14690,12 +13817,12 @@
     </a:clrScheme>
     <a:fontScheme name="Office">
       <a:majorFont>
-        <a:latin typeface="Aptos Display" panose="02110004020202020204" pitchFamily="0" charset="1"/>
+        <a:latin typeface="Aptos Display" panose="02110004020202020204"/>
         <a:ea typeface=""/>
         <a:cs typeface=""/>
       </a:majorFont>
       <a:minorFont>
-        <a:latin typeface="Aptos" panose="02110004020202020204" pitchFamily="0" charset="1"/>
+        <a:latin typeface="Aptos" panose="02110004020202020204"/>
         <a:ea typeface=""/>
         <a:cs typeface=""/>
       </a:minorFont>
@@ -14727,7 +13854,7 @@
             </a:gs>
           </a:gsLst>
           <a:lin ang="5400000" scaled="0"/>
-          <a:tileRect l="0" t="0" r="0" b="0"/>
+          <a:tileRect/>
         </a:gradFill>
         <a:gradFill>
           <a:gsLst>
@@ -14751,7 +13878,7 @@
             </a:gs>
           </a:gsLst>
           <a:lin ang="5400000" scaled="0"/>
-          <a:tileRect l="0" t="0" r="0" b="0"/>
+          <a:tileRect/>
         </a:gradFill>
       </a:fillStyleLst>
       <a:lnStyleLst>
@@ -14811,10 +13938,12 @@
             </a:gs>
           </a:gsLst>
           <a:lin ang="5400000" scaled="0"/>
-          <a:tileRect l="0" t="0" r="0" b="0"/>
+          <a:tileRect/>
         </a:gradFill>
       </a:bgFillStyleLst>
     </a:fmtScheme>
   </a:themeElements>
+  <a:objectDefaults/>
+  <a:extraClrSchemeLst/>
 </a:theme>
 </file>
--- a/Documentation/Phase 2/CS 401 - Group 2 - SDD Doc.docx
+++ b/Documentation/Phase 2/CS 401 - Group 2 - SDD Doc.docx
@@ -2354,8 +2354,9 @@
           <w:pPr>
             <w:pStyle w:val="TOC1"/>
             <w:tabs>
-              <w:tab w:val="left" w:pos="400" w:leader="none"/>
-              <w:tab w:val="right" w:pos="8640" w:leader="dot"/>
+              <w:tab w:val="clear" w:pos="8640"/>
+              <w:tab w:val="left" w:pos="440" w:leader="none"/>
+              <w:tab w:val="right" w:pos="8639" w:leader="dot"/>
             </w:tabs>
             <w:rPr/>
           </w:pPr>
@@ -2365,82 +2366,25 @@
           <w:r>
             <w:rPr>
               <w:rStyle w:val="IndexLink"/>
-              <w:color w:val="000000"/>
-              <w:lang w:bidi="en-US"/>
             </w:rPr>
             <w:instrText xml:space="preserve"> TOC \o "1-3" \h</w:instrText>
           </w:r>
           <w:r>
             <w:rPr>
               <w:rStyle w:val="IndexLink"/>
-              <w:color w:val="000000"/>
-              <w:lang w:bidi="en-US"/>
             </w:rPr>
             <w:fldChar w:fldCharType="separate"/>
           </w:r>
-          <w:hyperlink w:anchor="_Toc226533746">
+          <w:hyperlink w:anchor="__RefHeading___Toc695_1633043759" w:tooltip="Introduction">
             <w:r>
               <w:rPr>
                 <w:rStyle w:val="IndexLink"/>
-                <w:color w:val="000000"/>
-                <w:lang w:bidi="en-US"/>
               </w:rPr>
               <w:t>1.</w:t>
-            </w:r>
-            <w:r>
-              <w:rPr>
-                <w:rStyle w:val="IndexLink"/>
-                <w:rFonts w:eastAsia="" w:cs="" w:ascii="Aptos" w:hAnsi="Aptos" w:asciiTheme="minorHAnsi" w:cstheme="minorBidi" w:eastAsiaTheme="minorEastAsia" w:hAnsiTheme="minorHAnsi"/>
-                <w:b w:val="false"/>
-                <w:caps w:val="false"/>
-                <w:smallCaps w:val="false"/>
-                <w:color w:val="000000"/>
-                <w:kern w:val="2"/>
-                <w:sz w:val="24"/>
-                <w:szCs w:val="24"/>
-                <w:lang w:eastAsia="en-US"/>
-                <w14:ligatures w14:val="standardContextual"/>
-              </w:rPr>
               <w:tab/>
-            </w:r>
-            <w:r>
-              <w:rPr>
-                <w:rStyle w:val="IndexLink"/>
-                <w:color w:val="000000"/>
-              </w:rPr>
               <w:t>Introduction</w:t>
-            </w:r>
-            <w:r>
-              <w:rPr>
-                <w:webHidden/>
-              </w:rPr>
-              <w:fldChar w:fldCharType="begin"/>
-            </w:r>
-            <w:r>
-              <w:rPr>
-                <w:webHidden/>
-              </w:rPr>
-              <w:instrText xml:space="preserve">PAGEREF _Toc226533746 \h</w:instrText>
-            </w:r>
-            <w:r>
-              <w:rPr>
-                <w:webHidden/>
-              </w:rPr>
-              <w:fldChar w:fldCharType="separate"/>
-            </w:r>
-            <w:r>
-              <w:rPr>
-                <w:rStyle w:val="IndexLink"/>
-                <w:color w:val="000000"/>
-              </w:rPr>
               <w:tab/>
               <w:t>iv</w:t>
-            </w:r>
-            <w:r>
-              <w:rPr>
-                <w:webHidden/>
-              </w:rPr>
-              <w:fldChar w:fldCharType="end"/>
             </w:r>
           </w:hyperlink>
         </w:p>
@@ -2448,66 +2392,22 @@
           <w:pPr>
             <w:pStyle w:val="TOC2"/>
             <w:tabs>
-              <w:tab w:val="left" w:pos="800" w:leader="none"/>
-              <w:tab w:val="right" w:pos="8640" w:leader="dot"/>
+              <w:tab w:val="clear" w:pos="8640"/>
+              <w:tab w:val="left" w:pos="880" w:leader="none"/>
+              <w:tab w:val="right" w:pos="8639" w:leader="dot"/>
             </w:tabs>
             <w:rPr/>
           </w:pPr>
-          <w:hyperlink w:anchor="_Toc226533747">
+          <w:hyperlink w:anchor="__RefHeading___Toc697_1633043759" w:tooltip="Scope">
             <w:r>
               <w:rPr>
                 <w:rStyle w:val="IndexLink"/>
-                <w:color w:val="000000"/>
               </w:rPr>
               <w:t>1.1.</w:t>
-            </w:r>
-            <w:r>
-              <w:rPr>
-                <w:rStyle w:val="IndexLink"/>
-                <w:rFonts w:eastAsia="" w:cs="" w:ascii="Aptos" w:hAnsi="Aptos" w:asciiTheme="minorHAnsi" w:cstheme="minorBidi" w:eastAsiaTheme="minorEastAsia" w:hAnsiTheme="minorHAnsi"/>
-                <w:caps w:val="false"/>
-                <w:smallCaps w:val="false"/>
-                <w:color w:val="000000"/>
-                <w:kern w:val="2"/>
-                <w:sz w:val="24"/>
-                <w:szCs w:val="24"/>
-                <w:lang w:eastAsia="en-US"/>
-                <w14:ligatures w14:val="standardContextual"/>
-              </w:rPr>
               <w:tab/>
-            </w:r>
-            <w:r>
-              <w:rPr>
-                <w:webHidden/>
-              </w:rPr>
-              <w:fldChar w:fldCharType="begin"/>
-            </w:r>
-            <w:r>
-              <w:rPr>
-                <w:webHidden/>
-              </w:rPr>
-              <w:instrText xml:space="preserve">PAGEREF _Toc226533747 \h</w:instrText>
-            </w:r>
-            <w:r>
-              <w:rPr>
-                <w:webHidden/>
-              </w:rPr>
-              <w:fldChar w:fldCharType="separate"/>
-            </w:r>
-            <w:r>
-              <w:rPr>
-                <w:rStyle w:val="IndexLink"/>
-                <w:color w:val="000000"/>
-              </w:rPr>
               <w:t>Scope</w:t>
               <w:tab/>
               <w:t>iv</w:t>
-            </w:r>
-            <w:r>
-              <w:rPr>
-                <w:webHidden/>
-              </w:rPr>
-              <w:fldChar w:fldCharType="end"/>
             </w:r>
           </w:hyperlink>
         </w:p>
@@ -2515,66 +2415,22 @@
           <w:pPr>
             <w:pStyle w:val="TOC2"/>
             <w:tabs>
-              <w:tab w:val="left" w:pos="800" w:leader="none"/>
-              <w:tab w:val="right" w:pos="8640" w:leader="dot"/>
+              <w:tab w:val="clear" w:pos="8640"/>
+              <w:tab w:val="left" w:pos="880" w:leader="none"/>
+              <w:tab w:val="right" w:pos="8639" w:leader="dot"/>
             </w:tabs>
             <w:rPr/>
           </w:pPr>
-          <w:hyperlink w:anchor="_Toc226533748">
+          <w:hyperlink w:anchor="__RefHeading___Toc699_1633043759" w:tooltip="Definitions, Acronyms, Abbreviations">
             <w:r>
               <w:rPr>
                 <w:rStyle w:val="IndexLink"/>
-                <w:color w:val="000000"/>
               </w:rPr>
               <w:t>1.1.</w:t>
-            </w:r>
-            <w:r>
-              <w:rPr>
-                <w:rStyle w:val="IndexLink"/>
-                <w:rFonts w:eastAsia="" w:cs="" w:ascii="Aptos" w:hAnsi="Aptos" w:asciiTheme="minorHAnsi" w:cstheme="minorBidi" w:eastAsiaTheme="minorEastAsia" w:hAnsiTheme="minorHAnsi"/>
-                <w:caps w:val="false"/>
-                <w:smallCaps w:val="false"/>
-                <w:color w:val="000000"/>
-                <w:kern w:val="2"/>
-                <w:sz w:val="24"/>
-                <w:szCs w:val="24"/>
-                <w:lang w:eastAsia="en-US"/>
-                <w14:ligatures w14:val="standardContextual"/>
-              </w:rPr>
               <w:tab/>
-            </w:r>
-            <w:r>
-              <w:rPr>
-                <w:webHidden/>
-              </w:rPr>
-              <w:fldChar w:fldCharType="begin"/>
-            </w:r>
-            <w:r>
-              <w:rPr>
-                <w:webHidden/>
-              </w:rPr>
-              <w:instrText xml:space="preserve">PAGEREF _Toc226533748 \h</w:instrText>
-            </w:r>
-            <w:r>
-              <w:rPr>
-                <w:webHidden/>
-              </w:rPr>
-              <w:fldChar w:fldCharType="separate"/>
-            </w:r>
-            <w:r>
-              <w:rPr>
-                <w:rStyle w:val="IndexLink"/>
-                <w:color w:val="000000"/>
-              </w:rPr>
               <w:t>Definitions, Acronyms, Abbreviations</w:t>
               <w:tab/>
               <w:t>iv</w:t>
-            </w:r>
-            <w:r>
-              <w:rPr>
-                <w:webHidden/>
-              </w:rPr>
-              <w:fldChar w:fldCharType="end"/>
             </w:r>
           </w:hyperlink>
         </w:p>
@@ -2582,66 +2438,22 @@
           <w:pPr>
             <w:pStyle w:val="TOC2"/>
             <w:tabs>
-              <w:tab w:val="left" w:pos="800" w:leader="none"/>
-              <w:tab w:val="right" w:pos="8640" w:leader="dot"/>
+              <w:tab w:val="clear" w:pos="8640"/>
+              <w:tab w:val="left" w:pos="880" w:leader="none"/>
+              <w:tab w:val="right" w:pos="8639" w:leader="dot"/>
             </w:tabs>
             <w:rPr/>
           </w:pPr>
-          <w:hyperlink w:anchor="_Toc226533749">
+          <w:hyperlink w:anchor="__RefHeading___Toc701_1633043759" w:tooltip="Overview">
             <w:r>
               <w:rPr>
                 <w:rStyle w:val="IndexLink"/>
-                <w:color w:val="000000"/>
               </w:rPr>
               <w:t>1.2.</w:t>
-            </w:r>
-            <w:r>
-              <w:rPr>
-                <w:rStyle w:val="IndexLink"/>
-                <w:rFonts w:eastAsia="" w:cs="" w:ascii="Aptos" w:hAnsi="Aptos" w:asciiTheme="minorHAnsi" w:cstheme="minorBidi" w:eastAsiaTheme="minorEastAsia" w:hAnsiTheme="minorHAnsi"/>
-                <w:caps w:val="false"/>
-                <w:smallCaps w:val="false"/>
-                <w:color w:val="000000"/>
-                <w:kern w:val="2"/>
-                <w:sz w:val="24"/>
-                <w:szCs w:val="24"/>
-                <w:lang w:eastAsia="en-US"/>
-                <w14:ligatures w14:val="standardContextual"/>
-              </w:rPr>
               <w:tab/>
-            </w:r>
-            <w:r>
-              <w:rPr>
-                <w:webHidden/>
-              </w:rPr>
-              <w:fldChar w:fldCharType="begin"/>
-            </w:r>
-            <w:r>
-              <w:rPr>
-                <w:webHidden/>
-              </w:rPr>
-              <w:instrText xml:space="preserve">PAGEREF _Toc226533749 \h</w:instrText>
-            </w:r>
-            <w:r>
-              <w:rPr>
-                <w:webHidden/>
-              </w:rPr>
-              <w:fldChar w:fldCharType="separate"/>
-            </w:r>
-            <w:r>
-              <w:rPr>
-                <w:rStyle w:val="IndexLink"/>
-                <w:color w:val="000000"/>
-              </w:rPr>
               <w:t>Overview</w:t>
               <w:tab/>
               <w:t>v</w:t>
-            </w:r>
-            <w:r>
-              <w:rPr>
-                <w:webHidden/>
-              </w:rPr>
-              <w:fldChar w:fldCharType="end"/>
             </w:r>
           </w:hyperlink>
         </w:p>
@@ -2649,68 +2461,22 @@
           <w:pPr>
             <w:pStyle w:val="TOC1"/>
             <w:tabs>
-              <w:tab w:val="left" w:pos="400" w:leader="none"/>
-              <w:tab w:val="right" w:pos="8640" w:leader="dot"/>
+              <w:tab w:val="clear" w:pos="8640"/>
+              <w:tab w:val="left" w:pos="440" w:leader="none"/>
+              <w:tab w:val="right" w:pos="8639" w:leader="dot"/>
             </w:tabs>
             <w:rPr/>
           </w:pPr>
-          <w:hyperlink w:anchor="_Toc226533750">
+          <w:hyperlink w:anchor="__RefHeading___Toc703_1633043759" w:tooltip="Architecture">
             <w:r>
               <w:rPr>
                 <w:rStyle w:val="IndexLink"/>
-                <w:color w:val="000000"/>
-                <w:lang w:bidi="en-US"/>
               </w:rPr>
               <w:t>2.</w:t>
-            </w:r>
-            <w:r>
-              <w:rPr>
-                <w:rStyle w:val="IndexLink"/>
-                <w:rFonts w:eastAsia="" w:cs="" w:ascii="Aptos" w:hAnsi="Aptos" w:asciiTheme="minorHAnsi" w:cstheme="minorBidi" w:eastAsiaTheme="minorEastAsia" w:hAnsiTheme="minorHAnsi"/>
-                <w:b w:val="false"/>
-                <w:caps w:val="false"/>
-                <w:smallCaps w:val="false"/>
-                <w:color w:val="000000"/>
-                <w:kern w:val="2"/>
-                <w:sz w:val="24"/>
-                <w:szCs w:val="24"/>
-                <w:lang w:eastAsia="en-US"/>
-                <w14:ligatures w14:val="standardContextual"/>
-              </w:rPr>
               <w:tab/>
-            </w:r>
-            <w:r>
-              <w:rPr>
-                <w:webHidden/>
-              </w:rPr>
-              <w:fldChar w:fldCharType="begin"/>
-            </w:r>
-            <w:r>
-              <w:rPr>
-                <w:webHidden/>
-              </w:rPr>
-              <w:instrText xml:space="preserve">PAGEREF _Toc226533750 \h</w:instrText>
-            </w:r>
-            <w:r>
-              <w:rPr>
-                <w:webHidden/>
-              </w:rPr>
-              <w:fldChar w:fldCharType="separate"/>
-            </w:r>
-            <w:r>
-              <w:rPr>
-                <w:rStyle w:val="IndexLink"/>
-                <w:color w:val="000000"/>
-              </w:rPr>
               <w:t>Architecture</w:t>
               <w:tab/>
               <w:t>vi</w:t>
-            </w:r>
-            <w:r>
-              <w:rPr>
-                <w:webHidden/>
-              </w:rPr>
-              <w:fldChar w:fldCharType="end"/>
             </w:r>
           </w:hyperlink>
         </w:p>
@@ -2718,66 +2484,22 @@
           <w:pPr>
             <w:pStyle w:val="TOC2"/>
             <w:tabs>
-              <w:tab w:val="left" w:pos="800" w:leader="none"/>
-              <w:tab w:val="right" w:pos="8640" w:leader="dot"/>
+              <w:tab w:val="clear" w:pos="8640"/>
+              <w:tab w:val="left" w:pos="880" w:leader="none"/>
+              <w:tab w:val="right" w:pos="8639" w:leader="dot"/>
             </w:tabs>
             <w:rPr/>
           </w:pPr>
-          <w:hyperlink w:anchor="_Toc226533751">
+          <w:hyperlink w:anchor="__RefHeading___Toc705_1633043759" w:tooltip="Overview">
             <w:r>
               <w:rPr>
                 <w:rStyle w:val="IndexLink"/>
-                <w:color w:val="000000"/>
               </w:rPr>
               <w:t>2.1.</w:t>
-            </w:r>
-            <w:r>
-              <w:rPr>
-                <w:rStyle w:val="IndexLink"/>
-                <w:rFonts w:eastAsia="" w:cs="" w:ascii="Aptos" w:hAnsi="Aptos" w:asciiTheme="minorHAnsi" w:cstheme="minorBidi" w:eastAsiaTheme="minorEastAsia" w:hAnsiTheme="minorHAnsi"/>
-                <w:caps w:val="false"/>
-                <w:smallCaps w:val="false"/>
-                <w:color w:val="000000"/>
-                <w:kern w:val="2"/>
-                <w:sz w:val="24"/>
-                <w:szCs w:val="24"/>
-                <w:lang w:eastAsia="en-US"/>
-                <w14:ligatures w14:val="standardContextual"/>
-              </w:rPr>
               <w:tab/>
-            </w:r>
-            <w:r>
-              <w:rPr>
-                <w:webHidden/>
-              </w:rPr>
-              <w:fldChar w:fldCharType="begin"/>
-            </w:r>
-            <w:r>
-              <w:rPr>
-                <w:webHidden/>
-              </w:rPr>
-              <w:instrText xml:space="preserve">PAGEREF _Toc226533751 \h</w:instrText>
-            </w:r>
-            <w:r>
-              <w:rPr>
-                <w:webHidden/>
-              </w:rPr>
-              <w:fldChar w:fldCharType="separate"/>
-            </w:r>
-            <w:r>
-              <w:rPr>
-                <w:rStyle w:val="IndexLink"/>
-                <w:color w:val="000000"/>
-              </w:rPr>
               <w:t>Overview</w:t>
               <w:tab/>
               <w:t>vi</w:t>
-            </w:r>
-            <w:r>
-              <w:rPr>
-                <w:webHidden/>
-              </w:rPr>
-              <w:fldChar w:fldCharType="end"/>
             </w:r>
           </w:hyperlink>
         </w:p>
@@ -2785,66 +2507,22 @@
           <w:pPr>
             <w:pStyle w:val="TOC2"/>
             <w:tabs>
-              <w:tab w:val="left" w:pos="800" w:leader="none"/>
-              <w:tab w:val="right" w:pos="8640" w:leader="dot"/>
+              <w:tab w:val="clear" w:pos="8640"/>
+              <w:tab w:val="left" w:pos="880" w:leader="none"/>
+              <w:tab w:val="right" w:pos="8639" w:leader="dot"/>
             </w:tabs>
             <w:rPr/>
           </w:pPr>
-          <w:hyperlink w:anchor="_Toc226533752">
+          <w:hyperlink w:anchor="__RefHeading___Toc707_1633043759" w:tooltip="Networking">
             <w:r>
               <w:rPr>
                 <w:rStyle w:val="IndexLink"/>
-                <w:color w:val="000000"/>
               </w:rPr>
               <w:t>2.2.</w:t>
-            </w:r>
-            <w:r>
-              <w:rPr>
-                <w:rStyle w:val="IndexLink"/>
-                <w:rFonts w:eastAsia="" w:cs="" w:ascii="Aptos" w:hAnsi="Aptos" w:asciiTheme="minorHAnsi" w:cstheme="minorBidi" w:eastAsiaTheme="minorEastAsia" w:hAnsiTheme="minorHAnsi"/>
-                <w:caps w:val="false"/>
-                <w:smallCaps w:val="false"/>
-                <w:color w:val="000000"/>
-                <w:kern w:val="2"/>
-                <w:sz w:val="24"/>
-                <w:szCs w:val="24"/>
-                <w:lang w:eastAsia="en-US"/>
-                <w14:ligatures w14:val="standardContextual"/>
-              </w:rPr>
               <w:tab/>
-            </w:r>
-            <w:r>
-              <w:rPr>
-                <w:webHidden/>
-              </w:rPr>
-              <w:fldChar w:fldCharType="begin"/>
-            </w:r>
-            <w:r>
-              <w:rPr>
-                <w:webHidden/>
-              </w:rPr>
-              <w:instrText xml:space="preserve">PAGEREF _Toc226533752 \h</w:instrText>
-            </w:r>
-            <w:r>
-              <w:rPr>
-                <w:webHidden/>
-              </w:rPr>
-              <w:fldChar w:fldCharType="separate"/>
-            </w:r>
-            <w:r>
-              <w:rPr>
-                <w:rStyle w:val="IndexLink"/>
-                <w:color w:val="000000"/>
-              </w:rPr>
               <w:t>Networking</w:t>
               <w:tab/>
               <w:t>vi</w:t>
-            </w:r>
-            <w:r>
-              <w:rPr>
-                <w:webHidden/>
-              </w:rPr>
-              <w:fldChar w:fldCharType="end"/>
             </w:r>
           </w:hyperlink>
         </w:p>
@@ -2852,66 +2530,22 @@
           <w:pPr>
             <w:pStyle w:val="TOC2"/>
             <w:tabs>
-              <w:tab w:val="left" w:pos="800" w:leader="none"/>
-              <w:tab w:val="right" w:pos="8640" w:leader="dot"/>
+              <w:tab w:val="clear" w:pos="8640"/>
+              <w:tab w:val="left" w:pos="880" w:leader="none"/>
+              <w:tab w:val="right" w:pos="8639" w:leader="dot"/>
             </w:tabs>
             <w:rPr/>
           </w:pPr>
-          <w:hyperlink w:anchor="_Toc226533753">
+          <w:hyperlink w:anchor="__RefHeading___Toc709_1633043759" w:tooltip="Messaging">
             <w:r>
               <w:rPr>
                 <w:rStyle w:val="IndexLink"/>
-                <w:color w:val="000000"/>
               </w:rPr>
               <w:t>2.3.</w:t>
-            </w:r>
-            <w:r>
-              <w:rPr>
-                <w:rStyle w:val="IndexLink"/>
-                <w:rFonts w:eastAsia="" w:cs="" w:ascii="Aptos" w:hAnsi="Aptos" w:asciiTheme="minorHAnsi" w:cstheme="minorBidi" w:eastAsiaTheme="minorEastAsia" w:hAnsiTheme="minorHAnsi"/>
-                <w:caps w:val="false"/>
-                <w:smallCaps w:val="false"/>
-                <w:color w:val="000000"/>
-                <w:kern w:val="2"/>
-                <w:sz w:val="24"/>
-                <w:szCs w:val="24"/>
-                <w:lang w:eastAsia="en-US"/>
-                <w14:ligatures w14:val="standardContextual"/>
-              </w:rPr>
               <w:tab/>
-            </w:r>
-            <w:r>
-              <w:rPr>
-                <w:webHidden/>
-              </w:rPr>
-              <w:fldChar w:fldCharType="begin"/>
-            </w:r>
-            <w:r>
-              <w:rPr>
-                <w:webHidden/>
-              </w:rPr>
-              <w:instrText xml:space="preserve">PAGEREF _Toc226533753 \h</w:instrText>
-            </w:r>
-            <w:r>
-              <w:rPr>
-                <w:webHidden/>
-              </w:rPr>
-              <w:fldChar w:fldCharType="separate"/>
-            </w:r>
-            <w:r>
-              <w:rPr>
-                <w:rStyle w:val="IndexLink"/>
-                <w:color w:val="000000"/>
-              </w:rPr>
               <w:t>Messaging</w:t>
               <w:tab/>
               <w:t>vi</w:t>
-            </w:r>
-            <w:r>
-              <w:rPr>
-                <w:webHidden/>
-              </w:rPr>
-              <w:fldChar w:fldCharType="end"/>
             </w:r>
           </w:hyperlink>
         </w:p>
@@ -2919,66 +2553,22 @@
           <w:pPr>
             <w:pStyle w:val="TOC2"/>
             <w:tabs>
-              <w:tab w:val="left" w:pos="800" w:leader="none"/>
-              <w:tab w:val="right" w:pos="8640" w:leader="dot"/>
+              <w:tab w:val="clear" w:pos="8640"/>
+              <w:tab w:val="left" w:pos="880" w:leader="none"/>
+              <w:tab w:val="right" w:pos="8639" w:leader="dot"/>
             </w:tabs>
             <w:rPr/>
           </w:pPr>
-          <w:hyperlink w:anchor="_Toc226533754">
+          <w:hyperlink w:anchor="__RefHeading___Toc711_1633043759" w:tooltip="Server">
             <w:r>
               <w:rPr>
                 <w:rStyle w:val="IndexLink"/>
-                <w:color w:val="000000"/>
               </w:rPr>
               <w:t>2.4.</w:t>
-            </w:r>
-            <w:r>
-              <w:rPr>
-                <w:rStyle w:val="IndexLink"/>
-                <w:rFonts w:eastAsia="" w:cs="" w:ascii="Aptos" w:hAnsi="Aptos" w:asciiTheme="minorHAnsi" w:cstheme="minorBidi" w:eastAsiaTheme="minorEastAsia" w:hAnsiTheme="minorHAnsi"/>
-                <w:caps w:val="false"/>
-                <w:smallCaps w:val="false"/>
-                <w:color w:val="000000"/>
-                <w:kern w:val="2"/>
-                <w:sz w:val="24"/>
-                <w:szCs w:val="24"/>
-                <w:lang w:eastAsia="en-US"/>
-                <w14:ligatures w14:val="standardContextual"/>
-              </w:rPr>
               <w:tab/>
-            </w:r>
-            <w:r>
-              <w:rPr>
-                <w:webHidden/>
-              </w:rPr>
-              <w:fldChar w:fldCharType="begin"/>
-            </w:r>
-            <w:r>
-              <w:rPr>
-                <w:webHidden/>
-              </w:rPr>
-              <w:instrText xml:space="preserve">PAGEREF _Toc226533754 \h</w:instrText>
-            </w:r>
-            <w:r>
-              <w:rPr>
-                <w:webHidden/>
-              </w:rPr>
-              <w:fldChar w:fldCharType="separate"/>
-            </w:r>
-            <w:r>
-              <w:rPr>
-                <w:rStyle w:val="IndexLink"/>
-                <w:color w:val="000000"/>
-              </w:rPr>
               <w:t>Server</w:t>
               <w:tab/>
               <w:t>vi</w:t>
-            </w:r>
-            <w:r>
-              <w:rPr>
-                <w:webHidden/>
-              </w:rPr>
-              <w:fldChar w:fldCharType="end"/>
             </w:r>
           </w:hyperlink>
         </w:p>
@@ -2986,66 +2576,22 @@
           <w:pPr>
             <w:pStyle w:val="TOC2"/>
             <w:tabs>
-              <w:tab w:val="left" w:pos="800" w:leader="none"/>
-              <w:tab w:val="right" w:pos="8640" w:leader="dot"/>
+              <w:tab w:val="clear" w:pos="8640"/>
+              <w:tab w:val="left" w:pos="880" w:leader="none"/>
+              <w:tab w:val="right" w:pos="8639" w:leader="dot"/>
             </w:tabs>
             <w:rPr/>
           </w:pPr>
-          <w:hyperlink w:anchor="_Toc226533755">
+          <w:hyperlink w:anchor="__RefHeading___Toc713_1633043759" w:tooltip="Client">
             <w:r>
               <w:rPr>
                 <w:rStyle w:val="IndexLink"/>
-                <w:color w:val="000000"/>
               </w:rPr>
               <w:t>2.5.</w:t>
-            </w:r>
-            <w:r>
-              <w:rPr>
-                <w:rStyle w:val="IndexLink"/>
-                <w:rFonts w:eastAsia="" w:cs="" w:ascii="Aptos" w:hAnsi="Aptos" w:asciiTheme="minorHAnsi" w:cstheme="minorBidi" w:eastAsiaTheme="minorEastAsia" w:hAnsiTheme="minorHAnsi"/>
-                <w:caps w:val="false"/>
-                <w:smallCaps w:val="false"/>
-                <w:color w:val="000000"/>
-                <w:kern w:val="2"/>
-                <w:sz w:val="24"/>
-                <w:szCs w:val="24"/>
-                <w:lang w:eastAsia="en-US"/>
-                <w14:ligatures w14:val="standardContextual"/>
-              </w:rPr>
               <w:tab/>
-            </w:r>
-            <w:r>
-              <w:rPr>
-                <w:webHidden/>
-              </w:rPr>
-              <w:fldChar w:fldCharType="begin"/>
-            </w:r>
-            <w:r>
-              <w:rPr>
-                <w:webHidden/>
-              </w:rPr>
-              <w:instrText xml:space="preserve">PAGEREF _Toc226533755 \h</w:instrText>
-            </w:r>
-            <w:r>
-              <w:rPr>
-                <w:webHidden/>
-              </w:rPr>
-              <w:fldChar w:fldCharType="separate"/>
-            </w:r>
-            <w:r>
-              <w:rPr>
-                <w:rStyle w:val="IndexLink"/>
-                <w:color w:val="000000"/>
-              </w:rPr>
               <w:t>Client</w:t>
               <w:tab/>
               <w:t>vi</w:t>
-            </w:r>
-            <w:r>
-              <w:rPr>
-                <w:webHidden/>
-              </w:rPr>
-              <w:fldChar w:fldCharType="end"/>
             </w:r>
           </w:hyperlink>
         </w:p>
@@ -3053,74 +2599,22 @@
           <w:pPr>
             <w:pStyle w:val="TOC1"/>
             <w:tabs>
-              <w:tab w:val="left" w:pos="400" w:leader="none"/>
-              <w:tab w:val="right" w:pos="8640" w:leader="dot"/>
+              <w:tab w:val="clear" w:pos="8640"/>
+              <w:tab w:val="left" w:pos="440" w:leader="none"/>
+              <w:tab w:val="right" w:pos="8639" w:leader="dot"/>
             </w:tabs>
             <w:rPr/>
           </w:pPr>
-          <w:hyperlink w:anchor="_Toc223529122">
+          <w:hyperlink w:anchor="__RefHeading___Toc715_1633043759" w:tooltip="System Interface Design">
             <w:r>
               <w:rPr>
                 <w:rStyle w:val="IndexLink"/>
-                <w:color w:val="000000"/>
-                <w:lang w:bidi="en-US"/>
               </w:rPr>
               <w:t>3.</w:t>
-            </w:r>
-            <w:r>
-              <w:rPr>
-                <w:rStyle w:val="IndexLink"/>
-                <w:rFonts w:eastAsia="" w:cs="" w:ascii="Aptos" w:hAnsi="Aptos" w:asciiTheme="minorHAnsi" w:cstheme="minorBidi" w:eastAsiaTheme="minorEastAsia" w:hAnsiTheme="minorHAnsi"/>
-                <w:b w:val="false"/>
-                <w:caps w:val="false"/>
-                <w:smallCaps w:val="false"/>
-                <w:color w:val="000000"/>
-                <w:kern w:val="2"/>
-                <w:sz w:val="24"/>
-                <w:szCs w:val="24"/>
-                <w:lang w:eastAsia="en-US"/>
-              </w:rPr>
               <w:tab/>
-            </w:r>
-            <w:r>
-              <w:rPr>
-                <w:rStyle w:val="IndexLink"/>
-                <w:color w:val="000000"/>
-              </w:rPr>
               <w:t>System Interface Design</w:t>
               <w:tab/>
-            </w:r>
-            <w:r>
-              <w:rPr>
-                <w:webHidden/>
-              </w:rPr>
-              <w:fldChar w:fldCharType="begin"/>
-            </w:r>
-            <w:r>
-              <w:rPr>
-                <w:webHidden/>
-              </w:rPr>
-              <w:instrText xml:space="preserve">PAGEREF _Toc223529122 \h</w:instrText>
-            </w:r>
-            <w:r>
-              <w:rPr>
-                <w:webHidden/>
-              </w:rPr>
-              <w:fldChar w:fldCharType="separate"/>
-            </w:r>
-            <w:r>
-              <w:rPr>
-                <w:rStyle w:val="IndexLink"/>
-                <w:vanish w:val="false"/>
-                <w:color w:val="000000"/>
-              </w:rPr>
               <w:t>viii</w:t>
-            </w:r>
-            <w:r>
-              <w:rPr>
-                <w:webHidden/>
-              </w:rPr>
-              <w:fldChar w:fldCharType="end"/>
             </w:r>
           </w:hyperlink>
         </w:p>
@@ -3128,72 +2622,45 @@
           <w:pPr>
             <w:pStyle w:val="TOC2"/>
             <w:tabs>
-              <w:tab w:val="left" w:pos="800" w:leader="none"/>
-              <w:tab w:val="right" w:pos="8640" w:leader="dot"/>
+              <w:tab w:val="clear" w:pos="8640"/>
+              <w:tab w:val="left" w:pos="880" w:leader="none"/>
+              <w:tab w:val="right" w:pos="8639" w:leader="dot"/>
             </w:tabs>
             <w:rPr/>
           </w:pPr>
-          <w:hyperlink w:anchor="_Toc223529123">
+          <w:hyperlink w:anchor="__RefHeading___Toc717_1633043759" w:tooltip="Application Overview">
             <w:r>
               <w:rPr>
                 <w:rStyle w:val="IndexLink"/>
-                <w:color w:val="000000"/>
               </w:rPr>
               <w:t>3.1.</w:t>
-            </w:r>
-            <w:r>
-              <w:rPr>
-                <w:rStyle w:val="IndexLink"/>
-                <w:rFonts w:eastAsia="" w:cs="" w:ascii="Aptos" w:hAnsi="Aptos" w:asciiTheme="minorHAnsi" w:cstheme="minorBidi" w:eastAsiaTheme="minorEastAsia" w:hAnsiTheme="minorHAnsi"/>
-                <w:caps w:val="false"/>
-                <w:smallCaps w:val="false"/>
-                <w:color w:val="000000"/>
-                <w:kern w:val="2"/>
-                <w:sz w:val="24"/>
-                <w:szCs w:val="24"/>
-                <w:lang w:eastAsia="en-US"/>
-              </w:rPr>
               <w:tab/>
-            </w:r>
-            <w:r>
-              <w:rPr>
-                <w:rStyle w:val="IndexLink"/>
-                <w:color w:val="000000"/>
-              </w:rPr>
               <w:t>Application Overview</w:t>
               <w:tab/>
-            </w:r>
-            <w:r>
-              <w:rPr>
-                <w:webHidden/>
-              </w:rPr>
-              <w:fldChar w:fldCharType="begin"/>
-            </w:r>
-            <w:r>
-              <w:rPr>
-                <w:webHidden/>
-              </w:rPr>
-              <w:instrText xml:space="preserve">PAGEREF _Toc223529123 \h</w:instrText>
-            </w:r>
-            <w:r>
-              <w:rPr>
-                <w:webHidden/>
-              </w:rPr>
-              <w:fldChar w:fldCharType="separate"/>
-            </w:r>
+              <w:t>viii</w:t>
+            </w:r>
+          </w:hyperlink>
+        </w:p>
+        <w:p>
+          <w:pPr>
+            <w:pStyle w:val="TOC3"/>
+            <w:tabs>
+              <w:tab w:val="clear" w:pos="8640"/>
+              <w:tab w:val="left" w:pos="1320" w:leader="none"/>
+              <w:tab w:val="right" w:pos="8639" w:leader="dot"/>
+            </w:tabs>
+            <w:rPr/>
+          </w:pPr>
+          <w:hyperlink w:anchor="__RefHeading___Toc719_1633043759" w:tooltip="Design Outlook">
             <w:r>
               <w:rPr>
                 <w:rStyle w:val="IndexLink"/>
-                <w:vanish w:val="false"/>
-                <w:color w:val="000000"/>
-              </w:rPr>
+              </w:rPr>
+              <w:t>3.1.1.</w:t>
+              <w:tab/>
+              <w:t>Design Outlook</w:t>
+              <w:tab/>
               <w:t>viii</w:t>
-            </w:r>
-            <w:r>
-              <w:rPr>
-                <w:webHidden/>
-              </w:rPr>
-              <w:fldChar w:fldCharType="end"/>
             </w:r>
           </w:hyperlink>
         </w:p>
@@ -3201,72 +2668,22 @@
           <w:pPr>
             <w:pStyle w:val="TOC2"/>
             <w:tabs>
-              <w:tab w:val="left" w:pos="800" w:leader="none"/>
-              <w:tab w:val="right" w:pos="8640" w:leader="dot"/>
+              <w:tab w:val="clear" w:pos="8640"/>
+              <w:tab w:val="left" w:pos="880" w:leader="none"/>
+              <w:tab w:val="right" w:pos="8639" w:leader="dot"/>
             </w:tabs>
             <w:rPr/>
           </w:pPr>
-          <w:hyperlink w:anchor="_Toc223529132">
+          <w:hyperlink w:anchor="__RefHeading___Toc721_1633043759" w:tooltip="GUI Diagrams">
             <w:r>
               <w:rPr>
                 <w:rStyle w:val="IndexLink"/>
-                <w:color w:val="000000"/>
               </w:rPr>
               <w:t>3.2.</w:t>
-            </w:r>
-            <w:r>
-              <w:rPr>
-                <w:rStyle w:val="IndexLink"/>
-                <w:rFonts w:eastAsia="" w:cs="" w:ascii="Aptos" w:hAnsi="Aptos" w:asciiTheme="minorHAnsi" w:cstheme="minorBidi" w:eastAsiaTheme="minorEastAsia" w:hAnsiTheme="minorHAnsi"/>
-                <w:caps w:val="false"/>
-                <w:smallCaps w:val="false"/>
-                <w:color w:val="000000"/>
-                <w:kern w:val="2"/>
-                <w:sz w:val="24"/>
-                <w:szCs w:val="24"/>
-                <w:lang w:eastAsia="en-US"/>
-              </w:rPr>
               <w:tab/>
-            </w:r>
-            <w:r>
-              <w:rPr>
-                <w:rStyle w:val="IndexLink"/>
-                <w:color w:val="000000"/>
-              </w:rPr>
-              <w:t>GUI Diagram</w:t>
+              <w:t>GUI Diagrams</w:t>
               <w:tab/>
-            </w:r>
-            <w:r>
-              <w:rPr>
-                <w:webHidden/>
-              </w:rPr>
-              <w:fldChar w:fldCharType="begin"/>
-            </w:r>
-            <w:r>
-              <w:rPr>
-                <w:webHidden/>
-              </w:rPr>
-              <w:instrText xml:space="preserve">PAGEREF _Toc223529132 \h</w:instrText>
-            </w:r>
-            <w:r>
-              <w:rPr>
-                <w:webHidden/>
-              </w:rPr>
-              <w:fldChar w:fldCharType="separate"/>
-            </w:r>
-            <w:r>
-              <w:rPr>
-                <w:rStyle w:val="IndexLink"/>
-                <w:vanish w:val="false"/>
-                <w:color w:val="000000"/>
-              </w:rPr>
-              <w:t>ix</w:t>
-            </w:r>
-            <w:r>
-              <w:rPr>
-                <w:webHidden/>
-              </w:rPr>
-              <w:fldChar w:fldCharType="end"/>
+              <w:t>viii</w:t>
             </w:r>
           </w:hyperlink>
         </w:p>
@@ -3274,72 +2691,22 @@
           <w:pPr>
             <w:pStyle w:val="TOC2"/>
             <w:tabs>
-              <w:tab w:val="left" w:pos="800" w:leader="none"/>
-              <w:tab w:val="right" w:pos="8640" w:leader="dot"/>
+              <w:tab w:val="clear" w:pos="8640"/>
+              <w:tab w:val="left" w:pos="880" w:leader="none"/>
+              <w:tab w:val="right" w:pos="8639" w:leader="dot"/>
             </w:tabs>
             <w:rPr/>
           </w:pPr>
-          <w:hyperlink w:anchor="_Toc223529133">
+          <w:hyperlink w:anchor="__RefHeading___Toc723_1633043759" w:tooltip="Layout and Structure">
             <w:r>
               <w:rPr>
                 <w:rStyle w:val="IndexLink"/>
-                <w:color w:val="000000"/>
               </w:rPr>
               <w:t>3.3.</w:t>
-            </w:r>
-            <w:r>
-              <w:rPr>
-                <w:rStyle w:val="IndexLink"/>
-                <w:rFonts w:eastAsia="" w:cs="" w:ascii="Aptos" w:hAnsi="Aptos" w:asciiTheme="minorHAnsi" w:cstheme="minorBidi" w:eastAsiaTheme="minorEastAsia" w:hAnsiTheme="minorHAnsi"/>
-                <w:caps w:val="false"/>
-                <w:smallCaps w:val="false"/>
-                <w:color w:val="000000"/>
-                <w:kern w:val="2"/>
-                <w:sz w:val="24"/>
-                <w:szCs w:val="24"/>
-                <w:lang w:eastAsia="en-US"/>
-              </w:rPr>
               <w:tab/>
-            </w:r>
-            <w:r>
-              <w:rPr>
-                <w:rStyle w:val="IndexLink"/>
-                <w:color w:val="000000"/>
-              </w:rPr>
               <w:t>Layout and Structure</w:t>
               <w:tab/>
-            </w:r>
-            <w:r>
-              <w:rPr>
-                <w:webHidden/>
-              </w:rPr>
-              <w:fldChar w:fldCharType="begin"/>
-            </w:r>
-            <w:r>
-              <w:rPr>
-                <w:webHidden/>
-              </w:rPr>
-              <w:instrText xml:space="preserve">PAGEREF _Toc223529133 \h</w:instrText>
-            </w:r>
-            <w:r>
-              <w:rPr>
-                <w:webHidden/>
-              </w:rPr>
-              <w:fldChar w:fldCharType="separate"/>
-            </w:r>
-            <w:r>
-              <w:rPr>
-                <w:rStyle w:val="IndexLink"/>
-                <w:vanish w:val="false"/>
-                <w:color w:val="000000"/>
-              </w:rPr>
-              <w:t>ix</w:t>
-            </w:r>
-            <w:r>
-              <w:rPr>
-                <w:webHidden/>
-              </w:rPr>
-              <w:fldChar w:fldCharType="end"/>
+              <w:t>viii</w:t>
             </w:r>
           </w:hyperlink>
         </w:p>
@@ -3347,74 +2714,22 @@
           <w:pPr>
             <w:pStyle w:val="TOC1"/>
             <w:tabs>
-              <w:tab w:val="left" w:pos="400" w:leader="none"/>
-              <w:tab w:val="right" w:pos="8640" w:leader="dot"/>
+              <w:tab w:val="clear" w:pos="8640"/>
+              <w:tab w:val="left" w:pos="440" w:leader="none"/>
+              <w:tab w:val="right" w:pos="8639" w:leader="dot"/>
             </w:tabs>
             <w:rPr/>
           </w:pPr>
-          <w:hyperlink w:anchor="_Toc223529134">
+          <w:hyperlink w:anchor="__RefHeading___Toc725_1633043759" w:tooltip="Use-Cases and Common Flows">
             <w:r>
               <w:rPr>
                 <w:rStyle w:val="IndexLink"/>
-                <w:color w:val="000000"/>
-                <w:lang w:bidi="en-US"/>
               </w:rPr>
               <w:t>4.</w:t>
-            </w:r>
-            <w:r>
-              <w:rPr>
-                <w:rStyle w:val="IndexLink"/>
-                <w:rFonts w:eastAsia="" w:cs="" w:ascii="Aptos" w:hAnsi="Aptos" w:asciiTheme="minorHAnsi" w:cstheme="minorBidi" w:eastAsiaTheme="minorEastAsia" w:hAnsiTheme="minorHAnsi"/>
-                <w:b w:val="false"/>
-                <w:caps w:val="false"/>
-                <w:smallCaps w:val="false"/>
-                <w:color w:val="000000"/>
-                <w:kern w:val="2"/>
-                <w:sz w:val="24"/>
-                <w:szCs w:val="24"/>
-                <w:lang w:eastAsia="en-US"/>
-              </w:rPr>
               <w:tab/>
-            </w:r>
-            <w:r>
-              <w:rPr>
-                <w:rStyle w:val="IndexLink"/>
-                <w:color w:val="000000"/>
-              </w:rPr>
-              <w:t>use-Cases and Common Flows</w:t>
+              <w:t>Use-Cases and Common Flows</w:t>
               <w:tab/>
-            </w:r>
-            <w:r>
-              <w:rPr>
-                <w:webHidden/>
-              </w:rPr>
-              <w:fldChar w:fldCharType="begin"/>
-            </w:r>
-            <w:r>
-              <w:rPr>
-                <w:webHidden/>
-              </w:rPr>
-              <w:instrText xml:space="preserve">PAGEREF _Toc223529134 \h</w:instrText>
-            </w:r>
-            <w:r>
-              <w:rPr>
-                <w:webHidden/>
-              </w:rPr>
-              <w:fldChar w:fldCharType="separate"/>
-            </w:r>
-            <w:r>
-              <w:rPr>
-                <w:rStyle w:val="IndexLink"/>
-                <w:vanish w:val="false"/>
-                <w:color w:val="000000"/>
-              </w:rPr>
-              <w:t>x</w:t>
-            </w:r>
-            <w:r>
-              <w:rPr>
-                <w:webHidden/>
-              </w:rPr>
-              <w:fldChar w:fldCharType="end"/>
+              <w:t>ix</w:t>
             </w:r>
           </w:hyperlink>
         </w:p>
@@ -3422,72 +2737,22 @@
           <w:pPr>
             <w:pStyle w:val="TOC2"/>
             <w:tabs>
-              <w:tab w:val="left" w:pos="800" w:leader="none"/>
-              <w:tab w:val="right" w:pos="8640" w:leader="dot"/>
+              <w:tab w:val="clear" w:pos="8640"/>
+              <w:tab w:val="left" w:pos="880" w:leader="none"/>
+              <w:tab w:val="right" w:pos="8639" w:leader="dot"/>
             </w:tabs>
             <w:rPr/>
           </w:pPr>
-          <w:hyperlink w:anchor="_Toc223529135">
+          <w:hyperlink w:anchor="__RefHeading___Toc727_1633043759" w:tooltip="Use-Case Diagrams">
             <w:r>
               <w:rPr>
                 <w:rStyle w:val="IndexLink"/>
-                <w:color w:val="000000"/>
               </w:rPr>
               <w:t>4.1.</w:t>
-            </w:r>
-            <w:r>
-              <w:rPr>
-                <w:rStyle w:val="IndexLink"/>
-                <w:rFonts w:eastAsia="" w:cs="" w:ascii="Aptos" w:hAnsi="Aptos" w:asciiTheme="minorHAnsi" w:cstheme="minorBidi" w:eastAsiaTheme="minorEastAsia" w:hAnsiTheme="minorHAnsi"/>
-                <w:caps w:val="false"/>
-                <w:smallCaps w:val="false"/>
-                <w:color w:val="000000"/>
-                <w:kern w:val="2"/>
-                <w:sz w:val="24"/>
-                <w:szCs w:val="24"/>
-                <w:lang w:eastAsia="en-US"/>
-              </w:rPr>
               <w:tab/>
-            </w:r>
-            <w:r>
-              <w:rPr>
-                <w:rStyle w:val="IndexLink"/>
-                <w:color w:val="000000"/>
-              </w:rPr>
               <w:t>Use-Case Diagrams</w:t>
               <w:tab/>
-            </w:r>
-            <w:r>
-              <w:rPr>
-                <w:webHidden/>
-              </w:rPr>
-              <w:fldChar w:fldCharType="begin"/>
-            </w:r>
-            <w:r>
-              <w:rPr>
-                <w:webHidden/>
-              </w:rPr>
-              <w:instrText xml:space="preserve">PAGEREF _Toc223529135 \h</w:instrText>
-            </w:r>
-            <w:r>
-              <w:rPr>
-                <w:webHidden/>
-              </w:rPr>
-              <w:fldChar w:fldCharType="separate"/>
-            </w:r>
-            <w:r>
-              <w:rPr>
-                <w:rStyle w:val="IndexLink"/>
-                <w:vanish w:val="false"/>
-                <w:color w:val="000000"/>
-              </w:rPr>
-              <w:t>x</w:t>
-            </w:r>
-            <w:r>
-              <w:rPr>
-                <w:webHidden/>
-              </w:rPr>
-              <w:fldChar w:fldCharType="end"/>
+              <w:t>ix</w:t>
             </w:r>
           </w:hyperlink>
         </w:p>
@@ -3495,72 +2760,22 @@
           <w:pPr>
             <w:pStyle w:val="TOC2"/>
             <w:tabs>
-              <w:tab w:val="left" w:pos="800" w:leader="none"/>
-              <w:tab w:val="right" w:pos="8640" w:leader="dot"/>
+              <w:tab w:val="clear" w:pos="8640"/>
+              <w:tab w:val="left" w:pos="880" w:leader="none"/>
+              <w:tab w:val="right" w:pos="8639" w:leader="dot"/>
             </w:tabs>
             <w:rPr/>
           </w:pPr>
-          <w:hyperlink w:anchor="_Toc223529136">
+          <w:hyperlink w:anchor="__RefHeading___Toc729_1633043759" w:tooltip="Sequence Diagrams">
             <w:r>
               <w:rPr>
                 <w:rStyle w:val="IndexLink"/>
-                <w:color w:val="000000"/>
               </w:rPr>
               <w:t>4.2.</w:t>
-            </w:r>
-            <w:r>
-              <w:rPr>
-                <w:rStyle w:val="IndexLink"/>
-                <w:rFonts w:eastAsia="" w:cs="" w:ascii="Aptos" w:hAnsi="Aptos" w:asciiTheme="minorHAnsi" w:cstheme="minorBidi" w:eastAsiaTheme="minorEastAsia" w:hAnsiTheme="minorHAnsi"/>
-                <w:caps w:val="false"/>
-                <w:smallCaps w:val="false"/>
-                <w:color w:val="000000"/>
-                <w:kern w:val="2"/>
-                <w:sz w:val="24"/>
-                <w:szCs w:val="24"/>
-                <w:lang w:eastAsia="en-US"/>
-              </w:rPr>
               <w:tab/>
-            </w:r>
-            <w:r>
-              <w:rPr>
-                <w:rStyle w:val="IndexLink"/>
-                <w:color w:val="000000"/>
-              </w:rPr>
               <w:t>Sequence Diagrams</w:t>
               <w:tab/>
-            </w:r>
-            <w:r>
-              <w:rPr>
-                <w:webHidden/>
-              </w:rPr>
-              <w:fldChar w:fldCharType="begin"/>
-            </w:r>
-            <w:r>
-              <w:rPr>
-                <w:webHidden/>
-              </w:rPr>
-              <w:instrText xml:space="preserve">PAGEREF _Toc223529136 \h</w:instrText>
-            </w:r>
-            <w:r>
-              <w:rPr>
-                <w:webHidden/>
-              </w:rPr>
-              <w:fldChar w:fldCharType="separate"/>
-            </w:r>
-            <w:r>
-              <w:rPr>
-                <w:rStyle w:val="IndexLink"/>
-                <w:vanish w:val="false"/>
-                <w:color w:val="000000"/>
-              </w:rPr>
-              <w:t>x</w:t>
-            </w:r>
-            <w:r>
-              <w:rPr>
-                <w:webHidden/>
-              </w:rPr>
-              <w:fldChar w:fldCharType="end"/>
+              <w:t>ix</w:t>
             </w:r>
           </w:hyperlink>
         </w:p>
@@ -3568,83 +2783,27 @@
           <w:pPr>
             <w:pStyle w:val="TOC2"/>
             <w:tabs>
-              <w:tab w:val="left" w:pos="800" w:leader="none"/>
-              <w:tab w:val="right" w:pos="8640" w:leader="dot"/>
+              <w:tab w:val="clear" w:pos="8640"/>
+              <w:tab w:val="left" w:pos="880" w:leader="none"/>
+              <w:tab w:val="right" w:pos="8639" w:leader="dot"/>
             </w:tabs>
             <w:rPr/>
           </w:pPr>
-          <w:hyperlink w:anchor="_Toc223529137">
+          <w:hyperlink w:anchor="__RefHeading___Toc731_1633043759" w:tooltip="Common &amp; Intended User Interfacing Flow">
             <w:r>
               <w:rPr>
                 <w:rStyle w:val="IndexLink"/>
-                <w:rFonts w:asciiTheme="minorHAnsi" w:cstheme="minorBidi" w:eastAsiaTheme="minorEastAsia" w:hAnsiTheme="minorHAnsi"/>
-                <w:b w:val="false"/>
-                <w:color w:val="000000"/>
-                <w14:ligatures w14:val="standardContextual"/>
               </w:rPr>
               <w:t>4.3.</w:t>
-            </w:r>
-            <w:r>
-              <w:rPr>
-                <w:rStyle w:val="IndexLink"/>
-                <w:b w:val="false"/>
-                <w:color w:val="000000"/>
-              </w:rPr>
               <w:tab/>
-            </w:r>
-            <w:r>
-              <w:rPr>
-                <w:rStyle w:val="IndexLink"/>
-                <w:rFonts w:asciiTheme="minorHAnsi" w:cstheme="minorBidi" w:eastAsiaTheme="minorEastAsia" w:hAnsiTheme="minorHAnsi"/>
-                <w:b w:val="false"/>
-                <w:color w:val="000000"/>
-                <w14:ligatures w14:val="standardContextual"/>
-              </w:rPr>
-              <w:t xml:space="preserve">Common &amp; Intended User Interfacing Flow </w:t>
+              <w:t>Common &amp; Intended User Interfacing Flow</w:t>
               <w:tab/>
-            </w:r>
-            <w:r>
-              <w:rPr>
-                <w:webHidden/>
-              </w:rPr>
-              <w:fldChar w:fldCharType="begin"/>
-            </w:r>
-            <w:r>
-              <w:rPr>
-                <w:webHidden/>
-              </w:rPr>
-              <w:instrText xml:space="preserve">PAGEREF _Toc223529137 \h</w:instrText>
-            </w:r>
-            <w:r>
-              <w:rPr>
-                <w:webHidden/>
-              </w:rPr>
-              <w:fldChar w:fldCharType="separate"/>
-            </w:r>
-            <w:r>
-              <w:rPr>
-                <w:rStyle w:val="IndexLink"/>
-                <w:rFonts w:asciiTheme="minorHAnsi" w:cstheme="minorBidi" w:eastAsiaTheme="minorEastAsia" w:hAnsiTheme="minorHAnsi"/>
-                <w:b w:val="false"/>
-                <w:vanish w:val="false"/>
-                <w:color w:val="000000"/>
-                <w14:ligatures w14:val="standardContextual"/>
-              </w:rPr>
-              <w:t>x</w:t>
-            </w:r>
-            <w:r>
-              <w:rPr>
-                <w:webHidden/>
-              </w:rPr>
-              <w:fldChar w:fldCharType="end"/>
+              <w:t>ix</w:t>
             </w:r>
           </w:hyperlink>
           <w:r>
             <w:rPr>
               <w:rStyle w:val="IndexLink"/>
-              <w:b w:val="false"/>
-              <w:vanish w:val="false"/>
-              <w:color w:val="000000"/>
             </w:rPr>
             <w:fldChar w:fldCharType="end"/>
           </w:r>
@@ -3712,8 +2871,10 @@
           <w:color w:val="000000"/>
         </w:rPr>
       </w:pPr>
-      <w:bookmarkStart w:id="2" w:name="_Toc226533746"/>
+      <w:bookmarkStart w:id="2" w:name="__RefHeading___Toc695_1633043759"/>
+      <w:bookmarkStart w:id="3" w:name="_Toc226533746"/>
       <w:bookmarkEnd w:id="2"/>
+      <w:bookmarkEnd w:id="3"/>
       <w:r>
         <w:rPr>
           <w:color w:val="000000"/>
@@ -3746,14 +2907,16 @@
           <w:color w:val="000000"/>
         </w:rPr>
       </w:pPr>
-      <w:bookmarkStart w:id="3" w:name="_Toc226533747"/>
+      <w:bookmarkStart w:id="4" w:name="__RefHeading___Toc697_1633043759"/>
+      <w:bookmarkStart w:id="5" w:name="_Toc226533747"/>
+      <w:bookmarkEnd w:id="4"/>
       <w:r>
         <w:rPr>
           <w:color w:val="000000"/>
         </w:rPr>
         <w:t>Scope</w:t>
       </w:r>
-      <w:bookmarkEnd w:id="3"/>
+      <w:bookmarkEnd w:id="5"/>
     </w:p>
     <w:p>
       <w:pPr>
@@ -3776,14 +2939,16 @@
           <w:color w:val="000000"/>
         </w:rPr>
       </w:pPr>
-      <w:bookmarkStart w:id="4" w:name="_Toc226533748"/>
+      <w:bookmarkStart w:id="6" w:name="__RefHeading___Toc699_1633043759"/>
+      <w:bookmarkStart w:id="7" w:name="_Toc226533748"/>
+      <w:bookmarkEnd w:id="6"/>
       <w:r>
         <w:rPr>
           <w:color w:val="000000"/>
         </w:rPr>
         <w:t>Definitions, Acronyms, Abbreviations</w:t>
       </w:r>
-      <w:bookmarkEnd w:id="4"/>
+      <w:bookmarkEnd w:id="7"/>
     </w:p>
     <w:p>
       <w:pPr>
@@ -4275,14 +3440,16 @@
           <w:color w:val="000000"/>
         </w:rPr>
       </w:pPr>
-      <w:bookmarkStart w:id="5" w:name="_Toc226533749"/>
+      <w:bookmarkStart w:id="8" w:name="__RefHeading___Toc701_1633043759"/>
+      <w:bookmarkStart w:id="9" w:name="_Toc226533749"/>
+      <w:bookmarkEnd w:id="8"/>
       <w:r>
         <w:rPr>
           <w:color w:val="000000"/>
         </w:rPr>
         <w:t>Overview</w:t>
       </w:r>
-      <w:bookmarkEnd w:id="5"/>
+      <w:bookmarkEnd w:id="9"/>
     </w:p>
     <w:p>
       <w:pPr>
@@ -4310,14 +3477,16 @@
           <w:color w:val="000000"/>
         </w:rPr>
       </w:pPr>
-      <w:bookmarkStart w:id="6" w:name="_Toc226533750"/>
+      <w:bookmarkStart w:id="10" w:name="__RefHeading___Toc703_1633043759"/>
+      <w:bookmarkStart w:id="11" w:name="_Toc226533750"/>
+      <w:bookmarkEnd w:id="10"/>
       <w:r>
         <w:rPr>
           <w:color w:val="000000"/>
         </w:rPr>
         <w:t>Architecture</w:t>
       </w:r>
-      <w:bookmarkEnd w:id="6"/>
+      <w:bookmarkEnd w:id="11"/>
     </w:p>
     <w:p>
       <w:pPr>
@@ -4330,14 +3499,16 @@
           <w:color w:val="000000"/>
         </w:rPr>
       </w:pPr>
-      <w:bookmarkStart w:id="7" w:name="_Toc226533751"/>
+      <w:bookmarkStart w:id="12" w:name="__RefHeading___Toc705_1633043759"/>
+      <w:bookmarkStart w:id="13" w:name="_Toc226533751"/>
+      <w:bookmarkEnd w:id="12"/>
       <w:r>
         <w:rPr>
           <w:color w:val="000000"/>
         </w:rPr>
         <w:t>Overview</w:t>
       </w:r>
-      <w:bookmarkEnd w:id="7"/>
+      <w:bookmarkEnd w:id="13"/>
     </w:p>
     <w:p>
       <w:pPr>
@@ -4378,14 +3549,16 @@
           <w:color w:val="000000"/>
         </w:rPr>
       </w:pPr>
-      <w:bookmarkStart w:id="8" w:name="_Toc226533752"/>
+      <w:bookmarkStart w:id="14" w:name="__RefHeading___Toc707_1633043759"/>
+      <w:bookmarkStart w:id="15" w:name="_Toc226533752"/>
+      <w:bookmarkEnd w:id="14"/>
       <w:r>
         <w:rPr>
           <w:color w:val="000000"/>
         </w:rPr>
         <w:t>Networking</w:t>
       </w:r>
-      <w:bookmarkEnd w:id="8"/>
+      <w:bookmarkEnd w:id="15"/>
     </w:p>
     <w:p>
       <w:pPr>
@@ -4413,14 +3586,16 @@
           <w:color w:val="000000"/>
         </w:rPr>
       </w:pPr>
-      <w:bookmarkStart w:id="9" w:name="_Toc226533753"/>
+      <w:bookmarkStart w:id="16" w:name="__RefHeading___Toc709_1633043759"/>
+      <w:bookmarkStart w:id="17" w:name="_Toc226533753"/>
+      <w:bookmarkEnd w:id="16"/>
       <w:r>
         <w:rPr>
           <w:color w:val="000000"/>
         </w:rPr>
         <w:t>Messaging</w:t>
       </w:r>
-      <w:bookmarkEnd w:id="9"/>
+      <w:bookmarkEnd w:id="17"/>
     </w:p>
     <w:p>
       <w:pPr>
@@ -4461,14 +3636,16 @@
           <w:color w:val="000000"/>
         </w:rPr>
       </w:pPr>
-      <w:bookmarkStart w:id="10" w:name="_Toc226533754"/>
+      <w:bookmarkStart w:id="18" w:name="__RefHeading___Toc711_1633043759"/>
+      <w:bookmarkStart w:id="19" w:name="_Toc226533754"/>
+      <w:bookmarkEnd w:id="18"/>
       <w:r>
         <w:rPr>
           <w:color w:val="000000"/>
         </w:rPr>
         <w:t>Server</w:t>
       </w:r>
-      <w:bookmarkEnd w:id="10"/>
+      <w:bookmarkEnd w:id="19"/>
     </w:p>
     <w:p>
       <w:pPr>
@@ -4526,14 +3703,16 @@
           <w:color w:val="000000"/>
         </w:rPr>
       </w:pPr>
-      <w:bookmarkStart w:id="11" w:name="_Toc226533755"/>
+      <w:bookmarkStart w:id="20" w:name="__RefHeading___Toc713_1633043759"/>
+      <w:bookmarkStart w:id="21" w:name="_Toc226533755"/>
+      <w:bookmarkEnd w:id="20"/>
       <w:r>
         <w:rPr>
           <w:color w:val="000000"/>
         </w:rPr>
         <w:t>Client</w:t>
       </w:r>
-      <w:bookmarkEnd w:id="11"/>
+      <w:bookmarkEnd w:id="21"/>
     </w:p>
     <w:p>
       <w:pPr>
@@ -4588,14 +3767,16 @@
           <w:color w:val="000000"/>
         </w:rPr>
       </w:pPr>
-      <w:bookmarkStart w:id="12" w:name="_Toc226533756"/>
+      <w:bookmarkStart w:id="22" w:name="__RefHeading___Toc715_1633043759"/>
+      <w:bookmarkStart w:id="23" w:name="_Toc226533756"/>
+      <w:bookmarkEnd w:id="22"/>
       <w:r>
         <w:rPr>
           <w:color w:val="000000"/>
         </w:rPr>
         <w:t>S</w:t>
       </w:r>
-      <w:bookmarkEnd w:id="12"/>
+      <w:bookmarkEnd w:id="23"/>
       <w:r>
         <w:rPr>
           <w:color w:val="000000"/>
@@ -4614,14 +3795,16 @@
           <w:color w:val="000000"/>
         </w:rPr>
       </w:pPr>
-      <w:bookmarkStart w:id="13" w:name="_Toc226533757"/>
+      <w:bookmarkStart w:id="24" w:name="__RefHeading___Toc717_1633043759"/>
+      <w:bookmarkStart w:id="25" w:name="_Toc226533757"/>
+      <w:bookmarkEnd w:id="24"/>
       <w:r>
         <w:rPr>
           <w:color w:val="000000"/>
         </w:rPr>
         <w:t>A</w:t>
       </w:r>
-      <w:bookmarkEnd w:id="13"/>
+      <w:bookmarkEnd w:id="25"/>
       <w:r>
         <w:rPr>
           <w:color w:val="000000"/>
@@ -4640,14 +3823,16 @@
           <w:color w:val="000000"/>
         </w:rPr>
       </w:pPr>
-      <w:bookmarkStart w:id="14" w:name="_Toc226533758"/>
+      <w:bookmarkStart w:id="26" w:name="__RefHeading___Toc719_1633043759"/>
+      <w:bookmarkStart w:id="27" w:name="_Toc226533758"/>
+      <w:bookmarkEnd w:id="26"/>
       <w:r>
         <w:rPr>
           <w:color w:val="000000"/>
         </w:rPr>
         <w:t>D</w:t>
       </w:r>
-      <w:bookmarkEnd w:id="14"/>
+      <w:bookmarkEnd w:id="27"/>
       <w:r>
         <w:rPr>
           <w:color w:val="000000"/>
@@ -4707,14 +3892,16 @@
           <w:color w:val="000000"/>
         </w:rPr>
       </w:pPr>
-      <w:bookmarkStart w:id="15" w:name="_Toc226533766"/>
+      <w:bookmarkStart w:id="28" w:name="__RefHeading___Toc721_1633043759"/>
+      <w:bookmarkStart w:id="29" w:name="_Toc226533766"/>
+      <w:bookmarkEnd w:id="28"/>
       <w:r>
         <w:rPr>
           <w:color w:val="000000"/>
         </w:rPr>
         <w:t>G</w:t>
       </w:r>
-      <w:bookmarkEnd w:id="15"/>
+      <w:bookmarkEnd w:id="29"/>
       <w:r>
         <w:rPr>
           <w:color w:val="000000"/>
@@ -4759,14 +3946,16 @@
           <w:color w:val="000000"/>
         </w:rPr>
       </w:pPr>
-      <w:bookmarkStart w:id="16" w:name="_Toc226533767"/>
+      <w:bookmarkStart w:id="30" w:name="__RefHeading___Toc723_1633043759"/>
+      <w:bookmarkStart w:id="31" w:name="_Toc226533767"/>
+      <w:bookmarkEnd w:id="30"/>
       <w:r>
         <w:rPr>
           <w:color w:val="000000"/>
         </w:rPr>
         <w:t>L</w:t>
       </w:r>
-      <w:bookmarkEnd w:id="16"/>
+      <w:bookmarkEnd w:id="31"/>
       <w:r>
         <w:rPr>
           <w:color w:val="000000"/>
@@ -4799,14 +3988,16 @@
           <w:color w:val="000000"/>
         </w:rPr>
       </w:pPr>
-      <w:bookmarkStart w:id="17" w:name="_Toc226533768"/>
+      <w:bookmarkStart w:id="32" w:name="__RefHeading___Toc725_1633043759"/>
+      <w:bookmarkStart w:id="33" w:name="_Toc226533768"/>
+      <w:bookmarkEnd w:id="32"/>
       <w:r>
         <w:rPr>
           <w:color w:val="000000"/>
         </w:rPr>
         <w:t>U</w:t>
       </w:r>
-      <w:bookmarkEnd w:id="17"/>
+      <w:bookmarkEnd w:id="33"/>
       <w:r>
         <w:rPr>
           <w:color w:val="000000"/>
@@ -4825,14 +4016,16 @@
           <w:color w:val="000000"/>
         </w:rPr>
       </w:pPr>
-      <w:bookmarkStart w:id="18" w:name="_Toc226533769"/>
+      <w:bookmarkStart w:id="34" w:name="__RefHeading___Toc727_1633043759"/>
+      <w:bookmarkStart w:id="35" w:name="_Toc226533769"/>
+      <w:bookmarkEnd w:id="34"/>
       <w:r>
         <w:rPr>
           <w:color w:val="000000"/>
         </w:rPr>
         <w:t>U</w:t>
       </w:r>
-      <w:bookmarkEnd w:id="18"/>
+      <w:bookmarkEnd w:id="35"/>
       <w:r>
         <w:rPr>
           <w:color w:val="000000"/>
@@ -4878,14 +4071,16 @@
           <w:color w:val="000000"/>
         </w:rPr>
       </w:pPr>
-      <w:bookmarkStart w:id="19" w:name="_Toc226533770"/>
+      <w:bookmarkStart w:id="36" w:name="__RefHeading___Toc729_1633043759"/>
+      <w:bookmarkStart w:id="37" w:name="_Toc226533770"/>
+      <w:bookmarkEnd w:id="36"/>
       <w:r>
         <w:rPr>
           <w:color w:val="000000"/>
         </w:rPr>
         <w:t>S</w:t>
       </w:r>
-      <w:bookmarkEnd w:id="19"/>
+      <w:bookmarkEnd w:id="37"/>
       <w:r>
         <w:rPr>
           <w:color w:val="000000"/>
@@ -4932,16 +4127,18 @@
           <w:color w:val="000000"/>
         </w:rPr>
       </w:pPr>
-      <w:bookmarkStart w:id="20" w:name="REQBV5SS8"/>
-      <w:bookmarkStart w:id="21" w:name="_Toc226533771"/>
-      <w:bookmarkEnd w:id="20"/>
+      <w:bookmarkStart w:id="38" w:name="__RefHeading___Toc731_1633043759"/>
+      <w:bookmarkStart w:id="39" w:name="_Toc226533771"/>
+      <w:bookmarkStart w:id="40" w:name="REQBV5SS8"/>
+      <w:bookmarkEnd w:id="38"/>
+      <w:bookmarkEnd w:id="40"/>
       <w:r>
         <w:rPr>
           <w:color w:val="000000"/>
         </w:rPr>
         <w:t>C</w:t>
       </w:r>
-      <w:bookmarkEnd w:id="21"/>
+      <w:bookmarkEnd w:id="39"/>
       <w:r>
         <w:rPr>
           <w:color w:val="000000"/>
@@ -5116,12 +4313,10 @@
     </w:pPr>
     <w:r>
       <w:rPr/>
-    </w:r>
-    <w:r>
       <mc:AlternateContent>
         <mc:Choice Requires="wps">
           <w:drawing>
-            <wp:anchor distT="0" distB="0" distL="0" distR="0" simplePos="0" relativeHeight="2" behindDoc="0" locked="0" layoutInCell="0" allowOverlap="1">
+            <wp:anchor distT="0" distB="0" distL="0" distR="0" simplePos="0" relativeHeight="2" behindDoc="1" locked="0" layoutInCell="0" allowOverlap="1">
               <wp:simplePos x="0" y="0"/>
               <wp:positionH relativeFrom="margin">
                 <wp:align>center</wp:align>
@@ -5136,19 +4331,26 @@
               <a:graphic xmlns:a="http://schemas.openxmlformats.org/drawingml/2006/main">
                 <a:graphicData uri="http://schemas.microsoft.com/office/word/2010/wordprocessingShape">
                   <wps:wsp>
-                    <wps:cNvSpPr txBox="1"/>
+                    <wps:cNvSpPr/>
                     <wps:spPr>
                       <a:xfrm>
                         <a:off x="0" y="0"/>
-                        <a:ext cx="59055" cy="118745"/>
+                        <a:ext cx="59040" cy="118800"/>
                       </a:xfrm>
-                      <a:prstGeom prst="rect"/>
-                      <a:solidFill>
-                        <a:srgbClr val="FFFFFF">
-                          <a:alpha val="0"/>
-                        </a:srgbClr>
-                      </a:solidFill>
+                      <a:prstGeom prst="rect">
+                        <a:avLst/>
+                      </a:prstGeom>
+                      <a:noFill/>
+                      <a:ln w="0">
+                        <a:noFill/>
+                      </a:ln>
                     </wps:spPr>
+                    <wps:style>
+                      <a:lnRef idx="0"/>
+                      <a:fillRef idx="0"/>
+                      <a:effectRef idx="0"/>
+                      <a:fontRef idx="minor"/>
+                    </wps:style>
                     <wps:txbx>
                       <w:txbxContent>
                         <w:p>
@@ -5194,7 +4396,7 @@
                         </w:p>
                       </w:txbxContent>
                     </wps:txbx>
-                    <wps:bodyPr anchor="t" lIns="0" tIns="0" rIns="0" bIns="0">
+                    <wps:bodyPr lIns="0" rIns="0" tIns="0" bIns="0" anchor="t">
                       <a:noAutofit/>
                     </wps:bodyPr>
                   </wps:wsp>
@@ -5205,8 +4407,10 @@
         </mc:Choice>
         <mc:Fallback>
           <w:pict>
-            <v:rect stroked="f" strokeweight="0pt" style="position:absolute;rotation:-0;width:4.65pt;height:9.35pt;mso-wrap-distance-left:0pt;mso-wrap-distance-right:0pt;mso-wrap-distance-top:0pt;mso-wrap-distance-bottom:0pt;margin-top:0.05pt;mso-position-vertical-relative:text;margin-left:213.7pt;mso-position-horizontal:center;mso-position-horizontal-relative:margin">
-              <v:textbox inset="0in,0in,0in,0in">
+            <v:rect id="shape_0" fillcolor="white" stroked="f" o:allowincell="f" style="position:absolute;margin-left:213.65pt;margin-top:0.05pt;width:4.6pt;height:9.3pt;mso-wrap-style:square;v-text-anchor:top;mso-position-horizontal:center;mso-position-horizontal-relative:margin">
+              <v:fill o:detectmouseclick="t" type="solid" color2="black" opacity="0"/>
+              <v:stroke color="#3465a4" joinstyle="round" endcap="flat"/>
+              <v:textbox>
                 <w:txbxContent>
                   <w:p>
                     <w:pPr>
@@ -5270,12 +4474,10 @@
     </w:pPr>
     <w:r>
       <w:rPr/>
-    </w:r>
-    <w:r>
       <mc:AlternateContent>
         <mc:Choice Requires="wps">
           <w:drawing>
-            <wp:anchor distT="0" distB="0" distL="0" distR="0" simplePos="0" relativeHeight="2" behindDoc="0" locked="0" layoutInCell="0" allowOverlap="1">
+            <wp:anchor distT="0" distB="0" distL="0" distR="0" simplePos="0" relativeHeight="2" behindDoc="1" locked="0" layoutInCell="0" allowOverlap="1">
               <wp:simplePos x="0" y="0"/>
               <wp:positionH relativeFrom="margin">
                 <wp:align>center</wp:align>
@@ -5290,19 +4492,26 @@
               <a:graphic xmlns:a="http://schemas.openxmlformats.org/drawingml/2006/main">
                 <a:graphicData uri="http://schemas.microsoft.com/office/word/2010/wordprocessingShape">
                   <wps:wsp>
-                    <wps:cNvSpPr txBox="1"/>
+                    <wps:cNvSpPr/>
                     <wps:spPr>
                       <a:xfrm>
                         <a:off x="0" y="0"/>
-                        <a:ext cx="59055" cy="118745"/>
+                        <a:ext cx="59040" cy="118800"/>
                       </a:xfrm>
-                      <a:prstGeom prst="rect"/>
-                      <a:solidFill>
-                        <a:srgbClr val="FFFFFF">
-                          <a:alpha val="0"/>
-                        </a:srgbClr>
-                      </a:solidFill>
+                      <a:prstGeom prst="rect">
+                        <a:avLst/>
+                      </a:prstGeom>
+                      <a:noFill/>
+                      <a:ln w="0">
+                        <a:noFill/>
+                      </a:ln>
                     </wps:spPr>
+                    <wps:style>
+                      <a:lnRef idx="0"/>
+                      <a:fillRef idx="0"/>
+                      <a:effectRef idx="0"/>
+                      <a:fontRef idx="minor"/>
+                    </wps:style>
                     <wps:txbx>
                       <w:txbxContent>
                         <w:p>
@@ -5348,7 +4557,7 @@
                         </w:p>
                       </w:txbxContent>
                     </wps:txbx>
-                    <wps:bodyPr anchor="t" lIns="0" tIns="0" rIns="0" bIns="0">
+                    <wps:bodyPr lIns="0" rIns="0" tIns="0" bIns="0" anchor="t">
                       <a:noAutofit/>
                     </wps:bodyPr>
                   </wps:wsp>
@@ -5359,8 +4568,10 @@
         </mc:Choice>
         <mc:Fallback>
           <w:pict>
-            <v:rect stroked="f" strokeweight="0pt" style="position:absolute;rotation:-0;width:4.65pt;height:9.35pt;mso-wrap-distance-left:0pt;mso-wrap-distance-right:0pt;mso-wrap-distance-top:0pt;mso-wrap-distance-bottom:0pt;margin-top:0.05pt;mso-position-vertical-relative:text;margin-left:213.7pt;mso-position-horizontal:center;mso-position-horizontal-relative:margin">
-              <v:textbox inset="0in,0in,0in,0in">
+            <v:rect id="shape_0" fillcolor="white" stroked="f" o:allowincell="f" style="position:absolute;margin-left:213.65pt;margin-top:0.05pt;width:4.6pt;height:9.3pt;mso-wrap-style:square;v-text-anchor:top;mso-position-horizontal:center;mso-position-horizontal-relative:margin">
+              <v:fill o:detectmouseclick="t" type="solid" color2="black" opacity="0"/>
+              <v:stroke color="#3465a4" joinstyle="round" endcap="flat"/>
+              <v:textbox>
                 <w:txbxContent>
                   <w:p>
                     <w:pPr>
@@ -5441,37 +4652,10 @@
       <w:rPr>
         <w:rStyle w:val="PageNumber"/>
       </w:rPr>
-      <w:fldChar w:fldCharType="begin"/>
-    </w:r>
-    <w:r>
-      <w:rPr>
-        <w:rStyle w:val="PageNumber"/>
-      </w:rPr>
-      <w:instrText xml:space="preserve"> PAGE </w:instrText>
-    </w:r>
-    <w:r>
-      <w:rPr>
-        <w:rStyle w:val="PageNumber"/>
-      </w:rPr>
-      <w:fldChar w:fldCharType="separate"/>
-    </w:r>
-    <w:r>
-      <w:rPr>
-        <w:rStyle w:val="PageNumber"/>
-      </w:rPr>
-      <w:t>vii</w:t>
-    </w:r>
-    <w:r>
-      <w:rPr>
-        <w:rStyle w:val="PageNumber"/>
-      </w:rPr>
-      <w:fldChar w:fldCharType="end"/>
-    </w:r>
-    <w:r>
       <mc:AlternateContent>
         <mc:Choice Requires="wps">
           <w:drawing>
-            <wp:anchor distT="0" distB="0" distL="0" distR="0" simplePos="0" relativeHeight="8" behindDoc="0" locked="0" layoutInCell="0" allowOverlap="1">
+            <wp:anchor distT="0" distB="0" distL="0" distR="0" simplePos="0" relativeHeight="15" behindDoc="1" locked="0" layoutInCell="0" allowOverlap="1">
               <wp:simplePos x="0" y="0"/>
               <wp:positionH relativeFrom="margin">
                 <wp:align>center</wp:align>
@@ -5486,19 +4670,26 @@
               <a:graphic xmlns:a="http://schemas.openxmlformats.org/drawingml/2006/main">
                 <a:graphicData uri="http://schemas.microsoft.com/office/word/2010/wordprocessingShape">
                   <wps:wsp>
-                    <wps:cNvSpPr txBox="1"/>
+                    <wps:cNvSpPr/>
                     <wps:spPr>
                       <a:xfrm>
                         <a:off x="0" y="0"/>
-                        <a:ext cx="71755" cy="22860"/>
+                        <a:ext cx="71640" cy="23040"/>
                       </a:xfrm>
-                      <a:prstGeom prst="rect"/>
-                      <a:solidFill>
-                        <a:srgbClr val="FFFFFF">
-                          <a:alpha val="0"/>
-                        </a:srgbClr>
-                      </a:solidFill>
+                      <a:prstGeom prst="rect">
+                        <a:avLst/>
+                      </a:prstGeom>
+                      <a:noFill/>
+                      <a:ln w="0">
+                        <a:noFill/>
+                      </a:ln>
                     </wps:spPr>
+                    <wps:style>
+                      <a:lnRef idx="0"/>
+                      <a:fillRef idx="0"/>
+                      <a:effectRef idx="0"/>
+                      <a:fontRef idx="minor"/>
+                    </wps:style>
                     <wps:txbx>
                       <w:txbxContent>
                         <w:p>
@@ -5511,6 +4702,7 @@
                               <w:rStyle w:val="PageNumber"/>
                               <w:color w:val="000000"/>
                             </w:rPr>
+                            <w:fldChar w:fldCharType="begin"/>
                             <w:fldChar w:fldCharType="begin"/>
                           </w:r>
                           <w:r>
@@ -5532,7 +4724,35 @@
                               <w:rStyle w:val="PageNumber"/>
                               <w:color w:val="000000"/>
                             </w:rPr>
-                            <w:t>vii</w:t>
+                            <w:t>ix</w:t>
+                          </w:r>
+                          <w:r>
+                            <w:rPr>
+                              <w:rStyle w:val="PageNumber"/>
+                              <w:color w:val="000000"/>
+                            </w:rPr>
+                            <w:fldChar w:fldCharType="end"/>
+                          </w:r>
+                          <w:r>
+                            <w:rPr>
+                              <w:rStyle w:val="PageNumber"/>
+                              <w:color w:val="000000"/>
+                            </w:rPr>
+                            <w:instrText xml:space="preserve"> PAGE </w:instrText>
+                          </w:r>
+                          <w:r>
+                            <w:rPr>
+                              <w:rStyle w:val="PageNumber"/>
+                              <w:color w:val="000000"/>
+                            </w:rPr>
+                            <w:fldChar w:fldCharType="separate"/>
+                          </w:r>
+                          <w:r>
+                            <w:rPr>
+                              <w:rStyle w:val="PageNumber"/>
+                              <w:color w:val="000000"/>
+                            </w:rPr>
+                            <w:t>ix</w:t>
                           </w:r>
                           <w:r>
                             <w:rPr>
@@ -5544,7 +4764,7 @@
                         </w:p>
                       </w:txbxContent>
                     </wps:txbx>
-                    <wps:bodyPr anchor="t" lIns="0" tIns="0" rIns="0" bIns="0">
+                    <wps:bodyPr lIns="0" rIns="0" tIns="0" bIns="0" anchor="t">
                       <a:noAutofit/>
                     </wps:bodyPr>
                   </wps:wsp>
@@ -5555,8 +4775,10 @@
         </mc:Choice>
         <mc:Fallback>
           <w:pict>
-            <v:rect stroked="f" strokeweight="0pt" style="position:absolute;rotation:-0;width:5.65pt;height:1.8pt;mso-wrap-distance-left:0pt;mso-wrap-distance-right:0pt;mso-wrap-distance-top:0pt;mso-wrap-distance-bottom:0pt;margin-top:0.05pt;mso-position-vertical-relative:text;margin-left:213.2pt;mso-position-horizontal:center;mso-position-horizontal-relative:margin">
-              <v:textbox inset="0in,0in,0in,0in">
+            <v:rect id="shape_0" fillcolor="white" stroked="f" o:allowincell="f" style="position:absolute;margin-left:213.15pt;margin-top:0.05pt;width:5.6pt;height:1.75pt;mso-wrap-style:square;v-text-anchor:top;mso-position-horizontal:center;mso-position-horizontal-relative:margin">
+              <v:fill o:detectmouseclick="t" type="solid" color2="black" opacity="0"/>
+              <v:stroke color="#3465a4" joinstyle="round" endcap="flat"/>
+              <v:textbox>
                 <w:txbxContent>
                   <w:p>
                     <w:pPr>
@@ -5589,7 +4811,7 @@
                         <w:rStyle w:val="PageNumber"/>
                         <w:color w:val="000000"/>
                       </w:rPr>
-                      <w:t>vii</w:t>
+                      <w:t>ix</w:t>
                     </w:r>
                     <w:r>
                       <w:rPr>
@@ -5732,7 +4954,7 @@
 <w:hdr xmlns:o="urn:schemas-microsoft-com:office:office" xmlns:r="http://schemas.openxmlformats.org/officeDocument/2006/relationships" xmlns:v="urn:schemas-microsoft-com:vml" xmlns:w="http://schemas.openxmlformats.org/wordprocessingml/2006/main" xmlns:w10="urn:schemas-microsoft-com:office:word" xmlns:wp="http://schemas.openxmlformats.org/drawingml/2006/wordprocessingDrawing" xmlns:pic="http://schemas.openxmlformats.org/drawingml/2006/picture" xmlns:wps="http://schemas.microsoft.com/office/word/2010/wordprocessingShape" xmlns:wpg="http://schemas.microsoft.com/office/word/2010/wordprocessingGroup" xmlns:mc="http://schemas.openxmlformats.org/markup-compatibility/2006" xmlns:wp14="http://schemas.microsoft.com/office/word/2010/wordprocessingDrawing" xmlns:w14="http://schemas.microsoft.com/office/word/2010/wordml" xmlns:w15="http://schemas.microsoft.com/office/word/2012/wordml" mc:Ignorable="w14 wp14 w15">
   <w:p>
     <w:pPr>
-      <w:pStyle w:val="HeaderLeftuser"/>
+      <w:pStyle w:val="HeaderLeft"/>
       <w:rPr/>
     </w:pPr>
     <w:r>
@@ -6421,7 +5643,7 @@
       <w:kern w:val="0"/>
       <w:sz w:val="20"/>
       <w:szCs w:val="20"/>
-      <w:lang w:bidi="ar-SA" w:val="en-US" w:eastAsia="zh-CN"/>
+      <w:lang w:val="en-US" w:eastAsia="zh-CN" w:bidi="ar-SA"/>
     </w:rPr>
   </w:style>
   <w:style w:type="paragraph" w:styleId="Heading1">
@@ -7048,7 +6270,7 @@
       <w:kern w:val="0"/>
       <w:sz w:val="20"/>
       <w:szCs w:val="20"/>
-      <w:lang w:bidi="ar-SA" w:val="en-US" w:eastAsia="zh-CN"/>
+      <w:lang w:val="en-US" w:eastAsia="zh-CN" w:bidi="ar-SA"/>
     </w:rPr>
   </w:style>
   <w:style w:type="paragraph" w:styleId="BodyTextIndent">
@@ -7080,15 +6302,15 @@
       <w:bCs/>
     </w:rPr>
   </w:style>
-  <w:style w:type="paragraph" w:styleId="FrameContentsuser" w:customStyle="1">
-    <w:name w:val="Frame Contents (user)"/>
+  <w:style w:type="paragraph" w:styleId="FrameContents" w:customStyle="1">
+    <w:name w:val="Frame Contents"/>
     <w:basedOn w:val="Normal"/>
     <w:qFormat/>
     <w:pPr/>
     <w:rPr/>
   </w:style>
-  <w:style w:type="paragraph" w:styleId="HeaderLeftuser" w:customStyle="1">
-    <w:name w:val="Header Left (user)"/>
+  <w:style w:type="paragraph" w:styleId="HeaderLeft" w:customStyle="1">
+    <w:name w:val="Header Left"/>
     <w:basedOn w:val="Normal"/>
     <w:qFormat/>
     <w:pPr>
@@ -7101,8 +6323,8 @@
     </w:pPr>
     <w:rPr/>
   </w:style>
-  <w:style w:type="paragraph" w:styleId="FrameContents" w:customStyle="1">
-    <w:name w:val="Frame Contents"/>
+  <w:style w:type="paragraph" w:styleId="FrameContentsuser" w:customStyle="1">
+    <w:name w:val="Frame Contents (user)"/>
     <w:basedOn w:val="Normal"/>
     <w:qFormat/>
     <w:pPr/>

--- a/Documentation/Phase 2/CS 401 - Group 2 - SDD Doc.docx
+++ b/Documentation/Phase 2/CS 401 - Group 2 - SDD Doc.docx
@@ -673,6 +673,7 @@
                 <w:color w:val="000000"/>
                 <w:u w:val="single"/>
               </w:rPr>
+              <w:t>04/07/2026</w:t>
             </w:r>
           </w:p>
         </w:tc>
@@ -699,6 +700,7 @@
               <w:rPr>
                 <w:color w:val="000000"/>
               </w:rPr>
+              <w:t>1.3</w:t>
             </w:r>
           </w:p>
         </w:tc>
@@ -725,6 +727,7 @@
               <w:rPr>
                 <w:color w:val="000000"/>
               </w:rPr>
+              <w:t>Section 3 Additions</w:t>
             </w:r>
           </w:p>
         </w:tc>
@@ -752,6 +755,7 @@
               <w:rPr>
                 <w:color w:val="000000"/>
               </w:rPr>
+              <w:t>Nick Vu</w:t>
             </w:r>
           </w:p>
         </w:tc>
@@ -2375,18 +2379,19 @@
             </w:rPr>
             <w:fldChar w:fldCharType="separate"/>
           </w:r>
-          <w:hyperlink w:anchor="__RefHeading___Toc695_1633043759" w:tooltip="Introduction">
-            <w:r>
-              <w:rPr>
-                <w:rStyle w:val="IndexLink"/>
-              </w:rPr>
-              <w:t>1.</w:t>
-              <w:tab/>
-              <w:t>Introduction</w:t>
-              <w:tab/>
-              <w:t>iv</w:t>
-            </w:r>
-          </w:hyperlink>
+          <w:r>
+            <w:rPr>
+              <w:rStyle w:val="IndexLink"/>
+            </w:rPr>
+            <w:t>1.</w:t>
+          </w:r>
+          <w:r>
+            <w:rPr/>
+            <w:tab/>
+            <w:t>Introduction</w:t>
+            <w:tab/>
+            <w:t>iv</w:t>
+          </w:r>
         </w:p>
         <w:p>
           <w:pPr>
@@ -2398,18 +2403,14 @@
             </w:tabs>
             <w:rPr/>
           </w:pPr>
-          <w:hyperlink w:anchor="__RefHeading___Toc697_1633043759" w:tooltip="Scope">
-            <w:r>
-              <w:rPr>
-                <w:rStyle w:val="IndexLink"/>
-              </w:rPr>
-              <w:t>1.1.</w:t>
-              <w:tab/>
-              <w:t>Scope</w:t>
-              <w:tab/>
-              <w:t>iv</w:t>
-            </w:r>
-          </w:hyperlink>
+          <w:r>
+            <w:rPr/>
+            <w:t>1.1.</w:t>
+            <w:tab/>
+            <w:t>Scope</w:t>
+            <w:tab/>
+            <w:t>iv</w:t>
+          </w:r>
         </w:p>
         <w:p>
           <w:pPr>
@@ -2421,18 +2422,14 @@
             </w:tabs>
             <w:rPr/>
           </w:pPr>
-          <w:hyperlink w:anchor="__RefHeading___Toc699_1633043759" w:tooltip="Definitions, Acronyms, Abbreviations">
-            <w:r>
-              <w:rPr>
-                <w:rStyle w:val="IndexLink"/>
-              </w:rPr>
-              <w:t>1.1.</w:t>
-              <w:tab/>
-              <w:t>Definitions, Acronyms, Abbreviations</w:t>
-              <w:tab/>
-              <w:t>iv</w:t>
-            </w:r>
-          </w:hyperlink>
+          <w:r>
+            <w:rPr/>
+            <w:t>1.1.</w:t>
+            <w:tab/>
+            <w:t>Definitions, Acronyms, Abbreviations</w:t>
+            <w:tab/>
+            <w:t>iv</w:t>
+          </w:r>
         </w:p>
         <w:p>
           <w:pPr>
@@ -2444,18 +2441,14 @@
             </w:tabs>
             <w:rPr/>
           </w:pPr>
-          <w:hyperlink w:anchor="__RefHeading___Toc701_1633043759" w:tooltip="Overview">
-            <w:r>
-              <w:rPr>
-                <w:rStyle w:val="IndexLink"/>
-              </w:rPr>
-              <w:t>1.2.</w:t>
-              <w:tab/>
-              <w:t>Overview</w:t>
-              <w:tab/>
-              <w:t>v</w:t>
-            </w:r>
-          </w:hyperlink>
+          <w:r>
+            <w:rPr/>
+            <w:t>1.2.</w:t>
+            <w:tab/>
+            <w:t>Overview</w:t>
+            <w:tab/>
+            <w:t>v</w:t>
+          </w:r>
         </w:p>
         <w:p>
           <w:pPr>
@@ -2467,18 +2460,14 @@
             </w:tabs>
             <w:rPr/>
           </w:pPr>
-          <w:hyperlink w:anchor="__RefHeading___Toc703_1633043759" w:tooltip="Architecture">
-            <w:r>
-              <w:rPr>
-                <w:rStyle w:val="IndexLink"/>
-              </w:rPr>
-              <w:t>2.</w:t>
-              <w:tab/>
-              <w:t>Architecture</w:t>
-              <w:tab/>
-              <w:t>vi</w:t>
-            </w:r>
-          </w:hyperlink>
+          <w:r>
+            <w:rPr/>
+            <w:t>2.</w:t>
+            <w:tab/>
+            <w:t>Architecture</w:t>
+            <w:tab/>
+            <w:t>vi</w:t>
+          </w:r>
         </w:p>
         <w:p>
           <w:pPr>
@@ -2490,18 +2479,14 @@
             </w:tabs>
             <w:rPr/>
           </w:pPr>
-          <w:hyperlink w:anchor="__RefHeading___Toc705_1633043759" w:tooltip="Overview">
-            <w:r>
-              <w:rPr>
-                <w:rStyle w:val="IndexLink"/>
-              </w:rPr>
-              <w:t>2.1.</w:t>
-              <w:tab/>
-              <w:t>Overview</w:t>
-              <w:tab/>
-              <w:t>vi</w:t>
-            </w:r>
-          </w:hyperlink>
+          <w:r>
+            <w:rPr/>
+            <w:t>2.1.</w:t>
+            <w:tab/>
+            <w:t>Overview</w:t>
+            <w:tab/>
+            <w:t>vi</w:t>
+          </w:r>
         </w:p>
         <w:p>
           <w:pPr>
@@ -2513,18 +2498,14 @@
             </w:tabs>
             <w:rPr/>
           </w:pPr>
-          <w:hyperlink w:anchor="__RefHeading___Toc707_1633043759" w:tooltip="Networking">
-            <w:r>
-              <w:rPr>
-                <w:rStyle w:val="IndexLink"/>
-              </w:rPr>
-              <w:t>2.2.</w:t>
-              <w:tab/>
-              <w:t>Networking</w:t>
-              <w:tab/>
-              <w:t>vi</w:t>
-            </w:r>
-          </w:hyperlink>
+          <w:r>
+            <w:rPr/>
+            <w:t>2.2.</w:t>
+            <w:tab/>
+            <w:t>Networking</w:t>
+            <w:tab/>
+            <w:t>vi</w:t>
+          </w:r>
         </w:p>
         <w:p>
           <w:pPr>
@@ -2536,18 +2517,14 @@
             </w:tabs>
             <w:rPr/>
           </w:pPr>
-          <w:hyperlink w:anchor="__RefHeading___Toc709_1633043759" w:tooltip="Messaging">
-            <w:r>
-              <w:rPr>
-                <w:rStyle w:val="IndexLink"/>
-              </w:rPr>
-              <w:t>2.3.</w:t>
-              <w:tab/>
-              <w:t>Messaging</w:t>
-              <w:tab/>
-              <w:t>vi</w:t>
-            </w:r>
-          </w:hyperlink>
+          <w:r>
+            <w:rPr/>
+            <w:t>2.3.</w:t>
+            <w:tab/>
+            <w:t>Messaging</w:t>
+            <w:tab/>
+            <w:t>vi</w:t>
+          </w:r>
         </w:p>
         <w:p>
           <w:pPr>
@@ -2559,18 +2536,14 @@
             </w:tabs>
             <w:rPr/>
           </w:pPr>
-          <w:hyperlink w:anchor="__RefHeading___Toc711_1633043759" w:tooltip="Server">
-            <w:r>
-              <w:rPr>
-                <w:rStyle w:val="IndexLink"/>
-              </w:rPr>
-              <w:t>2.4.</w:t>
-              <w:tab/>
-              <w:t>Server</w:t>
-              <w:tab/>
-              <w:t>vi</w:t>
-            </w:r>
-          </w:hyperlink>
+          <w:r>
+            <w:rPr/>
+            <w:t>2.4.</w:t>
+            <w:tab/>
+            <w:t>Server</w:t>
+            <w:tab/>
+            <w:t>vi</w:t>
+          </w:r>
         </w:p>
         <w:p>
           <w:pPr>
@@ -2582,18 +2555,14 @@
             </w:tabs>
             <w:rPr/>
           </w:pPr>
-          <w:hyperlink w:anchor="__RefHeading___Toc713_1633043759" w:tooltip="Client">
-            <w:r>
-              <w:rPr>
-                <w:rStyle w:val="IndexLink"/>
-              </w:rPr>
-              <w:t>2.5.</w:t>
-              <w:tab/>
-              <w:t>Client</w:t>
-              <w:tab/>
-              <w:t>vi</w:t>
-            </w:r>
-          </w:hyperlink>
+          <w:r>
+            <w:rPr/>
+            <w:t>2.5.</w:t>
+            <w:tab/>
+            <w:t>Client</w:t>
+            <w:tab/>
+            <w:t>vi</w:t>
+          </w:r>
         </w:p>
         <w:p>
           <w:pPr>
@@ -2605,18 +2574,14 @@
             </w:tabs>
             <w:rPr/>
           </w:pPr>
-          <w:hyperlink w:anchor="__RefHeading___Toc715_1633043759" w:tooltip="System Interface Design">
-            <w:r>
-              <w:rPr>
-                <w:rStyle w:val="IndexLink"/>
-              </w:rPr>
-              <w:t>3.</w:t>
-              <w:tab/>
-              <w:t>System Interface Design</w:t>
-              <w:tab/>
-              <w:t>viii</w:t>
-            </w:r>
-          </w:hyperlink>
+          <w:r>
+            <w:rPr/>
+            <w:t>3.</w:t>
+            <w:tab/>
+            <w:t>System Interface Design</w:t>
+            <w:tab/>
+            <w:t>viii</w:t>
+          </w:r>
         </w:p>
         <w:p>
           <w:pPr>
@@ -2628,18 +2593,14 @@
             </w:tabs>
             <w:rPr/>
           </w:pPr>
-          <w:hyperlink w:anchor="__RefHeading___Toc717_1633043759" w:tooltip="Application Overview">
-            <w:r>
-              <w:rPr>
-                <w:rStyle w:val="IndexLink"/>
-              </w:rPr>
-              <w:t>3.1.</w:t>
-              <w:tab/>
-              <w:t>Application Overview</w:t>
-              <w:tab/>
-              <w:t>viii</w:t>
-            </w:r>
-          </w:hyperlink>
+          <w:r>
+            <w:rPr/>
+            <w:t>3.1.</w:t>
+            <w:tab/>
+            <w:t>Application Overview</w:t>
+            <w:tab/>
+            <w:t>viii</w:t>
+          </w:r>
         </w:p>
         <w:p>
           <w:pPr>
@@ -2651,18 +2612,14 @@
             </w:tabs>
             <w:rPr/>
           </w:pPr>
-          <w:hyperlink w:anchor="__RefHeading___Toc719_1633043759" w:tooltip="Design Outlook">
-            <w:r>
-              <w:rPr>
-                <w:rStyle w:val="IndexLink"/>
-              </w:rPr>
-              <w:t>3.1.1.</w:t>
-              <w:tab/>
-              <w:t>Design Outlook</w:t>
-              <w:tab/>
-              <w:t>viii</w:t>
-            </w:r>
-          </w:hyperlink>
+          <w:r>
+            <w:rPr/>
+            <w:t>3.1.1.</w:t>
+            <w:tab/>
+            <w:t>Design Outlook</w:t>
+            <w:tab/>
+            <w:t>viii</w:t>
+          </w:r>
         </w:p>
         <w:p>
           <w:pPr>
@@ -2674,18 +2631,14 @@
             </w:tabs>
             <w:rPr/>
           </w:pPr>
-          <w:hyperlink w:anchor="__RefHeading___Toc721_1633043759" w:tooltip="GUI Diagrams">
-            <w:r>
-              <w:rPr>
-                <w:rStyle w:val="IndexLink"/>
-              </w:rPr>
-              <w:t>3.2.</w:t>
-              <w:tab/>
-              <w:t>GUI Diagrams</w:t>
-              <w:tab/>
-              <w:t>viii</w:t>
-            </w:r>
-          </w:hyperlink>
+          <w:r>
+            <w:rPr/>
+            <w:t>3.2.</w:t>
+            <w:tab/>
+            <w:t>GUI Diagrams</w:t>
+            <w:tab/>
+            <w:t>viii</w:t>
+          </w:r>
         </w:p>
         <w:p>
           <w:pPr>
@@ -2697,18 +2650,14 @@
             </w:tabs>
             <w:rPr/>
           </w:pPr>
-          <w:hyperlink w:anchor="__RefHeading___Toc723_1633043759" w:tooltip="Layout and Structure">
-            <w:r>
-              <w:rPr>
-                <w:rStyle w:val="IndexLink"/>
-              </w:rPr>
-              <w:t>3.3.</w:t>
-              <w:tab/>
-              <w:t>Layout and Structure</w:t>
-              <w:tab/>
-              <w:t>viii</w:t>
-            </w:r>
-          </w:hyperlink>
+          <w:r>
+            <w:rPr/>
+            <w:t>3.3.</w:t>
+            <w:tab/>
+            <w:t>Layout and Structure</w:t>
+            <w:tab/>
+            <w:t>viii</w:t>
+          </w:r>
         </w:p>
         <w:p>
           <w:pPr>
@@ -2720,18 +2669,14 @@
             </w:tabs>
             <w:rPr/>
           </w:pPr>
-          <w:hyperlink w:anchor="__RefHeading___Toc725_1633043759" w:tooltip="Use-Cases and Common Flows">
-            <w:r>
-              <w:rPr>
-                <w:rStyle w:val="IndexLink"/>
-              </w:rPr>
-              <w:t>4.</w:t>
-              <w:tab/>
-              <w:t>Use-Cases and Common Flows</w:t>
-              <w:tab/>
-              <w:t>ix</w:t>
-            </w:r>
-          </w:hyperlink>
+          <w:r>
+            <w:rPr/>
+            <w:t>4.</w:t>
+            <w:tab/>
+            <w:t>Use-Cases and Common Flows</w:t>
+            <w:tab/>
+            <w:t>ix</w:t>
+          </w:r>
         </w:p>
         <w:p>
           <w:pPr>
@@ -2743,18 +2688,14 @@
             </w:tabs>
             <w:rPr/>
           </w:pPr>
-          <w:hyperlink w:anchor="__RefHeading___Toc727_1633043759" w:tooltip="Use-Case Diagrams">
-            <w:r>
-              <w:rPr>
-                <w:rStyle w:val="IndexLink"/>
-              </w:rPr>
-              <w:t>4.1.</w:t>
-              <w:tab/>
-              <w:t>Use-Case Diagrams</w:t>
-              <w:tab/>
-              <w:t>ix</w:t>
-            </w:r>
-          </w:hyperlink>
+          <w:r>
+            <w:rPr/>
+            <w:t>4.1.</w:t>
+            <w:tab/>
+            <w:t>Use-Case Diagrams</w:t>
+            <w:tab/>
+            <w:t>ix</w:t>
+          </w:r>
         </w:p>
         <w:p>
           <w:pPr>
@@ -2766,18 +2707,14 @@
             </w:tabs>
             <w:rPr/>
           </w:pPr>
-          <w:hyperlink w:anchor="__RefHeading___Toc729_1633043759" w:tooltip="Sequence Diagrams">
-            <w:r>
-              <w:rPr>
-                <w:rStyle w:val="IndexLink"/>
-              </w:rPr>
-              <w:t>4.2.</w:t>
-              <w:tab/>
-              <w:t>Sequence Diagrams</w:t>
-              <w:tab/>
-              <w:t>ix</w:t>
-            </w:r>
-          </w:hyperlink>
+          <w:r>
+            <w:rPr/>
+            <w:t>4.2.</w:t>
+            <w:tab/>
+            <w:t>Sequence Diagrams</w:t>
+            <w:tab/>
+            <w:t>ix</w:t>
+          </w:r>
         </w:p>
         <w:p>
           <w:pPr>
@@ -2789,22 +2726,16 @@
             </w:tabs>
             <w:rPr/>
           </w:pPr>
-          <w:hyperlink w:anchor="__RefHeading___Toc731_1633043759" w:tooltip="Common &amp; Intended User Interfacing Flow">
-            <w:r>
-              <w:rPr>
-                <w:rStyle w:val="IndexLink"/>
-              </w:rPr>
-              <w:t>4.3.</w:t>
-              <w:tab/>
-              <w:t>Common &amp; Intended User Interfacing Flow</w:t>
-              <w:tab/>
-              <w:t>ix</w:t>
-            </w:r>
-          </w:hyperlink>
           <w:r>
-            <w:rPr>
-              <w:rStyle w:val="IndexLink"/>
-            </w:rPr>
+            <w:rPr/>
+            <w:t>4.3.</w:t>
+            <w:tab/>
+            <w:t>Common &amp; Intended User Interfacing Flow</w:t>
+            <w:tab/>
+            <w:t>ix</w:t>
+          </w:r>
+          <w:r>
+            <w:rPr/>
             <w:fldChar w:fldCharType="end"/>
           </w:r>
         </w:p>
@@ -3814,6 +3745,184 @@
     </w:p>
     <w:p>
       <w:pPr>
+        <w:pStyle w:val="BodyText"/>
+        <w:widowControl/>
+        <w:suppressAutoHyphens w:val="true"/>
+        <w:bidi w:val="0"/>
+        <w:spacing w:lineRule="auto" w:line="276"/>
+        <w:ind w:hanging="0" w:left="1440" w:right="0"/>
+        <w:jc w:val="left"/>
+        <w:rPr>
+          <w:color w:val="000000"/>
+        </w:rPr>
+      </w:pPr>
+      <w:r>
+        <w:rPr>
+          <w:color w:val="000000"/>
+        </w:rPr>
+        <w:t>The Blackjack Handling System (BHS) client provides a graphical user interface (GUI) that enables users to interact with the system across all stages of usage, including authentication, lobby navigation, and active gameplay. The GUI is designed to be intuitive, responsive, and role-aware, dynamically adapting available controls and information based on whether the user is a player or dealer.</w:t>
+      </w:r>
+    </w:p>
+    <w:p>
+      <w:pPr>
+        <w:pStyle w:val="BodyText"/>
+        <w:widowControl/>
+        <w:suppressAutoHyphens w:val="true"/>
+        <w:bidi w:val="0"/>
+        <w:spacing w:lineRule="auto" w:line="276"/>
+        <w:ind w:hanging="0" w:left="1440" w:right="0"/>
+        <w:jc w:val="left"/>
+        <w:rPr>
+          <w:color w:val="000000"/>
+        </w:rPr>
+      </w:pPr>
+      <w:r>
+        <w:rPr>
+          <w:color w:val="000000"/>
+        </w:rPr>
+        <w:t>The application is structured around three primary interface environments:</w:t>
+      </w:r>
+    </w:p>
+    <w:p>
+      <w:pPr>
+        <w:pStyle w:val="BodyText"/>
+        <w:widowControl/>
+        <w:numPr>
+          <w:ilvl w:val="0"/>
+          <w:numId w:val="3"/>
+        </w:numPr>
+        <w:tabs>
+          <w:tab w:val="clear" w:pos="720"/>
+          <w:tab w:val="left" w:pos="0" w:leader="none"/>
+        </w:tabs>
+        <w:suppressAutoHyphens w:val="true"/>
+        <w:bidi w:val="0"/>
+        <w:spacing w:lineRule="auto" w:line="276" w:before="0" w:after="0"/>
+        <w:ind w:hanging="283" w:left="2149" w:right="0"/>
+        <w:jc w:val="left"/>
+        <w:rPr>
+          <w:color w:val="000000"/>
+        </w:rPr>
+      </w:pPr>
+      <w:r>
+        <w:rPr>
+          <w:rStyle w:val="Strong"/>
+          <w:color w:val="000000"/>
+        </w:rPr>
+        <w:t>Login Interface</w:t>
+      </w:r>
+      <w:r>
+        <w:rPr>
+          <w:color w:val="000000"/>
+        </w:rPr>
+        <w:t xml:space="preserve"> – Handles authentication and account creation </w:t>
+      </w:r>
+    </w:p>
+    <w:p>
+      <w:pPr>
+        <w:pStyle w:val="BodyText"/>
+        <w:widowControl/>
+        <w:numPr>
+          <w:ilvl w:val="0"/>
+          <w:numId w:val="3"/>
+        </w:numPr>
+        <w:tabs>
+          <w:tab w:val="clear" w:pos="720"/>
+          <w:tab w:val="left" w:pos="0" w:leader="none"/>
+        </w:tabs>
+        <w:suppressAutoHyphens w:val="true"/>
+        <w:bidi w:val="0"/>
+        <w:spacing w:lineRule="auto" w:line="276" w:before="0" w:after="0"/>
+        <w:ind w:hanging="283" w:left="2149" w:right="0"/>
+        <w:jc w:val="left"/>
+        <w:rPr>
+          <w:color w:val="000000"/>
+        </w:rPr>
+      </w:pPr>
+      <w:r>
+        <w:rPr>
+          <w:rStyle w:val="Strong"/>
+          <w:color w:val="000000"/>
+        </w:rPr>
+        <w:t>Lobby Interface</w:t>
+      </w:r>
+      <w:r>
+        <w:rPr>
+          <w:color w:val="000000"/>
+        </w:rPr>
+        <w:t xml:space="preserve"> – Provides table discovery, system navigation, and account management </w:t>
+      </w:r>
+    </w:p>
+    <w:p>
+      <w:pPr>
+        <w:pStyle w:val="BodyText"/>
+        <w:widowControl/>
+        <w:numPr>
+          <w:ilvl w:val="0"/>
+          <w:numId w:val="3"/>
+        </w:numPr>
+        <w:tabs>
+          <w:tab w:val="clear" w:pos="720"/>
+          <w:tab w:val="left" w:pos="0" w:leader="none"/>
+        </w:tabs>
+        <w:suppressAutoHyphens w:val="true"/>
+        <w:bidi w:val="0"/>
+        <w:spacing w:lineRule="auto" w:line="276"/>
+        <w:ind w:hanging="283" w:left="2149" w:right="0"/>
+        <w:jc w:val="left"/>
+        <w:rPr>
+          <w:color w:val="000000"/>
+        </w:rPr>
+      </w:pPr>
+      <w:r>
+        <w:rPr>
+          <w:rStyle w:val="Strong"/>
+          <w:color w:val="000000"/>
+        </w:rPr>
+        <w:t>Table Interface</w:t>
+      </w:r>
+      <w:r>
+        <w:rPr>
+          <w:color w:val="000000"/>
+        </w:rPr>
+        <w:t xml:space="preserve"> – Facilitates real-time blackjack gameplay and interaction </w:t>
+      </w:r>
+    </w:p>
+    <w:p>
+      <w:pPr>
+        <w:pStyle w:val="BodyText"/>
+        <w:widowControl/>
+        <w:suppressAutoHyphens w:val="true"/>
+        <w:bidi w:val="0"/>
+        <w:spacing w:lineRule="auto" w:line="276"/>
+        <w:ind w:hanging="0" w:left="1440" w:right="0"/>
+        <w:jc w:val="left"/>
+        <w:rPr>
+          <w:color w:val="000000"/>
+        </w:rPr>
+      </w:pPr>
+      <w:r>
+        <w:rPr>
+          <w:color w:val="000000"/>
+        </w:rPr>
+        <w:t>Each interface operates as a distinct view while maintaining continuity through consistent layout structure and navigation paradigms.</w:t>
+      </w:r>
+    </w:p>
+    <w:p>
+      <w:pPr>
+        <w:pStyle w:val="Normal"/>
+        <w:rPr>
+          <w:color w:val="000000"/>
+        </w:rPr>
+      </w:pPr>
+      <w:r>
+        <w:rPr>
+          <w:color w:val="000000"/>
+        </w:rPr>
+      </w:r>
+    </w:p>
+    <w:p>
+      <w:pPr>
         <w:pStyle w:val="Heading3"/>
         <w:numPr>
           <w:ilvl w:val="2"/>
@@ -3911,6 +4020,156 @@
     </w:p>
     <w:p>
       <w:pPr>
+        <w:pStyle w:val="BodyText"/>
+        <w:rPr>
+          <w:color w:val="000000"/>
+        </w:rPr>
+      </w:pPr>
+      <w:r>
+        <w:rPr>
+          <w:color w:val="000000"/>
+        </w:rPr>
+        <w:tab/>
+        <w:tab/>
+        <w:t xml:space="preserve">The GUI is composed of three primary screens, each corresponding to a major functional </w:t>
+        <w:tab/>
+        <w:tab/>
+        <w:t>stage of the system.</w:t>
+      </w:r>
+    </w:p>
+    <w:p>
+      <w:pPr>
+        <w:pStyle w:val="Heading4"/>
+        <w:spacing w:before="80" w:after="283"/>
+        <w:ind w:hanging="0" w:left="0"/>
+        <w:jc w:val="both"/>
+        <w:rPr>
+          <w:color w:val="000000"/>
+        </w:rPr>
+      </w:pPr>
+      <w:r>
+        <w:rPr>
+          <w:rStyle w:val="Strong"/>
+          <w:b/>
+          <w:color w:val="000000"/>
+        </w:rPr>
+        <w:t>3.2.1 Login Screen</w:t>
+      </w:r>
+    </w:p>
+    <w:p>
+      <w:pPr>
+        <w:pStyle w:val="BodyText"/>
+        <w:spacing w:before="80" w:after="283"/>
+        <w:jc w:val="both"/>
+        <w:rPr>
+          <w:color w:val="000000"/>
+        </w:rPr>
+      </w:pPr>
+      <w:r>
+        <w:rPr>
+          <w:color w:val="000000"/>
+        </w:rPr>
+        <w:tab/>
+        <w:tab/>
+        <w:t xml:space="preserve">The login screen serves as the entry point into the system and is responsible for user </w:t>
+        <w:tab/>
+        <w:tab/>
+        <w:t>authentication and account creation.</w:t>
+      </w:r>
+    </w:p>
+    <w:p>
+      <w:pPr>
+        <w:pStyle w:val="BodyText"/>
+        <w:numPr>
+          <w:ilvl w:val="2"/>
+          <w:numId w:val="4"/>
+        </w:numPr>
+        <w:tabs>
+          <w:tab w:val="clear" w:pos="720"/>
+          <w:tab w:val="left" w:pos="0" w:leader="none"/>
+        </w:tabs>
+        <w:spacing w:before="80" w:after="0"/>
+        <w:ind w:hanging="283" w:left="2127"/>
+        <w:jc w:val="both"/>
+        <w:rPr>
+          <w:color w:val="000000"/>
+        </w:rPr>
+      </w:pPr>
+      <w:r>
+        <w:rPr>
+          <w:color w:val="000000"/>
+        </w:rPr>
+        <w:t xml:space="preserve">Users input required credentials to connect to the server </w:t>
+      </w:r>
+    </w:p>
+    <w:p>
+      <w:pPr>
+        <w:pStyle w:val="BodyText"/>
+        <w:numPr>
+          <w:ilvl w:val="2"/>
+          <w:numId w:val="4"/>
+        </w:numPr>
+        <w:tabs>
+          <w:tab w:val="clear" w:pos="720"/>
+          <w:tab w:val="left" w:pos="0" w:leader="none"/>
+        </w:tabs>
+        <w:spacing w:before="80" w:after="0"/>
+        <w:ind w:hanging="283" w:left="2127"/>
+        <w:jc w:val="both"/>
+        <w:rPr>
+          <w:color w:val="000000"/>
+        </w:rPr>
+      </w:pPr>
+      <w:r>
+        <w:rPr>
+          <w:color w:val="000000"/>
+        </w:rPr>
+        <w:t xml:space="preserve">The same interface supports both login and account registration </w:t>
+      </w:r>
+    </w:p>
+    <w:p>
+      <w:pPr>
+        <w:pStyle w:val="BodyText"/>
+        <w:numPr>
+          <w:ilvl w:val="2"/>
+          <w:numId w:val="4"/>
+        </w:numPr>
+        <w:tabs>
+          <w:tab w:val="clear" w:pos="720"/>
+          <w:tab w:val="left" w:pos="0" w:leader="none"/>
+        </w:tabs>
+        <w:spacing w:before="80" w:after="283"/>
+        <w:ind w:hanging="283" w:left="2127"/>
+        <w:jc w:val="both"/>
+        <w:rPr>
+          <w:color w:val="000000"/>
+        </w:rPr>
+      </w:pPr>
+      <w:r>
+        <w:rPr>
+          <w:color w:val="000000"/>
+        </w:rPr>
+        <w:t xml:space="preserve">Minimalistic design reduces friction and focuses on primary actions </w:t>
+      </w:r>
+    </w:p>
+    <w:p>
+      <w:pPr>
+        <w:pStyle w:val="BodyText"/>
+        <w:spacing w:before="80" w:after="283"/>
+        <w:jc w:val="both"/>
+        <w:rPr>
+          <w:color w:val="000000"/>
+        </w:rPr>
+      </w:pPr>
+      <w:r>
+        <w:rPr>
+          <w:color w:val="000000"/>
+        </w:rPr>
+        <w:t>This interface ensures secure access to the system before any gameplay or interaction occurs</w:t>
+      </w:r>
+    </w:p>
+    <w:p>
+      <w:pPr>
         <w:pStyle w:val="Paragraph2"/>
         <w:rPr>
           <w:color w:val="000000"/>
@@ -3965,8 +4224,68 @@
     </w:p>
     <w:p>
       <w:pPr>
+        <w:pStyle w:val="BodyText"/>
+        <w:ind w:hanging="0" w:left="1440"/>
+        <w:rPr>
+          <w:color w:val="000000"/>
+        </w:rPr>
+      </w:pPr>
+      <w:r>
+        <w:rPr>
+          <w:color w:val="000000"/>
+        </w:rPr>
+        <w:t>The graphical user interface is organized using a modular, panel-based structure that supports dynamic content updates and separation of concerns between different functional areas. Each primary screen (login, lobby, and table) is composed of reusable interface regions that can be updated or replaced without requiring a full screen transition. This allows the client to respond efficiently to real-time updates from the server while maintaining a consistent user experience.</w:t>
+      </w:r>
+    </w:p>
+    <w:p>
+      <w:pPr>
+        <w:pStyle w:val="BodyText"/>
+        <w:ind w:hanging="0" w:left="1440"/>
+        <w:rPr>
+          <w:color w:val="000000"/>
+        </w:rPr>
+      </w:pPr>
+      <w:r>
+        <w:rPr>
+          <w:color w:val="000000"/>
+        </w:rPr>
+        <w:t>The layout follows a clear information hierarchy to guide user interaction. The central region of each screen is reserved for the primary task: authentication on the login screen, table browsing in the lobby, and gameplay in the table view. Secondary regions are used to display supporting information such as account details, table parameters, or rules. Actionable controls are grouped in consistent locations to reduce user confusion and improve accessibility during time-sensitive interactions.</w:t>
+      </w:r>
+    </w:p>
+    <w:p>
+      <w:pPr>
+        <w:pStyle w:val="BodyText"/>
+        <w:ind w:hanging="0" w:left="1440"/>
+        <w:rPr>
+          <w:color w:val="000000"/>
+        </w:rPr>
+      </w:pPr>
+      <w:r>
+        <w:rPr>
+          <w:color w:val="000000"/>
+        </w:rPr>
+        <w:t>Within the lobby interface, the layout emphasizes discoverability and navigation. A main display area presents available tables along with key attributes such as player capacity, minimum bet, and turn timer. Additional functionality such as account management, rule viewing, and logout is accessible through surrounding interface elements. The design allows the central panel to be updated dynamically based on user selections without disrupting the overall layout.</w:t>
+      </w:r>
+    </w:p>
+    <w:p>
+      <w:pPr>
+        <w:pStyle w:val="BodyText"/>
+        <w:ind w:hanging="0" w:left="1440"/>
+        <w:rPr>
+          <w:color w:val="000000"/>
+        </w:rPr>
+      </w:pPr>
+      <w:r>
+        <w:rPr>
+          <w:color w:val="000000"/>
+        </w:rPr>
+        <w:t>The table interface is structured to resemble a real-world blackjack table in both organization and flow. The dealer’s hand is positioned prominently, while player hands are arranged in a consistent order based on when users joined the table. This ordering establishes a clear and intuitive turn sequence. Each player’s betting area is located adjacent to their hand, and action controls are grouped in a dedicated region that updates based on the current game phase.</w:t>
+      </w:r>
+    </w:p>
+    <w:p>
+      <w:pPr>
         <w:pStyle w:val="Normal"/>
-        <w:ind w:left="1440"/>
+        <w:ind w:hanging="0" w:left="2880"/>
         <w:rPr>
           <w:color w:val="000000"/>
         </w:rPr>
@@ -4407,8 +4726,8 @@
         </mc:Choice>
         <mc:Fallback>
           <w:pict>
-            <v:rect id="shape_0" fillcolor="white" stroked="f" o:allowincell="f" style="position:absolute;margin-left:213.65pt;margin-top:0.05pt;width:4.6pt;height:9.3pt;mso-wrap-style:square;v-text-anchor:top;mso-position-horizontal:center;mso-position-horizontal-relative:margin">
-              <v:fill o:detectmouseclick="t" type="solid" color2="black" opacity="0"/>
+            <v:rect id="shape_0" stroked="f" o:allowincell="f" style="position:absolute;margin-left:213.65pt;margin-top:0.05pt;width:4.6pt;height:9.3pt;mso-wrap-style:square;v-text-anchor:top;mso-position-horizontal:center;mso-position-horizontal-relative:margin">
+              <v:fill o:detectmouseclick="t" on="false"/>
               <v:stroke color="#3465a4" joinstyle="round" endcap="flat"/>
               <v:textbox>
                 <w:txbxContent>
@@ -4568,8 +4887,8 @@
         </mc:Choice>
         <mc:Fallback>
           <w:pict>
-            <v:rect id="shape_0" fillcolor="white" stroked="f" o:allowincell="f" style="position:absolute;margin-left:213.65pt;margin-top:0.05pt;width:4.6pt;height:9.3pt;mso-wrap-style:square;v-text-anchor:top;mso-position-horizontal:center;mso-position-horizontal-relative:margin">
-              <v:fill o:detectmouseclick="t" type="solid" color2="black" opacity="0"/>
+            <v:rect id="shape_0" stroked="f" o:allowincell="f" style="position:absolute;margin-left:213.65pt;margin-top:0.05pt;width:4.6pt;height:9.3pt;mso-wrap-style:square;v-text-anchor:top;mso-position-horizontal:center;mso-position-horizontal-relative:margin">
+              <v:fill o:detectmouseclick="t" on="false"/>
               <v:stroke color="#3465a4" joinstyle="round" endcap="flat"/>
               <v:textbox>
                 <w:txbxContent>
@@ -4649,13 +4968,11 @@
       <w:rPr/>
     </w:pPr>
     <w:r>
-      <w:rPr>
-        <w:rStyle w:val="PageNumber"/>
-      </w:rPr>
+      <w:rPr/>
       <mc:AlternateContent>
         <mc:Choice Requires="wps">
           <w:drawing>
-            <wp:anchor distT="0" distB="0" distL="0" distR="0" simplePos="0" relativeHeight="15" behindDoc="1" locked="0" layoutInCell="0" allowOverlap="1">
+            <wp:anchor distT="0" distB="0" distL="0" distR="0" simplePos="0" relativeHeight="18" behindDoc="1" locked="0" layoutInCell="0" allowOverlap="1">
               <wp:simplePos x="0" y="0"/>
               <wp:positionH relativeFrom="margin">
                 <wp:align>center</wp:align>
@@ -4703,6 +5020,40 @@
                               <w:color w:val="000000"/>
                             </w:rPr>
                             <w:fldChar w:fldCharType="begin"/>
+                          </w:r>
+                          <w:r>
+                            <w:rPr>
+                              <w:rStyle w:val="PageNumber"/>
+                              <w:color w:val="000000"/>
+                            </w:rPr>
+                            <w:instrText xml:space="preserve"> PAGE </w:instrText>
+                          </w:r>
+                          <w:r>
+                            <w:rPr>
+                              <w:rStyle w:val="PageNumber"/>
+                              <w:color w:val="000000"/>
+                            </w:rPr>
+                            <w:fldChar w:fldCharType="separate"/>
+                          </w:r>
+                          <w:r>
+                            <w:rPr>
+                              <w:rStyle w:val="PageNumber"/>
+                              <w:color w:val="000000"/>
+                            </w:rPr>
+                            <w:t>x</w:t>
+                          </w:r>
+                          <w:r>
+                            <w:rPr>
+                              <w:rStyle w:val="PageNumber"/>
+                              <w:color w:val="000000"/>
+                            </w:rPr>
+                            <w:fldChar w:fldCharType="end"/>
+                          </w:r>
+                          <w:r>
+                            <w:rPr>
+                              <w:rStyle w:val="PageNumber"/>
+                              <w:color w:val="000000"/>
+                            </w:rPr>
                             <w:fldChar w:fldCharType="begin"/>
                           </w:r>
                           <w:r>
@@ -4724,35 +5075,7 @@
                               <w:rStyle w:val="PageNumber"/>
                               <w:color w:val="000000"/>
                             </w:rPr>
-                            <w:t>ix</w:t>
-                          </w:r>
-                          <w:r>
-                            <w:rPr>
-                              <w:rStyle w:val="PageNumber"/>
-                              <w:color w:val="000000"/>
-                            </w:rPr>
-                            <w:fldChar w:fldCharType="end"/>
-                          </w:r>
-                          <w:r>
-                            <w:rPr>
-                              <w:rStyle w:val="PageNumber"/>
-                              <w:color w:val="000000"/>
-                            </w:rPr>
-                            <w:instrText xml:space="preserve"> PAGE </w:instrText>
-                          </w:r>
-                          <w:r>
-                            <w:rPr>
-                              <w:rStyle w:val="PageNumber"/>
-                              <w:color w:val="000000"/>
-                            </w:rPr>
-                            <w:fldChar w:fldCharType="separate"/>
-                          </w:r>
-                          <w:r>
-                            <w:rPr>
-                              <w:rStyle w:val="PageNumber"/>
-                              <w:color w:val="000000"/>
-                            </w:rPr>
-                            <w:t>ix</w:t>
+                            <w:t>x</w:t>
                           </w:r>
                           <w:r>
                             <w:rPr>
@@ -4775,8 +5098,8 @@
         </mc:Choice>
         <mc:Fallback>
           <w:pict>
-            <v:rect id="shape_0" fillcolor="white" stroked="f" o:allowincell="f" style="position:absolute;margin-left:213.15pt;margin-top:0.05pt;width:5.6pt;height:1.75pt;mso-wrap-style:square;v-text-anchor:top;mso-position-horizontal:center;mso-position-horizontal-relative:margin">
-              <v:fill o:detectmouseclick="t" type="solid" color2="black" opacity="0"/>
+            <v:rect id="shape_0" stroked="f" o:allowincell="f" style="position:absolute;margin-left:213.15pt;margin-top:0.05pt;width:5.6pt;height:1.75pt;mso-wrap-style:square;v-text-anchor:top;mso-position-horizontal:center;mso-position-horizontal-relative:margin">
+              <v:fill o:detectmouseclick="t" on="false"/>
               <v:stroke color="#3465a4" joinstyle="round" endcap="flat"/>
               <v:textbox>
                 <w:txbxContent>
@@ -4811,7 +5134,42 @@
                         <w:rStyle w:val="PageNumber"/>
                         <w:color w:val="000000"/>
                       </w:rPr>
-                      <w:t>ix</w:t>
+                      <w:t>x</w:t>
+                    </w:r>
+                    <w:r>
+                      <w:rPr>
+                        <w:rStyle w:val="PageNumber"/>
+                        <w:color w:val="000000"/>
+                      </w:rPr>
+                      <w:fldChar w:fldCharType="end"/>
+                    </w:r>
+                    <w:r>
+                      <w:rPr>
+                        <w:rStyle w:val="PageNumber"/>
+                        <w:color w:val="000000"/>
+                      </w:rPr>
+                      <w:fldChar w:fldCharType="begin"/>
+                    </w:r>
+                    <w:r>
+                      <w:rPr>
+                        <w:rStyle w:val="PageNumber"/>
+                        <w:color w:val="000000"/>
+                      </w:rPr>
+                      <w:instrText xml:space="preserve"> PAGE </w:instrText>
+                    </w:r>
+                    <w:r>
+                      <w:rPr>
+                        <w:rStyle w:val="PageNumber"/>
+                        <w:color w:val="000000"/>
+                      </w:rPr>
+                      <w:fldChar w:fldCharType="separate"/>
+                    </w:r>
+                    <w:r>
+                      <w:rPr>
+                        <w:rStyle w:val="PageNumber"/>
+                        <w:color w:val="000000"/>
+                      </w:rPr>
+                      <w:t>x</w:t>
                     </w:r>
                     <w:r>
                       <w:rPr>
@@ -4954,7 +5312,7 @@
 <w:hdr xmlns:o="urn:schemas-microsoft-com:office:office" xmlns:r="http://schemas.openxmlformats.org/officeDocument/2006/relationships" xmlns:v="urn:schemas-microsoft-com:vml" xmlns:w="http://schemas.openxmlformats.org/wordprocessingml/2006/main" xmlns:w10="urn:schemas-microsoft-com:office:word" xmlns:wp="http://schemas.openxmlformats.org/drawingml/2006/wordprocessingDrawing" xmlns:pic="http://schemas.openxmlformats.org/drawingml/2006/picture" xmlns:wps="http://schemas.microsoft.com/office/word/2010/wordprocessingShape" xmlns:wpg="http://schemas.microsoft.com/office/word/2010/wordprocessingGroup" xmlns:mc="http://schemas.openxmlformats.org/markup-compatibility/2006" xmlns:wp14="http://schemas.microsoft.com/office/word/2010/wordprocessingDrawing" xmlns:w14="http://schemas.microsoft.com/office/word/2010/wordml" xmlns:w15="http://schemas.microsoft.com/office/word/2012/wordml" mc:Ignorable="w14 wp14 w15">
   <w:p>
     <w:pPr>
-      <w:pStyle w:val="HeaderLeft"/>
+      <w:pStyle w:val="HeaderLeftuser"/>
       <w:rPr/>
     </w:pPr>
     <w:r>
@@ -5223,11 +5581,291 @@
       <w:rPr/>
     </w:lvl>
   </w:abstractNum>
+  <w:abstractNum w:abstractNumId="3">
+    <w:lvl w:ilvl="0">
+      <w:start w:val="1"/>
+      <w:numFmt w:val="bullet"/>
+      <w:lvlText w:val=""/>
+      <w:lvlJc w:val="left"/>
+      <w:pPr>
+        <w:tabs>
+          <w:tab w:val="num" w:pos="709"/>
+        </w:tabs>
+        <w:ind w:left="709" w:hanging="283"/>
+      </w:pPr>
+      <w:rPr>
+        <w:rFonts w:ascii="Symbol" w:hAnsi="Symbol" w:cs="Symbol" w:hint="default"/>
+      </w:rPr>
+    </w:lvl>
+    <w:lvl w:ilvl="1">
+      <w:start w:val="1"/>
+      <w:numFmt w:val="bullet"/>
+      <w:lvlText w:val=""/>
+      <w:lvlJc w:val="left"/>
+      <w:pPr>
+        <w:tabs>
+          <w:tab w:val="num" w:pos="1418"/>
+        </w:tabs>
+        <w:ind w:left="1418" w:hanging="283"/>
+      </w:pPr>
+      <w:rPr>
+        <w:rFonts w:ascii="Symbol" w:hAnsi="Symbol" w:cs="Symbol" w:hint="default"/>
+      </w:rPr>
+    </w:lvl>
+    <w:lvl w:ilvl="2">
+      <w:start w:val="1"/>
+      <w:numFmt w:val="bullet"/>
+      <w:lvlText w:val=""/>
+      <w:lvlJc w:val="left"/>
+      <w:pPr>
+        <w:tabs>
+          <w:tab w:val="num" w:pos="2127"/>
+        </w:tabs>
+        <w:ind w:left="2127" w:hanging="283"/>
+      </w:pPr>
+      <w:rPr>
+        <w:rFonts w:ascii="Symbol" w:hAnsi="Symbol" w:cs="Symbol" w:hint="default"/>
+      </w:rPr>
+    </w:lvl>
+    <w:lvl w:ilvl="3">
+      <w:start w:val="1"/>
+      <w:numFmt w:val="bullet"/>
+      <w:lvlText w:val=""/>
+      <w:lvlJc w:val="left"/>
+      <w:pPr>
+        <w:tabs>
+          <w:tab w:val="num" w:pos="2836"/>
+        </w:tabs>
+        <w:ind w:left="2836" w:hanging="283"/>
+      </w:pPr>
+      <w:rPr>
+        <w:rFonts w:ascii="Symbol" w:hAnsi="Symbol" w:cs="Symbol" w:hint="default"/>
+      </w:rPr>
+    </w:lvl>
+    <w:lvl w:ilvl="4">
+      <w:start w:val="1"/>
+      <w:numFmt w:val="bullet"/>
+      <w:lvlText w:val=""/>
+      <w:lvlJc w:val="left"/>
+      <w:pPr>
+        <w:tabs>
+          <w:tab w:val="num" w:pos="3545"/>
+        </w:tabs>
+        <w:ind w:left="3545" w:hanging="283"/>
+      </w:pPr>
+      <w:rPr>
+        <w:rFonts w:ascii="Symbol" w:hAnsi="Symbol" w:cs="Symbol" w:hint="default"/>
+      </w:rPr>
+    </w:lvl>
+    <w:lvl w:ilvl="5">
+      <w:start w:val="1"/>
+      <w:numFmt w:val="bullet"/>
+      <w:lvlText w:val=""/>
+      <w:lvlJc w:val="left"/>
+      <w:pPr>
+        <w:tabs>
+          <w:tab w:val="num" w:pos="4254"/>
+        </w:tabs>
+        <w:ind w:left="4254" w:hanging="283"/>
+      </w:pPr>
+      <w:rPr>
+        <w:rFonts w:ascii="Symbol" w:hAnsi="Symbol" w:cs="Symbol" w:hint="default"/>
+      </w:rPr>
+    </w:lvl>
+    <w:lvl w:ilvl="6">
+      <w:start w:val="1"/>
+      <w:numFmt w:val="bullet"/>
+      <w:lvlText w:val=""/>
+      <w:lvlJc w:val="left"/>
+      <w:pPr>
+        <w:tabs>
+          <w:tab w:val="num" w:pos="4963"/>
+        </w:tabs>
+        <w:ind w:left="4963" w:hanging="283"/>
+      </w:pPr>
+      <w:rPr>
+        <w:rFonts w:ascii="Symbol" w:hAnsi="Symbol" w:cs="Symbol" w:hint="default"/>
+      </w:rPr>
+    </w:lvl>
+    <w:lvl w:ilvl="7">
+      <w:start w:val="1"/>
+      <w:numFmt w:val="bullet"/>
+      <w:lvlText w:val=""/>
+      <w:lvlJc w:val="left"/>
+      <w:pPr>
+        <w:tabs>
+          <w:tab w:val="num" w:pos="5672"/>
+        </w:tabs>
+        <w:ind w:left="5672" w:hanging="283"/>
+      </w:pPr>
+      <w:rPr>
+        <w:rFonts w:ascii="Symbol" w:hAnsi="Symbol" w:cs="Symbol" w:hint="default"/>
+      </w:rPr>
+    </w:lvl>
+    <w:lvl w:ilvl="8">
+      <w:start w:val="1"/>
+      <w:numFmt w:val="bullet"/>
+      <w:lvlText w:val=""/>
+      <w:lvlJc w:val="left"/>
+      <w:pPr>
+        <w:tabs>
+          <w:tab w:val="num" w:pos="6381"/>
+        </w:tabs>
+        <w:ind w:left="6381" w:hanging="283"/>
+      </w:pPr>
+      <w:rPr>
+        <w:rFonts w:ascii="Symbol" w:hAnsi="Symbol" w:cs="Symbol" w:hint="default"/>
+      </w:rPr>
+    </w:lvl>
+  </w:abstractNum>
+  <w:abstractNum w:abstractNumId="4">
+    <w:lvl w:ilvl="0">
+      <w:start w:val="1"/>
+      <w:numFmt w:val="bullet"/>
+      <w:lvlText w:val=""/>
+      <w:lvlJc w:val="left"/>
+      <w:pPr>
+        <w:tabs>
+          <w:tab w:val="num" w:pos="709"/>
+        </w:tabs>
+        <w:ind w:left="709" w:hanging="283"/>
+      </w:pPr>
+      <w:rPr>
+        <w:rFonts w:ascii="Symbol" w:hAnsi="Symbol" w:cs="Symbol" w:hint="default"/>
+      </w:rPr>
+    </w:lvl>
+    <w:lvl w:ilvl="1">
+      <w:start w:val="1"/>
+      <w:numFmt w:val="bullet"/>
+      <w:lvlText w:val=""/>
+      <w:lvlJc w:val="left"/>
+      <w:pPr>
+        <w:tabs>
+          <w:tab w:val="num" w:pos="1418"/>
+        </w:tabs>
+        <w:ind w:left="1418" w:hanging="283"/>
+      </w:pPr>
+      <w:rPr>
+        <w:rFonts w:ascii="Symbol" w:hAnsi="Symbol" w:cs="Symbol" w:hint="default"/>
+      </w:rPr>
+    </w:lvl>
+    <w:lvl w:ilvl="2">
+      <w:start w:val="1"/>
+      <w:numFmt w:val="bullet"/>
+      <w:lvlText w:val=""/>
+      <w:lvlJc w:val="left"/>
+      <w:pPr>
+        <w:tabs>
+          <w:tab w:val="num" w:pos="2127"/>
+        </w:tabs>
+        <w:ind w:left="2127" w:hanging="283"/>
+      </w:pPr>
+      <w:rPr>
+        <w:rFonts w:ascii="Symbol" w:hAnsi="Symbol" w:cs="Symbol" w:hint="default"/>
+      </w:rPr>
+    </w:lvl>
+    <w:lvl w:ilvl="3">
+      <w:start w:val="1"/>
+      <w:numFmt w:val="bullet"/>
+      <w:lvlText w:val=""/>
+      <w:lvlJc w:val="left"/>
+      <w:pPr>
+        <w:tabs>
+          <w:tab w:val="num" w:pos="2836"/>
+        </w:tabs>
+        <w:ind w:left="2836" w:hanging="283"/>
+      </w:pPr>
+      <w:rPr>
+        <w:rFonts w:ascii="Symbol" w:hAnsi="Symbol" w:cs="Symbol" w:hint="default"/>
+      </w:rPr>
+    </w:lvl>
+    <w:lvl w:ilvl="4">
+      <w:start w:val="1"/>
+      <w:numFmt w:val="bullet"/>
+      <w:lvlText w:val=""/>
+      <w:lvlJc w:val="left"/>
+      <w:pPr>
+        <w:tabs>
+          <w:tab w:val="num" w:pos="3545"/>
+        </w:tabs>
+        <w:ind w:left="3545" w:hanging="283"/>
+      </w:pPr>
+      <w:rPr>
+        <w:rFonts w:ascii="Symbol" w:hAnsi="Symbol" w:cs="Symbol" w:hint="default"/>
+      </w:rPr>
+    </w:lvl>
+    <w:lvl w:ilvl="5">
+      <w:start w:val="1"/>
+      <w:numFmt w:val="bullet"/>
+      <w:lvlText w:val=""/>
+      <w:lvlJc w:val="left"/>
+      <w:pPr>
+        <w:tabs>
+          <w:tab w:val="num" w:pos="4254"/>
+        </w:tabs>
+        <w:ind w:left="4254" w:hanging="283"/>
+      </w:pPr>
+      <w:rPr>
+        <w:rFonts w:ascii="Symbol" w:hAnsi="Symbol" w:cs="Symbol" w:hint="default"/>
+      </w:rPr>
+    </w:lvl>
+    <w:lvl w:ilvl="6">
+      <w:start w:val="1"/>
+      <w:numFmt w:val="bullet"/>
+      <w:lvlText w:val=""/>
+      <w:lvlJc w:val="left"/>
+      <w:pPr>
+        <w:tabs>
+          <w:tab w:val="num" w:pos="4963"/>
+        </w:tabs>
+        <w:ind w:left="4963" w:hanging="283"/>
+      </w:pPr>
+      <w:rPr>
+        <w:rFonts w:ascii="Symbol" w:hAnsi="Symbol" w:cs="Symbol" w:hint="default"/>
+      </w:rPr>
+    </w:lvl>
+    <w:lvl w:ilvl="7">
+      <w:start w:val="1"/>
+      <w:numFmt w:val="bullet"/>
+      <w:lvlText w:val=""/>
+      <w:lvlJc w:val="left"/>
+      <w:pPr>
+        <w:tabs>
+          <w:tab w:val="num" w:pos="5672"/>
+        </w:tabs>
+        <w:ind w:left="5672" w:hanging="283"/>
+      </w:pPr>
+      <w:rPr>
+        <w:rFonts w:ascii="Symbol" w:hAnsi="Symbol" w:cs="Symbol" w:hint="default"/>
+      </w:rPr>
+    </w:lvl>
+    <w:lvl w:ilvl="8">
+      <w:start w:val="1"/>
+      <w:numFmt w:val="bullet"/>
+      <w:lvlText w:val=""/>
+      <w:lvlJc w:val="left"/>
+      <w:pPr>
+        <w:tabs>
+          <w:tab w:val="num" w:pos="6381"/>
+        </w:tabs>
+        <w:ind w:left="6381" w:hanging="283"/>
+      </w:pPr>
+      <w:rPr>
+        <w:rFonts w:ascii="Symbol" w:hAnsi="Symbol" w:cs="Symbol" w:hint="default"/>
+      </w:rPr>
+    </w:lvl>
+  </w:abstractNum>
   <w:num w:numId="1">
     <w:abstractNumId w:val="1"/>
   </w:num>
   <w:num w:numId="2">
     <w:abstractNumId w:val="2"/>
+  </w:num>
+  <w:num w:numId="3">
+    <w:abstractNumId w:val="3"/>
+  </w:num>
+  <w:num w:numId="4">
+    <w:abstractNumId w:val="4"/>
   </w:num>
 </w:numbering>
 </file>
@@ -5916,6 +6554,13 @@
       <w:bCs/>
     </w:rPr>
   </w:style>
+  <w:style w:type="character" w:styleId="Bullets">
+    <w:name w:val="Bullets"/>
+    <w:qFormat/>
+    <w:rPr>
+      <w:rFonts w:ascii="OpenSymbol" w:hAnsi="OpenSymbol" w:eastAsia="OpenSymbol" w:cs="OpenSymbol"/>
+    </w:rPr>
+  </w:style>
   <w:style w:type="paragraph" w:styleId="Heading" w:customStyle="1">
     <w:name w:val="Heading"/>
     <w:basedOn w:val="Normal"/>
@@ -6302,15 +6947,15 @@
       <w:bCs/>
     </w:rPr>
   </w:style>
-  <w:style w:type="paragraph" w:styleId="FrameContents" w:customStyle="1">
-    <w:name w:val="Frame Contents"/>
+  <w:style w:type="paragraph" w:styleId="FrameContentsuser" w:customStyle="1">
+    <w:name w:val="Frame Contents (user)"/>
     <w:basedOn w:val="Normal"/>
     <w:qFormat/>
     <w:pPr/>
     <w:rPr/>
   </w:style>
-  <w:style w:type="paragraph" w:styleId="HeaderLeft" w:customStyle="1">
-    <w:name w:val="Header Left"/>
+  <w:style w:type="paragraph" w:styleId="HeaderLeftuser" w:customStyle="1">
+    <w:name w:val="Header Left (user)"/>
     <w:basedOn w:val="Normal"/>
     <w:qFormat/>
     <w:pPr>
@@ -6323,8 +6968,8 @@
     </w:pPr>
     <w:rPr/>
   </w:style>
-  <w:style w:type="paragraph" w:styleId="FrameContentsuser" w:customStyle="1">
-    <w:name w:val="Frame Contents (user)"/>
+  <w:style w:type="paragraph" w:styleId="FrameContents" w:customStyle="1">
+    <w:name w:val="Frame Contents"/>
     <w:basedOn w:val="Normal"/>
     <w:qFormat/>
     <w:pPr/>

--- a/Documentation/Phase 2/CS 401 - Group 2 - SDD Doc.docx
+++ b/Documentation/Phase 2/CS 401 - Group 2 - SDD Doc.docx
@@ -1,24 +1,18 @@
 
 <file path=word/document.xml><?xml version="1.0" encoding="utf-8"?>
-<w:document xmlns:o="urn:schemas-microsoft-com:office:office" xmlns:r="http://schemas.openxmlformats.org/officeDocument/2006/relationships" xmlns:v="urn:schemas-microsoft-com:vml" xmlns:w="http://schemas.openxmlformats.org/wordprocessingml/2006/main" xmlns:w10="urn:schemas-microsoft-com:office:word" xmlns:wp="http://schemas.openxmlformats.org/drawingml/2006/wordprocessingDrawing" xmlns:pic="http://schemas.openxmlformats.org/drawingml/2006/picture" xmlns:wps="http://schemas.microsoft.com/office/word/2010/wordprocessingShape" xmlns:wpg="http://schemas.microsoft.com/office/word/2010/wordprocessingGroup" xmlns:mc="http://schemas.openxmlformats.org/markup-compatibility/2006" xmlns:wp14="http://schemas.microsoft.com/office/word/2010/wordprocessingDrawing" xmlns:w14="http://schemas.microsoft.com/office/word/2010/wordml" xmlns:w15="http://schemas.microsoft.com/office/word/2012/wordml" mc:Ignorable="w14 wp14 w15">
+<w:document xmlns:wpc="http://schemas.microsoft.com/office/word/2010/wordprocessingCanvas" xmlns:cx="http://schemas.microsoft.com/office/drawing/2014/chartex" xmlns:cx1="http://schemas.microsoft.com/office/drawing/2015/9/8/chartex" xmlns:cx2="http://schemas.microsoft.com/office/drawing/2015/10/21/chartex" xmlns:cx3="http://schemas.microsoft.com/office/drawing/2016/5/9/chartex" xmlns:cx4="http://schemas.microsoft.com/office/drawing/2016/5/10/chartex" xmlns:cx5="http://schemas.microsoft.com/office/drawing/2016/5/11/chartex" xmlns:cx6="http://schemas.microsoft.com/office/drawing/2016/5/12/chartex" xmlns:cx7="http://schemas.microsoft.com/office/drawing/2016/5/13/chartex" xmlns:cx8="http://schemas.microsoft.com/office/drawing/2016/5/14/chartex" xmlns:mc="http://schemas.openxmlformats.org/markup-compatibility/2006" xmlns:aink="http://schemas.microsoft.com/office/drawing/2016/ink" xmlns:am3d="http://schemas.microsoft.com/office/drawing/2017/model3d" xmlns:o="urn:schemas-microsoft-com:office:office" xmlns:oel="http://schemas.microsoft.com/office/2019/extlst" xmlns:r="http://schemas.openxmlformats.org/officeDocument/2006/relationships" xmlns:m="http://schemas.openxmlformats.org/officeDocument/2006/math" xmlns:v="urn:schemas-microsoft-com:vml" xmlns:wp14="http://schemas.microsoft.com/office/word/2010/wordprocessingDrawing" xmlns:wp="http://schemas.openxmlformats.org/drawingml/2006/wordprocessingDrawing" xmlns:w10="urn:schemas-microsoft-com:office:word" xmlns:w="http://schemas.openxmlformats.org/wordprocessingml/2006/main" xmlns:w14="http://schemas.microsoft.com/office/word/2010/wordml" xmlns:w15="http://schemas.microsoft.com/office/word/2012/wordml" xmlns:w16cex="http://schemas.microsoft.com/office/word/2018/wordml/cex" xmlns:w16cid="http://schemas.microsoft.com/office/word/2016/wordml/cid" xmlns:w16="http://schemas.microsoft.com/office/word/2018/wordml" xmlns:w16du="http://schemas.microsoft.com/office/word/2023/wordml/word16du" xmlns:w16sdtdh="http://schemas.microsoft.com/office/word/2020/wordml/sdtdatahash" xmlns:w16sdtfl="http://schemas.microsoft.com/office/word/2024/wordml/sdtformatlock" xmlns:w16se="http://schemas.microsoft.com/office/word/2015/wordml/symex" xmlns:wpg="http://schemas.microsoft.com/office/word/2010/wordprocessingGroup" xmlns:wpi="http://schemas.microsoft.com/office/word/2010/wordprocessingInk" xmlns:wne="http://schemas.microsoft.com/office/word/2006/wordml" xmlns:wps="http://schemas.microsoft.com/office/word/2010/wordprocessingShape" mc:Ignorable="w14 w15 w16se w16cid w16 w16cex w16sdtdh w16sdtfl w16du wp14">
   <w:body>
     <w:p>
       <w:pPr>
-        <w:pStyle w:val="Normal"/>
-        <w:rPr>
-          <w:color w:val="000000"/>
-        </w:rPr>
-      </w:pPr>
-      <w:r>
-        <w:rPr>
-          <w:color w:val="000000"/>
-        </w:rPr>
-      </w:r>
+        <w:rPr>
+          <w:color w:val="000000"/>
+        </w:rPr>
+      </w:pPr>
     </w:p>
     <w:p>
       <w:pPr>
         <w:pStyle w:val="Heading"/>
-        <w:spacing w:before="2640" w:after="720"/>
+        <w:spacing w:before="2640"/>
         <w:rPr>
           <w:color w:val="000000"/>
         </w:rPr>
@@ -35,7 +29,7 @@
     <w:p>
       <w:pPr>
         <w:pStyle w:val="Subtitle"/>
-        <w:spacing w:before="0" w:after="720"/>
+        <w:spacing w:after="720"/>
         <w:rPr>
           <w:color w:val="000000"/>
         </w:rPr>
@@ -51,93 +45,87 @@
     <w:p>
       <w:pPr>
         <w:pStyle w:val="Subtitle"/>
-        <w:spacing w:before="0" w:after="720"/>
-        <w:rPr>
-          <w:color w:val="000000"/>
-        </w:rPr>
-      </w:pPr>
-      <w:r>
-        <w:rPr>
-          <w:color w:val="000000"/>
-        </w:rPr>
-      </w:r>
+        <w:spacing w:after="720"/>
+        <w:rPr>
+          <w:color w:val="000000"/>
+        </w:rPr>
+      </w:pPr>
     </w:p>
     <w:p>
       <w:pPr>
         <w:pStyle w:val="Subtitle"/>
-        <w:spacing w:before="0" w:after="720"/>
-        <w:rPr>
-          <w:i w:val="false"/>
+        <w:spacing w:after="720"/>
+        <w:rPr>
+          <w:i w:val="0"/>
           <w:iCs/>
           <w:color w:val="000000"/>
           <w:sz w:val="24"/>
           <w:szCs w:val="24"/>
         </w:rPr>
       </w:pPr>
-      <w:r>
-        <w:rPr>
-          <w:i w:val="false"/>
+    </w:p>
+    <w:p>
+      <w:pPr>
+        <w:pStyle w:val="Subtitle"/>
+        <w:spacing w:after="720"/>
+        <w:rPr>
+          <w:color w:val="000000"/>
+        </w:rPr>
+      </w:pPr>
+      <w:r>
+        <w:rPr>
+          <w:i w:val="0"/>
           <w:iCs/>
           <w:color w:val="000000"/>
           <w:sz w:val="24"/>
           <w:szCs w:val="24"/>
         </w:rPr>
-      </w:r>
-    </w:p>
-    <w:p>
-      <w:pPr>
-        <w:pStyle w:val="Subtitle"/>
-        <w:spacing w:before="0" w:after="720"/>
-        <w:rPr>
-          <w:color w:val="000000"/>
-        </w:rPr>
-      </w:pPr>
-      <w:r>
-        <w:rPr>
-          <w:i w:val="false"/>
+        <w:t>Manny Gonzales, Nick Vu, Paul Cooper</w:t>
+      </w:r>
+      <w:r>
+        <w:rPr>
+          <w:b/>
+          <w:i w:val="0"/>
           <w:iCs/>
           <w:color w:val="000000"/>
           <w:sz w:val="24"/>
           <w:szCs w:val="24"/>
         </w:rPr>
-        <w:t>Manny Gonzales, Nick Vu, Paul Cooper</w:t>
+        <w:br/>
       </w:r>
       <w:r>
         <w:rPr>
           <w:b/>
-          <w:i w:val="false"/>
+          <w:i w:val="0"/>
           <w:iCs/>
           <w:color w:val="000000"/>
           <w:sz w:val="24"/>
           <w:szCs w:val="24"/>
         </w:rPr>
         <w:br/>
-        <w:br/>
       </w:r>
     </w:p>
     <w:p>
       <w:pPr>
         <w:pStyle w:val="Subtitle"/>
-        <w:spacing w:before="0" w:after="720"/>
-        <w:rPr/>
+        <w:spacing w:after="720"/>
         <w:sectPr>
-          <w:type w:val="nextPage"/>
           <w:pgSz w:w="12240" w:h="15840"/>
-          <w:pgMar w:left="1800" w:right="1800" w:gutter="0" w:header="0" w:top="1440" w:footer="0" w:bottom="1800"/>
-          <w:pgNumType w:start="1" w:fmt="lowerRoman"/>
-          <w:formProt w:val="false"/>
+          <w:pgMar w:top="1440" w:right="1800" w:bottom="1800" w:left="1800" w:header="0" w:footer="0" w:gutter="0"/>
+          <w:pgNumType w:fmt="lowerRoman" w:start="1"/>
+          <w:cols w:space="720"/>
+          <w:formProt w:val="0"/>
           <w:vAlign w:val="center"/>
-          <w:textDirection w:val="lrTb"/>
-          <w:docGrid w:type="default" w:linePitch="360" w:charSpace="0"/>
+          <w:docGrid w:linePitch="360"/>
         </w:sectPr>
       </w:pPr>
-      <w:hyperlink r:id="rId2">
+      <w:hyperlink r:id="rId7">
         <w:r>
           <w:rPr>
             <w:rStyle w:val="Hyperlink"/>
             <w:b/>
             <w:bCs/>
-            <w:i w:val="false"/>
+            <w:i w:val="0"/>
             <w:iCs/>
             <w:color w:val="000000"/>
             <w:sz w:val="24"/>
@@ -163,6 +151,7 @@
         <w:rPr>
           <w:color w:val="000000"/>
         </w:rPr>
+        <w:lastRenderedPageBreak/>
         <w:t>Revision History</w:t>
       </w:r>
     </w:p>
@@ -173,25 +162,16 @@
           <w:color w:val="000000"/>
         </w:rPr>
       </w:pPr>
-      <w:r>
-        <w:rPr>
-          <w:color w:val="000000"/>
-        </w:rPr>
-      </w:r>
     </w:p>
     <w:tbl>
       <w:tblPr>
         <w:tblW w:w="8763" w:type="dxa"/>
-        <w:jc w:val="left"/>
         <w:tblInd w:w="-115" w:type="dxa"/>
         <w:tblLayout w:type="fixed"/>
         <w:tblCellMar>
-          <w:top w:w="0" w:type="dxa"/>
           <w:left w:w="99" w:type="dxa"/>
-          <w:bottom w:w="0" w:type="dxa"/>
-          <w:right w:w="108" w:type="dxa"/>
         </w:tblCellMar>
-        <w:tblLook w:firstRow="1" w:noVBand="1" w:lastRow="0" w:firstColumn="1" w:lastColumn="0" w:noHBand="0" w:val="04a0"/>
+        <w:tblLook w:val="04A0" w:firstRow="1" w:lastRow="0" w:firstColumn="1" w:lastColumn="0" w:noHBand="0" w:noVBand="1"/>
       </w:tblPr>
       <w:tblGrid>
         <w:gridCol w:w="1275"/>
@@ -200,7 +180,6 @@
         <w:gridCol w:w="2593"/>
       </w:tblGrid>
       <w:tr>
-        <w:trPr/>
         <w:tc>
           <w:tcPr>
             <w:tcW w:w="1275" w:type="dxa"/>
@@ -209,12 +188,11 @@
               <w:left w:val="single" w:sz="6" w:space="0" w:color="000000"/>
               <w:bottom w:val="single" w:sz="6" w:space="0" w:color="000000"/>
             </w:tcBorders>
-            <w:shd w:color="auto" w:fill="E5E5E5" w:val="clear"/>
-          </w:tcPr>
-          <w:p>
-            <w:pPr>
-              <w:pStyle w:val="TableText"/>
-              <w:spacing w:before="40" w:after="40"/>
+            <w:shd w:val="clear" w:color="auto" w:fill="E5E5E5"/>
+          </w:tcPr>
+          <w:p>
+            <w:pPr>
+              <w:pStyle w:val="TableText"/>
               <w:rPr>
                 <w:color w:val="000000"/>
               </w:rPr>
@@ -236,12 +214,11 @@
               <w:left w:val="single" w:sz="6" w:space="0" w:color="000000"/>
               <w:bottom w:val="single" w:sz="6" w:space="0" w:color="000000"/>
             </w:tcBorders>
-            <w:shd w:color="auto" w:fill="E5E5E5" w:val="clear"/>
-          </w:tcPr>
-          <w:p>
-            <w:pPr>
-              <w:pStyle w:val="TableText"/>
-              <w:spacing w:before="40" w:after="40"/>
+            <w:shd w:val="clear" w:color="auto" w:fill="E5E5E5"/>
+          </w:tcPr>
+          <w:p>
+            <w:pPr>
+              <w:pStyle w:val="TableText"/>
               <w:rPr>
                 <w:color w:val="000000"/>
               </w:rPr>
@@ -263,12 +240,11 @@
               <w:left w:val="single" w:sz="6" w:space="0" w:color="000000"/>
               <w:bottom w:val="single" w:sz="6" w:space="0" w:color="000000"/>
             </w:tcBorders>
-            <w:shd w:color="auto" w:fill="E5E5E5" w:val="clear"/>
-          </w:tcPr>
-          <w:p>
-            <w:pPr>
-              <w:pStyle w:val="TableText"/>
-              <w:spacing w:before="40" w:after="40"/>
+            <w:shd w:val="clear" w:color="auto" w:fill="E5E5E5"/>
+          </w:tcPr>
+          <w:p>
+            <w:pPr>
+              <w:pStyle w:val="TableText"/>
               <w:rPr>
                 <w:color w:val="000000"/>
               </w:rPr>
@@ -291,12 +267,11 @@
               <w:bottom w:val="single" w:sz="6" w:space="0" w:color="000000"/>
               <w:right w:val="single" w:sz="6" w:space="0" w:color="000000"/>
             </w:tcBorders>
-            <w:shd w:color="auto" w:fill="E5E5E5" w:val="clear"/>
-          </w:tcPr>
-          <w:p>
-            <w:pPr>
-              <w:pStyle w:val="TableText"/>
-              <w:spacing w:before="40" w:after="40"/>
+            <w:shd w:val="clear" w:color="auto" w:fill="E5E5E5"/>
+          </w:tcPr>
+          <w:p>
+            <w:pPr>
+              <w:pStyle w:val="TableText"/>
               <w:rPr>
                 <w:color w:val="000000"/>
               </w:rPr>
@@ -312,7 +287,6 @@
         </w:tc>
       </w:tr>
       <w:tr>
-        <w:trPr/>
         <w:tc>
           <w:tcPr>
             <w:tcW w:w="1275" w:type="dxa"/>
@@ -321,12 +295,11 @@
               <w:left w:val="single" w:sz="6" w:space="0" w:color="000000"/>
               <w:bottom w:val="single" w:sz="6" w:space="0" w:color="000000"/>
             </w:tcBorders>
-            <w:shd w:color="auto" w:fill="E5E5E5" w:val="clear"/>
-          </w:tcPr>
-          <w:p>
-            <w:pPr>
-              <w:pStyle w:val="TableText"/>
-              <w:spacing w:before="40" w:after="40"/>
+            <w:shd w:val="clear" w:color="auto" w:fill="E5E5E5"/>
+          </w:tcPr>
+          <w:p>
+            <w:pPr>
+              <w:pStyle w:val="TableText"/>
               <w:rPr>
                 <w:color w:val="000000"/>
               </w:rPr>
@@ -347,12 +320,11 @@
               <w:left w:val="single" w:sz="6" w:space="0" w:color="000000"/>
               <w:bottom w:val="single" w:sz="6" w:space="0" w:color="000000"/>
             </w:tcBorders>
-            <w:shd w:color="auto" w:fill="E5E5E5" w:val="clear"/>
-          </w:tcPr>
-          <w:p>
-            <w:pPr>
-              <w:pStyle w:val="TableText"/>
-              <w:spacing w:before="40" w:after="40"/>
+            <w:shd w:val="clear" w:color="auto" w:fill="E5E5E5"/>
+          </w:tcPr>
+          <w:p>
+            <w:pPr>
+              <w:pStyle w:val="TableText"/>
               <w:rPr>
                 <w:color w:val="000000"/>
               </w:rPr>
@@ -373,12 +345,11 @@
               <w:left w:val="single" w:sz="6" w:space="0" w:color="000000"/>
               <w:bottom w:val="single" w:sz="6" w:space="0" w:color="000000"/>
             </w:tcBorders>
-            <w:shd w:color="auto" w:fill="E5E5E5" w:val="clear"/>
-          </w:tcPr>
-          <w:p>
-            <w:pPr>
-              <w:pStyle w:val="TableText"/>
-              <w:spacing w:before="40" w:after="40"/>
+            <w:shd w:val="clear" w:color="auto" w:fill="E5E5E5"/>
+          </w:tcPr>
+          <w:p>
+            <w:pPr>
+              <w:pStyle w:val="TableText"/>
               <w:rPr>
                 <w:color w:val="000000"/>
               </w:rPr>
@@ -400,12 +371,11 @@
               <w:bottom w:val="single" w:sz="6" w:space="0" w:color="000000"/>
               <w:right w:val="single" w:sz="6" w:space="0" w:color="000000"/>
             </w:tcBorders>
-            <w:shd w:color="auto" w:fill="E5E5E5" w:val="clear"/>
-          </w:tcPr>
-          <w:p>
-            <w:pPr>
-              <w:pStyle w:val="TableText"/>
-              <w:spacing w:before="40" w:after="40"/>
+            <w:shd w:val="clear" w:color="auto" w:fill="E5E5E5"/>
+          </w:tcPr>
+          <w:p>
+            <w:pPr>
+              <w:pStyle w:val="TableText"/>
               <w:rPr>
                 <w:color w:val="000000"/>
               </w:rPr>
@@ -420,7 +390,6 @@
         </w:tc>
       </w:tr>
       <w:tr>
-        <w:trPr/>
         <w:tc>
           <w:tcPr>
             <w:tcW w:w="1275" w:type="dxa"/>
@@ -429,13 +398,12 @@
               <w:left w:val="single" w:sz="6" w:space="0" w:color="000000"/>
               <w:bottom w:val="single" w:sz="6" w:space="0" w:color="000000"/>
             </w:tcBorders>
-            <w:shd w:color="auto" w:fill="E5E5E5" w:val="clear"/>
-          </w:tcPr>
-          <w:p>
-            <w:pPr>
-              <w:pStyle w:val="TableText"/>
-              <w:snapToGrid w:val="false"/>
-              <w:spacing w:before="40" w:after="40"/>
+            <w:shd w:val="clear" w:color="auto" w:fill="E5E5E5"/>
+          </w:tcPr>
+          <w:p>
+            <w:pPr>
+              <w:pStyle w:val="TableText"/>
+              <w:snapToGrid w:val="0"/>
               <w:rPr>
                 <w:color w:val="000000"/>
               </w:rPr>
@@ -457,13 +425,12 @@
               <w:left w:val="single" w:sz="6" w:space="0" w:color="000000"/>
               <w:bottom w:val="single" w:sz="6" w:space="0" w:color="000000"/>
             </w:tcBorders>
-            <w:shd w:color="auto" w:fill="E5E5E5" w:val="clear"/>
-          </w:tcPr>
-          <w:p>
-            <w:pPr>
-              <w:pStyle w:val="TableText"/>
-              <w:snapToGrid w:val="false"/>
-              <w:spacing w:before="40" w:after="40"/>
+            <w:shd w:val="clear" w:color="auto" w:fill="E5E5E5"/>
+          </w:tcPr>
+          <w:p>
+            <w:pPr>
+              <w:pStyle w:val="TableText"/>
+              <w:snapToGrid w:val="0"/>
               <w:rPr>
                 <w:color w:val="000000"/>
               </w:rPr>
@@ -484,13 +451,12 @@
               <w:left w:val="single" w:sz="6" w:space="0" w:color="000000"/>
               <w:bottom w:val="single" w:sz="6" w:space="0" w:color="000000"/>
             </w:tcBorders>
-            <w:shd w:color="auto" w:fill="E5E5E5" w:val="clear"/>
-          </w:tcPr>
-          <w:p>
-            <w:pPr>
-              <w:pStyle w:val="TableText"/>
-              <w:snapToGrid w:val="false"/>
-              <w:spacing w:before="40" w:after="40"/>
+            <w:shd w:val="clear" w:color="auto" w:fill="E5E5E5"/>
+          </w:tcPr>
+          <w:p>
+            <w:pPr>
+              <w:pStyle w:val="TableText"/>
+              <w:snapToGrid w:val="0"/>
               <w:rPr>
                 <w:color w:val="000000"/>
               </w:rPr>
@@ -512,13 +478,12 @@
               <w:bottom w:val="single" w:sz="6" w:space="0" w:color="000000"/>
               <w:right w:val="single" w:sz="6" w:space="0" w:color="000000"/>
             </w:tcBorders>
-            <w:shd w:color="auto" w:fill="E5E5E5" w:val="clear"/>
-          </w:tcPr>
-          <w:p>
-            <w:pPr>
-              <w:pStyle w:val="TableText"/>
-              <w:snapToGrid w:val="false"/>
-              <w:spacing w:before="40" w:after="40"/>
+            <w:shd w:val="clear" w:color="auto" w:fill="E5E5E5"/>
+          </w:tcPr>
+          <w:p>
+            <w:pPr>
+              <w:pStyle w:val="TableText"/>
+              <w:snapToGrid w:val="0"/>
               <w:rPr>
                 <w:color w:val="000000"/>
               </w:rPr>
@@ -533,7 +498,6 @@
         </w:tc>
       </w:tr>
       <w:tr>
-        <w:trPr/>
         <w:tc>
           <w:tcPr>
             <w:tcW w:w="1275" w:type="dxa"/>
@@ -542,13 +506,12 @@
               <w:left w:val="single" w:sz="6" w:space="0" w:color="000000"/>
               <w:bottom w:val="single" w:sz="6" w:space="0" w:color="000000"/>
             </w:tcBorders>
-            <w:shd w:color="auto" w:fill="E5E5E5" w:val="clear"/>
-          </w:tcPr>
-          <w:p>
-            <w:pPr>
-              <w:pStyle w:val="TableText"/>
-              <w:snapToGrid w:val="false"/>
-              <w:spacing w:before="40" w:after="40"/>
+            <w:shd w:val="clear" w:color="auto" w:fill="E5E5E5"/>
+          </w:tcPr>
+          <w:p>
+            <w:pPr>
+              <w:pStyle w:val="TableText"/>
+              <w:snapToGrid w:val="0"/>
               <w:rPr>
                 <w:color w:val="000000"/>
                 <w:u w:val="single"/>
@@ -571,13 +534,12 @@
               <w:left w:val="single" w:sz="6" w:space="0" w:color="000000"/>
               <w:bottom w:val="single" w:sz="6" w:space="0" w:color="000000"/>
             </w:tcBorders>
-            <w:shd w:color="auto" w:fill="E5E5E5" w:val="clear"/>
-          </w:tcPr>
-          <w:p>
-            <w:pPr>
-              <w:pStyle w:val="TableText"/>
-              <w:snapToGrid w:val="false"/>
-              <w:spacing w:before="40" w:after="40"/>
+            <w:shd w:val="clear" w:color="auto" w:fill="E5E5E5"/>
+          </w:tcPr>
+          <w:p>
+            <w:pPr>
+              <w:pStyle w:val="TableText"/>
+              <w:snapToGrid w:val="0"/>
               <w:rPr>
                 <w:color w:val="000000"/>
               </w:rPr>
@@ -598,13 +560,12 @@
               <w:left w:val="single" w:sz="6" w:space="0" w:color="000000"/>
               <w:bottom w:val="single" w:sz="6" w:space="0" w:color="000000"/>
             </w:tcBorders>
-            <w:shd w:color="auto" w:fill="E5E5E5" w:val="clear"/>
-          </w:tcPr>
-          <w:p>
-            <w:pPr>
-              <w:pStyle w:val="TableText"/>
-              <w:snapToGrid w:val="false"/>
-              <w:spacing w:before="40" w:after="40"/>
+            <w:shd w:val="clear" w:color="auto" w:fill="E5E5E5"/>
+          </w:tcPr>
+          <w:p>
+            <w:pPr>
+              <w:pStyle w:val="TableText"/>
+              <w:snapToGrid w:val="0"/>
               <w:rPr>
                 <w:color w:val="000000"/>
               </w:rPr>
@@ -626,13 +587,12 @@
               <w:bottom w:val="single" w:sz="6" w:space="0" w:color="000000"/>
               <w:right w:val="single" w:sz="6" w:space="0" w:color="000000"/>
             </w:tcBorders>
-            <w:shd w:color="auto" w:fill="E5E5E5" w:val="clear"/>
-          </w:tcPr>
-          <w:p>
-            <w:pPr>
-              <w:pStyle w:val="TableText"/>
-              <w:snapToGrid w:val="false"/>
-              <w:spacing w:before="40" w:after="40"/>
+            <w:shd w:val="clear" w:color="auto" w:fill="E5E5E5"/>
+          </w:tcPr>
+          <w:p>
+            <w:pPr>
+              <w:pStyle w:val="TableText"/>
+              <w:snapToGrid w:val="0"/>
               <w:rPr>
                 <w:color w:val="000000"/>
               </w:rPr>
@@ -647,7 +607,6 @@
         </w:tc>
       </w:tr>
       <w:tr>
-        <w:trPr/>
         <w:tc>
           <w:tcPr>
             <w:tcW w:w="1275" w:type="dxa"/>
@@ -656,13 +615,12 @@
               <w:left w:val="single" w:sz="6" w:space="0" w:color="000000"/>
               <w:bottom w:val="single" w:sz="6" w:space="0" w:color="000000"/>
             </w:tcBorders>
-            <w:shd w:color="auto" w:fill="E5E5E5" w:val="clear"/>
-          </w:tcPr>
-          <w:p>
-            <w:pPr>
-              <w:pStyle w:val="TableText"/>
-              <w:snapToGrid w:val="false"/>
-              <w:spacing w:before="40" w:after="40"/>
+            <w:shd w:val="clear" w:color="auto" w:fill="E5E5E5"/>
+          </w:tcPr>
+          <w:p>
+            <w:pPr>
+              <w:pStyle w:val="TableText"/>
+              <w:snapToGrid w:val="0"/>
               <w:rPr>
                 <w:color w:val="000000"/>
                 <w:u w:val="single"/>
@@ -685,13 +643,12 @@
               <w:left w:val="single" w:sz="6" w:space="0" w:color="000000"/>
               <w:bottom w:val="single" w:sz="6" w:space="0" w:color="000000"/>
             </w:tcBorders>
-            <w:shd w:color="auto" w:fill="E5E5E5" w:val="clear"/>
-          </w:tcPr>
-          <w:p>
-            <w:pPr>
-              <w:pStyle w:val="TableText"/>
-              <w:snapToGrid w:val="false"/>
-              <w:spacing w:before="40" w:after="40"/>
+            <w:shd w:val="clear" w:color="auto" w:fill="E5E5E5"/>
+          </w:tcPr>
+          <w:p>
+            <w:pPr>
+              <w:pStyle w:val="TableText"/>
+              <w:snapToGrid w:val="0"/>
               <w:rPr>
                 <w:color w:val="000000"/>
               </w:rPr>
@@ -712,13 +669,12 @@
               <w:left w:val="single" w:sz="6" w:space="0" w:color="000000"/>
               <w:bottom w:val="single" w:sz="6" w:space="0" w:color="000000"/>
             </w:tcBorders>
-            <w:shd w:color="auto" w:fill="E5E5E5" w:val="clear"/>
-          </w:tcPr>
-          <w:p>
-            <w:pPr>
-              <w:pStyle w:val="TableText"/>
-              <w:snapToGrid w:val="false"/>
-              <w:spacing w:before="40" w:after="40"/>
+            <w:shd w:val="clear" w:color="auto" w:fill="E5E5E5"/>
+          </w:tcPr>
+          <w:p>
+            <w:pPr>
+              <w:pStyle w:val="TableText"/>
+              <w:snapToGrid w:val="0"/>
               <w:rPr>
                 <w:color w:val="000000"/>
               </w:rPr>
@@ -740,13 +696,12 @@
               <w:bottom w:val="single" w:sz="6" w:space="0" w:color="000000"/>
               <w:right w:val="single" w:sz="6" w:space="0" w:color="000000"/>
             </w:tcBorders>
-            <w:shd w:color="auto" w:fill="E5E5E5" w:val="clear"/>
-          </w:tcPr>
-          <w:p>
-            <w:pPr>
-              <w:pStyle w:val="TableText"/>
-              <w:snapToGrid w:val="false"/>
-              <w:spacing w:before="40" w:after="40"/>
+            <w:shd w:val="clear" w:color="auto" w:fill="E5E5E5"/>
+          </w:tcPr>
+          <w:p>
+            <w:pPr>
+              <w:pStyle w:val="TableText"/>
+              <w:snapToGrid w:val="0"/>
               <w:rPr>
                 <w:color w:val="000000"/>
               </w:rPr>
@@ -761,7 +716,6 @@
         </w:tc>
       </w:tr>
       <w:tr>
-        <w:trPr/>
         <w:tc>
           <w:tcPr>
             <w:tcW w:w="1275" w:type="dxa"/>
@@ -770,13 +724,12 @@
               <w:left w:val="single" w:sz="6" w:space="0" w:color="000000"/>
               <w:bottom w:val="single" w:sz="6" w:space="0" w:color="000000"/>
             </w:tcBorders>
-            <w:shd w:color="auto" w:fill="E5E5E5" w:val="clear"/>
-          </w:tcPr>
-          <w:p>
-            <w:pPr>
-              <w:pStyle w:val="TableText"/>
-              <w:snapToGrid w:val="false"/>
-              <w:spacing w:before="40" w:after="40"/>
+            <w:shd w:val="clear" w:color="auto" w:fill="E5E5E5"/>
+          </w:tcPr>
+          <w:p>
+            <w:pPr>
+              <w:pStyle w:val="TableText"/>
+              <w:snapToGrid w:val="0"/>
               <w:rPr>
                 <w:color w:val="000000"/>
                 <w:u w:val="single"/>
@@ -787,6 +740,7 @@
                 <w:color w:val="000000"/>
                 <w:u w:val="single"/>
               </w:rPr>
+              <w:t>04/08/2026</w:t>
             </w:r>
           </w:p>
         </w:tc>
@@ -798,13 +752,12 @@
               <w:left w:val="single" w:sz="6" w:space="0" w:color="000000"/>
               <w:bottom w:val="single" w:sz="6" w:space="0" w:color="000000"/>
             </w:tcBorders>
-            <w:shd w:color="auto" w:fill="E5E5E5" w:val="clear"/>
-          </w:tcPr>
-          <w:p>
-            <w:pPr>
-              <w:pStyle w:val="TableText"/>
-              <w:snapToGrid w:val="false"/>
-              <w:spacing w:before="40" w:after="40"/>
+            <w:shd w:val="clear" w:color="auto" w:fill="E5E5E5"/>
+          </w:tcPr>
+          <w:p>
+            <w:pPr>
+              <w:pStyle w:val="TableText"/>
+              <w:snapToGrid w:val="0"/>
               <w:rPr>
                 <w:color w:val="000000"/>
               </w:rPr>
@@ -813,6 +766,7 @@
               <w:rPr>
                 <w:color w:val="000000"/>
               </w:rPr>
+              <w:t>1.4</w:t>
             </w:r>
           </w:p>
         </w:tc>
@@ -824,13 +778,12 @@
               <w:left w:val="single" w:sz="6" w:space="0" w:color="000000"/>
               <w:bottom w:val="single" w:sz="6" w:space="0" w:color="000000"/>
             </w:tcBorders>
-            <w:shd w:color="auto" w:fill="E5E5E5" w:val="clear"/>
-          </w:tcPr>
-          <w:p>
-            <w:pPr>
-              <w:pStyle w:val="TableText"/>
-              <w:snapToGrid w:val="false"/>
-              <w:spacing w:before="40" w:after="40"/>
+            <w:shd w:val="clear" w:color="auto" w:fill="E5E5E5"/>
+          </w:tcPr>
+          <w:p>
+            <w:pPr>
+              <w:pStyle w:val="TableText"/>
+              <w:snapToGrid w:val="0"/>
               <w:rPr>
                 <w:color w:val="000000"/>
               </w:rPr>
@@ -839,6 +792,7 @@
               <w:rPr>
                 <w:color w:val="000000"/>
               </w:rPr>
+              <w:t>Updated most of section 2</w:t>
             </w:r>
           </w:p>
         </w:tc>
@@ -851,13 +805,12 @@
               <w:bottom w:val="single" w:sz="6" w:space="0" w:color="000000"/>
               <w:right w:val="single" w:sz="6" w:space="0" w:color="000000"/>
             </w:tcBorders>
-            <w:shd w:color="auto" w:fill="E5E5E5" w:val="clear"/>
-          </w:tcPr>
-          <w:p>
-            <w:pPr>
-              <w:pStyle w:val="TableText"/>
-              <w:snapToGrid w:val="false"/>
-              <w:spacing w:before="40" w:after="40"/>
+            <w:shd w:val="clear" w:color="auto" w:fill="E5E5E5"/>
+          </w:tcPr>
+          <w:p>
+            <w:pPr>
+              <w:pStyle w:val="TableText"/>
+              <w:snapToGrid w:val="0"/>
               <w:rPr>
                 <w:color w:val="000000"/>
               </w:rPr>
@@ -866,12 +819,12 @@
               <w:rPr>
                 <w:color w:val="000000"/>
               </w:rPr>
+              <w:t>Paul Cooper</w:t>
             </w:r>
           </w:p>
         </w:tc>
       </w:tr>
       <w:tr>
-        <w:trPr/>
         <w:tc>
           <w:tcPr>
             <w:tcW w:w="1275" w:type="dxa"/>
@@ -880,24 +833,17 @@
               <w:left w:val="single" w:sz="6" w:space="0" w:color="000000"/>
               <w:bottom w:val="single" w:sz="6" w:space="0" w:color="000000"/>
             </w:tcBorders>
-            <w:shd w:color="auto" w:fill="E5E5E5" w:val="clear"/>
-          </w:tcPr>
-          <w:p>
-            <w:pPr>
-              <w:pStyle w:val="TableText"/>
-              <w:snapToGrid w:val="false"/>
-              <w:spacing w:before="40" w:after="40"/>
+            <w:shd w:val="clear" w:color="auto" w:fill="E5E5E5"/>
+          </w:tcPr>
+          <w:p>
+            <w:pPr>
+              <w:pStyle w:val="TableText"/>
+              <w:snapToGrid w:val="0"/>
               <w:rPr>
                 <w:color w:val="000000"/>
                 <w:u w:val="single"/>
               </w:rPr>
             </w:pPr>
-            <w:r>
-              <w:rPr>
-                <w:color w:val="000000"/>
-                <w:u w:val="single"/>
-              </w:rPr>
-            </w:r>
           </w:p>
         </w:tc>
         <w:tc>
@@ -908,22 +854,16 @@
               <w:left w:val="single" w:sz="6" w:space="0" w:color="000000"/>
               <w:bottom w:val="single" w:sz="6" w:space="0" w:color="000000"/>
             </w:tcBorders>
-            <w:shd w:color="auto" w:fill="E5E5E5" w:val="clear"/>
-          </w:tcPr>
-          <w:p>
-            <w:pPr>
-              <w:pStyle w:val="TableText"/>
-              <w:snapToGrid w:val="false"/>
-              <w:spacing w:before="40" w:after="40"/>
-              <w:rPr>
-                <w:color w:val="000000"/>
-              </w:rPr>
-            </w:pPr>
-            <w:r>
-              <w:rPr>
-                <w:color w:val="000000"/>
-              </w:rPr>
-            </w:r>
+            <w:shd w:val="clear" w:color="auto" w:fill="E5E5E5"/>
+          </w:tcPr>
+          <w:p>
+            <w:pPr>
+              <w:pStyle w:val="TableText"/>
+              <w:snapToGrid w:val="0"/>
+              <w:rPr>
+                <w:color w:val="000000"/>
+              </w:rPr>
+            </w:pPr>
           </w:p>
         </w:tc>
         <w:tc>
@@ -934,22 +874,16 @@
               <w:left w:val="single" w:sz="6" w:space="0" w:color="000000"/>
               <w:bottom w:val="single" w:sz="6" w:space="0" w:color="000000"/>
             </w:tcBorders>
-            <w:shd w:color="auto" w:fill="E5E5E5" w:val="clear"/>
-          </w:tcPr>
-          <w:p>
-            <w:pPr>
-              <w:pStyle w:val="TableText"/>
-              <w:snapToGrid w:val="false"/>
-              <w:spacing w:before="40" w:after="40"/>
-              <w:rPr>
-                <w:color w:val="000000"/>
-              </w:rPr>
-            </w:pPr>
-            <w:r>
-              <w:rPr>
-                <w:color w:val="000000"/>
-              </w:rPr>
-            </w:r>
+            <w:shd w:val="clear" w:color="auto" w:fill="E5E5E5"/>
+          </w:tcPr>
+          <w:p>
+            <w:pPr>
+              <w:pStyle w:val="TableText"/>
+              <w:snapToGrid w:val="0"/>
+              <w:rPr>
+                <w:color w:val="000000"/>
+              </w:rPr>
+            </w:pPr>
           </w:p>
         </w:tc>
         <w:tc>
@@ -961,27 +895,20 @@
               <w:bottom w:val="single" w:sz="6" w:space="0" w:color="000000"/>
               <w:right w:val="single" w:sz="6" w:space="0" w:color="000000"/>
             </w:tcBorders>
-            <w:shd w:color="auto" w:fill="E5E5E5" w:val="clear"/>
-          </w:tcPr>
-          <w:p>
-            <w:pPr>
-              <w:pStyle w:val="TableText"/>
-              <w:snapToGrid w:val="false"/>
-              <w:spacing w:before="40" w:after="40"/>
-              <w:rPr>
-                <w:color w:val="000000"/>
-              </w:rPr>
-            </w:pPr>
-            <w:r>
-              <w:rPr>
-                <w:color w:val="000000"/>
-              </w:rPr>
-            </w:r>
+            <w:shd w:val="clear" w:color="auto" w:fill="E5E5E5"/>
+          </w:tcPr>
+          <w:p>
+            <w:pPr>
+              <w:pStyle w:val="TableText"/>
+              <w:snapToGrid w:val="0"/>
+              <w:rPr>
+                <w:color w:val="000000"/>
+              </w:rPr>
+            </w:pPr>
           </w:p>
         </w:tc>
       </w:tr>
       <w:tr>
-        <w:trPr/>
         <w:tc>
           <w:tcPr>
             <w:tcW w:w="1275" w:type="dxa"/>
@@ -990,24 +917,17 @@
               <w:left w:val="single" w:sz="6" w:space="0" w:color="000000"/>
               <w:bottom w:val="single" w:sz="6" w:space="0" w:color="000000"/>
             </w:tcBorders>
-            <w:shd w:color="auto" w:fill="E5E5E5" w:val="clear"/>
-          </w:tcPr>
-          <w:p>
-            <w:pPr>
-              <w:pStyle w:val="TableText"/>
-              <w:snapToGrid w:val="false"/>
-              <w:spacing w:before="40" w:after="40"/>
+            <w:shd w:val="clear" w:color="auto" w:fill="E5E5E5"/>
+          </w:tcPr>
+          <w:p>
+            <w:pPr>
+              <w:pStyle w:val="TableText"/>
+              <w:snapToGrid w:val="0"/>
               <w:rPr>
                 <w:color w:val="000000"/>
                 <w:u w:val="single"/>
               </w:rPr>
             </w:pPr>
-            <w:r>
-              <w:rPr>
-                <w:color w:val="000000"/>
-                <w:u w:val="single"/>
-              </w:rPr>
-            </w:r>
           </w:p>
         </w:tc>
         <w:tc>
@@ -1018,22 +938,16 @@
               <w:left w:val="single" w:sz="6" w:space="0" w:color="000000"/>
               <w:bottom w:val="single" w:sz="6" w:space="0" w:color="000000"/>
             </w:tcBorders>
-            <w:shd w:color="auto" w:fill="E5E5E5" w:val="clear"/>
-          </w:tcPr>
-          <w:p>
-            <w:pPr>
-              <w:pStyle w:val="TableText"/>
-              <w:snapToGrid w:val="false"/>
-              <w:spacing w:before="40" w:after="40"/>
-              <w:rPr>
-                <w:color w:val="000000"/>
-              </w:rPr>
-            </w:pPr>
-            <w:r>
-              <w:rPr>
-                <w:color w:val="000000"/>
-              </w:rPr>
-            </w:r>
+            <w:shd w:val="clear" w:color="auto" w:fill="E5E5E5"/>
+          </w:tcPr>
+          <w:p>
+            <w:pPr>
+              <w:pStyle w:val="TableText"/>
+              <w:snapToGrid w:val="0"/>
+              <w:rPr>
+                <w:color w:val="000000"/>
+              </w:rPr>
+            </w:pPr>
           </w:p>
         </w:tc>
         <w:tc>
@@ -1044,22 +958,16 @@
               <w:left w:val="single" w:sz="6" w:space="0" w:color="000000"/>
               <w:bottom w:val="single" w:sz="6" w:space="0" w:color="000000"/>
             </w:tcBorders>
-            <w:shd w:color="auto" w:fill="E5E5E5" w:val="clear"/>
-          </w:tcPr>
-          <w:p>
-            <w:pPr>
-              <w:pStyle w:val="TableText"/>
-              <w:snapToGrid w:val="false"/>
-              <w:spacing w:before="40" w:after="40"/>
-              <w:rPr>
-                <w:color w:val="000000"/>
-              </w:rPr>
-            </w:pPr>
-            <w:r>
-              <w:rPr>
-                <w:color w:val="000000"/>
-              </w:rPr>
-            </w:r>
+            <w:shd w:val="clear" w:color="auto" w:fill="E5E5E5"/>
+          </w:tcPr>
+          <w:p>
+            <w:pPr>
+              <w:pStyle w:val="TableText"/>
+              <w:snapToGrid w:val="0"/>
+              <w:rPr>
+                <w:color w:val="000000"/>
+              </w:rPr>
+            </w:pPr>
           </w:p>
         </w:tc>
         <w:tc>
@@ -1071,27 +979,20 @@
               <w:bottom w:val="single" w:sz="6" w:space="0" w:color="000000"/>
               <w:right w:val="single" w:sz="6" w:space="0" w:color="000000"/>
             </w:tcBorders>
-            <w:shd w:color="auto" w:fill="E5E5E5" w:val="clear"/>
-          </w:tcPr>
-          <w:p>
-            <w:pPr>
-              <w:pStyle w:val="TableText"/>
-              <w:snapToGrid w:val="false"/>
-              <w:spacing w:before="40" w:after="40"/>
-              <w:rPr>
-                <w:color w:val="000000"/>
-              </w:rPr>
-            </w:pPr>
-            <w:r>
-              <w:rPr>
-                <w:color w:val="000000"/>
-              </w:rPr>
-            </w:r>
+            <w:shd w:val="clear" w:color="auto" w:fill="E5E5E5"/>
+          </w:tcPr>
+          <w:p>
+            <w:pPr>
+              <w:pStyle w:val="TableText"/>
+              <w:snapToGrid w:val="0"/>
+              <w:rPr>
+                <w:color w:val="000000"/>
+              </w:rPr>
+            </w:pPr>
           </w:p>
         </w:tc>
       </w:tr>
       <w:tr>
-        <w:trPr/>
         <w:tc>
           <w:tcPr>
             <w:tcW w:w="1275" w:type="dxa"/>
@@ -1100,24 +1001,17 @@
               <w:left w:val="single" w:sz="6" w:space="0" w:color="000000"/>
               <w:bottom w:val="single" w:sz="6" w:space="0" w:color="000000"/>
             </w:tcBorders>
-            <w:shd w:color="auto" w:fill="E5E5E5" w:val="clear"/>
-          </w:tcPr>
-          <w:p>
-            <w:pPr>
-              <w:pStyle w:val="TableText"/>
-              <w:snapToGrid w:val="false"/>
-              <w:spacing w:before="40" w:after="40"/>
+            <w:shd w:val="clear" w:color="auto" w:fill="E5E5E5"/>
+          </w:tcPr>
+          <w:p>
+            <w:pPr>
+              <w:pStyle w:val="TableText"/>
+              <w:snapToGrid w:val="0"/>
               <w:rPr>
                 <w:color w:val="000000"/>
                 <w:u w:val="single"/>
               </w:rPr>
             </w:pPr>
-            <w:r>
-              <w:rPr>
-                <w:color w:val="000000"/>
-                <w:u w:val="single"/>
-              </w:rPr>
-            </w:r>
           </w:p>
         </w:tc>
         <w:tc>
@@ -1128,22 +1022,16 @@
               <w:left w:val="single" w:sz="6" w:space="0" w:color="000000"/>
               <w:bottom w:val="single" w:sz="6" w:space="0" w:color="000000"/>
             </w:tcBorders>
-            <w:shd w:color="auto" w:fill="E5E5E5" w:val="clear"/>
-          </w:tcPr>
-          <w:p>
-            <w:pPr>
-              <w:pStyle w:val="TableText"/>
-              <w:snapToGrid w:val="false"/>
-              <w:spacing w:before="40" w:after="40"/>
-              <w:rPr>
-                <w:color w:val="000000"/>
-              </w:rPr>
-            </w:pPr>
-            <w:r>
-              <w:rPr>
-                <w:color w:val="000000"/>
-              </w:rPr>
-            </w:r>
+            <w:shd w:val="clear" w:color="auto" w:fill="E5E5E5"/>
+          </w:tcPr>
+          <w:p>
+            <w:pPr>
+              <w:pStyle w:val="TableText"/>
+              <w:snapToGrid w:val="0"/>
+              <w:rPr>
+                <w:color w:val="000000"/>
+              </w:rPr>
+            </w:pPr>
           </w:p>
         </w:tc>
         <w:tc>
@@ -1154,22 +1042,16 @@
               <w:left w:val="single" w:sz="6" w:space="0" w:color="000000"/>
               <w:bottom w:val="single" w:sz="6" w:space="0" w:color="000000"/>
             </w:tcBorders>
-            <w:shd w:color="auto" w:fill="E5E5E5" w:val="clear"/>
-          </w:tcPr>
-          <w:p>
-            <w:pPr>
-              <w:pStyle w:val="TableText"/>
-              <w:snapToGrid w:val="false"/>
-              <w:spacing w:before="40" w:after="40"/>
-              <w:rPr>
-                <w:color w:val="000000"/>
-              </w:rPr>
-            </w:pPr>
-            <w:r>
-              <w:rPr>
-                <w:color w:val="000000"/>
-              </w:rPr>
-            </w:r>
+            <w:shd w:val="clear" w:color="auto" w:fill="E5E5E5"/>
+          </w:tcPr>
+          <w:p>
+            <w:pPr>
+              <w:pStyle w:val="TableText"/>
+              <w:snapToGrid w:val="0"/>
+              <w:rPr>
+                <w:color w:val="000000"/>
+              </w:rPr>
+            </w:pPr>
           </w:p>
         </w:tc>
         <w:tc>
@@ -1181,27 +1063,20 @@
               <w:bottom w:val="single" w:sz="6" w:space="0" w:color="000000"/>
               <w:right w:val="single" w:sz="6" w:space="0" w:color="000000"/>
             </w:tcBorders>
-            <w:shd w:color="auto" w:fill="E5E5E5" w:val="clear"/>
-          </w:tcPr>
-          <w:p>
-            <w:pPr>
-              <w:pStyle w:val="TableText"/>
-              <w:snapToGrid w:val="false"/>
-              <w:spacing w:before="40" w:after="40"/>
-              <w:rPr>
-                <w:color w:val="000000"/>
-              </w:rPr>
-            </w:pPr>
-            <w:r>
-              <w:rPr>
-                <w:color w:val="000000"/>
-              </w:rPr>
-            </w:r>
+            <w:shd w:val="clear" w:color="auto" w:fill="E5E5E5"/>
+          </w:tcPr>
+          <w:p>
+            <w:pPr>
+              <w:pStyle w:val="TableText"/>
+              <w:snapToGrid w:val="0"/>
+              <w:rPr>
+                <w:color w:val="000000"/>
+              </w:rPr>
+            </w:pPr>
           </w:p>
         </w:tc>
       </w:tr>
       <w:tr>
-        <w:trPr/>
         <w:tc>
           <w:tcPr>
             <w:tcW w:w="1275" w:type="dxa"/>
@@ -1210,24 +1085,17 @@
               <w:left w:val="single" w:sz="6" w:space="0" w:color="000000"/>
               <w:bottom w:val="single" w:sz="6" w:space="0" w:color="000000"/>
             </w:tcBorders>
-            <w:shd w:color="auto" w:fill="E5E5E5" w:val="clear"/>
-          </w:tcPr>
-          <w:p>
-            <w:pPr>
-              <w:pStyle w:val="TableText"/>
-              <w:snapToGrid w:val="false"/>
-              <w:spacing w:before="40" w:after="40"/>
+            <w:shd w:val="clear" w:color="auto" w:fill="E5E5E5"/>
+          </w:tcPr>
+          <w:p>
+            <w:pPr>
+              <w:pStyle w:val="TableText"/>
+              <w:snapToGrid w:val="0"/>
               <w:rPr>
                 <w:color w:val="000000"/>
                 <w:u w:val="single"/>
               </w:rPr>
             </w:pPr>
-            <w:r>
-              <w:rPr>
-                <w:color w:val="000000"/>
-                <w:u w:val="single"/>
-              </w:rPr>
-            </w:r>
           </w:p>
         </w:tc>
         <w:tc>
@@ -1238,22 +1106,16 @@
               <w:left w:val="single" w:sz="6" w:space="0" w:color="000000"/>
               <w:bottom w:val="single" w:sz="6" w:space="0" w:color="000000"/>
             </w:tcBorders>
-            <w:shd w:color="auto" w:fill="E5E5E5" w:val="clear"/>
-          </w:tcPr>
-          <w:p>
-            <w:pPr>
-              <w:pStyle w:val="TableText"/>
-              <w:snapToGrid w:val="false"/>
-              <w:spacing w:before="40" w:after="40"/>
-              <w:rPr>
-                <w:color w:val="000000"/>
-              </w:rPr>
-            </w:pPr>
-            <w:r>
-              <w:rPr>
-                <w:color w:val="000000"/>
-              </w:rPr>
-            </w:r>
+            <w:shd w:val="clear" w:color="auto" w:fill="E5E5E5"/>
+          </w:tcPr>
+          <w:p>
+            <w:pPr>
+              <w:pStyle w:val="TableText"/>
+              <w:snapToGrid w:val="0"/>
+              <w:rPr>
+                <w:color w:val="000000"/>
+              </w:rPr>
+            </w:pPr>
           </w:p>
         </w:tc>
         <w:tc>
@@ -1264,22 +1126,16 @@
               <w:left w:val="single" w:sz="6" w:space="0" w:color="000000"/>
               <w:bottom w:val="single" w:sz="6" w:space="0" w:color="000000"/>
             </w:tcBorders>
-            <w:shd w:color="auto" w:fill="E5E5E5" w:val="clear"/>
-          </w:tcPr>
-          <w:p>
-            <w:pPr>
-              <w:pStyle w:val="TableText"/>
-              <w:snapToGrid w:val="false"/>
-              <w:spacing w:before="40" w:after="40"/>
-              <w:rPr>
-                <w:color w:val="000000"/>
-              </w:rPr>
-            </w:pPr>
-            <w:r>
-              <w:rPr>
-                <w:color w:val="000000"/>
-              </w:rPr>
-            </w:r>
+            <w:shd w:val="clear" w:color="auto" w:fill="E5E5E5"/>
+          </w:tcPr>
+          <w:p>
+            <w:pPr>
+              <w:pStyle w:val="TableText"/>
+              <w:snapToGrid w:val="0"/>
+              <w:rPr>
+                <w:color w:val="000000"/>
+              </w:rPr>
+            </w:pPr>
           </w:p>
         </w:tc>
         <w:tc>
@@ -1291,27 +1147,20 @@
               <w:bottom w:val="single" w:sz="6" w:space="0" w:color="000000"/>
               <w:right w:val="single" w:sz="6" w:space="0" w:color="000000"/>
             </w:tcBorders>
-            <w:shd w:color="auto" w:fill="E5E5E5" w:val="clear"/>
-          </w:tcPr>
-          <w:p>
-            <w:pPr>
-              <w:pStyle w:val="TableText"/>
-              <w:snapToGrid w:val="false"/>
-              <w:spacing w:before="40" w:after="40"/>
-              <w:rPr>
-                <w:color w:val="000000"/>
-              </w:rPr>
-            </w:pPr>
-            <w:r>
-              <w:rPr>
-                <w:color w:val="000000"/>
-              </w:rPr>
-            </w:r>
+            <w:shd w:val="clear" w:color="auto" w:fill="E5E5E5"/>
+          </w:tcPr>
+          <w:p>
+            <w:pPr>
+              <w:pStyle w:val="TableText"/>
+              <w:snapToGrid w:val="0"/>
+              <w:rPr>
+                <w:color w:val="000000"/>
+              </w:rPr>
+            </w:pPr>
           </w:p>
         </w:tc>
       </w:tr>
       <w:tr>
-        <w:trPr/>
         <w:tc>
           <w:tcPr>
             <w:tcW w:w="1275" w:type="dxa"/>
@@ -1320,24 +1169,17 @@
               <w:left w:val="single" w:sz="6" w:space="0" w:color="000000"/>
               <w:bottom w:val="single" w:sz="6" w:space="0" w:color="000000"/>
             </w:tcBorders>
-            <w:shd w:color="auto" w:fill="E5E5E5" w:val="clear"/>
-          </w:tcPr>
-          <w:p>
-            <w:pPr>
-              <w:pStyle w:val="TableText"/>
-              <w:snapToGrid w:val="false"/>
-              <w:spacing w:before="40" w:after="40"/>
+            <w:shd w:val="clear" w:color="auto" w:fill="E5E5E5"/>
+          </w:tcPr>
+          <w:p>
+            <w:pPr>
+              <w:pStyle w:val="TableText"/>
+              <w:snapToGrid w:val="0"/>
               <w:rPr>
                 <w:color w:val="000000"/>
                 <w:u w:val="single"/>
               </w:rPr>
             </w:pPr>
-            <w:r>
-              <w:rPr>
-                <w:color w:val="000000"/>
-                <w:u w:val="single"/>
-              </w:rPr>
-            </w:r>
           </w:p>
         </w:tc>
         <w:tc>
@@ -1348,22 +1190,16 @@
               <w:left w:val="single" w:sz="6" w:space="0" w:color="000000"/>
               <w:bottom w:val="single" w:sz="6" w:space="0" w:color="000000"/>
             </w:tcBorders>
-            <w:shd w:color="auto" w:fill="E5E5E5" w:val="clear"/>
-          </w:tcPr>
-          <w:p>
-            <w:pPr>
-              <w:pStyle w:val="TableText"/>
-              <w:snapToGrid w:val="false"/>
-              <w:spacing w:before="40" w:after="40"/>
-              <w:rPr>
-                <w:color w:val="000000"/>
-              </w:rPr>
-            </w:pPr>
-            <w:r>
-              <w:rPr>
-                <w:color w:val="000000"/>
-              </w:rPr>
-            </w:r>
+            <w:shd w:val="clear" w:color="auto" w:fill="E5E5E5"/>
+          </w:tcPr>
+          <w:p>
+            <w:pPr>
+              <w:pStyle w:val="TableText"/>
+              <w:snapToGrid w:val="0"/>
+              <w:rPr>
+                <w:color w:val="000000"/>
+              </w:rPr>
+            </w:pPr>
           </w:p>
         </w:tc>
         <w:tc>
@@ -1374,22 +1210,16 @@
               <w:left w:val="single" w:sz="6" w:space="0" w:color="000000"/>
               <w:bottom w:val="single" w:sz="6" w:space="0" w:color="000000"/>
             </w:tcBorders>
-            <w:shd w:color="auto" w:fill="E5E5E5" w:val="clear"/>
-          </w:tcPr>
-          <w:p>
-            <w:pPr>
-              <w:pStyle w:val="TableText"/>
-              <w:snapToGrid w:val="false"/>
-              <w:spacing w:before="40" w:after="40"/>
-              <w:rPr>
-                <w:color w:val="000000"/>
-              </w:rPr>
-            </w:pPr>
-            <w:r>
-              <w:rPr>
-                <w:color w:val="000000"/>
-              </w:rPr>
-            </w:r>
+            <w:shd w:val="clear" w:color="auto" w:fill="E5E5E5"/>
+          </w:tcPr>
+          <w:p>
+            <w:pPr>
+              <w:pStyle w:val="TableText"/>
+              <w:snapToGrid w:val="0"/>
+              <w:rPr>
+                <w:color w:val="000000"/>
+              </w:rPr>
+            </w:pPr>
           </w:p>
         </w:tc>
         <w:tc>
@@ -1401,27 +1231,20 @@
               <w:bottom w:val="single" w:sz="6" w:space="0" w:color="000000"/>
               <w:right w:val="single" w:sz="6" w:space="0" w:color="000000"/>
             </w:tcBorders>
-            <w:shd w:color="auto" w:fill="E5E5E5" w:val="clear"/>
-          </w:tcPr>
-          <w:p>
-            <w:pPr>
-              <w:pStyle w:val="TableText"/>
-              <w:snapToGrid w:val="false"/>
-              <w:spacing w:before="40" w:after="40"/>
-              <w:rPr>
-                <w:color w:val="000000"/>
-              </w:rPr>
-            </w:pPr>
-            <w:r>
-              <w:rPr>
-                <w:color w:val="000000"/>
-              </w:rPr>
-            </w:r>
+            <w:shd w:val="clear" w:color="auto" w:fill="E5E5E5"/>
+          </w:tcPr>
+          <w:p>
+            <w:pPr>
+              <w:pStyle w:val="TableText"/>
+              <w:snapToGrid w:val="0"/>
+              <w:rPr>
+                <w:color w:val="000000"/>
+              </w:rPr>
+            </w:pPr>
           </w:p>
         </w:tc>
       </w:tr>
       <w:tr>
-        <w:trPr/>
         <w:tc>
           <w:tcPr>
             <w:tcW w:w="1275" w:type="dxa"/>
@@ -1430,24 +1253,17 @@
               <w:left w:val="single" w:sz="6" w:space="0" w:color="000000"/>
               <w:bottom w:val="single" w:sz="6" w:space="0" w:color="000000"/>
             </w:tcBorders>
-            <w:shd w:color="auto" w:fill="E5E5E5" w:val="clear"/>
-          </w:tcPr>
-          <w:p>
-            <w:pPr>
-              <w:pStyle w:val="TableText"/>
-              <w:snapToGrid w:val="false"/>
-              <w:spacing w:before="40" w:after="40"/>
+            <w:shd w:val="clear" w:color="auto" w:fill="E5E5E5"/>
+          </w:tcPr>
+          <w:p>
+            <w:pPr>
+              <w:pStyle w:val="TableText"/>
+              <w:snapToGrid w:val="0"/>
               <w:rPr>
                 <w:color w:val="000000"/>
                 <w:u w:val="single"/>
               </w:rPr>
             </w:pPr>
-            <w:r>
-              <w:rPr>
-                <w:color w:val="000000"/>
-                <w:u w:val="single"/>
-              </w:rPr>
-            </w:r>
           </w:p>
         </w:tc>
         <w:tc>
@@ -1458,22 +1274,16 @@
               <w:left w:val="single" w:sz="6" w:space="0" w:color="000000"/>
               <w:bottom w:val="single" w:sz="6" w:space="0" w:color="000000"/>
             </w:tcBorders>
-            <w:shd w:color="auto" w:fill="E5E5E5" w:val="clear"/>
-          </w:tcPr>
-          <w:p>
-            <w:pPr>
-              <w:pStyle w:val="TableText"/>
-              <w:snapToGrid w:val="false"/>
-              <w:spacing w:before="40" w:after="40"/>
-              <w:rPr>
-                <w:color w:val="000000"/>
-              </w:rPr>
-            </w:pPr>
-            <w:r>
-              <w:rPr>
-                <w:color w:val="000000"/>
-              </w:rPr>
-            </w:r>
+            <w:shd w:val="clear" w:color="auto" w:fill="E5E5E5"/>
+          </w:tcPr>
+          <w:p>
+            <w:pPr>
+              <w:pStyle w:val="TableText"/>
+              <w:snapToGrid w:val="0"/>
+              <w:rPr>
+                <w:color w:val="000000"/>
+              </w:rPr>
+            </w:pPr>
           </w:p>
         </w:tc>
         <w:tc>
@@ -1484,22 +1294,16 @@
               <w:left w:val="single" w:sz="6" w:space="0" w:color="000000"/>
               <w:bottom w:val="single" w:sz="6" w:space="0" w:color="000000"/>
             </w:tcBorders>
-            <w:shd w:color="auto" w:fill="E5E5E5" w:val="clear"/>
-          </w:tcPr>
-          <w:p>
-            <w:pPr>
-              <w:pStyle w:val="TableText"/>
-              <w:snapToGrid w:val="false"/>
-              <w:spacing w:before="40" w:after="40"/>
-              <w:rPr>
-                <w:color w:val="000000"/>
-              </w:rPr>
-            </w:pPr>
-            <w:r>
-              <w:rPr>
-                <w:color w:val="000000"/>
-              </w:rPr>
-            </w:r>
+            <w:shd w:val="clear" w:color="auto" w:fill="E5E5E5"/>
+          </w:tcPr>
+          <w:p>
+            <w:pPr>
+              <w:pStyle w:val="TableText"/>
+              <w:snapToGrid w:val="0"/>
+              <w:rPr>
+                <w:color w:val="000000"/>
+              </w:rPr>
+            </w:pPr>
           </w:p>
         </w:tc>
         <w:tc>
@@ -1511,27 +1315,20 @@
               <w:bottom w:val="single" w:sz="6" w:space="0" w:color="000000"/>
               <w:right w:val="single" w:sz="6" w:space="0" w:color="000000"/>
             </w:tcBorders>
-            <w:shd w:color="auto" w:fill="E5E5E5" w:val="clear"/>
-          </w:tcPr>
-          <w:p>
-            <w:pPr>
-              <w:pStyle w:val="TableText"/>
-              <w:snapToGrid w:val="false"/>
-              <w:spacing w:before="40" w:after="40"/>
-              <w:rPr>
-                <w:color w:val="000000"/>
-              </w:rPr>
-            </w:pPr>
-            <w:r>
-              <w:rPr>
-                <w:color w:val="000000"/>
-              </w:rPr>
-            </w:r>
+            <w:shd w:val="clear" w:color="auto" w:fill="E5E5E5"/>
+          </w:tcPr>
+          <w:p>
+            <w:pPr>
+              <w:pStyle w:val="TableText"/>
+              <w:snapToGrid w:val="0"/>
+              <w:rPr>
+                <w:color w:val="000000"/>
+              </w:rPr>
+            </w:pPr>
           </w:p>
         </w:tc>
       </w:tr>
       <w:tr>
-        <w:trPr/>
         <w:tc>
           <w:tcPr>
             <w:tcW w:w="1275" w:type="dxa"/>
@@ -1540,24 +1337,17 @@
               <w:left w:val="single" w:sz="6" w:space="0" w:color="000000"/>
               <w:bottom w:val="single" w:sz="6" w:space="0" w:color="000000"/>
             </w:tcBorders>
-            <w:shd w:color="auto" w:fill="E5E5E5" w:val="clear"/>
-          </w:tcPr>
-          <w:p>
-            <w:pPr>
-              <w:pStyle w:val="TableText"/>
-              <w:snapToGrid w:val="false"/>
-              <w:spacing w:before="40" w:after="40"/>
+            <w:shd w:val="clear" w:color="auto" w:fill="E5E5E5"/>
+          </w:tcPr>
+          <w:p>
+            <w:pPr>
+              <w:pStyle w:val="TableText"/>
+              <w:snapToGrid w:val="0"/>
               <w:rPr>
                 <w:color w:val="000000"/>
                 <w:u w:val="single"/>
               </w:rPr>
             </w:pPr>
-            <w:r>
-              <w:rPr>
-                <w:color w:val="000000"/>
-                <w:u w:val="single"/>
-              </w:rPr>
-            </w:r>
           </w:p>
         </w:tc>
         <w:tc>
@@ -1568,22 +1358,16 @@
               <w:left w:val="single" w:sz="6" w:space="0" w:color="000000"/>
               <w:bottom w:val="single" w:sz="6" w:space="0" w:color="000000"/>
             </w:tcBorders>
-            <w:shd w:color="auto" w:fill="E5E5E5" w:val="clear"/>
-          </w:tcPr>
-          <w:p>
-            <w:pPr>
-              <w:pStyle w:val="TableText"/>
-              <w:snapToGrid w:val="false"/>
-              <w:spacing w:before="40" w:after="40"/>
-              <w:rPr>
-                <w:color w:val="000000"/>
-              </w:rPr>
-            </w:pPr>
-            <w:r>
-              <w:rPr>
-                <w:color w:val="000000"/>
-              </w:rPr>
-            </w:r>
+            <w:shd w:val="clear" w:color="auto" w:fill="E5E5E5"/>
+          </w:tcPr>
+          <w:p>
+            <w:pPr>
+              <w:pStyle w:val="TableText"/>
+              <w:snapToGrid w:val="0"/>
+              <w:rPr>
+                <w:color w:val="000000"/>
+              </w:rPr>
+            </w:pPr>
           </w:p>
         </w:tc>
         <w:tc>
@@ -1594,22 +1378,16 @@
               <w:left w:val="single" w:sz="6" w:space="0" w:color="000000"/>
               <w:bottom w:val="single" w:sz="6" w:space="0" w:color="000000"/>
             </w:tcBorders>
-            <w:shd w:color="auto" w:fill="E5E5E5" w:val="clear"/>
-          </w:tcPr>
-          <w:p>
-            <w:pPr>
-              <w:pStyle w:val="TableText"/>
-              <w:snapToGrid w:val="false"/>
-              <w:spacing w:before="40" w:after="40"/>
-              <w:rPr>
-                <w:color w:val="000000"/>
-              </w:rPr>
-            </w:pPr>
-            <w:r>
-              <w:rPr>
-                <w:color w:val="000000"/>
-              </w:rPr>
-            </w:r>
+            <w:shd w:val="clear" w:color="auto" w:fill="E5E5E5"/>
+          </w:tcPr>
+          <w:p>
+            <w:pPr>
+              <w:pStyle w:val="TableText"/>
+              <w:snapToGrid w:val="0"/>
+              <w:rPr>
+                <w:color w:val="000000"/>
+              </w:rPr>
+            </w:pPr>
           </w:p>
         </w:tc>
         <w:tc>
@@ -1621,27 +1399,20 @@
               <w:bottom w:val="single" w:sz="6" w:space="0" w:color="000000"/>
               <w:right w:val="single" w:sz="6" w:space="0" w:color="000000"/>
             </w:tcBorders>
-            <w:shd w:color="auto" w:fill="E5E5E5" w:val="clear"/>
-          </w:tcPr>
-          <w:p>
-            <w:pPr>
-              <w:pStyle w:val="TableText"/>
-              <w:snapToGrid w:val="false"/>
-              <w:spacing w:before="40" w:after="40"/>
-              <w:rPr>
-                <w:color w:val="000000"/>
-              </w:rPr>
-            </w:pPr>
-            <w:r>
-              <w:rPr>
-                <w:color w:val="000000"/>
-              </w:rPr>
-            </w:r>
+            <w:shd w:val="clear" w:color="auto" w:fill="E5E5E5"/>
+          </w:tcPr>
+          <w:p>
+            <w:pPr>
+              <w:pStyle w:val="TableText"/>
+              <w:snapToGrid w:val="0"/>
+              <w:rPr>
+                <w:color w:val="000000"/>
+              </w:rPr>
+            </w:pPr>
           </w:p>
         </w:tc>
       </w:tr>
       <w:tr>
-        <w:trPr/>
         <w:tc>
           <w:tcPr>
             <w:tcW w:w="1275" w:type="dxa"/>
@@ -1650,24 +1421,17 @@
               <w:left w:val="single" w:sz="6" w:space="0" w:color="000000"/>
               <w:bottom w:val="single" w:sz="6" w:space="0" w:color="000000"/>
             </w:tcBorders>
-            <w:shd w:color="auto" w:fill="E5E5E5" w:val="clear"/>
-          </w:tcPr>
-          <w:p>
-            <w:pPr>
-              <w:pStyle w:val="TableText"/>
-              <w:snapToGrid w:val="false"/>
-              <w:spacing w:before="40" w:after="40"/>
+            <w:shd w:val="clear" w:color="auto" w:fill="E5E5E5"/>
+          </w:tcPr>
+          <w:p>
+            <w:pPr>
+              <w:pStyle w:val="TableText"/>
+              <w:snapToGrid w:val="0"/>
               <w:rPr>
                 <w:color w:val="000000"/>
                 <w:u w:val="single"/>
               </w:rPr>
             </w:pPr>
-            <w:r>
-              <w:rPr>
-                <w:color w:val="000000"/>
-                <w:u w:val="single"/>
-              </w:rPr>
-            </w:r>
           </w:p>
         </w:tc>
         <w:tc>
@@ -1678,22 +1442,16 @@
               <w:left w:val="single" w:sz="6" w:space="0" w:color="000000"/>
               <w:bottom w:val="single" w:sz="6" w:space="0" w:color="000000"/>
             </w:tcBorders>
-            <w:shd w:color="auto" w:fill="E5E5E5" w:val="clear"/>
-          </w:tcPr>
-          <w:p>
-            <w:pPr>
-              <w:pStyle w:val="TableText"/>
-              <w:snapToGrid w:val="false"/>
-              <w:spacing w:before="40" w:after="40"/>
-              <w:rPr>
-                <w:color w:val="000000"/>
-              </w:rPr>
-            </w:pPr>
-            <w:r>
-              <w:rPr>
-                <w:color w:val="000000"/>
-              </w:rPr>
-            </w:r>
+            <w:shd w:val="clear" w:color="auto" w:fill="E5E5E5"/>
+          </w:tcPr>
+          <w:p>
+            <w:pPr>
+              <w:pStyle w:val="TableText"/>
+              <w:snapToGrid w:val="0"/>
+              <w:rPr>
+                <w:color w:val="000000"/>
+              </w:rPr>
+            </w:pPr>
           </w:p>
         </w:tc>
         <w:tc>
@@ -1704,22 +1462,16 @@
               <w:left w:val="single" w:sz="6" w:space="0" w:color="000000"/>
               <w:bottom w:val="single" w:sz="6" w:space="0" w:color="000000"/>
             </w:tcBorders>
-            <w:shd w:color="auto" w:fill="E5E5E5" w:val="clear"/>
-          </w:tcPr>
-          <w:p>
-            <w:pPr>
-              <w:pStyle w:val="TableText"/>
-              <w:snapToGrid w:val="false"/>
-              <w:spacing w:before="40" w:after="40"/>
-              <w:rPr>
-                <w:color w:val="000000"/>
-              </w:rPr>
-            </w:pPr>
-            <w:r>
-              <w:rPr>
-                <w:color w:val="000000"/>
-              </w:rPr>
-            </w:r>
+            <w:shd w:val="clear" w:color="auto" w:fill="E5E5E5"/>
+          </w:tcPr>
+          <w:p>
+            <w:pPr>
+              <w:pStyle w:val="TableText"/>
+              <w:snapToGrid w:val="0"/>
+              <w:rPr>
+                <w:color w:val="000000"/>
+              </w:rPr>
+            </w:pPr>
           </w:p>
         </w:tc>
         <w:tc>
@@ -1731,27 +1483,20 @@
               <w:bottom w:val="single" w:sz="6" w:space="0" w:color="000000"/>
               <w:right w:val="single" w:sz="6" w:space="0" w:color="000000"/>
             </w:tcBorders>
-            <w:shd w:color="auto" w:fill="E5E5E5" w:val="clear"/>
-          </w:tcPr>
-          <w:p>
-            <w:pPr>
-              <w:pStyle w:val="TableText"/>
-              <w:snapToGrid w:val="false"/>
-              <w:spacing w:before="40" w:after="40"/>
-              <w:rPr>
-                <w:color w:val="000000"/>
-              </w:rPr>
-            </w:pPr>
-            <w:r>
-              <w:rPr>
-                <w:color w:val="000000"/>
-              </w:rPr>
-            </w:r>
+            <w:shd w:val="clear" w:color="auto" w:fill="E5E5E5"/>
+          </w:tcPr>
+          <w:p>
+            <w:pPr>
+              <w:pStyle w:val="TableText"/>
+              <w:snapToGrid w:val="0"/>
+              <w:rPr>
+                <w:color w:val="000000"/>
+              </w:rPr>
+            </w:pPr>
           </w:p>
         </w:tc>
       </w:tr>
       <w:tr>
-        <w:trPr/>
         <w:tc>
           <w:tcPr>
             <w:tcW w:w="1275" w:type="dxa"/>
@@ -1760,24 +1505,17 @@
               <w:left w:val="single" w:sz="6" w:space="0" w:color="000000"/>
               <w:bottom w:val="single" w:sz="6" w:space="0" w:color="000000"/>
             </w:tcBorders>
-            <w:shd w:color="auto" w:fill="E5E5E5" w:val="clear"/>
-          </w:tcPr>
-          <w:p>
-            <w:pPr>
-              <w:pStyle w:val="TableText"/>
-              <w:snapToGrid w:val="false"/>
-              <w:spacing w:before="40" w:after="40"/>
+            <w:shd w:val="clear" w:color="auto" w:fill="E5E5E5"/>
+          </w:tcPr>
+          <w:p>
+            <w:pPr>
+              <w:pStyle w:val="TableText"/>
+              <w:snapToGrid w:val="0"/>
               <w:rPr>
                 <w:color w:val="000000"/>
                 <w:u w:val="single"/>
               </w:rPr>
             </w:pPr>
-            <w:r>
-              <w:rPr>
-                <w:color w:val="000000"/>
-                <w:u w:val="single"/>
-              </w:rPr>
-            </w:r>
           </w:p>
         </w:tc>
         <w:tc>
@@ -1788,22 +1526,16 @@
               <w:left w:val="single" w:sz="6" w:space="0" w:color="000000"/>
               <w:bottom w:val="single" w:sz="6" w:space="0" w:color="000000"/>
             </w:tcBorders>
-            <w:shd w:color="auto" w:fill="E5E5E5" w:val="clear"/>
-          </w:tcPr>
-          <w:p>
-            <w:pPr>
-              <w:pStyle w:val="TableText"/>
-              <w:snapToGrid w:val="false"/>
-              <w:spacing w:before="40" w:after="40"/>
-              <w:rPr>
-                <w:color w:val="000000"/>
-              </w:rPr>
-            </w:pPr>
-            <w:r>
-              <w:rPr>
-                <w:color w:val="000000"/>
-              </w:rPr>
-            </w:r>
+            <w:shd w:val="clear" w:color="auto" w:fill="E5E5E5"/>
+          </w:tcPr>
+          <w:p>
+            <w:pPr>
+              <w:pStyle w:val="TableText"/>
+              <w:snapToGrid w:val="0"/>
+              <w:rPr>
+                <w:color w:val="000000"/>
+              </w:rPr>
+            </w:pPr>
           </w:p>
         </w:tc>
         <w:tc>
@@ -1814,22 +1546,16 @@
               <w:left w:val="single" w:sz="6" w:space="0" w:color="000000"/>
               <w:bottom w:val="single" w:sz="6" w:space="0" w:color="000000"/>
             </w:tcBorders>
-            <w:shd w:color="auto" w:fill="E5E5E5" w:val="clear"/>
-          </w:tcPr>
-          <w:p>
-            <w:pPr>
-              <w:pStyle w:val="TableText"/>
-              <w:snapToGrid w:val="false"/>
-              <w:spacing w:before="40" w:after="40"/>
-              <w:rPr>
-                <w:color w:val="000000"/>
-              </w:rPr>
-            </w:pPr>
-            <w:r>
-              <w:rPr>
-                <w:color w:val="000000"/>
-              </w:rPr>
-            </w:r>
+            <w:shd w:val="clear" w:color="auto" w:fill="E5E5E5"/>
+          </w:tcPr>
+          <w:p>
+            <w:pPr>
+              <w:pStyle w:val="TableText"/>
+              <w:snapToGrid w:val="0"/>
+              <w:rPr>
+                <w:color w:val="000000"/>
+              </w:rPr>
+            </w:pPr>
           </w:p>
         </w:tc>
         <w:tc>
@@ -1841,27 +1567,20 @@
               <w:bottom w:val="single" w:sz="6" w:space="0" w:color="000000"/>
               <w:right w:val="single" w:sz="6" w:space="0" w:color="000000"/>
             </w:tcBorders>
-            <w:shd w:color="auto" w:fill="E5E5E5" w:val="clear"/>
-          </w:tcPr>
-          <w:p>
-            <w:pPr>
-              <w:pStyle w:val="TableText"/>
-              <w:snapToGrid w:val="false"/>
-              <w:spacing w:before="40" w:after="40"/>
-              <w:rPr>
-                <w:color w:val="000000"/>
-              </w:rPr>
-            </w:pPr>
-            <w:r>
-              <w:rPr>
-                <w:color w:val="000000"/>
-              </w:rPr>
-            </w:r>
+            <w:shd w:val="clear" w:color="auto" w:fill="E5E5E5"/>
+          </w:tcPr>
+          <w:p>
+            <w:pPr>
+              <w:pStyle w:val="TableText"/>
+              <w:snapToGrid w:val="0"/>
+              <w:rPr>
+                <w:color w:val="000000"/>
+              </w:rPr>
+            </w:pPr>
           </w:p>
         </w:tc>
       </w:tr>
       <w:tr>
-        <w:trPr/>
         <w:tc>
           <w:tcPr>
             <w:tcW w:w="1275" w:type="dxa"/>
@@ -1870,24 +1589,17 @@
               <w:left w:val="single" w:sz="6" w:space="0" w:color="000000"/>
               <w:bottom w:val="single" w:sz="6" w:space="0" w:color="000000"/>
             </w:tcBorders>
-            <w:shd w:color="auto" w:fill="E5E5E5" w:val="clear"/>
-          </w:tcPr>
-          <w:p>
-            <w:pPr>
-              <w:pStyle w:val="TableText"/>
-              <w:snapToGrid w:val="false"/>
-              <w:spacing w:before="40" w:after="40"/>
+            <w:shd w:val="clear" w:color="auto" w:fill="E5E5E5"/>
+          </w:tcPr>
+          <w:p>
+            <w:pPr>
+              <w:pStyle w:val="TableText"/>
+              <w:snapToGrid w:val="0"/>
               <w:rPr>
                 <w:color w:val="000000"/>
                 <w:u w:val="single"/>
               </w:rPr>
             </w:pPr>
-            <w:r>
-              <w:rPr>
-                <w:color w:val="000000"/>
-                <w:u w:val="single"/>
-              </w:rPr>
-            </w:r>
           </w:p>
         </w:tc>
         <w:tc>
@@ -1898,22 +1610,16 @@
               <w:left w:val="single" w:sz="6" w:space="0" w:color="000000"/>
               <w:bottom w:val="single" w:sz="6" w:space="0" w:color="000000"/>
             </w:tcBorders>
-            <w:shd w:color="auto" w:fill="E5E5E5" w:val="clear"/>
-          </w:tcPr>
-          <w:p>
-            <w:pPr>
-              <w:pStyle w:val="TableText"/>
-              <w:snapToGrid w:val="false"/>
-              <w:spacing w:before="40" w:after="40"/>
-              <w:rPr>
-                <w:color w:val="000000"/>
-              </w:rPr>
-            </w:pPr>
-            <w:r>
-              <w:rPr>
-                <w:color w:val="000000"/>
-              </w:rPr>
-            </w:r>
+            <w:shd w:val="clear" w:color="auto" w:fill="E5E5E5"/>
+          </w:tcPr>
+          <w:p>
+            <w:pPr>
+              <w:pStyle w:val="TableText"/>
+              <w:snapToGrid w:val="0"/>
+              <w:rPr>
+                <w:color w:val="000000"/>
+              </w:rPr>
+            </w:pPr>
           </w:p>
         </w:tc>
         <w:tc>
@@ -1924,22 +1630,16 @@
               <w:left w:val="single" w:sz="6" w:space="0" w:color="000000"/>
               <w:bottom w:val="single" w:sz="6" w:space="0" w:color="000000"/>
             </w:tcBorders>
-            <w:shd w:color="auto" w:fill="E5E5E5" w:val="clear"/>
-          </w:tcPr>
-          <w:p>
-            <w:pPr>
-              <w:pStyle w:val="TableText"/>
-              <w:snapToGrid w:val="false"/>
-              <w:spacing w:before="40" w:after="40"/>
-              <w:rPr>
-                <w:color w:val="000000"/>
-              </w:rPr>
-            </w:pPr>
-            <w:r>
-              <w:rPr>
-                <w:color w:val="000000"/>
-              </w:rPr>
-            </w:r>
+            <w:shd w:val="clear" w:color="auto" w:fill="E5E5E5"/>
+          </w:tcPr>
+          <w:p>
+            <w:pPr>
+              <w:pStyle w:val="TableText"/>
+              <w:snapToGrid w:val="0"/>
+              <w:rPr>
+                <w:color w:val="000000"/>
+              </w:rPr>
+            </w:pPr>
           </w:p>
         </w:tc>
         <w:tc>
@@ -1951,27 +1651,20 @@
               <w:bottom w:val="single" w:sz="6" w:space="0" w:color="000000"/>
               <w:right w:val="single" w:sz="6" w:space="0" w:color="000000"/>
             </w:tcBorders>
-            <w:shd w:color="auto" w:fill="E5E5E5" w:val="clear"/>
-          </w:tcPr>
-          <w:p>
-            <w:pPr>
-              <w:pStyle w:val="TableText"/>
-              <w:snapToGrid w:val="false"/>
-              <w:spacing w:before="40" w:after="40"/>
-              <w:rPr>
-                <w:color w:val="000000"/>
-              </w:rPr>
-            </w:pPr>
-            <w:r>
-              <w:rPr>
-                <w:color w:val="000000"/>
-              </w:rPr>
-            </w:r>
+            <w:shd w:val="clear" w:color="auto" w:fill="E5E5E5"/>
+          </w:tcPr>
+          <w:p>
+            <w:pPr>
+              <w:pStyle w:val="TableText"/>
+              <w:snapToGrid w:val="0"/>
+              <w:rPr>
+                <w:color w:val="000000"/>
+              </w:rPr>
+            </w:pPr>
           </w:p>
         </w:tc>
       </w:tr>
       <w:tr>
-        <w:trPr/>
         <w:tc>
           <w:tcPr>
             <w:tcW w:w="1275" w:type="dxa"/>
@@ -1980,24 +1673,17 @@
               <w:left w:val="single" w:sz="6" w:space="0" w:color="000000"/>
               <w:bottom w:val="single" w:sz="6" w:space="0" w:color="000000"/>
             </w:tcBorders>
-            <w:shd w:color="auto" w:fill="E5E5E5" w:val="clear"/>
-          </w:tcPr>
-          <w:p>
-            <w:pPr>
-              <w:pStyle w:val="TableText"/>
-              <w:snapToGrid w:val="false"/>
-              <w:spacing w:before="40" w:after="40"/>
+            <w:shd w:val="clear" w:color="auto" w:fill="E5E5E5"/>
+          </w:tcPr>
+          <w:p>
+            <w:pPr>
+              <w:pStyle w:val="TableText"/>
+              <w:snapToGrid w:val="0"/>
               <w:rPr>
                 <w:color w:val="000000"/>
                 <w:u w:val="single"/>
               </w:rPr>
             </w:pPr>
-            <w:r>
-              <w:rPr>
-                <w:color w:val="000000"/>
-                <w:u w:val="single"/>
-              </w:rPr>
-            </w:r>
           </w:p>
         </w:tc>
         <w:tc>
@@ -2008,22 +1694,16 @@
               <w:left w:val="single" w:sz="6" w:space="0" w:color="000000"/>
               <w:bottom w:val="single" w:sz="6" w:space="0" w:color="000000"/>
             </w:tcBorders>
-            <w:shd w:color="auto" w:fill="E5E5E5" w:val="clear"/>
-          </w:tcPr>
-          <w:p>
-            <w:pPr>
-              <w:pStyle w:val="TableText"/>
-              <w:snapToGrid w:val="false"/>
-              <w:spacing w:before="40" w:after="40"/>
-              <w:rPr>
-                <w:color w:val="000000"/>
-              </w:rPr>
-            </w:pPr>
-            <w:r>
-              <w:rPr>
-                <w:color w:val="000000"/>
-              </w:rPr>
-            </w:r>
+            <w:shd w:val="clear" w:color="auto" w:fill="E5E5E5"/>
+          </w:tcPr>
+          <w:p>
+            <w:pPr>
+              <w:pStyle w:val="TableText"/>
+              <w:snapToGrid w:val="0"/>
+              <w:rPr>
+                <w:color w:val="000000"/>
+              </w:rPr>
+            </w:pPr>
           </w:p>
         </w:tc>
         <w:tc>
@@ -2034,22 +1714,16 @@
               <w:left w:val="single" w:sz="6" w:space="0" w:color="000000"/>
               <w:bottom w:val="single" w:sz="6" w:space="0" w:color="000000"/>
             </w:tcBorders>
-            <w:shd w:color="auto" w:fill="E5E5E5" w:val="clear"/>
-          </w:tcPr>
-          <w:p>
-            <w:pPr>
-              <w:pStyle w:val="TableText"/>
-              <w:snapToGrid w:val="false"/>
-              <w:spacing w:before="40" w:after="40"/>
-              <w:rPr>
-                <w:color w:val="000000"/>
-              </w:rPr>
-            </w:pPr>
-            <w:r>
-              <w:rPr>
-                <w:color w:val="000000"/>
-              </w:rPr>
-            </w:r>
+            <w:shd w:val="clear" w:color="auto" w:fill="E5E5E5"/>
+          </w:tcPr>
+          <w:p>
+            <w:pPr>
+              <w:pStyle w:val="TableText"/>
+              <w:snapToGrid w:val="0"/>
+              <w:rPr>
+                <w:color w:val="000000"/>
+              </w:rPr>
+            </w:pPr>
           </w:p>
         </w:tc>
         <w:tc>
@@ -2061,27 +1735,20 @@
               <w:bottom w:val="single" w:sz="6" w:space="0" w:color="000000"/>
               <w:right w:val="single" w:sz="6" w:space="0" w:color="000000"/>
             </w:tcBorders>
-            <w:shd w:color="auto" w:fill="E5E5E5" w:val="clear"/>
-          </w:tcPr>
-          <w:p>
-            <w:pPr>
-              <w:pStyle w:val="TableText"/>
-              <w:snapToGrid w:val="false"/>
-              <w:spacing w:before="40" w:after="40"/>
-              <w:rPr>
-                <w:color w:val="000000"/>
-              </w:rPr>
-            </w:pPr>
-            <w:r>
-              <w:rPr>
-                <w:color w:val="000000"/>
-              </w:rPr>
-            </w:r>
+            <w:shd w:val="clear" w:color="auto" w:fill="E5E5E5"/>
+          </w:tcPr>
+          <w:p>
+            <w:pPr>
+              <w:pStyle w:val="TableText"/>
+              <w:snapToGrid w:val="0"/>
+              <w:rPr>
+                <w:color w:val="000000"/>
+              </w:rPr>
+            </w:pPr>
           </w:p>
         </w:tc>
       </w:tr>
       <w:tr>
-        <w:trPr/>
         <w:tc>
           <w:tcPr>
             <w:tcW w:w="1275" w:type="dxa"/>
@@ -2090,24 +1757,17 @@
               <w:left w:val="single" w:sz="6" w:space="0" w:color="000000"/>
               <w:bottom w:val="single" w:sz="6" w:space="0" w:color="000000"/>
             </w:tcBorders>
-            <w:shd w:color="auto" w:fill="E5E5E5" w:val="clear"/>
-          </w:tcPr>
-          <w:p>
-            <w:pPr>
-              <w:pStyle w:val="TableText"/>
-              <w:snapToGrid w:val="false"/>
-              <w:spacing w:before="40" w:after="40"/>
+            <w:shd w:val="clear" w:color="auto" w:fill="E5E5E5"/>
+          </w:tcPr>
+          <w:p>
+            <w:pPr>
+              <w:pStyle w:val="TableText"/>
+              <w:snapToGrid w:val="0"/>
               <w:rPr>
                 <w:color w:val="000000"/>
                 <w:u w:val="single"/>
               </w:rPr>
             </w:pPr>
-            <w:r>
-              <w:rPr>
-                <w:color w:val="000000"/>
-                <w:u w:val="single"/>
-              </w:rPr>
-            </w:r>
           </w:p>
         </w:tc>
         <w:tc>
@@ -2118,22 +1778,16 @@
               <w:left w:val="single" w:sz="6" w:space="0" w:color="000000"/>
               <w:bottom w:val="single" w:sz="6" w:space="0" w:color="000000"/>
             </w:tcBorders>
-            <w:shd w:color="auto" w:fill="E5E5E5" w:val="clear"/>
-          </w:tcPr>
-          <w:p>
-            <w:pPr>
-              <w:pStyle w:val="TableText"/>
-              <w:snapToGrid w:val="false"/>
-              <w:spacing w:before="40" w:after="40"/>
-              <w:rPr>
-                <w:color w:val="000000"/>
-              </w:rPr>
-            </w:pPr>
-            <w:r>
-              <w:rPr>
-                <w:color w:val="000000"/>
-              </w:rPr>
-            </w:r>
+            <w:shd w:val="clear" w:color="auto" w:fill="E5E5E5"/>
+          </w:tcPr>
+          <w:p>
+            <w:pPr>
+              <w:pStyle w:val="TableText"/>
+              <w:snapToGrid w:val="0"/>
+              <w:rPr>
+                <w:color w:val="000000"/>
+              </w:rPr>
+            </w:pPr>
           </w:p>
         </w:tc>
         <w:tc>
@@ -2144,22 +1798,16 @@
               <w:left w:val="single" w:sz="6" w:space="0" w:color="000000"/>
               <w:bottom w:val="single" w:sz="6" w:space="0" w:color="000000"/>
             </w:tcBorders>
-            <w:shd w:color="auto" w:fill="E5E5E5" w:val="clear"/>
-          </w:tcPr>
-          <w:p>
-            <w:pPr>
-              <w:pStyle w:val="TableText"/>
-              <w:snapToGrid w:val="false"/>
-              <w:spacing w:before="40" w:after="40"/>
-              <w:rPr>
-                <w:color w:val="000000"/>
-              </w:rPr>
-            </w:pPr>
-            <w:r>
-              <w:rPr>
-                <w:color w:val="000000"/>
-              </w:rPr>
-            </w:r>
+            <w:shd w:val="clear" w:color="auto" w:fill="E5E5E5"/>
+          </w:tcPr>
+          <w:p>
+            <w:pPr>
+              <w:pStyle w:val="TableText"/>
+              <w:snapToGrid w:val="0"/>
+              <w:rPr>
+                <w:color w:val="000000"/>
+              </w:rPr>
+            </w:pPr>
           </w:p>
         </w:tc>
         <w:tc>
@@ -2171,27 +1819,20 @@
               <w:bottom w:val="single" w:sz="6" w:space="0" w:color="000000"/>
               <w:right w:val="single" w:sz="6" w:space="0" w:color="000000"/>
             </w:tcBorders>
-            <w:shd w:color="auto" w:fill="E5E5E5" w:val="clear"/>
-          </w:tcPr>
-          <w:p>
-            <w:pPr>
-              <w:pStyle w:val="TableText"/>
-              <w:snapToGrid w:val="false"/>
-              <w:spacing w:before="40" w:after="40"/>
-              <w:rPr>
-                <w:color w:val="000000"/>
-              </w:rPr>
-            </w:pPr>
-            <w:r>
-              <w:rPr>
-                <w:color w:val="000000"/>
-              </w:rPr>
-            </w:r>
+            <w:shd w:val="clear" w:color="auto" w:fill="E5E5E5"/>
+          </w:tcPr>
+          <w:p>
+            <w:pPr>
+              <w:pStyle w:val="TableText"/>
+              <w:snapToGrid w:val="0"/>
+              <w:rPr>
+                <w:color w:val="000000"/>
+              </w:rPr>
+            </w:pPr>
           </w:p>
         </w:tc>
       </w:tr>
       <w:tr>
-        <w:trPr/>
         <w:tc>
           <w:tcPr>
             <w:tcW w:w="1275" w:type="dxa"/>
@@ -2200,24 +1841,17 @@
               <w:left w:val="single" w:sz="6" w:space="0" w:color="000000"/>
               <w:bottom w:val="single" w:sz="6" w:space="0" w:color="000000"/>
             </w:tcBorders>
-            <w:shd w:color="auto" w:fill="E5E5E5" w:val="clear"/>
-          </w:tcPr>
-          <w:p>
-            <w:pPr>
-              <w:pStyle w:val="TableText"/>
-              <w:snapToGrid w:val="false"/>
-              <w:spacing w:before="40" w:after="40"/>
+            <w:shd w:val="clear" w:color="auto" w:fill="E5E5E5"/>
+          </w:tcPr>
+          <w:p>
+            <w:pPr>
+              <w:pStyle w:val="TableText"/>
+              <w:snapToGrid w:val="0"/>
               <w:rPr>
                 <w:color w:val="000000"/>
                 <w:u w:val="single"/>
               </w:rPr>
             </w:pPr>
-            <w:r>
-              <w:rPr>
-                <w:color w:val="000000"/>
-                <w:u w:val="single"/>
-              </w:rPr>
-            </w:r>
           </w:p>
         </w:tc>
         <w:tc>
@@ -2228,22 +1862,16 @@
               <w:left w:val="single" w:sz="6" w:space="0" w:color="000000"/>
               <w:bottom w:val="single" w:sz="6" w:space="0" w:color="000000"/>
             </w:tcBorders>
-            <w:shd w:color="auto" w:fill="E5E5E5" w:val="clear"/>
-          </w:tcPr>
-          <w:p>
-            <w:pPr>
-              <w:pStyle w:val="TableText"/>
-              <w:snapToGrid w:val="false"/>
-              <w:spacing w:before="40" w:after="40"/>
-              <w:rPr>
-                <w:color w:val="000000"/>
-              </w:rPr>
-            </w:pPr>
-            <w:r>
-              <w:rPr>
-                <w:color w:val="000000"/>
-              </w:rPr>
-            </w:r>
+            <w:shd w:val="clear" w:color="auto" w:fill="E5E5E5"/>
+          </w:tcPr>
+          <w:p>
+            <w:pPr>
+              <w:pStyle w:val="TableText"/>
+              <w:snapToGrid w:val="0"/>
+              <w:rPr>
+                <w:color w:val="000000"/>
+              </w:rPr>
+            </w:pPr>
           </w:p>
         </w:tc>
         <w:tc>
@@ -2254,22 +1882,16 @@
               <w:left w:val="single" w:sz="6" w:space="0" w:color="000000"/>
               <w:bottom w:val="single" w:sz="6" w:space="0" w:color="000000"/>
             </w:tcBorders>
-            <w:shd w:color="auto" w:fill="E5E5E5" w:val="clear"/>
-          </w:tcPr>
-          <w:p>
-            <w:pPr>
-              <w:pStyle w:val="TableText"/>
-              <w:snapToGrid w:val="false"/>
-              <w:spacing w:before="40" w:after="40"/>
-              <w:rPr>
-                <w:color w:val="000000"/>
-              </w:rPr>
-            </w:pPr>
-            <w:r>
-              <w:rPr>
-                <w:color w:val="000000"/>
-              </w:rPr>
-            </w:r>
+            <w:shd w:val="clear" w:color="auto" w:fill="E5E5E5"/>
+          </w:tcPr>
+          <w:p>
+            <w:pPr>
+              <w:pStyle w:val="TableText"/>
+              <w:snapToGrid w:val="0"/>
+              <w:rPr>
+                <w:color w:val="000000"/>
+              </w:rPr>
+            </w:pPr>
           </w:p>
         </w:tc>
         <w:tc>
@@ -2281,46 +1903,38 @@
               <w:bottom w:val="single" w:sz="6" w:space="0" w:color="000000"/>
               <w:right w:val="single" w:sz="6" w:space="0" w:color="000000"/>
             </w:tcBorders>
-            <w:shd w:color="auto" w:fill="E5E5E5" w:val="clear"/>
-          </w:tcPr>
-          <w:p>
-            <w:pPr>
-              <w:pStyle w:val="TableText"/>
-              <w:snapToGrid w:val="false"/>
-              <w:spacing w:before="40" w:after="40"/>
-              <w:rPr>
-                <w:color w:val="000000"/>
-              </w:rPr>
-            </w:pPr>
-            <w:r>
-              <w:rPr>
-                <w:color w:val="000000"/>
-              </w:rPr>
-            </w:r>
+            <w:shd w:val="clear" w:color="auto" w:fill="E5E5E5"/>
+          </w:tcPr>
+          <w:p>
+            <w:pPr>
+              <w:pStyle w:val="TableText"/>
+              <w:snapToGrid w:val="0"/>
+              <w:rPr>
+                <w:color w:val="000000"/>
+              </w:rPr>
+            </w:pPr>
           </w:p>
         </w:tc>
       </w:tr>
     </w:tbl>
     <w:p>
       <w:pPr>
-        <w:pStyle w:val="Normal"/>
         <w:rPr>
           <w:color w:val="000000"/>
         </w:rPr>
         <w:sectPr>
-          <w:headerReference w:type="even" r:id="rId3"/>
-          <w:headerReference w:type="default" r:id="rId4"/>
-          <w:headerReference w:type="first" r:id="rId5"/>
-          <w:footerReference w:type="even" r:id="rId6"/>
-          <w:footerReference w:type="default" r:id="rId7"/>
-          <w:footerReference w:type="first" r:id="rId8"/>
-          <w:type w:val="nextPage"/>
+          <w:headerReference w:type="even" r:id="rId8"/>
+          <w:headerReference w:type="default" r:id="rId9"/>
+          <w:footerReference w:type="even" r:id="rId10"/>
+          <w:footerReference w:type="default" r:id="rId11"/>
+          <w:headerReference w:type="first" r:id="rId12"/>
+          <w:footerReference w:type="first" r:id="rId13"/>
           <w:pgSz w:w="12240" w:h="15840"/>
-          <w:pgMar w:left="1800" w:right="1800" w:gutter="0" w:header="720" w:top="1440" w:footer="1080" w:bottom="1800"/>
+          <w:pgMar w:top="1440" w:right="1800" w:bottom="1800" w:left="1800" w:header="720" w:footer="1080" w:gutter="0"/>
           <w:pgNumType w:fmt="lowerRoman"/>
-          <w:formProt w:val="false"/>
-          <w:textDirection w:val="lrTb"/>
-          <w:docGrid w:type="default" w:linePitch="360" w:charSpace="0"/>
+          <w:cols w:space="720"/>
+          <w:formProt w:val="0"/>
+          <w:docGrid w:linePitch="360"/>
         </w:sectPr>
       </w:pPr>
       <w:r>
@@ -2342,15 +1956,22 @@
         <w:rPr>
           <w:color w:val="000000"/>
         </w:rPr>
+        <w:lastRenderedPageBreak/>
         <w:tab/>
         <w:t>Table of Contents</w:t>
       </w:r>
     </w:p>
     <w:sdt>
       <w:sdtPr>
+        <w:rPr>
+          <w:b w:val="0"/>
+          <w:caps w:val="0"/>
+          <w:smallCaps/>
+        </w:rPr>
+        <w:id w:val="1198200724"/>
         <w:docPartObj>
           <w:docPartGallery w:val="Table of Contents"/>
-          <w:docPartUnique w:val="true"/>
+          <w:docPartUnique/>
         </w:docPartObj>
       </w:sdtPr>
       <w:sdtContent>
@@ -2359,10 +1980,9 @@
             <w:pStyle w:val="TOC1"/>
             <w:tabs>
               <w:tab w:val="clear" w:pos="8640"/>
-              <w:tab w:val="left" w:pos="440" w:leader="none"/>
-              <w:tab w:val="right" w:pos="8639" w:leader="dot"/>
+              <w:tab w:val="left" w:pos="440"/>
+              <w:tab w:val="right" w:leader="dot" w:pos="8639"/>
             </w:tabs>
-            <w:rPr/>
           </w:pPr>
           <w:r>
             <w:fldChar w:fldCharType="begin"/>
@@ -2386,9 +2006,10 @@
             <w:t>1.</w:t>
           </w:r>
           <w:r>
-            <w:rPr/>
             <w:tab/>
             <w:t>Introduction</w:t>
+          </w:r>
+          <w:r>
             <w:tab/>
             <w:t>iv</w:t>
           </w:r>
@@ -2398,16 +2019,18 @@
             <w:pStyle w:val="TOC2"/>
             <w:tabs>
               <w:tab w:val="clear" w:pos="8640"/>
-              <w:tab w:val="left" w:pos="880" w:leader="none"/>
-              <w:tab w:val="right" w:pos="8639" w:leader="dot"/>
+              <w:tab w:val="left" w:pos="880"/>
+              <w:tab w:val="right" w:leader="dot" w:pos="8639"/>
             </w:tabs>
-            <w:rPr/>
           </w:pPr>
           <w:r>
-            <w:rPr/>
             <w:t>1.1.</w:t>
+          </w:r>
+          <w:r>
             <w:tab/>
             <w:t>Scope</w:t>
+          </w:r>
+          <w:r>
             <w:tab/>
             <w:t>iv</w:t>
           </w:r>
@@ -2417,16 +2040,18 @@
             <w:pStyle w:val="TOC2"/>
             <w:tabs>
               <w:tab w:val="clear" w:pos="8640"/>
-              <w:tab w:val="left" w:pos="880" w:leader="none"/>
-              <w:tab w:val="right" w:pos="8639" w:leader="dot"/>
+              <w:tab w:val="left" w:pos="880"/>
+              <w:tab w:val="right" w:leader="dot" w:pos="8639"/>
             </w:tabs>
-            <w:rPr/>
           </w:pPr>
           <w:r>
-            <w:rPr/>
             <w:t>1.1.</w:t>
+          </w:r>
+          <w:r>
             <w:tab/>
             <w:t>Definitions, Acronyms, Abbreviations</w:t>
+          </w:r>
+          <w:r>
             <w:tab/>
             <w:t>iv</w:t>
           </w:r>
@@ -2436,16 +2061,18 @@
             <w:pStyle w:val="TOC2"/>
             <w:tabs>
               <w:tab w:val="clear" w:pos="8640"/>
-              <w:tab w:val="left" w:pos="880" w:leader="none"/>
-              <w:tab w:val="right" w:pos="8639" w:leader="dot"/>
+              <w:tab w:val="left" w:pos="880"/>
+              <w:tab w:val="right" w:leader="dot" w:pos="8639"/>
             </w:tabs>
-            <w:rPr/>
           </w:pPr>
           <w:r>
-            <w:rPr/>
             <w:t>1.2.</w:t>
+          </w:r>
+          <w:r>
             <w:tab/>
             <w:t>Overview</w:t>
+          </w:r>
+          <w:r>
             <w:tab/>
             <w:t>v</w:t>
           </w:r>
@@ -2455,16 +2082,18 @@
             <w:pStyle w:val="TOC1"/>
             <w:tabs>
               <w:tab w:val="clear" w:pos="8640"/>
-              <w:tab w:val="left" w:pos="440" w:leader="none"/>
-              <w:tab w:val="right" w:pos="8639" w:leader="dot"/>
+              <w:tab w:val="left" w:pos="440"/>
+              <w:tab w:val="right" w:leader="dot" w:pos="8639"/>
             </w:tabs>
-            <w:rPr/>
           </w:pPr>
           <w:r>
-            <w:rPr/>
             <w:t>2.</w:t>
+          </w:r>
+          <w:r>
             <w:tab/>
             <w:t>Architecture</w:t>
+          </w:r>
+          <w:r>
             <w:tab/>
             <w:t>vi</w:t>
           </w:r>
@@ -2474,16 +2103,18 @@
             <w:pStyle w:val="TOC2"/>
             <w:tabs>
               <w:tab w:val="clear" w:pos="8640"/>
-              <w:tab w:val="left" w:pos="880" w:leader="none"/>
-              <w:tab w:val="right" w:pos="8639" w:leader="dot"/>
+              <w:tab w:val="left" w:pos="880"/>
+              <w:tab w:val="right" w:leader="dot" w:pos="8639"/>
             </w:tabs>
-            <w:rPr/>
           </w:pPr>
           <w:r>
-            <w:rPr/>
             <w:t>2.1.</w:t>
+          </w:r>
+          <w:r>
             <w:tab/>
             <w:t>Overview</w:t>
+          </w:r>
+          <w:r>
             <w:tab/>
             <w:t>vi</w:t>
           </w:r>
@@ -2493,16 +2124,18 @@
             <w:pStyle w:val="TOC2"/>
             <w:tabs>
               <w:tab w:val="clear" w:pos="8640"/>
-              <w:tab w:val="left" w:pos="880" w:leader="none"/>
-              <w:tab w:val="right" w:pos="8639" w:leader="dot"/>
+              <w:tab w:val="left" w:pos="880"/>
+              <w:tab w:val="right" w:leader="dot" w:pos="8639"/>
             </w:tabs>
-            <w:rPr/>
           </w:pPr>
           <w:r>
-            <w:rPr/>
             <w:t>2.2.</w:t>
+          </w:r>
+          <w:r>
             <w:tab/>
             <w:t>Networking</w:t>
+          </w:r>
+          <w:r>
             <w:tab/>
             <w:t>vi</w:t>
           </w:r>
@@ -2512,16 +2145,18 @@
             <w:pStyle w:val="TOC2"/>
             <w:tabs>
               <w:tab w:val="clear" w:pos="8640"/>
-              <w:tab w:val="left" w:pos="880" w:leader="none"/>
-              <w:tab w:val="right" w:pos="8639" w:leader="dot"/>
+              <w:tab w:val="left" w:pos="880"/>
+              <w:tab w:val="right" w:leader="dot" w:pos="8639"/>
             </w:tabs>
-            <w:rPr/>
           </w:pPr>
           <w:r>
-            <w:rPr/>
             <w:t>2.3.</w:t>
+          </w:r>
+          <w:r>
             <w:tab/>
             <w:t>Messaging</w:t>
+          </w:r>
+          <w:r>
             <w:tab/>
             <w:t>vi</w:t>
           </w:r>
@@ -2531,16 +2166,18 @@
             <w:pStyle w:val="TOC2"/>
             <w:tabs>
               <w:tab w:val="clear" w:pos="8640"/>
-              <w:tab w:val="left" w:pos="880" w:leader="none"/>
-              <w:tab w:val="right" w:pos="8639" w:leader="dot"/>
+              <w:tab w:val="left" w:pos="880"/>
+              <w:tab w:val="right" w:leader="dot" w:pos="8639"/>
             </w:tabs>
-            <w:rPr/>
           </w:pPr>
           <w:r>
-            <w:rPr/>
             <w:t>2.4.</w:t>
+          </w:r>
+          <w:r>
             <w:tab/>
             <w:t>Server</w:t>
+          </w:r>
+          <w:r>
             <w:tab/>
             <w:t>vi</w:t>
           </w:r>
@@ -2550,16 +2187,18 @@
             <w:pStyle w:val="TOC2"/>
             <w:tabs>
               <w:tab w:val="clear" w:pos="8640"/>
-              <w:tab w:val="left" w:pos="880" w:leader="none"/>
-              <w:tab w:val="right" w:pos="8639" w:leader="dot"/>
+              <w:tab w:val="left" w:pos="880"/>
+              <w:tab w:val="right" w:leader="dot" w:pos="8639"/>
             </w:tabs>
-            <w:rPr/>
           </w:pPr>
           <w:r>
-            <w:rPr/>
             <w:t>2.5.</w:t>
+          </w:r>
+          <w:r>
             <w:tab/>
             <w:t>Client</w:t>
+          </w:r>
+          <w:r>
             <w:tab/>
             <w:t>vi</w:t>
           </w:r>
@@ -2569,16 +2208,18 @@
             <w:pStyle w:val="TOC1"/>
             <w:tabs>
               <w:tab w:val="clear" w:pos="8640"/>
-              <w:tab w:val="left" w:pos="440" w:leader="none"/>
-              <w:tab w:val="right" w:pos="8639" w:leader="dot"/>
+              <w:tab w:val="left" w:pos="440"/>
+              <w:tab w:val="right" w:leader="dot" w:pos="8639"/>
             </w:tabs>
-            <w:rPr/>
           </w:pPr>
           <w:r>
-            <w:rPr/>
             <w:t>3.</w:t>
+          </w:r>
+          <w:r>
             <w:tab/>
             <w:t>System Interface Design</w:t>
+          </w:r>
+          <w:r>
             <w:tab/>
             <w:t>viii</w:t>
           </w:r>
@@ -2588,16 +2229,18 @@
             <w:pStyle w:val="TOC2"/>
             <w:tabs>
               <w:tab w:val="clear" w:pos="8640"/>
-              <w:tab w:val="left" w:pos="880" w:leader="none"/>
-              <w:tab w:val="right" w:pos="8639" w:leader="dot"/>
+              <w:tab w:val="left" w:pos="880"/>
+              <w:tab w:val="right" w:leader="dot" w:pos="8639"/>
             </w:tabs>
-            <w:rPr/>
           </w:pPr>
           <w:r>
-            <w:rPr/>
             <w:t>3.1.</w:t>
+          </w:r>
+          <w:r>
             <w:tab/>
             <w:t>Application Overview</w:t>
+          </w:r>
+          <w:r>
             <w:tab/>
             <w:t>viii</w:t>
           </w:r>
@@ -2607,16 +2250,18 @@
             <w:pStyle w:val="TOC3"/>
             <w:tabs>
               <w:tab w:val="clear" w:pos="8640"/>
-              <w:tab w:val="left" w:pos="1320" w:leader="none"/>
-              <w:tab w:val="right" w:pos="8639" w:leader="dot"/>
+              <w:tab w:val="left" w:pos="1320"/>
+              <w:tab w:val="right" w:leader="dot" w:pos="8639"/>
             </w:tabs>
-            <w:rPr/>
           </w:pPr>
           <w:r>
-            <w:rPr/>
             <w:t>3.1.1.</w:t>
+          </w:r>
+          <w:r>
             <w:tab/>
             <w:t>Design Outlook</w:t>
+          </w:r>
+          <w:r>
             <w:tab/>
             <w:t>viii</w:t>
           </w:r>
@@ -2626,16 +2271,18 @@
             <w:pStyle w:val="TOC2"/>
             <w:tabs>
               <w:tab w:val="clear" w:pos="8640"/>
-              <w:tab w:val="left" w:pos="880" w:leader="none"/>
-              <w:tab w:val="right" w:pos="8639" w:leader="dot"/>
+              <w:tab w:val="left" w:pos="880"/>
+              <w:tab w:val="right" w:leader="dot" w:pos="8639"/>
             </w:tabs>
-            <w:rPr/>
           </w:pPr>
           <w:r>
-            <w:rPr/>
             <w:t>3.2.</w:t>
+          </w:r>
+          <w:r>
             <w:tab/>
             <w:t>GUI Diagrams</w:t>
+          </w:r>
+          <w:r>
             <w:tab/>
             <w:t>viii</w:t>
           </w:r>
@@ -2645,16 +2292,18 @@
             <w:pStyle w:val="TOC2"/>
             <w:tabs>
               <w:tab w:val="clear" w:pos="8640"/>
-              <w:tab w:val="left" w:pos="880" w:leader="none"/>
-              <w:tab w:val="right" w:pos="8639" w:leader="dot"/>
+              <w:tab w:val="left" w:pos="880"/>
+              <w:tab w:val="right" w:leader="dot" w:pos="8639"/>
             </w:tabs>
-            <w:rPr/>
           </w:pPr>
           <w:r>
-            <w:rPr/>
             <w:t>3.3.</w:t>
+          </w:r>
+          <w:r>
             <w:tab/>
             <w:t>Layout and Structure</w:t>
+          </w:r>
+          <w:r>
             <w:tab/>
             <w:t>viii</w:t>
           </w:r>
@@ -2664,16 +2313,18 @@
             <w:pStyle w:val="TOC1"/>
             <w:tabs>
               <w:tab w:val="clear" w:pos="8640"/>
-              <w:tab w:val="left" w:pos="440" w:leader="none"/>
-              <w:tab w:val="right" w:pos="8639" w:leader="dot"/>
+              <w:tab w:val="left" w:pos="440"/>
+              <w:tab w:val="right" w:leader="dot" w:pos="8639"/>
             </w:tabs>
-            <w:rPr/>
           </w:pPr>
           <w:r>
-            <w:rPr/>
             <w:t>4.</w:t>
+          </w:r>
+          <w:r>
             <w:tab/>
             <w:t>Use-Cases and Common Flows</w:t>
+          </w:r>
+          <w:r>
             <w:tab/>
             <w:t>ix</w:t>
           </w:r>
@@ -2683,16 +2334,18 @@
             <w:pStyle w:val="TOC2"/>
             <w:tabs>
               <w:tab w:val="clear" w:pos="8640"/>
-              <w:tab w:val="left" w:pos="880" w:leader="none"/>
-              <w:tab w:val="right" w:pos="8639" w:leader="dot"/>
+              <w:tab w:val="left" w:pos="880"/>
+              <w:tab w:val="right" w:leader="dot" w:pos="8639"/>
             </w:tabs>
-            <w:rPr/>
           </w:pPr>
           <w:r>
-            <w:rPr/>
             <w:t>4.1.</w:t>
+          </w:r>
+          <w:r>
             <w:tab/>
             <w:t>Use-Case Diagrams</w:t>
+          </w:r>
+          <w:r>
             <w:tab/>
             <w:t>ix</w:t>
           </w:r>
@@ -2702,16 +2355,18 @@
             <w:pStyle w:val="TOC2"/>
             <w:tabs>
               <w:tab w:val="clear" w:pos="8640"/>
-              <w:tab w:val="left" w:pos="880" w:leader="none"/>
-              <w:tab w:val="right" w:pos="8639" w:leader="dot"/>
+              <w:tab w:val="left" w:pos="880"/>
+              <w:tab w:val="right" w:leader="dot" w:pos="8639"/>
             </w:tabs>
-            <w:rPr/>
           </w:pPr>
           <w:r>
-            <w:rPr/>
             <w:t>4.2.</w:t>
+          </w:r>
+          <w:r>
             <w:tab/>
             <w:t>Sequence Diagrams</w:t>
+          </w:r>
+          <w:r>
             <w:tab/>
             <w:t>ix</w:t>
           </w:r>
@@ -2721,21 +2376,22 @@
             <w:pStyle w:val="TOC2"/>
             <w:tabs>
               <w:tab w:val="clear" w:pos="8640"/>
-              <w:tab w:val="left" w:pos="880" w:leader="none"/>
-              <w:tab w:val="right" w:pos="8639" w:leader="dot"/>
+              <w:tab w:val="left" w:pos="880"/>
+              <w:tab w:val="right" w:leader="dot" w:pos="8639"/>
             </w:tabs>
-            <w:rPr/>
           </w:pPr>
           <w:r>
-            <w:rPr/>
             <w:t>4.3.</w:t>
+          </w:r>
+          <w:r>
             <w:tab/>
             <w:t>Common &amp; Intended User Interfacing Flow</w:t>
+          </w:r>
+          <w:r>
             <w:tab/>
             <w:t>ix</w:t>
           </w:r>
           <w:r>
-            <w:rPr/>
             <w:fldChar w:fldCharType="end"/>
           </w:r>
         </w:p>
@@ -2745,8 +2401,7 @@
       <w:pPr>
         <w:pStyle w:val="TOC2"/>
         <w:tabs>
-          <w:tab w:val="left" w:pos="800" w:leader="none"/>
-          <w:tab w:val="right" w:pos="8640" w:leader="dot"/>
+          <w:tab w:val="left" w:pos="800"/>
         </w:tabs>
         <w:rPr>
           <w:rFonts w:ascii="Calibri" w:hAnsi="Calibri" w:cs="Calibri"/>
@@ -2756,40 +2411,19 @@
           <w:lang w:eastAsia="en-US"/>
         </w:rPr>
       </w:pPr>
-      <w:r>
-        <w:rPr>
-          <w:rFonts w:cs="Calibri" w:ascii="Calibri" w:hAnsi="Calibri"/>
+    </w:p>
+    <w:p>
+      <w:pPr>
+        <w:rPr>
+          <w:rFonts w:ascii="Calibri" w:hAnsi="Calibri" w:cs="Calibri"/>
+          <w:b/>
+          <w:caps/>
           <w:color w:val="000000"/>
           <w:sz w:val="24"/>
           <w:szCs w:val="24"/>
           <w:lang w:eastAsia="en-US"/>
         </w:rPr>
-      </w:r>
-    </w:p>
-    <w:p>
-      <w:pPr>
-        <w:pStyle w:val="Normal"/>
-        <w:rPr>
-          <w:rFonts w:ascii="Calibri" w:hAnsi="Calibri" w:cs="Calibri"/>
-          <w:b/>
-          <w:caps/>
-          <w:color w:val="000000"/>
-          <w:sz w:val="24"/>
-          <w:szCs w:val="24"/>
-          <w:lang w:eastAsia="en-US"/>
-        </w:rPr>
-      </w:pPr>
-      <w:r>
-        <w:rPr>
-          <w:rFonts w:cs="Calibri" w:ascii="Calibri" w:hAnsi="Calibri"/>
-          <w:b/>
-          <w:caps/>
-          <w:color w:val="000000"/>
-          <w:sz w:val="24"/>
-          <w:szCs w:val="24"/>
-          <w:lang w:eastAsia="en-US"/>
-        </w:rPr>
-      </w:r>
+      </w:pPr>
     </w:p>
     <w:p>
       <w:pPr>
@@ -2810,6 +2444,7 @@
         <w:rPr>
           <w:color w:val="000000"/>
         </w:rPr>
+        <w:lastRenderedPageBreak/>
         <w:t>Introduction</w:t>
       </w:r>
     </w:p>
@@ -2884,7 +2519,7 @@
     <w:p>
       <w:pPr>
         <w:pStyle w:val="Paragraph3"/>
-        <w:ind w:hanging="720" w:left="2160"/>
+        <w:ind w:hanging="720"/>
         <w:rPr>
           <w:color w:val="000000"/>
         </w:rPr>
@@ -2899,7 +2534,7 @@
     <w:p>
       <w:pPr>
         <w:pStyle w:val="Paragraph3"/>
-        <w:ind w:hanging="720" w:left="2160"/>
+        <w:ind w:hanging="720"/>
         <w:rPr>
           <w:color w:val="000000"/>
         </w:rPr>
@@ -2914,7 +2549,7 @@
     <w:p>
       <w:pPr>
         <w:pStyle w:val="Paragraph3"/>
-        <w:ind w:hanging="720" w:left="2160"/>
+        <w:ind w:hanging="720"/>
         <w:rPr>
           <w:color w:val="000000"/>
         </w:rPr>
@@ -2929,7 +2564,7 @@
     <w:p>
       <w:pPr>
         <w:pStyle w:val="Paragraph3"/>
-        <w:ind w:hanging="720" w:left="2160"/>
+        <w:ind w:hanging="720"/>
         <w:rPr>
           <w:color w:val="000000"/>
         </w:rPr>
@@ -2944,7 +2579,7 @@
     <w:p>
       <w:pPr>
         <w:pStyle w:val="Paragraph3"/>
-        <w:ind w:hanging="720" w:left="2160"/>
+        <w:ind w:hanging="720"/>
         <w:rPr>
           <w:color w:val="000000"/>
         </w:rPr>
@@ -2959,7 +2594,7 @@
     <w:p>
       <w:pPr>
         <w:pStyle w:val="Paragraph3"/>
-        <w:ind w:hanging="720" w:left="2160"/>
+        <w:ind w:hanging="720"/>
         <w:rPr>
           <w:color w:val="000000"/>
         </w:rPr>
@@ -2974,7 +2609,7 @@
     <w:p>
       <w:pPr>
         <w:pStyle w:val="Paragraph3"/>
-        <w:ind w:hanging="720" w:left="2160"/>
+        <w:ind w:hanging="720"/>
         <w:rPr>
           <w:color w:val="000000"/>
         </w:rPr>
@@ -2989,7 +2624,7 @@
     <w:p>
       <w:pPr>
         <w:pStyle w:val="Paragraph3"/>
-        <w:ind w:hanging="720" w:left="2160"/>
+        <w:ind w:hanging="720"/>
         <w:rPr>
           <w:color w:val="000000"/>
         </w:rPr>
@@ -3004,7 +2639,7 @@
     <w:p>
       <w:pPr>
         <w:pStyle w:val="Paragraph3"/>
-        <w:ind w:hanging="720" w:left="2160"/>
+        <w:ind w:hanging="720"/>
         <w:rPr>
           <w:color w:val="000000"/>
         </w:rPr>
@@ -3019,7 +2654,7 @@
     <w:p>
       <w:pPr>
         <w:pStyle w:val="Paragraph3"/>
-        <w:ind w:hanging="720" w:left="2160"/>
+        <w:ind w:hanging="720"/>
         <w:rPr>
           <w:color w:val="000000"/>
         </w:rPr>
@@ -3034,7 +2669,7 @@
     <w:p>
       <w:pPr>
         <w:pStyle w:val="Paragraph3"/>
-        <w:ind w:hanging="720" w:left="2160"/>
+        <w:ind w:hanging="720"/>
         <w:rPr>
           <w:color w:val="000000"/>
         </w:rPr>
@@ -3049,7 +2684,7 @@
     <w:p>
       <w:pPr>
         <w:pStyle w:val="Paragraph3"/>
-        <w:ind w:hanging="720" w:left="2160"/>
+        <w:ind w:hanging="720"/>
         <w:rPr>
           <w:color w:val="000000"/>
         </w:rPr>
@@ -3064,7 +2699,7 @@
     <w:p>
       <w:pPr>
         <w:pStyle w:val="Paragraph3"/>
-        <w:ind w:hanging="720" w:left="2160"/>
+        <w:ind w:hanging="720"/>
         <w:rPr>
           <w:color w:val="000000"/>
         </w:rPr>
@@ -3079,7 +2714,7 @@
     <w:p>
       <w:pPr>
         <w:pStyle w:val="Paragraph3"/>
-        <w:ind w:hanging="720" w:left="2160"/>
+        <w:ind w:hanging="720"/>
         <w:rPr>
           <w:color w:val="000000"/>
         </w:rPr>
@@ -3094,7 +2729,7 @@
     <w:p>
       <w:pPr>
         <w:pStyle w:val="Paragraph3"/>
-        <w:ind w:hanging="720" w:left="2160"/>
+        <w:ind w:hanging="720"/>
         <w:rPr>
           <w:color w:val="000000"/>
         </w:rPr>
@@ -3109,7 +2744,7 @@
     <w:p>
       <w:pPr>
         <w:pStyle w:val="Paragraph3"/>
-        <w:ind w:hanging="720" w:left="2160"/>
+        <w:ind w:hanging="720"/>
         <w:rPr>
           <w:color w:val="000000"/>
         </w:rPr>
@@ -3124,7 +2759,7 @@
     <w:p>
       <w:pPr>
         <w:pStyle w:val="Paragraph3"/>
-        <w:ind w:hanging="720" w:left="2160"/>
+        <w:ind w:hanging="720"/>
         <w:rPr>
           <w:color w:val="000000"/>
         </w:rPr>
@@ -3139,7 +2774,7 @@
     <w:p>
       <w:pPr>
         <w:pStyle w:val="Paragraph3"/>
-        <w:ind w:hanging="720" w:left="2160"/>
+        <w:ind w:hanging="720"/>
         <w:rPr>
           <w:color w:val="000000"/>
         </w:rPr>
@@ -3154,7 +2789,7 @@
     <w:p>
       <w:pPr>
         <w:pStyle w:val="Paragraph3"/>
-        <w:ind w:hanging="720" w:left="2160"/>
+        <w:ind w:hanging="720"/>
         <w:rPr>
           <w:color w:val="000000"/>
         </w:rPr>
@@ -3169,22 +2804,23 @@
     <w:p>
       <w:pPr>
         <w:pStyle w:val="Paragraph3"/>
-        <w:ind w:hanging="720" w:left="2160"/>
-        <w:rPr>
-          <w:color w:val="000000"/>
-        </w:rPr>
-      </w:pPr>
-      <w:r>
-        <w:rPr>
-          <w:color w:val="000000"/>
-        </w:rPr>
+        <w:ind w:hanging="720"/>
+        <w:rPr>
+          <w:color w:val="000000"/>
+        </w:rPr>
+      </w:pPr>
+      <w:r>
+        <w:rPr>
+          <w:color w:val="000000"/>
+        </w:rPr>
+        <w:lastRenderedPageBreak/>
         <w:t>Soft hand: When a player or dealer has an ace whose current value is 11. Standard blackjack rules require the dealer to hit when they have a soft 17 or less.</w:t>
       </w:r>
     </w:p>
     <w:p>
       <w:pPr>
         <w:pStyle w:val="Paragraph3"/>
-        <w:ind w:hanging="720" w:left="2160"/>
+        <w:ind w:hanging="720"/>
         <w:rPr>
           <w:color w:val="000000"/>
         </w:rPr>
@@ -3199,7 +2835,7 @@
     <w:p>
       <w:pPr>
         <w:pStyle w:val="Paragraph3"/>
-        <w:ind w:hanging="720" w:left="2160"/>
+        <w:ind w:hanging="720"/>
         <w:rPr>
           <w:color w:val="000000"/>
         </w:rPr>
@@ -3214,7 +2850,7 @@
     <w:p>
       <w:pPr>
         <w:pStyle w:val="Paragraph3"/>
-        <w:ind w:hanging="720" w:left="2160"/>
+        <w:ind w:hanging="720"/>
         <w:rPr>
           <w:color w:val="000000"/>
         </w:rPr>
@@ -3229,7 +2865,7 @@
     <w:p>
       <w:pPr>
         <w:pStyle w:val="Paragraph3"/>
-        <w:ind w:hanging="720" w:left="2160"/>
+        <w:ind w:hanging="720"/>
         <w:rPr>
           <w:color w:val="000000"/>
         </w:rPr>
@@ -3244,7 +2880,7 @@
     <w:p>
       <w:pPr>
         <w:pStyle w:val="Paragraph3"/>
-        <w:ind w:hanging="720" w:left="2160"/>
+        <w:ind w:hanging="720"/>
         <w:rPr>
           <w:color w:val="000000"/>
         </w:rPr>
@@ -3259,7 +2895,7 @@
     <w:p>
       <w:pPr>
         <w:pStyle w:val="Paragraph3"/>
-        <w:ind w:hanging="720" w:left="2160"/>
+        <w:ind w:hanging="720"/>
         <w:rPr>
           <w:color w:val="000000"/>
         </w:rPr>
@@ -3274,7 +2910,7 @@
     <w:p>
       <w:pPr>
         <w:pStyle w:val="Paragraph3"/>
-        <w:ind w:hanging="720" w:left="2160"/>
+        <w:ind w:hanging="720"/>
         <w:rPr>
           <w:color w:val="000000"/>
         </w:rPr>
@@ -3289,7 +2925,7 @@
     <w:p>
       <w:pPr>
         <w:pStyle w:val="Paragraph3"/>
-        <w:ind w:hanging="720" w:left="2160"/>
+        <w:ind w:hanging="720"/>
         <w:rPr>
           <w:color w:val="000000"/>
         </w:rPr>
@@ -3304,7 +2940,7 @@
     <w:p>
       <w:pPr>
         <w:pStyle w:val="Paragraph3"/>
-        <w:ind w:hanging="720" w:left="2160"/>
+        <w:ind w:hanging="720"/>
         <w:rPr>
           <w:color w:val="000000"/>
         </w:rPr>
@@ -3319,7 +2955,7 @@
     <w:p>
       <w:pPr>
         <w:pStyle w:val="Paragraph3"/>
-        <w:ind w:hanging="720" w:left="2160"/>
+        <w:ind w:hanging="720"/>
         <w:rPr>
           <w:color w:val="000000"/>
         </w:rPr>
@@ -3334,7 +2970,7 @@
     <w:p>
       <w:pPr>
         <w:pStyle w:val="Paragraph3"/>
-        <w:ind w:hanging="720" w:left="2160"/>
+        <w:ind w:hanging="720"/>
         <w:rPr>
           <w:color w:val="000000"/>
         </w:rPr>
@@ -3349,16 +2985,11 @@
     <w:p>
       <w:pPr>
         <w:pStyle w:val="Paragraph3"/>
-        <w:ind w:firstLine="720" w:left="720"/>
-        <w:rPr>
-          <w:color w:val="000000"/>
-        </w:rPr>
-      </w:pPr>
-      <w:r>
-        <w:rPr>
-          <w:color w:val="000000"/>
-        </w:rPr>
-      </w:r>
+        <w:ind w:left="720" w:firstLine="720"/>
+        <w:rPr>
+          <w:color w:val="000000"/>
+        </w:rPr>
+      </w:pPr>
     </w:p>
     <w:p>
       <w:pPr>
@@ -3384,7 +3015,6 @@
     </w:p>
     <w:p>
       <w:pPr>
-        <w:pStyle w:val="Normal"/>
         <w:ind w:left="1440"/>
         <w:rPr>
           <w:color w:val="000000"/>
@@ -3395,6 +3025,536 @@
           <w:color w:val="000000"/>
         </w:rPr>
         <w:t>The Blackjack Handling System is designed to facilitate multiplayer games of Blackjack. Live user incorporating both players and dealers. Each dealer hosts a table with players opting to join their preferred tables to play blackjack.</w:t>
+      </w:r>
+    </w:p>
+    <w:p>
+      <w:pPr>
+        <w:pStyle w:val="Heading1"/>
+        <w:numPr>
+          <w:ilvl w:val="0"/>
+          <w:numId w:val="5"/>
+        </w:numPr>
+        <w:rPr>
+          <w:color w:val="000000"/>
+        </w:rPr>
+      </w:pPr>
+      <w:bookmarkStart w:id="10" w:name="__RefHeading___Toc703_1633043759"/>
+      <w:bookmarkStart w:id="11" w:name="__RefHeading___Toc713_1633043759"/>
+      <w:bookmarkStart w:id="12" w:name="_Toc226533750"/>
+      <w:bookmarkStart w:id="13" w:name="_Toc226533755"/>
+      <w:bookmarkEnd w:id="10"/>
+      <w:bookmarkEnd w:id="11"/>
+      <w:r>
+        <w:rPr>
+          <w:color w:val="000000"/>
+        </w:rPr>
+        <w:lastRenderedPageBreak/>
+        <w:t>Architecture</w:t>
+      </w:r>
+      <w:bookmarkEnd w:id="12"/>
+    </w:p>
+    <w:p>
+      <w:pPr>
+        <w:pStyle w:val="Heading2"/>
+        <w:numPr>
+          <w:ilvl w:val="1"/>
+          <w:numId w:val="5"/>
+        </w:numPr>
+        <w:rPr>
+          <w:color w:val="000000"/>
+        </w:rPr>
+      </w:pPr>
+      <w:bookmarkStart w:id="14" w:name="__RefHeading___Toc705_1633043759"/>
+      <w:bookmarkStart w:id="15" w:name="_Toc226533751"/>
+      <w:bookmarkEnd w:id="14"/>
+      <w:r>
+        <w:rPr>
+          <w:color w:val="000000"/>
+        </w:rPr>
+        <w:t>Overview</w:t>
+      </w:r>
+      <w:bookmarkEnd w:id="15"/>
+    </w:p>
+    <w:p>
+      <w:pPr>
+        <w:pStyle w:val="Paragraph2"/>
+        <w:rPr>
+          <w:color w:val="000000"/>
+        </w:rPr>
+      </w:pPr>
+      <w:r>
+        <w:rPr>
+          <w:color w:val="000000"/>
+        </w:rPr>
+        <w:t>The system will be organized into several major elements. Of note are the Server and Client which between them contain all other elements in the application. Some elements are shared between them, such as the networking and messaging pieces. While they are both similar, there will be slight differences between the network piece on the server and the network piece on the client. Likewise, the messaging elements will contain many similarities but with some important differences to facilitate game play and other functionality within the application.</w:t>
+      </w:r>
+    </w:p>
+    <w:p>
+      <w:pPr>
+        <w:pStyle w:val="Paragraph2"/>
+        <w:rPr>
+          <w:color w:val="000000"/>
+        </w:rPr>
+      </w:pPr>
+      <w:r>
+        <w:rPr>
+          <w:color w:val="000000"/>
+        </w:rPr>
+        <w:t>As the shared functionality between the Server and client are critical, so are the elements that are unique to each component. The server will need to manage player and dealer accounts, in-game processes across multiple concurrent games, and facilitating game matching, giving the user the choice of games to join. The client will need to display all this information to the players or dealers across multiple screens.</w:t>
+      </w:r>
+    </w:p>
+    <w:p>
+      <w:pPr>
+        <w:pStyle w:val="Heading2"/>
+        <w:numPr>
+          <w:ilvl w:val="1"/>
+          <w:numId w:val="5"/>
+        </w:numPr>
+        <w:rPr>
+          <w:color w:val="000000"/>
+        </w:rPr>
+      </w:pPr>
+      <w:bookmarkStart w:id="16" w:name="__RefHeading___Toc707_1633043759"/>
+      <w:bookmarkStart w:id="17" w:name="_Toc226533752"/>
+      <w:bookmarkEnd w:id="16"/>
+      <w:r>
+        <w:rPr>
+          <w:color w:val="000000"/>
+        </w:rPr>
+        <w:t>Networking</w:t>
+      </w:r>
+      <w:bookmarkEnd w:id="17"/>
+    </w:p>
+    <w:p>
+      <w:pPr>
+        <w:ind w:left="1440"/>
+        <w:rPr>
+          <w:color w:val="000000"/>
+        </w:rPr>
+      </w:pPr>
+      <w:r>
+        <w:rPr>
+          <w:color w:val="000000"/>
+        </w:rPr>
+        <w:t>Since this is a client-server application, a multithreaded network design will be implemented for both clients and server. The clients will need the ability to send and receive messages to and from the server to handle game mechanics while the server will need additional capabilities to be able to handle multiple clients simultaneously.</w:t>
+      </w:r>
+    </w:p>
+    <w:p>
+      <w:pPr>
+        <w:ind w:left="1440"/>
+        <w:rPr>
+          <w:color w:val="000000"/>
+        </w:rPr>
+      </w:pPr>
+    </w:p>
+    <w:p>
+      <w:pPr>
+        <w:pStyle w:val="Heading2"/>
+        <w:numPr>
+          <w:ilvl w:val="1"/>
+          <w:numId w:val="5"/>
+        </w:numPr>
+        <w:rPr>
+          <w:color w:val="000000"/>
+        </w:rPr>
+      </w:pPr>
+      <w:bookmarkStart w:id="18" w:name="__RefHeading___Toc709_1633043759"/>
+      <w:bookmarkStart w:id="19" w:name="_Toc226533753"/>
+      <w:bookmarkEnd w:id="18"/>
+      <w:r>
+        <w:rPr>
+          <w:color w:val="000000"/>
+        </w:rPr>
+        <w:t>Messaging</w:t>
+      </w:r>
+      <w:bookmarkEnd w:id="19"/>
+    </w:p>
+    <w:p>
+      <w:pPr>
+        <w:ind w:left="1440"/>
+        <w:rPr>
+          <w:color w:val="000000"/>
+        </w:rPr>
+      </w:pPr>
+      <w:r>
+        <w:rPr>
+          <w:color w:val="000000"/>
+        </w:rPr>
+        <w:t>The messaging component will handle the actual communication between the server and clients. Serialized content will be passed back and forth between the server and client through the networking component. Each message will be tailored to a specific task, such as handling the login and log-off sequences, the ability to add and remove funds from the players account, and most importantly the in game messages that must be passed back and forth to facilitate the correct sequence of events needed in order to choreograph player and dealer actions for smooth in-game mechanics.</w:t>
+      </w:r>
+    </w:p>
+    <w:p>
+      <w:pPr>
+        <w:pStyle w:val="Paragraph2"/>
+        <w:rPr>
+          <w:color w:val="000000"/>
+        </w:rPr>
+      </w:pPr>
+    </w:p>
+    <w:p>
+      <w:pPr>
+        <w:pStyle w:val="Heading2"/>
+        <w:numPr>
+          <w:ilvl w:val="1"/>
+          <w:numId w:val="5"/>
+        </w:numPr>
+        <w:rPr>
+          <w:color w:val="000000"/>
+        </w:rPr>
+      </w:pPr>
+      <w:bookmarkStart w:id="20" w:name="__RefHeading___Toc711_1633043759"/>
+      <w:bookmarkStart w:id="21" w:name="_Toc226533754"/>
+      <w:bookmarkEnd w:id="20"/>
+      <w:r>
+        <w:rPr>
+          <w:color w:val="000000"/>
+        </w:rPr>
+        <w:t>Server</w:t>
+      </w:r>
+      <w:bookmarkEnd w:id="21"/>
+    </w:p>
+    <w:p>
+      <w:pPr>
+        <w:ind w:left="1440"/>
+        <w:rPr>
+          <w:color w:val="000000"/>
+        </w:rPr>
+      </w:pPr>
+      <w:r>
+        <w:rPr>
+          <w:color w:val="000000"/>
+        </w:rPr>
+        <w:t>The server manages the bulk of the workflow. As mentioned, it requires the networking and messaging components to manage the back-and-forth communications between the clients and the server including indirect communications between clients so that all players at a table can see any updates any one player makes. To accomplish this the server must also manage the following components.</w:t>
+      </w:r>
+    </w:p>
+    <w:p>
+      <w:pPr>
+        <w:ind w:left="1440"/>
+        <w:rPr>
+          <w:color w:val="000000"/>
+        </w:rPr>
+      </w:pPr>
+    </w:p>
+    <w:p>
+      <w:pPr>
+        <w:ind w:left="1440"/>
+        <w:rPr>
+          <w:b/>
+          <w:bCs/>
+          <w:color w:val="000000"/>
+        </w:rPr>
+      </w:pPr>
+      <w:r>
+        <w:rPr>
+          <w:b/>
+          <w:bCs/>
+          <w:color w:val="000000"/>
+        </w:rPr>
+        <w:t>2.4.1: Data</w:t>
+      </w:r>
+    </w:p>
+    <w:p>
+      <w:pPr>
+        <w:ind w:left="1440"/>
+        <w:rPr>
+          <w:color w:val="000000"/>
+        </w:rPr>
+      </w:pPr>
+    </w:p>
+    <w:p>
+      <w:pPr>
+        <w:ind w:left="1440"/>
+        <w:rPr>
+          <w:color w:val="000000"/>
+        </w:rPr>
+      </w:pPr>
+      <w:r>
+        <w:rPr>
+          <w:color w:val="000000"/>
+        </w:rPr>
+        <w:t xml:space="preserve">Data management primarily allows for continued game operations between server reboots. To make file management easier we plan to create one file per user. Since usernames will be unique across the application, we can generate a csv file in the format &lt;username&gt;.csv. Since we can access the username from the file itself, we only need to store the user’s password, access level (player, dealer, or developer), and the current credits in their account. While the user’s password and access level rarely change, the credits in the account will be constantly changing while a user is playing the game.  Having a separate file per user will allow us to modify multiple files simultaneously </w:t>
+      </w:r>
+      <w:r>
+        <w:rPr>
+          <w:color w:val="000000"/>
+        </w:rPr>
+        <w:lastRenderedPageBreak/>
+        <w:t xml:space="preserve">instead of having </w:t>
+      </w:r>
+      <w:r>
+        <w:rPr>
+          <w:color w:val="000000"/>
+        </w:rPr>
+        <w:t xml:space="preserve">to </w:t>
+      </w:r>
+      <w:r>
+        <w:rPr>
+          <w:color w:val="000000"/>
+        </w:rPr>
+        <w:t>queue up multiple requests to modify a single file every time a request to update a player’s credits is requested</w:t>
+      </w:r>
+      <w:r>
+        <w:rPr>
+          <w:color w:val="000000"/>
+        </w:rPr>
+        <w:t>.</w:t>
+      </w:r>
+    </w:p>
+    <w:p>
+      <w:pPr>
+        <w:ind w:left="1440"/>
+        <w:rPr>
+          <w:color w:val="000000"/>
+        </w:rPr>
+      </w:pPr>
+      <w:r>
+        <w:rPr>
+          <w:color w:val="000000"/>
+        </w:rPr>
+        <w:t>In addition to player state files, a server state file will be generated to manage data such unique ID numbers that should never be reused across server reboots. The use of these IDs will allow us to also log data on a per table basis to assist in troubleshooting during development.</w:t>
+      </w:r>
+    </w:p>
+    <w:p>
+      <w:pPr>
+        <w:ind w:left="1440"/>
+        <w:rPr>
+          <w:color w:val="000000"/>
+        </w:rPr>
+      </w:pPr>
+    </w:p>
+    <w:p>
+      <w:pPr>
+        <w:ind w:left="1440"/>
+        <w:rPr>
+          <w:b/>
+          <w:bCs/>
+          <w:color w:val="000000"/>
+        </w:rPr>
+      </w:pPr>
+      <w:r>
+        <w:rPr>
+          <w:b/>
+          <w:bCs/>
+          <w:color w:val="000000"/>
+        </w:rPr>
+        <w:t>2.4.2: Account</w:t>
+      </w:r>
+    </w:p>
+    <w:p>
+      <w:pPr>
+        <w:ind w:left="1440"/>
+        <w:rPr>
+          <w:color w:val="000000"/>
+        </w:rPr>
+      </w:pPr>
+    </w:p>
+    <w:p>
+      <w:pPr>
+        <w:ind w:left="1440"/>
+        <w:rPr>
+          <w:color w:val="000000"/>
+        </w:rPr>
+      </w:pPr>
+      <w:r>
+        <w:rPr>
+          <w:color w:val="000000"/>
+        </w:rPr>
+        <w:t>Account data will include a username, password, access level, and current account credits. This data will be stored in memory during active sessions but will also be written to file one every change to allow for seamless continuation between server reboots. Players will have the ability to create their accounts using the client application. While dealers and developers can also use the client to create their accounts, permissions for these accounts must be set manually by modifying the user files directly. To prevent access violations, these changes should be made between server reboots.</w:t>
+      </w:r>
+    </w:p>
+    <w:p>
+      <w:pPr>
+        <w:ind w:left="1440"/>
+        <w:rPr>
+          <w:color w:val="000000"/>
+        </w:rPr>
+      </w:pPr>
+    </w:p>
+    <w:p>
+      <w:pPr>
+        <w:ind w:left="1440"/>
+        <w:rPr>
+          <w:b/>
+          <w:bCs/>
+          <w:color w:val="000000"/>
+        </w:rPr>
+      </w:pPr>
+      <w:r>
+        <w:rPr>
+          <w:b/>
+          <w:bCs/>
+          <w:color w:val="000000"/>
+        </w:rPr>
+        <w:t>2.4.3: Table</w:t>
+      </w:r>
+    </w:p>
+    <w:p>
+      <w:pPr>
+        <w:ind w:left="1440"/>
+        <w:rPr>
+          <w:color w:val="000000"/>
+        </w:rPr>
+      </w:pPr>
+    </w:p>
+    <w:p>
+      <w:pPr>
+        <w:ind w:left="1440"/>
+        <w:rPr>
+          <w:color w:val="000000"/>
+        </w:rPr>
+      </w:pPr>
+      <w:r>
+        <w:rPr>
+          <w:color w:val="000000"/>
+        </w:rPr>
+        <w:t>Each table will be given a unique ID. It will also have a unique dealer, and a list of payer ID that can constantly change ass players join and leave the table. Each table will have specific in-game settings that the dealer sets up as the table is created. These include the minimum and maximum bets, the game timer that limits how long each play has to perform an action during their turn, and the number of decks the shoe will contain for that table.</w:t>
+      </w:r>
+    </w:p>
+    <w:p>
+      <w:pPr>
+        <w:ind w:left="1440"/>
+        <w:rPr>
+          <w:color w:val="000000"/>
+        </w:rPr>
+      </w:pPr>
+    </w:p>
+    <w:p>
+      <w:pPr>
+        <w:ind w:left="1440"/>
+        <w:rPr>
+          <w:color w:val="000000"/>
+        </w:rPr>
+      </w:pPr>
+      <w:r>
+        <w:rPr>
+          <w:color w:val="000000"/>
+        </w:rPr>
+        <w:t>2.4.4: Game</w:t>
+      </w:r>
+    </w:p>
+    <w:p>
+      <w:pPr>
+        <w:ind w:left="1440"/>
+        <w:rPr>
+          <w:color w:val="000000"/>
+        </w:rPr>
+      </w:pPr>
+    </w:p>
+    <w:p>
+      <w:pPr>
+        <w:ind w:left="1440"/>
+        <w:rPr>
+          <w:color w:val="000000"/>
+        </w:rPr>
+      </w:pPr>
+      <w:r>
+        <w:rPr>
+          <w:color w:val="000000"/>
+        </w:rPr>
+        <w:t>The game will contain the shoe. Depending on how many decks the shoe contains, it will start with a shuffled list of cards equal to the number of decks times 52. The cards are dealt one at a time to each player as called for depending on the</w:t>
+      </w:r>
+      <w:r>
+        <w:rPr>
+          <w:color w:val="000000"/>
+        </w:rPr>
+        <w:t xml:space="preserve"> current in-game state and player or dealer requests. When a card is dealt, it is removed from the shoe and added to one of the active hands. One the round is completed, all cards in any hand are discarded and a new set of cards is dealt from the shoe. When the shoe has only 60 cards remaining in it, the current round of hands is completed and then all discarded cards are returned to the shoe and the shoe is shuffled.</w:t>
+      </w:r>
+    </w:p>
+    <w:p>
+      <w:pPr>
+        <w:ind w:left="1440"/>
+        <w:rPr>
+          <w:color w:val="000000"/>
+        </w:rPr>
+      </w:pPr>
+      <w:r>
+        <w:rPr>
+          <w:color w:val="000000"/>
+        </w:rPr>
+        <w:t>Each round will keep track of each player’s current hand(s) along with the dealer’s hand. It also keeps track of the current hand-in-play and a timer that prevents any one player from taking up too much time. This prevents the game from stalling and provides an expected flow to the game that players are comfortable with.</w:t>
+      </w:r>
+    </w:p>
+    <w:p>
+      <w:pPr>
+        <w:ind w:left="1440"/>
+        <w:rPr>
+          <w:color w:val="000000"/>
+        </w:rPr>
+      </w:pPr>
+      <w:r>
+        <w:rPr>
+          <w:color w:val="000000"/>
+        </w:rPr>
+        <w:t>Other considerations must also be made for exceptions. For example, if the timer expires during a player’s turn it is assumed the player is standing for that round. The same applies if the player leaves a game in the middle of a round. If the dealer needs to leave the table, we need to notify all players at the table that the table will close at the completion the round, at which point the players will be returned to the lobby.</w:t>
+      </w:r>
+    </w:p>
+    <w:p>
+      <w:pPr>
+        <w:ind w:left="1440"/>
+        <w:rPr>
+          <w:color w:val="000000"/>
+        </w:rPr>
+      </w:pPr>
+    </w:p>
+    <w:p>
+      <w:pPr>
+        <w:pStyle w:val="Heading2"/>
+        <w:numPr>
+          <w:ilvl w:val="1"/>
+          <w:numId w:val="2"/>
+        </w:numPr>
+        <w:rPr>
+          <w:color w:val="000000"/>
+        </w:rPr>
+      </w:pPr>
+      <w:r>
+        <w:rPr>
+          <w:color w:val="000000"/>
+        </w:rPr>
+        <w:t>Client</w:t>
+      </w:r>
+      <w:bookmarkEnd w:id="13"/>
+    </w:p>
+    <w:p>
+      <w:pPr>
+        <w:pStyle w:val="Paragraph2"/>
+        <w:rPr>
+          <w:color w:val="000000"/>
+        </w:rPr>
+      </w:pPr>
+      <w:r>
+        <w:rPr>
+          <w:color w:val="000000"/>
+        </w:rPr>
+        <w:t>Java based client/server application with no web interfaces.</w:t>
+      </w:r>
+    </w:p>
+    <w:p>
+      <w:pPr>
+        <w:pStyle w:val="Paragraph2"/>
+        <w:rPr>
+          <w:color w:val="000000"/>
+        </w:rPr>
+      </w:pPr>
+      <w:r>
+        <w:rPr>
+          <w:color w:val="000000"/>
+        </w:rPr>
+        <w:t>All participants must have network access configured to allow them to communicate with the server.</w:t>
+      </w:r>
+    </w:p>
+    <w:p>
+      <w:pPr>
+        <w:pStyle w:val="Paragraph2"/>
+        <w:rPr>
+          <w:color w:val="000000"/>
+        </w:rPr>
+      </w:pPr>
+      <w:r>
+        <w:rPr>
+          <w:color w:val="000000"/>
+        </w:rPr>
+        <w:t>The server must have network access configured to allow it to communicate with the clients.</w:t>
       </w:r>
     </w:p>
     <w:p>
@@ -3408,16 +3568,23 @@
           <w:color w:val="000000"/>
         </w:rPr>
       </w:pPr>
-      <w:bookmarkStart w:id="10" w:name="__RefHeading___Toc703_1633043759"/>
-      <w:bookmarkStart w:id="11" w:name="_Toc226533750"/>
-      <w:bookmarkEnd w:id="10"/>
-      <w:r>
-        <w:rPr>
-          <w:color w:val="000000"/>
-        </w:rPr>
-        <w:t>Architecture</w:t>
-      </w:r>
-      <w:bookmarkEnd w:id="11"/>
+      <w:bookmarkStart w:id="22" w:name="__RefHeading___Toc715_1633043759"/>
+      <w:bookmarkStart w:id="23" w:name="_Toc226533756"/>
+      <w:bookmarkEnd w:id="22"/>
+      <w:r>
+        <w:rPr>
+          <w:color w:val="000000"/>
+        </w:rPr>
+        <w:lastRenderedPageBreak/>
+        <w:t>S</w:t>
+      </w:r>
+      <w:bookmarkEnd w:id="23"/>
+      <w:r>
+        <w:rPr>
+          <w:color w:val="000000"/>
+        </w:rPr>
+        <w:t>ystem Interface Design</w:t>
+      </w:r>
     </w:p>
     <w:p>
       <w:pPr>
@@ -3430,16 +3597,213 @@
           <w:color w:val="000000"/>
         </w:rPr>
       </w:pPr>
-      <w:bookmarkStart w:id="12" w:name="__RefHeading___Toc705_1633043759"/>
-      <w:bookmarkStart w:id="13" w:name="_Toc226533751"/>
-      <w:bookmarkEnd w:id="12"/>
-      <w:r>
-        <w:rPr>
-          <w:color w:val="000000"/>
-        </w:rPr>
-        <w:t>Overview</w:t>
-      </w:r>
-      <w:bookmarkEnd w:id="13"/>
+      <w:bookmarkStart w:id="24" w:name="__RefHeading___Toc717_1633043759"/>
+      <w:bookmarkStart w:id="25" w:name="_Toc226533757"/>
+      <w:bookmarkEnd w:id="24"/>
+      <w:r>
+        <w:rPr>
+          <w:color w:val="000000"/>
+        </w:rPr>
+        <w:t>A</w:t>
+      </w:r>
+      <w:bookmarkEnd w:id="25"/>
+      <w:r>
+        <w:rPr>
+          <w:color w:val="000000"/>
+        </w:rPr>
+        <w:t>pplication Overview</w:t>
+      </w:r>
+    </w:p>
+    <w:p>
+      <w:pPr>
+        <w:pStyle w:val="BodyText"/>
+        <w:ind w:left="1440"/>
+        <w:rPr>
+          <w:color w:val="000000"/>
+        </w:rPr>
+      </w:pPr>
+      <w:r>
+        <w:rPr>
+          <w:color w:val="000000"/>
+        </w:rPr>
+        <w:t>The Blackjack Handling System (BHS) client provides a graphical user interface (GUI) that enables users to interact with the system across all stages of usage, including authentication, lobby navigation, and active gameplay. The GUI is designed to be intuitive, responsive, and role-aware, dynamically adapting available controls and information based on whether the user is a player or dealer.</w:t>
+      </w:r>
+    </w:p>
+    <w:p>
+      <w:pPr>
+        <w:pStyle w:val="BodyText"/>
+        <w:ind w:left="1440"/>
+        <w:rPr>
+          <w:color w:val="000000"/>
+        </w:rPr>
+      </w:pPr>
+      <w:r>
+        <w:rPr>
+          <w:color w:val="000000"/>
+        </w:rPr>
+        <w:t>The application is structured around three primary interface environments:</w:t>
+      </w:r>
+    </w:p>
+    <w:p>
+      <w:pPr>
+        <w:pStyle w:val="BodyText"/>
+        <w:numPr>
+          <w:ilvl w:val="0"/>
+          <w:numId w:val="3"/>
+        </w:numPr>
+        <w:tabs>
+          <w:tab w:val="clear" w:pos="709"/>
+          <w:tab w:val="left" w:pos="0"/>
+        </w:tabs>
+        <w:spacing w:after="0"/>
+        <w:ind w:left="2149"/>
+        <w:rPr>
+          <w:color w:val="000000"/>
+        </w:rPr>
+      </w:pPr>
+      <w:r>
+        <w:rPr>
+          <w:rStyle w:val="Strong"/>
+          <w:color w:val="000000"/>
+        </w:rPr>
+        <w:t>Login Interface</w:t>
+      </w:r>
+      <w:r>
+        <w:rPr>
+          <w:color w:val="000000"/>
+        </w:rPr>
+        <w:t xml:space="preserve"> – Handles authentication and account creation </w:t>
+      </w:r>
+    </w:p>
+    <w:p>
+      <w:pPr>
+        <w:pStyle w:val="BodyText"/>
+        <w:numPr>
+          <w:ilvl w:val="0"/>
+          <w:numId w:val="3"/>
+        </w:numPr>
+        <w:tabs>
+          <w:tab w:val="clear" w:pos="709"/>
+          <w:tab w:val="left" w:pos="0"/>
+        </w:tabs>
+        <w:spacing w:after="0"/>
+        <w:ind w:left="2149"/>
+        <w:rPr>
+          <w:color w:val="000000"/>
+        </w:rPr>
+      </w:pPr>
+      <w:r>
+        <w:rPr>
+          <w:rStyle w:val="Strong"/>
+          <w:color w:val="000000"/>
+        </w:rPr>
+        <w:t>Lobby Interface</w:t>
+      </w:r>
+      <w:r>
+        <w:rPr>
+          <w:color w:val="000000"/>
+        </w:rPr>
+        <w:t xml:space="preserve"> – Provides table discovery, system navigation, and account management </w:t>
+      </w:r>
+    </w:p>
+    <w:p>
+      <w:pPr>
+        <w:pStyle w:val="BodyText"/>
+        <w:numPr>
+          <w:ilvl w:val="0"/>
+          <w:numId w:val="3"/>
+        </w:numPr>
+        <w:tabs>
+          <w:tab w:val="clear" w:pos="709"/>
+          <w:tab w:val="left" w:pos="0"/>
+        </w:tabs>
+        <w:ind w:left="2149"/>
+        <w:rPr>
+          <w:color w:val="000000"/>
+        </w:rPr>
+      </w:pPr>
+      <w:r>
+        <w:rPr>
+          <w:rStyle w:val="Strong"/>
+          <w:color w:val="000000"/>
+        </w:rPr>
+        <w:t>Table Interface</w:t>
+      </w:r>
+      <w:r>
+        <w:rPr>
+          <w:color w:val="000000"/>
+        </w:rPr>
+        <w:t xml:space="preserve"> – Facilitates real-time blackjack gameplay and interaction </w:t>
+      </w:r>
+    </w:p>
+    <w:p>
+      <w:pPr>
+        <w:pStyle w:val="BodyText"/>
+        <w:ind w:left="1440"/>
+        <w:rPr>
+          <w:color w:val="000000"/>
+        </w:rPr>
+      </w:pPr>
+      <w:r>
+        <w:rPr>
+          <w:color w:val="000000"/>
+        </w:rPr>
+        <w:t>Each interface operates as a distinct view while maintaining continuity through consistent layout structure and navigation paradigms.</w:t>
+      </w:r>
+    </w:p>
+    <w:p>
+      <w:pPr>
+        <w:rPr>
+          <w:color w:val="000000"/>
+        </w:rPr>
+      </w:pPr>
+    </w:p>
+    <w:p>
+      <w:pPr>
+        <w:pStyle w:val="Heading3"/>
+        <w:numPr>
+          <w:ilvl w:val="2"/>
+          <w:numId w:val="2"/>
+        </w:numPr>
+        <w:rPr>
+          <w:color w:val="000000"/>
+        </w:rPr>
+      </w:pPr>
+      <w:bookmarkStart w:id="26" w:name="__RefHeading___Toc719_1633043759"/>
+      <w:bookmarkStart w:id="27" w:name="_Toc226533758"/>
+      <w:bookmarkEnd w:id="26"/>
+      <w:r>
+        <w:rPr>
+          <w:color w:val="000000"/>
+        </w:rPr>
+        <w:t>D</w:t>
+      </w:r>
+      <w:bookmarkEnd w:id="27"/>
+      <w:r>
+        <w:rPr>
+          <w:color w:val="000000"/>
+        </w:rPr>
+        <w:t>esign Outlook</w:t>
+      </w:r>
+    </w:p>
+    <w:p>
+      <w:pPr>
+        <w:rPr>
+          <w:color w:val="000000"/>
+        </w:rPr>
+      </w:pPr>
+      <w:r>
+        <w:rPr>
+          <w:color w:val="000000"/>
+        </w:rPr>
+        <w:tab/>
+      </w:r>
+      <w:r>
+        <w:rPr>
+          <w:color w:val="000000"/>
+        </w:rPr>
+        <w:tab/>
+      </w:r>
     </w:p>
     <w:p>
       <w:pPr>
@@ -3448,12 +3812,6 @@
           <w:color w:val="000000"/>
         </w:rPr>
       </w:pPr>
-      <w:r>
-        <w:rPr>
-          <w:color w:val="000000"/>
-        </w:rPr>
-        <w:t>The system will be organized into several major elements. Of note are the Server and Client which between them contain all other elements in the application. Some elements are shared between them, such as the networking and messaging pieces. While they are both similar, there will be slight differences between the network piece on the server and the network piece on the client. Likewise, the messaging elements will contain many similarities but with some important differences to facilitate game play and other functionality within the application.</w:t>
-      </w:r>
     </w:p>
     <w:p>
       <w:pPr>
@@ -3462,12 +3820,6 @@
           <w:color w:val="000000"/>
         </w:rPr>
       </w:pPr>
-      <w:r>
-        <w:rPr>
-          <w:color w:val="000000"/>
-        </w:rPr>
-        <w:t>As the shared functionality between the Server and client are critical, so are the elements that are unique to each component. The server will need to manage player and dealer accounts, in-game processes across multiple concurrent games, and facilitating game matching, giving the user the choice of games to join. The client will need to display all this information to the players or dealers across multiple screens.</w:t>
-      </w:r>
     </w:p>
     <w:p>
       <w:pPr>
@@ -3480,527 +3832,6 @@
           <w:color w:val="000000"/>
         </w:rPr>
       </w:pPr>
-      <w:bookmarkStart w:id="14" w:name="__RefHeading___Toc707_1633043759"/>
-      <w:bookmarkStart w:id="15" w:name="_Toc226533752"/>
-      <w:bookmarkEnd w:id="14"/>
-      <w:r>
-        <w:rPr>
-          <w:color w:val="000000"/>
-        </w:rPr>
-        <w:t>Networking</w:t>
-      </w:r>
-      <w:bookmarkEnd w:id="15"/>
-    </w:p>
-    <w:p>
-      <w:pPr>
-        <w:pStyle w:val="Normal"/>
-        <w:ind w:left="1440"/>
-        <w:rPr>
-          <w:color w:val="000000"/>
-        </w:rPr>
-      </w:pPr>
-      <w:r>
-        <w:rPr>
-          <w:color w:val="000000"/>
-        </w:rPr>
-        <w:t>Since this is a client-server application, a multithreaded network design will be implemented for both clients and server. The clients will need the ability to send and receive messages to and from the server to handle game mechanics while the server will need additional capabilities to be able to handle multiple clients simultaneously.</w:t>
-      </w:r>
-    </w:p>
-    <w:p>
-      <w:pPr>
-        <w:pStyle w:val="Heading2"/>
-        <w:numPr>
-          <w:ilvl w:val="1"/>
-          <w:numId w:val="2"/>
-        </w:numPr>
-        <w:rPr>
-          <w:color w:val="000000"/>
-        </w:rPr>
-      </w:pPr>
-      <w:bookmarkStart w:id="16" w:name="__RefHeading___Toc709_1633043759"/>
-      <w:bookmarkStart w:id="17" w:name="_Toc226533753"/>
-      <w:bookmarkEnd w:id="16"/>
-      <w:r>
-        <w:rPr>
-          <w:color w:val="000000"/>
-        </w:rPr>
-        <w:t>Messaging</w:t>
-      </w:r>
-      <w:bookmarkEnd w:id="17"/>
-    </w:p>
-    <w:p>
-      <w:pPr>
-        <w:pStyle w:val="Normal"/>
-        <w:ind w:left="1440"/>
-        <w:rPr>
-          <w:color w:val="000000"/>
-        </w:rPr>
-      </w:pPr>
-      <w:r>
-        <w:rPr>
-          <w:color w:val="000000"/>
-        </w:rPr>
-        <w:t>Since this is a client-server application, a multithreaded network design will be implemented for both clients and server. The clients will need the ability to send and receive messages to and from the server to handle game mechanics while the server will need additional capabilities to be able to handle multiple clients simultaneously.</w:t>
-      </w:r>
-    </w:p>
-    <w:p>
-      <w:pPr>
-        <w:pStyle w:val="Paragraph2"/>
-        <w:rPr>
-          <w:color w:val="000000"/>
-        </w:rPr>
-      </w:pPr>
-      <w:r>
-        <w:rPr>
-          <w:color w:val="000000"/>
-        </w:rPr>
-      </w:r>
-    </w:p>
-    <w:p>
-      <w:pPr>
-        <w:pStyle w:val="Heading2"/>
-        <w:numPr>
-          <w:ilvl w:val="1"/>
-          <w:numId w:val="2"/>
-        </w:numPr>
-        <w:rPr>
-          <w:color w:val="000000"/>
-        </w:rPr>
-      </w:pPr>
-      <w:bookmarkStart w:id="18" w:name="__RefHeading___Toc711_1633043759"/>
-      <w:bookmarkStart w:id="19" w:name="_Toc226533754"/>
-      <w:bookmarkEnd w:id="18"/>
-      <w:r>
-        <w:rPr>
-          <w:color w:val="000000"/>
-        </w:rPr>
-        <w:t>Server</w:t>
-      </w:r>
-      <w:bookmarkEnd w:id="19"/>
-    </w:p>
-    <w:p>
-      <w:pPr>
-        <w:pStyle w:val="Normal"/>
-        <w:ind w:left="1440"/>
-        <w:rPr>
-          <w:color w:val="000000"/>
-        </w:rPr>
-      </w:pPr>
-      <w:r>
-        <w:rPr>
-          <w:color w:val="000000"/>
-        </w:rPr>
-        <w:t xml:space="preserve">2.3.1 Users can log into their accounts with the appropriate roles authenticated, participate as a player with their betting balance or as a dealer. The system further enforces role-based permissions through the allowed actions in the GUI. Players can view available tables in the lobby and choose which table to join while dealers are brought to a table setup configuration before opening a 6-person table themselves. </w:t>
-      </w:r>
-    </w:p>
-    <w:p>
-      <w:pPr>
-        <w:pStyle w:val="Normal"/>
-        <w:ind w:left="1440"/>
-        <w:rPr>
-          <w:color w:val="000000"/>
-        </w:rPr>
-      </w:pPr>
-      <w:r>
-        <w:rPr>
-          <w:color w:val="000000"/>
-        </w:rPr>
-        <w:t xml:space="preserve">2.3.2 The system will provide management for the blackjack game in distinct phases: betting, player action, and outcome. Further enforcement of the rules are in the valid player actions they can take with the standard set of blackjack hitting, standing, double down, split, insurance. Dealer actions follow rules as expected from a casino game of blackjack. </w:t>
-      </w:r>
-    </w:p>
-    <w:p>
-      <w:pPr>
-        <w:pStyle w:val="Normal"/>
-        <w:ind w:left="1440"/>
-        <w:rPr>
-          <w:color w:val="000000"/>
-        </w:rPr>
-      </w:pPr>
-      <w:r>
-        <w:rPr>
-          <w:color w:val="000000"/>
-        </w:rPr>
-        <w:t>2.3.3 The players can add funds to bet with and cash out, with the system validating their bets and ability to participate in the game with enough credits. The client interfaces in real-time with the game state from the server, and the system handles disconnections and re-connections from clients. The GUI enables controls per turn in game and facilitates the actions within an active game alongside external menu actions such as lobby functionality.</w:t>
-      </w:r>
-    </w:p>
-    <w:p>
-      <w:pPr>
-        <w:pStyle w:val="Heading2"/>
-        <w:numPr>
-          <w:ilvl w:val="1"/>
-          <w:numId w:val="2"/>
-        </w:numPr>
-        <w:rPr>
-          <w:color w:val="000000"/>
-        </w:rPr>
-      </w:pPr>
-      <w:bookmarkStart w:id="20" w:name="__RefHeading___Toc713_1633043759"/>
-      <w:bookmarkStart w:id="21" w:name="_Toc226533755"/>
-      <w:bookmarkEnd w:id="20"/>
-      <w:r>
-        <w:rPr>
-          <w:color w:val="000000"/>
-        </w:rPr>
-        <w:t>Client</w:t>
-      </w:r>
-      <w:bookmarkEnd w:id="21"/>
-    </w:p>
-    <w:p>
-      <w:pPr>
-        <w:pStyle w:val="Paragraph2"/>
-        <w:rPr>
-          <w:color w:val="000000"/>
-        </w:rPr>
-      </w:pPr>
-      <w:r>
-        <w:rPr>
-          <w:color w:val="000000"/>
-        </w:rPr>
-        <w:t>Java based client/server application with no web interfaces.</w:t>
-      </w:r>
-    </w:p>
-    <w:p>
-      <w:pPr>
-        <w:pStyle w:val="Paragraph2"/>
-        <w:rPr>
-          <w:color w:val="000000"/>
-        </w:rPr>
-      </w:pPr>
-      <w:r>
-        <w:rPr>
-          <w:color w:val="000000"/>
-        </w:rPr>
-        <w:t>All participants must have network access configured to allow them to communicate with the server.</w:t>
-      </w:r>
-    </w:p>
-    <w:p>
-      <w:pPr>
-        <w:pStyle w:val="Paragraph2"/>
-        <w:rPr>
-          <w:color w:val="000000"/>
-        </w:rPr>
-      </w:pPr>
-      <w:r>
-        <w:rPr>
-          <w:color w:val="000000"/>
-        </w:rPr>
-        <w:t>The server must have network access configured to allow it to communicate with the clients.</w:t>
-      </w:r>
-    </w:p>
-    <w:p>
-      <w:pPr>
-        <w:pStyle w:val="Heading1"/>
-        <w:numPr>
-          <w:ilvl w:val="0"/>
-          <w:numId w:val="2"/>
-        </w:numPr>
-        <w:rPr>
-          <w:color w:val="000000"/>
-        </w:rPr>
-      </w:pPr>
-      <w:bookmarkStart w:id="22" w:name="__RefHeading___Toc715_1633043759"/>
-      <w:bookmarkStart w:id="23" w:name="_Toc226533756"/>
-      <w:bookmarkEnd w:id="22"/>
-      <w:r>
-        <w:rPr>
-          <w:color w:val="000000"/>
-        </w:rPr>
-        <w:t>S</w:t>
-      </w:r>
-      <w:bookmarkEnd w:id="23"/>
-      <w:r>
-        <w:rPr>
-          <w:color w:val="000000"/>
-        </w:rPr>
-        <w:t>ystem Interface Design</w:t>
-      </w:r>
-    </w:p>
-    <w:p>
-      <w:pPr>
-        <w:pStyle w:val="Heading2"/>
-        <w:numPr>
-          <w:ilvl w:val="1"/>
-          <w:numId w:val="2"/>
-        </w:numPr>
-        <w:rPr>
-          <w:color w:val="000000"/>
-        </w:rPr>
-      </w:pPr>
-      <w:bookmarkStart w:id="24" w:name="__RefHeading___Toc717_1633043759"/>
-      <w:bookmarkStart w:id="25" w:name="_Toc226533757"/>
-      <w:bookmarkEnd w:id="24"/>
-      <w:r>
-        <w:rPr>
-          <w:color w:val="000000"/>
-        </w:rPr>
-        <w:t>A</w:t>
-      </w:r>
-      <w:bookmarkEnd w:id="25"/>
-      <w:r>
-        <w:rPr>
-          <w:color w:val="000000"/>
-        </w:rPr>
-        <w:t>pplication Overview</w:t>
-      </w:r>
-    </w:p>
-    <w:p>
-      <w:pPr>
-        <w:pStyle w:val="BodyText"/>
-        <w:widowControl/>
-        <w:suppressAutoHyphens w:val="true"/>
-        <w:bidi w:val="0"/>
-        <w:spacing w:lineRule="auto" w:line="276"/>
-        <w:ind w:hanging="0" w:left="1440" w:right="0"/>
-        <w:jc w:val="left"/>
-        <w:rPr>
-          <w:color w:val="000000"/>
-        </w:rPr>
-      </w:pPr>
-      <w:r>
-        <w:rPr>
-          <w:color w:val="000000"/>
-        </w:rPr>
-        <w:t>The Blackjack Handling System (BHS) client provides a graphical user interface (GUI) that enables users to interact with the system across all stages of usage, including authentication, lobby navigation, and active gameplay. The GUI is designed to be intuitive, responsive, and role-aware, dynamically adapting available controls and information based on whether the user is a player or dealer.</w:t>
-      </w:r>
-    </w:p>
-    <w:p>
-      <w:pPr>
-        <w:pStyle w:val="BodyText"/>
-        <w:widowControl/>
-        <w:suppressAutoHyphens w:val="true"/>
-        <w:bidi w:val="0"/>
-        <w:spacing w:lineRule="auto" w:line="276"/>
-        <w:ind w:hanging="0" w:left="1440" w:right="0"/>
-        <w:jc w:val="left"/>
-        <w:rPr>
-          <w:color w:val="000000"/>
-        </w:rPr>
-      </w:pPr>
-      <w:r>
-        <w:rPr>
-          <w:color w:val="000000"/>
-        </w:rPr>
-        <w:t>The application is structured around three primary interface environments:</w:t>
-      </w:r>
-    </w:p>
-    <w:p>
-      <w:pPr>
-        <w:pStyle w:val="BodyText"/>
-        <w:widowControl/>
-        <w:numPr>
-          <w:ilvl w:val="0"/>
-          <w:numId w:val="3"/>
-        </w:numPr>
-        <w:tabs>
-          <w:tab w:val="clear" w:pos="720"/>
-          <w:tab w:val="left" w:pos="0" w:leader="none"/>
-        </w:tabs>
-        <w:suppressAutoHyphens w:val="true"/>
-        <w:bidi w:val="0"/>
-        <w:spacing w:lineRule="auto" w:line="276" w:before="0" w:after="0"/>
-        <w:ind w:hanging="283" w:left="2149" w:right="0"/>
-        <w:jc w:val="left"/>
-        <w:rPr>
-          <w:color w:val="000000"/>
-        </w:rPr>
-      </w:pPr>
-      <w:r>
-        <w:rPr>
-          <w:rStyle w:val="Strong"/>
-          <w:color w:val="000000"/>
-        </w:rPr>
-        <w:t>Login Interface</w:t>
-      </w:r>
-      <w:r>
-        <w:rPr>
-          <w:color w:val="000000"/>
-        </w:rPr>
-        <w:t xml:space="preserve"> – Handles authentication and account creation </w:t>
-      </w:r>
-    </w:p>
-    <w:p>
-      <w:pPr>
-        <w:pStyle w:val="BodyText"/>
-        <w:widowControl/>
-        <w:numPr>
-          <w:ilvl w:val="0"/>
-          <w:numId w:val="3"/>
-        </w:numPr>
-        <w:tabs>
-          <w:tab w:val="clear" w:pos="720"/>
-          <w:tab w:val="left" w:pos="0" w:leader="none"/>
-        </w:tabs>
-        <w:suppressAutoHyphens w:val="true"/>
-        <w:bidi w:val="0"/>
-        <w:spacing w:lineRule="auto" w:line="276" w:before="0" w:after="0"/>
-        <w:ind w:hanging="283" w:left="2149" w:right="0"/>
-        <w:jc w:val="left"/>
-        <w:rPr>
-          <w:color w:val="000000"/>
-        </w:rPr>
-      </w:pPr>
-      <w:r>
-        <w:rPr>
-          <w:rStyle w:val="Strong"/>
-          <w:color w:val="000000"/>
-        </w:rPr>
-        <w:t>Lobby Interface</w:t>
-      </w:r>
-      <w:r>
-        <w:rPr>
-          <w:color w:val="000000"/>
-        </w:rPr>
-        <w:t xml:space="preserve"> – Provides table discovery, system navigation, and account management </w:t>
-      </w:r>
-    </w:p>
-    <w:p>
-      <w:pPr>
-        <w:pStyle w:val="BodyText"/>
-        <w:widowControl/>
-        <w:numPr>
-          <w:ilvl w:val="0"/>
-          <w:numId w:val="3"/>
-        </w:numPr>
-        <w:tabs>
-          <w:tab w:val="clear" w:pos="720"/>
-          <w:tab w:val="left" w:pos="0" w:leader="none"/>
-        </w:tabs>
-        <w:suppressAutoHyphens w:val="true"/>
-        <w:bidi w:val="0"/>
-        <w:spacing w:lineRule="auto" w:line="276"/>
-        <w:ind w:hanging="283" w:left="2149" w:right="0"/>
-        <w:jc w:val="left"/>
-        <w:rPr>
-          <w:color w:val="000000"/>
-        </w:rPr>
-      </w:pPr>
-      <w:r>
-        <w:rPr>
-          <w:rStyle w:val="Strong"/>
-          <w:color w:val="000000"/>
-        </w:rPr>
-        <w:t>Table Interface</w:t>
-      </w:r>
-      <w:r>
-        <w:rPr>
-          <w:color w:val="000000"/>
-        </w:rPr>
-        <w:t xml:space="preserve"> – Facilitates real-time blackjack gameplay and interaction </w:t>
-      </w:r>
-    </w:p>
-    <w:p>
-      <w:pPr>
-        <w:pStyle w:val="BodyText"/>
-        <w:widowControl/>
-        <w:suppressAutoHyphens w:val="true"/>
-        <w:bidi w:val="0"/>
-        <w:spacing w:lineRule="auto" w:line="276"/>
-        <w:ind w:hanging="0" w:left="1440" w:right="0"/>
-        <w:jc w:val="left"/>
-        <w:rPr>
-          <w:color w:val="000000"/>
-        </w:rPr>
-      </w:pPr>
-      <w:r>
-        <w:rPr>
-          <w:color w:val="000000"/>
-        </w:rPr>
-        <w:t>Each interface operates as a distinct view while maintaining continuity through consistent layout structure and navigation paradigms.</w:t>
-      </w:r>
-    </w:p>
-    <w:p>
-      <w:pPr>
-        <w:pStyle w:val="Normal"/>
-        <w:rPr>
-          <w:color w:val="000000"/>
-        </w:rPr>
-      </w:pPr>
-      <w:r>
-        <w:rPr>
-          <w:color w:val="000000"/>
-        </w:rPr>
-      </w:r>
-    </w:p>
-    <w:p>
-      <w:pPr>
-        <w:pStyle w:val="Heading3"/>
-        <w:numPr>
-          <w:ilvl w:val="2"/>
-          <w:numId w:val="2"/>
-        </w:numPr>
-        <w:rPr>
-          <w:color w:val="000000"/>
-        </w:rPr>
-      </w:pPr>
-      <w:bookmarkStart w:id="26" w:name="__RefHeading___Toc719_1633043759"/>
-      <w:bookmarkStart w:id="27" w:name="_Toc226533758"/>
-      <w:bookmarkEnd w:id="26"/>
-      <w:r>
-        <w:rPr>
-          <w:color w:val="000000"/>
-        </w:rPr>
-        <w:t>D</w:t>
-      </w:r>
-      <w:bookmarkEnd w:id="27"/>
-      <w:r>
-        <w:rPr>
-          <w:color w:val="000000"/>
-        </w:rPr>
-        <w:t>esign Outlook</w:t>
-      </w:r>
-    </w:p>
-    <w:p>
-      <w:pPr>
-        <w:pStyle w:val="Normal"/>
-        <w:rPr>
-          <w:color w:val="000000"/>
-        </w:rPr>
-      </w:pPr>
-      <w:r>
-        <w:rPr>
-          <w:color w:val="000000"/>
-        </w:rPr>
-        <w:tab/>
-        <w:tab/>
-      </w:r>
-    </w:p>
-    <w:p>
-      <w:pPr>
-        <w:pStyle w:val="Paragraph2"/>
-        <w:rPr>
-          <w:color w:val="000000"/>
-        </w:rPr>
-      </w:pPr>
-      <w:r>
-        <w:rPr>
-          <w:color w:val="000000"/>
-        </w:rPr>
-      </w:r>
-    </w:p>
-    <w:p>
-      <w:pPr>
-        <w:pStyle w:val="Paragraph2"/>
-        <w:rPr>
-          <w:color w:val="000000"/>
-        </w:rPr>
-      </w:pPr>
-      <w:r>
-        <w:rPr>
-          <w:color w:val="000000"/>
-        </w:rPr>
-      </w:r>
-    </w:p>
-    <w:p>
-      <w:pPr>
-        <w:pStyle w:val="Heading2"/>
-        <w:numPr>
-          <w:ilvl w:val="1"/>
-          <w:numId w:val="2"/>
-        </w:numPr>
-        <w:rPr>
-          <w:color w:val="000000"/>
-        </w:rPr>
-      </w:pPr>
       <w:bookmarkStart w:id="28" w:name="__RefHeading___Toc721_1633043759"/>
       <w:bookmarkStart w:id="29" w:name="_Toc226533766"/>
       <w:bookmarkEnd w:id="28"/>
@@ -4030,9 +3861,24 @@
           <w:color w:val="000000"/>
         </w:rPr>
         <w:tab/>
+      </w:r>
+      <w:r>
+        <w:rPr>
+          <w:color w:val="000000"/>
+        </w:rPr>
         <w:tab/>
         <w:t xml:space="preserve">The GUI is composed of three primary screens, each corresponding to a major functional </w:t>
+      </w:r>
+      <w:r>
+        <w:rPr>
+          <w:color w:val="000000"/>
+        </w:rPr>
         <w:tab/>
+      </w:r>
+      <w:r>
+        <w:rPr>
+          <w:color w:val="000000"/>
+        </w:rPr>
         <w:tab/>
         <w:t>stage of the system.</w:t>
       </w:r>
@@ -4041,7 +3887,7 @@
       <w:pPr>
         <w:pStyle w:val="Heading4"/>
         <w:spacing w:before="80" w:after="283"/>
-        <w:ind w:hanging="0" w:left="0"/>
+        <w:ind w:left="0" w:firstLine="0"/>
         <w:jc w:val="both"/>
         <w:rPr>
           <w:color w:val="000000"/>
@@ -4070,9 +3916,24 @@
           <w:color w:val="000000"/>
         </w:rPr>
         <w:tab/>
+      </w:r>
+      <w:r>
+        <w:rPr>
+          <w:color w:val="000000"/>
+        </w:rPr>
         <w:tab/>
         <w:t xml:space="preserve">The login screen serves as the entry point into the system and is responsible for user </w:t>
+      </w:r>
+      <w:r>
+        <w:rPr>
+          <w:color w:val="000000"/>
+        </w:rPr>
         <w:tab/>
+      </w:r>
+      <w:r>
+        <w:rPr>
+          <w:color w:val="000000"/>
+        </w:rPr>
         <w:tab/>
         <w:t>authentication and account creation.</w:t>
       </w:r>
@@ -4085,11 +3946,9 @@
           <w:numId w:val="4"/>
         </w:numPr>
         <w:tabs>
-          <w:tab w:val="clear" w:pos="720"/>
-          <w:tab w:val="left" w:pos="0" w:leader="none"/>
+          <w:tab w:val="left" w:pos="0"/>
         </w:tabs>
         <w:spacing w:before="80" w:after="0"/>
-        <w:ind w:hanging="283" w:left="2127"/>
         <w:jc w:val="both"/>
         <w:rPr>
           <w:color w:val="000000"/>
@@ -4110,11 +3969,9 @@
           <w:numId w:val="4"/>
         </w:numPr>
         <w:tabs>
-          <w:tab w:val="clear" w:pos="720"/>
-          <w:tab w:val="left" w:pos="0" w:leader="none"/>
+          <w:tab w:val="left" w:pos="0"/>
         </w:tabs>
         <w:spacing w:before="80" w:after="0"/>
-        <w:ind w:hanging="283" w:left="2127"/>
         <w:jc w:val="both"/>
         <w:rPr>
           <w:color w:val="000000"/>
@@ -4135,11 +3992,9 @@
           <w:numId w:val="4"/>
         </w:numPr>
         <w:tabs>
-          <w:tab w:val="clear" w:pos="720"/>
-          <w:tab w:val="left" w:pos="0" w:leader="none"/>
+          <w:tab w:val="left" w:pos="0"/>
         </w:tabs>
         <w:spacing w:before="80" w:after="283"/>
-        <w:ind w:hanging="283" w:left="2127"/>
         <w:jc w:val="both"/>
         <w:rPr>
           <w:color w:val="000000"/>
@@ -4175,11 +4030,6 @@
           <w:color w:val="000000"/>
         </w:rPr>
       </w:pPr>
-      <w:r>
-        <w:rPr>
-          <w:color w:val="000000"/>
-        </w:rPr>
-      </w:r>
     </w:p>
     <w:p>
       <w:pPr>
@@ -4188,11 +4038,6 @@
           <w:color w:val="000000"/>
         </w:rPr>
       </w:pPr>
-      <w:r>
-        <w:rPr>
-          <w:color w:val="000000"/>
-        </w:rPr>
-      </w:r>
     </w:p>
     <w:p>
       <w:pPr>
@@ -4225,22 +4070,29 @@
     <w:p>
       <w:pPr>
         <w:pStyle w:val="BodyText"/>
-        <w:ind w:hanging="0" w:left="1440"/>
-        <w:rPr>
-          <w:color w:val="000000"/>
-        </w:rPr>
-      </w:pPr>
-      <w:r>
-        <w:rPr>
-          <w:color w:val="000000"/>
-        </w:rPr>
-        <w:t>The graphical user interface is organized using a modular, panel-based structure that supports dynamic content updates and separation of concerns between different functional areas. Each primary screen (login, lobby, and table) is composed of reusable interface regions that can be updated or replaced without requiring a full screen transition. This allows the client to respond efficiently to real-time updates from the server while maintaining a consistent user experience.</w:t>
+        <w:ind w:left="1440"/>
+        <w:rPr>
+          <w:color w:val="000000"/>
+        </w:rPr>
+      </w:pPr>
+      <w:r>
+        <w:rPr>
+          <w:color w:val="000000"/>
+        </w:rPr>
+        <w:t xml:space="preserve">The graphical user interface is organized using a modular, panel-based structure that supports dynamic content updates and separation of concerns between different </w:t>
+      </w:r>
+      <w:r>
+        <w:rPr>
+          <w:color w:val="000000"/>
+        </w:rPr>
+        <w:lastRenderedPageBreak/>
+        <w:t>functional areas. Each primary screen (login, lobby, and table) is composed of reusable interface regions that can be updated or replaced without requiring a full screen transition. This allows the client to respond efficiently to real-time updates from the server while maintaining a consistent user experience.</w:t>
       </w:r>
     </w:p>
     <w:p>
       <w:pPr>
         <w:pStyle w:val="BodyText"/>
-        <w:ind w:hanging="0" w:left="1440"/>
+        <w:ind w:left="1440"/>
         <w:rPr>
           <w:color w:val="000000"/>
         </w:rPr>
@@ -4255,7 +4107,7 @@
     <w:p>
       <w:pPr>
         <w:pStyle w:val="BodyText"/>
-        <w:ind w:hanging="0" w:left="1440"/>
+        <w:ind w:left="1440"/>
         <w:rPr>
           <w:color w:val="000000"/>
         </w:rPr>
@@ -4270,7 +4122,7 @@
     <w:p>
       <w:pPr>
         <w:pStyle w:val="BodyText"/>
-        <w:ind w:hanging="0" w:left="1440"/>
+        <w:ind w:left="1440"/>
         <w:rPr>
           <w:color w:val="000000"/>
         </w:rPr>
@@ -4284,17 +4136,11 @@
     </w:p>
     <w:p>
       <w:pPr>
-        <w:pStyle w:val="Normal"/>
-        <w:ind w:hanging="0" w:left="2880"/>
-        <w:rPr>
-          <w:color w:val="000000"/>
-        </w:rPr>
-      </w:pPr>
-      <w:r>
-        <w:rPr>
-          <w:color w:val="000000"/>
-        </w:rPr>
-      </w:r>
+        <w:ind w:left="2880"/>
+        <w:rPr>
+          <w:color w:val="000000"/>
+        </w:rPr>
+      </w:pPr>
     </w:p>
     <w:p>
       <w:pPr>
@@ -4314,6 +4160,7 @@
         <w:rPr>
           <w:color w:val="000000"/>
         </w:rPr>
+        <w:lastRenderedPageBreak/>
         <w:t>U</w:t>
       </w:r>
       <w:bookmarkEnd w:id="33"/>
@@ -4359,25 +4206,14 @@
           <w:color w:val="000000"/>
         </w:rPr>
       </w:pPr>
-      <w:r>
-        <w:rPr>
-          <w:color w:val="000000"/>
-        </w:rPr>
-      </w:r>
-    </w:p>
-    <w:p>
-      <w:pPr>
-        <w:pStyle w:val="Normal"/>
-        <w:ind w:firstLine="720" w:left="720"/>
-        <w:rPr>
-          <w:color w:val="000000"/>
-        </w:rPr>
-      </w:pPr>
-      <w:r>
-        <w:rPr>
-          <w:color w:val="000000"/>
-        </w:rPr>
-      </w:r>
+    </w:p>
+    <w:p>
+      <w:pPr>
+        <w:ind w:left="720" w:firstLine="720"/>
+        <w:rPr>
+          <w:color w:val="000000"/>
+        </w:rPr>
+      </w:pPr>
     </w:p>
     <w:p>
       <w:pPr>
@@ -4409,31 +4245,19 @@
     </w:p>
     <w:p>
       <w:pPr>
-        <w:pStyle w:val="Normal"/>
         <w:ind w:left="1440"/>
         <w:rPr>
           <w:color w:val="000000"/>
         </w:rPr>
       </w:pPr>
-      <w:r>
-        <w:rPr>
-          <w:color w:val="000000"/>
-        </w:rPr>
-      </w:r>
-    </w:p>
-    <w:p>
-      <w:pPr>
-        <w:pStyle w:val="Normal"/>
+    </w:p>
+    <w:p>
+      <w:pPr>
         <w:ind w:left="1440"/>
         <w:rPr>
           <w:color w:val="000000"/>
         </w:rPr>
       </w:pPr>
-      <w:r>
-        <w:rPr>
-          <w:color w:val="000000"/>
-        </w:rPr>
-      </w:r>
     </w:p>
     <w:p>
       <w:pPr>
@@ -4447,27 +4271,26 @@
         </w:rPr>
       </w:pPr>
       <w:bookmarkStart w:id="38" w:name="__RefHeading___Toc731_1633043759"/>
-      <w:bookmarkStart w:id="39" w:name="_Toc226533771"/>
-      <w:bookmarkStart w:id="40" w:name="REQBV5SS8"/>
+      <w:bookmarkStart w:id="39" w:name="REQBV5SS8"/>
+      <w:bookmarkStart w:id="40" w:name="_Toc226533771"/>
       <w:bookmarkEnd w:id="38"/>
+      <w:bookmarkEnd w:id="39"/>
+      <w:r>
+        <w:rPr>
+          <w:color w:val="000000"/>
+        </w:rPr>
+        <w:t>C</w:t>
+      </w:r>
       <w:bookmarkEnd w:id="40"/>
       <w:r>
         <w:rPr>
           <w:color w:val="000000"/>
         </w:rPr>
-        <w:t>C</w:t>
-      </w:r>
-      <w:bookmarkEnd w:id="39"/>
-      <w:r>
-        <w:rPr>
-          <w:color w:val="000000"/>
-        </w:rPr>
         <w:t xml:space="preserve">ommon &amp; Intended User Interfacing Flow </w:t>
       </w:r>
     </w:p>
     <w:p>
       <w:pPr>
-        <w:pStyle w:val="Normal"/>
         <w:ind w:left="1440"/>
         <w:rPr>
           <w:color w:val="000000"/>
@@ -4487,716 +4310,363 @@
           <w:ilvl w:val="0"/>
           <w:numId w:val="0"/>
         </w:numPr>
-        <w:ind w:hanging="0" w:left="0"/>
-        <w:rPr>
-          <w:color w:val="000000"/>
-        </w:rPr>
-      </w:pPr>
-      <w:r>
-        <w:rPr>
-          <w:color w:val="000000"/>
-        </w:rPr>
-      </w:r>
-    </w:p>
-    <w:p>
-      <w:pPr>
-        <w:pStyle w:val="Normal"/>
-        <w:rPr>
-          <w:color w:val="000000"/>
-        </w:rPr>
-      </w:pPr>
-      <w:r>
-        <w:rPr>
-          <w:color w:val="000000"/>
-        </w:rPr>
-      </w:r>
-    </w:p>
-    <w:p>
-      <w:pPr>
-        <w:pStyle w:val="Normal"/>
-        <w:rPr>
-          <w:color w:val="000000"/>
-        </w:rPr>
-      </w:pPr>
-      <w:r>
-        <w:rPr>
-          <w:color w:val="000000"/>
-        </w:rPr>
-      </w:r>
-    </w:p>
-    <w:p>
-      <w:pPr>
-        <w:pStyle w:val="Normal"/>
-        <w:rPr>
-          <w:color w:val="000000"/>
-        </w:rPr>
-      </w:pPr>
-      <w:r>
-        <w:rPr>
-          <w:color w:val="000000"/>
-        </w:rPr>
-      </w:r>
+        <w:rPr>
+          <w:color w:val="000000"/>
+        </w:rPr>
+      </w:pPr>
+    </w:p>
+    <w:p>
+      <w:pPr>
+        <w:rPr>
+          <w:color w:val="000000"/>
+        </w:rPr>
+      </w:pPr>
+    </w:p>
+    <w:p>
+      <w:pPr>
+        <w:rPr>
+          <w:color w:val="000000"/>
+        </w:rPr>
+      </w:pPr>
+    </w:p>
+    <w:p>
+      <w:pPr>
+        <w:rPr>
+          <w:color w:val="000000"/>
+        </w:rPr>
+      </w:pPr>
     </w:p>
     <w:p>
       <w:pPr>
         <w:sectPr>
-          <w:headerReference w:type="even" r:id="rId9"/>
-          <w:headerReference w:type="default" r:id="rId10"/>
-          <w:headerReference w:type="first" r:id="rId11"/>
-          <w:footerReference w:type="even" r:id="rId12"/>
-          <w:footerReference w:type="default" r:id="rId13"/>
-          <w:footerReference w:type="first" r:id="rId14"/>
-          <w:type w:val="nextPage"/>
+          <w:headerReference w:type="even" r:id="rId14"/>
+          <w:headerReference w:type="default" r:id="rId15"/>
+          <w:footerReference w:type="even" r:id="rId16"/>
+          <w:footerReference w:type="default" r:id="rId17"/>
+          <w:headerReference w:type="first" r:id="rId18"/>
+          <w:footerReference w:type="first" r:id="rId19"/>
           <w:pgSz w:w="12240" w:h="15840"/>
-          <w:pgMar w:left="1800" w:right="1800" w:gutter="0" w:header="720" w:top="1440" w:footer="1080" w:bottom="1800"/>
+          <w:pgMar w:top="1440" w:right="1800" w:bottom="1800" w:left="1800" w:header="720" w:footer="1080" w:gutter="0"/>
           <w:pgNumType w:fmt="lowerRoman"/>
-          <w:formProt w:val="false"/>
+          <w:cols w:space="720"/>
+          <w:formProt w:val="0"/>
           <w:titlePg/>
-          <w:textDirection w:val="lrTb"/>
-          <w:docGrid w:type="default" w:linePitch="360" w:charSpace="0"/>
+          <w:docGrid w:linePitch="360"/>
         </w:sectPr>
       </w:pPr>
     </w:p>
     <w:p>
       <w:pPr>
-        <w:pStyle w:val="Normal"/>
-        <w:rPr>
-          <w:color w:val="000000"/>
-        </w:rPr>
-      </w:pPr>
-      <w:r>
-        <w:rPr>
-          <w:color w:val="000000"/>
-        </w:rPr>
-      </w:r>
+        <w:rPr>
+          <w:color w:val="000000"/>
+        </w:rPr>
+      </w:pPr>
     </w:p>
     <w:p>
       <w:pPr>
         <w:sectPr>
           <w:type w:val="continuous"/>
           <w:pgSz w:w="12240" w:h="15840"/>
-          <w:pgMar w:left="1800" w:right="1800" w:gutter="0" w:header="720" w:top="1440" w:footer="1080" w:bottom="1800"/>
-          <w:formProt w:val="false"/>
+          <w:pgMar w:top="1440" w:right="1800" w:bottom="1800" w:left="1800" w:header="720" w:footer="1080" w:gutter="0"/>
+          <w:cols w:space="720"/>
+          <w:formProt w:val="0"/>
           <w:titlePg/>
-          <w:textDirection w:val="lrTb"/>
-          <w:docGrid w:type="default" w:linePitch="360" w:charSpace="0"/>
+          <w:docGrid w:linePitch="360"/>
         </w:sectPr>
       </w:pPr>
     </w:p>
     <w:p>
       <w:pPr>
-        <w:pStyle w:val="Normal"/>
-        <w:rPr>
-          <w:color w:val="000000"/>
-        </w:rPr>
-      </w:pPr>
-      <w:r>
-        <w:rPr>
-          <w:color w:val="000000"/>
-        </w:rPr>
-      </w:r>
+        <w:rPr>
+          <w:color w:val="000000"/>
+        </w:rPr>
+      </w:pPr>
     </w:p>
     <w:sectPr>
       <w:type w:val="continuous"/>
       <w:pgSz w:w="12240" w:h="15840"/>
-      <w:pgMar w:left="1800" w:right="1800" w:gutter="0" w:header="720" w:top="1440" w:footer="1080" w:bottom="1800"/>
-      <w:formProt w:val="false"/>
+      <w:pgMar w:top="1440" w:right="1800" w:bottom="1800" w:left="1800" w:header="720" w:footer="1080" w:gutter="0"/>
+      <w:cols w:space="720"/>
+      <w:formProt w:val="0"/>
       <w:titlePg/>
-      <w:textDirection w:val="lrTb"/>
-      <w:docGrid w:type="default" w:linePitch="360" w:charSpace="0"/>
+      <w:docGrid w:linePitch="360"/>
     </w:sectPr>
   </w:body>
 </w:document>
 </file>
 
+<file path=word/endnotes.xml><?xml version="1.0" encoding="utf-8"?>
+<w:endnotes xmlns:wpc="http://schemas.microsoft.com/office/word/2010/wordprocessingCanvas" xmlns:cx="http://schemas.microsoft.com/office/drawing/2014/chartex" xmlns:cx1="http://schemas.microsoft.com/office/drawing/2015/9/8/chartex" xmlns:cx2="http://schemas.microsoft.com/office/drawing/2015/10/21/chartex" xmlns:cx3="http://schemas.microsoft.com/office/drawing/2016/5/9/chartex" xmlns:cx4="http://schemas.microsoft.com/office/drawing/2016/5/10/chartex" xmlns:cx5="http://schemas.microsoft.com/office/drawing/2016/5/11/chartex" xmlns:cx6="http://schemas.microsoft.com/office/drawing/2016/5/12/chartex" xmlns:cx7="http://schemas.microsoft.com/office/drawing/2016/5/13/chartex" xmlns:cx8="http://schemas.microsoft.com/office/drawing/2016/5/14/chartex" xmlns:mc="http://schemas.openxmlformats.org/markup-compatibility/2006" xmlns:aink="http://schemas.microsoft.com/office/drawing/2016/ink" xmlns:am3d="http://schemas.microsoft.com/office/drawing/2017/model3d" xmlns:o="urn:schemas-microsoft-com:office:office" xmlns:oel="http://schemas.microsoft.com/office/2019/extlst" xmlns:r="http://schemas.openxmlformats.org/officeDocument/2006/relationships" xmlns:m="http://schemas.openxmlformats.org/officeDocument/2006/math" xmlns:v="urn:schemas-microsoft-com:vml" xmlns:wp14="http://schemas.microsoft.com/office/word/2010/wordprocessingDrawing" xmlns:wp="http://schemas.openxmlformats.org/drawingml/2006/wordprocessingDrawing" xmlns:w10="urn:schemas-microsoft-com:office:word" xmlns:w="http://schemas.openxmlformats.org/wordprocessingml/2006/main" xmlns:w14="http://schemas.microsoft.com/office/word/2010/wordml" xmlns:w15="http://schemas.microsoft.com/office/word/2012/wordml" xmlns:w16cex="http://schemas.microsoft.com/office/word/2018/wordml/cex" xmlns:w16cid="http://schemas.microsoft.com/office/word/2016/wordml/cid" xmlns:w16="http://schemas.microsoft.com/office/word/2018/wordml" xmlns:w16du="http://schemas.microsoft.com/office/word/2023/wordml/word16du" xmlns:w16sdtdh="http://schemas.microsoft.com/office/word/2020/wordml/sdtdatahash" xmlns:w16sdtfl="http://schemas.microsoft.com/office/word/2024/wordml/sdtformatlock" xmlns:w16se="http://schemas.microsoft.com/office/word/2015/wordml/symex" xmlns:wpg="http://schemas.microsoft.com/office/word/2010/wordprocessingGroup" xmlns:wpi="http://schemas.microsoft.com/office/word/2010/wordprocessingInk" xmlns:wne="http://schemas.microsoft.com/office/word/2006/wordml" xmlns:wps="http://schemas.microsoft.com/office/word/2010/wordprocessingShape" mc:Ignorable="w14 w15 w16se w16cid w16 w16cex w16sdtdh w16sdtfl w16du wp14">
+  <w:endnote w:type="separator" w:id="-1">
+    <w:p>
+      <w:r>
+        <w:separator/>
+      </w:r>
+    </w:p>
+  </w:endnote>
+  <w:endnote w:type="continuationSeparator" w:id="0">
+    <w:p>
+      <w:r>
+        <w:continuationSeparator/>
+      </w:r>
+    </w:p>
+  </w:endnote>
+</w:endnotes>
+</file>
+
 <file path=word/footer1.xml><?xml version="1.0" encoding="utf-8"?>
-<w:ftr xmlns:o="urn:schemas-microsoft-com:office:office" xmlns:r="http://schemas.openxmlformats.org/officeDocument/2006/relationships" xmlns:v="urn:schemas-microsoft-com:vml" xmlns:w="http://schemas.openxmlformats.org/wordprocessingml/2006/main" xmlns:w10="urn:schemas-microsoft-com:office:word" xmlns:wp="http://schemas.openxmlformats.org/drawingml/2006/wordprocessingDrawing" xmlns:pic="http://schemas.openxmlformats.org/drawingml/2006/picture" xmlns:wps="http://schemas.microsoft.com/office/word/2010/wordprocessingShape" xmlns:wpg="http://schemas.microsoft.com/office/word/2010/wordprocessingGroup" xmlns:mc="http://schemas.openxmlformats.org/markup-compatibility/2006" xmlns:wp14="http://schemas.microsoft.com/office/word/2010/wordprocessingDrawing" xmlns:w14="http://schemas.microsoft.com/office/word/2010/wordml" xmlns:w15="http://schemas.microsoft.com/office/word/2012/wordml" mc:Ignorable="w14 wp14 w15">
+<w:ftr xmlns:wpc="http://schemas.microsoft.com/office/word/2010/wordprocessingCanvas" xmlns:cx="http://schemas.microsoft.com/office/drawing/2014/chartex" xmlns:cx1="http://schemas.microsoft.com/office/drawing/2015/9/8/chartex" xmlns:cx2="http://schemas.microsoft.com/office/drawing/2015/10/21/chartex" xmlns:cx3="http://schemas.microsoft.com/office/drawing/2016/5/9/chartex" xmlns:cx4="http://schemas.microsoft.com/office/drawing/2016/5/10/chartex" xmlns:cx5="http://schemas.microsoft.com/office/drawing/2016/5/11/chartex" xmlns:cx6="http://schemas.microsoft.com/office/drawing/2016/5/12/chartex" xmlns:cx7="http://schemas.microsoft.com/office/drawing/2016/5/13/chartex" xmlns:cx8="http://schemas.microsoft.com/office/drawing/2016/5/14/chartex" xmlns:mc="http://schemas.openxmlformats.org/markup-compatibility/2006" xmlns:aink="http://schemas.microsoft.com/office/drawing/2016/ink" xmlns:am3d="http://schemas.microsoft.com/office/drawing/2017/model3d" xmlns:o="urn:schemas-microsoft-com:office:office" xmlns:oel="http://schemas.microsoft.com/office/2019/extlst" xmlns:r="http://schemas.openxmlformats.org/officeDocument/2006/relationships" xmlns:m="http://schemas.openxmlformats.org/officeDocument/2006/math" xmlns:v="urn:schemas-microsoft-com:vml" xmlns:wp14="http://schemas.microsoft.com/office/word/2010/wordprocessingDrawing" xmlns:wp="http://schemas.openxmlformats.org/drawingml/2006/wordprocessingDrawing" xmlns:w10="urn:schemas-microsoft-com:office:word" xmlns:w="http://schemas.openxmlformats.org/wordprocessingml/2006/main" xmlns:w14="http://schemas.microsoft.com/office/word/2010/wordml" xmlns:w15="http://schemas.microsoft.com/office/word/2012/wordml" xmlns:w16cex="http://schemas.microsoft.com/office/word/2018/wordml/cex" xmlns:w16cid="http://schemas.microsoft.com/office/word/2016/wordml/cid" xmlns:w16="http://schemas.microsoft.com/office/word/2018/wordml" xmlns:w16du="http://schemas.microsoft.com/office/word/2023/wordml/word16du" xmlns:w16sdtdh="http://schemas.microsoft.com/office/word/2020/wordml/sdtdatahash" xmlns:w16sdtfl="http://schemas.microsoft.com/office/word/2024/wordml/sdtformatlock" xmlns:w16se="http://schemas.microsoft.com/office/word/2015/wordml/symex" xmlns:wpg="http://schemas.microsoft.com/office/word/2010/wordprocessingGroup" xmlns:wpi="http://schemas.microsoft.com/office/word/2010/wordprocessingInk" xmlns:wne="http://schemas.microsoft.com/office/word/2006/wordml" xmlns:wps="http://schemas.microsoft.com/office/word/2010/wordprocessingShape" mc:Ignorable="w14 w15 w16se w16cid w16 w16cex w16sdtdh w16sdtfl w16du wp14">
   <w:p>
     <w:pPr>
       <w:pStyle w:val="Footer"/>
-      <w:rPr/>
     </w:pPr>
-    <w:r>
-      <w:rPr/>
-    </w:r>
   </w:p>
 </w:ftr>
 </file>
 
 <file path=word/footer2.xml><?xml version="1.0" encoding="utf-8"?>
-<w:ftr xmlns:o="urn:schemas-microsoft-com:office:office" xmlns:r="http://schemas.openxmlformats.org/officeDocument/2006/relationships" xmlns:v="urn:schemas-microsoft-com:vml" xmlns:w="http://schemas.openxmlformats.org/wordprocessingml/2006/main" xmlns:w10="urn:schemas-microsoft-com:office:word" xmlns:wp="http://schemas.openxmlformats.org/drawingml/2006/wordprocessingDrawing" xmlns:pic="http://schemas.openxmlformats.org/drawingml/2006/picture" xmlns:wps="http://schemas.microsoft.com/office/word/2010/wordprocessingShape" xmlns:wpg="http://schemas.microsoft.com/office/word/2010/wordprocessingGroup" xmlns:mc="http://schemas.openxmlformats.org/markup-compatibility/2006" xmlns:wp14="http://schemas.microsoft.com/office/word/2010/wordprocessingDrawing" xmlns:w14="http://schemas.microsoft.com/office/word/2010/wordml" xmlns:w15="http://schemas.microsoft.com/office/word/2012/wordml" mc:Ignorable="w14 wp14 w15">
+<w:ftr xmlns:wpc="http://schemas.microsoft.com/office/word/2010/wordprocessingCanvas" xmlns:cx="http://schemas.microsoft.com/office/drawing/2014/chartex" xmlns:cx1="http://schemas.microsoft.com/office/drawing/2015/9/8/chartex" xmlns:cx2="http://schemas.microsoft.com/office/drawing/2015/10/21/chartex" xmlns:cx3="http://schemas.microsoft.com/office/drawing/2016/5/9/chartex" xmlns:cx4="http://schemas.microsoft.com/office/drawing/2016/5/10/chartex" xmlns:cx5="http://schemas.microsoft.com/office/drawing/2016/5/11/chartex" xmlns:cx6="http://schemas.microsoft.com/office/drawing/2016/5/12/chartex" xmlns:cx7="http://schemas.microsoft.com/office/drawing/2016/5/13/chartex" xmlns:cx8="http://schemas.microsoft.com/office/drawing/2016/5/14/chartex" xmlns:mc="http://schemas.openxmlformats.org/markup-compatibility/2006" xmlns:aink="http://schemas.microsoft.com/office/drawing/2016/ink" xmlns:am3d="http://schemas.microsoft.com/office/drawing/2017/model3d" xmlns:o="urn:schemas-microsoft-com:office:office" xmlns:oel="http://schemas.microsoft.com/office/2019/extlst" xmlns:r="http://schemas.openxmlformats.org/officeDocument/2006/relationships" xmlns:m="http://schemas.openxmlformats.org/officeDocument/2006/math" xmlns:v="urn:schemas-microsoft-com:vml" xmlns:wp14="http://schemas.microsoft.com/office/word/2010/wordprocessingDrawing" xmlns:wp="http://schemas.openxmlformats.org/drawingml/2006/wordprocessingDrawing" xmlns:w10="urn:schemas-microsoft-com:office:word" xmlns:w="http://schemas.openxmlformats.org/wordprocessingml/2006/main" xmlns:w14="http://schemas.microsoft.com/office/word/2010/wordml" xmlns:w15="http://schemas.microsoft.com/office/word/2012/wordml" xmlns:w16cex="http://schemas.microsoft.com/office/word/2018/wordml/cex" xmlns:w16cid="http://schemas.microsoft.com/office/word/2016/wordml/cid" xmlns:w16="http://schemas.microsoft.com/office/word/2018/wordml" xmlns:w16du="http://schemas.microsoft.com/office/word/2023/wordml/word16du" xmlns:w16sdtdh="http://schemas.microsoft.com/office/word/2020/wordml/sdtdatahash" xmlns:w16sdtfl="http://schemas.microsoft.com/office/word/2024/wordml/sdtformatlock" xmlns:w16se="http://schemas.microsoft.com/office/word/2015/wordml/symex" xmlns:wpg="http://schemas.microsoft.com/office/word/2010/wordprocessingGroup" xmlns:wpi="http://schemas.microsoft.com/office/word/2010/wordprocessingInk" xmlns:wne="http://schemas.microsoft.com/office/word/2006/wordml" xmlns:wps="http://schemas.microsoft.com/office/word/2010/wordprocessingShape" mc:Ignorable="w14 w15 w16se w16cid w16 w16cex w16sdtdh w16sdtfl w16du wp14">
   <w:p>
     <w:pPr>
       <w:pStyle w:val="Footer"/>
-      <w:rPr/>
     </w:pPr>
     <w:r>
-      <w:rPr/>
-      <mc:AlternateContent>
-        <mc:Choice Requires="wps">
-          <w:drawing>
-            <wp:anchor distT="0" distB="0" distL="0" distR="0" simplePos="0" relativeHeight="2" behindDoc="1" locked="0" layoutInCell="0" allowOverlap="1">
-              <wp:simplePos x="0" y="0"/>
-              <wp:positionH relativeFrom="margin">
-                <wp:align>center</wp:align>
-              </wp:positionH>
-              <wp:positionV relativeFrom="paragraph">
-                <wp:posOffset>635</wp:posOffset>
-              </wp:positionV>
-              <wp:extent cx="59055" cy="118745"/>
-              <wp:effectExtent l="0" t="0" r="0" b="0"/>
-              <wp:wrapSquare wrapText="bothSides"/>
-              <wp:docPr id="1" name="Frame1"/>
-              <a:graphic xmlns:a="http://schemas.openxmlformats.org/drawingml/2006/main">
-                <a:graphicData uri="http://schemas.microsoft.com/office/word/2010/wordprocessingShape">
-                  <wps:wsp>
-                    <wps:cNvSpPr/>
-                    <wps:spPr>
-                      <a:xfrm>
-                        <a:off x="0" y="0"/>
-                        <a:ext cx="59040" cy="118800"/>
-                      </a:xfrm>
-                      <a:prstGeom prst="rect">
-                        <a:avLst/>
-                      </a:prstGeom>
-                      <a:noFill/>
-                      <a:ln w="0">
-                        <a:noFill/>
-                      </a:ln>
-                    </wps:spPr>
-                    <wps:style>
-                      <a:lnRef idx="0"/>
-                      <a:fillRef idx="0"/>
-                      <a:effectRef idx="0"/>
-                      <a:fontRef idx="minor"/>
-                    </wps:style>
-                    <wps:txbx>
-                      <w:txbxContent>
-                        <w:p>
-                          <w:pPr>
-                            <w:pStyle w:val="Footer"/>
-                            <w:rPr/>
-                          </w:pPr>
-                          <w:r>
-                            <w:rPr>
-                              <w:rStyle w:val="PageNumber"/>
-                              <w:color w:val="000000"/>
-                            </w:rPr>
-                            <w:fldChar w:fldCharType="begin"/>
-                          </w:r>
-                          <w:r>
-                            <w:rPr>
-                              <w:rStyle w:val="PageNumber"/>
-                              <w:color w:val="000000"/>
-                            </w:rPr>
-                            <w:instrText xml:space="preserve"> PAGE </w:instrText>
-                          </w:r>
-                          <w:r>
-                            <w:rPr>
-                              <w:rStyle w:val="PageNumber"/>
-                              <w:color w:val="000000"/>
-                            </w:rPr>
-                            <w:fldChar w:fldCharType="separate"/>
-                          </w:r>
-                          <w:r>
-                            <w:rPr>
-                              <w:rStyle w:val="PageNumber"/>
-                              <w:color w:val="000000"/>
-                            </w:rPr>
-                            <w:t>ii</w:t>
-                          </w:r>
-                          <w:r>
-                            <w:rPr>
-                              <w:rStyle w:val="PageNumber"/>
-                              <w:color w:val="000000"/>
-                            </w:rPr>
-                            <w:fldChar w:fldCharType="end"/>
-                          </w:r>
-                        </w:p>
-                      </w:txbxContent>
-                    </wps:txbx>
-                    <wps:bodyPr lIns="0" rIns="0" tIns="0" bIns="0" anchor="t">
-                      <a:noAutofit/>
-                    </wps:bodyPr>
-                  </wps:wsp>
-                </a:graphicData>
-              </a:graphic>
-            </wp:anchor>
-          </w:drawing>
-        </mc:Choice>
-        <mc:Fallback>
-          <w:pict>
-            <v:rect id="shape_0" stroked="f" o:allowincell="f" style="position:absolute;margin-left:213.65pt;margin-top:0.05pt;width:4.6pt;height:9.3pt;mso-wrap-style:square;v-text-anchor:top;mso-position-horizontal:center;mso-position-horizontal-relative:margin">
-              <v:fill o:detectmouseclick="t" on="false"/>
-              <v:stroke color="#3465a4" joinstyle="round" endcap="flat"/>
-              <v:textbox>
-                <w:txbxContent>
-                  <w:p>
-                    <w:pPr>
-                      <w:pStyle w:val="Footer"/>
-                      <w:rPr/>
-                    </w:pPr>
-                    <w:r>
-                      <w:rPr>
-                        <w:rStyle w:val="PageNumber"/>
-                        <w:color w:val="000000"/>
-                      </w:rPr>
-                      <w:fldChar w:fldCharType="begin"/>
-                    </w:r>
-                    <w:r>
-                      <w:rPr>
-                        <w:rStyle w:val="PageNumber"/>
-                        <w:color w:val="000000"/>
-                      </w:rPr>
-                      <w:instrText xml:space="preserve"> PAGE </w:instrText>
-                    </w:r>
-                    <w:r>
-                      <w:rPr>
-                        <w:rStyle w:val="PageNumber"/>
-                        <w:color w:val="000000"/>
-                      </w:rPr>
-                      <w:fldChar w:fldCharType="separate"/>
-                    </w:r>
-                    <w:r>
-                      <w:rPr>
-                        <w:rStyle w:val="PageNumber"/>
-                        <w:color w:val="000000"/>
-                      </w:rPr>
-                      <w:t>ii</w:t>
-                    </w:r>
-                    <w:r>
-                      <w:rPr>
-                        <w:rStyle w:val="PageNumber"/>
-                        <w:color w:val="000000"/>
-                      </w:rPr>
-                      <w:fldChar w:fldCharType="end"/>
-                    </w:r>
-                  </w:p>
-                </w:txbxContent>
-              </v:textbox>
-              <w10:wrap type="square"/>
-            </v:rect>
-          </w:pict>
-        </mc:Fallback>
-      </mc:AlternateContent>
+      <w:rPr>
+        <w:noProof/>
+      </w:rPr>
+      <w:pict w14:anchorId="03F886A6">
+        <v:rect id="Frame1" o:spid="_x0000_s1027" style="position:absolute;margin-left:0;margin-top:.05pt;width:4.65pt;height:9.35pt;z-index:-251659776;visibility:visible;mso-wrap-style:square;mso-wrap-distance-left:0;mso-wrap-distance-top:0;mso-wrap-distance-right:0;mso-wrap-distance-bottom:0;mso-position-horizontal:center;mso-position-horizontal-relative:margin;mso-position-vertical:absolute;mso-position-vertical-relative:text;v-text-anchor:top" o:gfxdata="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" o:allowincell="f" filled="f" stroked="f" strokeweight="0">
+          <v:textbox inset="0,0,0,0">
+            <w:txbxContent>
+              <w:p>
+                <w:pPr>
+                  <w:pStyle w:val="Footer"/>
+                </w:pPr>
+                <w:r>
+                  <w:rPr>
+                    <w:rStyle w:val="PageNumber"/>
+                    <w:color w:val="000000"/>
+                  </w:rPr>
+                  <w:fldChar w:fldCharType="begin"/>
+                </w:r>
+                <w:r>
+                  <w:rPr>
+                    <w:rStyle w:val="PageNumber"/>
+                    <w:color w:val="000000"/>
+                  </w:rPr>
+                  <w:instrText xml:space="preserve"> PAGE </w:instrText>
+                </w:r>
+                <w:r>
+                  <w:rPr>
+                    <w:rStyle w:val="PageNumber"/>
+                    <w:color w:val="000000"/>
+                  </w:rPr>
+                  <w:fldChar w:fldCharType="separate"/>
+                </w:r>
+                <w:r>
+                  <w:rPr>
+                    <w:rStyle w:val="PageNumber"/>
+                    <w:color w:val="000000"/>
+                  </w:rPr>
+                  <w:t>ii</w:t>
+                </w:r>
+                <w:r>
+                  <w:rPr>
+                    <w:rStyle w:val="PageNumber"/>
+                    <w:color w:val="000000"/>
+                  </w:rPr>
+                  <w:fldChar w:fldCharType="end"/>
+                </w:r>
+              </w:p>
+            </w:txbxContent>
+          </v:textbox>
+          <w10:wrap type="square" anchorx="margin"/>
+        </v:rect>
+      </w:pict>
     </w:r>
   </w:p>
 </w:ftr>
 </file>
 
 <file path=word/footer3.xml><?xml version="1.0" encoding="utf-8"?>
-<w:ftr xmlns:o="urn:schemas-microsoft-com:office:office" xmlns:r="http://schemas.openxmlformats.org/officeDocument/2006/relationships" xmlns:v="urn:schemas-microsoft-com:vml" xmlns:w="http://schemas.openxmlformats.org/wordprocessingml/2006/main" xmlns:w10="urn:schemas-microsoft-com:office:word" xmlns:wp="http://schemas.openxmlformats.org/drawingml/2006/wordprocessingDrawing" xmlns:pic="http://schemas.openxmlformats.org/drawingml/2006/picture" xmlns:wps="http://schemas.microsoft.com/office/word/2010/wordprocessingShape" xmlns:wpg="http://schemas.microsoft.com/office/word/2010/wordprocessingGroup" xmlns:mc="http://schemas.openxmlformats.org/markup-compatibility/2006" xmlns:wp14="http://schemas.microsoft.com/office/word/2010/wordprocessingDrawing" xmlns:w14="http://schemas.microsoft.com/office/word/2010/wordml" xmlns:w15="http://schemas.microsoft.com/office/word/2012/wordml" mc:Ignorable="w14 wp14 w15">
+<w:ftr xmlns:wpc="http://schemas.microsoft.com/office/word/2010/wordprocessingCanvas" xmlns:cx="http://schemas.microsoft.com/office/drawing/2014/chartex" xmlns:cx1="http://schemas.microsoft.com/office/drawing/2015/9/8/chartex" xmlns:cx2="http://schemas.microsoft.com/office/drawing/2015/10/21/chartex" xmlns:cx3="http://schemas.microsoft.com/office/drawing/2016/5/9/chartex" xmlns:cx4="http://schemas.microsoft.com/office/drawing/2016/5/10/chartex" xmlns:cx5="http://schemas.microsoft.com/office/drawing/2016/5/11/chartex" xmlns:cx6="http://schemas.microsoft.com/office/drawing/2016/5/12/chartex" xmlns:cx7="http://schemas.microsoft.com/office/drawing/2016/5/13/chartex" xmlns:cx8="http://schemas.microsoft.com/office/drawing/2016/5/14/chartex" xmlns:mc="http://schemas.openxmlformats.org/markup-compatibility/2006" xmlns:aink="http://schemas.microsoft.com/office/drawing/2016/ink" xmlns:am3d="http://schemas.microsoft.com/office/drawing/2017/model3d" xmlns:o="urn:schemas-microsoft-com:office:office" xmlns:oel="http://schemas.microsoft.com/office/2019/extlst" xmlns:r="http://schemas.openxmlformats.org/officeDocument/2006/relationships" xmlns:m="http://schemas.openxmlformats.org/officeDocument/2006/math" xmlns:v="urn:schemas-microsoft-com:vml" xmlns:wp14="http://schemas.microsoft.com/office/word/2010/wordprocessingDrawing" xmlns:wp="http://schemas.openxmlformats.org/drawingml/2006/wordprocessingDrawing" xmlns:w10="urn:schemas-microsoft-com:office:word" xmlns:w="http://schemas.openxmlformats.org/wordprocessingml/2006/main" xmlns:w14="http://schemas.microsoft.com/office/word/2010/wordml" xmlns:w15="http://schemas.microsoft.com/office/word/2012/wordml" xmlns:w16cex="http://schemas.microsoft.com/office/word/2018/wordml/cex" xmlns:w16cid="http://schemas.microsoft.com/office/word/2016/wordml/cid" xmlns:w16="http://schemas.microsoft.com/office/word/2018/wordml" xmlns:w16du="http://schemas.microsoft.com/office/word/2023/wordml/word16du" xmlns:w16sdtdh="http://schemas.microsoft.com/office/word/2020/wordml/sdtdatahash" xmlns:w16sdtfl="http://schemas.microsoft.com/office/word/2024/wordml/sdtformatlock" xmlns:w16se="http://schemas.microsoft.com/office/word/2015/wordml/symex" xmlns:wpg="http://schemas.microsoft.com/office/word/2010/wordprocessingGroup" xmlns:wpi="http://schemas.microsoft.com/office/word/2010/wordprocessingInk" xmlns:wne="http://schemas.microsoft.com/office/word/2006/wordml" xmlns:wps="http://schemas.microsoft.com/office/word/2010/wordprocessingShape" mc:Ignorable="w14 w15 w16se w16cid w16 w16cex w16sdtdh w16sdtfl w16du wp14">
   <w:p>
     <w:pPr>
       <w:pStyle w:val="Footer"/>
-      <w:rPr/>
     </w:pPr>
     <w:r>
-      <w:rPr/>
-      <mc:AlternateContent>
-        <mc:Choice Requires="wps">
-          <w:drawing>
-            <wp:anchor distT="0" distB="0" distL="0" distR="0" simplePos="0" relativeHeight="2" behindDoc="1" locked="0" layoutInCell="0" allowOverlap="1">
-              <wp:simplePos x="0" y="0"/>
-              <wp:positionH relativeFrom="margin">
-                <wp:align>center</wp:align>
-              </wp:positionH>
-              <wp:positionV relativeFrom="paragraph">
-                <wp:posOffset>635</wp:posOffset>
-              </wp:positionV>
-              <wp:extent cx="59055" cy="118745"/>
-              <wp:effectExtent l="0" t="0" r="0" b="0"/>
-              <wp:wrapSquare wrapText="bothSides"/>
-              <wp:docPr id="2" name="Frame1"/>
-              <a:graphic xmlns:a="http://schemas.openxmlformats.org/drawingml/2006/main">
-                <a:graphicData uri="http://schemas.microsoft.com/office/word/2010/wordprocessingShape">
-                  <wps:wsp>
-                    <wps:cNvSpPr/>
-                    <wps:spPr>
-                      <a:xfrm>
-                        <a:off x="0" y="0"/>
-                        <a:ext cx="59040" cy="118800"/>
-                      </a:xfrm>
-                      <a:prstGeom prst="rect">
-                        <a:avLst/>
-                      </a:prstGeom>
-                      <a:noFill/>
-                      <a:ln w="0">
-                        <a:noFill/>
-                      </a:ln>
-                    </wps:spPr>
-                    <wps:style>
-                      <a:lnRef idx="0"/>
-                      <a:fillRef idx="0"/>
-                      <a:effectRef idx="0"/>
-                      <a:fontRef idx="minor"/>
-                    </wps:style>
-                    <wps:txbx>
-                      <w:txbxContent>
-                        <w:p>
-                          <w:pPr>
-                            <w:pStyle w:val="Footer"/>
-                            <w:rPr/>
-                          </w:pPr>
-                          <w:r>
-                            <w:rPr>
-                              <w:rStyle w:val="PageNumber"/>
-                              <w:color w:val="000000"/>
-                            </w:rPr>
-                            <w:fldChar w:fldCharType="begin"/>
-                          </w:r>
-                          <w:r>
-                            <w:rPr>
-                              <w:rStyle w:val="PageNumber"/>
-                              <w:color w:val="000000"/>
-                            </w:rPr>
-                            <w:instrText xml:space="preserve"> PAGE </w:instrText>
-                          </w:r>
-                          <w:r>
-                            <w:rPr>
-                              <w:rStyle w:val="PageNumber"/>
-                              <w:color w:val="000000"/>
-                            </w:rPr>
-                            <w:fldChar w:fldCharType="separate"/>
-                          </w:r>
-                          <w:r>
-                            <w:rPr>
-                              <w:rStyle w:val="PageNumber"/>
-                              <w:color w:val="000000"/>
-                            </w:rPr>
-                            <w:t>ii</w:t>
-                          </w:r>
-                          <w:r>
-                            <w:rPr>
-                              <w:rStyle w:val="PageNumber"/>
-                              <w:color w:val="000000"/>
-                            </w:rPr>
-                            <w:fldChar w:fldCharType="end"/>
-                          </w:r>
-                        </w:p>
-                      </w:txbxContent>
-                    </wps:txbx>
-                    <wps:bodyPr lIns="0" rIns="0" tIns="0" bIns="0" anchor="t">
-                      <a:noAutofit/>
-                    </wps:bodyPr>
-                  </wps:wsp>
-                </a:graphicData>
-              </a:graphic>
-            </wp:anchor>
-          </w:drawing>
-        </mc:Choice>
-        <mc:Fallback>
-          <w:pict>
-            <v:rect id="shape_0" stroked="f" o:allowincell="f" style="position:absolute;margin-left:213.65pt;margin-top:0.05pt;width:4.6pt;height:9.3pt;mso-wrap-style:square;v-text-anchor:top;mso-position-horizontal:center;mso-position-horizontal-relative:margin">
-              <v:fill o:detectmouseclick="t" on="false"/>
-              <v:stroke color="#3465a4" joinstyle="round" endcap="flat"/>
-              <v:textbox>
-                <w:txbxContent>
-                  <w:p>
-                    <w:pPr>
-                      <w:pStyle w:val="Footer"/>
-                      <w:rPr/>
-                    </w:pPr>
-                    <w:r>
-                      <w:rPr>
-                        <w:rStyle w:val="PageNumber"/>
-                        <w:color w:val="000000"/>
-                      </w:rPr>
-                      <w:fldChar w:fldCharType="begin"/>
-                    </w:r>
-                    <w:r>
-                      <w:rPr>
-                        <w:rStyle w:val="PageNumber"/>
-                        <w:color w:val="000000"/>
-                      </w:rPr>
-                      <w:instrText xml:space="preserve"> PAGE </w:instrText>
-                    </w:r>
-                    <w:r>
-                      <w:rPr>
-                        <w:rStyle w:val="PageNumber"/>
-                        <w:color w:val="000000"/>
-                      </w:rPr>
-                      <w:fldChar w:fldCharType="separate"/>
-                    </w:r>
-                    <w:r>
-                      <w:rPr>
-                        <w:rStyle w:val="PageNumber"/>
-                        <w:color w:val="000000"/>
-                      </w:rPr>
-                      <w:t>ii</w:t>
-                    </w:r>
-                    <w:r>
-                      <w:rPr>
-                        <w:rStyle w:val="PageNumber"/>
-                        <w:color w:val="000000"/>
-                      </w:rPr>
-                      <w:fldChar w:fldCharType="end"/>
-                    </w:r>
-                  </w:p>
-                </w:txbxContent>
-              </v:textbox>
-              <w10:wrap type="square"/>
-            </v:rect>
-          </w:pict>
-        </mc:Fallback>
-      </mc:AlternateContent>
+      <w:rPr>
+        <w:noProof/>
+      </w:rPr>
+      <w:pict w14:anchorId="68C73630">
+        <v:rect id="_x0000_s1026" style="position:absolute;margin-left:0;margin-top:.05pt;width:4.65pt;height:9.35pt;z-index:-251658752;visibility:visible;mso-wrap-style:square;mso-wrap-distance-left:0;mso-wrap-distance-top:0;mso-wrap-distance-right:0;mso-wrap-distance-bottom:0;mso-position-horizontal:center;mso-position-horizontal-relative:margin;mso-position-vertical:absolute;mso-position-vertical-relative:text;v-text-anchor:top" o:gfxdata="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" o:allowincell="f" filled="f" stroked="f" strokeweight="0">
+          <v:textbox inset="0,0,0,0">
+            <w:txbxContent>
+              <w:p>
+                <w:pPr>
+                  <w:pStyle w:val="Footer"/>
+                </w:pPr>
+                <w:r>
+                  <w:rPr>
+                    <w:rStyle w:val="PageNumber"/>
+                    <w:color w:val="000000"/>
+                  </w:rPr>
+                  <w:fldChar w:fldCharType="begin"/>
+                </w:r>
+                <w:r>
+                  <w:rPr>
+                    <w:rStyle w:val="PageNumber"/>
+                    <w:color w:val="000000"/>
+                  </w:rPr>
+                  <w:instrText xml:space="preserve"> PAGE </w:instrText>
+                </w:r>
+                <w:r>
+                  <w:rPr>
+                    <w:rStyle w:val="PageNumber"/>
+                    <w:color w:val="000000"/>
+                  </w:rPr>
+                  <w:fldChar w:fldCharType="separate"/>
+                </w:r>
+                <w:r>
+                  <w:rPr>
+                    <w:rStyle w:val="PageNumber"/>
+                    <w:color w:val="000000"/>
+                  </w:rPr>
+                  <w:t>ii</w:t>
+                </w:r>
+                <w:r>
+                  <w:rPr>
+                    <w:rStyle w:val="PageNumber"/>
+                    <w:color w:val="000000"/>
+                  </w:rPr>
+                  <w:fldChar w:fldCharType="end"/>
+                </w:r>
+              </w:p>
+            </w:txbxContent>
+          </v:textbox>
+          <w10:wrap type="square" anchorx="margin"/>
+        </v:rect>
+      </w:pict>
     </w:r>
   </w:p>
 </w:ftr>
 </file>
 
 <file path=word/footer4.xml><?xml version="1.0" encoding="utf-8"?>
-<w:ftr xmlns:o="urn:schemas-microsoft-com:office:office" xmlns:r="http://schemas.openxmlformats.org/officeDocument/2006/relationships" xmlns:v="urn:schemas-microsoft-com:vml" xmlns:w="http://schemas.openxmlformats.org/wordprocessingml/2006/main" xmlns:w10="urn:schemas-microsoft-com:office:word" xmlns:wp="http://schemas.openxmlformats.org/drawingml/2006/wordprocessingDrawing" xmlns:pic="http://schemas.openxmlformats.org/drawingml/2006/picture" xmlns:wps="http://schemas.microsoft.com/office/word/2010/wordprocessingShape" xmlns:wpg="http://schemas.microsoft.com/office/word/2010/wordprocessingGroup" xmlns:mc="http://schemas.openxmlformats.org/markup-compatibility/2006" xmlns:wp14="http://schemas.microsoft.com/office/word/2010/wordprocessingDrawing" xmlns:w14="http://schemas.microsoft.com/office/word/2010/wordml" xmlns:w15="http://schemas.microsoft.com/office/word/2012/wordml" mc:Ignorable="w14 wp14 w15">
+<w:ftr xmlns:wpc="http://schemas.microsoft.com/office/word/2010/wordprocessingCanvas" xmlns:cx="http://schemas.microsoft.com/office/drawing/2014/chartex" xmlns:cx1="http://schemas.microsoft.com/office/drawing/2015/9/8/chartex" xmlns:cx2="http://schemas.microsoft.com/office/drawing/2015/10/21/chartex" xmlns:cx3="http://schemas.microsoft.com/office/drawing/2016/5/9/chartex" xmlns:cx4="http://schemas.microsoft.com/office/drawing/2016/5/10/chartex" xmlns:cx5="http://schemas.microsoft.com/office/drawing/2016/5/11/chartex" xmlns:cx6="http://schemas.microsoft.com/office/drawing/2016/5/12/chartex" xmlns:cx7="http://schemas.microsoft.com/office/drawing/2016/5/13/chartex" xmlns:cx8="http://schemas.microsoft.com/office/drawing/2016/5/14/chartex" xmlns:mc="http://schemas.openxmlformats.org/markup-compatibility/2006" xmlns:aink="http://schemas.microsoft.com/office/drawing/2016/ink" xmlns:am3d="http://schemas.microsoft.com/office/drawing/2017/model3d" xmlns:o="urn:schemas-microsoft-com:office:office" xmlns:oel="http://schemas.microsoft.com/office/2019/extlst" xmlns:r="http://schemas.openxmlformats.org/officeDocument/2006/relationships" xmlns:m="http://schemas.openxmlformats.org/officeDocument/2006/math" xmlns:v="urn:schemas-microsoft-com:vml" xmlns:wp14="http://schemas.microsoft.com/office/word/2010/wordprocessingDrawing" xmlns:wp="http://schemas.openxmlformats.org/drawingml/2006/wordprocessingDrawing" xmlns:w10="urn:schemas-microsoft-com:office:word" xmlns:w="http://schemas.openxmlformats.org/wordprocessingml/2006/main" xmlns:w14="http://schemas.microsoft.com/office/word/2010/wordml" xmlns:w15="http://schemas.microsoft.com/office/word/2012/wordml" xmlns:w16cex="http://schemas.microsoft.com/office/word/2018/wordml/cex" xmlns:w16cid="http://schemas.microsoft.com/office/word/2016/wordml/cid" xmlns:w16="http://schemas.microsoft.com/office/word/2018/wordml" xmlns:w16du="http://schemas.microsoft.com/office/word/2023/wordml/word16du" xmlns:w16sdtdh="http://schemas.microsoft.com/office/word/2020/wordml/sdtdatahash" xmlns:w16sdtfl="http://schemas.microsoft.com/office/word/2024/wordml/sdtformatlock" xmlns:w16se="http://schemas.microsoft.com/office/word/2015/wordml/symex" xmlns:wpg="http://schemas.microsoft.com/office/word/2010/wordprocessingGroup" xmlns:wpi="http://schemas.microsoft.com/office/word/2010/wordprocessingInk" xmlns:wne="http://schemas.microsoft.com/office/word/2006/wordml" xmlns:wps="http://schemas.microsoft.com/office/word/2010/wordprocessingShape" mc:Ignorable="w14 w15 w16se w16cid w16 w16cex w16sdtdh w16sdtfl w16du wp14">
   <w:p>
     <w:pPr>
       <w:pStyle w:val="Footer"/>
-      <w:rPr/>
     </w:pPr>
-    <w:r>
-      <w:rPr/>
-    </w:r>
   </w:p>
 </w:ftr>
 </file>
 
 <file path=word/footer5.xml><?xml version="1.0" encoding="utf-8"?>
-<w:ftr xmlns:o="urn:schemas-microsoft-com:office:office" xmlns:r="http://schemas.openxmlformats.org/officeDocument/2006/relationships" xmlns:v="urn:schemas-microsoft-com:vml" xmlns:w="http://schemas.openxmlformats.org/wordprocessingml/2006/main" xmlns:w10="urn:schemas-microsoft-com:office:word" xmlns:wp="http://schemas.openxmlformats.org/drawingml/2006/wordprocessingDrawing" xmlns:pic="http://schemas.openxmlformats.org/drawingml/2006/picture" xmlns:wps="http://schemas.microsoft.com/office/word/2010/wordprocessingShape" xmlns:wpg="http://schemas.microsoft.com/office/word/2010/wordprocessingGroup" xmlns:mc="http://schemas.openxmlformats.org/markup-compatibility/2006" xmlns:wp14="http://schemas.microsoft.com/office/word/2010/wordprocessingDrawing" xmlns:w14="http://schemas.microsoft.com/office/word/2010/wordml" xmlns:w15="http://schemas.microsoft.com/office/word/2012/wordml" mc:Ignorable="w14 wp14 w15">
+<w:ftr xmlns:wpc="http://schemas.microsoft.com/office/word/2010/wordprocessingCanvas" xmlns:cx="http://schemas.microsoft.com/office/drawing/2014/chartex" xmlns:cx1="http://schemas.microsoft.com/office/drawing/2015/9/8/chartex" xmlns:cx2="http://schemas.microsoft.com/office/drawing/2015/10/21/chartex" xmlns:cx3="http://schemas.microsoft.com/office/drawing/2016/5/9/chartex" xmlns:cx4="http://schemas.microsoft.com/office/drawing/2016/5/10/chartex" xmlns:cx5="http://schemas.microsoft.com/office/drawing/2016/5/11/chartex" xmlns:cx6="http://schemas.microsoft.com/office/drawing/2016/5/12/chartex" xmlns:cx7="http://schemas.microsoft.com/office/drawing/2016/5/13/chartex" xmlns:cx8="http://schemas.microsoft.com/office/drawing/2016/5/14/chartex" xmlns:mc="http://schemas.openxmlformats.org/markup-compatibility/2006" xmlns:aink="http://schemas.microsoft.com/office/drawing/2016/ink" xmlns:am3d="http://schemas.microsoft.com/office/drawing/2017/model3d" xmlns:o="urn:schemas-microsoft-com:office:office" xmlns:oel="http://schemas.microsoft.com/office/2019/extlst" xmlns:r="http://schemas.openxmlformats.org/officeDocument/2006/relationships" xmlns:m="http://schemas.openxmlformats.org/officeDocument/2006/math" xmlns:v="urn:schemas-microsoft-com:vml" xmlns:wp14="http://schemas.microsoft.com/office/word/2010/wordprocessingDrawing" xmlns:wp="http://schemas.openxmlformats.org/drawingml/2006/wordprocessingDrawing" xmlns:w10="urn:schemas-microsoft-com:office:word" xmlns:w="http://schemas.openxmlformats.org/wordprocessingml/2006/main" xmlns:w14="http://schemas.microsoft.com/office/word/2010/wordml" xmlns:w15="http://schemas.microsoft.com/office/word/2012/wordml" xmlns:w16cex="http://schemas.microsoft.com/office/word/2018/wordml/cex" xmlns:w16cid="http://schemas.microsoft.com/office/word/2016/wordml/cid" xmlns:w16="http://schemas.microsoft.com/office/word/2018/wordml" xmlns:w16du="http://schemas.microsoft.com/office/word/2023/wordml/word16du" xmlns:w16sdtdh="http://schemas.microsoft.com/office/word/2020/wordml/sdtdatahash" xmlns:w16sdtfl="http://schemas.microsoft.com/office/word/2024/wordml/sdtformatlock" xmlns:w16se="http://schemas.microsoft.com/office/word/2015/wordml/symex" xmlns:wpg="http://schemas.microsoft.com/office/word/2010/wordprocessingGroup" xmlns:wpi="http://schemas.microsoft.com/office/word/2010/wordprocessingInk" xmlns:wne="http://schemas.microsoft.com/office/word/2006/wordml" xmlns:wps="http://schemas.microsoft.com/office/word/2010/wordprocessingShape" mc:Ignorable="w14 w15 w16se w16cid w16 w16cex w16sdtdh w16sdtfl w16du wp14">
   <w:p>
     <w:pPr>
       <w:pStyle w:val="Footer"/>
       <w:jc w:val="center"/>
-      <w:rPr/>
     </w:pPr>
     <w:r>
-      <w:rPr/>
-      <mc:AlternateContent>
-        <mc:Choice Requires="wps">
-          <w:drawing>
-            <wp:anchor distT="0" distB="0" distL="0" distR="0" simplePos="0" relativeHeight="18" behindDoc="1" locked="0" layoutInCell="0" allowOverlap="1">
-              <wp:simplePos x="0" y="0"/>
-              <wp:positionH relativeFrom="margin">
-                <wp:align>center</wp:align>
-              </wp:positionH>
-              <wp:positionV relativeFrom="paragraph">
-                <wp:posOffset>635</wp:posOffset>
-              </wp:positionV>
-              <wp:extent cx="71755" cy="22860"/>
-              <wp:effectExtent l="0" t="0" r="0" b="0"/>
-              <wp:wrapSquare wrapText="bothSides"/>
-              <wp:docPr id="3" name="Frame3"/>
-              <a:graphic xmlns:a="http://schemas.openxmlformats.org/drawingml/2006/main">
-                <a:graphicData uri="http://schemas.microsoft.com/office/word/2010/wordprocessingShape">
-                  <wps:wsp>
-                    <wps:cNvSpPr/>
-                    <wps:spPr>
-                      <a:xfrm>
-                        <a:off x="0" y="0"/>
-                        <a:ext cx="71640" cy="23040"/>
-                      </a:xfrm>
-                      <a:prstGeom prst="rect">
-                        <a:avLst/>
-                      </a:prstGeom>
-                      <a:noFill/>
-                      <a:ln w="0">
-                        <a:noFill/>
-                      </a:ln>
-                    </wps:spPr>
-                    <wps:style>
-                      <a:lnRef idx="0"/>
-                      <a:fillRef idx="0"/>
-                      <a:effectRef idx="0"/>
-                      <a:fontRef idx="minor"/>
-                    </wps:style>
-                    <wps:txbx>
-                      <w:txbxContent>
-                        <w:p>
-                          <w:pPr>
-                            <w:pStyle w:val="Footer"/>
-                            <w:rPr/>
-                          </w:pPr>
-                          <w:r>
-                            <w:rPr>
-                              <w:rStyle w:val="PageNumber"/>
-                              <w:color w:val="000000"/>
-                            </w:rPr>
-                            <w:fldChar w:fldCharType="begin"/>
-                          </w:r>
-                          <w:r>
-                            <w:rPr>
-                              <w:rStyle w:val="PageNumber"/>
-                              <w:color w:val="000000"/>
-                            </w:rPr>
-                            <w:instrText xml:space="preserve"> PAGE </w:instrText>
-                          </w:r>
-                          <w:r>
-                            <w:rPr>
-                              <w:rStyle w:val="PageNumber"/>
-                              <w:color w:val="000000"/>
-                            </w:rPr>
-                            <w:fldChar w:fldCharType="separate"/>
-                          </w:r>
-                          <w:r>
-                            <w:rPr>
-                              <w:rStyle w:val="PageNumber"/>
-                              <w:color w:val="000000"/>
-                            </w:rPr>
-                            <w:t>x</w:t>
-                          </w:r>
-                          <w:r>
-                            <w:rPr>
-                              <w:rStyle w:val="PageNumber"/>
-                              <w:color w:val="000000"/>
-                            </w:rPr>
-                            <w:fldChar w:fldCharType="end"/>
-                          </w:r>
-                          <w:r>
-                            <w:rPr>
-                              <w:rStyle w:val="PageNumber"/>
-                              <w:color w:val="000000"/>
-                            </w:rPr>
-                            <w:fldChar w:fldCharType="begin"/>
-                          </w:r>
-                          <w:r>
-                            <w:rPr>
-                              <w:rStyle w:val="PageNumber"/>
-                              <w:color w:val="000000"/>
-                            </w:rPr>
-                            <w:instrText xml:space="preserve"> PAGE </w:instrText>
-                          </w:r>
-                          <w:r>
-                            <w:rPr>
-                              <w:rStyle w:val="PageNumber"/>
-                              <w:color w:val="000000"/>
-                            </w:rPr>
-                            <w:fldChar w:fldCharType="separate"/>
-                          </w:r>
-                          <w:r>
-                            <w:rPr>
-                              <w:rStyle w:val="PageNumber"/>
-                              <w:color w:val="000000"/>
-                            </w:rPr>
-                            <w:t>x</w:t>
-                          </w:r>
-                          <w:r>
-                            <w:rPr>
-                              <w:rStyle w:val="PageNumber"/>
-                              <w:color w:val="000000"/>
-                            </w:rPr>
-                            <w:fldChar w:fldCharType="end"/>
-                          </w:r>
-                        </w:p>
-                      </w:txbxContent>
-                    </wps:txbx>
-                    <wps:bodyPr lIns="0" rIns="0" tIns="0" bIns="0" anchor="t">
-                      <a:noAutofit/>
-                    </wps:bodyPr>
-                  </wps:wsp>
-                </a:graphicData>
-              </a:graphic>
-            </wp:anchor>
-          </w:drawing>
-        </mc:Choice>
-        <mc:Fallback>
-          <w:pict>
-            <v:rect id="shape_0" stroked="f" o:allowincell="f" style="position:absolute;margin-left:213.15pt;margin-top:0.05pt;width:5.6pt;height:1.75pt;mso-wrap-style:square;v-text-anchor:top;mso-position-horizontal:center;mso-position-horizontal-relative:margin">
-              <v:fill o:detectmouseclick="t" on="false"/>
-              <v:stroke color="#3465a4" joinstyle="round" endcap="flat"/>
-              <v:textbox>
-                <w:txbxContent>
-                  <w:p>
-                    <w:pPr>
-                      <w:pStyle w:val="Footer"/>
-                      <w:rPr/>
-                    </w:pPr>
-                    <w:r>
-                      <w:rPr>
-                        <w:rStyle w:val="PageNumber"/>
-                        <w:color w:val="000000"/>
-                      </w:rPr>
-                      <w:fldChar w:fldCharType="begin"/>
-                    </w:r>
-                    <w:r>
-                      <w:rPr>
-                        <w:rStyle w:val="PageNumber"/>
-                        <w:color w:val="000000"/>
-                      </w:rPr>
-                      <w:instrText xml:space="preserve"> PAGE </w:instrText>
-                    </w:r>
-                    <w:r>
-                      <w:rPr>
-                        <w:rStyle w:val="PageNumber"/>
-                        <w:color w:val="000000"/>
-                      </w:rPr>
-                      <w:fldChar w:fldCharType="separate"/>
-                    </w:r>
-                    <w:r>
-                      <w:rPr>
-                        <w:rStyle w:val="PageNumber"/>
-                        <w:color w:val="000000"/>
-                      </w:rPr>
-                      <w:t>x</w:t>
-                    </w:r>
-                    <w:r>
-                      <w:rPr>
-                        <w:rStyle w:val="PageNumber"/>
-                        <w:color w:val="000000"/>
-                      </w:rPr>
-                      <w:fldChar w:fldCharType="end"/>
-                    </w:r>
-                    <w:r>
-                      <w:rPr>
-                        <w:rStyle w:val="PageNumber"/>
-                        <w:color w:val="000000"/>
-                      </w:rPr>
-                      <w:fldChar w:fldCharType="begin"/>
-                    </w:r>
-                    <w:r>
-                      <w:rPr>
-                        <w:rStyle w:val="PageNumber"/>
-                        <w:color w:val="000000"/>
-                      </w:rPr>
-                      <w:instrText xml:space="preserve"> PAGE </w:instrText>
-                    </w:r>
-                    <w:r>
-                      <w:rPr>
-                        <w:rStyle w:val="PageNumber"/>
-                        <w:color w:val="000000"/>
-                      </w:rPr>
-                      <w:fldChar w:fldCharType="separate"/>
-                    </w:r>
-                    <w:r>
-                      <w:rPr>
-                        <w:rStyle w:val="PageNumber"/>
-                        <w:color w:val="000000"/>
-                      </w:rPr>
-                      <w:t>x</w:t>
-                    </w:r>
-                    <w:r>
-                      <w:rPr>
-                        <w:rStyle w:val="PageNumber"/>
-                        <w:color w:val="000000"/>
-                      </w:rPr>
-                      <w:fldChar w:fldCharType="end"/>
-                    </w:r>
-                  </w:p>
-                </w:txbxContent>
-              </v:textbox>
-              <w10:wrap type="square"/>
-            </v:rect>
-          </w:pict>
-        </mc:Fallback>
-      </mc:AlternateContent>
+      <w:rPr>
+        <w:noProof/>
+      </w:rPr>
+      <w:pict w14:anchorId="4CE2D319">
+        <v:rect id="Frame3" o:spid="_x0000_s1025" style="position:absolute;left:0;text-align:left;margin-left:0;margin-top:.05pt;width:5.65pt;height:1.8pt;z-index:-251657728;visibility:visible;mso-wrap-style:square;mso-wrap-distance-left:0;mso-wrap-distance-top:0;mso-wrap-distance-right:0;mso-wrap-distance-bottom:0;mso-position-horizontal:center;mso-position-horizontal-relative:margin;mso-position-vertical:absolute;mso-position-vertical-relative:text;v-text-anchor:top" o:gfxdata="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" o:allowincell="f" filled="f" stroked="f" strokeweight="0">
+          <v:textbox inset="0,0,0,0">
+            <w:txbxContent>
+              <w:p>
+                <w:pPr>
+                  <w:pStyle w:val="Footer"/>
+                </w:pPr>
+                <w:r>
+                  <w:rPr>
+                    <w:rStyle w:val="PageNumber"/>
+                    <w:color w:val="000000"/>
+                  </w:rPr>
+                  <w:fldChar w:fldCharType="begin"/>
+                </w:r>
+                <w:r>
+                  <w:rPr>
+                    <w:rStyle w:val="PageNumber"/>
+                    <w:color w:val="000000"/>
+                  </w:rPr>
+                  <w:instrText xml:space="preserve"> PAGE </w:instrText>
+                </w:r>
+                <w:r>
+                  <w:rPr>
+                    <w:rStyle w:val="PageNumber"/>
+                    <w:color w:val="000000"/>
+                  </w:rPr>
+                  <w:fldChar w:fldCharType="separate"/>
+                </w:r>
+                <w:r>
+                  <w:rPr>
+                    <w:rStyle w:val="PageNumber"/>
+                    <w:color w:val="000000"/>
+                  </w:rPr>
+                  <w:t>x</w:t>
+                </w:r>
+                <w:r>
+                  <w:rPr>
+                    <w:rStyle w:val="PageNumber"/>
+                    <w:color w:val="000000"/>
+                  </w:rPr>
+                  <w:fldChar w:fldCharType="end"/>
+                </w:r>
+                <w:r>
+                  <w:rPr>
+                    <w:rStyle w:val="PageNumber"/>
+                    <w:color w:val="000000"/>
+                  </w:rPr>
+                  <w:fldChar w:fldCharType="begin"/>
+                </w:r>
+                <w:r>
+                  <w:rPr>
+                    <w:rStyle w:val="PageNumber"/>
+                    <w:color w:val="000000"/>
+                  </w:rPr>
+                  <w:instrText xml:space="preserve"> PAGE </w:instrText>
+                </w:r>
+                <w:r>
+                  <w:rPr>
+                    <w:rStyle w:val="PageNumber"/>
+                    <w:color w:val="000000"/>
+                  </w:rPr>
+                  <w:fldChar w:fldCharType="separate"/>
+                </w:r>
+                <w:r>
+                  <w:rPr>
+                    <w:rStyle w:val="PageNumber"/>
+                    <w:color w:val="000000"/>
+                  </w:rPr>
+                  <w:t>x</w:t>
+                </w:r>
+                <w:r>
+                  <w:rPr>
+                    <w:rStyle w:val="PageNumber"/>
+                    <w:color w:val="000000"/>
+                  </w:rPr>
+                  <w:fldChar w:fldCharType="end"/>
+                </w:r>
+              </w:p>
+            </w:txbxContent>
+          </v:textbox>
+          <w10:wrap type="square" anchorx="margin"/>
+        </v:rect>
+      </w:pict>
     </w:r>
   </w:p>
 </w:ftr>
 </file>
 
 <file path=word/footer6.xml><?xml version="1.0" encoding="utf-8"?>
-<w:ftr xmlns:o="urn:schemas-microsoft-com:office:office" xmlns:r="http://schemas.openxmlformats.org/officeDocument/2006/relationships" xmlns:v="urn:schemas-microsoft-com:vml" xmlns:w="http://schemas.openxmlformats.org/wordprocessingml/2006/main" xmlns:w10="urn:schemas-microsoft-com:office:word" xmlns:wp="http://schemas.openxmlformats.org/drawingml/2006/wordprocessingDrawing" xmlns:pic="http://schemas.openxmlformats.org/drawingml/2006/picture" xmlns:wps="http://schemas.microsoft.com/office/word/2010/wordprocessingShape" xmlns:wpg="http://schemas.microsoft.com/office/word/2010/wordprocessingGroup" xmlns:mc="http://schemas.openxmlformats.org/markup-compatibility/2006" xmlns:wp14="http://schemas.microsoft.com/office/word/2010/wordprocessingDrawing" xmlns:w14="http://schemas.microsoft.com/office/word/2010/wordml" xmlns:w15="http://schemas.microsoft.com/office/word/2012/wordml" mc:Ignorable="w14 wp14 w15">
+<w:ftr xmlns:wpc="http://schemas.microsoft.com/office/word/2010/wordprocessingCanvas" xmlns:cx="http://schemas.microsoft.com/office/drawing/2014/chartex" xmlns:cx1="http://schemas.microsoft.com/office/drawing/2015/9/8/chartex" xmlns:cx2="http://schemas.microsoft.com/office/drawing/2015/10/21/chartex" xmlns:cx3="http://schemas.microsoft.com/office/drawing/2016/5/9/chartex" xmlns:cx4="http://schemas.microsoft.com/office/drawing/2016/5/10/chartex" xmlns:cx5="http://schemas.microsoft.com/office/drawing/2016/5/11/chartex" xmlns:cx6="http://schemas.microsoft.com/office/drawing/2016/5/12/chartex" xmlns:cx7="http://schemas.microsoft.com/office/drawing/2016/5/13/chartex" xmlns:cx8="http://schemas.microsoft.com/office/drawing/2016/5/14/chartex" xmlns:mc="http://schemas.openxmlformats.org/markup-compatibility/2006" xmlns:aink="http://schemas.microsoft.com/office/drawing/2016/ink" xmlns:am3d="http://schemas.microsoft.com/office/drawing/2017/model3d" xmlns:o="urn:schemas-microsoft-com:office:office" xmlns:oel="http://schemas.microsoft.com/office/2019/extlst" xmlns:r="http://schemas.openxmlformats.org/officeDocument/2006/relationships" xmlns:m="http://schemas.openxmlformats.org/officeDocument/2006/math" xmlns:v="urn:schemas-microsoft-com:vml" xmlns:wp14="http://schemas.microsoft.com/office/word/2010/wordprocessingDrawing" xmlns:wp="http://schemas.openxmlformats.org/drawingml/2006/wordprocessingDrawing" xmlns:w10="urn:schemas-microsoft-com:office:word" xmlns:w="http://schemas.openxmlformats.org/wordprocessingml/2006/main" xmlns:w14="http://schemas.microsoft.com/office/word/2010/wordml" xmlns:w15="http://schemas.microsoft.com/office/word/2012/wordml" xmlns:w16cex="http://schemas.microsoft.com/office/word/2018/wordml/cex" xmlns:w16cid="http://schemas.microsoft.com/office/word/2016/wordml/cid" xmlns:w16="http://schemas.microsoft.com/office/word/2018/wordml" xmlns:w16du="http://schemas.microsoft.com/office/word/2023/wordml/word16du" xmlns:w16sdtdh="http://schemas.microsoft.com/office/word/2020/wordml/sdtdatahash" xmlns:w16sdtfl="http://schemas.microsoft.com/office/word/2024/wordml/sdtformatlock" xmlns:w16se="http://schemas.microsoft.com/office/word/2015/wordml/symex" xmlns:wpg="http://schemas.microsoft.com/office/word/2010/wordprocessingGroup" xmlns:wpi="http://schemas.microsoft.com/office/word/2010/wordprocessingInk" xmlns:wne="http://schemas.microsoft.com/office/word/2006/wordml" xmlns:wps="http://schemas.microsoft.com/office/word/2010/wordprocessingShape" mc:Ignorable="w14 w15 w16se w16cid w16 w16cex w16sdtdh w16sdtfl w16du wp14">
   <w:p>
     <w:pPr>
       <w:pStyle w:val="Footer"/>
-      <w:rPr/>
     </w:pPr>
     <w:r>
       <w:rPr>
@@ -5238,93 +4708,329 @@
 </w:ftr>
 </file>
 
+<file path=word/footnotes.xml><?xml version="1.0" encoding="utf-8"?>
+<w:footnotes xmlns:wpc="http://schemas.microsoft.com/office/word/2010/wordprocessingCanvas" xmlns:cx="http://schemas.microsoft.com/office/drawing/2014/chartex" xmlns:cx1="http://schemas.microsoft.com/office/drawing/2015/9/8/chartex" xmlns:cx2="http://schemas.microsoft.com/office/drawing/2015/10/21/chartex" xmlns:cx3="http://schemas.microsoft.com/office/drawing/2016/5/9/chartex" xmlns:cx4="http://schemas.microsoft.com/office/drawing/2016/5/10/chartex" xmlns:cx5="http://schemas.microsoft.com/office/drawing/2016/5/11/chartex" xmlns:cx6="http://schemas.microsoft.com/office/drawing/2016/5/12/chartex" xmlns:cx7="http://schemas.microsoft.com/office/drawing/2016/5/13/chartex" xmlns:cx8="http://schemas.microsoft.com/office/drawing/2016/5/14/chartex" xmlns:mc="http://schemas.openxmlformats.org/markup-compatibility/2006" xmlns:aink="http://schemas.microsoft.com/office/drawing/2016/ink" xmlns:am3d="http://schemas.microsoft.com/office/drawing/2017/model3d" xmlns:o="urn:schemas-microsoft-com:office:office" xmlns:oel="http://schemas.microsoft.com/office/2019/extlst" xmlns:r="http://schemas.openxmlformats.org/officeDocument/2006/relationships" xmlns:m="http://schemas.openxmlformats.org/officeDocument/2006/math" xmlns:v="urn:schemas-microsoft-com:vml" xmlns:wp14="http://schemas.microsoft.com/office/word/2010/wordprocessingDrawing" xmlns:wp="http://schemas.openxmlformats.org/drawingml/2006/wordprocessingDrawing" xmlns:w10="urn:schemas-microsoft-com:office:word" xmlns:w="http://schemas.openxmlformats.org/wordprocessingml/2006/main" xmlns:w14="http://schemas.microsoft.com/office/word/2010/wordml" xmlns:w15="http://schemas.microsoft.com/office/word/2012/wordml" xmlns:w16cex="http://schemas.microsoft.com/office/word/2018/wordml/cex" xmlns:w16cid="http://schemas.microsoft.com/office/word/2016/wordml/cid" xmlns:w16="http://schemas.microsoft.com/office/word/2018/wordml" xmlns:w16du="http://schemas.microsoft.com/office/word/2023/wordml/word16du" xmlns:w16sdtdh="http://schemas.microsoft.com/office/word/2020/wordml/sdtdatahash" xmlns:w16sdtfl="http://schemas.microsoft.com/office/word/2024/wordml/sdtformatlock" xmlns:w16se="http://schemas.microsoft.com/office/word/2015/wordml/symex" xmlns:wpg="http://schemas.microsoft.com/office/word/2010/wordprocessingGroup" xmlns:wpi="http://schemas.microsoft.com/office/word/2010/wordprocessingInk" xmlns:wne="http://schemas.microsoft.com/office/word/2006/wordml" xmlns:wps="http://schemas.microsoft.com/office/word/2010/wordprocessingShape" mc:Ignorable="w14 w15 w16se w16cid w16 w16cex w16sdtdh w16sdtfl w16du wp14">
+  <w:footnote w:type="separator" w:id="-1">
+    <w:p>
+      <w:r>
+        <w:separator/>
+      </w:r>
+    </w:p>
+  </w:footnote>
+  <w:footnote w:type="continuationSeparator" w:id="0">
+    <w:p>
+      <w:r>
+        <w:continuationSeparator/>
+      </w:r>
+    </w:p>
+  </w:footnote>
+</w:footnotes>
+</file>
+
 <file path=word/header1.xml><?xml version="1.0" encoding="utf-8"?>
-<w:hdr xmlns:o="urn:schemas-microsoft-com:office:office" xmlns:r="http://schemas.openxmlformats.org/officeDocument/2006/relationships" xmlns:v="urn:schemas-microsoft-com:vml" xmlns:w="http://schemas.openxmlformats.org/wordprocessingml/2006/main" xmlns:w10="urn:schemas-microsoft-com:office:word" xmlns:wp="http://schemas.openxmlformats.org/drawingml/2006/wordprocessingDrawing" xmlns:pic="http://schemas.openxmlformats.org/drawingml/2006/picture" xmlns:wps="http://schemas.microsoft.com/office/word/2010/wordprocessingShape" xmlns:wpg="http://schemas.microsoft.com/office/word/2010/wordprocessingGroup" xmlns:mc="http://schemas.openxmlformats.org/markup-compatibility/2006" xmlns:wp14="http://schemas.microsoft.com/office/word/2010/wordprocessingDrawing" xmlns:w14="http://schemas.microsoft.com/office/word/2010/wordml" xmlns:w15="http://schemas.microsoft.com/office/word/2012/wordml" mc:Ignorable="w14 wp14 w15">
+<w:hdr xmlns:wpc="http://schemas.microsoft.com/office/word/2010/wordprocessingCanvas" xmlns:cx="http://schemas.microsoft.com/office/drawing/2014/chartex" xmlns:cx1="http://schemas.microsoft.com/office/drawing/2015/9/8/chartex" xmlns:cx2="http://schemas.microsoft.com/office/drawing/2015/10/21/chartex" xmlns:cx3="http://schemas.microsoft.com/office/drawing/2016/5/9/chartex" xmlns:cx4="http://schemas.microsoft.com/office/drawing/2016/5/10/chartex" xmlns:cx5="http://schemas.microsoft.com/office/drawing/2016/5/11/chartex" xmlns:cx6="http://schemas.microsoft.com/office/drawing/2016/5/12/chartex" xmlns:cx7="http://schemas.microsoft.com/office/drawing/2016/5/13/chartex" xmlns:cx8="http://schemas.microsoft.com/office/drawing/2016/5/14/chartex" xmlns:mc="http://schemas.openxmlformats.org/markup-compatibility/2006" xmlns:aink="http://schemas.microsoft.com/office/drawing/2016/ink" xmlns:am3d="http://schemas.microsoft.com/office/drawing/2017/model3d" xmlns:o="urn:schemas-microsoft-com:office:office" xmlns:oel="http://schemas.microsoft.com/office/2019/extlst" xmlns:r="http://schemas.openxmlformats.org/officeDocument/2006/relationships" xmlns:m="http://schemas.openxmlformats.org/officeDocument/2006/math" xmlns:v="urn:schemas-microsoft-com:vml" xmlns:wp14="http://schemas.microsoft.com/office/word/2010/wordprocessingDrawing" xmlns:wp="http://schemas.openxmlformats.org/drawingml/2006/wordprocessingDrawing" xmlns:w10="urn:schemas-microsoft-com:office:word" xmlns:w="http://schemas.openxmlformats.org/wordprocessingml/2006/main" xmlns:w14="http://schemas.microsoft.com/office/word/2010/wordml" xmlns:w15="http://schemas.microsoft.com/office/word/2012/wordml" xmlns:w16cex="http://schemas.microsoft.com/office/word/2018/wordml/cex" xmlns:w16cid="http://schemas.microsoft.com/office/word/2016/wordml/cid" xmlns:w16="http://schemas.microsoft.com/office/word/2018/wordml" xmlns:w16du="http://schemas.microsoft.com/office/word/2023/wordml/word16du" xmlns:w16sdtdh="http://schemas.microsoft.com/office/word/2020/wordml/sdtdatahash" xmlns:w16sdtfl="http://schemas.microsoft.com/office/word/2024/wordml/sdtformatlock" xmlns:w16se="http://schemas.microsoft.com/office/word/2015/wordml/symex" xmlns:wpg="http://schemas.microsoft.com/office/word/2010/wordprocessingGroup" xmlns:wpi="http://schemas.microsoft.com/office/word/2010/wordprocessingInk" xmlns:wne="http://schemas.microsoft.com/office/word/2006/wordml" xmlns:wps="http://schemas.microsoft.com/office/word/2010/wordprocessingShape" mc:Ignorable="w14 w15 w16se w16cid w16 w16cex w16sdtdh w16sdtfl w16du wp14">
   <w:p>
     <w:pPr>
       <w:pStyle w:val="Header"/>
-      <w:rPr/>
     </w:pPr>
-    <w:r>
-      <w:rPr/>
-    </w:r>
   </w:p>
 </w:hdr>
 </file>
 
 <file path=word/header2.xml><?xml version="1.0" encoding="utf-8"?>
-<w:hdr xmlns:o="urn:schemas-microsoft-com:office:office" xmlns:r="http://schemas.openxmlformats.org/officeDocument/2006/relationships" xmlns:v="urn:schemas-microsoft-com:vml" xmlns:w="http://schemas.openxmlformats.org/wordprocessingml/2006/main" xmlns:w10="urn:schemas-microsoft-com:office:word" xmlns:wp="http://schemas.openxmlformats.org/drawingml/2006/wordprocessingDrawing" xmlns:pic="http://schemas.openxmlformats.org/drawingml/2006/picture" xmlns:wps="http://schemas.microsoft.com/office/word/2010/wordprocessingShape" xmlns:wpg="http://schemas.microsoft.com/office/word/2010/wordprocessingGroup" xmlns:mc="http://schemas.openxmlformats.org/markup-compatibility/2006" xmlns:wp14="http://schemas.microsoft.com/office/word/2010/wordprocessingDrawing" xmlns:w14="http://schemas.microsoft.com/office/word/2010/wordml" xmlns:w15="http://schemas.microsoft.com/office/word/2012/wordml" mc:Ignorable="w14 wp14 w15">
+<w:hdr xmlns:wpc="http://schemas.microsoft.com/office/word/2010/wordprocessingCanvas" xmlns:cx="http://schemas.microsoft.com/office/drawing/2014/chartex" xmlns:cx1="http://schemas.microsoft.com/office/drawing/2015/9/8/chartex" xmlns:cx2="http://schemas.microsoft.com/office/drawing/2015/10/21/chartex" xmlns:cx3="http://schemas.microsoft.com/office/drawing/2016/5/9/chartex" xmlns:cx4="http://schemas.microsoft.com/office/drawing/2016/5/10/chartex" xmlns:cx5="http://schemas.microsoft.com/office/drawing/2016/5/11/chartex" xmlns:cx6="http://schemas.microsoft.com/office/drawing/2016/5/12/chartex" xmlns:cx7="http://schemas.microsoft.com/office/drawing/2016/5/13/chartex" xmlns:cx8="http://schemas.microsoft.com/office/drawing/2016/5/14/chartex" xmlns:mc="http://schemas.openxmlformats.org/markup-compatibility/2006" xmlns:aink="http://schemas.microsoft.com/office/drawing/2016/ink" xmlns:am3d="http://schemas.microsoft.com/office/drawing/2017/model3d" xmlns:o="urn:schemas-microsoft-com:office:office" xmlns:oel="http://schemas.microsoft.com/office/2019/extlst" xmlns:r="http://schemas.openxmlformats.org/officeDocument/2006/relationships" xmlns:m="http://schemas.openxmlformats.org/officeDocument/2006/math" xmlns:v="urn:schemas-microsoft-com:vml" xmlns:wp14="http://schemas.microsoft.com/office/word/2010/wordprocessingDrawing" xmlns:wp="http://schemas.openxmlformats.org/drawingml/2006/wordprocessingDrawing" xmlns:w10="urn:schemas-microsoft-com:office:word" xmlns:w="http://schemas.openxmlformats.org/wordprocessingml/2006/main" xmlns:w14="http://schemas.microsoft.com/office/word/2010/wordml" xmlns:w15="http://schemas.microsoft.com/office/word/2012/wordml" xmlns:w16cex="http://schemas.microsoft.com/office/word/2018/wordml/cex" xmlns:w16cid="http://schemas.microsoft.com/office/word/2016/wordml/cid" xmlns:w16="http://schemas.microsoft.com/office/word/2018/wordml" xmlns:w16du="http://schemas.microsoft.com/office/word/2023/wordml/word16du" xmlns:w16sdtdh="http://schemas.microsoft.com/office/word/2020/wordml/sdtdatahash" xmlns:w16sdtfl="http://schemas.microsoft.com/office/word/2024/wordml/sdtformatlock" xmlns:w16se="http://schemas.microsoft.com/office/word/2015/wordml/symex" xmlns:wpg="http://schemas.microsoft.com/office/word/2010/wordprocessingGroup" xmlns:wpi="http://schemas.microsoft.com/office/word/2010/wordprocessingInk" xmlns:wne="http://schemas.microsoft.com/office/word/2006/wordml" xmlns:wps="http://schemas.microsoft.com/office/word/2010/wordprocessingShape" mc:Ignorable="w14 w15 w16se w16cid w16 w16cex w16sdtdh w16sdtfl w16du wp14">
   <w:p>
     <w:pPr>
       <w:pStyle w:val="Header"/>
-      <w:rPr/>
     </w:pPr>
-    <w:r>
-      <w:rPr/>
-    </w:r>
   </w:p>
 </w:hdr>
 </file>
 
 <file path=word/header3.xml><?xml version="1.0" encoding="utf-8"?>
-<w:hdr xmlns:o="urn:schemas-microsoft-com:office:office" xmlns:r="http://schemas.openxmlformats.org/officeDocument/2006/relationships" xmlns:v="urn:schemas-microsoft-com:vml" xmlns:w="http://schemas.openxmlformats.org/wordprocessingml/2006/main" xmlns:w10="urn:schemas-microsoft-com:office:word" xmlns:wp="http://schemas.openxmlformats.org/drawingml/2006/wordprocessingDrawing" xmlns:pic="http://schemas.openxmlformats.org/drawingml/2006/picture" xmlns:wps="http://schemas.microsoft.com/office/word/2010/wordprocessingShape" xmlns:wpg="http://schemas.microsoft.com/office/word/2010/wordprocessingGroup" xmlns:mc="http://schemas.openxmlformats.org/markup-compatibility/2006" xmlns:wp14="http://schemas.microsoft.com/office/word/2010/wordprocessingDrawing" xmlns:w14="http://schemas.microsoft.com/office/word/2010/wordml" xmlns:w15="http://schemas.microsoft.com/office/word/2012/wordml" mc:Ignorable="w14 wp14 w15">
+<w:hdr xmlns:wpc="http://schemas.microsoft.com/office/word/2010/wordprocessingCanvas" xmlns:cx="http://schemas.microsoft.com/office/drawing/2014/chartex" xmlns:cx1="http://schemas.microsoft.com/office/drawing/2015/9/8/chartex" xmlns:cx2="http://schemas.microsoft.com/office/drawing/2015/10/21/chartex" xmlns:cx3="http://schemas.microsoft.com/office/drawing/2016/5/9/chartex" xmlns:cx4="http://schemas.microsoft.com/office/drawing/2016/5/10/chartex" xmlns:cx5="http://schemas.microsoft.com/office/drawing/2016/5/11/chartex" xmlns:cx6="http://schemas.microsoft.com/office/drawing/2016/5/12/chartex" xmlns:cx7="http://schemas.microsoft.com/office/drawing/2016/5/13/chartex" xmlns:cx8="http://schemas.microsoft.com/office/drawing/2016/5/14/chartex" xmlns:mc="http://schemas.openxmlformats.org/markup-compatibility/2006" xmlns:aink="http://schemas.microsoft.com/office/drawing/2016/ink" xmlns:am3d="http://schemas.microsoft.com/office/drawing/2017/model3d" xmlns:o="urn:schemas-microsoft-com:office:office" xmlns:oel="http://schemas.microsoft.com/office/2019/extlst" xmlns:r="http://schemas.openxmlformats.org/officeDocument/2006/relationships" xmlns:m="http://schemas.openxmlformats.org/officeDocument/2006/math" xmlns:v="urn:schemas-microsoft-com:vml" xmlns:wp14="http://schemas.microsoft.com/office/word/2010/wordprocessingDrawing" xmlns:wp="http://schemas.openxmlformats.org/drawingml/2006/wordprocessingDrawing" xmlns:w10="urn:schemas-microsoft-com:office:word" xmlns:w="http://schemas.openxmlformats.org/wordprocessingml/2006/main" xmlns:w14="http://schemas.microsoft.com/office/word/2010/wordml" xmlns:w15="http://schemas.microsoft.com/office/word/2012/wordml" xmlns:w16cex="http://schemas.microsoft.com/office/word/2018/wordml/cex" xmlns:w16cid="http://schemas.microsoft.com/office/word/2016/wordml/cid" xmlns:w16="http://schemas.microsoft.com/office/word/2018/wordml" xmlns:w16du="http://schemas.microsoft.com/office/word/2023/wordml/word16du" xmlns:w16sdtdh="http://schemas.microsoft.com/office/word/2020/wordml/sdtdatahash" xmlns:w16sdtfl="http://schemas.microsoft.com/office/word/2024/wordml/sdtformatlock" xmlns:w16se="http://schemas.microsoft.com/office/word/2015/wordml/symex" xmlns:wpg="http://schemas.microsoft.com/office/word/2010/wordprocessingGroup" xmlns:wpi="http://schemas.microsoft.com/office/word/2010/wordprocessingInk" xmlns:wne="http://schemas.microsoft.com/office/word/2006/wordml" xmlns:wps="http://schemas.microsoft.com/office/word/2010/wordprocessingShape" mc:Ignorable="w14 w15 w16se w16cid w16 w16cex w16sdtdh w16sdtfl w16du wp14">
   <w:p>
     <w:pPr>
       <w:pStyle w:val="Header"/>
-      <w:rPr/>
     </w:pPr>
-    <w:r>
-      <w:rPr/>
-    </w:r>
   </w:p>
 </w:hdr>
 </file>
 
 <file path=word/header4.xml><?xml version="1.0" encoding="utf-8"?>
-<w:hdr xmlns:o="urn:schemas-microsoft-com:office:office" xmlns:r="http://schemas.openxmlformats.org/officeDocument/2006/relationships" xmlns:v="urn:schemas-microsoft-com:vml" xmlns:w="http://schemas.openxmlformats.org/wordprocessingml/2006/main" xmlns:w10="urn:schemas-microsoft-com:office:word" xmlns:wp="http://schemas.openxmlformats.org/drawingml/2006/wordprocessingDrawing" xmlns:pic="http://schemas.openxmlformats.org/drawingml/2006/picture" xmlns:wps="http://schemas.microsoft.com/office/word/2010/wordprocessingShape" xmlns:wpg="http://schemas.microsoft.com/office/word/2010/wordprocessingGroup" xmlns:mc="http://schemas.openxmlformats.org/markup-compatibility/2006" xmlns:wp14="http://schemas.microsoft.com/office/word/2010/wordprocessingDrawing" xmlns:w14="http://schemas.microsoft.com/office/word/2010/wordml" xmlns:w15="http://schemas.microsoft.com/office/word/2012/wordml" mc:Ignorable="w14 wp14 w15">
+<w:hdr xmlns:wpc="http://schemas.microsoft.com/office/word/2010/wordprocessingCanvas" xmlns:cx="http://schemas.microsoft.com/office/drawing/2014/chartex" xmlns:cx1="http://schemas.microsoft.com/office/drawing/2015/9/8/chartex" xmlns:cx2="http://schemas.microsoft.com/office/drawing/2015/10/21/chartex" xmlns:cx3="http://schemas.microsoft.com/office/drawing/2016/5/9/chartex" xmlns:cx4="http://schemas.microsoft.com/office/drawing/2016/5/10/chartex" xmlns:cx5="http://schemas.microsoft.com/office/drawing/2016/5/11/chartex" xmlns:cx6="http://schemas.microsoft.com/office/drawing/2016/5/12/chartex" xmlns:cx7="http://schemas.microsoft.com/office/drawing/2016/5/13/chartex" xmlns:cx8="http://schemas.microsoft.com/office/drawing/2016/5/14/chartex" xmlns:mc="http://schemas.openxmlformats.org/markup-compatibility/2006" xmlns:aink="http://schemas.microsoft.com/office/drawing/2016/ink" xmlns:am3d="http://schemas.microsoft.com/office/drawing/2017/model3d" xmlns:o="urn:schemas-microsoft-com:office:office" xmlns:oel="http://schemas.microsoft.com/office/2019/extlst" xmlns:r="http://schemas.openxmlformats.org/officeDocument/2006/relationships" xmlns:m="http://schemas.openxmlformats.org/officeDocument/2006/math" xmlns:v="urn:schemas-microsoft-com:vml" xmlns:wp14="http://schemas.microsoft.com/office/word/2010/wordprocessingDrawing" xmlns:wp="http://schemas.openxmlformats.org/drawingml/2006/wordprocessingDrawing" xmlns:w10="urn:schemas-microsoft-com:office:word" xmlns:w="http://schemas.openxmlformats.org/wordprocessingml/2006/main" xmlns:w14="http://schemas.microsoft.com/office/word/2010/wordml" xmlns:w15="http://schemas.microsoft.com/office/word/2012/wordml" xmlns:w16cex="http://schemas.microsoft.com/office/word/2018/wordml/cex" xmlns:w16cid="http://schemas.microsoft.com/office/word/2016/wordml/cid" xmlns:w16="http://schemas.microsoft.com/office/word/2018/wordml" xmlns:w16du="http://schemas.microsoft.com/office/word/2023/wordml/word16du" xmlns:w16sdtdh="http://schemas.microsoft.com/office/word/2020/wordml/sdtdatahash" xmlns:w16sdtfl="http://schemas.microsoft.com/office/word/2024/wordml/sdtformatlock" xmlns:w16se="http://schemas.microsoft.com/office/word/2015/wordml/symex" xmlns:wpg="http://schemas.microsoft.com/office/word/2010/wordprocessingGroup" xmlns:wpi="http://schemas.microsoft.com/office/word/2010/wordprocessingInk" xmlns:wne="http://schemas.microsoft.com/office/word/2006/wordml" xmlns:wps="http://schemas.microsoft.com/office/word/2010/wordprocessingShape" mc:Ignorable="w14 w15 w16se w16cid w16 w16cex w16sdtdh w16sdtfl w16du wp14">
   <w:p>
     <w:pPr>
       <w:pStyle w:val="Header"/>
-      <w:rPr/>
     </w:pPr>
-    <w:r>
-      <w:rPr/>
-    </w:r>
   </w:p>
 </w:hdr>
 </file>
 
 <file path=word/header5.xml><?xml version="1.0" encoding="utf-8"?>
-<w:hdr xmlns:o="urn:schemas-microsoft-com:office:office" xmlns:r="http://schemas.openxmlformats.org/officeDocument/2006/relationships" xmlns:v="urn:schemas-microsoft-com:vml" xmlns:w="http://schemas.openxmlformats.org/wordprocessingml/2006/main" xmlns:w10="urn:schemas-microsoft-com:office:word" xmlns:wp="http://schemas.openxmlformats.org/drawingml/2006/wordprocessingDrawing" xmlns:pic="http://schemas.openxmlformats.org/drawingml/2006/picture" xmlns:wps="http://schemas.microsoft.com/office/word/2010/wordprocessingShape" xmlns:wpg="http://schemas.microsoft.com/office/word/2010/wordprocessingGroup" xmlns:mc="http://schemas.openxmlformats.org/markup-compatibility/2006" xmlns:wp14="http://schemas.microsoft.com/office/word/2010/wordprocessingDrawing" xmlns:w14="http://schemas.microsoft.com/office/word/2010/wordml" xmlns:w15="http://schemas.microsoft.com/office/word/2012/wordml" mc:Ignorable="w14 wp14 w15">
+<w:hdr xmlns:wpc="http://schemas.microsoft.com/office/word/2010/wordprocessingCanvas" xmlns:cx="http://schemas.microsoft.com/office/drawing/2014/chartex" xmlns:cx1="http://schemas.microsoft.com/office/drawing/2015/9/8/chartex" xmlns:cx2="http://schemas.microsoft.com/office/drawing/2015/10/21/chartex" xmlns:cx3="http://schemas.microsoft.com/office/drawing/2016/5/9/chartex" xmlns:cx4="http://schemas.microsoft.com/office/drawing/2016/5/10/chartex" xmlns:cx5="http://schemas.microsoft.com/office/drawing/2016/5/11/chartex" xmlns:cx6="http://schemas.microsoft.com/office/drawing/2016/5/12/chartex" xmlns:cx7="http://schemas.microsoft.com/office/drawing/2016/5/13/chartex" xmlns:cx8="http://schemas.microsoft.com/office/drawing/2016/5/14/chartex" xmlns:mc="http://schemas.openxmlformats.org/markup-compatibility/2006" xmlns:aink="http://schemas.microsoft.com/office/drawing/2016/ink" xmlns:am3d="http://schemas.microsoft.com/office/drawing/2017/model3d" xmlns:o="urn:schemas-microsoft-com:office:office" xmlns:oel="http://schemas.microsoft.com/office/2019/extlst" xmlns:r="http://schemas.openxmlformats.org/officeDocument/2006/relationships" xmlns:m="http://schemas.openxmlformats.org/officeDocument/2006/math" xmlns:v="urn:schemas-microsoft-com:vml" xmlns:wp14="http://schemas.microsoft.com/office/word/2010/wordprocessingDrawing" xmlns:wp="http://schemas.openxmlformats.org/drawingml/2006/wordprocessingDrawing" xmlns:w10="urn:schemas-microsoft-com:office:word" xmlns:w="http://schemas.openxmlformats.org/wordprocessingml/2006/main" xmlns:w14="http://schemas.microsoft.com/office/word/2010/wordml" xmlns:w15="http://schemas.microsoft.com/office/word/2012/wordml" xmlns:w16cex="http://schemas.microsoft.com/office/word/2018/wordml/cex" xmlns:w16cid="http://schemas.microsoft.com/office/word/2016/wordml/cid" xmlns:w16="http://schemas.microsoft.com/office/word/2018/wordml" xmlns:w16du="http://schemas.microsoft.com/office/word/2023/wordml/word16du" xmlns:w16sdtdh="http://schemas.microsoft.com/office/word/2020/wordml/sdtdatahash" xmlns:w16sdtfl="http://schemas.microsoft.com/office/word/2024/wordml/sdtformatlock" xmlns:w16se="http://schemas.microsoft.com/office/word/2015/wordml/symex" xmlns:wpg="http://schemas.microsoft.com/office/word/2010/wordprocessingGroup" xmlns:wpi="http://schemas.microsoft.com/office/word/2010/wordprocessingInk" xmlns:wne="http://schemas.microsoft.com/office/word/2006/wordml" xmlns:wps="http://schemas.microsoft.com/office/word/2010/wordprocessingShape" mc:Ignorable="w14 w15 w16se w16cid w16 w16cex w16sdtdh w16sdtfl w16du wp14">
   <w:p>
     <w:pPr>
       <w:pStyle w:val="Header"/>
-      <w:rPr/>
     </w:pPr>
-    <w:r>
-      <w:rPr/>
-    </w:r>
   </w:p>
 </w:hdr>
 </file>
 
 <file path=word/header6.xml><?xml version="1.0" encoding="utf-8"?>
-<w:hdr xmlns:o="urn:schemas-microsoft-com:office:office" xmlns:r="http://schemas.openxmlformats.org/officeDocument/2006/relationships" xmlns:v="urn:schemas-microsoft-com:vml" xmlns:w="http://schemas.openxmlformats.org/wordprocessingml/2006/main" xmlns:w10="urn:schemas-microsoft-com:office:word" xmlns:wp="http://schemas.openxmlformats.org/drawingml/2006/wordprocessingDrawing" xmlns:pic="http://schemas.openxmlformats.org/drawingml/2006/picture" xmlns:wps="http://schemas.microsoft.com/office/word/2010/wordprocessingShape" xmlns:wpg="http://schemas.microsoft.com/office/word/2010/wordprocessingGroup" xmlns:mc="http://schemas.openxmlformats.org/markup-compatibility/2006" xmlns:wp14="http://schemas.microsoft.com/office/word/2010/wordprocessingDrawing" xmlns:w14="http://schemas.microsoft.com/office/word/2010/wordml" xmlns:w15="http://schemas.microsoft.com/office/word/2012/wordml" mc:Ignorable="w14 wp14 w15">
+<w:hdr xmlns:wpc="http://schemas.microsoft.com/office/word/2010/wordprocessingCanvas" xmlns:cx="http://schemas.microsoft.com/office/drawing/2014/chartex" xmlns:cx1="http://schemas.microsoft.com/office/drawing/2015/9/8/chartex" xmlns:cx2="http://schemas.microsoft.com/office/drawing/2015/10/21/chartex" xmlns:cx3="http://schemas.microsoft.com/office/drawing/2016/5/9/chartex" xmlns:cx4="http://schemas.microsoft.com/office/drawing/2016/5/10/chartex" xmlns:cx5="http://schemas.microsoft.com/office/drawing/2016/5/11/chartex" xmlns:cx6="http://schemas.microsoft.com/office/drawing/2016/5/12/chartex" xmlns:cx7="http://schemas.microsoft.com/office/drawing/2016/5/13/chartex" xmlns:cx8="http://schemas.microsoft.com/office/drawing/2016/5/14/chartex" xmlns:mc="http://schemas.openxmlformats.org/markup-compatibility/2006" xmlns:aink="http://schemas.microsoft.com/office/drawing/2016/ink" xmlns:am3d="http://schemas.microsoft.com/office/drawing/2017/model3d" xmlns:o="urn:schemas-microsoft-com:office:office" xmlns:oel="http://schemas.microsoft.com/office/2019/extlst" xmlns:r="http://schemas.openxmlformats.org/officeDocument/2006/relationships" xmlns:m="http://schemas.openxmlformats.org/officeDocument/2006/math" xmlns:v="urn:schemas-microsoft-com:vml" xmlns:wp14="http://schemas.microsoft.com/office/word/2010/wordprocessingDrawing" xmlns:wp="http://schemas.openxmlformats.org/drawingml/2006/wordprocessingDrawing" xmlns:w10="urn:schemas-microsoft-com:office:word" xmlns:w="http://schemas.openxmlformats.org/wordprocessingml/2006/main" xmlns:w14="http://schemas.microsoft.com/office/word/2010/wordml" xmlns:w15="http://schemas.microsoft.com/office/word/2012/wordml" xmlns:w16cex="http://schemas.microsoft.com/office/word/2018/wordml/cex" xmlns:w16cid="http://schemas.microsoft.com/office/word/2016/wordml/cid" xmlns:w16="http://schemas.microsoft.com/office/word/2018/wordml" xmlns:w16du="http://schemas.microsoft.com/office/word/2023/wordml/word16du" xmlns:w16sdtdh="http://schemas.microsoft.com/office/word/2020/wordml/sdtdatahash" xmlns:w16sdtfl="http://schemas.microsoft.com/office/word/2024/wordml/sdtformatlock" xmlns:w16se="http://schemas.microsoft.com/office/word/2015/wordml/symex" xmlns:wpg="http://schemas.microsoft.com/office/word/2010/wordprocessingGroup" xmlns:wpi="http://schemas.microsoft.com/office/word/2010/wordprocessingInk" xmlns:wne="http://schemas.microsoft.com/office/word/2006/wordml" xmlns:wps="http://schemas.microsoft.com/office/word/2010/wordprocessingShape" mc:Ignorable="w14 w15 w16se w16cid w16 w16cex w16sdtdh w16sdtfl w16du wp14">
   <w:p>
     <w:pPr>
       <w:pStyle w:val="HeaderLeftuser"/>
-      <w:rPr/>
     </w:pPr>
-    <w:r>
-      <w:rPr/>
-    </w:r>
   </w:p>
 </w:hdr>
 </file>
 
 <file path=word/numbering.xml><?xml version="1.0" encoding="utf-8"?>
-<w:numbering xmlns:w="http://schemas.openxmlformats.org/wordprocessingml/2006/main" xmlns:o="urn:schemas-microsoft-com:office:office" xmlns:r="http://schemas.openxmlformats.org/officeDocument/2006/relationships" xmlns:v="urn:schemas-microsoft-com:vml" xmlns:mc="http://schemas.openxmlformats.org/markup-compatibility/2006" xmlns:w14="http://schemas.microsoft.com/office/word/2010/wordml" mc:Ignorable="w14">
-  <w:abstractNum w:abstractNumId="1">
+<w:numbering xmlns:wpc="http://schemas.microsoft.com/office/word/2010/wordprocessingCanvas" xmlns:cx="http://schemas.microsoft.com/office/drawing/2014/chartex" xmlns:cx1="http://schemas.microsoft.com/office/drawing/2015/9/8/chartex" xmlns:cx2="http://schemas.microsoft.com/office/drawing/2015/10/21/chartex" xmlns:cx3="http://schemas.microsoft.com/office/drawing/2016/5/9/chartex" xmlns:cx4="http://schemas.microsoft.com/office/drawing/2016/5/10/chartex" xmlns:cx5="http://schemas.microsoft.com/office/drawing/2016/5/11/chartex" xmlns:cx6="http://schemas.microsoft.com/office/drawing/2016/5/12/chartex" xmlns:cx7="http://schemas.microsoft.com/office/drawing/2016/5/13/chartex" xmlns:cx8="http://schemas.microsoft.com/office/drawing/2016/5/14/chartex" xmlns:mc="http://schemas.openxmlformats.org/markup-compatibility/2006" xmlns:aink="http://schemas.microsoft.com/office/drawing/2016/ink" xmlns:am3d="http://schemas.microsoft.com/office/drawing/2017/model3d" xmlns:o="urn:schemas-microsoft-com:office:office" xmlns:oel="http://schemas.microsoft.com/office/2019/extlst" xmlns:r="http://schemas.openxmlformats.org/officeDocument/2006/relationships" xmlns:m="http://schemas.openxmlformats.org/officeDocument/2006/math" xmlns:v="urn:schemas-microsoft-com:vml" xmlns:wp14="http://schemas.microsoft.com/office/word/2010/wordprocessingDrawing" xmlns:wp="http://schemas.openxmlformats.org/drawingml/2006/wordprocessingDrawing" xmlns:w10="urn:schemas-microsoft-com:office:word" xmlns:w="http://schemas.openxmlformats.org/wordprocessingml/2006/main" xmlns:w14="http://schemas.microsoft.com/office/word/2010/wordml" xmlns:w15="http://schemas.microsoft.com/office/word/2012/wordml" xmlns:w16cex="http://schemas.microsoft.com/office/word/2018/wordml/cex" xmlns:w16cid="http://schemas.microsoft.com/office/word/2016/wordml/cid" xmlns:w16="http://schemas.microsoft.com/office/word/2018/wordml" xmlns:w16du="http://schemas.microsoft.com/office/word/2023/wordml/word16du" xmlns:w16sdtdh="http://schemas.microsoft.com/office/word/2020/wordml/sdtdatahash" xmlns:w16sdtfl="http://schemas.microsoft.com/office/word/2024/wordml/sdtformatlock" xmlns:w16se="http://schemas.microsoft.com/office/word/2015/wordml/symex" xmlns:wpg="http://schemas.microsoft.com/office/word/2010/wordprocessingGroup" xmlns:wpi="http://schemas.microsoft.com/office/word/2010/wordprocessingInk" xmlns:wne="http://schemas.microsoft.com/office/word/2006/wordml" xmlns:wps="http://schemas.microsoft.com/office/word/2010/wordprocessingShape" mc:Ignorable="w14 w15 w16se w16cid w16 w16cex w16sdtdh w16sdtfl w16du wp14">
+  <w:abstractNum w:abstractNumId="0" w15:restartNumberingAfterBreak="0">
+    <w:nsid w:val="065641FA"/>
+    <w:multiLevelType w:val="multilevel"/>
+    <w:tmpl w:val="ABCC3C20"/>
+    <w:lvl w:ilvl="0">
+      <w:start w:val="1"/>
+      <w:numFmt w:val="decimal"/>
+      <w:lvlText w:val="%1."/>
+      <w:lvlJc w:val="left"/>
+      <w:pPr>
+        <w:tabs>
+          <w:tab w:val="num" w:pos="720"/>
+        </w:tabs>
+        <w:ind w:left="720" w:hanging="720"/>
+      </w:pPr>
+      <w:rPr>
+        <w:b/>
+        <w:kern w:val="2"/>
+        <w:sz w:val="36"/>
+        <w:lang w:val="en-US" w:bidi="en-US"/>
+      </w:rPr>
+    </w:lvl>
+    <w:lvl w:ilvl="1">
+      <w:start w:val="1"/>
+      <w:numFmt w:val="decimal"/>
+      <w:lvlText w:val="%1.%2."/>
+      <w:lvlJc w:val="left"/>
+      <w:pPr>
+        <w:tabs>
+          <w:tab w:val="num" w:pos="720"/>
+        </w:tabs>
+        <w:ind w:left="1440" w:hanging="720"/>
+      </w:pPr>
+    </w:lvl>
+    <w:lvl w:ilvl="2">
+      <w:start w:val="1"/>
+      <w:numFmt w:val="decimal"/>
+      <w:lvlText w:val="%1.%2.%3."/>
+      <w:lvlJc w:val="left"/>
+      <w:pPr>
+        <w:tabs>
+          <w:tab w:val="num" w:pos="720"/>
+        </w:tabs>
+        <w:ind w:left="2160" w:hanging="720"/>
+      </w:pPr>
+    </w:lvl>
+    <w:lvl w:ilvl="3">
+      <w:start w:val="1"/>
+      <w:numFmt w:val="decimal"/>
+      <w:lvlText w:val="%1.%2.%3.%4."/>
+      <w:lvlJc w:val="left"/>
+      <w:pPr>
+        <w:tabs>
+          <w:tab w:val="num" w:pos="720"/>
+        </w:tabs>
+        <w:ind w:left="2880" w:hanging="720"/>
+      </w:pPr>
+    </w:lvl>
+    <w:lvl w:ilvl="4">
+      <w:start w:val="1"/>
+      <w:numFmt w:val="decimal"/>
+      <w:lvlText w:val="%1.%2.%3.%4.%5."/>
+      <w:lvlJc w:val="left"/>
+      <w:pPr>
+        <w:tabs>
+          <w:tab w:val="num" w:pos="720"/>
+        </w:tabs>
+        <w:ind w:left="3600" w:hanging="720"/>
+      </w:pPr>
+    </w:lvl>
+    <w:lvl w:ilvl="5">
+      <w:start w:val="1"/>
+      <w:numFmt w:val="decimal"/>
+      <w:lvlText w:val="%1.%2.%3.%4.%5.%6."/>
+      <w:lvlJc w:val="left"/>
+      <w:pPr>
+        <w:tabs>
+          <w:tab w:val="num" w:pos="720"/>
+        </w:tabs>
+        <w:ind w:left="4320" w:hanging="720"/>
+      </w:pPr>
+    </w:lvl>
+    <w:lvl w:ilvl="6">
+      <w:start w:val="1"/>
+      <w:numFmt w:val="decimal"/>
+      <w:lvlText w:val="%1.%2.%3.%4.%5.%6.%7."/>
+      <w:lvlJc w:val="left"/>
+      <w:pPr>
+        <w:tabs>
+          <w:tab w:val="num" w:pos="720"/>
+        </w:tabs>
+        <w:ind w:left="5040" w:hanging="720"/>
+      </w:pPr>
+    </w:lvl>
+    <w:lvl w:ilvl="7">
+      <w:start w:val="1"/>
+      <w:numFmt w:val="decimal"/>
+      <w:lvlText w:val="%1.%2.%3.%4.%5.%6.%7.%8."/>
+      <w:lvlJc w:val="left"/>
+      <w:pPr>
+        <w:tabs>
+          <w:tab w:val="num" w:pos="720"/>
+        </w:tabs>
+        <w:ind w:left="5760" w:hanging="720"/>
+      </w:pPr>
+    </w:lvl>
+    <w:lvl w:ilvl="8">
+      <w:start w:val="1"/>
+      <w:numFmt w:val="decimal"/>
+      <w:lvlText w:val="%1.%2.%3.%4.%5.%6.%7.%8.%9."/>
+      <w:lvlJc w:val="left"/>
+      <w:pPr>
+        <w:tabs>
+          <w:tab w:val="num" w:pos="720"/>
+        </w:tabs>
+        <w:ind w:left="6480" w:hanging="720"/>
+      </w:pPr>
+    </w:lvl>
+  </w:abstractNum>
+  <w:abstractNum w:abstractNumId="1" w15:restartNumberingAfterBreak="0">
+    <w:nsid w:val="255559E9"/>
+    <w:multiLevelType w:val="multilevel"/>
+    <w:tmpl w:val="36607EAC"/>
+    <w:lvl w:ilvl="0">
+      <w:start w:val="1"/>
+      <w:numFmt w:val="decimal"/>
+      <w:lvlText w:val="%1."/>
+      <w:lvlJc w:val="left"/>
+      <w:pPr>
+        <w:tabs>
+          <w:tab w:val="num" w:pos="720"/>
+        </w:tabs>
+        <w:ind w:left="720" w:hanging="720"/>
+      </w:pPr>
+      <w:rPr>
+        <w:b/>
+        <w:kern w:val="2"/>
+        <w:sz w:val="36"/>
+        <w:lang w:val="en-US" w:bidi="en-US"/>
+      </w:rPr>
+    </w:lvl>
+    <w:lvl w:ilvl="1">
+      <w:start w:val="1"/>
+      <w:numFmt w:val="decimal"/>
+      <w:lvlText w:val="%1.%2."/>
+      <w:lvlJc w:val="left"/>
+      <w:pPr>
+        <w:tabs>
+          <w:tab w:val="num" w:pos="720"/>
+        </w:tabs>
+        <w:ind w:left="1440" w:hanging="720"/>
+      </w:pPr>
+    </w:lvl>
+    <w:lvl w:ilvl="2">
+      <w:start w:val="1"/>
+      <w:numFmt w:val="decimal"/>
+      <w:lvlText w:val="%1.%2.%3."/>
+      <w:lvlJc w:val="left"/>
+      <w:pPr>
+        <w:tabs>
+          <w:tab w:val="num" w:pos="720"/>
+        </w:tabs>
+        <w:ind w:left="2160" w:hanging="720"/>
+      </w:pPr>
+    </w:lvl>
+    <w:lvl w:ilvl="3">
+      <w:start w:val="1"/>
+      <w:numFmt w:val="decimal"/>
+      <w:lvlText w:val="%1.%2.%3.%4."/>
+      <w:lvlJc w:val="left"/>
+      <w:pPr>
+        <w:tabs>
+          <w:tab w:val="num" w:pos="720"/>
+        </w:tabs>
+        <w:ind w:left="2880" w:hanging="720"/>
+      </w:pPr>
+    </w:lvl>
+    <w:lvl w:ilvl="4">
+      <w:start w:val="1"/>
+      <w:numFmt w:val="decimal"/>
+      <w:lvlText w:val="%1.%2.%3.%4.%5."/>
+      <w:lvlJc w:val="left"/>
+      <w:pPr>
+        <w:tabs>
+          <w:tab w:val="num" w:pos="720"/>
+        </w:tabs>
+        <w:ind w:left="3600" w:hanging="720"/>
+      </w:pPr>
+    </w:lvl>
+    <w:lvl w:ilvl="5">
+      <w:start w:val="1"/>
+      <w:numFmt w:val="decimal"/>
+      <w:lvlText w:val="%1.%2.%3.%4.%5.%6."/>
+      <w:lvlJc w:val="left"/>
+      <w:pPr>
+        <w:tabs>
+          <w:tab w:val="num" w:pos="720"/>
+        </w:tabs>
+        <w:ind w:left="4320" w:hanging="720"/>
+      </w:pPr>
+    </w:lvl>
+    <w:lvl w:ilvl="6">
+      <w:start w:val="1"/>
+      <w:numFmt w:val="decimal"/>
+      <w:lvlText w:val="%1.%2.%3.%4.%5.%6.%7."/>
+      <w:lvlJc w:val="left"/>
+      <w:pPr>
+        <w:tabs>
+          <w:tab w:val="num" w:pos="720"/>
+        </w:tabs>
+        <w:ind w:left="5040" w:hanging="720"/>
+      </w:pPr>
+    </w:lvl>
+    <w:lvl w:ilvl="7">
+      <w:start w:val="1"/>
+      <w:numFmt w:val="decimal"/>
+      <w:lvlText w:val="%1.%2.%3.%4.%5.%6.%7.%8."/>
+      <w:lvlJc w:val="left"/>
+      <w:pPr>
+        <w:tabs>
+          <w:tab w:val="num" w:pos="720"/>
+        </w:tabs>
+        <w:ind w:left="5760" w:hanging="720"/>
+      </w:pPr>
+    </w:lvl>
+    <w:lvl w:ilvl="8">
+      <w:start w:val="1"/>
+      <w:numFmt w:val="decimal"/>
+      <w:lvlText w:val="%1.%2.%3.%4.%5.%6.%7.%8.%9."/>
+      <w:lvlJc w:val="left"/>
+      <w:pPr>
+        <w:tabs>
+          <w:tab w:val="num" w:pos="720"/>
+        </w:tabs>
+        <w:ind w:left="6480" w:hanging="720"/>
+      </w:pPr>
+    </w:lvl>
+  </w:abstractNum>
+  <w:abstractNum w:abstractNumId="2" w15:restartNumberingAfterBreak="0">
+    <w:nsid w:val="2A7E61B4"/>
+    <w:multiLevelType w:val="multilevel"/>
+    <w:tmpl w:val="1B46B1E4"/>
     <w:lvl w:ilvl="0">
       <w:start w:val="1"/>
       <w:numFmt w:val="decimal"/>
@@ -5356,7 +5062,6 @@
         </w:tabs>
         <w:ind w:left="1440" w:hanging="720"/>
       </w:pPr>
-      <w:rPr/>
     </w:lvl>
     <w:lvl w:ilvl="2">
       <w:start w:val="1"/>
@@ -5370,7 +5075,6 @@
         </w:tabs>
         <w:ind w:left="2160" w:hanging="720"/>
       </w:pPr>
-      <w:rPr/>
     </w:lvl>
     <w:lvl w:ilvl="3">
       <w:start w:val="1"/>
@@ -5384,7 +5088,6 @@
         </w:tabs>
         <w:ind w:left="2880" w:hanging="720"/>
       </w:pPr>
-      <w:rPr/>
     </w:lvl>
     <w:lvl w:ilvl="4">
       <w:start w:val="1"/>
@@ -5398,7 +5101,6 @@
         </w:tabs>
         <w:ind w:left="3600" w:hanging="720"/>
       </w:pPr>
-      <w:rPr/>
     </w:lvl>
     <w:lvl w:ilvl="5">
       <w:start w:val="1"/>
@@ -5412,7 +5114,6 @@
         </w:tabs>
         <w:ind w:left="4320" w:hanging="720"/>
       </w:pPr>
-      <w:rPr/>
     </w:lvl>
     <w:lvl w:ilvl="6">
       <w:start w:val="1"/>
@@ -5426,7 +5127,6 @@
         </w:tabs>
         <w:ind w:left="5040" w:hanging="720"/>
       </w:pPr>
-      <w:rPr/>
     </w:lvl>
     <w:lvl w:ilvl="7">
       <w:start w:val="1"/>
@@ -5440,7 +5140,6 @@
         </w:tabs>
         <w:ind w:left="5760" w:hanging="720"/>
       </w:pPr>
-      <w:rPr/>
     </w:lvl>
     <w:lvl w:ilvl="8">
       <w:start w:val="1"/>
@@ -5454,134 +5153,12 @@
         </w:tabs>
         <w:ind w:left="6480" w:hanging="720"/>
       </w:pPr>
-      <w:rPr/>
     </w:lvl>
   </w:abstractNum>
-  <w:abstractNum w:abstractNumId="2">
-    <w:lvl w:ilvl="0">
-      <w:start w:val="1"/>
-      <w:numFmt w:val="decimal"/>
-      <w:lvlText w:val="%1."/>
-      <w:lvlJc w:val="left"/>
-      <w:pPr>
-        <w:tabs>
-          <w:tab w:val="num" w:pos="720"/>
-        </w:tabs>
-        <w:ind w:left="720" w:hanging="720"/>
-      </w:pPr>
-      <w:rPr>
-        <w:b/>
-        <w:kern w:val="2"/>
-        <w:sz w:val="36"/>
-        <w:lang w:val="en-US" w:bidi="en-US"/>
-      </w:rPr>
-    </w:lvl>
-    <w:lvl w:ilvl="1">
-      <w:start w:val="1"/>
-      <w:numFmt w:val="decimal"/>
-      <w:lvlText w:val="%1.%2."/>
-      <w:lvlJc w:val="left"/>
-      <w:pPr>
-        <w:tabs>
-          <w:tab w:val="num" w:pos="720"/>
-        </w:tabs>
-        <w:ind w:left="1440" w:hanging="720"/>
-      </w:pPr>
-      <w:rPr/>
-    </w:lvl>
-    <w:lvl w:ilvl="2">
-      <w:start w:val="1"/>
-      <w:numFmt w:val="decimal"/>
-      <w:lvlText w:val="%1.%2.%3."/>
-      <w:lvlJc w:val="left"/>
-      <w:pPr>
-        <w:tabs>
-          <w:tab w:val="num" w:pos="720"/>
-        </w:tabs>
-        <w:ind w:left="2160" w:hanging="720"/>
-      </w:pPr>
-      <w:rPr/>
-    </w:lvl>
-    <w:lvl w:ilvl="3">
-      <w:start w:val="1"/>
-      <w:numFmt w:val="decimal"/>
-      <w:lvlText w:val="%1.%2.%3.%4."/>
-      <w:lvlJc w:val="left"/>
-      <w:pPr>
-        <w:tabs>
-          <w:tab w:val="num" w:pos="720"/>
-        </w:tabs>
-        <w:ind w:left="2880" w:hanging="720"/>
-      </w:pPr>
-      <w:rPr/>
-    </w:lvl>
-    <w:lvl w:ilvl="4">
-      <w:start w:val="1"/>
-      <w:numFmt w:val="decimal"/>
-      <w:lvlText w:val="%1.%2.%3.%4.%5."/>
-      <w:lvlJc w:val="left"/>
-      <w:pPr>
-        <w:tabs>
-          <w:tab w:val="num" w:pos="720"/>
-        </w:tabs>
-        <w:ind w:left="3600" w:hanging="720"/>
-      </w:pPr>
-      <w:rPr/>
-    </w:lvl>
-    <w:lvl w:ilvl="5">
-      <w:start w:val="1"/>
-      <w:numFmt w:val="decimal"/>
-      <w:lvlText w:val="%1.%2.%3.%4.%5.%6."/>
-      <w:lvlJc w:val="left"/>
-      <w:pPr>
-        <w:tabs>
-          <w:tab w:val="num" w:pos="720"/>
-        </w:tabs>
-        <w:ind w:left="4320" w:hanging="720"/>
-      </w:pPr>
-      <w:rPr/>
-    </w:lvl>
-    <w:lvl w:ilvl="6">
-      <w:start w:val="1"/>
-      <w:numFmt w:val="decimal"/>
-      <w:lvlText w:val="%1.%2.%3.%4.%5.%6.%7."/>
-      <w:lvlJc w:val="left"/>
-      <w:pPr>
-        <w:tabs>
-          <w:tab w:val="num" w:pos="720"/>
-        </w:tabs>
-        <w:ind w:left="5040" w:hanging="720"/>
-      </w:pPr>
-      <w:rPr/>
-    </w:lvl>
-    <w:lvl w:ilvl="7">
-      <w:start w:val="1"/>
-      <w:numFmt w:val="decimal"/>
-      <w:lvlText w:val="%1.%2.%3.%4.%5.%6.%7.%8."/>
-      <w:lvlJc w:val="left"/>
-      <w:pPr>
-        <w:tabs>
-          <w:tab w:val="num" w:pos="720"/>
-        </w:tabs>
-        <w:ind w:left="5760" w:hanging="720"/>
-      </w:pPr>
-      <w:rPr/>
-    </w:lvl>
-    <w:lvl w:ilvl="8">
-      <w:start w:val="1"/>
-      <w:numFmt w:val="decimal"/>
-      <w:lvlText w:val="%1.%2.%3.%4.%5.%6.%7.%8.%9."/>
-      <w:lvlJc w:val="left"/>
-      <w:pPr>
-        <w:tabs>
-          <w:tab w:val="num" w:pos="720"/>
-        </w:tabs>
-        <w:ind w:left="6480" w:hanging="720"/>
-      </w:pPr>
-      <w:rPr/>
-    </w:lvl>
-  </w:abstractNum>
-  <w:abstractNum w:abstractNumId="3">
+  <w:abstractNum w:abstractNumId="3" w15:restartNumberingAfterBreak="0">
+    <w:nsid w:val="31AD692E"/>
+    <w:multiLevelType w:val="multilevel"/>
+    <w:tmpl w:val="CDC8E9B6"/>
     <w:lvl w:ilvl="0">
       <w:start w:val="1"/>
       <w:numFmt w:val="bullet"/>
@@ -5718,7 +5295,10 @@
       </w:rPr>
     </w:lvl>
   </w:abstractNum>
-  <w:abstractNum w:abstractNumId="4">
+  <w:abstractNum w:abstractNumId="4" w15:restartNumberingAfterBreak="0">
+    <w:nsid w:val="5CA61193"/>
+    <w:multiLevelType w:val="multilevel"/>
+    <w:tmpl w:val="B4E8C2EA"/>
     <w:lvl w:ilvl="0">
       <w:start w:val="1"/>
       <w:numFmt w:val="bullet"/>
@@ -5855,27 +5435,30 @@
       </w:rPr>
     </w:lvl>
   </w:abstractNum>
-  <w:num w:numId="1">
-    <w:abstractNumId w:val="1"/>
-  </w:num>
-  <w:num w:numId="2">
+  <w:num w:numId="1" w16cid:durableId="1176503939">
     <w:abstractNumId w:val="2"/>
   </w:num>
-  <w:num w:numId="3">
+  <w:num w:numId="2" w16cid:durableId="2070640759">
+    <w:abstractNumId w:val="0"/>
+  </w:num>
+  <w:num w:numId="3" w16cid:durableId="1123690161">
     <w:abstractNumId w:val="3"/>
   </w:num>
-  <w:num w:numId="4">
+  <w:num w:numId="4" w16cid:durableId="2016565295">
     <w:abstractNumId w:val="4"/>
+  </w:num>
+  <w:num w:numId="5" w16cid:durableId="503790585">
+    <w:abstractNumId w:val="1"/>
   </w:num>
 </w:numbering>
 </file>
 
 <file path=word/styles.xml><?xml version="1.0" encoding="utf-8"?>
-<w:styles xmlns:w="http://schemas.openxmlformats.org/wordprocessingml/2006/main" xmlns:w14="http://schemas.microsoft.com/office/word/2010/wordml" xmlns:mc="http://schemas.openxmlformats.org/markup-compatibility/2006" mc:Ignorable="w14">
+<w:styles xmlns:mc="http://schemas.openxmlformats.org/markup-compatibility/2006" xmlns:r="http://schemas.openxmlformats.org/officeDocument/2006/relationships" xmlns:w="http://schemas.openxmlformats.org/wordprocessingml/2006/main" xmlns:w14="http://schemas.microsoft.com/office/word/2010/wordml" xmlns:w15="http://schemas.microsoft.com/office/word/2012/wordml" xmlns:w16cex="http://schemas.microsoft.com/office/word/2018/wordml/cex" xmlns:w16cid="http://schemas.microsoft.com/office/word/2016/wordml/cid" xmlns:w16="http://schemas.microsoft.com/office/word/2018/wordml" xmlns:w16du="http://schemas.microsoft.com/office/word/2023/wordml/word16du" xmlns:w16sdtdh="http://schemas.microsoft.com/office/word/2020/wordml/sdtdatahash" xmlns:w16sdtfl="http://schemas.microsoft.com/office/word/2024/wordml/sdtformatlock" xmlns:w16se="http://schemas.microsoft.com/office/word/2015/wordml/symex" mc:Ignorable="w14 w15 w16se w16cid w16 w16cex w16sdtdh w16sdtfl w16du">
   <w:docDefaults>
     <w:rPrDefault>
       <w:rPr>
-        <w:rFonts w:ascii="Liberation Serif" w:hAnsi="Liberation Serif" w:eastAsia="Noto Sans CJK SC" w:cs="Lohit Devanagari"/>
+        <w:rFonts w:ascii="Liberation Serif" w:eastAsia="Noto Sans CJK SC" w:hAnsi="Liberation Serif" w:cs="Lohit Devanagari"/>
         <w:sz w:val="24"/>
         <w:szCs w:val="24"/>
         <w:lang w:val="en-US" w:eastAsia="zh-CN" w:bidi="hi-IN"/>
@@ -5883,21 +5466,21 @@
     </w:rPrDefault>
     <w:pPrDefault>
       <w:pPr>
-        <w:suppressAutoHyphens w:val="true"/>
+        <w:suppressAutoHyphens/>
       </w:pPr>
     </w:pPrDefault>
   </w:docDefaults>
   <w:latentStyles w:defLockedState="0" w:defUIPriority="99" w:defSemiHidden="0" w:defUnhideWhenUsed="0" w:defQFormat="0" w:count="376">
     <w:lsdException w:name="Normal" w:uiPriority="0" w:qFormat="1"/>
     <w:lsdException w:name="heading 1" w:uiPriority="9" w:qFormat="1"/>
-    <w:lsdException w:name="heading 2" w:uiPriority="9" w:semiHidden="1" w:unhideWhenUsed="1" w:qFormat="1"/>
-    <w:lsdException w:name="heading 3" w:uiPriority="9" w:semiHidden="1" w:unhideWhenUsed="1" w:qFormat="1"/>
-    <w:lsdException w:name="heading 4" w:uiPriority="9" w:semiHidden="1" w:unhideWhenUsed="1" w:qFormat="1"/>
-    <w:lsdException w:name="heading 5" w:uiPriority="9" w:semiHidden="1" w:unhideWhenUsed="1" w:qFormat="1"/>
-    <w:lsdException w:name="heading 6" w:uiPriority="9" w:semiHidden="1" w:unhideWhenUsed="1" w:qFormat="1"/>
-    <w:lsdException w:name="heading 7" w:uiPriority="9" w:semiHidden="1" w:unhideWhenUsed="1" w:qFormat="1"/>
-    <w:lsdException w:name="heading 8" w:uiPriority="9" w:semiHidden="1" w:unhideWhenUsed="1" w:qFormat="1"/>
-    <w:lsdException w:name="heading 9" w:uiPriority="9" w:semiHidden="1" w:unhideWhenUsed="1" w:qFormat="1"/>
+    <w:lsdException w:name="heading 2" w:semiHidden="1" w:uiPriority="9" w:unhideWhenUsed="1" w:qFormat="1"/>
+    <w:lsdException w:name="heading 3" w:semiHidden="1" w:uiPriority="9" w:unhideWhenUsed="1" w:qFormat="1"/>
+    <w:lsdException w:name="heading 4" w:semiHidden="1" w:uiPriority="9" w:unhideWhenUsed="1" w:qFormat="1"/>
+    <w:lsdException w:name="heading 5" w:semiHidden="1" w:uiPriority="9" w:unhideWhenUsed="1" w:qFormat="1"/>
+    <w:lsdException w:name="heading 6" w:semiHidden="1" w:uiPriority="9" w:unhideWhenUsed="1" w:qFormat="1"/>
+    <w:lsdException w:name="heading 7" w:semiHidden="1" w:uiPriority="9" w:unhideWhenUsed="1" w:qFormat="1"/>
+    <w:lsdException w:name="heading 8" w:semiHidden="1" w:uiPriority="9" w:unhideWhenUsed="1" w:qFormat="1"/>
+    <w:lsdException w:name="heading 9" w:semiHidden="1" w:uiPriority="9" w:unhideWhenUsed="1" w:qFormat="1"/>
     <w:lsdException w:name="index 1" w:semiHidden="1" w:unhideWhenUsed="1"/>
     <w:lsdException w:name="index 2" w:semiHidden="1" w:unhideWhenUsed="1"/>
     <w:lsdException w:name="index 3" w:semiHidden="1" w:unhideWhenUsed="1"/>
@@ -5907,22 +5490,22 @@
     <w:lsdException w:name="index 7" w:semiHidden="1" w:unhideWhenUsed="1"/>
     <w:lsdException w:name="index 8" w:semiHidden="1" w:unhideWhenUsed="1"/>
     <w:lsdException w:name="index 9" w:semiHidden="1" w:unhideWhenUsed="1"/>
-    <w:lsdException w:name="toc 1" w:uiPriority="39" w:semiHidden="1" w:unhideWhenUsed="1"/>
-    <w:lsdException w:name="toc 2" w:uiPriority="39" w:semiHidden="1" w:unhideWhenUsed="1"/>
-    <w:lsdException w:name="toc 3" w:uiPriority="39" w:semiHidden="1" w:unhideWhenUsed="1"/>
-    <w:lsdException w:name="toc 4" w:uiPriority="39" w:semiHidden="1" w:unhideWhenUsed="1"/>
-    <w:lsdException w:name="toc 5" w:uiPriority="39" w:semiHidden="1" w:unhideWhenUsed="1"/>
-    <w:lsdException w:name="toc 6" w:uiPriority="39" w:semiHidden="1" w:unhideWhenUsed="1"/>
-    <w:lsdException w:name="toc 7" w:uiPriority="39" w:semiHidden="1" w:unhideWhenUsed="1"/>
-    <w:lsdException w:name="toc 8" w:uiPriority="39" w:semiHidden="1" w:unhideWhenUsed="1"/>
-    <w:lsdException w:name="toc 9" w:uiPriority="39" w:semiHidden="1" w:unhideWhenUsed="1"/>
+    <w:lsdException w:name="toc 1" w:semiHidden="1" w:uiPriority="39" w:unhideWhenUsed="1"/>
+    <w:lsdException w:name="toc 2" w:semiHidden="1" w:uiPriority="39" w:unhideWhenUsed="1"/>
+    <w:lsdException w:name="toc 3" w:semiHidden="1" w:uiPriority="39" w:unhideWhenUsed="1"/>
+    <w:lsdException w:name="toc 4" w:semiHidden="1" w:uiPriority="39" w:unhideWhenUsed="1"/>
+    <w:lsdException w:name="toc 5" w:semiHidden="1" w:uiPriority="39" w:unhideWhenUsed="1"/>
+    <w:lsdException w:name="toc 6" w:semiHidden="1" w:uiPriority="39" w:unhideWhenUsed="1"/>
+    <w:lsdException w:name="toc 7" w:semiHidden="1" w:uiPriority="39" w:unhideWhenUsed="1"/>
+    <w:lsdException w:name="toc 8" w:semiHidden="1" w:uiPriority="39" w:unhideWhenUsed="1"/>
+    <w:lsdException w:name="toc 9" w:semiHidden="1" w:uiPriority="39" w:unhideWhenUsed="1"/>
     <w:lsdException w:name="Normal Indent" w:semiHidden="1" w:unhideWhenUsed="1"/>
     <w:lsdException w:name="footnote text" w:semiHidden="1" w:unhideWhenUsed="1"/>
     <w:lsdException w:name="annotation text" w:semiHidden="1" w:unhideWhenUsed="1"/>
     <w:lsdException w:name="header" w:semiHidden="1" w:unhideWhenUsed="1"/>
     <w:lsdException w:name="footer" w:semiHidden="1" w:unhideWhenUsed="1"/>
     <w:lsdException w:name="index heading" w:semiHidden="1" w:unhideWhenUsed="1"/>
-    <w:lsdException w:name="caption" w:uiPriority="35" w:semiHidden="1" w:unhideWhenUsed="1" w:qFormat="1"/>
+    <w:lsdException w:name="caption" w:semiHidden="1" w:uiPriority="35" w:unhideWhenUsed="1" w:qFormat="1"/>
     <w:lsdException w:name="table of figures" w:semiHidden="1" w:unhideWhenUsed="1"/>
     <w:lsdException w:name="envelope address" w:semiHidden="1" w:unhideWhenUsed="1"/>
     <w:lsdException w:name="envelope return" w:semiHidden="1" w:unhideWhenUsed="1"/>
@@ -5953,7 +5536,7 @@
     <w:lsdException w:name="Title" w:uiPriority="10" w:qFormat="1"/>
     <w:lsdException w:name="Closing" w:semiHidden="1" w:unhideWhenUsed="1"/>
     <w:lsdException w:name="Signature" w:semiHidden="1" w:unhideWhenUsed="1"/>
-    <w:lsdException w:name="Default Paragraph Font" w:uiPriority="1" w:semiHidden="1" w:unhideWhenUsed="1"/>
+    <w:lsdException w:name="Default Paragraph Font" w:semiHidden="1" w:uiPriority="1" w:unhideWhenUsed="1"/>
     <w:lsdException w:name="Body Text" w:semiHidden="1" w:unhideWhenUsed="1"/>
     <w:lsdException w:name="Body Text Indent" w:semiHidden="1" w:unhideWhenUsed="1"/>
     <w:lsdException w:name="List Continue" w:semiHidden="1" w:unhideWhenUsed="1"/>
@@ -6153,8 +5736,8 @@
     <w:lsdException w:name="Subtle Reference" w:uiPriority="31" w:qFormat="1"/>
     <w:lsdException w:name="Intense Reference" w:uiPriority="32" w:qFormat="1"/>
     <w:lsdException w:name="Book Title" w:uiPriority="33" w:qFormat="1"/>
-    <w:lsdException w:name="Bibliography" w:uiPriority="37" w:semiHidden="1" w:unhideWhenUsed="1"/>
-    <w:lsdException w:name="TOC Heading" w:uiPriority="39" w:semiHidden="1" w:unhideWhenUsed="1" w:qFormat="1"/>
+    <w:lsdException w:name="Bibliography" w:semiHidden="1" w:uiPriority="37" w:unhideWhenUsed="1"/>
+    <w:lsdException w:name="TOC Heading" w:semiHidden="1" w:uiPriority="39" w:unhideWhenUsed="1" w:qFormat="1"/>
     <w:lsdException w:name="Plain Table 1" w:uiPriority="41"/>
     <w:lsdException w:name="Plain Table 2" w:uiPriority="42"/>
     <w:lsdException w:name="Plain Table 3" w:uiPriority="43"/>
@@ -6265,23 +5848,14 @@
     <w:lsdException w:name="Unresolved Mention" w:semiHidden="1" w:unhideWhenUsed="1"/>
     <w:lsdException w:name="Smart Link" w:semiHidden="1" w:unhideWhenUsed="1"/>
   </w:latentStyles>
-  <w:style w:type="paragraph" w:styleId="Normal" w:default="1">
+  <w:style w:type="paragraph" w:default="1" w:styleId="Normal">
     <w:name w:val="Normal"/>
     <w:qFormat/>
-    <w:pPr>
-      <w:widowControl/>
-      <w:suppressAutoHyphens w:val="true"/>
-      <w:bidi w:val="0"/>
-      <w:spacing w:before="0" w:after="0"/>
-      <w:jc w:val="left"/>
-    </w:pPr>
     <w:rPr>
-      <w:rFonts w:ascii="Times New Roman" w:hAnsi="Times New Roman" w:eastAsia="Times New Roman" w:cs="Times New Roman"/>
-      <w:color w:val="auto"/>
-      <w:kern w:val="0"/>
+      <w:rFonts w:ascii="Times New Roman" w:eastAsia="Times New Roman" w:hAnsi="Times New Roman" w:cs="Times New Roman"/>
       <w:sz w:val="20"/>
       <w:szCs w:val="20"/>
-      <w:lang w:val="en-US" w:eastAsia="zh-CN" w:bidi="ar-SA"/>
+      <w:lang w:bidi="ar-SA"/>
     </w:rPr>
   </w:style>
   <w:style w:type="paragraph" w:styleId="Heading1">
@@ -6291,10 +5865,9 @@
     <w:uiPriority w:val="9"/>
     <w:qFormat/>
     <w:pPr>
-      <w:keepNext w:val="true"/>
+      <w:keepNext/>
       <w:pageBreakBefore/>
       <w:numPr>
-        <w:ilvl w:val="0"/>
         <w:numId w:val="1"/>
       </w:numPr>
       <w:pBdr>
@@ -6303,7 +5876,7 @@
         <w:bottom w:val="single" w:sz="12" w:space="1" w:color="000000"/>
         <w:right w:val="single" w:sz="12" w:space="1" w:color="000000"/>
       </w:pBdr>
-      <w:spacing w:before="0" w:after="60"/>
+      <w:spacing w:after="60"/>
       <w:outlineLvl w:val="0"/>
     </w:pPr>
     <w:rPr>
@@ -6320,7 +5893,7 @@
     <w:unhideWhenUsed/>
     <w:qFormat/>
     <w:pPr>
-      <w:keepNext w:val="true"/>
+      <w:keepNext/>
       <w:numPr>
         <w:ilvl w:val="1"/>
         <w:numId w:val="1"/>
@@ -6341,7 +5914,7 @@
     <w:unhideWhenUsed/>
     <w:qFormat/>
     <w:pPr>
-      <w:keepNext w:val="true"/>
+      <w:keepNext/>
       <w:numPr>
         <w:ilvl w:val="2"/>
         <w:numId w:val="1"/>
@@ -6363,7 +5936,7 @@
     <w:unhideWhenUsed/>
     <w:qFormat/>
     <w:pPr>
-      <w:keepNext w:val="true"/>
+      <w:keepNext/>
       <w:numPr>
         <w:ilvl w:val="3"/>
         <w:numId w:val="1"/>
@@ -6471,14 +6044,34 @@
       <w:sz w:val="18"/>
     </w:rPr>
   </w:style>
-  <w:style w:type="character" w:styleId="DefaultParagraphFont" w:default="1">
+  <w:style w:type="character" w:default="1" w:styleId="DefaultParagraphFont">
     <w:name w:val="Default Paragraph Font"/>
     <w:uiPriority w:val="1"/>
+    <w:semiHidden/>
     <w:unhideWhenUsed/>
-    <w:qFormat/>
-    <w:rPr/>
   </w:style>
-  <w:style w:type="character" w:styleId="WW8Num1z0" w:customStyle="1">
+  <w:style w:type="table" w:default="1" w:styleId="TableNormal">
+    <w:name w:val="Normal Table"/>
+    <w:uiPriority w:val="99"/>
+    <w:semiHidden/>
+    <w:unhideWhenUsed/>
+    <w:tblPr>
+      <w:tblInd w:w="0" w:type="dxa"/>
+      <w:tblCellMar>
+        <w:top w:w="0" w:type="dxa"/>
+        <w:left w:w="108" w:type="dxa"/>
+        <w:bottom w:w="0" w:type="dxa"/>
+        <w:right w:w="108" w:type="dxa"/>
+      </w:tblCellMar>
+    </w:tblPr>
+  </w:style>
+  <w:style w:type="numbering" w:default="1" w:styleId="NoList">
+    <w:name w:val="No List"/>
+    <w:uiPriority w:val="99"/>
+    <w:semiHidden/>
+    <w:unhideWhenUsed/>
+  </w:style>
+  <w:style w:type="character" w:customStyle="1" w:styleId="WW8Num1z0">
     <w:name w:val="WW8Num1z0"/>
     <w:qFormat/>
     <w:rPr>
@@ -6488,50 +6081,41 @@
       <w:lang w:val="en-US" w:bidi="en-US"/>
     </w:rPr>
   </w:style>
-  <w:style w:type="character" w:styleId="WW8Num1z1" w:customStyle="1">
+  <w:style w:type="character" w:customStyle="1" w:styleId="WW8Num1z1">
     <w:name w:val="WW8Num1z1"/>
     <w:qFormat/>
-    <w:rPr/>
   </w:style>
-  <w:style w:type="character" w:styleId="WW8Num1z2" w:customStyle="1">
+  <w:style w:type="character" w:customStyle="1" w:styleId="WW8Num1z2">
     <w:name w:val="WW8Num1z2"/>
     <w:qFormat/>
-    <w:rPr/>
   </w:style>
-  <w:style w:type="character" w:styleId="WW8Num1z3" w:customStyle="1">
+  <w:style w:type="character" w:customStyle="1" w:styleId="WW8Num1z3">
     <w:name w:val="WW8Num1z3"/>
     <w:qFormat/>
-    <w:rPr/>
   </w:style>
-  <w:style w:type="character" w:styleId="WW8Num1z4" w:customStyle="1">
+  <w:style w:type="character" w:customStyle="1" w:styleId="WW8Num1z4">
     <w:name w:val="WW8Num1z4"/>
     <w:qFormat/>
-    <w:rPr/>
   </w:style>
-  <w:style w:type="character" w:styleId="WW8Num1z5" w:customStyle="1">
+  <w:style w:type="character" w:customStyle="1" w:styleId="WW8Num1z5">
     <w:name w:val="WW8Num1z5"/>
     <w:qFormat/>
-    <w:rPr/>
   </w:style>
-  <w:style w:type="character" w:styleId="WW8Num1z6" w:customStyle="1">
+  <w:style w:type="character" w:customStyle="1" w:styleId="WW8Num1z6">
     <w:name w:val="WW8Num1z6"/>
     <w:qFormat/>
-    <w:rPr/>
   </w:style>
-  <w:style w:type="character" w:styleId="WW8Num1z7" w:customStyle="1">
+  <w:style w:type="character" w:customStyle="1" w:styleId="WW8Num1z7">
     <w:name w:val="WW8Num1z7"/>
     <w:qFormat/>
-    <w:rPr/>
   </w:style>
-  <w:style w:type="character" w:styleId="WW8Num1z8" w:customStyle="1">
+  <w:style w:type="character" w:customStyle="1" w:styleId="WW8Num1z8">
     <w:name w:val="WW8Num1z8"/>
     <w:qFormat/>
-    <w:rPr/>
   </w:style>
   <w:style w:type="character" w:styleId="PageNumber">
     <w:name w:val="page number"/>
     <w:basedOn w:val="DefaultParagraphFont"/>
-    <w:rPr/>
   </w:style>
   <w:style w:type="character" w:styleId="Hyperlink">
     <w:name w:val="Hyperlink"/>
@@ -6541,10 +6125,9 @@
       <w:u w:val="single"/>
     </w:rPr>
   </w:style>
-  <w:style w:type="character" w:styleId="IndexLink" w:customStyle="1">
+  <w:style w:type="character" w:customStyle="1" w:styleId="IndexLink">
     <w:name w:val="Index Link"/>
     <w:qFormat/>
-    <w:rPr/>
   </w:style>
   <w:style w:type="character" w:styleId="Strong">
     <w:name w:val="Strong"/>
@@ -6554,20 +6137,20 @@
       <w:bCs/>
     </w:rPr>
   </w:style>
-  <w:style w:type="character" w:styleId="Bullets">
+  <w:style w:type="character" w:customStyle="1" w:styleId="Bullets">
     <w:name w:val="Bullets"/>
     <w:qFormat/>
     <w:rPr>
-      <w:rFonts w:ascii="OpenSymbol" w:hAnsi="OpenSymbol" w:eastAsia="OpenSymbol" w:cs="OpenSymbol"/>
+      <w:rFonts w:ascii="OpenSymbol" w:eastAsia="OpenSymbol" w:hAnsi="OpenSymbol" w:cs="OpenSymbol"/>
     </w:rPr>
   </w:style>
-  <w:style w:type="paragraph" w:styleId="Heading" w:customStyle="1">
+  <w:style w:type="paragraph" w:customStyle="1" w:styleId="Heading">
     <w:name w:val="Heading"/>
     <w:basedOn w:val="Normal"/>
     <w:next w:val="BodyText"/>
     <w:qFormat/>
     <w:pPr>
-      <w:keepNext w:val="true"/>
+      <w:keepNext/>
       <w:keepLines/>
       <w:spacing w:before="3240" w:after="720"/>
       <w:jc w:val="center"/>
@@ -6582,14 +6165,12 @@
     <w:name w:val="Body Text"/>
     <w:basedOn w:val="Normal"/>
     <w:pPr>
-      <w:spacing w:lineRule="auto" w:line="276" w:before="0" w:after="140"/>
+      <w:spacing w:after="140" w:line="276" w:lineRule="auto"/>
     </w:pPr>
-    <w:rPr/>
   </w:style>
   <w:style w:type="paragraph" w:styleId="List">
     <w:name w:val="List"/>
     <w:basedOn w:val="BodyText"/>
-    <w:pPr/>
     <w:rPr>
       <w:rFonts w:cs="Lohit Devanagari"/>
     </w:rPr>
@@ -6610,7 +6191,7 @@
       <w:szCs w:val="24"/>
     </w:rPr>
   </w:style>
-  <w:style w:type="paragraph" w:styleId="Index" w:customStyle="1">
+  <w:style w:type="paragraph" w:customStyle="1" w:styleId="Index">
     <w:name w:val="Index"/>
     <w:basedOn w:val="Normal"/>
     <w:qFormat/>
@@ -6621,54 +6202,49 @@
       <w:rFonts w:cs="Lohit Devanagari"/>
     </w:rPr>
   </w:style>
-  <w:style w:type="paragraph" w:styleId="Paragraph1" w:customStyle="1">
+  <w:style w:type="paragraph" w:customStyle="1" w:styleId="Paragraph1">
     <w:name w:val="Paragraph1"/>
     <w:basedOn w:val="Normal"/>
     <w:qFormat/>
     <w:pPr>
-      <w:spacing w:before="80" w:after="0"/>
+      <w:spacing w:before="80"/>
       <w:jc w:val="both"/>
     </w:pPr>
-    <w:rPr/>
   </w:style>
-  <w:style w:type="paragraph" w:styleId="Paragraph4" w:customStyle="1">
+  <w:style w:type="paragraph" w:customStyle="1" w:styleId="Paragraph4">
     <w:name w:val="Paragraph4"/>
     <w:basedOn w:val="Paragraph1"/>
     <w:qFormat/>
     <w:pPr>
       <w:ind w:left="2880"/>
     </w:pPr>
-    <w:rPr/>
   </w:style>
-  <w:style w:type="paragraph" w:styleId="Style21" w:customStyle="1">
+  <w:style w:type="paragraph" w:customStyle="1" w:styleId="Style2">
     <w:name w:val="Style2"/>
     <w:basedOn w:val="Paragraph1"/>
     <w:qFormat/>
     <w:pPr>
       <w:tabs>
-        <w:tab w:val="clear" w:pos="720"/>
-        <w:tab w:val="left" w:pos="2160" w:leader="none"/>
-        <w:tab w:val="left" w:pos="2880" w:leader="none"/>
+        <w:tab w:val="left" w:pos="2160"/>
+        <w:tab w:val="left" w:pos="2880"/>
       </w:tabs>
     </w:pPr>
-    <w:rPr/>
   </w:style>
-  <w:style w:type="paragraph" w:styleId="Paragraph5" w:customStyle="1">
+  <w:style w:type="paragraph" w:customStyle="1" w:styleId="Paragraph5">
     <w:name w:val="Paragraph5"/>
     <w:basedOn w:val="Normal"/>
     <w:qFormat/>
     <w:pPr>
       <w:ind w:left="3600"/>
     </w:pPr>
-    <w:rPr/>
   </w:style>
-  <w:style w:type="paragraph" w:styleId="TableofContents" w:customStyle="1">
+  <w:style w:type="paragraph" w:customStyle="1" w:styleId="TableofContents">
     <w:name w:val="Table of Contents"/>
     <w:basedOn w:val="Normal"/>
     <w:qFormat/>
     <w:pPr>
       <w:pageBreakBefore/>
-      <w:spacing w:before="0" w:after="360"/>
+      <w:spacing w:after="360"/>
       <w:jc w:val="center"/>
     </w:pPr>
     <w:rPr>
@@ -6682,8 +6258,7 @@
     <w:uiPriority w:val="39"/>
     <w:pPr>
       <w:tabs>
-        <w:tab w:val="clear" w:pos="720"/>
-        <w:tab w:val="right" w:pos="8640" w:leader="dot"/>
+        <w:tab w:val="right" w:leader="dot" w:pos="8640"/>
       </w:tabs>
       <w:spacing w:before="120" w:after="120"/>
     </w:pPr>
@@ -6699,8 +6274,7 @@
     <w:uiPriority w:val="39"/>
     <w:pPr>
       <w:tabs>
-        <w:tab w:val="clear" w:pos="720"/>
-        <w:tab w:val="right" w:pos="8640" w:leader="dot"/>
+        <w:tab w:val="right" w:leader="dot" w:pos="8640"/>
       </w:tabs>
       <w:ind w:left="200"/>
     </w:pPr>
@@ -6715,8 +6289,7 @@
     <w:uiPriority w:val="39"/>
     <w:pPr>
       <w:tabs>
-        <w:tab w:val="clear" w:pos="720"/>
-        <w:tab w:val="right" w:pos="8640" w:leader="dot"/>
+        <w:tab w:val="right" w:leader="dot" w:pos="8640"/>
       </w:tabs>
       <w:ind w:left="400"/>
     </w:pPr>
@@ -6724,39 +6297,34 @@
       <w:i/>
     </w:rPr>
   </w:style>
-  <w:style w:type="paragraph" w:styleId="Paragraph2" w:customStyle="1">
+  <w:style w:type="paragraph" w:customStyle="1" w:styleId="Paragraph2">
     <w:name w:val="Paragraph2"/>
     <w:basedOn w:val="Paragraph1"/>
     <w:qFormat/>
     <w:pPr>
       <w:ind w:left="1440"/>
     </w:pPr>
-    <w:rPr/>
   </w:style>
-  <w:style w:type="paragraph" w:styleId="Paragraph3" w:customStyle="1">
+  <w:style w:type="paragraph" w:customStyle="1" w:styleId="Paragraph3">
     <w:name w:val="Paragraph3"/>
     <w:basedOn w:val="Paragraph1"/>
     <w:qFormat/>
     <w:pPr>
       <w:ind w:left="2160"/>
     </w:pPr>
-    <w:rPr/>
   </w:style>
-  <w:style w:type="paragraph" w:styleId="HeaderandFooter" w:customStyle="1">
+  <w:style w:type="paragraph" w:customStyle="1" w:styleId="HeaderandFooter">
     <w:name w:val="Header and Footer"/>
     <w:basedOn w:val="Normal"/>
     <w:qFormat/>
-    <w:pPr/>
-    <w:rPr/>
   </w:style>
   <w:style w:type="paragraph" w:styleId="Header">
     <w:name w:val="header"/>
     <w:basedOn w:val="Normal"/>
     <w:pPr>
       <w:tabs>
-        <w:tab w:val="clear" w:pos="720"/>
-        <w:tab w:val="center" w:pos="4320" w:leader="none"/>
-        <w:tab w:val="right" w:pos="8640" w:leader="none"/>
+        <w:tab w:val="center" w:pos="4320"/>
+        <w:tab w:val="right" w:pos="8640"/>
       </w:tabs>
     </w:pPr>
     <w:rPr>
@@ -6769,9 +6337,8 @@
     <w:basedOn w:val="Normal"/>
     <w:pPr>
       <w:tabs>
-        <w:tab w:val="clear" w:pos="720"/>
-        <w:tab w:val="center" w:pos="4320" w:leader="none"/>
-        <w:tab w:val="right" w:pos="8640" w:leader="none"/>
+        <w:tab w:val="center" w:pos="4320"/>
+        <w:tab w:val="right" w:pos="8640"/>
       </w:tabs>
     </w:pPr>
     <w:rPr>
@@ -6785,8 +6352,7 @@
     <w:next w:val="Normal"/>
     <w:pPr>
       <w:tabs>
-        <w:tab w:val="clear" w:pos="720"/>
-        <w:tab w:val="right" w:pos="8640" w:leader="dot"/>
+        <w:tab w:val="right" w:leader="dot" w:pos="8640"/>
       </w:tabs>
       <w:ind w:left="600"/>
     </w:pPr>
@@ -6800,8 +6366,7 @@
     <w:next w:val="Normal"/>
     <w:pPr>
       <w:tabs>
-        <w:tab w:val="clear" w:pos="720"/>
-        <w:tab w:val="right" w:pos="8640" w:leader="dot"/>
+        <w:tab w:val="right" w:leader="dot" w:pos="8640"/>
       </w:tabs>
       <w:ind w:left="800"/>
     </w:pPr>
@@ -6815,8 +6380,7 @@
     <w:next w:val="Normal"/>
     <w:pPr>
       <w:tabs>
-        <w:tab w:val="clear" w:pos="720"/>
-        <w:tab w:val="right" w:pos="8640" w:leader="dot"/>
+        <w:tab w:val="right" w:leader="dot" w:pos="8640"/>
       </w:tabs>
       <w:ind w:left="1000"/>
     </w:pPr>
@@ -6830,8 +6394,7 @@
     <w:next w:val="Normal"/>
     <w:pPr>
       <w:tabs>
-        <w:tab w:val="clear" w:pos="720"/>
-        <w:tab w:val="right" w:pos="8640" w:leader="dot"/>
+        <w:tab w:val="right" w:leader="dot" w:pos="8640"/>
       </w:tabs>
       <w:ind w:left="1200"/>
     </w:pPr>
@@ -6845,8 +6408,7 @@
     <w:next w:val="Normal"/>
     <w:pPr>
       <w:tabs>
-        <w:tab w:val="clear" w:pos="720"/>
-        <w:tab w:val="right" w:pos="8640" w:leader="dot"/>
+        <w:tab w:val="right" w:leader="dot" w:pos="8640"/>
       </w:tabs>
       <w:ind w:left="1400"/>
     </w:pPr>
@@ -6860,8 +6422,7 @@
     <w:next w:val="Normal"/>
     <w:pPr>
       <w:tabs>
-        <w:tab w:val="clear" w:pos="720"/>
-        <w:tab w:val="right" w:pos="8640" w:leader="dot"/>
+        <w:tab w:val="right" w:leader="dot" w:pos="8640"/>
       </w:tabs>
       <w:ind w:left="1600"/>
     </w:pPr>
@@ -6875,8 +6436,8 @@
     <w:uiPriority w:val="11"/>
     <w:qFormat/>
     <w:pPr>
-      <w:widowControl w:val="false"/>
-      <w:spacing w:before="0" w:after="60"/>
+      <w:widowControl w:val="0"/>
+      <w:spacing w:after="60"/>
       <w:jc w:val="center"/>
     </w:pPr>
     <w:rPr>
@@ -6885,37 +6446,32 @@
       <w:sz w:val="36"/>
     </w:rPr>
   </w:style>
-  <w:style w:type="paragraph" w:styleId="RevHistory" w:customStyle="1">
+  <w:style w:type="paragraph" w:customStyle="1" w:styleId="RevHistory">
     <w:name w:val="RevHistory"/>
     <w:basedOn w:val="Normal"/>
     <w:qFormat/>
     <w:pPr>
       <w:pageBreakBefore/>
-      <w:widowControl w:val="false"/>
-      <w:spacing w:before="1280" w:after="0"/>
+      <w:widowControl w:val="0"/>
+      <w:spacing w:before="1280"/>
       <w:jc w:val="center"/>
     </w:pPr>
     <w:rPr>
       <w:sz w:val="36"/>
     </w:rPr>
   </w:style>
-  <w:style w:type="paragraph" w:styleId="TableText" w:customStyle="1">
+  <w:style w:type="paragraph" w:customStyle="1" w:styleId="TableText">
     <w:name w:val="Table Text"/>
     <w:qFormat/>
     <w:pPr>
-      <w:widowControl w:val="false"/>
-      <w:suppressAutoHyphens w:val="true"/>
-      <w:bidi w:val="0"/>
+      <w:widowControl w:val="0"/>
       <w:spacing w:before="40" w:after="40"/>
-      <w:jc w:val="left"/>
     </w:pPr>
     <w:rPr>
-      <w:rFonts w:ascii="Times New Roman" w:hAnsi="Times New Roman" w:eastAsia="Times New Roman" w:cs="Times New Roman"/>
-      <w:color w:val="auto"/>
-      <w:kern w:val="0"/>
+      <w:rFonts w:ascii="Times New Roman" w:eastAsia="Times New Roman" w:hAnsi="Times New Roman" w:cs="Times New Roman"/>
       <w:sz w:val="20"/>
       <w:szCs w:val="20"/>
-      <w:lang w:val="en-US" w:eastAsia="zh-CN" w:bidi="ar-SA"/>
+      <w:lang w:bidi="ar-SA"/>
     </w:rPr>
   </w:style>
   <w:style w:type="paragraph" w:styleId="BodyTextIndent">
@@ -6924,18 +6480,16 @@
     <w:pPr>
       <w:ind w:left="1440"/>
     </w:pPr>
-    <w:rPr/>
   </w:style>
-  <w:style w:type="paragraph" w:styleId="TableContents" w:customStyle="1">
+  <w:style w:type="paragraph" w:customStyle="1" w:styleId="TableContents">
     <w:name w:val="Table Contents"/>
     <w:basedOn w:val="Normal"/>
     <w:qFormat/>
     <w:pPr>
       <w:suppressLineNumbers/>
     </w:pPr>
-    <w:rPr/>
   </w:style>
-  <w:style w:type="paragraph" w:styleId="TableHeading" w:customStyle="1">
+  <w:style w:type="paragraph" w:customStyle="1" w:styleId="TableHeading">
     <w:name w:val="Table Heading"/>
     <w:basedOn w:val="TableContents"/>
     <w:qFormat/>
@@ -6947,111 +6501,84 @@
       <w:bCs/>
     </w:rPr>
   </w:style>
-  <w:style w:type="paragraph" w:styleId="FrameContentsuser" w:customStyle="1">
+  <w:style w:type="paragraph" w:customStyle="1" w:styleId="FrameContentsuser">
     <w:name w:val="Frame Contents (user)"/>
     <w:basedOn w:val="Normal"/>
     <w:qFormat/>
-    <w:pPr/>
-    <w:rPr/>
   </w:style>
-  <w:style w:type="paragraph" w:styleId="HeaderLeftuser" w:customStyle="1">
+  <w:style w:type="paragraph" w:customStyle="1" w:styleId="HeaderLeftuser">
     <w:name w:val="Header Left (user)"/>
     <w:basedOn w:val="Normal"/>
     <w:qFormat/>
     <w:pPr>
       <w:suppressLineNumbers/>
       <w:tabs>
-        <w:tab w:val="clear" w:pos="720"/>
-        <w:tab w:val="center" w:pos="4320" w:leader="none"/>
-        <w:tab w:val="right" w:pos="8640" w:leader="none"/>
+        <w:tab w:val="center" w:pos="4320"/>
+        <w:tab w:val="right" w:pos="8640"/>
       </w:tabs>
     </w:pPr>
-    <w:rPr/>
   </w:style>
-  <w:style w:type="paragraph" w:styleId="FrameContents" w:customStyle="1">
+  <w:style w:type="paragraph" w:customStyle="1" w:styleId="FrameContents">
     <w:name w:val="Frame Contents"/>
     <w:basedOn w:val="Normal"/>
     <w:qFormat/>
-    <w:pPr/>
-    <w:rPr/>
   </w:style>
-  <w:style w:type="numbering" w:styleId="NoList" w:default="1">
-    <w:name w:val="No List"/>
-    <w:uiPriority w:val="99"/>
-    <w:semiHidden/>
-    <w:unhideWhenUsed/>
-    <w:qFormat/>
-  </w:style>
-  <w:style w:type="numbering" w:styleId="WW8Num1" w:customStyle="1">
+  <w:style w:type="numbering" w:customStyle="1" w:styleId="WW8Num1">
     <w:name w:val="WW8Num1"/>
     <w:qFormat/>
-  </w:style>
-  <w:style w:type="table" w:default="1" w:styleId="TableNormal">
-    <w:name w:val="Normal Table"/>
-    <w:uiPriority w:val="99"/>
-    <w:semiHidden/>
-    <w:unhideWhenUsed/>
-    <w:tblPr>
-      <w:tblCellMar>
-        <w:top w:w="0" w:type="dxa"/>
-        <w:left w:w="108" w:type="dxa"/>
-        <w:bottom w:w="0" w:type="dxa"/>
-        <w:right w:w="108" w:type="dxa"/>
-      </w:tblCellMar>
-    </w:tblPr>
   </w:style>
 </w:styles>
 </file>
 
 <file path=word/theme/theme1.xml><?xml version="1.0" encoding="utf-8"?>
-<a:theme xmlns:a="http://schemas.openxmlformats.org/drawingml/2006/main" xmlns:r="http://schemas.openxmlformats.org/officeDocument/2006/relationships" name="Office Theme">
+<a:theme xmlns:a="http://schemas.openxmlformats.org/drawingml/2006/main" name="Office Theme">
   <a:themeElements>
     <a:clrScheme name="Office">
       <a:dk1>
         <a:srgbClr val="000000"/>
       </a:dk1>
       <a:lt1>
-        <a:srgbClr val="ffffff"/>
+        <a:srgbClr val="FFFFFF"/>
       </a:lt1>
       <a:dk2>
-        <a:srgbClr val="0e2841"/>
+        <a:srgbClr val="0E2841"/>
       </a:dk2>
       <a:lt2>
-        <a:srgbClr val="e8e8e8"/>
+        <a:srgbClr val="E8E8E8"/>
       </a:lt2>
       <a:accent1>
         <a:srgbClr val="156082"/>
       </a:accent1>
       <a:accent2>
-        <a:srgbClr val="e97132"/>
+        <a:srgbClr val="E97132"/>
       </a:accent2>
       <a:accent3>
-        <a:srgbClr val="196b24"/>
+        <a:srgbClr val="196B24"/>
       </a:accent3>
       <a:accent4>
-        <a:srgbClr val="0f9ed5"/>
+        <a:srgbClr val="0F9ED5"/>
       </a:accent4>
       <a:accent5>
-        <a:srgbClr val="a02b93"/>
+        <a:srgbClr val="A02B93"/>
       </a:accent5>
       <a:accent6>
-        <a:srgbClr val="4ea72e"/>
+        <a:srgbClr val="4EA72E"/>
       </a:accent6>
       <a:hlink>
         <a:srgbClr val="467886"/>
       </a:hlink>
       <a:folHlink>
-        <a:srgbClr val="96607d"/>
+        <a:srgbClr val="96607D"/>
       </a:folHlink>
     </a:clrScheme>
     <a:fontScheme name="Office">
       <a:majorFont>
-        <a:latin typeface="Aptos Display" panose="02110004020202020204" pitchFamily="0" charset="1"/>
+        <a:latin typeface="Aptos Display" panose="02110004020202020204"/>
         <a:ea typeface=""/>
         <a:cs typeface=""/>
       </a:majorFont>
       <a:minorFont>
-        <a:latin typeface="Aptos" panose="02110004020202020204" pitchFamily="0" charset="1"/>
+        <a:latin typeface="Aptos" panose="02110004020202020204"/>
         <a:ea typeface=""/>
         <a:cs typeface=""/>
       </a:minorFont>
@@ -7083,7 +6610,7 @@
             </a:gs>
           </a:gsLst>
           <a:lin ang="5400000" scaled="0"/>
-          <a:tileRect l="0" t="0" r="0" b="0"/>
+          <a:tileRect/>
         </a:gradFill>
         <a:gradFill>
           <a:gsLst>
@@ -7107,7 +6634,7 @@
             </a:gs>
           </a:gsLst>
           <a:lin ang="5400000" scaled="0"/>
-          <a:tileRect l="0" t="0" r="0" b="0"/>
+          <a:tileRect/>
         </a:gradFill>
       </a:fillStyleLst>
       <a:lnStyleLst>
@@ -7167,10 +6694,12 @@
             </a:gs>
           </a:gsLst>
           <a:lin ang="5400000" scaled="0"/>
-          <a:tileRect l="0" t="0" r="0" b="0"/>
+          <a:tileRect/>
         </a:gradFill>
       </a:bgFillStyleLst>
     </a:fmtScheme>
   </a:themeElements>
+  <a:objectDefaults/>
+  <a:extraClrSchemeLst/>
 </a:theme>
 </file>
--- a/Documentation/Phase 2/CS 401 - Group 2 - SDD Doc.docx
+++ b/Documentation/Phase 2/CS 401 - Group 2 - SDD Doc.docx
@@ -1,18 +1,24 @@
 
 <file path=word/document.xml><?xml version="1.0" encoding="utf-8"?>
-<w:document xmlns:wpc="http://schemas.microsoft.com/office/word/2010/wordprocessingCanvas" xmlns:cx="http://schemas.microsoft.com/office/drawing/2014/chartex" xmlns:cx1="http://schemas.microsoft.com/office/drawing/2015/9/8/chartex" xmlns:cx2="http://schemas.microsoft.com/office/drawing/2015/10/21/chartex" xmlns:cx3="http://schemas.microsoft.com/office/drawing/2016/5/9/chartex" xmlns:cx4="http://schemas.microsoft.com/office/drawing/2016/5/10/chartex" xmlns:cx5="http://schemas.microsoft.com/office/drawing/2016/5/11/chartex" xmlns:cx6="http://schemas.microsoft.com/office/drawing/2016/5/12/chartex" xmlns:cx7="http://schemas.microsoft.com/office/drawing/2016/5/13/chartex" xmlns:cx8="http://schemas.microsoft.com/office/drawing/2016/5/14/chartex" xmlns:mc="http://schemas.openxmlformats.org/markup-compatibility/2006" xmlns:aink="http://schemas.microsoft.com/office/drawing/2016/ink" xmlns:am3d="http://schemas.microsoft.com/office/drawing/2017/model3d" xmlns:o="urn:schemas-microsoft-com:office:office" xmlns:oel="http://schemas.microsoft.com/office/2019/extlst" xmlns:r="http://schemas.openxmlformats.org/officeDocument/2006/relationships" xmlns:m="http://schemas.openxmlformats.org/officeDocument/2006/math" xmlns:v="urn:schemas-microsoft-com:vml" xmlns:wp14="http://schemas.microsoft.com/office/word/2010/wordprocessingDrawing" xmlns:wp="http://schemas.openxmlformats.org/drawingml/2006/wordprocessingDrawing" xmlns:w10="urn:schemas-microsoft-com:office:word" xmlns:w="http://schemas.openxmlformats.org/wordprocessingml/2006/main" xmlns:w14="http://schemas.microsoft.com/office/word/2010/wordml" xmlns:w15="http://schemas.microsoft.com/office/word/2012/wordml" xmlns:w16cex="http://schemas.microsoft.com/office/word/2018/wordml/cex" xmlns:w16cid="http://schemas.microsoft.com/office/word/2016/wordml/cid" xmlns:w16="http://schemas.microsoft.com/office/word/2018/wordml" xmlns:w16du="http://schemas.microsoft.com/office/word/2023/wordml/word16du" xmlns:w16sdtdh="http://schemas.microsoft.com/office/word/2020/wordml/sdtdatahash" xmlns:w16sdtfl="http://schemas.microsoft.com/office/word/2024/wordml/sdtformatlock" xmlns:w16se="http://schemas.microsoft.com/office/word/2015/wordml/symex" xmlns:wpg="http://schemas.microsoft.com/office/word/2010/wordprocessingGroup" xmlns:wpi="http://schemas.microsoft.com/office/word/2010/wordprocessingInk" xmlns:wne="http://schemas.microsoft.com/office/word/2006/wordml" xmlns:wps="http://schemas.microsoft.com/office/word/2010/wordprocessingShape" mc:Ignorable="w14 w15 w16se w16cid w16 w16cex w16sdtdh w16sdtfl w16du wp14">
+<w:document xmlns:o="urn:schemas-microsoft-com:office:office" xmlns:r="http://schemas.openxmlformats.org/officeDocument/2006/relationships" xmlns:v="urn:schemas-microsoft-com:vml" xmlns:w="http://schemas.openxmlformats.org/wordprocessingml/2006/main" xmlns:w10="urn:schemas-microsoft-com:office:word" xmlns:wp="http://schemas.openxmlformats.org/drawingml/2006/wordprocessingDrawing" xmlns:pic="http://schemas.openxmlformats.org/drawingml/2006/picture" xmlns:wps="http://schemas.microsoft.com/office/word/2010/wordprocessingShape" xmlns:wpg="http://schemas.microsoft.com/office/word/2010/wordprocessingGroup" xmlns:mc="http://schemas.openxmlformats.org/markup-compatibility/2006" xmlns:wp14="http://schemas.microsoft.com/office/word/2010/wordprocessingDrawing" xmlns:w14="http://schemas.microsoft.com/office/word/2010/wordml" xmlns:w15="http://schemas.microsoft.com/office/word/2012/wordml" mc:Ignorable="w14 wp14 w15">
   <w:body>
     <w:p>
       <w:pPr>
-        <w:rPr>
-          <w:color w:val="000000"/>
-        </w:rPr>
-      </w:pPr>
+        <w:pStyle w:val="Normal"/>
+        <w:rPr>
+          <w:color w:val="000000"/>
+        </w:rPr>
+      </w:pPr>
+      <w:r>
+        <w:rPr>
+          <w:color w:val="000000"/>
+        </w:rPr>
+      </w:r>
     </w:p>
     <w:p>
       <w:pPr>
         <w:pStyle w:val="Heading"/>
-        <w:spacing w:before="2640"/>
+        <w:spacing w:before="2640" w:after="720"/>
         <w:rPr>
           <w:color w:val="000000"/>
         </w:rPr>
@@ -29,7 +35,7 @@
     <w:p>
       <w:pPr>
         <w:pStyle w:val="Subtitle"/>
-        <w:spacing w:after="720"/>
+        <w:spacing w:before="0" w:after="720"/>
         <w:rPr>
           <w:color w:val="000000"/>
         </w:rPr>
@@ -45,87 +51,93 @@
     <w:p>
       <w:pPr>
         <w:pStyle w:val="Subtitle"/>
-        <w:spacing w:after="720"/>
-        <w:rPr>
-          <w:color w:val="000000"/>
-        </w:rPr>
-      </w:pPr>
+        <w:spacing w:before="0" w:after="720"/>
+        <w:rPr>
+          <w:color w:val="000000"/>
+        </w:rPr>
+      </w:pPr>
+      <w:r>
+        <w:rPr>
+          <w:color w:val="000000"/>
+        </w:rPr>
+      </w:r>
     </w:p>
     <w:p>
       <w:pPr>
         <w:pStyle w:val="Subtitle"/>
-        <w:spacing w:after="720"/>
-        <w:rPr>
-          <w:i w:val="0"/>
+        <w:spacing w:before="0" w:after="720"/>
+        <w:rPr>
+          <w:i w:val="false"/>
           <w:iCs/>
           <w:color w:val="000000"/>
           <w:sz w:val="24"/>
           <w:szCs w:val="24"/>
         </w:rPr>
       </w:pPr>
-    </w:p>
-    <w:p>
-      <w:pPr>
-        <w:pStyle w:val="Subtitle"/>
-        <w:spacing w:after="720"/>
-        <w:rPr>
-          <w:color w:val="000000"/>
-        </w:rPr>
-      </w:pPr>
-      <w:r>
-        <w:rPr>
-          <w:i w:val="0"/>
+      <w:r>
+        <w:rPr>
+          <w:i w:val="false"/>
           <w:iCs/>
           <w:color w:val="000000"/>
           <w:sz w:val="24"/>
           <w:szCs w:val="24"/>
         </w:rPr>
-        <w:t>Manny Gonzales, Nick Vu, Paul Cooper</w:t>
-      </w:r>
-      <w:r>
-        <w:rPr>
-          <w:b/>
-          <w:i w:val="0"/>
+      </w:r>
+    </w:p>
+    <w:p>
+      <w:pPr>
+        <w:pStyle w:val="Subtitle"/>
+        <w:spacing w:before="0" w:after="720"/>
+        <w:rPr>
+          <w:color w:val="000000"/>
+        </w:rPr>
+      </w:pPr>
+      <w:r>
+        <w:rPr>
+          <w:i w:val="false"/>
           <w:iCs/>
           <w:color w:val="000000"/>
           <w:sz w:val="24"/>
           <w:szCs w:val="24"/>
         </w:rPr>
-        <w:br/>
+        <w:t>Manny Gonzales, Nick Vu, Paul Cooper</w:t>
       </w:r>
       <w:r>
         <w:rPr>
           <w:b/>
-          <w:i w:val="0"/>
+          <w:i w:val="false"/>
           <w:iCs/>
           <w:color w:val="000000"/>
           <w:sz w:val="24"/>
           <w:szCs w:val="24"/>
         </w:rPr>
         <w:br/>
+        <w:br/>
       </w:r>
     </w:p>
     <w:p>
       <w:pPr>
         <w:pStyle w:val="Subtitle"/>
-        <w:spacing w:after="720"/>
+        <w:spacing w:before="0" w:after="720"/>
+        <w:rPr/>
         <w:sectPr>
+          <w:type w:val="nextPage"/>
           <w:pgSz w:w="12240" w:h="15840"/>
-          <w:pgMar w:top="1440" w:right="1800" w:bottom="1800" w:left="1800" w:header="0" w:footer="0" w:gutter="0"/>
-          <w:pgNumType w:fmt="lowerRoman" w:start="1"/>
-          <w:cols w:space="720"/>
-          <w:formProt w:val="0"/>
+          <w:pgMar w:left="1800" w:right="1800" w:gutter="0" w:header="0" w:top="1440" w:footer="0" w:bottom="1800"/>
+          <w:pgNumType w:start="1" w:fmt="lowerRoman"/>
+          <w:formProt w:val="false"/>
           <w:vAlign w:val="center"/>
-          <w:docGrid w:linePitch="360"/>
+          <w:textDirection w:val="lrTb"/>
+          <w:docGrid w:type="default" w:linePitch="360" w:charSpace="0"/>
         </w:sectPr>
       </w:pPr>
-      <w:hyperlink r:id="rId7">
+      <w:hyperlink r:id="rId2">
         <w:r>
           <w:rPr>
             <w:rStyle w:val="Hyperlink"/>
             <w:b/>
             <w:bCs/>
-            <w:i w:val="0"/>
+            <w:i w:val="false"/>
             <w:iCs/>
             <w:color w:val="000000"/>
             <w:sz w:val="24"/>
@@ -151,7 +163,6 @@
         <w:rPr>
           <w:color w:val="000000"/>
         </w:rPr>
-        <w:lastRenderedPageBreak/>
         <w:t>Revision History</w:t>
       </w:r>
     </w:p>
@@ -162,16 +173,25 @@
           <w:color w:val="000000"/>
         </w:rPr>
       </w:pPr>
+      <w:r>
+        <w:rPr>
+          <w:color w:val="000000"/>
+        </w:rPr>
+      </w:r>
     </w:p>
     <w:tbl>
       <w:tblPr>
         <w:tblW w:w="8763" w:type="dxa"/>
+        <w:jc w:val="left"/>
         <w:tblInd w:w="-115" w:type="dxa"/>
         <w:tblLayout w:type="fixed"/>
         <w:tblCellMar>
+          <w:top w:w="0" w:type="dxa"/>
           <w:left w:w="99" w:type="dxa"/>
+          <w:bottom w:w="0" w:type="dxa"/>
+          <w:right w:w="108" w:type="dxa"/>
         </w:tblCellMar>
-        <w:tblLook w:val="04A0" w:firstRow="1" w:lastRow="0" w:firstColumn="1" w:lastColumn="0" w:noHBand="0" w:noVBand="1"/>
+        <w:tblLook w:firstRow="1" w:noVBand="1" w:lastRow="0" w:firstColumn="1" w:lastColumn="0" w:noHBand="0" w:val="04a0"/>
       </w:tblPr>
       <w:tblGrid>
         <w:gridCol w:w="1275"/>
@@ -180,6 +200,7 @@
         <w:gridCol w:w="2593"/>
       </w:tblGrid>
       <w:tr>
+        <w:trPr/>
         <w:tc>
           <w:tcPr>
             <w:tcW w:w="1275" w:type="dxa"/>
@@ -188,11 +209,12 @@
               <w:left w:val="single" w:sz="6" w:space="0" w:color="000000"/>
               <w:bottom w:val="single" w:sz="6" w:space="0" w:color="000000"/>
             </w:tcBorders>
-            <w:shd w:val="clear" w:color="auto" w:fill="E5E5E5"/>
+            <w:shd w:color="auto" w:fill="E5E5E5" w:val="clear"/>
           </w:tcPr>
           <w:p>
             <w:pPr>
               <w:pStyle w:val="TableText"/>
+              <w:spacing w:before="40" w:after="40"/>
               <w:rPr>
                 <w:color w:val="000000"/>
               </w:rPr>
@@ -214,11 +236,12 @@
               <w:left w:val="single" w:sz="6" w:space="0" w:color="000000"/>
               <w:bottom w:val="single" w:sz="6" w:space="0" w:color="000000"/>
             </w:tcBorders>
-            <w:shd w:val="clear" w:color="auto" w:fill="E5E5E5"/>
+            <w:shd w:color="auto" w:fill="E5E5E5" w:val="clear"/>
           </w:tcPr>
           <w:p>
             <w:pPr>
               <w:pStyle w:val="TableText"/>
+              <w:spacing w:before="40" w:after="40"/>
               <w:rPr>
                 <w:color w:val="000000"/>
               </w:rPr>
@@ -240,11 +263,12 @@
               <w:left w:val="single" w:sz="6" w:space="0" w:color="000000"/>
               <w:bottom w:val="single" w:sz="6" w:space="0" w:color="000000"/>
             </w:tcBorders>
-            <w:shd w:val="clear" w:color="auto" w:fill="E5E5E5"/>
+            <w:shd w:color="auto" w:fill="E5E5E5" w:val="clear"/>
           </w:tcPr>
           <w:p>
             <w:pPr>
               <w:pStyle w:val="TableText"/>
+              <w:spacing w:before="40" w:after="40"/>
               <w:rPr>
                 <w:color w:val="000000"/>
               </w:rPr>
@@ -267,11 +291,12 @@
               <w:bottom w:val="single" w:sz="6" w:space="0" w:color="000000"/>
               <w:right w:val="single" w:sz="6" w:space="0" w:color="000000"/>
             </w:tcBorders>
-            <w:shd w:val="clear" w:color="auto" w:fill="E5E5E5"/>
+            <w:shd w:color="auto" w:fill="E5E5E5" w:val="clear"/>
           </w:tcPr>
           <w:p>
             <w:pPr>
               <w:pStyle w:val="TableText"/>
+              <w:spacing w:before="40" w:after="40"/>
               <w:rPr>
                 <w:color w:val="000000"/>
               </w:rPr>
@@ -287,6 +312,7 @@
         </w:tc>
       </w:tr>
       <w:tr>
+        <w:trPr/>
         <w:tc>
           <w:tcPr>
             <w:tcW w:w="1275" w:type="dxa"/>
@@ -295,11 +321,12 @@
               <w:left w:val="single" w:sz="6" w:space="0" w:color="000000"/>
               <w:bottom w:val="single" w:sz="6" w:space="0" w:color="000000"/>
             </w:tcBorders>
-            <w:shd w:val="clear" w:color="auto" w:fill="E5E5E5"/>
+            <w:shd w:color="auto" w:fill="E5E5E5" w:val="clear"/>
           </w:tcPr>
           <w:p>
             <w:pPr>
               <w:pStyle w:val="TableText"/>
+              <w:spacing w:before="40" w:after="40"/>
               <w:rPr>
                 <w:color w:val="000000"/>
               </w:rPr>
@@ -320,11 +347,12 @@
               <w:left w:val="single" w:sz="6" w:space="0" w:color="000000"/>
               <w:bottom w:val="single" w:sz="6" w:space="0" w:color="000000"/>
             </w:tcBorders>
-            <w:shd w:val="clear" w:color="auto" w:fill="E5E5E5"/>
+            <w:shd w:color="auto" w:fill="E5E5E5" w:val="clear"/>
           </w:tcPr>
           <w:p>
             <w:pPr>
               <w:pStyle w:val="TableText"/>
+              <w:spacing w:before="40" w:after="40"/>
               <w:rPr>
                 <w:color w:val="000000"/>
               </w:rPr>
@@ -345,11 +373,12 @@
               <w:left w:val="single" w:sz="6" w:space="0" w:color="000000"/>
               <w:bottom w:val="single" w:sz="6" w:space="0" w:color="000000"/>
             </w:tcBorders>
-            <w:shd w:val="clear" w:color="auto" w:fill="E5E5E5"/>
+            <w:shd w:color="auto" w:fill="E5E5E5" w:val="clear"/>
           </w:tcPr>
           <w:p>
             <w:pPr>
               <w:pStyle w:val="TableText"/>
+              <w:spacing w:before="40" w:after="40"/>
               <w:rPr>
                 <w:color w:val="000000"/>
               </w:rPr>
@@ -371,11 +400,12 @@
               <w:bottom w:val="single" w:sz="6" w:space="0" w:color="000000"/>
               <w:right w:val="single" w:sz="6" w:space="0" w:color="000000"/>
             </w:tcBorders>
-            <w:shd w:val="clear" w:color="auto" w:fill="E5E5E5"/>
+            <w:shd w:color="auto" w:fill="E5E5E5" w:val="clear"/>
           </w:tcPr>
           <w:p>
             <w:pPr>
               <w:pStyle w:val="TableText"/>
+              <w:spacing w:before="40" w:after="40"/>
               <w:rPr>
                 <w:color w:val="000000"/>
               </w:rPr>
@@ -390,6 +420,7 @@
         </w:tc>
       </w:tr>
       <w:tr>
+        <w:trPr/>
         <w:tc>
           <w:tcPr>
             <w:tcW w:w="1275" w:type="dxa"/>
@@ -398,12 +429,13 @@
               <w:left w:val="single" w:sz="6" w:space="0" w:color="000000"/>
               <w:bottom w:val="single" w:sz="6" w:space="0" w:color="000000"/>
             </w:tcBorders>
-            <w:shd w:val="clear" w:color="auto" w:fill="E5E5E5"/>
+            <w:shd w:color="auto" w:fill="E5E5E5" w:val="clear"/>
           </w:tcPr>
           <w:p>
             <w:pPr>
               <w:pStyle w:val="TableText"/>
-              <w:snapToGrid w:val="0"/>
+              <w:snapToGrid w:val="false"/>
+              <w:spacing w:before="40" w:after="40"/>
               <w:rPr>
                 <w:color w:val="000000"/>
               </w:rPr>
@@ -425,12 +457,13 @@
               <w:left w:val="single" w:sz="6" w:space="0" w:color="000000"/>
               <w:bottom w:val="single" w:sz="6" w:space="0" w:color="000000"/>
             </w:tcBorders>
-            <w:shd w:val="clear" w:color="auto" w:fill="E5E5E5"/>
+            <w:shd w:color="auto" w:fill="E5E5E5" w:val="clear"/>
           </w:tcPr>
           <w:p>
             <w:pPr>
               <w:pStyle w:val="TableText"/>
-              <w:snapToGrid w:val="0"/>
+              <w:snapToGrid w:val="false"/>
+              <w:spacing w:before="40" w:after="40"/>
               <w:rPr>
                 <w:color w:val="000000"/>
               </w:rPr>
@@ -451,12 +484,13 @@
               <w:left w:val="single" w:sz="6" w:space="0" w:color="000000"/>
               <w:bottom w:val="single" w:sz="6" w:space="0" w:color="000000"/>
             </w:tcBorders>
-            <w:shd w:val="clear" w:color="auto" w:fill="E5E5E5"/>
+            <w:shd w:color="auto" w:fill="E5E5E5" w:val="clear"/>
           </w:tcPr>
           <w:p>
             <w:pPr>
               <w:pStyle w:val="TableText"/>
-              <w:snapToGrid w:val="0"/>
+              <w:snapToGrid w:val="false"/>
+              <w:spacing w:before="40" w:after="40"/>
               <w:rPr>
                 <w:color w:val="000000"/>
               </w:rPr>
@@ -478,12 +512,13 @@
               <w:bottom w:val="single" w:sz="6" w:space="0" w:color="000000"/>
               <w:right w:val="single" w:sz="6" w:space="0" w:color="000000"/>
             </w:tcBorders>
-            <w:shd w:val="clear" w:color="auto" w:fill="E5E5E5"/>
+            <w:shd w:color="auto" w:fill="E5E5E5" w:val="clear"/>
           </w:tcPr>
           <w:p>
             <w:pPr>
               <w:pStyle w:val="TableText"/>
-              <w:snapToGrid w:val="0"/>
+              <w:snapToGrid w:val="false"/>
+              <w:spacing w:before="40" w:after="40"/>
               <w:rPr>
                 <w:color w:val="000000"/>
               </w:rPr>
@@ -498,6 +533,7 @@
         </w:tc>
       </w:tr>
       <w:tr>
+        <w:trPr/>
         <w:tc>
           <w:tcPr>
             <w:tcW w:w="1275" w:type="dxa"/>
@@ -506,12 +542,13 @@
               <w:left w:val="single" w:sz="6" w:space="0" w:color="000000"/>
               <w:bottom w:val="single" w:sz="6" w:space="0" w:color="000000"/>
             </w:tcBorders>
-            <w:shd w:val="clear" w:color="auto" w:fill="E5E5E5"/>
+            <w:shd w:color="auto" w:fill="E5E5E5" w:val="clear"/>
           </w:tcPr>
           <w:p>
             <w:pPr>
               <w:pStyle w:val="TableText"/>
-              <w:snapToGrid w:val="0"/>
+              <w:snapToGrid w:val="false"/>
+              <w:spacing w:before="40" w:after="40"/>
               <w:rPr>
                 <w:color w:val="000000"/>
                 <w:u w:val="single"/>
@@ -534,12 +571,13 @@
               <w:left w:val="single" w:sz="6" w:space="0" w:color="000000"/>
               <w:bottom w:val="single" w:sz="6" w:space="0" w:color="000000"/>
             </w:tcBorders>
-            <w:shd w:val="clear" w:color="auto" w:fill="E5E5E5"/>
+            <w:shd w:color="auto" w:fill="E5E5E5" w:val="clear"/>
           </w:tcPr>
           <w:p>
             <w:pPr>
               <w:pStyle w:val="TableText"/>
-              <w:snapToGrid w:val="0"/>
+              <w:snapToGrid w:val="false"/>
+              <w:spacing w:before="40" w:after="40"/>
               <w:rPr>
                 <w:color w:val="000000"/>
               </w:rPr>
@@ -560,12 +598,13 @@
               <w:left w:val="single" w:sz="6" w:space="0" w:color="000000"/>
               <w:bottom w:val="single" w:sz="6" w:space="0" w:color="000000"/>
             </w:tcBorders>
-            <w:shd w:val="clear" w:color="auto" w:fill="E5E5E5"/>
+            <w:shd w:color="auto" w:fill="E5E5E5" w:val="clear"/>
           </w:tcPr>
           <w:p>
             <w:pPr>
               <w:pStyle w:val="TableText"/>
-              <w:snapToGrid w:val="0"/>
+              <w:snapToGrid w:val="false"/>
+              <w:spacing w:before="40" w:after="40"/>
               <w:rPr>
                 <w:color w:val="000000"/>
               </w:rPr>
@@ -587,12 +626,13 @@
               <w:bottom w:val="single" w:sz="6" w:space="0" w:color="000000"/>
               <w:right w:val="single" w:sz="6" w:space="0" w:color="000000"/>
             </w:tcBorders>
-            <w:shd w:val="clear" w:color="auto" w:fill="E5E5E5"/>
+            <w:shd w:color="auto" w:fill="E5E5E5" w:val="clear"/>
           </w:tcPr>
           <w:p>
             <w:pPr>
               <w:pStyle w:val="TableText"/>
-              <w:snapToGrid w:val="0"/>
+              <w:snapToGrid w:val="false"/>
+              <w:spacing w:before="40" w:after="40"/>
               <w:rPr>
                 <w:color w:val="000000"/>
               </w:rPr>
@@ -607,6 +647,7 @@
         </w:tc>
       </w:tr>
       <w:tr>
+        <w:trPr/>
         <w:tc>
           <w:tcPr>
             <w:tcW w:w="1275" w:type="dxa"/>
@@ -615,12 +656,13 @@
               <w:left w:val="single" w:sz="6" w:space="0" w:color="000000"/>
               <w:bottom w:val="single" w:sz="6" w:space="0" w:color="000000"/>
             </w:tcBorders>
-            <w:shd w:val="clear" w:color="auto" w:fill="E5E5E5"/>
+            <w:shd w:color="auto" w:fill="E5E5E5" w:val="clear"/>
           </w:tcPr>
           <w:p>
             <w:pPr>
               <w:pStyle w:val="TableText"/>
-              <w:snapToGrid w:val="0"/>
+              <w:snapToGrid w:val="false"/>
+              <w:spacing w:before="40" w:after="40"/>
               <w:rPr>
                 <w:color w:val="000000"/>
                 <w:u w:val="single"/>
@@ -643,12 +685,13 @@
               <w:left w:val="single" w:sz="6" w:space="0" w:color="000000"/>
               <w:bottom w:val="single" w:sz="6" w:space="0" w:color="000000"/>
             </w:tcBorders>
-            <w:shd w:val="clear" w:color="auto" w:fill="E5E5E5"/>
+            <w:shd w:color="auto" w:fill="E5E5E5" w:val="clear"/>
           </w:tcPr>
           <w:p>
             <w:pPr>
               <w:pStyle w:val="TableText"/>
-              <w:snapToGrid w:val="0"/>
+              <w:snapToGrid w:val="false"/>
+              <w:spacing w:before="40" w:after="40"/>
               <w:rPr>
                 <w:color w:val="000000"/>
               </w:rPr>
@@ -669,12 +712,13 @@
               <w:left w:val="single" w:sz="6" w:space="0" w:color="000000"/>
               <w:bottom w:val="single" w:sz="6" w:space="0" w:color="000000"/>
             </w:tcBorders>
-            <w:shd w:val="clear" w:color="auto" w:fill="E5E5E5"/>
+            <w:shd w:color="auto" w:fill="E5E5E5" w:val="clear"/>
           </w:tcPr>
           <w:p>
             <w:pPr>
               <w:pStyle w:val="TableText"/>
-              <w:snapToGrid w:val="0"/>
+              <w:snapToGrid w:val="false"/>
+              <w:spacing w:before="40" w:after="40"/>
               <w:rPr>
                 <w:color w:val="000000"/>
               </w:rPr>
@@ -696,12 +740,13 @@
               <w:bottom w:val="single" w:sz="6" w:space="0" w:color="000000"/>
               <w:right w:val="single" w:sz="6" w:space="0" w:color="000000"/>
             </w:tcBorders>
-            <w:shd w:val="clear" w:color="auto" w:fill="E5E5E5"/>
+            <w:shd w:color="auto" w:fill="E5E5E5" w:val="clear"/>
           </w:tcPr>
           <w:p>
             <w:pPr>
               <w:pStyle w:val="TableText"/>
-              <w:snapToGrid w:val="0"/>
+              <w:snapToGrid w:val="false"/>
+              <w:spacing w:before="40" w:after="40"/>
               <w:rPr>
                 <w:color w:val="000000"/>
               </w:rPr>
@@ -716,6 +761,7 @@
         </w:tc>
       </w:tr>
       <w:tr>
+        <w:trPr/>
         <w:tc>
           <w:tcPr>
             <w:tcW w:w="1275" w:type="dxa"/>
@@ -724,12 +770,13 @@
               <w:left w:val="single" w:sz="6" w:space="0" w:color="000000"/>
               <w:bottom w:val="single" w:sz="6" w:space="0" w:color="000000"/>
             </w:tcBorders>
-            <w:shd w:val="clear" w:color="auto" w:fill="E5E5E5"/>
+            <w:shd w:color="auto" w:fill="E5E5E5" w:val="clear"/>
           </w:tcPr>
           <w:p>
             <w:pPr>
               <w:pStyle w:val="TableText"/>
-              <w:snapToGrid w:val="0"/>
+              <w:snapToGrid w:val="false"/>
+              <w:spacing w:before="40" w:after="40"/>
               <w:rPr>
                 <w:color w:val="000000"/>
                 <w:u w:val="single"/>
@@ -752,12 +799,13 @@
               <w:left w:val="single" w:sz="6" w:space="0" w:color="000000"/>
               <w:bottom w:val="single" w:sz="6" w:space="0" w:color="000000"/>
             </w:tcBorders>
-            <w:shd w:val="clear" w:color="auto" w:fill="E5E5E5"/>
+            <w:shd w:color="auto" w:fill="E5E5E5" w:val="clear"/>
           </w:tcPr>
           <w:p>
             <w:pPr>
               <w:pStyle w:val="TableText"/>
-              <w:snapToGrid w:val="0"/>
+              <w:snapToGrid w:val="false"/>
+              <w:spacing w:before="40" w:after="40"/>
               <w:rPr>
                 <w:color w:val="000000"/>
               </w:rPr>
@@ -778,12 +826,13 @@
               <w:left w:val="single" w:sz="6" w:space="0" w:color="000000"/>
               <w:bottom w:val="single" w:sz="6" w:space="0" w:color="000000"/>
             </w:tcBorders>
-            <w:shd w:val="clear" w:color="auto" w:fill="E5E5E5"/>
+            <w:shd w:color="auto" w:fill="E5E5E5" w:val="clear"/>
           </w:tcPr>
           <w:p>
             <w:pPr>
               <w:pStyle w:val="TableText"/>
-              <w:snapToGrid w:val="0"/>
+              <w:snapToGrid w:val="false"/>
+              <w:spacing w:before="40" w:after="40"/>
               <w:rPr>
                 <w:color w:val="000000"/>
               </w:rPr>
@@ -805,12 +854,13 @@
               <w:bottom w:val="single" w:sz="6" w:space="0" w:color="000000"/>
               <w:right w:val="single" w:sz="6" w:space="0" w:color="000000"/>
             </w:tcBorders>
-            <w:shd w:val="clear" w:color="auto" w:fill="E5E5E5"/>
+            <w:shd w:color="auto" w:fill="E5E5E5" w:val="clear"/>
           </w:tcPr>
           <w:p>
             <w:pPr>
               <w:pStyle w:val="TableText"/>
-              <w:snapToGrid w:val="0"/>
+              <w:snapToGrid w:val="false"/>
+              <w:spacing w:before="40" w:after="40"/>
               <w:rPr>
                 <w:color w:val="000000"/>
               </w:rPr>
@@ -825,6 +875,7 @@
         </w:tc>
       </w:tr>
       <w:tr>
+        <w:trPr/>
         <w:tc>
           <w:tcPr>
             <w:tcW w:w="1275" w:type="dxa"/>
@@ -833,17 +884,25 @@
               <w:left w:val="single" w:sz="6" w:space="0" w:color="000000"/>
               <w:bottom w:val="single" w:sz="6" w:space="0" w:color="000000"/>
             </w:tcBorders>
-            <w:shd w:val="clear" w:color="auto" w:fill="E5E5E5"/>
+            <w:shd w:color="auto" w:fill="E5E5E5" w:val="clear"/>
           </w:tcPr>
           <w:p>
             <w:pPr>
               <w:pStyle w:val="TableText"/>
-              <w:snapToGrid w:val="0"/>
+              <w:snapToGrid w:val="false"/>
+              <w:spacing w:before="40" w:after="40"/>
               <w:rPr>
                 <w:color w:val="000000"/>
                 <w:u w:val="single"/>
               </w:rPr>
             </w:pPr>
+            <w:r>
+              <w:rPr>
+                <w:color w:val="000000"/>
+                <w:u w:val="single"/>
+              </w:rPr>
+              <w:t>04/08/2026</w:t>
+            </w:r>
           </w:p>
         </w:tc>
         <w:tc>
@@ -854,16 +913,23 @@
               <w:left w:val="single" w:sz="6" w:space="0" w:color="000000"/>
               <w:bottom w:val="single" w:sz="6" w:space="0" w:color="000000"/>
             </w:tcBorders>
-            <w:shd w:val="clear" w:color="auto" w:fill="E5E5E5"/>
+            <w:shd w:color="auto" w:fill="E5E5E5" w:val="clear"/>
           </w:tcPr>
           <w:p>
             <w:pPr>
               <w:pStyle w:val="TableText"/>
-              <w:snapToGrid w:val="0"/>
+              <w:snapToGrid w:val="false"/>
+              <w:spacing w:before="40" w:after="40"/>
               <w:rPr>
                 <w:color w:val="000000"/>
               </w:rPr>
             </w:pPr>
+            <w:r>
+              <w:rPr>
+                <w:color w:val="000000"/>
+              </w:rPr>
+              <w:t>1.5</w:t>
+            </w:r>
           </w:p>
         </w:tc>
         <w:tc>
@@ -874,16 +940,23 @@
               <w:left w:val="single" w:sz="6" w:space="0" w:color="000000"/>
               <w:bottom w:val="single" w:sz="6" w:space="0" w:color="000000"/>
             </w:tcBorders>
-            <w:shd w:val="clear" w:color="auto" w:fill="E5E5E5"/>
+            <w:shd w:color="auto" w:fill="E5E5E5" w:val="clear"/>
           </w:tcPr>
           <w:p>
             <w:pPr>
               <w:pStyle w:val="TableText"/>
-              <w:snapToGrid w:val="0"/>
+              <w:snapToGrid w:val="false"/>
+              <w:spacing w:before="40" w:after="40"/>
               <w:rPr>
                 <w:color w:val="000000"/>
               </w:rPr>
             </w:pPr>
+            <w:r>
+              <w:rPr>
+                <w:color w:val="000000"/>
+              </w:rPr>
+              <w:t>Section 3 Updated/Complete</w:t>
+            </w:r>
           </w:p>
         </w:tc>
         <w:tc>
@@ -895,20 +968,28 @@
               <w:bottom w:val="single" w:sz="6" w:space="0" w:color="000000"/>
               <w:right w:val="single" w:sz="6" w:space="0" w:color="000000"/>
             </w:tcBorders>
-            <w:shd w:val="clear" w:color="auto" w:fill="E5E5E5"/>
+            <w:shd w:color="auto" w:fill="E5E5E5" w:val="clear"/>
           </w:tcPr>
           <w:p>
             <w:pPr>
               <w:pStyle w:val="TableText"/>
-              <w:snapToGrid w:val="0"/>
+              <w:snapToGrid w:val="false"/>
+              <w:spacing w:before="40" w:after="40"/>
               <w:rPr>
                 <w:color w:val="000000"/>
               </w:rPr>
             </w:pPr>
+            <w:r>
+              <w:rPr>
+                <w:color w:val="000000"/>
+              </w:rPr>
+              <w:t>Nick Vu</w:t>
+            </w:r>
           </w:p>
         </w:tc>
       </w:tr>
       <w:tr>
+        <w:trPr/>
         <w:tc>
           <w:tcPr>
             <w:tcW w:w="1275" w:type="dxa"/>
@@ -917,17 +998,24 @@
               <w:left w:val="single" w:sz="6" w:space="0" w:color="000000"/>
               <w:bottom w:val="single" w:sz="6" w:space="0" w:color="000000"/>
             </w:tcBorders>
-            <w:shd w:val="clear" w:color="auto" w:fill="E5E5E5"/>
+            <w:shd w:color="auto" w:fill="E5E5E5" w:val="clear"/>
           </w:tcPr>
           <w:p>
             <w:pPr>
               <w:pStyle w:val="TableText"/>
-              <w:snapToGrid w:val="0"/>
+              <w:snapToGrid w:val="false"/>
+              <w:spacing w:before="40" w:after="40"/>
               <w:rPr>
                 <w:color w:val="000000"/>
                 <w:u w:val="single"/>
               </w:rPr>
             </w:pPr>
+            <w:r>
+              <w:rPr>
+                <w:color w:val="000000"/>
+                <w:u w:val="single"/>
+              </w:rPr>
+            </w:r>
           </w:p>
         </w:tc>
         <w:tc>
@@ -938,16 +1026,22 @@
               <w:left w:val="single" w:sz="6" w:space="0" w:color="000000"/>
               <w:bottom w:val="single" w:sz="6" w:space="0" w:color="000000"/>
             </w:tcBorders>
-            <w:shd w:val="clear" w:color="auto" w:fill="E5E5E5"/>
+            <w:shd w:color="auto" w:fill="E5E5E5" w:val="clear"/>
           </w:tcPr>
           <w:p>
             <w:pPr>
               <w:pStyle w:val="TableText"/>
-              <w:snapToGrid w:val="0"/>
+              <w:snapToGrid w:val="false"/>
+              <w:spacing w:before="40" w:after="40"/>
               <w:rPr>
                 <w:color w:val="000000"/>
               </w:rPr>
             </w:pPr>
+            <w:r>
+              <w:rPr>
+                <w:color w:val="000000"/>
+              </w:rPr>
+            </w:r>
           </w:p>
         </w:tc>
         <w:tc>
@@ -958,16 +1052,22 @@
               <w:left w:val="single" w:sz="6" w:space="0" w:color="000000"/>
               <w:bottom w:val="single" w:sz="6" w:space="0" w:color="000000"/>
             </w:tcBorders>
-            <w:shd w:val="clear" w:color="auto" w:fill="E5E5E5"/>
+            <w:shd w:color="auto" w:fill="E5E5E5" w:val="clear"/>
           </w:tcPr>
           <w:p>
             <w:pPr>
               <w:pStyle w:val="TableText"/>
-              <w:snapToGrid w:val="0"/>
+              <w:snapToGrid w:val="false"/>
+              <w:spacing w:before="40" w:after="40"/>
               <w:rPr>
                 <w:color w:val="000000"/>
               </w:rPr>
             </w:pPr>
+            <w:r>
+              <w:rPr>
+                <w:color w:val="000000"/>
+              </w:rPr>
+            </w:r>
           </w:p>
         </w:tc>
         <w:tc>
@@ -979,20 +1079,27 @@
               <w:bottom w:val="single" w:sz="6" w:space="0" w:color="000000"/>
               <w:right w:val="single" w:sz="6" w:space="0" w:color="000000"/>
             </w:tcBorders>
-            <w:shd w:val="clear" w:color="auto" w:fill="E5E5E5"/>
+            <w:shd w:color="auto" w:fill="E5E5E5" w:val="clear"/>
           </w:tcPr>
           <w:p>
             <w:pPr>
               <w:pStyle w:val="TableText"/>
-              <w:snapToGrid w:val="0"/>
+              <w:snapToGrid w:val="false"/>
+              <w:spacing w:before="40" w:after="40"/>
               <w:rPr>
                 <w:color w:val="000000"/>
               </w:rPr>
             </w:pPr>
+            <w:r>
+              <w:rPr>
+                <w:color w:val="000000"/>
+              </w:rPr>
+            </w:r>
           </w:p>
         </w:tc>
       </w:tr>
       <w:tr>
+        <w:trPr/>
         <w:tc>
           <w:tcPr>
             <w:tcW w:w="1275" w:type="dxa"/>
@@ -1001,17 +1108,24 @@
               <w:left w:val="single" w:sz="6" w:space="0" w:color="000000"/>
               <w:bottom w:val="single" w:sz="6" w:space="0" w:color="000000"/>
             </w:tcBorders>
-            <w:shd w:val="clear" w:color="auto" w:fill="E5E5E5"/>
+            <w:shd w:color="auto" w:fill="E5E5E5" w:val="clear"/>
           </w:tcPr>
           <w:p>
             <w:pPr>
               <w:pStyle w:val="TableText"/>
-              <w:snapToGrid w:val="0"/>
+              <w:snapToGrid w:val="false"/>
+              <w:spacing w:before="40" w:after="40"/>
               <w:rPr>
                 <w:color w:val="000000"/>
                 <w:u w:val="single"/>
               </w:rPr>
             </w:pPr>
+            <w:r>
+              <w:rPr>
+                <w:color w:val="000000"/>
+                <w:u w:val="single"/>
+              </w:rPr>
+            </w:r>
           </w:p>
         </w:tc>
         <w:tc>
@@ -1022,16 +1136,22 @@
               <w:left w:val="single" w:sz="6" w:space="0" w:color="000000"/>
               <w:bottom w:val="single" w:sz="6" w:space="0" w:color="000000"/>
             </w:tcBorders>
-            <w:shd w:val="clear" w:color="auto" w:fill="E5E5E5"/>
+            <w:shd w:color="auto" w:fill="E5E5E5" w:val="clear"/>
           </w:tcPr>
           <w:p>
             <w:pPr>
               <w:pStyle w:val="TableText"/>
-              <w:snapToGrid w:val="0"/>
+              <w:snapToGrid w:val="false"/>
+              <w:spacing w:before="40" w:after="40"/>
               <w:rPr>
                 <w:color w:val="000000"/>
               </w:rPr>
             </w:pPr>
+            <w:r>
+              <w:rPr>
+                <w:color w:val="000000"/>
+              </w:rPr>
+            </w:r>
           </w:p>
         </w:tc>
         <w:tc>
@@ -1042,16 +1162,22 @@
               <w:left w:val="single" w:sz="6" w:space="0" w:color="000000"/>
               <w:bottom w:val="single" w:sz="6" w:space="0" w:color="000000"/>
             </w:tcBorders>
-            <w:shd w:val="clear" w:color="auto" w:fill="E5E5E5"/>
+            <w:shd w:color="auto" w:fill="E5E5E5" w:val="clear"/>
           </w:tcPr>
           <w:p>
             <w:pPr>
               <w:pStyle w:val="TableText"/>
-              <w:snapToGrid w:val="0"/>
+              <w:snapToGrid w:val="false"/>
+              <w:spacing w:before="40" w:after="40"/>
               <w:rPr>
                 <w:color w:val="000000"/>
               </w:rPr>
             </w:pPr>
+            <w:r>
+              <w:rPr>
+                <w:color w:val="000000"/>
+              </w:rPr>
+            </w:r>
           </w:p>
         </w:tc>
         <w:tc>
@@ -1063,20 +1189,27 @@
               <w:bottom w:val="single" w:sz="6" w:space="0" w:color="000000"/>
               <w:right w:val="single" w:sz="6" w:space="0" w:color="000000"/>
             </w:tcBorders>
-            <w:shd w:val="clear" w:color="auto" w:fill="E5E5E5"/>
+            <w:shd w:color="auto" w:fill="E5E5E5" w:val="clear"/>
           </w:tcPr>
           <w:p>
             <w:pPr>
               <w:pStyle w:val="TableText"/>
-              <w:snapToGrid w:val="0"/>
+              <w:snapToGrid w:val="false"/>
+              <w:spacing w:before="40" w:after="40"/>
               <w:rPr>
                 <w:color w:val="000000"/>
               </w:rPr>
             </w:pPr>
+            <w:r>
+              <w:rPr>
+                <w:color w:val="000000"/>
+              </w:rPr>
+            </w:r>
           </w:p>
         </w:tc>
       </w:tr>
       <w:tr>
+        <w:trPr/>
         <w:tc>
           <w:tcPr>
             <w:tcW w:w="1275" w:type="dxa"/>
@@ -1085,17 +1218,24 @@
               <w:left w:val="single" w:sz="6" w:space="0" w:color="000000"/>
               <w:bottom w:val="single" w:sz="6" w:space="0" w:color="000000"/>
             </w:tcBorders>
-            <w:shd w:val="clear" w:color="auto" w:fill="E5E5E5"/>
+            <w:shd w:color="auto" w:fill="E5E5E5" w:val="clear"/>
           </w:tcPr>
           <w:p>
             <w:pPr>
               <w:pStyle w:val="TableText"/>
-              <w:snapToGrid w:val="0"/>
+              <w:snapToGrid w:val="false"/>
+              <w:spacing w:before="40" w:after="40"/>
               <w:rPr>
                 <w:color w:val="000000"/>
                 <w:u w:val="single"/>
               </w:rPr>
             </w:pPr>
+            <w:r>
+              <w:rPr>
+                <w:color w:val="000000"/>
+                <w:u w:val="single"/>
+              </w:rPr>
+            </w:r>
           </w:p>
         </w:tc>
         <w:tc>
@@ -1106,16 +1246,22 @@
               <w:left w:val="single" w:sz="6" w:space="0" w:color="000000"/>
               <w:bottom w:val="single" w:sz="6" w:space="0" w:color="000000"/>
             </w:tcBorders>
-            <w:shd w:val="clear" w:color="auto" w:fill="E5E5E5"/>
+            <w:shd w:color="auto" w:fill="E5E5E5" w:val="clear"/>
           </w:tcPr>
           <w:p>
             <w:pPr>
               <w:pStyle w:val="TableText"/>
-              <w:snapToGrid w:val="0"/>
+              <w:snapToGrid w:val="false"/>
+              <w:spacing w:before="40" w:after="40"/>
               <w:rPr>
                 <w:color w:val="000000"/>
               </w:rPr>
             </w:pPr>
+            <w:r>
+              <w:rPr>
+                <w:color w:val="000000"/>
+              </w:rPr>
+            </w:r>
           </w:p>
         </w:tc>
         <w:tc>
@@ -1126,16 +1272,22 @@
               <w:left w:val="single" w:sz="6" w:space="0" w:color="000000"/>
               <w:bottom w:val="single" w:sz="6" w:space="0" w:color="000000"/>
             </w:tcBorders>
-            <w:shd w:val="clear" w:color="auto" w:fill="E5E5E5"/>
+            <w:shd w:color="auto" w:fill="E5E5E5" w:val="clear"/>
           </w:tcPr>
           <w:p>
             <w:pPr>
               <w:pStyle w:val="TableText"/>
-              <w:snapToGrid w:val="0"/>
+              <w:snapToGrid w:val="false"/>
+              <w:spacing w:before="40" w:after="40"/>
               <w:rPr>
                 <w:color w:val="000000"/>
               </w:rPr>
             </w:pPr>
+            <w:r>
+              <w:rPr>
+                <w:color w:val="000000"/>
+              </w:rPr>
+            </w:r>
           </w:p>
         </w:tc>
         <w:tc>
@@ -1147,20 +1299,27 @@
               <w:bottom w:val="single" w:sz="6" w:space="0" w:color="000000"/>
               <w:right w:val="single" w:sz="6" w:space="0" w:color="000000"/>
             </w:tcBorders>
-            <w:shd w:val="clear" w:color="auto" w:fill="E5E5E5"/>
+            <w:shd w:color="auto" w:fill="E5E5E5" w:val="clear"/>
           </w:tcPr>
           <w:p>
             <w:pPr>
               <w:pStyle w:val="TableText"/>
-              <w:snapToGrid w:val="0"/>
+              <w:snapToGrid w:val="false"/>
+              <w:spacing w:before="40" w:after="40"/>
               <w:rPr>
                 <w:color w:val="000000"/>
               </w:rPr>
             </w:pPr>
+            <w:r>
+              <w:rPr>
+                <w:color w:val="000000"/>
+              </w:rPr>
+            </w:r>
           </w:p>
         </w:tc>
       </w:tr>
       <w:tr>
+        <w:trPr/>
         <w:tc>
           <w:tcPr>
             <w:tcW w:w="1275" w:type="dxa"/>
@@ -1169,17 +1328,24 @@
               <w:left w:val="single" w:sz="6" w:space="0" w:color="000000"/>
               <w:bottom w:val="single" w:sz="6" w:space="0" w:color="000000"/>
             </w:tcBorders>
-            <w:shd w:val="clear" w:color="auto" w:fill="E5E5E5"/>
+            <w:shd w:color="auto" w:fill="E5E5E5" w:val="clear"/>
           </w:tcPr>
           <w:p>
             <w:pPr>
               <w:pStyle w:val="TableText"/>
-              <w:snapToGrid w:val="0"/>
+              <w:snapToGrid w:val="false"/>
+              <w:spacing w:before="40" w:after="40"/>
               <w:rPr>
                 <w:color w:val="000000"/>
                 <w:u w:val="single"/>
               </w:rPr>
             </w:pPr>
+            <w:r>
+              <w:rPr>
+                <w:color w:val="000000"/>
+                <w:u w:val="single"/>
+              </w:rPr>
+            </w:r>
           </w:p>
         </w:tc>
         <w:tc>
@@ -1190,16 +1356,22 @@
               <w:left w:val="single" w:sz="6" w:space="0" w:color="000000"/>
               <w:bottom w:val="single" w:sz="6" w:space="0" w:color="000000"/>
             </w:tcBorders>
-            <w:shd w:val="clear" w:color="auto" w:fill="E5E5E5"/>
+            <w:shd w:color="auto" w:fill="E5E5E5" w:val="clear"/>
           </w:tcPr>
           <w:p>
             <w:pPr>
               <w:pStyle w:val="TableText"/>
-              <w:snapToGrid w:val="0"/>
+              <w:snapToGrid w:val="false"/>
+              <w:spacing w:before="40" w:after="40"/>
               <w:rPr>
                 <w:color w:val="000000"/>
               </w:rPr>
             </w:pPr>
+            <w:r>
+              <w:rPr>
+                <w:color w:val="000000"/>
+              </w:rPr>
+            </w:r>
           </w:p>
         </w:tc>
         <w:tc>
@@ -1210,16 +1382,22 @@
               <w:left w:val="single" w:sz="6" w:space="0" w:color="000000"/>
               <w:bottom w:val="single" w:sz="6" w:space="0" w:color="000000"/>
             </w:tcBorders>
-            <w:shd w:val="clear" w:color="auto" w:fill="E5E5E5"/>
+            <w:shd w:color="auto" w:fill="E5E5E5" w:val="clear"/>
           </w:tcPr>
           <w:p>
             <w:pPr>
               <w:pStyle w:val="TableText"/>
-              <w:snapToGrid w:val="0"/>
+              <w:snapToGrid w:val="false"/>
+              <w:spacing w:before="40" w:after="40"/>
               <w:rPr>
                 <w:color w:val="000000"/>
               </w:rPr>
             </w:pPr>
+            <w:r>
+              <w:rPr>
+                <w:color w:val="000000"/>
+              </w:rPr>
+            </w:r>
           </w:p>
         </w:tc>
         <w:tc>
@@ -1231,20 +1409,27 @@
               <w:bottom w:val="single" w:sz="6" w:space="0" w:color="000000"/>
               <w:right w:val="single" w:sz="6" w:space="0" w:color="000000"/>
             </w:tcBorders>
-            <w:shd w:val="clear" w:color="auto" w:fill="E5E5E5"/>
+            <w:shd w:color="auto" w:fill="E5E5E5" w:val="clear"/>
           </w:tcPr>
           <w:p>
             <w:pPr>
               <w:pStyle w:val="TableText"/>
-              <w:snapToGrid w:val="0"/>
+              <w:snapToGrid w:val="false"/>
+              <w:spacing w:before="40" w:after="40"/>
               <w:rPr>
                 <w:color w:val="000000"/>
               </w:rPr>
             </w:pPr>
+            <w:r>
+              <w:rPr>
+                <w:color w:val="000000"/>
+              </w:rPr>
+            </w:r>
           </w:p>
         </w:tc>
       </w:tr>
       <w:tr>
+        <w:trPr/>
         <w:tc>
           <w:tcPr>
             <w:tcW w:w="1275" w:type="dxa"/>
@@ -1253,17 +1438,24 @@
               <w:left w:val="single" w:sz="6" w:space="0" w:color="000000"/>
               <w:bottom w:val="single" w:sz="6" w:space="0" w:color="000000"/>
             </w:tcBorders>
-            <w:shd w:val="clear" w:color="auto" w:fill="E5E5E5"/>
+            <w:shd w:color="auto" w:fill="E5E5E5" w:val="clear"/>
           </w:tcPr>
           <w:p>
             <w:pPr>
               <w:pStyle w:val="TableText"/>
-              <w:snapToGrid w:val="0"/>
+              <w:snapToGrid w:val="false"/>
+              <w:spacing w:before="40" w:after="40"/>
               <w:rPr>
                 <w:color w:val="000000"/>
                 <w:u w:val="single"/>
               </w:rPr>
             </w:pPr>
+            <w:r>
+              <w:rPr>
+                <w:color w:val="000000"/>
+                <w:u w:val="single"/>
+              </w:rPr>
+            </w:r>
           </w:p>
         </w:tc>
         <w:tc>
@@ -1274,16 +1466,22 @@
               <w:left w:val="single" w:sz="6" w:space="0" w:color="000000"/>
               <w:bottom w:val="single" w:sz="6" w:space="0" w:color="000000"/>
             </w:tcBorders>
-            <w:shd w:val="clear" w:color="auto" w:fill="E5E5E5"/>
+            <w:shd w:color="auto" w:fill="E5E5E5" w:val="clear"/>
           </w:tcPr>
           <w:p>
             <w:pPr>
               <w:pStyle w:val="TableText"/>
-              <w:snapToGrid w:val="0"/>
+              <w:snapToGrid w:val="false"/>
+              <w:spacing w:before="40" w:after="40"/>
               <w:rPr>
                 <w:color w:val="000000"/>
               </w:rPr>
             </w:pPr>
+            <w:r>
+              <w:rPr>
+                <w:color w:val="000000"/>
+              </w:rPr>
+            </w:r>
           </w:p>
         </w:tc>
         <w:tc>
@@ -1294,16 +1492,22 @@
               <w:left w:val="single" w:sz="6" w:space="0" w:color="000000"/>
               <w:bottom w:val="single" w:sz="6" w:space="0" w:color="000000"/>
             </w:tcBorders>
-            <w:shd w:val="clear" w:color="auto" w:fill="E5E5E5"/>
+            <w:shd w:color="auto" w:fill="E5E5E5" w:val="clear"/>
           </w:tcPr>
           <w:p>
             <w:pPr>
               <w:pStyle w:val="TableText"/>
-              <w:snapToGrid w:val="0"/>
+              <w:snapToGrid w:val="false"/>
+              <w:spacing w:before="40" w:after="40"/>
               <w:rPr>
                 <w:color w:val="000000"/>
               </w:rPr>
             </w:pPr>
+            <w:r>
+              <w:rPr>
+                <w:color w:val="000000"/>
+              </w:rPr>
+            </w:r>
           </w:p>
         </w:tc>
         <w:tc>
@@ -1315,20 +1519,27 @@
               <w:bottom w:val="single" w:sz="6" w:space="0" w:color="000000"/>
               <w:right w:val="single" w:sz="6" w:space="0" w:color="000000"/>
             </w:tcBorders>
-            <w:shd w:val="clear" w:color="auto" w:fill="E5E5E5"/>
+            <w:shd w:color="auto" w:fill="E5E5E5" w:val="clear"/>
           </w:tcPr>
           <w:p>
             <w:pPr>
               <w:pStyle w:val="TableText"/>
-              <w:snapToGrid w:val="0"/>
+              <w:snapToGrid w:val="false"/>
+              <w:spacing w:before="40" w:after="40"/>
               <w:rPr>
                 <w:color w:val="000000"/>
               </w:rPr>
             </w:pPr>
+            <w:r>
+              <w:rPr>
+                <w:color w:val="000000"/>
+              </w:rPr>
+            </w:r>
           </w:p>
         </w:tc>
       </w:tr>
       <w:tr>
+        <w:trPr/>
         <w:tc>
           <w:tcPr>
             <w:tcW w:w="1275" w:type="dxa"/>
@@ -1337,17 +1548,24 @@
               <w:left w:val="single" w:sz="6" w:space="0" w:color="000000"/>
               <w:bottom w:val="single" w:sz="6" w:space="0" w:color="000000"/>
             </w:tcBorders>
-            <w:shd w:val="clear" w:color="auto" w:fill="E5E5E5"/>
+            <w:shd w:color="auto" w:fill="E5E5E5" w:val="clear"/>
           </w:tcPr>
           <w:p>
             <w:pPr>
               <w:pStyle w:val="TableText"/>
-              <w:snapToGrid w:val="0"/>
+              <w:snapToGrid w:val="false"/>
+              <w:spacing w:before="40" w:after="40"/>
               <w:rPr>
                 <w:color w:val="000000"/>
                 <w:u w:val="single"/>
               </w:rPr>
             </w:pPr>
+            <w:r>
+              <w:rPr>
+                <w:color w:val="000000"/>
+                <w:u w:val="single"/>
+              </w:rPr>
+            </w:r>
           </w:p>
         </w:tc>
         <w:tc>
@@ -1358,16 +1576,22 @@
               <w:left w:val="single" w:sz="6" w:space="0" w:color="000000"/>
               <w:bottom w:val="single" w:sz="6" w:space="0" w:color="000000"/>
             </w:tcBorders>
-            <w:shd w:val="clear" w:color="auto" w:fill="E5E5E5"/>
+            <w:shd w:color="auto" w:fill="E5E5E5" w:val="clear"/>
           </w:tcPr>
           <w:p>
             <w:pPr>
               <w:pStyle w:val="TableText"/>
-              <w:snapToGrid w:val="0"/>
+              <w:snapToGrid w:val="false"/>
+              <w:spacing w:before="40" w:after="40"/>
               <w:rPr>
                 <w:color w:val="000000"/>
               </w:rPr>
             </w:pPr>
+            <w:r>
+              <w:rPr>
+                <w:color w:val="000000"/>
+              </w:rPr>
+            </w:r>
           </w:p>
         </w:tc>
         <w:tc>
@@ -1378,16 +1602,22 @@
               <w:left w:val="single" w:sz="6" w:space="0" w:color="000000"/>
               <w:bottom w:val="single" w:sz="6" w:space="0" w:color="000000"/>
             </w:tcBorders>
-            <w:shd w:val="clear" w:color="auto" w:fill="E5E5E5"/>
+            <w:shd w:color="auto" w:fill="E5E5E5" w:val="clear"/>
           </w:tcPr>
           <w:p>
             <w:pPr>
               <w:pStyle w:val="TableText"/>
-              <w:snapToGrid w:val="0"/>
+              <w:snapToGrid w:val="false"/>
+              <w:spacing w:before="40" w:after="40"/>
               <w:rPr>
                 <w:color w:val="000000"/>
               </w:rPr>
             </w:pPr>
+            <w:r>
+              <w:rPr>
+                <w:color w:val="000000"/>
+              </w:rPr>
+            </w:r>
           </w:p>
         </w:tc>
         <w:tc>
@@ -1399,20 +1629,27 @@
               <w:bottom w:val="single" w:sz="6" w:space="0" w:color="000000"/>
               <w:right w:val="single" w:sz="6" w:space="0" w:color="000000"/>
             </w:tcBorders>
-            <w:shd w:val="clear" w:color="auto" w:fill="E5E5E5"/>
+            <w:shd w:color="auto" w:fill="E5E5E5" w:val="clear"/>
           </w:tcPr>
           <w:p>
             <w:pPr>
               <w:pStyle w:val="TableText"/>
-              <w:snapToGrid w:val="0"/>
+              <w:snapToGrid w:val="false"/>
+              <w:spacing w:before="40" w:after="40"/>
               <w:rPr>
                 <w:color w:val="000000"/>
               </w:rPr>
             </w:pPr>
+            <w:r>
+              <w:rPr>
+                <w:color w:val="000000"/>
+              </w:rPr>
+            </w:r>
           </w:p>
         </w:tc>
       </w:tr>
       <w:tr>
+        <w:trPr/>
         <w:tc>
           <w:tcPr>
             <w:tcW w:w="1275" w:type="dxa"/>
@@ -1421,17 +1658,24 @@
               <w:left w:val="single" w:sz="6" w:space="0" w:color="000000"/>
               <w:bottom w:val="single" w:sz="6" w:space="0" w:color="000000"/>
             </w:tcBorders>
-            <w:shd w:val="clear" w:color="auto" w:fill="E5E5E5"/>
+            <w:shd w:color="auto" w:fill="E5E5E5" w:val="clear"/>
           </w:tcPr>
           <w:p>
             <w:pPr>
               <w:pStyle w:val="TableText"/>
-              <w:snapToGrid w:val="0"/>
+              <w:snapToGrid w:val="false"/>
+              <w:spacing w:before="40" w:after="40"/>
               <w:rPr>
                 <w:color w:val="000000"/>
                 <w:u w:val="single"/>
               </w:rPr>
             </w:pPr>
+            <w:r>
+              <w:rPr>
+                <w:color w:val="000000"/>
+                <w:u w:val="single"/>
+              </w:rPr>
+            </w:r>
           </w:p>
         </w:tc>
         <w:tc>
@@ -1442,16 +1686,22 @@
               <w:left w:val="single" w:sz="6" w:space="0" w:color="000000"/>
               <w:bottom w:val="single" w:sz="6" w:space="0" w:color="000000"/>
             </w:tcBorders>
-            <w:shd w:val="clear" w:color="auto" w:fill="E5E5E5"/>
+            <w:shd w:color="auto" w:fill="E5E5E5" w:val="clear"/>
           </w:tcPr>
           <w:p>
             <w:pPr>
               <w:pStyle w:val="TableText"/>
-              <w:snapToGrid w:val="0"/>
+              <w:snapToGrid w:val="false"/>
+              <w:spacing w:before="40" w:after="40"/>
               <w:rPr>
                 <w:color w:val="000000"/>
               </w:rPr>
             </w:pPr>
+            <w:r>
+              <w:rPr>
+                <w:color w:val="000000"/>
+              </w:rPr>
+            </w:r>
           </w:p>
         </w:tc>
         <w:tc>
@@ -1462,16 +1712,22 @@
               <w:left w:val="single" w:sz="6" w:space="0" w:color="000000"/>
               <w:bottom w:val="single" w:sz="6" w:space="0" w:color="000000"/>
             </w:tcBorders>
-            <w:shd w:val="clear" w:color="auto" w:fill="E5E5E5"/>
+            <w:shd w:color="auto" w:fill="E5E5E5" w:val="clear"/>
           </w:tcPr>
           <w:p>
             <w:pPr>
               <w:pStyle w:val="TableText"/>
-              <w:snapToGrid w:val="0"/>
+              <w:snapToGrid w:val="false"/>
+              <w:spacing w:before="40" w:after="40"/>
               <w:rPr>
                 <w:color w:val="000000"/>
               </w:rPr>
             </w:pPr>
+            <w:r>
+              <w:rPr>
+                <w:color w:val="000000"/>
+              </w:rPr>
+            </w:r>
           </w:p>
         </w:tc>
         <w:tc>
@@ -1483,20 +1739,27 @@
               <w:bottom w:val="single" w:sz="6" w:space="0" w:color="000000"/>
               <w:right w:val="single" w:sz="6" w:space="0" w:color="000000"/>
             </w:tcBorders>
-            <w:shd w:val="clear" w:color="auto" w:fill="E5E5E5"/>
+            <w:shd w:color="auto" w:fill="E5E5E5" w:val="clear"/>
           </w:tcPr>
           <w:p>
             <w:pPr>
               <w:pStyle w:val="TableText"/>
-              <w:snapToGrid w:val="0"/>
+              <w:snapToGrid w:val="false"/>
+              <w:spacing w:before="40" w:after="40"/>
               <w:rPr>
                 <w:color w:val="000000"/>
               </w:rPr>
             </w:pPr>
+            <w:r>
+              <w:rPr>
+                <w:color w:val="000000"/>
+              </w:rPr>
+            </w:r>
           </w:p>
         </w:tc>
       </w:tr>
       <w:tr>
+        <w:trPr/>
         <w:tc>
           <w:tcPr>
             <w:tcW w:w="1275" w:type="dxa"/>
@@ -1505,17 +1768,24 @@
               <w:left w:val="single" w:sz="6" w:space="0" w:color="000000"/>
               <w:bottom w:val="single" w:sz="6" w:space="0" w:color="000000"/>
             </w:tcBorders>
-            <w:shd w:val="clear" w:color="auto" w:fill="E5E5E5"/>
+            <w:shd w:color="auto" w:fill="E5E5E5" w:val="clear"/>
           </w:tcPr>
           <w:p>
             <w:pPr>
               <w:pStyle w:val="TableText"/>
-              <w:snapToGrid w:val="0"/>
+              <w:snapToGrid w:val="false"/>
+              <w:spacing w:before="40" w:after="40"/>
               <w:rPr>
                 <w:color w:val="000000"/>
                 <w:u w:val="single"/>
               </w:rPr>
             </w:pPr>
+            <w:r>
+              <w:rPr>
+                <w:color w:val="000000"/>
+                <w:u w:val="single"/>
+              </w:rPr>
+            </w:r>
           </w:p>
         </w:tc>
         <w:tc>
@@ -1526,16 +1796,22 @@
               <w:left w:val="single" w:sz="6" w:space="0" w:color="000000"/>
               <w:bottom w:val="single" w:sz="6" w:space="0" w:color="000000"/>
             </w:tcBorders>
-            <w:shd w:val="clear" w:color="auto" w:fill="E5E5E5"/>
+            <w:shd w:color="auto" w:fill="E5E5E5" w:val="clear"/>
           </w:tcPr>
           <w:p>
             <w:pPr>
               <w:pStyle w:val="TableText"/>
-              <w:snapToGrid w:val="0"/>
+              <w:snapToGrid w:val="false"/>
+              <w:spacing w:before="40" w:after="40"/>
               <w:rPr>
                 <w:color w:val="000000"/>
               </w:rPr>
             </w:pPr>
+            <w:r>
+              <w:rPr>
+                <w:color w:val="000000"/>
+              </w:rPr>
+            </w:r>
           </w:p>
         </w:tc>
         <w:tc>
@@ -1546,16 +1822,22 @@
               <w:left w:val="single" w:sz="6" w:space="0" w:color="000000"/>
               <w:bottom w:val="single" w:sz="6" w:space="0" w:color="000000"/>
             </w:tcBorders>
-            <w:shd w:val="clear" w:color="auto" w:fill="E5E5E5"/>
+            <w:shd w:color="auto" w:fill="E5E5E5" w:val="clear"/>
           </w:tcPr>
           <w:p>
             <w:pPr>
               <w:pStyle w:val="TableText"/>
-              <w:snapToGrid w:val="0"/>
+              <w:snapToGrid w:val="false"/>
+              <w:spacing w:before="40" w:after="40"/>
               <w:rPr>
                 <w:color w:val="000000"/>
               </w:rPr>
             </w:pPr>
+            <w:r>
+              <w:rPr>
+                <w:color w:val="000000"/>
+              </w:rPr>
+            </w:r>
           </w:p>
         </w:tc>
         <w:tc>
@@ -1567,20 +1849,27 @@
               <w:bottom w:val="single" w:sz="6" w:space="0" w:color="000000"/>
               <w:right w:val="single" w:sz="6" w:space="0" w:color="000000"/>
             </w:tcBorders>
-            <w:shd w:val="clear" w:color="auto" w:fill="E5E5E5"/>
+            <w:shd w:color="auto" w:fill="E5E5E5" w:val="clear"/>
           </w:tcPr>
           <w:p>
             <w:pPr>
               <w:pStyle w:val="TableText"/>
-              <w:snapToGrid w:val="0"/>
+              <w:snapToGrid w:val="false"/>
+              <w:spacing w:before="40" w:after="40"/>
               <w:rPr>
                 <w:color w:val="000000"/>
               </w:rPr>
             </w:pPr>
+            <w:r>
+              <w:rPr>
+                <w:color w:val="000000"/>
+              </w:rPr>
+            </w:r>
           </w:p>
         </w:tc>
       </w:tr>
       <w:tr>
+        <w:trPr/>
         <w:tc>
           <w:tcPr>
             <w:tcW w:w="1275" w:type="dxa"/>
@@ -1589,17 +1878,24 @@
               <w:left w:val="single" w:sz="6" w:space="0" w:color="000000"/>
               <w:bottom w:val="single" w:sz="6" w:space="0" w:color="000000"/>
             </w:tcBorders>
-            <w:shd w:val="clear" w:color="auto" w:fill="E5E5E5"/>
+            <w:shd w:color="auto" w:fill="E5E5E5" w:val="clear"/>
           </w:tcPr>
           <w:p>
             <w:pPr>
               <w:pStyle w:val="TableText"/>
-              <w:snapToGrid w:val="0"/>
+              <w:snapToGrid w:val="false"/>
+              <w:spacing w:before="40" w:after="40"/>
               <w:rPr>
                 <w:color w:val="000000"/>
                 <w:u w:val="single"/>
               </w:rPr>
             </w:pPr>
+            <w:r>
+              <w:rPr>
+                <w:color w:val="000000"/>
+                <w:u w:val="single"/>
+              </w:rPr>
+            </w:r>
           </w:p>
         </w:tc>
         <w:tc>
@@ -1610,16 +1906,22 @@
               <w:left w:val="single" w:sz="6" w:space="0" w:color="000000"/>
               <w:bottom w:val="single" w:sz="6" w:space="0" w:color="000000"/>
             </w:tcBorders>
-            <w:shd w:val="clear" w:color="auto" w:fill="E5E5E5"/>
+            <w:shd w:color="auto" w:fill="E5E5E5" w:val="clear"/>
           </w:tcPr>
           <w:p>
             <w:pPr>
               <w:pStyle w:val="TableText"/>
-              <w:snapToGrid w:val="0"/>
+              <w:snapToGrid w:val="false"/>
+              <w:spacing w:before="40" w:after="40"/>
               <w:rPr>
                 <w:color w:val="000000"/>
               </w:rPr>
             </w:pPr>
+            <w:r>
+              <w:rPr>
+                <w:color w:val="000000"/>
+              </w:rPr>
+            </w:r>
           </w:p>
         </w:tc>
         <w:tc>
@@ -1630,16 +1932,22 @@
               <w:left w:val="single" w:sz="6" w:space="0" w:color="000000"/>
               <w:bottom w:val="single" w:sz="6" w:space="0" w:color="000000"/>
             </w:tcBorders>
-            <w:shd w:val="clear" w:color="auto" w:fill="E5E5E5"/>
+            <w:shd w:color="auto" w:fill="E5E5E5" w:val="clear"/>
           </w:tcPr>
           <w:p>
             <w:pPr>
               <w:pStyle w:val="TableText"/>
-              <w:snapToGrid w:val="0"/>
+              <w:snapToGrid w:val="false"/>
+              <w:spacing w:before="40" w:after="40"/>
               <w:rPr>
                 <w:color w:val="000000"/>
               </w:rPr>
             </w:pPr>
+            <w:r>
+              <w:rPr>
+                <w:color w:val="000000"/>
+              </w:rPr>
+            </w:r>
           </w:p>
         </w:tc>
         <w:tc>
@@ -1651,20 +1959,27 @@
               <w:bottom w:val="single" w:sz="6" w:space="0" w:color="000000"/>
               <w:right w:val="single" w:sz="6" w:space="0" w:color="000000"/>
             </w:tcBorders>
-            <w:shd w:val="clear" w:color="auto" w:fill="E5E5E5"/>
+            <w:shd w:color="auto" w:fill="E5E5E5" w:val="clear"/>
           </w:tcPr>
           <w:p>
             <w:pPr>
               <w:pStyle w:val="TableText"/>
-              <w:snapToGrid w:val="0"/>
+              <w:snapToGrid w:val="false"/>
+              <w:spacing w:before="40" w:after="40"/>
               <w:rPr>
                 <w:color w:val="000000"/>
               </w:rPr>
             </w:pPr>
+            <w:r>
+              <w:rPr>
+                <w:color w:val="000000"/>
+              </w:rPr>
+            </w:r>
           </w:p>
         </w:tc>
       </w:tr>
       <w:tr>
+        <w:trPr/>
         <w:tc>
           <w:tcPr>
             <w:tcW w:w="1275" w:type="dxa"/>
@@ -1673,17 +1988,24 @@
               <w:left w:val="single" w:sz="6" w:space="0" w:color="000000"/>
               <w:bottom w:val="single" w:sz="6" w:space="0" w:color="000000"/>
             </w:tcBorders>
-            <w:shd w:val="clear" w:color="auto" w:fill="E5E5E5"/>
+            <w:shd w:color="auto" w:fill="E5E5E5" w:val="clear"/>
           </w:tcPr>
           <w:p>
             <w:pPr>
               <w:pStyle w:val="TableText"/>
-              <w:snapToGrid w:val="0"/>
+              <w:snapToGrid w:val="false"/>
+              <w:spacing w:before="40" w:after="40"/>
               <w:rPr>
                 <w:color w:val="000000"/>
                 <w:u w:val="single"/>
               </w:rPr>
             </w:pPr>
+            <w:r>
+              <w:rPr>
+                <w:color w:val="000000"/>
+                <w:u w:val="single"/>
+              </w:rPr>
+            </w:r>
           </w:p>
         </w:tc>
         <w:tc>
@@ -1694,16 +2016,22 @@
               <w:left w:val="single" w:sz="6" w:space="0" w:color="000000"/>
               <w:bottom w:val="single" w:sz="6" w:space="0" w:color="000000"/>
             </w:tcBorders>
-            <w:shd w:val="clear" w:color="auto" w:fill="E5E5E5"/>
+            <w:shd w:color="auto" w:fill="E5E5E5" w:val="clear"/>
           </w:tcPr>
           <w:p>
             <w:pPr>
               <w:pStyle w:val="TableText"/>
-              <w:snapToGrid w:val="0"/>
+              <w:snapToGrid w:val="false"/>
+              <w:spacing w:before="40" w:after="40"/>
               <w:rPr>
                 <w:color w:val="000000"/>
               </w:rPr>
             </w:pPr>
+            <w:r>
+              <w:rPr>
+                <w:color w:val="000000"/>
+              </w:rPr>
+            </w:r>
           </w:p>
         </w:tc>
         <w:tc>
@@ -1714,16 +2042,22 @@
               <w:left w:val="single" w:sz="6" w:space="0" w:color="000000"/>
               <w:bottom w:val="single" w:sz="6" w:space="0" w:color="000000"/>
             </w:tcBorders>
-            <w:shd w:val="clear" w:color="auto" w:fill="E5E5E5"/>
+            <w:shd w:color="auto" w:fill="E5E5E5" w:val="clear"/>
           </w:tcPr>
           <w:p>
             <w:pPr>
               <w:pStyle w:val="TableText"/>
-              <w:snapToGrid w:val="0"/>
+              <w:snapToGrid w:val="false"/>
+              <w:spacing w:before="40" w:after="40"/>
               <w:rPr>
                 <w:color w:val="000000"/>
               </w:rPr>
             </w:pPr>
+            <w:r>
+              <w:rPr>
+                <w:color w:val="000000"/>
+              </w:rPr>
+            </w:r>
           </w:p>
         </w:tc>
         <w:tc>
@@ -1735,20 +2069,27 @@
               <w:bottom w:val="single" w:sz="6" w:space="0" w:color="000000"/>
               <w:right w:val="single" w:sz="6" w:space="0" w:color="000000"/>
             </w:tcBorders>
-            <w:shd w:val="clear" w:color="auto" w:fill="E5E5E5"/>
+            <w:shd w:color="auto" w:fill="E5E5E5" w:val="clear"/>
           </w:tcPr>
           <w:p>
             <w:pPr>
               <w:pStyle w:val="TableText"/>
-              <w:snapToGrid w:val="0"/>
+              <w:snapToGrid w:val="false"/>
+              <w:spacing w:before="40" w:after="40"/>
               <w:rPr>
                 <w:color w:val="000000"/>
               </w:rPr>
             </w:pPr>
+            <w:r>
+              <w:rPr>
+                <w:color w:val="000000"/>
+              </w:rPr>
+            </w:r>
           </w:p>
         </w:tc>
       </w:tr>
       <w:tr>
+        <w:trPr/>
         <w:tc>
           <w:tcPr>
             <w:tcW w:w="1275" w:type="dxa"/>
@@ -1757,17 +2098,24 @@
               <w:left w:val="single" w:sz="6" w:space="0" w:color="000000"/>
               <w:bottom w:val="single" w:sz="6" w:space="0" w:color="000000"/>
             </w:tcBorders>
-            <w:shd w:val="clear" w:color="auto" w:fill="E5E5E5"/>
+            <w:shd w:color="auto" w:fill="E5E5E5" w:val="clear"/>
           </w:tcPr>
           <w:p>
             <w:pPr>
               <w:pStyle w:val="TableText"/>
-              <w:snapToGrid w:val="0"/>
+              <w:snapToGrid w:val="false"/>
+              <w:spacing w:before="40" w:after="40"/>
               <w:rPr>
                 <w:color w:val="000000"/>
                 <w:u w:val="single"/>
               </w:rPr>
             </w:pPr>
+            <w:r>
+              <w:rPr>
+                <w:color w:val="000000"/>
+                <w:u w:val="single"/>
+              </w:rPr>
+            </w:r>
           </w:p>
         </w:tc>
         <w:tc>
@@ -1778,16 +2126,22 @@
               <w:left w:val="single" w:sz="6" w:space="0" w:color="000000"/>
               <w:bottom w:val="single" w:sz="6" w:space="0" w:color="000000"/>
             </w:tcBorders>
-            <w:shd w:val="clear" w:color="auto" w:fill="E5E5E5"/>
+            <w:shd w:color="auto" w:fill="E5E5E5" w:val="clear"/>
           </w:tcPr>
           <w:p>
             <w:pPr>
               <w:pStyle w:val="TableText"/>
-              <w:snapToGrid w:val="0"/>
+              <w:snapToGrid w:val="false"/>
+              <w:spacing w:before="40" w:after="40"/>
               <w:rPr>
                 <w:color w:val="000000"/>
               </w:rPr>
             </w:pPr>
+            <w:r>
+              <w:rPr>
+                <w:color w:val="000000"/>
+              </w:rPr>
+            </w:r>
           </w:p>
         </w:tc>
         <w:tc>
@@ -1798,16 +2152,22 @@
               <w:left w:val="single" w:sz="6" w:space="0" w:color="000000"/>
               <w:bottom w:val="single" w:sz="6" w:space="0" w:color="000000"/>
             </w:tcBorders>
-            <w:shd w:val="clear" w:color="auto" w:fill="E5E5E5"/>
+            <w:shd w:color="auto" w:fill="E5E5E5" w:val="clear"/>
           </w:tcPr>
           <w:p>
             <w:pPr>
               <w:pStyle w:val="TableText"/>
-              <w:snapToGrid w:val="0"/>
+              <w:snapToGrid w:val="false"/>
+              <w:spacing w:before="40" w:after="40"/>
               <w:rPr>
                 <w:color w:val="000000"/>
               </w:rPr>
             </w:pPr>
+            <w:r>
+              <w:rPr>
+                <w:color w:val="000000"/>
+              </w:rPr>
+            </w:r>
           </w:p>
         </w:tc>
         <w:tc>
@@ -1819,20 +2179,27 @@
               <w:bottom w:val="single" w:sz="6" w:space="0" w:color="000000"/>
               <w:right w:val="single" w:sz="6" w:space="0" w:color="000000"/>
             </w:tcBorders>
-            <w:shd w:val="clear" w:color="auto" w:fill="E5E5E5"/>
+            <w:shd w:color="auto" w:fill="E5E5E5" w:val="clear"/>
           </w:tcPr>
           <w:p>
             <w:pPr>
               <w:pStyle w:val="TableText"/>
-              <w:snapToGrid w:val="0"/>
+              <w:snapToGrid w:val="false"/>
+              <w:spacing w:before="40" w:after="40"/>
               <w:rPr>
                 <w:color w:val="000000"/>
               </w:rPr>
             </w:pPr>
+            <w:r>
+              <w:rPr>
+                <w:color w:val="000000"/>
+              </w:rPr>
+            </w:r>
           </w:p>
         </w:tc>
       </w:tr>
       <w:tr>
+        <w:trPr/>
         <w:tc>
           <w:tcPr>
             <w:tcW w:w="1275" w:type="dxa"/>
@@ -1841,17 +2208,24 @@
               <w:left w:val="single" w:sz="6" w:space="0" w:color="000000"/>
               <w:bottom w:val="single" w:sz="6" w:space="0" w:color="000000"/>
             </w:tcBorders>
-            <w:shd w:val="clear" w:color="auto" w:fill="E5E5E5"/>
+            <w:shd w:color="auto" w:fill="E5E5E5" w:val="clear"/>
           </w:tcPr>
           <w:p>
             <w:pPr>
               <w:pStyle w:val="TableText"/>
-              <w:snapToGrid w:val="0"/>
+              <w:snapToGrid w:val="false"/>
+              <w:spacing w:before="40" w:after="40"/>
               <w:rPr>
                 <w:color w:val="000000"/>
                 <w:u w:val="single"/>
               </w:rPr>
             </w:pPr>
+            <w:r>
+              <w:rPr>
+                <w:color w:val="000000"/>
+                <w:u w:val="single"/>
+              </w:rPr>
+            </w:r>
           </w:p>
         </w:tc>
         <w:tc>
@@ -1862,16 +2236,22 @@
               <w:left w:val="single" w:sz="6" w:space="0" w:color="000000"/>
               <w:bottom w:val="single" w:sz="6" w:space="0" w:color="000000"/>
             </w:tcBorders>
-            <w:shd w:val="clear" w:color="auto" w:fill="E5E5E5"/>
+            <w:shd w:color="auto" w:fill="E5E5E5" w:val="clear"/>
           </w:tcPr>
           <w:p>
             <w:pPr>
               <w:pStyle w:val="TableText"/>
-              <w:snapToGrid w:val="0"/>
+              <w:snapToGrid w:val="false"/>
+              <w:spacing w:before="40" w:after="40"/>
               <w:rPr>
                 <w:color w:val="000000"/>
               </w:rPr>
             </w:pPr>
+            <w:r>
+              <w:rPr>
+                <w:color w:val="000000"/>
+              </w:rPr>
+            </w:r>
           </w:p>
         </w:tc>
         <w:tc>
@@ -1882,16 +2262,22 @@
               <w:left w:val="single" w:sz="6" w:space="0" w:color="000000"/>
               <w:bottom w:val="single" w:sz="6" w:space="0" w:color="000000"/>
             </w:tcBorders>
-            <w:shd w:val="clear" w:color="auto" w:fill="E5E5E5"/>
+            <w:shd w:color="auto" w:fill="E5E5E5" w:val="clear"/>
           </w:tcPr>
           <w:p>
             <w:pPr>
               <w:pStyle w:val="TableText"/>
-              <w:snapToGrid w:val="0"/>
+              <w:snapToGrid w:val="false"/>
+              <w:spacing w:before="40" w:after="40"/>
               <w:rPr>
                 <w:color w:val="000000"/>
               </w:rPr>
             </w:pPr>
+            <w:r>
+              <w:rPr>
+                <w:color w:val="000000"/>
+              </w:rPr>
+            </w:r>
           </w:p>
         </w:tc>
         <w:tc>
@@ -1903,38 +2289,46 @@
               <w:bottom w:val="single" w:sz="6" w:space="0" w:color="000000"/>
               <w:right w:val="single" w:sz="6" w:space="0" w:color="000000"/>
             </w:tcBorders>
-            <w:shd w:val="clear" w:color="auto" w:fill="E5E5E5"/>
+            <w:shd w:color="auto" w:fill="E5E5E5" w:val="clear"/>
           </w:tcPr>
           <w:p>
             <w:pPr>
               <w:pStyle w:val="TableText"/>
-              <w:snapToGrid w:val="0"/>
+              <w:snapToGrid w:val="false"/>
+              <w:spacing w:before="40" w:after="40"/>
               <w:rPr>
                 <w:color w:val="000000"/>
               </w:rPr>
             </w:pPr>
+            <w:r>
+              <w:rPr>
+                <w:color w:val="000000"/>
+              </w:rPr>
+            </w:r>
           </w:p>
         </w:tc>
       </w:tr>
     </w:tbl>
     <w:p>
       <w:pPr>
+        <w:pStyle w:val="Normal"/>
         <w:rPr>
           <w:color w:val="000000"/>
         </w:rPr>
         <w:sectPr>
-          <w:headerReference w:type="even" r:id="rId8"/>
-          <w:headerReference w:type="default" r:id="rId9"/>
-          <w:footerReference w:type="even" r:id="rId10"/>
-          <w:footerReference w:type="default" r:id="rId11"/>
-          <w:headerReference w:type="first" r:id="rId12"/>
-          <w:footerReference w:type="first" r:id="rId13"/>
+          <w:headerReference w:type="even" r:id="rId3"/>
+          <w:headerReference w:type="default" r:id="rId4"/>
+          <w:headerReference w:type="first" r:id="rId5"/>
+          <w:footerReference w:type="even" r:id="rId6"/>
+          <w:footerReference w:type="default" r:id="rId7"/>
+          <w:footerReference w:type="first" r:id="rId8"/>
+          <w:type w:val="nextPage"/>
           <w:pgSz w:w="12240" w:h="15840"/>
-          <w:pgMar w:top="1440" w:right="1800" w:bottom="1800" w:left="1800" w:header="720" w:footer="1080" w:gutter="0"/>
+          <w:pgMar w:left="1800" w:right="1800" w:gutter="0" w:header="720" w:top="1440" w:footer="1080" w:bottom="1800"/>
           <w:pgNumType w:fmt="lowerRoman"/>
-          <w:cols w:space="720"/>
-          <w:formProt w:val="0"/>
-          <w:docGrid w:linePitch="360"/>
+          <w:formProt w:val="false"/>
+          <w:textDirection w:val="lrTb"/>
+          <w:docGrid w:type="default" w:linePitch="360" w:charSpace="0"/>
         </w:sectPr>
       </w:pPr>
       <w:r>
@@ -1956,22 +2350,15 @@
         <w:rPr>
           <w:color w:val="000000"/>
         </w:rPr>
-        <w:lastRenderedPageBreak/>
         <w:tab/>
         <w:t>Table of Contents</w:t>
       </w:r>
     </w:p>
     <w:sdt>
       <w:sdtPr>
-        <w:rPr>
-          <w:b w:val="0"/>
-          <w:caps w:val="0"/>
-          <w:smallCaps/>
-        </w:rPr>
-        <w:id w:val="1198200724"/>
         <w:docPartObj>
           <w:docPartGallery w:val="Table of Contents"/>
-          <w:docPartUnique/>
+          <w:docPartUnique w:val="true"/>
         </w:docPartObj>
       </w:sdtPr>
       <w:sdtContent>
@@ -1980,9 +2367,10 @@
             <w:pStyle w:val="TOC1"/>
             <w:tabs>
               <w:tab w:val="clear" w:pos="8640"/>
-              <w:tab w:val="left" w:pos="440"/>
-              <w:tab w:val="right" w:leader="dot" w:pos="8639"/>
+              <w:tab w:val="left" w:pos="440" w:leader="none"/>
+              <w:tab w:val="right" w:pos="8639" w:leader="dot"/>
             </w:tabs>
+            <w:rPr/>
           </w:pPr>
           <w:r>
             <w:fldChar w:fldCharType="begin"/>
@@ -2006,10 +2394,9 @@
             <w:t>1.</w:t>
           </w:r>
           <w:r>
+            <w:rPr/>
             <w:tab/>
             <w:t>Introduction</w:t>
-          </w:r>
-          <w:r>
             <w:tab/>
             <w:t>iv</w:t>
           </w:r>
@@ -2019,18 +2406,16 @@
             <w:pStyle w:val="TOC2"/>
             <w:tabs>
               <w:tab w:val="clear" w:pos="8640"/>
-              <w:tab w:val="left" w:pos="880"/>
-              <w:tab w:val="right" w:leader="dot" w:pos="8639"/>
+              <w:tab w:val="left" w:pos="880" w:leader="none"/>
+              <w:tab w:val="right" w:pos="8639" w:leader="dot"/>
             </w:tabs>
+            <w:rPr/>
           </w:pPr>
           <w:r>
+            <w:rPr/>
             <w:t>1.1.</w:t>
-          </w:r>
-          <w:r>
             <w:tab/>
             <w:t>Scope</w:t>
-          </w:r>
-          <w:r>
             <w:tab/>
             <w:t>iv</w:t>
           </w:r>
@@ -2040,18 +2425,16 @@
             <w:pStyle w:val="TOC2"/>
             <w:tabs>
               <w:tab w:val="clear" w:pos="8640"/>
-              <w:tab w:val="left" w:pos="880"/>
-              <w:tab w:val="right" w:leader="dot" w:pos="8639"/>
+              <w:tab w:val="left" w:pos="880" w:leader="none"/>
+              <w:tab w:val="right" w:pos="8639" w:leader="dot"/>
             </w:tabs>
+            <w:rPr/>
           </w:pPr>
           <w:r>
+            <w:rPr/>
             <w:t>1.1.</w:t>
-          </w:r>
-          <w:r>
             <w:tab/>
             <w:t>Definitions, Acronyms, Abbreviations</w:t>
-          </w:r>
-          <w:r>
             <w:tab/>
             <w:t>iv</w:t>
           </w:r>
@@ -2061,18 +2444,16 @@
             <w:pStyle w:val="TOC2"/>
             <w:tabs>
               <w:tab w:val="clear" w:pos="8640"/>
-              <w:tab w:val="left" w:pos="880"/>
-              <w:tab w:val="right" w:leader="dot" w:pos="8639"/>
+              <w:tab w:val="left" w:pos="880" w:leader="none"/>
+              <w:tab w:val="right" w:pos="8639" w:leader="dot"/>
             </w:tabs>
+            <w:rPr/>
           </w:pPr>
           <w:r>
+            <w:rPr/>
             <w:t>1.2.</w:t>
-          </w:r>
-          <w:r>
             <w:tab/>
             <w:t>Overview</w:t>
-          </w:r>
-          <w:r>
             <w:tab/>
             <w:t>v</w:t>
           </w:r>
@@ -2082,18 +2463,16 @@
             <w:pStyle w:val="TOC1"/>
             <w:tabs>
               <w:tab w:val="clear" w:pos="8640"/>
-              <w:tab w:val="left" w:pos="440"/>
-              <w:tab w:val="right" w:leader="dot" w:pos="8639"/>
+              <w:tab w:val="left" w:pos="440" w:leader="none"/>
+              <w:tab w:val="right" w:pos="8639" w:leader="dot"/>
             </w:tabs>
+            <w:rPr/>
           </w:pPr>
           <w:r>
+            <w:rPr/>
             <w:t>2.</w:t>
-          </w:r>
-          <w:r>
             <w:tab/>
             <w:t>Architecture</w:t>
-          </w:r>
-          <w:r>
             <w:tab/>
             <w:t>vi</w:t>
           </w:r>
@@ -2103,18 +2482,16 @@
             <w:pStyle w:val="TOC2"/>
             <w:tabs>
               <w:tab w:val="clear" w:pos="8640"/>
-              <w:tab w:val="left" w:pos="880"/>
-              <w:tab w:val="right" w:leader="dot" w:pos="8639"/>
+              <w:tab w:val="left" w:pos="880" w:leader="none"/>
+              <w:tab w:val="right" w:pos="8639" w:leader="dot"/>
             </w:tabs>
+            <w:rPr/>
           </w:pPr>
           <w:r>
+            <w:rPr/>
             <w:t>2.1.</w:t>
-          </w:r>
-          <w:r>
             <w:tab/>
             <w:t>Overview</w:t>
-          </w:r>
-          <w:r>
             <w:tab/>
             <w:t>vi</w:t>
           </w:r>
@@ -2124,18 +2501,16 @@
             <w:pStyle w:val="TOC2"/>
             <w:tabs>
               <w:tab w:val="clear" w:pos="8640"/>
-              <w:tab w:val="left" w:pos="880"/>
-              <w:tab w:val="right" w:leader="dot" w:pos="8639"/>
+              <w:tab w:val="left" w:pos="880" w:leader="none"/>
+              <w:tab w:val="right" w:pos="8639" w:leader="dot"/>
             </w:tabs>
+            <w:rPr/>
           </w:pPr>
           <w:r>
+            <w:rPr/>
             <w:t>2.2.</w:t>
-          </w:r>
-          <w:r>
             <w:tab/>
             <w:t>Networking</w:t>
-          </w:r>
-          <w:r>
             <w:tab/>
             <w:t>vi</w:t>
           </w:r>
@@ -2145,18 +2520,16 @@
             <w:pStyle w:val="TOC2"/>
             <w:tabs>
               <w:tab w:val="clear" w:pos="8640"/>
-              <w:tab w:val="left" w:pos="880"/>
-              <w:tab w:val="right" w:leader="dot" w:pos="8639"/>
+              <w:tab w:val="left" w:pos="880" w:leader="none"/>
+              <w:tab w:val="right" w:pos="8639" w:leader="dot"/>
             </w:tabs>
+            <w:rPr/>
           </w:pPr>
           <w:r>
+            <w:rPr/>
             <w:t>2.3.</w:t>
-          </w:r>
-          <w:r>
             <w:tab/>
             <w:t>Messaging</w:t>
-          </w:r>
-          <w:r>
             <w:tab/>
             <w:t>vi</w:t>
           </w:r>
@@ -2166,18 +2539,16 @@
             <w:pStyle w:val="TOC2"/>
             <w:tabs>
               <w:tab w:val="clear" w:pos="8640"/>
-              <w:tab w:val="left" w:pos="880"/>
-              <w:tab w:val="right" w:leader="dot" w:pos="8639"/>
+              <w:tab w:val="left" w:pos="880" w:leader="none"/>
+              <w:tab w:val="right" w:pos="8639" w:leader="dot"/>
             </w:tabs>
+            <w:rPr/>
           </w:pPr>
           <w:r>
+            <w:rPr/>
             <w:t>2.4.</w:t>
-          </w:r>
-          <w:r>
             <w:tab/>
             <w:t>Server</w:t>
-          </w:r>
-          <w:r>
             <w:tab/>
             <w:t>vi</w:t>
           </w:r>
@@ -2187,18 +2558,16 @@
             <w:pStyle w:val="TOC2"/>
             <w:tabs>
               <w:tab w:val="clear" w:pos="8640"/>
-              <w:tab w:val="left" w:pos="880"/>
-              <w:tab w:val="right" w:leader="dot" w:pos="8639"/>
+              <w:tab w:val="left" w:pos="880" w:leader="none"/>
+              <w:tab w:val="right" w:pos="8639" w:leader="dot"/>
             </w:tabs>
+            <w:rPr/>
           </w:pPr>
           <w:r>
+            <w:rPr/>
             <w:t>2.5.</w:t>
-          </w:r>
-          <w:r>
             <w:tab/>
             <w:t>Client</w:t>
-          </w:r>
-          <w:r>
             <w:tab/>
             <w:t>vi</w:t>
           </w:r>
@@ -2208,18 +2577,16 @@
             <w:pStyle w:val="TOC1"/>
             <w:tabs>
               <w:tab w:val="clear" w:pos="8640"/>
-              <w:tab w:val="left" w:pos="440"/>
-              <w:tab w:val="right" w:leader="dot" w:pos="8639"/>
+              <w:tab w:val="left" w:pos="440" w:leader="none"/>
+              <w:tab w:val="right" w:pos="8639" w:leader="dot"/>
             </w:tabs>
+            <w:rPr/>
           </w:pPr>
           <w:r>
+            <w:rPr/>
             <w:t>3.</w:t>
-          </w:r>
-          <w:r>
             <w:tab/>
             <w:t>System Interface Design</w:t>
-          </w:r>
-          <w:r>
             <w:tab/>
             <w:t>viii</w:t>
           </w:r>
@@ -2229,18 +2596,16 @@
             <w:pStyle w:val="TOC2"/>
             <w:tabs>
               <w:tab w:val="clear" w:pos="8640"/>
-              <w:tab w:val="left" w:pos="880"/>
-              <w:tab w:val="right" w:leader="dot" w:pos="8639"/>
+              <w:tab w:val="left" w:pos="880" w:leader="none"/>
+              <w:tab w:val="right" w:pos="8639" w:leader="dot"/>
             </w:tabs>
+            <w:rPr/>
           </w:pPr>
           <w:r>
+            <w:rPr/>
             <w:t>3.1.</w:t>
-          </w:r>
-          <w:r>
             <w:tab/>
             <w:t>Application Overview</w:t>
-          </w:r>
-          <w:r>
             <w:tab/>
             <w:t>viii</w:t>
           </w:r>
@@ -2250,18 +2615,16 @@
             <w:pStyle w:val="TOC3"/>
             <w:tabs>
               <w:tab w:val="clear" w:pos="8640"/>
-              <w:tab w:val="left" w:pos="1320"/>
-              <w:tab w:val="right" w:leader="dot" w:pos="8639"/>
+              <w:tab w:val="left" w:pos="1320" w:leader="none"/>
+              <w:tab w:val="right" w:pos="8639" w:leader="dot"/>
             </w:tabs>
+            <w:rPr/>
           </w:pPr>
           <w:r>
+            <w:rPr/>
             <w:t>3.1.1.</w:t>
-          </w:r>
-          <w:r>
             <w:tab/>
             <w:t>Design Outlook</w:t>
-          </w:r>
-          <w:r>
             <w:tab/>
             <w:t>viii</w:t>
           </w:r>
@@ -2271,18 +2634,16 @@
             <w:pStyle w:val="TOC2"/>
             <w:tabs>
               <w:tab w:val="clear" w:pos="8640"/>
-              <w:tab w:val="left" w:pos="880"/>
-              <w:tab w:val="right" w:leader="dot" w:pos="8639"/>
+              <w:tab w:val="left" w:pos="880" w:leader="none"/>
+              <w:tab w:val="right" w:pos="8639" w:leader="dot"/>
             </w:tabs>
+            <w:rPr/>
           </w:pPr>
           <w:r>
+            <w:rPr/>
             <w:t>3.2.</w:t>
-          </w:r>
-          <w:r>
             <w:tab/>
             <w:t>GUI Diagrams</w:t>
-          </w:r>
-          <w:r>
             <w:tab/>
             <w:t>viii</w:t>
           </w:r>
@@ -2292,18 +2653,16 @@
             <w:pStyle w:val="TOC2"/>
             <w:tabs>
               <w:tab w:val="clear" w:pos="8640"/>
-              <w:tab w:val="left" w:pos="880"/>
-              <w:tab w:val="right" w:leader="dot" w:pos="8639"/>
+              <w:tab w:val="left" w:pos="880" w:leader="none"/>
+              <w:tab w:val="right" w:pos="8639" w:leader="dot"/>
             </w:tabs>
+            <w:rPr/>
           </w:pPr>
           <w:r>
+            <w:rPr/>
             <w:t>3.3.</w:t>
-          </w:r>
-          <w:r>
             <w:tab/>
             <w:t>Layout and Structure</w:t>
-          </w:r>
-          <w:r>
             <w:tab/>
             <w:t>viii</w:t>
           </w:r>
@@ -2313,18 +2672,16 @@
             <w:pStyle w:val="TOC1"/>
             <w:tabs>
               <w:tab w:val="clear" w:pos="8640"/>
-              <w:tab w:val="left" w:pos="440"/>
-              <w:tab w:val="right" w:leader="dot" w:pos="8639"/>
+              <w:tab w:val="left" w:pos="440" w:leader="none"/>
+              <w:tab w:val="right" w:pos="8639" w:leader="dot"/>
             </w:tabs>
+            <w:rPr/>
           </w:pPr>
           <w:r>
+            <w:rPr/>
             <w:t>4.</w:t>
-          </w:r>
-          <w:r>
             <w:tab/>
             <w:t>Use-Cases and Common Flows</w:t>
-          </w:r>
-          <w:r>
             <w:tab/>
             <w:t>ix</w:t>
           </w:r>
@@ -2334,18 +2691,16 @@
             <w:pStyle w:val="TOC2"/>
             <w:tabs>
               <w:tab w:val="clear" w:pos="8640"/>
-              <w:tab w:val="left" w:pos="880"/>
-              <w:tab w:val="right" w:leader="dot" w:pos="8639"/>
+              <w:tab w:val="left" w:pos="880" w:leader="none"/>
+              <w:tab w:val="right" w:pos="8639" w:leader="dot"/>
             </w:tabs>
+            <w:rPr/>
           </w:pPr>
           <w:r>
+            <w:rPr/>
             <w:t>4.1.</w:t>
-          </w:r>
-          <w:r>
             <w:tab/>
             <w:t>Use-Case Diagrams</w:t>
-          </w:r>
-          <w:r>
             <w:tab/>
             <w:t>ix</w:t>
           </w:r>
@@ -2355,18 +2710,16 @@
             <w:pStyle w:val="TOC2"/>
             <w:tabs>
               <w:tab w:val="clear" w:pos="8640"/>
-              <w:tab w:val="left" w:pos="880"/>
-              <w:tab w:val="right" w:leader="dot" w:pos="8639"/>
+              <w:tab w:val="left" w:pos="880" w:leader="none"/>
+              <w:tab w:val="right" w:pos="8639" w:leader="dot"/>
             </w:tabs>
+            <w:rPr/>
           </w:pPr>
           <w:r>
+            <w:rPr/>
             <w:t>4.2.</w:t>
-          </w:r>
-          <w:r>
             <w:tab/>
             <w:t>Sequence Diagrams</w:t>
-          </w:r>
-          <w:r>
             <w:tab/>
             <w:t>ix</w:t>
           </w:r>
@@ -2376,22 +2729,21 @@
             <w:pStyle w:val="TOC2"/>
             <w:tabs>
               <w:tab w:val="clear" w:pos="8640"/>
-              <w:tab w:val="left" w:pos="880"/>
-              <w:tab w:val="right" w:leader="dot" w:pos="8639"/>
+              <w:tab w:val="left" w:pos="880" w:leader="none"/>
+              <w:tab w:val="right" w:pos="8639" w:leader="dot"/>
             </w:tabs>
+            <w:rPr/>
           </w:pPr>
           <w:r>
+            <w:rPr/>
             <w:t>4.3.</w:t>
-          </w:r>
-          <w:r>
             <w:tab/>
             <w:t>Common &amp; Intended User Interfacing Flow</w:t>
-          </w:r>
-          <w:r>
             <w:tab/>
             <w:t>ix</w:t>
           </w:r>
           <w:r>
+            <w:rPr/>
             <w:fldChar w:fldCharType="end"/>
           </w:r>
         </w:p>
@@ -2401,7 +2753,8 @@
       <w:pPr>
         <w:pStyle w:val="TOC2"/>
         <w:tabs>
-          <w:tab w:val="left" w:pos="800"/>
+          <w:tab w:val="left" w:pos="800" w:leader="none"/>
+          <w:tab w:val="right" w:pos="8640" w:leader="dot"/>
         </w:tabs>
         <w:rPr>
           <w:rFonts w:ascii="Calibri" w:hAnsi="Calibri" w:cs="Calibri"/>
@@ -2411,9 +2764,19 @@
           <w:lang w:eastAsia="en-US"/>
         </w:rPr>
       </w:pPr>
-    </w:p>
-    <w:p>
-      <w:pPr>
+      <w:r>
+        <w:rPr>
+          <w:rFonts w:cs="Calibri" w:ascii="Calibri" w:hAnsi="Calibri"/>
+          <w:color w:val="000000"/>
+          <w:sz w:val="24"/>
+          <w:szCs w:val="24"/>
+          <w:lang w:eastAsia="en-US"/>
+        </w:rPr>
+      </w:r>
+    </w:p>
+    <w:p>
+      <w:pPr>
+        <w:pStyle w:val="Normal"/>
         <w:rPr>
           <w:rFonts w:ascii="Calibri" w:hAnsi="Calibri" w:cs="Calibri"/>
           <w:b/>
@@ -2424,6 +2787,17 @@
           <w:lang w:eastAsia="en-US"/>
         </w:rPr>
       </w:pPr>
+      <w:r>
+        <w:rPr>
+          <w:rFonts w:cs="Calibri" w:ascii="Calibri" w:hAnsi="Calibri"/>
+          <w:b/>
+          <w:caps/>
+          <w:color w:val="000000"/>
+          <w:sz w:val="24"/>
+          <w:szCs w:val="24"/>
+          <w:lang w:eastAsia="en-US"/>
+        </w:rPr>
+      </w:r>
     </w:p>
     <w:p>
       <w:pPr>
@@ -2444,7 +2818,6 @@
         <w:rPr>
           <w:color w:val="000000"/>
         </w:rPr>
-        <w:lastRenderedPageBreak/>
         <w:t>Introduction</w:t>
       </w:r>
     </w:p>
@@ -2519,7 +2892,7 @@
     <w:p>
       <w:pPr>
         <w:pStyle w:val="Paragraph3"/>
-        <w:ind w:hanging="720"/>
+        <w:ind w:hanging="720" w:left="2160"/>
         <w:rPr>
           <w:color w:val="000000"/>
         </w:rPr>
@@ -2534,7 +2907,7 @@
     <w:p>
       <w:pPr>
         <w:pStyle w:val="Paragraph3"/>
-        <w:ind w:hanging="720"/>
+        <w:ind w:hanging="720" w:left="2160"/>
         <w:rPr>
           <w:color w:val="000000"/>
         </w:rPr>
@@ -2549,7 +2922,7 @@
     <w:p>
       <w:pPr>
         <w:pStyle w:val="Paragraph3"/>
-        <w:ind w:hanging="720"/>
+        <w:ind w:hanging="720" w:left="2160"/>
         <w:rPr>
           <w:color w:val="000000"/>
         </w:rPr>
@@ -2564,7 +2937,7 @@
     <w:p>
       <w:pPr>
         <w:pStyle w:val="Paragraph3"/>
-        <w:ind w:hanging="720"/>
+        <w:ind w:hanging="720" w:left="2160"/>
         <w:rPr>
           <w:color w:val="000000"/>
         </w:rPr>
@@ -2579,7 +2952,7 @@
     <w:p>
       <w:pPr>
         <w:pStyle w:val="Paragraph3"/>
-        <w:ind w:hanging="720"/>
+        <w:ind w:hanging="720" w:left="2160"/>
         <w:rPr>
           <w:color w:val="000000"/>
         </w:rPr>
@@ -2594,7 +2967,7 @@
     <w:p>
       <w:pPr>
         <w:pStyle w:val="Paragraph3"/>
-        <w:ind w:hanging="720"/>
+        <w:ind w:hanging="720" w:left="2160"/>
         <w:rPr>
           <w:color w:val="000000"/>
         </w:rPr>
@@ -2609,7 +2982,7 @@
     <w:p>
       <w:pPr>
         <w:pStyle w:val="Paragraph3"/>
-        <w:ind w:hanging="720"/>
+        <w:ind w:hanging="720" w:left="2160"/>
         <w:rPr>
           <w:color w:val="000000"/>
         </w:rPr>
@@ -2624,7 +2997,7 @@
     <w:p>
       <w:pPr>
         <w:pStyle w:val="Paragraph3"/>
-        <w:ind w:hanging="720"/>
+        <w:ind w:hanging="720" w:left="2160"/>
         <w:rPr>
           <w:color w:val="000000"/>
         </w:rPr>
@@ -2639,7 +3012,7 @@
     <w:p>
       <w:pPr>
         <w:pStyle w:val="Paragraph3"/>
-        <w:ind w:hanging="720"/>
+        <w:ind w:hanging="720" w:left="2160"/>
         <w:rPr>
           <w:color w:val="000000"/>
         </w:rPr>
@@ -2654,7 +3027,7 @@
     <w:p>
       <w:pPr>
         <w:pStyle w:val="Paragraph3"/>
-        <w:ind w:hanging="720"/>
+        <w:ind w:hanging="720" w:left="2160"/>
         <w:rPr>
           <w:color w:val="000000"/>
         </w:rPr>
@@ -2669,7 +3042,7 @@
     <w:p>
       <w:pPr>
         <w:pStyle w:val="Paragraph3"/>
-        <w:ind w:hanging="720"/>
+        <w:ind w:hanging="720" w:left="2160"/>
         <w:rPr>
           <w:color w:val="000000"/>
         </w:rPr>
@@ -2684,7 +3057,7 @@
     <w:p>
       <w:pPr>
         <w:pStyle w:val="Paragraph3"/>
-        <w:ind w:hanging="720"/>
+        <w:ind w:hanging="720" w:left="2160"/>
         <w:rPr>
           <w:color w:val="000000"/>
         </w:rPr>
@@ -2699,7 +3072,7 @@
     <w:p>
       <w:pPr>
         <w:pStyle w:val="Paragraph3"/>
-        <w:ind w:hanging="720"/>
+        <w:ind w:hanging="720" w:left="2160"/>
         <w:rPr>
           <w:color w:val="000000"/>
         </w:rPr>
@@ -2714,7 +3087,7 @@
     <w:p>
       <w:pPr>
         <w:pStyle w:val="Paragraph3"/>
-        <w:ind w:hanging="720"/>
+        <w:ind w:hanging="720" w:left="2160"/>
         <w:rPr>
           <w:color w:val="000000"/>
         </w:rPr>
@@ -2729,7 +3102,7 @@
     <w:p>
       <w:pPr>
         <w:pStyle w:val="Paragraph3"/>
-        <w:ind w:hanging="720"/>
+        <w:ind w:hanging="720" w:left="2160"/>
         <w:rPr>
           <w:color w:val="000000"/>
         </w:rPr>
@@ -2744,7 +3117,7 @@
     <w:p>
       <w:pPr>
         <w:pStyle w:val="Paragraph3"/>
-        <w:ind w:hanging="720"/>
+        <w:ind w:hanging="720" w:left="2160"/>
         <w:rPr>
           <w:color w:val="000000"/>
         </w:rPr>
@@ -2759,7 +3132,7 @@
     <w:p>
       <w:pPr>
         <w:pStyle w:val="Paragraph3"/>
-        <w:ind w:hanging="720"/>
+        <w:ind w:hanging="720" w:left="2160"/>
         <w:rPr>
           <w:color w:val="000000"/>
         </w:rPr>
@@ -2774,7 +3147,7 @@
     <w:p>
       <w:pPr>
         <w:pStyle w:val="Paragraph3"/>
-        <w:ind w:hanging="720"/>
+        <w:ind w:hanging="720" w:left="2160"/>
         <w:rPr>
           <w:color w:val="000000"/>
         </w:rPr>
@@ -2789,7 +3162,7 @@
     <w:p>
       <w:pPr>
         <w:pStyle w:val="Paragraph3"/>
-        <w:ind w:hanging="720"/>
+        <w:ind w:hanging="720" w:left="2160"/>
         <w:rPr>
           <w:color w:val="000000"/>
         </w:rPr>
@@ -2804,23 +3177,22 @@
     <w:p>
       <w:pPr>
         <w:pStyle w:val="Paragraph3"/>
-        <w:ind w:hanging="720"/>
-        <w:rPr>
-          <w:color w:val="000000"/>
-        </w:rPr>
-      </w:pPr>
-      <w:r>
-        <w:rPr>
-          <w:color w:val="000000"/>
-        </w:rPr>
-        <w:lastRenderedPageBreak/>
+        <w:ind w:hanging="720" w:left="2160"/>
+        <w:rPr>
+          <w:color w:val="000000"/>
+        </w:rPr>
+      </w:pPr>
+      <w:r>
+        <w:rPr>
+          <w:color w:val="000000"/>
+        </w:rPr>
         <w:t>Soft hand: When a player or dealer has an ace whose current value is 11. Standard blackjack rules require the dealer to hit when they have a soft 17 or less.</w:t>
       </w:r>
     </w:p>
     <w:p>
       <w:pPr>
         <w:pStyle w:val="Paragraph3"/>
-        <w:ind w:hanging="720"/>
+        <w:ind w:hanging="720" w:left="2160"/>
         <w:rPr>
           <w:color w:val="000000"/>
         </w:rPr>
@@ -2835,7 +3207,7 @@
     <w:p>
       <w:pPr>
         <w:pStyle w:val="Paragraph3"/>
-        <w:ind w:hanging="720"/>
+        <w:ind w:hanging="720" w:left="2160"/>
         <w:rPr>
           <w:color w:val="000000"/>
         </w:rPr>
@@ -2850,7 +3222,7 @@
     <w:p>
       <w:pPr>
         <w:pStyle w:val="Paragraph3"/>
-        <w:ind w:hanging="720"/>
+        <w:ind w:hanging="720" w:left="2160"/>
         <w:rPr>
           <w:color w:val="000000"/>
         </w:rPr>
@@ -2865,7 +3237,7 @@
     <w:p>
       <w:pPr>
         <w:pStyle w:val="Paragraph3"/>
-        <w:ind w:hanging="720"/>
+        <w:ind w:hanging="720" w:left="2160"/>
         <w:rPr>
           <w:color w:val="000000"/>
         </w:rPr>
@@ -2880,7 +3252,7 @@
     <w:p>
       <w:pPr>
         <w:pStyle w:val="Paragraph3"/>
-        <w:ind w:hanging="720"/>
+        <w:ind w:hanging="720" w:left="2160"/>
         <w:rPr>
           <w:color w:val="000000"/>
         </w:rPr>
@@ -2895,7 +3267,7 @@
     <w:p>
       <w:pPr>
         <w:pStyle w:val="Paragraph3"/>
-        <w:ind w:hanging="720"/>
+        <w:ind w:hanging="720" w:left="2160"/>
         <w:rPr>
           <w:color w:val="000000"/>
         </w:rPr>
@@ -2910,7 +3282,7 @@
     <w:p>
       <w:pPr>
         <w:pStyle w:val="Paragraph3"/>
-        <w:ind w:hanging="720"/>
+        <w:ind w:hanging="720" w:left="2160"/>
         <w:rPr>
           <w:color w:val="000000"/>
         </w:rPr>
@@ -2925,7 +3297,7 @@
     <w:p>
       <w:pPr>
         <w:pStyle w:val="Paragraph3"/>
-        <w:ind w:hanging="720"/>
+        <w:ind w:hanging="720" w:left="2160"/>
         <w:rPr>
           <w:color w:val="000000"/>
         </w:rPr>
@@ -2940,7 +3312,7 @@
     <w:p>
       <w:pPr>
         <w:pStyle w:val="Paragraph3"/>
-        <w:ind w:hanging="720"/>
+        <w:ind w:hanging="720" w:left="2160"/>
         <w:rPr>
           <w:color w:val="000000"/>
         </w:rPr>
@@ -2955,7 +3327,7 @@
     <w:p>
       <w:pPr>
         <w:pStyle w:val="Paragraph3"/>
-        <w:ind w:hanging="720"/>
+        <w:ind w:hanging="720" w:left="2160"/>
         <w:rPr>
           <w:color w:val="000000"/>
         </w:rPr>
@@ -2970,7 +3342,7 @@
     <w:p>
       <w:pPr>
         <w:pStyle w:val="Paragraph3"/>
-        <w:ind w:hanging="720"/>
+        <w:ind w:hanging="720" w:left="2160"/>
         <w:rPr>
           <w:color w:val="000000"/>
         </w:rPr>
@@ -2985,11 +3357,16 @@
     <w:p>
       <w:pPr>
         <w:pStyle w:val="Paragraph3"/>
-        <w:ind w:left="720" w:firstLine="720"/>
-        <w:rPr>
-          <w:color w:val="000000"/>
-        </w:rPr>
-      </w:pPr>
+        <w:ind w:firstLine="720" w:left="720"/>
+        <w:rPr>
+          <w:color w:val="000000"/>
+        </w:rPr>
+      </w:pPr>
+      <w:r>
+        <w:rPr>
+          <w:color w:val="000000"/>
+        </w:rPr>
+      </w:r>
     </w:p>
     <w:p>
       <w:pPr>
@@ -3015,6 +3392,7 @@
     </w:p>
     <w:p>
       <w:pPr>
+        <w:pStyle w:val="Normal"/>
         <w:ind w:left="1440"/>
         <w:rPr>
           <w:color w:val="000000"/>
@@ -3039,19 +3417,15 @@
         </w:rPr>
       </w:pPr>
       <w:bookmarkStart w:id="10" w:name="__RefHeading___Toc703_1633043759"/>
-      <w:bookmarkStart w:id="11" w:name="__RefHeading___Toc713_1633043759"/>
-      <w:bookmarkStart w:id="12" w:name="_Toc226533750"/>
-      <w:bookmarkStart w:id="13" w:name="_Toc226533755"/>
+      <w:bookmarkStart w:id="11" w:name="_Toc226533750"/>
       <w:bookmarkEnd w:id="10"/>
+      <w:r>
+        <w:rPr>
+          <w:color w:val="000000"/>
+        </w:rPr>
+        <w:t>Architecture</w:t>
+      </w:r>
       <w:bookmarkEnd w:id="11"/>
-      <w:r>
-        <w:rPr>
-          <w:color w:val="000000"/>
-        </w:rPr>
-        <w:lastRenderedPageBreak/>
-        <w:t>Architecture</w:t>
-      </w:r>
-      <w:bookmarkEnd w:id="12"/>
     </w:p>
     <w:p>
       <w:pPr>
@@ -3064,16 +3438,16 @@
           <w:color w:val="000000"/>
         </w:rPr>
       </w:pPr>
-      <w:bookmarkStart w:id="14" w:name="__RefHeading___Toc705_1633043759"/>
-      <w:bookmarkStart w:id="15" w:name="_Toc226533751"/>
-      <w:bookmarkEnd w:id="14"/>
+      <w:bookmarkStart w:id="12" w:name="__RefHeading___Toc705_1633043759"/>
+      <w:bookmarkStart w:id="13" w:name="_Toc226533751"/>
+      <w:bookmarkEnd w:id="12"/>
       <w:r>
         <w:rPr>
           <w:color w:val="000000"/>
         </w:rPr>
         <w:t>Overview</w:t>
       </w:r>
-      <w:bookmarkEnd w:id="15"/>
+      <w:bookmarkEnd w:id="13"/>
     </w:p>
     <w:p>
       <w:pPr>
@@ -3114,19 +3488,20 @@
           <w:color w:val="000000"/>
         </w:rPr>
       </w:pPr>
-      <w:bookmarkStart w:id="16" w:name="__RefHeading___Toc707_1633043759"/>
-      <w:bookmarkStart w:id="17" w:name="_Toc226533752"/>
-      <w:bookmarkEnd w:id="16"/>
+      <w:bookmarkStart w:id="14" w:name="__RefHeading___Toc707_1633043759"/>
+      <w:bookmarkStart w:id="15" w:name="_Toc226533752"/>
+      <w:bookmarkEnd w:id="14"/>
       <w:r>
         <w:rPr>
           <w:color w:val="000000"/>
         </w:rPr>
         <w:t>Networking</w:t>
       </w:r>
-      <w:bookmarkEnd w:id="17"/>
-    </w:p>
-    <w:p>
-      <w:pPr>
+      <w:bookmarkEnd w:id="15"/>
+    </w:p>
+    <w:p>
+      <w:pPr>
+        <w:pStyle w:val="Normal"/>
         <w:ind w:left="1440"/>
         <w:rPr>
           <w:color w:val="000000"/>
@@ -3141,11 +3516,17 @@
     </w:p>
     <w:p>
       <w:pPr>
+        <w:pStyle w:val="Normal"/>
         <w:ind w:left="1440"/>
         <w:rPr>
           <w:color w:val="000000"/>
         </w:rPr>
       </w:pPr>
+      <w:r>
+        <w:rPr>
+          <w:color w:val="000000"/>
+        </w:rPr>
+      </w:r>
     </w:p>
     <w:p>
       <w:pPr>
@@ -3158,19 +3539,20 @@
           <w:color w:val="000000"/>
         </w:rPr>
       </w:pPr>
-      <w:bookmarkStart w:id="18" w:name="__RefHeading___Toc709_1633043759"/>
-      <w:bookmarkStart w:id="19" w:name="_Toc226533753"/>
-      <w:bookmarkEnd w:id="18"/>
+      <w:bookmarkStart w:id="16" w:name="__RefHeading___Toc709_1633043759"/>
+      <w:bookmarkStart w:id="17" w:name="_Toc226533753"/>
+      <w:bookmarkEnd w:id="16"/>
       <w:r>
         <w:rPr>
           <w:color w:val="000000"/>
         </w:rPr>
         <w:t>Messaging</w:t>
       </w:r>
-      <w:bookmarkEnd w:id="19"/>
-    </w:p>
-    <w:p>
-      <w:pPr>
+      <w:bookmarkEnd w:id="17"/>
+    </w:p>
+    <w:p>
+      <w:pPr>
+        <w:pStyle w:val="Normal"/>
         <w:ind w:left="1440"/>
         <w:rPr>
           <w:color w:val="000000"/>
@@ -3190,6 +3572,11 @@
           <w:color w:val="000000"/>
         </w:rPr>
       </w:pPr>
+      <w:r>
+        <w:rPr>
+          <w:color w:val="000000"/>
+        </w:rPr>
+      </w:r>
     </w:p>
     <w:p>
       <w:pPr>
@@ -3202,19 +3589,20 @@
           <w:color w:val="000000"/>
         </w:rPr>
       </w:pPr>
-      <w:bookmarkStart w:id="20" w:name="__RefHeading___Toc711_1633043759"/>
-      <w:bookmarkStart w:id="21" w:name="_Toc226533754"/>
-      <w:bookmarkEnd w:id="20"/>
+      <w:bookmarkStart w:id="18" w:name="__RefHeading___Toc711_1633043759"/>
+      <w:bookmarkStart w:id="19" w:name="_Toc226533754"/>
+      <w:bookmarkEnd w:id="18"/>
       <w:r>
         <w:rPr>
           <w:color w:val="000000"/>
         </w:rPr>
         <w:t>Server</w:t>
       </w:r>
-      <w:bookmarkEnd w:id="21"/>
-    </w:p>
-    <w:p>
-      <w:pPr>
+      <w:bookmarkEnd w:id="19"/>
+    </w:p>
+    <w:p>
+      <w:pPr>
+        <w:pStyle w:val="Normal"/>
         <w:ind w:left="1440"/>
         <w:rPr>
           <w:color w:val="000000"/>
@@ -3229,14 +3617,21 @@
     </w:p>
     <w:p>
       <w:pPr>
+        <w:pStyle w:val="Normal"/>
         <w:ind w:left="1440"/>
         <w:rPr>
           <w:color w:val="000000"/>
         </w:rPr>
       </w:pPr>
-    </w:p>
-    <w:p>
-      <w:pPr>
+      <w:r>
+        <w:rPr>
+          <w:color w:val="000000"/>
+        </w:rPr>
+      </w:r>
+    </w:p>
+    <w:p>
+      <w:pPr>
+        <w:pStyle w:val="Normal"/>
         <w:ind w:left="1440"/>
         <w:rPr>
           <w:b/>
@@ -3255,14 +3650,21 @@
     </w:p>
     <w:p>
       <w:pPr>
+        <w:pStyle w:val="Normal"/>
         <w:ind w:left="1440"/>
         <w:rPr>
           <w:color w:val="000000"/>
         </w:rPr>
       </w:pPr>
-    </w:p>
-    <w:p>
-      <w:pPr>
+      <w:r>
+        <w:rPr>
+          <w:color w:val="000000"/>
+        </w:rPr>
+      </w:r>
+    </w:p>
+    <w:p>
+      <w:pPr>
+        <w:pStyle w:val="Normal"/>
         <w:ind w:left="1440"/>
         <w:rPr>
           <w:color w:val="000000"/>
@@ -3272,36 +3674,12 @@
         <w:rPr>
           <w:color w:val="000000"/>
         </w:rPr>
-        <w:t xml:space="preserve">Data management primarily allows for continued game operations between server reboots. To make file management easier we plan to create one file per user. Since usernames will be unique across the application, we can generate a csv file in the format &lt;username&gt;.csv. Since we can access the username from the file itself, we only need to store the user’s password, access level (player, dealer, or developer), and the current credits in their account. While the user’s password and access level rarely change, the credits in the account will be constantly changing while a user is playing the game.  Having a separate file per user will allow us to modify multiple files simultaneously </w:t>
-      </w:r>
-      <w:r>
-        <w:rPr>
-          <w:color w:val="000000"/>
-        </w:rPr>
-        <w:lastRenderedPageBreak/>
-        <w:t xml:space="preserve">instead of having </w:t>
-      </w:r>
-      <w:r>
-        <w:rPr>
-          <w:color w:val="000000"/>
-        </w:rPr>
-        <w:t xml:space="preserve">to </w:t>
-      </w:r>
-      <w:r>
-        <w:rPr>
-          <w:color w:val="000000"/>
-        </w:rPr>
-        <w:t>queue up multiple requests to modify a single file every time a request to update a player’s credits is requested</w:t>
-      </w:r>
-      <w:r>
-        <w:rPr>
-          <w:color w:val="000000"/>
-        </w:rPr>
-        <w:t>.</w:t>
-      </w:r>
-    </w:p>
-    <w:p>
-      <w:pPr>
+        <w:t>Data management primarily allows for continued game operations between server reboots. To make file management easier we plan to create one file per user. Since usernames will be unique across the application, we can generate a csv file in the format &lt;username&gt;.csv. Since we can access the username from the file itself, we only need to store the user’s password, access level (player, dealer, or developer), and the current credits in their account. While the user’s password and access level rarely change, the credits in the account will be constantly changing while a user is playing the game.  Having a separate file per user will allow us to modify multiple files simultaneously instead of having to queue up multiple requests to modify a single file every time a request to update a player’s credits is requested.</w:t>
+      </w:r>
+    </w:p>
+    <w:p>
+      <w:pPr>
+        <w:pStyle w:val="Normal"/>
         <w:ind w:left="1440"/>
         <w:rPr>
           <w:color w:val="000000"/>
@@ -3316,14 +3694,21 @@
     </w:p>
     <w:p>
       <w:pPr>
+        <w:pStyle w:val="Normal"/>
         <w:ind w:left="1440"/>
         <w:rPr>
           <w:color w:val="000000"/>
         </w:rPr>
       </w:pPr>
-    </w:p>
-    <w:p>
-      <w:pPr>
+      <w:r>
+        <w:rPr>
+          <w:color w:val="000000"/>
+        </w:rPr>
+      </w:r>
+    </w:p>
+    <w:p>
+      <w:pPr>
+        <w:pStyle w:val="Normal"/>
         <w:ind w:left="1440"/>
         <w:rPr>
           <w:b/>
@@ -3342,14 +3727,21 @@
     </w:p>
     <w:p>
       <w:pPr>
+        <w:pStyle w:val="Normal"/>
         <w:ind w:left="1440"/>
         <w:rPr>
           <w:color w:val="000000"/>
         </w:rPr>
       </w:pPr>
-    </w:p>
-    <w:p>
-      <w:pPr>
+      <w:r>
+        <w:rPr>
+          <w:color w:val="000000"/>
+        </w:rPr>
+      </w:r>
+    </w:p>
+    <w:p>
+      <w:pPr>
+        <w:pStyle w:val="Normal"/>
         <w:ind w:left="1440"/>
         <w:rPr>
           <w:color w:val="000000"/>
@@ -3364,14 +3756,21 @@
     </w:p>
     <w:p>
       <w:pPr>
+        <w:pStyle w:val="Normal"/>
         <w:ind w:left="1440"/>
         <w:rPr>
           <w:color w:val="000000"/>
         </w:rPr>
       </w:pPr>
-    </w:p>
-    <w:p>
-      <w:pPr>
+      <w:r>
+        <w:rPr>
+          <w:color w:val="000000"/>
+        </w:rPr>
+      </w:r>
+    </w:p>
+    <w:p>
+      <w:pPr>
+        <w:pStyle w:val="Normal"/>
         <w:ind w:left="1440"/>
         <w:rPr>
           <w:b/>
@@ -3390,14 +3789,21 @@
     </w:p>
     <w:p>
       <w:pPr>
+        <w:pStyle w:val="Normal"/>
         <w:ind w:left="1440"/>
         <w:rPr>
           <w:color w:val="000000"/>
         </w:rPr>
       </w:pPr>
-    </w:p>
-    <w:p>
-      <w:pPr>
+      <w:r>
+        <w:rPr>
+          <w:color w:val="000000"/>
+        </w:rPr>
+      </w:r>
+    </w:p>
+    <w:p>
+      <w:pPr>
+        <w:pStyle w:val="Normal"/>
         <w:ind w:left="1440"/>
         <w:rPr>
           <w:color w:val="000000"/>
@@ -3412,21 +3818,31 @@
     </w:p>
     <w:p>
       <w:pPr>
+        <w:pStyle w:val="Normal"/>
         <w:ind w:left="1440"/>
         <w:rPr>
           <w:color w:val="000000"/>
         </w:rPr>
       </w:pPr>
-    </w:p>
-    <w:p>
-      <w:pPr>
+      <w:r>
+        <w:rPr>
+          <w:color w:val="000000"/>
+        </w:rPr>
+      </w:r>
+    </w:p>
+    <w:p>
+      <w:pPr>
+        <w:pStyle w:val="Normal"/>
         <w:ind w:left="1440"/>
         <w:rPr>
-          <w:color w:val="000000"/>
-        </w:rPr>
-      </w:pPr>
-      <w:r>
-        <w:rPr>
+          <w:b/>
+          <w:bCs/>
+        </w:rPr>
+      </w:pPr>
+      <w:r>
+        <w:rPr>
+          <w:b/>
+          <w:bCs/>
           <w:color w:val="000000"/>
         </w:rPr>
         <w:t>2.4.4: Game</w:t>
@@ -3434,14 +3850,21 @@
     </w:p>
     <w:p>
       <w:pPr>
+        <w:pStyle w:val="Normal"/>
         <w:ind w:left="1440"/>
         <w:rPr>
           <w:color w:val="000000"/>
         </w:rPr>
       </w:pPr>
-    </w:p>
-    <w:p>
-      <w:pPr>
+      <w:r>
+        <w:rPr>
+          <w:color w:val="000000"/>
+        </w:rPr>
+      </w:r>
+    </w:p>
+    <w:p>
+      <w:pPr>
+        <w:pStyle w:val="Normal"/>
         <w:ind w:left="1440"/>
         <w:rPr>
           <w:color w:val="000000"/>
@@ -3451,17 +3874,12 @@
         <w:rPr>
           <w:color w:val="000000"/>
         </w:rPr>
-        <w:t>The game will contain the shoe. Depending on how many decks the shoe contains, it will start with a shuffled list of cards equal to the number of decks times 52. The cards are dealt one at a time to each player as called for depending on the</w:t>
-      </w:r>
-      <w:r>
-        <w:rPr>
-          <w:color w:val="000000"/>
-        </w:rPr>
-        <w:t xml:space="preserve"> current in-game state and player or dealer requests. When a card is dealt, it is removed from the shoe and added to one of the active hands. One the round is completed, all cards in any hand are discarded and a new set of cards is dealt from the shoe. When the shoe has only 60 cards remaining in it, the current round of hands is completed and then all discarded cards are returned to the shoe and the shoe is shuffled.</w:t>
-      </w:r>
-    </w:p>
-    <w:p>
-      <w:pPr>
+        <w:t>The game will contain the shoe. Depending on how many decks the shoe contains, it will start with a shuffled list of cards equal to the number of decks times 52. The cards are dealt one at a time to each player as called for depending on the current in-game state and player or dealer requests. When a card is dealt, it is removed from the shoe and added to one of the active hands. One the round is completed, all cards in any hand are discarded and a new set of cards is dealt from the shoe. When the shoe has only 60 cards remaining in it, the current round of hands is completed and then all discarded cards are returned to the shoe and the shoe is shuffled.</w:t>
+      </w:r>
+    </w:p>
+    <w:p>
+      <w:pPr>
+        <w:pStyle w:val="Normal"/>
         <w:ind w:left="1440"/>
         <w:rPr>
           <w:color w:val="000000"/>
@@ -3476,6 +3894,7 @@
     </w:p>
     <w:p>
       <w:pPr>
+        <w:pStyle w:val="Normal"/>
         <w:ind w:left="1440"/>
         <w:rPr>
           <w:color w:val="000000"/>
@@ -3490,11 +3909,17 @@
     </w:p>
     <w:p>
       <w:pPr>
+        <w:pStyle w:val="Normal"/>
         <w:ind w:left="1440"/>
         <w:rPr>
           <w:color w:val="000000"/>
         </w:rPr>
       </w:pPr>
+      <w:r>
+        <w:rPr>
+          <w:color w:val="000000"/>
+        </w:rPr>
+      </w:r>
     </w:p>
     <w:p>
       <w:pPr>
@@ -3507,13 +3932,14 @@
           <w:color w:val="000000"/>
         </w:rPr>
       </w:pPr>
+      <w:bookmarkStart w:id="20" w:name="_Toc226533755"/>
       <w:r>
         <w:rPr>
           <w:color w:val="000000"/>
         </w:rPr>
         <w:t>Client</w:t>
       </w:r>
-      <w:bookmarkEnd w:id="13"/>
+      <w:bookmarkEnd w:id="20"/>
     </w:p>
     <w:p>
       <w:pPr>
@@ -3568,17 +3994,16 @@
           <w:color w:val="000000"/>
         </w:rPr>
       </w:pPr>
-      <w:bookmarkStart w:id="22" w:name="__RefHeading___Toc715_1633043759"/>
-      <w:bookmarkStart w:id="23" w:name="_Toc226533756"/>
+      <w:bookmarkStart w:id="21" w:name="__RefHeading___Toc715_1633043759"/>
+      <w:bookmarkStart w:id="22" w:name="_Toc226533756"/>
+      <w:bookmarkEnd w:id="21"/>
+      <w:r>
+        <w:rPr>
+          <w:color w:val="000000"/>
+        </w:rPr>
+        <w:t>S</w:t>
+      </w:r>
       <w:bookmarkEnd w:id="22"/>
-      <w:r>
-        <w:rPr>
-          <w:color w:val="000000"/>
-        </w:rPr>
-        <w:lastRenderedPageBreak/>
-        <w:t>S</w:t>
-      </w:r>
-      <w:bookmarkEnd w:id="23"/>
       <w:r>
         <w:rPr>
           <w:color w:val="000000"/>
@@ -3597,16 +4022,16 @@
           <w:color w:val="000000"/>
         </w:rPr>
       </w:pPr>
-      <w:bookmarkStart w:id="24" w:name="__RefHeading___Toc717_1633043759"/>
-      <w:bookmarkStart w:id="25" w:name="_Toc226533757"/>
+      <w:bookmarkStart w:id="23" w:name="__RefHeading___Toc717_1633043759"/>
+      <w:bookmarkStart w:id="24" w:name="_Toc226533757"/>
+      <w:bookmarkEnd w:id="23"/>
+      <w:r>
+        <w:rPr>
+          <w:color w:val="000000"/>
+        </w:rPr>
+        <w:t>A</w:t>
+      </w:r>
       <w:bookmarkEnd w:id="24"/>
-      <w:r>
-        <w:rPr>
-          <w:color w:val="000000"/>
-        </w:rPr>
-        <w:t>A</w:t>
-      </w:r>
-      <w:bookmarkEnd w:id="25"/>
       <w:r>
         <w:rPr>
           <w:color w:val="000000"/>
@@ -3652,11 +4077,11 @@
           <w:numId w:val="3"/>
         </w:numPr>
         <w:tabs>
-          <w:tab w:val="clear" w:pos="709"/>
-          <w:tab w:val="left" w:pos="0"/>
-        </w:tabs>
-        <w:spacing w:after="0"/>
-        <w:ind w:left="2149"/>
+          <w:tab w:val="clear" w:pos="720"/>
+          <w:tab w:val="left" w:pos="0" w:leader="none"/>
+        </w:tabs>
+        <w:spacing w:before="0" w:after="0"/>
+        <w:ind w:hanging="283" w:left="2149"/>
         <w:rPr>
           <w:color w:val="000000"/>
         </w:rPr>
@@ -3683,11 +4108,11 @@
           <w:numId w:val="3"/>
         </w:numPr>
         <w:tabs>
-          <w:tab w:val="clear" w:pos="709"/>
-          <w:tab w:val="left" w:pos="0"/>
-        </w:tabs>
-        <w:spacing w:after="0"/>
-        <w:ind w:left="2149"/>
+          <w:tab w:val="clear" w:pos="720"/>
+          <w:tab w:val="left" w:pos="0" w:leader="none"/>
+        </w:tabs>
+        <w:spacing w:before="0" w:after="0"/>
+        <w:ind w:hanging="283" w:left="2149"/>
         <w:rPr>
           <w:color w:val="000000"/>
         </w:rPr>
@@ -3714,10 +4139,10 @@
           <w:numId w:val="3"/>
         </w:numPr>
         <w:tabs>
-          <w:tab w:val="clear" w:pos="709"/>
-          <w:tab w:val="left" w:pos="0"/>
-        </w:tabs>
-        <w:ind w:left="2149"/>
+          <w:tab w:val="clear" w:pos="720"/>
+          <w:tab w:val="left" w:pos="0" w:leader="none"/>
+        </w:tabs>
+        <w:ind w:hanging="283" w:left="2149"/>
         <w:rPr>
           <w:color w:val="000000"/>
         </w:rPr>
@@ -3753,10 +4178,16 @@
     </w:p>
     <w:p>
       <w:pPr>
-        <w:rPr>
-          <w:color w:val="000000"/>
-        </w:rPr>
-      </w:pPr>
+        <w:pStyle w:val="Normal"/>
+        <w:rPr>
+          <w:color w:val="000000"/>
+        </w:rPr>
+      </w:pPr>
+      <w:r>
+        <w:rPr>
+          <w:color w:val="000000"/>
+        </w:rPr>
+      </w:r>
     </w:p>
     <w:p>
       <w:pPr>
@@ -3769,40 +4200,299 @@
           <w:color w:val="000000"/>
         </w:rPr>
       </w:pPr>
-      <w:bookmarkStart w:id="26" w:name="__RefHeading___Toc719_1633043759"/>
-      <w:bookmarkStart w:id="27" w:name="_Toc226533758"/>
+      <w:bookmarkStart w:id="25" w:name="__RefHeading___Toc719_1633043759"/>
+      <w:bookmarkStart w:id="26" w:name="_Toc226533758"/>
+      <w:bookmarkEnd w:id="25"/>
+      <w:r>
+        <w:rPr>
+          <w:color w:val="000000"/>
+        </w:rPr>
+        <w:t>D</w:t>
+      </w:r>
       <w:bookmarkEnd w:id="26"/>
       <w:r>
         <w:rPr>
           <w:color w:val="000000"/>
         </w:rPr>
-        <w:t>D</w:t>
-      </w:r>
-      <w:bookmarkEnd w:id="27"/>
-      <w:r>
-        <w:rPr>
-          <w:color w:val="000000"/>
-        </w:rPr>
         <w:t>esign Outlook</w:t>
       </w:r>
     </w:p>
     <w:p>
       <w:pPr>
-        <w:rPr>
-          <w:color w:val="000000"/>
-        </w:rPr>
-      </w:pPr>
-      <w:r>
-        <w:rPr>
-          <w:color w:val="000000"/>
-        </w:rPr>
-        <w:tab/>
-      </w:r>
-      <w:r>
-        <w:rPr>
-          <w:color w:val="000000"/>
-        </w:rPr>
-        <w:tab/>
+        <w:pStyle w:val="Normal"/>
+        <w:rPr>
+          <w:color w:val="000000"/>
+        </w:rPr>
+      </w:pPr>
+      <w:r>
+        <w:rPr>
+          <w:color w:val="000000"/>
+        </w:rPr>
+      </w:r>
+    </w:p>
+    <w:p>
+      <w:pPr>
+        <w:pStyle w:val="Normal"/>
+        <w:ind w:hanging="0" w:left="1440"/>
+        <w:rPr>
+          <w:color w:val="000000"/>
+        </w:rPr>
+      </w:pPr>
+      <w:r>
+        <w:rPr>
+          <w:color w:val="000000"/>
+        </w:rPr>
+        <w:t>The design philosophy of the BHS GUI prioritizes clarity, responsiveness, and rule-driven interaction. The interface is built around the following principles:</w:t>
+      </w:r>
+    </w:p>
+    <w:p>
+      <w:pPr>
+        <w:pStyle w:val="Normal"/>
+        <w:ind w:hanging="0" w:left="1440"/>
+        <w:rPr>
+          <w:color w:val="000000"/>
+        </w:rPr>
+      </w:pPr>
+      <w:r>
+        <w:rPr>
+          <w:color w:val="000000"/>
+        </w:rPr>
+      </w:r>
+    </w:p>
+    <w:p>
+      <w:pPr>
+        <w:pStyle w:val="BodyText"/>
+        <w:numPr>
+          <w:ilvl w:val="0"/>
+          <w:numId w:val="8"/>
+        </w:numPr>
+        <w:tabs>
+          <w:tab w:val="clear" w:pos="720"/>
+          <w:tab w:val="left" w:pos="0" w:leader="none"/>
+        </w:tabs>
+        <w:spacing w:before="0" w:after="0"/>
+        <w:ind w:hanging="283" w:left="2149"/>
+        <w:rPr>
+          <w:color w:val="000000"/>
+        </w:rPr>
+      </w:pPr>
+      <w:r>
+        <w:rPr>
+          <w:rStyle w:val="Strong"/>
+          <w:color w:val="000000"/>
+        </w:rPr>
+        <w:t>Role-Based Adaptation</w:t>
+      </w:r>
+      <w:r>
+        <w:rPr>
+          <w:color w:val="000000"/>
+        </w:rPr>
+        <w:br/>
+        <w:t xml:space="preserve">The GUI dynamically adjusts available controls and views depending on whether the user is a player or dealer. This ensures users only see relevant actions and reduces complexity during interaction. </w:t>
+      </w:r>
+    </w:p>
+    <w:p>
+      <w:pPr>
+        <w:pStyle w:val="BodyText"/>
+        <w:numPr>
+          <w:ilvl w:val="0"/>
+          <w:numId w:val="0"/>
+        </w:numPr>
+        <w:spacing w:before="0" w:after="0"/>
+        <w:ind w:hanging="0" w:left="1440"/>
+        <w:rPr>
+          <w:color w:val="000000"/>
+        </w:rPr>
+      </w:pPr>
+      <w:r>
+        <w:rPr>
+          <w:color w:val="000000"/>
+        </w:rPr>
+      </w:r>
+    </w:p>
+    <w:p>
+      <w:pPr>
+        <w:pStyle w:val="BodyText"/>
+        <w:numPr>
+          <w:ilvl w:val="0"/>
+          <w:numId w:val="8"/>
+        </w:numPr>
+        <w:tabs>
+          <w:tab w:val="clear" w:pos="720"/>
+          <w:tab w:val="left" w:pos="0" w:leader="none"/>
+        </w:tabs>
+        <w:spacing w:before="0" w:after="0"/>
+        <w:ind w:hanging="283" w:left="2149"/>
+        <w:rPr>
+          <w:color w:val="000000"/>
+        </w:rPr>
+      </w:pPr>
+      <w:r>
+        <w:rPr>
+          <w:rStyle w:val="Strong"/>
+          <w:color w:val="000000"/>
+        </w:rPr>
+        <w:t>State-Driven Interaction</w:t>
+      </w:r>
+      <w:r>
+        <w:rPr>
+          <w:color w:val="000000"/>
+        </w:rPr>
+        <w:br/>
+        <w:t xml:space="preserve">Interface components reflect the current game phase (betting, action, outcome). Buttons and actions are enabled or disabled in accordance with game rules enforced by the server. </w:t>
+      </w:r>
+    </w:p>
+    <w:p>
+      <w:pPr>
+        <w:pStyle w:val="BodyText"/>
+        <w:spacing w:before="0" w:after="0"/>
+        <w:ind w:hanging="0" w:left="1440"/>
+        <w:rPr>
+          <w:color w:val="000000"/>
+        </w:rPr>
+      </w:pPr>
+      <w:r>
+        <w:rPr>
+          <w:color w:val="000000"/>
+        </w:rPr>
+      </w:r>
+    </w:p>
+    <w:p>
+      <w:pPr>
+        <w:pStyle w:val="BodyText"/>
+        <w:numPr>
+          <w:ilvl w:val="0"/>
+          <w:numId w:val="8"/>
+        </w:numPr>
+        <w:tabs>
+          <w:tab w:val="clear" w:pos="720"/>
+          <w:tab w:val="left" w:pos="0" w:leader="none"/>
+        </w:tabs>
+        <w:spacing w:before="0" w:after="0"/>
+        <w:ind w:hanging="283" w:left="2149"/>
+        <w:rPr>
+          <w:color w:val="000000"/>
+        </w:rPr>
+      </w:pPr>
+      <w:r>
+        <w:rPr>
+          <w:rStyle w:val="Strong"/>
+          <w:color w:val="000000"/>
+        </w:rPr>
+        <w:t>Real-Time Feedback</w:t>
+      </w:r>
+      <w:r>
+        <w:rPr>
+          <w:color w:val="000000"/>
+        </w:rPr>
+        <w:br/>
+        <w:t xml:space="preserve">The client continuously reflects updates from the server, including player actions, card dealing, bet changes, and round outcomes. </w:t>
+      </w:r>
+    </w:p>
+    <w:p>
+      <w:pPr>
+        <w:pStyle w:val="BodyText"/>
+        <w:spacing w:before="0" w:after="0"/>
+        <w:ind w:hanging="0" w:left="1440"/>
+        <w:rPr>
+          <w:color w:val="000000"/>
+        </w:rPr>
+      </w:pPr>
+      <w:r>
+        <w:rPr>
+          <w:color w:val="000000"/>
+        </w:rPr>
+      </w:r>
+    </w:p>
+    <w:p>
+      <w:pPr>
+        <w:pStyle w:val="BodyText"/>
+        <w:numPr>
+          <w:ilvl w:val="0"/>
+          <w:numId w:val="8"/>
+        </w:numPr>
+        <w:tabs>
+          <w:tab w:val="clear" w:pos="720"/>
+          <w:tab w:val="left" w:pos="0" w:leader="none"/>
+        </w:tabs>
+        <w:spacing w:before="0" w:after="0"/>
+        <w:ind w:hanging="283" w:left="2149"/>
+        <w:rPr>
+          <w:color w:val="000000"/>
+        </w:rPr>
+      </w:pPr>
+      <w:r>
+        <w:rPr>
+          <w:rStyle w:val="Strong"/>
+          <w:color w:val="000000"/>
+        </w:rPr>
+        <w:t>Consistency Across Views</w:t>
+      </w:r>
+      <w:r>
+        <w:rPr>
+          <w:color w:val="000000"/>
+        </w:rPr>
+        <w:br/>
+        <w:t xml:space="preserve">Shared UI patterns (navigation placement, panel usage, information grouping) are maintained across all screens to minimize learning overhead. </w:t>
+      </w:r>
+    </w:p>
+    <w:p>
+      <w:pPr>
+        <w:pStyle w:val="BodyText"/>
+        <w:spacing w:before="0" w:after="0"/>
+        <w:ind w:hanging="0" w:left="1440"/>
+        <w:rPr>
+          <w:color w:val="000000"/>
+        </w:rPr>
+      </w:pPr>
+      <w:r>
+        <w:rPr>
+          <w:color w:val="000000"/>
+        </w:rPr>
+      </w:r>
+    </w:p>
+    <w:p>
+      <w:pPr>
+        <w:pStyle w:val="BodyText"/>
+        <w:numPr>
+          <w:ilvl w:val="0"/>
+          <w:numId w:val="8"/>
+        </w:numPr>
+        <w:tabs>
+          <w:tab w:val="clear" w:pos="720"/>
+          <w:tab w:val="left" w:pos="0" w:leader="none"/>
+        </w:tabs>
+        <w:ind w:hanging="283" w:left="2149"/>
+        <w:rPr>
+          <w:color w:val="000000"/>
+        </w:rPr>
+      </w:pPr>
+      <w:r>
+        <w:rPr>
+          <w:rStyle w:val="Strong"/>
+          <w:color w:val="000000"/>
+        </w:rPr>
+        <w:t>Scalability of Display Elements</w:t>
+      </w:r>
+      <w:r>
+        <w:rPr>
+          <w:color w:val="000000"/>
+        </w:rPr>
+        <w:br/>
+        <w:t>Interface regions such as player hands and table rosters dynamically scale to accommodate varying numbers of players and cards.</w:t>
+      </w:r>
+    </w:p>
+    <w:p>
+      <w:pPr>
+        <w:pStyle w:val="Normal"/>
+        <w:rPr>
+          <w:color w:val="000000"/>
+        </w:rPr>
+      </w:pPr>
+      <w:r>
+        <w:rPr>
+          <w:color w:val="000000"/>
+        </w:rPr>
       </w:r>
     </w:p>
     <w:p>
@@ -3812,6 +4502,11 @@
           <w:color w:val="000000"/>
         </w:rPr>
       </w:pPr>
+      <w:r>
+        <w:rPr>
+          <w:color w:val="000000"/>
+        </w:rPr>
+      </w:r>
     </w:p>
     <w:p>
       <w:pPr>
@@ -3820,6 +4515,11 @@
           <w:color w:val="000000"/>
         </w:rPr>
       </w:pPr>
+      <w:r>
+        <w:rPr>
+          <w:color w:val="000000"/>
+        </w:rPr>
+      </w:r>
     </w:p>
     <w:p>
       <w:pPr>
@@ -3832,20 +4532,20 @@
           <w:color w:val="000000"/>
         </w:rPr>
       </w:pPr>
-      <w:bookmarkStart w:id="28" w:name="__RefHeading___Toc721_1633043759"/>
-      <w:bookmarkStart w:id="29" w:name="_Toc226533766"/>
+      <w:bookmarkStart w:id="27" w:name="__RefHeading___Toc721_1633043759"/>
+      <w:bookmarkStart w:id="28" w:name="_Toc226533766"/>
+      <w:bookmarkEnd w:id="27"/>
+      <w:r>
+        <w:rPr>
+          <w:color w:val="000000"/>
+        </w:rPr>
+        <w:t>G</w:t>
+      </w:r>
       <w:bookmarkEnd w:id="28"/>
       <w:r>
         <w:rPr>
           <w:color w:val="000000"/>
         </w:rPr>
-        <w:t>G</w:t>
-      </w:r>
-      <w:bookmarkEnd w:id="29"/>
-      <w:r>
-        <w:rPr>
-          <w:color w:val="000000"/>
-        </w:rPr>
         <w:t>UI Diagrams</w:t>
       </w:r>
     </w:p>
@@ -3861,33 +4561,27 @@
           <w:color w:val="000000"/>
         </w:rPr>
         <w:tab/>
-      </w:r>
-      <w:r>
-        <w:rPr>
-          <w:color w:val="000000"/>
-        </w:rPr>
         <w:tab/>
         <w:t xml:space="preserve">The GUI is composed of three primary screens, each corresponding to a major functional </w:t>
-      </w:r>
-      <w:r>
-        <w:rPr>
-          <w:color w:val="000000"/>
-        </w:rPr>
         <w:tab/>
-      </w:r>
-      <w:r>
-        <w:rPr>
-          <w:color w:val="000000"/>
-        </w:rPr>
         <w:tab/>
         <w:t>stage of the system.</w:t>
       </w:r>
     </w:p>
     <w:p>
       <w:pPr>
-        <w:pStyle w:val="Heading4"/>
+        <w:pStyle w:val="Heading10"/>
+        <w:keepNext w:val="true"/>
+        <w:keepLines/>
+        <w:widowControl/>
+        <w:numPr>
+          <w:ilvl w:val="0"/>
+          <w:numId w:val="0"/>
+        </w:numPr>
+        <w:suppressAutoHyphens w:val="true"/>
+        <w:bidi w:val="0"/>
         <w:spacing w:before="80" w:after="283"/>
-        <w:ind w:left="0" w:firstLine="0"/>
+        <w:ind w:hanging="0" w:left="1440" w:right="0"/>
         <w:jc w:val="both"/>
         <w:rPr>
           <w:color w:val="000000"/>
@@ -3897,6 +4591,7 @@
         <w:rPr>
           <w:rStyle w:val="Strong"/>
           <w:b/>
+          <w:bCs/>
           <w:color w:val="000000"/>
         </w:rPr>
         <w:t>3.2.1 Login Screen</w:t>
@@ -3916,24 +4611,9 @@
           <w:color w:val="000000"/>
         </w:rPr>
         <w:tab/>
-      </w:r>
-      <w:r>
-        <w:rPr>
-          <w:color w:val="000000"/>
-        </w:rPr>
         <w:tab/>
         <w:t xml:space="preserve">The login screen serves as the entry point into the system and is responsible for user </w:t>
-      </w:r>
-      <w:r>
-        <w:rPr>
-          <w:color w:val="000000"/>
-        </w:rPr>
         <w:tab/>
-      </w:r>
-      <w:r>
-        <w:rPr>
-          <w:color w:val="000000"/>
-        </w:rPr>
         <w:tab/>
         <w:t>authentication and account creation.</w:t>
       </w:r>
@@ -3946,7 +4626,8 @@
           <w:numId w:val="4"/>
         </w:numPr>
         <w:tabs>
-          <w:tab w:val="left" w:pos="0"/>
+          <w:tab w:val="clear" w:pos="720"/>
+          <w:tab w:val="left" w:pos="0" w:leader="none"/>
         </w:tabs>
         <w:spacing w:before="80" w:after="0"/>
         <w:jc w:val="both"/>
@@ -3969,7 +4650,8 @@
           <w:numId w:val="4"/>
         </w:numPr>
         <w:tabs>
-          <w:tab w:val="left" w:pos="0"/>
+          <w:tab w:val="clear" w:pos="720"/>
+          <w:tab w:val="left" w:pos="0" w:leader="none"/>
         </w:tabs>
         <w:spacing w:before="80" w:after="0"/>
         <w:jc w:val="both"/>
@@ -3992,7 +4674,8 @@
           <w:numId w:val="4"/>
         </w:numPr>
         <w:tabs>
-          <w:tab w:val="left" w:pos="0"/>
+          <w:tab w:val="clear" w:pos="720"/>
+          <w:tab w:val="left" w:pos="0" w:leader="none"/>
         </w:tabs>
         <w:spacing w:before="80" w:after="283"/>
         <w:jc w:val="both"/>
@@ -4004,13 +4687,14 @@
         <w:rPr>
           <w:color w:val="000000"/>
         </w:rPr>
-        <w:t xml:space="preserve">Minimalistic design reduces friction and focuses on primary actions </w:t>
+        <w:t xml:space="preserve">Minimalist design reduces friction and focuses on primary actions </w:t>
       </w:r>
     </w:p>
     <w:p>
       <w:pPr>
         <w:pStyle w:val="BodyText"/>
         <w:spacing w:before="80" w:after="283"/>
+        <w:ind w:hanging="0" w:left="1440"/>
         <w:jc w:val="both"/>
         <w:rPr>
           <w:color w:val="000000"/>
@@ -4020,7 +4704,7 @@
         <w:rPr>
           <w:color w:val="000000"/>
         </w:rPr>
-        <w:t>This interface ensures secure access to the system before any gameplay or interaction occurs</w:t>
+        <w:t>This interface ensures secure access to the system before any gameplay or interaction occurs:</w:t>
       </w:r>
     </w:p>
     <w:p>
@@ -4030,14 +4714,819 @@
           <w:color w:val="000000"/>
         </w:rPr>
       </w:pPr>
+      <w:r>
+        <w:rPr>
+          <w:color w:val="000000"/>
+        </w:rPr>
+      </w:r>
     </w:p>
     <w:p>
       <w:pPr>
         <w:pStyle w:val="Paragraph2"/>
-        <w:rPr>
-          <w:color w:val="000000"/>
-        </w:rPr>
-      </w:pPr>
+        <w:ind w:hanging="0" w:left="0"/>
+        <w:rPr>
+          <w:color w:val="000000"/>
+        </w:rPr>
+      </w:pPr>
+      <w:r>
+        <w:rPr>
+          <w:color w:val="000000"/>
+        </w:rPr>
+        <w:drawing>
+          <wp:anchor distT="0" distB="0" distL="0" distR="0" simplePos="0" relativeHeight="25" behindDoc="0" locked="0" layoutInCell="0" allowOverlap="1">
+            <wp:simplePos x="0" y="0"/>
+            <wp:positionH relativeFrom="column">
+              <wp:align>center</wp:align>
+            </wp:positionH>
+            <wp:positionV relativeFrom="paragraph">
+              <wp:posOffset>635</wp:posOffset>
+            </wp:positionV>
+            <wp:extent cx="4572000" cy="2571750"/>
+            <wp:effectExtent l="0" t="0" r="0" b="0"/>
+            <wp:wrapSquare wrapText="largest"/>
+            <wp:docPr id="3" name="Image1"/>
+            <wp:cNvGraphicFramePr>
+              <a:graphicFrameLocks xmlns:a="http://schemas.openxmlformats.org/drawingml/2006/main" noChangeAspect="1"/>
+            </wp:cNvGraphicFramePr>
+            <a:graphic xmlns:a="http://schemas.openxmlformats.org/drawingml/2006/main">
+              <a:graphicData uri="http://schemas.openxmlformats.org/drawingml/2006/picture">
+                <pic:pic xmlns:pic="http://schemas.openxmlformats.org/drawingml/2006/picture">
+                  <pic:nvPicPr>
+                    <pic:cNvPr id="3" name="Image1"/>
+                    <pic:cNvPicPr>
+                      <a:picLocks noChangeAspect="1" noChangeArrowheads="1"/>
+                    </pic:cNvPicPr>
+                  </pic:nvPicPr>
+                  <pic:blipFill>
+                    <a:blip r:embed="rId9"/>
+                    <a:srcRect l="-172" t="-306" r="-172" b="-306"/>
+                    <a:stretch>
+                      <a:fillRect/>
+                    </a:stretch>
+                  </pic:blipFill>
+                  <pic:spPr bwMode="auto">
+                    <a:xfrm>
+                      <a:off x="0" y="0"/>
+                      <a:ext cx="4572000" cy="2571750"/>
+                    </a:xfrm>
+                    <a:prstGeom prst="rect">
+                      <a:avLst/>
+                    </a:prstGeom>
+                    <a:noFill/>
+                  </pic:spPr>
+                </pic:pic>
+              </a:graphicData>
+            </a:graphic>
+          </wp:anchor>
+        </w:drawing>
+      </w:r>
+    </w:p>
+    <w:p>
+      <w:pPr>
+        <w:pStyle w:val="Heading2"/>
+        <w:numPr>
+          <w:ilvl w:val="0"/>
+          <w:numId w:val="0"/>
+        </w:numPr>
+        <w:ind w:hanging="0" w:left="1440"/>
+        <w:rPr>
+          <w:color w:val="000000"/>
+        </w:rPr>
+      </w:pPr>
+      <w:r>
+        <w:rPr>
+          <w:color w:val="000000"/>
+        </w:rPr>
+      </w:r>
+    </w:p>
+    <w:p>
+      <w:pPr>
+        <w:pStyle w:val="Normal"/>
+        <w:rPr>
+          <w:color w:val="000000"/>
+        </w:rPr>
+      </w:pPr>
+      <w:r>
+        <w:rPr>
+          <w:color w:val="000000"/>
+        </w:rPr>
+      </w:r>
+    </w:p>
+    <w:p>
+      <w:pPr>
+        <w:pStyle w:val="Normal"/>
+        <w:ind w:hanging="0" w:left="1440"/>
+        <w:rPr>
+          <w:b/>
+          <w:bCs/>
+          <w:color w:val="000000"/>
+        </w:rPr>
+      </w:pPr>
+      <w:r>
+        <w:rPr>
+          <w:b/>
+          <w:bCs/>
+          <w:color w:val="000000"/>
+        </w:rPr>
+        <w:t>3.2.2 Lobby Screen</w:t>
+      </w:r>
+    </w:p>
+    <w:p>
+      <w:pPr>
+        <w:pStyle w:val="Normal"/>
+        <w:ind w:hanging="0" w:left="1440"/>
+        <w:rPr>
+          <w:color w:val="000000"/>
+        </w:rPr>
+      </w:pPr>
+      <w:r>
+        <w:rPr>
+          <w:color w:val="000000"/>
+        </w:rPr>
+      </w:r>
+    </w:p>
+    <w:p>
+      <w:pPr>
+        <w:pStyle w:val="BodyText"/>
+        <w:ind w:hanging="0" w:left="1440"/>
+        <w:rPr>
+          <w:color w:val="000000"/>
+        </w:rPr>
+      </w:pPr>
+      <w:r>
+        <w:rPr>
+          <w:color w:val="000000"/>
+        </w:rPr>
+        <w:t>The lobby screen functions as the central hub for player interaction outside of active gameplay.</w:t>
+      </w:r>
+    </w:p>
+    <w:p>
+      <w:pPr>
+        <w:pStyle w:val="BodyText"/>
+        <w:numPr>
+          <w:ilvl w:val="0"/>
+          <w:numId w:val="6"/>
+        </w:numPr>
+        <w:tabs>
+          <w:tab w:val="clear" w:pos="720"/>
+          <w:tab w:val="left" w:pos="0" w:leader="none"/>
+        </w:tabs>
+        <w:spacing w:before="0" w:after="0"/>
+        <w:ind w:hanging="283" w:left="2149"/>
+        <w:rPr>
+          <w:color w:val="000000"/>
+        </w:rPr>
+      </w:pPr>
+      <w:r>
+        <w:rPr>
+          <w:color w:val="000000"/>
+        </w:rPr>
+        <w:t xml:space="preserve">Displays a list of available tables with relevant metadata (e.g., minimum bet, turn timer, availability) </w:t>
+      </w:r>
+    </w:p>
+    <w:p>
+      <w:pPr>
+        <w:pStyle w:val="BodyText"/>
+        <w:numPr>
+          <w:ilvl w:val="0"/>
+          <w:numId w:val="6"/>
+        </w:numPr>
+        <w:tabs>
+          <w:tab w:val="clear" w:pos="720"/>
+          <w:tab w:val="left" w:pos="0" w:leader="none"/>
+        </w:tabs>
+        <w:spacing w:before="0" w:after="0"/>
+        <w:ind w:hanging="283" w:left="2149"/>
+        <w:rPr>
+          <w:color w:val="000000"/>
+        </w:rPr>
+      </w:pPr>
+      <w:r>
+        <w:rPr>
+          <w:color w:val="000000"/>
+        </w:rPr>
+        <w:t xml:space="preserve">Allows players to join tables or navigate to other system features </w:t>
+      </w:r>
+    </w:p>
+    <w:p>
+      <w:pPr>
+        <w:pStyle w:val="BodyText"/>
+        <w:numPr>
+          <w:ilvl w:val="0"/>
+          <w:numId w:val="6"/>
+        </w:numPr>
+        <w:tabs>
+          <w:tab w:val="clear" w:pos="720"/>
+          <w:tab w:val="left" w:pos="0" w:leader="none"/>
+        </w:tabs>
+        <w:spacing w:before="0" w:after="0"/>
+        <w:ind w:hanging="283" w:left="2149"/>
+        <w:rPr>
+          <w:color w:val="000000"/>
+        </w:rPr>
+      </w:pPr>
+      <w:r>
+        <w:rPr>
+          <w:color w:val="000000"/>
+        </w:rPr>
+        <w:t xml:space="preserve">Provides access to: </w:t>
+      </w:r>
+    </w:p>
+    <w:p>
+      <w:pPr>
+        <w:pStyle w:val="BodyText"/>
+        <w:numPr>
+          <w:ilvl w:val="1"/>
+          <w:numId w:val="6"/>
+        </w:numPr>
+        <w:tabs>
+          <w:tab w:val="clear" w:pos="720"/>
+          <w:tab w:val="left" w:pos="0" w:leader="none"/>
+        </w:tabs>
+        <w:spacing w:before="0" w:after="0"/>
+        <w:ind w:hanging="283" w:left="2858"/>
+        <w:rPr>
+          <w:color w:val="000000"/>
+        </w:rPr>
+      </w:pPr>
+      <w:r>
+        <w:rPr>
+          <w:color w:val="000000"/>
+        </w:rPr>
+        <w:t xml:space="preserve">Account balance and financial actions </w:t>
+      </w:r>
+    </w:p>
+    <w:p>
+      <w:pPr>
+        <w:pStyle w:val="BodyText"/>
+        <w:numPr>
+          <w:ilvl w:val="1"/>
+          <w:numId w:val="6"/>
+        </w:numPr>
+        <w:tabs>
+          <w:tab w:val="clear" w:pos="720"/>
+          <w:tab w:val="left" w:pos="0" w:leader="none"/>
+        </w:tabs>
+        <w:spacing w:before="0" w:after="0"/>
+        <w:ind w:hanging="283" w:left="2858"/>
+        <w:rPr>
+          <w:color w:val="000000"/>
+        </w:rPr>
+      </w:pPr>
+      <w:r>
+        <w:rPr>
+          <w:color w:val="000000"/>
+        </w:rPr>
+        <w:t xml:space="preserve">Game rules reference </w:t>
+      </w:r>
+    </w:p>
+    <w:p>
+      <w:pPr>
+        <w:pStyle w:val="BodyText"/>
+        <w:numPr>
+          <w:ilvl w:val="1"/>
+          <w:numId w:val="6"/>
+        </w:numPr>
+        <w:tabs>
+          <w:tab w:val="clear" w:pos="720"/>
+          <w:tab w:val="left" w:pos="0" w:leader="none"/>
+        </w:tabs>
+        <w:ind w:hanging="283" w:left="2858"/>
+        <w:rPr>
+          <w:color w:val="000000"/>
+        </w:rPr>
+      </w:pPr>
+      <w:r>
+        <w:rPr>
+          <w:color w:val="000000"/>
+        </w:rPr>
+        <w:t xml:space="preserve">Settings and logout functionality </w:t>
+      </w:r>
+    </w:p>
+    <w:p>
+      <w:pPr>
+        <w:pStyle w:val="BodyText"/>
+        <w:ind w:hanging="0" w:left="1440"/>
+        <w:rPr>
+          <w:color w:val="000000"/>
+        </w:rPr>
+      </w:pPr>
+      <w:r>
+        <w:rPr>
+          <w:color w:val="000000"/>
+        </w:rPr>
+        <w:t>The layout incorporates a panel-based design, where selected options populate a primary viewing area dynamically:</w:t>
+      </w:r>
+    </w:p>
+    <w:p>
+      <w:pPr>
+        <w:pStyle w:val="BodyText"/>
+        <w:rPr>
+          <w:color w:val="000000"/>
+        </w:rPr>
+      </w:pPr>
+      <w:r>
+        <w:rPr>
+          <w:color w:val="000000"/>
+        </w:rPr>
+        <w:drawing>
+          <wp:anchor distT="0" distB="0" distL="0" distR="0" simplePos="0" relativeHeight="26" behindDoc="0" locked="0" layoutInCell="0" allowOverlap="1">
+            <wp:simplePos x="0" y="0"/>
+            <wp:positionH relativeFrom="column">
+              <wp:align>center</wp:align>
+            </wp:positionH>
+            <wp:positionV relativeFrom="paragraph">
+              <wp:posOffset>635</wp:posOffset>
+            </wp:positionV>
+            <wp:extent cx="5486400" cy="3086100"/>
+            <wp:effectExtent l="0" t="0" r="0" b="0"/>
+            <wp:wrapSquare wrapText="largest"/>
+            <wp:docPr id="4" name="Image2"/>
+            <wp:cNvGraphicFramePr>
+              <a:graphicFrameLocks xmlns:a="http://schemas.openxmlformats.org/drawingml/2006/main" noChangeAspect="1"/>
+            </wp:cNvGraphicFramePr>
+            <a:graphic xmlns:a="http://schemas.openxmlformats.org/drawingml/2006/main">
+              <a:graphicData uri="http://schemas.openxmlformats.org/drawingml/2006/picture">
+                <pic:pic xmlns:pic="http://schemas.openxmlformats.org/drawingml/2006/picture">
+                  <pic:nvPicPr>
+                    <pic:cNvPr id="4" name="Image2"/>
+                    <pic:cNvPicPr>
+                      <a:picLocks noChangeAspect="1" noChangeArrowheads="1"/>
+                    </pic:cNvPicPr>
+                  </pic:nvPicPr>
+                  <pic:blipFill>
+                    <a:blip r:embed="rId10"/>
+                    <a:srcRect l="-172" t="-306" r="-172" b="-306"/>
+                    <a:stretch>
+                      <a:fillRect/>
+                    </a:stretch>
+                  </pic:blipFill>
+                  <pic:spPr bwMode="auto">
+                    <a:xfrm>
+                      <a:off x="0" y="0"/>
+                      <a:ext cx="5486400" cy="3086100"/>
+                    </a:xfrm>
+                    <a:prstGeom prst="rect">
+                      <a:avLst/>
+                    </a:prstGeom>
+                    <a:noFill/>
+                  </pic:spPr>
+                </pic:pic>
+              </a:graphicData>
+            </a:graphic>
+          </wp:anchor>
+        </w:drawing>
+      </w:r>
+    </w:p>
+    <w:p>
+      <w:pPr>
+        <w:pStyle w:val="Normal"/>
+        <w:rPr>
+          <w:color w:val="000000"/>
+        </w:rPr>
+      </w:pPr>
+      <w:r>
+        <w:rPr>
+          <w:color w:val="000000"/>
+        </w:rPr>
+      </w:r>
+    </w:p>
+    <w:p>
+      <w:pPr>
+        <w:pStyle w:val="Normal"/>
+        <w:rPr>
+          <w:color w:val="000000"/>
+        </w:rPr>
+      </w:pPr>
+      <w:r>
+        <w:rPr>
+          <w:color w:val="000000"/>
+        </w:rPr>
+      </w:r>
+    </w:p>
+    <w:p>
+      <w:pPr>
+        <w:pStyle w:val="Normal"/>
+        <w:ind w:hanging="0" w:left="1440"/>
+        <w:rPr>
+          <w:b/>
+          <w:bCs/>
+          <w:color w:val="000000"/>
+        </w:rPr>
+      </w:pPr>
+      <w:r>
+        <w:rPr>
+          <w:b/>
+          <w:bCs/>
+          <w:color w:val="000000"/>
+        </w:rPr>
+        <w:t>3.2.3 Table/Game Screen</w:t>
+      </w:r>
+    </w:p>
+    <w:p>
+      <w:pPr>
+        <w:pStyle w:val="Normal"/>
+        <w:ind w:hanging="0" w:left="1440"/>
+        <w:rPr>
+          <w:color w:val="000000"/>
+        </w:rPr>
+      </w:pPr>
+      <w:r>
+        <w:rPr>
+          <w:color w:val="000000"/>
+        </w:rPr>
+      </w:r>
+    </w:p>
+    <w:p>
+      <w:pPr>
+        <w:pStyle w:val="BodyText"/>
+        <w:ind w:hanging="0" w:left="1440"/>
+        <w:rPr>
+          <w:color w:val="000000"/>
+        </w:rPr>
+      </w:pPr>
+      <w:r>
+        <w:rPr>
+          <w:color w:val="000000"/>
+        </w:rPr>
+        <w:t>The table screen is the core gameplay interface where blackjack rounds are conducted.</w:t>
+      </w:r>
+    </w:p>
+    <w:p>
+      <w:pPr>
+        <w:pStyle w:val="BodyText"/>
+        <w:numPr>
+          <w:ilvl w:val="0"/>
+          <w:numId w:val="7"/>
+        </w:numPr>
+        <w:tabs>
+          <w:tab w:val="clear" w:pos="720"/>
+          <w:tab w:val="left" w:pos="0" w:leader="none"/>
+        </w:tabs>
+        <w:spacing w:before="0" w:after="0"/>
+        <w:ind w:hanging="283" w:left="2149"/>
+        <w:rPr>
+          <w:color w:val="000000"/>
+        </w:rPr>
+      </w:pPr>
+      <w:r>
+        <w:rPr>
+          <w:color w:val="000000"/>
+        </w:rPr>
+        <w:t xml:space="preserve">Displays: </w:t>
+      </w:r>
+    </w:p>
+    <w:p>
+      <w:pPr>
+        <w:pStyle w:val="BodyText"/>
+        <w:numPr>
+          <w:ilvl w:val="1"/>
+          <w:numId w:val="7"/>
+        </w:numPr>
+        <w:tabs>
+          <w:tab w:val="clear" w:pos="720"/>
+          <w:tab w:val="left" w:pos="0" w:leader="none"/>
+        </w:tabs>
+        <w:spacing w:before="0" w:after="0"/>
+        <w:ind w:hanging="283" w:left="2858"/>
+        <w:rPr>
+          <w:color w:val="000000"/>
+        </w:rPr>
+      </w:pPr>
+      <w:r>
+        <w:rPr>
+          <w:color w:val="000000"/>
+        </w:rPr>
+        <w:t xml:space="preserve">Player and dealer hands </w:t>
+      </w:r>
+    </w:p>
+    <w:p>
+      <w:pPr>
+        <w:pStyle w:val="BodyText"/>
+        <w:numPr>
+          <w:ilvl w:val="1"/>
+          <w:numId w:val="7"/>
+        </w:numPr>
+        <w:tabs>
+          <w:tab w:val="clear" w:pos="720"/>
+          <w:tab w:val="left" w:pos="0" w:leader="none"/>
+        </w:tabs>
+        <w:spacing w:before="0" w:after="0"/>
+        <w:ind w:hanging="283" w:left="2858"/>
+        <w:rPr>
+          <w:color w:val="000000"/>
+        </w:rPr>
+      </w:pPr>
+      <w:r>
+        <w:rPr>
+          <w:color w:val="000000"/>
+        </w:rPr>
+        <w:t xml:space="preserve">Current bets and balances </w:t>
+      </w:r>
+    </w:p>
+    <w:p>
+      <w:pPr>
+        <w:pStyle w:val="BodyText"/>
+        <w:numPr>
+          <w:ilvl w:val="1"/>
+          <w:numId w:val="7"/>
+        </w:numPr>
+        <w:tabs>
+          <w:tab w:val="clear" w:pos="720"/>
+          <w:tab w:val="left" w:pos="0" w:leader="none"/>
+        </w:tabs>
+        <w:spacing w:before="0" w:after="0"/>
+        <w:ind w:hanging="283" w:left="2858"/>
+        <w:rPr>
+          <w:color w:val="000000"/>
+        </w:rPr>
+      </w:pPr>
+      <w:r>
+        <w:rPr>
+          <w:color w:val="000000"/>
+        </w:rPr>
+        <w:t xml:space="preserve">Table roster and turn order </w:t>
+      </w:r>
+    </w:p>
+    <w:p>
+      <w:pPr>
+        <w:pStyle w:val="BodyText"/>
+        <w:numPr>
+          <w:ilvl w:val="1"/>
+          <w:numId w:val="7"/>
+        </w:numPr>
+        <w:tabs>
+          <w:tab w:val="clear" w:pos="720"/>
+          <w:tab w:val="left" w:pos="0" w:leader="none"/>
+        </w:tabs>
+        <w:spacing w:before="0" w:after="0"/>
+        <w:ind w:hanging="283" w:left="2858"/>
+        <w:rPr>
+          <w:color w:val="000000"/>
+        </w:rPr>
+      </w:pPr>
+      <w:r>
+        <w:rPr>
+          <w:color w:val="000000"/>
+        </w:rPr>
+        <w:t xml:space="preserve">Game status and phase </w:t>
+      </w:r>
+    </w:p>
+    <w:p>
+      <w:pPr>
+        <w:pStyle w:val="BodyText"/>
+        <w:numPr>
+          <w:ilvl w:val="0"/>
+          <w:numId w:val="7"/>
+        </w:numPr>
+        <w:tabs>
+          <w:tab w:val="clear" w:pos="720"/>
+          <w:tab w:val="left" w:pos="0" w:leader="none"/>
+        </w:tabs>
+        <w:spacing w:before="0" w:after="0"/>
+        <w:ind w:hanging="283" w:left="2149"/>
+        <w:rPr>
+          <w:color w:val="000000"/>
+        </w:rPr>
+      </w:pPr>
+      <w:r>
+        <w:rPr>
+          <w:color w:val="000000"/>
+        </w:rPr>
+        <w:t xml:space="preserve">Supports: </w:t>
+      </w:r>
+    </w:p>
+    <w:p>
+      <w:pPr>
+        <w:pStyle w:val="BodyText"/>
+        <w:numPr>
+          <w:ilvl w:val="1"/>
+          <w:numId w:val="7"/>
+        </w:numPr>
+        <w:tabs>
+          <w:tab w:val="clear" w:pos="720"/>
+          <w:tab w:val="left" w:pos="0" w:leader="none"/>
+        </w:tabs>
+        <w:spacing w:before="0" w:after="0"/>
+        <w:ind w:hanging="283" w:left="2858"/>
+        <w:rPr>
+          <w:color w:val="000000"/>
+        </w:rPr>
+      </w:pPr>
+      <w:r>
+        <w:rPr>
+          <w:color w:val="000000"/>
+        </w:rPr>
+        <w:t xml:space="preserve">Player actions (hit, stand, double down, split, insurance, surrender) </w:t>
+      </w:r>
+    </w:p>
+    <w:p>
+      <w:pPr>
+        <w:pStyle w:val="BodyText"/>
+        <w:numPr>
+          <w:ilvl w:val="1"/>
+          <w:numId w:val="7"/>
+        </w:numPr>
+        <w:tabs>
+          <w:tab w:val="clear" w:pos="720"/>
+          <w:tab w:val="left" w:pos="0" w:leader="none"/>
+        </w:tabs>
+        <w:spacing w:before="0" w:after="0"/>
+        <w:ind w:hanging="283" w:left="2858"/>
+        <w:rPr>
+          <w:color w:val="000000"/>
+        </w:rPr>
+      </w:pPr>
+      <w:r>
+        <w:rPr>
+          <w:color w:val="000000"/>
+        </w:rPr>
+        <w:t xml:space="preserve">Dealer controls (deal, take player bets, manage phases, table configuration) </w:t>
+      </w:r>
+    </w:p>
+    <w:p>
+      <w:pPr>
+        <w:pStyle w:val="BodyText"/>
+        <w:numPr>
+          <w:ilvl w:val="0"/>
+          <w:numId w:val="7"/>
+        </w:numPr>
+        <w:tabs>
+          <w:tab w:val="clear" w:pos="720"/>
+          <w:tab w:val="left" w:pos="0" w:leader="none"/>
+        </w:tabs>
+        <w:spacing w:before="0" w:after="0"/>
+        <w:ind w:hanging="283" w:left="2149"/>
+        <w:rPr>
+          <w:color w:val="000000"/>
+        </w:rPr>
+      </w:pPr>
+      <w:r>
+        <w:rPr>
+          <w:color w:val="000000"/>
+        </w:rPr>
+        <w:t xml:space="preserve">UI behavior includes: </w:t>
+      </w:r>
+    </w:p>
+    <w:p>
+      <w:pPr>
+        <w:pStyle w:val="BodyText"/>
+        <w:numPr>
+          <w:ilvl w:val="1"/>
+          <w:numId w:val="7"/>
+        </w:numPr>
+        <w:tabs>
+          <w:tab w:val="clear" w:pos="720"/>
+          <w:tab w:val="left" w:pos="0" w:leader="none"/>
+        </w:tabs>
+        <w:spacing w:before="0" w:after="0"/>
+        <w:ind w:hanging="283" w:left="2858"/>
+        <w:rPr>
+          <w:color w:val="000000"/>
+        </w:rPr>
+      </w:pPr>
+      <w:r>
+        <w:rPr>
+          <w:color w:val="000000"/>
+        </w:rPr>
+        <w:t xml:space="preserve">Dynamic enabling/disabling of actions based on rules </w:t>
+      </w:r>
+    </w:p>
+    <w:p>
+      <w:pPr>
+        <w:pStyle w:val="BodyText"/>
+        <w:numPr>
+          <w:ilvl w:val="1"/>
+          <w:numId w:val="7"/>
+        </w:numPr>
+        <w:tabs>
+          <w:tab w:val="clear" w:pos="720"/>
+          <w:tab w:val="left" w:pos="0" w:leader="none"/>
+        </w:tabs>
+        <w:spacing w:before="0" w:after="0"/>
+        <w:ind w:hanging="283" w:left="2858"/>
+        <w:rPr>
+          <w:color w:val="000000"/>
+        </w:rPr>
+      </w:pPr>
+      <w:r>
+        <w:rPr>
+          <w:color w:val="000000"/>
+        </w:rPr>
+        <w:t xml:space="preserve">Visual differentiation of available vs unavailable actions </w:t>
+      </w:r>
+    </w:p>
+    <w:p>
+      <w:pPr>
+        <w:pStyle w:val="BodyText"/>
+        <w:numPr>
+          <w:ilvl w:val="1"/>
+          <w:numId w:val="7"/>
+        </w:numPr>
+        <w:tabs>
+          <w:tab w:val="clear" w:pos="720"/>
+          <w:tab w:val="left" w:pos="0" w:leader="none"/>
+        </w:tabs>
+        <w:ind w:hanging="283" w:left="2858"/>
+        <w:rPr>
+          <w:color w:val="000000"/>
+        </w:rPr>
+      </w:pPr>
+      <w:r>
+        <w:rPr>
+          <w:color w:val="000000"/>
+        </w:rPr>
+        <w:t xml:space="preserve">Real-time updates reflecting all player activity </w:t>
+      </w:r>
+    </w:p>
+    <w:p>
+      <w:pPr>
+        <w:pStyle w:val="BodyText"/>
+        <w:ind w:hanging="0" w:left="1440"/>
+        <w:rPr>
+          <w:color w:val="000000"/>
+        </w:rPr>
+      </w:pPr>
+      <w:r>
+        <w:rPr>
+          <w:color w:val="000000"/>
+        </w:rPr>
+        <w:t>The layout mirrors a real blackjack table, with player positioning indicating turn order and interaction flow. The difference for the dealer-sided flow of logging in is that they will immediately be met with the table screen, first in a settings configuration setup with adjustable parameters, then as a table upon completing the configuration.</w:t>
+      </w:r>
+    </w:p>
+    <w:p>
+      <w:pPr>
+        <w:pStyle w:val="BodyText"/>
+        <w:ind w:hanging="0" w:left="1440"/>
+        <w:rPr>
+          <w:color w:val="000000"/>
+        </w:rPr>
+      </w:pPr>
+      <w:r>
+        <w:rPr>
+          <w:color w:val="000000"/>
+        </w:rPr>
+      </w:r>
+    </w:p>
+    <w:p>
+      <w:pPr>
+        <w:pStyle w:val="BodyText"/>
+        <w:rPr>
+          <w:color w:val="000000"/>
+        </w:rPr>
+      </w:pPr>
+      <w:r>
+        <w:rPr>
+          <w:color w:val="000000"/>
+        </w:rPr>
+        <w:drawing>
+          <wp:anchor distT="0" distB="0" distL="0" distR="0" simplePos="0" relativeHeight="27" behindDoc="0" locked="0" layoutInCell="0" allowOverlap="1">
+            <wp:simplePos x="0" y="0"/>
+            <wp:positionH relativeFrom="column">
+              <wp:align>center</wp:align>
+            </wp:positionH>
+            <wp:positionV relativeFrom="paragraph">
+              <wp:posOffset>635</wp:posOffset>
+            </wp:positionV>
+            <wp:extent cx="5486400" cy="3086100"/>
+            <wp:effectExtent l="0" t="0" r="0" b="0"/>
+            <wp:wrapSquare wrapText="largest"/>
+            <wp:docPr id="5" name="Image3"/>
+            <wp:cNvGraphicFramePr>
+              <a:graphicFrameLocks xmlns:a="http://schemas.openxmlformats.org/drawingml/2006/main" noChangeAspect="1"/>
+            </wp:cNvGraphicFramePr>
+            <a:graphic xmlns:a="http://schemas.openxmlformats.org/drawingml/2006/main">
+              <a:graphicData uri="http://schemas.openxmlformats.org/drawingml/2006/picture">
+                <pic:pic xmlns:pic="http://schemas.openxmlformats.org/drawingml/2006/picture">
+                  <pic:nvPicPr>
+                    <pic:cNvPr id="5" name="Image3"/>
+                    <pic:cNvPicPr>
+                      <a:picLocks noChangeAspect="1" noChangeArrowheads="1"/>
+                    </pic:cNvPicPr>
+                  </pic:nvPicPr>
+                  <pic:blipFill>
+                    <a:blip r:embed="rId11"/>
+                    <a:srcRect l="-172" t="-306" r="-172" b="-306"/>
+                    <a:stretch>
+                      <a:fillRect/>
+                    </a:stretch>
+                  </pic:blipFill>
+                  <pic:spPr bwMode="auto">
+                    <a:xfrm>
+                      <a:off x="0" y="0"/>
+                      <a:ext cx="5486400" cy="3086100"/>
+                    </a:xfrm>
+                    <a:prstGeom prst="rect">
+                      <a:avLst/>
+                    </a:prstGeom>
+                    <a:noFill/>
+                  </pic:spPr>
+                </pic:pic>
+              </a:graphicData>
+            </a:graphic>
+          </wp:anchor>
+        </w:drawing>
+      </w:r>
     </w:p>
     <w:p>
       <w:pPr>
@@ -4050,16 +5539,16 @@
           <w:color w:val="000000"/>
         </w:rPr>
       </w:pPr>
-      <w:bookmarkStart w:id="30" w:name="__RefHeading___Toc723_1633043759"/>
-      <w:bookmarkStart w:id="31" w:name="_Toc226533767"/>
+      <w:bookmarkStart w:id="29" w:name="__RefHeading___Toc723_1633043759"/>
+      <w:bookmarkStart w:id="30" w:name="_Toc226533767"/>
+      <w:bookmarkEnd w:id="29"/>
+      <w:r>
+        <w:rPr>
+          <w:color w:val="000000"/>
+        </w:rPr>
+        <w:t>L</w:t>
+      </w:r>
       <w:bookmarkEnd w:id="30"/>
-      <w:r>
-        <w:rPr>
-          <w:color w:val="000000"/>
-        </w:rPr>
-        <w:t>L</w:t>
-      </w:r>
-      <w:bookmarkEnd w:id="31"/>
       <w:r>
         <w:rPr>
           <w:color w:val="000000"/>
@@ -4079,14 +5568,8 @@
         <w:rPr>
           <w:color w:val="000000"/>
         </w:rPr>
-        <w:t xml:space="preserve">The graphical user interface is organized using a modular, panel-based structure that supports dynamic content updates and separation of concerns between different </w:t>
-      </w:r>
-      <w:r>
-        <w:rPr>
-          <w:color w:val="000000"/>
-        </w:rPr>
-        <w:lastRenderedPageBreak/>
-        <w:t>functional areas. Each primary screen (login, lobby, and table) is composed of reusable interface regions that can be updated or replaced without requiring a full screen transition. This allows the client to respond efficiently to real-time updates from the server while maintaining a consistent user experience.</w:t>
+        <w:tab/>
+        <w:t>The graphical user interface is organized using a modular, panel-based structure that supports dynamic content updates and separation of concerns between different functional areas. Each primary screen (login, lobby, and table) is composed of reusable interface regions that can be updated or replaced without requiring a full screen transition. This allows the client to respond efficiently to real-time updates from the server while maintaining a consistent user experience.</w:t>
       </w:r>
     </w:p>
     <w:p>
@@ -4133,14 +5616,6 @@
         </w:rPr>
         <w:t>The table interface is structured to resemble a real-world blackjack table in both organization and flow. The dealer’s hand is positioned prominently, while player hands are arranged in a consistent order based on when users joined the table. This ordering establishes a clear and intuitive turn sequence. Each player’s betting area is located adjacent to their hand, and action controls are grouped in a dedicated region that updates based on the current game phase.</w:t>
       </w:r>
-    </w:p>
-    <w:p>
-      <w:pPr>
-        <w:ind w:left="2880"/>
-        <w:rPr>
-          <w:color w:val="000000"/>
-        </w:rPr>
-      </w:pPr>
     </w:p>
     <w:p>
       <w:pPr>
@@ -4153,17 +5628,16 @@
           <w:color w:val="000000"/>
         </w:rPr>
       </w:pPr>
-      <w:bookmarkStart w:id="32" w:name="__RefHeading___Toc725_1633043759"/>
-      <w:bookmarkStart w:id="33" w:name="_Toc226533768"/>
+      <w:bookmarkStart w:id="31" w:name="__RefHeading___Toc725_1633043759"/>
+      <w:bookmarkStart w:id="32" w:name="_Toc226533768"/>
+      <w:bookmarkEnd w:id="31"/>
+      <w:r>
+        <w:rPr>
+          <w:color w:val="000000"/>
+        </w:rPr>
+        <w:t>U</w:t>
+      </w:r>
       <w:bookmarkEnd w:id="32"/>
-      <w:r>
-        <w:rPr>
-          <w:color w:val="000000"/>
-        </w:rPr>
-        <w:lastRenderedPageBreak/>
-        <w:t>U</w:t>
-      </w:r>
-      <w:bookmarkEnd w:id="33"/>
       <w:r>
         <w:rPr>
           <w:color w:val="000000"/>
@@ -4182,20 +5656,20 @@
           <w:color w:val="000000"/>
         </w:rPr>
       </w:pPr>
-      <w:bookmarkStart w:id="34" w:name="__RefHeading___Toc727_1633043759"/>
-      <w:bookmarkStart w:id="35" w:name="_Toc226533769"/>
+      <w:bookmarkStart w:id="33" w:name="__RefHeading___Toc727_1633043759"/>
+      <w:bookmarkStart w:id="34" w:name="_Toc226533769"/>
+      <w:bookmarkEnd w:id="33"/>
+      <w:r>
+        <w:rPr>
+          <w:color w:val="000000"/>
+        </w:rPr>
+        <w:t>U</w:t>
+      </w:r>
       <w:bookmarkEnd w:id="34"/>
       <w:r>
         <w:rPr>
           <w:color w:val="000000"/>
         </w:rPr>
-        <w:t>U</w:t>
-      </w:r>
-      <w:bookmarkEnd w:id="35"/>
-      <w:r>
-        <w:rPr>
-          <w:color w:val="000000"/>
-        </w:rPr>
         <w:t>se-Case Diagrams</w:t>
       </w:r>
     </w:p>
@@ -4206,14 +5680,25 @@
           <w:color w:val="000000"/>
         </w:rPr>
       </w:pPr>
-    </w:p>
-    <w:p>
-      <w:pPr>
-        <w:ind w:left="720" w:firstLine="720"/>
-        <w:rPr>
-          <w:color w:val="000000"/>
-        </w:rPr>
-      </w:pPr>
+      <w:r>
+        <w:rPr>
+          <w:color w:val="000000"/>
+        </w:rPr>
+      </w:r>
+    </w:p>
+    <w:p>
+      <w:pPr>
+        <w:pStyle w:val="Normal"/>
+        <w:ind w:firstLine="720" w:left="720"/>
+        <w:rPr>
+          <w:color w:val="000000"/>
+        </w:rPr>
+      </w:pPr>
+      <w:r>
+        <w:rPr>
+          <w:color w:val="000000"/>
+        </w:rPr>
+      </w:r>
     </w:p>
     <w:p>
       <w:pPr>
@@ -4226,38 +5711,50 @@
           <w:color w:val="000000"/>
         </w:rPr>
       </w:pPr>
-      <w:bookmarkStart w:id="36" w:name="__RefHeading___Toc729_1633043759"/>
-      <w:bookmarkStart w:id="37" w:name="_Toc226533770"/>
+      <w:bookmarkStart w:id="35" w:name="__RefHeading___Toc729_1633043759"/>
+      <w:bookmarkStart w:id="36" w:name="_Toc226533770"/>
+      <w:bookmarkEnd w:id="35"/>
+      <w:r>
+        <w:rPr>
+          <w:color w:val="000000"/>
+        </w:rPr>
+        <w:t>S</w:t>
+      </w:r>
       <w:bookmarkEnd w:id="36"/>
       <w:r>
         <w:rPr>
           <w:color w:val="000000"/>
         </w:rPr>
-        <w:t>S</w:t>
-      </w:r>
-      <w:bookmarkEnd w:id="37"/>
-      <w:r>
-        <w:rPr>
-          <w:color w:val="000000"/>
-        </w:rPr>
         <w:t>equence Diagrams</w:t>
       </w:r>
     </w:p>
     <w:p>
       <w:pPr>
+        <w:pStyle w:val="Normal"/>
         <w:ind w:left="1440"/>
         <w:rPr>
           <w:color w:val="000000"/>
         </w:rPr>
       </w:pPr>
-    </w:p>
-    <w:p>
-      <w:pPr>
+      <w:r>
+        <w:rPr>
+          <w:color w:val="000000"/>
+        </w:rPr>
+      </w:r>
+    </w:p>
+    <w:p>
+      <w:pPr>
+        <w:pStyle w:val="Normal"/>
         <w:ind w:left="1440"/>
         <w:rPr>
           <w:color w:val="000000"/>
         </w:rPr>
       </w:pPr>
+      <w:r>
+        <w:rPr>
+          <w:color w:val="000000"/>
+        </w:rPr>
+      </w:r>
     </w:p>
     <w:p>
       <w:pPr>
@@ -4270,18 +5767,18 @@
           <w:color w:val="000000"/>
         </w:rPr>
       </w:pPr>
-      <w:bookmarkStart w:id="38" w:name="__RefHeading___Toc731_1633043759"/>
+      <w:bookmarkStart w:id="37" w:name="__RefHeading___Toc731_1633043759"/>
+      <w:bookmarkStart w:id="38" w:name="_Toc226533771"/>
       <w:bookmarkStart w:id="39" w:name="REQBV5SS8"/>
-      <w:bookmarkStart w:id="40" w:name="_Toc226533771"/>
+      <w:bookmarkEnd w:id="37"/>
+      <w:bookmarkEnd w:id="39"/>
+      <w:r>
+        <w:rPr>
+          <w:color w:val="000000"/>
+        </w:rPr>
+        <w:t>C</w:t>
+      </w:r>
       <w:bookmarkEnd w:id="38"/>
-      <w:bookmarkEnd w:id="39"/>
-      <w:r>
-        <w:rPr>
-          <w:color w:val="000000"/>
-        </w:rPr>
-        <w:t>C</w:t>
-      </w:r>
-      <w:bookmarkEnd w:id="40"/>
       <w:r>
         <w:rPr>
           <w:color w:val="000000"/>
@@ -4291,6 +5788,7 @@
     </w:p>
     <w:p>
       <w:pPr>
+        <w:pStyle w:val="Normal"/>
         <w:ind w:left="1440"/>
         <w:rPr>
           <w:color w:val="000000"/>
@@ -4310,363 +5808,716 @@
           <w:ilvl w:val="0"/>
           <w:numId w:val="0"/>
         </w:numPr>
-        <w:rPr>
-          <w:color w:val="000000"/>
-        </w:rPr>
-      </w:pPr>
-    </w:p>
-    <w:p>
-      <w:pPr>
-        <w:rPr>
-          <w:color w:val="000000"/>
-        </w:rPr>
-      </w:pPr>
-    </w:p>
-    <w:p>
-      <w:pPr>
-        <w:rPr>
-          <w:color w:val="000000"/>
-        </w:rPr>
-      </w:pPr>
-    </w:p>
-    <w:p>
-      <w:pPr>
-        <w:rPr>
-          <w:color w:val="000000"/>
-        </w:rPr>
-      </w:pPr>
+        <w:ind w:hanging="0" w:left="0"/>
+        <w:rPr>
+          <w:color w:val="000000"/>
+        </w:rPr>
+      </w:pPr>
+      <w:r>
+        <w:rPr>
+          <w:color w:val="000000"/>
+        </w:rPr>
+      </w:r>
+    </w:p>
+    <w:p>
+      <w:pPr>
+        <w:pStyle w:val="Normal"/>
+        <w:rPr>
+          <w:color w:val="000000"/>
+        </w:rPr>
+      </w:pPr>
+      <w:r>
+        <w:rPr>
+          <w:color w:val="000000"/>
+        </w:rPr>
+      </w:r>
+    </w:p>
+    <w:p>
+      <w:pPr>
+        <w:pStyle w:val="Normal"/>
+        <w:rPr>
+          <w:color w:val="000000"/>
+        </w:rPr>
+      </w:pPr>
+      <w:r>
+        <w:rPr>
+          <w:color w:val="000000"/>
+        </w:rPr>
+      </w:r>
+    </w:p>
+    <w:p>
+      <w:pPr>
+        <w:pStyle w:val="Normal"/>
+        <w:rPr>
+          <w:color w:val="000000"/>
+        </w:rPr>
+      </w:pPr>
+      <w:r>
+        <w:rPr>
+          <w:color w:val="000000"/>
+        </w:rPr>
+      </w:r>
     </w:p>
     <w:p>
       <w:pPr>
         <w:sectPr>
-          <w:headerReference w:type="even" r:id="rId14"/>
-          <w:headerReference w:type="default" r:id="rId15"/>
-          <w:footerReference w:type="even" r:id="rId16"/>
-          <w:footerReference w:type="default" r:id="rId17"/>
-          <w:headerReference w:type="first" r:id="rId18"/>
-          <w:footerReference w:type="first" r:id="rId19"/>
+          <w:headerReference w:type="even" r:id="rId12"/>
+          <w:headerReference w:type="default" r:id="rId13"/>
+          <w:headerReference w:type="first" r:id="rId14"/>
+          <w:footerReference w:type="even" r:id="rId15"/>
+          <w:footerReference w:type="default" r:id="rId16"/>
+          <w:footerReference w:type="first" r:id="rId17"/>
+          <w:type w:val="nextPage"/>
           <w:pgSz w:w="12240" w:h="15840"/>
-          <w:pgMar w:top="1440" w:right="1800" w:bottom="1800" w:left="1800" w:header="720" w:footer="1080" w:gutter="0"/>
+          <w:pgMar w:left="1800" w:right="1800" w:gutter="0" w:header="720" w:top="1440" w:footer="1080" w:bottom="1800"/>
           <w:pgNumType w:fmt="lowerRoman"/>
-          <w:cols w:space="720"/>
-          <w:formProt w:val="0"/>
+          <w:formProt w:val="false"/>
           <w:titlePg/>
-          <w:docGrid w:linePitch="360"/>
+          <w:textDirection w:val="lrTb"/>
+          <w:docGrid w:type="default" w:linePitch="360" w:charSpace="0"/>
         </w:sectPr>
       </w:pPr>
     </w:p>
     <w:p>
       <w:pPr>
-        <w:rPr>
-          <w:color w:val="000000"/>
-        </w:rPr>
-      </w:pPr>
+        <w:pStyle w:val="Normal"/>
+        <w:rPr>
+          <w:color w:val="000000"/>
+        </w:rPr>
+      </w:pPr>
+      <w:r>
+        <w:rPr>
+          <w:color w:val="000000"/>
+        </w:rPr>
+      </w:r>
     </w:p>
     <w:p>
       <w:pPr>
         <w:sectPr>
           <w:type w:val="continuous"/>
           <w:pgSz w:w="12240" w:h="15840"/>
-          <w:pgMar w:top="1440" w:right="1800" w:bottom="1800" w:left="1800" w:header="720" w:footer="1080" w:gutter="0"/>
-          <w:cols w:space="720"/>
-          <w:formProt w:val="0"/>
+          <w:pgMar w:left="1800" w:right="1800" w:gutter="0" w:header="720" w:top="1440" w:footer="1080" w:bottom="1800"/>
+          <w:formProt w:val="false"/>
           <w:titlePg/>
-          <w:docGrid w:linePitch="360"/>
+          <w:textDirection w:val="lrTb"/>
+          <w:docGrid w:type="default" w:linePitch="360" w:charSpace="0"/>
         </w:sectPr>
       </w:pPr>
     </w:p>
     <w:p>
       <w:pPr>
-        <w:rPr>
-          <w:color w:val="000000"/>
-        </w:rPr>
-      </w:pPr>
+        <w:pStyle w:val="Normal"/>
+        <w:rPr>
+          <w:color w:val="000000"/>
+        </w:rPr>
+      </w:pPr>
+      <w:r>
+        <w:rPr>
+          <w:color w:val="000000"/>
+        </w:rPr>
+      </w:r>
     </w:p>
     <w:sectPr>
       <w:type w:val="continuous"/>
       <w:pgSz w:w="12240" w:h="15840"/>
-      <w:pgMar w:top="1440" w:right="1800" w:bottom="1800" w:left="1800" w:header="720" w:footer="1080" w:gutter="0"/>
-      <w:cols w:space="720"/>
-      <w:formProt w:val="0"/>
+      <w:pgMar w:left="1800" w:right="1800" w:gutter="0" w:header="720" w:top="1440" w:footer="1080" w:bottom="1800"/>
+      <w:formProt w:val="false"/>
       <w:titlePg/>
-      <w:docGrid w:linePitch="360"/>
+      <w:textDirection w:val="lrTb"/>
+      <w:docGrid w:type="default" w:linePitch="360" w:charSpace="0"/>
     </w:sectPr>
   </w:body>
 </w:document>
 </file>
 
-<file path=word/endnotes.xml><?xml version="1.0" encoding="utf-8"?>
-<w:endnotes xmlns:wpc="http://schemas.microsoft.com/office/word/2010/wordprocessingCanvas" xmlns:cx="http://schemas.microsoft.com/office/drawing/2014/chartex" xmlns:cx1="http://schemas.microsoft.com/office/drawing/2015/9/8/chartex" xmlns:cx2="http://schemas.microsoft.com/office/drawing/2015/10/21/chartex" xmlns:cx3="http://schemas.microsoft.com/office/drawing/2016/5/9/chartex" xmlns:cx4="http://schemas.microsoft.com/office/drawing/2016/5/10/chartex" xmlns:cx5="http://schemas.microsoft.com/office/drawing/2016/5/11/chartex" xmlns:cx6="http://schemas.microsoft.com/office/drawing/2016/5/12/chartex" xmlns:cx7="http://schemas.microsoft.com/office/drawing/2016/5/13/chartex" xmlns:cx8="http://schemas.microsoft.com/office/drawing/2016/5/14/chartex" xmlns:mc="http://schemas.openxmlformats.org/markup-compatibility/2006" xmlns:aink="http://schemas.microsoft.com/office/drawing/2016/ink" xmlns:am3d="http://schemas.microsoft.com/office/drawing/2017/model3d" xmlns:o="urn:schemas-microsoft-com:office:office" xmlns:oel="http://schemas.microsoft.com/office/2019/extlst" xmlns:r="http://schemas.openxmlformats.org/officeDocument/2006/relationships" xmlns:m="http://schemas.openxmlformats.org/officeDocument/2006/math" xmlns:v="urn:schemas-microsoft-com:vml" xmlns:wp14="http://schemas.microsoft.com/office/word/2010/wordprocessingDrawing" xmlns:wp="http://schemas.openxmlformats.org/drawingml/2006/wordprocessingDrawing" xmlns:w10="urn:schemas-microsoft-com:office:word" xmlns:w="http://schemas.openxmlformats.org/wordprocessingml/2006/main" xmlns:w14="http://schemas.microsoft.com/office/word/2010/wordml" xmlns:w15="http://schemas.microsoft.com/office/word/2012/wordml" xmlns:w16cex="http://schemas.microsoft.com/office/word/2018/wordml/cex" xmlns:w16cid="http://schemas.microsoft.com/office/word/2016/wordml/cid" xmlns:w16="http://schemas.microsoft.com/office/word/2018/wordml" xmlns:w16du="http://schemas.microsoft.com/office/word/2023/wordml/word16du" xmlns:w16sdtdh="http://schemas.microsoft.com/office/word/2020/wordml/sdtdatahash" xmlns:w16sdtfl="http://schemas.microsoft.com/office/word/2024/wordml/sdtformatlock" xmlns:w16se="http://schemas.microsoft.com/office/word/2015/wordml/symex" xmlns:wpg="http://schemas.microsoft.com/office/word/2010/wordprocessingGroup" xmlns:wpi="http://schemas.microsoft.com/office/word/2010/wordprocessingInk" xmlns:wne="http://schemas.microsoft.com/office/word/2006/wordml" xmlns:wps="http://schemas.microsoft.com/office/word/2010/wordprocessingShape" mc:Ignorable="w14 w15 w16se w16cid w16 w16cex w16sdtdh w16sdtfl w16du wp14">
-  <w:endnote w:type="separator" w:id="-1">
-    <w:p>
-      <w:r>
-        <w:separator/>
-      </w:r>
-    </w:p>
-  </w:endnote>
-  <w:endnote w:type="continuationSeparator" w:id="0">
-    <w:p>
-      <w:r>
-        <w:continuationSeparator/>
-      </w:r>
-    </w:p>
-  </w:endnote>
-</w:endnotes>
-</file>
-
 <file path=word/footer1.xml><?xml version="1.0" encoding="utf-8"?>
-<w:ftr xmlns:wpc="http://schemas.microsoft.com/office/word/2010/wordprocessingCanvas" xmlns:cx="http://schemas.microsoft.com/office/drawing/2014/chartex" xmlns:cx1="http://schemas.microsoft.com/office/drawing/2015/9/8/chartex" xmlns:cx2="http://schemas.microsoft.com/office/drawing/2015/10/21/chartex" xmlns:cx3="http://schemas.microsoft.com/office/drawing/2016/5/9/chartex" xmlns:cx4="http://schemas.microsoft.com/office/drawing/2016/5/10/chartex" xmlns:cx5="http://schemas.microsoft.com/office/drawing/2016/5/11/chartex" xmlns:cx6="http://schemas.microsoft.com/office/drawing/2016/5/12/chartex" xmlns:cx7="http://schemas.microsoft.com/office/drawing/2016/5/13/chartex" xmlns:cx8="http://schemas.microsoft.com/office/drawing/2016/5/14/chartex" xmlns:mc="http://schemas.openxmlformats.org/markup-compatibility/2006" xmlns:aink="http://schemas.microsoft.com/office/drawing/2016/ink" xmlns:am3d="http://schemas.microsoft.com/office/drawing/2017/model3d" xmlns:o="urn:schemas-microsoft-com:office:office" xmlns:oel="http://schemas.microsoft.com/office/2019/extlst" xmlns:r="http://schemas.openxmlformats.org/officeDocument/2006/relationships" xmlns:m="http://schemas.openxmlformats.org/officeDocument/2006/math" xmlns:v="urn:schemas-microsoft-com:vml" xmlns:wp14="http://schemas.microsoft.com/office/word/2010/wordprocessingDrawing" xmlns:wp="http://schemas.openxmlformats.org/drawingml/2006/wordprocessingDrawing" xmlns:w10="urn:schemas-microsoft-com:office:word" xmlns:w="http://schemas.openxmlformats.org/wordprocessingml/2006/main" xmlns:w14="http://schemas.microsoft.com/office/word/2010/wordml" xmlns:w15="http://schemas.microsoft.com/office/word/2012/wordml" xmlns:w16cex="http://schemas.microsoft.com/office/word/2018/wordml/cex" xmlns:w16cid="http://schemas.microsoft.com/office/word/2016/wordml/cid" xmlns:w16="http://schemas.microsoft.com/office/word/2018/wordml" xmlns:w16du="http://schemas.microsoft.com/office/word/2023/wordml/word16du" xmlns:w16sdtdh="http://schemas.microsoft.com/office/word/2020/wordml/sdtdatahash" xmlns:w16sdtfl="http://schemas.microsoft.com/office/word/2024/wordml/sdtformatlock" xmlns:w16se="http://schemas.microsoft.com/office/word/2015/wordml/symex" xmlns:wpg="http://schemas.microsoft.com/office/word/2010/wordprocessingGroup" xmlns:wpi="http://schemas.microsoft.com/office/word/2010/wordprocessingInk" xmlns:wne="http://schemas.microsoft.com/office/word/2006/wordml" xmlns:wps="http://schemas.microsoft.com/office/word/2010/wordprocessingShape" mc:Ignorable="w14 w15 w16se w16cid w16 w16cex w16sdtdh w16sdtfl w16du wp14">
+<w:ftr xmlns:o="urn:schemas-microsoft-com:office:office" xmlns:r="http://schemas.openxmlformats.org/officeDocument/2006/relationships" xmlns:v="urn:schemas-microsoft-com:vml" xmlns:w="http://schemas.openxmlformats.org/wordprocessingml/2006/main" xmlns:w10="urn:schemas-microsoft-com:office:word" xmlns:wp="http://schemas.openxmlformats.org/drawingml/2006/wordprocessingDrawing" xmlns:pic="http://schemas.openxmlformats.org/drawingml/2006/picture" xmlns:wps="http://schemas.microsoft.com/office/word/2010/wordprocessingShape" xmlns:wpg="http://schemas.microsoft.com/office/word/2010/wordprocessingGroup" xmlns:mc="http://schemas.openxmlformats.org/markup-compatibility/2006" xmlns:wp14="http://schemas.microsoft.com/office/word/2010/wordprocessingDrawing" xmlns:w14="http://schemas.microsoft.com/office/word/2010/wordml" xmlns:w15="http://schemas.microsoft.com/office/word/2012/wordml" mc:Ignorable="w14 wp14 w15">
   <w:p>
     <w:pPr>
       <w:pStyle w:val="Footer"/>
+      <w:rPr/>
     </w:pPr>
+    <w:r>
+      <w:rPr/>
+    </w:r>
   </w:p>
 </w:ftr>
 </file>
 
 <file path=word/footer2.xml><?xml version="1.0" encoding="utf-8"?>
-<w:ftr xmlns:wpc="http://schemas.microsoft.com/office/word/2010/wordprocessingCanvas" xmlns:cx="http://schemas.microsoft.com/office/drawing/2014/chartex" xmlns:cx1="http://schemas.microsoft.com/office/drawing/2015/9/8/chartex" xmlns:cx2="http://schemas.microsoft.com/office/drawing/2015/10/21/chartex" xmlns:cx3="http://schemas.microsoft.com/office/drawing/2016/5/9/chartex" xmlns:cx4="http://schemas.microsoft.com/office/drawing/2016/5/10/chartex" xmlns:cx5="http://schemas.microsoft.com/office/drawing/2016/5/11/chartex" xmlns:cx6="http://schemas.microsoft.com/office/drawing/2016/5/12/chartex" xmlns:cx7="http://schemas.microsoft.com/office/drawing/2016/5/13/chartex" xmlns:cx8="http://schemas.microsoft.com/office/drawing/2016/5/14/chartex" xmlns:mc="http://schemas.openxmlformats.org/markup-compatibility/2006" xmlns:aink="http://schemas.microsoft.com/office/drawing/2016/ink" xmlns:am3d="http://schemas.microsoft.com/office/drawing/2017/model3d" xmlns:o="urn:schemas-microsoft-com:office:office" xmlns:oel="http://schemas.microsoft.com/office/2019/extlst" xmlns:r="http://schemas.openxmlformats.org/officeDocument/2006/relationships" xmlns:m="http://schemas.openxmlformats.org/officeDocument/2006/math" xmlns:v="urn:schemas-microsoft-com:vml" xmlns:wp14="http://schemas.microsoft.com/office/word/2010/wordprocessingDrawing" xmlns:wp="http://schemas.openxmlformats.org/drawingml/2006/wordprocessingDrawing" xmlns:w10="urn:schemas-microsoft-com:office:word" xmlns:w="http://schemas.openxmlformats.org/wordprocessingml/2006/main" xmlns:w14="http://schemas.microsoft.com/office/word/2010/wordml" xmlns:w15="http://schemas.microsoft.com/office/word/2012/wordml" xmlns:w16cex="http://schemas.microsoft.com/office/word/2018/wordml/cex" xmlns:w16cid="http://schemas.microsoft.com/office/word/2016/wordml/cid" xmlns:w16="http://schemas.microsoft.com/office/word/2018/wordml" xmlns:w16du="http://schemas.microsoft.com/office/word/2023/wordml/word16du" xmlns:w16sdtdh="http://schemas.microsoft.com/office/word/2020/wordml/sdtdatahash" xmlns:w16sdtfl="http://schemas.microsoft.com/office/word/2024/wordml/sdtformatlock" xmlns:w16se="http://schemas.microsoft.com/office/word/2015/wordml/symex" xmlns:wpg="http://schemas.microsoft.com/office/word/2010/wordprocessingGroup" xmlns:wpi="http://schemas.microsoft.com/office/word/2010/wordprocessingInk" xmlns:wne="http://schemas.microsoft.com/office/word/2006/wordml" xmlns:wps="http://schemas.microsoft.com/office/word/2010/wordprocessingShape" mc:Ignorable="w14 w15 w16se w16cid w16 w16cex w16sdtdh w16sdtfl w16du wp14">
+<w:ftr xmlns:o="urn:schemas-microsoft-com:office:office" xmlns:r="http://schemas.openxmlformats.org/officeDocument/2006/relationships" xmlns:v="urn:schemas-microsoft-com:vml" xmlns:w="http://schemas.openxmlformats.org/wordprocessingml/2006/main" xmlns:w10="urn:schemas-microsoft-com:office:word" xmlns:wp="http://schemas.openxmlformats.org/drawingml/2006/wordprocessingDrawing" xmlns:pic="http://schemas.openxmlformats.org/drawingml/2006/picture" xmlns:wps="http://schemas.microsoft.com/office/word/2010/wordprocessingShape" xmlns:wpg="http://schemas.microsoft.com/office/word/2010/wordprocessingGroup" xmlns:mc="http://schemas.openxmlformats.org/markup-compatibility/2006" xmlns:wp14="http://schemas.microsoft.com/office/word/2010/wordprocessingDrawing" xmlns:w14="http://schemas.microsoft.com/office/word/2010/wordml" xmlns:w15="http://schemas.microsoft.com/office/word/2012/wordml" mc:Ignorable="w14 wp14 w15">
   <w:p>
     <w:pPr>
       <w:pStyle w:val="Footer"/>
+      <w:rPr/>
     </w:pPr>
     <w:r>
-      <w:rPr>
-        <w:noProof/>
-      </w:rPr>
-      <w:pict w14:anchorId="03F886A6">
-        <v:rect id="Frame1" o:spid="_x0000_s1027" style="position:absolute;margin-left:0;margin-top:.05pt;width:4.65pt;height:9.35pt;z-index:-251659776;visibility:visible;mso-wrap-style:square;mso-wrap-distance-left:0;mso-wrap-distance-top:0;mso-wrap-distance-right:0;mso-wrap-distance-bottom:0;mso-position-horizontal:center;mso-position-horizontal-relative:margin;mso-position-vertical:absolute;mso-position-vertical-relative:text;v-text-anchor:top" o:gfxdata="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" o:allowincell="f" filled="f" stroked="f" strokeweight="0">
-          <v:textbox inset="0,0,0,0">
-            <w:txbxContent>
-              <w:p>
-                <w:pPr>
-                  <w:pStyle w:val="Footer"/>
-                </w:pPr>
-                <w:r>
-                  <w:rPr>
-                    <w:rStyle w:val="PageNumber"/>
-                    <w:color w:val="000000"/>
-                  </w:rPr>
-                  <w:fldChar w:fldCharType="begin"/>
-                </w:r>
-                <w:r>
-                  <w:rPr>
-                    <w:rStyle w:val="PageNumber"/>
-                    <w:color w:val="000000"/>
-                  </w:rPr>
-                  <w:instrText xml:space="preserve"> PAGE </w:instrText>
-                </w:r>
-                <w:r>
-                  <w:rPr>
-                    <w:rStyle w:val="PageNumber"/>
-                    <w:color w:val="000000"/>
-                  </w:rPr>
-                  <w:fldChar w:fldCharType="separate"/>
-                </w:r>
-                <w:r>
-                  <w:rPr>
-                    <w:rStyle w:val="PageNumber"/>
-                    <w:color w:val="000000"/>
-                  </w:rPr>
-                  <w:t>ii</w:t>
-                </w:r>
-                <w:r>
-                  <w:rPr>
-                    <w:rStyle w:val="PageNumber"/>
-                    <w:color w:val="000000"/>
-                  </w:rPr>
-                  <w:fldChar w:fldCharType="end"/>
-                </w:r>
-              </w:p>
-            </w:txbxContent>
-          </v:textbox>
-          <w10:wrap type="square" anchorx="margin"/>
-        </v:rect>
-      </w:pict>
+      <w:rPr/>
+      <mc:AlternateContent>
+        <mc:Choice Requires="wps">
+          <w:drawing>
+            <wp:anchor distT="0" distB="0" distL="0" distR="0" simplePos="0" relativeHeight="2" behindDoc="1" locked="0" layoutInCell="0" allowOverlap="1">
+              <wp:simplePos x="0" y="0"/>
+              <wp:positionH relativeFrom="margin">
+                <wp:align>center</wp:align>
+              </wp:positionH>
+              <wp:positionV relativeFrom="paragraph">
+                <wp:posOffset>635</wp:posOffset>
+              </wp:positionV>
+              <wp:extent cx="59055" cy="118745"/>
+              <wp:effectExtent l="0" t="0" r="0" b="0"/>
+              <wp:wrapSquare wrapText="bothSides"/>
+              <wp:docPr id="1" name="Frame1"/>
+              <a:graphic xmlns:a="http://schemas.openxmlformats.org/drawingml/2006/main">
+                <a:graphicData uri="http://schemas.microsoft.com/office/word/2010/wordprocessingShape">
+                  <wps:wsp>
+                    <wps:cNvSpPr/>
+                    <wps:spPr>
+                      <a:xfrm>
+                        <a:off x="0" y="0"/>
+                        <a:ext cx="59040" cy="118800"/>
+                      </a:xfrm>
+                      <a:prstGeom prst="rect">
+                        <a:avLst/>
+                      </a:prstGeom>
+                      <a:noFill/>
+                      <a:ln w="0">
+                        <a:noFill/>
+                      </a:ln>
+                    </wps:spPr>
+                    <wps:style>
+                      <a:lnRef idx="0"/>
+                      <a:fillRef idx="0"/>
+                      <a:effectRef idx="0"/>
+                      <a:fontRef idx="minor"/>
+                    </wps:style>
+                    <wps:txbx>
+                      <w:txbxContent>
+                        <w:p>
+                          <w:pPr>
+                            <w:pStyle w:val="Footer"/>
+                            <w:rPr/>
+                          </w:pPr>
+                          <w:r>
+                            <w:rPr>
+                              <w:rStyle w:val="PageNumber"/>
+                              <w:color w:val="000000"/>
+                            </w:rPr>
+                            <w:fldChar w:fldCharType="begin"/>
+                          </w:r>
+                          <w:r>
+                            <w:rPr>
+                              <w:rStyle w:val="PageNumber"/>
+                              <w:color w:val="000000"/>
+                            </w:rPr>
+                            <w:instrText xml:space="preserve"> PAGE </w:instrText>
+                          </w:r>
+                          <w:r>
+                            <w:rPr>
+                              <w:rStyle w:val="PageNumber"/>
+                              <w:color w:val="000000"/>
+                            </w:rPr>
+                            <w:fldChar w:fldCharType="separate"/>
+                          </w:r>
+                          <w:r>
+                            <w:rPr>
+                              <w:rStyle w:val="PageNumber"/>
+                              <w:color w:val="000000"/>
+                            </w:rPr>
+                            <w:t>ii</w:t>
+                          </w:r>
+                          <w:r>
+                            <w:rPr>
+                              <w:rStyle w:val="PageNumber"/>
+                              <w:color w:val="000000"/>
+                            </w:rPr>
+                            <w:fldChar w:fldCharType="end"/>
+                          </w:r>
+                        </w:p>
+                      </w:txbxContent>
+                    </wps:txbx>
+                    <wps:bodyPr lIns="0" rIns="0" tIns="0" bIns="0" anchor="t">
+                      <a:noAutofit/>
+                    </wps:bodyPr>
+                  </wps:wsp>
+                </a:graphicData>
+              </a:graphic>
+            </wp:anchor>
+          </w:drawing>
+        </mc:Choice>
+        <mc:Fallback>
+          <w:pict>
+            <v:rect id="shape_0" fillcolor="white" stroked="f" o:allowincell="f" style="position:absolute;margin-left:213.65pt;margin-top:0.05pt;width:4.6pt;height:9.3pt;mso-wrap-style:square;v-text-anchor:top;mso-position-horizontal:center;mso-position-horizontal-relative:margin">
+              <v:fill o:detectmouseclick="t" type="solid" color2="black" opacity="0"/>
+              <v:stroke color="#3465a4" joinstyle="round" endcap="flat"/>
+              <v:textbox>
+                <w:txbxContent>
+                  <w:p>
+                    <w:pPr>
+                      <w:pStyle w:val="Footer"/>
+                      <w:rPr/>
+                    </w:pPr>
+                    <w:r>
+                      <w:rPr>
+                        <w:rStyle w:val="PageNumber"/>
+                        <w:color w:val="000000"/>
+                      </w:rPr>
+                      <w:fldChar w:fldCharType="begin"/>
+                    </w:r>
+                    <w:r>
+                      <w:rPr>
+                        <w:rStyle w:val="PageNumber"/>
+                        <w:color w:val="000000"/>
+                      </w:rPr>
+                      <w:instrText xml:space="preserve"> PAGE </w:instrText>
+                    </w:r>
+                    <w:r>
+                      <w:rPr>
+                        <w:rStyle w:val="PageNumber"/>
+                        <w:color w:val="000000"/>
+                      </w:rPr>
+                      <w:fldChar w:fldCharType="separate"/>
+                    </w:r>
+                    <w:r>
+                      <w:rPr>
+                        <w:rStyle w:val="PageNumber"/>
+                        <w:color w:val="000000"/>
+                      </w:rPr>
+                      <w:t>ii</w:t>
+                    </w:r>
+                    <w:r>
+                      <w:rPr>
+                        <w:rStyle w:val="PageNumber"/>
+                        <w:color w:val="000000"/>
+                      </w:rPr>
+                      <w:fldChar w:fldCharType="end"/>
+                    </w:r>
+                  </w:p>
+                </w:txbxContent>
+              </v:textbox>
+              <w10:wrap type="square"/>
+            </v:rect>
+          </w:pict>
+        </mc:Fallback>
+      </mc:AlternateContent>
     </w:r>
   </w:p>
 </w:ftr>
 </file>
 
 <file path=word/footer3.xml><?xml version="1.0" encoding="utf-8"?>
-<w:ftr xmlns:wpc="http://schemas.microsoft.com/office/word/2010/wordprocessingCanvas" xmlns:cx="http://schemas.microsoft.com/office/drawing/2014/chartex" xmlns:cx1="http://schemas.microsoft.com/office/drawing/2015/9/8/chartex" xmlns:cx2="http://schemas.microsoft.com/office/drawing/2015/10/21/chartex" xmlns:cx3="http://schemas.microsoft.com/office/drawing/2016/5/9/chartex" xmlns:cx4="http://schemas.microsoft.com/office/drawing/2016/5/10/chartex" xmlns:cx5="http://schemas.microsoft.com/office/drawing/2016/5/11/chartex" xmlns:cx6="http://schemas.microsoft.com/office/drawing/2016/5/12/chartex" xmlns:cx7="http://schemas.microsoft.com/office/drawing/2016/5/13/chartex" xmlns:cx8="http://schemas.microsoft.com/office/drawing/2016/5/14/chartex" xmlns:mc="http://schemas.openxmlformats.org/markup-compatibility/2006" xmlns:aink="http://schemas.microsoft.com/office/drawing/2016/ink" xmlns:am3d="http://schemas.microsoft.com/office/drawing/2017/model3d" xmlns:o="urn:schemas-microsoft-com:office:office" xmlns:oel="http://schemas.microsoft.com/office/2019/extlst" xmlns:r="http://schemas.openxmlformats.org/officeDocument/2006/relationships" xmlns:m="http://schemas.openxmlformats.org/officeDocument/2006/math" xmlns:v="urn:schemas-microsoft-com:vml" xmlns:wp14="http://schemas.microsoft.com/office/word/2010/wordprocessingDrawing" xmlns:wp="http://schemas.openxmlformats.org/drawingml/2006/wordprocessingDrawing" xmlns:w10="urn:schemas-microsoft-com:office:word" xmlns:w="http://schemas.openxmlformats.org/wordprocessingml/2006/main" xmlns:w14="http://schemas.microsoft.com/office/word/2010/wordml" xmlns:w15="http://schemas.microsoft.com/office/word/2012/wordml" xmlns:w16cex="http://schemas.microsoft.com/office/word/2018/wordml/cex" xmlns:w16cid="http://schemas.microsoft.com/office/word/2016/wordml/cid" xmlns:w16="http://schemas.microsoft.com/office/word/2018/wordml" xmlns:w16du="http://schemas.microsoft.com/office/word/2023/wordml/word16du" xmlns:w16sdtdh="http://schemas.microsoft.com/office/word/2020/wordml/sdtdatahash" xmlns:w16sdtfl="http://schemas.microsoft.com/office/word/2024/wordml/sdtformatlock" xmlns:w16se="http://schemas.microsoft.com/office/word/2015/wordml/symex" xmlns:wpg="http://schemas.microsoft.com/office/word/2010/wordprocessingGroup" xmlns:wpi="http://schemas.microsoft.com/office/word/2010/wordprocessingInk" xmlns:wne="http://schemas.microsoft.com/office/word/2006/wordml" xmlns:wps="http://schemas.microsoft.com/office/word/2010/wordprocessingShape" mc:Ignorable="w14 w15 w16se w16cid w16 w16cex w16sdtdh w16sdtfl w16du wp14">
+<w:ftr xmlns:o="urn:schemas-microsoft-com:office:office" xmlns:r="http://schemas.openxmlformats.org/officeDocument/2006/relationships" xmlns:v="urn:schemas-microsoft-com:vml" xmlns:w="http://schemas.openxmlformats.org/wordprocessingml/2006/main" xmlns:w10="urn:schemas-microsoft-com:office:word" xmlns:wp="http://schemas.openxmlformats.org/drawingml/2006/wordprocessingDrawing" xmlns:pic="http://schemas.openxmlformats.org/drawingml/2006/picture" xmlns:wps="http://schemas.microsoft.com/office/word/2010/wordprocessingShape" xmlns:wpg="http://schemas.microsoft.com/office/word/2010/wordprocessingGroup" xmlns:mc="http://schemas.openxmlformats.org/markup-compatibility/2006" xmlns:wp14="http://schemas.microsoft.com/office/word/2010/wordprocessingDrawing" xmlns:w14="http://schemas.microsoft.com/office/word/2010/wordml" xmlns:w15="http://schemas.microsoft.com/office/word/2012/wordml" mc:Ignorable="w14 wp14 w15">
   <w:p>
     <w:pPr>
       <w:pStyle w:val="Footer"/>
+      <w:rPr/>
     </w:pPr>
     <w:r>
-      <w:rPr>
-        <w:noProof/>
-      </w:rPr>
-      <w:pict w14:anchorId="68C73630">
-        <v:rect id="_x0000_s1026" style="position:absolute;margin-left:0;margin-top:.05pt;width:4.65pt;height:9.35pt;z-index:-251658752;visibility:visible;mso-wrap-style:square;mso-wrap-distance-left:0;mso-wrap-distance-top:0;mso-wrap-distance-right:0;mso-wrap-distance-bottom:0;mso-position-horizontal:center;mso-position-horizontal-relative:margin;mso-position-vertical:absolute;mso-position-vertical-relative:text;v-text-anchor:top" o:gfxdata="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" o:allowincell="f" filled="f" stroked="f" strokeweight="0">
-          <v:textbox inset="0,0,0,0">
-            <w:txbxContent>
-              <w:p>
-                <w:pPr>
-                  <w:pStyle w:val="Footer"/>
-                </w:pPr>
-                <w:r>
-                  <w:rPr>
-                    <w:rStyle w:val="PageNumber"/>
-                    <w:color w:val="000000"/>
-                  </w:rPr>
-                  <w:fldChar w:fldCharType="begin"/>
-                </w:r>
-                <w:r>
-                  <w:rPr>
-                    <w:rStyle w:val="PageNumber"/>
-                    <w:color w:val="000000"/>
-                  </w:rPr>
-                  <w:instrText xml:space="preserve"> PAGE </w:instrText>
-                </w:r>
-                <w:r>
-                  <w:rPr>
-                    <w:rStyle w:val="PageNumber"/>
-                    <w:color w:val="000000"/>
-                  </w:rPr>
-                  <w:fldChar w:fldCharType="separate"/>
-                </w:r>
-                <w:r>
-                  <w:rPr>
-                    <w:rStyle w:val="PageNumber"/>
-                    <w:color w:val="000000"/>
-                  </w:rPr>
-                  <w:t>ii</w:t>
-                </w:r>
-                <w:r>
-                  <w:rPr>
-                    <w:rStyle w:val="PageNumber"/>
-                    <w:color w:val="000000"/>
-                  </w:rPr>
-                  <w:fldChar w:fldCharType="end"/>
-                </w:r>
-              </w:p>
-            </w:txbxContent>
-          </v:textbox>
-          <w10:wrap type="square" anchorx="margin"/>
-        </v:rect>
-      </w:pict>
+      <w:rPr/>
+      <mc:AlternateContent>
+        <mc:Choice Requires="wps">
+          <w:drawing>
+            <wp:anchor distT="0" distB="0" distL="0" distR="0" simplePos="0" relativeHeight="2" behindDoc="1" locked="0" layoutInCell="0" allowOverlap="1">
+              <wp:simplePos x="0" y="0"/>
+              <wp:positionH relativeFrom="margin">
+                <wp:align>center</wp:align>
+              </wp:positionH>
+              <wp:positionV relativeFrom="paragraph">
+                <wp:posOffset>635</wp:posOffset>
+              </wp:positionV>
+              <wp:extent cx="59055" cy="118745"/>
+              <wp:effectExtent l="0" t="0" r="0" b="0"/>
+              <wp:wrapSquare wrapText="bothSides"/>
+              <wp:docPr id="2" name="Frame1"/>
+              <a:graphic xmlns:a="http://schemas.openxmlformats.org/drawingml/2006/main">
+                <a:graphicData uri="http://schemas.microsoft.com/office/word/2010/wordprocessingShape">
+                  <wps:wsp>
+                    <wps:cNvSpPr/>
+                    <wps:spPr>
+                      <a:xfrm>
+                        <a:off x="0" y="0"/>
+                        <a:ext cx="59040" cy="118800"/>
+                      </a:xfrm>
+                      <a:prstGeom prst="rect">
+                        <a:avLst/>
+                      </a:prstGeom>
+                      <a:noFill/>
+                      <a:ln w="0">
+                        <a:noFill/>
+                      </a:ln>
+                    </wps:spPr>
+                    <wps:style>
+                      <a:lnRef idx="0"/>
+                      <a:fillRef idx="0"/>
+                      <a:effectRef idx="0"/>
+                      <a:fontRef idx="minor"/>
+                    </wps:style>
+                    <wps:txbx>
+                      <w:txbxContent>
+                        <w:p>
+                          <w:pPr>
+                            <w:pStyle w:val="Footer"/>
+                            <w:rPr/>
+                          </w:pPr>
+                          <w:r>
+                            <w:rPr>
+                              <w:rStyle w:val="PageNumber"/>
+                              <w:color w:val="000000"/>
+                            </w:rPr>
+                            <w:fldChar w:fldCharType="begin"/>
+                          </w:r>
+                          <w:r>
+                            <w:rPr>
+                              <w:rStyle w:val="PageNumber"/>
+                              <w:color w:val="000000"/>
+                            </w:rPr>
+                            <w:instrText xml:space="preserve"> PAGE </w:instrText>
+                          </w:r>
+                          <w:r>
+                            <w:rPr>
+                              <w:rStyle w:val="PageNumber"/>
+                              <w:color w:val="000000"/>
+                            </w:rPr>
+                            <w:fldChar w:fldCharType="separate"/>
+                          </w:r>
+                          <w:r>
+                            <w:rPr>
+                              <w:rStyle w:val="PageNumber"/>
+                              <w:color w:val="000000"/>
+                            </w:rPr>
+                            <w:t>ii</w:t>
+                          </w:r>
+                          <w:r>
+                            <w:rPr>
+                              <w:rStyle w:val="PageNumber"/>
+                              <w:color w:val="000000"/>
+                            </w:rPr>
+                            <w:fldChar w:fldCharType="end"/>
+                          </w:r>
+                        </w:p>
+                      </w:txbxContent>
+                    </wps:txbx>
+                    <wps:bodyPr lIns="0" rIns="0" tIns="0" bIns="0" anchor="t">
+                      <a:noAutofit/>
+                    </wps:bodyPr>
+                  </wps:wsp>
+                </a:graphicData>
+              </a:graphic>
+            </wp:anchor>
+          </w:drawing>
+        </mc:Choice>
+        <mc:Fallback>
+          <w:pict>
+            <v:rect id="shape_0" fillcolor="white" stroked="f" o:allowincell="f" style="position:absolute;margin-left:213.65pt;margin-top:0.05pt;width:4.6pt;height:9.3pt;mso-wrap-style:square;v-text-anchor:top;mso-position-horizontal:center;mso-position-horizontal-relative:margin">
+              <v:fill o:detectmouseclick="t" type="solid" color2="black" opacity="0"/>
+              <v:stroke color="#3465a4" joinstyle="round" endcap="flat"/>
+              <v:textbox>
+                <w:txbxContent>
+                  <w:p>
+                    <w:pPr>
+                      <w:pStyle w:val="Footer"/>
+                      <w:rPr/>
+                    </w:pPr>
+                    <w:r>
+                      <w:rPr>
+                        <w:rStyle w:val="PageNumber"/>
+                        <w:color w:val="000000"/>
+                      </w:rPr>
+                      <w:fldChar w:fldCharType="begin"/>
+                    </w:r>
+                    <w:r>
+                      <w:rPr>
+                        <w:rStyle w:val="PageNumber"/>
+                        <w:color w:val="000000"/>
+                      </w:rPr>
+                      <w:instrText xml:space="preserve"> PAGE </w:instrText>
+                    </w:r>
+                    <w:r>
+                      <w:rPr>
+                        <w:rStyle w:val="PageNumber"/>
+                        <w:color w:val="000000"/>
+                      </w:rPr>
+                      <w:fldChar w:fldCharType="separate"/>
+                    </w:r>
+                    <w:r>
+                      <w:rPr>
+                        <w:rStyle w:val="PageNumber"/>
+                        <w:color w:val="000000"/>
+                      </w:rPr>
+                      <w:t>ii</w:t>
+                    </w:r>
+                    <w:r>
+                      <w:rPr>
+                        <w:rStyle w:val="PageNumber"/>
+                        <w:color w:val="000000"/>
+                      </w:rPr>
+                      <w:fldChar w:fldCharType="end"/>
+                    </w:r>
+                  </w:p>
+                </w:txbxContent>
+              </v:textbox>
+              <w10:wrap type="square"/>
+            </v:rect>
+          </w:pict>
+        </mc:Fallback>
+      </mc:AlternateContent>
     </w:r>
   </w:p>
 </w:ftr>
 </file>
 
 <file path=word/footer4.xml><?xml version="1.0" encoding="utf-8"?>
-<w:ftr xmlns:wpc="http://schemas.microsoft.com/office/word/2010/wordprocessingCanvas" xmlns:cx="http://schemas.microsoft.com/office/drawing/2014/chartex" xmlns:cx1="http://schemas.microsoft.com/office/drawing/2015/9/8/chartex" xmlns:cx2="http://schemas.microsoft.com/office/drawing/2015/10/21/chartex" xmlns:cx3="http://schemas.microsoft.com/office/drawing/2016/5/9/chartex" xmlns:cx4="http://schemas.microsoft.com/office/drawing/2016/5/10/chartex" xmlns:cx5="http://schemas.microsoft.com/office/drawing/2016/5/11/chartex" xmlns:cx6="http://schemas.microsoft.com/office/drawing/2016/5/12/chartex" xmlns:cx7="http://schemas.microsoft.com/office/drawing/2016/5/13/chartex" xmlns:cx8="http://schemas.microsoft.com/office/drawing/2016/5/14/chartex" xmlns:mc="http://schemas.openxmlformats.org/markup-compatibility/2006" xmlns:aink="http://schemas.microsoft.com/office/drawing/2016/ink" xmlns:am3d="http://schemas.microsoft.com/office/drawing/2017/model3d" xmlns:o="urn:schemas-microsoft-com:office:office" xmlns:oel="http://schemas.microsoft.com/office/2019/extlst" xmlns:r="http://schemas.openxmlformats.org/officeDocument/2006/relationships" xmlns:m="http://schemas.openxmlformats.org/officeDocument/2006/math" xmlns:v="urn:schemas-microsoft-com:vml" xmlns:wp14="http://schemas.microsoft.com/office/word/2010/wordprocessingDrawing" xmlns:wp="http://schemas.openxmlformats.org/drawingml/2006/wordprocessingDrawing" xmlns:w10="urn:schemas-microsoft-com:office:word" xmlns:w="http://schemas.openxmlformats.org/wordprocessingml/2006/main" xmlns:w14="http://schemas.microsoft.com/office/word/2010/wordml" xmlns:w15="http://schemas.microsoft.com/office/word/2012/wordml" xmlns:w16cex="http://schemas.microsoft.com/office/word/2018/wordml/cex" xmlns:w16cid="http://schemas.microsoft.com/office/word/2016/wordml/cid" xmlns:w16="http://schemas.microsoft.com/office/word/2018/wordml" xmlns:w16du="http://schemas.microsoft.com/office/word/2023/wordml/word16du" xmlns:w16sdtdh="http://schemas.microsoft.com/office/word/2020/wordml/sdtdatahash" xmlns:w16sdtfl="http://schemas.microsoft.com/office/word/2024/wordml/sdtformatlock" xmlns:w16se="http://schemas.microsoft.com/office/word/2015/wordml/symex" xmlns:wpg="http://schemas.microsoft.com/office/word/2010/wordprocessingGroup" xmlns:wpi="http://schemas.microsoft.com/office/word/2010/wordprocessingInk" xmlns:wne="http://schemas.microsoft.com/office/word/2006/wordml" xmlns:wps="http://schemas.microsoft.com/office/word/2010/wordprocessingShape" mc:Ignorable="w14 w15 w16se w16cid w16 w16cex w16sdtdh w16sdtfl w16du wp14">
+<w:ftr xmlns:o="urn:schemas-microsoft-com:office:office" xmlns:r="http://schemas.openxmlformats.org/officeDocument/2006/relationships" xmlns:v="urn:schemas-microsoft-com:vml" xmlns:w="http://schemas.openxmlformats.org/wordprocessingml/2006/main" xmlns:w10="urn:schemas-microsoft-com:office:word" xmlns:wp="http://schemas.openxmlformats.org/drawingml/2006/wordprocessingDrawing" xmlns:pic="http://schemas.openxmlformats.org/drawingml/2006/picture" xmlns:wps="http://schemas.microsoft.com/office/word/2010/wordprocessingShape" xmlns:wpg="http://schemas.microsoft.com/office/word/2010/wordprocessingGroup" xmlns:mc="http://schemas.openxmlformats.org/markup-compatibility/2006" xmlns:wp14="http://schemas.microsoft.com/office/word/2010/wordprocessingDrawing" xmlns:w14="http://schemas.microsoft.com/office/word/2010/wordml" xmlns:w15="http://schemas.microsoft.com/office/word/2012/wordml" mc:Ignorable="w14 wp14 w15">
   <w:p>
     <w:pPr>
       <w:pStyle w:val="Footer"/>
+      <w:rPr/>
     </w:pPr>
+    <w:r>
+      <w:rPr/>
+    </w:r>
   </w:p>
 </w:ftr>
 </file>
 
 <file path=word/footer5.xml><?xml version="1.0" encoding="utf-8"?>
-<w:ftr xmlns:wpc="http://schemas.microsoft.com/office/word/2010/wordprocessingCanvas" xmlns:cx="http://schemas.microsoft.com/office/drawing/2014/chartex" xmlns:cx1="http://schemas.microsoft.com/office/drawing/2015/9/8/chartex" xmlns:cx2="http://schemas.microsoft.com/office/drawing/2015/10/21/chartex" xmlns:cx3="http://schemas.microsoft.com/office/drawing/2016/5/9/chartex" xmlns:cx4="http://schemas.microsoft.com/office/drawing/2016/5/10/chartex" xmlns:cx5="http://schemas.microsoft.com/office/drawing/2016/5/11/chartex" xmlns:cx6="http://schemas.microsoft.com/office/drawing/2016/5/12/chartex" xmlns:cx7="http://schemas.microsoft.com/office/drawing/2016/5/13/chartex" xmlns:cx8="http://schemas.microsoft.com/office/drawing/2016/5/14/chartex" xmlns:mc="http://schemas.openxmlformats.org/markup-compatibility/2006" xmlns:aink="http://schemas.microsoft.com/office/drawing/2016/ink" xmlns:am3d="http://schemas.microsoft.com/office/drawing/2017/model3d" xmlns:o="urn:schemas-microsoft-com:office:office" xmlns:oel="http://schemas.microsoft.com/office/2019/extlst" xmlns:r="http://schemas.openxmlformats.org/officeDocument/2006/relationships" xmlns:m="http://schemas.openxmlformats.org/officeDocument/2006/math" xmlns:v="urn:schemas-microsoft-com:vml" xmlns:wp14="http://schemas.microsoft.com/office/word/2010/wordprocessingDrawing" xmlns:wp="http://schemas.openxmlformats.org/drawingml/2006/wordprocessingDrawing" xmlns:w10="urn:schemas-microsoft-com:office:word" xmlns:w="http://schemas.openxmlformats.org/wordprocessingml/2006/main" xmlns:w14="http://schemas.microsoft.com/office/word/2010/wordml" xmlns:w15="http://schemas.microsoft.com/office/word/2012/wordml" xmlns:w16cex="http://schemas.microsoft.com/office/word/2018/wordml/cex" xmlns:w16cid="http://schemas.microsoft.com/office/word/2016/wordml/cid" xmlns:w16="http://schemas.microsoft.com/office/word/2018/wordml" xmlns:w16du="http://schemas.microsoft.com/office/word/2023/wordml/word16du" xmlns:w16sdtdh="http://schemas.microsoft.com/office/word/2020/wordml/sdtdatahash" xmlns:w16sdtfl="http://schemas.microsoft.com/office/word/2024/wordml/sdtformatlock" xmlns:w16se="http://schemas.microsoft.com/office/word/2015/wordml/symex" xmlns:wpg="http://schemas.microsoft.com/office/word/2010/wordprocessingGroup" xmlns:wpi="http://schemas.microsoft.com/office/word/2010/wordprocessingInk" xmlns:wne="http://schemas.microsoft.com/office/word/2006/wordml" xmlns:wps="http://schemas.microsoft.com/office/word/2010/wordprocessingShape" mc:Ignorable="w14 w15 w16se w16cid w16 w16cex w16sdtdh w16sdtfl w16du wp14">
+<w:ftr xmlns:o="urn:schemas-microsoft-com:office:office" xmlns:r="http://schemas.openxmlformats.org/officeDocument/2006/relationships" xmlns:v="urn:schemas-microsoft-com:vml" xmlns:w="http://schemas.openxmlformats.org/wordprocessingml/2006/main" xmlns:w10="urn:schemas-microsoft-com:office:word" xmlns:wp="http://schemas.openxmlformats.org/drawingml/2006/wordprocessingDrawing" xmlns:pic="http://schemas.openxmlformats.org/drawingml/2006/picture" xmlns:wps="http://schemas.microsoft.com/office/word/2010/wordprocessingShape" xmlns:wpg="http://schemas.microsoft.com/office/word/2010/wordprocessingGroup" xmlns:mc="http://schemas.openxmlformats.org/markup-compatibility/2006" xmlns:wp14="http://schemas.microsoft.com/office/word/2010/wordprocessingDrawing" xmlns:w14="http://schemas.microsoft.com/office/word/2010/wordml" xmlns:w15="http://schemas.microsoft.com/office/word/2012/wordml" mc:Ignorable="w14 wp14 w15">
   <w:p>
     <w:pPr>
       <w:pStyle w:val="Footer"/>
       <w:jc w:val="center"/>
+      <w:rPr/>
     </w:pPr>
     <w:r>
-      <w:rPr>
-        <w:noProof/>
-      </w:rPr>
-      <w:pict w14:anchorId="4CE2D319">
-        <v:rect id="Frame3" o:spid="_x0000_s1025" style="position:absolute;left:0;text-align:left;margin-left:0;margin-top:.05pt;width:5.65pt;height:1.8pt;z-index:-251657728;visibility:visible;mso-wrap-style:square;mso-wrap-distance-left:0;mso-wrap-distance-top:0;mso-wrap-distance-right:0;mso-wrap-distance-bottom:0;mso-position-horizontal:center;mso-position-horizontal-relative:margin;mso-position-vertical:absolute;mso-position-vertical-relative:text;v-text-anchor:top" o:gfxdata="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" o:allowincell="f" filled="f" stroked="f" strokeweight="0">
-          <v:textbox inset="0,0,0,0">
-            <w:txbxContent>
-              <w:p>
-                <w:pPr>
-                  <w:pStyle w:val="Footer"/>
-                </w:pPr>
-                <w:r>
-                  <w:rPr>
-                    <w:rStyle w:val="PageNumber"/>
-                    <w:color w:val="000000"/>
-                  </w:rPr>
-                  <w:fldChar w:fldCharType="begin"/>
-                </w:r>
-                <w:r>
-                  <w:rPr>
-                    <w:rStyle w:val="PageNumber"/>
-                    <w:color w:val="000000"/>
-                  </w:rPr>
-                  <w:instrText xml:space="preserve"> PAGE </w:instrText>
-                </w:r>
-                <w:r>
-                  <w:rPr>
-                    <w:rStyle w:val="PageNumber"/>
-                    <w:color w:val="000000"/>
-                  </w:rPr>
-                  <w:fldChar w:fldCharType="separate"/>
-                </w:r>
-                <w:r>
-                  <w:rPr>
-                    <w:rStyle w:val="PageNumber"/>
-                    <w:color w:val="000000"/>
-                  </w:rPr>
-                  <w:t>x</w:t>
-                </w:r>
-                <w:r>
-                  <w:rPr>
-                    <w:rStyle w:val="PageNumber"/>
-                    <w:color w:val="000000"/>
-                  </w:rPr>
-                  <w:fldChar w:fldCharType="end"/>
-                </w:r>
-                <w:r>
-                  <w:rPr>
-                    <w:rStyle w:val="PageNumber"/>
-                    <w:color w:val="000000"/>
-                  </w:rPr>
-                  <w:fldChar w:fldCharType="begin"/>
-                </w:r>
-                <w:r>
-                  <w:rPr>
-                    <w:rStyle w:val="PageNumber"/>
-                    <w:color w:val="000000"/>
-                  </w:rPr>
-                  <w:instrText xml:space="preserve"> PAGE </w:instrText>
-                </w:r>
-                <w:r>
-                  <w:rPr>
-                    <w:rStyle w:val="PageNumber"/>
-                    <w:color w:val="000000"/>
-                  </w:rPr>
-                  <w:fldChar w:fldCharType="separate"/>
-                </w:r>
-                <w:r>
-                  <w:rPr>
-                    <w:rStyle w:val="PageNumber"/>
-                    <w:color w:val="000000"/>
-                  </w:rPr>
-                  <w:t>x</w:t>
-                </w:r>
-                <w:r>
-                  <w:rPr>
-                    <w:rStyle w:val="PageNumber"/>
-                    <w:color w:val="000000"/>
-                  </w:rPr>
-                  <w:fldChar w:fldCharType="end"/>
-                </w:r>
-              </w:p>
-            </w:txbxContent>
-          </v:textbox>
-          <w10:wrap type="square" anchorx="margin"/>
-        </v:rect>
-      </w:pict>
+      <w:rPr/>
+      <mc:AlternateContent>
+        <mc:Choice Requires="wps">
+          <w:drawing>
+            <wp:anchor distT="0" distB="0" distL="0" distR="0" simplePos="0" relativeHeight="23" behindDoc="1" locked="0" layoutInCell="0" allowOverlap="1">
+              <wp:simplePos x="0" y="0"/>
+              <wp:positionH relativeFrom="margin">
+                <wp:align>center</wp:align>
+              </wp:positionH>
+              <wp:positionV relativeFrom="paragraph">
+                <wp:posOffset>635</wp:posOffset>
+              </wp:positionV>
+              <wp:extent cx="71755" cy="22860"/>
+              <wp:effectExtent l="0" t="0" r="0" b="0"/>
+              <wp:wrapSquare wrapText="bothSides"/>
+              <wp:docPr id="6" name="Frame3"/>
+              <a:graphic xmlns:a="http://schemas.openxmlformats.org/drawingml/2006/main">
+                <a:graphicData uri="http://schemas.microsoft.com/office/word/2010/wordprocessingShape">
+                  <wps:wsp>
+                    <wps:cNvSpPr/>
+                    <wps:spPr>
+                      <a:xfrm>
+                        <a:off x="0" y="0"/>
+                        <a:ext cx="71640" cy="23040"/>
+                      </a:xfrm>
+                      <a:prstGeom prst="rect">
+                        <a:avLst/>
+                      </a:prstGeom>
+                      <a:noFill/>
+                      <a:ln w="0">
+                        <a:noFill/>
+                      </a:ln>
+                    </wps:spPr>
+                    <wps:style>
+                      <a:lnRef idx="0"/>
+                      <a:fillRef idx="0"/>
+                      <a:effectRef idx="0"/>
+                      <a:fontRef idx="minor"/>
+                    </wps:style>
+                    <wps:txbx>
+                      <w:txbxContent>
+                        <w:p>
+                          <w:pPr>
+                            <w:pStyle w:val="Footer"/>
+                            <w:rPr/>
+                          </w:pPr>
+                          <w:r>
+                            <w:rPr>
+                              <w:rStyle w:val="PageNumber"/>
+                              <w:color w:val="000000"/>
+                            </w:rPr>
+                            <w:fldChar w:fldCharType="begin"/>
+                          </w:r>
+                          <w:r>
+                            <w:rPr>
+                              <w:rStyle w:val="PageNumber"/>
+                              <w:color w:val="000000"/>
+                            </w:rPr>
+                            <w:instrText xml:space="preserve"> PAGE </w:instrText>
+                          </w:r>
+                          <w:r>
+                            <w:rPr>
+                              <w:rStyle w:val="PageNumber"/>
+                              <w:color w:val="000000"/>
+                            </w:rPr>
+                            <w:fldChar w:fldCharType="separate"/>
+                          </w:r>
+                          <w:r>
+                            <w:rPr>
+                              <w:rStyle w:val="PageNumber"/>
+                              <w:color w:val="000000"/>
+                            </w:rPr>
+                            <w:t>xiii</w:t>
+                          </w:r>
+                          <w:r>
+                            <w:rPr>
+                              <w:rStyle w:val="PageNumber"/>
+                              <w:color w:val="000000"/>
+                            </w:rPr>
+                            <w:fldChar w:fldCharType="end"/>
+                          </w:r>
+                          <w:r>
+                            <w:rPr>
+                              <w:rStyle w:val="PageNumber"/>
+                              <w:color w:val="000000"/>
+                            </w:rPr>
+                            <w:fldChar w:fldCharType="begin"/>
+                          </w:r>
+                          <w:r>
+                            <w:rPr>
+                              <w:rStyle w:val="PageNumber"/>
+                              <w:color w:val="000000"/>
+                            </w:rPr>
+                            <w:instrText xml:space="preserve"> PAGE </w:instrText>
+                          </w:r>
+                          <w:r>
+                            <w:rPr>
+                              <w:rStyle w:val="PageNumber"/>
+                              <w:color w:val="000000"/>
+                            </w:rPr>
+                            <w:fldChar w:fldCharType="separate"/>
+                          </w:r>
+                          <w:r>
+                            <w:rPr>
+                              <w:rStyle w:val="PageNumber"/>
+                              <w:color w:val="000000"/>
+                            </w:rPr>
+                            <w:t>xiii</w:t>
+                          </w:r>
+                          <w:r>
+                            <w:rPr>
+                              <w:rStyle w:val="PageNumber"/>
+                              <w:color w:val="000000"/>
+                            </w:rPr>
+                            <w:fldChar w:fldCharType="end"/>
+                          </w:r>
+                        </w:p>
+                      </w:txbxContent>
+                    </wps:txbx>
+                    <wps:bodyPr lIns="0" rIns="0" tIns="0" bIns="0" anchor="t">
+                      <a:noAutofit/>
+                    </wps:bodyPr>
+                  </wps:wsp>
+                </a:graphicData>
+              </a:graphic>
+            </wp:anchor>
+          </w:drawing>
+        </mc:Choice>
+        <mc:Fallback>
+          <w:pict>
+            <v:rect id="shape_0" fillcolor="white" stroked="f" o:allowincell="f" style="position:absolute;margin-left:213.15pt;margin-top:0.05pt;width:5.6pt;height:1.75pt;mso-wrap-style:square;v-text-anchor:top;mso-position-horizontal:center;mso-position-horizontal-relative:margin">
+              <v:fill o:detectmouseclick="t" type="solid" color2="black" opacity="0"/>
+              <v:stroke color="#3465a4" joinstyle="round" endcap="flat"/>
+              <v:textbox>
+                <w:txbxContent>
+                  <w:p>
+                    <w:pPr>
+                      <w:pStyle w:val="Footer"/>
+                      <w:rPr/>
+                    </w:pPr>
+                    <w:r>
+                      <w:rPr>
+                        <w:rStyle w:val="PageNumber"/>
+                        <w:color w:val="000000"/>
+                      </w:rPr>
+                      <w:fldChar w:fldCharType="begin"/>
+                    </w:r>
+                    <w:r>
+                      <w:rPr>
+                        <w:rStyle w:val="PageNumber"/>
+                        <w:color w:val="000000"/>
+                      </w:rPr>
+                      <w:instrText xml:space="preserve"> PAGE </w:instrText>
+                    </w:r>
+                    <w:r>
+                      <w:rPr>
+                        <w:rStyle w:val="PageNumber"/>
+                        <w:color w:val="000000"/>
+                      </w:rPr>
+                      <w:fldChar w:fldCharType="separate"/>
+                    </w:r>
+                    <w:r>
+                      <w:rPr>
+                        <w:rStyle w:val="PageNumber"/>
+                        <w:color w:val="000000"/>
+                      </w:rPr>
+                      <w:t>xiii</w:t>
+                    </w:r>
+                    <w:r>
+                      <w:rPr>
+                        <w:rStyle w:val="PageNumber"/>
+                        <w:color w:val="000000"/>
+                      </w:rPr>
+                      <w:fldChar w:fldCharType="end"/>
+                    </w:r>
+                    <w:r>
+                      <w:rPr>
+                        <w:rStyle w:val="PageNumber"/>
+                        <w:color w:val="000000"/>
+                      </w:rPr>
+                      <w:fldChar w:fldCharType="begin"/>
+                    </w:r>
+                    <w:r>
+                      <w:rPr>
+                        <w:rStyle w:val="PageNumber"/>
+                        <w:color w:val="000000"/>
+                      </w:rPr>
+                      <w:instrText xml:space="preserve"> PAGE </w:instrText>
+                    </w:r>
+                    <w:r>
+                      <w:rPr>
+                        <w:rStyle w:val="PageNumber"/>
+                        <w:color w:val="000000"/>
+                      </w:rPr>
+                      <w:fldChar w:fldCharType="separate"/>
+                    </w:r>
+                    <w:r>
+                      <w:rPr>
+                        <w:rStyle w:val="PageNumber"/>
+                        <w:color w:val="000000"/>
+                      </w:rPr>
+                      <w:t>xiii</w:t>
+                    </w:r>
+                    <w:r>
+                      <w:rPr>
+                        <w:rStyle w:val="PageNumber"/>
+                        <w:color w:val="000000"/>
+                      </w:rPr>
+                      <w:fldChar w:fldCharType="end"/>
+                    </w:r>
+                  </w:p>
+                </w:txbxContent>
+              </v:textbox>
+              <w10:wrap type="square"/>
+            </v:rect>
+          </w:pict>
+        </mc:Fallback>
+      </mc:AlternateContent>
     </w:r>
   </w:p>
 </w:ftr>
 </file>
 
 <file path=word/footer6.xml><?xml version="1.0" encoding="utf-8"?>
-<w:ftr xmlns:wpc="http://schemas.microsoft.com/office/word/2010/wordprocessingCanvas" xmlns:cx="http://schemas.microsoft.com/office/drawing/2014/chartex" xmlns:cx1="http://schemas.microsoft.com/office/drawing/2015/9/8/chartex" xmlns:cx2="http://schemas.microsoft.com/office/drawing/2015/10/21/chartex" xmlns:cx3="http://schemas.microsoft.com/office/drawing/2016/5/9/chartex" xmlns:cx4="http://schemas.microsoft.com/office/drawing/2016/5/10/chartex" xmlns:cx5="http://schemas.microsoft.com/office/drawing/2016/5/11/chartex" xmlns:cx6="http://schemas.microsoft.com/office/drawing/2016/5/12/chartex" xmlns:cx7="http://schemas.microsoft.com/office/drawing/2016/5/13/chartex" xmlns:cx8="http://schemas.microsoft.com/office/drawing/2016/5/14/chartex" xmlns:mc="http://schemas.openxmlformats.org/markup-compatibility/2006" xmlns:aink="http://schemas.microsoft.com/office/drawing/2016/ink" xmlns:am3d="http://schemas.microsoft.com/office/drawing/2017/model3d" xmlns:o="urn:schemas-microsoft-com:office:office" xmlns:oel="http://schemas.microsoft.com/office/2019/extlst" xmlns:r="http://schemas.openxmlformats.org/officeDocument/2006/relationships" xmlns:m="http://schemas.openxmlformats.org/officeDocument/2006/math" xmlns:v="urn:schemas-microsoft-com:vml" xmlns:wp14="http://schemas.microsoft.com/office/word/2010/wordprocessingDrawing" xmlns:wp="http://schemas.openxmlformats.org/drawingml/2006/wordprocessingDrawing" xmlns:w10="urn:schemas-microsoft-com:office:word" xmlns:w="http://schemas.openxmlformats.org/wordprocessingml/2006/main" xmlns:w14="http://schemas.microsoft.com/office/word/2010/wordml" xmlns:w15="http://schemas.microsoft.com/office/word/2012/wordml" xmlns:w16cex="http://schemas.microsoft.com/office/word/2018/wordml/cex" xmlns:w16cid="http://schemas.microsoft.com/office/word/2016/wordml/cid" xmlns:w16="http://schemas.microsoft.com/office/word/2018/wordml" xmlns:w16du="http://schemas.microsoft.com/office/word/2023/wordml/word16du" xmlns:w16sdtdh="http://schemas.microsoft.com/office/word/2020/wordml/sdtdatahash" xmlns:w16sdtfl="http://schemas.microsoft.com/office/word/2024/wordml/sdtformatlock" xmlns:w16se="http://schemas.microsoft.com/office/word/2015/wordml/symex" xmlns:wpg="http://schemas.microsoft.com/office/word/2010/wordprocessingGroup" xmlns:wpi="http://schemas.microsoft.com/office/word/2010/wordprocessingInk" xmlns:wne="http://schemas.microsoft.com/office/word/2006/wordml" xmlns:wps="http://schemas.microsoft.com/office/word/2010/wordprocessingShape" mc:Ignorable="w14 w15 w16se w16cid w16 w16cex w16sdtdh w16sdtfl w16du wp14">
+<w:ftr xmlns:o="urn:schemas-microsoft-com:office:office" xmlns:r="http://schemas.openxmlformats.org/officeDocument/2006/relationships" xmlns:v="urn:schemas-microsoft-com:vml" xmlns:w="http://schemas.openxmlformats.org/wordprocessingml/2006/main" xmlns:w10="urn:schemas-microsoft-com:office:word" xmlns:wp="http://schemas.openxmlformats.org/drawingml/2006/wordprocessingDrawing" xmlns:pic="http://schemas.openxmlformats.org/drawingml/2006/picture" xmlns:wps="http://schemas.microsoft.com/office/word/2010/wordprocessingShape" xmlns:wpg="http://schemas.microsoft.com/office/word/2010/wordprocessingGroup" xmlns:mc="http://schemas.openxmlformats.org/markup-compatibility/2006" xmlns:wp14="http://schemas.microsoft.com/office/word/2010/wordprocessingDrawing" xmlns:w14="http://schemas.microsoft.com/office/word/2010/wordml" xmlns:w15="http://schemas.microsoft.com/office/word/2012/wordml" mc:Ignorable="w14 wp14 w15">
   <w:p>
     <w:pPr>
       <w:pStyle w:val="Footer"/>
+      <w:rPr/>
     </w:pPr>
     <w:r>
       <w:rPr>
@@ -4708,329 +6559,93 @@
 </w:ftr>
 </file>
 
-<file path=word/footnotes.xml><?xml version="1.0" encoding="utf-8"?>
-<w:footnotes xmlns:wpc="http://schemas.microsoft.com/office/word/2010/wordprocessingCanvas" xmlns:cx="http://schemas.microsoft.com/office/drawing/2014/chartex" xmlns:cx1="http://schemas.microsoft.com/office/drawing/2015/9/8/chartex" xmlns:cx2="http://schemas.microsoft.com/office/drawing/2015/10/21/chartex" xmlns:cx3="http://schemas.microsoft.com/office/drawing/2016/5/9/chartex" xmlns:cx4="http://schemas.microsoft.com/office/drawing/2016/5/10/chartex" xmlns:cx5="http://schemas.microsoft.com/office/drawing/2016/5/11/chartex" xmlns:cx6="http://schemas.microsoft.com/office/drawing/2016/5/12/chartex" xmlns:cx7="http://schemas.microsoft.com/office/drawing/2016/5/13/chartex" xmlns:cx8="http://schemas.microsoft.com/office/drawing/2016/5/14/chartex" xmlns:mc="http://schemas.openxmlformats.org/markup-compatibility/2006" xmlns:aink="http://schemas.microsoft.com/office/drawing/2016/ink" xmlns:am3d="http://schemas.microsoft.com/office/drawing/2017/model3d" xmlns:o="urn:schemas-microsoft-com:office:office" xmlns:oel="http://schemas.microsoft.com/office/2019/extlst" xmlns:r="http://schemas.openxmlformats.org/officeDocument/2006/relationships" xmlns:m="http://schemas.openxmlformats.org/officeDocument/2006/math" xmlns:v="urn:schemas-microsoft-com:vml" xmlns:wp14="http://schemas.microsoft.com/office/word/2010/wordprocessingDrawing" xmlns:wp="http://schemas.openxmlformats.org/drawingml/2006/wordprocessingDrawing" xmlns:w10="urn:schemas-microsoft-com:office:word" xmlns:w="http://schemas.openxmlformats.org/wordprocessingml/2006/main" xmlns:w14="http://schemas.microsoft.com/office/word/2010/wordml" xmlns:w15="http://schemas.microsoft.com/office/word/2012/wordml" xmlns:w16cex="http://schemas.microsoft.com/office/word/2018/wordml/cex" xmlns:w16cid="http://schemas.microsoft.com/office/word/2016/wordml/cid" xmlns:w16="http://schemas.microsoft.com/office/word/2018/wordml" xmlns:w16du="http://schemas.microsoft.com/office/word/2023/wordml/word16du" xmlns:w16sdtdh="http://schemas.microsoft.com/office/word/2020/wordml/sdtdatahash" xmlns:w16sdtfl="http://schemas.microsoft.com/office/word/2024/wordml/sdtformatlock" xmlns:w16se="http://schemas.microsoft.com/office/word/2015/wordml/symex" xmlns:wpg="http://schemas.microsoft.com/office/word/2010/wordprocessingGroup" xmlns:wpi="http://schemas.microsoft.com/office/word/2010/wordprocessingInk" xmlns:wne="http://schemas.microsoft.com/office/word/2006/wordml" xmlns:wps="http://schemas.microsoft.com/office/word/2010/wordprocessingShape" mc:Ignorable="w14 w15 w16se w16cid w16 w16cex w16sdtdh w16sdtfl w16du wp14">
-  <w:footnote w:type="separator" w:id="-1">
-    <w:p>
-      <w:r>
-        <w:separator/>
-      </w:r>
-    </w:p>
-  </w:footnote>
-  <w:footnote w:type="continuationSeparator" w:id="0">
-    <w:p>
-      <w:r>
-        <w:continuationSeparator/>
-      </w:r>
-    </w:p>
-  </w:footnote>
-</w:footnotes>
-</file>
-
 <file path=word/header1.xml><?xml version="1.0" encoding="utf-8"?>
-<w:hdr xmlns:wpc="http://schemas.microsoft.com/office/word/2010/wordprocessingCanvas" xmlns:cx="http://schemas.microsoft.com/office/drawing/2014/chartex" xmlns:cx1="http://schemas.microsoft.com/office/drawing/2015/9/8/chartex" xmlns:cx2="http://schemas.microsoft.com/office/drawing/2015/10/21/chartex" xmlns:cx3="http://schemas.microsoft.com/office/drawing/2016/5/9/chartex" xmlns:cx4="http://schemas.microsoft.com/office/drawing/2016/5/10/chartex" xmlns:cx5="http://schemas.microsoft.com/office/drawing/2016/5/11/chartex" xmlns:cx6="http://schemas.microsoft.com/office/drawing/2016/5/12/chartex" xmlns:cx7="http://schemas.microsoft.com/office/drawing/2016/5/13/chartex" xmlns:cx8="http://schemas.microsoft.com/office/drawing/2016/5/14/chartex" xmlns:mc="http://schemas.openxmlformats.org/markup-compatibility/2006" xmlns:aink="http://schemas.microsoft.com/office/drawing/2016/ink" xmlns:am3d="http://schemas.microsoft.com/office/drawing/2017/model3d" xmlns:o="urn:schemas-microsoft-com:office:office" xmlns:oel="http://schemas.microsoft.com/office/2019/extlst" xmlns:r="http://schemas.openxmlformats.org/officeDocument/2006/relationships" xmlns:m="http://schemas.openxmlformats.org/officeDocument/2006/math" xmlns:v="urn:schemas-microsoft-com:vml" xmlns:wp14="http://schemas.microsoft.com/office/word/2010/wordprocessingDrawing" xmlns:wp="http://schemas.openxmlformats.org/drawingml/2006/wordprocessingDrawing" xmlns:w10="urn:schemas-microsoft-com:office:word" xmlns:w="http://schemas.openxmlformats.org/wordprocessingml/2006/main" xmlns:w14="http://schemas.microsoft.com/office/word/2010/wordml" xmlns:w15="http://schemas.microsoft.com/office/word/2012/wordml" xmlns:w16cex="http://schemas.microsoft.com/office/word/2018/wordml/cex" xmlns:w16cid="http://schemas.microsoft.com/office/word/2016/wordml/cid" xmlns:w16="http://schemas.microsoft.com/office/word/2018/wordml" xmlns:w16du="http://schemas.microsoft.com/office/word/2023/wordml/word16du" xmlns:w16sdtdh="http://schemas.microsoft.com/office/word/2020/wordml/sdtdatahash" xmlns:w16sdtfl="http://schemas.microsoft.com/office/word/2024/wordml/sdtformatlock" xmlns:w16se="http://schemas.microsoft.com/office/word/2015/wordml/symex" xmlns:wpg="http://schemas.microsoft.com/office/word/2010/wordprocessingGroup" xmlns:wpi="http://schemas.microsoft.com/office/word/2010/wordprocessingInk" xmlns:wne="http://schemas.microsoft.com/office/word/2006/wordml" xmlns:wps="http://schemas.microsoft.com/office/word/2010/wordprocessingShape" mc:Ignorable="w14 w15 w16se w16cid w16 w16cex w16sdtdh w16sdtfl w16du wp14">
+<w:hdr xmlns:o="urn:schemas-microsoft-com:office:office" xmlns:r="http://schemas.openxmlformats.org/officeDocument/2006/relationships" xmlns:v="urn:schemas-microsoft-com:vml" xmlns:w="http://schemas.openxmlformats.org/wordprocessingml/2006/main" xmlns:w10="urn:schemas-microsoft-com:office:word" xmlns:wp="http://schemas.openxmlformats.org/drawingml/2006/wordprocessingDrawing" xmlns:pic="http://schemas.openxmlformats.org/drawingml/2006/picture" xmlns:wps="http://schemas.microsoft.com/office/word/2010/wordprocessingShape" xmlns:wpg="http://schemas.microsoft.com/office/word/2010/wordprocessingGroup" xmlns:mc="http://schemas.openxmlformats.org/markup-compatibility/2006" xmlns:wp14="http://schemas.microsoft.com/office/word/2010/wordprocessingDrawing" xmlns:w14="http://schemas.microsoft.com/office/word/2010/wordml" xmlns:w15="http://schemas.microsoft.com/office/word/2012/wordml" mc:Ignorable="w14 wp14 w15">
   <w:p>
     <w:pPr>
       <w:pStyle w:val="Header"/>
+      <w:rPr/>
     </w:pPr>
+    <w:r>
+      <w:rPr/>
+    </w:r>
   </w:p>
 </w:hdr>
 </file>
 
 <file path=word/header2.xml><?xml version="1.0" encoding="utf-8"?>
-<w:hdr xmlns:wpc="http://schemas.microsoft.com/office/word/2010/wordprocessingCanvas" xmlns:cx="http://schemas.microsoft.com/office/drawing/2014/chartex" xmlns:cx1="http://schemas.microsoft.com/office/drawing/2015/9/8/chartex" xmlns:cx2="http://schemas.microsoft.com/office/drawing/2015/10/21/chartex" xmlns:cx3="http://schemas.microsoft.com/office/drawing/2016/5/9/chartex" xmlns:cx4="http://schemas.microsoft.com/office/drawing/2016/5/10/chartex" xmlns:cx5="http://schemas.microsoft.com/office/drawing/2016/5/11/chartex" xmlns:cx6="http://schemas.microsoft.com/office/drawing/2016/5/12/chartex" xmlns:cx7="http://schemas.microsoft.com/office/drawing/2016/5/13/chartex" xmlns:cx8="http://schemas.microsoft.com/office/drawing/2016/5/14/chartex" xmlns:mc="http://schemas.openxmlformats.org/markup-compatibility/2006" xmlns:aink="http://schemas.microsoft.com/office/drawing/2016/ink" xmlns:am3d="http://schemas.microsoft.com/office/drawing/2017/model3d" xmlns:o="urn:schemas-microsoft-com:office:office" xmlns:oel="http://schemas.microsoft.com/office/2019/extlst" xmlns:r="http://schemas.openxmlformats.org/officeDocument/2006/relationships" xmlns:m="http://schemas.openxmlformats.org/officeDocument/2006/math" xmlns:v="urn:schemas-microsoft-com:vml" xmlns:wp14="http://schemas.microsoft.com/office/word/2010/wordprocessingDrawing" xmlns:wp="http://schemas.openxmlformats.org/drawingml/2006/wordprocessingDrawing" xmlns:w10="urn:schemas-microsoft-com:office:word" xmlns:w="http://schemas.openxmlformats.org/wordprocessingml/2006/main" xmlns:w14="http://schemas.microsoft.com/office/word/2010/wordml" xmlns:w15="http://schemas.microsoft.com/office/word/2012/wordml" xmlns:w16cex="http://schemas.microsoft.com/office/word/2018/wordml/cex" xmlns:w16cid="http://schemas.microsoft.com/office/word/2016/wordml/cid" xmlns:w16="http://schemas.microsoft.com/office/word/2018/wordml" xmlns:w16du="http://schemas.microsoft.com/office/word/2023/wordml/word16du" xmlns:w16sdtdh="http://schemas.microsoft.com/office/word/2020/wordml/sdtdatahash" xmlns:w16sdtfl="http://schemas.microsoft.com/office/word/2024/wordml/sdtformatlock" xmlns:w16se="http://schemas.microsoft.com/office/word/2015/wordml/symex" xmlns:wpg="http://schemas.microsoft.com/office/word/2010/wordprocessingGroup" xmlns:wpi="http://schemas.microsoft.com/office/word/2010/wordprocessingInk" xmlns:wne="http://schemas.microsoft.com/office/word/2006/wordml" xmlns:wps="http://schemas.microsoft.com/office/word/2010/wordprocessingShape" mc:Ignorable="w14 w15 w16se w16cid w16 w16cex w16sdtdh w16sdtfl w16du wp14">
+<w:hdr xmlns:o="urn:schemas-microsoft-com:office:office" xmlns:r="http://schemas.openxmlformats.org/officeDocument/2006/relationships" xmlns:v="urn:schemas-microsoft-com:vml" xmlns:w="http://schemas.openxmlformats.org/wordprocessingml/2006/main" xmlns:w10="urn:schemas-microsoft-com:office:word" xmlns:wp="http://schemas.openxmlformats.org/drawingml/2006/wordprocessingDrawing" xmlns:pic="http://schemas.openxmlformats.org/drawingml/2006/picture" xmlns:wps="http://schemas.microsoft.com/office/word/2010/wordprocessingShape" xmlns:wpg="http://schemas.microsoft.com/office/word/2010/wordprocessingGroup" xmlns:mc="http://schemas.openxmlformats.org/markup-compatibility/2006" xmlns:wp14="http://schemas.microsoft.com/office/word/2010/wordprocessingDrawing" xmlns:w14="http://schemas.microsoft.com/office/word/2010/wordml" xmlns:w15="http://schemas.microsoft.com/office/word/2012/wordml" mc:Ignorable="w14 wp14 w15">
   <w:p>
     <w:pPr>
       <w:pStyle w:val="Header"/>
+      <w:rPr/>
     </w:pPr>
+    <w:r>
+      <w:rPr/>
+    </w:r>
   </w:p>
 </w:hdr>
 </file>
 
 <file path=word/header3.xml><?xml version="1.0" encoding="utf-8"?>
-<w:hdr xmlns:wpc="http://schemas.microsoft.com/office/word/2010/wordprocessingCanvas" xmlns:cx="http://schemas.microsoft.com/office/drawing/2014/chartex" xmlns:cx1="http://schemas.microsoft.com/office/drawing/2015/9/8/chartex" xmlns:cx2="http://schemas.microsoft.com/office/drawing/2015/10/21/chartex" xmlns:cx3="http://schemas.microsoft.com/office/drawing/2016/5/9/chartex" xmlns:cx4="http://schemas.microsoft.com/office/drawing/2016/5/10/chartex" xmlns:cx5="http://schemas.microsoft.com/office/drawing/2016/5/11/chartex" xmlns:cx6="http://schemas.microsoft.com/office/drawing/2016/5/12/chartex" xmlns:cx7="http://schemas.microsoft.com/office/drawing/2016/5/13/chartex" xmlns:cx8="http://schemas.microsoft.com/office/drawing/2016/5/14/chartex" xmlns:mc="http://schemas.openxmlformats.org/markup-compatibility/2006" xmlns:aink="http://schemas.microsoft.com/office/drawing/2016/ink" xmlns:am3d="http://schemas.microsoft.com/office/drawing/2017/model3d" xmlns:o="urn:schemas-microsoft-com:office:office" xmlns:oel="http://schemas.microsoft.com/office/2019/extlst" xmlns:r="http://schemas.openxmlformats.org/officeDocument/2006/relationships" xmlns:m="http://schemas.openxmlformats.org/officeDocument/2006/math" xmlns:v="urn:schemas-microsoft-com:vml" xmlns:wp14="http://schemas.microsoft.com/office/word/2010/wordprocessingDrawing" xmlns:wp="http://schemas.openxmlformats.org/drawingml/2006/wordprocessingDrawing" xmlns:w10="urn:schemas-microsoft-com:office:word" xmlns:w="http://schemas.openxmlformats.org/wordprocessingml/2006/main" xmlns:w14="http://schemas.microsoft.com/office/word/2010/wordml" xmlns:w15="http://schemas.microsoft.com/office/word/2012/wordml" xmlns:w16cex="http://schemas.microsoft.com/office/word/2018/wordml/cex" xmlns:w16cid="http://schemas.microsoft.com/office/word/2016/wordml/cid" xmlns:w16="http://schemas.microsoft.com/office/word/2018/wordml" xmlns:w16du="http://schemas.microsoft.com/office/word/2023/wordml/word16du" xmlns:w16sdtdh="http://schemas.microsoft.com/office/word/2020/wordml/sdtdatahash" xmlns:w16sdtfl="http://schemas.microsoft.com/office/word/2024/wordml/sdtformatlock" xmlns:w16se="http://schemas.microsoft.com/office/word/2015/wordml/symex" xmlns:wpg="http://schemas.microsoft.com/office/word/2010/wordprocessingGroup" xmlns:wpi="http://schemas.microsoft.com/office/word/2010/wordprocessingInk" xmlns:wne="http://schemas.microsoft.com/office/word/2006/wordml" xmlns:wps="http://schemas.microsoft.com/office/word/2010/wordprocessingShape" mc:Ignorable="w14 w15 w16se w16cid w16 w16cex w16sdtdh w16sdtfl w16du wp14">
+<w:hdr xmlns:o="urn:schemas-microsoft-com:office:office" xmlns:r="http://schemas.openxmlformats.org/officeDocument/2006/relationships" xmlns:v="urn:schemas-microsoft-com:vml" xmlns:w="http://schemas.openxmlformats.org/wordprocessingml/2006/main" xmlns:w10="urn:schemas-microsoft-com:office:word" xmlns:wp="http://schemas.openxmlformats.org/drawingml/2006/wordprocessingDrawing" xmlns:pic="http://schemas.openxmlformats.org/drawingml/2006/picture" xmlns:wps="http://schemas.microsoft.com/office/word/2010/wordprocessingShape" xmlns:wpg="http://schemas.microsoft.com/office/word/2010/wordprocessingGroup" xmlns:mc="http://schemas.openxmlformats.org/markup-compatibility/2006" xmlns:wp14="http://schemas.microsoft.com/office/word/2010/wordprocessingDrawing" xmlns:w14="http://schemas.microsoft.com/office/word/2010/wordml" xmlns:w15="http://schemas.microsoft.com/office/word/2012/wordml" mc:Ignorable="w14 wp14 w15">
   <w:p>
     <w:pPr>
       <w:pStyle w:val="Header"/>
+      <w:rPr/>
     </w:pPr>
+    <w:r>
+      <w:rPr/>
+    </w:r>
   </w:p>
 </w:hdr>
 </file>
 
 <file path=word/header4.xml><?xml version="1.0" encoding="utf-8"?>
-<w:hdr xmlns:wpc="http://schemas.microsoft.com/office/word/2010/wordprocessingCanvas" xmlns:cx="http://schemas.microsoft.com/office/drawing/2014/chartex" xmlns:cx1="http://schemas.microsoft.com/office/drawing/2015/9/8/chartex" xmlns:cx2="http://schemas.microsoft.com/office/drawing/2015/10/21/chartex" xmlns:cx3="http://schemas.microsoft.com/office/drawing/2016/5/9/chartex" xmlns:cx4="http://schemas.microsoft.com/office/drawing/2016/5/10/chartex" xmlns:cx5="http://schemas.microsoft.com/office/drawing/2016/5/11/chartex" xmlns:cx6="http://schemas.microsoft.com/office/drawing/2016/5/12/chartex" xmlns:cx7="http://schemas.microsoft.com/office/drawing/2016/5/13/chartex" xmlns:cx8="http://schemas.microsoft.com/office/drawing/2016/5/14/chartex" xmlns:mc="http://schemas.openxmlformats.org/markup-compatibility/2006" xmlns:aink="http://schemas.microsoft.com/office/drawing/2016/ink" xmlns:am3d="http://schemas.microsoft.com/office/drawing/2017/model3d" xmlns:o="urn:schemas-microsoft-com:office:office" xmlns:oel="http://schemas.microsoft.com/office/2019/extlst" xmlns:r="http://schemas.openxmlformats.org/officeDocument/2006/relationships" xmlns:m="http://schemas.openxmlformats.org/officeDocument/2006/math" xmlns:v="urn:schemas-microsoft-com:vml" xmlns:wp14="http://schemas.microsoft.com/office/word/2010/wordprocessingDrawing" xmlns:wp="http://schemas.openxmlformats.org/drawingml/2006/wordprocessingDrawing" xmlns:w10="urn:schemas-microsoft-com:office:word" xmlns:w="http://schemas.openxmlformats.org/wordprocessingml/2006/main" xmlns:w14="http://schemas.microsoft.com/office/word/2010/wordml" xmlns:w15="http://schemas.microsoft.com/office/word/2012/wordml" xmlns:w16cex="http://schemas.microsoft.com/office/word/2018/wordml/cex" xmlns:w16cid="http://schemas.microsoft.com/office/word/2016/wordml/cid" xmlns:w16="http://schemas.microsoft.com/office/word/2018/wordml" xmlns:w16du="http://schemas.microsoft.com/office/word/2023/wordml/word16du" xmlns:w16sdtdh="http://schemas.microsoft.com/office/word/2020/wordml/sdtdatahash" xmlns:w16sdtfl="http://schemas.microsoft.com/office/word/2024/wordml/sdtformatlock" xmlns:w16se="http://schemas.microsoft.com/office/word/2015/wordml/symex" xmlns:wpg="http://schemas.microsoft.com/office/word/2010/wordprocessingGroup" xmlns:wpi="http://schemas.microsoft.com/office/word/2010/wordprocessingInk" xmlns:wne="http://schemas.microsoft.com/office/word/2006/wordml" xmlns:wps="http://schemas.microsoft.com/office/word/2010/wordprocessingShape" mc:Ignorable="w14 w15 w16se w16cid w16 w16cex w16sdtdh w16sdtfl w16du wp14">
+<w:hdr xmlns:o="urn:schemas-microsoft-com:office:office" xmlns:r="http://schemas.openxmlformats.org/officeDocument/2006/relationships" xmlns:v="urn:schemas-microsoft-com:vml" xmlns:w="http://schemas.openxmlformats.org/wordprocessingml/2006/main" xmlns:w10="urn:schemas-microsoft-com:office:word" xmlns:wp="http://schemas.openxmlformats.org/drawingml/2006/wordprocessingDrawing" xmlns:pic="http://schemas.openxmlformats.org/drawingml/2006/picture" xmlns:wps="http://schemas.microsoft.com/office/word/2010/wordprocessingShape" xmlns:wpg="http://schemas.microsoft.com/office/word/2010/wordprocessingGroup" xmlns:mc="http://schemas.openxmlformats.org/markup-compatibility/2006" xmlns:wp14="http://schemas.microsoft.com/office/word/2010/wordprocessingDrawing" xmlns:w14="http://schemas.microsoft.com/office/word/2010/wordml" xmlns:w15="http://schemas.microsoft.com/office/word/2012/wordml" mc:Ignorable="w14 wp14 w15">
   <w:p>
     <w:pPr>
       <w:pStyle w:val="Header"/>
+      <w:rPr/>
     </w:pPr>
+    <w:r>
+      <w:rPr/>
+    </w:r>
   </w:p>
 </w:hdr>
 </file>
 
 <file path=word/header5.xml><?xml version="1.0" encoding="utf-8"?>
-<w:hdr xmlns:wpc="http://schemas.microsoft.com/office/word/2010/wordprocessingCanvas" xmlns:cx="http://schemas.microsoft.com/office/drawing/2014/chartex" xmlns:cx1="http://schemas.microsoft.com/office/drawing/2015/9/8/chartex" xmlns:cx2="http://schemas.microsoft.com/office/drawing/2015/10/21/chartex" xmlns:cx3="http://schemas.microsoft.com/office/drawing/2016/5/9/chartex" xmlns:cx4="http://schemas.microsoft.com/office/drawing/2016/5/10/chartex" xmlns:cx5="http://schemas.microsoft.com/office/drawing/2016/5/11/chartex" xmlns:cx6="http://schemas.microsoft.com/office/drawing/2016/5/12/chartex" xmlns:cx7="http://schemas.microsoft.com/office/drawing/2016/5/13/chartex" xmlns:cx8="http://schemas.microsoft.com/office/drawing/2016/5/14/chartex" xmlns:mc="http://schemas.openxmlformats.org/markup-compatibility/2006" xmlns:aink="http://schemas.microsoft.com/office/drawing/2016/ink" xmlns:am3d="http://schemas.microsoft.com/office/drawing/2017/model3d" xmlns:o="urn:schemas-microsoft-com:office:office" xmlns:oel="http://schemas.microsoft.com/office/2019/extlst" xmlns:r="http://schemas.openxmlformats.org/officeDocument/2006/relationships" xmlns:m="http://schemas.openxmlformats.org/officeDocument/2006/math" xmlns:v="urn:schemas-microsoft-com:vml" xmlns:wp14="http://schemas.microsoft.com/office/word/2010/wordprocessingDrawing" xmlns:wp="http://schemas.openxmlformats.org/drawingml/2006/wordprocessingDrawing" xmlns:w10="urn:schemas-microsoft-com:office:word" xmlns:w="http://schemas.openxmlformats.org/wordprocessingml/2006/main" xmlns:w14="http://schemas.microsoft.com/office/word/2010/wordml" xmlns:w15="http://schemas.microsoft.com/office/word/2012/wordml" xmlns:w16cex="http://schemas.microsoft.com/office/word/2018/wordml/cex" xmlns:w16cid="http://schemas.microsoft.com/office/word/2016/wordml/cid" xmlns:w16="http://schemas.microsoft.com/office/word/2018/wordml" xmlns:w16du="http://schemas.microsoft.com/office/word/2023/wordml/word16du" xmlns:w16sdtdh="http://schemas.microsoft.com/office/word/2020/wordml/sdtdatahash" xmlns:w16sdtfl="http://schemas.microsoft.com/office/word/2024/wordml/sdtformatlock" xmlns:w16se="http://schemas.microsoft.com/office/word/2015/wordml/symex" xmlns:wpg="http://schemas.microsoft.com/office/word/2010/wordprocessingGroup" xmlns:wpi="http://schemas.microsoft.com/office/word/2010/wordprocessingInk" xmlns:wne="http://schemas.microsoft.com/office/word/2006/wordml" xmlns:wps="http://schemas.microsoft.com/office/word/2010/wordprocessingShape" mc:Ignorable="w14 w15 w16se w16cid w16 w16cex w16sdtdh w16sdtfl w16du wp14">
+<w:hdr xmlns:o="urn:schemas-microsoft-com:office:office" xmlns:r="http://schemas.openxmlformats.org/officeDocument/2006/relationships" xmlns:v="urn:schemas-microsoft-com:vml" xmlns:w="http://schemas.openxmlformats.org/wordprocessingml/2006/main" xmlns:w10="urn:schemas-microsoft-com:office:word" xmlns:wp="http://schemas.openxmlformats.org/drawingml/2006/wordprocessingDrawing" xmlns:pic="http://schemas.openxmlformats.org/drawingml/2006/picture" xmlns:wps="http://schemas.microsoft.com/office/word/2010/wordprocessingShape" xmlns:wpg="http://schemas.microsoft.com/office/word/2010/wordprocessingGroup" xmlns:mc="http://schemas.openxmlformats.org/markup-compatibility/2006" xmlns:wp14="http://schemas.microsoft.com/office/word/2010/wordprocessingDrawing" xmlns:w14="http://schemas.microsoft.com/office/word/2010/wordml" xmlns:w15="http://schemas.microsoft.com/office/word/2012/wordml" mc:Ignorable="w14 wp14 w15">
   <w:p>
     <w:pPr>
       <w:pStyle w:val="Header"/>
+      <w:rPr/>
     </w:pPr>
+    <w:r>
+      <w:rPr/>
+    </w:r>
   </w:p>
 </w:hdr>
 </file>
 
 <file path=word/header6.xml><?xml version="1.0" encoding="utf-8"?>
-<w:hdr xmlns:wpc="http://schemas.microsoft.com/office/word/2010/wordprocessingCanvas" xmlns:cx="http://schemas.microsoft.com/office/drawing/2014/chartex" xmlns:cx1="http://schemas.microsoft.com/office/drawing/2015/9/8/chartex" xmlns:cx2="http://schemas.microsoft.com/office/drawing/2015/10/21/chartex" xmlns:cx3="http://schemas.microsoft.com/office/drawing/2016/5/9/chartex" xmlns:cx4="http://schemas.microsoft.com/office/drawing/2016/5/10/chartex" xmlns:cx5="http://schemas.microsoft.com/office/drawing/2016/5/11/chartex" xmlns:cx6="http://schemas.microsoft.com/office/drawing/2016/5/12/chartex" xmlns:cx7="http://schemas.microsoft.com/office/drawing/2016/5/13/chartex" xmlns:cx8="http://schemas.microsoft.com/office/drawing/2016/5/14/chartex" xmlns:mc="http://schemas.openxmlformats.org/markup-compatibility/2006" xmlns:aink="http://schemas.microsoft.com/office/drawing/2016/ink" xmlns:am3d="http://schemas.microsoft.com/office/drawing/2017/model3d" xmlns:o="urn:schemas-microsoft-com:office:office" xmlns:oel="http://schemas.microsoft.com/office/2019/extlst" xmlns:r="http://schemas.openxmlformats.org/officeDocument/2006/relationships" xmlns:m="http://schemas.openxmlformats.org/officeDocument/2006/math" xmlns:v="urn:schemas-microsoft-com:vml" xmlns:wp14="http://schemas.microsoft.com/office/word/2010/wordprocessingDrawing" xmlns:wp="http://schemas.openxmlformats.org/drawingml/2006/wordprocessingDrawing" xmlns:w10="urn:schemas-microsoft-com:office:word" xmlns:w="http://schemas.openxmlformats.org/wordprocessingml/2006/main" xmlns:w14="http://schemas.microsoft.com/office/word/2010/wordml" xmlns:w15="http://schemas.microsoft.com/office/word/2012/wordml" xmlns:w16cex="http://schemas.microsoft.com/office/word/2018/wordml/cex" xmlns:w16cid="http://schemas.microsoft.com/office/word/2016/wordml/cid" xmlns:w16="http://schemas.microsoft.com/office/word/2018/wordml" xmlns:w16du="http://schemas.microsoft.com/office/word/2023/wordml/word16du" xmlns:w16sdtdh="http://schemas.microsoft.com/office/word/2020/wordml/sdtdatahash" xmlns:w16sdtfl="http://schemas.microsoft.com/office/word/2024/wordml/sdtformatlock" xmlns:w16se="http://schemas.microsoft.com/office/word/2015/wordml/symex" xmlns:wpg="http://schemas.microsoft.com/office/word/2010/wordprocessingGroup" xmlns:wpi="http://schemas.microsoft.com/office/word/2010/wordprocessingInk" xmlns:wne="http://schemas.microsoft.com/office/word/2006/wordml" xmlns:wps="http://schemas.microsoft.com/office/word/2010/wordprocessingShape" mc:Ignorable="w14 w15 w16se w16cid w16 w16cex w16sdtdh w16sdtfl w16du wp14">
+<w:hdr xmlns:o="urn:schemas-microsoft-com:office:office" xmlns:r="http://schemas.openxmlformats.org/officeDocument/2006/relationships" xmlns:v="urn:schemas-microsoft-com:vml" xmlns:w="http://schemas.openxmlformats.org/wordprocessingml/2006/main" xmlns:w10="urn:schemas-microsoft-com:office:word" xmlns:wp="http://schemas.openxmlformats.org/drawingml/2006/wordprocessingDrawing" xmlns:pic="http://schemas.openxmlformats.org/drawingml/2006/picture" xmlns:wps="http://schemas.microsoft.com/office/word/2010/wordprocessingShape" xmlns:wpg="http://schemas.microsoft.com/office/word/2010/wordprocessingGroup" xmlns:mc="http://schemas.openxmlformats.org/markup-compatibility/2006" xmlns:wp14="http://schemas.microsoft.com/office/word/2010/wordprocessingDrawing" xmlns:w14="http://schemas.microsoft.com/office/word/2010/wordml" xmlns:w15="http://schemas.microsoft.com/office/word/2012/wordml" mc:Ignorable="w14 wp14 w15">
   <w:p>
     <w:pPr>
       <w:pStyle w:val="HeaderLeftuser"/>
+      <w:rPr/>
     </w:pPr>
+    <w:r>
+      <w:rPr/>
+    </w:r>
   </w:p>
 </w:hdr>
 </file>
 
 <file path=word/numbering.xml><?xml version="1.0" encoding="utf-8"?>
-<w:numbering xmlns:wpc="http://schemas.microsoft.com/office/word/2010/wordprocessingCanvas" xmlns:cx="http://schemas.microsoft.com/office/drawing/2014/chartex" xmlns:cx1="http://schemas.microsoft.com/office/drawing/2015/9/8/chartex" xmlns:cx2="http://schemas.microsoft.com/office/drawing/2015/10/21/chartex" xmlns:cx3="http://schemas.microsoft.com/office/drawing/2016/5/9/chartex" xmlns:cx4="http://schemas.microsoft.com/office/drawing/2016/5/10/chartex" xmlns:cx5="http://schemas.microsoft.com/office/drawing/2016/5/11/chartex" xmlns:cx6="http://schemas.microsoft.com/office/drawing/2016/5/12/chartex" xmlns:cx7="http://schemas.microsoft.com/office/drawing/2016/5/13/chartex" xmlns:cx8="http://schemas.microsoft.com/office/drawing/2016/5/14/chartex" xmlns:mc="http://schemas.openxmlformats.org/markup-compatibility/2006" xmlns:aink="http://schemas.microsoft.com/office/drawing/2016/ink" xmlns:am3d="http://schemas.microsoft.com/office/drawing/2017/model3d" xmlns:o="urn:schemas-microsoft-com:office:office" xmlns:oel="http://schemas.microsoft.com/office/2019/extlst" xmlns:r="http://schemas.openxmlformats.org/officeDocument/2006/relationships" xmlns:m="http://schemas.openxmlformats.org/officeDocument/2006/math" xmlns:v="urn:schemas-microsoft-com:vml" xmlns:wp14="http://schemas.microsoft.com/office/word/2010/wordprocessingDrawing" xmlns:wp="http://schemas.openxmlformats.org/drawingml/2006/wordprocessingDrawing" xmlns:w10="urn:schemas-microsoft-com:office:word" xmlns:w="http://schemas.openxmlformats.org/wordprocessingml/2006/main" xmlns:w14="http://schemas.microsoft.com/office/word/2010/wordml" xmlns:w15="http://schemas.microsoft.com/office/word/2012/wordml" xmlns:w16cex="http://schemas.microsoft.com/office/word/2018/wordml/cex" xmlns:w16cid="http://schemas.microsoft.com/office/word/2016/wordml/cid" xmlns:w16="http://schemas.microsoft.com/office/word/2018/wordml" xmlns:w16du="http://schemas.microsoft.com/office/word/2023/wordml/word16du" xmlns:w16sdtdh="http://schemas.microsoft.com/office/word/2020/wordml/sdtdatahash" xmlns:w16sdtfl="http://schemas.microsoft.com/office/word/2024/wordml/sdtformatlock" xmlns:w16se="http://schemas.microsoft.com/office/word/2015/wordml/symex" xmlns:wpg="http://schemas.microsoft.com/office/word/2010/wordprocessingGroup" xmlns:wpi="http://schemas.microsoft.com/office/word/2010/wordprocessingInk" xmlns:wne="http://schemas.microsoft.com/office/word/2006/wordml" xmlns:wps="http://schemas.microsoft.com/office/word/2010/wordprocessingShape" mc:Ignorable="w14 w15 w16se w16cid w16 w16cex w16sdtdh w16sdtfl w16du wp14">
-  <w:abstractNum w:abstractNumId="0" w15:restartNumberingAfterBreak="0">
-    <w:nsid w:val="065641FA"/>
-    <w:multiLevelType w:val="multilevel"/>
-    <w:tmpl w:val="ABCC3C20"/>
-    <w:lvl w:ilvl="0">
-      <w:start w:val="1"/>
-      <w:numFmt w:val="decimal"/>
-      <w:lvlText w:val="%1."/>
-      <w:lvlJc w:val="left"/>
-      <w:pPr>
-        <w:tabs>
-          <w:tab w:val="num" w:pos="720"/>
-        </w:tabs>
-        <w:ind w:left="720" w:hanging="720"/>
-      </w:pPr>
-      <w:rPr>
-        <w:b/>
-        <w:kern w:val="2"/>
-        <w:sz w:val="36"/>
-        <w:lang w:val="en-US" w:bidi="en-US"/>
-      </w:rPr>
-    </w:lvl>
-    <w:lvl w:ilvl="1">
-      <w:start w:val="1"/>
-      <w:numFmt w:val="decimal"/>
-      <w:lvlText w:val="%1.%2."/>
-      <w:lvlJc w:val="left"/>
-      <w:pPr>
-        <w:tabs>
-          <w:tab w:val="num" w:pos="720"/>
-        </w:tabs>
-        <w:ind w:left="1440" w:hanging="720"/>
-      </w:pPr>
-    </w:lvl>
-    <w:lvl w:ilvl="2">
-      <w:start w:val="1"/>
-      <w:numFmt w:val="decimal"/>
-      <w:lvlText w:val="%1.%2.%3."/>
-      <w:lvlJc w:val="left"/>
-      <w:pPr>
-        <w:tabs>
-          <w:tab w:val="num" w:pos="720"/>
-        </w:tabs>
-        <w:ind w:left="2160" w:hanging="720"/>
-      </w:pPr>
-    </w:lvl>
-    <w:lvl w:ilvl="3">
-      <w:start w:val="1"/>
-      <w:numFmt w:val="decimal"/>
-      <w:lvlText w:val="%1.%2.%3.%4."/>
-      <w:lvlJc w:val="left"/>
-      <w:pPr>
-        <w:tabs>
-          <w:tab w:val="num" w:pos="720"/>
-        </w:tabs>
-        <w:ind w:left="2880" w:hanging="720"/>
-      </w:pPr>
-    </w:lvl>
-    <w:lvl w:ilvl="4">
-      <w:start w:val="1"/>
-      <w:numFmt w:val="decimal"/>
-      <w:lvlText w:val="%1.%2.%3.%4.%5."/>
-      <w:lvlJc w:val="left"/>
-      <w:pPr>
-        <w:tabs>
-          <w:tab w:val="num" w:pos="720"/>
-        </w:tabs>
-        <w:ind w:left="3600" w:hanging="720"/>
-      </w:pPr>
-    </w:lvl>
-    <w:lvl w:ilvl="5">
-      <w:start w:val="1"/>
-      <w:numFmt w:val="decimal"/>
-      <w:lvlText w:val="%1.%2.%3.%4.%5.%6."/>
-      <w:lvlJc w:val="left"/>
-      <w:pPr>
-        <w:tabs>
-          <w:tab w:val="num" w:pos="720"/>
-        </w:tabs>
-        <w:ind w:left="4320" w:hanging="720"/>
-      </w:pPr>
-    </w:lvl>
-    <w:lvl w:ilvl="6">
-      <w:start w:val="1"/>
-      <w:numFmt w:val="decimal"/>
-      <w:lvlText w:val="%1.%2.%3.%4.%5.%6.%7."/>
-      <w:lvlJc w:val="left"/>
-      <w:pPr>
-        <w:tabs>
-          <w:tab w:val="num" w:pos="720"/>
-        </w:tabs>
-        <w:ind w:left="5040" w:hanging="720"/>
-      </w:pPr>
-    </w:lvl>
-    <w:lvl w:ilvl="7">
-      <w:start w:val="1"/>
-      <w:numFmt w:val="decimal"/>
-      <w:lvlText w:val="%1.%2.%3.%4.%5.%6.%7.%8."/>
-      <w:lvlJc w:val="left"/>
-      <w:pPr>
-        <w:tabs>
-          <w:tab w:val="num" w:pos="720"/>
-        </w:tabs>
-        <w:ind w:left="5760" w:hanging="720"/>
-      </w:pPr>
-    </w:lvl>
-    <w:lvl w:ilvl="8">
-      <w:start w:val="1"/>
-      <w:numFmt w:val="decimal"/>
-      <w:lvlText w:val="%1.%2.%3.%4.%5.%6.%7.%8.%9."/>
-      <w:lvlJc w:val="left"/>
-      <w:pPr>
-        <w:tabs>
-          <w:tab w:val="num" w:pos="720"/>
-        </w:tabs>
-        <w:ind w:left="6480" w:hanging="720"/>
-      </w:pPr>
-    </w:lvl>
-  </w:abstractNum>
-  <w:abstractNum w:abstractNumId="1" w15:restartNumberingAfterBreak="0">
-    <w:nsid w:val="255559E9"/>
-    <w:multiLevelType w:val="multilevel"/>
-    <w:tmpl w:val="36607EAC"/>
-    <w:lvl w:ilvl="0">
-      <w:start w:val="1"/>
-      <w:numFmt w:val="decimal"/>
-      <w:lvlText w:val="%1."/>
-      <w:lvlJc w:val="left"/>
-      <w:pPr>
-        <w:tabs>
-          <w:tab w:val="num" w:pos="720"/>
-        </w:tabs>
-        <w:ind w:left="720" w:hanging="720"/>
-      </w:pPr>
-      <w:rPr>
-        <w:b/>
-        <w:kern w:val="2"/>
-        <w:sz w:val="36"/>
-        <w:lang w:val="en-US" w:bidi="en-US"/>
-      </w:rPr>
-    </w:lvl>
-    <w:lvl w:ilvl="1">
-      <w:start w:val="1"/>
-      <w:numFmt w:val="decimal"/>
-      <w:lvlText w:val="%1.%2."/>
-      <w:lvlJc w:val="left"/>
-      <w:pPr>
-        <w:tabs>
-          <w:tab w:val="num" w:pos="720"/>
-        </w:tabs>
-        <w:ind w:left="1440" w:hanging="720"/>
-      </w:pPr>
-    </w:lvl>
-    <w:lvl w:ilvl="2">
-      <w:start w:val="1"/>
-      <w:numFmt w:val="decimal"/>
-      <w:lvlText w:val="%1.%2.%3."/>
-      <w:lvlJc w:val="left"/>
-      <w:pPr>
-        <w:tabs>
-          <w:tab w:val="num" w:pos="720"/>
-        </w:tabs>
-        <w:ind w:left="2160" w:hanging="720"/>
-      </w:pPr>
-    </w:lvl>
-    <w:lvl w:ilvl="3">
-      <w:start w:val="1"/>
-      <w:numFmt w:val="decimal"/>
-      <w:lvlText w:val="%1.%2.%3.%4."/>
-      <w:lvlJc w:val="left"/>
-      <w:pPr>
-        <w:tabs>
-          <w:tab w:val="num" w:pos="720"/>
-        </w:tabs>
-        <w:ind w:left="2880" w:hanging="720"/>
-      </w:pPr>
-    </w:lvl>
-    <w:lvl w:ilvl="4">
-      <w:start w:val="1"/>
-      <w:numFmt w:val="decimal"/>
-      <w:lvlText w:val="%1.%2.%3.%4.%5."/>
-      <w:lvlJc w:val="left"/>
-      <w:pPr>
-        <w:tabs>
-          <w:tab w:val="num" w:pos="720"/>
-        </w:tabs>
-        <w:ind w:left="3600" w:hanging="720"/>
-      </w:pPr>
-    </w:lvl>
-    <w:lvl w:ilvl="5">
-      <w:start w:val="1"/>
-      <w:numFmt w:val="decimal"/>
-      <w:lvlText w:val="%1.%2.%3.%4.%5.%6."/>
-      <w:lvlJc w:val="left"/>
-      <w:pPr>
-        <w:tabs>
-          <w:tab w:val="num" w:pos="720"/>
-        </w:tabs>
-        <w:ind w:left="4320" w:hanging="720"/>
-      </w:pPr>
-    </w:lvl>
-    <w:lvl w:ilvl="6">
-      <w:start w:val="1"/>
-      <w:numFmt w:val="decimal"/>
-      <w:lvlText w:val="%1.%2.%3.%4.%5.%6.%7."/>
-      <w:lvlJc w:val="left"/>
-      <w:pPr>
-        <w:tabs>
-          <w:tab w:val="num" w:pos="720"/>
-        </w:tabs>
-        <w:ind w:left="5040" w:hanging="720"/>
-      </w:pPr>
-    </w:lvl>
-    <w:lvl w:ilvl="7">
-      <w:start w:val="1"/>
-      <w:numFmt w:val="decimal"/>
-      <w:lvlText w:val="%1.%2.%3.%4.%5.%6.%7.%8."/>
-      <w:lvlJc w:val="left"/>
-      <w:pPr>
-        <w:tabs>
-          <w:tab w:val="num" w:pos="720"/>
-        </w:tabs>
-        <w:ind w:left="5760" w:hanging="720"/>
-      </w:pPr>
-    </w:lvl>
-    <w:lvl w:ilvl="8">
-      <w:start w:val="1"/>
-      <w:numFmt w:val="decimal"/>
-      <w:lvlText w:val="%1.%2.%3.%4.%5.%6.%7.%8.%9."/>
-      <w:lvlJc w:val="left"/>
-      <w:pPr>
-        <w:tabs>
-          <w:tab w:val="num" w:pos="720"/>
-        </w:tabs>
-        <w:ind w:left="6480" w:hanging="720"/>
-      </w:pPr>
-    </w:lvl>
-  </w:abstractNum>
-  <w:abstractNum w:abstractNumId="2" w15:restartNumberingAfterBreak="0">
-    <w:nsid w:val="2A7E61B4"/>
-    <w:multiLevelType w:val="multilevel"/>
-    <w:tmpl w:val="1B46B1E4"/>
+<w:numbering xmlns:w="http://schemas.openxmlformats.org/wordprocessingml/2006/main" xmlns:o="urn:schemas-microsoft-com:office:office" xmlns:r="http://schemas.openxmlformats.org/officeDocument/2006/relationships" xmlns:v="urn:schemas-microsoft-com:vml" xmlns:mc="http://schemas.openxmlformats.org/markup-compatibility/2006" xmlns:w14="http://schemas.microsoft.com/office/word/2010/wordml" mc:Ignorable="w14">
+  <w:abstractNum w:abstractNumId="1">
     <w:lvl w:ilvl="0">
       <w:start w:val="1"/>
       <w:numFmt w:val="decimal"/>
@@ -5062,6 +6677,7 @@
         </w:tabs>
         <w:ind w:left="1440" w:hanging="720"/>
       </w:pPr>
+      <w:rPr/>
     </w:lvl>
     <w:lvl w:ilvl="2">
       <w:start w:val="1"/>
@@ -5075,6 +6691,7 @@
         </w:tabs>
         <w:ind w:left="2160" w:hanging="720"/>
       </w:pPr>
+      <w:rPr/>
     </w:lvl>
     <w:lvl w:ilvl="3">
       <w:start w:val="1"/>
@@ -5088,6 +6705,7 @@
         </w:tabs>
         <w:ind w:left="2880" w:hanging="720"/>
       </w:pPr>
+      <w:rPr/>
     </w:lvl>
     <w:lvl w:ilvl="4">
       <w:start w:val="1"/>
@@ -5101,6 +6719,7 @@
         </w:tabs>
         <w:ind w:left="3600" w:hanging="720"/>
       </w:pPr>
+      <w:rPr/>
     </w:lvl>
     <w:lvl w:ilvl="5">
       <w:start w:val="1"/>
@@ -5114,6 +6733,7 @@
         </w:tabs>
         <w:ind w:left="4320" w:hanging="720"/>
       </w:pPr>
+      <w:rPr/>
     </w:lvl>
     <w:lvl w:ilvl="6">
       <w:start w:val="1"/>
@@ -5127,6 +6747,7 @@
         </w:tabs>
         <w:ind w:left="5040" w:hanging="720"/>
       </w:pPr>
+      <w:rPr/>
     </w:lvl>
     <w:lvl w:ilvl="7">
       <w:start w:val="1"/>
@@ -5140,6 +6761,7 @@
         </w:tabs>
         <w:ind w:left="5760" w:hanging="720"/>
       </w:pPr>
+      <w:rPr/>
     </w:lvl>
     <w:lvl w:ilvl="8">
       <w:start w:val="1"/>
@@ -5153,12 +6775,134 @@
         </w:tabs>
         <w:ind w:left="6480" w:hanging="720"/>
       </w:pPr>
+      <w:rPr/>
     </w:lvl>
   </w:abstractNum>
-  <w:abstractNum w:abstractNumId="3" w15:restartNumberingAfterBreak="0">
-    <w:nsid w:val="31AD692E"/>
-    <w:multiLevelType w:val="multilevel"/>
-    <w:tmpl w:val="CDC8E9B6"/>
+  <w:abstractNum w:abstractNumId="2">
+    <w:lvl w:ilvl="0">
+      <w:start w:val="1"/>
+      <w:numFmt w:val="decimal"/>
+      <w:lvlText w:val="%1."/>
+      <w:lvlJc w:val="left"/>
+      <w:pPr>
+        <w:tabs>
+          <w:tab w:val="num" w:pos="720"/>
+        </w:tabs>
+        <w:ind w:left="720" w:hanging="720"/>
+      </w:pPr>
+      <w:rPr>
+        <w:b/>
+        <w:kern w:val="2"/>
+        <w:sz w:val="36"/>
+        <w:lang w:val="en-US" w:bidi="en-US"/>
+      </w:rPr>
+    </w:lvl>
+    <w:lvl w:ilvl="1">
+      <w:start w:val="1"/>
+      <w:numFmt w:val="decimal"/>
+      <w:lvlText w:val="%1.%2."/>
+      <w:lvlJc w:val="left"/>
+      <w:pPr>
+        <w:tabs>
+          <w:tab w:val="num" w:pos="720"/>
+        </w:tabs>
+        <w:ind w:left="1440" w:hanging="720"/>
+      </w:pPr>
+      <w:rPr/>
+    </w:lvl>
+    <w:lvl w:ilvl="2">
+      <w:start w:val="1"/>
+      <w:numFmt w:val="decimal"/>
+      <w:lvlText w:val="%1.%2.%3."/>
+      <w:lvlJc w:val="left"/>
+      <w:pPr>
+        <w:tabs>
+          <w:tab w:val="num" w:pos="720"/>
+        </w:tabs>
+        <w:ind w:left="2160" w:hanging="720"/>
+      </w:pPr>
+      <w:rPr/>
+    </w:lvl>
+    <w:lvl w:ilvl="3">
+      <w:start w:val="1"/>
+      <w:numFmt w:val="decimal"/>
+      <w:lvlText w:val="%1.%2.%3.%4."/>
+      <w:lvlJc w:val="left"/>
+      <w:pPr>
+        <w:tabs>
+          <w:tab w:val="num" w:pos="720"/>
+        </w:tabs>
+        <w:ind w:left="2880" w:hanging="720"/>
+      </w:pPr>
+      <w:rPr/>
+    </w:lvl>
+    <w:lvl w:ilvl="4">
+      <w:start w:val="1"/>
+      <w:numFmt w:val="decimal"/>
+      <w:lvlText w:val="%1.%2.%3.%4.%5."/>
+      <w:lvlJc w:val="left"/>
+      <w:pPr>
+        <w:tabs>
+          <w:tab w:val="num" w:pos="720"/>
+        </w:tabs>
+        <w:ind w:left="3600" w:hanging="720"/>
+      </w:pPr>
+      <w:rPr/>
+    </w:lvl>
+    <w:lvl w:ilvl="5">
+      <w:start w:val="1"/>
+      <w:numFmt w:val="decimal"/>
+      <w:lvlText w:val="%1.%2.%3.%4.%5.%6."/>
+      <w:lvlJc w:val="left"/>
+      <w:pPr>
+        <w:tabs>
+          <w:tab w:val="num" w:pos="720"/>
+        </w:tabs>
+        <w:ind w:left="4320" w:hanging="720"/>
+      </w:pPr>
+      <w:rPr/>
+    </w:lvl>
+    <w:lvl w:ilvl="6">
+      <w:start w:val="1"/>
+      <w:numFmt w:val="decimal"/>
+      <w:lvlText w:val="%1.%2.%3.%4.%5.%6.%7."/>
+      <w:lvlJc w:val="left"/>
+      <w:pPr>
+        <w:tabs>
+          <w:tab w:val="num" w:pos="720"/>
+        </w:tabs>
+        <w:ind w:left="5040" w:hanging="720"/>
+      </w:pPr>
+      <w:rPr/>
+    </w:lvl>
+    <w:lvl w:ilvl="7">
+      <w:start w:val="1"/>
+      <w:numFmt w:val="decimal"/>
+      <w:lvlText w:val="%1.%2.%3.%4.%5.%6.%7.%8."/>
+      <w:lvlJc w:val="left"/>
+      <w:pPr>
+        <w:tabs>
+          <w:tab w:val="num" w:pos="720"/>
+        </w:tabs>
+        <w:ind w:left="5760" w:hanging="720"/>
+      </w:pPr>
+      <w:rPr/>
+    </w:lvl>
+    <w:lvl w:ilvl="8">
+      <w:start w:val="1"/>
+      <w:numFmt w:val="decimal"/>
+      <w:lvlText w:val="%1.%2.%3.%4.%5.%6.%7.%8.%9."/>
+      <w:lvlJc w:val="left"/>
+      <w:pPr>
+        <w:tabs>
+          <w:tab w:val="num" w:pos="720"/>
+        </w:tabs>
+        <w:ind w:left="6480" w:hanging="720"/>
+      </w:pPr>
+      <w:rPr/>
+    </w:lvl>
+  </w:abstractNum>
+  <w:abstractNum w:abstractNumId="3">
     <w:lvl w:ilvl="0">
       <w:start w:val="1"/>
       <w:numFmt w:val="bullet"/>
@@ -5295,10 +7039,7 @@
       </w:rPr>
     </w:lvl>
   </w:abstractNum>
-  <w:abstractNum w:abstractNumId="4" w15:restartNumberingAfterBreak="0">
-    <w:nsid w:val="5CA61193"/>
-    <w:multiLevelType w:val="multilevel"/>
-    <w:tmpl w:val="B4E8C2EA"/>
+  <w:abstractNum w:abstractNumId="4">
     <w:lvl w:ilvl="0">
       <w:start w:val="1"/>
       <w:numFmt w:val="bullet"/>
@@ -5435,30 +7176,574 @@
       </w:rPr>
     </w:lvl>
   </w:abstractNum>
-  <w:num w:numId="1" w16cid:durableId="1176503939">
+  <w:abstractNum w:abstractNumId="5">
+    <w:lvl w:ilvl="0">
+      <w:start w:val="1"/>
+      <w:numFmt w:val="decimal"/>
+      <w:lvlText w:val="%1."/>
+      <w:lvlJc w:val="left"/>
+      <w:pPr>
+        <w:tabs>
+          <w:tab w:val="num" w:pos="720"/>
+        </w:tabs>
+        <w:ind w:left="720" w:hanging="720"/>
+      </w:pPr>
+      <w:rPr>
+        <w:b/>
+        <w:kern w:val="2"/>
+        <w:sz w:val="36"/>
+        <w:lang w:val="en-US" w:bidi="en-US"/>
+      </w:rPr>
+    </w:lvl>
+    <w:lvl w:ilvl="1">
+      <w:start w:val="1"/>
+      <w:numFmt w:val="decimal"/>
+      <w:lvlText w:val="%1.%2."/>
+      <w:lvlJc w:val="left"/>
+      <w:pPr>
+        <w:tabs>
+          <w:tab w:val="num" w:pos="720"/>
+        </w:tabs>
+        <w:ind w:left="1440" w:hanging="720"/>
+      </w:pPr>
+      <w:rPr/>
+    </w:lvl>
+    <w:lvl w:ilvl="2">
+      <w:start w:val="1"/>
+      <w:numFmt w:val="decimal"/>
+      <w:lvlText w:val="%1.%2.%3."/>
+      <w:lvlJc w:val="left"/>
+      <w:pPr>
+        <w:tabs>
+          <w:tab w:val="num" w:pos="720"/>
+        </w:tabs>
+        <w:ind w:left="2160" w:hanging="720"/>
+      </w:pPr>
+      <w:rPr/>
+    </w:lvl>
+    <w:lvl w:ilvl="3">
+      <w:start w:val="1"/>
+      <w:numFmt w:val="decimal"/>
+      <w:lvlText w:val="%1.%2.%3.%4."/>
+      <w:lvlJc w:val="left"/>
+      <w:pPr>
+        <w:tabs>
+          <w:tab w:val="num" w:pos="720"/>
+        </w:tabs>
+        <w:ind w:left="2880" w:hanging="720"/>
+      </w:pPr>
+      <w:rPr/>
+    </w:lvl>
+    <w:lvl w:ilvl="4">
+      <w:start w:val="1"/>
+      <w:numFmt w:val="decimal"/>
+      <w:lvlText w:val="%1.%2.%3.%4.%5."/>
+      <w:lvlJc w:val="left"/>
+      <w:pPr>
+        <w:tabs>
+          <w:tab w:val="num" w:pos="720"/>
+        </w:tabs>
+        <w:ind w:left="3600" w:hanging="720"/>
+      </w:pPr>
+      <w:rPr/>
+    </w:lvl>
+    <w:lvl w:ilvl="5">
+      <w:start w:val="1"/>
+      <w:numFmt w:val="decimal"/>
+      <w:lvlText w:val="%1.%2.%3.%4.%5.%6."/>
+      <w:lvlJc w:val="left"/>
+      <w:pPr>
+        <w:tabs>
+          <w:tab w:val="num" w:pos="720"/>
+        </w:tabs>
+        <w:ind w:left="4320" w:hanging="720"/>
+      </w:pPr>
+      <w:rPr/>
+    </w:lvl>
+    <w:lvl w:ilvl="6">
+      <w:start w:val="1"/>
+      <w:numFmt w:val="decimal"/>
+      <w:lvlText w:val="%1.%2.%3.%4.%5.%6.%7."/>
+      <w:lvlJc w:val="left"/>
+      <w:pPr>
+        <w:tabs>
+          <w:tab w:val="num" w:pos="720"/>
+        </w:tabs>
+        <w:ind w:left="5040" w:hanging="720"/>
+      </w:pPr>
+      <w:rPr/>
+    </w:lvl>
+    <w:lvl w:ilvl="7">
+      <w:start w:val="1"/>
+      <w:numFmt w:val="decimal"/>
+      <w:lvlText w:val="%1.%2.%3.%4.%5.%6.%7.%8."/>
+      <w:lvlJc w:val="left"/>
+      <w:pPr>
+        <w:tabs>
+          <w:tab w:val="num" w:pos="720"/>
+        </w:tabs>
+        <w:ind w:left="5760" w:hanging="720"/>
+      </w:pPr>
+      <w:rPr/>
+    </w:lvl>
+    <w:lvl w:ilvl="8">
+      <w:start w:val="1"/>
+      <w:numFmt w:val="decimal"/>
+      <w:lvlText w:val="%1.%2.%3.%4.%5.%6.%7.%8.%9."/>
+      <w:lvlJc w:val="left"/>
+      <w:pPr>
+        <w:tabs>
+          <w:tab w:val="num" w:pos="720"/>
+        </w:tabs>
+        <w:ind w:left="6480" w:hanging="720"/>
+      </w:pPr>
+      <w:rPr/>
+    </w:lvl>
+  </w:abstractNum>
+  <w:abstractNum w:abstractNumId="6">
+    <w:lvl w:ilvl="0">
+      <w:start w:val="1"/>
+      <w:numFmt w:val="bullet"/>
+      <w:lvlText w:val=""/>
+      <w:lvlJc w:val="left"/>
+      <w:pPr>
+        <w:tabs>
+          <w:tab w:val="num" w:pos="709"/>
+        </w:tabs>
+        <w:ind w:left="709" w:hanging="283"/>
+      </w:pPr>
+      <w:rPr>
+        <w:rFonts w:ascii="Symbol" w:hAnsi="Symbol" w:cs="Symbol" w:hint="default"/>
+      </w:rPr>
+    </w:lvl>
+    <w:lvl w:ilvl="1">
+      <w:start w:val="1"/>
+      <w:numFmt w:val="bullet"/>
+      <w:lvlText w:val=""/>
+      <w:lvlJc w:val="left"/>
+      <w:pPr>
+        <w:tabs>
+          <w:tab w:val="num" w:pos="1418"/>
+        </w:tabs>
+        <w:ind w:left="1418" w:hanging="283"/>
+      </w:pPr>
+      <w:rPr>
+        <w:rFonts w:ascii="Symbol" w:hAnsi="Symbol" w:cs="Symbol" w:hint="default"/>
+      </w:rPr>
+    </w:lvl>
+    <w:lvl w:ilvl="2">
+      <w:start w:val="1"/>
+      <w:numFmt w:val="bullet"/>
+      <w:lvlText w:val=""/>
+      <w:lvlJc w:val="left"/>
+      <w:pPr>
+        <w:tabs>
+          <w:tab w:val="num" w:pos="2127"/>
+        </w:tabs>
+        <w:ind w:left="2127" w:hanging="283"/>
+      </w:pPr>
+      <w:rPr>
+        <w:rFonts w:ascii="Symbol" w:hAnsi="Symbol" w:cs="Symbol" w:hint="default"/>
+      </w:rPr>
+    </w:lvl>
+    <w:lvl w:ilvl="3">
+      <w:start w:val="1"/>
+      <w:numFmt w:val="bullet"/>
+      <w:lvlText w:val=""/>
+      <w:lvlJc w:val="left"/>
+      <w:pPr>
+        <w:tabs>
+          <w:tab w:val="num" w:pos="2836"/>
+        </w:tabs>
+        <w:ind w:left="2836" w:hanging="283"/>
+      </w:pPr>
+      <w:rPr>
+        <w:rFonts w:ascii="Symbol" w:hAnsi="Symbol" w:cs="Symbol" w:hint="default"/>
+      </w:rPr>
+    </w:lvl>
+    <w:lvl w:ilvl="4">
+      <w:start w:val="1"/>
+      <w:numFmt w:val="bullet"/>
+      <w:lvlText w:val=""/>
+      <w:lvlJc w:val="left"/>
+      <w:pPr>
+        <w:tabs>
+          <w:tab w:val="num" w:pos="3545"/>
+        </w:tabs>
+        <w:ind w:left="3545" w:hanging="283"/>
+      </w:pPr>
+      <w:rPr>
+        <w:rFonts w:ascii="Symbol" w:hAnsi="Symbol" w:cs="Symbol" w:hint="default"/>
+      </w:rPr>
+    </w:lvl>
+    <w:lvl w:ilvl="5">
+      <w:start w:val="1"/>
+      <w:numFmt w:val="bullet"/>
+      <w:lvlText w:val=""/>
+      <w:lvlJc w:val="left"/>
+      <w:pPr>
+        <w:tabs>
+          <w:tab w:val="num" w:pos="4254"/>
+        </w:tabs>
+        <w:ind w:left="4254" w:hanging="283"/>
+      </w:pPr>
+      <w:rPr>
+        <w:rFonts w:ascii="Symbol" w:hAnsi="Symbol" w:cs="Symbol" w:hint="default"/>
+      </w:rPr>
+    </w:lvl>
+    <w:lvl w:ilvl="6">
+      <w:start w:val="1"/>
+      <w:numFmt w:val="bullet"/>
+      <w:lvlText w:val=""/>
+      <w:lvlJc w:val="left"/>
+      <w:pPr>
+        <w:tabs>
+          <w:tab w:val="num" w:pos="4963"/>
+        </w:tabs>
+        <w:ind w:left="4963" w:hanging="283"/>
+      </w:pPr>
+      <w:rPr>
+        <w:rFonts w:ascii="Symbol" w:hAnsi="Symbol" w:cs="Symbol" w:hint="default"/>
+      </w:rPr>
+    </w:lvl>
+    <w:lvl w:ilvl="7">
+      <w:start w:val="1"/>
+      <w:numFmt w:val="bullet"/>
+      <w:lvlText w:val=""/>
+      <w:lvlJc w:val="left"/>
+      <w:pPr>
+        <w:tabs>
+          <w:tab w:val="num" w:pos="5672"/>
+        </w:tabs>
+        <w:ind w:left="5672" w:hanging="283"/>
+      </w:pPr>
+      <w:rPr>
+        <w:rFonts w:ascii="Symbol" w:hAnsi="Symbol" w:cs="Symbol" w:hint="default"/>
+      </w:rPr>
+    </w:lvl>
+    <w:lvl w:ilvl="8">
+      <w:start w:val="1"/>
+      <w:numFmt w:val="bullet"/>
+      <w:lvlText w:val=""/>
+      <w:lvlJc w:val="left"/>
+      <w:pPr>
+        <w:tabs>
+          <w:tab w:val="num" w:pos="6381"/>
+        </w:tabs>
+        <w:ind w:left="6381" w:hanging="283"/>
+      </w:pPr>
+      <w:rPr>
+        <w:rFonts w:ascii="Symbol" w:hAnsi="Symbol" w:cs="Symbol" w:hint="default"/>
+      </w:rPr>
+    </w:lvl>
+  </w:abstractNum>
+  <w:abstractNum w:abstractNumId="7">
+    <w:lvl w:ilvl="0">
+      <w:start w:val="1"/>
+      <w:numFmt w:val="bullet"/>
+      <w:lvlText w:val=""/>
+      <w:lvlJc w:val="left"/>
+      <w:pPr>
+        <w:tabs>
+          <w:tab w:val="num" w:pos="709"/>
+        </w:tabs>
+        <w:ind w:left="709" w:hanging="283"/>
+      </w:pPr>
+      <w:rPr>
+        <w:rFonts w:ascii="Symbol" w:hAnsi="Symbol" w:cs="Symbol" w:hint="default"/>
+      </w:rPr>
+    </w:lvl>
+    <w:lvl w:ilvl="1">
+      <w:start w:val="1"/>
+      <w:numFmt w:val="bullet"/>
+      <w:lvlText w:val=""/>
+      <w:lvlJc w:val="left"/>
+      <w:pPr>
+        <w:tabs>
+          <w:tab w:val="num" w:pos="1418"/>
+        </w:tabs>
+        <w:ind w:left="1418" w:hanging="283"/>
+      </w:pPr>
+      <w:rPr>
+        <w:rFonts w:ascii="Symbol" w:hAnsi="Symbol" w:cs="Symbol" w:hint="default"/>
+      </w:rPr>
+    </w:lvl>
+    <w:lvl w:ilvl="2">
+      <w:start w:val="1"/>
+      <w:numFmt w:val="bullet"/>
+      <w:lvlText w:val=""/>
+      <w:lvlJc w:val="left"/>
+      <w:pPr>
+        <w:tabs>
+          <w:tab w:val="num" w:pos="2127"/>
+        </w:tabs>
+        <w:ind w:left="2127" w:hanging="283"/>
+      </w:pPr>
+      <w:rPr>
+        <w:rFonts w:ascii="Symbol" w:hAnsi="Symbol" w:cs="Symbol" w:hint="default"/>
+      </w:rPr>
+    </w:lvl>
+    <w:lvl w:ilvl="3">
+      <w:start w:val="1"/>
+      <w:numFmt w:val="bullet"/>
+      <w:lvlText w:val=""/>
+      <w:lvlJc w:val="left"/>
+      <w:pPr>
+        <w:tabs>
+          <w:tab w:val="num" w:pos="2836"/>
+        </w:tabs>
+        <w:ind w:left="2836" w:hanging="283"/>
+      </w:pPr>
+      <w:rPr>
+        <w:rFonts w:ascii="Symbol" w:hAnsi="Symbol" w:cs="Symbol" w:hint="default"/>
+      </w:rPr>
+    </w:lvl>
+    <w:lvl w:ilvl="4">
+      <w:start w:val="1"/>
+      <w:numFmt w:val="bullet"/>
+      <w:lvlText w:val=""/>
+      <w:lvlJc w:val="left"/>
+      <w:pPr>
+        <w:tabs>
+          <w:tab w:val="num" w:pos="3545"/>
+        </w:tabs>
+        <w:ind w:left="3545" w:hanging="283"/>
+      </w:pPr>
+      <w:rPr>
+        <w:rFonts w:ascii="Symbol" w:hAnsi="Symbol" w:cs="Symbol" w:hint="default"/>
+      </w:rPr>
+    </w:lvl>
+    <w:lvl w:ilvl="5">
+      <w:start w:val="1"/>
+      <w:numFmt w:val="bullet"/>
+      <w:lvlText w:val=""/>
+      <w:lvlJc w:val="left"/>
+      <w:pPr>
+        <w:tabs>
+          <w:tab w:val="num" w:pos="4254"/>
+        </w:tabs>
+        <w:ind w:left="4254" w:hanging="283"/>
+      </w:pPr>
+      <w:rPr>
+        <w:rFonts w:ascii="Symbol" w:hAnsi="Symbol" w:cs="Symbol" w:hint="default"/>
+      </w:rPr>
+    </w:lvl>
+    <w:lvl w:ilvl="6">
+      <w:start w:val="1"/>
+      <w:numFmt w:val="bullet"/>
+      <w:lvlText w:val=""/>
+      <w:lvlJc w:val="left"/>
+      <w:pPr>
+        <w:tabs>
+          <w:tab w:val="num" w:pos="4963"/>
+        </w:tabs>
+        <w:ind w:left="4963" w:hanging="283"/>
+      </w:pPr>
+      <w:rPr>
+        <w:rFonts w:ascii="Symbol" w:hAnsi="Symbol" w:cs="Symbol" w:hint="default"/>
+      </w:rPr>
+    </w:lvl>
+    <w:lvl w:ilvl="7">
+      <w:start w:val="1"/>
+      <w:numFmt w:val="bullet"/>
+      <w:lvlText w:val=""/>
+      <w:lvlJc w:val="left"/>
+      <w:pPr>
+        <w:tabs>
+          <w:tab w:val="num" w:pos="5672"/>
+        </w:tabs>
+        <w:ind w:left="5672" w:hanging="283"/>
+      </w:pPr>
+      <w:rPr>
+        <w:rFonts w:ascii="Symbol" w:hAnsi="Symbol" w:cs="Symbol" w:hint="default"/>
+      </w:rPr>
+    </w:lvl>
+    <w:lvl w:ilvl="8">
+      <w:start w:val="1"/>
+      <w:numFmt w:val="bullet"/>
+      <w:lvlText w:val=""/>
+      <w:lvlJc w:val="left"/>
+      <w:pPr>
+        <w:tabs>
+          <w:tab w:val="num" w:pos="6381"/>
+        </w:tabs>
+        <w:ind w:left="6381" w:hanging="283"/>
+      </w:pPr>
+      <w:rPr>
+        <w:rFonts w:ascii="Symbol" w:hAnsi="Symbol" w:cs="Symbol" w:hint="default"/>
+      </w:rPr>
+    </w:lvl>
+  </w:abstractNum>
+  <w:abstractNum w:abstractNumId="8">
+    <w:lvl w:ilvl="0">
+      <w:start w:val="1"/>
+      <w:numFmt w:val="bullet"/>
+      <w:lvlText w:val=""/>
+      <w:lvlJc w:val="left"/>
+      <w:pPr>
+        <w:tabs>
+          <w:tab w:val="num" w:pos="709"/>
+        </w:tabs>
+        <w:ind w:left="709" w:hanging="283"/>
+      </w:pPr>
+      <w:rPr>
+        <w:rFonts w:ascii="Symbol" w:hAnsi="Symbol" w:cs="Symbol" w:hint="default"/>
+      </w:rPr>
+    </w:lvl>
+    <w:lvl w:ilvl="1">
+      <w:start w:val="1"/>
+      <w:numFmt w:val="bullet"/>
+      <w:lvlText w:val=""/>
+      <w:lvlJc w:val="left"/>
+      <w:pPr>
+        <w:tabs>
+          <w:tab w:val="num" w:pos="1418"/>
+        </w:tabs>
+        <w:ind w:left="1418" w:hanging="283"/>
+      </w:pPr>
+      <w:rPr>
+        <w:rFonts w:ascii="Symbol" w:hAnsi="Symbol" w:cs="Symbol" w:hint="default"/>
+      </w:rPr>
+    </w:lvl>
+    <w:lvl w:ilvl="2">
+      <w:start w:val="1"/>
+      <w:numFmt w:val="bullet"/>
+      <w:lvlText w:val=""/>
+      <w:lvlJc w:val="left"/>
+      <w:pPr>
+        <w:tabs>
+          <w:tab w:val="num" w:pos="2127"/>
+        </w:tabs>
+        <w:ind w:left="2127" w:hanging="283"/>
+      </w:pPr>
+      <w:rPr>
+        <w:rFonts w:ascii="Symbol" w:hAnsi="Symbol" w:cs="Symbol" w:hint="default"/>
+      </w:rPr>
+    </w:lvl>
+    <w:lvl w:ilvl="3">
+      <w:start w:val="1"/>
+      <w:numFmt w:val="bullet"/>
+      <w:lvlText w:val=""/>
+      <w:lvlJc w:val="left"/>
+      <w:pPr>
+        <w:tabs>
+          <w:tab w:val="num" w:pos="2836"/>
+        </w:tabs>
+        <w:ind w:left="2836" w:hanging="283"/>
+      </w:pPr>
+      <w:rPr>
+        <w:rFonts w:ascii="Symbol" w:hAnsi="Symbol" w:cs="Symbol" w:hint="default"/>
+      </w:rPr>
+    </w:lvl>
+    <w:lvl w:ilvl="4">
+      <w:start w:val="1"/>
+      <w:numFmt w:val="bullet"/>
+      <w:lvlText w:val=""/>
+      <w:lvlJc w:val="left"/>
+      <w:pPr>
+        <w:tabs>
+          <w:tab w:val="num" w:pos="3545"/>
+        </w:tabs>
+        <w:ind w:left="3545" w:hanging="283"/>
+      </w:pPr>
+      <w:rPr>
+        <w:rFonts w:ascii="Symbol" w:hAnsi="Symbol" w:cs="Symbol" w:hint="default"/>
+      </w:rPr>
+    </w:lvl>
+    <w:lvl w:ilvl="5">
+      <w:start w:val="1"/>
+      <w:numFmt w:val="bullet"/>
+      <w:lvlText w:val=""/>
+      <w:lvlJc w:val="left"/>
+      <w:pPr>
+        <w:tabs>
+          <w:tab w:val="num" w:pos="4254"/>
+        </w:tabs>
+        <w:ind w:left="4254" w:hanging="283"/>
+      </w:pPr>
+      <w:rPr>
+        <w:rFonts w:ascii="Symbol" w:hAnsi="Symbol" w:cs="Symbol" w:hint="default"/>
+      </w:rPr>
+    </w:lvl>
+    <w:lvl w:ilvl="6">
+      <w:start w:val="1"/>
+      <w:numFmt w:val="bullet"/>
+      <w:lvlText w:val=""/>
+      <w:lvlJc w:val="left"/>
+      <w:pPr>
+        <w:tabs>
+          <w:tab w:val="num" w:pos="4963"/>
+        </w:tabs>
+        <w:ind w:left="4963" w:hanging="283"/>
+      </w:pPr>
+      <w:rPr>
+        <w:rFonts w:ascii="Symbol" w:hAnsi="Symbol" w:cs="Symbol" w:hint="default"/>
+      </w:rPr>
+    </w:lvl>
+    <w:lvl w:ilvl="7">
+      <w:start w:val="1"/>
+      <w:numFmt w:val="bullet"/>
+      <w:lvlText w:val=""/>
+      <w:lvlJc w:val="left"/>
+      <w:pPr>
+        <w:tabs>
+          <w:tab w:val="num" w:pos="5672"/>
+        </w:tabs>
+        <w:ind w:left="5672" w:hanging="283"/>
+      </w:pPr>
+      <w:rPr>
+        <w:rFonts w:ascii="Symbol" w:hAnsi="Symbol" w:cs="Symbol" w:hint="default"/>
+      </w:rPr>
+    </w:lvl>
+    <w:lvl w:ilvl="8">
+      <w:start w:val="1"/>
+      <w:numFmt w:val="bullet"/>
+      <w:lvlText w:val=""/>
+      <w:lvlJc w:val="left"/>
+      <w:pPr>
+        <w:tabs>
+          <w:tab w:val="num" w:pos="6381"/>
+        </w:tabs>
+        <w:ind w:left="6381" w:hanging="283"/>
+      </w:pPr>
+      <w:rPr>
+        <w:rFonts w:ascii="Symbol" w:hAnsi="Symbol" w:cs="Symbol" w:hint="default"/>
+      </w:rPr>
+    </w:lvl>
+  </w:abstractNum>
+  <w:num w:numId="1">
+    <w:abstractNumId w:val="1"/>
+  </w:num>
+  <w:num w:numId="2">
     <w:abstractNumId w:val="2"/>
   </w:num>
-  <w:num w:numId="2" w16cid:durableId="2070640759">
-    <w:abstractNumId w:val="0"/>
-  </w:num>
-  <w:num w:numId="3" w16cid:durableId="1123690161">
+  <w:num w:numId="3">
     <w:abstractNumId w:val="3"/>
   </w:num>
-  <w:num w:numId="4" w16cid:durableId="2016565295">
+  <w:num w:numId="4">
     <w:abstractNumId w:val="4"/>
   </w:num>
-  <w:num w:numId="5" w16cid:durableId="503790585">
-    <w:abstractNumId w:val="1"/>
+  <w:num w:numId="5">
+    <w:abstractNumId w:val="5"/>
+  </w:num>
+  <w:num w:numId="6">
+    <w:abstractNumId w:val="6"/>
+  </w:num>
+  <w:num w:numId="7">
+    <w:abstractNumId w:val="7"/>
+  </w:num>
+  <w:num w:numId="8">
+    <w:abstractNumId w:val="8"/>
   </w:num>
 </w:numbering>
 </file>
 
 <file path=word/styles.xml><?xml version="1.0" encoding="utf-8"?>
-<w:styles xmlns:mc="http://schemas.openxmlformats.org/markup-compatibility/2006" xmlns:r="http://schemas.openxmlformats.org/officeDocument/2006/relationships" xmlns:w="http://schemas.openxmlformats.org/wordprocessingml/2006/main" xmlns:w14="http://schemas.microsoft.com/office/word/2010/wordml" xmlns:w15="http://schemas.microsoft.com/office/word/2012/wordml" xmlns:w16cex="http://schemas.microsoft.com/office/word/2018/wordml/cex" xmlns:w16cid="http://schemas.microsoft.com/office/word/2016/wordml/cid" xmlns:w16="http://schemas.microsoft.com/office/word/2018/wordml" xmlns:w16du="http://schemas.microsoft.com/office/word/2023/wordml/word16du" xmlns:w16sdtdh="http://schemas.microsoft.com/office/word/2020/wordml/sdtdatahash" xmlns:w16sdtfl="http://schemas.microsoft.com/office/word/2024/wordml/sdtformatlock" xmlns:w16se="http://schemas.microsoft.com/office/word/2015/wordml/symex" mc:Ignorable="w14 w15 w16se w16cid w16 w16cex w16sdtdh w16sdtfl w16du">
+<w:styles xmlns:w="http://schemas.openxmlformats.org/wordprocessingml/2006/main" xmlns:w14="http://schemas.microsoft.com/office/word/2010/wordml" xmlns:mc="http://schemas.openxmlformats.org/markup-compatibility/2006" mc:Ignorable="w14">
   <w:docDefaults>
     <w:rPrDefault>
       <w:rPr>
-        <w:rFonts w:ascii="Liberation Serif" w:eastAsia="Noto Sans CJK SC" w:hAnsi="Liberation Serif" w:cs="Lohit Devanagari"/>
+        <w:rFonts w:ascii="Liberation Serif" w:hAnsi="Liberation Serif" w:eastAsia="Noto Sans CJK SC" w:cs="Lohit Devanagari"/>
         <w:sz w:val="24"/>
         <w:szCs w:val="24"/>
         <w:lang w:val="en-US" w:eastAsia="zh-CN" w:bidi="hi-IN"/>
@@ -5466,21 +7751,21 @@
     </w:rPrDefault>
     <w:pPrDefault>
       <w:pPr>
-        <w:suppressAutoHyphens/>
+        <w:suppressAutoHyphens w:val="true"/>
       </w:pPr>
     </w:pPrDefault>
   </w:docDefaults>
   <w:latentStyles w:defLockedState="0" w:defUIPriority="99" w:defSemiHidden="0" w:defUnhideWhenUsed="0" w:defQFormat="0" w:count="376">
     <w:lsdException w:name="Normal" w:uiPriority="0" w:qFormat="1"/>
     <w:lsdException w:name="heading 1" w:uiPriority="9" w:qFormat="1"/>
-    <w:lsdException w:name="heading 2" w:semiHidden="1" w:uiPriority="9" w:unhideWhenUsed="1" w:qFormat="1"/>
-    <w:lsdException w:name="heading 3" w:semiHidden="1" w:uiPriority="9" w:unhideWhenUsed="1" w:qFormat="1"/>
-    <w:lsdException w:name="heading 4" w:semiHidden="1" w:uiPriority="9" w:unhideWhenUsed="1" w:qFormat="1"/>
-    <w:lsdException w:name="heading 5" w:semiHidden="1" w:uiPriority="9" w:unhideWhenUsed="1" w:qFormat="1"/>
-    <w:lsdException w:name="heading 6" w:semiHidden="1" w:uiPriority="9" w:unhideWhenUsed="1" w:qFormat="1"/>
-    <w:lsdException w:name="heading 7" w:semiHidden="1" w:uiPriority="9" w:unhideWhenUsed="1" w:qFormat="1"/>
-    <w:lsdException w:name="heading 8" w:semiHidden="1" w:uiPriority="9" w:unhideWhenUsed="1" w:qFormat="1"/>
-    <w:lsdException w:name="heading 9" w:semiHidden="1" w:uiPriority="9" w:unhideWhenUsed="1" w:qFormat="1"/>
+    <w:lsdException w:name="heading 2" w:uiPriority="9" w:semiHidden="1" w:unhideWhenUsed="1" w:qFormat="1"/>
+    <w:lsdException w:name="heading 3" w:uiPriority="9" w:semiHidden="1" w:unhideWhenUsed="1" w:qFormat="1"/>
+    <w:lsdException w:name="heading 4" w:uiPriority="9" w:semiHidden="1" w:unhideWhenUsed="1" w:qFormat="1"/>
+    <w:lsdException w:name="heading 5" w:uiPriority="9" w:semiHidden="1" w:unhideWhenUsed="1" w:qFormat="1"/>
+    <w:lsdException w:name="heading 6" w:uiPriority="9" w:semiHidden="1" w:unhideWhenUsed="1" w:qFormat="1"/>
+    <w:lsdException w:name="heading 7" w:uiPriority="9" w:semiHidden="1" w:unhideWhenUsed="1" w:qFormat="1"/>
+    <w:lsdException w:name="heading 8" w:uiPriority="9" w:semiHidden="1" w:unhideWhenUsed="1" w:qFormat="1"/>
+    <w:lsdException w:name="heading 9" w:uiPriority="9" w:semiHidden="1" w:unhideWhenUsed="1" w:qFormat="1"/>
     <w:lsdException w:name="index 1" w:semiHidden="1" w:unhideWhenUsed="1"/>
     <w:lsdException w:name="index 2" w:semiHidden="1" w:unhideWhenUsed="1"/>
     <w:lsdException w:name="index 3" w:semiHidden="1" w:unhideWhenUsed="1"/>
@@ -5490,22 +7775,22 @@
     <w:lsdException w:name="index 7" w:semiHidden="1" w:unhideWhenUsed="1"/>
     <w:lsdException w:name="index 8" w:semiHidden="1" w:unhideWhenUsed="1"/>
     <w:lsdException w:name="index 9" w:semiHidden="1" w:unhideWhenUsed="1"/>
-    <w:lsdException w:name="toc 1" w:semiHidden="1" w:uiPriority="39" w:unhideWhenUsed="1"/>
-    <w:lsdException w:name="toc 2" w:semiHidden="1" w:uiPriority="39" w:unhideWhenUsed="1"/>
-    <w:lsdException w:name="toc 3" w:semiHidden="1" w:uiPriority="39" w:unhideWhenUsed="1"/>
-    <w:lsdException w:name="toc 4" w:semiHidden="1" w:uiPriority="39" w:unhideWhenUsed="1"/>
-    <w:lsdException w:name="toc 5" w:semiHidden="1" w:uiPriority="39" w:unhideWhenUsed="1"/>
-    <w:lsdException w:name="toc 6" w:semiHidden="1" w:uiPriority="39" w:unhideWhenUsed="1"/>
-    <w:lsdException w:name="toc 7" w:semiHidden="1" w:uiPriority="39" w:unhideWhenUsed="1"/>
-    <w:lsdException w:name="toc 8" w:semiHidden="1" w:uiPriority="39" w:unhideWhenUsed="1"/>
-    <w:lsdException w:name="toc 9" w:semiHidden="1" w:uiPriority="39" w:unhideWhenUsed="1"/>
+    <w:lsdException w:name="toc 1" w:uiPriority="39" w:semiHidden="1" w:unhideWhenUsed="1"/>
+    <w:lsdException w:name="toc 2" w:uiPriority="39" w:semiHidden="1" w:unhideWhenUsed="1"/>
+    <w:lsdException w:name="toc 3" w:uiPriority="39" w:semiHidden="1" w:unhideWhenUsed="1"/>
+    <w:lsdException w:name="toc 4" w:uiPriority="39" w:semiHidden="1" w:unhideWhenUsed="1"/>
+    <w:lsdException w:name="toc 5" w:uiPriority="39" w:semiHidden="1" w:unhideWhenUsed="1"/>
+    <w:lsdException w:name="toc 6" w:uiPriority="39" w:semiHidden="1" w:unhideWhenUsed="1"/>
+    <w:lsdException w:name="toc 7" w:uiPriority="39" w:semiHidden="1" w:unhideWhenUsed="1"/>
+    <w:lsdException w:name="toc 8" w:uiPriority="39" w:semiHidden="1" w:unhideWhenUsed="1"/>
+    <w:lsdException w:name="toc 9" w:uiPriority="39" w:semiHidden="1" w:unhideWhenUsed="1"/>
     <w:lsdException w:name="Normal Indent" w:semiHidden="1" w:unhideWhenUsed="1"/>
     <w:lsdException w:name="footnote text" w:semiHidden="1" w:unhideWhenUsed="1"/>
     <w:lsdException w:name="annotation text" w:semiHidden="1" w:unhideWhenUsed="1"/>
     <w:lsdException w:name="header" w:semiHidden="1" w:unhideWhenUsed="1"/>
     <w:lsdException w:name="footer" w:semiHidden="1" w:unhideWhenUsed="1"/>
     <w:lsdException w:name="index heading" w:semiHidden="1" w:unhideWhenUsed="1"/>
-    <w:lsdException w:name="caption" w:semiHidden="1" w:uiPriority="35" w:unhideWhenUsed="1" w:qFormat="1"/>
+    <w:lsdException w:name="caption" w:uiPriority="35" w:semiHidden="1" w:unhideWhenUsed="1" w:qFormat="1"/>
     <w:lsdException w:name="table of figures" w:semiHidden="1" w:unhideWhenUsed="1"/>
     <w:lsdException w:name="envelope address" w:semiHidden="1" w:unhideWhenUsed="1"/>
     <w:lsdException w:name="envelope return" w:semiHidden="1" w:unhideWhenUsed="1"/>
@@ -5536,7 +7821,7 @@
     <w:lsdException w:name="Title" w:uiPriority="10" w:qFormat="1"/>
     <w:lsdException w:name="Closing" w:semiHidden="1" w:unhideWhenUsed="1"/>
     <w:lsdException w:name="Signature" w:semiHidden="1" w:unhideWhenUsed="1"/>
-    <w:lsdException w:name="Default Paragraph Font" w:semiHidden="1" w:uiPriority="1" w:unhideWhenUsed="1"/>
+    <w:lsdException w:name="Default Paragraph Font" w:uiPriority="1" w:semiHidden="1" w:unhideWhenUsed="1"/>
     <w:lsdException w:name="Body Text" w:semiHidden="1" w:unhideWhenUsed="1"/>
     <w:lsdException w:name="Body Text Indent" w:semiHidden="1" w:unhideWhenUsed="1"/>
     <w:lsdException w:name="List Continue" w:semiHidden="1" w:unhideWhenUsed="1"/>
@@ -5736,8 +8021,8 @@
     <w:lsdException w:name="Subtle Reference" w:uiPriority="31" w:qFormat="1"/>
     <w:lsdException w:name="Intense Reference" w:uiPriority="32" w:qFormat="1"/>
     <w:lsdException w:name="Book Title" w:uiPriority="33" w:qFormat="1"/>
-    <w:lsdException w:name="Bibliography" w:semiHidden="1" w:uiPriority="37" w:unhideWhenUsed="1"/>
-    <w:lsdException w:name="TOC Heading" w:semiHidden="1" w:uiPriority="39" w:unhideWhenUsed="1" w:qFormat="1"/>
+    <w:lsdException w:name="Bibliography" w:uiPriority="37" w:semiHidden="1" w:unhideWhenUsed="1"/>
+    <w:lsdException w:name="TOC Heading" w:uiPriority="39" w:semiHidden="1" w:unhideWhenUsed="1" w:qFormat="1"/>
     <w:lsdException w:name="Plain Table 1" w:uiPriority="41"/>
     <w:lsdException w:name="Plain Table 2" w:uiPriority="42"/>
     <w:lsdException w:name="Plain Table 3" w:uiPriority="43"/>
@@ -5848,14 +8133,23 @@
     <w:lsdException w:name="Unresolved Mention" w:semiHidden="1" w:unhideWhenUsed="1"/>
     <w:lsdException w:name="Smart Link" w:semiHidden="1" w:unhideWhenUsed="1"/>
   </w:latentStyles>
-  <w:style w:type="paragraph" w:default="1" w:styleId="Normal">
+  <w:style w:type="paragraph" w:styleId="Normal" w:default="1">
     <w:name w:val="Normal"/>
     <w:qFormat/>
+    <w:pPr>
+      <w:widowControl/>
+      <w:suppressAutoHyphens w:val="true"/>
+      <w:bidi w:val="0"/>
+      <w:spacing w:before="0" w:after="0"/>
+      <w:jc w:val="left"/>
+    </w:pPr>
     <w:rPr>
-      <w:rFonts w:ascii="Times New Roman" w:eastAsia="Times New Roman" w:hAnsi="Times New Roman" w:cs="Times New Roman"/>
+      <w:rFonts w:ascii="Times New Roman" w:hAnsi="Times New Roman" w:eastAsia="Times New Roman" w:cs="Times New Roman"/>
+      <w:color w:val="auto"/>
+      <w:kern w:val="0"/>
       <w:sz w:val="20"/>
       <w:szCs w:val="20"/>
-      <w:lang w:bidi="ar-SA"/>
+      <w:lang w:val="en-US" w:eastAsia="zh-CN" w:bidi="ar-SA"/>
     </w:rPr>
   </w:style>
   <w:style w:type="paragraph" w:styleId="Heading1">
@@ -5865,9 +8159,10 @@
     <w:uiPriority w:val="9"/>
     <w:qFormat/>
     <w:pPr>
-      <w:keepNext/>
+      <w:keepNext w:val="true"/>
       <w:pageBreakBefore/>
       <w:numPr>
+        <w:ilvl w:val="0"/>
         <w:numId w:val="1"/>
       </w:numPr>
       <w:pBdr>
@@ -5876,7 +8171,7 @@
         <w:bottom w:val="single" w:sz="12" w:space="1" w:color="000000"/>
         <w:right w:val="single" w:sz="12" w:space="1" w:color="000000"/>
       </w:pBdr>
-      <w:spacing w:after="60"/>
+      <w:spacing w:before="0" w:after="60"/>
       <w:outlineLvl w:val="0"/>
     </w:pPr>
     <w:rPr>
@@ -5893,7 +8188,7 @@
     <w:unhideWhenUsed/>
     <w:qFormat/>
     <w:pPr>
-      <w:keepNext/>
+      <w:keepNext w:val="true"/>
       <w:numPr>
         <w:ilvl w:val="1"/>
         <w:numId w:val="1"/>
@@ -5914,7 +8209,7 @@
     <w:unhideWhenUsed/>
     <w:qFormat/>
     <w:pPr>
-      <w:keepNext/>
+      <w:keepNext w:val="true"/>
       <w:numPr>
         <w:ilvl w:val="2"/>
         <w:numId w:val="1"/>
@@ -5936,7 +8231,7 @@
     <w:unhideWhenUsed/>
     <w:qFormat/>
     <w:pPr>
-      <w:keepNext/>
+      <w:keepNext w:val="true"/>
       <w:numPr>
         <w:ilvl w:val="3"/>
         <w:numId w:val="1"/>
@@ -6044,34 +8339,15 @@
       <w:sz w:val="18"/>
     </w:rPr>
   </w:style>
-  <w:style w:type="character" w:default="1" w:styleId="DefaultParagraphFont">
+  <w:style w:type="character" w:styleId="DefaultParagraphFont" w:default="1">
     <w:name w:val="Default Paragraph Font"/>
     <w:uiPriority w:val="1"/>
     <w:semiHidden/>
     <w:unhideWhenUsed/>
+    <w:qFormat/>
+    <w:rPr/>
   </w:style>
-  <w:style w:type="table" w:default="1" w:styleId="TableNormal">
-    <w:name w:val="Normal Table"/>
-    <w:uiPriority w:val="99"/>
-    <w:semiHidden/>
-    <w:unhideWhenUsed/>
-    <w:tblPr>
-      <w:tblInd w:w="0" w:type="dxa"/>
-      <w:tblCellMar>
-        <w:top w:w="0" w:type="dxa"/>
-        <w:left w:w="108" w:type="dxa"/>
-        <w:bottom w:w="0" w:type="dxa"/>
-        <w:right w:w="108" w:type="dxa"/>
-      </w:tblCellMar>
-    </w:tblPr>
-  </w:style>
-  <w:style w:type="numbering" w:default="1" w:styleId="NoList">
-    <w:name w:val="No List"/>
-    <w:uiPriority w:val="99"/>
-    <w:semiHidden/>
-    <w:unhideWhenUsed/>
-  </w:style>
-  <w:style w:type="character" w:customStyle="1" w:styleId="WW8Num1z0">
+  <w:style w:type="character" w:styleId="WW8Num1z0" w:customStyle="1">
     <w:name w:val="WW8Num1z0"/>
     <w:qFormat/>
     <w:rPr>
@@ -6081,41 +8357,50 @@
       <w:lang w:val="en-US" w:bidi="en-US"/>
     </w:rPr>
   </w:style>
-  <w:style w:type="character" w:customStyle="1" w:styleId="WW8Num1z1">
+  <w:style w:type="character" w:styleId="WW8Num1z1" w:customStyle="1">
     <w:name w:val="WW8Num1z1"/>
     <w:qFormat/>
+    <w:rPr/>
   </w:style>
-  <w:style w:type="character" w:customStyle="1" w:styleId="WW8Num1z2">
+  <w:style w:type="character" w:styleId="WW8Num1z2" w:customStyle="1">
     <w:name w:val="WW8Num1z2"/>
     <w:qFormat/>
+    <w:rPr/>
   </w:style>
-  <w:style w:type="character" w:customStyle="1" w:styleId="WW8Num1z3">
+  <w:style w:type="character" w:styleId="WW8Num1z3" w:customStyle="1">
     <w:name w:val="WW8Num1z3"/>
     <w:qFormat/>
+    <w:rPr/>
   </w:style>
-  <w:style w:type="character" w:customStyle="1" w:styleId="WW8Num1z4">
+  <w:style w:type="character" w:styleId="WW8Num1z4" w:customStyle="1">
     <w:name w:val="WW8Num1z4"/>
     <w:qFormat/>
+    <w:rPr/>
   </w:style>
-  <w:style w:type="character" w:customStyle="1" w:styleId="WW8Num1z5">
+  <w:style w:type="character" w:styleId="WW8Num1z5" w:customStyle="1">
     <w:name w:val="WW8Num1z5"/>
     <w:qFormat/>
+    <w:rPr/>
   </w:style>
-  <w:style w:type="character" w:customStyle="1" w:styleId="WW8Num1z6">
+  <w:style w:type="character" w:styleId="WW8Num1z6" w:customStyle="1">
     <w:name w:val="WW8Num1z6"/>
     <w:qFormat/>
+    <w:rPr/>
   </w:style>
-  <w:style w:type="character" w:customStyle="1" w:styleId="WW8Num1z7">
+  <w:style w:type="character" w:styleId="WW8Num1z7" w:customStyle="1">
     <w:name w:val="WW8Num1z7"/>
     <w:qFormat/>
+    <w:rPr/>
   </w:style>
-  <w:style w:type="character" w:customStyle="1" w:styleId="WW8Num1z8">
+  <w:style w:type="character" w:styleId="WW8Num1z8" w:customStyle="1">
     <w:name w:val="WW8Num1z8"/>
     <w:qFormat/>
+    <w:rPr/>
   </w:style>
   <w:style w:type="character" w:styleId="PageNumber">
     <w:name w:val="page number"/>
     <w:basedOn w:val="DefaultParagraphFont"/>
+    <w:rPr/>
   </w:style>
   <w:style w:type="character" w:styleId="Hyperlink">
     <w:name w:val="Hyperlink"/>
@@ -6125,9 +8410,10 @@
       <w:u w:val="single"/>
     </w:rPr>
   </w:style>
-  <w:style w:type="character" w:customStyle="1" w:styleId="IndexLink">
+  <w:style w:type="character" w:styleId="IndexLink" w:customStyle="1">
     <w:name w:val="Index Link"/>
     <w:qFormat/>
+    <w:rPr/>
   </w:style>
   <w:style w:type="character" w:styleId="Strong">
     <w:name w:val="Strong"/>
@@ -6137,20 +8423,27 @@
       <w:bCs/>
     </w:rPr>
   </w:style>
-  <w:style w:type="character" w:customStyle="1" w:styleId="Bullets">
+  <w:style w:type="character" w:styleId="Bullets" w:customStyle="1">
     <w:name w:val="Bullets"/>
     <w:qFormat/>
     <w:rPr>
-      <w:rFonts w:ascii="OpenSymbol" w:eastAsia="OpenSymbol" w:hAnsi="OpenSymbol" w:cs="OpenSymbol"/>
+      <w:rFonts w:ascii="OpenSymbol" w:hAnsi="OpenSymbol" w:eastAsia="OpenSymbol" w:cs="OpenSymbol"/>
     </w:rPr>
   </w:style>
-  <w:style w:type="paragraph" w:customStyle="1" w:styleId="Heading">
+  <w:style w:type="character" w:styleId="Bulletsuser">
+    <w:name w:val="Bullets (user)"/>
+    <w:qFormat/>
+    <w:rPr>
+      <w:rFonts w:ascii="OpenSymbol" w:hAnsi="OpenSymbol" w:eastAsia="OpenSymbol" w:cs="OpenSymbol"/>
+    </w:rPr>
+  </w:style>
+  <w:style w:type="paragraph" w:styleId="Heading" w:customStyle="1">
     <w:name w:val="Heading"/>
     <w:basedOn w:val="Normal"/>
     <w:next w:val="BodyText"/>
     <w:qFormat/>
     <w:pPr>
-      <w:keepNext/>
+      <w:keepNext w:val="true"/>
       <w:keepLines/>
       <w:spacing w:before="3240" w:after="720"/>
       <w:jc w:val="center"/>
@@ -6165,12 +8458,14 @@
     <w:name w:val="Body Text"/>
     <w:basedOn w:val="Normal"/>
     <w:pPr>
-      <w:spacing w:after="140" w:line="276" w:lineRule="auto"/>
+      <w:spacing w:lineRule="auto" w:line="276" w:before="0" w:after="140"/>
     </w:pPr>
+    <w:rPr/>
   </w:style>
   <w:style w:type="paragraph" w:styleId="List">
     <w:name w:val="List"/>
     <w:basedOn w:val="BodyText"/>
+    <w:pPr/>
     <w:rPr>
       <w:rFonts w:cs="Lohit Devanagari"/>
     </w:rPr>
@@ -6191,7 +8486,7 @@
       <w:szCs w:val="24"/>
     </w:rPr>
   </w:style>
-  <w:style w:type="paragraph" w:customStyle="1" w:styleId="Index">
+  <w:style w:type="paragraph" w:styleId="Index" w:customStyle="1">
     <w:name w:val="Index"/>
     <w:basedOn w:val="Normal"/>
     <w:qFormat/>
@@ -6202,49 +8497,54 @@
       <w:rFonts w:cs="Lohit Devanagari"/>
     </w:rPr>
   </w:style>
-  <w:style w:type="paragraph" w:customStyle="1" w:styleId="Paragraph1">
+  <w:style w:type="paragraph" w:styleId="Paragraph1" w:customStyle="1">
     <w:name w:val="Paragraph1"/>
     <w:basedOn w:val="Normal"/>
     <w:qFormat/>
     <w:pPr>
-      <w:spacing w:before="80"/>
+      <w:spacing w:before="80" w:after="0"/>
       <w:jc w:val="both"/>
     </w:pPr>
+    <w:rPr/>
   </w:style>
-  <w:style w:type="paragraph" w:customStyle="1" w:styleId="Paragraph4">
+  <w:style w:type="paragraph" w:styleId="Paragraph4" w:customStyle="1">
     <w:name w:val="Paragraph4"/>
     <w:basedOn w:val="Paragraph1"/>
     <w:qFormat/>
     <w:pPr>
       <w:ind w:left="2880"/>
     </w:pPr>
+    <w:rPr/>
   </w:style>
-  <w:style w:type="paragraph" w:customStyle="1" w:styleId="Style2">
+  <w:style w:type="paragraph" w:styleId="Style21" w:customStyle="1">
     <w:name w:val="Style2"/>
     <w:basedOn w:val="Paragraph1"/>
     <w:qFormat/>
     <w:pPr>
       <w:tabs>
-        <w:tab w:val="left" w:pos="2160"/>
-        <w:tab w:val="left" w:pos="2880"/>
+        <w:tab w:val="clear" w:pos="720"/>
+        <w:tab w:val="left" w:pos="2160" w:leader="none"/>
+        <w:tab w:val="left" w:pos="2880" w:leader="none"/>
       </w:tabs>
     </w:pPr>
+    <w:rPr/>
   </w:style>
-  <w:style w:type="paragraph" w:customStyle="1" w:styleId="Paragraph5">
+  <w:style w:type="paragraph" w:styleId="Paragraph5" w:customStyle="1">
     <w:name w:val="Paragraph5"/>
     <w:basedOn w:val="Normal"/>
     <w:qFormat/>
     <w:pPr>
       <w:ind w:left="3600"/>
     </w:pPr>
+    <w:rPr/>
   </w:style>
-  <w:style w:type="paragraph" w:customStyle="1" w:styleId="TableofContents">
+  <w:style w:type="paragraph" w:styleId="TableofContents" w:customStyle="1">
     <w:name w:val="Table of Contents"/>
     <w:basedOn w:val="Normal"/>
     <w:qFormat/>
     <w:pPr>
       <w:pageBreakBefore/>
-      <w:spacing w:after="360"/>
+      <w:spacing w:before="0" w:after="360"/>
       <w:jc w:val="center"/>
     </w:pPr>
     <w:rPr>
@@ -6258,7 +8558,8 @@
     <w:uiPriority w:val="39"/>
     <w:pPr>
       <w:tabs>
-        <w:tab w:val="right" w:leader="dot" w:pos="8640"/>
+        <w:tab w:val="clear" w:pos="720"/>
+        <w:tab w:val="right" w:pos="8640" w:leader="dot"/>
       </w:tabs>
       <w:spacing w:before="120" w:after="120"/>
     </w:pPr>
@@ -6274,7 +8575,8 @@
     <w:uiPriority w:val="39"/>
     <w:pPr>
       <w:tabs>
-        <w:tab w:val="right" w:leader="dot" w:pos="8640"/>
+        <w:tab w:val="clear" w:pos="720"/>
+        <w:tab w:val="right" w:pos="8640" w:leader="dot"/>
       </w:tabs>
       <w:ind w:left="200"/>
     </w:pPr>
@@ -6289,7 +8591,8 @@
     <w:uiPriority w:val="39"/>
     <w:pPr>
       <w:tabs>
-        <w:tab w:val="right" w:leader="dot" w:pos="8640"/>
+        <w:tab w:val="clear" w:pos="720"/>
+        <w:tab w:val="right" w:pos="8640" w:leader="dot"/>
       </w:tabs>
       <w:ind w:left="400"/>
     </w:pPr>
@@ -6297,34 +8600,39 @@
       <w:i/>
     </w:rPr>
   </w:style>
-  <w:style w:type="paragraph" w:customStyle="1" w:styleId="Paragraph2">
+  <w:style w:type="paragraph" w:styleId="Paragraph2" w:customStyle="1">
     <w:name w:val="Paragraph2"/>
     <w:basedOn w:val="Paragraph1"/>
     <w:qFormat/>
     <w:pPr>
       <w:ind w:left="1440"/>
     </w:pPr>
+    <w:rPr/>
   </w:style>
-  <w:style w:type="paragraph" w:customStyle="1" w:styleId="Paragraph3">
+  <w:style w:type="paragraph" w:styleId="Paragraph3" w:customStyle="1">
     <w:name w:val="Paragraph3"/>
     <w:basedOn w:val="Paragraph1"/>
     <w:qFormat/>
     <w:pPr>
       <w:ind w:left="2160"/>
     </w:pPr>
+    <w:rPr/>
   </w:style>
-  <w:style w:type="paragraph" w:customStyle="1" w:styleId="HeaderandFooter">
+  <w:style w:type="paragraph" w:styleId="HeaderandFooter" w:customStyle="1">
     <w:name w:val="Header and Footer"/>
     <w:basedOn w:val="Normal"/>
     <w:qFormat/>
+    <w:pPr/>
+    <w:rPr/>
   </w:style>
   <w:style w:type="paragraph" w:styleId="Header">
     <w:name w:val="header"/>
     <w:basedOn w:val="Normal"/>
     <w:pPr>
       <w:tabs>
-        <w:tab w:val="center" w:pos="4320"/>
-        <w:tab w:val="right" w:pos="8640"/>
+        <w:tab w:val="clear" w:pos="720"/>
+        <w:tab w:val="center" w:pos="4320" w:leader="none"/>
+        <w:tab w:val="right" w:pos="8640" w:leader="none"/>
       </w:tabs>
     </w:pPr>
     <w:rPr>
@@ -6337,8 +8645,9 @@
     <w:basedOn w:val="Normal"/>
     <w:pPr>
       <w:tabs>
-        <w:tab w:val="center" w:pos="4320"/>
-        <w:tab w:val="right" w:pos="8640"/>
+        <w:tab w:val="clear" w:pos="720"/>
+        <w:tab w:val="center" w:pos="4320" w:leader="none"/>
+        <w:tab w:val="right" w:pos="8640" w:leader="none"/>
       </w:tabs>
     </w:pPr>
     <w:rPr>
@@ -6352,7 +8661,8 @@
     <w:next w:val="Normal"/>
     <w:pPr>
       <w:tabs>
-        <w:tab w:val="right" w:leader="dot" w:pos="8640"/>
+        <w:tab w:val="clear" w:pos="720"/>
+        <w:tab w:val="right" w:pos="8640" w:leader="dot"/>
       </w:tabs>
       <w:ind w:left="600"/>
     </w:pPr>
@@ -6366,7 +8676,8 @@
     <w:next w:val="Normal"/>
     <w:pPr>
       <w:tabs>
-        <w:tab w:val="right" w:leader="dot" w:pos="8640"/>
+        <w:tab w:val="clear" w:pos="720"/>
+        <w:tab w:val="right" w:pos="8640" w:leader="dot"/>
       </w:tabs>
       <w:ind w:left="800"/>
     </w:pPr>
@@ -6380,7 +8691,8 @@
     <w:next w:val="Normal"/>
     <w:pPr>
       <w:tabs>
-        <w:tab w:val="right" w:leader="dot" w:pos="8640"/>
+        <w:tab w:val="clear" w:pos="720"/>
+        <w:tab w:val="right" w:pos="8640" w:leader="dot"/>
       </w:tabs>
       <w:ind w:left="1000"/>
     </w:pPr>
@@ -6394,7 +8706,8 @@
     <w:next w:val="Normal"/>
     <w:pPr>
       <w:tabs>
-        <w:tab w:val="right" w:leader="dot" w:pos="8640"/>
+        <w:tab w:val="clear" w:pos="720"/>
+        <w:tab w:val="right" w:pos="8640" w:leader="dot"/>
       </w:tabs>
       <w:ind w:left="1200"/>
     </w:pPr>
@@ -6408,7 +8721,8 @@
     <w:next w:val="Normal"/>
     <w:pPr>
       <w:tabs>
-        <w:tab w:val="right" w:leader="dot" w:pos="8640"/>
+        <w:tab w:val="clear" w:pos="720"/>
+        <w:tab w:val="right" w:pos="8640" w:leader="dot"/>
       </w:tabs>
       <w:ind w:left="1400"/>
     </w:pPr>
@@ -6422,7 +8736,8 @@
     <w:next w:val="Normal"/>
     <w:pPr>
       <w:tabs>
-        <w:tab w:val="right" w:leader="dot" w:pos="8640"/>
+        <w:tab w:val="clear" w:pos="720"/>
+        <w:tab w:val="right" w:pos="8640" w:leader="dot"/>
       </w:tabs>
       <w:ind w:left="1600"/>
     </w:pPr>
@@ -6436,8 +8751,8 @@
     <w:uiPriority w:val="11"/>
     <w:qFormat/>
     <w:pPr>
-      <w:widowControl w:val="0"/>
-      <w:spacing w:after="60"/>
+      <w:widowControl w:val="false"/>
+      <w:spacing w:before="0" w:after="60"/>
       <w:jc w:val="center"/>
     </w:pPr>
     <w:rPr>
@@ -6446,32 +8761,37 @@
       <w:sz w:val="36"/>
     </w:rPr>
   </w:style>
-  <w:style w:type="paragraph" w:customStyle="1" w:styleId="RevHistory">
+  <w:style w:type="paragraph" w:styleId="RevHistory" w:customStyle="1">
     <w:name w:val="RevHistory"/>
     <w:basedOn w:val="Normal"/>
     <w:qFormat/>
     <w:pPr>
       <w:pageBreakBefore/>
-      <w:widowControl w:val="0"/>
-      <w:spacing w:before="1280"/>
+      <w:widowControl w:val="false"/>
+      <w:spacing w:before="1280" w:after="0"/>
       <w:jc w:val="center"/>
     </w:pPr>
     <w:rPr>
       <w:sz w:val="36"/>
     </w:rPr>
   </w:style>
-  <w:style w:type="paragraph" w:customStyle="1" w:styleId="TableText">
+  <w:style w:type="paragraph" w:styleId="TableText" w:customStyle="1">
     <w:name w:val="Table Text"/>
     <w:qFormat/>
     <w:pPr>
-      <w:widowControl w:val="0"/>
+      <w:widowControl w:val="false"/>
+      <w:suppressAutoHyphens w:val="true"/>
+      <w:bidi w:val="0"/>
       <w:spacing w:before="40" w:after="40"/>
+      <w:jc w:val="left"/>
     </w:pPr>
     <w:rPr>
-      <w:rFonts w:ascii="Times New Roman" w:eastAsia="Times New Roman" w:hAnsi="Times New Roman" w:cs="Times New Roman"/>
+      <w:rFonts w:ascii="Times New Roman" w:hAnsi="Times New Roman" w:eastAsia="Times New Roman" w:cs="Times New Roman"/>
+      <w:color w:val="auto"/>
+      <w:kern w:val="0"/>
       <w:sz w:val="20"/>
       <w:szCs w:val="20"/>
-      <w:lang w:bidi="ar-SA"/>
+      <w:lang w:val="en-US" w:eastAsia="zh-CN" w:bidi="ar-SA"/>
     </w:rPr>
   </w:style>
   <w:style w:type="paragraph" w:styleId="BodyTextIndent">
@@ -6480,16 +8800,18 @@
     <w:pPr>
       <w:ind w:left="1440"/>
     </w:pPr>
+    <w:rPr/>
   </w:style>
-  <w:style w:type="paragraph" w:customStyle="1" w:styleId="TableContents">
+  <w:style w:type="paragraph" w:styleId="TableContents" w:customStyle="1">
     <w:name w:val="Table Contents"/>
     <w:basedOn w:val="Normal"/>
     <w:qFormat/>
     <w:pPr>
       <w:suppressLineNumbers/>
     </w:pPr>
+    <w:rPr/>
   </w:style>
-  <w:style w:type="paragraph" w:customStyle="1" w:styleId="TableHeading">
+  <w:style w:type="paragraph" w:styleId="TableHeading" w:customStyle="1">
     <w:name w:val="Table Heading"/>
     <w:basedOn w:val="TableContents"/>
     <w:qFormat/>
@@ -6501,84 +8823,131 @@
       <w:bCs/>
     </w:rPr>
   </w:style>
-  <w:style w:type="paragraph" w:customStyle="1" w:styleId="FrameContentsuser">
+  <w:style w:type="paragraph" w:styleId="FrameContentsuser" w:customStyle="1">
     <w:name w:val="Frame Contents (user)"/>
     <w:basedOn w:val="Normal"/>
     <w:qFormat/>
+    <w:pPr/>
+    <w:rPr/>
   </w:style>
-  <w:style w:type="paragraph" w:customStyle="1" w:styleId="HeaderLeftuser">
+  <w:style w:type="paragraph" w:styleId="HeaderLeftuser" w:customStyle="1">
     <w:name w:val="Header Left (user)"/>
     <w:basedOn w:val="Normal"/>
     <w:qFormat/>
     <w:pPr>
       <w:suppressLineNumbers/>
       <w:tabs>
-        <w:tab w:val="center" w:pos="4320"/>
-        <w:tab w:val="right" w:pos="8640"/>
+        <w:tab w:val="clear" w:pos="720"/>
+        <w:tab w:val="center" w:pos="4320" w:leader="none"/>
+        <w:tab w:val="right" w:pos="8640" w:leader="none"/>
       </w:tabs>
     </w:pPr>
+    <w:rPr/>
   </w:style>
-  <w:style w:type="paragraph" w:customStyle="1" w:styleId="FrameContents">
+  <w:style w:type="paragraph" w:styleId="FrameContents" w:customStyle="1">
     <w:name w:val="Frame Contents"/>
     <w:basedOn w:val="Normal"/>
     <w:qFormat/>
+    <w:pPr/>
+    <w:rPr/>
   </w:style>
-  <w:style w:type="numbering" w:customStyle="1" w:styleId="WW8Num1">
+  <w:style w:type="paragraph" w:styleId="Heading10">
+    <w:name w:val="Heading 10"/>
+    <w:basedOn w:val="Heading"/>
+    <w:next w:val="BodyText"/>
+    <w:qFormat/>
+    <w:pPr>
+      <w:numPr>
+        <w:ilvl w:val="8"/>
+        <w:numId w:val="1"/>
+      </w:numPr>
+      <w:spacing w:before="60" w:after="60"/>
+      <w:outlineLvl w:val="8"/>
+    </w:pPr>
+    <w:rPr>
+      <w:b/>
+      <w:bCs/>
+      <w:sz w:val="18"/>
+      <w:szCs w:val="18"/>
+    </w:rPr>
+  </w:style>
+  <w:style w:type="numbering" w:styleId="NoList" w:default="1">
+    <w:name w:val="No List"/>
+    <w:uiPriority w:val="99"/>
+    <w:semiHidden/>
+    <w:unhideWhenUsed/>
+    <w:qFormat/>
+  </w:style>
+  <w:style w:type="numbering" w:styleId="WW8Num1" w:customStyle="1">
     <w:name w:val="WW8Num1"/>
     <w:qFormat/>
+  </w:style>
+  <w:style w:type="table" w:default="1" w:styleId="TableNormal">
+    <w:name w:val="Normal Table"/>
+    <w:uiPriority w:val="99"/>
+    <w:semiHidden/>
+    <w:unhideWhenUsed/>
+    <w:tblPr>
+      <w:tblCellMar>
+        <w:top w:w="0" w:type="dxa"/>
+        <w:left w:w="108" w:type="dxa"/>
+        <w:bottom w:w="0" w:type="dxa"/>
+        <w:right w:w="108" w:type="dxa"/>
+      </w:tblCellMar>
+    </w:tblPr>
   </w:style>
 </w:styles>
 </file>
 
 <file path=word/theme/theme1.xml><?xml version="1.0" encoding="utf-8"?>
-<a:theme xmlns:a="http://schemas.openxmlformats.org/drawingml/2006/main" name="Office Theme">
+<a:theme xmlns:a="http://schemas.openxmlformats.org/drawingml/2006/main" xmlns:r="http://schemas.openxmlformats.org/officeDocument/2006/relationships" name="Office Theme">
   <a:themeElements>
     <a:clrScheme name="Office">
       <a:dk1>
         <a:srgbClr val="000000"/>
       </a:dk1>
       <a:lt1>
-        <a:srgbClr val="FFFFFF"/>
+        <a:srgbClr val="ffffff"/>
       </a:lt1>
       <a:dk2>
-        <a:srgbClr val="0E2841"/>
+        <a:srgbClr val="0e2841"/>
       </a:dk2>
       <a:lt2>
-        <a:srgbClr val="E8E8E8"/>
+        <a:srgbClr val="e8e8e8"/>
       </a:lt2>
       <a:accent1>
         <a:srgbClr val="156082"/>
       </a:accent1>
       <a:accent2>
-        <a:srgbClr val="E97132"/>
+        <a:srgbClr val="e97132"/>
       </a:accent2>
       <a:accent3>
-        <a:srgbClr val="196B24"/>
+        <a:srgbClr val="196b24"/>
       </a:accent3>
       <a:accent4>
-        <a:srgbClr val="0F9ED5"/>
+        <a:srgbClr val="0f9ed5"/>
       </a:accent4>
       <a:accent5>
-        <a:srgbClr val="A02B93"/>
+        <a:srgbClr val="a02b93"/>
       </a:accent5>
       <a:accent6>
-        <a:srgbClr val="4EA72E"/>
+        <a:srgbClr val="4ea72e"/>
       </a:accent6>
       <a:hlink>
         <a:srgbClr val="467886"/>
       </a:hlink>
       <a:folHlink>
-        <a:srgbClr val="96607D"/>
+        <a:srgbClr val="96607d"/>
       </a:folHlink>
     </a:clrScheme>
     <a:fontScheme name="Office">
       <a:majorFont>
-        <a:latin typeface="Aptos Display" panose="02110004020202020204"/>
+        <a:latin typeface="Aptos Display" panose="02110004020202020204" pitchFamily="0" charset="1"/>
         <a:ea typeface=""/>
         <a:cs typeface=""/>
       </a:majorFont>
       <a:minorFont>
-        <a:latin typeface="Aptos" panose="02110004020202020204"/>
+        <a:latin typeface="Aptos" panose="02110004020202020204" pitchFamily="0" charset="1"/>
         <a:ea typeface=""/>
         <a:cs typeface=""/>
       </a:minorFont>
@@ -6610,7 +8979,7 @@
             </a:gs>
           </a:gsLst>
           <a:lin ang="5400000" scaled="0"/>
-          <a:tileRect/>
+          <a:tileRect l="0" t="0" r="0" b="0"/>
         </a:gradFill>
         <a:gradFill>
           <a:gsLst>
@@ -6634,7 +9003,7 @@
             </a:gs>
           </a:gsLst>
           <a:lin ang="5400000" scaled="0"/>
-          <a:tileRect/>
+          <a:tileRect l="0" t="0" r="0" b="0"/>
         </a:gradFill>
       </a:fillStyleLst>
       <a:lnStyleLst>
@@ -6694,12 +9063,10 @@
             </a:gs>
           </a:gsLst>
           <a:lin ang="5400000" scaled="0"/>
-          <a:tileRect/>
+          <a:tileRect l="0" t="0" r="0" b="0"/>
         </a:gradFill>
       </a:bgFillStyleLst>
     </a:fmtScheme>
   </a:themeElements>
-  <a:objectDefaults/>
-  <a:extraClrSchemeLst/>
 </a:theme>
 </file>
--- a/Documentation/Phase 2/CS 401 - Group 2 - SDD Doc.docx
+++ b/Documentation/Phase 2/CS 401 - Group 2 - SDD Doc.docx
@@ -1,24 +1,18 @@
 
 <file path=word/document.xml><?xml version="1.0" encoding="utf-8"?>
-<w:document xmlns:o="urn:schemas-microsoft-com:office:office" xmlns:r="http://schemas.openxmlformats.org/officeDocument/2006/relationships" xmlns:v="urn:schemas-microsoft-com:vml" xmlns:w="http://schemas.openxmlformats.org/wordprocessingml/2006/main" xmlns:w10="urn:schemas-microsoft-com:office:word" xmlns:wp="http://schemas.openxmlformats.org/drawingml/2006/wordprocessingDrawing" xmlns:pic="http://schemas.openxmlformats.org/drawingml/2006/picture" xmlns:wps="http://schemas.microsoft.com/office/word/2010/wordprocessingShape" xmlns:wpg="http://schemas.microsoft.com/office/word/2010/wordprocessingGroup" xmlns:mc="http://schemas.openxmlformats.org/markup-compatibility/2006" xmlns:wp14="http://schemas.microsoft.com/office/word/2010/wordprocessingDrawing" xmlns:w14="http://schemas.microsoft.com/office/word/2010/wordml" xmlns:w15="http://schemas.microsoft.com/office/word/2012/wordml" mc:Ignorable="w14 wp14 w15">
+<w:document xmlns:wpc="http://schemas.microsoft.com/office/word/2010/wordprocessingCanvas" xmlns:cx="http://schemas.microsoft.com/office/drawing/2014/chartex" xmlns:cx1="http://schemas.microsoft.com/office/drawing/2015/9/8/chartex" xmlns:cx2="http://schemas.microsoft.com/office/drawing/2015/10/21/chartex" xmlns:cx3="http://schemas.microsoft.com/office/drawing/2016/5/9/chartex" xmlns:cx4="http://schemas.microsoft.com/office/drawing/2016/5/10/chartex" xmlns:cx5="http://schemas.microsoft.com/office/drawing/2016/5/11/chartex" xmlns:cx6="http://schemas.microsoft.com/office/drawing/2016/5/12/chartex" xmlns:cx7="http://schemas.microsoft.com/office/drawing/2016/5/13/chartex" xmlns:cx8="http://schemas.microsoft.com/office/drawing/2016/5/14/chartex" xmlns:mc="http://schemas.openxmlformats.org/markup-compatibility/2006" xmlns:aink="http://schemas.microsoft.com/office/drawing/2016/ink" xmlns:am3d="http://schemas.microsoft.com/office/drawing/2017/model3d" xmlns:o="urn:schemas-microsoft-com:office:office" xmlns:oel="http://schemas.microsoft.com/office/2019/extlst" xmlns:r="http://schemas.openxmlformats.org/officeDocument/2006/relationships" xmlns:m="http://schemas.openxmlformats.org/officeDocument/2006/math" xmlns:v="urn:schemas-microsoft-com:vml" xmlns:wp14="http://schemas.microsoft.com/office/word/2010/wordprocessingDrawing" xmlns:wp="http://schemas.openxmlformats.org/drawingml/2006/wordprocessingDrawing" xmlns:w10="urn:schemas-microsoft-com:office:word" xmlns:w="http://schemas.openxmlformats.org/wordprocessingml/2006/main" xmlns:w14="http://schemas.microsoft.com/office/word/2010/wordml" xmlns:w15="http://schemas.microsoft.com/office/word/2012/wordml" xmlns:w16cex="http://schemas.microsoft.com/office/word/2018/wordml/cex" xmlns:w16cid="http://schemas.microsoft.com/office/word/2016/wordml/cid" xmlns:w16="http://schemas.microsoft.com/office/word/2018/wordml" xmlns:w16du="http://schemas.microsoft.com/office/word/2023/wordml/word16du" xmlns:w16sdtdh="http://schemas.microsoft.com/office/word/2020/wordml/sdtdatahash" xmlns:w16sdtfl="http://schemas.microsoft.com/office/word/2024/wordml/sdtformatlock" xmlns:w16se="http://schemas.microsoft.com/office/word/2015/wordml/symex" xmlns:wpg="http://schemas.microsoft.com/office/word/2010/wordprocessingGroup" xmlns:wpi="http://schemas.microsoft.com/office/word/2010/wordprocessingInk" xmlns:wne="http://schemas.microsoft.com/office/word/2006/wordml" xmlns:wps="http://schemas.microsoft.com/office/word/2010/wordprocessingShape" mc:Ignorable="w14 w15 w16se w16cid w16 w16cex w16sdtdh w16sdtfl w16du wp14">
   <w:body>
     <w:p>
       <w:pPr>
-        <w:pStyle w:val="Normal"/>
-        <w:rPr>
-          <w:color w:val="000000"/>
-        </w:rPr>
-      </w:pPr>
-      <w:r>
-        <w:rPr>
-          <w:color w:val="000000"/>
-        </w:rPr>
-      </w:r>
+        <w:rPr>
+          <w:color w:val="000000"/>
+        </w:rPr>
+      </w:pPr>
     </w:p>
     <w:p>
       <w:pPr>
         <w:pStyle w:val="Heading"/>
-        <w:spacing w:before="2640" w:after="720"/>
+        <w:spacing w:before="2640"/>
         <w:rPr>
           <w:color w:val="000000"/>
         </w:rPr>
@@ -35,7 +29,7 @@
     <w:p>
       <w:pPr>
         <w:pStyle w:val="Subtitle"/>
-        <w:spacing w:before="0" w:after="720"/>
+        <w:spacing w:after="720"/>
         <w:rPr>
           <w:color w:val="000000"/>
         </w:rPr>
@@ -51,93 +45,87 @@
     <w:p>
       <w:pPr>
         <w:pStyle w:val="Subtitle"/>
-        <w:spacing w:before="0" w:after="720"/>
-        <w:rPr>
-          <w:color w:val="000000"/>
-        </w:rPr>
-      </w:pPr>
-      <w:r>
-        <w:rPr>
-          <w:color w:val="000000"/>
-        </w:rPr>
-      </w:r>
+        <w:spacing w:after="720"/>
+        <w:rPr>
+          <w:color w:val="000000"/>
+        </w:rPr>
+      </w:pPr>
     </w:p>
     <w:p>
       <w:pPr>
         <w:pStyle w:val="Subtitle"/>
-        <w:spacing w:before="0" w:after="720"/>
-        <w:rPr>
-          <w:i w:val="false"/>
+        <w:spacing w:after="720"/>
+        <w:rPr>
+          <w:i w:val="0"/>
           <w:iCs/>
           <w:color w:val="000000"/>
           <w:sz w:val="24"/>
           <w:szCs w:val="24"/>
         </w:rPr>
       </w:pPr>
-      <w:r>
-        <w:rPr>
-          <w:i w:val="false"/>
+    </w:p>
+    <w:p>
+      <w:pPr>
+        <w:pStyle w:val="Subtitle"/>
+        <w:spacing w:after="720"/>
+        <w:rPr>
+          <w:color w:val="000000"/>
+        </w:rPr>
+      </w:pPr>
+      <w:r>
+        <w:rPr>
+          <w:i w:val="0"/>
           <w:iCs/>
           <w:color w:val="000000"/>
           <w:sz w:val="24"/>
           <w:szCs w:val="24"/>
         </w:rPr>
-      </w:r>
-    </w:p>
-    <w:p>
-      <w:pPr>
-        <w:pStyle w:val="Subtitle"/>
-        <w:spacing w:before="0" w:after="720"/>
-        <w:rPr>
-          <w:color w:val="000000"/>
-        </w:rPr>
-      </w:pPr>
-      <w:r>
-        <w:rPr>
-          <w:i w:val="false"/>
+        <w:t>Manny Gonzales, Nick Vu, Paul Cooper</w:t>
+      </w:r>
+      <w:r>
+        <w:rPr>
+          <w:b/>
+          <w:i w:val="0"/>
           <w:iCs/>
           <w:color w:val="000000"/>
           <w:sz w:val="24"/>
           <w:szCs w:val="24"/>
         </w:rPr>
-        <w:t>Manny Gonzales, Nick Vu, Paul Cooper</w:t>
+        <w:br/>
       </w:r>
       <w:r>
         <w:rPr>
           <w:b/>
-          <w:i w:val="false"/>
+          <w:i w:val="0"/>
           <w:iCs/>
           <w:color w:val="000000"/>
           <w:sz w:val="24"/>
           <w:szCs w:val="24"/>
         </w:rPr>
         <w:br/>
-        <w:br/>
       </w:r>
     </w:p>
     <w:p>
       <w:pPr>
         <w:pStyle w:val="Subtitle"/>
-        <w:spacing w:before="0" w:after="720"/>
-        <w:rPr/>
+        <w:spacing w:after="720"/>
         <w:sectPr>
-          <w:type w:val="nextPage"/>
           <w:pgSz w:w="12240" w:h="15840"/>
-          <w:pgMar w:left="1800" w:right="1800" w:gutter="0" w:header="0" w:top="1440" w:footer="0" w:bottom="1800"/>
-          <w:pgNumType w:start="1" w:fmt="lowerRoman"/>
-          <w:formProt w:val="false"/>
+          <w:pgMar w:top="1440" w:right="1800" w:bottom="1800" w:left="1800" w:header="0" w:footer="0" w:gutter="0"/>
+          <w:pgNumType w:fmt="lowerRoman" w:start="1"/>
+          <w:cols w:space="720"/>
+          <w:formProt w:val="0"/>
           <w:vAlign w:val="center"/>
-          <w:textDirection w:val="lrTb"/>
-          <w:docGrid w:type="default" w:linePitch="360" w:charSpace="0"/>
+          <w:docGrid w:linePitch="360"/>
         </w:sectPr>
       </w:pPr>
-      <w:hyperlink r:id="rId2">
+      <w:hyperlink r:id="rId7">
         <w:r>
           <w:rPr>
             <w:rStyle w:val="Hyperlink"/>
             <w:b/>
             <w:bCs/>
-            <w:i w:val="false"/>
+            <w:i w:val="0"/>
             <w:iCs/>
             <w:color w:val="000000"/>
             <w:sz w:val="24"/>
@@ -163,6 +151,7 @@
         <w:rPr>
           <w:color w:val="000000"/>
         </w:rPr>
+        <w:lastRenderedPageBreak/>
         <w:t>Revision History</w:t>
       </w:r>
     </w:p>
@@ -173,25 +162,16 @@
           <w:color w:val="000000"/>
         </w:rPr>
       </w:pPr>
-      <w:r>
-        <w:rPr>
-          <w:color w:val="000000"/>
-        </w:rPr>
-      </w:r>
     </w:p>
     <w:tbl>
       <w:tblPr>
         <w:tblW w:w="8763" w:type="dxa"/>
-        <w:jc w:val="left"/>
         <w:tblInd w:w="-115" w:type="dxa"/>
         <w:tblLayout w:type="fixed"/>
         <w:tblCellMar>
-          <w:top w:w="0" w:type="dxa"/>
           <w:left w:w="99" w:type="dxa"/>
-          <w:bottom w:w="0" w:type="dxa"/>
-          <w:right w:w="108" w:type="dxa"/>
         </w:tblCellMar>
-        <w:tblLook w:firstRow="1" w:noVBand="1" w:lastRow="0" w:firstColumn="1" w:lastColumn="0" w:noHBand="0" w:val="04a0"/>
+        <w:tblLook w:val="04A0" w:firstRow="1" w:lastRow="0" w:firstColumn="1" w:lastColumn="0" w:noHBand="0" w:noVBand="1"/>
       </w:tblPr>
       <w:tblGrid>
         <w:gridCol w:w="1275"/>
@@ -200,7 +180,6 @@
         <w:gridCol w:w="2593"/>
       </w:tblGrid>
       <w:tr>
-        <w:trPr/>
         <w:tc>
           <w:tcPr>
             <w:tcW w:w="1275" w:type="dxa"/>
@@ -209,12 +188,11 @@
               <w:left w:val="single" w:sz="6" w:space="0" w:color="000000"/>
               <w:bottom w:val="single" w:sz="6" w:space="0" w:color="000000"/>
             </w:tcBorders>
-            <w:shd w:color="auto" w:fill="E5E5E5" w:val="clear"/>
+            <w:shd w:val="clear" w:color="auto" w:fill="E5E5E5"/>
           </w:tcPr>
           <w:p>
             <w:pPr>
               <w:pStyle w:val="TableText"/>
-              <w:spacing w:before="40" w:after="40"/>
               <w:rPr>
                 <w:color w:val="000000"/>
               </w:rPr>
@@ -236,12 +214,11 @@
               <w:left w:val="single" w:sz="6" w:space="0" w:color="000000"/>
               <w:bottom w:val="single" w:sz="6" w:space="0" w:color="000000"/>
             </w:tcBorders>
-            <w:shd w:color="auto" w:fill="E5E5E5" w:val="clear"/>
+            <w:shd w:val="clear" w:color="auto" w:fill="E5E5E5"/>
           </w:tcPr>
           <w:p>
             <w:pPr>
               <w:pStyle w:val="TableText"/>
-              <w:spacing w:before="40" w:after="40"/>
               <w:rPr>
                 <w:color w:val="000000"/>
               </w:rPr>
@@ -263,12 +240,11 @@
               <w:left w:val="single" w:sz="6" w:space="0" w:color="000000"/>
               <w:bottom w:val="single" w:sz="6" w:space="0" w:color="000000"/>
             </w:tcBorders>
-            <w:shd w:color="auto" w:fill="E5E5E5" w:val="clear"/>
+            <w:shd w:val="clear" w:color="auto" w:fill="E5E5E5"/>
           </w:tcPr>
           <w:p>
             <w:pPr>
               <w:pStyle w:val="TableText"/>
-              <w:spacing w:before="40" w:after="40"/>
               <w:rPr>
                 <w:color w:val="000000"/>
               </w:rPr>
@@ -291,12 +267,11 @@
               <w:bottom w:val="single" w:sz="6" w:space="0" w:color="000000"/>
               <w:right w:val="single" w:sz="6" w:space="0" w:color="000000"/>
             </w:tcBorders>
-            <w:shd w:color="auto" w:fill="E5E5E5" w:val="clear"/>
+            <w:shd w:val="clear" w:color="auto" w:fill="E5E5E5"/>
           </w:tcPr>
           <w:p>
             <w:pPr>
               <w:pStyle w:val="TableText"/>
-              <w:spacing w:before="40" w:after="40"/>
               <w:rPr>
                 <w:color w:val="000000"/>
               </w:rPr>
@@ -312,7 +287,6 @@
         </w:tc>
       </w:tr>
       <w:tr>
-        <w:trPr/>
         <w:tc>
           <w:tcPr>
             <w:tcW w:w="1275" w:type="dxa"/>
@@ -321,12 +295,11 @@
               <w:left w:val="single" w:sz="6" w:space="0" w:color="000000"/>
               <w:bottom w:val="single" w:sz="6" w:space="0" w:color="000000"/>
             </w:tcBorders>
-            <w:shd w:color="auto" w:fill="E5E5E5" w:val="clear"/>
+            <w:shd w:val="clear" w:color="auto" w:fill="E5E5E5"/>
           </w:tcPr>
           <w:p>
             <w:pPr>
               <w:pStyle w:val="TableText"/>
-              <w:spacing w:before="40" w:after="40"/>
               <w:rPr>
                 <w:color w:val="000000"/>
               </w:rPr>
@@ -347,12 +320,11 @@
               <w:left w:val="single" w:sz="6" w:space="0" w:color="000000"/>
               <w:bottom w:val="single" w:sz="6" w:space="0" w:color="000000"/>
             </w:tcBorders>
-            <w:shd w:color="auto" w:fill="E5E5E5" w:val="clear"/>
+            <w:shd w:val="clear" w:color="auto" w:fill="E5E5E5"/>
           </w:tcPr>
           <w:p>
             <w:pPr>
               <w:pStyle w:val="TableText"/>
-              <w:spacing w:before="40" w:after="40"/>
               <w:rPr>
                 <w:color w:val="000000"/>
               </w:rPr>
@@ -373,12 +345,11 @@
               <w:left w:val="single" w:sz="6" w:space="0" w:color="000000"/>
               <w:bottom w:val="single" w:sz="6" w:space="0" w:color="000000"/>
             </w:tcBorders>
-            <w:shd w:color="auto" w:fill="E5E5E5" w:val="clear"/>
+            <w:shd w:val="clear" w:color="auto" w:fill="E5E5E5"/>
           </w:tcPr>
           <w:p>
             <w:pPr>
               <w:pStyle w:val="TableText"/>
-              <w:spacing w:before="40" w:after="40"/>
               <w:rPr>
                 <w:color w:val="000000"/>
               </w:rPr>
@@ -400,12 +371,11 @@
               <w:bottom w:val="single" w:sz="6" w:space="0" w:color="000000"/>
               <w:right w:val="single" w:sz="6" w:space="0" w:color="000000"/>
             </w:tcBorders>
-            <w:shd w:color="auto" w:fill="E5E5E5" w:val="clear"/>
+            <w:shd w:val="clear" w:color="auto" w:fill="E5E5E5"/>
           </w:tcPr>
           <w:p>
             <w:pPr>
               <w:pStyle w:val="TableText"/>
-              <w:spacing w:before="40" w:after="40"/>
               <w:rPr>
                 <w:color w:val="000000"/>
               </w:rPr>
@@ -420,7 +390,6 @@
         </w:tc>
       </w:tr>
       <w:tr>
-        <w:trPr/>
         <w:tc>
           <w:tcPr>
             <w:tcW w:w="1275" w:type="dxa"/>
@@ -429,13 +398,12 @@
               <w:left w:val="single" w:sz="6" w:space="0" w:color="000000"/>
               <w:bottom w:val="single" w:sz="6" w:space="0" w:color="000000"/>
             </w:tcBorders>
-            <w:shd w:color="auto" w:fill="E5E5E5" w:val="clear"/>
+            <w:shd w:val="clear" w:color="auto" w:fill="E5E5E5"/>
           </w:tcPr>
           <w:p>
             <w:pPr>
               <w:pStyle w:val="TableText"/>
-              <w:snapToGrid w:val="false"/>
-              <w:spacing w:before="40" w:after="40"/>
+              <w:snapToGrid w:val="0"/>
               <w:rPr>
                 <w:color w:val="000000"/>
               </w:rPr>
@@ -457,13 +425,12 @@
               <w:left w:val="single" w:sz="6" w:space="0" w:color="000000"/>
               <w:bottom w:val="single" w:sz="6" w:space="0" w:color="000000"/>
             </w:tcBorders>
-            <w:shd w:color="auto" w:fill="E5E5E5" w:val="clear"/>
+            <w:shd w:val="clear" w:color="auto" w:fill="E5E5E5"/>
           </w:tcPr>
           <w:p>
             <w:pPr>
               <w:pStyle w:val="TableText"/>
-              <w:snapToGrid w:val="false"/>
-              <w:spacing w:before="40" w:after="40"/>
+              <w:snapToGrid w:val="0"/>
               <w:rPr>
                 <w:color w:val="000000"/>
               </w:rPr>
@@ -484,13 +451,12 @@
               <w:left w:val="single" w:sz="6" w:space="0" w:color="000000"/>
               <w:bottom w:val="single" w:sz="6" w:space="0" w:color="000000"/>
             </w:tcBorders>
-            <w:shd w:color="auto" w:fill="E5E5E5" w:val="clear"/>
+            <w:shd w:val="clear" w:color="auto" w:fill="E5E5E5"/>
           </w:tcPr>
           <w:p>
             <w:pPr>
               <w:pStyle w:val="TableText"/>
-              <w:snapToGrid w:val="false"/>
-              <w:spacing w:before="40" w:after="40"/>
+              <w:snapToGrid w:val="0"/>
               <w:rPr>
                 <w:color w:val="000000"/>
               </w:rPr>
@@ -512,13 +478,12 @@
               <w:bottom w:val="single" w:sz="6" w:space="0" w:color="000000"/>
               <w:right w:val="single" w:sz="6" w:space="0" w:color="000000"/>
             </w:tcBorders>
-            <w:shd w:color="auto" w:fill="E5E5E5" w:val="clear"/>
+            <w:shd w:val="clear" w:color="auto" w:fill="E5E5E5"/>
           </w:tcPr>
           <w:p>
             <w:pPr>
               <w:pStyle w:val="TableText"/>
-              <w:snapToGrid w:val="false"/>
-              <w:spacing w:before="40" w:after="40"/>
+              <w:snapToGrid w:val="0"/>
               <w:rPr>
                 <w:color w:val="000000"/>
               </w:rPr>
@@ -533,7 +498,6 @@
         </w:tc>
       </w:tr>
       <w:tr>
-        <w:trPr/>
         <w:tc>
           <w:tcPr>
             <w:tcW w:w="1275" w:type="dxa"/>
@@ -542,13 +506,12 @@
               <w:left w:val="single" w:sz="6" w:space="0" w:color="000000"/>
               <w:bottom w:val="single" w:sz="6" w:space="0" w:color="000000"/>
             </w:tcBorders>
-            <w:shd w:color="auto" w:fill="E5E5E5" w:val="clear"/>
+            <w:shd w:val="clear" w:color="auto" w:fill="E5E5E5"/>
           </w:tcPr>
           <w:p>
             <w:pPr>
               <w:pStyle w:val="TableText"/>
-              <w:snapToGrid w:val="false"/>
-              <w:spacing w:before="40" w:after="40"/>
+              <w:snapToGrid w:val="0"/>
               <w:rPr>
                 <w:color w:val="000000"/>
                 <w:u w:val="single"/>
@@ -571,13 +534,12 @@
               <w:left w:val="single" w:sz="6" w:space="0" w:color="000000"/>
               <w:bottom w:val="single" w:sz="6" w:space="0" w:color="000000"/>
             </w:tcBorders>
-            <w:shd w:color="auto" w:fill="E5E5E5" w:val="clear"/>
+            <w:shd w:val="clear" w:color="auto" w:fill="E5E5E5"/>
           </w:tcPr>
           <w:p>
             <w:pPr>
               <w:pStyle w:val="TableText"/>
-              <w:snapToGrid w:val="false"/>
-              <w:spacing w:before="40" w:after="40"/>
+              <w:snapToGrid w:val="0"/>
               <w:rPr>
                 <w:color w:val="000000"/>
               </w:rPr>
@@ -598,13 +560,12 @@
               <w:left w:val="single" w:sz="6" w:space="0" w:color="000000"/>
               <w:bottom w:val="single" w:sz="6" w:space="0" w:color="000000"/>
             </w:tcBorders>
-            <w:shd w:color="auto" w:fill="E5E5E5" w:val="clear"/>
+            <w:shd w:val="clear" w:color="auto" w:fill="E5E5E5"/>
           </w:tcPr>
           <w:p>
             <w:pPr>
               <w:pStyle w:val="TableText"/>
-              <w:snapToGrid w:val="false"/>
-              <w:spacing w:before="40" w:after="40"/>
+              <w:snapToGrid w:val="0"/>
               <w:rPr>
                 <w:color w:val="000000"/>
               </w:rPr>
@@ -626,13 +587,12 @@
               <w:bottom w:val="single" w:sz="6" w:space="0" w:color="000000"/>
               <w:right w:val="single" w:sz="6" w:space="0" w:color="000000"/>
             </w:tcBorders>
-            <w:shd w:color="auto" w:fill="E5E5E5" w:val="clear"/>
+            <w:shd w:val="clear" w:color="auto" w:fill="E5E5E5"/>
           </w:tcPr>
           <w:p>
             <w:pPr>
               <w:pStyle w:val="TableText"/>
-              <w:snapToGrid w:val="false"/>
-              <w:spacing w:before="40" w:after="40"/>
+              <w:snapToGrid w:val="0"/>
               <w:rPr>
                 <w:color w:val="000000"/>
               </w:rPr>
@@ -647,7 +607,6 @@
         </w:tc>
       </w:tr>
       <w:tr>
-        <w:trPr/>
         <w:tc>
           <w:tcPr>
             <w:tcW w:w="1275" w:type="dxa"/>
@@ -656,13 +615,12 @@
               <w:left w:val="single" w:sz="6" w:space="0" w:color="000000"/>
               <w:bottom w:val="single" w:sz="6" w:space="0" w:color="000000"/>
             </w:tcBorders>
-            <w:shd w:color="auto" w:fill="E5E5E5" w:val="clear"/>
+            <w:shd w:val="clear" w:color="auto" w:fill="E5E5E5"/>
           </w:tcPr>
           <w:p>
             <w:pPr>
               <w:pStyle w:val="TableText"/>
-              <w:snapToGrid w:val="false"/>
-              <w:spacing w:before="40" w:after="40"/>
+              <w:snapToGrid w:val="0"/>
               <w:rPr>
                 <w:color w:val="000000"/>
                 <w:u w:val="single"/>
@@ -685,13 +643,12 @@
               <w:left w:val="single" w:sz="6" w:space="0" w:color="000000"/>
               <w:bottom w:val="single" w:sz="6" w:space="0" w:color="000000"/>
             </w:tcBorders>
-            <w:shd w:color="auto" w:fill="E5E5E5" w:val="clear"/>
+            <w:shd w:val="clear" w:color="auto" w:fill="E5E5E5"/>
           </w:tcPr>
           <w:p>
             <w:pPr>
               <w:pStyle w:val="TableText"/>
-              <w:snapToGrid w:val="false"/>
-              <w:spacing w:before="40" w:after="40"/>
+              <w:snapToGrid w:val="0"/>
               <w:rPr>
                 <w:color w:val="000000"/>
               </w:rPr>
@@ -712,13 +669,12 @@
               <w:left w:val="single" w:sz="6" w:space="0" w:color="000000"/>
               <w:bottom w:val="single" w:sz="6" w:space="0" w:color="000000"/>
             </w:tcBorders>
-            <w:shd w:color="auto" w:fill="E5E5E5" w:val="clear"/>
+            <w:shd w:val="clear" w:color="auto" w:fill="E5E5E5"/>
           </w:tcPr>
           <w:p>
             <w:pPr>
               <w:pStyle w:val="TableText"/>
-              <w:snapToGrid w:val="false"/>
-              <w:spacing w:before="40" w:after="40"/>
+              <w:snapToGrid w:val="0"/>
               <w:rPr>
                 <w:color w:val="000000"/>
               </w:rPr>
@@ -740,13 +696,12 @@
               <w:bottom w:val="single" w:sz="6" w:space="0" w:color="000000"/>
               <w:right w:val="single" w:sz="6" w:space="0" w:color="000000"/>
             </w:tcBorders>
-            <w:shd w:color="auto" w:fill="E5E5E5" w:val="clear"/>
+            <w:shd w:val="clear" w:color="auto" w:fill="E5E5E5"/>
           </w:tcPr>
           <w:p>
             <w:pPr>
               <w:pStyle w:val="TableText"/>
-              <w:snapToGrid w:val="false"/>
-              <w:spacing w:before="40" w:after="40"/>
+              <w:snapToGrid w:val="0"/>
               <w:rPr>
                 <w:color w:val="000000"/>
               </w:rPr>
@@ -761,7 +716,6 @@
         </w:tc>
       </w:tr>
       <w:tr>
-        <w:trPr/>
         <w:tc>
           <w:tcPr>
             <w:tcW w:w="1275" w:type="dxa"/>
@@ -770,13 +724,12 @@
               <w:left w:val="single" w:sz="6" w:space="0" w:color="000000"/>
               <w:bottom w:val="single" w:sz="6" w:space="0" w:color="000000"/>
             </w:tcBorders>
-            <w:shd w:color="auto" w:fill="E5E5E5" w:val="clear"/>
+            <w:shd w:val="clear" w:color="auto" w:fill="E5E5E5"/>
           </w:tcPr>
           <w:p>
             <w:pPr>
               <w:pStyle w:val="TableText"/>
-              <w:snapToGrid w:val="false"/>
-              <w:spacing w:before="40" w:after="40"/>
+              <w:snapToGrid w:val="0"/>
               <w:rPr>
                 <w:color w:val="000000"/>
                 <w:u w:val="single"/>
@@ -799,13 +752,12 @@
               <w:left w:val="single" w:sz="6" w:space="0" w:color="000000"/>
               <w:bottom w:val="single" w:sz="6" w:space="0" w:color="000000"/>
             </w:tcBorders>
-            <w:shd w:color="auto" w:fill="E5E5E5" w:val="clear"/>
+            <w:shd w:val="clear" w:color="auto" w:fill="E5E5E5"/>
           </w:tcPr>
           <w:p>
             <w:pPr>
               <w:pStyle w:val="TableText"/>
-              <w:snapToGrid w:val="false"/>
-              <w:spacing w:before="40" w:after="40"/>
+              <w:snapToGrid w:val="0"/>
               <w:rPr>
                 <w:color w:val="000000"/>
               </w:rPr>
@@ -826,13 +778,12 @@
               <w:left w:val="single" w:sz="6" w:space="0" w:color="000000"/>
               <w:bottom w:val="single" w:sz="6" w:space="0" w:color="000000"/>
             </w:tcBorders>
-            <w:shd w:color="auto" w:fill="E5E5E5" w:val="clear"/>
+            <w:shd w:val="clear" w:color="auto" w:fill="E5E5E5"/>
           </w:tcPr>
           <w:p>
             <w:pPr>
               <w:pStyle w:val="TableText"/>
-              <w:snapToGrid w:val="false"/>
-              <w:spacing w:before="40" w:after="40"/>
+              <w:snapToGrid w:val="0"/>
               <w:rPr>
                 <w:color w:val="000000"/>
               </w:rPr>
@@ -854,13 +805,12 @@
               <w:bottom w:val="single" w:sz="6" w:space="0" w:color="000000"/>
               <w:right w:val="single" w:sz="6" w:space="0" w:color="000000"/>
             </w:tcBorders>
-            <w:shd w:color="auto" w:fill="E5E5E5" w:val="clear"/>
+            <w:shd w:val="clear" w:color="auto" w:fill="E5E5E5"/>
           </w:tcPr>
           <w:p>
             <w:pPr>
               <w:pStyle w:val="TableText"/>
-              <w:snapToGrid w:val="false"/>
-              <w:spacing w:before="40" w:after="40"/>
+              <w:snapToGrid w:val="0"/>
               <w:rPr>
                 <w:color w:val="000000"/>
               </w:rPr>
@@ -875,7 +825,6 @@
         </w:tc>
       </w:tr>
       <w:tr>
-        <w:trPr/>
         <w:tc>
           <w:tcPr>
             <w:tcW w:w="1275" w:type="dxa"/>
@@ -884,13 +833,12 @@
               <w:left w:val="single" w:sz="6" w:space="0" w:color="000000"/>
               <w:bottom w:val="single" w:sz="6" w:space="0" w:color="000000"/>
             </w:tcBorders>
-            <w:shd w:color="auto" w:fill="E5E5E5" w:val="clear"/>
+            <w:shd w:val="clear" w:color="auto" w:fill="E5E5E5"/>
           </w:tcPr>
           <w:p>
             <w:pPr>
               <w:pStyle w:val="TableText"/>
-              <w:snapToGrid w:val="false"/>
-              <w:spacing w:before="40" w:after="40"/>
+              <w:snapToGrid w:val="0"/>
               <w:rPr>
                 <w:color w:val="000000"/>
                 <w:u w:val="single"/>
@@ -913,13 +861,12 @@
               <w:left w:val="single" w:sz="6" w:space="0" w:color="000000"/>
               <w:bottom w:val="single" w:sz="6" w:space="0" w:color="000000"/>
             </w:tcBorders>
-            <w:shd w:color="auto" w:fill="E5E5E5" w:val="clear"/>
+            <w:shd w:val="clear" w:color="auto" w:fill="E5E5E5"/>
           </w:tcPr>
           <w:p>
             <w:pPr>
               <w:pStyle w:val="TableText"/>
-              <w:snapToGrid w:val="false"/>
-              <w:spacing w:before="40" w:after="40"/>
+              <w:snapToGrid w:val="0"/>
               <w:rPr>
                 <w:color w:val="000000"/>
               </w:rPr>
@@ -940,13 +887,12 @@
               <w:left w:val="single" w:sz="6" w:space="0" w:color="000000"/>
               <w:bottom w:val="single" w:sz="6" w:space="0" w:color="000000"/>
             </w:tcBorders>
-            <w:shd w:color="auto" w:fill="E5E5E5" w:val="clear"/>
+            <w:shd w:val="clear" w:color="auto" w:fill="E5E5E5"/>
           </w:tcPr>
           <w:p>
             <w:pPr>
               <w:pStyle w:val="TableText"/>
-              <w:snapToGrid w:val="false"/>
-              <w:spacing w:before="40" w:after="40"/>
+              <w:snapToGrid w:val="0"/>
               <w:rPr>
                 <w:color w:val="000000"/>
               </w:rPr>
@@ -968,13 +914,12 @@
               <w:bottom w:val="single" w:sz="6" w:space="0" w:color="000000"/>
               <w:right w:val="single" w:sz="6" w:space="0" w:color="000000"/>
             </w:tcBorders>
-            <w:shd w:color="auto" w:fill="E5E5E5" w:val="clear"/>
+            <w:shd w:val="clear" w:color="auto" w:fill="E5E5E5"/>
           </w:tcPr>
           <w:p>
             <w:pPr>
               <w:pStyle w:val="TableText"/>
-              <w:snapToGrid w:val="false"/>
-              <w:spacing w:before="40" w:after="40"/>
+              <w:snapToGrid w:val="0"/>
               <w:rPr>
                 <w:color w:val="000000"/>
               </w:rPr>
@@ -989,7 +934,6 @@
         </w:tc>
       </w:tr>
       <w:tr>
-        <w:trPr/>
         <w:tc>
           <w:tcPr>
             <w:tcW w:w="1275" w:type="dxa"/>
@@ -998,24 +942,17 @@
               <w:left w:val="single" w:sz="6" w:space="0" w:color="000000"/>
               <w:bottom w:val="single" w:sz="6" w:space="0" w:color="000000"/>
             </w:tcBorders>
-            <w:shd w:color="auto" w:fill="E5E5E5" w:val="clear"/>
+            <w:shd w:val="clear" w:color="auto" w:fill="E5E5E5"/>
           </w:tcPr>
           <w:p>
             <w:pPr>
               <w:pStyle w:val="TableText"/>
-              <w:snapToGrid w:val="false"/>
-              <w:spacing w:before="40" w:after="40"/>
+              <w:snapToGrid w:val="0"/>
               <w:rPr>
                 <w:color w:val="000000"/>
                 <w:u w:val="single"/>
               </w:rPr>
             </w:pPr>
-            <w:r>
-              <w:rPr>
-                <w:color w:val="000000"/>
-                <w:u w:val="single"/>
-              </w:rPr>
-            </w:r>
           </w:p>
         </w:tc>
         <w:tc>
@@ -1026,22 +963,16 @@
               <w:left w:val="single" w:sz="6" w:space="0" w:color="000000"/>
               <w:bottom w:val="single" w:sz="6" w:space="0" w:color="000000"/>
             </w:tcBorders>
-            <w:shd w:color="auto" w:fill="E5E5E5" w:val="clear"/>
+            <w:shd w:val="clear" w:color="auto" w:fill="E5E5E5"/>
           </w:tcPr>
           <w:p>
             <w:pPr>
               <w:pStyle w:val="TableText"/>
-              <w:snapToGrid w:val="false"/>
-              <w:spacing w:before="40" w:after="40"/>
+              <w:snapToGrid w:val="0"/>
               <w:rPr>
                 <w:color w:val="000000"/>
               </w:rPr>
             </w:pPr>
-            <w:r>
-              <w:rPr>
-                <w:color w:val="000000"/>
-              </w:rPr>
-            </w:r>
           </w:p>
         </w:tc>
         <w:tc>
@@ -1052,22 +983,16 @@
               <w:left w:val="single" w:sz="6" w:space="0" w:color="000000"/>
               <w:bottom w:val="single" w:sz="6" w:space="0" w:color="000000"/>
             </w:tcBorders>
-            <w:shd w:color="auto" w:fill="E5E5E5" w:val="clear"/>
+            <w:shd w:val="clear" w:color="auto" w:fill="E5E5E5"/>
           </w:tcPr>
           <w:p>
             <w:pPr>
               <w:pStyle w:val="TableText"/>
-              <w:snapToGrid w:val="false"/>
-              <w:spacing w:before="40" w:after="40"/>
+              <w:snapToGrid w:val="0"/>
               <w:rPr>
                 <w:color w:val="000000"/>
               </w:rPr>
             </w:pPr>
-            <w:r>
-              <w:rPr>
-                <w:color w:val="000000"/>
-              </w:rPr>
-            </w:r>
           </w:p>
         </w:tc>
         <w:tc>
@@ -1079,27 +1004,20 @@
               <w:bottom w:val="single" w:sz="6" w:space="0" w:color="000000"/>
               <w:right w:val="single" w:sz="6" w:space="0" w:color="000000"/>
             </w:tcBorders>
-            <w:shd w:color="auto" w:fill="E5E5E5" w:val="clear"/>
+            <w:shd w:val="clear" w:color="auto" w:fill="E5E5E5"/>
           </w:tcPr>
           <w:p>
             <w:pPr>
               <w:pStyle w:val="TableText"/>
-              <w:snapToGrid w:val="false"/>
-              <w:spacing w:before="40" w:after="40"/>
+              <w:snapToGrid w:val="0"/>
               <w:rPr>
                 <w:color w:val="000000"/>
               </w:rPr>
             </w:pPr>
-            <w:r>
-              <w:rPr>
-                <w:color w:val="000000"/>
-              </w:rPr>
-            </w:r>
           </w:p>
         </w:tc>
       </w:tr>
       <w:tr>
-        <w:trPr/>
         <w:tc>
           <w:tcPr>
             <w:tcW w:w="1275" w:type="dxa"/>
@@ -1108,24 +1026,17 @@
               <w:left w:val="single" w:sz="6" w:space="0" w:color="000000"/>
               <w:bottom w:val="single" w:sz="6" w:space="0" w:color="000000"/>
             </w:tcBorders>
-            <w:shd w:color="auto" w:fill="E5E5E5" w:val="clear"/>
+            <w:shd w:val="clear" w:color="auto" w:fill="E5E5E5"/>
           </w:tcPr>
           <w:p>
             <w:pPr>
               <w:pStyle w:val="TableText"/>
-              <w:snapToGrid w:val="false"/>
-              <w:spacing w:before="40" w:after="40"/>
+              <w:snapToGrid w:val="0"/>
               <w:rPr>
                 <w:color w:val="000000"/>
                 <w:u w:val="single"/>
               </w:rPr>
             </w:pPr>
-            <w:r>
-              <w:rPr>
-                <w:color w:val="000000"/>
-                <w:u w:val="single"/>
-              </w:rPr>
-            </w:r>
           </w:p>
         </w:tc>
         <w:tc>
@@ -1136,22 +1047,16 @@
               <w:left w:val="single" w:sz="6" w:space="0" w:color="000000"/>
               <w:bottom w:val="single" w:sz="6" w:space="0" w:color="000000"/>
             </w:tcBorders>
-            <w:shd w:color="auto" w:fill="E5E5E5" w:val="clear"/>
+            <w:shd w:val="clear" w:color="auto" w:fill="E5E5E5"/>
           </w:tcPr>
           <w:p>
             <w:pPr>
               <w:pStyle w:val="TableText"/>
-              <w:snapToGrid w:val="false"/>
-              <w:spacing w:before="40" w:after="40"/>
+              <w:snapToGrid w:val="0"/>
               <w:rPr>
                 <w:color w:val="000000"/>
               </w:rPr>
             </w:pPr>
-            <w:r>
-              <w:rPr>
-                <w:color w:val="000000"/>
-              </w:rPr>
-            </w:r>
           </w:p>
         </w:tc>
         <w:tc>
@@ -1162,22 +1067,16 @@
               <w:left w:val="single" w:sz="6" w:space="0" w:color="000000"/>
               <w:bottom w:val="single" w:sz="6" w:space="0" w:color="000000"/>
             </w:tcBorders>
-            <w:shd w:color="auto" w:fill="E5E5E5" w:val="clear"/>
+            <w:shd w:val="clear" w:color="auto" w:fill="E5E5E5"/>
           </w:tcPr>
           <w:p>
             <w:pPr>
               <w:pStyle w:val="TableText"/>
-              <w:snapToGrid w:val="false"/>
-              <w:spacing w:before="40" w:after="40"/>
+              <w:snapToGrid w:val="0"/>
               <w:rPr>
                 <w:color w:val="000000"/>
               </w:rPr>
             </w:pPr>
-            <w:r>
-              <w:rPr>
-                <w:color w:val="000000"/>
-              </w:rPr>
-            </w:r>
           </w:p>
         </w:tc>
         <w:tc>
@@ -1189,27 +1088,20 @@
               <w:bottom w:val="single" w:sz="6" w:space="0" w:color="000000"/>
               <w:right w:val="single" w:sz="6" w:space="0" w:color="000000"/>
             </w:tcBorders>
-            <w:shd w:color="auto" w:fill="E5E5E5" w:val="clear"/>
+            <w:shd w:val="clear" w:color="auto" w:fill="E5E5E5"/>
           </w:tcPr>
           <w:p>
             <w:pPr>
               <w:pStyle w:val="TableText"/>
-              <w:snapToGrid w:val="false"/>
-              <w:spacing w:before="40" w:after="40"/>
+              <w:snapToGrid w:val="0"/>
               <w:rPr>
                 <w:color w:val="000000"/>
               </w:rPr>
             </w:pPr>
-            <w:r>
-              <w:rPr>
-                <w:color w:val="000000"/>
-              </w:rPr>
-            </w:r>
           </w:p>
         </w:tc>
       </w:tr>
       <w:tr>
-        <w:trPr/>
         <w:tc>
           <w:tcPr>
             <w:tcW w:w="1275" w:type="dxa"/>
@@ -1218,24 +1110,17 @@
               <w:left w:val="single" w:sz="6" w:space="0" w:color="000000"/>
               <w:bottom w:val="single" w:sz="6" w:space="0" w:color="000000"/>
             </w:tcBorders>
-            <w:shd w:color="auto" w:fill="E5E5E5" w:val="clear"/>
+            <w:shd w:val="clear" w:color="auto" w:fill="E5E5E5"/>
           </w:tcPr>
           <w:p>
             <w:pPr>
               <w:pStyle w:val="TableText"/>
-              <w:snapToGrid w:val="false"/>
-              <w:spacing w:before="40" w:after="40"/>
+              <w:snapToGrid w:val="0"/>
               <w:rPr>
                 <w:color w:val="000000"/>
                 <w:u w:val="single"/>
               </w:rPr>
             </w:pPr>
-            <w:r>
-              <w:rPr>
-                <w:color w:val="000000"/>
-                <w:u w:val="single"/>
-              </w:rPr>
-            </w:r>
           </w:p>
         </w:tc>
         <w:tc>
@@ -1246,22 +1131,16 @@
               <w:left w:val="single" w:sz="6" w:space="0" w:color="000000"/>
               <w:bottom w:val="single" w:sz="6" w:space="0" w:color="000000"/>
             </w:tcBorders>
-            <w:shd w:color="auto" w:fill="E5E5E5" w:val="clear"/>
+            <w:shd w:val="clear" w:color="auto" w:fill="E5E5E5"/>
           </w:tcPr>
           <w:p>
             <w:pPr>
               <w:pStyle w:val="TableText"/>
-              <w:snapToGrid w:val="false"/>
-              <w:spacing w:before="40" w:after="40"/>
+              <w:snapToGrid w:val="0"/>
               <w:rPr>
                 <w:color w:val="000000"/>
               </w:rPr>
             </w:pPr>
-            <w:r>
-              <w:rPr>
-                <w:color w:val="000000"/>
-              </w:rPr>
-            </w:r>
           </w:p>
         </w:tc>
         <w:tc>
@@ -1272,22 +1151,16 @@
               <w:left w:val="single" w:sz="6" w:space="0" w:color="000000"/>
               <w:bottom w:val="single" w:sz="6" w:space="0" w:color="000000"/>
             </w:tcBorders>
-            <w:shd w:color="auto" w:fill="E5E5E5" w:val="clear"/>
+            <w:shd w:val="clear" w:color="auto" w:fill="E5E5E5"/>
           </w:tcPr>
           <w:p>
             <w:pPr>
               <w:pStyle w:val="TableText"/>
-              <w:snapToGrid w:val="false"/>
-              <w:spacing w:before="40" w:after="40"/>
+              <w:snapToGrid w:val="0"/>
               <w:rPr>
                 <w:color w:val="000000"/>
               </w:rPr>
             </w:pPr>
-            <w:r>
-              <w:rPr>
-                <w:color w:val="000000"/>
-              </w:rPr>
-            </w:r>
           </w:p>
         </w:tc>
         <w:tc>
@@ -1299,27 +1172,20 @@
               <w:bottom w:val="single" w:sz="6" w:space="0" w:color="000000"/>
               <w:right w:val="single" w:sz="6" w:space="0" w:color="000000"/>
             </w:tcBorders>
-            <w:shd w:color="auto" w:fill="E5E5E5" w:val="clear"/>
+            <w:shd w:val="clear" w:color="auto" w:fill="E5E5E5"/>
           </w:tcPr>
           <w:p>
             <w:pPr>
               <w:pStyle w:val="TableText"/>
-              <w:snapToGrid w:val="false"/>
-              <w:spacing w:before="40" w:after="40"/>
+              <w:snapToGrid w:val="0"/>
               <w:rPr>
                 <w:color w:val="000000"/>
               </w:rPr>
             </w:pPr>
-            <w:r>
-              <w:rPr>
-                <w:color w:val="000000"/>
-              </w:rPr>
-            </w:r>
           </w:p>
         </w:tc>
       </w:tr>
       <w:tr>
-        <w:trPr/>
         <w:tc>
           <w:tcPr>
             <w:tcW w:w="1275" w:type="dxa"/>
@@ -1328,24 +1194,17 @@
               <w:left w:val="single" w:sz="6" w:space="0" w:color="000000"/>
               <w:bottom w:val="single" w:sz="6" w:space="0" w:color="000000"/>
             </w:tcBorders>
-            <w:shd w:color="auto" w:fill="E5E5E5" w:val="clear"/>
+            <w:shd w:val="clear" w:color="auto" w:fill="E5E5E5"/>
           </w:tcPr>
           <w:p>
             <w:pPr>
               <w:pStyle w:val="TableText"/>
-              <w:snapToGrid w:val="false"/>
-              <w:spacing w:before="40" w:after="40"/>
+              <w:snapToGrid w:val="0"/>
               <w:rPr>
                 <w:color w:val="000000"/>
                 <w:u w:val="single"/>
               </w:rPr>
             </w:pPr>
-            <w:r>
-              <w:rPr>
-                <w:color w:val="000000"/>
-                <w:u w:val="single"/>
-              </w:rPr>
-            </w:r>
           </w:p>
         </w:tc>
         <w:tc>
@@ -1356,22 +1215,16 @@
               <w:left w:val="single" w:sz="6" w:space="0" w:color="000000"/>
               <w:bottom w:val="single" w:sz="6" w:space="0" w:color="000000"/>
             </w:tcBorders>
-            <w:shd w:color="auto" w:fill="E5E5E5" w:val="clear"/>
+            <w:shd w:val="clear" w:color="auto" w:fill="E5E5E5"/>
           </w:tcPr>
           <w:p>
             <w:pPr>
               <w:pStyle w:val="TableText"/>
-              <w:snapToGrid w:val="false"/>
-              <w:spacing w:before="40" w:after="40"/>
+              <w:snapToGrid w:val="0"/>
               <w:rPr>
                 <w:color w:val="000000"/>
               </w:rPr>
             </w:pPr>
-            <w:r>
-              <w:rPr>
-                <w:color w:val="000000"/>
-              </w:rPr>
-            </w:r>
           </w:p>
         </w:tc>
         <w:tc>
@@ -1382,22 +1235,16 @@
               <w:left w:val="single" w:sz="6" w:space="0" w:color="000000"/>
               <w:bottom w:val="single" w:sz="6" w:space="0" w:color="000000"/>
             </w:tcBorders>
-            <w:shd w:color="auto" w:fill="E5E5E5" w:val="clear"/>
+            <w:shd w:val="clear" w:color="auto" w:fill="E5E5E5"/>
           </w:tcPr>
           <w:p>
             <w:pPr>
               <w:pStyle w:val="TableText"/>
-              <w:snapToGrid w:val="false"/>
-              <w:spacing w:before="40" w:after="40"/>
+              <w:snapToGrid w:val="0"/>
               <w:rPr>
                 <w:color w:val="000000"/>
               </w:rPr>
             </w:pPr>
-            <w:r>
-              <w:rPr>
-                <w:color w:val="000000"/>
-              </w:rPr>
-            </w:r>
           </w:p>
         </w:tc>
         <w:tc>
@@ -1409,27 +1256,20 @@
               <w:bottom w:val="single" w:sz="6" w:space="0" w:color="000000"/>
               <w:right w:val="single" w:sz="6" w:space="0" w:color="000000"/>
             </w:tcBorders>
-            <w:shd w:color="auto" w:fill="E5E5E5" w:val="clear"/>
+            <w:shd w:val="clear" w:color="auto" w:fill="E5E5E5"/>
           </w:tcPr>
           <w:p>
             <w:pPr>
               <w:pStyle w:val="TableText"/>
-              <w:snapToGrid w:val="false"/>
-              <w:spacing w:before="40" w:after="40"/>
+              <w:snapToGrid w:val="0"/>
               <w:rPr>
                 <w:color w:val="000000"/>
               </w:rPr>
             </w:pPr>
-            <w:r>
-              <w:rPr>
-                <w:color w:val="000000"/>
-              </w:rPr>
-            </w:r>
           </w:p>
         </w:tc>
       </w:tr>
       <w:tr>
-        <w:trPr/>
         <w:tc>
           <w:tcPr>
             <w:tcW w:w="1275" w:type="dxa"/>
@@ -1438,24 +1278,17 @@
               <w:left w:val="single" w:sz="6" w:space="0" w:color="000000"/>
               <w:bottom w:val="single" w:sz="6" w:space="0" w:color="000000"/>
             </w:tcBorders>
-            <w:shd w:color="auto" w:fill="E5E5E5" w:val="clear"/>
+            <w:shd w:val="clear" w:color="auto" w:fill="E5E5E5"/>
           </w:tcPr>
           <w:p>
             <w:pPr>
               <w:pStyle w:val="TableText"/>
-              <w:snapToGrid w:val="false"/>
-              <w:spacing w:before="40" w:after="40"/>
+              <w:snapToGrid w:val="0"/>
               <w:rPr>
                 <w:color w:val="000000"/>
                 <w:u w:val="single"/>
               </w:rPr>
             </w:pPr>
-            <w:r>
-              <w:rPr>
-                <w:color w:val="000000"/>
-                <w:u w:val="single"/>
-              </w:rPr>
-            </w:r>
           </w:p>
         </w:tc>
         <w:tc>
@@ -1466,22 +1299,16 @@
               <w:left w:val="single" w:sz="6" w:space="0" w:color="000000"/>
               <w:bottom w:val="single" w:sz="6" w:space="0" w:color="000000"/>
             </w:tcBorders>
-            <w:shd w:color="auto" w:fill="E5E5E5" w:val="clear"/>
+            <w:shd w:val="clear" w:color="auto" w:fill="E5E5E5"/>
           </w:tcPr>
           <w:p>
             <w:pPr>
               <w:pStyle w:val="TableText"/>
-              <w:snapToGrid w:val="false"/>
-              <w:spacing w:before="40" w:after="40"/>
+              <w:snapToGrid w:val="0"/>
               <w:rPr>
                 <w:color w:val="000000"/>
               </w:rPr>
             </w:pPr>
-            <w:r>
-              <w:rPr>
-                <w:color w:val="000000"/>
-              </w:rPr>
-            </w:r>
           </w:p>
         </w:tc>
         <w:tc>
@@ -1492,22 +1319,16 @@
               <w:left w:val="single" w:sz="6" w:space="0" w:color="000000"/>
               <w:bottom w:val="single" w:sz="6" w:space="0" w:color="000000"/>
             </w:tcBorders>
-            <w:shd w:color="auto" w:fill="E5E5E5" w:val="clear"/>
+            <w:shd w:val="clear" w:color="auto" w:fill="E5E5E5"/>
           </w:tcPr>
           <w:p>
             <w:pPr>
               <w:pStyle w:val="TableText"/>
-              <w:snapToGrid w:val="false"/>
-              <w:spacing w:before="40" w:after="40"/>
+              <w:snapToGrid w:val="0"/>
               <w:rPr>
                 <w:color w:val="000000"/>
               </w:rPr>
             </w:pPr>
-            <w:r>
-              <w:rPr>
-                <w:color w:val="000000"/>
-              </w:rPr>
-            </w:r>
           </w:p>
         </w:tc>
         <w:tc>
@@ -1519,27 +1340,20 @@
               <w:bottom w:val="single" w:sz="6" w:space="0" w:color="000000"/>
               <w:right w:val="single" w:sz="6" w:space="0" w:color="000000"/>
             </w:tcBorders>
-            <w:shd w:color="auto" w:fill="E5E5E5" w:val="clear"/>
+            <w:shd w:val="clear" w:color="auto" w:fill="E5E5E5"/>
           </w:tcPr>
           <w:p>
             <w:pPr>
               <w:pStyle w:val="TableText"/>
-              <w:snapToGrid w:val="false"/>
-              <w:spacing w:before="40" w:after="40"/>
+              <w:snapToGrid w:val="0"/>
               <w:rPr>
                 <w:color w:val="000000"/>
               </w:rPr>
             </w:pPr>
-            <w:r>
-              <w:rPr>
-                <w:color w:val="000000"/>
-              </w:rPr>
-            </w:r>
           </w:p>
         </w:tc>
       </w:tr>
       <w:tr>
-        <w:trPr/>
         <w:tc>
           <w:tcPr>
             <w:tcW w:w="1275" w:type="dxa"/>
@@ -1548,24 +1362,17 @@
               <w:left w:val="single" w:sz="6" w:space="0" w:color="000000"/>
               <w:bottom w:val="single" w:sz="6" w:space="0" w:color="000000"/>
             </w:tcBorders>
-            <w:shd w:color="auto" w:fill="E5E5E5" w:val="clear"/>
+            <w:shd w:val="clear" w:color="auto" w:fill="E5E5E5"/>
           </w:tcPr>
           <w:p>
             <w:pPr>
               <w:pStyle w:val="TableText"/>
-              <w:snapToGrid w:val="false"/>
-              <w:spacing w:before="40" w:after="40"/>
+              <w:snapToGrid w:val="0"/>
               <w:rPr>
                 <w:color w:val="000000"/>
                 <w:u w:val="single"/>
               </w:rPr>
             </w:pPr>
-            <w:r>
-              <w:rPr>
-                <w:color w:val="000000"/>
-                <w:u w:val="single"/>
-              </w:rPr>
-            </w:r>
           </w:p>
         </w:tc>
         <w:tc>
@@ -1576,22 +1383,16 @@
               <w:left w:val="single" w:sz="6" w:space="0" w:color="000000"/>
               <w:bottom w:val="single" w:sz="6" w:space="0" w:color="000000"/>
             </w:tcBorders>
-            <w:shd w:color="auto" w:fill="E5E5E5" w:val="clear"/>
+            <w:shd w:val="clear" w:color="auto" w:fill="E5E5E5"/>
           </w:tcPr>
           <w:p>
             <w:pPr>
               <w:pStyle w:val="TableText"/>
-              <w:snapToGrid w:val="false"/>
-              <w:spacing w:before="40" w:after="40"/>
+              <w:snapToGrid w:val="0"/>
               <w:rPr>
                 <w:color w:val="000000"/>
               </w:rPr>
             </w:pPr>
-            <w:r>
-              <w:rPr>
-                <w:color w:val="000000"/>
-              </w:rPr>
-            </w:r>
           </w:p>
         </w:tc>
         <w:tc>
@@ -1602,22 +1403,16 @@
               <w:left w:val="single" w:sz="6" w:space="0" w:color="000000"/>
               <w:bottom w:val="single" w:sz="6" w:space="0" w:color="000000"/>
             </w:tcBorders>
-            <w:shd w:color="auto" w:fill="E5E5E5" w:val="clear"/>
+            <w:shd w:val="clear" w:color="auto" w:fill="E5E5E5"/>
           </w:tcPr>
           <w:p>
             <w:pPr>
               <w:pStyle w:val="TableText"/>
-              <w:snapToGrid w:val="false"/>
-              <w:spacing w:before="40" w:after="40"/>
+              <w:snapToGrid w:val="0"/>
               <w:rPr>
                 <w:color w:val="000000"/>
               </w:rPr>
             </w:pPr>
-            <w:r>
-              <w:rPr>
-                <w:color w:val="000000"/>
-              </w:rPr>
-            </w:r>
           </w:p>
         </w:tc>
         <w:tc>
@@ -1629,27 +1424,20 @@
               <w:bottom w:val="single" w:sz="6" w:space="0" w:color="000000"/>
               <w:right w:val="single" w:sz="6" w:space="0" w:color="000000"/>
             </w:tcBorders>
-            <w:shd w:color="auto" w:fill="E5E5E5" w:val="clear"/>
+            <w:shd w:val="clear" w:color="auto" w:fill="E5E5E5"/>
           </w:tcPr>
           <w:p>
             <w:pPr>
               <w:pStyle w:val="TableText"/>
-              <w:snapToGrid w:val="false"/>
-              <w:spacing w:before="40" w:after="40"/>
+              <w:snapToGrid w:val="0"/>
               <w:rPr>
                 <w:color w:val="000000"/>
               </w:rPr>
             </w:pPr>
-            <w:r>
-              <w:rPr>
-                <w:color w:val="000000"/>
-              </w:rPr>
-            </w:r>
           </w:p>
         </w:tc>
       </w:tr>
       <w:tr>
-        <w:trPr/>
         <w:tc>
           <w:tcPr>
             <w:tcW w:w="1275" w:type="dxa"/>
@@ -1658,24 +1446,17 @@
               <w:left w:val="single" w:sz="6" w:space="0" w:color="000000"/>
               <w:bottom w:val="single" w:sz="6" w:space="0" w:color="000000"/>
             </w:tcBorders>
-            <w:shd w:color="auto" w:fill="E5E5E5" w:val="clear"/>
+            <w:shd w:val="clear" w:color="auto" w:fill="E5E5E5"/>
           </w:tcPr>
           <w:p>
             <w:pPr>
               <w:pStyle w:val="TableText"/>
-              <w:snapToGrid w:val="false"/>
-              <w:spacing w:before="40" w:after="40"/>
+              <w:snapToGrid w:val="0"/>
               <w:rPr>
                 <w:color w:val="000000"/>
                 <w:u w:val="single"/>
               </w:rPr>
             </w:pPr>
-            <w:r>
-              <w:rPr>
-                <w:color w:val="000000"/>
-                <w:u w:val="single"/>
-              </w:rPr>
-            </w:r>
           </w:p>
         </w:tc>
         <w:tc>
@@ -1686,22 +1467,16 @@
               <w:left w:val="single" w:sz="6" w:space="0" w:color="000000"/>
               <w:bottom w:val="single" w:sz="6" w:space="0" w:color="000000"/>
             </w:tcBorders>
-            <w:shd w:color="auto" w:fill="E5E5E5" w:val="clear"/>
+            <w:shd w:val="clear" w:color="auto" w:fill="E5E5E5"/>
           </w:tcPr>
           <w:p>
             <w:pPr>
               <w:pStyle w:val="TableText"/>
-              <w:snapToGrid w:val="false"/>
-              <w:spacing w:before="40" w:after="40"/>
+              <w:snapToGrid w:val="0"/>
               <w:rPr>
                 <w:color w:val="000000"/>
               </w:rPr>
             </w:pPr>
-            <w:r>
-              <w:rPr>
-                <w:color w:val="000000"/>
-              </w:rPr>
-            </w:r>
           </w:p>
         </w:tc>
         <w:tc>
@@ -1712,22 +1487,16 @@
               <w:left w:val="single" w:sz="6" w:space="0" w:color="000000"/>
               <w:bottom w:val="single" w:sz="6" w:space="0" w:color="000000"/>
             </w:tcBorders>
-            <w:shd w:color="auto" w:fill="E5E5E5" w:val="clear"/>
+            <w:shd w:val="clear" w:color="auto" w:fill="E5E5E5"/>
           </w:tcPr>
           <w:p>
             <w:pPr>
               <w:pStyle w:val="TableText"/>
-              <w:snapToGrid w:val="false"/>
-              <w:spacing w:before="40" w:after="40"/>
+              <w:snapToGrid w:val="0"/>
               <w:rPr>
                 <w:color w:val="000000"/>
               </w:rPr>
             </w:pPr>
-            <w:r>
-              <w:rPr>
-                <w:color w:val="000000"/>
-              </w:rPr>
-            </w:r>
           </w:p>
         </w:tc>
         <w:tc>
@@ -1739,27 +1508,20 @@
               <w:bottom w:val="single" w:sz="6" w:space="0" w:color="000000"/>
               <w:right w:val="single" w:sz="6" w:space="0" w:color="000000"/>
             </w:tcBorders>
-            <w:shd w:color="auto" w:fill="E5E5E5" w:val="clear"/>
+            <w:shd w:val="clear" w:color="auto" w:fill="E5E5E5"/>
           </w:tcPr>
           <w:p>
             <w:pPr>
               <w:pStyle w:val="TableText"/>
-              <w:snapToGrid w:val="false"/>
-              <w:spacing w:before="40" w:after="40"/>
+              <w:snapToGrid w:val="0"/>
               <w:rPr>
                 <w:color w:val="000000"/>
               </w:rPr>
             </w:pPr>
-            <w:r>
-              <w:rPr>
-                <w:color w:val="000000"/>
-              </w:rPr>
-            </w:r>
           </w:p>
         </w:tc>
       </w:tr>
       <w:tr>
-        <w:trPr/>
         <w:tc>
           <w:tcPr>
             <w:tcW w:w="1275" w:type="dxa"/>
@@ -1768,24 +1530,17 @@
               <w:left w:val="single" w:sz="6" w:space="0" w:color="000000"/>
               <w:bottom w:val="single" w:sz="6" w:space="0" w:color="000000"/>
             </w:tcBorders>
-            <w:shd w:color="auto" w:fill="E5E5E5" w:val="clear"/>
+            <w:shd w:val="clear" w:color="auto" w:fill="E5E5E5"/>
           </w:tcPr>
           <w:p>
             <w:pPr>
               <w:pStyle w:val="TableText"/>
-              <w:snapToGrid w:val="false"/>
-              <w:spacing w:before="40" w:after="40"/>
+              <w:snapToGrid w:val="0"/>
               <w:rPr>
                 <w:color w:val="000000"/>
                 <w:u w:val="single"/>
               </w:rPr>
             </w:pPr>
-            <w:r>
-              <w:rPr>
-                <w:color w:val="000000"/>
-                <w:u w:val="single"/>
-              </w:rPr>
-            </w:r>
           </w:p>
         </w:tc>
         <w:tc>
@@ -1796,22 +1551,16 @@
               <w:left w:val="single" w:sz="6" w:space="0" w:color="000000"/>
               <w:bottom w:val="single" w:sz="6" w:space="0" w:color="000000"/>
             </w:tcBorders>
-            <w:shd w:color="auto" w:fill="E5E5E5" w:val="clear"/>
+            <w:shd w:val="clear" w:color="auto" w:fill="E5E5E5"/>
           </w:tcPr>
           <w:p>
             <w:pPr>
               <w:pStyle w:val="TableText"/>
-              <w:snapToGrid w:val="false"/>
-              <w:spacing w:before="40" w:after="40"/>
+              <w:snapToGrid w:val="0"/>
               <w:rPr>
                 <w:color w:val="000000"/>
               </w:rPr>
             </w:pPr>
-            <w:r>
-              <w:rPr>
-                <w:color w:val="000000"/>
-              </w:rPr>
-            </w:r>
           </w:p>
         </w:tc>
         <w:tc>
@@ -1822,22 +1571,16 @@
               <w:left w:val="single" w:sz="6" w:space="0" w:color="000000"/>
               <w:bottom w:val="single" w:sz="6" w:space="0" w:color="000000"/>
             </w:tcBorders>
-            <w:shd w:color="auto" w:fill="E5E5E5" w:val="clear"/>
+            <w:shd w:val="clear" w:color="auto" w:fill="E5E5E5"/>
           </w:tcPr>
           <w:p>
             <w:pPr>
               <w:pStyle w:val="TableText"/>
-              <w:snapToGrid w:val="false"/>
-              <w:spacing w:before="40" w:after="40"/>
+              <w:snapToGrid w:val="0"/>
               <w:rPr>
                 <w:color w:val="000000"/>
               </w:rPr>
             </w:pPr>
-            <w:r>
-              <w:rPr>
-                <w:color w:val="000000"/>
-              </w:rPr>
-            </w:r>
           </w:p>
         </w:tc>
         <w:tc>
@@ -1849,27 +1592,20 @@
               <w:bottom w:val="single" w:sz="6" w:space="0" w:color="000000"/>
               <w:right w:val="single" w:sz="6" w:space="0" w:color="000000"/>
             </w:tcBorders>
-            <w:shd w:color="auto" w:fill="E5E5E5" w:val="clear"/>
+            <w:shd w:val="clear" w:color="auto" w:fill="E5E5E5"/>
           </w:tcPr>
           <w:p>
             <w:pPr>
               <w:pStyle w:val="TableText"/>
-              <w:snapToGrid w:val="false"/>
-              <w:spacing w:before="40" w:after="40"/>
+              <w:snapToGrid w:val="0"/>
               <w:rPr>
                 <w:color w:val="000000"/>
               </w:rPr>
             </w:pPr>
-            <w:r>
-              <w:rPr>
-                <w:color w:val="000000"/>
-              </w:rPr>
-            </w:r>
           </w:p>
         </w:tc>
       </w:tr>
       <w:tr>
-        <w:trPr/>
         <w:tc>
           <w:tcPr>
             <w:tcW w:w="1275" w:type="dxa"/>
@@ -1878,24 +1614,17 @@
               <w:left w:val="single" w:sz="6" w:space="0" w:color="000000"/>
               <w:bottom w:val="single" w:sz="6" w:space="0" w:color="000000"/>
             </w:tcBorders>
-            <w:shd w:color="auto" w:fill="E5E5E5" w:val="clear"/>
+            <w:shd w:val="clear" w:color="auto" w:fill="E5E5E5"/>
           </w:tcPr>
           <w:p>
             <w:pPr>
               <w:pStyle w:val="TableText"/>
-              <w:snapToGrid w:val="false"/>
-              <w:spacing w:before="40" w:after="40"/>
+              <w:snapToGrid w:val="0"/>
               <w:rPr>
                 <w:color w:val="000000"/>
                 <w:u w:val="single"/>
               </w:rPr>
             </w:pPr>
-            <w:r>
-              <w:rPr>
-                <w:color w:val="000000"/>
-                <w:u w:val="single"/>
-              </w:rPr>
-            </w:r>
           </w:p>
         </w:tc>
         <w:tc>
@@ -1906,22 +1635,16 @@
               <w:left w:val="single" w:sz="6" w:space="0" w:color="000000"/>
               <w:bottom w:val="single" w:sz="6" w:space="0" w:color="000000"/>
             </w:tcBorders>
-            <w:shd w:color="auto" w:fill="E5E5E5" w:val="clear"/>
+            <w:shd w:val="clear" w:color="auto" w:fill="E5E5E5"/>
           </w:tcPr>
           <w:p>
             <w:pPr>
               <w:pStyle w:val="TableText"/>
-              <w:snapToGrid w:val="false"/>
-              <w:spacing w:before="40" w:after="40"/>
+              <w:snapToGrid w:val="0"/>
               <w:rPr>
                 <w:color w:val="000000"/>
               </w:rPr>
             </w:pPr>
-            <w:r>
-              <w:rPr>
-                <w:color w:val="000000"/>
-              </w:rPr>
-            </w:r>
           </w:p>
         </w:tc>
         <w:tc>
@@ -1932,22 +1655,16 @@
               <w:left w:val="single" w:sz="6" w:space="0" w:color="000000"/>
               <w:bottom w:val="single" w:sz="6" w:space="0" w:color="000000"/>
             </w:tcBorders>
-            <w:shd w:color="auto" w:fill="E5E5E5" w:val="clear"/>
+            <w:shd w:val="clear" w:color="auto" w:fill="E5E5E5"/>
           </w:tcPr>
           <w:p>
             <w:pPr>
               <w:pStyle w:val="TableText"/>
-              <w:snapToGrid w:val="false"/>
-              <w:spacing w:before="40" w:after="40"/>
+              <w:snapToGrid w:val="0"/>
               <w:rPr>
                 <w:color w:val="000000"/>
               </w:rPr>
             </w:pPr>
-            <w:r>
-              <w:rPr>
-                <w:color w:val="000000"/>
-              </w:rPr>
-            </w:r>
           </w:p>
         </w:tc>
         <w:tc>
@@ -1959,27 +1676,20 @@
               <w:bottom w:val="single" w:sz="6" w:space="0" w:color="000000"/>
               <w:right w:val="single" w:sz="6" w:space="0" w:color="000000"/>
             </w:tcBorders>
-            <w:shd w:color="auto" w:fill="E5E5E5" w:val="clear"/>
+            <w:shd w:val="clear" w:color="auto" w:fill="E5E5E5"/>
           </w:tcPr>
           <w:p>
             <w:pPr>
               <w:pStyle w:val="TableText"/>
-              <w:snapToGrid w:val="false"/>
-              <w:spacing w:before="40" w:after="40"/>
+              <w:snapToGrid w:val="0"/>
               <w:rPr>
                 <w:color w:val="000000"/>
               </w:rPr>
             </w:pPr>
-            <w:r>
-              <w:rPr>
-                <w:color w:val="000000"/>
-              </w:rPr>
-            </w:r>
           </w:p>
         </w:tc>
       </w:tr>
       <w:tr>
-        <w:trPr/>
         <w:tc>
           <w:tcPr>
             <w:tcW w:w="1275" w:type="dxa"/>
@@ -1988,24 +1698,17 @@
               <w:left w:val="single" w:sz="6" w:space="0" w:color="000000"/>
               <w:bottom w:val="single" w:sz="6" w:space="0" w:color="000000"/>
             </w:tcBorders>
-            <w:shd w:color="auto" w:fill="E5E5E5" w:val="clear"/>
+            <w:shd w:val="clear" w:color="auto" w:fill="E5E5E5"/>
           </w:tcPr>
           <w:p>
             <w:pPr>
               <w:pStyle w:val="TableText"/>
-              <w:snapToGrid w:val="false"/>
-              <w:spacing w:before="40" w:after="40"/>
+              <w:snapToGrid w:val="0"/>
               <w:rPr>
                 <w:color w:val="000000"/>
                 <w:u w:val="single"/>
               </w:rPr>
             </w:pPr>
-            <w:r>
-              <w:rPr>
-                <w:color w:val="000000"/>
-                <w:u w:val="single"/>
-              </w:rPr>
-            </w:r>
           </w:p>
         </w:tc>
         <w:tc>
@@ -2016,22 +1719,16 @@
               <w:left w:val="single" w:sz="6" w:space="0" w:color="000000"/>
               <w:bottom w:val="single" w:sz="6" w:space="0" w:color="000000"/>
             </w:tcBorders>
-            <w:shd w:color="auto" w:fill="E5E5E5" w:val="clear"/>
+            <w:shd w:val="clear" w:color="auto" w:fill="E5E5E5"/>
           </w:tcPr>
           <w:p>
             <w:pPr>
               <w:pStyle w:val="TableText"/>
-              <w:snapToGrid w:val="false"/>
-              <w:spacing w:before="40" w:after="40"/>
+              <w:snapToGrid w:val="0"/>
               <w:rPr>
                 <w:color w:val="000000"/>
               </w:rPr>
             </w:pPr>
-            <w:r>
-              <w:rPr>
-                <w:color w:val="000000"/>
-              </w:rPr>
-            </w:r>
           </w:p>
         </w:tc>
         <w:tc>
@@ -2042,22 +1739,16 @@
               <w:left w:val="single" w:sz="6" w:space="0" w:color="000000"/>
               <w:bottom w:val="single" w:sz="6" w:space="0" w:color="000000"/>
             </w:tcBorders>
-            <w:shd w:color="auto" w:fill="E5E5E5" w:val="clear"/>
+            <w:shd w:val="clear" w:color="auto" w:fill="E5E5E5"/>
           </w:tcPr>
           <w:p>
             <w:pPr>
               <w:pStyle w:val="TableText"/>
-              <w:snapToGrid w:val="false"/>
-              <w:spacing w:before="40" w:after="40"/>
+              <w:snapToGrid w:val="0"/>
               <w:rPr>
                 <w:color w:val="000000"/>
               </w:rPr>
             </w:pPr>
-            <w:r>
-              <w:rPr>
-                <w:color w:val="000000"/>
-              </w:rPr>
-            </w:r>
           </w:p>
         </w:tc>
         <w:tc>
@@ -2069,27 +1760,20 @@
               <w:bottom w:val="single" w:sz="6" w:space="0" w:color="000000"/>
               <w:right w:val="single" w:sz="6" w:space="0" w:color="000000"/>
             </w:tcBorders>
-            <w:shd w:color="auto" w:fill="E5E5E5" w:val="clear"/>
+            <w:shd w:val="clear" w:color="auto" w:fill="E5E5E5"/>
           </w:tcPr>
           <w:p>
             <w:pPr>
               <w:pStyle w:val="TableText"/>
-              <w:snapToGrid w:val="false"/>
-              <w:spacing w:before="40" w:after="40"/>
+              <w:snapToGrid w:val="0"/>
               <w:rPr>
                 <w:color w:val="000000"/>
               </w:rPr>
             </w:pPr>
-            <w:r>
-              <w:rPr>
-                <w:color w:val="000000"/>
-              </w:rPr>
-            </w:r>
           </w:p>
         </w:tc>
       </w:tr>
       <w:tr>
-        <w:trPr/>
         <w:tc>
           <w:tcPr>
             <w:tcW w:w="1275" w:type="dxa"/>
@@ -2098,24 +1782,17 @@
               <w:left w:val="single" w:sz="6" w:space="0" w:color="000000"/>
               <w:bottom w:val="single" w:sz="6" w:space="0" w:color="000000"/>
             </w:tcBorders>
-            <w:shd w:color="auto" w:fill="E5E5E5" w:val="clear"/>
+            <w:shd w:val="clear" w:color="auto" w:fill="E5E5E5"/>
           </w:tcPr>
           <w:p>
             <w:pPr>
               <w:pStyle w:val="TableText"/>
-              <w:snapToGrid w:val="false"/>
-              <w:spacing w:before="40" w:after="40"/>
+              <w:snapToGrid w:val="0"/>
               <w:rPr>
                 <w:color w:val="000000"/>
                 <w:u w:val="single"/>
               </w:rPr>
             </w:pPr>
-            <w:r>
-              <w:rPr>
-                <w:color w:val="000000"/>
-                <w:u w:val="single"/>
-              </w:rPr>
-            </w:r>
           </w:p>
         </w:tc>
         <w:tc>
@@ -2126,22 +1803,16 @@
               <w:left w:val="single" w:sz="6" w:space="0" w:color="000000"/>
               <w:bottom w:val="single" w:sz="6" w:space="0" w:color="000000"/>
             </w:tcBorders>
-            <w:shd w:color="auto" w:fill="E5E5E5" w:val="clear"/>
+            <w:shd w:val="clear" w:color="auto" w:fill="E5E5E5"/>
           </w:tcPr>
           <w:p>
             <w:pPr>
               <w:pStyle w:val="TableText"/>
-              <w:snapToGrid w:val="false"/>
-              <w:spacing w:before="40" w:after="40"/>
+              <w:snapToGrid w:val="0"/>
               <w:rPr>
                 <w:color w:val="000000"/>
               </w:rPr>
             </w:pPr>
-            <w:r>
-              <w:rPr>
-                <w:color w:val="000000"/>
-              </w:rPr>
-            </w:r>
           </w:p>
         </w:tc>
         <w:tc>
@@ -2152,22 +1823,16 @@
               <w:left w:val="single" w:sz="6" w:space="0" w:color="000000"/>
               <w:bottom w:val="single" w:sz="6" w:space="0" w:color="000000"/>
             </w:tcBorders>
-            <w:shd w:color="auto" w:fill="E5E5E5" w:val="clear"/>
+            <w:shd w:val="clear" w:color="auto" w:fill="E5E5E5"/>
           </w:tcPr>
           <w:p>
             <w:pPr>
               <w:pStyle w:val="TableText"/>
-              <w:snapToGrid w:val="false"/>
-              <w:spacing w:before="40" w:after="40"/>
+              <w:snapToGrid w:val="0"/>
               <w:rPr>
                 <w:color w:val="000000"/>
               </w:rPr>
             </w:pPr>
-            <w:r>
-              <w:rPr>
-                <w:color w:val="000000"/>
-              </w:rPr>
-            </w:r>
           </w:p>
         </w:tc>
         <w:tc>
@@ -2179,27 +1844,20 @@
               <w:bottom w:val="single" w:sz="6" w:space="0" w:color="000000"/>
               <w:right w:val="single" w:sz="6" w:space="0" w:color="000000"/>
             </w:tcBorders>
-            <w:shd w:color="auto" w:fill="E5E5E5" w:val="clear"/>
+            <w:shd w:val="clear" w:color="auto" w:fill="E5E5E5"/>
           </w:tcPr>
           <w:p>
             <w:pPr>
               <w:pStyle w:val="TableText"/>
-              <w:snapToGrid w:val="false"/>
-              <w:spacing w:before="40" w:after="40"/>
+              <w:snapToGrid w:val="0"/>
               <w:rPr>
                 <w:color w:val="000000"/>
               </w:rPr>
             </w:pPr>
-            <w:r>
-              <w:rPr>
-                <w:color w:val="000000"/>
-              </w:rPr>
-            </w:r>
           </w:p>
         </w:tc>
       </w:tr>
       <w:tr>
-        <w:trPr/>
         <w:tc>
           <w:tcPr>
             <w:tcW w:w="1275" w:type="dxa"/>
@@ -2208,24 +1866,17 @@
               <w:left w:val="single" w:sz="6" w:space="0" w:color="000000"/>
               <w:bottom w:val="single" w:sz="6" w:space="0" w:color="000000"/>
             </w:tcBorders>
-            <w:shd w:color="auto" w:fill="E5E5E5" w:val="clear"/>
+            <w:shd w:val="clear" w:color="auto" w:fill="E5E5E5"/>
           </w:tcPr>
           <w:p>
             <w:pPr>
               <w:pStyle w:val="TableText"/>
-              <w:snapToGrid w:val="false"/>
-              <w:spacing w:before="40" w:after="40"/>
+              <w:snapToGrid w:val="0"/>
               <w:rPr>
                 <w:color w:val="000000"/>
                 <w:u w:val="single"/>
               </w:rPr>
             </w:pPr>
-            <w:r>
-              <w:rPr>
-                <w:color w:val="000000"/>
-                <w:u w:val="single"/>
-              </w:rPr>
-            </w:r>
           </w:p>
         </w:tc>
         <w:tc>
@@ -2236,22 +1887,16 @@
               <w:left w:val="single" w:sz="6" w:space="0" w:color="000000"/>
               <w:bottom w:val="single" w:sz="6" w:space="0" w:color="000000"/>
             </w:tcBorders>
-            <w:shd w:color="auto" w:fill="E5E5E5" w:val="clear"/>
+            <w:shd w:val="clear" w:color="auto" w:fill="E5E5E5"/>
           </w:tcPr>
           <w:p>
             <w:pPr>
               <w:pStyle w:val="TableText"/>
-              <w:snapToGrid w:val="false"/>
-              <w:spacing w:before="40" w:after="40"/>
+              <w:snapToGrid w:val="0"/>
               <w:rPr>
                 <w:color w:val="000000"/>
               </w:rPr>
             </w:pPr>
-            <w:r>
-              <w:rPr>
-                <w:color w:val="000000"/>
-              </w:rPr>
-            </w:r>
           </w:p>
         </w:tc>
         <w:tc>
@@ -2262,22 +1907,16 @@
               <w:left w:val="single" w:sz="6" w:space="0" w:color="000000"/>
               <w:bottom w:val="single" w:sz="6" w:space="0" w:color="000000"/>
             </w:tcBorders>
-            <w:shd w:color="auto" w:fill="E5E5E5" w:val="clear"/>
+            <w:shd w:val="clear" w:color="auto" w:fill="E5E5E5"/>
           </w:tcPr>
           <w:p>
             <w:pPr>
               <w:pStyle w:val="TableText"/>
-              <w:snapToGrid w:val="false"/>
-              <w:spacing w:before="40" w:after="40"/>
+              <w:snapToGrid w:val="0"/>
               <w:rPr>
                 <w:color w:val="000000"/>
               </w:rPr>
             </w:pPr>
-            <w:r>
-              <w:rPr>
-                <w:color w:val="000000"/>
-              </w:rPr>
-            </w:r>
           </w:p>
         </w:tc>
         <w:tc>
@@ -2289,46 +1928,38 @@
               <w:bottom w:val="single" w:sz="6" w:space="0" w:color="000000"/>
               <w:right w:val="single" w:sz="6" w:space="0" w:color="000000"/>
             </w:tcBorders>
-            <w:shd w:color="auto" w:fill="E5E5E5" w:val="clear"/>
+            <w:shd w:val="clear" w:color="auto" w:fill="E5E5E5"/>
           </w:tcPr>
           <w:p>
             <w:pPr>
               <w:pStyle w:val="TableText"/>
-              <w:snapToGrid w:val="false"/>
-              <w:spacing w:before="40" w:after="40"/>
+              <w:snapToGrid w:val="0"/>
               <w:rPr>
                 <w:color w:val="000000"/>
               </w:rPr>
             </w:pPr>
-            <w:r>
-              <w:rPr>
-                <w:color w:val="000000"/>
-              </w:rPr>
-            </w:r>
           </w:p>
         </w:tc>
       </w:tr>
     </w:tbl>
     <w:p>
       <w:pPr>
-        <w:pStyle w:val="Normal"/>
         <w:rPr>
           <w:color w:val="000000"/>
         </w:rPr>
         <w:sectPr>
-          <w:headerReference w:type="even" r:id="rId3"/>
-          <w:headerReference w:type="default" r:id="rId4"/>
-          <w:headerReference w:type="first" r:id="rId5"/>
-          <w:footerReference w:type="even" r:id="rId6"/>
-          <w:footerReference w:type="default" r:id="rId7"/>
-          <w:footerReference w:type="first" r:id="rId8"/>
-          <w:type w:val="nextPage"/>
+          <w:headerReference w:type="even" r:id="rId8"/>
+          <w:headerReference w:type="default" r:id="rId9"/>
+          <w:footerReference w:type="even" r:id="rId10"/>
+          <w:footerReference w:type="default" r:id="rId11"/>
+          <w:headerReference w:type="first" r:id="rId12"/>
+          <w:footerReference w:type="first" r:id="rId13"/>
           <w:pgSz w:w="12240" w:h="15840"/>
-          <w:pgMar w:left="1800" w:right="1800" w:gutter="0" w:header="720" w:top="1440" w:footer="1080" w:bottom="1800"/>
+          <w:pgMar w:top="1440" w:right="1800" w:bottom="1800" w:left="1800" w:header="720" w:footer="1080" w:gutter="0"/>
           <w:pgNumType w:fmt="lowerRoman"/>
-          <w:formProt w:val="false"/>
-          <w:textDirection w:val="lrTb"/>
-          <w:docGrid w:type="default" w:linePitch="360" w:charSpace="0"/>
+          <w:cols w:space="720"/>
+          <w:formProt w:val="0"/>
+          <w:docGrid w:linePitch="360"/>
         </w:sectPr>
       </w:pPr>
       <w:r>
@@ -2350,15 +1981,22 @@
         <w:rPr>
           <w:color w:val="000000"/>
         </w:rPr>
+        <w:lastRenderedPageBreak/>
         <w:tab/>
         <w:t>Table of Contents</w:t>
       </w:r>
     </w:p>
     <w:sdt>
       <w:sdtPr>
+        <w:rPr>
+          <w:b w:val="0"/>
+          <w:caps w:val="0"/>
+          <w:smallCaps/>
+        </w:rPr>
+        <w:id w:val="-1057002159"/>
         <w:docPartObj>
           <w:docPartGallery w:val="Table of Contents"/>
-          <w:docPartUnique w:val="true"/>
+          <w:docPartUnique/>
         </w:docPartObj>
       </w:sdtPr>
       <w:sdtContent>
@@ -2367,10 +2005,9 @@
             <w:pStyle w:val="TOC1"/>
             <w:tabs>
               <w:tab w:val="clear" w:pos="8640"/>
-              <w:tab w:val="left" w:pos="440" w:leader="none"/>
-              <w:tab w:val="right" w:pos="8639" w:leader="dot"/>
+              <w:tab w:val="left" w:pos="440"/>
+              <w:tab w:val="right" w:leader="dot" w:pos="8639"/>
             </w:tabs>
-            <w:rPr/>
           </w:pPr>
           <w:r>
             <w:fldChar w:fldCharType="begin"/>
@@ -2394,9 +2031,10 @@
             <w:t>1.</w:t>
           </w:r>
           <w:r>
-            <w:rPr/>
             <w:tab/>
             <w:t>Introduction</w:t>
+          </w:r>
+          <w:r>
             <w:tab/>
             <w:t>iv</w:t>
           </w:r>
@@ -2406,16 +2044,18 @@
             <w:pStyle w:val="TOC2"/>
             <w:tabs>
               <w:tab w:val="clear" w:pos="8640"/>
-              <w:tab w:val="left" w:pos="880" w:leader="none"/>
-              <w:tab w:val="right" w:pos="8639" w:leader="dot"/>
+              <w:tab w:val="left" w:pos="880"/>
+              <w:tab w:val="right" w:leader="dot" w:pos="8639"/>
             </w:tabs>
-            <w:rPr/>
           </w:pPr>
           <w:r>
-            <w:rPr/>
             <w:t>1.1.</w:t>
+          </w:r>
+          <w:r>
             <w:tab/>
             <w:t>Scope</w:t>
+          </w:r>
+          <w:r>
             <w:tab/>
             <w:t>iv</w:t>
           </w:r>
@@ -2425,16 +2065,18 @@
             <w:pStyle w:val="TOC2"/>
             <w:tabs>
               <w:tab w:val="clear" w:pos="8640"/>
-              <w:tab w:val="left" w:pos="880" w:leader="none"/>
-              <w:tab w:val="right" w:pos="8639" w:leader="dot"/>
+              <w:tab w:val="left" w:pos="880"/>
+              <w:tab w:val="right" w:leader="dot" w:pos="8639"/>
             </w:tabs>
-            <w:rPr/>
           </w:pPr>
           <w:r>
-            <w:rPr/>
             <w:t>1.1.</w:t>
+          </w:r>
+          <w:r>
             <w:tab/>
             <w:t>Definitions, Acronyms, Abbreviations</w:t>
+          </w:r>
+          <w:r>
             <w:tab/>
             <w:t>iv</w:t>
           </w:r>
@@ -2444,16 +2086,18 @@
             <w:pStyle w:val="TOC2"/>
             <w:tabs>
               <w:tab w:val="clear" w:pos="8640"/>
-              <w:tab w:val="left" w:pos="880" w:leader="none"/>
-              <w:tab w:val="right" w:pos="8639" w:leader="dot"/>
+              <w:tab w:val="left" w:pos="880"/>
+              <w:tab w:val="right" w:leader="dot" w:pos="8639"/>
             </w:tabs>
-            <w:rPr/>
           </w:pPr>
           <w:r>
-            <w:rPr/>
             <w:t>1.2.</w:t>
+          </w:r>
+          <w:r>
             <w:tab/>
             <w:t>Overview</w:t>
+          </w:r>
+          <w:r>
             <w:tab/>
             <w:t>v</w:t>
           </w:r>
@@ -2463,16 +2107,18 @@
             <w:pStyle w:val="TOC1"/>
             <w:tabs>
               <w:tab w:val="clear" w:pos="8640"/>
-              <w:tab w:val="left" w:pos="440" w:leader="none"/>
-              <w:tab w:val="right" w:pos="8639" w:leader="dot"/>
+              <w:tab w:val="left" w:pos="440"/>
+              <w:tab w:val="right" w:leader="dot" w:pos="8639"/>
             </w:tabs>
-            <w:rPr/>
           </w:pPr>
           <w:r>
-            <w:rPr/>
             <w:t>2.</w:t>
+          </w:r>
+          <w:r>
             <w:tab/>
             <w:t>Architecture</w:t>
+          </w:r>
+          <w:r>
             <w:tab/>
             <w:t>vi</w:t>
           </w:r>
@@ -2482,16 +2128,18 @@
             <w:pStyle w:val="TOC2"/>
             <w:tabs>
               <w:tab w:val="clear" w:pos="8640"/>
-              <w:tab w:val="left" w:pos="880" w:leader="none"/>
-              <w:tab w:val="right" w:pos="8639" w:leader="dot"/>
+              <w:tab w:val="left" w:pos="880"/>
+              <w:tab w:val="right" w:leader="dot" w:pos="8639"/>
             </w:tabs>
-            <w:rPr/>
           </w:pPr>
           <w:r>
-            <w:rPr/>
             <w:t>2.1.</w:t>
+          </w:r>
+          <w:r>
             <w:tab/>
             <w:t>Overview</w:t>
+          </w:r>
+          <w:r>
             <w:tab/>
             <w:t>vi</w:t>
           </w:r>
@@ -2501,16 +2149,18 @@
             <w:pStyle w:val="TOC2"/>
             <w:tabs>
               <w:tab w:val="clear" w:pos="8640"/>
-              <w:tab w:val="left" w:pos="880" w:leader="none"/>
-              <w:tab w:val="right" w:pos="8639" w:leader="dot"/>
+              <w:tab w:val="left" w:pos="880"/>
+              <w:tab w:val="right" w:leader="dot" w:pos="8639"/>
             </w:tabs>
-            <w:rPr/>
           </w:pPr>
           <w:r>
-            <w:rPr/>
             <w:t>2.2.</w:t>
+          </w:r>
+          <w:r>
             <w:tab/>
             <w:t>Networking</w:t>
+          </w:r>
+          <w:r>
             <w:tab/>
             <w:t>vi</w:t>
           </w:r>
@@ -2520,16 +2170,18 @@
             <w:pStyle w:val="TOC2"/>
             <w:tabs>
               <w:tab w:val="clear" w:pos="8640"/>
-              <w:tab w:val="left" w:pos="880" w:leader="none"/>
-              <w:tab w:val="right" w:pos="8639" w:leader="dot"/>
+              <w:tab w:val="left" w:pos="880"/>
+              <w:tab w:val="right" w:leader="dot" w:pos="8639"/>
             </w:tabs>
-            <w:rPr/>
           </w:pPr>
           <w:r>
-            <w:rPr/>
             <w:t>2.3.</w:t>
+          </w:r>
+          <w:r>
             <w:tab/>
             <w:t>Messaging</w:t>
+          </w:r>
+          <w:r>
             <w:tab/>
             <w:t>vi</w:t>
           </w:r>
@@ -2539,16 +2191,18 @@
             <w:pStyle w:val="TOC2"/>
             <w:tabs>
               <w:tab w:val="clear" w:pos="8640"/>
-              <w:tab w:val="left" w:pos="880" w:leader="none"/>
-              <w:tab w:val="right" w:pos="8639" w:leader="dot"/>
+              <w:tab w:val="left" w:pos="880"/>
+              <w:tab w:val="right" w:leader="dot" w:pos="8639"/>
             </w:tabs>
-            <w:rPr/>
           </w:pPr>
           <w:r>
-            <w:rPr/>
             <w:t>2.4.</w:t>
+          </w:r>
+          <w:r>
             <w:tab/>
             <w:t>Server</w:t>
+          </w:r>
+          <w:r>
             <w:tab/>
             <w:t>vi</w:t>
           </w:r>
@@ -2558,16 +2212,18 @@
             <w:pStyle w:val="TOC2"/>
             <w:tabs>
               <w:tab w:val="clear" w:pos="8640"/>
-              <w:tab w:val="left" w:pos="880" w:leader="none"/>
-              <w:tab w:val="right" w:pos="8639" w:leader="dot"/>
+              <w:tab w:val="left" w:pos="880"/>
+              <w:tab w:val="right" w:leader="dot" w:pos="8639"/>
             </w:tabs>
-            <w:rPr/>
           </w:pPr>
           <w:r>
-            <w:rPr/>
             <w:t>2.5.</w:t>
+          </w:r>
+          <w:r>
             <w:tab/>
             <w:t>Client</w:t>
+          </w:r>
+          <w:r>
             <w:tab/>
             <w:t>vi</w:t>
           </w:r>
@@ -2577,16 +2233,18 @@
             <w:pStyle w:val="TOC1"/>
             <w:tabs>
               <w:tab w:val="clear" w:pos="8640"/>
-              <w:tab w:val="left" w:pos="440" w:leader="none"/>
-              <w:tab w:val="right" w:pos="8639" w:leader="dot"/>
+              <w:tab w:val="left" w:pos="440"/>
+              <w:tab w:val="right" w:leader="dot" w:pos="8639"/>
             </w:tabs>
-            <w:rPr/>
           </w:pPr>
           <w:r>
-            <w:rPr/>
             <w:t>3.</w:t>
+          </w:r>
+          <w:r>
             <w:tab/>
             <w:t>System Interface Design</w:t>
+          </w:r>
+          <w:r>
             <w:tab/>
             <w:t>viii</w:t>
           </w:r>
@@ -2596,16 +2254,18 @@
             <w:pStyle w:val="TOC2"/>
             <w:tabs>
               <w:tab w:val="clear" w:pos="8640"/>
-              <w:tab w:val="left" w:pos="880" w:leader="none"/>
-              <w:tab w:val="right" w:pos="8639" w:leader="dot"/>
+              <w:tab w:val="left" w:pos="880"/>
+              <w:tab w:val="right" w:leader="dot" w:pos="8639"/>
             </w:tabs>
-            <w:rPr/>
           </w:pPr>
           <w:r>
-            <w:rPr/>
             <w:t>3.1.</w:t>
+          </w:r>
+          <w:r>
             <w:tab/>
             <w:t>Application Overview</w:t>
+          </w:r>
+          <w:r>
             <w:tab/>
             <w:t>viii</w:t>
           </w:r>
@@ -2615,16 +2275,18 @@
             <w:pStyle w:val="TOC3"/>
             <w:tabs>
               <w:tab w:val="clear" w:pos="8640"/>
-              <w:tab w:val="left" w:pos="1320" w:leader="none"/>
-              <w:tab w:val="right" w:pos="8639" w:leader="dot"/>
+              <w:tab w:val="left" w:pos="1320"/>
+              <w:tab w:val="right" w:leader="dot" w:pos="8639"/>
             </w:tabs>
-            <w:rPr/>
           </w:pPr>
           <w:r>
-            <w:rPr/>
             <w:t>3.1.1.</w:t>
+          </w:r>
+          <w:r>
             <w:tab/>
             <w:t>Design Outlook</w:t>
+          </w:r>
+          <w:r>
             <w:tab/>
             <w:t>viii</w:t>
           </w:r>
@@ -2634,16 +2296,18 @@
             <w:pStyle w:val="TOC2"/>
             <w:tabs>
               <w:tab w:val="clear" w:pos="8640"/>
-              <w:tab w:val="left" w:pos="880" w:leader="none"/>
-              <w:tab w:val="right" w:pos="8639" w:leader="dot"/>
+              <w:tab w:val="left" w:pos="880"/>
+              <w:tab w:val="right" w:leader="dot" w:pos="8639"/>
             </w:tabs>
-            <w:rPr/>
           </w:pPr>
           <w:r>
-            <w:rPr/>
             <w:t>3.2.</w:t>
+          </w:r>
+          <w:r>
             <w:tab/>
             <w:t>GUI Diagrams</w:t>
+          </w:r>
+          <w:r>
             <w:tab/>
             <w:t>viii</w:t>
           </w:r>
@@ -2653,16 +2317,18 @@
             <w:pStyle w:val="TOC2"/>
             <w:tabs>
               <w:tab w:val="clear" w:pos="8640"/>
-              <w:tab w:val="left" w:pos="880" w:leader="none"/>
-              <w:tab w:val="right" w:pos="8639" w:leader="dot"/>
+              <w:tab w:val="left" w:pos="880"/>
+              <w:tab w:val="right" w:leader="dot" w:pos="8639"/>
             </w:tabs>
-            <w:rPr/>
           </w:pPr>
           <w:r>
-            <w:rPr/>
             <w:t>3.3.</w:t>
+          </w:r>
+          <w:r>
             <w:tab/>
             <w:t>Layout and Structure</w:t>
+          </w:r>
+          <w:r>
             <w:tab/>
             <w:t>viii</w:t>
           </w:r>
@@ -2672,16 +2338,18 @@
             <w:pStyle w:val="TOC1"/>
             <w:tabs>
               <w:tab w:val="clear" w:pos="8640"/>
-              <w:tab w:val="left" w:pos="440" w:leader="none"/>
-              <w:tab w:val="right" w:pos="8639" w:leader="dot"/>
+              <w:tab w:val="left" w:pos="440"/>
+              <w:tab w:val="right" w:leader="dot" w:pos="8639"/>
             </w:tabs>
-            <w:rPr/>
           </w:pPr>
           <w:r>
-            <w:rPr/>
             <w:t>4.</w:t>
+          </w:r>
+          <w:r>
             <w:tab/>
             <w:t>Use-Cases and Common Flows</w:t>
+          </w:r>
+          <w:r>
             <w:tab/>
             <w:t>ix</w:t>
           </w:r>
@@ -2691,16 +2359,18 @@
             <w:pStyle w:val="TOC2"/>
             <w:tabs>
               <w:tab w:val="clear" w:pos="8640"/>
-              <w:tab w:val="left" w:pos="880" w:leader="none"/>
-              <w:tab w:val="right" w:pos="8639" w:leader="dot"/>
+              <w:tab w:val="left" w:pos="880"/>
+              <w:tab w:val="right" w:leader="dot" w:pos="8639"/>
             </w:tabs>
-            <w:rPr/>
           </w:pPr>
           <w:r>
-            <w:rPr/>
             <w:t>4.1.</w:t>
+          </w:r>
+          <w:r>
             <w:tab/>
             <w:t>Use-Case Diagrams</w:t>
+          </w:r>
+          <w:r>
             <w:tab/>
             <w:t>ix</w:t>
           </w:r>
@@ -2710,16 +2380,18 @@
             <w:pStyle w:val="TOC2"/>
             <w:tabs>
               <w:tab w:val="clear" w:pos="8640"/>
-              <w:tab w:val="left" w:pos="880" w:leader="none"/>
-              <w:tab w:val="right" w:pos="8639" w:leader="dot"/>
+              <w:tab w:val="left" w:pos="880"/>
+              <w:tab w:val="right" w:leader="dot" w:pos="8639"/>
             </w:tabs>
-            <w:rPr/>
           </w:pPr>
           <w:r>
-            <w:rPr/>
             <w:t>4.2.</w:t>
+          </w:r>
+          <w:r>
             <w:tab/>
             <w:t>Sequence Diagrams</w:t>
+          </w:r>
+          <w:r>
             <w:tab/>
             <w:t>ix</w:t>
           </w:r>
@@ -2729,21 +2401,22 @@
             <w:pStyle w:val="TOC2"/>
             <w:tabs>
               <w:tab w:val="clear" w:pos="8640"/>
-              <w:tab w:val="left" w:pos="880" w:leader="none"/>
-              <w:tab w:val="right" w:pos="8639" w:leader="dot"/>
+              <w:tab w:val="left" w:pos="880"/>
+              <w:tab w:val="right" w:leader="dot" w:pos="8639"/>
             </w:tabs>
-            <w:rPr/>
           </w:pPr>
           <w:r>
-            <w:rPr/>
             <w:t>4.3.</w:t>
+          </w:r>
+          <w:r>
             <w:tab/>
             <w:t>Common &amp; Intended User Interfacing Flow</w:t>
+          </w:r>
+          <w:r>
             <w:tab/>
             <w:t>ix</w:t>
           </w:r>
           <w:r>
-            <w:rPr/>
             <w:fldChar w:fldCharType="end"/>
           </w:r>
         </w:p>
@@ -2753,8 +2426,7 @@
       <w:pPr>
         <w:pStyle w:val="TOC2"/>
         <w:tabs>
-          <w:tab w:val="left" w:pos="800" w:leader="none"/>
-          <w:tab w:val="right" w:pos="8640" w:leader="dot"/>
+          <w:tab w:val="left" w:pos="800"/>
         </w:tabs>
         <w:rPr>
           <w:rFonts w:ascii="Calibri" w:hAnsi="Calibri" w:cs="Calibri"/>
@@ -2764,40 +2436,19 @@
           <w:lang w:eastAsia="en-US"/>
         </w:rPr>
       </w:pPr>
-      <w:r>
-        <w:rPr>
-          <w:rFonts w:cs="Calibri" w:ascii="Calibri" w:hAnsi="Calibri"/>
+    </w:p>
+    <w:p>
+      <w:pPr>
+        <w:rPr>
+          <w:rFonts w:ascii="Calibri" w:hAnsi="Calibri" w:cs="Calibri"/>
+          <w:b/>
+          <w:caps/>
           <w:color w:val="000000"/>
           <w:sz w:val="24"/>
           <w:szCs w:val="24"/>
           <w:lang w:eastAsia="en-US"/>
         </w:rPr>
-      </w:r>
-    </w:p>
-    <w:p>
-      <w:pPr>
-        <w:pStyle w:val="Normal"/>
-        <w:rPr>
-          <w:rFonts w:ascii="Calibri" w:hAnsi="Calibri" w:cs="Calibri"/>
-          <w:b/>
-          <w:caps/>
-          <w:color w:val="000000"/>
-          <w:sz w:val="24"/>
-          <w:szCs w:val="24"/>
-          <w:lang w:eastAsia="en-US"/>
-        </w:rPr>
-      </w:pPr>
-      <w:r>
-        <w:rPr>
-          <w:rFonts w:cs="Calibri" w:ascii="Calibri" w:hAnsi="Calibri"/>
-          <w:b/>
-          <w:caps/>
-          <w:color w:val="000000"/>
-          <w:sz w:val="24"/>
-          <w:szCs w:val="24"/>
-          <w:lang w:eastAsia="en-US"/>
-        </w:rPr>
-      </w:r>
+      </w:pPr>
     </w:p>
     <w:p>
       <w:pPr>
@@ -2818,6 +2469,7 @@
         <w:rPr>
           <w:color w:val="000000"/>
         </w:rPr>
+        <w:lastRenderedPageBreak/>
         <w:t>Introduction</w:t>
       </w:r>
     </w:p>
@@ -2832,7 +2484,21 @@
         <w:rPr>
           <w:color w:val="000000"/>
         </w:rPr>
-        <w:t>This software design document provides a architectural overview for the Blackjack Handling System (BHS).</w:t>
+        <w:t xml:space="preserve">This software design document provides </w:t>
+      </w:r>
+      <w:proofErr w:type="gramStart"/>
+      <w:r>
+        <w:rPr>
+          <w:color w:val="000000"/>
+        </w:rPr>
+        <w:t>a</w:t>
+      </w:r>
+      <w:proofErr w:type="gramEnd"/>
+      <w:r>
+        <w:rPr>
+          <w:color w:val="000000"/>
+        </w:rPr>
+        <w:t xml:space="preserve"> architectural overview for the Blackjack Handling System (BHS).</w:t>
       </w:r>
     </w:p>
     <w:p>
@@ -2892,7 +2558,7 @@
     <w:p>
       <w:pPr>
         <w:pStyle w:val="Paragraph3"/>
-        <w:ind w:hanging="720" w:left="2160"/>
+        <w:ind w:hanging="720"/>
         <w:rPr>
           <w:color w:val="000000"/>
         </w:rPr>
@@ -2907,22 +2573,36 @@
     <w:p>
       <w:pPr>
         <w:pStyle w:val="Paragraph3"/>
-        <w:ind w:hanging="720" w:left="2160"/>
-        <w:rPr>
-          <w:color w:val="000000"/>
-        </w:rPr>
-      </w:pPr>
-      <w:r>
-        <w:rPr>
-          <w:color w:val="000000"/>
-        </w:rPr>
-        <w:t>Dealer: A specialized user role with the added ability to operate as a dealer for the games and the configurator of game parameters when creating joinable tables for blackjack, deals cards in accordance to standard blackjack rules</w:t>
+        <w:ind w:hanging="720"/>
+        <w:rPr>
+          <w:color w:val="000000"/>
+        </w:rPr>
+      </w:pPr>
+      <w:r>
+        <w:rPr>
+          <w:color w:val="000000"/>
+        </w:rPr>
+        <w:t xml:space="preserve">Dealer: A specialized user role with the added ability to operate as a dealer for the games and the configurator of game parameters when creating joinable tables for blackjack, deals cards in accordance </w:t>
+      </w:r>
+      <w:proofErr w:type="gramStart"/>
+      <w:r>
+        <w:rPr>
+          <w:color w:val="000000"/>
+        </w:rPr>
+        <w:t>to</w:t>
+      </w:r>
+      <w:proofErr w:type="gramEnd"/>
+      <w:r>
+        <w:rPr>
+          <w:color w:val="000000"/>
+        </w:rPr>
+        <w:t xml:space="preserve"> standard blackjack rules</w:t>
       </w:r>
     </w:p>
     <w:p>
       <w:pPr>
         <w:pStyle w:val="Paragraph3"/>
-        <w:ind w:hanging="720" w:left="2160"/>
+        <w:ind w:hanging="720"/>
         <w:rPr>
           <w:color w:val="000000"/>
         </w:rPr>
@@ -2937,7 +2617,7 @@
     <w:p>
       <w:pPr>
         <w:pStyle w:val="Paragraph3"/>
-        <w:ind w:hanging="720" w:left="2160"/>
+        <w:ind w:hanging="720"/>
         <w:rPr>
           <w:color w:val="000000"/>
         </w:rPr>
@@ -2952,7 +2632,7 @@
     <w:p>
       <w:pPr>
         <w:pStyle w:val="Paragraph3"/>
-        <w:ind w:hanging="720" w:left="2160"/>
+        <w:ind w:hanging="720"/>
         <w:rPr>
           <w:color w:val="000000"/>
         </w:rPr>
@@ -2967,7 +2647,7 @@
     <w:p>
       <w:pPr>
         <w:pStyle w:val="Paragraph3"/>
-        <w:ind w:hanging="720" w:left="2160"/>
+        <w:ind w:hanging="720"/>
         <w:rPr>
           <w:color w:val="000000"/>
         </w:rPr>
@@ -2982,7 +2662,7 @@
     <w:p>
       <w:pPr>
         <w:pStyle w:val="Paragraph3"/>
-        <w:ind w:hanging="720" w:left="2160"/>
+        <w:ind w:hanging="720"/>
         <w:rPr>
           <w:color w:val="000000"/>
         </w:rPr>
@@ -2997,7 +2677,7 @@
     <w:p>
       <w:pPr>
         <w:pStyle w:val="Paragraph3"/>
-        <w:ind w:hanging="720" w:left="2160"/>
+        <w:ind w:hanging="720"/>
         <w:rPr>
           <w:color w:val="000000"/>
         </w:rPr>
@@ -3012,7 +2692,7 @@
     <w:p>
       <w:pPr>
         <w:pStyle w:val="Paragraph3"/>
-        <w:ind w:hanging="720" w:left="2160"/>
+        <w:ind w:hanging="720"/>
         <w:rPr>
           <w:color w:val="000000"/>
         </w:rPr>
@@ -3027,7 +2707,7 @@
     <w:p>
       <w:pPr>
         <w:pStyle w:val="Paragraph3"/>
-        <w:ind w:hanging="720" w:left="2160"/>
+        <w:ind w:hanging="720"/>
         <w:rPr>
           <w:color w:val="000000"/>
         </w:rPr>
@@ -3042,7 +2722,7 @@
     <w:p>
       <w:pPr>
         <w:pStyle w:val="Paragraph3"/>
-        <w:ind w:hanging="720" w:left="2160"/>
+        <w:ind w:hanging="720"/>
         <w:rPr>
           <w:color w:val="000000"/>
         </w:rPr>
@@ -3057,7 +2737,7 @@
     <w:p>
       <w:pPr>
         <w:pStyle w:val="Paragraph3"/>
-        <w:ind w:hanging="720" w:left="2160"/>
+        <w:ind w:hanging="720"/>
         <w:rPr>
           <w:color w:val="000000"/>
         </w:rPr>
@@ -3072,37 +2752,79 @@
     <w:p>
       <w:pPr>
         <w:pStyle w:val="Paragraph3"/>
-        <w:ind w:hanging="720" w:left="2160"/>
-        <w:rPr>
-          <w:color w:val="000000"/>
-        </w:rPr>
-      </w:pPr>
-      <w:r>
-        <w:rPr>
-          <w:color w:val="000000"/>
-        </w:rPr>
-        <w:t>Bet: A number of credits submitted by a player before being dealt hands to start playing the game</w:t>
+        <w:ind w:hanging="720"/>
+        <w:rPr>
+          <w:color w:val="000000"/>
+        </w:rPr>
+      </w:pPr>
+      <w:r>
+        <w:rPr>
+          <w:color w:val="000000"/>
+        </w:rPr>
+        <w:t xml:space="preserve">Bet: </w:t>
+      </w:r>
+      <w:proofErr w:type="gramStart"/>
+      <w:r>
+        <w:rPr>
+          <w:color w:val="000000"/>
+        </w:rPr>
+        <w:t>A number of</w:t>
+      </w:r>
+      <w:proofErr w:type="gramEnd"/>
+      <w:r>
+        <w:rPr>
+          <w:color w:val="000000"/>
+        </w:rPr>
+        <w:t xml:space="preserve"> credits submitted by a player before being dealt hands to start playing the game</w:t>
       </w:r>
     </w:p>
     <w:p>
       <w:pPr>
         <w:pStyle w:val="Paragraph3"/>
-        <w:ind w:hanging="720" w:left="2160"/>
-        <w:rPr>
-          <w:color w:val="000000"/>
-        </w:rPr>
-      </w:pPr>
-      <w:r>
-        <w:rPr>
-          <w:color w:val="000000"/>
-        </w:rPr>
-        <w:t>Timer: A countdown for the time players have to take action in a round of the game</w:t>
+        <w:ind w:hanging="720"/>
+        <w:rPr>
+          <w:color w:val="000000"/>
+        </w:rPr>
+      </w:pPr>
+      <w:r>
+        <w:rPr>
+          <w:color w:val="000000"/>
+        </w:rPr>
+        <w:t xml:space="preserve">Timer: A countdown for the time players </w:t>
+      </w:r>
+      <w:proofErr w:type="gramStart"/>
+      <w:r>
+        <w:rPr>
+          <w:color w:val="000000"/>
+        </w:rPr>
+        <w:t>have</w:t>
+      </w:r>
+      <w:proofErr w:type="gramEnd"/>
+      <w:r>
+        <w:rPr>
+          <w:color w:val="000000"/>
+        </w:rPr>
+        <w:t xml:space="preserve"> to </w:t>
+      </w:r>
+      <w:proofErr w:type="gramStart"/>
+      <w:r>
+        <w:rPr>
+          <w:color w:val="000000"/>
+        </w:rPr>
+        <w:t>take action</w:t>
+      </w:r>
+      <w:proofErr w:type="gramEnd"/>
+      <w:r>
+        <w:rPr>
+          <w:color w:val="000000"/>
+        </w:rPr>
+        <w:t xml:space="preserve"> in a round of the game</w:t>
       </w:r>
     </w:p>
     <w:p>
       <w:pPr>
         <w:pStyle w:val="Paragraph3"/>
-        <w:ind w:hanging="720" w:left="2160"/>
+        <w:ind w:hanging="720"/>
         <w:rPr>
           <w:color w:val="000000"/>
         </w:rPr>
@@ -3117,7 +2839,7 @@
     <w:p>
       <w:pPr>
         <w:pStyle w:val="Paragraph3"/>
-        <w:ind w:hanging="720" w:left="2160"/>
+        <w:ind w:hanging="720"/>
         <w:rPr>
           <w:color w:val="000000"/>
         </w:rPr>
@@ -3132,7 +2854,7 @@
     <w:p>
       <w:pPr>
         <w:pStyle w:val="Paragraph3"/>
-        <w:ind w:hanging="720" w:left="2160"/>
+        <w:ind w:hanging="720"/>
         <w:rPr>
           <w:color w:val="000000"/>
         </w:rPr>
@@ -3147,7 +2869,7 @@
     <w:p>
       <w:pPr>
         <w:pStyle w:val="Paragraph3"/>
-        <w:ind w:hanging="720" w:left="2160"/>
+        <w:ind w:hanging="720"/>
         <w:rPr>
           <w:color w:val="000000"/>
         </w:rPr>
@@ -3162,7 +2884,7 @@
     <w:p>
       <w:pPr>
         <w:pStyle w:val="Paragraph3"/>
-        <w:ind w:hanging="720" w:left="2160"/>
+        <w:ind w:hanging="720"/>
         <w:rPr>
           <w:color w:val="000000"/>
         </w:rPr>
@@ -3177,22 +2899,23 @@
     <w:p>
       <w:pPr>
         <w:pStyle w:val="Paragraph3"/>
-        <w:ind w:hanging="720" w:left="2160"/>
-        <w:rPr>
-          <w:color w:val="000000"/>
-        </w:rPr>
-      </w:pPr>
-      <w:r>
-        <w:rPr>
-          <w:color w:val="000000"/>
-        </w:rPr>
+        <w:ind w:hanging="720"/>
+        <w:rPr>
+          <w:color w:val="000000"/>
+        </w:rPr>
+      </w:pPr>
+      <w:r>
+        <w:rPr>
+          <w:color w:val="000000"/>
+        </w:rPr>
+        <w:lastRenderedPageBreak/>
         <w:t>Soft hand: When a player or dealer has an ace whose current value is 11. Standard blackjack rules require the dealer to hit when they have a soft 17 or less.</w:t>
       </w:r>
     </w:p>
     <w:p>
       <w:pPr>
         <w:pStyle w:val="Paragraph3"/>
-        <w:ind w:hanging="720" w:left="2160"/>
+        <w:ind w:hanging="720"/>
         <w:rPr>
           <w:color w:val="000000"/>
         </w:rPr>
@@ -3207,22 +2930,36 @@
     <w:p>
       <w:pPr>
         <w:pStyle w:val="Paragraph3"/>
-        <w:ind w:hanging="720" w:left="2160"/>
-        <w:rPr>
-          <w:color w:val="000000"/>
-        </w:rPr>
-      </w:pPr>
-      <w:r>
-        <w:rPr>
-          <w:color w:val="000000"/>
-        </w:rPr>
-        <w:t>Stand: When a player signals they don’t want any additional cards dealt to them during the current round.</w:t>
+        <w:ind w:hanging="720"/>
+        <w:rPr>
+          <w:color w:val="000000"/>
+        </w:rPr>
+      </w:pPr>
+      <w:r>
+        <w:rPr>
+          <w:color w:val="000000"/>
+        </w:rPr>
+        <w:t xml:space="preserve">Stand: When a player </w:t>
+      </w:r>
+      <w:proofErr w:type="gramStart"/>
+      <w:r>
+        <w:rPr>
+          <w:color w:val="000000"/>
+        </w:rPr>
+        <w:t>signals</w:t>
+      </w:r>
+      <w:proofErr w:type="gramEnd"/>
+      <w:r>
+        <w:rPr>
+          <w:color w:val="000000"/>
+        </w:rPr>
+        <w:t xml:space="preserve"> they don’t want any additional cards dealt to them during the current round.</w:t>
       </w:r>
     </w:p>
     <w:p>
       <w:pPr>
         <w:pStyle w:val="Paragraph3"/>
-        <w:ind w:hanging="720" w:left="2160"/>
+        <w:ind w:hanging="720"/>
         <w:rPr>
           <w:color w:val="000000"/>
         </w:rPr>
@@ -3237,22 +2974,50 @@
     <w:p>
       <w:pPr>
         <w:pStyle w:val="Paragraph3"/>
-        <w:ind w:hanging="720" w:left="2160"/>
-        <w:rPr>
-          <w:color w:val="000000"/>
-        </w:rPr>
-      </w:pPr>
-      <w:r>
-        <w:rPr>
-          <w:color w:val="000000"/>
-        </w:rPr>
-        <w:t>Split: When a player has matching cards, they can pay to have their hand divided into two separate hands. The dealer will then deal each hand an additional card to bring the total cards in each hand to two.</w:t>
+        <w:ind w:hanging="720"/>
+        <w:rPr>
+          <w:color w:val="000000"/>
+        </w:rPr>
+      </w:pPr>
+      <w:r>
+        <w:rPr>
+          <w:color w:val="000000"/>
+        </w:rPr>
+        <w:t xml:space="preserve">Split: When a player has matching cards, they can pay to have their hand divided into two separate hands. The dealer will then </w:t>
+      </w:r>
+      <w:proofErr w:type="gramStart"/>
+      <w:r>
+        <w:rPr>
+          <w:color w:val="000000"/>
+        </w:rPr>
+        <w:t>deal</w:t>
+      </w:r>
+      <w:proofErr w:type="gramEnd"/>
+      <w:r>
+        <w:rPr>
+          <w:color w:val="000000"/>
+        </w:rPr>
+        <w:t xml:space="preserve"> each </w:t>
+      </w:r>
+      <w:proofErr w:type="gramStart"/>
+      <w:r>
+        <w:rPr>
+          <w:color w:val="000000"/>
+        </w:rPr>
+        <w:t>hand</w:t>
+      </w:r>
+      <w:proofErr w:type="gramEnd"/>
+      <w:r>
+        <w:rPr>
+          <w:color w:val="000000"/>
+        </w:rPr>
+        <w:t xml:space="preserve"> an additional card to bring the total cards in each hand to two.</w:t>
       </w:r>
     </w:p>
     <w:p>
       <w:pPr>
         <w:pStyle w:val="Paragraph3"/>
-        <w:ind w:hanging="720" w:left="2160"/>
+        <w:ind w:hanging="720"/>
         <w:rPr>
           <w:color w:val="000000"/>
         </w:rPr>
@@ -3267,7 +3032,7 @@
     <w:p>
       <w:pPr>
         <w:pStyle w:val="Paragraph3"/>
-        <w:ind w:hanging="720" w:left="2160"/>
+        <w:ind w:hanging="720"/>
         <w:rPr>
           <w:color w:val="000000"/>
         </w:rPr>
@@ -3282,7 +3047,7 @@
     <w:p>
       <w:pPr>
         <w:pStyle w:val="Paragraph3"/>
-        <w:ind w:hanging="720" w:left="2160"/>
+        <w:ind w:hanging="720"/>
         <w:rPr>
           <w:color w:val="000000"/>
         </w:rPr>
@@ -3297,7 +3062,7 @@
     <w:p>
       <w:pPr>
         <w:pStyle w:val="Paragraph3"/>
-        <w:ind w:hanging="720" w:left="2160"/>
+        <w:ind w:hanging="720"/>
         <w:rPr>
           <w:color w:val="000000"/>
         </w:rPr>
@@ -3312,7 +3077,7 @@
     <w:p>
       <w:pPr>
         <w:pStyle w:val="Paragraph3"/>
-        <w:ind w:hanging="720" w:left="2160"/>
+        <w:ind w:hanging="720"/>
         <w:rPr>
           <w:color w:val="000000"/>
         </w:rPr>
@@ -3327,7 +3092,7 @@
     <w:p>
       <w:pPr>
         <w:pStyle w:val="Paragraph3"/>
-        <w:ind w:hanging="720" w:left="2160"/>
+        <w:ind w:hanging="720"/>
         <w:rPr>
           <w:color w:val="000000"/>
         </w:rPr>
@@ -3342,31 +3107,40 @@
     <w:p>
       <w:pPr>
         <w:pStyle w:val="Paragraph3"/>
-        <w:ind w:hanging="720" w:left="2160"/>
-        <w:rPr>
-          <w:color w:val="000000"/>
-        </w:rPr>
-      </w:pPr>
-      <w:r>
-        <w:rPr>
-          <w:color w:val="000000"/>
-        </w:rPr>
-        <w:t>Shuffling: when the order of the cards in the shoe are randomized.</w:t>
+        <w:ind w:hanging="720"/>
+        <w:rPr>
+          <w:color w:val="000000"/>
+        </w:rPr>
+      </w:pPr>
+      <w:r>
+        <w:rPr>
+          <w:color w:val="000000"/>
+        </w:rPr>
+        <w:t xml:space="preserve">Shuffling: when the order of the cards in the shoe </w:t>
+      </w:r>
+      <w:proofErr w:type="gramStart"/>
+      <w:r>
+        <w:rPr>
+          <w:color w:val="000000"/>
+        </w:rPr>
+        <w:t>are</w:t>
+      </w:r>
+      <w:proofErr w:type="gramEnd"/>
+      <w:r>
+        <w:rPr>
+          <w:color w:val="000000"/>
+        </w:rPr>
+        <w:t xml:space="preserve"> randomized.</w:t>
       </w:r>
     </w:p>
     <w:p>
       <w:pPr>
         <w:pStyle w:val="Paragraph3"/>
-        <w:ind w:firstLine="720" w:left="720"/>
-        <w:rPr>
-          <w:color w:val="000000"/>
-        </w:rPr>
-      </w:pPr>
-      <w:r>
-        <w:rPr>
-          <w:color w:val="000000"/>
-        </w:rPr>
-      </w:r>
+        <w:ind w:left="720" w:firstLine="720"/>
+        <w:rPr>
+          <w:color w:val="000000"/>
+        </w:rPr>
+      </w:pPr>
     </w:p>
     <w:p>
       <w:pPr>
@@ -3392,7 +3166,6 @@
     </w:p>
     <w:p>
       <w:pPr>
-        <w:pStyle w:val="Normal"/>
         <w:ind w:left="1440"/>
         <w:rPr>
           <w:color w:val="000000"/>
@@ -3410,7 +3183,7 @@
         <w:pStyle w:val="Heading1"/>
         <w:numPr>
           <w:ilvl w:val="0"/>
-          <w:numId w:val="5"/>
+          <w:numId w:val="2"/>
         </w:numPr>
         <w:rPr>
           <w:color w:val="000000"/>
@@ -3423,503 +3196,10 @@
         <w:rPr>
           <w:color w:val="000000"/>
         </w:rPr>
+        <w:lastRenderedPageBreak/>
         <w:t>Architecture</w:t>
       </w:r>
       <w:bookmarkEnd w:id="11"/>
-    </w:p>
-    <w:p>
-      <w:pPr>
-        <w:pStyle w:val="Heading2"/>
-        <w:numPr>
-          <w:ilvl w:val="1"/>
-          <w:numId w:val="5"/>
-        </w:numPr>
-        <w:rPr>
-          <w:color w:val="000000"/>
-        </w:rPr>
-      </w:pPr>
-      <w:bookmarkStart w:id="12" w:name="__RefHeading___Toc705_1633043759"/>
-      <w:bookmarkStart w:id="13" w:name="_Toc226533751"/>
-      <w:bookmarkEnd w:id="12"/>
-      <w:r>
-        <w:rPr>
-          <w:color w:val="000000"/>
-        </w:rPr>
-        <w:t>Overview</w:t>
-      </w:r>
-      <w:bookmarkEnd w:id="13"/>
-    </w:p>
-    <w:p>
-      <w:pPr>
-        <w:pStyle w:val="Paragraph2"/>
-        <w:rPr>
-          <w:color w:val="000000"/>
-        </w:rPr>
-      </w:pPr>
-      <w:r>
-        <w:rPr>
-          <w:color w:val="000000"/>
-        </w:rPr>
-        <w:t>The system will be organized into several major elements. Of note are the Server and Client which between them contain all other elements in the application. Some elements are shared between them, such as the networking and messaging pieces. While they are both similar, there will be slight differences between the network piece on the server and the network piece on the client. Likewise, the messaging elements will contain many similarities but with some important differences to facilitate game play and other functionality within the application.</w:t>
-      </w:r>
-    </w:p>
-    <w:p>
-      <w:pPr>
-        <w:pStyle w:val="Paragraph2"/>
-        <w:rPr>
-          <w:color w:val="000000"/>
-        </w:rPr>
-      </w:pPr>
-      <w:r>
-        <w:rPr>
-          <w:color w:val="000000"/>
-        </w:rPr>
-        <w:t>As the shared functionality between the Server and client are critical, so are the elements that are unique to each component. The server will need to manage player and dealer accounts, in-game processes across multiple concurrent games, and facilitating game matching, giving the user the choice of games to join. The client will need to display all this information to the players or dealers across multiple screens.</w:t>
-      </w:r>
-    </w:p>
-    <w:p>
-      <w:pPr>
-        <w:pStyle w:val="Heading2"/>
-        <w:numPr>
-          <w:ilvl w:val="1"/>
-          <w:numId w:val="5"/>
-        </w:numPr>
-        <w:rPr>
-          <w:color w:val="000000"/>
-        </w:rPr>
-      </w:pPr>
-      <w:bookmarkStart w:id="14" w:name="__RefHeading___Toc707_1633043759"/>
-      <w:bookmarkStart w:id="15" w:name="_Toc226533752"/>
-      <w:bookmarkEnd w:id="14"/>
-      <w:r>
-        <w:rPr>
-          <w:color w:val="000000"/>
-        </w:rPr>
-        <w:t>Networking</w:t>
-      </w:r>
-      <w:bookmarkEnd w:id="15"/>
-    </w:p>
-    <w:p>
-      <w:pPr>
-        <w:pStyle w:val="Normal"/>
-        <w:ind w:left="1440"/>
-        <w:rPr>
-          <w:color w:val="000000"/>
-        </w:rPr>
-      </w:pPr>
-      <w:r>
-        <w:rPr>
-          <w:color w:val="000000"/>
-        </w:rPr>
-        <w:t>Since this is a client-server application, a multithreaded network design will be implemented for both clients and server. The clients will need the ability to send and receive messages to and from the server to handle game mechanics while the server will need additional capabilities to be able to handle multiple clients simultaneously.</w:t>
-      </w:r>
-    </w:p>
-    <w:p>
-      <w:pPr>
-        <w:pStyle w:val="Normal"/>
-        <w:ind w:left="1440"/>
-        <w:rPr>
-          <w:color w:val="000000"/>
-        </w:rPr>
-      </w:pPr>
-      <w:r>
-        <w:rPr>
-          <w:color w:val="000000"/>
-        </w:rPr>
-      </w:r>
-    </w:p>
-    <w:p>
-      <w:pPr>
-        <w:pStyle w:val="Heading2"/>
-        <w:numPr>
-          <w:ilvl w:val="1"/>
-          <w:numId w:val="5"/>
-        </w:numPr>
-        <w:rPr>
-          <w:color w:val="000000"/>
-        </w:rPr>
-      </w:pPr>
-      <w:bookmarkStart w:id="16" w:name="__RefHeading___Toc709_1633043759"/>
-      <w:bookmarkStart w:id="17" w:name="_Toc226533753"/>
-      <w:bookmarkEnd w:id="16"/>
-      <w:r>
-        <w:rPr>
-          <w:color w:val="000000"/>
-        </w:rPr>
-        <w:t>Messaging</w:t>
-      </w:r>
-      <w:bookmarkEnd w:id="17"/>
-    </w:p>
-    <w:p>
-      <w:pPr>
-        <w:pStyle w:val="Normal"/>
-        <w:ind w:left="1440"/>
-        <w:rPr>
-          <w:color w:val="000000"/>
-        </w:rPr>
-      </w:pPr>
-      <w:r>
-        <w:rPr>
-          <w:color w:val="000000"/>
-        </w:rPr>
-        <w:t>The messaging component will handle the actual communication between the server and clients. Serialized content will be passed back and forth between the server and client through the networking component. Each message will be tailored to a specific task, such as handling the login and log-off sequences, the ability to add and remove funds from the players account, and most importantly the in game messages that must be passed back and forth to facilitate the correct sequence of events needed in order to choreograph player and dealer actions for smooth in-game mechanics.</w:t>
-      </w:r>
-    </w:p>
-    <w:p>
-      <w:pPr>
-        <w:pStyle w:val="Paragraph2"/>
-        <w:rPr>
-          <w:color w:val="000000"/>
-        </w:rPr>
-      </w:pPr>
-      <w:r>
-        <w:rPr>
-          <w:color w:val="000000"/>
-        </w:rPr>
-      </w:r>
-    </w:p>
-    <w:p>
-      <w:pPr>
-        <w:pStyle w:val="Heading2"/>
-        <w:numPr>
-          <w:ilvl w:val="1"/>
-          <w:numId w:val="5"/>
-        </w:numPr>
-        <w:rPr>
-          <w:color w:val="000000"/>
-        </w:rPr>
-      </w:pPr>
-      <w:bookmarkStart w:id="18" w:name="__RefHeading___Toc711_1633043759"/>
-      <w:bookmarkStart w:id="19" w:name="_Toc226533754"/>
-      <w:bookmarkEnd w:id="18"/>
-      <w:r>
-        <w:rPr>
-          <w:color w:val="000000"/>
-        </w:rPr>
-        <w:t>Server</w:t>
-      </w:r>
-      <w:bookmarkEnd w:id="19"/>
-    </w:p>
-    <w:p>
-      <w:pPr>
-        <w:pStyle w:val="Normal"/>
-        <w:ind w:left="1440"/>
-        <w:rPr>
-          <w:color w:val="000000"/>
-        </w:rPr>
-      </w:pPr>
-      <w:r>
-        <w:rPr>
-          <w:color w:val="000000"/>
-        </w:rPr>
-        <w:t>The server manages the bulk of the workflow. As mentioned, it requires the networking and messaging components to manage the back-and-forth communications between the clients and the server including indirect communications between clients so that all players at a table can see any updates any one player makes. To accomplish this the server must also manage the following components.</w:t>
-      </w:r>
-    </w:p>
-    <w:p>
-      <w:pPr>
-        <w:pStyle w:val="Normal"/>
-        <w:ind w:left="1440"/>
-        <w:rPr>
-          <w:color w:val="000000"/>
-        </w:rPr>
-      </w:pPr>
-      <w:r>
-        <w:rPr>
-          <w:color w:val="000000"/>
-        </w:rPr>
-      </w:r>
-    </w:p>
-    <w:p>
-      <w:pPr>
-        <w:pStyle w:val="Normal"/>
-        <w:ind w:left="1440"/>
-        <w:rPr>
-          <w:b/>
-          <w:bCs/>
-          <w:color w:val="000000"/>
-        </w:rPr>
-      </w:pPr>
-      <w:r>
-        <w:rPr>
-          <w:b/>
-          <w:bCs/>
-          <w:color w:val="000000"/>
-        </w:rPr>
-        <w:t>2.4.1: Data</w:t>
-      </w:r>
-    </w:p>
-    <w:p>
-      <w:pPr>
-        <w:pStyle w:val="Normal"/>
-        <w:ind w:left="1440"/>
-        <w:rPr>
-          <w:color w:val="000000"/>
-        </w:rPr>
-      </w:pPr>
-      <w:r>
-        <w:rPr>
-          <w:color w:val="000000"/>
-        </w:rPr>
-      </w:r>
-    </w:p>
-    <w:p>
-      <w:pPr>
-        <w:pStyle w:val="Normal"/>
-        <w:ind w:left="1440"/>
-        <w:rPr>
-          <w:color w:val="000000"/>
-        </w:rPr>
-      </w:pPr>
-      <w:r>
-        <w:rPr>
-          <w:color w:val="000000"/>
-        </w:rPr>
-        <w:t>Data management primarily allows for continued game operations between server reboots. To make file management easier we plan to create one file per user. Since usernames will be unique across the application, we can generate a csv file in the format &lt;username&gt;.csv. Since we can access the username from the file itself, we only need to store the user’s password, access level (player, dealer, or developer), and the current credits in their account. While the user’s password and access level rarely change, the credits in the account will be constantly changing while a user is playing the game.  Having a separate file per user will allow us to modify multiple files simultaneously instead of having to queue up multiple requests to modify a single file every time a request to update a player’s credits is requested.</w:t>
-      </w:r>
-    </w:p>
-    <w:p>
-      <w:pPr>
-        <w:pStyle w:val="Normal"/>
-        <w:ind w:left="1440"/>
-        <w:rPr>
-          <w:color w:val="000000"/>
-        </w:rPr>
-      </w:pPr>
-      <w:r>
-        <w:rPr>
-          <w:color w:val="000000"/>
-        </w:rPr>
-        <w:t>In addition to player state files, a server state file will be generated to manage data such unique ID numbers that should never be reused across server reboots. The use of these IDs will allow us to also log data on a per table basis to assist in troubleshooting during development.</w:t>
-      </w:r>
-    </w:p>
-    <w:p>
-      <w:pPr>
-        <w:pStyle w:val="Normal"/>
-        <w:ind w:left="1440"/>
-        <w:rPr>
-          <w:color w:val="000000"/>
-        </w:rPr>
-      </w:pPr>
-      <w:r>
-        <w:rPr>
-          <w:color w:val="000000"/>
-        </w:rPr>
-      </w:r>
-    </w:p>
-    <w:p>
-      <w:pPr>
-        <w:pStyle w:val="Normal"/>
-        <w:ind w:left="1440"/>
-        <w:rPr>
-          <w:b/>
-          <w:bCs/>
-          <w:color w:val="000000"/>
-        </w:rPr>
-      </w:pPr>
-      <w:r>
-        <w:rPr>
-          <w:b/>
-          <w:bCs/>
-          <w:color w:val="000000"/>
-        </w:rPr>
-        <w:t>2.4.2: Account</w:t>
-      </w:r>
-    </w:p>
-    <w:p>
-      <w:pPr>
-        <w:pStyle w:val="Normal"/>
-        <w:ind w:left="1440"/>
-        <w:rPr>
-          <w:color w:val="000000"/>
-        </w:rPr>
-      </w:pPr>
-      <w:r>
-        <w:rPr>
-          <w:color w:val="000000"/>
-        </w:rPr>
-      </w:r>
-    </w:p>
-    <w:p>
-      <w:pPr>
-        <w:pStyle w:val="Normal"/>
-        <w:ind w:left="1440"/>
-        <w:rPr>
-          <w:color w:val="000000"/>
-        </w:rPr>
-      </w:pPr>
-      <w:r>
-        <w:rPr>
-          <w:color w:val="000000"/>
-        </w:rPr>
-        <w:t>Account data will include a username, password, access level, and current account credits. This data will be stored in memory during active sessions but will also be written to file one every change to allow for seamless continuation between server reboots. Players will have the ability to create their accounts using the client application. While dealers and developers can also use the client to create their accounts, permissions for these accounts must be set manually by modifying the user files directly. To prevent access violations, these changes should be made between server reboots.</w:t>
-      </w:r>
-    </w:p>
-    <w:p>
-      <w:pPr>
-        <w:pStyle w:val="Normal"/>
-        <w:ind w:left="1440"/>
-        <w:rPr>
-          <w:color w:val="000000"/>
-        </w:rPr>
-      </w:pPr>
-      <w:r>
-        <w:rPr>
-          <w:color w:val="000000"/>
-        </w:rPr>
-      </w:r>
-    </w:p>
-    <w:p>
-      <w:pPr>
-        <w:pStyle w:val="Normal"/>
-        <w:ind w:left="1440"/>
-        <w:rPr>
-          <w:b/>
-          <w:bCs/>
-          <w:color w:val="000000"/>
-        </w:rPr>
-      </w:pPr>
-      <w:r>
-        <w:rPr>
-          <w:b/>
-          <w:bCs/>
-          <w:color w:val="000000"/>
-        </w:rPr>
-        <w:t>2.4.3: Table</w:t>
-      </w:r>
-    </w:p>
-    <w:p>
-      <w:pPr>
-        <w:pStyle w:val="Normal"/>
-        <w:ind w:left="1440"/>
-        <w:rPr>
-          <w:color w:val="000000"/>
-        </w:rPr>
-      </w:pPr>
-      <w:r>
-        <w:rPr>
-          <w:color w:val="000000"/>
-        </w:rPr>
-      </w:r>
-    </w:p>
-    <w:p>
-      <w:pPr>
-        <w:pStyle w:val="Normal"/>
-        <w:ind w:left="1440"/>
-        <w:rPr>
-          <w:color w:val="000000"/>
-        </w:rPr>
-      </w:pPr>
-      <w:r>
-        <w:rPr>
-          <w:color w:val="000000"/>
-        </w:rPr>
-        <w:t>Each table will be given a unique ID. It will also have a unique dealer, and a list of payer ID that can constantly change ass players join and leave the table. Each table will have specific in-game settings that the dealer sets up as the table is created. These include the minimum and maximum bets, the game timer that limits how long each play has to perform an action during their turn, and the number of decks the shoe will contain for that table.</w:t>
-      </w:r>
-    </w:p>
-    <w:p>
-      <w:pPr>
-        <w:pStyle w:val="Normal"/>
-        <w:ind w:left="1440"/>
-        <w:rPr>
-          <w:color w:val="000000"/>
-        </w:rPr>
-      </w:pPr>
-      <w:r>
-        <w:rPr>
-          <w:color w:val="000000"/>
-        </w:rPr>
-      </w:r>
-    </w:p>
-    <w:p>
-      <w:pPr>
-        <w:pStyle w:val="Normal"/>
-        <w:ind w:left="1440"/>
-        <w:rPr>
-          <w:b/>
-          <w:bCs/>
-        </w:rPr>
-      </w:pPr>
-      <w:r>
-        <w:rPr>
-          <w:b/>
-          <w:bCs/>
-          <w:color w:val="000000"/>
-        </w:rPr>
-        <w:t>2.4.4: Game</w:t>
-      </w:r>
-    </w:p>
-    <w:p>
-      <w:pPr>
-        <w:pStyle w:val="Normal"/>
-        <w:ind w:left="1440"/>
-        <w:rPr>
-          <w:color w:val="000000"/>
-        </w:rPr>
-      </w:pPr>
-      <w:r>
-        <w:rPr>
-          <w:color w:val="000000"/>
-        </w:rPr>
-      </w:r>
-    </w:p>
-    <w:p>
-      <w:pPr>
-        <w:pStyle w:val="Normal"/>
-        <w:ind w:left="1440"/>
-        <w:rPr>
-          <w:color w:val="000000"/>
-        </w:rPr>
-      </w:pPr>
-      <w:r>
-        <w:rPr>
-          <w:color w:val="000000"/>
-        </w:rPr>
-        <w:t>The game will contain the shoe. Depending on how many decks the shoe contains, it will start with a shuffled list of cards equal to the number of decks times 52. The cards are dealt one at a time to each player as called for depending on the current in-game state and player or dealer requests. When a card is dealt, it is removed from the shoe and added to one of the active hands. One the round is completed, all cards in any hand are discarded and a new set of cards is dealt from the shoe. When the shoe has only 60 cards remaining in it, the current round of hands is completed and then all discarded cards are returned to the shoe and the shoe is shuffled.</w:t>
-      </w:r>
-    </w:p>
-    <w:p>
-      <w:pPr>
-        <w:pStyle w:val="Normal"/>
-        <w:ind w:left="1440"/>
-        <w:rPr>
-          <w:color w:val="000000"/>
-        </w:rPr>
-      </w:pPr>
-      <w:r>
-        <w:rPr>
-          <w:color w:val="000000"/>
-        </w:rPr>
-        <w:t>Each round will keep track of each player’s current hand(s) along with the dealer’s hand. It also keeps track of the current hand-in-play and a timer that prevents any one player from taking up too much time. This prevents the game from stalling and provides an expected flow to the game that players are comfortable with.</w:t>
-      </w:r>
-    </w:p>
-    <w:p>
-      <w:pPr>
-        <w:pStyle w:val="Normal"/>
-        <w:ind w:left="1440"/>
-        <w:rPr>
-          <w:color w:val="000000"/>
-        </w:rPr>
-      </w:pPr>
-      <w:r>
-        <w:rPr>
-          <w:color w:val="000000"/>
-        </w:rPr>
-        <w:t>Other considerations must also be made for exceptions. For example, if the timer expires during a player’s turn it is assumed the player is standing for that round. The same applies if the player leaves a game in the middle of a round. If the dealer needs to leave the table, we need to notify all players at the table that the table will close at the completion the round, at which point the players will be returned to the lobby.</w:t>
-      </w:r>
-    </w:p>
-    <w:p>
-      <w:pPr>
-        <w:pStyle w:val="Normal"/>
-        <w:ind w:left="1440"/>
-        <w:rPr>
-          <w:color w:val="000000"/>
-        </w:rPr>
-      </w:pPr>
-      <w:r>
-        <w:rPr>
-          <w:color w:val="000000"/>
-        </w:rPr>
-      </w:r>
     </w:p>
     <w:p>
       <w:pPr>
@@ -3932,6 +3212,482 @@
           <w:color w:val="000000"/>
         </w:rPr>
       </w:pPr>
+      <w:bookmarkStart w:id="12" w:name="__RefHeading___Toc705_1633043759"/>
+      <w:bookmarkStart w:id="13" w:name="_Toc226533751"/>
+      <w:bookmarkEnd w:id="12"/>
+      <w:r>
+        <w:rPr>
+          <w:color w:val="000000"/>
+        </w:rPr>
+        <w:t>Overview</w:t>
+      </w:r>
+      <w:bookmarkEnd w:id="13"/>
+    </w:p>
+    <w:p>
+      <w:pPr>
+        <w:pStyle w:val="Paragraph2"/>
+        <w:rPr>
+          <w:color w:val="000000"/>
+        </w:rPr>
+      </w:pPr>
+      <w:r>
+        <w:rPr>
+          <w:color w:val="000000"/>
+        </w:rPr>
+        <w:t>The system will be organized into several major elements. Of note are the Server and Client which between them contain all other elements in the application. Some elements are shared between them, such as the networking and messaging pieces. While they are both similar, there will be slight differences between the network piece on the server and the network piece on the client. Likewise, the messaging elements will contain many similarities but with some important differences to facilitate game play and other functionality within the application.</w:t>
+      </w:r>
+    </w:p>
+    <w:p>
+      <w:pPr>
+        <w:pStyle w:val="Paragraph2"/>
+        <w:rPr>
+          <w:color w:val="000000"/>
+        </w:rPr>
+      </w:pPr>
+      <w:r>
+        <w:rPr>
+          <w:color w:val="000000"/>
+        </w:rPr>
+        <w:t>As the shared functionality between the Server and client are critical, so are the elements that are unique to each component. The server will need to manage player and dealer accounts, in-game processes across multiple concurrent games, and facilitating game matching, giving the user the choice of games to join. The client will need to display all this information to the players or dealers across multiple screens.</w:t>
+      </w:r>
+    </w:p>
+    <w:p>
+      <w:pPr>
+        <w:pStyle w:val="Heading2"/>
+        <w:numPr>
+          <w:ilvl w:val="1"/>
+          <w:numId w:val="2"/>
+        </w:numPr>
+        <w:rPr>
+          <w:color w:val="000000"/>
+        </w:rPr>
+      </w:pPr>
+      <w:bookmarkStart w:id="14" w:name="__RefHeading___Toc707_1633043759"/>
+      <w:bookmarkStart w:id="15" w:name="_Toc226533752"/>
+      <w:bookmarkEnd w:id="14"/>
+      <w:r>
+        <w:rPr>
+          <w:color w:val="000000"/>
+        </w:rPr>
+        <w:t>Networking</w:t>
+      </w:r>
+      <w:bookmarkEnd w:id="15"/>
+    </w:p>
+    <w:p>
+      <w:pPr>
+        <w:ind w:left="1440"/>
+        <w:rPr>
+          <w:color w:val="000000"/>
+        </w:rPr>
+      </w:pPr>
+      <w:r>
+        <w:rPr>
+          <w:color w:val="000000"/>
+        </w:rPr>
+        <w:t>Since this is a client-server application, a multithreaded network design will be implemented for both clients and server. The clients will need the ability to send and receive messages to and from the server to handle game mechanics while the server will need additional capabilities to be able to handle multiple clients simultaneously.</w:t>
+      </w:r>
+    </w:p>
+    <w:p>
+      <w:pPr>
+        <w:ind w:left="1440"/>
+        <w:rPr>
+          <w:color w:val="000000"/>
+        </w:rPr>
+      </w:pPr>
+    </w:p>
+    <w:p>
+      <w:pPr>
+        <w:pStyle w:val="Heading2"/>
+        <w:numPr>
+          <w:ilvl w:val="1"/>
+          <w:numId w:val="2"/>
+        </w:numPr>
+        <w:rPr>
+          <w:color w:val="000000"/>
+        </w:rPr>
+      </w:pPr>
+      <w:bookmarkStart w:id="16" w:name="__RefHeading___Toc709_1633043759"/>
+      <w:bookmarkStart w:id="17" w:name="_Toc226533753"/>
+      <w:bookmarkEnd w:id="16"/>
+      <w:r>
+        <w:rPr>
+          <w:color w:val="000000"/>
+        </w:rPr>
+        <w:t>Messaging</w:t>
+      </w:r>
+      <w:bookmarkEnd w:id="17"/>
+    </w:p>
+    <w:p>
+      <w:pPr>
+        <w:ind w:left="1440"/>
+        <w:rPr>
+          <w:color w:val="000000"/>
+        </w:rPr>
+      </w:pPr>
+      <w:r>
+        <w:rPr>
+          <w:color w:val="000000"/>
+        </w:rPr>
+        <w:t>The messaging component will handle the actual communication between the server and clients. Serialized content will be passed back and forth between the server and client through the networking component. Each message will be tailored to a specific task, such as handling the login and log-off sequences, the ability to add and remove funds from the players account, and most importantly the in game messages that must be passed back and forth to facilitate the correct sequence of events needed in order to choreograph player and dealer actions for smooth in-game mechanics.</w:t>
+      </w:r>
+    </w:p>
+    <w:p>
+      <w:pPr>
+        <w:pStyle w:val="Paragraph2"/>
+        <w:rPr>
+          <w:color w:val="000000"/>
+        </w:rPr>
+      </w:pPr>
+    </w:p>
+    <w:p>
+      <w:pPr>
+        <w:pStyle w:val="Heading2"/>
+        <w:numPr>
+          <w:ilvl w:val="1"/>
+          <w:numId w:val="2"/>
+        </w:numPr>
+        <w:rPr>
+          <w:color w:val="000000"/>
+        </w:rPr>
+      </w:pPr>
+      <w:bookmarkStart w:id="18" w:name="__RefHeading___Toc711_1633043759"/>
+      <w:bookmarkStart w:id="19" w:name="_Toc226533754"/>
+      <w:bookmarkEnd w:id="18"/>
+      <w:r>
+        <w:rPr>
+          <w:color w:val="000000"/>
+        </w:rPr>
+        <w:t>Server</w:t>
+      </w:r>
+      <w:bookmarkEnd w:id="19"/>
+    </w:p>
+    <w:p>
+      <w:pPr>
+        <w:ind w:left="1440"/>
+        <w:rPr>
+          <w:color w:val="000000"/>
+        </w:rPr>
+      </w:pPr>
+      <w:r>
+        <w:rPr>
+          <w:color w:val="000000"/>
+        </w:rPr>
+        <w:t>The server manages the bulk of the workflow. As mentioned, it requires the networking and messaging components to manage the back-and-forth communications between the clients and the server including indirect communications between clients so that all players at a table can see any updates any one player makes. To accomplish this the server must also manage the following components.</w:t>
+      </w:r>
+    </w:p>
+    <w:p>
+      <w:pPr>
+        <w:ind w:left="1440"/>
+        <w:rPr>
+          <w:color w:val="000000"/>
+        </w:rPr>
+      </w:pPr>
+    </w:p>
+    <w:p>
+      <w:pPr>
+        <w:ind w:left="1440"/>
+        <w:rPr>
+          <w:b/>
+          <w:bCs/>
+          <w:color w:val="000000"/>
+        </w:rPr>
+      </w:pPr>
+      <w:r>
+        <w:rPr>
+          <w:b/>
+          <w:bCs/>
+          <w:color w:val="000000"/>
+        </w:rPr>
+        <w:t>2.4.1: Data</w:t>
+      </w:r>
+    </w:p>
+    <w:p>
+      <w:pPr>
+        <w:ind w:left="1440"/>
+        <w:rPr>
+          <w:color w:val="000000"/>
+        </w:rPr>
+      </w:pPr>
+    </w:p>
+    <w:p>
+      <w:pPr>
+        <w:ind w:left="1440"/>
+        <w:rPr>
+          <w:color w:val="000000"/>
+        </w:rPr>
+      </w:pPr>
+      <w:r>
+        <w:rPr>
+          <w:color w:val="000000"/>
+        </w:rPr>
+        <w:t xml:space="preserve">Data management primarily allows for continued game operations between server reboots. To make file management easier we plan to create one file per user. Since usernames will be unique across the application, we can generate a csv file in the format &lt;username&gt;.csv. Since we can access the username from the file itself, we only need to store the user’s password, access level (player, dealer, or developer), and the current credits in their account. While the user’s password and access level rarely change, the credits in the account will be constantly changing while a user is playing the game.  Having a separate file per user will allow us to modify multiple files simultaneously </w:t>
+      </w:r>
+      <w:r>
+        <w:rPr>
+          <w:color w:val="000000"/>
+        </w:rPr>
+        <w:lastRenderedPageBreak/>
+        <w:t>instead of having to queue up multiple requests to modify a single file every time a request to update a player’s credits is requested.</w:t>
+      </w:r>
+    </w:p>
+    <w:p>
+      <w:pPr>
+        <w:ind w:left="1440"/>
+        <w:rPr>
+          <w:color w:val="000000"/>
+        </w:rPr>
+      </w:pPr>
+      <w:r>
+        <w:rPr>
+          <w:color w:val="000000"/>
+        </w:rPr>
+        <w:t>In addition to player state files, a server state file will be generated to manage data such unique ID numbers that should never be reused across server reboots. The use of these IDs will allow us to also log data on a per table basis to assist in troubleshooting during development.</w:t>
+      </w:r>
+    </w:p>
+    <w:p>
+      <w:pPr>
+        <w:ind w:left="1440"/>
+        <w:rPr>
+          <w:color w:val="000000"/>
+        </w:rPr>
+      </w:pPr>
+    </w:p>
+    <w:p>
+      <w:pPr>
+        <w:ind w:left="1440"/>
+        <w:rPr>
+          <w:b/>
+          <w:bCs/>
+          <w:color w:val="000000"/>
+        </w:rPr>
+      </w:pPr>
+      <w:r>
+        <w:rPr>
+          <w:b/>
+          <w:bCs/>
+          <w:color w:val="000000"/>
+        </w:rPr>
+        <w:t>2.4.2: Account</w:t>
+      </w:r>
+    </w:p>
+    <w:p>
+      <w:pPr>
+        <w:ind w:left="1440"/>
+        <w:rPr>
+          <w:color w:val="000000"/>
+        </w:rPr>
+      </w:pPr>
+    </w:p>
+    <w:p>
+      <w:pPr>
+        <w:ind w:left="1440"/>
+        <w:rPr>
+          <w:color w:val="000000"/>
+        </w:rPr>
+      </w:pPr>
+      <w:r>
+        <w:rPr>
+          <w:color w:val="000000"/>
+        </w:rPr>
+        <w:t>Account data will include a username, password, access level, and current account credits. This data will be stored in memory during active sessions but will also be written to file one every change to allow for seamless continuation between server reboots. Players will have the ability to create their accounts using the client application. While dealers and developers can also use the client to create their accounts, permissions for these accounts must be set manually by modifying the user files directly. To prevent access violations, these changes should be made between server reboots.</w:t>
+      </w:r>
+    </w:p>
+    <w:p>
+      <w:pPr>
+        <w:ind w:left="1440"/>
+        <w:rPr>
+          <w:color w:val="000000"/>
+        </w:rPr>
+      </w:pPr>
+    </w:p>
+    <w:p>
+      <w:pPr>
+        <w:ind w:left="1440"/>
+        <w:rPr>
+          <w:b/>
+          <w:bCs/>
+          <w:color w:val="000000"/>
+        </w:rPr>
+      </w:pPr>
+      <w:r>
+        <w:rPr>
+          <w:b/>
+          <w:bCs/>
+          <w:color w:val="000000"/>
+        </w:rPr>
+        <w:t>2.4.3: Table</w:t>
+      </w:r>
+    </w:p>
+    <w:p>
+      <w:pPr>
+        <w:ind w:left="1440"/>
+        <w:rPr>
+          <w:color w:val="000000"/>
+        </w:rPr>
+      </w:pPr>
+    </w:p>
+    <w:p>
+      <w:pPr>
+        <w:ind w:left="1440"/>
+        <w:rPr>
+          <w:color w:val="000000"/>
+        </w:rPr>
+      </w:pPr>
+      <w:r>
+        <w:rPr>
+          <w:color w:val="000000"/>
+        </w:rPr>
+        <w:t xml:space="preserve">Each table will be given a unique ID. It will also have a unique dealer, and a list of payer ID that can constantly change ass players join and leave the table. Each table will have specific in-game settings that the dealer sets up as the table is created. These include the minimum and maximum bets, the game timer that limits how long each play </w:t>
+      </w:r>
+      <w:proofErr w:type="gramStart"/>
+      <w:r>
+        <w:rPr>
+          <w:color w:val="000000"/>
+        </w:rPr>
+        <w:t>has to</w:t>
+      </w:r>
+      <w:proofErr w:type="gramEnd"/>
+      <w:r>
+        <w:rPr>
+          <w:color w:val="000000"/>
+        </w:rPr>
+        <w:t xml:space="preserve"> perform an action during their turn, and the number of decks the shoe will contain for that table.</w:t>
+      </w:r>
+    </w:p>
+    <w:p>
+      <w:pPr>
+        <w:ind w:left="1440"/>
+        <w:rPr>
+          <w:color w:val="000000"/>
+        </w:rPr>
+      </w:pPr>
+    </w:p>
+    <w:p>
+      <w:pPr>
+        <w:ind w:left="1440"/>
+        <w:rPr>
+          <w:b/>
+          <w:bCs/>
+        </w:rPr>
+      </w:pPr>
+      <w:r>
+        <w:rPr>
+          <w:b/>
+          <w:bCs/>
+          <w:color w:val="000000"/>
+        </w:rPr>
+        <w:t>2.4.4: Game</w:t>
+      </w:r>
+    </w:p>
+    <w:p>
+      <w:pPr>
+        <w:ind w:left="1440"/>
+        <w:rPr>
+          <w:color w:val="000000"/>
+        </w:rPr>
+      </w:pPr>
+    </w:p>
+    <w:p>
+      <w:pPr>
+        <w:ind w:left="1440"/>
+        <w:rPr>
+          <w:color w:val="000000"/>
+        </w:rPr>
+      </w:pPr>
+      <w:r>
+        <w:rPr>
+          <w:color w:val="000000"/>
+        </w:rPr>
+        <w:t xml:space="preserve">The game will contain the shoe. Depending on how many decks the shoe contains, it will start with a shuffled list of cards equal to the number of decks times 52. The cards are </w:t>
+      </w:r>
+      <w:proofErr w:type="gramStart"/>
+      <w:r>
+        <w:rPr>
+          <w:color w:val="000000"/>
+        </w:rPr>
+        <w:t>dealt</w:t>
+      </w:r>
+      <w:proofErr w:type="gramEnd"/>
+      <w:r>
+        <w:rPr>
+          <w:color w:val="000000"/>
+        </w:rPr>
+        <w:t xml:space="preserve"> one at a time to each player as called for depending on the current in-game state and player or dealer requests. When a card is </w:t>
+      </w:r>
+      <w:proofErr w:type="gramStart"/>
+      <w:r>
+        <w:rPr>
+          <w:color w:val="000000"/>
+        </w:rPr>
+        <w:t>dealt</w:t>
+      </w:r>
+      <w:proofErr w:type="gramEnd"/>
+      <w:r>
+        <w:rPr>
+          <w:color w:val="000000"/>
+        </w:rPr>
+        <w:t>, it is removed from the shoe and added to one of the active hands. One the round is completed, all cards in any hand are discarded and a new set of cards is dealt from the shoe. When the shoe has only 60 cards remaining in it, the current round of hands is completed and then all discarded cards are returned to the shoe and the shoe is shuffled.</w:t>
+      </w:r>
+    </w:p>
+    <w:p>
+      <w:pPr>
+        <w:ind w:left="1440"/>
+        <w:rPr>
+          <w:color w:val="000000"/>
+        </w:rPr>
+      </w:pPr>
+      <w:r>
+        <w:rPr>
+          <w:color w:val="000000"/>
+        </w:rPr>
+        <w:t>Each round will keep track of each player’s current hand(s) along with the dealer’s hand. It also keeps track of the current hand-in-play and a timer that prevents any one player from taking up too much time. This prevents the game from stalling and provides an expected flow to the game that players are comfortable with.</w:t>
+      </w:r>
+    </w:p>
+    <w:p>
+      <w:pPr>
+        <w:ind w:left="1440"/>
+        <w:rPr>
+          <w:color w:val="000000"/>
+        </w:rPr>
+      </w:pPr>
+      <w:r>
+        <w:rPr>
+          <w:color w:val="000000"/>
+        </w:rPr>
+        <w:t xml:space="preserve">Other considerations must also be made for exceptions. For example, if the timer expires during a player’s turn it is assumed the player is standing for that round. The same applies if the player leaves a game in the middle of a round. If the dealer needs to leave the table, we need to notify all players at the table that the table will close at the </w:t>
+      </w:r>
+      <w:r>
+        <w:rPr>
+          <w:color w:val="000000"/>
+        </w:rPr>
+        <w:t>completion of</w:t>
+      </w:r>
+      <w:r>
+        <w:rPr>
+          <w:color w:val="000000"/>
+        </w:rPr>
+        <w:t xml:space="preserve"> the round, at which point the players will be returned to the lobby.</w:t>
+      </w:r>
+    </w:p>
+    <w:p>
+      <w:pPr>
+        <w:ind w:left="1440"/>
+        <w:rPr>
+          <w:color w:val="000000"/>
+        </w:rPr>
+      </w:pPr>
+    </w:p>
+    <w:p>
+      <w:pPr>
+        <w:pStyle w:val="Heading2"/>
+        <w:numPr>
+          <w:ilvl w:val="1"/>
+          <w:numId w:val="2"/>
+        </w:numPr>
+        <w:rPr>
+          <w:color w:val="000000"/>
+        </w:rPr>
+      </w:pPr>
       <w:bookmarkStart w:id="20" w:name="_Toc226533755"/>
       <w:r>
         <w:rPr>
@@ -3952,7 +3708,14 @@
         <w:rPr>
           <w:color w:val="000000"/>
         </w:rPr>
-        <w:t>Java based client/server application with no web interfaces.</w:t>
+        <w:t xml:space="preserve">The client component of the blackjack system will also contain networking and messaging components, very similar and compatible with the networking and messaging elements of the server. Multitasking will be employed to simultaneously handle sending and receiving requests from the server but does not need to be able handle communications with any other systems. Messaging will need to understand incoming </w:t>
+      </w:r>
+      <w:r>
+        <w:rPr>
+          <w:color w:val="000000"/>
+        </w:rPr>
+        <w:lastRenderedPageBreak/>
+        <w:t>data from the server and be capable of transmitting a player or dealer requests made to the server.</w:t>
       </w:r>
     </w:p>
     <w:p>
@@ -3962,26 +3725,70 @@
           <w:color w:val="000000"/>
         </w:rPr>
       </w:pPr>
-      <w:r>
-        <w:rPr>
-          <w:color w:val="000000"/>
-        </w:rPr>
-        <w:t>All participants must have network access configured to allow them to communicate with the server.</w:t>
-      </w:r>
     </w:p>
     <w:p>
       <w:pPr>
         <w:pStyle w:val="Paragraph2"/>
         <w:rPr>
-          <w:color w:val="000000"/>
-        </w:rPr>
-      </w:pPr>
-      <w:r>
-        <w:rPr>
-          <w:color w:val="000000"/>
-        </w:rPr>
-        <w:t>The server must have network access configured to allow it to communicate with the clients.</w:t>
-      </w:r>
+          <w:b/>
+          <w:bCs/>
+          <w:color w:val="000000"/>
+        </w:rPr>
+      </w:pPr>
+      <w:r>
+        <w:rPr>
+          <w:b/>
+          <w:bCs/>
+          <w:color w:val="000000"/>
+        </w:rPr>
+        <w:t>2.5.1: Graphical User Interface</w:t>
+      </w:r>
+    </w:p>
+    <w:p>
+      <w:pPr>
+        <w:pStyle w:val="Paragraph2"/>
+        <w:rPr>
+          <w:b/>
+          <w:bCs/>
+          <w:color w:val="000000"/>
+        </w:rPr>
+      </w:pPr>
+    </w:p>
+    <w:p>
+      <w:pPr>
+        <w:pStyle w:val="Paragraph2"/>
+        <w:rPr>
+          <w:color w:val="000000"/>
+        </w:rPr>
+      </w:pPr>
+      <w:r>
+        <w:rPr>
+          <w:color w:val="000000"/>
+        </w:rPr>
+        <w:t>The primary purpose of the client is to provide an intuitive display that relays real-time status of the different elements for the game to function while also providing an intuitive interface that allows the player or dealer to perform and desired actions while using the application. This is handled through the graphical user interface.  To accomplish this goal multiple display interfaces will be created that allow the user to switch between them. The initial screen will ask a player or dealer for their login credentials, and the IP address of the server they wish to connect to.</w:t>
+      </w:r>
+    </w:p>
+    <w:p>
+      <w:pPr>
+        <w:pStyle w:val="Paragraph2"/>
+        <w:rPr>
+          <w:color w:val="000000"/>
+        </w:rPr>
+      </w:pPr>
+      <w:r>
+        <w:rPr>
+          <w:color w:val="000000"/>
+        </w:rPr>
+        <w:t>Once connected, a player will be transitioned to the lobby screen where they can perform certain account related tasks and provide a list of available tables that the player can join. Alternatively, once a dealer logs in, they will be taken to a newly created table where they must select in-game options such as the time limit for user interactions, the minimum and maximum bets, and the size of the shoe. For more details regarding the different interface provided to the users, refer to section 3.2.</w:t>
+      </w:r>
+    </w:p>
+    <w:p>
+      <w:pPr>
+        <w:pStyle w:val="Paragraph2"/>
+        <w:rPr>
+          <w:color w:val="000000"/>
+        </w:rPr>
+      </w:pPr>
     </w:p>
     <w:p>
       <w:pPr>
@@ -4001,6 +3808,7 @@
         <w:rPr>
           <w:color w:val="000000"/>
         </w:rPr>
+        <w:lastRenderedPageBreak/>
         <w:t>S</w:t>
       </w:r>
       <w:bookmarkEnd w:id="22"/>
@@ -4077,11 +3885,11 @@
           <w:numId w:val="3"/>
         </w:numPr>
         <w:tabs>
-          <w:tab w:val="clear" w:pos="720"/>
-          <w:tab w:val="left" w:pos="0" w:leader="none"/>
-        </w:tabs>
-        <w:spacing w:before="0" w:after="0"/>
-        <w:ind w:hanging="283" w:left="2149"/>
+          <w:tab w:val="clear" w:pos="709"/>
+          <w:tab w:val="left" w:pos="0"/>
+        </w:tabs>
+        <w:spacing w:after="0"/>
+        <w:ind w:left="2149"/>
         <w:rPr>
           <w:color w:val="000000"/>
         </w:rPr>
@@ -4108,11 +3916,11 @@
           <w:numId w:val="3"/>
         </w:numPr>
         <w:tabs>
-          <w:tab w:val="clear" w:pos="720"/>
-          <w:tab w:val="left" w:pos="0" w:leader="none"/>
-        </w:tabs>
-        <w:spacing w:before="0" w:after="0"/>
-        <w:ind w:hanging="283" w:left="2149"/>
+          <w:tab w:val="clear" w:pos="709"/>
+          <w:tab w:val="left" w:pos="0"/>
+        </w:tabs>
+        <w:spacing w:after="0"/>
+        <w:ind w:left="2149"/>
         <w:rPr>
           <w:color w:val="000000"/>
         </w:rPr>
@@ -4139,10 +3947,10 @@
           <w:numId w:val="3"/>
         </w:numPr>
         <w:tabs>
-          <w:tab w:val="clear" w:pos="720"/>
-          <w:tab w:val="left" w:pos="0" w:leader="none"/>
-        </w:tabs>
-        <w:ind w:hanging="283" w:left="2149"/>
+          <w:tab w:val="clear" w:pos="709"/>
+          <w:tab w:val="left" w:pos="0"/>
+        </w:tabs>
+        <w:ind w:left="2149"/>
         <w:rPr>
           <w:color w:val="000000"/>
         </w:rPr>
@@ -4178,16 +3986,10 @@
     </w:p>
     <w:p>
       <w:pPr>
-        <w:pStyle w:val="Normal"/>
-        <w:rPr>
-          <w:color w:val="000000"/>
-        </w:rPr>
-      </w:pPr>
-      <w:r>
-        <w:rPr>
-          <w:color w:val="000000"/>
-        </w:rPr>
-      </w:r>
+        <w:rPr>
+          <w:color w:val="000000"/>
+        </w:rPr>
+      </w:pPr>
     </w:p>
     <w:p>
       <w:pPr>
@@ -4219,21 +4021,14 @@
     </w:p>
     <w:p>
       <w:pPr>
-        <w:pStyle w:val="Normal"/>
-        <w:rPr>
-          <w:color w:val="000000"/>
-        </w:rPr>
-      </w:pPr>
-      <w:r>
-        <w:rPr>
-          <w:color w:val="000000"/>
-        </w:rPr>
-      </w:r>
-    </w:p>
-    <w:p>
-      <w:pPr>
-        <w:pStyle w:val="Normal"/>
-        <w:ind w:hanging="0" w:left="1440"/>
+        <w:rPr>
+          <w:color w:val="000000"/>
+        </w:rPr>
+      </w:pPr>
+    </w:p>
+    <w:p>
+      <w:pPr>
+        <w:ind w:left="1440"/>
         <w:rPr>
           <w:color w:val="000000"/>
         </w:rPr>
@@ -4247,17 +4042,11 @@
     </w:p>
     <w:p>
       <w:pPr>
-        <w:pStyle w:val="Normal"/>
-        <w:ind w:hanging="0" w:left="1440"/>
-        <w:rPr>
-          <w:color w:val="000000"/>
-        </w:rPr>
-      </w:pPr>
-      <w:r>
-        <w:rPr>
-          <w:color w:val="000000"/>
-        </w:rPr>
-      </w:r>
+        <w:ind w:left="1440"/>
+        <w:rPr>
+          <w:color w:val="000000"/>
+        </w:rPr>
+      </w:pPr>
     </w:p>
     <w:p>
       <w:pPr>
@@ -4267,11 +4056,11 @@
           <w:numId w:val="8"/>
         </w:numPr>
         <w:tabs>
-          <w:tab w:val="clear" w:pos="720"/>
-          <w:tab w:val="left" w:pos="0" w:leader="none"/>
-        </w:tabs>
-        <w:spacing w:before="0" w:after="0"/>
-        <w:ind w:hanging="283" w:left="2149"/>
+          <w:tab w:val="clear" w:pos="709"/>
+          <w:tab w:val="left" w:pos="0"/>
+        </w:tabs>
+        <w:spacing w:after="0"/>
+        <w:ind w:left="2149"/>
         <w:rPr>
           <w:color w:val="000000"/>
         </w:rPr>
@@ -4288,27 +4077,32 @@
           <w:color w:val="000000"/>
         </w:rPr>
         <w:br/>
-        <w:t xml:space="preserve">The GUI dynamically adjusts available controls and views depending on whether the user is a player or dealer. This ensures users only see relevant actions and reduces complexity during interaction. </w:t>
+        <w:t xml:space="preserve">The GUI dynamically adjusts available controls and views depending on whether the user is a player or dealer. This ensures users only see relevant actions and </w:t>
+      </w:r>
+      <w:proofErr w:type="gramStart"/>
+      <w:r>
+        <w:rPr>
+          <w:color w:val="000000"/>
+        </w:rPr>
+        <w:t>reduces</w:t>
+      </w:r>
+      <w:proofErr w:type="gramEnd"/>
+      <w:r>
+        <w:rPr>
+          <w:color w:val="000000"/>
+        </w:rPr>
+        <w:t xml:space="preserve"> complexity during interaction. </w:t>
       </w:r>
     </w:p>
     <w:p>
       <w:pPr>
         <w:pStyle w:val="BodyText"/>
-        <w:numPr>
-          <w:ilvl w:val="0"/>
-          <w:numId w:val="0"/>
-        </w:numPr>
-        <w:spacing w:before="0" w:after="0"/>
-        <w:ind w:hanging="0" w:left="1440"/>
-        <w:rPr>
-          <w:color w:val="000000"/>
-        </w:rPr>
-      </w:pPr>
-      <w:r>
-        <w:rPr>
-          <w:color w:val="000000"/>
-        </w:rPr>
-      </w:r>
+        <w:spacing w:after="0"/>
+        <w:ind w:left="1440"/>
+        <w:rPr>
+          <w:color w:val="000000"/>
+        </w:rPr>
+      </w:pPr>
     </w:p>
     <w:p>
       <w:pPr>
@@ -4318,11 +4112,11 @@
           <w:numId w:val="8"/>
         </w:numPr>
         <w:tabs>
-          <w:tab w:val="clear" w:pos="720"/>
-          <w:tab w:val="left" w:pos="0" w:leader="none"/>
-        </w:tabs>
-        <w:spacing w:before="0" w:after="0"/>
-        <w:ind w:hanging="283" w:left="2149"/>
+          <w:tab w:val="clear" w:pos="709"/>
+          <w:tab w:val="left" w:pos="0"/>
+        </w:tabs>
+        <w:spacing w:after="0"/>
+        <w:ind w:left="2149"/>
         <w:rPr>
           <w:color w:val="000000"/>
         </w:rPr>
@@ -4345,17 +4139,12 @@
     <w:p>
       <w:pPr>
         <w:pStyle w:val="BodyText"/>
-        <w:spacing w:before="0" w:after="0"/>
-        <w:ind w:hanging="0" w:left="1440"/>
-        <w:rPr>
-          <w:color w:val="000000"/>
-        </w:rPr>
-      </w:pPr>
-      <w:r>
-        <w:rPr>
-          <w:color w:val="000000"/>
-        </w:rPr>
-      </w:r>
+        <w:spacing w:after="0"/>
+        <w:ind w:left="1440"/>
+        <w:rPr>
+          <w:color w:val="000000"/>
+        </w:rPr>
+      </w:pPr>
     </w:p>
     <w:p>
       <w:pPr>
@@ -4365,11 +4154,11 @@
           <w:numId w:val="8"/>
         </w:numPr>
         <w:tabs>
-          <w:tab w:val="clear" w:pos="720"/>
-          <w:tab w:val="left" w:pos="0" w:leader="none"/>
-        </w:tabs>
-        <w:spacing w:before="0" w:after="0"/>
-        <w:ind w:hanging="283" w:left="2149"/>
+          <w:tab w:val="clear" w:pos="709"/>
+          <w:tab w:val="left" w:pos="0"/>
+        </w:tabs>
+        <w:spacing w:after="0"/>
+        <w:ind w:left="2149"/>
         <w:rPr>
           <w:color w:val="000000"/>
         </w:rPr>
@@ -4392,17 +4181,12 @@
     <w:p>
       <w:pPr>
         <w:pStyle w:val="BodyText"/>
-        <w:spacing w:before="0" w:after="0"/>
-        <w:ind w:hanging="0" w:left="1440"/>
-        <w:rPr>
-          <w:color w:val="000000"/>
-        </w:rPr>
-      </w:pPr>
-      <w:r>
-        <w:rPr>
-          <w:color w:val="000000"/>
-        </w:rPr>
-      </w:r>
+        <w:spacing w:after="0"/>
+        <w:ind w:left="1440"/>
+        <w:rPr>
+          <w:color w:val="000000"/>
+        </w:rPr>
+      </w:pPr>
     </w:p>
     <w:p>
       <w:pPr>
@@ -4412,11 +4196,11 @@
           <w:numId w:val="8"/>
         </w:numPr>
         <w:tabs>
-          <w:tab w:val="clear" w:pos="720"/>
-          <w:tab w:val="left" w:pos="0" w:leader="none"/>
-        </w:tabs>
-        <w:spacing w:before="0" w:after="0"/>
-        <w:ind w:hanging="283" w:left="2149"/>
+          <w:tab w:val="clear" w:pos="709"/>
+          <w:tab w:val="left" w:pos="0"/>
+        </w:tabs>
+        <w:spacing w:after="0"/>
+        <w:ind w:left="2149"/>
         <w:rPr>
           <w:color w:val="000000"/>
         </w:rPr>
@@ -4439,17 +4223,12 @@
     <w:p>
       <w:pPr>
         <w:pStyle w:val="BodyText"/>
-        <w:spacing w:before="0" w:after="0"/>
-        <w:ind w:hanging="0" w:left="1440"/>
-        <w:rPr>
-          <w:color w:val="000000"/>
-        </w:rPr>
-      </w:pPr>
-      <w:r>
-        <w:rPr>
-          <w:color w:val="000000"/>
-        </w:rPr>
-      </w:r>
+        <w:spacing w:after="0"/>
+        <w:ind w:left="1440"/>
+        <w:rPr>
+          <w:color w:val="000000"/>
+        </w:rPr>
+      </w:pPr>
     </w:p>
     <w:p>
       <w:pPr>
@@ -4459,10 +4238,10 @@
           <w:numId w:val="8"/>
         </w:numPr>
         <w:tabs>
-          <w:tab w:val="clear" w:pos="720"/>
-          <w:tab w:val="left" w:pos="0" w:leader="none"/>
-        </w:tabs>
-        <w:ind w:hanging="283" w:left="2149"/>
+          <w:tab w:val="clear" w:pos="709"/>
+          <w:tab w:val="left" w:pos="0"/>
+        </w:tabs>
+        <w:ind w:left="2149"/>
         <w:rPr>
           <w:color w:val="000000"/>
         </w:rPr>
@@ -4484,16 +4263,10 @@
     </w:p>
     <w:p>
       <w:pPr>
-        <w:pStyle w:val="Normal"/>
-        <w:rPr>
-          <w:color w:val="000000"/>
-        </w:rPr>
-      </w:pPr>
-      <w:r>
-        <w:rPr>
-          <w:color w:val="000000"/>
-        </w:rPr>
-      </w:r>
+        <w:rPr>
+          <w:color w:val="000000"/>
+        </w:rPr>
+      </w:pPr>
     </w:p>
     <w:p>
       <w:pPr>
@@ -4502,11 +4275,6 @@
           <w:color w:val="000000"/>
         </w:rPr>
       </w:pPr>
-      <w:r>
-        <w:rPr>
-          <w:color w:val="000000"/>
-        </w:rPr>
-      </w:r>
     </w:p>
     <w:p>
       <w:pPr>
@@ -4515,11 +4283,6 @@
           <w:color w:val="000000"/>
         </w:rPr>
       </w:pPr>
-      <w:r>
-        <w:rPr>
-          <w:color w:val="000000"/>
-        </w:rPr>
-      </w:r>
     </w:p>
     <w:p>
       <w:pPr>
@@ -4534,6 +4297,7 @@
       </w:pPr>
       <w:bookmarkStart w:id="27" w:name="__RefHeading___Toc721_1633043759"/>
       <w:bookmarkStart w:id="28" w:name="_Toc226533766"/>
+      <w:bookmarkStart w:id="29" w:name="GUI_Diagrams"/>
       <w:bookmarkEnd w:id="27"/>
       <w:r>
         <w:rPr>
@@ -4549,6 +4313,7 @@
         <w:t>UI Diagrams</w:t>
       </w:r>
     </w:p>
+    <w:bookmarkEnd w:id="29"/>
     <w:p>
       <w:pPr>
         <w:pStyle w:val="BodyText"/>
@@ -4561,9 +4326,24 @@
           <w:color w:val="000000"/>
         </w:rPr>
         <w:tab/>
+      </w:r>
+      <w:r>
+        <w:rPr>
+          <w:color w:val="000000"/>
+        </w:rPr>
         <w:tab/>
         <w:t xml:space="preserve">The GUI is composed of three primary screens, each corresponding to a major functional </w:t>
+      </w:r>
+      <w:r>
+        <w:rPr>
+          <w:color w:val="000000"/>
+        </w:rPr>
         <w:tab/>
+      </w:r>
+      <w:r>
+        <w:rPr>
+          <w:color w:val="000000"/>
+        </w:rPr>
         <w:tab/>
         <w:t>stage of the system.</w:t>
       </w:r>
@@ -4571,17 +4351,11 @@
     <w:p>
       <w:pPr>
         <w:pStyle w:val="Heading10"/>
-        <w:keepNext w:val="true"/>
-        <w:keepLines/>
-        <w:widowControl/>
-        <w:numPr>
-          <w:ilvl w:val="0"/>
-          <w:numId w:val="0"/>
-        </w:numPr>
-        <w:suppressAutoHyphens w:val="true"/>
-        <w:bidi w:val="0"/>
+        <w:tabs>
+          <w:tab w:val="clear" w:pos="720"/>
+        </w:tabs>
         <w:spacing w:before="80" w:after="283"/>
-        <w:ind w:hanging="0" w:left="1440" w:right="0"/>
+        <w:ind w:left="1440" w:firstLine="0"/>
         <w:jc w:val="both"/>
         <w:rPr>
           <w:color w:val="000000"/>
@@ -4611,9 +4385,24 @@
           <w:color w:val="000000"/>
         </w:rPr>
         <w:tab/>
+      </w:r>
+      <w:r>
+        <w:rPr>
+          <w:color w:val="000000"/>
+        </w:rPr>
         <w:tab/>
         <w:t xml:space="preserve">The login screen serves as the entry point into the system and is responsible for user </w:t>
+      </w:r>
+      <w:r>
+        <w:rPr>
+          <w:color w:val="000000"/>
+        </w:rPr>
         <w:tab/>
+      </w:r>
+      <w:r>
+        <w:rPr>
+          <w:color w:val="000000"/>
+        </w:rPr>
         <w:tab/>
         <w:t>authentication and account creation.</w:t>
       </w:r>
@@ -4626,8 +4415,7 @@
           <w:numId w:val="4"/>
         </w:numPr>
         <w:tabs>
-          <w:tab w:val="clear" w:pos="720"/>
-          <w:tab w:val="left" w:pos="0" w:leader="none"/>
+          <w:tab w:val="left" w:pos="0"/>
         </w:tabs>
         <w:spacing w:before="80" w:after="0"/>
         <w:jc w:val="both"/>
@@ -4650,8 +4438,7 @@
           <w:numId w:val="4"/>
         </w:numPr>
         <w:tabs>
-          <w:tab w:val="clear" w:pos="720"/>
-          <w:tab w:val="left" w:pos="0" w:leader="none"/>
+          <w:tab w:val="left" w:pos="0"/>
         </w:tabs>
         <w:spacing w:before="80" w:after="0"/>
         <w:jc w:val="both"/>
@@ -4674,8 +4461,7 @@
           <w:numId w:val="4"/>
         </w:numPr>
         <w:tabs>
-          <w:tab w:val="clear" w:pos="720"/>
-          <w:tab w:val="left" w:pos="0" w:leader="none"/>
+          <w:tab w:val="left" w:pos="0"/>
         </w:tabs>
         <w:spacing w:before="80" w:after="283"/>
         <w:jc w:val="both"/>
@@ -4694,7 +4480,7 @@
       <w:pPr>
         <w:pStyle w:val="BodyText"/>
         <w:spacing w:before="80" w:after="283"/>
-        <w:ind w:hanging="0" w:left="1440"/>
+        <w:ind w:left="1440"/>
         <w:jc w:val="both"/>
         <w:rPr>
           <w:color w:val="000000"/>
@@ -4714,26 +4500,22 @@
           <w:color w:val="000000"/>
         </w:rPr>
       </w:pPr>
-      <w:r>
-        <w:rPr>
-          <w:color w:val="000000"/>
-        </w:rPr>
-      </w:r>
     </w:p>
     <w:p>
       <w:pPr>
         <w:pStyle w:val="Paragraph2"/>
-        <w:ind w:hanging="0" w:left="0"/>
-        <w:rPr>
-          <w:color w:val="000000"/>
-        </w:rPr>
-      </w:pPr>
-      <w:r>
-        <w:rPr>
+        <w:ind w:left="0"/>
+        <w:rPr>
+          <w:color w:val="000000"/>
+        </w:rPr>
+      </w:pPr>
+      <w:r>
+        <w:rPr>
+          <w:noProof/>
           <w:color w:val="000000"/>
         </w:rPr>
         <w:drawing>
-          <wp:anchor distT="0" distB="0" distL="0" distR="0" simplePos="0" relativeHeight="25" behindDoc="0" locked="0" layoutInCell="0" allowOverlap="1">
+          <wp:anchor distT="0" distB="0" distL="0" distR="0" simplePos="0" relativeHeight="25" behindDoc="0" locked="0" layoutInCell="0" allowOverlap="1" wp14:anchorId="07D3825B" wp14:editId="583C903C">
             <wp:simplePos x="0" y="0"/>
             <wp:positionH relativeFrom="column">
               <wp:align>center</wp:align>
@@ -4758,7 +4540,7 @@
                     </pic:cNvPicPr>
                   </pic:nvPicPr>
                   <pic:blipFill>
-                    <a:blip r:embed="rId9"/>
+                    <a:blip r:embed="rId14"/>
                     <a:srcRect l="-172" t="-306" r="-172" b="-306"/>
                     <a:stretch>
                       <a:fillRect/>
@@ -4788,34 +4570,22 @@
           <w:ilvl w:val="0"/>
           <w:numId w:val="0"/>
         </w:numPr>
-        <w:ind w:hanging="0" w:left="1440"/>
-        <w:rPr>
-          <w:color w:val="000000"/>
-        </w:rPr>
-      </w:pPr>
-      <w:r>
-        <w:rPr>
-          <w:color w:val="000000"/>
-        </w:rPr>
-      </w:r>
-    </w:p>
-    <w:p>
-      <w:pPr>
-        <w:pStyle w:val="Normal"/>
-        <w:rPr>
-          <w:color w:val="000000"/>
-        </w:rPr>
-      </w:pPr>
-      <w:r>
-        <w:rPr>
-          <w:color w:val="000000"/>
-        </w:rPr>
-      </w:r>
-    </w:p>
-    <w:p>
-      <w:pPr>
-        <w:pStyle w:val="Normal"/>
-        <w:ind w:hanging="0" w:left="1440"/>
+        <w:ind w:left="1440"/>
+        <w:rPr>
+          <w:color w:val="000000"/>
+        </w:rPr>
+      </w:pPr>
+    </w:p>
+    <w:p>
+      <w:pPr>
+        <w:rPr>
+          <w:color w:val="000000"/>
+        </w:rPr>
+      </w:pPr>
+    </w:p>
+    <w:p>
+      <w:pPr>
+        <w:ind w:left="1440"/>
         <w:rPr>
           <w:b/>
           <w:bCs/>
@@ -4833,22 +4603,16 @@
     </w:p>
     <w:p>
       <w:pPr>
-        <w:pStyle w:val="Normal"/>
-        <w:ind w:hanging="0" w:left="1440"/>
-        <w:rPr>
-          <w:color w:val="000000"/>
-        </w:rPr>
-      </w:pPr>
-      <w:r>
-        <w:rPr>
-          <w:color w:val="000000"/>
-        </w:rPr>
-      </w:r>
+        <w:ind w:left="1440"/>
+        <w:rPr>
+          <w:color w:val="000000"/>
+        </w:rPr>
+      </w:pPr>
     </w:p>
     <w:p>
       <w:pPr>
         <w:pStyle w:val="BodyText"/>
-        <w:ind w:hanging="0" w:left="1440"/>
+        <w:ind w:left="1440"/>
         <w:rPr>
           <w:color w:val="000000"/>
         </w:rPr>
@@ -4868,11 +4632,11 @@
           <w:numId w:val="6"/>
         </w:numPr>
         <w:tabs>
-          <w:tab w:val="clear" w:pos="720"/>
-          <w:tab w:val="left" w:pos="0" w:leader="none"/>
-        </w:tabs>
-        <w:spacing w:before="0" w:after="0"/>
-        <w:ind w:hanging="283" w:left="2149"/>
+          <w:tab w:val="clear" w:pos="709"/>
+          <w:tab w:val="left" w:pos="0"/>
+        </w:tabs>
+        <w:spacing w:after="0"/>
+        <w:ind w:left="2149"/>
         <w:rPr>
           <w:color w:val="000000"/>
         </w:rPr>
@@ -4892,20 +4656,28 @@
           <w:numId w:val="6"/>
         </w:numPr>
         <w:tabs>
-          <w:tab w:val="clear" w:pos="720"/>
-          <w:tab w:val="left" w:pos="0" w:leader="none"/>
-        </w:tabs>
-        <w:spacing w:before="0" w:after="0"/>
-        <w:ind w:hanging="283" w:left="2149"/>
-        <w:rPr>
-          <w:color w:val="000000"/>
-        </w:rPr>
-      </w:pPr>
-      <w:r>
-        <w:rPr>
-          <w:color w:val="000000"/>
-        </w:rPr>
-        <w:t xml:space="preserve">Allows players to join tables or navigate to other system features </w:t>
+          <w:tab w:val="clear" w:pos="709"/>
+          <w:tab w:val="left" w:pos="0"/>
+        </w:tabs>
+        <w:spacing w:after="0"/>
+        <w:ind w:left="2149"/>
+        <w:rPr>
+          <w:color w:val="000000"/>
+        </w:rPr>
+      </w:pPr>
+      <w:proofErr w:type="gramStart"/>
+      <w:r>
+        <w:rPr>
+          <w:color w:val="000000"/>
+        </w:rPr>
+        <w:t>Allows</w:t>
+      </w:r>
+      <w:proofErr w:type="gramEnd"/>
+      <w:r>
+        <w:rPr>
+          <w:color w:val="000000"/>
+        </w:rPr>
+        <w:t xml:space="preserve"> players to join tables or navigate to other system features </w:t>
       </w:r>
     </w:p>
     <w:p>
@@ -4916,11 +4688,11 @@
           <w:numId w:val="6"/>
         </w:numPr>
         <w:tabs>
-          <w:tab w:val="clear" w:pos="720"/>
-          <w:tab w:val="left" w:pos="0" w:leader="none"/>
-        </w:tabs>
-        <w:spacing w:before="0" w:after="0"/>
-        <w:ind w:hanging="283" w:left="2149"/>
+          <w:tab w:val="clear" w:pos="709"/>
+          <w:tab w:val="left" w:pos="0"/>
+        </w:tabs>
+        <w:spacing w:after="0"/>
+        <w:ind w:left="2149"/>
         <w:rPr>
           <w:color w:val="000000"/>
         </w:rPr>
@@ -4940,11 +4712,10 @@
           <w:numId w:val="6"/>
         </w:numPr>
         <w:tabs>
-          <w:tab w:val="clear" w:pos="720"/>
-          <w:tab w:val="left" w:pos="0" w:leader="none"/>
-        </w:tabs>
-        <w:spacing w:before="0" w:after="0"/>
-        <w:ind w:hanging="283" w:left="2858"/>
+          <w:tab w:val="left" w:pos="0"/>
+        </w:tabs>
+        <w:spacing w:after="0"/>
+        <w:ind w:left="2858"/>
         <w:rPr>
           <w:color w:val="000000"/>
         </w:rPr>
@@ -4964,11 +4735,10 @@
           <w:numId w:val="6"/>
         </w:numPr>
         <w:tabs>
-          <w:tab w:val="clear" w:pos="720"/>
-          <w:tab w:val="left" w:pos="0" w:leader="none"/>
-        </w:tabs>
-        <w:spacing w:before="0" w:after="0"/>
-        <w:ind w:hanging="283" w:left="2858"/>
+          <w:tab w:val="left" w:pos="0"/>
+        </w:tabs>
+        <w:spacing w:after="0"/>
+        <w:ind w:left="2858"/>
         <w:rPr>
           <w:color w:val="000000"/>
         </w:rPr>
@@ -4988,10 +4758,9 @@
           <w:numId w:val="6"/>
         </w:numPr>
         <w:tabs>
-          <w:tab w:val="clear" w:pos="720"/>
-          <w:tab w:val="left" w:pos="0" w:leader="none"/>
-        </w:tabs>
-        <w:ind w:hanging="283" w:left="2858"/>
+          <w:tab w:val="left" w:pos="0"/>
+        </w:tabs>
+        <w:ind w:left="2858"/>
         <w:rPr>
           <w:color w:val="000000"/>
         </w:rPr>
@@ -5006,7 +4775,7 @@
     <w:p>
       <w:pPr>
         <w:pStyle w:val="BodyText"/>
-        <w:ind w:hanging="0" w:left="1440"/>
+        <w:ind w:left="1440"/>
         <w:rPr>
           <w:color w:val="000000"/>
         </w:rPr>
@@ -5027,10 +4796,12 @@
       </w:pPr>
       <w:r>
         <w:rPr>
-          <w:color w:val="000000"/>
-        </w:rPr>
+          <w:noProof/>
+          <w:color w:val="000000"/>
+        </w:rPr>
+        <w:lastRenderedPageBreak/>
         <w:drawing>
-          <wp:anchor distT="0" distB="0" distL="0" distR="0" simplePos="0" relativeHeight="26" behindDoc="0" locked="0" layoutInCell="0" allowOverlap="1">
+          <wp:anchor distT="0" distB="0" distL="0" distR="0" simplePos="0" relativeHeight="26" behindDoc="0" locked="0" layoutInCell="0" allowOverlap="1" wp14:anchorId="267629F6" wp14:editId="1E3485E1">
             <wp:simplePos x="0" y="0"/>
             <wp:positionH relativeFrom="column">
               <wp:align>center</wp:align>
@@ -5055,7 +4826,7 @@
                     </pic:cNvPicPr>
                   </pic:nvPicPr>
                   <pic:blipFill>
-                    <a:blip r:embed="rId10"/>
+                    <a:blip r:embed="rId15"/>
                     <a:srcRect l="-172" t="-306" r="-172" b="-306"/>
                     <a:stretch>
                       <a:fillRect/>
@@ -5080,34 +4851,21 @@
     </w:p>
     <w:p>
       <w:pPr>
-        <w:pStyle w:val="Normal"/>
-        <w:rPr>
-          <w:color w:val="000000"/>
-        </w:rPr>
-      </w:pPr>
-      <w:r>
-        <w:rPr>
-          <w:color w:val="000000"/>
-        </w:rPr>
-      </w:r>
-    </w:p>
-    <w:p>
-      <w:pPr>
-        <w:pStyle w:val="Normal"/>
-        <w:rPr>
-          <w:color w:val="000000"/>
-        </w:rPr>
-      </w:pPr>
-      <w:r>
-        <w:rPr>
-          <w:color w:val="000000"/>
-        </w:rPr>
-      </w:r>
-    </w:p>
-    <w:p>
-      <w:pPr>
-        <w:pStyle w:val="Normal"/>
-        <w:ind w:hanging="0" w:left="1440"/>
+        <w:rPr>
+          <w:color w:val="000000"/>
+        </w:rPr>
+      </w:pPr>
+    </w:p>
+    <w:p>
+      <w:pPr>
+        <w:rPr>
+          <w:color w:val="000000"/>
+        </w:rPr>
+      </w:pPr>
+    </w:p>
+    <w:p>
+      <w:pPr>
+        <w:ind w:left="1440"/>
         <w:rPr>
           <w:b/>
           <w:bCs/>
@@ -5125,22 +4883,16 @@
     </w:p>
     <w:p>
       <w:pPr>
-        <w:pStyle w:val="Normal"/>
-        <w:ind w:hanging="0" w:left="1440"/>
-        <w:rPr>
-          <w:color w:val="000000"/>
-        </w:rPr>
-      </w:pPr>
-      <w:r>
-        <w:rPr>
-          <w:color w:val="000000"/>
-        </w:rPr>
-      </w:r>
+        <w:ind w:left="1440"/>
+        <w:rPr>
+          <w:color w:val="000000"/>
+        </w:rPr>
+      </w:pPr>
     </w:p>
     <w:p>
       <w:pPr>
         <w:pStyle w:val="BodyText"/>
-        <w:ind w:hanging="0" w:left="1440"/>
+        <w:ind w:left="1440"/>
         <w:rPr>
           <w:color w:val="000000"/>
         </w:rPr>
@@ -5160,11 +4912,11 @@
           <w:numId w:val="7"/>
         </w:numPr>
         <w:tabs>
-          <w:tab w:val="clear" w:pos="720"/>
-          <w:tab w:val="left" w:pos="0" w:leader="none"/>
-        </w:tabs>
-        <w:spacing w:before="0" w:after="0"/>
-        <w:ind w:hanging="283" w:left="2149"/>
+          <w:tab w:val="clear" w:pos="709"/>
+          <w:tab w:val="left" w:pos="0"/>
+        </w:tabs>
+        <w:spacing w:after="0"/>
+        <w:ind w:left="2149"/>
         <w:rPr>
           <w:color w:val="000000"/>
         </w:rPr>
@@ -5184,11 +4936,10 @@
           <w:numId w:val="7"/>
         </w:numPr>
         <w:tabs>
-          <w:tab w:val="clear" w:pos="720"/>
-          <w:tab w:val="left" w:pos="0" w:leader="none"/>
-        </w:tabs>
-        <w:spacing w:before="0" w:after="0"/>
-        <w:ind w:hanging="283" w:left="2858"/>
+          <w:tab w:val="left" w:pos="0"/>
+        </w:tabs>
+        <w:spacing w:after="0"/>
+        <w:ind w:left="2858"/>
         <w:rPr>
           <w:color w:val="000000"/>
         </w:rPr>
@@ -5208,11 +4959,10 @@
           <w:numId w:val="7"/>
         </w:numPr>
         <w:tabs>
-          <w:tab w:val="clear" w:pos="720"/>
-          <w:tab w:val="left" w:pos="0" w:leader="none"/>
-        </w:tabs>
-        <w:spacing w:before="0" w:after="0"/>
-        <w:ind w:hanging="283" w:left="2858"/>
+          <w:tab w:val="left" w:pos="0"/>
+        </w:tabs>
+        <w:spacing w:after="0"/>
+        <w:ind w:left="2858"/>
         <w:rPr>
           <w:color w:val="000000"/>
         </w:rPr>
@@ -5232,11 +4982,10 @@
           <w:numId w:val="7"/>
         </w:numPr>
         <w:tabs>
-          <w:tab w:val="clear" w:pos="720"/>
-          <w:tab w:val="left" w:pos="0" w:leader="none"/>
-        </w:tabs>
-        <w:spacing w:before="0" w:after="0"/>
-        <w:ind w:hanging="283" w:left="2858"/>
+          <w:tab w:val="left" w:pos="0"/>
+        </w:tabs>
+        <w:spacing w:after="0"/>
+        <w:ind w:left="2858"/>
         <w:rPr>
           <w:color w:val="000000"/>
         </w:rPr>
@@ -5256,11 +5005,10 @@
           <w:numId w:val="7"/>
         </w:numPr>
         <w:tabs>
-          <w:tab w:val="clear" w:pos="720"/>
-          <w:tab w:val="left" w:pos="0" w:leader="none"/>
-        </w:tabs>
-        <w:spacing w:before="0" w:after="0"/>
-        <w:ind w:hanging="283" w:left="2858"/>
+          <w:tab w:val="left" w:pos="0"/>
+        </w:tabs>
+        <w:spacing w:after="0"/>
+        <w:ind w:left="2858"/>
         <w:rPr>
           <w:color w:val="000000"/>
         </w:rPr>
@@ -5280,11 +5028,11 @@
           <w:numId w:val="7"/>
         </w:numPr>
         <w:tabs>
-          <w:tab w:val="clear" w:pos="720"/>
-          <w:tab w:val="left" w:pos="0" w:leader="none"/>
-        </w:tabs>
-        <w:spacing w:before="0" w:after="0"/>
-        <w:ind w:hanging="283" w:left="2149"/>
+          <w:tab w:val="clear" w:pos="709"/>
+          <w:tab w:val="left" w:pos="0"/>
+        </w:tabs>
+        <w:spacing w:after="0"/>
+        <w:ind w:left="2149"/>
         <w:rPr>
           <w:color w:val="000000"/>
         </w:rPr>
@@ -5304,11 +5052,10 @@
           <w:numId w:val="7"/>
         </w:numPr>
         <w:tabs>
-          <w:tab w:val="clear" w:pos="720"/>
-          <w:tab w:val="left" w:pos="0" w:leader="none"/>
-        </w:tabs>
-        <w:spacing w:before="0" w:after="0"/>
-        <w:ind w:hanging="283" w:left="2858"/>
+          <w:tab w:val="left" w:pos="0"/>
+        </w:tabs>
+        <w:spacing w:after="0"/>
+        <w:ind w:left="2858"/>
         <w:rPr>
           <w:color w:val="000000"/>
         </w:rPr>
@@ -5328,11 +5075,10 @@
           <w:numId w:val="7"/>
         </w:numPr>
         <w:tabs>
-          <w:tab w:val="clear" w:pos="720"/>
-          <w:tab w:val="left" w:pos="0" w:leader="none"/>
-        </w:tabs>
-        <w:spacing w:before="0" w:after="0"/>
-        <w:ind w:hanging="283" w:left="2858"/>
+          <w:tab w:val="left" w:pos="0"/>
+        </w:tabs>
+        <w:spacing w:after="0"/>
+        <w:ind w:left="2858"/>
         <w:rPr>
           <w:color w:val="000000"/>
         </w:rPr>
@@ -5352,11 +5098,11 @@
           <w:numId w:val="7"/>
         </w:numPr>
         <w:tabs>
-          <w:tab w:val="clear" w:pos="720"/>
-          <w:tab w:val="left" w:pos="0" w:leader="none"/>
-        </w:tabs>
-        <w:spacing w:before="0" w:after="0"/>
-        <w:ind w:hanging="283" w:left="2149"/>
+          <w:tab w:val="clear" w:pos="709"/>
+          <w:tab w:val="left" w:pos="0"/>
+        </w:tabs>
+        <w:spacing w:after="0"/>
+        <w:ind w:left="2149"/>
         <w:rPr>
           <w:color w:val="000000"/>
         </w:rPr>
@@ -5376,11 +5122,10 @@
           <w:numId w:val="7"/>
         </w:numPr>
         <w:tabs>
-          <w:tab w:val="clear" w:pos="720"/>
-          <w:tab w:val="left" w:pos="0" w:leader="none"/>
-        </w:tabs>
-        <w:spacing w:before="0" w:after="0"/>
-        <w:ind w:hanging="283" w:left="2858"/>
+          <w:tab w:val="left" w:pos="0"/>
+        </w:tabs>
+        <w:spacing w:after="0"/>
+        <w:ind w:left="2858"/>
         <w:rPr>
           <w:color w:val="000000"/>
         </w:rPr>
@@ -5400,11 +5145,10 @@
           <w:numId w:val="7"/>
         </w:numPr>
         <w:tabs>
-          <w:tab w:val="clear" w:pos="720"/>
-          <w:tab w:val="left" w:pos="0" w:leader="none"/>
-        </w:tabs>
-        <w:spacing w:before="0" w:after="0"/>
-        <w:ind w:hanging="283" w:left="2858"/>
+          <w:tab w:val="left" w:pos="0"/>
+        </w:tabs>
+        <w:spacing w:after="0"/>
+        <w:ind w:left="2858"/>
         <w:rPr>
           <w:color w:val="000000"/>
         </w:rPr>
@@ -5424,10 +5168,9 @@
           <w:numId w:val="7"/>
         </w:numPr>
         <w:tabs>
-          <w:tab w:val="clear" w:pos="720"/>
-          <w:tab w:val="left" w:pos="0" w:leader="none"/>
-        </w:tabs>
-        <w:ind w:hanging="283" w:left="2858"/>
+          <w:tab w:val="left" w:pos="0"/>
+        </w:tabs>
+        <w:ind w:left="2858"/>
         <w:rPr>
           <w:color w:val="000000"/>
         </w:rPr>
@@ -5442,31 +5185,40 @@
     <w:p>
       <w:pPr>
         <w:pStyle w:val="BodyText"/>
-        <w:ind w:hanging="0" w:left="1440"/>
-        <w:rPr>
-          <w:color w:val="000000"/>
-        </w:rPr>
-      </w:pPr>
-      <w:r>
-        <w:rPr>
-          <w:color w:val="000000"/>
-        </w:rPr>
-        <w:t>The layout mirrors a real blackjack table, with player positioning indicating turn order and interaction flow. The difference for the dealer-sided flow of logging in is that they will immediately be met with the table screen, first in a settings configuration setup with adjustable parameters, then as a table upon completing the configuration.</w:t>
+        <w:ind w:left="1440"/>
+        <w:rPr>
+          <w:color w:val="000000"/>
+        </w:rPr>
+      </w:pPr>
+      <w:r>
+        <w:rPr>
+          <w:color w:val="000000"/>
+        </w:rPr>
+        <w:t xml:space="preserve">The layout mirrors a real blackjack table, with player positioning indicating turn order and interaction flow. The difference for the dealer-sided flow of logging in is that they will immediately </w:t>
+      </w:r>
+      <w:proofErr w:type="gramStart"/>
+      <w:r>
+        <w:rPr>
+          <w:color w:val="000000"/>
+        </w:rPr>
+        <w:t>be met</w:t>
+      </w:r>
+      <w:proofErr w:type="gramEnd"/>
+      <w:r>
+        <w:rPr>
+          <w:color w:val="000000"/>
+        </w:rPr>
+        <w:t xml:space="preserve"> with the table screen, first in a settings configuration setup with adjustable parameters, then as a table upon completing the configuration.</w:t>
       </w:r>
     </w:p>
     <w:p>
       <w:pPr>
         <w:pStyle w:val="BodyText"/>
-        <w:ind w:hanging="0" w:left="1440"/>
-        <w:rPr>
-          <w:color w:val="000000"/>
-        </w:rPr>
-      </w:pPr>
-      <w:r>
-        <w:rPr>
-          <w:color w:val="000000"/>
-        </w:rPr>
-      </w:r>
+        <w:ind w:left="1440"/>
+        <w:rPr>
+          <w:color w:val="000000"/>
+        </w:rPr>
+      </w:pPr>
     </w:p>
     <w:p>
       <w:pPr>
@@ -5477,10 +5229,12 @@
       </w:pPr>
       <w:r>
         <w:rPr>
-          <w:color w:val="000000"/>
-        </w:rPr>
+          <w:noProof/>
+          <w:color w:val="000000"/>
+        </w:rPr>
+        <w:lastRenderedPageBreak/>
         <w:drawing>
-          <wp:anchor distT="0" distB="0" distL="0" distR="0" simplePos="0" relativeHeight="27" behindDoc="0" locked="0" layoutInCell="0" allowOverlap="1">
+          <wp:anchor distT="0" distB="0" distL="0" distR="0" simplePos="0" relativeHeight="27" behindDoc="0" locked="0" layoutInCell="0" allowOverlap="1" wp14:anchorId="6000D577" wp14:editId="1B0A1012">
             <wp:simplePos x="0" y="0"/>
             <wp:positionH relativeFrom="column">
               <wp:align>center</wp:align>
@@ -5505,7 +5259,7 @@
                     </pic:cNvPicPr>
                   </pic:nvPicPr>
                   <pic:blipFill>
-                    <a:blip r:embed="rId11"/>
+                    <a:blip r:embed="rId16"/>
                     <a:srcRect l="-172" t="-306" r="-172" b="-306"/>
                     <a:stretch>
                       <a:fillRect/>
@@ -5539,16 +5293,16 @@
           <w:color w:val="000000"/>
         </w:rPr>
       </w:pPr>
-      <w:bookmarkStart w:id="29" w:name="__RefHeading___Toc723_1633043759"/>
-      <w:bookmarkStart w:id="30" w:name="_Toc226533767"/>
-      <w:bookmarkEnd w:id="29"/>
+      <w:bookmarkStart w:id="30" w:name="__RefHeading___Toc723_1633043759"/>
+      <w:bookmarkStart w:id="31" w:name="_Toc226533767"/>
+      <w:bookmarkEnd w:id="30"/>
       <w:r>
         <w:rPr>
           <w:color w:val="000000"/>
         </w:rPr>
         <w:t>L</w:t>
       </w:r>
-      <w:bookmarkEnd w:id="30"/>
+      <w:bookmarkEnd w:id="31"/>
       <w:r>
         <w:rPr>
           <w:color w:val="000000"/>
@@ -5569,7 +5323,21 @@
           <w:color w:val="000000"/>
         </w:rPr>
         <w:tab/>
-        <w:t>The graphical user interface is organized using a modular, panel-based structure that supports dynamic content updates and separation of concerns between different functional areas. Each primary screen (login, lobby, and table) is composed of reusable interface regions that can be updated or replaced without requiring a full screen transition. This allows the client to respond efficiently to real-time updates from the server while maintaining a consistent user experience.</w:t>
+        <w:t xml:space="preserve">The graphical user interface is organized using a modular, panel-based structure that supports dynamic content updates and separation of concerns between different functional areas. Each primary screen (login, lobby, and table) is composed of reusable interface regions that can be updated or replaced without requiring a full screen transition. This allows the client to respond efficiently to real-time updates from the server while maintaining </w:t>
+      </w:r>
+      <w:proofErr w:type="gramStart"/>
+      <w:r>
+        <w:rPr>
+          <w:color w:val="000000"/>
+        </w:rPr>
+        <w:t>a consistent</w:t>
+      </w:r>
+      <w:proofErr w:type="gramEnd"/>
+      <w:r>
+        <w:rPr>
+          <w:color w:val="000000"/>
+        </w:rPr>
+        <w:t xml:space="preserve"> user experience.</w:t>
       </w:r>
     </w:p>
     <w:p>
@@ -5628,16 +5396,17 @@
           <w:color w:val="000000"/>
         </w:rPr>
       </w:pPr>
-      <w:bookmarkStart w:id="31" w:name="__RefHeading___Toc725_1633043759"/>
-      <w:bookmarkStart w:id="32" w:name="_Toc226533768"/>
-      <w:bookmarkEnd w:id="31"/>
-      <w:r>
-        <w:rPr>
-          <w:color w:val="000000"/>
-        </w:rPr>
+      <w:bookmarkStart w:id="32" w:name="__RefHeading___Toc725_1633043759"/>
+      <w:bookmarkStart w:id="33" w:name="_Toc226533768"/>
+      <w:bookmarkEnd w:id="32"/>
+      <w:r>
+        <w:rPr>
+          <w:color w:val="000000"/>
+        </w:rPr>
+        <w:lastRenderedPageBreak/>
         <w:t>U</w:t>
       </w:r>
-      <w:bookmarkEnd w:id="32"/>
+      <w:bookmarkEnd w:id="33"/>
       <w:r>
         <w:rPr>
           <w:color w:val="000000"/>
@@ -5656,16 +5425,16 @@
           <w:color w:val="000000"/>
         </w:rPr>
       </w:pPr>
-      <w:bookmarkStart w:id="33" w:name="__RefHeading___Toc727_1633043759"/>
-      <w:bookmarkStart w:id="34" w:name="_Toc226533769"/>
-      <w:bookmarkEnd w:id="33"/>
+      <w:bookmarkStart w:id="34" w:name="__RefHeading___Toc727_1633043759"/>
+      <w:bookmarkStart w:id="35" w:name="_Toc226533769"/>
+      <w:bookmarkEnd w:id="34"/>
       <w:r>
         <w:rPr>
           <w:color w:val="000000"/>
         </w:rPr>
         <w:t>U</w:t>
       </w:r>
-      <w:bookmarkEnd w:id="34"/>
+      <w:bookmarkEnd w:id="35"/>
       <w:r>
         <w:rPr>
           <w:color w:val="000000"/>
@@ -5680,25 +5449,14 @@
           <w:color w:val="000000"/>
         </w:rPr>
       </w:pPr>
-      <w:r>
-        <w:rPr>
-          <w:color w:val="000000"/>
-        </w:rPr>
-      </w:r>
-    </w:p>
-    <w:p>
-      <w:pPr>
-        <w:pStyle w:val="Normal"/>
-        <w:ind w:firstLine="720" w:left="720"/>
-        <w:rPr>
-          <w:color w:val="000000"/>
-        </w:rPr>
-      </w:pPr>
-      <w:r>
-        <w:rPr>
-          <w:color w:val="000000"/>
-        </w:rPr>
-      </w:r>
+    </w:p>
+    <w:p>
+      <w:pPr>
+        <w:ind w:left="720" w:firstLine="720"/>
+        <w:rPr>
+          <w:color w:val="000000"/>
+        </w:rPr>
+      </w:pPr>
     </w:p>
     <w:p>
       <w:pPr>
@@ -5711,16 +5469,16 @@
           <w:color w:val="000000"/>
         </w:rPr>
       </w:pPr>
-      <w:bookmarkStart w:id="35" w:name="__RefHeading___Toc729_1633043759"/>
-      <w:bookmarkStart w:id="36" w:name="_Toc226533770"/>
-      <w:bookmarkEnd w:id="35"/>
+      <w:bookmarkStart w:id="36" w:name="__RefHeading___Toc729_1633043759"/>
+      <w:bookmarkStart w:id="37" w:name="_Toc226533770"/>
+      <w:bookmarkEnd w:id="36"/>
       <w:r>
         <w:rPr>
           <w:color w:val="000000"/>
         </w:rPr>
         <w:t>S</w:t>
       </w:r>
-      <w:bookmarkEnd w:id="36"/>
+      <w:bookmarkEnd w:id="37"/>
       <w:r>
         <w:rPr>
           <w:color w:val="000000"/>
@@ -5730,31 +5488,19 @@
     </w:p>
     <w:p>
       <w:pPr>
-        <w:pStyle w:val="Normal"/>
         <w:ind w:left="1440"/>
         <w:rPr>
           <w:color w:val="000000"/>
         </w:rPr>
       </w:pPr>
-      <w:r>
-        <w:rPr>
-          <w:color w:val="000000"/>
-        </w:rPr>
-      </w:r>
-    </w:p>
-    <w:p>
-      <w:pPr>
-        <w:pStyle w:val="Normal"/>
+    </w:p>
+    <w:p>
+      <w:pPr>
         <w:ind w:left="1440"/>
         <w:rPr>
           <w:color w:val="000000"/>
         </w:rPr>
       </w:pPr>
-      <w:r>
-        <w:rPr>
-          <w:color w:val="000000"/>
-        </w:rPr>
-      </w:r>
     </w:p>
     <w:p>
       <w:pPr>
@@ -5767,10 +5513,10 @@
           <w:color w:val="000000"/>
         </w:rPr>
       </w:pPr>
-      <w:bookmarkStart w:id="37" w:name="__RefHeading___Toc731_1633043759"/>
-      <w:bookmarkStart w:id="38" w:name="_Toc226533771"/>
+      <w:bookmarkStart w:id="38" w:name="__RefHeading___Toc731_1633043759"/>
       <w:bookmarkStart w:id="39" w:name="REQBV5SS8"/>
-      <w:bookmarkEnd w:id="37"/>
+      <w:bookmarkStart w:id="40" w:name="_Toc226533771"/>
+      <w:bookmarkEnd w:id="38"/>
       <w:bookmarkEnd w:id="39"/>
       <w:r>
         <w:rPr>
@@ -5778,7 +5524,7 @@
         </w:rPr>
         <w:t>C</w:t>
       </w:r>
-      <w:bookmarkEnd w:id="38"/>
+      <w:bookmarkEnd w:id="40"/>
       <w:r>
         <w:rPr>
           <w:color w:val="000000"/>
@@ -5788,7 +5534,6 @@
     </w:p>
     <w:p>
       <w:pPr>
-        <w:pStyle w:val="Normal"/>
         <w:ind w:left="1440"/>
         <w:rPr>
           <w:color w:val="000000"/>
@@ -5808,155 +5553,134 @@
           <w:ilvl w:val="0"/>
           <w:numId w:val="0"/>
         </w:numPr>
-        <w:ind w:hanging="0" w:left="0"/>
-        <w:rPr>
-          <w:color w:val="000000"/>
-        </w:rPr>
-      </w:pPr>
-      <w:r>
-        <w:rPr>
-          <w:color w:val="000000"/>
-        </w:rPr>
-      </w:r>
-    </w:p>
-    <w:p>
-      <w:pPr>
-        <w:pStyle w:val="Normal"/>
-        <w:rPr>
-          <w:color w:val="000000"/>
-        </w:rPr>
-      </w:pPr>
-      <w:r>
-        <w:rPr>
-          <w:color w:val="000000"/>
-        </w:rPr>
-      </w:r>
-    </w:p>
-    <w:p>
-      <w:pPr>
-        <w:pStyle w:val="Normal"/>
-        <w:rPr>
-          <w:color w:val="000000"/>
-        </w:rPr>
-      </w:pPr>
-      <w:r>
-        <w:rPr>
-          <w:color w:val="000000"/>
-        </w:rPr>
-      </w:r>
-    </w:p>
-    <w:p>
-      <w:pPr>
-        <w:pStyle w:val="Normal"/>
-        <w:rPr>
-          <w:color w:val="000000"/>
-        </w:rPr>
-      </w:pPr>
-      <w:r>
-        <w:rPr>
-          <w:color w:val="000000"/>
-        </w:rPr>
-      </w:r>
+        <w:rPr>
+          <w:color w:val="000000"/>
+        </w:rPr>
+      </w:pPr>
+    </w:p>
+    <w:p>
+      <w:pPr>
+        <w:rPr>
+          <w:color w:val="000000"/>
+        </w:rPr>
+      </w:pPr>
+    </w:p>
+    <w:p>
+      <w:pPr>
+        <w:rPr>
+          <w:color w:val="000000"/>
+        </w:rPr>
+      </w:pPr>
+    </w:p>
+    <w:p>
+      <w:pPr>
+        <w:rPr>
+          <w:color w:val="000000"/>
+        </w:rPr>
+      </w:pPr>
     </w:p>
     <w:p>
       <w:pPr>
         <w:sectPr>
-          <w:headerReference w:type="even" r:id="rId12"/>
-          <w:headerReference w:type="default" r:id="rId13"/>
-          <w:headerReference w:type="first" r:id="rId14"/>
-          <w:footerReference w:type="even" r:id="rId15"/>
-          <w:footerReference w:type="default" r:id="rId16"/>
-          <w:footerReference w:type="first" r:id="rId17"/>
-          <w:type w:val="nextPage"/>
+          <w:headerReference w:type="even" r:id="rId17"/>
+          <w:headerReference w:type="default" r:id="rId18"/>
+          <w:footerReference w:type="even" r:id="rId19"/>
+          <w:footerReference w:type="default" r:id="rId20"/>
+          <w:headerReference w:type="first" r:id="rId21"/>
+          <w:footerReference w:type="first" r:id="rId22"/>
           <w:pgSz w:w="12240" w:h="15840"/>
-          <w:pgMar w:left="1800" w:right="1800" w:gutter="0" w:header="720" w:top="1440" w:footer="1080" w:bottom="1800"/>
+          <w:pgMar w:top="1440" w:right="1800" w:bottom="1800" w:left="1800" w:header="720" w:footer="1080" w:gutter="0"/>
           <w:pgNumType w:fmt="lowerRoman"/>
-          <w:formProt w:val="false"/>
+          <w:cols w:space="720"/>
+          <w:formProt w:val="0"/>
           <w:titlePg/>
-          <w:textDirection w:val="lrTb"/>
-          <w:docGrid w:type="default" w:linePitch="360" w:charSpace="0"/>
+          <w:docGrid w:linePitch="360"/>
         </w:sectPr>
       </w:pPr>
     </w:p>
     <w:p>
       <w:pPr>
-        <w:pStyle w:val="Normal"/>
-        <w:rPr>
-          <w:color w:val="000000"/>
-        </w:rPr>
-      </w:pPr>
-      <w:r>
-        <w:rPr>
-          <w:color w:val="000000"/>
-        </w:rPr>
-      </w:r>
+        <w:rPr>
+          <w:color w:val="000000"/>
+        </w:rPr>
+      </w:pPr>
     </w:p>
     <w:p>
       <w:pPr>
         <w:sectPr>
           <w:type w:val="continuous"/>
           <w:pgSz w:w="12240" w:h="15840"/>
-          <w:pgMar w:left="1800" w:right="1800" w:gutter="0" w:header="720" w:top="1440" w:footer="1080" w:bottom="1800"/>
-          <w:formProt w:val="false"/>
+          <w:pgMar w:top="1440" w:right="1800" w:bottom="1800" w:left="1800" w:header="720" w:footer="1080" w:gutter="0"/>
+          <w:cols w:space="720"/>
+          <w:formProt w:val="0"/>
           <w:titlePg/>
-          <w:textDirection w:val="lrTb"/>
-          <w:docGrid w:type="default" w:linePitch="360" w:charSpace="0"/>
+          <w:docGrid w:linePitch="360"/>
         </w:sectPr>
       </w:pPr>
     </w:p>
     <w:p>
       <w:pPr>
-        <w:pStyle w:val="Normal"/>
-        <w:rPr>
-          <w:color w:val="000000"/>
-        </w:rPr>
-      </w:pPr>
-      <w:r>
-        <w:rPr>
-          <w:color w:val="000000"/>
-        </w:rPr>
-      </w:r>
+        <w:rPr>
+          <w:color w:val="000000"/>
+        </w:rPr>
+      </w:pPr>
     </w:p>
     <w:sectPr>
       <w:type w:val="continuous"/>
       <w:pgSz w:w="12240" w:h="15840"/>
-      <w:pgMar w:left="1800" w:right="1800" w:gutter="0" w:header="720" w:top="1440" w:footer="1080" w:bottom="1800"/>
-      <w:formProt w:val="false"/>
+      <w:pgMar w:top="1440" w:right="1800" w:bottom="1800" w:left="1800" w:header="720" w:footer="1080" w:gutter="0"/>
+      <w:cols w:space="720"/>
+      <w:formProt w:val="0"/>
       <w:titlePg/>
-      <w:textDirection w:val="lrTb"/>
-      <w:docGrid w:type="default" w:linePitch="360" w:charSpace="0"/>
+      <w:docGrid w:linePitch="360"/>
     </w:sectPr>
   </w:body>
 </w:document>
 </file>
 
+<file path=word/endnotes.xml><?xml version="1.0" encoding="utf-8"?>
+<w:endnotes xmlns:wpc="http://schemas.microsoft.com/office/word/2010/wordprocessingCanvas" xmlns:cx="http://schemas.microsoft.com/office/drawing/2014/chartex" xmlns:cx1="http://schemas.microsoft.com/office/drawing/2015/9/8/chartex" xmlns:cx2="http://schemas.microsoft.com/office/drawing/2015/10/21/chartex" xmlns:cx3="http://schemas.microsoft.com/office/drawing/2016/5/9/chartex" xmlns:cx4="http://schemas.microsoft.com/office/drawing/2016/5/10/chartex" xmlns:cx5="http://schemas.microsoft.com/office/drawing/2016/5/11/chartex" xmlns:cx6="http://schemas.microsoft.com/office/drawing/2016/5/12/chartex" xmlns:cx7="http://schemas.microsoft.com/office/drawing/2016/5/13/chartex" xmlns:cx8="http://schemas.microsoft.com/office/drawing/2016/5/14/chartex" xmlns:mc="http://schemas.openxmlformats.org/markup-compatibility/2006" xmlns:aink="http://schemas.microsoft.com/office/drawing/2016/ink" xmlns:am3d="http://schemas.microsoft.com/office/drawing/2017/model3d" xmlns:o="urn:schemas-microsoft-com:office:office" xmlns:oel="http://schemas.microsoft.com/office/2019/extlst" xmlns:r="http://schemas.openxmlformats.org/officeDocument/2006/relationships" xmlns:m="http://schemas.openxmlformats.org/officeDocument/2006/math" xmlns:v="urn:schemas-microsoft-com:vml" xmlns:wp14="http://schemas.microsoft.com/office/word/2010/wordprocessingDrawing" xmlns:wp="http://schemas.openxmlformats.org/drawingml/2006/wordprocessingDrawing" xmlns:w10="urn:schemas-microsoft-com:office:word" xmlns:w="http://schemas.openxmlformats.org/wordprocessingml/2006/main" xmlns:w14="http://schemas.microsoft.com/office/word/2010/wordml" xmlns:w15="http://schemas.microsoft.com/office/word/2012/wordml" xmlns:w16cex="http://schemas.microsoft.com/office/word/2018/wordml/cex" xmlns:w16cid="http://schemas.microsoft.com/office/word/2016/wordml/cid" xmlns:w16="http://schemas.microsoft.com/office/word/2018/wordml" xmlns:w16du="http://schemas.microsoft.com/office/word/2023/wordml/word16du" xmlns:w16sdtdh="http://schemas.microsoft.com/office/word/2020/wordml/sdtdatahash" xmlns:w16sdtfl="http://schemas.microsoft.com/office/word/2024/wordml/sdtformatlock" xmlns:w16se="http://schemas.microsoft.com/office/word/2015/wordml/symex" xmlns:wpg="http://schemas.microsoft.com/office/word/2010/wordprocessingGroup" xmlns:wpi="http://schemas.microsoft.com/office/word/2010/wordprocessingInk" xmlns:wne="http://schemas.microsoft.com/office/word/2006/wordml" xmlns:wps="http://schemas.microsoft.com/office/word/2010/wordprocessingShape" mc:Ignorable="w14 w15 w16se w16cid w16 w16cex w16sdtdh w16sdtfl w16du wp14">
+  <w:endnote w:type="separator" w:id="-1">
+    <w:p>
+      <w:r>
+        <w:separator/>
+      </w:r>
+    </w:p>
+  </w:endnote>
+  <w:endnote w:type="continuationSeparator" w:id="0">
+    <w:p>
+      <w:r>
+        <w:continuationSeparator/>
+      </w:r>
+    </w:p>
+  </w:endnote>
+</w:endnotes>
+</file>
+
 <file path=word/footer1.xml><?xml version="1.0" encoding="utf-8"?>
-<w:ftr xmlns:o="urn:schemas-microsoft-com:office:office" xmlns:r="http://schemas.openxmlformats.org/officeDocument/2006/relationships" xmlns:v="urn:schemas-microsoft-com:vml" xmlns:w="http://schemas.openxmlformats.org/wordprocessingml/2006/main" xmlns:w10="urn:schemas-microsoft-com:office:word" xmlns:wp="http://schemas.openxmlformats.org/drawingml/2006/wordprocessingDrawing" xmlns:pic="http://schemas.openxmlformats.org/drawingml/2006/picture" xmlns:wps="http://schemas.microsoft.com/office/word/2010/wordprocessingShape" xmlns:wpg="http://schemas.microsoft.com/office/word/2010/wordprocessingGroup" xmlns:mc="http://schemas.openxmlformats.org/markup-compatibility/2006" xmlns:wp14="http://schemas.microsoft.com/office/word/2010/wordprocessingDrawing" xmlns:w14="http://schemas.microsoft.com/office/word/2010/wordml" xmlns:w15="http://schemas.microsoft.com/office/word/2012/wordml" mc:Ignorable="w14 wp14 w15">
+<w:ftr xmlns:wpc="http://schemas.microsoft.com/office/word/2010/wordprocessingCanvas" xmlns:cx="http://schemas.microsoft.com/office/drawing/2014/chartex" xmlns:cx1="http://schemas.microsoft.com/office/drawing/2015/9/8/chartex" xmlns:cx2="http://schemas.microsoft.com/office/drawing/2015/10/21/chartex" xmlns:cx3="http://schemas.microsoft.com/office/drawing/2016/5/9/chartex" xmlns:cx4="http://schemas.microsoft.com/office/drawing/2016/5/10/chartex" xmlns:cx5="http://schemas.microsoft.com/office/drawing/2016/5/11/chartex" xmlns:cx6="http://schemas.microsoft.com/office/drawing/2016/5/12/chartex" xmlns:cx7="http://schemas.microsoft.com/office/drawing/2016/5/13/chartex" xmlns:cx8="http://schemas.microsoft.com/office/drawing/2016/5/14/chartex" xmlns:mc="http://schemas.openxmlformats.org/markup-compatibility/2006" xmlns:aink="http://schemas.microsoft.com/office/drawing/2016/ink" xmlns:am3d="http://schemas.microsoft.com/office/drawing/2017/model3d" xmlns:o="urn:schemas-microsoft-com:office:office" xmlns:oel="http://schemas.microsoft.com/office/2019/extlst" xmlns:r="http://schemas.openxmlformats.org/officeDocument/2006/relationships" xmlns:m="http://schemas.openxmlformats.org/officeDocument/2006/math" xmlns:v="urn:schemas-microsoft-com:vml" xmlns:wp14="http://schemas.microsoft.com/office/word/2010/wordprocessingDrawing" xmlns:wp="http://schemas.openxmlformats.org/drawingml/2006/wordprocessingDrawing" xmlns:w10="urn:schemas-microsoft-com:office:word" xmlns:w="http://schemas.openxmlformats.org/wordprocessingml/2006/main" xmlns:w14="http://schemas.microsoft.com/office/word/2010/wordml" xmlns:w15="http://schemas.microsoft.com/office/word/2012/wordml" xmlns:w16cex="http://schemas.microsoft.com/office/word/2018/wordml/cex" xmlns:w16cid="http://schemas.microsoft.com/office/word/2016/wordml/cid" xmlns:w16="http://schemas.microsoft.com/office/word/2018/wordml" xmlns:w16du="http://schemas.microsoft.com/office/word/2023/wordml/word16du" xmlns:w16sdtdh="http://schemas.microsoft.com/office/word/2020/wordml/sdtdatahash" xmlns:w16sdtfl="http://schemas.microsoft.com/office/word/2024/wordml/sdtformatlock" xmlns:w16se="http://schemas.microsoft.com/office/word/2015/wordml/symex" xmlns:wpg="http://schemas.microsoft.com/office/word/2010/wordprocessingGroup" xmlns:wpi="http://schemas.microsoft.com/office/word/2010/wordprocessingInk" xmlns:wne="http://schemas.microsoft.com/office/word/2006/wordml" xmlns:wps="http://schemas.microsoft.com/office/word/2010/wordprocessingShape" mc:Ignorable="w14 w15 w16se w16cid w16 w16cex w16sdtdh w16sdtfl w16du wp14">
   <w:p>
     <w:pPr>
       <w:pStyle w:val="Footer"/>
-      <w:rPr/>
     </w:pPr>
-    <w:r>
-      <w:rPr/>
-    </w:r>
   </w:p>
 </w:ftr>
 </file>
 
 <file path=word/footer2.xml><?xml version="1.0" encoding="utf-8"?>
-<w:ftr xmlns:o="urn:schemas-microsoft-com:office:office" xmlns:r="http://schemas.openxmlformats.org/officeDocument/2006/relationships" xmlns:v="urn:schemas-microsoft-com:vml" xmlns:w="http://schemas.openxmlformats.org/wordprocessingml/2006/main" xmlns:w10="urn:schemas-microsoft-com:office:word" xmlns:wp="http://schemas.openxmlformats.org/drawingml/2006/wordprocessingDrawing" xmlns:pic="http://schemas.openxmlformats.org/drawingml/2006/picture" xmlns:wps="http://schemas.microsoft.com/office/word/2010/wordprocessingShape" xmlns:wpg="http://schemas.microsoft.com/office/word/2010/wordprocessingGroup" xmlns:mc="http://schemas.openxmlformats.org/markup-compatibility/2006" xmlns:wp14="http://schemas.microsoft.com/office/word/2010/wordprocessingDrawing" xmlns:w14="http://schemas.microsoft.com/office/word/2010/wordml" xmlns:w15="http://schemas.microsoft.com/office/word/2012/wordml" mc:Ignorable="w14 wp14 w15">
+<w:ftr xmlns:wpc="http://schemas.microsoft.com/office/word/2010/wordprocessingCanvas" xmlns:cx="http://schemas.microsoft.com/office/drawing/2014/chartex" xmlns:cx1="http://schemas.microsoft.com/office/drawing/2015/9/8/chartex" xmlns:cx2="http://schemas.microsoft.com/office/drawing/2015/10/21/chartex" xmlns:cx3="http://schemas.microsoft.com/office/drawing/2016/5/9/chartex" xmlns:cx4="http://schemas.microsoft.com/office/drawing/2016/5/10/chartex" xmlns:cx5="http://schemas.microsoft.com/office/drawing/2016/5/11/chartex" xmlns:cx6="http://schemas.microsoft.com/office/drawing/2016/5/12/chartex" xmlns:cx7="http://schemas.microsoft.com/office/drawing/2016/5/13/chartex" xmlns:cx8="http://schemas.microsoft.com/office/drawing/2016/5/14/chartex" xmlns:mc="http://schemas.openxmlformats.org/markup-compatibility/2006" xmlns:aink="http://schemas.microsoft.com/office/drawing/2016/ink" xmlns:am3d="http://schemas.microsoft.com/office/drawing/2017/model3d" xmlns:o="urn:schemas-microsoft-com:office:office" xmlns:oel="http://schemas.microsoft.com/office/2019/extlst" xmlns:r="http://schemas.openxmlformats.org/officeDocument/2006/relationships" xmlns:m="http://schemas.openxmlformats.org/officeDocument/2006/math" xmlns:v="urn:schemas-microsoft-com:vml" xmlns:wp14="http://schemas.microsoft.com/office/word/2010/wordprocessingDrawing" xmlns:wp="http://schemas.openxmlformats.org/drawingml/2006/wordprocessingDrawing" xmlns:w10="urn:schemas-microsoft-com:office:word" xmlns:w="http://schemas.openxmlformats.org/wordprocessingml/2006/main" xmlns:w14="http://schemas.microsoft.com/office/word/2010/wordml" xmlns:w15="http://schemas.microsoft.com/office/word/2012/wordml" xmlns:w16cex="http://schemas.microsoft.com/office/word/2018/wordml/cex" xmlns:w16cid="http://schemas.microsoft.com/office/word/2016/wordml/cid" xmlns:w16="http://schemas.microsoft.com/office/word/2018/wordml" xmlns:w16du="http://schemas.microsoft.com/office/word/2023/wordml/word16du" xmlns:w16sdtdh="http://schemas.microsoft.com/office/word/2020/wordml/sdtdatahash" xmlns:w16sdtfl="http://schemas.microsoft.com/office/word/2024/wordml/sdtformatlock" xmlns:w16se="http://schemas.microsoft.com/office/word/2015/wordml/symex" xmlns:wpg="http://schemas.microsoft.com/office/word/2010/wordprocessingGroup" xmlns:wpi="http://schemas.microsoft.com/office/word/2010/wordprocessingInk" xmlns:wne="http://schemas.microsoft.com/office/word/2006/wordml" xmlns:wps="http://schemas.microsoft.com/office/word/2010/wordprocessingShape" mc:Ignorable="w14 w15 w16se w16cid w16 w16cex w16sdtdh w16sdtfl w16du wp14">
   <w:p>
     <w:pPr>
       <w:pStyle w:val="Footer"/>
-      <w:rPr/>
     </w:pPr>
     <w:r>
-      <w:rPr/>
+      <w:rPr>
+        <w:noProof/>
+      </w:rPr>
       <mc:AlternateContent>
         <mc:Choice Requires="wps">
           <w:drawing>
-            <wp:anchor distT="0" distB="0" distL="0" distR="0" simplePos="0" relativeHeight="2" behindDoc="1" locked="0" layoutInCell="0" allowOverlap="1">
+            <wp:anchor distT="0" distB="0" distL="0" distR="0" simplePos="0" relativeHeight="251656704" behindDoc="1" locked="0" layoutInCell="0" allowOverlap="1" wp14:anchorId="46FAF15C" wp14:editId="240A361B">
               <wp:simplePos x="0" y="0"/>
               <wp:positionH relativeFrom="margin">
                 <wp:align>center</wp:align>
@@ -5968,6 +5692,7 @@
               <wp:effectExtent l="0" t="0" r="0" b="0"/>
               <wp:wrapSquare wrapText="bothSides"/>
               <wp:docPr id="1" name="Frame1"/>
+              <wp:cNvGraphicFramePr/>
               <a:graphic xmlns:a="http://schemas.openxmlformats.org/drawingml/2006/main">
                 <a:graphicData uri="http://schemas.microsoft.com/office/word/2010/wordprocessingShape">
                   <wps:wsp>
@@ -5986,9 +5711,15 @@
                       </a:ln>
                     </wps:spPr>
                     <wps:style>
-                      <a:lnRef idx="0"/>
-                      <a:fillRef idx="0"/>
-                      <a:effectRef idx="0"/>
+                      <a:lnRef idx="0">
+                        <a:scrgbClr r="0" g="0" b="0"/>
+                      </a:lnRef>
+                      <a:fillRef idx="0">
+                        <a:scrgbClr r="0" g="0" b="0"/>
+                      </a:fillRef>
+                      <a:effectRef idx="0">
+                        <a:scrgbClr r="0" g="0" b="0"/>
+                      </a:effectRef>
                       <a:fontRef idx="minor"/>
                     </wps:style>
                     <wps:txbx>
@@ -5996,7 +5727,6 @@
                         <w:p>
                           <w:pPr>
                             <w:pStyle w:val="Footer"/>
-                            <w:rPr/>
                           </w:pPr>
                           <w:r>
                             <w:rPr>
@@ -6024,8 +5754,17 @@
                               <w:rStyle w:val="PageNumber"/>
                               <w:color w:val="000000"/>
                             </w:rPr>
-                            <w:t>ii</w:t>
+                            <w:t>i</w:t>
                           </w:r>
+                          <w:proofErr w:type="spellStart"/>
+                          <w:r>
+                            <w:rPr>
+                              <w:rStyle w:val="PageNumber"/>
+                              <w:color w:val="000000"/>
+                            </w:rPr>
+                            <w:t>i</w:t>
+                          </w:r>
+                          <w:proofErr w:type="spellEnd"/>
                           <w:r>
                             <w:rPr>
                               <w:rStyle w:val="PageNumber"/>
@@ -6036,7 +5775,7 @@
                         </w:p>
                       </w:txbxContent>
                     </wps:txbx>
-                    <wps:bodyPr lIns="0" rIns="0" tIns="0" bIns="0" anchor="t">
+                    <wps:bodyPr lIns="0" tIns="0" rIns="0" bIns="0" anchor="t">
                       <a:noAutofit/>
                     </wps:bodyPr>
                   </wps:wsp>
@@ -6047,15 +5786,12 @@
         </mc:Choice>
         <mc:Fallback>
           <w:pict>
-            <v:rect id="shape_0" fillcolor="white" stroked="f" o:allowincell="f" style="position:absolute;margin-left:213.65pt;margin-top:0.05pt;width:4.6pt;height:9.3pt;mso-wrap-style:square;v-text-anchor:top;mso-position-horizontal:center;mso-position-horizontal-relative:margin">
-              <v:fill o:detectmouseclick="t" type="solid" color2="black" opacity="0"/>
-              <v:stroke color="#3465a4" joinstyle="round" endcap="flat"/>
-              <v:textbox>
+            <v:rect w14:anchorId="46FAF15C" id="Frame1" o:spid="_x0000_s1026" style="position:absolute;margin-left:0;margin-top:.05pt;width:4.65pt;height:9.35pt;z-index:-251659776;visibility:visible;mso-wrap-style:square;mso-wrap-distance-left:0;mso-wrap-distance-top:0;mso-wrap-distance-right:0;mso-wrap-distance-bottom:0;mso-position-horizontal:center;mso-position-horizontal-relative:margin;mso-position-vertical:absolute;mso-position-vertical-relative:text;v-text-anchor:top" o:gfxdata="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" o:allowincell="f" filled="f" stroked="f" strokeweight="0">
+              <v:textbox inset="0,0,0,0">
                 <w:txbxContent>
                   <w:p>
                     <w:pPr>
                       <w:pStyle w:val="Footer"/>
-                      <w:rPr/>
                     </w:pPr>
                     <w:r>
                       <w:rPr>
@@ -6083,8 +5819,17 @@
                         <w:rStyle w:val="PageNumber"/>
                         <w:color w:val="000000"/>
                       </w:rPr>
-                      <w:t>ii</w:t>
+                      <w:t>i</w:t>
                     </w:r>
+                    <w:proofErr w:type="spellStart"/>
+                    <w:r>
+                      <w:rPr>
+                        <w:rStyle w:val="PageNumber"/>
+                        <w:color w:val="000000"/>
+                      </w:rPr>
+                      <w:t>i</w:t>
+                    </w:r>
+                    <w:proofErr w:type="spellEnd"/>
                     <w:r>
                       <w:rPr>
                         <w:rStyle w:val="PageNumber"/>
@@ -6095,7 +5840,7 @@
                   </w:p>
                 </w:txbxContent>
               </v:textbox>
-              <w10:wrap type="square"/>
+              <w10:wrap type="square" anchorx="margin"/>
             </v:rect>
           </w:pict>
         </mc:Fallback>
@@ -6106,18 +5851,19 @@
 </file>
 
 <file path=word/footer3.xml><?xml version="1.0" encoding="utf-8"?>
-<w:ftr xmlns:o="urn:schemas-microsoft-com:office:office" xmlns:r="http://schemas.openxmlformats.org/officeDocument/2006/relationships" xmlns:v="urn:schemas-microsoft-com:vml" xmlns:w="http://schemas.openxmlformats.org/wordprocessingml/2006/main" xmlns:w10="urn:schemas-microsoft-com:office:word" xmlns:wp="http://schemas.openxmlformats.org/drawingml/2006/wordprocessingDrawing" xmlns:pic="http://schemas.openxmlformats.org/drawingml/2006/picture" xmlns:wps="http://schemas.microsoft.com/office/word/2010/wordprocessingShape" xmlns:wpg="http://schemas.microsoft.com/office/word/2010/wordprocessingGroup" xmlns:mc="http://schemas.openxmlformats.org/markup-compatibility/2006" xmlns:wp14="http://schemas.microsoft.com/office/word/2010/wordprocessingDrawing" xmlns:w14="http://schemas.microsoft.com/office/word/2010/wordml" xmlns:w15="http://schemas.microsoft.com/office/word/2012/wordml" mc:Ignorable="w14 wp14 w15">
+<w:ftr xmlns:wpc="http://schemas.microsoft.com/office/word/2010/wordprocessingCanvas" xmlns:cx="http://schemas.microsoft.com/office/drawing/2014/chartex" xmlns:cx1="http://schemas.microsoft.com/office/drawing/2015/9/8/chartex" xmlns:cx2="http://schemas.microsoft.com/office/drawing/2015/10/21/chartex" xmlns:cx3="http://schemas.microsoft.com/office/drawing/2016/5/9/chartex" xmlns:cx4="http://schemas.microsoft.com/office/drawing/2016/5/10/chartex" xmlns:cx5="http://schemas.microsoft.com/office/drawing/2016/5/11/chartex" xmlns:cx6="http://schemas.microsoft.com/office/drawing/2016/5/12/chartex" xmlns:cx7="http://schemas.microsoft.com/office/drawing/2016/5/13/chartex" xmlns:cx8="http://schemas.microsoft.com/office/drawing/2016/5/14/chartex" xmlns:mc="http://schemas.openxmlformats.org/markup-compatibility/2006" xmlns:aink="http://schemas.microsoft.com/office/drawing/2016/ink" xmlns:am3d="http://schemas.microsoft.com/office/drawing/2017/model3d" xmlns:o="urn:schemas-microsoft-com:office:office" xmlns:oel="http://schemas.microsoft.com/office/2019/extlst" xmlns:r="http://schemas.openxmlformats.org/officeDocument/2006/relationships" xmlns:m="http://schemas.openxmlformats.org/officeDocument/2006/math" xmlns:v="urn:schemas-microsoft-com:vml" xmlns:wp14="http://schemas.microsoft.com/office/word/2010/wordprocessingDrawing" xmlns:wp="http://schemas.openxmlformats.org/drawingml/2006/wordprocessingDrawing" xmlns:w10="urn:schemas-microsoft-com:office:word" xmlns:w="http://schemas.openxmlformats.org/wordprocessingml/2006/main" xmlns:w14="http://schemas.microsoft.com/office/word/2010/wordml" xmlns:w15="http://schemas.microsoft.com/office/word/2012/wordml" xmlns:w16cex="http://schemas.microsoft.com/office/word/2018/wordml/cex" xmlns:w16cid="http://schemas.microsoft.com/office/word/2016/wordml/cid" xmlns:w16="http://schemas.microsoft.com/office/word/2018/wordml" xmlns:w16du="http://schemas.microsoft.com/office/word/2023/wordml/word16du" xmlns:w16sdtdh="http://schemas.microsoft.com/office/word/2020/wordml/sdtdatahash" xmlns:w16sdtfl="http://schemas.microsoft.com/office/word/2024/wordml/sdtformatlock" xmlns:w16se="http://schemas.microsoft.com/office/word/2015/wordml/symex" xmlns:wpg="http://schemas.microsoft.com/office/word/2010/wordprocessingGroup" xmlns:wpi="http://schemas.microsoft.com/office/word/2010/wordprocessingInk" xmlns:wne="http://schemas.microsoft.com/office/word/2006/wordml" xmlns:wps="http://schemas.microsoft.com/office/word/2010/wordprocessingShape" mc:Ignorable="w14 w15 w16se w16cid w16 w16cex w16sdtdh w16sdtfl w16du wp14">
   <w:p>
     <w:pPr>
       <w:pStyle w:val="Footer"/>
-      <w:rPr/>
     </w:pPr>
     <w:r>
-      <w:rPr/>
+      <w:rPr>
+        <w:noProof/>
+      </w:rPr>
       <mc:AlternateContent>
         <mc:Choice Requires="wps">
           <w:drawing>
-            <wp:anchor distT="0" distB="0" distL="0" distR="0" simplePos="0" relativeHeight="2" behindDoc="1" locked="0" layoutInCell="0" allowOverlap="1">
+            <wp:anchor distT="0" distB="0" distL="0" distR="0" simplePos="0" relativeHeight="251657728" behindDoc="1" locked="0" layoutInCell="0" allowOverlap="1" wp14:anchorId="36CA81ED" wp14:editId="11E72BF4">
               <wp:simplePos x="0" y="0"/>
               <wp:positionH relativeFrom="margin">
                 <wp:align>center</wp:align>
@@ -6129,6 +5875,7 @@
               <wp:effectExtent l="0" t="0" r="0" b="0"/>
               <wp:wrapSquare wrapText="bothSides"/>
               <wp:docPr id="2" name="Frame1"/>
+              <wp:cNvGraphicFramePr/>
               <a:graphic xmlns:a="http://schemas.openxmlformats.org/drawingml/2006/main">
                 <a:graphicData uri="http://schemas.microsoft.com/office/word/2010/wordprocessingShape">
                   <wps:wsp>
@@ -6147,9 +5894,15 @@
                       </a:ln>
                     </wps:spPr>
                     <wps:style>
-                      <a:lnRef idx="0"/>
-                      <a:fillRef idx="0"/>
-                      <a:effectRef idx="0"/>
+                      <a:lnRef idx="0">
+                        <a:scrgbClr r="0" g="0" b="0"/>
+                      </a:lnRef>
+                      <a:fillRef idx="0">
+                        <a:scrgbClr r="0" g="0" b="0"/>
+                      </a:fillRef>
+                      <a:effectRef idx="0">
+                        <a:scrgbClr r="0" g="0" b="0"/>
+                      </a:effectRef>
                       <a:fontRef idx="minor"/>
                     </wps:style>
                     <wps:txbx>
@@ -6157,7 +5910,6 @@
                         <w:p>
                           <w:pPr>
                             <w:pStyle w:val="Footer"/>
-                            <w:rPr/>
                           </w:pPr>
                           <w:r>
                             <w:rPr>
@@ -6185,8 +5937,17 @@
                               <w:rStyle w:val="PageNumber"/>
                               <w:color w:val="000000"/>
                             </w:rPr>
-                            <w:t>ii</w:t>
+                            <w:t>i</w:t>
                           </w:r>
+                          <w:proofErr w:type="spellStart"/>
+                          <w:r>
+                            <w:rPr>
+                              <w:rStyle w:val="PageNumber"/>
+                              <w:color w:val="000000"/>
+                            </w:rPr>
+                            <w:t>i</w:t>
+                          </w:r>
+                          <w:proofErr w:type="spellEnd"/>
                           <w:r>
                             <w:rPr>
                               <w:rStyle w:val="PageNumber"/>
@@ -6197,7 +5958,7 @@
                         </w:p>
                       </w:txbxContent>
                     </wps:txbx>
-                    <wps:bodyPr lIns="0" rIns="0" tIns="0" bIns="0" anchor="t">
+                    <wps:bodyPr lIns="0" tIns="0" rIns="0" bIns="0" anchor="t">
                       <a:noAutofit/>
                     </wps:bodyPr>
                   </wps:wsp>
@@ -6208,15 +5969,12 @@
         </mc:Choice>
         <mc:Fallback>
           <w:pict>
-            <v:rect id="shape_0" fillcolor="white" stroked="f" o:allowincell="f" style="position:absolute;margin-left:213.65pt;margin-top:0.05pt;width:4.6pt;height:9.3pt;mso-wrap-style:square;v-text-anchor:top;mso-position-horizontal:center;mso-position-horizontal-relative:margin">
-              <v:fill o:detectmouseclick="t" type="solid" color2="black" opacity="0"/>
-              <v:stroke color="#3465a4" joinstyle="round" endcap="flat"/>
-              <v:textbox>
+            <v:rect w14:anchorId="36CA81ED" id="_x0000_s1027" style="position:absolute;margin-left:0;margin-top:.05pt;width:4.65pt;height:9.35pt;z-index:-251658752;visibility:visible;mso-wrap-style:square;mso-wrap-distance-left:0;mso-wrap-distance-top:0;mso-wrap-distance-right:0;mso-wrap-distance-bottom:0;mso-position-horizontal:center;mso-position-horizontal-relative:margin;mso-position-vertical:absolute;mso-position-vertical-relative:text;v-text-anchor:top" o:gfxdata="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" o:allowincell="f" filled="f" stroked="f" strokeweight="0">
+              <v:textbox inset="0,0,0,0">
                 <w:txbxContent>
                   <w:p>
                     <w:pPr>
                       <w:pStyle w:val="Footer"/>
-                      <w:rPr/>
                     </w:pPr>
                     <w:r>
                       <w:rPr>
@@ -6244,8 +6002,17 @@
                         <w:rStyle w:val="PageNumber"/>
                         <w:color w:val="000000"/>
                       </w:rPr>
-                      <w:t>ii</w:t>
+                      <w:t>i</w:t>
                     </w:r>
+                    <w:proofErr w:type="spellStart"/>
+                    <w:r>
+                      <w:rPr>
+                        <w:rStyle w:val="PageNumber"/>
+                        <w:color w:val="000000"/>
+                      </w:rPr>
+                      <w:t>i</w:t>
+                    </w:r>
+                    <w:proofErr w:type="spellEnd"/>
                     <w:r>
                       <w:rPr>
                         <w:rStyle w:val="PageNumber"/>
@@ -6256,7 +6023,7 @@
                   </w:p>
                 </w:txbxContent>
               </v:textbox>
-              <w10:wrap type="square"/>
+              <w10:wrap type="square" anchorx="margin"/>
             </v:rect>
           </w:pict>
         </mc:Fallback>
@@ -6267,33 +6034,30 @@
 </file>
 
 <file path=word/footer4.xml><?xml version="1.0" encoding="utf-8"?>
-<w:ftr xmlns:o="urn:schemas-microsoft-com:office:office" xmlns:r="http://schemas.openxmlformats.org/officeDocument/2006/relationships" xmlns:v="urn:schemas-microsoft-com:vml" xmlns:w="http://schemas.openxmlformats.org/wordprocessingml/2006/main" xmlns:w10="urn:schemas-microsoft-com:office:word" xmlns:wp="http://schemas.openxmlformats.org/drawingml/2006/wordprocessingDrawing" xmlns:pic="http://schemas.openxmlformats.org/drawingml/2006/picture" xmlns:wps="http://schemas.microsoft.com/office/word/2010/wordprocessingShape" xmlns:wpg="http://schemas.microsoft.com/office/word/2010/wordprocessingGroup" xmlns:mc="http://schemas.openxmlformats.org/markup-compatibility/2006" xmlns:wp14="http://schemas.microsoft.com/office/word/2010/wordprocessingDrawing" xmlns:w14="http://schemas.microsoft.com/office/word/2010/wordml" xmlns:w15="http://schemas.microsoft.com/office/word/2012/wordml" mc:Ignorable="w14 wp14 w15">
+<w:ftr xmlns:wpc="http://schemas.microsoft.com/office/word/2010/wordprocessingCanvas" xmlns:cx="http://schemas.microsoft.com/office/drawing/2014/chartex" xmlns:cx1="http://schemas.microsoft.com/office/drawing/2015/9/8/chartex" xmlns:cx2="http://schemas.microsoft.com/office/drawing/2015/10/21/chartex" xmlns:cx3="http://schemas.microsoft.com/office/drawing/2016/5/9/chartex" xmlns:cx4="http://schemas.microsoft.com/office/drawing/2016/5/10/chartex" xmlns:cx5="http://schemas.microsoft.com/office/drawing/2016/5/11/chartex" xmlns:cx6="http://schemas.microsoft.com/office/drawing/2016/5/12/chartex" xmlns:cx7="http://schemas.microsoft.com/office/drawing/2016/5/13/chartex" xmlns:cx8="http://schemas.microsoft.com/office/drawing/2016/5/14/chartex" xmlns:mc="http://schemas.openxmlformats.org/markup-compatibility/2006" xmlns:aink="http://schemas.microsoft.com/office/drawing/2016/ink" xmlns:am3d="http://schemas.microsoft.com/office/drawing/2017/model3d" xmlns:o="urn:schemas-microsoft-com:office:office" xmlns:oel="http://schemas.microsoft.com/office/2019/extlst" xmlns:r="http://schemas.openxmlformats.org/officeDocument/2006/relationships" xmlns:m="http://schemas.openxmlformats.org/officeDocument/2006/math" xmlns:v="urn:schemas-microsoft-com:vml" xmlns:wp14="http://schemas.microsoft.com/office/word/2010/wordprocessingDrawing" xmlns:wp="http://schemas.openxmlformats.org/drawingml/2006/wordprocessingDrawing" xmlns:w10="urn:schemas-microsoft-com:office:word" xmlns:w="http://schemas.openxmlformats.org/wordprocessingml/2006/main" xmlns:w14="http://schemas.microsoft.com/office/word/2010/wordml" xmlns:w15="http://schemas.microsoft.com/office/word/2012/wordml" xmlns:w16cex="http://schemas.microsoft.com/office/word/2018/wordml/cex" xmlns:w16cid="http://schemas.microsoft.com/office/word/2016/wordml/cid" xmlns:w16="http://schemas.microsoft.com/office/word/2018/wordml" xmlns:w16du="http://schemas.microsoft.com/office/word/2023/wordml/word16du" xmlns:w16sdtdh="http://schemas.microsoft.com/office/word/2020/wordml/sdtdatahash" xmlns:w16sdtfl="http://schemas.microsoft.com/office/word/2024/wordml/sdtformatlock" xmlns:w16se="http://schemas.microsoft.com/office/word/2015/wordml/symex" xmlns:wpg="http://schemas.microsoft.com/office/word/2010/wordprocessingGroup" xmlns:wpi="http://schemas.microsoft.com/office/word/2010/wordprocessingInk" xmlns:wne="http://schemas.microsoft.com/office/word/2006/wordml" xmlns:wps="http://schemas.microsoft.com/office/word/2010/wordprocessingShape" mc:Ignorable="w14 w15 w16se w16cid w16 w16cex w16sdtdh w16sdtfl w16du wp14">
   <w:p>
     <w:pPr>
       <w:pStyle w:val="Footer"/>
-      <w:rPr/>
     </w:pPr>
-    <w:r>
-      <w:rPr/>
-    </w:r>
   </w:p>
 </w:ftr>
 </file>
 
 <file path=word/footer5.xml><?xml version="1.0" encoding="utf-8"?>
-<w:ftr xmlns:o="urn:schemas-microsoft-com:office:office" xmlns:r="http://schemas.openxmlformats.org/officeDocument/2006/relationships" xmlns:v="urn:schemas-microsoft-com:vml" xmlns:w="http://schemas.openxmlformats.org/wordprocessingml/2006/main" xmlns:w10="urn:schemas-microsoft-com:office:word" xmlns:wp="http://schemas.openxmlformats.org/drawingml/2006/wordprocessingDrawing" xmlns:pic="http://schemas.openxmlformats.org/drawingml/2006/picture" xmlns:wps="http://schemas.microsoft.com/office/word/2010/wordprocessingShape" xmlns:wpg="http://schemas.microsoft.com/office/word/2010/wordprocessingGroup" xmlns:mc="http://schemas.openxmlformats.org/markup-compatibility/2006" xmlns:wp14="http://schemas.microsoft.com/office/word/2010/wordprocessingDrawing" xmlns:w14="http://schemas.microsoft.com/office/word/2010/wordml" xmlns:w15="http://schemas.microsoft.com/office/word/2012/wordml" mc:Ignorable="w14 wp14 w15">
+<w:ftr xmlns:wpc="http://schemas.microsoft.com/office/word/2010/wordprocessingCanvas" xmlns:cx="http://schemas.microsoft.com/office/drawing/2014/chartex" xmlns:cx1="http://schemas.microsoft.com/office/drawing/2015/9/8/chartex" xmlns:cx2="http://schemas.microsoft.com/office/drawing/2015/10/21/chartex" xmlns:cx3="http://schemas.microsoft.com/office/drawing/2016/5/9/chartex" xmlns:cx4="http://schemas.microsoft.com/office/drawing/2016/5/10/chartex" xmlns:cx5="http://schemas.microsoft.com/office/drawing/2016/5/11/chartex" xmlns:cx6="http://schemas.microsoft.com/office/drawing/2016/5/12/chartex" xmlns:cx7="http://schemas.microsoft.com/office/drawing/2016/5/13/chartex" xmlns:cx8="http://schemas.microsoft.com/office/drawing/2016/5/14/chartex" xmlns:mc="http://schemas.openxmlformats.org/markup-compatibility/2006" xmlns:aink="http://schemas.microsoft.com/office/drawing/2016/ink" xmlns:am3d="http://schemas.microsoft.com/office/drawing/2017/model3d" xmlns:o="urn:schemas-microsoft-com:office:office" xmlns:oel="http://schemas.microsoft.com/office/2019/extlst" xmlns:r="http://schemas.openxmlformats.org/officeDocument/2006/relationships" xmlns:m="http://schemas.openxmlformats.org/officeDocument/2006/math" xmlns:v="urn:schemas-microsoft-com:vml" xmlns:wp14="http://schemas.microsoft.com/office/word/2010/wordprocessingDrawing" xmlns:wp="http://schemas.openxmlformats.org/drawingml/2006/wordprocessingDrawing" xmlns:w10="urn:schemas-microsoft-com:office:word" xmlns:w="http://schemas.openxmlformats.org/wordprocessingml/2006/main" xmlns:w14="http://schemas.microsoft.com/office/word/2010/wordml" xmlns:w15="http://schemas.microsoft.com/office/word/2012/wordml" xmlns:w16cex="http://schemas.microsoft.com/office/word/2018/wordml/cex" xmlns:w16cid="http://schemas.microsoft.com/office/word/2016/wordml/cid" xmlns:w16="http://schemas.microsoft.com/office/word/2018/wordml" xmlns:w16du="http://schemas.microsoft.com/office/word/2023/wordml/word16du" xmlns:w16sdtdh="http://schemas.microsoft.com/office/word/2020/wordml/sdtdatahash" xmlns:w16sdtfl="http://schemas.microsoft.com/office/word/2024/wordml/sdtformatlock" xmlns:w16se="http://schemas.microsoft.com/office/word/2015/wordml/symex" xmlns:wpg="http://schemas.microsoft.com/office/word/2010/wordprocessingGroup" xmlns:wpi="http://schemas.microsoft.com/office/word/2010/wordprocessingInk" xmlns:wne="http://schemas.microsoft.com/office/word/2006/wordml" xmlns:wps="http://schemas.microsoft.com/office/word/2010/wordprocessingShape" mc:Ignorable="w14 w15 w16se w16cid w16 w16cex w16sdtdh w16sdtfl w16du wp14">
   <w:p>
     <w:pPr>
       <w:pStyle w:val="Footer"/>
       <w:jc w:val="center"/>
-      <w:rPr/>
     </w:pPr>
     <w:r>
-      <w:rPr/>
+      <w:rPr>
+        <w:noProof/>
+      </w:rPr>
       <mc:AlternateContent>
         <mc:Choice Requires="wps">
           <w:drawing>
-            <wp:anchor distT="0" distB="0" distL="0" distR="0" simplePos="0" relativeHeight="23" behindDoc="1" locked="0" layoutInCell="0" allowOverlap="1">
+            <wp:anchor distT="0" distB="0" distL="0" distR="0" simplePos="0" relativeHeight="251658752" behindDoc="1" locked="0" layoutInCell="0" allowOverlap="1" wp14:anchorId="6C8DF4B9" wp14:editId="1CF2492E">
               <wp:simplePos x="0" y="0"/>
               <wp:positionH relativeFrom="margin">
                 <wp:align>center</wp:align>
@@ -6305,6 +6069,7 @@
               <wp:effectExtent l="0" t="0" r="0" b="0"/>
               <wp:wrapSquare wrapText="bothSides"/>
               <wp:docPr id="6" name="Frame3"/>
+              <wp:cNvGraphicFramePr/>
               <a:graphic xmlns:a="http://schemas.openxmlformats.org/drawingml/2006/main">
                 <a:graphicData uri="http://schemas.microsoft.com/office/word/2010/wordprocessingShape">
                   <wps:wsp>
@@ -6323,9 +6088,15 @@
                       </a:ln>
                     </wps:spPr>
                     <wps:style>
-                      <a:lnRef idx="0"/>
-                      <a:fillRef idx="0"/>
-                      <a:effectRef idx="0"/>
+                      <a:lnRef idx="0">
+                        <a:scrgbClr r="0" g="0" b="0"/>
+                      </a:lnRef>
+                      <a:fillRef idx="0">
+                        <a:scrgbClr r="0" g="0" b="0"/>
+                      </a:fillRef>
+                      <a:effectRef idx="0">
+                        <a:scrgbClr r="0" g="0" b="0"/>
+                      </a:effectRef>
                       <a:fontRef idx="minor"/>
                     </wps:style>
                     <wps:txbx>
@@ -6333,7 +6104,6 @@
                         <w:p>
                           <w:pPr>
                             <w:pStyle w:val="Footer"/>
-                            <w:rPr/>
                           </w:pPr>
                           <w:r>
                             <w:rPr>
@@ -6408,7 +6178,7 @@
                         </w:p>
                       </w:txbxContent>
                     </wps:txbx>
-                    <wps:bodyPr lIns="0" rIns="0" tIns="0" bIns="0" anchor="t">
+                    <wps:bodyPr lIns="0" tIns="0" rIns="0" bIns="0" anchor="t">
                       <a:noAutofit/>
                     </wps:bodyPr>
                   </wps:wsp>
@@ -6419,15 +6189,12 @@
         </mc:Choice>
         <mc:Fallback>
           <w:pict>
-            <v:rect id="shape_0" fillcolor="white" stroked="f" o:allowincell="f" style="position:absolute;margin-left:213.15pt;margin-top:0.05pt;width:5.6pt;height:1.75pt;mso-wrap-style:square;v-text-anchor:top;mso-position-horizontal:center;mso-position-horizontal-relative:margin">
-              <v:fill o:detectmouseclick="t" type="solid" color2="black" opacity="0"/>
-              <v:stroke color="#3465a4" joinstyle="round" endcap="flat"/>
-              <v:textbox>
+            <v:rect w14:anchorId="6C8DF4B9" id="Frame3" o:spid="_x0000_s1028" style="position:absolute;left:0;text-align:left;margin-left:0;margin-top:.05pt;width:5.65pt;height:1.8pt;z-index:-251657728;visibility:visible;mso-wrap-style:square;mso-wrap-distance-left:0;mso-wrap-distance-top:0;mso-wrap-distance-right:0;mso-wrap-distance-bottom:0;mso-position-horizontal:center;mso-position-horizontal-relative:margin;mso-position-vertical:absolute;mso-position-vertical-relative:text;v-text-anchor:top" o:gfxdata="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" o:allowincell="f" filled="f" stroked="f" strokeweight="0">
+              <v:textbox inset="0,0,0,0">
                 <w:txbxContent>
                   <w:p>
                     <w:pPr>
                       <w:pStyle w:val="Footer"/>
-                      <w:rPr/>
                     </w:pPr>
                     <w:r>
                       <w:rPr>
@@ -6502,7 +6269,7 @@
                   </w:p>
                 </w:txbxContent>
               </v:textbox>
-              <w10:wrap type="square"/>
+              <w10:wrap type="square" anchorx="margin"/>
             </v:rect>
           </w:pict>
         </mc:Fallback>
@@ -6513,11 +6280,10 @@
 </file>
 
 <file path=word/footer6.xml><?xml version="1.0" encoding="utf-8"?>
-<w:ftr xmlns:o="urn:schemas-microsoft-com:office:office" xmlns:r="http://schemas.openxmlformats.org/officeDocument/2006/relationships" xmlns:v="urn:schemas-microsoft-com:vml" xmlns:w="http://schemas.openxmlformats.org/wordprocessingml/2006/main" xmlns:w10="urn:schemas-microsoft-com:office:word" xmlns:wp="http://schemas.openxmlformats.org/drawingml/2006/wordprocessingDrawing" xmlns:pic="http://schemas.openxmlformats.org/drawingml/2006/picture" xmlns:wps="http://schemas.microsoft.com/office/word/2010/wordprocessingShape" xmlns:wpg="http://schemas.microsoft.com/office/word/2010/wordprocessingGroup" xmlns:mc="http://schemas.openxmlformats.org/markup-compatibility/2006" xmlns:wp14="http://schemas.microsoft.com/office/word/2010/wordprocessingDrawing" xmlns:w14="http://schemas.microsoft.com/office/word/2010/wordml" xmlns:w15="http://schemas.microsoft.com/office/word/2012/wordml" mc:Ignorable="w14 wp14 w15">
+<w:ftr xmlns:wpc="http://schemas.microsoft.com/office/word/2010/wordprocessingCanvas" xmlns:cx="http://schemas.microsoft.com/office/drawing/2014/chartex" xmlns:cx1="http://schemas.microsoft.com/office/drawing/2015/9/8/chartex" xmlns:cx2="http://schemas.microsoft.com/office/drawing/2015/10/21/chartex" xmlns:cx3="http://schemas.microsoft.com/office/drawing/2016/5/9/chartex" xmlns:cx4="http://schemas.microsoft.com/office/drawing/2016/5/10/chartex" xmlns:cx5="http://schemas.microsoft.com/office/drawing/2016/5/11/chartex" xmlns:cx6="http://schemas.microsoft.com/office/drawing/2016/5/12/chartex" xmlns:cx7="http://schemas.microsoft.com/office/drawing/2016/5/13/chartex" xmlns:cx8="http://schemas.microsoft.com/office/drawing/2016/5/14/chartex" xmlns:mc="http://schemas.openxmlformats.org/markup-compatibility/2006" xmlns:aink="http://schemas.microsoft.com/office/drawing/2016/ink" xmlns:am3d="http://schemas.microsoft.com/office/drawing/2017/model3d" xmlns:o="urn:schemas-microsoft-com:office:office" xmlns:oel="http://schemas.microsoft.com/office/2019/extlst" xmlns:r="http://schemas.openxmlformats.org/officeDocument/2006/relationships" xmlns:m="http://schemas.openxmlformats.org/officeDocument/2006/math" xmlns:v="urn:schemas-microsoft-com:vml" xmlns:wp14="http://schemas.microsoft.com/office/word/2010/wordprocessingDrawing" xmlns:wp="http://schemas.openxmlformats.org/drawingml/2006/wordprocessingDrawing" xmlns:w10="urn:schemas-microsoft-com:office:word" xmlns:w="http://schemas.openxmlformats.org/wordprocessingml/2006/main" xmlns:w14="http://schemas.microsoft.com/office/word/2010/wordml" xmlns:w15="http://schemas.microsoft.com/office/word/2012/wordml" xmlns:w16cex="http://schemas.microsoft.com/office/word/2018/wordml/cex" xmlns:w16cid="http://schemas.microsoft.com/office/word/2016/wordml/cid" xmlns:w16="http://schemas.microsoft.com/office/word/2018/wordml" xmlns:w16du="http://schemas.microsoft.com/office/word/2023/wordml/word16du" xmlns:w16sdtdh="http://schemas.microsoft.com/office/word/2020/wordml/sdtdatahash" xmlns:w16sdtfl="http://schemas.microsoft.com/office/word/2024/wordml/sdtformatlock" xmlns:w16se="http://schemas.microsoft.com/office/word/2015/wordml/symex" xmlns:wpg="http://schemas.microsoft.com/office/word/2010/wordprocessingGroup" xmlns:wpi="http://schemas.microsoft.com/office/word/2010/wordprocessingInk" xmlns:wne="http://schemas.microsoft.com/office/word/2006/wordml" xmlns:wps="http://schemas.microsoft.com/office/word/2010/wordprocessingShape" mc:Ignorable="w14 w15 w16se w16cid w16 w16cex w16sdtdh w16sdtfl w16du wp14">
   <w:p>
     <w:pPr>
       <w:pStyle w:val="Footer"/>
-      <w:rPr/>
     </w:pPr>
     <w:r>
       <w:rPr>
@@ -6547,8 +6313,16 @@
       <w:rPr>
         <w:rStyle w:val="PageNumber"/>
       </w:rPr>
-      <w:t>iii</w:t>
+      <w:t>ii</w:t>
     </w:r>
+    <w:proofErr w:type="spellStart"/>
+    <w:r>
+      <w:rPr>
+        <w:rStyle w:val="PageNumber"/>
+      </w:rPr>
+      <w:t>i</w:t>
+    </w:r>
+    <w:proofErr w:type="spellEnd"/>
     <w:r>
       <w:rPr>
         <w:rStyle w:val="PageNumber"/>
@@ -6559,93 +6333,91 @@
 </w:ftr>
 </file>
 
+<file path=word/footnotes.xml><?xml version="1.0" encoding="utf-8"?>
+<w:footnotes xmlns:wpc="http://schemas.microsoft.com/office/word/2010/wordprocessingCanvas" xmlns:cx="http://schemas.microsoft.com/office/drawing/2014/chartex" xmlns:cx1="http://schemas.microsoft.com/office/drawing/2015/9/8/chartex" xmlns:cx2="http://schemas.microsoft.com/office/drawing/2015/10/21/chartex" xmlns:cx3="http://schemas.microsoft.com/office/drawing/2016/5/9/chartex" xmlns:cx4="http://schemas.microsoft.com/office/drawing/2016/5/10/chartex" xmlns:cx5="http://schemas.microsoft.com/office/drawing/2016/5/11/chartex" xmlns:cx6="http://schemas.microsoft.com/office/drawing/2016/5/12/chartex" xmlns:cx7="http://schemas.microsoft.com/office/drawing/2016/5/13/chartex" xmlns:cx8="http://schemas.microsoft.com/office/drawing/2016/5/14/chartex" xmlns:mc="http://schemas.openxmlformats.org/markup-compatibility/2006" xmlns:aink="http://schemas.microsoft.com/office/drawing/2016/ink" xmlns:am3d="http://schemas.microsoft.com/office/drawing/2017/model3d" xmlns:o="urn:schemas-microsoft-com:office:office" xmlns:oel="http://schemas.microsoft.com/office/2019/extlst" xmlns:r="http://schemas.openxmlformats.org/officeDocument/2006/relationships" xmlns:m="http://schemas.openxmlformats.org/officeDocument/2006/math" xmlns:v="urn:schemas-microsoft-com:vml" xmlns:wp14="http://schemas.microsoft.com/office/word/2010/wordprocessingDrawing" xmlns:wp="http://schemas.openxmlformats.org/drawingml/2006/wordprocessingDrawing" xmlns:w10="urn:schemas-microsoft-com:office:word" xmlns:w="http://schemas.openxmlformats.org/wordprocessingml/2006/main" xmlns:w14="http://schemas.microsoft.com/office/word/2010/wordml" xmlns:w15="http://schemas.microsoft.com/office/word/2012/wordml" xmlns:w16cex="http://schemas.microsoft.com/office/word/2018/wordml/cex" xmlns:w16cid="http://schemas.microsoft.com/office/word/2016/wordml/cid" xmlns:w16="http://schemas.microsoft.com/office/word/2018/wordml" xmlns:w16du="http://schemas.microsoft.com/office/word/2023/wordml/word16du" xmlns:w16sdtdh="http://schemas.microsoft.com/office/word/2020/wordml/sdtdatahash" xmlns:w16sdtfl="http://schemas.microsoft.com/office/word/2024/wordml/sdtformatlock" xmlns:w16se="http://schemas.microsoft.com/office/word/2015/wordml/symex" xmlns:wpg="http://schemas.microsoft.com/office/word/2010/wordprocessingGroup" xmlns:wpi="http://schemas.microsoft.com/office/word/2010/wordprocessingInk" xmlns:wne="http://schemas.microsoft.com/office/word/2006/wordml" xmlns:wps="http://schemas.microsoft.com/office/word/2010/wordprocessingShape" mc:Ignorable="w14 w15 w16se w16cid w16 w16cex w16sdtdh w16sdtfl w16du wp14">
+  <w:footnote w:type="separator" w:id="-1">
+    <w:p>
+      <w:r>
+        <w:separator/>
+      </w:r>
+    </w:p>
+  </w:footnote>
+  <w:footnote w:type="continuationSeparator" w:id="0">
+    <w:p>
+      <w:r>
+        <w:continuationSeparator/>
+      </w:r>
+    </w:p>
+  </w:footnote>
+</w:footnotes>
+</file>
+
 <file path=word/header1.xml><?xml version="1.0" encoding="utf-8"?>
-<w:hdr xmlns:o="urn:schemas-microsoft-com:office:office" xmlns:r="http://schemas.openxmlformats.org/officeDocument/2006/relationships" xmlns:v="urn:schemas-microsoft-com:vml" xmlns:w="http://schemas.openxmlformats.org/wordprocessingml/2006/main" xmlns:w10="urn:schemas-microsoft-com:office:word" xmlns:wp="http://schemas.openxmlformats.org/drawingml/2006/wordprocessingDrawing" xmlns:pic="http://schemas.openxmlformats.org/drawingml/2006/picture" xmlns:wps="http://schemas.microsoft.com/office/word/2010/wordprocessingShape" xmlns:wpg="http://schemas.microsoft.com/office/word/2010/wordprocessingGroup" xmlns:mc="http://schemas.openxmlformats.org/markup-compatibility/2006" xmlns:wp14="http://schemas.microsoft.com/office/word/2010/wordprocessingDrawing" xmlns:w14="http://schemas.microsoft.com/office/word/2010/wordml" xmlns:w15="http://schemas.microsoft.com/office/word/2012/wordml" mc:Ignorable="w14 wp14 w15">
+<w:hdr xmlns:wpc="http://schemas.microsoft.com/office/word/2010/wordprocessingCanvas" xmlns:cx="http://schemas.microsoft.com/office/drawing/2014/chartex" xmlns:cx1="http://schemas.microsoft.com/office/drawing/2015/9/8/chartex" xmlns:cx2="http://schemas.microsoft.com/office/drawing/2015/10/21/chartex" xmlns:cx3="http://schemas.microsoft.com/office/drawing/2016/5/9/chartex" xmlns:cx4="http://schemas.microsoft.com/office/drawing/2016/5/10/chartex" xmlns:cx5="http://schemas.microsoft.com/office/drawing/2016/5/11/chartex" xmlns:cx6="http://schemas.microsoft.com/office/drawing/2016/5/12/chartex" xmlns:cx7="http://schemas.microsoft.com/office/drawing/2016/5/13/chartex" xmlns:cx8="http://schemas.microsoft.com/office/drawing/2016/5/14/chartex" xmlns:mc="http://schemas.openxmlformats.org/markup-compatibility/2006" xmlns:aink="http://schemas.microsoft.com/office/drawing/2016/ink" xmlns:am3d="http://schemas.microsoft.com/office/drawing/2017/model3d" xmlns:o="urn:schemas-microsoft-com:office:office" xmlns:oel="http://schemas.microsoft.com/office/2019/extlst" xmlns:r="http://schemas.openxmlformats.org/officeDocument/2006/relationships" xmlns:m="http://schemas.openxmlformats.org/officeDocument/2006/math" xmlns:v="urn:schemas-microsoft-com:vml" xmlns:wp14="http://schemas.microsoft.com/office/word/2010/wordprocessingDrawing" xmlns:wp="http://schemas.openxmlformats.org/drawingml/2006/wordprocessingDrawing" xmlns:w10="urn:schemas-microsoft-com:office:word" xmlns:w="http://schemas.openxmlformats.org/wordprocessingml/2006/main" xmlns:w14="http://schemas.microsoft.com/office/word/2010/wordml" xmlns:w15="http://schemas.microsoft.com/office/word/2012/wordml" xmlns:w16cex="http://schemas.microsoft.com/office/word/2018/wordml/cex" xmlns:w16cid="http://schemas.microsoft.com/office/word/2016/wordml/cid" xmlns:w16="http://schemas.microsoft.com/office/word/2018/wordml" xmlns:w16du="http://schemas.microsoft.com/office/word/2023/wordml/word16du" xmlns:w16sdtdh="http://schemas.microsoft.com/office/word/2020/wordml/sdtdatahash" xmlns:w16sdtfl="http://schemas.microsoft.com/office/word/2024/wordml/sdtformatlock" xmlns:w16se="http://schemas.microsoft.com/office/word/2015/wordml/symex" xmlns:wpg="http://schemas.microsoft.com/office/word/2010/wordprocessingGroup" xmlns:wpi="http://schemas.microsoft.com/office/word/2010/wordprocessingInk" xmlns:wne="http://schemas.microsoft.com/office/word/2006/wordml" xmlns:wps="http://schemas.microsoft.com/office/word/2010/wordprocessingShape" mc:Ignorable="w14 w15 w16se w16cid w16 w16cex w16sdtdh w16sdtfl w16du wp14">
   <w:p>
     <w:pPr>
       <w:pStyle w:val="Header"/>
-      <w:rPr/>
     </w:pPr>
-    <w:r>
-      <w:rPr/>
-    </w:r>
   </w:p>
 </w:hdr>
 </file>
 
 <file path=word/header2.xml><?xml version="1.0" encoding="utf-8"?>
-<w:hdr xmlns:o="urn:schemas-microsoft-com:office:office" xmlns:r="http://schemas.openxmlformats.org/officeDocument/2006/relationships" xmlns:v="urn:schemas-microsoft-com:vml" xmlns:w="http://schemas.openxmlformats.org/wordprocessingml/2006/main" xmlns:w10="urn:schemas-microsoft-com:office:word" xmlns:wp="http://schemas.openxmlformats.org/drawingml/2006/wordprocessingDrawing" xmlns:pic="http://schemas.openxmlformats.org/drawingml/2006/picture" xmlns:wps="http://schemas.microsoft.com/office/word/2010/wordprocessingShape" xmlns:wpg="http://schemas.microsoft.com/office/word/2010/wordprocessingGroup" xmlns:mc="http://schemas.openxmlformats.org/markup-compatibility/2006" xmlns:wp14="http://schemas.microsoft.com/office/word/2010/wordprocessingDrawing" xmlns:w14="http://schemas.microsoft.com/office/word/2010/wordml" xmlns:w15="http://schemas.microsoft.com/office/word/2012/wordml" mc:Ignorable="w14 wp14 w15">
+<w:hdr xmlns:wpc="http://schemas.microsoft.com/office/word/2010/wordprocessingCanvas" xmlns:cx="http://schemas.microsoft.com/office/drawing/2014/chartex" xmlns:cx1="http://schemas.microsoft.com/office/drawing/2015/9/8/chartex" xmlns:cx2="http://schemas.microsoft.com/office/drawing/2015/10/21/chartex" xmlns:cx3="http://schemas.microsoft.com/office/drawing/2016/5/9/chartex" xmlns:cx4="http://schemas.microsoft.com/office/drawing/2016/5/10/chartex" xmlns:cx5="http://schemas.microsoft.com/office/drawing/2016/5/11/chartex" xmlns:cx6="http://schemas.microsoft.com/office/drawing/2016/5/12/chartex" xmlns:cx7="http://schemas.microsoft.com/office/drawing/2016/5/13/chartex" xmlns:cx8="http://schemas.microsoft.com/office/drawing/2016/5/14/chartex" xmlns:mc="http://schemas.openxmlformats.org/markup-compatibility/2006" xmlns:aink="http://schemas.microsoft.com/office/drawing/2016/ink" xmlns:am3d="http://schemas.microsoft.com/office/drawing/2017/model3d" xmlns:o="urn:schemas-microsoft-com:office:office" xmlns:oel="http://schemas.microsoft.com/office/2019/extlst" xmlns:r="http://schemas.openxmlformats.org/officeDocument/2006/relationships" xmlns:m="http://schemas.openxmlformats.org/officeDocument/2006/math" xmlns:v="urn:schemas-microsoft-com:vml" xmlns:wp14="http://schemas.microsoft.com/office/word/2010/wordprocessingDrawing" xmlns:wp="http://schemas.openxmlformats.org/drawingml/2006/wordprocessingDrawing" xmlns:w10="urn:schemas-microsoft-com:office:word" xmlns:w="http://schemas.openxmlformats.org/wordprocessingml/2006/main" xmlns:w14="http://schemas.microsoft.com/office/word/2010/wordml" xmlns:w15="http://schemas.microsoft.com/office/word/2012/wordml" xmlns:w16cex="http://schemas.microsoft.com/office/word/2018/wordml/cex" xmlns:w16cid="http://schemas.microsoft.com/office/word/2016/wordml/cid" xmlns:w16="http://schemas.microsoft.com/office/word/2018/wordml" xmlns:w16du="http://schemas.microsoft.com/office/word/2023/wordml/word16du" xmlns:w16sdtdh="http://schemas.microsoft.com/office/word/2020/wordml/sdtdatahash" xmlns:w16sdtfl="http://schemas.microsoft.com/office/word/2024/wordml/sdtformatlock" xmlns:w16se="http://schemas.microsoft.com/office/word/2015/wordml/symex" xmlns:wpg="http://schemas.microsoft.com/office/word/2010/wordprocessingGroup" xmlns:wpi="http://schemas.microsoft.com/office/word/2010/wordprocessingInk" xmlns:wne="http://schemas.microsoft.com/office/word/2006/wordml" xmlns:wps="http://schemas.microsoft.com/office/word/2010/wordprocessingShape" mc:Ignorable="w14 w15 w16se w16cid w16 w16cex w16sdtdh w16sdtfl w16du wp14">
   <w:p>
     <w:pPr>
       <w:pStyle w:val="Header"/>
-      <w:rPr/>
     </w:pPr>
-    <w:r>
-      <w:rPr/>
-    </w:r>
   </w:p>
 </w:hdr>
 </file>
 
 <file path=word/header3.xml><?xml version="1.0" encoding="utf-8"?>
-<w:hdr xmlns:o="urn:schemas-microsoft-com:office:office" xmlns:r="http://schemas.openxmlformats.org/officeDocument/2006/relationships" xmlns:v="urn:schemas-microsoft-com:vml" xmlns:w="http://schemas.openxmlformats.org/wordprocessingml/2006/main" xmlns:w10="urn:schemas-microsoft-com:office:word" xmlns:wp="http://schemas.openxmlformats.org/drawingml/2006/wordprocessingDrawing" xmlns:pic="http://schemas.openxmlformats.org/drawingml/2006/picture" xmlns:wps="http://schemas.microsoft.com/office/word/2010/wordprocessingShape" xmlns:wpg="http://schemas.microsoft.com/office/word/2010/wordprocessingGroup" xmlns:mc="http://schemas.openxmlformats.org/markup-compatibility/2006" xmlns:wp14="http://schemas.microsoft.com/office/word/2010/wordprocessingDrawing" xmlns:w14="http://schemas.microsoft.com/office/word/2010/wordml" xmlns:w15="http://schemas.microsoft.com/office/word/2012/wordml" mc:Ignorable="w14 wp14 w15">
+<w:hdr xmlns:wpc="http://schemas.microsoft.com/office/word/2010/wordprocessingCanvas" xmlns:cx="http://schemas.microsoft.com/office/drawing/2014/chartex" xmlns:cx1="http://schemas.microsoft.com/office/drawing/2015/9/8/chartex" xmlns:cx2="http://schemas.microsoft.com/office/drawing/2015/10/21/chartex" xmlns:cx3="http://schemas.microsoft.com/office/drawing/2016/5/9/chartex" xmlns:cx4="http://schemas.microsoft.com/office/drawing/2016/5/10/chartex" xmlns:cx5="http://schemas.microsoft.com/office/drawing/2016/5/11/chartex" xmlns:cx6="http://schemas.microsoft.com/office/drawing/2016/5/12/chartex" xmlns:cx7="http://schemas.microsoft.com/office/drawing/2016/5/13/chartex" xmlns:cx8="http://schemas.microsoft.com/office/drawing/2016/5/14/chartex" xmlns:mc="http://schemas.openxmlformats.org/markup-compatibility/2006" xmlns:aink="http://schemas.microsoft.com/office/drawing/2016/ink" xmlns:am3d="http://schemas.microsoft.com/office/drawing/2017/model3d" xmlns:o="urn:schemas-microsoft-com:office:office" xmlns:oel="http://schemas.microsoft.com/office/2019/extlst" xmlns:r="http://schemas.openxmlformats.org/officeDocument/2006/relationships" xmlns:m="http://schemas.openxmlformats.org/officeDocument/2006/math" xmlns:v="urn:schemas-microsoft-com:vml" xmlns:wp14="http://schemas.microsoft.com/office/word/2010/wordprocessingDrawing" xmlns:wp="http://schemas.openxmlformats.org/drawingml/2006/wordprocessingDrawing" xmlns:w10="urn:schemas-microsoft-com:office:word" xmlns:w="http://schemas.openxmlformats.org/wordprocessingml/2006/main" xmlns:w14="http://schemas.microsoft.com/office/word/2010/wordml" xmlns:w15="http://schemas.microsoft.com/office/word/2012/wordml" xmlns:w16cex="http://schemas.microsoft.com/office/word/2018/wordml/cex" xmlns:w16cid="http://schemas.microsoft.com/office/word/2016/wordml/cid" xmlns:w16="http://schemas.microsoft.com/office/word/2018/wordml" xmlns:w16du="http://schemas.microsoft.com/office/word/2023/wordml/word16du" xmlns:w16sdtdh="http://schemas.microsoft.com/office/word/2020/wordml/sdtdatahash" xmlns:w16sdtfl="http://schemas.microsoft.com/office/word/2024/wordml/sdtformatlock" xmlns:w16se="http://schemas.microsoft.com/office/word/2015/wordml/symex" xmlns:wpg="http://schemas.microsoft.com/office/word/2010/wordprocessingGroup" xmlns:wpi="http://schemas.microsoft.com/office/word/2010/wordprocessingInk" xmlns:wne="http://schemas.microsoft.com/office/word/2006/wordml" xmlns:wps="http://schemas.microsoft.com/office/word/2010/wordprocessingShape" mc:Ignorable="w14 w15 w16se w16cid w16 w16cex w16sdtdh w16sdtfl w16du wp14">
   <w:p>
     <w:pPr>
       <w:pStyle w:val="Header"/>
-      <w:rPr/>
     </w:pPr>
-    <w:r>
-      <w:rPr/>
-    </w:r>
   </w:p>
 </w:hdr>
 </file>
 
 <file path=word/header4.xml><?xml version="1.0" encoding="utf-8"?>
-<w:hdr xmlns:o="urn:schemas-microsoft-com:office:office" xmlns:r="http://schemas.openxmlformats.org/officeDocument/2006/relationships" xmlns:v="urn:schemas-microsoft-com:vml" xmlns:w="http://schemas.openxmlformats.org/wordprocessingml/2006/main" xmlns:w10="urn:schemas-microsoft-com:office:word" xmlns:wp="http://schemas.openxmlformats.org/drawingml/2006/wordprocessingDrawing" xmlns:pic="http://schemas.openxmlformats.org/drawingml/2006/picture" xmlns:wps="http://schemas.microsoft.com/office/word/2010/wordprocessingShape" xmlns:wpg="http://schemas.microsoft.com/office/word/2010/wordprocessingGroup" xmlns:mc="http://schemas.openxmlformats.org/markup-compatibility/2006" xmlns:wp14="http://schemas.microsoft.com/office/word/2010/wordprocessingDrawing" xmlns:w14="http://schemas.microsoft.com/office/word/2010/wordml" xmlns:w15="http://schemas.microsoft.com/office/word/2012/wordml" mc:Ignorable="w14 wp14 w15">
+<w:hdr xmlns:wpc="http://schemas.microsoft.com/office/word/2010/wordprocessingCanvas" xmlns:cx="http://schemas.microsoft.com/office/drawing/2014/chartex" xmlns:cx1="http://schemas.microsoft.com/office/drawing/2015/9/8/chartex" xmlns:cx2="http://schemas.microsoft.com/office/drawing/2015/10/21/chartex" xmlns:cx3="http://schemas.microsoft.com/office/drawing/2016/5/9/chartex" xmlns:cx4="http://schemas.microsoft.com/office/drawing/2016/5/10/chartex" xmlns:cx5="http://schemas.microsoft.com/office/drawing/2016/5/11/chartex" xmlns:cx6="http://schemas.microsoft.com/office/drawing/2016/5/12/chartex" xmlns:cx7="http://schemas.microsoft.com/office/drawing/2016/5/13/chartex" xmlns:cx8="http://schemas.microsoft.com/office/drawing/2016/5/14/chartex" xmlns:mc="http://schemas.openxmlformats.org/markup-compatibility/2006" xmlns:aink="http://schemas.microsoft.com/office/drawing/2016/ink" xmlns:am3d="http://schemas.microsoft.com/office/drawing/2017/model3d" xmlns:o="urn:schemas-microsoft-com:office:office" xmlns:oel="http://schemas.microsoft.com/office/2019/extlst" xmlns:r="http://schemas.openxmlformats.org/officeDocument/2006/relationships" xmlns:m="http://schemas.openxmlformats.org/officeDocument/2006/math" xmlns:v="urn:schemas-microsoft-com:vml" xmlns:wp14="http://schemas.microsoft.com/office/word/2010/wordprocessingDrawing" xmlns:wp="http://schemas.openxmlformats.org/drawingml/2006/wordprocessingDrawing" xmlns:w10="urn:schemas-microsoft-com:office:word" xmlns:w="http://schemas.openxmlformats.org/wordprocessingml/2006/main" xmlns:w14="http://schemas.microsoft.com/office/word/2010/wordml" xmlns:w15="http://schemas.microsoft.com/office/word/2012/wordml" xmlns:w16cex="http://schemas.microsoft.com/office/word/2018/wordml/cex" xmlns:w16cid="http://schemas.microsoft.com/office/word/2016/wordml/cid" xmlns:w16="http://schemas.microsoft.com/office/word/2018/wordml" xmlns:w16du="http://schemas.microsoft.com/office/word/2023/wordml/word16du" xmlns:w16sdtdh="http://schemas.microsoft.com/office/word/2020/wordml/sdtdatahash" xmlns:w16sdtfl="http://schemas.microsoft.com/office/word/2024/wordml/sdtformatlock" xmlns:w16se="http://schemas.microsoft.com/office/word/2015/wordml/symex" xmlns:wpg="http://schemas.microsoft.com/office/word/2010/wordprocessingGroup" xmlns:wpi="http://schemas.microsoft.com/office/word/2010/wordprocessingInk" xmlns:wne="http://schemas.microsoft.com/office/word/2006/wordml" xmlns:wps="http://schemas.microsoft.com/office/word/2010/wordprocessingShape" mc:Ignorable="w14 w15 w16se w16cid w16 w16cex w16sdtdh w16sdtfl w16du wp14">
   <w:p>
     <w:pPr>
       <w:pStyle w:val="Header"/>
-      <w:rPr/>
     </w:pPr>
-    <w:r>
-      <w:rPr/>
-    </w:r>
   </w:p>
 </w:hdr>
 </file>
 
 <file path=word/header5.xml><?xml version="1.0" encoding="utf-8"?>
-<w:hdr xmlns:o="urn:schemas-microsoft-com:office:office" xmlns:r="http://schemas.openxmlformats.org/officeDocument/2006/relationships" xmlns:v="urn:schemas-microsoft-com:vml" xmlns:w="http://schemas.openxmlformats.org/wordprocessingml/2006/main" xmlns:w10="urn:schemas-microsoft-com:office:word" xmlns:wp="http://schemas.openxmlformats.org/drawingml/2006/wordprocessingDrawing" xmlns:pic="http://schemas.openxmlformats.org/drawingml/2006/picture" xmlns:wps="http://schemas.microsoft.com/office/word/2010/wordprocessingShape" xmlns:wpg="http://schemas.microsoft.com/office/word/2010/wordprocessingGroup" xmlns:mc="http://schemas.openxmlformats.org/markup-compatibility/2006" xmlns:wp14="http://schemas.microsoft.com/office/word/2010/wordprocessingDrawing" xmlns:w14="http://schemas.microsoft.com/office/word/2010/wordml" xmlns:w15="http://schemas.microsoft.com/office/word/2012/wordml" mc:Ignorable="w14 wp14 w15">
+<w:hdr xmlns:wpc="http://schemas.microsoft.com/office/word/2010/wordprocessingCanvas" xmlns:cx="http://schemas.microsoft.com/office/drawing/2014/chartex" xmlns:cx1="http://schemas.microsoft.com/office/drawing/2015/9/8/chartex" xmlns:cx2="http://schemas.microsoft.com/office/drawing/2015/10/21/chartex" xmlns:cx3="http://schemas.microsoft.com/office/drawing/2016/5/9/chartex" xmlns:cx4="http://schemas.microsoft.com/office/drawing/2016/5/10/chartex" xmlns:cx5="http://schemas.microsoft.com/office/drawing/2016/5/11/chartex" xmlns:cx6="http://schemas.microsoft.com/office/drawing/2016/5/12/chartex" xmlns:cx7="http://schemas.microsoft.com/office/drawing/2016/5/13/chartex" xmlns:cx8="http://schemas.microsoft.com/office/drawing/2016/5/14/chartex" xmlns:mc="http://schemas.openxmlformats.org/markup-compatibility/2006" xmlns:aink="http://schemas.microsoft.com/office/drawing/2016/ink" xmlns:am3d="http://schemas.microsoft.com/office/drawing/2017/model3d" xmlns:o="urn:schemas-microsoft-com:office:office" xmlns:oel="http://schemas.microsoft.com/office/2019/extlst" xmlns:r="http://schemas.openxmlformats.org/officeDocument/2006/relationships" xmlns:m="http://schemas.openxmlformats.org/officeDocument/2006/math" xmlns:v="urn:schemas-microsoft-com:vml" xmlns:wp14="http://schemas.microsoft.com/office/word/2010/wordprocessingDrawing" xmlns:wp="http://schemas.openxmlformats.org/drawingml/2006/wordprocessingDrawing" xmlns:w10="urn:schemas-microsoft-com:office:word" xmlns:w="http://schemas.openxmlformats.org/wordprocessingml/2006/main" xmlns:w14="http://schemas.microsoft.com/office/word/2010/wordml" xmlns:w15="http://schemas.microsoft.com/office/word/2012/wordml" xmlns:w16cex="http://schemas.microsoft.com/office/word/2018/wordml/cex" xmlns:w16cid="http://schemas.microsoft.com/office/word/2016/wordml/cid" xmlns:w16="http://schemas.microsoft.com/office/word/2018/wordml" xmlns:w16du="http://schemas.microsoft.com/office/word/2023/wordml/word16du" xmlns:w16sdtdh="http://schemas.microsoft.com/office/word/2020/wordml/sdtdatahash" xmlns:w16sdtfl="http://schemas.microsoft.com/office/word/2024/wordml/sdtformatlock" xmlns:w16se="http://schemas.microsoft.com/office/word/2015/wordml/symex" xmlns:wpg="http://schemas.microsoft.com/office/word/2010/wordprocessingGroup" xmlns:wpi="http://schemas.microsoft.com/office/word/2010/wordprocessingInk" xmlns:wne="http://schemas.microsoft.com/office/word/2006/wordml" xmlns:wps="http://schemas.microsoft.com/office/word/2010/wordprocessingShape" mc:Ignorable="w14 w15 w16se w16cid w16 w16cex w16sdtdh w16sdtfl w16du wp14">
   <w:p>
     <w:pPr>
       <w:pStyle w:val="Header"/>
-      <w:rPr/>
     </w:pPr>
-    <w:r>
-      <w:rPr/>
-    </w:r>
   </w:p>
 </w:hdr>
 </file>
 
 <file path=word/header6.xml><?xml version="1.0" encoding="utf-8"?>
-<w:hdr xmlns:o="urn:schemas-microsoft-com:office:office" xmlns:r="http://schemas.openxmlformats.org/officeDocument/2006/relationships" xmlns:v="urn:schemas-microsoft-com:vml" xmlns:w="http://schemas.openxmlformats.org/wordprocessingml/2006/main" xmlns:w10="urn:schemas-microsoft-com:office:word" xmlns:wp="http://schemas.openxmlformats.org/drawingml/2006/wordprocessingDrawing" xmlns:pic="http://schemas.openxmlformats.org/drawingml/2006/picture" xmlns:wps="http://schemas.microsoft.com/office/word/2010/wordprocessingShape" xmlns:wpg="http://schemas.microsoft.com/office/word/2010/wordprocessingGroup" xmlns:mc="http://schemas.openxmlformats.org/markup-compatibility/2006" xmlns:wp14="http://schemas.microsoft.com/office/word/2010/wordprocessingDrawing" xmlns:w14="http://schemas.microsoft.com/office/word/2010/wordml" xmlns:w15="http://schemas.microsoft.com/office/word/2012/wordml" mc:Ignorable="w14 wp14 w15">
+<w:hdr xmlns:wpc="http://schemas.microsoft.com/office/word/2010/wordprocessingCanvas" xmlns:cx="http://schemas.microsoft.com/office/drawing/2014/chartex" xmlns:cx1="http://schemas.microsoft.com/office/drawing/2015/9/8/chartex" xmlns:cx2="http://schemas.microsoft.com/office/drawing/2015/10/21/chartex" xmlns:cx3="http://schemas.microsoft.com/office/drawing/2016/5/9/chartex" xmlns:cx4="http://schemas.microsoft.com/office/drawing/2016/5/10/chartex" xmlns:cx5="http://schemas.microsoft.com/office/drawing/2016/5/11/chartex" xmlns:cx6="http://schemas.microsoft.com/office/drawing/2016/5/12/chartex" xmlns:cx7="http://schemas.microsoft.com/office/drawing/2016/5/13/chartex" xmlns:cx8="http://schemas.microsoft.com/office/drawing/2016/5/14/chartex" xmlns:mc="http://schemas.openxmlformats.org/markup-compatibility/2006" xmlns:aink="http://schemas.microsoft.com/office/drawing/2016/ink" xmlns:am3d="http://schemas.microsoft.com/office/drawing/2017/model3d" xmlns:o="urn:schemas-microsoft-com:office:office" xmlns:oel="http://schemas.microsoft.com/office/2019/extlst" xmlns:r="http://schemas.openxmlformats.org/officeDocument/2006/relationships" xmlns:m="http://schemas.openxmlformats.org/officeDocument/2006/math" xmlns:v="urn:schemas-microsoft-com:vml" xmlns:wp14="http://schemas.microsoft.com/office/word/2010/wordprocessingDrawing" xmlns:wp="http://schemas.openxmlformats.org/drawingml/2006/wordprocessingDrawing" xmlns:w10="urn:schemas-microsoft-com:office:word" xmlns:w="http://schemas.openxmlformats.org/wordprocessingml/2006/main" xmlns:w14="http://schemas.microsoft.com/office/word/2010/wordml" xmlns:w15="http://schemas.microsoft.com/office/word/2012/wordml" xmlns:w16cex="http://schemas.microsoft.com/office/word/2018/wordml/cex" xmlns:w16cid="http://schemas.microsoft.com/office/word/2016/wordml/cid" xmlns:w16="http://schemas.microsoft.com/office/word/2018/wordml" xmlns:w16du="http://schemas.microsoft.com/office/word/2023/wordml/word16du" xmlns:w16sdtdh="http://schemas.microsoft.com/office/word/2020/wordml/sdtdatahash" xmlns:w16sdtfl="http://schemas.microsoft.com/office/word/2024/wordml/sdtformatlock" xmlns:w16se="http://schemas.microsoft.com/office/word/2015/wordml/symex" xmlns:wpg="http://schemas.microsoft.com/office/word/2010/wordprocessingGroup" xmlns:wpi="http://schemas.microsoft.com/office/word/2010/wordprocessingInk" xmlns:wne="http://schemas.microsoft.com/office/word/2006/wordml" xmlns:wps="http://schemas.microsoft.com/office/word/2010/wordprocessingShape" mc:Ignorable="w14 w15 w16se w16cid w16 w16cex w16sdtdh w16sdtfl w16du wp14">
   <w:p>
     <w:pPr>
       <w:pStyle w:val="HeaderLeftuser"/>
-      <w:rPr/>
     </w:pPr>
-    <w:r>
-      <w:rPr/>
-    </w:r>
   </w:p>
 </w:hdr>
 </file>
 
 <file path=word/numbering.xml><?xml version="1.0" encoding="utf-8"?>
-<w:numbering xmlns:w="http://schemas.openxmlformats.org/wordprocessingml/2006/main" xmlns:o="urn:schemas-microsoft-com:office:office" xmlns:r="http://schemas.openxmlformats.org/officeDocument/2006/relationships" xmlns:v="urn:schemas-microsoft-com:vml" xmlns:mc="http://schemas.openxmlformats.org/markup-compatibility/2006" xmlns:w14="http://schemas.microsoft.com/office/word/2010/wordml" mc:Ignorable="w14">
-  <w:abstractNum w:abstractNumId="1">
+<w:numbering xmlns:wpc="http://schemas.microsoft.com/office/word/2010/wordprocessingCanvas" xmlns:cx="http://schemas.microsoft.com/office/drawing/2014/chartex" xmlns:cx1="http://schemas.microsoft.com/office/drawing/2015/9/8/chartex" xmlns:cx2="http://schemas.microsoft.com/office/drawing/2015/10/21/chartex" xmlns:cx3="http://schemas.microsoft.com/office/drawing/2016/5/9/chartex" xmlns:cx4="http://schemas.microsoft.com/office/drawing/2016/5/10/chartex" xmlns:cx5="http://schemas.microsoft.com/office/drawing/2016/5/11/chartex" xmlns:cx6="http://schemas.microsoft.com/office/drawing/2016/5/12/chartex" xmlns:cx7="http://schemas.microsoft.com/office/drawing/2016/5/13/chartex" xmlns:cx8="http://schemas.microsoft.com/office/drawing/2016/5/14/chartex" xmlns:mc="http://schemas.openxmlformats.org/markup-compatibility/2006" xmlns:aink="http://schemas.microsoft.com/office/drawing/2016/ink" xmlns:am3d="http://schemas.microsoft.com/office/drawing/2017/model3d" xmlns:o="urn:schemas-microsoft-com:office:office" xmlns:oel="http://schemas.microsoft.com/office/2019/extlst" xmlns:r="http://schemas.openxmlformats.org/officeDocument/2006/relationships" xmlns:m="http://schemas.openxmlformats.org/officeDocument/2006/math" xmlns:v="urn:schemas-microsoft-com:vml" xmlns:wp14="http://schemas.microsoft.com/office/word/2010/wordprocessingDrawing" xmlns:wp="http://schemas.openxmlformats.org/drawingml/2006/wordprocessingDrawing" xmlns:w10="urn:schemas-microsoft-com:office:word" xmlns:w="http://schemas.openxmlformats.org/wordprocessingml/2006/main" xmlns:w14="http://schemas.microsoft.com/office/word/2010/wordml" xmlns:w15="http://schemas.microsoft.com/office/word/2012/wordml" xmlns:w16cex="http://schemas.microsoft.com/office/word/2018/wordml/cex" xmlns:w16cid="http://schemas.microsoft.com/office/word/2016/wordml/cid" xmlns:w16="http://schemas.microsoft.com/office/word/2018/wordml" xmlns:w16du="http://schemas.microsoft.com/office/word/2023/wordml/word16du" xmlns:w16sdtdh="http://schemas.microsoft.com/office/word/2020/wordml/sdtdatahash" xmlns:w16sdtfl="http://schemas.microsoft.com/office/word/2024/wordml/sdtformatlock" xmlns:w16se="http://schemas.microsoft.com/office/word/2015/wordml/symex" xmlns:wpg="http://schemas.microsoft.com/office/word/2010/wordprocessingGroup" xmlns:wpi="http://schemas.microsoft.com/office/word/2010/wordprocessingInk" xmlns:wne="http://schemas.microsoft.com/office/word/2006/wordml" xmlns:wps="http://schemas.microsoft.com/office/word/2010/wordprocessingShape" mc:Ignorable="w14 w15 w16se w16cid w16 w16cex w16sdtdh w16sdtfl w16du wp14">
+  <w:abstractNum w:abstractNumId="0" w15:restartNumberingAfterBreak="0">
+    <w:nsid w:val="06790C72"/>
+    <w:multiLevelType w:val="multilevel"/>
+    <w:tmpl w:val="315AA97E"/>
     <w:lvl w:ilvl="0">
       <w:start w:val="1"/>
       <w:numFmt w:val="decimal"/>
@@ -6677,7 +6449,6 @@
         </w:tabs>
         <w:ind w:left="1440" w:hanging="720"/>
       </w:pPr>
-      <w:rPr/>
     </w:lvl>
     <w:lvl w:ilvl="2">
       <w:start w:val="1"/>
@@ -6691,7 +6462,6 @@
         </w:tabs>
         <w:ind w:left="2160" w:hanging="720"/>
       </w:pPr>
-      <w:rPr/>
     </w:lvl>
     <w:lvl w:ilvl="3">
       <w:start w:val="1"/>
@@ -6705,7 +6475,6 @@
         </w:tabs>
         <w:ind w:left="2880" w:hanging="720"/>
       </w:pPr>
-      <w:rPr/>
     </w:lvl>
     <w:lvl w:ilvl="4">
       <w:start w:val="1"/>
@@ -6719,7 +6488,6 @@
         </w:tabs>
         <w:ind w:left="3600" w:hanging="720"/>
       </w:pPr>
-      <w:rPr/>
     </w:lvl>
     <w:lvl w:ilvl="5">
       <w:start w:val="1"/>
@@ -6733,7 +6501,6 @@
         </w:tabs>
         <w:ind w:left="4320" w:hanging="720"/>
       </w:pPr>
-      <w:rPr/>
     </w:lvl>
     <w:lvl w:ilvl="6">
       <w:start w:val="1"/>
@@ -6747,7 +6514,6 @@
         </w:tabs>
         <w:ind w:left="5040" w:hanging="720"/>
       </w:pPr>
-      <w:rPr/>
     </w:lvl>
     <w:lvl w:ilvl="7">
       <w:start w:val="1"/>
@@ -6761,7 +6527,6 @@
         </w:tabs>
         <w:ind w:left="5760" w:hanging="720"/>
       </w:pPr>
-      <w:rPr/>
     </w:lvl>
     <w:lvl w:ilvl="8">
       <w:start w:val="1"/>
@@ -6775,10 +6540,292 @@
         </w:tabs>
         <w:ind w:left="6480" w:hanging="720"/>
       </w:pPr>
-      <w:rPr/>
     </w:lvl>
   </w:abstractNum>
-  <w:abstractNum w:abstractNumId="2">
+  <w:abstractNum w:abstractNumId="1" w15:restartNumberingAfterBreak="0">
+    <w:nsid w:val="0E306946"/>
+    <w:multiLevelType w:val="multilevel"/>
+    <w:tmpl w:val="C6DA36FE"/>
+    <w:lvl w:ilvl="0">
+      <w:start w:val="1"/>
+      <w:numFmt w:val="bullet"/>
+      <w:lvlText w:val=""/>
+      <w:lvlJc w:val="left"/>
+      <w:pPr>
+        <w:tabs>
+          <w:tab w:val="num" w:pos="709"/>
+        </w:tabs>
+        <w:ind w:left="709" w:hanging="283"/>
+      </w:pPr>
+      <w:rPr>
+        <w:rFonts w:ascii="Symbol" w:hAnsi="Symbol" w:cs="Symbol" w:hint="default"/>
+      </w:rPr>
+    </w:lvl>
+    <w:lvl w:ilvl="1">
+      <w:start w:val="1"/>
+      <w:numFmt w:val="bullet"/>
+      <w:lvlText w:val=""/>
+      <w:lvlJc w:val="left"/>
+      <w:pPr>
+        <w:tabs>
+          <w:tab w:val="num" w:pos="1418"/>
+        </w:tabs>
+        <w:ind w:left="1418" w:hanging="283"/>
+      </w:pPr>
+      <w:rPr>
+        <w:rFonts w:ascii="Symbol" w:hAnsi="Symbol" w:cs="Symbol" w:hint="default"/>
+      </w:rPr>
+    </w:lvl>
+    <w:lvl w:ilvl="2">
+      <w:start w:val="1"/>
+      <w:numFmt w:val="bullet"/>
+      <w:lvlText w:val=""/>
+      <w:lvlJc w:val="left"/>
+      <w:pPr>
+        <w:tabs>
+          <w:tab w:val="num" w:pos="2127"/>
+        </w:tabs>
+        <w:ind w:left="2127" w:hanging="283"/>
+      </w:pPr>
+      <w:rPr>
+        <w:rFonts w:ascii="Symbol" w:hAnsi="Symbol" w:cs="Symbol" w:hint="default"/>
+      </w:rPr>
+    </w:lvl>
+    <w:lvl w:ilvl="3">
+      <w:start w:val="1"/>
+      <w:numFmt w:val="bullet"/>
+      <w:lvlText w:val=""/>
+      <w:lvlJc w:val="left"/>
+      <w:pPr>
+        <w:tabs>
+          <w:tab w:val="num" w:pos="2836"/>
+        </w:tabs>
+        <w:ind w:left="2836" w:hanging="283"/>
+      </w:pPr>
+      <w:rPr>
+        <w:rFonts w:ascii="Symbol" w:hAnsi="Symbol" w:cs="Symbol" w:hint="default"/>
+      </w:rPr>
+    </w:lvl>
+    <w:lvl w:ilvl="4">
+      <w:start w:val="1"/>
+      <w:numFmt w:val="bullet"/>
+      <w:lvlText w:val=""/>
+      <w:lvlJc w:val="left"/>
+      <w:pPr>
+        <w:tabs>
+          <w:tab w:val="num" w:pos="3545"/>
+        </w:tabs>
+        <w:ind w:left="3545" w:hanging="283"/>
+      </w:pPr>
+      <w:rPr>
+        <w:rFonts w:ascii="Symbol" w:hAnsi="Symbol" w:cs="Symbol" w:hint="default"/>
+      </w:rPr>
+    </w:lvl>
+    <w:lvl w:ilvl="5">
+      <w:start w:val="1"/>
+      <w:numFmt w:val="bullet"/>
+      <w:lvlText w:val=""/>
+      <w:lvlJc w:val="left"/>
+      <w:pPr>
+        <w:tabs>
+          <w:tab w:val="num" w:pos="4254"/>
+        </w:tabs>
+        <w:ind w:left="4254" w:hanging="283"/>
+      </w:pPr>
+      <w:rPr>
+        <w:rFonts w:ascii="Symbol" w:hAnsi="Symbol" w:cs="Symbol" w:hint="default"/>
+      </w:rPr>
+    </w:lvl>
+    <w:lvl w:ilvl="6">
+      <w:start w:val="1"/>
+      <w:numFmt w:val="bullet"/>
+      <w:lvlText w:val=""/>
+      <w:lvlJc w:val="left"/>
+      <w:pPr>
+        <w:tabs>
+          <w:tab w:val="num" w:pos="4963"/>
+        </w:tabs>
+        <w:ind w:left="4963" w:hanging="283"/>
+      </w:pPr>
+      <w:rPr>
+        <w:rFonts w:ascii="Symbol" w:hAnsi="Symbol" w:cs="Symbol" w:hint="default"/>
+      </w:rPr>
+    </w:lvl>
+    <w:lvl w:ilvl="7">
+      <w:start w:val="1"/>
+      <w:numFmt w:val="bullet"/>
+      <w:lvlText w:val=""/>
+      <w:lvlJc w:val="left"/>
+      <w:pPr>
+        <w:tabs>
+          <w:tab w:val="num" w:pos="5672"/>
+        </w:tabs>
+        <w:ind w:left="5672" w:hanging="283"/>
+      </w:pPr>
+      <w:rPr>
+        <w:rFonts w:ascii="Symbol" w:hAnsi="Symbol" w:cs="Symbol" w:hint="default"/>
+      </w:rPr>
+    </w:lvl>
+    <w:lvl w:ilvl="8">
+      <w:start w:val="1"/>
+      <w:numFmt w:val="bullet"/>
+      <w:lvlText w:val=""/>
+      <w:lvlJc w:val="left"/>
+      <w:pPr>
+        <w:tabs>
+          <w:tab w:val="num" w:pos="6381"/>
+        </w:tabs>
+        <w:ind w:left="6381" w:hanging="283"/>
+      </w:pPr>
+      <w:rPr>
+        <w:rFonts w:ascii="Symbol" w:hAnsi="Symbol" w:cs="Symbol" w:hint="default"/>
+      </w:rPr>
+    </w:lvl>
+  </w:abstractNum>
+  <w:abstractNum w:abstractNumId="2" w15:restartNumberingAfterBreak="0">
+    <w:nsid w:val="142624FA"/>
+    <w:multiLevelType w:val="multilevel"/>
+    <w:tmpl w:val="6BAC3EC0"/>
+    <w:lvl w:ilvl="0">
+      <w:start w:val="1"/>
+      <w:numFmt w:val="bullet"/>
+      <w:lvlText w:val=""/>
+      <w:lvlJc w:val="left"/>
+      <w:pPr>
+        <w:tabs>
+          <w:tab w:val="num" w:pos="709"/>
+        </w:tabs>
+        <w:ind w:left="709" w:hanging="283"/>
+      </w:pPr>
+      <w:rPr>
+        <w:rFonts w:ascii="Symbol" w:hAnsi="Symbol" w:cs="Symbol" w:hint="default"/>
+      </w:rPr>
+    </w:lvl>
+    <w:lvl w:ilvl="1">
+      <w:start w:val="1"/>
+      <w:numFmt w:val="bullet"/>
+      <w:lvlText w:val=""/>
+      <w:lvlJc w:val="left"/>
+      <w:pPr>
+        <w:tabs>
+          <w:tab w:val="num" w:pos="1418"/>
+        </w:tabs>
+        <w:ind w:left="1418" w:hanging="283"/>
+      </w:pPr>
+      <w:rPr>
+        <w:rFonts w:ascii="Symbol" w:hAnsi="Symbol" w:cs="Symbol" w:hint="default"/>
+      </w:rPr>
+    </w:lvl>
+    <w:lvl w:ilvl="2">
+      <w:start w:val="1"/>
+      <w:numFmt w:val="bullet"/>
+      <w:lvlText w:val=""/>
+      <w:lvlJc w:val="left"/>
+      <w:pPr>
+        <w:tabs>
+          <w:tab w:val="num" w:pos="2127"/>
+        </w:tabs>
+        <w:ind w:left="2127" w:hanging="283"/>
+      </w:pPr>
+      <w:rPr>
+        <w:rFonts w:ascii="Symbol" w:hAnsi="Symbol" w:cs="Symbol" w:hint="default"/>
+      </w:rPr>
+    </w:lvl>
+    <w:lvl w:ilvl="3">
+      <w:start w:val="1"/>
+      <w:numFmt w:val="bullet"/>
+      <w:lvlText w:val=""/>
+      <w:lvlJc w:val="left"/>
+      <w:pPr>
+        <w:tabs>
+          <w:tab w:val="num" w:pos="2836"/>
+        </w:tabs>
+        <w:ind w:left="2836" w:hanging="283"/>
+      </w:pPr>
+      <w:rPr>
+        <w:rFonts w:ascii="Symbol" w:hAnsi="Symbol" w:cs="Symbol" w:hint="default"/>
+      </w:rPr>
+    </w:lvl>
+    <w:lvl w:ilvl="4">
+      <w:start w:val="1"/>
+      <w:numFmt w:val="bullet"/>
+      <w:lvlText w:val=""/>
+      <w:lvlJc w:val="left"/>
+      <w:pPr>
+        <w:tabs>
+          <w:tab w:val="num" w:pos="3545"/>
+        </w:tabs>
+        <w:ind w:left="3545" w:hanging="283"/>
+      </w:pPr>
+      <w:rPr>
+        <w:rFonts w:ascii="Symbol" w:hAnsi="Symbol" w:cs="Symbol" w:hint="default"/>
+      </w:rPr>
+    </w:lvl>
+    <w:lvl w:ilvl="5">
+      <w:start w:val="1"/>
+      <w:numFmt w:val="bullet"/>
+      <w:lvlText w:val=""/>
+      <w:lvlJc w:val="left"/>
+      <w:pPr>
+        <w:tabs>
+          <w:tab w:val="num" w:pos="4254"/>
+        </w:tabs>
+        <w:ind w:left="4254" w:hanging="283"/>
+      </w:pPr>
+      <w:rPr>
+        <w:rFonts w:ascii="Symbol" w:hAnsi="Symbol" w:cs="Symbol" w:hint="default"/>
+      </w:rPr>
+    </w:lvl>
+    <w:lvl w:ilvl="6">
+      <w:start w:val="1"/>
+      <w:numFmt w:val="bullet"/>
+      <w:lvlText w:val=""/>
+      <w:lvlJc w:val="left"/>
+      <w:pPr>
+        <w:tabs>
+          <w:tab w:val="num" w:pos="4963"/>
+        </w:tabs>
+        <w:ind w:left="4963" w:hanging="283"/>
+      </w:pPr>
+      <w:rPr>
+        <w:rFonts w:ascii="Symbol" w:hAnsi="Symbol" w:cs="Symbol" w:hint="default"/>
+      </w:rPr>
+    </w:lvl>
+    <w:lvl w:ilvl="7">
+      <w:start w:val="1"/>
+      <w:numFmt w:val="bullet"/>
+      <w:lvlText w:val=""/>
+      <w:lvlJc w:val="left"/>
+      <w:pPr>
+        <w:tabs>
+          <w:tab w:val="num" w:pos="5672"/>
+        </w:tabs>
+        <w:ind w:left="5672" w:hanging="283"/>
+      </w:pPr>
+      <w:rPr>
+        <w:rFonts w:ascii="Symbol" w:hAnsi="Symbol" w:cs="Symbol" w:hint="default"/>
+      </w:rPr>
+    </w:lvl>
+    <w:lvl w:ilvl="8">
+      <w:start w:val="1"/>
+      <w:numFmt w:val="bullet"/>
+      <w:lvlText w:val=""/>
+      <w:lvlJc w:val="left"/>
+      <w:pPr>
+        <w:tabs>
+          <w:tab w:val="num" w:pos="6381"/>
+        </w:tabs>
+        <w:ind w:left="6381" w:hanging="283"/>
+      </w:pPr>
+      <w:rPr>
+        <w:rFonts w:ascii="Symbol" w:hAnsi="Symbol" w:cs="Symbol" w:hint="default"/>
+      </w:rPr>
+    </w:lvl>
+  </w:abstractNum>
+  <w:abstractNum w:abstractNumId="3" w15:restartNumberingAfterBreak="0">
+    <w:nsid w:val="175B3C7D"/>
+    <w:multiLevelType w:val="multilevel"/>
+    <w:tmpl w:val="6DC6A962"/>
     <w:lvl w:ilvl="0">
       <w:start w:val="1"/>
       <w:numFmt w:val="decimal"/>
@@ -6808,7 +6855,6 @@
         </w:tabs>
         <w:ind w:left="1440" w:hanging="720"/>
       </w:pPr>
-      <w:rPr/>
     </w:lvl>
     <w:lvl w:ilvl="2">
       <w:start w:val="1"/>
@@ -6821,7 +6867,6 @@
         </w:tabs>
         <w:ind w:left="2160" w:hanging="720"/>
       </w:pPr>
-      <w:rPr/>
     </w:lvl>
     <w:lvl w:ilvl="3">
       <w:start w:val="1"/>
@@ -6834,7 +6879,6 @@
         </w:tabs>
         <w:ind w:left="2880" w:hanging="720"/>
       </w:pPr>
-      <w:rPr/>
     </w:lvl>
     <w:lvl w:ilvl="4">
       <w:start w:val="1"/>
@@ -6847,7 +6891,6 @@
         </w:tabs>
         <w:ind w:left="3600" w:hanging="720"/>
       </w:pPr>
-      <w:rPr/>
     </w:lvl>
     <w:lvl w:ilvl="5">
       <w:start w:val="1"/>
@@ -6860,7 +6903,6 @@
         </w:tabs>
         <w:ind w:left="4320" w:hanging="720"/>
       </w:pPr>
-      <w:rPr/>
     </w:lvl>
     <w:lvl w:ilvl="6">
       <w:start w:val="1"/>
@@ -6873,7 +6915,6 @@
         </w:tabs>
         <w:ind w:left="5040" w:hanging="720"/>
       </w:pPr>
-      <w:rPr/>
     </w:lvl>
     <w:lvl w:ilvl="7">
       <w:start w:val="1"/>
@@ -6886,7 +6927,6 @@
         </w:tabs>
         <w:ind w:left="5760" w:hanging="720"/>
       </w:pPr>
-      <w:rPr/>
     </w:lvl>
     <w:lvl w:ilvl="8">
       <w:start w:val="1"/>
@@ -6899,10 +6939,12 @@
         </w:tabs>
         <w:ind w:left="6480" w:hanging="720"/>
       </w:pPr>
-      <w:rPr/>
     </w:lvl>
   </w:abstractNum>
-  <w:abstractNum w:abstractNumId="3">
+  <w:abstractNum w:abstractNumId="4" w15:restartNumberingAfterBreak="0">
+    <w:nsid w:val="23693EE9"/>
+    <w:multiLevelType w:val="multilevel"/>
+    <w:tmpl w:val="6354FE72"/>
     <w:lvl w:ilvl="0">
       <w:start w:val="1"/>
       <w:numFmt w:val="bullet"/>
@@ -7039,7 +7081,10 @@
       </w:rPr>
     </w:lvl>
   </w:abstractNum>
-  <w:abstractNum w:abstractNumId="4">
+  <w:abstractNum w:abstractNumId="5" w15:restartNumberingAfterBreak="0">
+    <w:nsid w:val="2AA82AF5"/>
+    <w:multiLevelType w:val="multilevel"/>
+    <w:tmpl w:val="48B6FCA6"/>
     <w:lvl w:ilvl="0">
       <w:start w:val="1"/>
       <w:numFmt w:val="bullet"/>
@@ -7176,7 +7221,10 @@
       </w:rPr>
     </w:lvl>
   </w:abstractNum>
-  <w:abstractNum w:abstractNumId="5">
+  <w:abstractNum w:abstractNumId="6" w15:restartNumberingAfterBreak="0">
+    <w:nsid w:val="2BE47728"/>
+    <w:multiLevelType w:val="multilevel"/>
+    <w:tmpl w:val="12B2BDD4"/>
     <w:lvl w:ilvl="0">
       <w:start w:val="1"/>
       <w:numFmt w:val="decimal"/>
@@ -7206,7 +7254,6 @@
         </w:tabs>
         <w:ind w:left="1440" w:hanging="720"/>
       </w:pPr>
-      <w:rPr/>
     </w:lvl>
     <w:lvl w:ilvl="2">
       <w:start w:val="1"/>
@@ -7219,7 +7266,6 @@
         </w:tabs>
         <w:ind w:left="2160" w:hanging="720"/>
       </w:pPr>
-      <w:rPr/>
     </w:lvl>
     <w:lvl w:ilvl="3">
       <w:start w:val="1"/>
@@ -7232,7 +7278,6 @@
         </w:tabs>
         <w:ind w:left="2880" w:hanging="720"/>
       </w:pPr>
-      <w:rPr/>
     </w:lvl>
     <w:lvl w:ilvl="4">
       <w:start w:val="1"/>
@@ -7245,7 +7290,6 @@
         </w:tabs>
         <w:ind w:left="3600" w:hanging="720"/>
       </w:pPr>
-      <w:rPr/>
     </w:lvl>
     <w:lvl w:ilvl="5">
       <w:start w:val="1"/>
@@ -7258,7 +7302,6 @@
         </w:tabs>
         <w:ind w:left="4320" w:hanging="720"/>
       </w:pPr>
-      <w:rPr/>
     </w:lvl>
     <w:lvl w:ilvl="6">
       <w:start w:val="1"/>
@@ -7271,7 +7314,6 @@
         </w:tabs>
         <w:ind w:left="5040" w:hanging="720"/>
       </w:pPr>
-      <w:rPr/>
     </w:lvl>
     <w:lvl w:ilvl="7">
       <w:start w:val="1"/>
@@ -7284,7 +7326,6 @@
         </w:tabs>
         <w:ind w:left="5760" w:hanging="720"/>
       </w:pPr>
-      <w:rPr/>
     </w:lvl>
     <w:lvl w:ilvl="8">
       <w:start w:val="1"/>
@@ -7297,10 +7338,12 @@
         </w:tabs>
         <w:ind w:left="6480" w:hanging="720"/>
       </w:pPr>
-      <w:rPr/>
     </w:lvl>
   </w:abstractNum>
-  <w:abstractNum w:abstractNumId="6">
+  <w:abstractNum w:abstractNumId="7" w15:restartNumberingAfterBreak="0">
+    <w:nsid w:val="349F73BD"/>
+    <w:multiLevelType w:val="multilevel"/>
+    <w:tmpl w:val="B0289FEA"/>
     <w:lvl w:ilvl="0">
       <w:start w:val="1"/>
       <w:numFmt w:val="bullet"/>
@@ -7437,313 +7480,39 @@
       </w:rPr>
     </w:lvl>
   </w:abstractNum>
-  <w:abstractNum w:abstractNumId="7">
-    <w:lvl w:ilvl="0">
-      <w:start w:val="1"/>
-      <w:numFmt w:val="bullet"/>
-      <w:lvlText w:val=""/>
-      <w:lvlJc w:val="left"/>
-      <w:pPr>
-        <w:tabs>
-          <w:tab w:val="num" w:pos="709"/>
-        </w:tabs>
-        <w:ind w:left="709" w:hanging="283"/>
-      </w:pPr>
-      <w:rPr>
-        <w:rFonts w:ascii="Symbol" w:hAnsi="Symbol" w:cs="Symbol" w:hint="default"/>
-      </w:rPr>
-    </w:lvl>
-    <w:lvl w:ilvl="1">
-      <w:start w:val="1"/>
-      <w:numFmt w:val="bullet"/>
-      <w:lvlText w:val=""/>
-      <w:lvlJc w:val="left"/>
-      <w:pPr>
-        <w:tabs>
-          <w:tab w:val="num" w:pos="1418"/>
-        </w:tabs>
-        <w:ind w:left="1418" w:hanging="283"/>
-      </w:pPr>
-      <w:rPr>
-        <w:rFonts w:ascii="Symbol" w:hAnsi="Symbol" w:cs="Symbol" w:hint="default"/>
-      </w:rPr>
-    </w:lvl>
-    <w:lvl w:ilvl="2">
-      <w:start w:val="1"/>
-      <w:numFmt w:val="bullet"/>
-      <w:lvlText w:val=""/>
-      <w:lvlJc w:val="left"/>
-      <w:pPr>
-        <w:tabs>
-          <w:tab w:val="num" w:pos="2127"/>
-        </w:tabs>
-        <w:ind w:left="2127" w:hanging="283"/>
-      </w:pPr>
-      <w:rPr>
-        <w:rFonts w:ascii="Symbol" w:hAnsi="Symbol" w:cs="Symbol" w:hint="default"/>
-      </w:rPr>
-    </w:lvl>
-    <w:lvl w:ilvl="3">
-      <w:start w:val="1"/>
-      <w:numFmt w:val="bullet"/>
-      <w:lvlText w:val=""/>
-      <w:lvlJc w:val="left"/>
-      <w:pPr>
-        <w:tabs>
-          <w:tab w:val="num" w:pos="2836"/>
-        </w:tabs>
-        <w:ind w:left="2836" w:hanging="283"/>
-      </w:pPr>
-      <w:rPr>
-        <w:rFonts w:ascii="Symbol" w:hAnsi="Symbol" w:cs="Symbol" w:hint="default"/>
-      </w:rPr>
-    </w:lvl>
-    <w:lvl w:ilvl="4">
-      <w:start w:val="1"/>
-      <w:numFmt w:val="bullet"/>
-      <w:lvlText w:val=""/>
-      <w:lvlJc w:val="left"/>
-      <w:pPr>
-        <w:tabs>
-          <w:tab w:val="num" w:pos="3545"/>
-        </w:tabs>
-        <w:ind w:left="3545" w:hanging="283"/>
-      </w:pPr>
-      <w:rPr>
-        <w:rFonts w:ascii="Symbol" w:hAnsi="Symbol" w:cs="Symbol" w:hint="default"/>
-      </w:rPr>
-    </w:lvl>
-    <w:lvl w:ilvl="5">
-      <w:start w:val="1"/>
-      <w:numFmt w:val="bullet"/>
-      <w:lvlText w:val=""/>
-      <w:lvlJc w:val="left"/>
-      <w:pPr>
-        <w:tabs>
-          <w:tab w:val="num" w:pos="4254"/>
-        </w:tabs>
-        <w:ind w:left="4254" w:hanging="283"/>
-      </w:pPr>
-      <w:rPr>
-        <w:rFonts w:ascii="Symbol" w:hAnsi="Symbol" w:cs="Symbol" w:hint="default"/>
-      </w:rPr>
-    </w:lvl>
-    <w:lvl w:ilvl="6">
-      <w:start w:val="1"/>
-      <w:numFmt w:val="bullet"/>
-      <w:lvlText w:val=""/>
-      <w:lvlJc w:val="left"/>
-      <w:pPr>
-        <w:tabs>
-          <w:tab w:val="num" w:pos="4963"/>
-        </w:tabs>
-        <w:ind w:left="4963" w:hanging="283"/>
-      </w:pPr>
-      <w:rPr>
-        <w:rFonts w:ascii="Symbol" w:hAnsi="Symbol" w:cs="Symbol" w:hint="default"/>
-      </w:rPr>
-    </w:lvl>
-    <w:lvl w:ilvl="7">
-      <w:start w:val="1"/>
-      <w:numFmt w:val="bullet"/>
-      <w:lvlText w:val=""/>
-      <w:lvlJc w:val="left"/>
-      <w:pPr>
-        <w:tabs>
-          <w:tab w:val="num" w:pos="5672"/>
-        </w:tabs>
-        <w:ind w:left="5672" w:hanging="283"/>
-      </w:pPr>
-      <w:rPr>
-        <w:rFonts w:ascii="Symbol" w:hAnsi="Symbol" w:cs="Symbol" w:hint="default"/>
-      </w:rPr>
-    </w:lvl>
-    <w:lvl w:ilvl="8">
-      <w:start w:val="1"/>
-      <w:numFmt w:val="bullet"/>
-      <w:lvlText w:val=""/>
-      <w:lvlJc w:val="left"/>
-      <w:pPr>
-        <w:tabs>
-          <w:tab w:val="num" w:pos="6381"/>
-        </w:tabs>
-        <w:ind w:left="6381" w:hanging="283"/>
-      </w:pPr>
-      <w:rPr>
-        <w:rFonts w:ascii="Symbol" w:hAnsi="Symbol" w:cs="Symbol" w:hint="default"/>
-      </w:rPr>
-    </w:lvl>
-  </w:abstractNum>
-  <w:abstractNum w:abstractNumId="8">
-    <w:lvl w:ilvl="0">
-      <w:start w:val="1"/>
-      <w:numFmt w:val="bullet"/>
-      <w:lvlText w:val=""/>
-      <w:lvlJc w:val="left"/>
-      <w:pPr>
-        <w:tabs>
-          <w:tab w:val="num" w:pos="709"/>
-        </w:tabs>
-        <w:ind w:left="709" w:hanging="283"/>
-      </w:pPr>
-      <w:rPr>
-        <w:rFonts w:ascii="Symbol" w:hAnsi="Symbol" w:cs="Symbol" w:hint="default"/>
-      </w:rPr>
-    </w:lvl>
-    <w:lvl w:ilvl="1">
-      <w:start w:val="1"/>
-      <w:numFmt w:val="bullet"/>
-      <w:lvlText w:val=""/>
-      <w:lvlJc w:val="left"/>
-      <w:pPr>
-        <w:tabs>
-          <w:tab w:val="num" w:pos="1418"/>
-        </w:tabs>
-        <w:ind w:left="1418" w:hanging="283"/>
-      </w:pPr>
-      <w:rPr>
-        <w:rFonts w:ascii="Symbol" w:hAnsi="Symbol" w:cs="Symbol" w:hint="default"/>
-      </w:rPr>
-    </w:lvl>
-    <w:lvl w:ilvl="2">
-      <w:start w:val="1"/>
-      <w:numFmt w:val="bullet"/>
-      <w:lvlText w:val=""/>
-      <w:lvlJc w:val="left"/>
-      <w:pPr>
-        <w:tabs>
-          <w:tab w:val="num" w:pos="2127"/>
-        </w:tabs>
-        <w:ind w:left="2127" w:hanging="283"/>
-      </w:pPr>
-      <w:rPr>
-        <w:rFonts w:ascii="Symbol" w:hAnsi="Symbol" w:cs="Symbol" w:hint="default"/>
-      </w:rPr>
-    </w:lvl>
-    <w:lvl w:ilvl="3">
-      <w:start w:val="1"/>
-      <w:numFmt w:val="bullet"/>
-      <w:lvlText w:val=""/>
-      <w:lvlJc w:val="left"/>
-      <w:pPr>
-        <w:tabs>
-          <w:tab w:val="num" w:pos="2836"/>
-        </w:tabs>
-        <w:ind w:left="2836" w:hanging="283"/>
-      </w:pPr>
-      <w:rPr>
-        <w:rFonts w:ascii="Symbol" w:hAnsi="Symbol" w:cs="Symbol" w:hint="default"/>
-      </w:rPr>
-    </w:lvl>
-    <w:lvl w:ilvl="4">
-      <w:start w:val="1"/>
-      <w:numFmt w:val="bullet"/>
-      <w:lvlText w:val=""/>
-      <w:lvlJc w:val="left"/>
-      <w:pPr>
-        <w:tabs>
-          <w:tab w:val="num" w:pos="3545"/>
-        </w:tabs>
-        <w:ind w:left="3545" w:hanging="283"/>
-      </w:pPr>
-      <w:rPr>
-        <w:rFonts w:ascii="Symbol" w:hAnsi="Symbol" w:cs="Symbol" w:hint="default"/>
-      </w:rPr>
-    </w:lvl>
-    <w:lvl w:ilvl="5">
-      <w:start w:val="1"/>
-      <w:numFmt w:val="bullet"/>
-      <w:lvlText w:val=""/>
-      <w:lvlJc w:val="left"/>
-      <w:pPr>
-        <w:tabs>
-          <w:tab w:val="num" w:pos="4254"/>
-        </w:tabs>
-        <w:ind w:left="4254" w:hanging="283"/>
-      </w:pPr>
-      <w:rPr>
-        <w:rFonts w:ascii="Symbol" w:hAnsi="Symbol" w:cs="Symbol" w:hint="default"/>
-      </w:rPr>
-    </w:lvl>
-    <w:lvl w:ilvl="6">
-      <w:start w:val="1"/>
-      <w:numFmt w:val="bullet"/>
-      <w:lvlText w:val=""/>
-      <w:lvlJc w:val="left"/>
-      <w:pPr>
-        <w:tabs>
-          <w:tab w:val="num" w:pos="4963"/>
-        </w:tabs>
-        <w:ind w:left="4963" w:hanging="283"/>
-      </w:pPr>
-      <w:rPr>
-        <w:rFonts w:ascii="Symbol" w:hAnsi="Symbol" w:cs="Symbol" w:hint="default"/>
-      </w:rPr>
-    </w:lvl>
-    <w:lvl w:ilvl="7">
-      <w:start w:val="1"/>
-      <w:numFmt w:val="bullet"/>
-      <w:lvlText w:val=""/>
-      <w:lvlJc w:val="left"/>
-      <w:pPr>
-        <w:tabs>
-          <w:tab w:val="num" w:pos="5672"/>
-        </w:tabs>
-        <w:ind w:left="5672" w:hanging="283"/>
-      </w:pPr>
-      <w:rPr>
-        <w:rFonts w:ascii="Symbol" w:hAnsi="Symbol" w:cs="Symbol" w:hint="default"/>
-      </w:rPr>
-    </w:lvl>
-    <w:lvl w:ilvl="8">
-      <w:start w:val="1"/>
-      <w:numFmt w:val="bullet"/>
-      <w:lvlText w:val=""/>
-      <w:lvlJc w:val="left"/>
-      <w:pPr>
-        <w:tabs>
-          <w:tab w:val="num" w:pos="6381"/>
-        </w:tabs>
-        <w:ind w:left="6381" w:hanging="283"/>
-      </w:pPr>
-      <w:rPr>
-        <w:rFonts w:ascii="Symbol" w:hAnsi="Symbol" w:cs="Symbol" w:hint="default"/>
-      </w:rPr>
-    </w:lvl>
-  </w:abstractNum>
-  <w:num w:numId="1">
+  <w:num w:numId="1" w16cid:durableId="1607694884">
+    <w:abstractNumId w:val="0"/>
+  </w:num>
+  <w:num w:numId="2" w16cid:durableId="41635192">
+    <w:abstractNumId w:val="3"/>
+  </w:num>
+  <w:num w:numId="3" w16cid:durableId="277178012">
     <w:abstractNumId w:val="1"/>
   </w:num>
-  <w:num w:numId="2">
+  <w:num w:numId="4" w16cid:durableId="770248282">
+    <w:abstractNumId w:val="4"/>
+  </w:num>
+  <w:num w:numId="5" w16cid:durableId="1162163800">
+    <w:abstractNumId w:val="6"/>
+  </w:num>
+  <w:num w:numId="6" w16cid:durableId="270862379">
+    <w:abstractNumId w:val="7"/>
+  </w:num>
+  <w:num w:numId="7" w16cid:durableId="960457071">
     <w:abstractNumId w:val="2"/>
   </w:num>
-  <w:num w:numId="3">
-    <w:abstractNumId w:val="3"/>
-  </w:num>
-  <w:num w:numId="4">
-    <w:abstractNumId w:val="4"/>
-  </w:num>
-  <w:num w:numId="5">
+  <w:num w:numId="8" w16cid:durableId="1329795563">
     <w:abstractNumId w:val="5"/>
-  </w:num>
-  <w:num w:numId="6">
-    <w:abstractNumId w:val="6"/>
-  </w:num>
-  <w:num w:numId="7">
-    <w:abstractNumId w:val="7"/>
-  </w:num>
-  <w:num w:numId="8">
-    <w:abstractNumId w:val="8"/>
   </w:num>
 </w:numbering>
 </file>
 
 <file path=word/styles.xml><?xml version="1.0" encoding="utf-8"?>
-<w:styles xmlns:w="http://schemas.openxmlformats.org/wordprocessingml/2006/main" xmlns:w14="http://schemas.microsoft.com/office/word/2010/wordml" xmlns:mc="http://schemas.openxmlformats.org/markup-compatibility/2006" mc:Ignorable="w14">
+<w:styles xmlns:mc="http://schemas.openxmlformats.org/markup-compatibility/2006" xmlns:r="http://schemas.openxmlformats.org/officeDocument/2006/relationships" xmlns:w="http://schemas.openxmlformats.org/wordprocessingml/2006/main" xmlns:w14="http://schemas.microsoft.com/office/word/2010/wordml" xmlns:w15="http://schemas.microsoft.com/office/word/2012/wordml" xmlns:w16cex="http://schemas.microsoft.com/office/word/2018/wordml/cex" xmlns:w16cid="http://schemas.microsoft.com/office/word/2016/wordml/cid" xmlns:w16="http://schemas.microsoft.com/office/word/2018/wordml" xmlns:w16du="http://schemas.microsoft.com/office/word/2023/wordml/word16du" xmlns:w16sdtdh="http://schemas.microsoft.com/office/word/2020/wordml/sdtdatahash" xmlns:w16sdtfl="http://schemas.microsoft.com/office/word/2024/wordml/sdtformatlock" xmlns:w16se="http://schemas.microsoft.com/office/word/2015/wordml/symex" mc:Ignorable="w14 w15 w16se w16cid w16 w16cex w16sdtdh w16sdtfl w16du">
   <w:docDefaults>
     <w:rPrDefault>
       <w:rPr>
-        <w:rFonts w:ascii="Liberation Serif" w:hAnsi="Liberation Serif" w:eastAsia="Noto Sans CJK SC" w:cs="Lohit Devanagari"/>
+        <w:rFonts w:ascii="Liberation Serif" w:eastAsia="Noto Sans CJK SC" w:hAnsi="Liberation Serif" w:cs="Lohit Devanagari"/>
         <w:sz w:val="24"/>
         <w:szCs w:val="24"/>
         <w:lang w:val="en-US" w:eastAsia="zh-CN" w:bidi="hi-IN"/>
@@ -7751,21 +7520,21 @@
     </w:rPrDefault>
     <w:pPrDefault>
       <w:pPr>
-        <w:suppressAutoHyphens w:val="true"/>
+        <w:suppressAutoHyphens/>
       </w:pPr>
     </w:pPrDefault>
   </w:docDefaults>
   <w:latentStyles w:defLockedState="0" w:defUIPriority="99" w:defSemiHidden="0" w:defUnhideWhenUsed="0" w:defQFormat="0" w:count="376">
     <w:lsdException w:name="Normal" w:uiPriority="0" w:qFormat="1"/>
     <w:lsdException w:name="heading 1" w:uiPriority="9" w:qFormat="1"/>
-    <w:lsdException w:name="heading 2" w:uiPriority="9" w:semiHidden="1" w:unhideWhenUsed="1" w:qFormat="1"/>
-    <w:lsdException w:name="heading 3" w:uiPriority="9" w:semiHidden="1" w:unhideWhenUsed="1" w:qFormat="1"/>
-    <w:lsdException w:name="heading 4" w:uiPriority="9" w:semiHidden="1" w:unhideWhenUsed="1" w:qFormat="1"/>
-    <w:lsdException w:name="heading 5" w:uiPriority="9" w:semiHidden="1" w:unhideWhenUsed="1" w:qFormat="1"/>
-    <w:lsdException w:name="heading 6" w:uiPriority="9" w:semiHidden="1" w:unhideWhenUsed="1" w:qFormat="1"/>
-    <w:lsdException w:name="heading 7" w:uiPriority="9" w:semiHidden="1" w:unhideWhenUsed="1" w:qFormat="1"/>
-    <w:lsdException w:name="heading 8" w:uiPriority="9" w:semiHidden="1" w:unhideWhenUsed="1" w:qFormat="1"/>
-    <w:lsdException w:name="heading 9" w:uiPriority="9" w:semiHidden="1" w:unhideWhenUsed="1" w:qFormat="1"/>
+    <w:lsdException w:name="heading 2" w:semiHidden="1" w:uiPriority="9" w:unhideWhenUsed="1" w:qFormat="1"/>
+    <w:lsdException w:name="heading 3" w:semiHidden="1" w:uiPriority="9" w:unhideWhenUsed="1" w:qFormat="1"/>
+    <w:lsdException w:name="heading 4" w:semiHidden="1" w:uiPriority="9" w:unhideWhenUsed="1" w:qFormat="1"/>
+    <w:lsdException w:name="heading 5" w:semiHidden="1" w:uiPriority="9" w:unhideWhenUsed="1" w:qFormat="1"/>
+    <w:lsdException w:name="heading 6" w:semiHidden="1" w:uiPriority="9" w:unhideWhenUsed="1" w:qFormat="1"/>
+    <w:lsdException w:name="heading 7" w:semiHidden="1" w:uiPriority="9" w:unhideWhenUsed="1" w:qFormat="1"/>
+    <w:lsdException w:name="heading 8" w:semiHidden="1" w:uiPriority="9" w:unhideWhenUsed="1" w:qFormat="1"/>
+    <w:lsdException w:name="heading 9" w:semiHidden="1" w:uiPriority="9" w:unhideWhenUsed="1" w:qFormat="1"/>
     <w:lsdException w:name="index 1" w:semiHidden="1" w:unhideWhenUsed="1"/>
     <w:lsdException w:name="index 2" w:semiHidden="1" w:unhideWhenUsed="1"/>
     <w:lsdException w:name="index 3" w:semiHidden="1" w:unhideWhenUsed="1"/>
@@ -7775,22 +7544,22 @@
     <w:lsdException w:name="index 7" w:semiHidden="1" w:unhideWhenUsed="1"/>
     <w:lsdException w:name="index 8" w:semiHidden="1" w:unhideWhenUsed="1"/>
     <w:lsdException w:name="index 9" w:semiHidden="1" w:unhideWhenUsed="1"/>
-    <w:lsdException w:name="toc 1" w:uiPriority="39" w:semiHidden="1" w:unhideWhenUsed="1"/>
-    <w:lsdException w:name="toc 2" w:uiPriority="39" w:semiHidden="1" w:unhideWhenUsed="1"/>
-    <w:lsdException w:name="toc 3" w:uiPriority="39" w:semiHidden="1" w:unhideWhenUsed="1"/>
-    <w:lsdException w:name="toc 4" w:uiPriority="39" w:semiHidden="1" w:unhideWhenUsed="1"/>
-    <w:lsdException w:name="toc 5" w:uiPriority="39" w:semiHidden="1" w:unhideWhenUsed="1"/>
-    <w:lsdException w:name="toc 6" w:uiPriority="39" w:semiHidden="1" w:unhideWhenUsed="1"/>
-    <w:lsdException w:name="toc 7" w:uiPriority="39" w:semiHidden="1" w:unhideWhenUsed="1"/>
-    <w:lsdException w:name="toc 8" w:uiPriority="39" w:semiHidden="1" w:unhideWhenUsed="1"/>
-    <w:lsdException w:name="toc 9" w:uiPriority="39" w:semiHidden="1" w:unhideWhenUsed="1"/>
+    <w:lsdException w:name="toc 1" w:semiHidden="1" w:uiPriority="39" w:unhideWhenUsed="1"/>
+    <w:lsdException w:name="toc 2" w:semiHidden="1" w:uiPriority="39" w:unhideWhenUsed="1"/>
+    <w:lsdException w:name="toc 3" w:semiHidden="1" w:uiPriority="39" w:unhideWhenUsed="1"/>
+    <w:lsdException w:name="toc 4" w:semiHidden="1" w:uiPriority="39" w:unhideWhenUsed="1"/>
+    <w:lsdException w:name="toc 5" w:semiHidden="1" w:uiPriority="39" w:unhideWhenUsed="1"/>
+    <w:lsdException w:name="toc 6" w:semiHidden="1" w:uiPriority="39" w:unhideWhenUsed="1"/>
+    <w:lsdException w:name="toc 7" w:semiHidden="1" w:uiPriority="39" w:unhideWhenUsed="1"/>
+    <w:lsdException w:name="toc 8" w:semiHidden="1" w:uiPriority="39" w:unhideWhenUsed="1"/>
+    <w:lsdException w:name="toc 9" w:semiHidden="1" w:uiPriority="39" w:unhideWhenUsed="1"/>
     <w:lsdException w:name="Normal Indent" w:semiHidden="1" w:unhideWhenUsed="1"/>
     <w:lsdException w:name="footnote text" w:semiHidden="1" w:unhideWhenUsed="1"/>
     <w:lsdException w:name="annotation text" w:semiHidden="1" w:unhideWhenUsed="1"/>
     <w:lsdException w:name="header" w:semiHidden="1" w:unhideWhenUsed="1"/>
     <w:lsdException w:name="footer" w:semiHidden="1" w:unhideWhenUsed="1"/>
     <w:lsdException w:name="index heading" w:semiHidden="1" w:unhideWhenUsed="1"/>
-    <w:lsdException w:name="caption" w:uiPriority="35" w:semiHidden="1" w:unhideWhenUsed="1" w:qFormat="1"/>
+    <w:lsdException w:name="caption" w:semiHidden="1" w:uiPriority="35" w:unhideWhenUsed="1" w:qFormat="1"/>
     <w:lsdException w:name="table of figures" w:semiHidden="1" w:unhideWhenUsed="1"/>
     <w:lsdException w:name="envelope address" w:semiHidden="1" w:unhideWhenUsed="1"/>
     <w:lsdException w:name="envelope return" w:semiHidden="1" w:unhideWhenUsed="1"/>
@@ -7821,7 +7590,7 @@
     <w:lsdException w:name="Title" w:uiPriority="10" w:qFormat="1"/>
     <w:lsdException w:name="Closing" w:semiHidden="1" w:unhideWhenUsed="1"/>
     <w:lsdException w:name="Signature" w:semiHidden="1" w:unhideWhenUsed="1"/>
-    <w:lsdException w:name="Default Paragraph Font" w:uiPriority="1" w:semiHidden="1" w:unhideWhenUsed="1"/>
+    <w:lsdException w:name="Default Paragraph Font" w:semiHidden="1" w:uiPriority="1" w:unhideWhenUsed="1"/>
     <w:lsdException w:name="Body Text" w:semiHidden="1" w:unhideWhenUsed="1"/>
     <w:lsdException w:name="Body Text Indent" w:semiHidden="1" w:unhideWhenUsed="1"/>
     <w:lsdException w:name="List Continue" w:semiHidden="1" w:unhideWhenUsed="1"/>
@@ -8021,8 +7790,8 @@
     <w:lsdException w:name="Subtle Reference" w:uiPriority="31" w:qFormat="1"/>
     <w:lsdException w:name="Intense Reference" w:uiPriority="32" w:qFormat="1"/>
     <w:lsdException w:name="Book Title" w:uiPriority="33" w:qFormat="1"/>
-    <w:lsdException w:name="Bibliography" w:uiPriority="37" w:semiHidden="1" w:unhideWhenUsed="1"/>
-    <w:lsdException w:name="TOC Heading" w:uiPriority="39" w:semiHidden="1" w:unhideWhenUsed="1" w:qFormat="1"/>
+    <w:lsdException w:name="Bibliography" w:semiHidden="1" w:uiPriority="37" w:unhideWhenUsed="1"/>
+    <w:lsdException w:name="TOC Heading" w:semiHidden="1" w:uiPriority="39" w:unhideWhenUsed="1" w:qFormat="1"/>
     <w:lsdException w:name="Plain Table 1" w:uiPriority="41"/>
     <w:lsdException w:name="Plain Table 2" w:uiPriority="42"/>
     <w:lsdException w:name="Plain Table 3" w:uiPriority="43"/>
@@ -8133,23 +7902,14 @@
     <w:lsdException w:name="Unresolved Mention" w:semiHidden="1" w:unhideWhenUsed="1"/>
     <w:lsdException w:name="Smart Link" w:semiHidden="1" w:unhideWhenUsed="1"/>
   </w:latentStyles>
-  <w:style w:type="paragraph" w:styleId="Normal" w:default="1">
+  <w:style w:type="paragraph" w:default="1" w:styleId="Normal">
     <w:name w:val="Normal"/>
     <w:qFormat/>
-    <w:pPr>
-      <w:widowControl/>
-      <w:suppressAutoHyphens w:val="true"/>
-      <w:bidi w:val="0"/>
-      <w:spacing w:before="0" w:after="0"/>
-      <w:jc w:val="left"/>
-    </w:pPr>
     <w:rPr>
-      <w:rFonts w:ascii="Times New Roman" w:hAnsi="Times New Roman" w:eastAsia="Times New Roman" w:cs="Times New Roman"/>
-      <w:color w:val="auto"/>
-      <w:kern w:val="0"/>
+      <w:rFonts w:ascii="Times New Roman" w:eastAsia="Times New Roman" w:hAnsi="Times New Roman" w:cs="Times New Roman"/>
       <w:sz w:val="20"/>
       <w:szCs w:val="20"/>
-      <w:lang w:val="en-US" w:eastAsia="zh-CN" w:bidi="ar-SA"/>
+      <w:lang w:bidi="ar-SA"/>
     </w:rPr>
   </w:style>
   <w:style w:type="paragraph" w:styleId="Heading1">
@@ -8159,10 +7919,9 @@
     <w:uiPriority w:val="9"/>
     <w:qFormat/>
     <w:pPr>
-      <w:keepNext w:val="true"/>
+      <w:keepNext/>
       <w:pageBreakBefore/>
       <w:numPr>
-        <w:ilvl w:val="0"/>
         <w:numId w:val="1"/>
       </w:numPr>
       <w:pBdr>
@@ -8171,7 +7930,7 @@
         <w:bottom w:val="single" w:sz="12" w:space="1" w:color="000000"/>
         <w:right w:val="single" w:sz="12" w:space="1" w:color="000000"/>
       </w:pBdr>
-      <w:spacing w:before="0" w:after="60"/>
+      <w:spacing w:after="60"/>
       <w:outlineLvl w:val="0"/>
     </w:pPr>
     <w:rPr>
@@ -8188,7 +7947,7 @@
     <w:unhideWhenUsed/>
     <w:qFormat/>
     <w:pPr>
-      <w:keepNext w:val="true"/>
+      <w:keepNext/>
       <w:numPr>
         <w:ilvl w:val="1"/>
         <w:numId w:val="1"/>
@@ -8209,7 +7968,7 @@
     <w:unhideWhenUsed/>
     <w:qFormat/>
     <w:pPr>
-      <w:keepNext w:val="true"/>
+      <w:keepNext/>
       <w:numPr>
         <w:ilvl w:val="2"/>
         <w:numId w:val="1"/>
@@ -8231,7 +7990,7 @@
     <w:unhideWhenUsed/>
     <w:qFormat/>
     <w:pPr>
-      <w:keepNext w:val="true"/>
+      <w:keepNext/>
       <w:numPr>
         <w:ilvl w:val="3"/>
         <w:numId w:val="1"/>
@@ -8339,15 +8098,34 @@
       <w:sz w:val="18"/>
     </w:rPr>
   </w:style>
-  <w:style w:type="character" w:styleId="DefaultParagraphFont" w:default="1">
+  <w:style w:type="character" w:default="1" w:styleId="DefaultParagraphFont">
     <w:name w:val="Default Paragraph Font"/>
     <w:uiPriority w:val="1"/>
     <w:semiHidden/>
     <w:unhideWhenUsed/>
-    <w:qFormat/>
-    <w:rPr/>
   </w:style>
-  <w:style w:type="character" w:styleId="WW8Num1z0" w:customStyle="1">
+  <w:style w:type="table" w:default="1" w:styleId="TableNormal">
+    <w:name w:val="Normal Table"/>
+    <w:uiPriority w:val="99"/>
+    <w:semiHidden/>
+    <w:unhideWhenUsed/>
+    <w:tblPr>
+      <w:tblInd w:w="0" w:type="dxa"/>
+      <w:tblCellMar>
+        <w:top w:w="0" w:type="dxa"/>
+        <w:left w:w="108" w:type="dxa"/>
+        <w:bottom w:w="0" w:type="dxa"/>
+        <w:right w:w="108" w:type="dxa"/>
+      </w:tblCellMar>
+    </w:tblPr>
+  </w:style>
+  <w:style w:type="numbering" w:default="1" w:styleId="NoList">
+    <w:name w:val="No List"/>
+    <w:uiPriority w:val="99"/>
+    <w:semiHidden/>
+    <w:unhideWhenUsed/>
+  </w:style>
+  <w:style w:type="character" w:customStyle="1" w:styleId="WW8Num1z0">
     <w:name w:val="WW8Num1z0"/>
     <w:qFormat/>
     <w:rPr>
@@ -8357,50 +8135,41 @@
       <w:lang w:val="en-US" w:bidi="en-US"/>
     </w:rPr>
   </w:style>
-  <w:style w:type="character" w:styleId="WW8Num1z1" w:customStyle="1">
+  <w:style w:type="character" w:customStyle="1" w:styleId="WW8Num1z1">
     <w:name w:val="WW8Num1z1"/>
     <w:qFormat/>
-    <w:rPr/>
   </w:style>
-  <w:style w:type="character" w:styleId="WW8Num1z2" w:customStyle="1">
+  <w:style w:type="character" w:customStyle="1" w:styleId="WW8Num1z2">
     <w:name w:val="WW8Num1z2"/>
     <w:qFormat/>
-    <w:rPr/>
   </w:style>
-  <w:style w:type="character" w:styleId="WW8Num1z3" w:customStyle="1">
+  <w:style w:type="character" w:customStyle="1" w:styleId="WW8Num1z3">
     <w:name w:val="WW8Num1z3"/>
     <w:qFormat/>
-    <w:rPr/>
   </w:style>
-  <w:style w:type="character" w:styleId="WW8Num1z4" w:customStyle="1">
+  <w:style w:type="character" w:customStyle="1" w:styleId="WW8Num1z4">
     <w:name w:val="WW8Num1z4"/>
     <w:qFormat/>
-    <w:rPr/>
   </w:style>
-  <w:style w:type="character" w:styleId="WW8Num1z5" w:customStyle="1">
+  <w:style w:type="character" w:customStyle="1" w:styleId="WW8Num1z5">
     <w:name w:val="WW8Num1z5"/>
     <w:qFormat/>
-    <w:rPr/>
   </w:style>
-  <w:style w:type="character" w:styleId="WW8Num1z6" w:customStyle="1">
+  <w:style w:type="character" w:customStyle="1" w:styleId="WW8Num1z6">
     <w:name w:val="WW8Num1z6"/>
     <w:qFormat/>
-    <w:rPr/>
   </w:style>
-  <w:style w:type="character" w:styleId="WW8Num1z7" w:customStyle="1">
+  <w:style w:type="character" w:customStyle="1" w:styleId="WW8Num1z7">
     <w:name w:val="WW8Num1z7"/>
     <w:qFormat/>
-    <w:rPr/>
   </w:style>
-  <w:style w:type="character" w:styleId="WW8Num1z8" w:customStyle="1">
+  <w:style w:type="character" w:customStyle="1" w:styleId="WW8Num1z8">
     <w:name w:val="WW8Num1z8"/>
     <w:qFormat/>
-    <w:rPr/>
   </w:style>
   <w:style w:type="character" w:styleId="PageNumber">
     <w:name w:val="page number"/>
     <w:basedOn w:val="DefaultParagraphFont"/>
-    <w:rPr/>
   </w:style>
   <w:style w:type="character" w:styleId="Hyperlink">
     <w:name w:val="Hyperlink"/>
@@ -8410,10 +8179,9 @@
       <w:u w:val="single"/>
     </w:rPr>
   </w:style>
-  <w:style w:type="character" w:styleId="IndexLink" w:customStyle="1">
+  <w:style w:type="character" w:customStyle="1" w:styleId="IndexLink">
     <w:name w:val="Index Link"/>
     <w:qFormat/>
-    <w:rPr/>
   </w:style>
   <w:style w:type="character" w:styleId="Strong">
     <w:name w:val="Strong"/>
@@ -8423,27 +8191,27 @@
       <w:bCs/>
     </w:rPr>
   </w:style>
-  <w:style w:type="character" w:styleId="Bullets" w:customStyle="1">
+  <w:style w:type="character" w:customStyle="1" w:styleId="Bullets">
     <w:name w:val="Bullets"/>
     <w:qFormat/>
     <w:rPr>
-      <w:rFonts w:ascii="OpenSymbol" w:hAnsi="OpenSymbol" w:eastAsia="OpenSymbol" w:cs="OpenSymbol"/>
+      <w:rFonts w:ascii="OpenSymbol" w:eastAsia="OpenSymbol" w:hAnsi="OpenSymbol" w:cs="OpenSymbol"/>
     </w:rPr>
   </w:style>
-  <w:style w:type="character" w:styleId="Bulletsuser">
+  <w:style w:type="character" w:customStyle="1" w:styleId="Bulletsuser">
     <w:name w:val="Bullets (user)"/>
     <w:qFormat/>
     <w:rPr>
-      <w:rFonts w:ascii="OpenSymbol" w:hAnsi="OpenSymbol" w:eastAsia="OpenSymbol" w:cs="OpenSymbol"/>
+      <w:rFonts w:ascii="OpenSymbol" w:eastAsia="OpenSymbol" w:hAnsi="OpenSymbol" w:cs="OpenSymbol"/>
     </w:rPr>
   </w:style>
-  <w:style w:type="paragraph" w:styleId="Heading" w:customStyle="1">
+  <w:style w:type="paragraph" w:customStyle="1" w:styleId="Heading">
     <w:name w:val="Heading"/>
     <w:basedOn w:val="Normal"/>
     <w:next w:val="BodyText"/>
     <w:qFormat/>
     <w:pPr>
-      <w:keepNext w:val="true"/>
+      <w:keepNext/>
       <w:keepLines/>
       <w:spacing w:before="3240" w:after="720"/>
       <w:jc w:val="center"/>
@@ -8458,14 +8226,12 @@
     <w:name w:val="Body Text"/>
     <w:basedOn w:val="Normal"/>
     <w:pPr>
-      <w:spacing w:lineRule="auto" w:line="276" w:before="0" w:after="140"/>
+      <w:spacing w:after="140" w:line="276" w:lineRule="auto"/>
     </w:pPr>
-    <w:rPr/>
   </w:style>
   <w:style w:type="paragraph" w:styleId="List">
     <w:name w:val="List"/>
     <w:basedOn w:val="BodyText"/>
-    <w:pPr/>
     <w:rPr>
       <w:rFonts w:cs="Lohit Devanagari"/>
     </w:rPr>
@@ -8486,7 +8252,7 @@
       <w:szCs w:val="24"/>
     </w:rPr>
   </w:style>
-  <w:style w:type="paragraph" w:styleId="Index" w:customStyle="1">
+  <w:style w:type="paragraph" w:customStyle="1" w:styleId="Index">
     <w:name w:val="Index"/>
     <w:basedOn w:val="Normal"/>
     <w:qFormat/>
@@ -8497,54 +8263,49 @@
       <w:rFonts w:cs="Lohit Devanagari"/>
     </w:rPr>
   </w:style>
-  <w:style w:type="paragraph" w:styleId="Paragraph1" w:customStyle="1">
+  <w:style w:type="paragraph" w:customStyle="1" w:styleId="Paragraph1">
     <w:name w:val="Paragraph1"/>
     <w:basedOn w:val="Normal"/>
     <w:qFormat/>
     <w:pPr>
-      <w:spacing w:before="80" w:after="0"/>
+      <w:spacing w:before="80"/>
       <w:jc w:val="both"/>
     </w:pPr>
-    <w:rPr/>
   </w:style>
-  <w:style w:type="paragraph" w:styleId="Paragraph4" w:customStyle="1">
+  <w:style w:type="paragraph" w:customStyle="1" w:styleId="Paragraph4">
     <w:name w:val="Paragraph4"/>
     <w:basedOn w:val="Paragraph1"/>
     <w:qFormat/>
     <w:pPr>
       <w:ind w:left="2880"/>
     </w:pPr>
-    <w:rPr/>
   </w:style>
-  <w:style w:type="paragraph" w:styleId="Style21" w:customStyle="1">
+  <w:style w:type="paragraph" w:customStyle="1" w:styleId="Style2">
     <w:name w:val="Style2"/>
     <w:basedOn w:val="Paragraph1"/>
     <w:qFormat/>
     <w:pPr>
       <w:tabs>
-        <w:tab w:val="clear" w:pos="720"/>
-        <w:tab w:val="left" w:pos="2160" w:leader="none"/>
-        <w:tab w:val="left" w:pos="2880" w:leader="none"/>
+        <w:tab w:val="left" w:pos="2160"/>
+        <w:tab w:val="left" w:pos="2880"/>
       </w:tabs>
     </w:pPr>
-    <w:rPr/>
   </w:style>
-  <w:style w:type="paragraph" w:styleId="Paragraph5" w:customStyle="1">
+  <w:style w:type="paragraph" w:customStyle="1" w:styleId="Paragraph5">
     <w:name w:val="Paragraph5"/>
     <w:basedOn w:val="Normal"/>
     <w:qFormat/>
     <w:pPr>
       <w:ind w:left="3600"/>
     </w:pPr>
-    <w:rPr/>
   </w:style>
-  <w:style w:type="paragraph" w:styleId="TableofContents" w:customStyle="1">
+  <w:style w:type="paragraph" w:customStyle="1" w:styleId="TableofContents">
     <w:name w:val="Table of Contents"/>
     <w:basedOn w:val="Normal"/>
     <w:qFormat/>
     <w:pPr>
       <w:pageBreakBefore/>
-      <w:spacing w:before="0" w:after="360"/>
+      <w:spacing w:after="360"/>
       <w:jc w:val="center"/>
     </w:pPr>
     <w:rPr>
@@ -8558,8 +8319,7 @@
     <w:uiPriority w:val="39"/>
     <w:pPr>
       <w:tabs>
-        <w:tab w:val="clear" w:pos="720"/>
-        <w:tab w:val="right" w:pos="8640" w:leader="dot"/>
+        <w:tab w:val="right" w:leader="dot" w:pos="8640"/>
       </w:tabs>
       <w:spacing w:before="120" w:after="120"/>
     </w:pPr>
@@ -8575,8 +8335,7 @@
     <w:uiPriority w:val="39"/>
     <w:pPr>
       <w:tabs>
-        <w:tab w:val="clear" w:pos="720"/>
-        <w:tab w:val="right" w:pos="8640" w:leader="dot"/>
+        <w:tab w:val="right" w:leader="dot" w:pos="8640"/>
       </w:tabs>
       <w:ind w:left="200"/>
     </w:pPr>
@@ -8591,8 +8350,7 @@
     <w:uiPriority w:val="39"/>
     <w:pPr>
       <w:tabs>
-        <w:tab w:val="clear" w:pos="720"/>
-        <w:tab w:val="right" w:pos="8640" w:leader="dot"/>
+        <w:tab w:val="right" w:leader="dot" w:pos="8640"/>
       </w:tabs>
       <w:ind w:left="400"/>
     </w:pPr>
@@ -8600,39 +8358,34 @@
       <w:i/>
     </w:rPr>
   </w:style>
-  <w:style w:type="paragraph" w:styleId="Paragraph2" w:customStyle="1">
+  <w:style w:type="paragraph" w:customStyle="1" w:styleId="Paragraph2">
     <w:name w:val="Paragraph2"/>
     <w:basedOn w:val="Paragraph1"/>
     <w:qFormat/>
     <w:pPr>
       <w:ind w:left="1440"/>
     </w:pPr>
-    <w:rPr/>
   </w:style>
-  <w:style w:type="paragraph" w:styleId="Paragraph3" w:customStyle="1">
+  <w:style w:type="paragraph" w:customStyle="1" w:styleId="Paragraph3">
     <w:name w:val="Paragraph3"/>
     <w:basedOn w:val="Paragraph1"/>
     <w:qFormat/>
     <w:pPr>
       <w:ind w:left="2160"/>
     </w:pPr>
-    <w:rPr/>
   </w:style>
-  <w:style w:type="paragraph" w:styleId="HeaderandFooter" w:customStyle="1">
+  <w:style w:type="paragraph" w:customStyle="1" w:styleId="HeaderandFooter">
     <w:name w:val="Header and Footer"/>
     <w:basedOn w:val="Normal"/>
     <w:qFormat/>
-    <w:pPr/>
-    <w:rPr/>
   </w:style>
   <w:style w:type="paragraph" w:styleId="Header">
     <w:name w:val="header"/>
     <w:basedOn w:val="Normal"/>
     <w:pPr>
       <w:tabs>
-        <w:tab w:val="clear" w:pos="720"/>
-        <w:tab w:val="center" w:pos="4320" w:leader="none"/>
-        <w:tab w:val="right" w:pos="8640" w:leader="none"/>
+        <w:tab w:val="center" w:pos="4320"/>
+        <w:tab w:val="right" w:pos="8640"/>
       </w:tabs>
     </w:pPr>
     <w:rPr>
@@ -8645,9 +8398,8 @@
     <w:basedOn w:val="Normal"/>
     <w:pPr>
       <w:tabs>
-        <w:tab w:val="clear" w:pos="720"/>
-        <w:tab w:val="center" w:pos="4320" w:leader="none"/>
-        <w:tab w:val="right" w:pos="8640" w:leader="none"/>
+        <w:tab w:val="center" w:pos="4320"/>
+        <w:tab w:val="right" w:pos="8640"/>
       </w:tabs>
     </w:pPr>
     <w:rPr>
@@ -8661,8 +8413,7 @@
     <w:next w:val="Normal"/>
     <w:pPr>
       <w:tabs>
-        <w:tab w:val="clear" w:pos="720"/>
-        <w:tab w:val="right" w:pos="8640" w:leader="dot"/>
+        <w:tab w:val="right" w:leader="dot" w:pos="8640"/>
       </w:tabs>
       <w:ind w:left="600"/>
     </w:pPr>
@@ -8676,8 +8427,7 @@
     <w:next w:val="Normal"/>
     <w:pPr>
       <w:tabs>
-        <w:tab w:val="clear" w:pos="720"/>
-        <w:tab w:val="right" w:pos="8640" w:leader="dot"/>
+        <w:tab w:val="right" w:leader="dot" w:pos="8640"/>
       </w:tabs>
       <w:ind w:left="800"/>
     </w:pPr>
@@ -8691,8 +8441,7 @@
     <w:next w:val="Normal"/>
     <w:pPr>
       <w:tabs>
-        <w:tab w:val="clear" w:pos="720"/>
-        <w:tab w:val="right" w:pos="8640" w:leader="dot"/>
+        <w:tab w:val="right" w:leader="dot" w:pos="8640"/>
       </w:tabs>
       <w:ind w:left="1000"/>
     </w:pPr>
@@ -8706,8 +8455,7 @@
     <w:next w:val="Normal"/>
     <w:pPr>
       <w:tabs>
-        <w:tab w:val="clear" w:pos="720"/>
-        <w:tab w:val="right" w:pos="8640" w:leader="dot"/>
+        <w:tab w:val="right" w:leader="dot" w:pos="8640"/>
       </w:tabs>
       <w:ind w:left="1200"/>
     </w:pPr>
@@ -8721,8 +8469,7 @@
     <w:next w:val="Normal"/>
     <w:pPr>
       <w:tabs>
-        <w:tab w:val="clear" w:pos="720"/>
-        <w:tab w:val="right" w:pos="8640" w:leader="dot"/>
+        <w:tab w:val="right" w:leader="dot" w:pos="8640"/>
       </w:tabs>
       <w:ind w:left="1400"/>
     </w:pPr>
@@ -8736,8 +8483,7 @@
     <w:next w:val="Normal"/>
     <w:pPr>
       <w:tabs>
-        <w:tab w:val="clear" w:pos="720"/>
-        <w:tab w:val="right" w:pos="8640" w:leader="dot"/>
+        <w:tab w:val="right" w:leader="dot" w:pos="8640"/>
       </w:tabs>
       <w:ind w:left="1600"/>
     </w:pPr>
@@ -8751,8 +8497,8 @@
     <w:uiPriority w:val="11"/>
     <w:qFormat/>
     <w:pPr>
-      <w:widowControl w:val="false"/>
-      <w:spacing w:before="0" w:after="60"/>
+      <w:widowControl w:val="0"/>
+      <w:spacing w:after="60"/>
       <w:jc w:val="center"/>
     </w:pPr>
     <w:rPr>
@@ -8761,37 +8507,32 @@
       <w:sz w:val="36"/>
     </w:rPr>
   </w:style>
-  <w:style w:type="paragraph" w:styleId="RevHistory" w:customStyle="1">
+  <w:style w:type="paragraph" w:customStyle="1" w:styleId="RevHistory">
     <w:name w:val="RevHistory"/>
     <w:basedOn w:val="Normal"/>
     <w:qFormat/>
     <w:pPr>
       <w:pageBreakBefore/>
-      <w:widowControl w:val="false"/>
-      <w:spacing w:before="1280" w:after="0"/>
+      <w:widowControl w:val="0"/>
+      <w:spacing w:before="1280"/>
       <w:jc w:val="center"/>
     </w:pPr>
     <w:rPr>
       <w:sz w:val="36"/>
     </w:rPr>
   </w:style>
-  <w:style w:type="paragraph" w:styleId="TableText" w:customStyle="1">
+  <w:style w:type="paragraph" w:customStyle="1" w:styleId="TableText">
     <w:name w:val="Table Text"/>
     <w:qFormat/>
     <w:pPr>
-      <w:widowControl w:val="false"/>
-      <w:suppressAutoHyphens w:val="true"/>
-      <w:bidi w:val="0"/>
+      <w:widowControl w:val="0"/>
       <w:spacing w:before="40" w:after="40"/>
-      <w:jc w:val="left"/>
     </w:pPr>
     <w:rPr>
-      <w:rFonts w:ascii="Times New Roman" w:hAnsi="Times New Roman" w:eastAsia="Times New Roman" w:cs="Times New Roman"/>
-      <w:color w:val="auto"/>
-      <w:kern w:val="0"/>
+      <w:rFonts w:ascii="Times New Roman" w:eastAsia="Times New Roman" w:hAnsi="Times New Roman" w:cs="Times New Roman"/>
       <w:sz w:val="20"/>
       <w:szCs w:val="20"/>
-      <w:lang w:val="en-US" w:eastAsia="zh-CN" w:bidi="ar-SA"/>
+      <w:lang w:bidi="ar-SA"/>
     </w:rPr>
   </w:style>
   <w:style w:type="paragraph" w:styleId="BodyTextIndent">
@@ -8800,18 +8541,16 @@
     <w:pPr>
       <w:ind w:left="1440"/>
     </w:pPr>
-    <w:rPr/>
   </w:style>
-  <w:style w:type="paragraph" w:styleId="TableContents" w:customStyle="1">
+  <w:style w:type="paragraph" w:customStyle="1" w:styleId="TableContents">
     <w:name w:val="Table Contents"/>
     <w:basedOn w:val="Normal"/>
     <w:qFormat/>
     <w:pPr>
       <w:suppressLineNumbers/>
     </w:pPr>
-    <w:rPr/>
   </w:style>
-  <w:style w:type="paragraph" w:styleId="TableHeading" w:customStyle="1">
+  <w:style w:type="paragraph" w:customStyle="1" w:styleId="TableHeading">
     <w:name w:val="Table Heading"/>
     <w:basedOn w:val="TableContents"/>
     <w:qFormat/>
@@ -8823,131 +8562,103 @@
       <w:bCs/>
     </w:rPr>
   </w:style>
-  <w:style w:type="paragraph" w:styleId="FrameContentsuser" w:customStyle="1">
+  <w:style w:type="paragraph" w:customStyle="1" w:styleId="FrameContentsuser">
     <w:name w:val="Frame Contents (user)"/>
     <w:basedOn w:val="Normal"/>
     <w:qFormat/>
-    <w:pPr/>
-    <w:rPr/>
   </w:style>
-  <w:style w:type="paragraph" w:styleId="HeaderLeftuser" w:customStyle="1">
+  <w:style w:type="paragraph" w:customStyle="1" w:styleId="HeaderLeftuser">
     <w:name w:val="Header Left (user)"/>
     <w:basedOn w:val="Normal"/>
     <w:qFormat/>
     <w:pPr>
       <w:suppressLineNumbers/>
       <w:tabs>
-        <w:tab w:val="clear" w:pos="720"/>
-        <w:tab w:val="center" w:pos="4320" w:leader="none"/>
-        <w:tab w:val="right" w:pos="8640" w:leader="none"/>
+        <w:tab w:val="center" w:pos="4320"/>
+        <w:tab w:val="right" w:pos="8640"/>
       </w:tabs>
     </w:pPr>
-    <w:rPr/>
   </w:style>
-  <w:style w:type="paragraph" w:styleId="FrameContents" w:customStyle="1">
+  <w:style w:type="paragraph" w:customStyle="1" w:styleId="FrameContents">
     <w:name w:val="Frame Contents"/>
     <w:basedOn w:val="Normal"/>
     <w:qFormat/>
-    <w:pPr/>
-    <w:rPr/>
   </w:style>
-  <w:style w:type="paragraph" w:styleId="Heading10">
+  <w:style w:type="paragraph" w:customStyle="1" w:styleId="Heading10">
     <w:name w:val="Heading 10"/>
     <w:basedOn w:val="Heading"/>
     <w:next w:val="BodyText"/>
     <w:qFormat/>
     <w:pPr>
-      <w:numPr>
-        <w:ilvl w:val="8"/>
-        <w:numId w:val="1"/>
-      </w:numPr>
+      <w:tabs>
+        <w:tab w:val="num" w:pos="720"/>
+      </w:tabs>
       <w:spacing w:before="60" w:after="60"/>
+      <w:ind w:left="6480" w:hanging="720"/>
       <w:outlineLvl w:val="8"/>
     </w:pPr>
     <w:rPr>
-      <w:b/>
       <w:bCs/>
       <w:sz w:val="18"/>
       <w:szCs w:val="18"/>
     </w:rPr>
   </w:style>
-  <w:style w:type="numbering" w:styleId="NoList" w:default="1">
-    <w:name w:val="No List"/>
-    <w:uiPriority w:val="99"/>
-    <w:semiHidden/>
-    <w:unhideWhenUsed/>
-    <w:qFormat/>
-  </w:style>
-  <w:style w:type="numbering" w:styleId="WW8Num1" w:customStyle="1">
+  <w:style w:type="numbering" w:customStyle="1" w:styleId="WW8Num1">
     <w:name w:val="WW8Num1"/>
     <w:qFormat/>
-  </w:style>
-  <w:style w:type="table" w:default="1" w:styleId="TableNormal">
-    <w:name w:val="Normal Table"/>
-    <w:uiPriority w:val="99"/>
-    <w:semiHidden/>
-    <w:unhideWhenUsed/>
-    <w:tblPr>
-      <w:tblCellMar>
-        <w:top w:w="0" w:type="dxa"/>
-        <w:left w:w="108" w:type="dxa"/>
-        <w:bottom w:w="0" w:type="dxa"/>
-        <w:right w:w="108" w:type="dxa"/>
-      </w:tblCellMar>
-    </w:tblPr>
   </w:style>
 </w:styles>
 </file>
 
 <file path=word/theme/theme1.xml><?xml version="1.0" encoding="utf-8"?>
-<a:theme xmlns:a="http://schemas.openxmlformats.org/drawingml/2006/main" xmlns:r="http://schemas.openxmlformats.org/officeDocument/2006/relationships" name="Office Theme">
+<a:theme xmlns:a="http://schemas.openxmlformats.org/drawingml/2006/main" name="Office Theme">
   <a:themeElements>
     <a:clrScheme name="Office">
       <a:dk1>
         <a:srgbClr val="000000"/>
       </a:dk1>
       <a:lt1>
-        <a:srgbClr val="ffffff"/>
+        <a:srgbClr val="FFFFFF"/>
       </a:lt1>
       <a:dk2>
-        <a:srgbClr val="0e2841"/>
+        <a:srgbClr val="0E2841"/>
       </a:dk2>
       <a:lt2>
-        <a:srgbClr val="e8e8e8"/>
+        <a:srgbClr val="E8E8E8"/>
       </a:lt2>
       <a:accent1>
         <a:srgbClr val="156082"/>
       </a:accent1>
       <a:accent2>
-        <a:srgbClr val="e97132"/>
+        <a:srgbClr val="E97132"/>
       </a:accent2>
       <a:accent3>
-        <a:srgbClr val="196b24"/>
+        <a:srgbClr val="196B24"/>
       </a:accent3>
       <a:accent4>
-        <a:srgbClr val="0f9ed5"/>
+        <a:srgbClr val="0F9ED5"/>
       </a:accent4>
       <a:accent5>
-        <a:srgbClr val="a02b93"/>
+        <a:srgbClr val="A02B93"/>
       </a:accent5>
       <a:accent6>
-        <a:srgbClr val="4ea72e"/>
+        <a:srgbClr val="4EA72E"/>
       </a:accent6>
       <a:hlink>
         <a:srgbClr val="467886"/>
       </a:hlink>
       <a:folHlink>
-        <a:srgbClr val="96607d"/>
+        <a:srgbClr val="96607D"/>
       </a:folHlink>
     </a:clrScheme>
     <a:fontScheme name="Office">
       <a:majorFont>
-        <a:latin typeface="Aptos Display" panose="02110004020202020204" pitchFamily="0" charset="1"/>
+        <a:latin typeface="Aptos Display" panose="02110004020202020204"/>
         <a:ea typeface=""/>
         <a:cs typeface=""/>
       </a:majorFont>
       <a:minorFont>
-        <a:latin typeface="Aptos" panose="02110004020202020204" pitchFamily="0" charset="1"/>
+        <a:latin typeface="Aptos" panose="02110004020202020204"/>
         <a:ea typeface=""/>
         <a:cs typeface=""/>
       </a:minorFont>
@@ -8979,7 +8690,7 @@
             </a:gs>
           </a:gsLst>
           <a:lin ang="5400000" scaled="0"/>
-          <a:tileRect l="0" t="0" r="0" b="0"/>
+          <a:tileRect/>
         </a:gradFill>
         <a:gradFill>
           <a:gsLst>
@@ -9003,7 +8714,7 @@
             </a:gs>
           </a:gsLst>
           <a:lin ang="5400000" scaled="0"/>
-          <a:tileRect l="0" t="0" r="0" b="0"/>
+          <a:tileRect/>
         </a:gradFill>
       </a:fillStyleLst>
       <a:lnStyleLst>
@@ -9063,10 +8774,12 @@
             </a:gs>
           </a:gsLst>
           <a:lin ang="5400000" scaled="0"/>
-          <a:tileRect l="0" t="0" r="0" b="0"/>
+          <a:tileRect/>
         </a:gradFill>
       </a:bgFillStyleLst>
     </a:fmtScheme>
   </a:themeElements>
+  <a:objectDefaults/>
+  <a:extraClrSchemeLst/>
 </a:theme>
 </file>
--- a/Documentation/Phase 2/CS 401 - Group 2 - SDD Doc.docx
+++ b/Documentation/Phase 2/CS 401 - Group 2 - SDD Doc.docx
@@ -953,6 +953,13 @@
                 <w:u w:val="single"/>
               </w:rPr>
             </w:pPr>
+            <w:r>
+              <w:rPr>
+                <w:color w:val="000000"/>
+                <w:u w:val="single"/>
+              </w:rPr>
+              <w:t>4/08/2026</w:t>
+            </w:r>
           </w:p>
         </w:tc>
         <w:tc>
@@ -973,6 +980,12 @@
                 <w:color w:val="000000"/>
               </w:rPr>
             </w:pPr>
+            <w:r>
+              <w:rPr>
+                <w:color w:val="000000"/>
+              </w:rPr>
+              <w:t>1.6</w:t>
+            </w:r>
           </w:p>
         </w:tc>
         <w:tc>
@@ -993,6 +1006,12 @@
                 <w:color w:val="000000"/>
               </w:rPr>
             </w:pPr>
+            <w:r>
+              <w:rPr>
+                <w:color w:val="000000"/>
+              </w:rPr>
+              <w:t>Completed Architecture section</w:t>
+            </w:r>
           </w:p>
         </w:tc>
         <w:tc>
@@ -1014,6 +1033,12 @@
                 <w:color w:val="000000"/>
               </w:rPr>
             </w:pPr>
+            <w:r>
+              <w:rPr>
+                <w:color w:val="000000"/>
+              </w:rPr>
+              <w:t>Paul Cooper</w:t>
+            </w:r>
           </w:p>
         </w:tc>
       </w:tr>
@@ -2484,21 +2509,7 @@
         <w:rPr>
           <w:color w:val="000000"/>
         </w:rPr>
-        <w:t xml:space="preserve">This software design document provides </w:t>
-      </w:r>
-      <w:proofErr w:type="gramStart"/>
-      <w:r>
-        <w:rPr>
-          <w:color w:val="000000"/>
-        </w:rPr>
-        <w:t>a</w:t>
-      </w:r>
-      <w:proofErr w:type="gramEnd"/>
-      <w:r>
-        <w:rPr>
-          <w:color w:val="000000"/>
-        </w:rPr>
-        <w:t xml:space="preserve"> architectural overview for the Blackjack Handling System (BHS).</w:t>
+        <w:t>This software design document provides a architectural overview for the Blackjack Handling System (BHS).</w:t>
       </w:r>
     </w:p>
     <w:p>
@@ -2582,21 +2593,7 @@
         <w:rPr>
           <w:color w:val="000000"/>
         </w:rPr>
-        <w:t xml:space="preserve">Dealer: A specialized user role with the added ability to operate as a dealer for the games and the configurator of game parameters when creating joinable tables for blackjack, deals cards in accordance </w:t>
-      </w:r>
-      <w:proofErr w:type="gramStart"/>
-      <w:r>
-        <w:rPr>
-          <w:color w:val="000000"/>
-        </w:rPr>
-        <w:t>to</w:t>
-      </w:r>
-      <w:proofErr w:type="gramEnd"/>
-      <w:r>
-        <w:rPr>
-          <w:color w:val="000000"/>
-        </w:rPr>
-        <w:t xml:space="preserve"> standard blackjack rules</w:t>
+        <w:t>Dealer: A specialized user role with the added ability to operate as a dealer for the games and the configurator of game parameters when creating joinable tables for blackjack, deals cards in accordance to standard blackjack rules</w:t>
       </w:r>
     </w:p>
     <w:p>
@@ -2761,21 +2758,7 @@
         <w:rPr>
           <w:color w:val="000000"/>
         </w:rPr>
-        <w:t xml:space="preserve">Bet: </w:t>
-      </w:r>
-      <w:proofErr w:type="gramStart"/>
-      <w:r>
-        <w:rPr>
-          <w:color w:val="000000"/>
-        </w:rPr>
-        <w:t>A number of</w:t>
-      </w:r>
-      <w:proofErr w:type="gramEnd"/>
-      <w:r>
-        <w:rPr>
-          <w:color w:val="000000"/>
-        </w:rPr>
-        <w:t xml:space="preserve"> credits submitted by a player before being dealt hands to start playing the game</w:t>
+        <w:t>Bet: A number of credits submitted by a player before being dealt hands to start playing the game</w:t>
       </w:r>
     </w:p>
     <w:p>
@@ -2790,35 +2773,7 @@
         <w:rPr>
           <w:color w:val="000000"/>
         </w:rPr>
-        <w:t xml:space="preserve">Timer: A countdown for the time players </w:t>
-      </w:r>
-      <w:proofErr w:type="gramStart"/>
-      <w:r>
-        <w:rPr>
-          <w:color w:val="000000"/>
-        </w:rPr>
-        <w:t>have</w:t>
-      </w:r>
-      <w:proofErr w:type="gramEnd"/>
-      <w:r>
-        <w:rPr>
-          <w:color w:val="000000"/>
-        </w:rPr>
-        <w:t xml:space="preserve"> to </w:t>
-      </w:r>
-      <w:proofErr w:type="gramStart"/>
-      <w:r>
-        <w:rPr>
-          <w:color w:val="000000"/>
-        </w:rPr>
-        <w:t>take action</w:t>
-      </w:r>
-      <w:proofErr w:type="gramEnd"/>
-      <w:r>
-        <w:rPr>
-          <w:color w:val="000000"/>
-        </w:rPr>
-        <w:t xml:space="preserve"> in a round of the game</w:t>
+        <w:t>Timer: A countdown for the time players have to take action in a round of the game</w:t>
       </w:r>
     </w:p>
     <w:p>
@@ -2939,21 +2894,7 @@
         <w:rPr>
           <w:color w:val="000000"/>
         </w:rPr>
-        <w:t xml:space="preserve">Stand: When a player </w:t>
-      </w:r>
-      <w:proofErr w:type="gramStart"/>
-      <w:r>
-        <w:rPr>
-          <w:color w:val="000000"/>
-        </w:rPr>
-        <w:t>signals</w:t>
-      </w:r>
-      <w:proofErr w:type="gramEnd"/>
-      <w:r>
-        <w:rPr>
-          <w:color w:val="000000"/>
-        </w:rPr>
-        <w:t xml:space="preserve"> they don’t want any additional cards dealt to them during the current round.</w:t>
+        <w:t>Stand: When a player signals they don’t want any additional cards dealt to them during the current round.</w:t>
       </w:r>
     </w:p>
     <w:p>
@@ -2983,35 +2924,7 @@
         <w:rPr>
           <w:color w:val="000000"/>
         </w:rPr>
-        <w:t xml:space="preserve">Split: When a player has matching cards, they can pay to have their hand divided into two separate hands. The dealer will then </w:t>
-      </w:r>
-      <w:proofErr w:type="gramStart"/>
-      <w:r>
-        <w:rPr>
-          <w:color w:val="000000"/>
-        </w:rPr>
-        <w:t>deal</w:t>
-      </w:r>
-      <w:proofErr w:type="gramEnd"/>
-      <w:r>
-        <w:rPr>
-          <w:color w:val="000000"/>
-        </w:rPr>
-        <w:t xml:space="preserve"> each </w:t>
-      </w:r>
-      <w:proofErr w:type="gramStart"/>
-      <w:r>
-        <w:rPr>
-          <w:color w:val="000000"/>
-        </w:rPr>
-        <w:t>hand</w:t>
-      </w:r>
-      <w:proofErr w:type="gramEnd"/>
-      <w:r>
-        <w:rPr>
-          <w:color w:val="000000"/>
-        </w:rPr>
-        <w:t xml:space="preserve"> an additional card to bring the total cards in each hand to two.</w:t>
+        <w:t>Split: When a player has matching cards, they can pay to have their hand divided into two separate hands. The dealer will then deal each hand an additional card to bring the total cards in each hand to two.</w:t>
       </w:r>
     </w:p>
     <w:p>
@@ -3116,21 +3029,7 @@
         <w:rPr>
           <w:color w:val="000000"/>
         </w:rPr>
-        <w:t xml:space="preserve">Shuffling: when the order of the cards in the shoe </w:t>
-      </w:r>
-      <w:proofErr w:type="gramStart"/>
-      <w:r>
-        <w:rPr>
-          <w:color w:val="000000"/>
-        </w:rPr>
-        <w:t>are</w:t>
-      </w:r>
-      <w:proofErr w:type="gramEnd"/>
-      <w:r>
-        <w:rPr>
-          <w:color w:val="000000"/>
-        </w:rPr>
-        <w:t xml:space="preserve"> randomized.</w:t>
+        <w:t>Shuffling: when the order of the cards in the shoe are randomized.</w:t>
       </w:r>
     </w:p>
     <w:p>
@@ -3537,21 +3436,7 @@
         <w:rPr>
           <w:color w:val="000000"/>
         </w:rPr>
-        <w:t xml:space="preserve">Each table will be given a unique ID. It will also have a unique dealer, and a list of payer ID that can constantly change ass players join and leave the table. Each table will have specific in-game settings that the dealer sets up as the table is created. These include the minimum and maximum bets, the game timer that limits how long each play </w:t>
-      </w:r>
-      <w:proofErr w:type="gramStart"/>
-      <w:r>
-        <w:rPr>
-          <w:color w:val="000000"/>
-        </w:rPr>
-        <w:t>has to</w:t>
-      </w:r>
-      <w:proofErr w:type="gramEnd"/>
-      <w:r>
-        <w:rPr>
-          <w:color w:val="000000"/>
-        </w:rPr>
-        <w:t xml:space="preserve"> perform an action during their turn, and the number of decks the shoe will contain for that table.</w:t>
+        <w:t>Each table will be given a unique ID. It will also have a unique dealer, and a list of payer ID that can constantly change ass players join and leave the table. Each table will have specific in-game settings that the dealer sets up as the table is created. These include the minimum and maximum bets, the game timer that limits how long each play has to perform an action during their turn, and the number of decks the shoe will contain for that table.</w:t>
       </w:r>
     </w:p>
     <w:p>
@@ -3598,35 +3483,7 @@
         <w:rPr>
           <w:color w:val="000000"/>
         </w:rPr>
-        <w:t xml:space="preserve">The game will contain the shoe. Depending on how many decks the shoe contains, it will start with a shuffled list of cards equal to the number of decks times 52. The cards are </w:t>
-      </w:r>
-      <w:proofErr w:type="gramStart"/>
-      <w:r>
-        <w:rPr>
-          <w:color w:val="000000"/>
-        </w:rPr>
-        <w:t>dealt</w:t>
-      </w:r>
-      <w:proofErr w:type="gramEnd"/>
-      <w:r>
-        <w:rPr>
-          <w:color w:val="000000"/>
-        </w:rPr>
-        <w:t xml:space="preserve"> one at a time to each player as called for depending on the current in-game state and player or dealer requests. When a card is </w:t>
-      </w:r>
-      <w:proofErr w:type="gramStart"/>
-      <w:r>
-        <w:rPr>
-          <w:color w:val="000000"/>
-        </w:rPr>
-        <w:t>dealt</w:t>
-      </w:r>
-      <w:proofErr w:type="gramEnd"/>
-      <w:r>
-        <w:rPr>
-          <w:color w:val="000000"/>
-        </w:rPr>
-        <w:t>, it is removed from the shoe and added to one of the active hands. One the round is completed, all cards in any hand are discarded and a new set of cards is dealt from the shoe. When the shoe has only 60 cards remaining in it, the current round of hands is completed and then all discarded cards are returned to the shoe and the shoe is shuffled.</w:t>
+        <w:t>The game will contain the shoe. Depending on how many decks the shoe contains, it will start with a shuffled list of cards equal to the number of decks times 52. The cards are dealt one at a time to each player as called for depending on the current in-game state and player or dealer requests. When a card is dealt, it is removed from the shoe and added to one of the active hands. One the round is completed, all cards in any hand are discarded and a new set of cards is dealt from the shoe. When the shoe has only 60 cards remaining in it, the current round of hands is completed and then all discarded cards are returned to the shoe and the shoe is shuffled.</w:t>
       </w:r>
     </w:p>
     <w:p>
@@ -4077,21 +3934,7 @@
           <w:color w:val="000000"/>
         </w:rPr>
         <w:br/>
-        <w:t xml:space="preserve">The GUI dynamically adjusts available controls and views depending on whether the user is a player or dealer. This ensures users only see relevant actions and </w:t>
-      </w:r>
-      <w:proofErr w:type="gramStart"/>
-      <w:r>
-        <w:rPr>
-          <w:color w:val="000000"/>
-        </w:rPr>
-        <w:t>reduces</w:t>
-      </w:r>
-      <w:proofErr w:type="gramEnd"/>
-      <w:r>
-        <w:rPr>
-          <w:color w:val="000000"/>
-        </w:rPr>
-        <w:t xml:space="preserve"> complexity during interaction. </w:t>
+        <w:t xml:space="preserve">The GUI dynamically adjusts available controls and views depending on whether the user is a player or dealer. This ensures users only see relevant actions and reduces complexity during interaction. </w:t>
       </w:r>
     </w:p>
     <w:p>
@@ -4665,19 +4508,11 @@
           <w:color w:val="000000"/>
         </w:rPr>
       </w:pPr>
-      <w:proofErr w:type="gramStart"/>
-      <w:r>
-        <w:rPr>
-          <w:color w:val="000000"/>
-        </w:rPr>
-        <w:t>Allows</w:t>
-      </w:r>
-      <w:proofErr w:type="gramEnd"/>
-      <w:r>
-        <w:rPr>
-          <w:color w:val="000000"/>
-        </w:rPr>
-        <w:t xml:space="preserve"> players to join tables or navigate to other system features </w:t>
+      <w:r>
+        <w:rPr>
+          <w:color w:val="000000"/>
+        </w:rPr>
+        <w:t xml:space="preserve">Allows players to join tables or navigate to other system features </w:t>
       </w:r>
     </w:p>
     <w:p>
@@ -5194,21 +5029,7 @@
         <w:rPr>
           <w:color w:val="000000"/>
         </w:rPr>
-        <w:t xml:space="preserve">The layout mirrors a real blackjack table, with player positioning indicating turn order and interaction flow. The difference for the dealer-sided flow of logging in is that they will immediately </w:t>
-      </w:r>
-      <w:proofErr w:type="gramStart"/>
-      <w:r>
-        <w:rPr>
-          <w:color w:val="000000"/>
-        </w:rPr>
-        <w:t>be met</w:t>
-      </w:r>
-      <w:proofErr w:type="gramEnd"/>
-      <w:r>
-        <w:rPr>
-          <w:color w:val="000000"/>
-        </w:rPr>
-        <w:t xml:space="preserve"> with the table screen, first in a settings configuration setup with adjustable parameters, then as a table upon completing the configuration.</w:t>
+        <w:t>The layout mirrors a real blackjack table, with player positioning indicating turn order and interaction flow. The difference for the dealer-sided flow of logging in is that they will immediately be met with the table screen, first in a settings configuration setup with adjustable parameters, then as a table upon completing the configuration.</w:t>
       </w:r>
     </w:p>
     <w:p>
@@ -5323,21 +5144,7 @@
           <w:color w:val="000000"/>
         </w:rPr>
         <w:tab/>
-        <w:t xml:space="preserve">The graphical user interface is organized using a modular, panel-based structure that supports dynamic content updates and separation of concerns between different functional areas. Each primary screen (login, lobby, and table) is composed of reusable interface regions that can be updated or replaced without requiring a full screen transition. This allows the client to respond efficiently to real-time updates from the server while maintaining </w:t>
-      </w:r>
-      <w:proofErr w:type="gramStart"/>
-      <w:r>
-        <w:rPr>
-          <w:color w:val="000000"/>
-        </w:rPr>
-        <w:t>a consistent</w:t>
-      </w:r>
-      <w:proofErr w:type="gramEnd"/>
-      <w:r>
-        <w:rPr>
-          <w:color w:val="000000"/>
-        </w:rPr>
-        <w:t xml:space="preserve"> user experience.</w:t>
+        <w:t>The graphical user interface is organized using a modular, panel-based structure that supports dynamic content updates and separation of concerns between different functional areas. Each primary screen (login, lobby, and table) is composed of reusable interface regions that can be updated or replaced without requiring a full screen transition. This allows the client to respond efficiently to real-time updates from the server while maintaining a consistent user experience.</w:t>
       </w:r>
     </w:p>
     <w:p>
@@ -5754,17 +5561,8 @@
                               <w:rStyle w:val="PageNumber"/>
                               <w:color w:val="000000"/>
                             </w:rPr>
-                            <w:t>i</w:t>
+                            <w:t>ii</w:t>
                           </w:r>
-                          <w:proofErr w:type="spellStart"/>
-                          <w:r>
-                            <w:rPr>
-                              <w:rStyle w:val="PageNumber"/>
-                              <w:color w:val="000000"/>
-                            </w:rPr>
-                            <w:t>i</w:t>
-                          </w:r>
-                          <w:proofErr w:type="spellEnd"/>
                           <w:r>
                             <w:rPr>
                               <w:rStyle w:val="PageNumber"/>
@@ -5819,17 +5617,8 @@
                         <w:rStyle w:val="PageNumber"/>
                         <w:color w:val="000000"/>
                       </w:rPr>
-                      <w:t>i</w:t>
+                      <w:t>ii</w:t>
                     </w:r>
-                    <w:proofErr w:type="spellStart"/>
-                    <w:r>
-                      <w:rPr>
-                        <w:rStyle w:val="PageNumber"/>
-                        <w:color w:val="000000"/>
-                      </w:rPr>
-                      <w:t>i</w:t>
-                    </w:r>
-                    <w:proofErr w:type="spellEnd"/>
                     <w:r>
                       <w:rPr>
                         <w:rStyle w:val="PageNumber"/>
@@ -5937,17 +5726,8 @@
                               <w:rStyle w:val="PageNumber"/>
                               <w:color w:val="000000"/>
                             </w:rPr>
-                            <w:t>i</w:t>
+                            <w:t>ii</w:t>
                           </w:r>
-                          <w:proofErr w:type="spellStart"/>
-                          <w:r>
-                            <w:rPr>
-                              <w:rStyle w:val="PageNumber"/>
-                              <w:color w:val="000000"/>
-                            </w:rPr>
-                            <w:t>i</w:t>
-                          </w:r>
-                          <w:proofErr w:type="spellEnd"/>
                           <w:r>
                             <w:rPr>
                               <w:rStyle w:val="PageNumber"/>
@@ -6002,17 +5782,8 @@
                         <w:rStyle w:val="PageNumber"/>
                         <w:color w:val="000000"/>
                       </w:rPr>
-                      <w:t>i</w:t>
+                      <w:t>ii</w:t>
                     </w:r>
-                    <w:proofErr w:type="spellStart"/>
-                    <w:r>
-                      <w:rPr>
-                        <w:rStyle w:val="PageNumber"/>
-                        <w:color w:val="000000"/>
-                      </w:rPr>
-                      <w:t>i</w:t>
-                    </w:r>
-                    <w:proofErr w:type="spellEnd"/>
                     <w:r>
                       <w:rPr>
                         <w:rStyle w:val="PageNumber"/>
@@ -6313,16 +6084,8 @@
       <w:rPr>
         <w:rStyle w:val="PageNumber"/>
       </w:rPr>
-      <w:t>ii</w:t>
+      <w:t>iii</w:t>
     </w:r>
-    <w:proofErr w:type="spellStart"/>
-    <w:r>
-      <w:rPr>
-        <w:rStyle w:val="PageNumber"/>
-      </w:rPr>
-      <w:t>i</w:t>
-    </w:r>
-    <w:proofErr w:type="spellEnd"/>
     <w:r>
       <w:rPr>
         <w:rStyle w:val="PageNumber"/>

--- a/Documentation/Phase 2/CS 401 - Group 2 - SDD Doc.docx
+++ b/Documentation/Phase 2/CS 401 - Group 2 - SDD Doc.docx
@@ -1,18 +1,24 @@
 
 <file path=word/document.xml><?xml version="1.0" encoding="utf-8"?>
-<w:document xmlns:wpc="http://schemas.microsoft.com/office/word/2010/wordprocessingCanvas" xmlns:cx="http://schemas.microsoft.com/office/drawing/2014/chartex" xmlns:cx1="http://schemas.microsoft.com/office/drawing/2015/9/8/chartex" xmlns:cx2="http://schemas.microsoft.com/office/drawing/2015/10/21/chartex" xmlns:cx3="http://schemas.microsoft.com/office/drawing/2016/5/9/chartex" xmlns:cx4="http://schemas.microsoft.com/office/drawing/2016/5/10/chartex" xmlns:cx5="http://schemas.microsoft.com/office/drawing/2016/5/11/chartex" xmlns:cx6="http://schemas.microsoft.com/office/drawing/2016/5/12/chartex" xmlns:cx7="http://schemas.microsoft.com/office/drawing/2016/5/13/chartex" xmlns:cx8="http://schemas.microsoft.com/office/drawing/2016/5/14/chartex" xmlns:mc="http://schemas.openxmlformats.org/markup-compatibility/2006" xmlns:aink="http://schemas.microsoft.com/office/drawing/2016/ink" xmlns:am3d="http://schemas.microsoft.com/office/drawing/2017/model3d" xmlns:o="urn:schemas-microsoft-com:office:office" xmlns:oel="http://schemas.microsoft.com/office/2019/extlst" xmlns:r="http://schemas.openxmlformats.org/officeDocument/2006/relationships" xmlns:m="http://schemas.openxmlformats.org/officeDocument/2006/math" xmlns:v="urn:schemas-microsoft-com:vml" xmlns:wp14="http://schemas.microsoft.com/office/word/2010/wordprocessingDrawing" xmlns:wp="http://schemas.openxmlformats.org/drawingml/2006/wordprocessingDrawing" xmlns:w10="urn:schemas-microsoft-com:office:word" xmlns:w="http://schemas.openxmlformats.org/wordprocessingml/2006/main" xmlns:w14="http://schemas.microsoft.com/office/word/2010/wordml" xmlns:w15="http://schemas.microsoft.com/office/word/2012/wordml" xmlns:w16cex="http://schemas.microsoft.com/office/word/2018/wordml/cex" xmlns:w16cid="http://schemas.microsoft.com/office/word/2016/wordml/cid" xmlns:w16="http://schemas.microsoft.com/office/word/2018/wordml" xmlns:w16du="http://schemas.microsoft.com/office/word/2023/wordml/word16du" xmlns:w16sdtdh="http://schemas.microsoft.com/office/word/2020/wordml/sdtdatahash" xmlns:w16sdtfl="http://schemas.microsoft.com/office/word/2024/wordml/sdtformatlock" xmlns:w16se="http://schemas.microsoft.com/office/word/2015/wordml/symex" xmlns:wpg="http://schemas.microsoft.com/office/word/2010/wordprocessingGroup" xmlns:wpi="http://schemas.microsoft.com/office/word/2010/wordprocessingInk" xmlns:wne="http://schemas.microsoft.com/office/word/2006/wordml" xmlns:wps="http://schemas.microsoft.com/office/word/2010/wordprocessingShape" mc:Ignorable="w14 w15 w16se w16cid w16 w16cex w16sdtdh w16sdtfl w16du wp14">
+<w:document xmlns:o="urn:schemas-microsoft-com:office:office" xmlns:r="http://schemas.openxmlformats.org/officeDocument/2006/relationships" xmlns:v="urn:schemas-microsoft-com:vml" xmlns:w="http://schemas.openxmlformats.org/wordprocessingml/2006/main" xmlns:w10="urn:schemas-microsoft-com:office:word" xmlns:wp="http://schemas.openxmlformats.org/drawingml/2006/wordprocessingDrawing" xmlns:pic="http://schemas.openxmlformats.org/drawingml/2006/picture" xmlns:wps="http://schemas.microsoft.com/office/word/2010/wordprocessingShape" xmlns:wpg="http://schemas.microsoft.com/office/word/2010/wordprocessingGroup" xmlns:mc="http://schemas.openxmlformats.org/markup-compatibility/2006" xmlns:wp14="http://schemas.microsoft.com/office/word/2010/wordprocessingDrawing" xmlns:w14="http://schemas.microsoft.com/office/word/2010/wordml" xmlns:w15="http://schemas.microsoft.com/office/word/2012/wordml" mc:Ignorable="w14 wp14 w15">
   <w:body>
     <w:p>
       <w:pPr>
-        <w:rPr>
-          <w:color w:val="000000"/>
-        </w:rPr>
-      </w:pPr>
+        <w:pStyle w:val="Normal"/>
+        <w:rPr>
+          <w:color w:val="000000"/>
+        </w:rPr>
+      </w:pPr>
+      <w:r>
+        <w:rPr>
+          <w:color w:val="000000"/>
+        </w:rPr>
+      </w:r>
     </w:p>
     <w:p>
       <w:pPr>
         <w:pStyle w:val="Heading"/>
-        <w:spacing w:before="2640"/>
+        <w:spacing w:before="2640" w:after="720"/>
         <w:rPr>
           <w:color w:val="000000"/>
         </w:rPr>
@@ -29,7 +35,7 @@
     <w:p>
       <w:pPr>
         <w:pStyle w:val="Subtitle"/>
-        <w:spacing w:after="720"/>
+        <w:spacing w:before="0" w:after="720"/>
         <w:rPr>
           <w:color w:val="000000"/>
         </w:rPr>
@@ -45,87 +51,94 @@
     <w:p>
       <w:pPr>
         <w:pStyle w:val="Subtitle"/>
-        <w:spacing w:after="720"/>
-        <w:rPr>
-          <w:color w:val="000000"/>
-        </w:rPr>
-      </w:pPr>
+        <w:spacing w:before="0" w:after="720"/>
+        <w:rPr>
+          <w:color w:val="000000"/>
+        </w:rPr>
+      </w:pPr>
+      <w:r>
+        <w:rPr>
+          <w:color w:val="000000"/>
+        </w:rPr>
+      </w:r>
     </w:p>
     <w:p>
       <w:pPr>
         <w:pStyle w:val="Subtitle"/>
-        <w:spacing w:after="720"/>
-        <w:rPr>
-          <w:i w:val="0"/>
+        <w:spacing w:before="0" w:after="720"/>
+        <w:rPr>
+          <w:i w:val="false"/>
+          <w:i w:val="false"/>
           <w:iCs/>
           <w:color w:val="000000"/>
           <w:sz w:val="24"/>
           <w:szCs w:val="24"/>
         </w:rPr>
       </w:pPr>
-    </w:p>
-    <w:p>
-      <w:pPr>
-        <w:pStyle w:val="Subtitle"/>
-        <w:spacing w:after="720"/>
-        <w:rPr>
-          <w:color w:val="000000"/>
-        </w:rPr>
-      </w:pPr>
-      <w:r>
-        <w:rPr>
-          <w:i w:val="0"/>
+      <w:r>
+        <w:rPr>
+          <w:i w:val="false"/>
           <w:iCs/>
           <w:color w:val="000000"/>
           <w:sz w:val="24"/>
           <w:szCs w:val="24"/>
         </w:rPr>
-        <w:t>Manny Gonzales, Nick Vu, Paul Cooper</w:t>
-      </w:r>
-      <w:r>
-        <w:rPr>
-          <w:b/>
-          <w:i w:val="0"/>
+      </w:r>
+    </w:p>
+    <w:p>
+      <w:pPr>
+        <w:pStyle w:val="Subtitle"/>
+        <w:spacing w:before="0" w:after="720"/>
+        <w:rPr>
+          <w:color w:val="000000"/>
+        </w:rPr>
+      </w:pPr>
+      <w:r>
+        <w:rPr>
+          <w:i w:val="false"/>
           <w:iCs/>
           <w:color w:val="000000"/>
           <w:sz w:val="24"/>
           <w:szCs w:val="24"/>
         </w:rPr>
-        <w:br/>
+        <w:t>Manny Gonzales, Nick Vu, Paul Cooper</w:t>
       </w:r>
       <w:r>
         <w:rPr>
           <w:b/>
-          <w:i w:val="0"/>
+          <w:i w:val="false"/>
           <w:iCs/>
           <w:color w:val="000000"/>
           <w:sz w:val="24"/>
           <w:szCs w:val="24"/>
         </w:rPr>
         <w:br/>
-      </w:r>
-    </w:p>
-    <w:p>
-      <w:pPr>
+        <w:br/>
+      </w:r>
+    </w:p>
+    <w:p>
+      <w:pPr>
+        <w:sectPr>
+          <w:type w:val="nextPage"/>
+          <w:pgSz w:w="12240" w:h="15840"/>
+          <w:pgMar w:left="1800" w:right="1800" w:gutter="0" w:header="0" w:top="1440" w:footer="0" w:bottom="1800"/>
+          <w:pgNumType w:start="1" w:fmt="lowerRoman"/>
+          <w:formProt w:val="false"/>
+          <w:vAlign w:val="center"/>
+          <w:textDirection w:val="lrTb"/>
+          <w:docGrid w:type="default" w:linePitch="360" w:charSpace="0"/>
+        </w:sectPr>
         <w:pStyle w:val="Subtitle"/>
-        <w:spacing w:after="720"/>
-        <w:sectPr>
-          <w:pgSz w:w="12240" w:h="15840"/>
-          <w:pgMar w:top="1440" w:right="1800" w:bottom="1800" w:left="1800" w:header="0" w:footer="0" w:gutter="0"/>
-          <w:pgNumType w:fmt="lowerRoman" w:start="1"/>
-          <w:cols w:space="720"/>
-          <w:formProt w:val="0"/>
-          <w:vAlign w:val="center"/>
-          <w:docGrid w:linePitch="360"/>
-        </w:sectPr>
-      </w:pPr>
-      <w:hyperlink r:id="rId7">
+        <w:spacing w:before="0" w:after="720"/>
+        <w:rPr/>
+      </w:pPr>
+      <w:hyperlink r:id="rId2">
         <w:r>
           <w:rPr>
             <w:rStyle w:val="Hyperlink"/>
             <w:b/>
             <w:bCs/>
-            <w:i w:val="0"/>
+            <w:i w:val="false"/>
             <w:iCs/>
             <w:color w:val="000000"/>
             <w:sz w:val="24"/>
@@ -151,7 +164,6 @@
         <w:rPr>
           <w:color w:val="000000"/>
         </w:rPr>
-        <w:lastRenderedPageBreak/>
         <w:t>Revision History</w:t>
       </w:r>
     </w:p>
@@ -162,24 +174,34 @@
           <w:color w:val="000000"/>
         </w:rPr>
       </w:pPr>
+      <w:r>
+        <w:rPr>
+          <w:color w:val="000000"/>
+        </w:rPr>
+      </w:r>
     </w:p>
     <w:tbl>
       <w:tblPr>
         <w:tblW w:w="8763" w:type="dxa"/>
+        <w:jc w:val="left"/>
         <w:tblInd w:w="-115" w:type="dxa"/>
         <w:tblLayout w:type="fixed"/>
         <w:tblCellMar>
+          <w:top w:w="0" w:type="dxa"/>
           <w:left w:w="99" w:type="dxa"/>
+          <w:bottom w:w="0" w:type="dxa"/>
+          <w:right w:w="108" w:type="dxa"/>
         </w:tblCellMar>
-        <w:tblLook w:val="04A0" w:firstRow="1" w:lastRow="0" w:firstColumn="1" w:lastColumn="0" w:noHBand="0" w:noVBand="1"/>
+        <w:tblLook w:firstRow="1" w:noVBand="1" w:lastRow="0" w:firstColumn="1" w:lastColumn="0" w:noHBand="0" w:val="04a0"/>
       </w:tblPr>
       <w:tblGrid>
         <w:gridCol w:w="1275"/>
         <w:gridCol w:w="1083"/>
         <w:gridCol w:w="3812"/>
-        <w:gridCol w:w="2593"/>
+        <w:gridCol w:w="2592"/>
       </w:tblGrid>
       <w:tr>
+        <w:trPr/>
         <w:tc>
           <w:tcPr>
             <w:tcW w:w="1275" w:type="dxa"/>
@@ -188,11 +210,12 @@
               <w:left w:val="single" w:sz="6" w:space="0" w:color="000000"/>
               <w:bottom w:val="single" w:sz="6" w:space="0" w:color="000000"/>
             </w:tcBorders>
-            <w:shd w:val="clear" w:color="auto" w:fill="E5E5E5"/>
+            <w:shd w:color="auto" w:fill="E5E5E5" w:val="clear"/>
           </w:tcPr>
           <w:p>
             <w:pPr>
               <w:pStyle w:val="TableText"/>
+              <w:spacing w:before="40" w:after="40"/>
               <w:rPr>
                 <w:color w:val="000000"/>
               </w:rPr>
@@ -214,11 +237,12 @@
               <w:left w:val="single" w:sz="6" w:space="0" w:color="000000"/>
               <w:bottom w:val="single" w:sz="6" w:space="0" w:color="000000"/>
             </w:tcBorders>
-            <w:shd w:val="clear" w:color="auto" w:fill="E5E5E5"/>
+            <w:shd w:color="auto" w:fill="E5E5E5" w:val="clear"/>
           </w:tcPr>
           <w:p>
             <w:pPr>
               <w:pStyle w:val="TableText"/>
+              <w:spacing w:before="40" w:after="40"/>
               <w:rPr>
                 <w:color w:val="000000"/>
               </w:rPr>
@@ -240,11 +264,12 @@
               <w:left w:val="single" w:sz="6" w:space="0" w:color="000000"/>
               <w:bottom w:val="single" w:sz="6" w:space="0" w:color="000000"/>
             </w:tcBorders>
-            <w:shd w:val="clear" w:color="auto" w:fill="E5E5E5"/>
+            <w:shd w:color="auto" w:fill="E5E5E5" w:val="clear"/>
           </w:tcPr>
           <w:p>
             <w:pPr>
               <w:pStyle w:val="TableText"/>
+              <w:spacing w:before="40" w:after="40"/>
               <w:rPr>
                 <w:color w:val="000000"/>
               </w:rPr>
@@ -260,18 +285,19 @@
         </w:tc>
         <w:tc>
           <w:tcPr>
-            <w:tcW w:w="2593" w:type="dxa"/>
+            <w:tcW w:w="2592" w:type="dxa"/>
             <w:tcBorders>
               <w:top w:val="single" w:sz="6" w:space="0" w:color="000000"/>
               <w:left w:val="single" w:sz="6" w:space="0" w:color="000000"/>
               <w:bottom w:val="single" w:sz="6" w:space="0" w:color="000000"/>
               <w:right w:val="single" w:sz="6" w:space="0" w:color="000000"/>
             </w:tcBorders>
-            <w:shd w:val="clear" w:color="auto" w:fill="E5E5E5"/>
+            <w:shd w:color="auto" w:fill="E5E5E5" w:val="clear"/>
           </w:tcPr>
           <w:p>
             <w:pPr>
               <w:pStyle w:val="TableText"/>
+              <w:spacing w:before="40" w:after="40"/>
               <w:rPr>
                 <w:color w:val="000000"/>
               </w:rPr>
@@ -287,6 +313,7 @@
         </w:tc>
       </w:tr>
       <w:tr>
+        <w:trPr/>
         <w:tc>
           <w:tcPr>
             <w:tcW w:w="1275" w:type="dxa"/>
@@ -295,11 +322,12 @@
               <w:left w:val="single" w:sz="6" w:space="0" w:color="000000"/>
               <w:bottom w:val="single" w:sz="6" w:space="0" w:color="000000"/>
             </w:tcBorders>
-            <w:shd w:val="clear" w:color="auto" w:fill="E5E5E5"/>
+            <w:shd w:color="auto" w:fill="E5E5E5" w:val="clear"/>
           </w:tcPr>
           <w:p>
             <w:pPr>
               <w:pStyle w:val="TableText"/>
+              <w:spacing w:before="40" w:after="40"/>
               <w:rPr>
                 <w:color w:val="000000"/>
               </w:rPr>
@@ -320,11 +348,12 @@
               <w:left w:val="single" w:sz="6" w:space="0" w:color="000000"/>
               <w:bottom w:val="single" w:sz="6" w:space="0" w:color="000000"/>
             </w:tcBorders>
-            <w:shd w:val="clear" w:color="auto" w:fill="E5E5E5"/>
+            <w:shd w:color="auto" w:fill="E5E5E5" w:val="clear"/>
           </w:tcPr>
           <w:p>
             <w:pPr>
               <w:pStyle w:val="TableText"/>
+              <w:spacing w:before="40" w:after="40"/>
               <w:rPr>
                 <w:color w:val="000000"/>
               </w:rPr>
@@ -345,11 +374,12 @@
               <w:left w:val="single" w:sz="6" w:space="0" w:color="000000"/>
               <w:bottom w:val="single" w:sz="6" w:space="0" w:color="000000"/>
             </w:tcBorders>
-            <w:shd w:val="clear" w:color="auto" w:fill="E5E5E5"/>
+            <w:shd w:color="auto" w:fill="E5E5E5" w:val="clear"/>
           </w:tcPr>
           <w:p>
             <w:pPr>
               <w:pStyle w:val="TableText"/>
+              <w:spacing w:before="40" w:after="40"/>
               <w:rPr>
                 <w:color w:val="000000"/>
               </w:rPr>
@@ -364,18 +394,19 @@
         </w:tc>
         <w:tc>
           <w:tcPr>
-            <w:tcW w:w="2593" w:type="dxa"/>
+            <w:tcW w:w="2592" w:type="dxa"/>
             <w:tcBorders>
               <w:top w:val="single" w:sz="6" w:space="0" w:color="000000"/>
               <w:left w:val="single" w:sz="6" w:space="0" w:color="000000"/>
               <w:bottom w:val="single" w:sz="6" w:space="0" w:color="000000"/>
               <w:right w:val="single" w:sz="6" w:space="0" w:color="000000"/>
             </w:tcBorders>
-            <w:shd w:val="clear" w:color="auto" w:fill="E5E5E5"/>
+            <w:shd w:color="auto" w:fill="E5E5E5" w:val="clear"/>
           </w:tcPr>
           <w:p>
             <w:pPr>
               <w:pStyle w:val="TableText"/>
+              <w:spacing w:before="40" w:after="40"/>
               <w:rPr>
                 <w:color w:val="000000"/>
               </w:rPr>
@@ -390,6 +421,7 @@
         </w:tc>
       </w:tr>
       <w:tr>
+        <w:trPr/>
         <w:tc>
           <w:tcPr>
             <w:tcW w:w="1275" w:type="dxa"/>
@@ -398,12 +430,13 @@
               <w:left w:val="single" w:sz="6" w:space="0" w:color="000000"/>
               <w:bottom w:val="single" w:sz="6" w:space="0" w:color="000000"/>
             </w:tcBorders>
-            <w:shd w:val="clear" w:color="auto" w:fill="E5E5E5"/>
+            <w:shd w:color="auto" w:fill="E5E5E5" w:val="clear"/>
           </w:tcPr>
           <w:p>
             <w:pPr>
               <w:pStyle w:val="TableText"/>
-              <w:snapToGrid w:val="0"/>
+              <w:snapToGrid w:val="false"/>
+              <w:spacing w:before="40" w:after="40"/>
               <w:rPr>
                 <w:color w:val="000000"/>
               </w:rPr>
@@ -425,12 +458,13 @@
               <w:left w:val="single" w:sz="6" w:space="0" w:color="000000"/>
               <w:bottom w:val="single" w:sz="6" w:space="0" w:color="000000"/>
             </w:tcBorders>
-            <w:shd w:val="clear" w:color="auto" w:fill="E5E5E5"/>
+            <w:shd w:color="auto" w:fill="E5E5E5" w:val="clear"/>
           </w:tcPr>
           <w:p>
             <w:pPr>
               <w:pStyle w:val="TableText"/>
-              <w:snapToGrid w:val="0"/>
+              <w:snapToGrid w:val="false"/>
+              <w:spacing w:before="40" w:after="40"/>
               <w:rPr>
                 <w:color w:val="000000"/>
               </w:rPr>
@@ -451,12 +485,13 @@
               <w:left w:val="single" w:sz="6" w:space="0" w:color="000000"/>
               <w:bottom w:val="single" w:sz="6" w:space="0" w:color="000000"/>
             </w:tcBorders>
-            <w:shd w:val="clear" w:color="auto" w:fill="E5E5E5"/>
+            <w:shd w:color="auto" w:fill="E5E5E5" w:val="clear"/>
           </w:tcPr>
           <w:p>
             <w:pPr>
               <w:pStyle w:val="TableText"/>
-              <w:snapToGrid w:val="0"/>
+              <w:snapToGrid w:val="false"/>
+              <w:spacing w:before="40" w:after="40"/>
               <w:rPr>
                 <w:color w:val="000000"/>
               </w:rPr>
@@ -471,19 +506,20 @@
         </w:tc>
         <w:tc>
           <w:tcPr>
-            <w:tcW w:w="2593" w:type="dxa"/>
+            <w:tcW w:w="2592" w:type="dxa"/>
             <w:tcBorders>
               <w:top w:val="single" w:sz="6" w:space="0" w:color="000000"/>
               <w:left w:val="single" w:sz="6" w:space="0" w:color="000000"/>
               <w:bottom w:val="single" w:sz="6" w:space="0" w:color="000000"/>
               <w:right w:val="single" w:sz="6" w:space="0" w:color="000000"/>
             </w:tcBorders>
-            <w:shd w:val="clear" w:color="auto" w:fill="E5E5E5"/>
+            <w:shd w:color="auto" w:fill="E5E5E5" w:val="clear"/>
           </w:tcPr>
           <w:p>
             <w:pPr>
               <w:pStyle w:val="TableText"/>
-              <w:snapToGrid w:val="0"/>
+              <w:snapToGrid w:val="false"/>
+              <w:spacing w:before="40" w:after="40"/>
               <w:rPr>
                 <w:color w:val="000000"/>
               </w:rPr>
@@ -498,6 +534,7 @@
         </w:tc>
       </w:tr>
       <w:tr>
+        <w:trPr/>
         <w:tc>
           <w:tcPr>
             <w:tcW w:w="1275" w:type="dxa"/>
@@ -506,12 +543,13 @@
               <w:left w:val="single" w:sz="6" w:space="0" w:color="000000"/>
               <w:bottom w:val="single" w:sz="6" w:space="0" w:color="000000"/>
             </w:tcBorders>
-            <w:shd w:val="clear" w:color="auto" w:fill="E5E5E5"/>
+            <w:shd w:color="auto" w:fill="E5E5E5" w:val="clear"/>
           </w:tcPr>
           <w:p>
             <w:pPr>
               <w:pStyle w:val="TableText"/>
-              <w:snapToGrid w:val="0"/>
+              <w:snapToGrid w:val="false"/>
+              <w:spacing w:before="40" w:after="40"/>
               <w:rPr>
                 <w:color w:val="000000"/>
                 <w:u w:val="single"/>
@@ -534,12 +572,13 @@
               <w:left w:val="single" w:sz="6" w:space="0" w:color="000000"/>
               <w:bottom w:val="single" w:sz="6" w:space="0" w:color="000000"/>
             </w:tcBorders>
-            <w:shd w:val="clear" w:color="auto" w:fill="E5E5E5"/>
+            <w:shd w:color="auto" w:fill="E5E5E5" w:val="clear"/>
           </w:tcPr>
           <w:p>
             <w:pPr>
               <w:pStyle w:val="TableText"/>
-              <w:snapToGrid w:val="0"/>
+              <w:snapToGrid w:val="false"/>
+              <w:spacing w:before="40" w:after="40"/>
               <w:rPr>
                 <w:color w:val="000000"/>
               </w:rPr>
@@ -560,12 +599,13 @@
               <w:left w:val="single" w:sz="6" w:space="0" w:color="000000"/>
               <w:bottom w:val="single" w:sz="6" w:space="0" w:color="000000"/>
             </w:tcBorders>
-            <w:shd w:val="clear" w:color="auto" w:fill="E5E5E5"/>
+            <w:shd w:color="auto" w:fill="E5E5E5" w:val="clear"/>
           </w:tcPr>
           <w:p>
             <w:pPr>
               <w:pStyle w:val="TableText"/>
-              <w:snapToGrid w:val="0"/>
+              <w:snapToGrid w:val="false"/>
+              <w:spacing w:before="40" w:after="40"/>
               <w:rPr>
                 <w:color w:val="000000"/>
               </w:rPr>
@@ -580,19 +620,20 @@
         </w:tc>
         <w:tc>
           <w:tcPr>
-            <w:tcW w:w="2593" w:type="dxa"/>
+            <w:tcW w:w="2592" w:type="dxa"/>
             <w:tcBorders>
               <w:top w:val="single" w:sz="6" w:space="0" w:color="000000"/>
               <w:left w:val="single" w:sz="6" w:space="0" w:color="000000"/>
               <w:bottom w:val="single" w:sz="6" w:space="0" w:color="000000"/>
               <w:right w:val="single" w:sz="6" w:space="0" w:color="000000"/>
             </w:tcBorders>
-            <w:shd w:val="clear" w:color="auto" w:fill="E5E5E5"/>
+            <w:shd w:color="auto" w:fill="E5E5E5" w:val="clear"/>
           </w:tcPr>
           <w:p>
             <w:pPr>
               <w:pStyle w:val="TableText"/>
-              <w:snapToGrid w:val="0"/>
+              <w:snapToGrid w:val="false"/>
+              <w:spacing w:before="40" w:after="40"/>
               <w:rPr>
                 <w:color w:val="000000"/>
               </w:rPr>
@@ -607,6 +648,7 @@
         </w:tc>
       </w:tr>
       <w:tr>
+        <w:trPr/>
         <w:tc>
           <w:tcPr>
             <w:tcW w:w="1275" w:type="dxa"/>
@@ -615,12 +657,13 @@
               <w:left w:val="single" w:sz="6" w:space="0" w:color="000000"/>
               <w:bottom w:val="single" w:sz="6" w:space="0" w:color="000000"/>
             </w:tcBorders>
-            <w:shd w:val="clear" w:color="auto" w:fill="E5E5E5"/>
+            <w:shd w:color="auto" w:fill="E5E5E5" w:val="clear"/>
           </w:tcPr>
           <w:p>
             <w:pPr>
               <w:pStyle w:val="TableText"/>
-              <w:snapToGrid w:val="0"/>
+              <w:snapToGrid w:val="false"/>
+              <w:spacing w:before="40" w:after="40"/>
               <w:rPr>
                 <w:color w:val="000000"/>
                 <w:u w:val="single"/>
@@ -643,12 +686,13 @@
               <w:left w:val="single" w:sz="6" w:space="0" w:color="000000"/>
               <w:bottom w:val="single" w:sz="6" w:space="0" w:color="000000"/>
             </w:tcBorders>
-            <w:shd w:val="clear" w:color="auto" w:fill="E5E5E5"/>
+            <w:shd w:color="auto" w:fill="E5E5E5" w:val="clear"/>
           </w:tcPr>
           <w:p>
             <w:pPr>
               <w:pStyle w:val="TableText"/>
-              <w:snapToGrid w:val="0"/>
+              <w:snapToGrid w:val="false"/>
+              <w:spacing w:before="40" w:after="40"/>
               <w:rPr>
                 <w:color w:val="000000"/>
               </w:rPr>
@@ -669,12 +713,13 @@
               <w:left w:val="single" w:sz="6" w:space="0" w:color="000000"/>
               <w:bottom w:val="single" w:sz="6" w:space="0" w:color="000000"/>
             </w:tcBorders>
-            <w:shd w:val="clear" w:color="auto" w:fill="E5E5E5"/>
+            <w:shd w:color="auto" w:fill="E5E5E5" w:val="clear"/>
           </w:tcPr>
           <w:p>
             <w:pPr>
               <w:pStyle w:val="TableText"/>
-              <w:snapToGrid w:val="0"/>
+              <w:snapToGrid w:val="false"/>
+              <w:spacing w:before="40" w:after="40"/>
               <w:rPr>
                 <w:color w:val="000000"/>
               </w:rPr>
@@ -689,19 +734,20 @@
         </w:tc>
         <w:tc>
           <w:tcPr>
-            <w:tcW w:w="2593" w:type="dxa"/>
+            <w:tcW w:w="2592" w:type="dxa"/>
             <w:tcBorders>
               <w:top w:val="single" w:sz="6" w:space="0" w:color="000000"/>
               <w:left w:val="single" w:sz="6" w:space="0" w:color="000000"/>
               <w:bottom w:val="single" w:sz="6" w:space="0" w:color="000000"/>
               <w:right w:val="single" w:sz="6" w:space="0" w:color="000000"/>
             </w:tcBorders>
-            <w:shd w:val="clear" w:color="auto" w:fill="E5E5E5"/>
+            <w:shd w:color="auto" w:fill="E5E5E5" w:val="clear"/>
           </w:tcPr>
           <w:p>
             <w:pPr>
               <w:pStyle w:val="TableText"/>
-              <w:snapToGrid w:val="0"/>
+              <w:snapToGrid w:val="false"/>
+              <w:spacing w:before="40" w:after="40"/>
               <w:rPr>
                 <w:color w:val="000000"/>
               </w:rPr>
@@ -716,6 +762,7 @@
         </w:tc>
       </w:tr>
       <w:tr>
+        <w:trPr/>
         <w:tc>
           <w:tcPr>
             <w:tcW w:w="1275" w:type="dxa"/>
@@ -724,12 +771,13 @@
               <w:left w:val="single" w:sz="6" w:space="0" w:color="000000"/>
               <w:bottom w:val="single" w:sz="6" w:space="0" w:color="000000"/>
             </w:tcBorders>
-            <w:shd w:val="clear" w:color="auto" w:fill="E5E5E5"/>
+            <w:shd w:color="auto" w:fill="E5E5E5" w:val="clear"/>
           </w:tcPr>
           <w:p>
             <w:pPr>
               <w:pStyle w:val="TableText"/>
-              <w:snapToGrid w:val="0"/>
+              <w:snapToGrid w:val="false"/>
+              <w:spacing w:before="40" w:after="40"/>
               <w:rPr>
                 <w:color w:val="000000"/>
                 <w:u w:val="single"/>
@@ -752,12 +800,13 @@
               <w:left w:val="single" w:sz="6" w:space="0" w:color="000000"/>
               <w:bottom w:val="single" w:sz="6" w:space="0" w:color="000000"/>
             </w:tcBorders>
-            <w:shd w:val="clear" w:color="auto" w:fill="E5E5E5"/>
+            <w:shd w:color="auto" w:fill="E5E5E5" w:val="clear"/>
           </w:tcPr>
           <w:p>
             <w:pPr>
               <w:pStyle w:val="TableText"/>
-              <w:snapToGrid w:val="0"/>
+              <w:snapToGrid w:val="false"/>
+              <w:spacing w:before="40" w:after="40"/>
               <w:rPr>
                 <w:color w:val="000000"/>
               </w:rPr>
@@ -778,12 +827,13 @@
               <w:left w:val="single" w:sz="6" w:space="0" w:color="000000"/>
               <w:bottom w:val="single" w:sz="6" w:space="0" w:color="000000"/>
             </w:tcBorders>
-            <w:shd w:val="clear" w:color="auto" w:fill="E5E5E5"/>
+            <w:shd w:color="auto" w:fill="E5E5E5" w:val="clear"/>
           </w:tcPr>
           <w:p>
             <w:pPr>
               <w:pStyle w:val="TableText"/>
-              <w:snapToGrid w:val="0"/>
+              <w:snapToGrid w:val="false"/>
+              <w:spacing w:before="40" w:after="40"/>
               <w:rPr>
                 <w:color w:val="000000"/>
               </w:rPr>
@@ -798,19 +848,20 @@
         </w:tc>
         <w:tc>
           <w:tcPr>
-            <w:tcW w:w="2593" w:type="dxa"/>
+            <w:tcW w:w="2592" w:type="dxa"/>
             <w:tcBorders>
               <w:top w:val="single" w:sz="6" w:space="0" w:color="000000"/>
               <w:left w:val="single" w:sz="6" w:space="0" w:color="000000"/>
               <w:bottom w:val="single" w:sz="6" w:space="0" w:color="000000"/>
               <w:right w:val="single" w:sz="6" w:space="0" w:color="000000"/>
             </w:tcBorders>
-            <w:shd w:val="clear" w:color="auto" w:fill="E5E5E5"/>
+            <w:shd w:color="auto" w:fill="E5E5E5" w:val="clear"/>
           </w:tcPr>
           <w:p>
             <w:pPr>
               <w:pStyle w:val="TableText"/>
-              <w:snapToGrid w:val="0"/>
+              <w:snapToGrid w:val="false"/>
+              <w:spacing w:before="40" w:after="40"/>
               <w:rPr>
                 <w:color w:val="000000"/>
               </w:rPr>
@@ -825,6 +876,7 @@
         </w:tc>
       </w:tr>
       <w:tr>
+        <w:trPr/>
         <w:tc>
           <w:tcPr>
             <w:tcW w:w="1275" w:type="dxa"/>
@@ -833,12 +885,13 @@
               <w:left w:val="single" w:sz="6" w:space="0" w:color="000000"/>
               <w:bottom w:val="single" w:sz="6" w:space="0" w:color="000000"/>
             </w:tcBorders>
-            <w:shd w:val="clear" w:color="auto" w:fill="E5E5E5"/>
+            <w:shd w:color="auto" w:fill="E5E5E5" w:val="clear"/>
           </w:tcPr>
           <w:p>
             <w:pPr>
               <w:pStyle w:val="TableText"/>
-              <w:snapToGrid w:val="0"/>
+              <w:snapToGrid w:val="false"/>
+              <w:spacing w:before="40" w:after="40"/>
               <w:rPr>
                 <w:color w:val="000000"/>
                 <w:u w:val="single"/>
@@ -861,12 +914,13 @@
               <w:left w:val="single" w:sz="6" w:space="0" w:color="000000"/>
               <w:bottom w:val="single" w:sz="6" w:space="0" w:color="000000"/>
             </w:tcBorders>
-            <w:shd w:val="clear" w:color="auto" w:fill="E5E5E5"/>
+            <w:shd w:color="auto" w:fill="E5E5E5" w:val="clear"/>
           </w:tcPr>
           <w:p>
             <w:pPr>
               <w:pStyle w:val="TableText"/>
-              <w:snapToGrid w:val="0"/>
+              <w:snapToGrid w:val="false"/>
+              <w:spacing w:before="40" w:after="40"/>
               <w:rPr>
                 <w:color w:val="000000"/>
               </w:rPr>
@@ -887,12 +941,13 @@
               <w:left w:val="single" w:sz="6" w:space="0" w:color="000000"/>
               <w:bottom w:val="single" w:sz="6" w:space="0" w:color="000000"/>
             </w:tcBorders>
-            <w:shd w:val="clear" w:color="auto" w:fill="E5E5E5"/>
+            <w:shd w:color="auto" w:fill="E5E5E5" w:val="clear"/>
           </w:tcPr>
           <w:p>
             <w:pPr>
               <w:pStyle w:val="TableText"/>
-              <w:snapToGrid w:val="0"/>
+              <w:snapToGrid w:val="false"/>
+              <w:spacing w:before="40" w:after="40"/>
               <w:rPr>
                 <w:color w:val="000000"/>
               </w:rPr>
@@ -907,19 +962,20 @@
         </w:tc>
         <w:tc>
           <w:tcPr>
-            <w:tcW w:w="2593" w:type="dxa"/>
+            <w:tcW w:w="2592" w:type="dxa"/>
             <w:tcBorders>
               <w:top w:val="single" w:sz="6" w:space="0" w:color="000000"/>
               <w:left w:val="single" w:sz="6" w:space="0" w:color="000000"/>
               <w:bottom w:val="single" w:sz="6" w:space="0" w:color="000000"/>
               <w:right w:val="single" w:sz="6" w:space="0" w:color="000000"/>
             </w:tcBorders>
-            <w:shd w:val="clear" w:color="auto" w:fill="E5E5E5"/>
+            <w:shd w:color="auto" w:fill="E5E5E5" w:val="clear"/>
           </w:tcPr>
           <w:p>
             <w:pPr>
               <w:pStyle w:val="TableText"/>
-              <w:snapToGrid w:val="0"/>
+              <w:snapToGrid w:val="false"/>
+              <w:spacing w:before="40" w:after="40"/>
               <w:rPr>
                 <w:color w:val="000000"/>
               </w:rPr>
@@ -934,6 +990,7 @@
         </w:tc>
       </w:tr>
       <w:tr>
+        <w:trPr/>
         <w:tc>
           <w:tcPr>
             <w:tcW w:w="1275" w:type="dxa"/>
@@ -942,12 +999,13 @@
               <w:left w:val="single" w:sz="6" w:space="0" w:color="000000"/>
               <w:bottom w:val="single" w:sz="6" w:space="0" w:color="000000"/>
             </w:tcBorders>
-            <w:shd w:val="clear" w:color="auto" w:fill="E5E5E5"/>
+            <w:shd w:color="auto" w:fill="E5E5E5" w:val="clear"/>
           </w:tcPr>
           <w:p>
             <w:pPr>
               <w:pStyle w:val="TableText"/>
-              <w:snapToGrid w:val="0"/>
+              <w:snapToGrid w:val="false"/>
+              <w:spacing w:before="40" w:after="40"/>
               <w:rPr>
                 <w:color w:val="000000"/>
                 <w:u w:val="single"/>
@@ -970,12 +1028,13 @@
               <w:left w:val="single" w:sz="6" w:space="0" w:color="000000"/>
               <w:bottom w:val="single" w:sz="6" w:space="0" w:color="000000"/>
             </w:tcBorders>
-            <w:shd w:val="clear" w:color="auto" w:fill="E5E5E5"/>
+            <w:shd w:color="auto" w:fill="E5E5E5" w:val="clear"/>
           </w:tcPr>
           <w:p>
             <w:pPr>
               <w:pStyle w:val="TableText"/>
-              <w:snapToGrid w:val="0"/>
+              <w:snapToGrid w:val="false"/>
+              <w:spacing w:before="40" w:after="40"/>
               <w:rPr>
                 <w:color w:val="000000"/>
               </w:rPr>
@@ -996,12 +1055,13 @@
               <w:left w:val="single" w:sz="6" w:space="0" w:color="000000"/>
               <w:bottom w:val="single" w:sz="6" w:space="0" w:color="000000"/>
             </w:tcBorders>
-            <w:shd w:val="clear" w:color="auto" w:fill="E5E5E5"/>
+            <w:shd w:color="auto" w:fill="E5E5E5" w:val="clear"/>
           </w:tcPr>
           <w:p>
             <w:pPr>
               <w:pStyle w:val="TableText"/>
-              <w:snapToGrid w:val="0"/>
+              <w:snapToGrid w:val="false"/>
+              <w:spacing w:before="40" w:after="40"/>
               <w:rPr>
                 <w:color w:val="000000"/>
               </w:rPr>
@@ -1016,19 +1076,20 @@
         </w:tc>
         <w:tc>
           <w:tcPr>
-            <w:tcW w:w="2593" w:type="dxa"/>
+            <w:tcW w:w="2592" w:type="dxa"/>
             <w:tcBorders>
               <w:top w:val="single" w:sz="6" w:space="0" w:color="000000"/>
               <w:left w:val="single" w:sz="6" w:space="0" w:color="000000"/>
               <w:bottom w:val="single" w:sz="6" w:space="0" w:color="000000"/>
               <w:right w:val="single" w:sz="6" w:space="0" w:color="000000"/>
             </w:tcBorders>
-            <w:shd w:val="clear" w:color="auto" w:fill="E5E5E5"/>
+            <w:shd w:color="auto" w:fill="E5E5E5" w:val="clear"/>
           </w:tcPr>
           <w:p>
             <w:pPr>
               <w:pStyle w:val="TableText"/>
-              <w:snapToGrid w:val="0"/>
+              <w:snapToGrid w:val="false"/>
+              <w:spacing w:before="40" w:after="40"/>
               <w:rPr>
                 <w:color w:val="000000"/>
               </w:rPr>
@@ -1043,6 +1104,7 @@
         </w:tc>
       </w:tr>
       <w:tr>
+        <w:trPr/>
         <w:tc>
           <w:tcPr>
             <w:tcW w:w="1275" w:type="dxa"/>
@@ -1051,17 +1113,22 @@
               <w:left w:val="single" w:sz="6" w:space="0" w:color="000000"/>
               <w:bottom w:val="single" w:sz="6" w:space="0" w:color="000000"/>
             </w:tcBorders>
-            <w:shd w:val="clear" w:color="auto" w:fill="E5E5E5"/>
+            <w:shd w:color="auto" w:fill="E5E5E5" w:val="clear"/>
           </w:tcPr>
           <w:p>
             <w:pPr>
               <w:pStyle w:val="TableText"/>
-              <w:snapToGrid w:val="0"/>
+              <w:snapToGrid w:val="false"/>
+              <w:spacing w:before="40" w:after="40"/>
               <w:rPr>
                 <w:color w:val="000000"/>
                 <w:u w:val="single"/>
               </w:rPr>
             </w:pPr>
+            <w:r>
+              <w:rPr/>
+              <w:t>4/08/2026</w:t>
+            </w:r>
           </w:p>
         </w:tc>
         <w:tc>
@@ -1072,16 +1139,21 @@
               <w:left w:val="single" w:sz="6" w:space="0" w:color="000000"/>
               <w:bottom w:val="single" w:sz="6" w:space="0" w:color="000000"/>
             </w:tcBorders>
-            <w:shd w:val="clear" w:color="auto" w:fill="E5E5E5"/>
+            <w:shd w:color="auto" w:fill="E5E5E5" w:val="clear"/>
           </w:tcPr>
           <w:p>
             <w:pPr>
               <w:pStyle w:val="TableText"/>
-              <w:snapToGrid w:val="0"/>
+              <w:snapToGrid w:val="false"/>
+              <w:spacing w:before="40" w:after="40"/>
               <w:rPr>
                 <w:color w:val="000000"/>
               </w:rPr>
             </w:pPr>
+            <w:r>
+              <w:rPr/>
+              <w:t>1.7</w:t>
+            </w:r>
           </w:p>
         </w:tc>
         <w:tc>
@@ -1092,41 +1164,76 @@
               <w:left w:val="single" w:sz="6" w:space="0" w:color="000000"/>
               <w:bottom w:val="single" w:sz="6" w:space="0" w:color="000000"/>
             </w:tcBorders>
-            <w:shd w:val="clear" w:color="auto" w:fill="E5E5E5"/>
+            <w:shd w:color="auto" w:fill="E5E5E5" w:val="clear"/>
           </w:tcPr>
           <w:p>
             <w:pPr>
               <w:pStyle w:val="TableText"/>
-              <w:snapToGrid w:val="0"/>
+              <w:snapToGrid w:val="false"/>
+              <w:spacing w:before="40" w:after="40"/>
               <w:rPr>
                 <w:color w:val="000000"/>
               </w:rPr>
             </w:pPr>
+            <w:r>
+              <w:rPr/>
+              <w:t>Uplo</w:t>
+            </w:r>
+            <w:r>
+              <w:rPr/>
+              <w:t>a</w:t>
+            </w:r>
+            <w:r>
+              <w:rPr/>
+              <w:t>d</w:t>
+            </w:r>
+            <w:r>
+              <w:rPr/>
+              <w:t>ed</w:t>
+            </w:r>
+            <w:r>
+              <w:rPr/>
+              <w:t xml:space="preserve"> Use Case and Sequence Di</w:t>
+            </w:r>
+            <w:r>
+              <w:rPr/>
+              <w:t>a</w:t>
+            </w:r>
+            <w:r>
+              <w:rPr/>
+              <w:t>grams</w:t>
+            </w:r>
           </w:p>
         </w:tc>
         <w:tc>
           <w:tcPr>
-            <w:tcW w:w="2593" w:type="dxa"/>
+            <w:tcW w:w="2592" w:type="dxa"/>
             <w:tcBorders>
               <w:top w:val="single" w:sz="6" w:space="0" w:color="000000"/>
               <w:left w:val="single" w:sz="6" w:space="0" w:color="000000"/>
               <w:bottom w:val="single" w:sz="6" w:space="0" w:color="000000"/>
               <w:right w:val="single" w:sz="6" w:space="0" w:color="000000"/>
             </w:tcBorders>
-            <w:shd w:val="clear" w:color="auto" w:fill="E5E5E5"/>
+            <w:shd w:color="auto" w:fill="E5E5E5" w:val="clear"/>
           </w:tcPr>
           <w:p>
             <w:pPr>
               <w:pStyle w:val="TableText"/>
-              <w:snapToGrid w:val="0"/>
+              <w:snapToGrid w:val="false"/>
+              <w:spacing w:before="40" w:after="40"/>
               <w:rPr>
                 <w:color w:val="000000"/>
               </w:rPr>
             </w:pPr>
+            <w:r>
+              <w:rPr/>
+              <w:t>Manuel Gonzalez</w:t>
+            </w:r>
           </w:p>
         </w:tc>
       </w:tr>
       <w:tr>
+        <w:trPr/>
         <w:tc>
           <w:tcPr>
             <w:tcW w:w="1275" w:type="dxa"/>
@@ -1135,17 +1242,24 @@
               <w:left w:val="single" w:sz="6" w:space="0" w:color="000000"/>
               <w:bottom w:val="single" w:sz="6" w:space="0" w:color="000000"/>
             </w:tcBorders>
-            <w:shd w:val="clear" w:color="auto" w:fill="E5E5E5"/>
+            <w:shd w:color="auto" w:fill="E5E5E5" w:val="clear"/>
           </w:tcPr>
           <w:p>
             <w:pPr>
               <w:pStyle w:val="TableText"/>
-              <w:snapToGrid w:val="0"/>
+              <w:snapToGrid w:val="false"/>
+              <w:spacing w:before="40" w:after="40"/>
               <w:rPr>
                 <w:color w:val="000000"/>
                 <w:u w:val="single"/>
               </w:rPr>
             </w:pPr>
+            <w:r>
+              <w:rPr>
+                <w:color w:val="000000"/>
+                <w:u w:val="single"/>
+              </w:rPr>
+            </w:r>
           </w:p>
         </w:tc>
         <w:tc>
@@ -1156,16 +1270,22 @@
               <w:left w:val="single" w:sz="6" w:space="0" w:color="000000"/>
               <w:bottom w:val="single" w:sz="6" w:space="0" w:color="000000"/>
             </w:tcBorders>
-            <w:shd w:val="clear" w:color="auto" w:fill="E5E5E5"/>
+            <w:shd w:color="auto" w:fill="E5E5E5" w:val="clear"/>
           </w:tcPr>
           <w:p>
             <w:pPr>
               <w:pStyle w:val="TableText"/>
-              <w:snapToGrid w:val="0"/>
+              <w:snapToGrid w:val="false"/>
+              <w:spacing w:before="40" w:after="40"/>
               <w:rPr>
                 <w:color w:val="000000"/>
               </w:rPr>
             </w:pPr>
+            <w:r>
+              <w:rPr>
+                <w:color w:val="000000"/>
+              </w:rPr>
+            </w:r>
           </w:p>
         </w:tc>
         <w:tc>
@@ -1176,41 +1296,54 @@
               <w:left w:val="single" w:sz="6" w:space="0" w:color="000000"/>
               <w:bottom w:val="single" w:sz="6" w:space="0" w:color="000000"/>
             </w:tcBorders>
-            <w:shd w:val="clear" w:color="auto" w:fill="E5E5E5"/>
+            <w:shd w:color="auto" w:fill="E5E5E5" w:val="clear"/>
           </w:tcPr>
           <w:p>
             <w:pPr>
               <w:pStyle w:val="TableText"/>
-              <w:snapToGrid w:val="0"/>
+              <w:snapToGrid w:val="false"/>
+              <w:spacing w:before="40" w:after="40"/>
               <w:rPr>
                 <w:color w:val="000000"/>
               </w:rPr>
             </w:pPr>
+            <w:r>
+              <w:rPr>
+                <w:color w:val="000000"/>
+              </w:rPr>
+            </w:r>
           </w:p>
         </w:tc>
         <w:tc>
           <w:tcPr>
-            <w:tcW w:w="2593" w:type="dxa"/>
+            <w:tcW w:w="2592" w:type="dxa"/>
             <w:tcBorders>
               <w:top w:val="single" w:sz="6" w:space="0" w:color="000000"/>
               <w:left w:val="single" w:sz="6" w:space="0" w:color="000000"/>
               <w:bottom w:val="single" w:sz="6" w:space="0" w:color="000000"/>
               <w:right w:val="single" w:sz="6" w:space="0" w:color="000000"/>
             </w:tcBorders>
-            <w:shd w:val="clear" w:color="auto" w:fill="E5E5E5"/>
+            <w:shd w:color="auto" w:fill="E5E5E5" w:val="clear"/>
           </w:tcPr>
           <w:p>
             <w:pPr>
               <w:pStyle w:val="TableText"/>
-              <w:snapToGrid w:val="0"/>
+              <w:snapToGrid w:val="false"/>
+              <w:spacing w:before="40" w:after="40"/>
               <w:rPr>
                 <w:color w:val="000000"/>
               </w:rPr>
             </w:pPr>
+            <w:r>
+              <w:rPr>
+                <w:color w:val="000000"/>
+              </w:rPr>
+            </w:r>
           </w:p>
         </w:tc>
       </w:tr>
       <w:tr>
+        <w:trPr/>
         <w:tc>
           <w:tcPr>
             <w:tcW w:w="1275" w:type="dxa"/>
@@ -1219,17 +1352,24 @@
               <w:left w:val="single" w:sz="6" w:space="0" w:color="000000"/>
               <w:bottom w:val="single" w:sz="6" w:space="0" w:color="000000"/>
             </w:tcBorders>
-            <w:shd w:val="clear" w:color="auto" w:fill="E5E5E5"/>
+            <w:shd w:color="auto" w:fill="E5E5E5" w:val="clear"/>
           </w:tcPr>
           <w:p>
             <w:pPr>
               <w:pStyle w:val="TableText"/>
-              <w:snapToGrid w:val="0"/>
+              <w:snapToGrid w:val="false"/>
+              <w:spacing w:before="40" w:after="40"/>
               <w:rPr>
                 <w:color w:val="000000"/>
                 <w:u w:val="single"/>
               </w:rPr>
             </w:pPr>
+            <w:r>
+              <w:rPr>
+                <w:color w:val="000000"/>
+                <w:u w:val="single"/>
+              </w:rPr>
+            </w:r>
           </w:p>
         </w:tc>
         <w:tc>
@@ -1240,16 +1380,22 @@
               <w:left w:val="single" w:sz="6" w:space="0" w:color="000000"/>
               <w:bottom w:val="single" w:sz="6" w:space="0" w:color="000000"/>
             </w:tcBorders>
-            <w:shd w:val="clear" w:color="auto" w:fill="E5E5E5"/>
+            <w:shd w:color="auto" w:fill="E5E5E5" w:val="clear"/>
           </w:tcPr>
           <w:p>
             <w:pPr>
               <w:pStyle w:val="TableText"/>
-              <w:snapToGrid w:val="0"/>
+              <w:snapToGrid w:val="false"/>
+              <w:spacing w:before="40" w:after="40"/>
               <w:rPr>
                 <w:color w:val="000000"/>
               </w:rPr>
             </w:pPr>
+            <w:r>
+              <w:rPr>
+                <w:color w:val="000000"/>
+              </w:rPr>
+            </w:r>
           </w:p>
         </w:tc>
         <w:tc>
@@ -1260,41 +1406,54 @@
               <w:left w:val="single" w:sz="6" w:space="0" w:color="000000"/>
               <w:bottom w:val="single" w:sz="6" w:space="0" w:color="000000"/>
             </w:tcBorders>
-            <w:shd w:val="clear" w:color="auto" w:fill="E5E5E5"/>
+            <w:shd w:color="auto" w:fill="E5E5E5" w:val="clear"/>
           </w:tcPr>
           <w:p>
             <w:pPr>
               <w:pStyle w:val="TableText"/>
-              <w:snapToGrid w:val="0"/>
+              <w:snapToGrid w:val="false"/>
+              <w:spacing w:before="40" w:after="40"/>
               <w:rPr>
                 <w:color w:val="000000"/>
               </w:rPr>
             </w:pPr>
+            <w:r>
+              <w:rPr>
+                <w:color w:val="000000"/>
+              </w:rPr>
+            </w:r>
           </w:p>
         </w:tc>
         <w:tc>
           <w:tcPr>
-            <w:tcW w:w="2593" w:type="dxa"/>
+            <w:tcW w:w="2592" w:type="dxa"/>
             <w:tcBorders>
               <w:top w:val="single" w:sz="6" w:space="0" w:color="000000"/>
               <w:left w:val="single" w:sz="6" w:space="0" w:color="000000"/>
               <w:bottom w:val="single" w:sz="6" w:space="0" w:color="000000"/>
               <w:right w:val="single" w:sz="6" w:space="0" w:color="000000"/>
             </w:tcBorders>
-            <w:shd w:val="clear" w:color="auto" w:fill="E5E5E5"/>
+            <w:shd w:color="auto" w:fill="E5E5E5" w:val="clear"/>
           </w:tcPr>
           <w:p>
             <w:pPr>
               <w:pStyle w:val="TableText"/>
-              <w:snapToGrid w:val="0"/>
+              <w:snapToGrid w:val="false"/>
+              <w:spacing w:before="40" w:after="40"/>
               <w:rPr>
                 <w:color w:val="000000"/>
               </w:rPr>
             </w:pPr>
+            <w:r>
+              <w:rPr>
+                <w:color w:val="000000"/>
+              </w:rPr>
+            </w:r>
           </w:p>
         </w:tc>
       </w:tr>
       <w:tr>
+        <w:trPr/>
         <w:tc>
           <w:tcPr>
             <w:tcW w:w="1275" w:type="dxa"/>
@@ -1303,17 +1462,24 @@
               <w:left w:val="single" w:sz="6" w:space="0" w:color="000000"/>
               <w:bottom w:val="single" w:sz="6" w:space="0" w:color="000000"/>
             </w:tcBorders>
-            <w:shd w:val="clear" w:color="auto" w:fill="E5E5E5"/>
+            <w:shd w:color="auto" w:fill="E5E5E5" w:val="clear"/>
           </w:tcPr>
           <w:p>
             <w:pPr>
               <w:pStyle w:val="TableText"/>
-              <w:snapToGrid w:val="0"/>
+              <w:snapToGrid w:val="false"/>
+              <w:spacing w:before="40" w:after="40"/>
               <w:rPr>
                 <w:color w:val="000000"/>
                 <w:u w:val="single"/>
               </w:rPr>
             </w:pPr>
+            <w:r>
+              <w:rPr>
+                <w:color w:val="000000"/>
+                <w:u w:val="single"/>
+              </w:rPr>
+            </w:r>
           </w:p>
         </w:tc>
         <w:tc>
@@ -1324,16 +1490,22 @@
               <w:left w:val="single" w:sz="6" w:space="0" w:color="000000"/>
               <w:bottom w:val="single" w:sz="6" w:space="0" w:color="000000"/>
             </w:tcBorders>
-            <w:shd w:val="clear" w:color="auto" w:fill="E5E5E5"/>
+            <w:shd w:color="auto" w:fill="E5E5E5" w:val="clear"/>
           </w:tcPr>
           <w:p>
             <w:pPr>
               <w:pStyle w:val="TableText"/>
-              <w:snapToGrid w:val="0"/>
+              <w:snapToGrid w:val="false"/>
+              <w:spacing w:before="40" w:after="40"/>
               <w:rPr>
                 <w:color w:val="000000"/>
               </w:rPr>
             </w:pPr>
+            <w:r>
+              <w:rPr>
+                <w:color w:val="000000"/>
+              </w:rPr>
+            </w:r>
           </w:p>
         </w:tc>
         <w:tc>
@@ -1344,41 +1516,54 @@
               <w:left w:val="single" w:sz="6" w:space="0" w:color="000000"/>
               <w:bottom w:val="single" w:sz="6" w:space="0" w:color="000000"/>
             </w:tcBorders>
-            <w:shd w:val="clear" w:color="auto" w:fill="E5E5E5"/>
+            <w:shd w:color="auto" w:fill="E5E5E5" w:val="clear"/>
           </w:tcPr>
           <w:p>
             <w:pPr>
               <w:pStyle w:val="TableText"/>
-              <w:snapToGrid w:val="0"/>
+              <w:snapToGrid w:val="false"/>
+              <w:spacing w:before="40" w:after="40"/>
               <w:rPr>
                 <w:color w:val="000000"/>
               </w:rPr>
             </w:pPr>
+            <w:r>
+              <w:rPr>
+                <w:color w:val="000000"/>
+              </w:rPr>
+            </w:r>
           </w:p>
         </w:tc>
         <w:tc>
           <w:tcPr>
-            <w:tcW w:w="2593" w:type="dxa"/>
+            <w:tcW w:w="2592" w:type="dxa"/>
             <w:tcBorders>
               <w:top w:val="single" w:sz="6" w:space="0" w:color="000000"/>
               <w:left w:val="single" w:sz="6" w:space="0" w:color="000000"/>
               <w:bottom w:val="single" w:sz="6" w:space="0" w:color="000000"/>
               <w:right w:val="single" w:sz="6" w:space="0" w:color="000000"/>
             </w:tcBorders>
-            <w:shd w:val="clear" w:color="auto" w:fill="E5E5E5"/>
+            <w:shd w:color="auto" w:fill="E5E5E5" w:val="clear"/>
           </w:tcPr>
           <w:p>
             <w:pPr>
               <w:pStyle w:val="TableText"/>
-              <w:snapToGrid w:val="0"/>
+              <w:snapToGrid w:val="false"/>
+              <w:spacing w:before="40" w:after="40"/>
               <w:rPr>
                 <w:color w:val="000000"/>
               </w:rPr>
             </w:pPr>
+            <w:r>
+              <w:rPr>
+                <w:color w:val="000000"/>
+              </w:rPr>
+            </w:r>
           </w:p>
         </w:tc>
       </w:tr>
       <w:tr>
+        <w:trPr/>
         <w:tc>
           <w:tcPr>
             <w:tcW w:w="1275" w:type="dxa"/>
@@ -1387,17 +1572,24 @@
               <w:left w:val="single" w:sz="6" w:space="0" w:color="000000"/>
               <w:bottom w:val="single" w:sz="6" w:space="0" w:color="000000"/>
             </w:tcBorders>
-            <w:shd w:val="clear" w:color="auto" w:fill="E5E5E5"/>
+            <w:shd w:color="auto" w:fill="E5E5E5" w:val="clear"/>
           </w:tcPr>
           <w:p>
             <w:pPr>
               <w:pStyle w:val="TableText"/>
-              <w:snapToGrid w:val="0"/>
+              <w:snapToGrid w:val="false"/>
+              <w:spacing w:before="40" w:after="40"/>
               <w:rPr>
                 <w:color w:val="000000"/>
                 <w:u w:val="single"/>
               </w:rPr>
             </w:pPr>
+            <w:r>
+              <w:rPr>
+                <w:color w:val="000000"/>
+                <w:u w:val="single"/>
+              </w:rPr>
+            </w:r>
           </w:p>
         </w:tc>
         <w:tc>
@@ -1408,16 +1600,22 @@
               <w:left w:val="single" w:sz="6" w:space="0" w:color="000000"/>
               <w:bottom w:val="single" w:sz="6" w:space="0" w:color="000000"/>
             </w:tcBorders>
-            <w:shd w:val="clear" w:color="auto" w:fill="E5E5E5"/>
+            <w:shd w:color="auto" w:fill="E5E5E5" w:val="clear"/>
           </w:tcPr>
           <w:p>
             <w:pPr>
               <w:pStyle w:val="TableText"/>
-              <w:snapToGrid w:val="0"/>
+              <w:snapToGrid w:val="false"/>
+              <w:spacing w:before="40" w:after="40"/>
               <w:rPr>
                 <w:color w:val="000000"/>
               </w:rPr>
             </w:pPr>
+            <w:r>
+              <w:rPr>
+                <w:color w:val="000000"/>
+              </w:rPr>
+            </w:r>
           </w:p>
         </w:tc>
         <w:tc>
@@ -1428,41 +1626,54 @@
               <w:left w:val="single" w:sz="6" w:space="0" w:color="000000"/>
               <w:bottom w:val="single" w:sz="6" w:space="0" w:color="000000"/>
             </w:tcBorders>
-            <w:shd w:val="clear" w:color="auto" w:fill="E5E5E5"/>
+            <w:shd w:color="auto" w:fill="E5E5E5" w:val="clear"/>
           </w:tcPr>
           <w:p>
             <w:pPr>
               <w:pStyle w:val="TableText"/>
-              <w:snapToGrid w:val="0"/>
+              <w:snapToGrid w:val="false"/>
+              <w:spacing w:before="40" w:after="40"/>
               <w:rPr>
                 <w:color w:val="000000"/>
               </w:rPr>
             </w:pPr>
+            <w:r>
+              <w:rPr>
+                <w:color w:val="000000"/>
+              </w:rPr>
+            </w:r>
           </w:p>
         </w:tc>
         <w:tc>
           <w:tcPr>
-            <w:tcW w:w="2593" w:type="dxa"/>
+            <w:tcW w:w="2592" w:type="dxa"/>
             <w:tcBorders>
               <w:top w:val="single" w:sz="6" w:space="0" w:color="000000"/>
               <w:left w:val="single" w:sz="6" w:space="0" w:color="000000"/>
               <w:bottom w:val="single" w:sz="6" w:space="0" w:color="000000"/>
               <w:right w:val="single" w:sz="6" w:space="0" w:color="000000"/>
             </w:tcBorders>
-            <w:shd w:val="clear" w:color="auto" w:fill="E5E5E5"/>
+            <w:shd w:color="auto" w:fill="E5E5E5" w:val="clear"/>
           </w:tcPr>
           <w:p>
             <w:pPr>
               <w:pStyle w:val="TableText"/>
-              <w:snapToGrid w:val="0"/>
+              <w:snapToGrid w:val="false"/>
+              <w:spacing w:before="40" w:after="40"/>
               <w:rPr>
                 <w:color w:val="000000"/>
               </w:rPr>
             </w:pPr>
+            <w:r>
+              <w:rPr>
+                <w:color w:val="000000"/>
+              </w:rPr>
+            </w:r>
           </w:p>
         </w:tc>
       </w:tr>
       <w:tr>
+        <w:trPr/>
         <w:tc>
           <w:tcPr>
             <w:tcW w:w="1275" w:type="dxa"/>
@@ -1471,17 +1682,24 @@
               <w:left w:val="single" w:sz="6" w:space="0" w:color="000000"/>
               <w:bottom w:val="single" w:sz="6" w:space="0" w:color="000000"/>
             </w:tcBorders>
-            <w:shd w:val="clear" w:color="auto" w:fill="E5E5E5"/>
+            <w:shd w:color="auto" w:fill="E5E5E5" w:val="clear"/>
           </w:tcPr>
           <w:p>
             <w:pPr>
               <w:pStyle w:val="TableText"/>
-              <w:snapToGrid w:val="0"/>
+              <w:snapToGrid w:val="false"/>
+              <w:spacing w:before="40" w:after="40"/>
               <w:rPr>
                 <w:color w:val="000000"/>
                 <w:u w:val="single"/>
               </w:rPr>
             </w:pPr>
+            <w:r>
+              <w:rPr>
+                <w:color w:val="000000"/>
+                <w:u w:val="single"/>
+              </w:rPr>
+            </w:r>
           </w:p>
         </w:tc>
         <w:tc>
@@ -1492,16 +1710,22 @@
               <w:left w:val="single" w:sz="6" w:space="0" w:color="000000"/>
               <w:bottom w:val="single" w:sz="6" w:space="0" w:color="000000"/>
             </w:tcBorders>
-            <w:shd w:val="clear" w:color="auto" w:fill="E5E5E5"/>
+            <w:shd w:color="auto" w:fill="E5E5E5" w:val="clear"/>
           </w:tcPr>
           <w:p>
             <w:pPr>
               <w:pStyle w:val="TableText"/>
-              <w:snapToGrid w:val="0"/>
+              <w:snapToGrid w:val="false"/>
+              <w:spacing w:before="40" w:after="40"/>
               <w:rPr>
                 <w:color w:val="000000"/>
               </w:rPr>
             </w:pPr>
+            <w:r>
+              <w:rPr>
+                <w:color w:val="000000"/>
+              </w:rPr>
+            </w:r>
           </w:p>
         </w:tc>
         <w:tc>
@@ -1512,41 +1736,54 @@
               <w:left w:val="single" w:sz="6" w:space="0" w:color="000000"/>
               <w:bottom w:val="single" w:sz="6" w:space="0" w:color="000000"/>
             </w:tcBorders>
-            <w:shd w:val="clear" w:color="auto" w:fill="E5E5E5"/>
+            <w:shd w:color="auto" w:fill="E5E5E5" w:val="clear"/>
           </w:tcPr>
           <w:p>
             <w:pPr>
               <w:pStyle w:val="TableText"/>
-              <w:snapToGrid w:val="0"/>
+              <w:snapToGrid w:val="false"/>
+              <w:spacing w:before="40" w:after="40"/>
               <w:rPr>
                 <w:color w:val="000000"/>
               </w:rPr>
             </w:pPr>
+            <w:r>
+              <w:rPr>
+                <w:color w:val="000000"/>
+              </w:rPr>
+            </w:r>
           </w:p>
         </w:tc>
         <w:tc>
           <w:tcPr>
-            <w:tcW w:w="2593" w:type="dxa"/>
+            <w:tcW w:w="2592" w:type="dxa"/>
             <w:tcBorders>
               <w:top w:val="single" w:sz="6" w:space="0" w:color="000000"/>
               <w:left w:val="single" w:sz="6" w:space="0" w:color="000000"/>
               <w:bottom w:val="single" w:sz="6" w:space="0" w:color="000000"/>
               <w:right w:val="single" w:sz="6" w:space="0" w:color="000000"/>
             </w:tcBorders>
-            <w:shd w:val="clear" w:color="auto" w:fill="E5E5E5"/>
+            <w:shd w:color="auto" w:fill="E5E5E5" w:val="clear"/>
           </w:tcPr>
           <w:p>
             <w:pPr>
               <w:pStyle w:val="TableText"/>
-              <w:snapToGrid w:val="0"/>
+              <w:snapToGrid w:val="false"/>
+              <w:spacing w:before="40" w:after="40"/>
               <w:rPr>
                 <w:color w:val="000000"/>
               </w:rPr>
             </w:pPr>
+            <w:r>
+              <w:rPr>
+                <w:color w:val="000000"/>
+              </w:rPr>
+            </w:r>
           </w:p>
         </w:tc>
       </w:tr>
       <w:tr>
+        <w:trPr/>
         <w:tc>
           <w:tcPr>
             <w:tcW w:w="1275" w:type="dxa"/>
@@ -1555,17 +1792,24 @@
               <w:left w:val="single" w:sz="6" w:space="0" w:color="000000"/>
               <w:bottom w:val="single" w:sz="6" w:space="0" w:color="000000"/>
             </w:tcBorders>
-            <w:shd w:val="clear" w:color="auto" w:fill="E5E5E5"/>
+            <w:shd w:color="auto" w:fill="E5E5E5" w:val="clear"/>
           </w:tcPr>
           <w:p>
             <w:pPr>
               <w:pStyle w:val="TableText"/>
-              <w:snapToGrid w:val="0"/>
+              <w:snapToGrid w:val="false"/>
+              <w:spacing w:before="40" w:after="40"/>
               <w:rPr>
                 <w:color w:val="000000"/>
                 <w:u w:val="single"/>
               </w:rPr>
             </w:pPr>
+            <w:r>
+              <w:rPr>
+                <w:color w:val="000000"/>
+                <w:u w:val="single"/>
+              </w:rPr>
+            </w:r>
           </w:p>
         </w:tc>
         <w:tc>
@@ -1576,16 +1820,22 @@
               <w:left w:val="single" w:sz="6" w:space="0" w:color="000000"/>
               <w:bottom w:val="single" w:sz="6" w:space="0" w:color="000000"/>
             </w:tcBorders>
-            <w:shd w:val="clear" w:color="auto" w:fill="E5E5E5"/>
+            <w:shd w:color="auto" w:fill="E5E5E5" w:val="clear"/>
           </w:tcPr>
           <w:p>
             <w:pPr>
               <w:pStyle w:val="TableText"/>
-              <w:snapToGrid w:val="0"/>
+              <w:snapToGrid w:val="false"/>
+              <w:spacing w:before="40" w:after="40"/>
               <w:rPr>
                 <w:color w:val="000000"/>
               </w:rPr>
             </w:pPr>
+            <w:r>
+              <w:rPr>
+                <w:color w:val="000000"/>
+              </w:rPr>
+            </w:r>
           </w:p>
         </w:tc>
         <w:tc>
@@ -1596,41 +1846,54 @@
               <w:left w:val="single" w:sz="6" w:space="0" w:color="000000"/>
               <w:bottom w:val="single" w:sz="6" w:space="0" w:color="000000"/>
             </w:tcBorders>
-            <w:shd w:val="clear" w:color="auto" w:fill="E5E5E5"/>
+            <w:shd w:color="auto" w:fill="E5E5E5" w:val="clear"/>
           </w:tcPr>
           <w:p>
             <w:pPr>
               <w:pStyle w:val="TableText"/>
-              <w:snapToGrid w:val="0"/>
+              <w:snapToGrid w:val="false"/>
+              <w:spacing w:before="40" w:after="40"/>
               <w:rPr>
                 <w:color w:val="000000"/>
               </w:rPr>
             </w:pPr>
+            <w:r>
+              <w:rPr>
+                <w:color w:val="000000"/>
+              </w:rPr>
+            </w:r>
           </w:p>
         </w:tc>
         <w:tc>
           <w:tcPr>
-            <w:tcW w:w="2593" w:type="dxa"/>
+            <w:tcW w:w="2592" w:type="dxa"/>
             <w:tcBorders>
               <w:top w:val="single" w:sz="6" w:space="0" w:color="000000"/>
               <w:left w:val="single" w:sz="6" w:space="0" w:color="000000"/>
               <w:bottom w:val="single" w:sz="6" w:space="0" w:color="000000"/>
               <w:right w:val="single" w:sz="6" w:space="0" w:color="000000"/>
             </w:tcBorders>
-            <w:shd w:val="clear" w:color="auto" w:fill="E5E5E5"/>
+            <w:shd w:color="auto" w:fill="E5E5E5" w:val="clear"/>
           </w:tcPr>
           <w:p>
             <w:pPr>
               <w:pStyle w:val="TableText"/>
-              <w:snapToGrid w:val="0"/>
+              <w:snapToGrid w:val="false"/>
+              <w:spacing w:before="40" w:after="40"/>
               <w:rPr>
                 <w:color w:val="000000"/>
               </w:rPr>
             </w:pPr>
+            <w:r>
+              <w:rPr>
+                <w:color w:val="000000"/>
+              </w:rPr>
+            </w:r>
           </w:p>
         </w:tc>
       </w:tr>
       <w:tr>
+        <w:trPr/>
         <w:tc>
           <w:tcPr>
             <w:tcW w:w="1275" w:type="dxa"/>
@@ -1639,17 +1902,24 @@
               <w:left w:val="single" w:sz="6" w:space="0" w:color="000000"/>
               <w:bottom w:val="single" w:sz="6" w:space="0" w:color="000000"/>
             </w:tcBorders>
-            <w:shd w:val="clear" w:color="auto" w:fill="E5E5E5"/>
+            <w:shd w:color="auto" w:fill="E5E5E5" w:val="clear"/>
           </w:tcPr>
           <w:p>
             <w:pPr>
               <w:pStyle w:val="TableText"/>
-              <w:snapToGrid w:val="0"/>
+              <w:snapToGrid w:val="false"/>
+              <w:spacing w:before="40" w:after="40"/>
               <w:rPr>
                 <w:color w:val="000000"/>
                 <w:u w:val="single"/>
               </w:rPr>
             </w:pPr>
+            <w:r>
+              <w:rPr>
+                <w:color w:val="000000"/>
+                <w:u w:val="single"/>
+              </w:rPr>
+            </w:r>
           </w:p>
         </w:tc>
         <w:tc>
@@ -1660,16 +1930,22 @@
               <w:left w:val="single" w:sz="6" w:space="0" w:color="000000"/>
               <w:bottom w:val="single" w:sz="6" w:space="0" w:color="000000"/>
             </w:tcBorders>
-            <w:shd w:val="clear" w:color="auto" w:fill="E5E5E5"/>
+            <w:shd w:color="auto" w:fill="E5E5E5" w:val="clear"/>
           </w:tcPr>
           <w:p>
             <w:pPr>
               <w:pStyle w:val="TableText"/>
-              <w:snapToGrid w:val="0"/>
+              <w:snapToGrid w:val="false"/>
+              <w:spacing w:before="40" w:after="40"/>
               <w:rPr>
                 <w:color w:val="000000"/>
               </w:rPr>
             </w:pPr>
+            <w:r>
+              <w:rPr>
+                <w:color w:val="000000"/>
+              </w:rPr>
+            </w:r>
           </w:p>
         </w:tc>
         <w:tc>
@@ -1680,41 +1956,54 @@
               <w:left w:val="single" w:sz="6" w:space="0" w:color="000000"/>
               <w:bottom w:val="single" w:sz="6" w:space="0" w:color="000000"/>
             </w:tcBorders>
-            <w:shd w:val="clear" w:color="auto" w:fill="E5E5E5"/>
+            <w:shd w:color="auto" w:fill="E5E5E5" w:val="clear"/>
           </w:tcPr>
           <w:p>
             <w:pPr>
               <w:pStyle w:val="TableText"/>
-              <w:snapToGrid w:val="0"/>
+              <w:snapToGrid w:val="false"/>
+              <w:spacing w:before="40" w:after="40"/>
               <w:rPr>
                 <w:color w:val="000000"/>
               </w:rPr>
             </w:pPr>
+            <w:r>
+              <w:rPr>
+                <w:color w:val="000000"/>
+              </w:rPr>
+            </w:r>
           </w:p>
         </w:tc>
         <w:tc>
           <w:tcPr>
-            <w:tcW w:w="2593" w:type="dxa"/>
+            <w:tcW w:w="2592" w:type="dxa"/>
             <w:tcBorders>
               <w:top w:val="single" w:sz="6" w:space="0" w:color="000000"/>
               <w:left w:val="single" w:sz="6" w:space="0" w:color="000000"/>
               <w:bottom w:val="single" w:sz="6" w:space="0" w:color="000000"/>
               <w:right w:val="single" w:sz="6" w:space="0" w:color="000000"/>
             </w:tcBorders>
-            <w:shd w:val="clear" w:color="auto" w:fill="E5E5E5"/>
+            <w:shd w:color="auto" w:fill="E5E5E5" w:val="clear"/>
           </w:tcPr>
           <w:p>
             <w:pPr>
               <w:pStyle w:val="TableText"/>
-              <w:snapToGrid w:val="0"/>
+              <w:snapToGrid w:val="false"/>
+              <w:spacing w:before="40" w:after="40"/>
               <w:rPr>
                 <w:color w:val="000000"/>
               </w:rPr>
             </w:pPr>
+            <w:r>
+              <w:rPr>
+                <w:color w:val="000000"/>
+              </w:rPr>
+            </w:r>
           </w:p>
         </w:tc>
       </w:tr>
       <w:tr>
+        <w:trPr/>
         <w:tc>
           <w:tcPr>
             <w:tcW w:w="1275" w:type="dxa"/>
@@ -1723,17 +2012,24 @@
               <w:left w:val="single" w:sz="6" w:space="0" w:color="000000"/>
               <w:bottom w:val="single" w:sz="6" w:space="0" w:color="000000"/>
             </w:tcBorders>
-            <w:shd w:val="clear" w:color="auto" w:fill="E5E5E5"/>
+            <w:shd w:color="auto" w:fill="E5E5E5" w:val="clear"/>
           </w:tcPr>
           <w:p>
             <w:pPr>
               <w:pStyle w:val="TableText"/>
-              <w:snapToGrid w:val="0"/>
+              <w:snapToGrid w:val="false"/>
+              <w:spacing w:before="40" w:after="40"/>
               <w:rPr>
                 <w:color w:val="000000"/>
                 <w:u w:val="single"/>
               </w:rPr>
             </w:pPr>
+            <w:r>
+              <w:rPr>
+                <w:color w:val="000000"/>
+                <w:u w:val="single"/>
+              </w:rPr>
+            </w:r>
           </w:p>
         </w:tc>
         <w:tc>
@@ -1744,16 +2040,22 @@
               <w:left w:val="single" w:sz="6" w:space="0" w:color="000000"/>
               <w:bottom w:val="single" w:sz="6" w:space="0" w:color="000000"/>
             </w:tcBorders>
-            <w:shd w:val="clear" w:color="auto" w:fill="E5E5E5"/>
+            <w:shd w:color="auto" w:fill="E5E5E5" w:val="clear"/>
           </w:tcPr>
           <w:p>
             <w:pPr>
               <w:pStyle w:val="TableText"/>
-              <w:snapToGrid w:val="0"/>
+              <w:snapToGrid w:val="false"/>
+              <w:spacing w:before="40" w:after="40"/>
               <w:rPr>
                 <w:color w:val="000000"/>
               </w:rPr>
             </w:pPr>
+            <w:r>
+              <w:rPr>
+                <w:color w:val="000000"/>
+              </w:rPr>
+            </w:r>
           </w:p>
         </w:tc>
         <w:tc>
@@ -1764,41 +2066,54 @@
               <w:left w:val="single" w:sz="6" w:space="0" w:color="000000"/>
               <w:bottom w:val="single" w:sz="6" w:space="0" w:color="000000"/>
             </w:tcBorders>
-            <w:shd w:val="clear" w:color="auto" w:fill="E5E5E5"/>
+            <w:shd w:color="auto" w:fill="E5E5E5" w:val="clear"/>
           </w:tcPr>
           <w:p>
             <w:pPr>
               <w:pStyle w:val="TableText"/>
-              <w:snapToGrid w:val="0"/>
+              <w:snapToGrid w:val="false"/>
+              <w:spacing w:before="40" w:after="40"/>
               <w:rPr>
                 <w:color w:val="000000"/>
               </w:rPr>
             </w:pPr>
+            <w:r>
+              <w:rPr>
+                <w:color w:val="000000"/>
+              </w:rPr>
+            </w:r>
           </w:p>
         </w:tc>
         <w:tc>
           <w:tcPr>
-            <w:tcW w:w="2593" w:type="dxa"/>
+            <w:tcW w:w="2592" w:type="dxa"/>
             <w:tcBorders>
               <w:top w:val="single" w:sz="6" w:space="0" w:color="000000"/>
               <w:left w:val="single" w:sz="6" w:space="0" w:color="000000"/>
               <w:bottom w:val="single" w:sz="6" w:space="0" w:color="000000"/>
               <w:right w:val="single" w:sz="6" w:space="0" w:color="000000"/>
             </w:tcBorders>
-            <w:shd w:val="clear" w:color="auto" w:fill="E5E5E5"/>
+            <w:shd w:color="auto" w:fill="E5E5E5" w:val="clear"/>
           </w:tcPr>
           <w:p>
             <w:pPr>
               <w:pStyle w:val="TableText"/>
-              <w:snapToGrid w:val="0"/>
+              <w:snapToGrid w:val="false"/>
+              <w:spacing w:before="40" w:after="40"/>
               <w:rPr>
                 <w:color w:val="000000"/>
               </w:rPr>
             </w:pPr>
+            <w:r>
+              <w:rPr>
+                <w:color w:val="000000"/>
+              </w:rPr>
+            </w:r>
           </w:p>
         </w:tc>
       </w:tr>
       <w:tr>
+        <w:trPr/>
         <w:tc>
           <w:tcPr>
             <w:tcW w:w="1275" w:type="dxa"/>
@@ -1807,17 +2122,24 @@
               <w:left w:val="single" w:sz="6" w:space="0" w:color="000000"/>
               <w:bottom w:val="single" w:sz="6" w:space="0" w:color="000000"/>
             </w:tcBorders>
-            <w:shd w:val="clear" w:color="auto" w:fill="E5E5E5"/>
+            <w:shd w:color="auto" w:fill="E5E5E5" w:val="clear"/>
           </w:tcPr>
           <w:p>
             <w:pPr>
               <w:pStyle w:val="TableText"/>
-              <w:snapToGrid w:val="0"/>
+              <w:snapToGrid w:val="false"/>
+              <w:spacing w:before="40" w:after="40"/>
               <w:rPr>
                 <w:color w:val="000000"/>
                 <w:u w:val="single"/>
               </w:rPr>
             </w:pPr>
+            <w:r>
+              <w:rPr>
+                <w:color w:val="000000"/>
+                <w:u w:val="single"/>
+              </w:rPr>
+            </w:r>
           </w:p>
         </w:tc>
         <w:tc>
@@ -1828,16 +2150,22 @@
               <w:left w:val="single" w:sz="6" w:space="0" w:color="000000"/>
               <w:bottom w:val="single" w:sz="6" w:space="0" w:color="000000"/>
             </w:tcBorders>
-            <w:shd w:val="clear" w:color="auto" w:fill="E5E5E5"/>
+            <w:shd w:color="auto" w:fill="E5E5E5" w:val="clear"/>
           </w:tcPr>
           <w:p>
             <w:pPr>
               <w:pStyle w:val="TableText"/>
-              <w:snapToGrid w:val="0"/>
+              <w:snapToGrid w:val="false"/>
+              <w:spacing w:before="40" w:after="40"/>
               <w:rPr>
                 <w:color w:val="000000"/>
               </w:rPr>
             </w:pPr>
+            <w:r>
+              <w:rPr>
+                <w:color w:val="000000"/>
+              </w:rPr>
+            </w:r>
           </w:p>
         </w:tc>
         <w:tc>
@@ -1848,41 +2176,54 @@
               <w:left w:val="single" w:sz="6" w:space="0" w:color="000000"/>
               <w:bottom w:val="single" w:sz="6" w:space="0" w:color="000000"/>
             </w:tcBorders>
-            <w:shd w:val="clear" w:color="auto" w:fill="E5E5E5"/>
+            <w:shd w:color="auto" w:fill="E5E5E5" w:val="clear"/>
           </w:tcPr>
           <w:p>
             <w:pPr>
               <w:pStyle w:val="TableText"/>
-              <w:snapToGrid w:val="0"/>
+              <w:snapToGrid w:val="false"/>
+              <w:spacing w:before="40" w:after="40"/>
               <w:rPr>
                 <w:color w:val="000000"/>
               </w:rPr>
             </w:pPr>
+            <w:r>
+              <w:rPr>
+                <w:color w:val="000000"/>
+              </w:rPr>
+            </w:r>
           </w:p>
         </w:tc>
         <w:tc>
           <w:tcPr>
-            <w:tcW w:w="2593" w:type="dxa"/>
+            <w:tcW w:w="2592" w:type="dxa"/>
             <w:tcBorders>
               <w:top w:val="single" w:sz="6" w:space="0" w:color="000000"/>
               <w:left w:val="single" w:sz="6" w:space="0" w:color="000000"/>
               <w:bottom w:val="single" w:sz="6" w:space="0" w:color="000000"/>
               <w:right w:val="single" w:sz="6" w:space="0" w:color="000000"/>
             </w:tcBorders>
-            <w:shd w:val="clear" w:color="auto" w:fill="E5E5E5"/>
+            <w:shd w:color="auto" w:fill="E5E5E5" w:val="clear"/>
           </w:tcPr>
           <w:p>
             <w:pPr>
               <w:pStyle w:val="TableText"/>
-              <w:snapToGrid w:val="0"/>
+              <w:snapToGrid w:val="false"/>
+              <w:spacing w:before="40" w:after="40"/>
               <w:rPr>
                 <w:color w:val="000000"/>
               </w:rPr>
             </w:pPr>
+            <w:r>
+              <w:rPr>
+                <w:color w:val="000000"/>
+              </w:rPr>
+            </w:r>
           </w:p>
         </w:tc>
       </w:tr>
       <w:tr>
+        <w:trPr/>
         <w:tc>
           <w:tcPr>
             <w:tcW w:w="1275" w:type="dxa"/>
@@ -1891,17 +2232,24 @@
               <w:left w:val="single" w:sz="6" w:space="0" w:color="000000"/>
               <w:bottom w:val="single" w:sz="6" w:space="0" w:color="000000"/>
             </w:tcBorders>
-            <w:shd w:val="clear" w:color="auto" w:fill="E5E5E5"/>
+            <w:shd w:color="auto" w:fill="E5E5E5" w:val="clear"/>
           </w:tcPr>
           <w:p>
             <w:pPr>
               <w:pStyle w:val="TableText"/>
-              <w:snapToGrid w:val="0"/>
+              <w:snapToGrid w:val="false"/>
+              <w:spacing w:before="40" w:after="40"/>
               <w:rPr>
                 <w:color w:val="000000"/>
                 <w:u w:val="single"/>
               </w:rPr>
             </w:pPr>
+            <w:r>
+              <w:rPr>
+                <w:color w:val="000000"/>
+                <w:u w:val="single"/>
+              </w:rPr>
+            </w:r>
           </w:p>
         </w:tc>
         <w:tc>
@@ -1912,16 +2260,22 @@
               <w:left w:val="single" w:sz="6" w:space="0" w:color="000000"/>
               <w:bottom w:val="single" w:sz="6" w:space="0" w:color="000000"/>
             </w:tcBorders>
-            <w:shd w:val="clear" w:color="auto" w:fill="E5E5E5"/>
+            <w:shd w:color="auto" w:fill="E5E5E5" w:val="clear"/>
           </w:tcPr>
           <w:p>
             <w:pPr>
               <w:pStyle w:val="TableText"/>
-              <w:snapToGrid w:val="0"/>
+              <w:snapToGrid w:val="false"/>
+              <w:spacing w:before="40" w:after="40"/>
               <w:rPr>
                 <w:color w:val="000000"/>
               </w:rPr>
             </w:pPr>
+            <w:r>
+              <w:rPr>
+                <w:color w:val="000000"/>
+              </w:rPr>
+            </w:r>
           </w:p>
         </w:tc>
         <w:tc>
@@ -1932,60 +2286,74 @@
               <w:left w:val="single" w:sz="6" w:space="0" w:color="000000"/>
               <w:bottom w:val="single" w:sz="6" w:space="0" w:color="000000"/>
             </w:tcBorders>
-            <w:shd w:val="clear" w:color="auto" w:fill="E5E5E5"/>
+            <w:shd w:color="auto" w:fill="E5E5E5" w:val="clear"/>
           </w:tcPr>
           <w:p>
             <w:pPr>
               <w:pStyle w:val="TableText"/>
-              <w:snapToGrid w:val="0"/>
+              <w:snapToGrid w:val="false"/>
+              <w:spacing w:before="40" w:after="40"/>
               <w:rPr>
                 <w:color w:val="000000"/>
               </w:rPr>
             </w:pPr>
+            <w:r>
+              <w:rPr>
+                <w:color w:val="000000"/>
+              </w:rPr>
+            </w:r>
           </w:p>
         </w:tc>
         <w:tc>
           <w:tcPr>
-            <w:tcW w:w="2593" w:type="dxa"/>
+            <w:tcW w:w="2592" w:type="dxa"/>
             <w:tcBorders>
               <w:top w:val="single" w:sz="6" w:space="0" w:color="000000"/>
               <w:left w:val="single" w:sz="6" w:space="0" w:color="000000"/>
               <w:bottom w:val="single" w:sz="6" w:space="0" w:color="000000"/>
               <w:right w:val="single" w:sz="6" w:space="0" w:color="000000"/>
             </w:tcBorders>
-            <w:shd w:val="clear" w:color="auto" w:fill="E5E5E5"/>
+            <w:shd w:color="auto" w:fill="E5E5E5" w:val="clear"/>
           </w:tcPr>
           <w:p>
             <w:pPr>
               <w:pStyle w:val="TableText"/>
-              <w:snapToGrid w:val="0"/>
+              <w:snapToGrid w:val="false"/>
+              <w:spacing w:before="40" w:after="40"/>
               <w:rPr>
                 <w:color w:val="000000"/>
               </w:rPr>
             </w:pPr>
+            <w:r>
+              <w:rPr>
+                <w:color w:val="000000"/>
+              </w:rPr>
+            </w:r>
           </w:p>
         </w:tc>
       </w:tr>
     </w:tbl>
     <w:p>
       <w:pPr>
-        <w:rPr>
-          <w:color w:val="000000"/>
-        </w:rPr>
         <w:sectPr>
-          <w:headerReference w:type="even" r:id="rId8"/>
-          <w:headerReference w:type="default" r:id="rId9"/>
-          <w:footerReference w:type="even" r:id="rId10"/>
-          <w:footerReference w:type="default" r:id="rId11"/>
-          <w:headerReference w:type="first" r:id="rId12"/>
-          <w:footerReference w:type="first" r:id="rId13"/>
+          <w:headerReference w:type="even" r:id="rId3"/>
+          <w:headerReference w:type="default" r:id="rId4"/>
+          <w:headerReference w:type="first" r:id="rId5"/>
+          <w:footerReference w:type="even" r:id="rId6"/>
+          <w:footerReference w:type="default" r:id="rId7"/>
+          <w:footerReference w:type="first" r:id="rId8"/>
+          <w:type w:val="nextPage"/>
           <w:pgSz w:w="12240" w:h="15840"/>
-          <w:pgMar w:top="1440" w:right="1800" w:bottom="1800" w:left="1800" w:header="720" w:footer="1080" w:gutter="0"/>
+          <w:pgMar w:left="1800" w:right="1800" w:gutter="0" w:header="720" w:top="1440" w:footer="1080" w:bottom="1800"/>
           <w:pgNumType w:fmt="lowerRoman"/>
-          <w:cols w:space="720"/>
-          <w:formProt w:val="0"/>
-          <w:docGrid w:linePitch="360"/>
+          <w:formProt w:val="false"/>
+          <w:textDirection w:val="lrTb"/>
+          <w:docGrid w:type="default" w:linePitch="360" w:charSpace="0"/>
         </w:sectPr>
+        <w:pStyle w:val="Normal"/>
+        <w:rPr>
+          <w:color w:val="000000"/>
+        </w:rPr>
       </w:pPr>
       <w:r>
         <w:rPr>
@@ -2006,22 +2374,15 @@
         <w:rPr>
           <w:color w:val="000000"/>
         </w:rPr>
-        <w:lastRenderedPageBreak/>
         <w:tab/>
         <w:t>Table of Contents</w:t>
       </w:r>
     </w:p>
     <w:sdt>
       <w:sdtPr>
-        <w:rPr>
-          <w:b w:val="0"/>
-          <w:caps w:val="0"/>
-          <w:smallCaps/>
-        </w:rPr>
-        <w:id w:val="-1057002159"/>
         <w:docPartObj>
           <w:docPartGallery w:val="Table of Contents"/>
-          <w:docPartUnique/>
+          <w:docPartUnique w:val="true"/>
         </w:docPartObj>
       </w:sdtPr>
       <w:sdtContent>
@@ -2030,9 +2391,10 @@
             <w:pStyle w:val="TOC1"/>
             <w:tabs>
               <w:tab w:val="clear" w:pos="8640"/>
-              <w:tab w:val="left" w:pos="440"/>
-              <w:tab w:val="right" w:leader="dot" w:pos="8639"/>
+              <w:tab w:val="left" w:pos="440" w:leader="none"/>
+              <w:tab w:val="right" w:pos="8639" w:leader="dot"/>
             </w:tabs>
+            <w:rPr/>
           </w:pPr>
           <w:r>
             <w:fldChar w:fldCharType="begin"/>
@@ -2056,10 +2418,9 @@
             <w:t>1.</w:t>
           </w:r>
           <w:r>
+            <w:rPr/>
             <w:tab/>
             <w:t>Introduction</w:t>
-          </w:r>
-          <w:r>
             <w:tab/>
             <w:t>iv</w:t>
           </w:r>
@@ -2069,18 +2430,16 @@
             <w:pStyle w:val="TOC2"/>
             <w:tabs>
               <w:tab w:val="clear" w:pos="8640"/>
-              <w:tab w:val="left" w:pos="880"/>
-              <w:tab w:val="right" w:leader="dot" w:pos="8639"/>
+              <w:tab w:val="left" w:pos="880" w:leader="none"/>
+              <w:tab w:val="right" w:pos="8639" w:leader="dot"/>
             </w:tabs>
+            <w:rPr/>
           </w:pPr>
           <w:r>
+            <w:rPr/>
             <w:t>1.1.</w:t>
-          </w:r>
-          <w:r>
             <w:tab/>
             <w:t>Scope</w:t>
-          </w:r>
-          <w:r>
             <w:tab/>
             <w:t>iv</w:t>
           </w:r>
@@ -2090,18 +2449,16 @@
             <w:pStyle w:val="TOC2"/>
             <w:tabs>
               <w:tab w:val="clear" w:pos="8640"/>
-              <w:tab w:val="left" w:pos="880"/>
-              <w:tab w:val="right" w:leader="dot" w:pos="8639"/>
+              <w:tab w:val="left" w:pos="880" w:leader="none"/>
+              <w:tab w:val="right" w:pos="8639" w:leader="dot"/>
             </w:tabs>
+            <w:rPr/>
           </w:pPr>
           <w:r>
+            <w:rPr/>
             <w:t>1.1.</w:t>
-          </w:r>
-          <w:r>
             <w:tab/>
             <w:t>Definitions, Acronyms, Abbreviations</w:t>
-          </w:r>
-          <w:r>
             <w:tab/>
             <w:t>iv</w:t>
           </w:r>
@@ -2111,18 +2468,16 @@
             <w:pStyle w:val="TOC2"/>
             <w:tabs>
               <w:tab w:val="clear" w:pos="8640"/>
-              <w:tab w:val="left" w:pos="880"/>
-              <w:tab w:val="right" w:leader="dot" w:pos="8639"/>
+              <w:tab w:val="left" w:pos="880" w:leader="none"/>
+              <w:tab w:val="right" w:pos="8639" w:leader="dot"/>
             </w:tabs>
+            <w:rPr/>
           </w:pPr>
           <w:r>
+            <w:rPr/>
             <w:t>1.2.</w:t>
-          </w:r>
-          <w:r>
             <w:tab/>
             <w:t>Overview</w:t>
-          </w:r>
-          <w:r>
             <w:tab/>
             <w:t>v</w:t>
           </w:r>
@@ -2132,18 +2487,16 @@
             <w:pStyle w:val="TOC1"/>
             <w:tabs>
               <w:tab w:val="clear" w:pos="8640"/>
-              <w:tab w:val="left" w:pos="440"/>
-              <w:tab w:val="right" w:leader="dot" w:pos="8639"/>
+              <w:tab w:val="left" w:pos="440" w:leader="none"/>
+              <w:tab w:val="right" w:pos="8639" w:leader="dot"/>
             </w:tabs>
+            <w:rPr/>
           </w:pPr>
           <w:r>
+            <w:rPr/>
             <w:t>2.</w:t>
-          </w:r>
-          <w:r>
             <w:tab/>
             <w:t>Architecture</w:t>
-          </w:r>
-          <w:r>
             <w:tab/>
             <w:t>vi</w:t>
           </w:r>
@@ -2153,18 +2506,16 @@
             <w:pStyle w:val="TOC2"/>
             <w:tabs>
               <w:tab w:val="clear" w:pos="8640"/>
-              <w:tab w:val="left" w:pos="880"/>
-              <w:tab w:val="right" w:leader="dot" w:pos="8639"/>
+              <w:tab w:val="left" w:pos="880" w:leader="none"/>
+              <w:tab w:val="right" w:pos="8639" w:leader="dot"/>
             </w:tabs>
+            <w:rPr/>
           </w:pPr>
           <w:r>
+            <w:rPr/>
             <w:t>2.1.</w:t>
-          </w:r>
-          <w:r>
             <w:tab/>
             <w:t>Overview</w:t>
-          </w:r>
-          <w:r>
             <w:tab/>
             <w:t>vi</w:t>
           </w:r>
@@ -2174,18 +2525,16 @@
             <w:pStyle w:val="TOC2"/>
             <w:tabs>
               <w:tab w:val="clear" w:pos="8640"/>
-              <w:tab w:val="left" w:pos="880"/>
-              <w:tab w:val="right" w:leader="dot" w:pos="8639"/>
+              <w:tab w:val="left" w:pos="880" w:leader="none"/>
+              <w:tab w:val="right" w:pos="8639" w:leader="dot"/>
             </w:tabs>
+            <w:rPr/>
           </w:pPr>
           <w:r>
+            <w:rPr/>
             <w:t>2.2.</w:t>
-          </w:r>
-          <w:r>
             <w:tab/>
             <w:t>Networking</w:t>
-          </w:r>
-          <w:r>
             <w:tab/>
             <w:t>vi</w:t>
           </w:r>
@@ -2195,18 +2544,16 @@
             <w:pStyle w:val="TOC2"/>
             <w:tabs>
               <w:tab w:val="clear" w:pos="8640"/>
-              <w:tab w:val="left" w:pos="880"/>
-              <w:tab w:val="right" w:leader="dot" w:pos="8639"/>
+              <w:tab w:val="left" w:pos="880" w:leader="none"/>
+              <w:tab w:val="right" w:pos="8639" w:leader="dot"/>
             </w:tabs>
+            <w:rPr/>
           </w:pPr>
           <w:r>
+            <w:rPr/>
             <w:t>2.3.</w:t>
-          </w:r>
-          <w:r>
             <w:tab/>
             <w:t>Messaging</w:t>
-          </w:r>
-          <w:r>
             <w:tab/>
             <w:t>vi</w:t>
           </w:r>
@@ -2216,18 +2563,16 @@
             <w:pStyle w:val="TOC2"/>
             <w:tabs>
               <w:tab w:val="clear" w:pos="8640"/>
-              <w:tab w:val="left" w:pos="880"/>
-              <w:tab w:val="right" w:leader="dot" w:pos="8639"/>
+              <w:tab w:val="left" w:pos="880" w:leader="none"/>
+              <w:tab w:val="right" w:pos="8639" w:leader="dot"/>
             </w:tabs>
+            <w:rPr/>
           </w:pPr>
           <w:r>
+            <w:rPr/>
             <w:t>2.4.</w:t>
-          </w:r>
-          <w:r>
             <w:tab/>
             <w:t>Server</w:t>
-          </w:r>
-          <w:r>
             <w:tab/>
             <w:t>vi</w:t>
           </w:r>
@@ -2237,18 +2582,16 @@
             <w:pStyle w:val="TOC2"/>
             <w:tabs>
               <w:tab w:val="clear" w:pos="8640"/>
-              <w:tab w:val="left" w:pos="880"/>
-              <w:tab w:val="right" w:leader="dot" w:pos="8639"/>
+              <w:tab w:val="left" w:pos="880" w:leader="none"/>
+              <w:tab w:val="right" w:pos="8639" w:leader="dot"/>
             </w:tabs>
+            <w:rPr/>
           </w:pPr>
           <w:r>
+            <w:rPr/>
             <w:t>2.5.</w:t>
-          </w:r>
-          <w:r>
             <w:tab/>
             <w:t>Client</w:t>
-          </w:r>
-          <w:r>
             <w:tab/>
             <w:t>vi</w:t>
           </w:r>
@@ -2258,18 +2601,16 @@
             <w:pStyle w:val="TOC1"/>
             <w:tabs>
               <w:tab w:val="clear" w:pos="8640"/>
-              <w:tab w:val="left" w:pos="440"/>
-              <w:tab w:val="right" w:leader="dot" w:pos="8639"/>
+              <w:tab w:val="left" w:pos="440" w:leader="none"/>
+              <w:tab w:val="right" w:pos="8639" w:leader="dot"/>
             </w:tabs>
+            <w:rPr/>
           </w:pPr>
           <w:r>
+            <w:rPr/>
             <w:t>3.</w:t>
-          </w:r>
-          <w:r>
             <w:tab/>
             <w:t>System Interface Design</w:t>
-          </w:r>
-          <w:r>
             <w:tab/>
             <w:t>viii</w:t>
           </w:r>
@@ -2279,18 +2620,16 @@
             <w:pStyle w:val="TOC2"/>
             <w:tabs>
               <w:tab w:val="clear" w:pos="8640"/>
-              <w:tab w:val="left" w:pos="880"/>
-              <w:tab w:val="right" w:leader="dot" w:pos="8639"/>
+              <w:tab w:val="left" w:pos="880" w:leader="none"/>
+              <w:tab w:val="right" w:pos="8639" w:leader="dot"/>
             </w:tabs>
+            <w:rPr/>
           </w:pPr>
           <w:r>
+            <w:rPr/>
             <w:t>3.1.</w:t>
-          </w:r>
-          <w:r>
             <w:tab/>
             <w:t>Application Overview</w:t>
-          </w:r>
-          <w:r>
             <w:tab/>
             <w:t>viii</w:t>
           </w:r>
@@ -2300,18 +2639,16 @@
             <w:pStyle w:val="TOC3"/>
             <w:tabs>
               <w:tab w:val="clear" w:pos="8640"/>
-              <w:tab w:val="left" w:pos="1320"/>
-              <w:tab w:val="right" w:leader="dot" w:pos="8639"/>
+              <w:tab w:val="left" w:pos="1320" w:leader="none"/>
+              <w:tab w:val="right" w:pos="8639" w:leader="dot"/>
             </w:tabs>
+            <w:rPr/>
           </w:pPr>
           <w:r>
+            <w:rPr/>
             <w:t>3.1.1.</w:t>
-          </w:r>
-          <w:r>
             <w:tab/>
             <w:t>Design Outlook</w:t>
-          </w:r>
-          <w:r>
             <w:tab/>
             <w:t>viii</w:t>
           </w:r>
@@ -2321,18 +2658,16 @@
             <w:pStyle w:val="TOC2"/>
             <w:tabs>
               <w:tab w:val="clear" w:pos="8640"/>
-              <w:tab w:val="left" w:pos="880"/>
-              <w:tab w:val="right" w:leader="dot" w:pos="8639"/>
+              <w:tab w:val="left" w:pos="880" w:leader="none"/>
+              <w:tab w:val="right" w:pos="8639" w:leader="dot"/>
             </w:tabs>
+            <w:rPr/>
           </w:pPr>
           <w:r>
+            <w:rPr/>
             <w:t>3.2.</w:t>
-          </w:r>
-          <w:r>
             <w:tab/>
             <w:t>GUI Diagrams</w:t>
-          </w:r>
-          <w:r>
             <w:tab/>
             <w:t>viii</w:t>
           </w:r>
@@ -2342,18 +2677,16 @@
             <w:pStyle w:val="TOC2"/>
             <w:tabs>
               <w:tab w:val="clear" w:pos="8640"/>
-              <w:tab w:val="left" w:pos="880"/>
-              <w:tab w:val="right" w:leader="dot" w:pos="8639"/>
+              <w:tab w:val="left" w:pos="880" w:leader="none"/>
+              <w:tab w:val="right" w:pos="8639" w:leader="dot"/>
             </w:tabs>
+            <w:rPr/>
           </w:pPr>
           <w:r>
+            <w:rPr/>
             <w:t>3.3.</w:t>
-          </w:r>
-          <w:r>
             <w:tab/>
             <w:t>Layout and Structure</w:t>
-          </w:r>
-          <w:r>
             <w:tab/>
             <w:t>viii</w:t>
           </w:r>
@@ -2363,18 +2696,16 @@
             <w:pStyle w:val="TOC1"/>
             <w:tabs>
               <w:tab w:val="clear" w:pos="8640"/>
-              <w:tab w:val="left" w:pos="440"/>
-              <w:tab w:val="right" w:leader="dot" w:pos="8639"/>
+              <w:tab w:val="left" w:pos="440" w:leader="none"/>
+              <w:tab w:val="right" w:pos="8639" w:leader="dot"/>
             </w:tabs>
+            <w:rPr/>
           </w:pPr>
           <w:r>
+            <w:rPr/>
             <w:t>4.</w:t>
-          </w:r>
-          <w:r>
             <w:tab/>
             <w:t>Use-Cases and Common Flows</w:t>
-          </w:r>
-          <w:r>
             <w:tab/>
             <w:t>ix</w:t>
           </w:r>
@@ -2384,18 +2715,16 @@
             <w:pStyle w:val="TOC2"/>
             <w:tabs>
               <w:tab w:val="clear" w:pos="8640"/>
-              <w:tab w:val="left" w:pos="880"/>
-              <w:tab w:val="right" w:leader="dot" w:pos="8639"/>
+              <w:tab w:val="left" w:pos="880" w:leader="none"/>
+              <w:tab w:val="right" w:pos="8639" w:leader="dot"/>
             </w:tabs>
+            <w:rPr/>
           </w:pPr>
           <w:r>
+            <w:rPr/>
             <w:t>4.1.</w:t>
-          </w:r>
-          <w:r>
             <w:tab/>
             <w:t>Use-Case Diagrams</w:t>
-          </w:r>
-          <w:r>
             <w:tab/>
             <w:t>ix</w:t>
           </w:r>
@@ -2405,18 +2734,16 @@
             <w:pStyle w:val="TOC2"/>
             <w:tabs>
               <w:tab w:val="clear" w:pos="8640"/>
-              <w:tab w:val="left" w:pos="880"/>
-              <w:tab w:val="right" w:leader="dot" w:pos="8639"/>
+              <w:tab w:val="left" w:pos="880" w:leader="none"/>
+              <w:tab w:val="right" w:pos="8639" w:leader="dot"/>
             </w:tabs>
+            <w:rPr/>
           </w:pPr>
           <w:r>
+            <w:rPr/>
             <w:t>4.2.</w:t>
-          </w:r>
-          <w:r>
             <w:tab/>
             <w:t>Sequence Diagrams</w:t>
-          </w:r>
-          <w:r>
             <w:tab/>
             <w:t>ix</w:t>
           </w:r>
@@ -2426,22 +2753,21 @@
             <w:pStyle w:val="TOC2"/>
             <w:tabs>
               <w:tab w:val="clear" w:pos="8640"/>
-              <w:tab w:val="left" w:pos="880"/>
-              <w:tab w:val="right" w:leader="dot" w:pos="8639"/>
+              <w:tab w:val="left" w:pos="880" w:leader="none"/>
+              <w:tab w:val="right" w:pos="8639" w:leader="dot"/>
             </w:tabs>
+            <w:rPr/>
           </w:pPr>
           <w:r>
+            <w:rPr/>
             <w:t>4.3.</w:t>
-          </w:r>
-          <w:r>
             <w:tab/>
             <w:t>Common &amp; Intended User Interfacing Flow</w:t>
-          </w:r>
-          <w:r>
             <w:tab/>
             <w:t>ix</w:t>
           </w:r>
           <w:r>
+            <w:rPr/>
             <w:fldChar w:fldCharType="end"/>
           </w:r>
         </w:p>
@@ -2451,7 +2777,8 @@
       <w:pPr>
         <w:pStyle w:val="TOC2"/>
         <w:tabs>
-          <w:tab w:val="left" w:pos="800"/>
+          <w:tab w:val="left" w:pos="800" w:leader="none"/>
+          <w:tab w:val="right" w:pos="8640" w:leader="dot"/>
         </w:tabs>
         <w:rPr>
           <w:rFonts w:ascii="Calibri" w:hAnsi="Calibri" w:cs="Calibri"/>
@@ -2461,9 +2788,19 @@
           <w:lang w:eastAsia="en-US"/>
         </w:rPr>
       </w:pPr>
-    </w:p>
-    <w:p>
-      <w:pPr>
+      <w:r>
+        <w:rPr>
+          <w:rFonts w:cs="Calibri" w:ascii="Calibri" w:hAnsi="Calibri"/>
+          <w:color w:val="000000"/>
+          <w:sz w:val="24"/>
+          <w:szCs w:val="24"/>
+          <w:lang w:eastAsia="en-US"/>
+        </w:rPr>
+      </w:r>
+    </w:p>
+    <w:p>
+      <w:pPr>
+        <w:pStyle w:val="Normal"/>
         <w:rPr>
           <w:rFonts w:ascii="Calibri" w:hAnsi="Calibri" w:cs="Calibri"/>
           <w:b/>
@@ -2474,6 +2811,17 @@
           <w:lang w:eastAsia="en-US"/>
         </w:rPr>
       </w:pPr>
+      <w:r>
+        <w:rPr>
+          <w:rFonts w:cs="Calibri" w:ascii="Calibri" w:hAnsi="Calibri"/>
+          <w:b/>
+          <w:caps/>
+          <w:color w:val="000000"/>
+          <w:sz w:val="24"/>
+          <w:szCs w:val="24"/>
+          <w:lang w:eastAsia="en-US"/>
+        </w:rPr>
+      </w:r>
     </w:p>
     <w:p>
       <w:pPr>
@@ -2494,7 +2842,6 @@
         <w:rPr>
           <w:color w:val="000000"/>
         </w:rPr>
-        <w:lastRenderedPageBreak/>
         <w:t>Introduction</w:t>
       </w:r>
     </w:p>
@@ -2569,7 +2916,7 @@
     <w:p>
       <w:pPr>
         <w:pStyle w:val="Paragraph3"/>
-        <w:ind w:hanging="720"/>
+        <w:ind w:hanging="720" w:left="2160"/>
         <w:rPr>
           <w:color w:val="000000"/>
         </w:rPr>
@@ -2584,7 +2931,7 @@
     <w:p>
       <w:pPr>
         <w:pStyle w:val="Paragraph3"/>
-        <w:ind w:hanging="720"/>
+        <w:ind w:hanging="720" w:left="2160"/>
         <w:rPr>
           <w:color w:val="000000"/>
         </w:rPr>
@@ -2599,7 +2946,7 @@
     <w:p>
       <w:pPr>
         <w:pStyle w:val="Paragraph3"/>
-        <w:ind w:hanging="720"/>
+        <w:ind w:hanging="720" w:left="2160"/>
         <w:rPr>
           <w:color w:val="000000"/>
         </w:rPr>
@@ -2614,7 +2961,7 @@
     <w:p>
       <w:pPr>
         <w:pStyle w:val="Paragraph3"/>
-        <w:ind w:hanging="720"/>
+        <w:ind w:hanging="720" w:left="2160"/>
         <w:rPr>
           <w:color w:val="000000"/>
         </w:rPr>
@@ -2629,7 +2976,7 @@
     <w:p>
       <w:pPr>
         <w:pStyle w:val="Paragraph3"/>
-        <w:ind w:hanging="720"/>
+        <w:ind w:hanging="720" w:left="2160"/>
         <w:rPr>
           <w:color w:val="000000"/>
         </w:rPr>
@@ -2644,7 +2991,7 @@
     <w:p>
       <w:pPr>
         <w:pStyle w:val="Paragraph3"/>
-        <w:ind w:hanging="720"/>
+        <w:ind w:hanging="720" w:left="2160"/>
         <w:rPr>
           <w:color w:val="000000"/>
         </w:rPr>
@@ -2659,7 +3006,7 @@
     <w:p>
       <w:pPr>
         <w:pStyle w:val="Paragraph3"/>
-        <w:ind w:hanging="720"/>
+        <w:ind w:hanging="720" w:left="2160"/>
         <w:rPr>
           <w:color w:val="000000"/>
         </w:rPr>
@@ -2674,7 +3021,7 @@
     <w:p>
       <w:pPr>
         <w:pStyle w:val="Paragraph3"/>
-        <w:ind w:hanging="720"/>
+        <w:ind w:hanging="720" w:left="2160"/>
         <w:rPr>
           <w:color w:val="000000"/>
         </w:rPr>
@@ -2689,7 +3036,7 @@
     <w:p>
       <w:pPr>
         <w:pStyle w:val="Paragraph3"/>
-        <w:ind w:hanging="720"/>
+        <w:ind w:hanging="720" w:left="2160"/>
         <w:rPr>
           <w:color w:val="000000"/>
         </w:rPr>
@@ -2704,7 +3051,7 @@
     <w:p>
       <w:pPr>
         <w:pStyle w:val="Paragraph3"/>
-        <w:ind w:hanging="720"/>
+        <w:ind w:hanging="720" w:left="2160"/>
         <w:rPr>
           <w:color w:val="000000"/>
         </w:rPr>
@@ -2719,7 +3066,7 @@
     <w:p>
       <w:pPr>
         <w:pStyle w:val="Paragraph3"/>
-        <w:ind w:hanging="720"/>
+        <w:ind w:hanging="720" w:left="2160"/>
         <w:rPr>
           <w:color w:val="000000"/>
         </w:rPr>
@@ -2734,7 +3081,7 @@
     <w:p>
       <w:pPr>
         <w:pStyle w:val="Paragraph3"/>
-        <w:ind w:hanging="720"/>
+        <w:ind w:hanging="720" w:left="2160"/>
         <w:rPr>
           <w:color w:val="000000"/>
         </w:rPr>
@@ -2749,7 +3096,7 @@
     <w:p>
       <w:pPr>
         <w:pStyle w:val="Paragraph3"/>
-        <w:ind w:hanging="720"/>
+        <w:ind w:hanging="720" w:left="2160"/>
         <w:rPr>
           <w:color w:val="000000"/>
         </w:rPr>
@@ -2764,7 +3111,7 @@
     <w:p>
       <w:pPr>
         <w:pStyle w:val="Paragraph3"/>
-        <w:ind w:hanging="720"/>
+        <w:ind w:hanging="720" w:left="2160"/>
         <w:rPr>
           <w:color w:val="000000"/>
         </w:rPr>
@@ -2779,7 +3126,7 @@
     <w:p>
       <w:pPr>
         <w:pStyle w:val="Paragraph3"/>
-        <w:ind w:hanging="720"/>
+        <w:ind w:hanging="720" w:left="2160"/>
         <w:rPr>
           <w:color w:val="000000"/>
         </w:rPr>
@@ -2794,7 +3141,7 @@
     <w:p>
       <w:pPr>
         <w:pStyle w:val="Paragraph3"/>
-        <w:ind w:hanging="720"/>
+        <w:ind w:hanging="720" w:left="2160"/>
         <w:rPr>
           <w:color w:val="000000"/>
         </w:rPr>
@@ -2809,7 +3156,7 @@
     <w:p>
       <w:pPr>
         <w:pStyle w:val="Paragraph3"/>
-        <w:ind w:hanging="720"/>
+        <w:ind w:hanging="720" w:left="2160"/>
         <w:rPr>
           <w:color w:val="000000"/>
         </w:rPr>
@@ -2824,7 +3171,7 @@
     <w:p>
       <w:pPr>
         <w:pStyle w:val="Paragraph3"/>
-        <w:ind w:hanging="720"/>
+        <w:ind w:hanging="720" w:left="2160"/>
         <w:rPr>
           <w:color w:val="000000"/>
         </w:rPr>
@@ -2839,7 +3186,7 @@
     <w:p>
       <w:pPr>
         <w:pStyle w:val="Paragraph3"/>
-        <w:ind w:hanging="720"/>
+        <w:ind w:hanging="720" w:left="2160"/>
         <w:rPr>
           <w:color w:val="000000"/>
         </w:rPr>
@@ -2854,23 +3201,22 @@
     <w:p>
       <w:pPr>
         <w:pStyle w:val="Paragraph3"/>
-        <w:ind w:hanging="720"/>
-        <w:rPr>
-          <w:color w:val="000000"/>
-        </w:rPr>
-      </w:pPr>
-      <w:r>
-        <w:rPr>
-          <w:color w:val="000000"/>
-        </w:rPr>
-        <w:lastRenderedPageBreak/>
+        <w:ind w:hanging="720" w:left="2160"/>
+        <w:rPr>
+          <w:color w:val="000000"/>
+        </w:rPr>
+      </w:pPr>
+      <w:r>
+        <w:rPr>
+          <w:color w:val="000000"/>
+        </w:rPr>
         <w:t>Soft hand: When a player or dealer has an ace whose current value is 11. Standard blackjack rules require the dealer to hit when they have a soft 17 or less.</w:t>
       </w:r>
     </w:p>
     <w:p>
       <w:pPr>
         <w:pStyle w:val="Paragraph3"/>
-        <w:ind w:hanging="720"/>
+        <w:ind w:hanging="720" w:left="2160"/>
         <w:rPr>
           <w:color w:val="000000"/>
         </w:rPr>
@@ -2885,7 +3231,7 @@
     <w:p>
       <w:pPr>
         <w:pStyle w:val="Paragraph3"/>
-        <w:ind w:hanging="720"/>
+        <w:ind w:hanging="720" w:left="2160"/>
         <w:rPr>
           <w:color w:val="000000"/>
         </w:rPr>
@@ -2900,7 +3246,7 @@
     <w:p>
       <w:pPr>
         <w:pStyle w:val="Paragraph3"/>
-        <w:ind w:hanging="720"/>
+        <w:ind w:hanging="720" w:left="2160"/>
         <w:rPr>
           <w:color w:val="000000"/>
         </w:rPr>
@@ -2915,7 +3261,7 @@
     <w:p>
       <w:pPr>
         <w:pStyle w:val="Paragraph3"/>
-        <w:ind w:hanging="720"/>
+        <w:ind w:hanging="720" w:left="2160"/>
         <w:rPr>
           <w:color w:val="000000"/>
         </w:rPr>
@@ -2930,7 +3276,7 @@
     <w:p>
       <w:pPr>
         <w:pStyle w:val="Paragraph3"/>
-        <w:ind w:hanging="720"/>
+        <w:ind w:hanging="720" w:left="2160"/>
         <w:rPr>
           <w:color w:val="000000"/>
         </w:rPr>
@@ -2945,7 +3291,7 @@
     <w:p>
       <w:pPr>
         <w:pStyle w:val="Paragraph3"/>
-        <w:ind w:hanging="720"/>
+        <w:ind w:hanging="720" w:left="2160"/>
         <w:rPr>
           <w:color w:val="000000"/>
         </w:rPr>
@@ -2960,7 +3306,7 @@
     <w:p>
       <w:pPr>
         <w:pStyle w:val="Paragraph3"/>
-        <w:ind w:hanging="720"/>
+        <w:ind w:hanging="720" w:left="2160"/>
         <w:rPr>
           <w:color w:val="000000"/>
         </w:rPr>
@@ -2975,7 +3321,7 @@
     <w:p>
       <w:pPr>
         <w:pStyle w:val="Paragraph3"/>
-        <w:ind w:hanging="720"/>
+        <w:ind w:hanging="720" w:left="2160"/>
         <w:rPr>
           <w:color w:val="000000"/>
         </w:rPr>
@@ -2990,7 +3336,7 @@
     <w:p>
       <w:pPr>
         <w:pStyle w:val="Paragraph3"/>
-        <w:ind w:hanging="720"/>
+        <w:ind w:hanging="720" w:left="2160"/>
         <w:rPr>
           <w:color w:val="000000"/>
         </w:rPr>
@@ -3005,7 +3351,7 @@
     <w:p>
       <w:pPr>
         <w:pStyle w:val="Paragraph3"/>
-        <w:ind w:hanging="720"/>
+        <w:ind w:hanging="720" w:left="2160"/>
         <w:rPr>
           <w:color w:val="000000"/>
         </w:rPr>
@@ -3020,7 +3366,7 @@
     <w:p>
       <w:pPr>
         <w:pStyle w:val="Paragraph3"/>
-        <w:ind w:hanging="720"/>
+        <w:ind w:hanging="720" w:left="2160"/>
         <w:rPr>
           <w:color w:val="000000"/>
         </w:rPr>
@@ -3035,11 +3381,16 @@
     <w:p>
       <w:pPr>
         <w:pStyle w:val="Paragraph3"/>
-        <w:ind w:left="720" w:firstLine="720"/>
-        <w:rPr>
-          <w:color w:val="000000"/>
-        </w:rPr>
-      </w:pPr>
+        <w:ind w:firstLine="720" w:left="720"/>
+        <w:rPr>
+          <w:color w:val="000000"/>
+        </w:rPr>
+      </w:pPr>
+      <w:r>
+        <w:rPr>
+          <w:color w:val="000000"/>
+        </w:rPr>
+      </w:r>
     </w:p>
     <w:p>
       <w:pPr>
@@ -3065,6 +3416,7 @@
     </w:p>
     <w:p>
       <w:pPr>
+        <w:pStyle w:val="Normal"/>
         <w:ind w:left="1440"/>
         <w:rPr>
           <w:color w:val="000000"/>
@@ -3095,7 +3447,6 @@
         <w:rPr>
           <w:color w:val="000000"/>
         </w:rPr>
-        <w:lastRenderedPageBreak/>
         <w:t>Architecture</w:t>
       </w:r>
       <w:bookmarkEnd w:id="11"/>
@@ -3174,6 +3525,7 @@
     </w:p>
     <w:p>
       <w:pPr>
+        <w:pStyle w:val="Normal"/>
         <w:ind w:left="1440"/>
         <w:rPr>
           <w:color w:val="000000"/>
@@ -3188,11 +3540,17 @@
     </w:p>
     <w:p>
       <w:pPr>
+        <w:pStyle w:val="Normal"/>
         <w:ind w:left="1440"/>
         <w:rPr>
           <w:color w:val="000000"/>
         </w:rPr>
       </w:pPr>
+      <w:r>
+        <w:rPr>
+          <w:color w:val="000000"/>
+        </w:rPr>
+      </w:r>
     </w:p>
     <w:p>
       <w:pPr>
@@ -3218,6 +3576,7 @@
     </w:p>
     <w:p>
       <w:pPr>
+        <w:pStyle w:val="Normal"/>
         <w:ind w:left="1440"/>
         <w:rPr>
           <w:color w:val="000000"/>
@@ -3237,6 +3596,11 @@
           <w:color w:val="000000"/>
         </w:rPr>
       </w:pPr>
+      <w:r>
+        <w:rPr>
+          <w:color w:val="000000"/>
+        </w:rPr>
+      </w:r>
     </w:p>
     <w:p>
       <w:pPr>
@@ -3262,6 +3626,7 @@
     </w:p>
     <w:p>
       <w:pPr>
+        <w:pStyle w:val="Normal"/>
         <w:ind w:left="1440"/>
         <w:rPr>
           <w:color w:val="000000"/>
@@ -3276,14 +3641,21 @@
     </w:p>
     <w:p>
       <w:pPr>
+        <w:pStyle w:val="Normal"/>
         <w:ind w:left="1440"/>
         <w:rPr>
           <w:color w:val="000000"/>
         </w:rPr>
       </w:pPr>
-    </w:p>
-    <w:p>
-      <w:pPr>
+      <w:r>
+        <w:rPr>
+          <w:color w:val="000000"/>
+        </w:rPr>
+      </w:r>
+    </w:p>
+    <w:p>
+      <w:pPr>
+        <w:pStyle w:val="Normal"/>
         <w:ind w:left="1440"/>
         <w:rPr>
           <w:b/>
@@ -3302,14 +3674,21 @@
     </w:p>
     <w:p>
       <w:pPr>
+        <w:pStyle w:val="Normal"/>
         <w:ind w:left="1440"/>
         <w:rPr>
           <w:color w:val="000000"/>
         </w:rPr>
       </w:pPr>
-    </w:p>
-    <w:p>
-      <w:pPr>
+      <w:r>
+        <w:rPr>
+          <w:color w:val="000000"/>
+        </w:rPr>
+      </w:r>
+    </w:p>
+    <w:p>
+      <w:pPr>
+        <w:pStyle w:val="Normal"/>
         <w:ind w:left="1440"/>
         <w:rPr>
           <w:color w:val="000000"/>
@@ -3319,18 +3698,12 @@
         <w:rPr>
           <w:color w:val="000000"/>
         </w:rPr>
-        <w:t xml:space="preserve">Data management primarily allows for continued game operations between server reboots. To make file management easier we plan to create one file per user. Since usernames will be unique across the application, we can generate a csv file in the format &lt;username&gt;.csv. Since we can access the username from the file itself, we only need to store the user’s password, access level (player, dealer, or developer), and the current credits in their account. While the user’s password and access level rarely change, the credits in the account will be constantly changing while a user is playing the game.  Having a separate file per user will allow us to modify multiple files simultaneously </w:t>
-      </w:r>
-      <w:r>
-        <w:rPr>
-          <w:color w:val="000000"/>
-        </w:rPr>
-        <w:lastRenderedPageBreak/>
-        <w:t>instead of having to queue up multiple requests to modify a single file every time a request to update a player’s credits is requested.</w:t>
-      </w:r>
-    </w:p>
-    <w:p>
-      <w:pPr>
+        <w:t>Data management primarily allows for continued game operations between server reboots. To make file management easier we plan to create one file per user. Since usernames will be unique across the application, we can generate a csv file in the format &lt;username&gt;.csv. Since we can access the username from the file itself, we only need to store the user’s password, access level (player, dealer, or developer), and the current credits in their account. While the user’s password and access level rarely change, the credits in the account will be constantly changing while a user is playing the game.  Having a separate file per user will allow us to modify multiple files simultaneously instead of having to queue up multiple requests to modify a single file every time a request to update a player’s credits is requested.</w:t>
+      </w:r>
+    </w:p>
+    <w:p>
+      <w:pPr>
+        <w:pStyle w:val="Normal"/>
         <w:ind w:left="1440"/>
         <w:rPr>
           <w:color w:val="000000"/>
@@ -3345,14 +3718,21 @@
     </w:p>
     <w:p>
       <w:pPr>
+        <w:pStyle w:val="Normal"/>
         <w:ind w:left="1440"/>
         <w:rPr>
           <w:color w:val="000000"/>
         </w:rPr>
       </w:pPr>
-    </w:p>
-    <w:p>
-      <w:pPr>
+      <w:r>
+        <w:rPr>
+          <w:color w:val="000000"/>
+        </w:rPr>
+      </w:r>
+    </w:p>
+    <w:p>
+      <w:pPr>
+        <w:pStyle w:val="Normal"/>
         <w:ind w:left="1440"/>
         <w:rPr>
           <w:b/>
@@ -3371,14 +3751,21 @@
     </w:p>
     <w:p>
       <w:pPr>
+        <w:pStyle w:val="Normal"/>
         <w:ind w:left="1440"/>
         <w:rPr>
           <w:color w:val="000000"/>
         </w:rPr>
       </w:pPr>
-    </w:p>
-    <w:p>
-      <w:pPr>
+      <w:r>
+        <w:rPr>
+          <w:color w:val="000000"/>
+        </w:rPr>
+      </w:r>
+    </w:p>
+    <w:p>
+      <w:pPr>
+        <w:pStyle w:val="Normal"/>
         <w:ind w:left="1440"/>
         <w:rPr>
           <w:color w:val="000000"/>
@@ -3393,14 +3780,21 @@
     </w:p>
     <w:p>
       <w:pPr>
+        <w:pStyle w:val="Normal"/>
         <w:ind w:left="1440"/>
         <w:rPr>
           <w:color w:val="000000"/>
         </w:rPr>
       </w:pPr>
-    </w:p>
-    <w:p>
-      <w:pPr>
+      <w:r>
+        <w:rPr>
+          <w:color w:val="000000"/>
+        </w:rPr>
+      </w:r>
+    </w:p>
+    <w:p>
+      <w:pPr>
+        <w:pStyle w:val="Normal"/>
         <w:ind w:left="1440"/>
         <w:rPr>
           <w:b/>
@@ -3419,14 +3813,21 @@
     </w:p>
     <w:p>
       <w:pPr>
+        <w:pStyle w:val="Normal"/>
         <w:ind w:left="1440"/>
         <w:rPr>
           <w:color w:val="000000"/>
         </w:rPr>
       </w:pPr>
-    </w:p>
-    <w:p>
-      <w:pPr>
+      <w:r>
+        <w:rPr>
+          <w:color w:val="000000"/>
+        </w:rPr>
+      </w:r>
+    </w:p>
+    <w:p>
+      <w:pPr>
+        <w:pStyle w:val="Normal"/>
         <w:ind w:left="1440"/>
         <w:rPr>
           <w:color w:val="000000"/>
@@ -3441,14 +3842,21 @@
     </w:p>
     <w:p>
       <w:pPr>
+        <w:pStyle w:val="Normal"/>
         <w:ind w:left="1440"/>
         <w:rPr>
           <w:color w:val="000000"/>
         </w:rPr>
       </w:pPr>
-    </w:p>
-    <w:p>
-      <w:pPr>
+      <w:r>
+        <w:rPr>
+          <w:color w:val="000000"/>
+        </w:rPr>
+      </w:r>
+    </w:p>
+    <w:p>
+      <w:pPr>
+        <w:pStyle w:val="Normal"/>
         <w:ind w:left="1440"/>
         <w:rPr>
           <w:b/>
@@ -3466,14 +3874,21 @@
     </w:p>
     <w:p>
       <w:pPr>
+        <w:pStyle w:val="Normal"/>
         <w:ind w:left="1440"/>
         <w:rPr>
           <w:color w:val="000000"/>
         </w:rPr>
       </w:pPr>
-    </w:p>
-    <w:p>
-      <w:pPr>
+      <w:r>
+        <w:rPr>
+          <w:color w:val="000000"/>
+        </w:rPr>
+      </w:r>
+    </w:p>
+    <w:p>
+      <w:pPr>
+        <w:pStyle w:val="Normal"/>
         <w:ind w:left="1440"/>
         <w:rPr>
           <w:color w:val="000000"/>
@@ -3488,6 +3903,7 @@
     </w:p>
     <w:p>
       <w:pPr>
+        <w:pStyle w:val="Normal"/>
         <w:ind w:left="1440"/>
         <w:rPr>
           <w:color w:val="000000"/>
@@ -3502,6 +3918,7 @@
     </w:p>
     <w:p>
       <w:pPr>
+        <w:pStyle w:val="Normal"/>
         <w:ind w:left="1440"/>
         <w:rPr>
           <w:color w:val="000000"/>
@@ -3511,28 +3928,22 @@
         <w:rPr>
           <w:color w:val="000000"/>
         </w:rPr>
-        <w:t xml:space="preserve">Other considerations must also be made for exceptions. For example, if the timer expires during a player’s turn it is assumed the player is standing for that round. The same applies if the player leaves a game in the middle of a round. If the dealer needs to leave the table, we need to notify all players at the table that the table will close at the </w:t>
-      </w:r>
-      <w:r>
-        <w:rPr>
-          <w:color w:val="000000"/>
-        </w:rPr>
-        <w:t>completion of</w:t>
-      </w:r>
-      <w:r>
-        <w:rPr>
-          <w:color w:val="000000"/>
-        </w:rPr>
-        <w:t xml:space="preserve"> the round, at which point the players will be returned to the lobby.</w:t>
-      </w:r>
-    </w:p>
-    <w:p>
-      <w:pPr>
+        <w:t>Other considerations must also be made for exceptions. For example, if the timer expires during a player’s turn it is assumed the player is standing for that round. The same applies if the player leaves a game in the middle of a round. If the dealer needs to leave the table, we need to notify all players at the table that the table will close at the completion of the round, at which point the players will be returned to the lobby.</w:t>
+      </w:r>
+    </w:p>
+    <w:p>
+      <w:pPr>
+        <w:pStyle w:val="Normal"/>
         <w:ind w:left="1440"/>
         <w:rPr>
           <w:color w:val="000000"/>
         </w:rPr>
       </w:pPr>
+      <w:r>
+        <w:rPr>
+          <w:color w:val="000000"/>
+        </w:rPr>
+      </w:r>
     </w:p>
     <w:p>
       <w:pPr>
@@ -3565,14 +3976,7 @@
         <w:rPr>
           <w:color w:val="000000"/>
         </w:rPr>
-        <w:t xml:space="preserve">The client component of the blackjack system will also contain networking and messaging components, very similar and compatible with the networking and messaging elements of the server. Multitasking will be employed to simultaneously handle sending and receiving requests from the server but does not need to be able handle communications with any other systems. Messaging will need to understand incoming </w:t>
-      </w:r>
-      <w:r>
-        <w:rPr>
-          <w:color w:val="000000"/>
-        </w:rPr>
-        <w:lastRenderedPageBreak/>
-        <w:t>data from the server and be capable of transmitting a player or dealer requests made to the server.</w:t>
+        <w:t>The client component of the blackjack system will also contain networking and messaging components, very similar and compatible with the networking and messaging elements of the server. Multitasking will be employed to simultaneously handle sending and receiving requests from the server but does not need to be able handle communications with any other systems. Messaging will need to understand incoming data from the server and be capable of transmitting a player or dealer requests made to the server.</w:t>
       </w:r>
     </w:p>
     <w:p>
@@ -3582,6 +3986,11 @@
           <w:color w:val="000000"/>
         </w:rPr>
       </w:pPr>
+      <w:r>
+        <w:rPr>
+          <w:color w:val="000000"/>
+        </w:rPr>
+      </w:r>
     </w:p>
     <w:p>
       <w:pPr>
@@ -3610,6 +4019,13 @@
           <w:color w:val="000000"/>
         </w:rPr>
       </w:pPr>
+      <w:r>
+        <w:rPr>
+          <w:b/>
+          <w:bCs/>
+          <w:color w:val="000000"/>
+        </w:rPr>
+      </w:r>
     </w:p>
     <w:p>
       <w:pPr>
@@ -3646,6 +4062,11 @@
           <w:color w:val="000000"/>
         </w:rPr>
       </w:pPr>
+      <w:r>
+        <w:rPr>
+          <w:color w:val="000000"/>
+        </w:rPr>
+      </w:r>
     </w:p>
     <w:p>
       <w:pPr>
@@ -3665,7 +4086,6 @@
         <w:rPr>
           <w:color w:val="000000"/>
         </w:rPr>
-        <w:lastRenderedPageBreak/>
         <w:t>S</w:t>
       </w:r>
       <w:bookmarkEnd w:id="22"/>
@@ -3742,11 +4162,11 @@
           <w:numId w:val="3"/>
         </w:numPr>
         <w:tabs>
-          <w:tab w:val="clear" w:pos="709"/>
-          <w:tab w:val="left" w:pos="0"/>
+          <w:tab w:val="clear" w:pos="720"/>
+          <w:tab w:val="left" w:pos="0" w:leader="none"/>
         </w:tabs>
-        <w:spacing w:after="0"/>
-        <w:ind w:left="2149"/>
+        <w:spacing w:before="0" w:after="0"/>
+        <w:ind w:hanging="283" w:left="2149"/>
         <w:rPr>
           <w:color w:val="000000"/>
         </w:rPr>
@@ -3773,11 +4193,11 @@
           <w:numId w:val="3"/>
         </w:numPr>
         <w:tabs>
-          <w:tab w:val="clear" w:pos="709"/>
-          <w:tab w:val="left" w:pos="0"/>
+          <w:tab w:val="clear" w:pos="720"/>
+          <w:tab w:val="left" w:pos="0" w:leader="none"/>
         </w:tabs>
-        <w:spacing w:after="0"/>
-        <w:ind w:left="2149"/>
+        <w:spacing w:before="0" w:after="0"/>
+        <w:ind w:hanging="283" w:left="2149"/>
         <w:rPr>
           <w:color w:val="000000"/>
         </w:rPr>
@@ -3804,10 +4224,10 @@
           <w:numId w:val="3"/>
         </w:numPr>
         <w:tabs>
-          <w:tab w:val="clear" w:pos="709"/>
-          <w:tab w:val="left" w:pos="0"/>
+          <w:tab w:val="clear" w:pos="720"/>
+          <w:tab w:val="left" w:pos="0" w:leader="none"/>
         </w:tabs>
-        <w:ind w:left="2149"/>
+        <w:ind w:hanging="283" w:left="2149"/>
         <w:rPr>
           <w:color w:val="000000"/>
         </w:rPr>
@@ -3843,10 +4263,16 @@
     </w:p>
     <w:p>
       <w:pPr>
-        <w:rPr>
-          <w:color w:val="000000"/>
-        </w:rPr>
-      </w:pPr>
+        <w:pStyle w:val="Normal"/>
+        <w:rPr>
+          <w:color w:val="000000"/>
+        </w:rPr>
+      </w:pPr>
+      <w:r>
+        <w:rPr>
+          <w:color w:val="000000"/>
+        </w:rPr>
+      </w:r>
     </w:p>
     <w:p>
       <w:pPr>
@@ -3878,13 +4304,20 @@
     </w:p>
     <w:p>
       <w:pPr>
-        <w:rPr>
-          <w:color w:val="000000"/>
-        </w:rPr>
-      </w:pPr>
-    </w:p>
-    <w:p>
-      <w:pPr>
+        <w:pStyle w:val="Normal"/>
+        <w:rPr>
+          <w:color w:val="000000"/>
+        </w:rPr>
+      </w:pPr>
+      <w:r>
+        <w:rPr>
+          <w:color w:val="000000"/>
+        </w:rPr>
+      </w:r>
+    </w:p>
+    <w:p>
+      <w:pPr>
+        <w:pStyle w:val="Normal"/>
         <w:ind w:left="1440"/>
         <w:rPr>
           <w:color w:val="000000"/>
@@ -3899,25 +4332,31 @@
     </w:p>
     <w:p>
       <w:pPr>
+        <w:pStyle w:val="Normal"/>
         <w:ind w:left="1440"/>
         <w:rPr>
           <w:color w:val="000000"/>
         </w:rPr>
       </w:pPr>
+      <w:r>
+        <w:rPr>
+          <w:color w:val="000000"/>
+        </w:rPr>
+      </w:r>
     </w:p>
     <w:p>
       <w:pPr>
         <w:pStyle w:val="BodyText"/>
         <w:numPr>
           <w:ilvl w:val="0"/>
-          <w:numId w:val="8"/>
+          <w:numId w:val="7"/>
         </w:numPr>
         <w:tabs>
-          <w:tab w:val="clear" w:pos="709"/>
-          <w:tab w:val="left" w:pos="0"/>
+          <w:tab w:val="clear" w:pos="720"/>
+          <w:tab w:val="left" w:pos="0" w:leader="none"/>
         </w:tabs>
-        <w:spacing w:after="0"/>
-        <w:ind w:left="2149"/>
+        <w:spacing w:before="0" w:after="0"/>
+        <w:ind w:hanging="283" w:left="2149"/>
         <w:rPr>
           <w:color w:val="000000"/>
         </w:rPr>
@@ -3940,26 +4379,31 @@
     <w:p>
       <w:pPr>
         <w:pStyle w:val="BodyText"/>
-        <w:spacing w:after="0"/>
+        <w:spacing w:before="0" w:after="0"/>
         <w:ind w:left="1440"/>
         <w:rPr>
           <w:color w:val="000000"/>
         </w:rPr>
       </w:pPr>
+      <w:r>
+        <w:rPr>
+          <w:color w:val="000000"/>
+        </w:rPr>
+      </w:r>
     </w:p>
     <w:p>
       <w:pPr>
         <w:pStyle w:val="BodyText"/>
         <w:numPr>
           <w:ilvl w:val="0"/>
-          <w:numId w:val="8"/>
+          <w:numId w:val="7"/>
         </w:numPr>
         <w:tabs>
-          <w:tab w:val="clear" w:pos="709"/>
-          <w:tab w:val="left" w:pos="0"/>
+          <w:tab w:val="clear" w:pos="720"/>
+          <w:tab w:val="left" w:pos="0" w:leader="none"/>
         </w:tabs>
-        <w:spacing w:after="0"/>
-        <w:ind w:left="2149"/>
+        <w:spacing w:before="0" w:after="0"/>
+        <w:ind w:hanging="283" w:left="2149"/>
         <w:rPr>
           <w:color w:val="000000"/>
         </w:rPr>
@@ -3982,26 +4426,31 @@
     <w:p>
       <w:pPr>
         <w:pStyle w:val="BodyText"/>
-        <w:spacing w:after="0"/>
+        <w:spacing w:before="0" w:after="0"/>
         <w:ind w:left="1440"/>
         <w:rPr>
           <w:color w:val="000000"/>
         </w:rPr>
       </w:pPr>
+      <w:r>
+        <w:rPr>
+          <w:color w:val="000000"/>
+        </w:rPr>
+      </w:r>
     </w:p>
     <w:p>
       <w:pPr>
         <w:pStyle w:val="BodyText"/>
         <w:numPr>
           <w:ilvl w:val="0"/>
-          <w:numId w:val="8"/>
+          <w:numId w:val="7"/>
         </w:numPr>
         <w:tabs>
-          <w:tab w:val="clear" w:pos="709"/>
-          <w:tab w:val="left" w:pos="0"/>
+          <w:tab w:val="clear" w:pos="720"/>
+          <w:tab w:val="left" w:pos="0" w:leader="none"/>
         </w:tabs>
-        <w:spacing w:after="0"/>
-        <w:ind w:left="2149"/>
+        <w:spacing w:before="0" w:after="0"/>
+        <w:ind w:hanging="283" w:left="2149"/>
         <w:rPr>
           <w:color w:val="000000"/>
         </w:rPr>
@@ -4024,26 +4473,31 @@
     <w:p>
       <w:pPr>
         <w:pStyle w:val="BodyText"/>
-        <w:spacing w:after="0"/>
+        <w:spacing w:before="0" w:after="0"/>
         <w:ind w:left="1440"/>
         <w:rPr>
           <w:color w:val="000000"/>
         </w:rPr>
       </w:pPr>
+      <w:r>
+        <w:rPr>
+          <w:color w:val="000000"/>
+        </w:rPr>
+      </w:r>
     </w:p>
     <w:p>
       <w:pPr>
         <w:pStyle w:val="BodyText"/>
         <w:numPr>
           <w:ilvl w:val="0"/>
-          <w:numId w:val="8"/>
+          <w:numId w:val="7"/>
         </w:numPr>
         <w:tabs>
-          <w:tab w:val="clear" w:pos="709"/>
-          <w:tab w:val="left" w:pos="0"/>
+          <w:tab w:val="clear" w:pos="720"/>
+          <w:tab w:val="left" w:pos="0" w:leader="none"/>
         </w:tabs>
-        <w:spacing w:after="0"/>
-        <w:ind w:left="2149"/>
+        <w:spacing w:before="0" w:after="0"/>
+        <w:ind w:hanging="283" w:left="2149"/>
         <w:rPr>
           <w:color w:val="000000"/>
         </w:rPr>
@@ -4066,25 +4520,30 @@
     <w:p>
       <w:pPr>
         <w:pStyle w:val="BodyText"/>
-        <w:spacing w:after="0"/>
+        <w:spacing w:before="0" w:after="0"/>
         <w:ind w:left="1440"/>
         <w:rPr>
           <w:color w:val="000000"/>
         </w:rPr>
       </w:pPr>
+      <w:r>
+        <w:rPr>
+          <w:color w:val="000000"/>
+        </w:rPr>
+      </w:r>
     </w:p>
     <w:p>
       <w:pPr>
         <w:pStyle w:val="BodyText"/>
         <w:numPr>
           <w:ilvl w:val="0"/>
-          <w:numId w:val="8"/>
+          <w:numId w:val="7"/>
         </w:numPr>
         <w:tabs>
-          <w:tab w:val="clear" w:pos="709"/>
-          <w:tab w:val="left" w:pos="0"/>
+          <w:tab w:val="clear" w:pos="720"/>
+          <w:tab w:val="left" w:pos="0" w:leader="none"/>
         </w:tabs>
-        <w:ind w:left="2149"/>
+        <w:ind w:hanging="283" w:left="2149"/>
         <w:rPr>
           <w:color w:val="000000"/>
         </w:rPr>
@@ -4106,10 +4565,16 @@
     </w:p>
     <w:p>
       <w:pPr>
-        <w:rPr>
-          <w:color w:val="000000"/>
-        </w:rPr>
-      </w:pPr>
+        <w:pStyle w:val="Normal"/>
+        <w:rPr>
+          <w:color w:val="000000"/>
+        </w:rPr>
+      </w:pPr>
+      <w:r>
+        <w:rPr>
+          <w:color w:val="000000"/>
+        </w:rPr>
+      </w:r>
     </w:p>
     <w:p>
       <w:pPr>
@@ -4118,6 +4583,11 @@
           <w:color w:val="000000"/>
         </w:rPr>
       </w:pPr>
+      <w:r>
+        <w:rPr>
+          <w:color w:val="000000"/>
+        </w:rPr>
+      </w:r>
     </w:p>
     <w:p>
       <w:pPr>
@@ -4126,6 +4596,11 @@
           <w:color w:val="000000"/>
         </w:rPr>
       </w:pPr>
+      <w:r>
+        <w:rPr>
+          <w:color w:val="000000"/>
+        </w:rPr>
+      </w:r>
     </w:p>
     <w:p>
       <w:pPr>
@@ -4139,8 +4614,8 @@
         </w:rPr>
       </w:pPr>
       <w:bookmarkStart w:id="27" w:name="__RefHeading___Toc721_1633043759"/>
-      <w:bookmarkStart w:id="28" w:name="_Toc226533766"/>
-      <w:bookmarkStart w:id="29" w:name="GUI_Diagrams"/>
+      <w:bookmarkStart w:id="28" w:name="GUI_Diagrams"/>
+      <w:bookmarkStart w:id="29" w:name="_Toc226533766"/>
       <w:bookmarkEnd w:id="27"/>
       <w:r>
         <w:rPr>
@@ -4148,15 +4623,15 @@
         </w:rPr>
         <w:t>G</w:t>
       </w:r>
+      <w:bookmarkEnd w:id="29"/>
+      <w:r>
+        <w:rPr>
+          <w:color w:val="000000"/>
+        </w:rPr>
+        <w:t>UI Diagrams</w:t>
+      </w:r>
       <w:bookmarkEnd w:id="28"/>
-      <w:r>
-        <w:rPr>
-          <w:color w:val="000000"/>
-        </w:rPr>
-        <w:t>UI Diagrams</w:t>
-      </w:r>
-    </w:p>
-    <w:bookmarkEnd w:id="29"/>
+    </w:p>
     <w:p>
       <w:pPr>
         <w:pStyle w:val="BodyText"/>
@@ -4169,24 +4644,9 @@
           <w:color w:val="000000"/>
         </w:rPr>
         <w:tab/>
-      </w:r>
-      <w:r>
-        <w:rPr>
-          <w:color w:val="000000"/>
-        </w:rPr>
         <w:tab/>
         <w:t xml:space="preserve">The GUI is composed of three primary screens, each corresponding to a major functional </w:t>
-      </w:r>
-      <w:r>
-        <w:rPr>
-          <w:color w:val="000000"/>
-        </w:rPr>
         <w:tab/>
-      </w:r>
-      <w:r>
-        <w:rPr>
-          <w:color w:val="000000"/>
-        </w:rPr>
         <w:tab/>
         <w:t>stage of the system.</w:t>
       </w:r>
@@ -4198,7 +4658,7 @@
           <w:tab w:val="clear" w:pos="720"/>
         </w:tabs>
         <w:spacing w:before="80" w:after="283"/>
-        <w:ind w:left="1440" w:firstLine="0"/>
+        <w:ind w:hanging="0" w:left="1440"/>
         <w:jc w:val="both"/>
         <w:rPr>
           <w:color w:val="000000"/>
@@ -4228,24 +4688,9 @@
           <w:color w:val="000000"/>
         </w:rPr>
         <w:tab/>
-      </w:r>
-      <w:r>
-        <w:rPr>
-          <w:color w:val="000000"/>
-        </w:rPr>
         <w:tab/>
         <w:t xml:space="preserve">The login screen serves as the entry point into the system and is responsible for user </w:t>
-      </w:r>
-      <w:r>
-        <w:rPr>
-          <w:color w:val="000000"/>
-        </w:rPr>
         <w:tab/>
-      </w:r>
-      <w:r>
-        <w:rPr>
-          <w:color w:val="000000"/>
-        </w:rPr>
         <w:tab/>
         <w:t>authentication and account creation.</w:t>
       </w:r>
@@ -4258,7 +4703,8 @@
           <w:numId w:val="4"/>
         </w:numPr>
         <w:tabs>
-          <w:tab w:val="left" w:pos="0"/>
+          <w:tab w:val="clear" w:pos="720"/>
+          <w:tab w:val="left" w:pos="0" w:leader="none"/>
         </w:tabs>
         <w:spacing w:before="80" w:after="0"/>
         <w:jc w:val="both"/>
@@ -4281,7 +4727,8 @@
           <w:numId w:val="4"/>
         </w:numPr>
         <w:tabs>
-          <w:tab w:val="left" w:pos="0"/>
+          <w:tab w:val="clear" w:pos="720"/>
+          <w:tab w:val="left" w:pos="0" w:leader="none"/>
         </w:tabs>
         <w:spacing w:before="80" w:after="0"/>
         <w:jc w:val="both"/>
@@ -4304,7 +4751,8 @@
           <w:numId w:val="4"/>
         </w:numPr>
         <w:tabs>
-          <w:tab w:val="left" w:pos="0"/>
+          <w:tab w:val="clear" w:pos="720"/>
+          <w:tab w:val="left" w:pos="0" w:leader="none"/>
         </w:tabs>
         <w:spacing w:before="80" w:after="283"/>
         <w:jc w:val="both"/>
@@ -4343,6 +4791,11 @@
           <w:color w:val="000000"/>
         </w:rPr>
       </w:pPr>
+      <w:r>
+        <w:rPr>
+          <w:color w:val="000000"/>
+        </w:rPr>
+      </w:r>
     </w:p>
     <w:p>
       <w:pPr>
@@ -4354,11 +4807,10 @@
       </w:pPr>
       <w:r>
         <w:rPr>
-          <w:noProof/>
           <w:color w:val="000000"/>
         </w:rPr>
         <w:drawing>
-          <wp:anchor distT="0" distB="0" distL="0" distR="0" simplePos="0" relativeHeight="25" behindDoc="0" locked="0" layoutInCell="0" allowOverlap="1" wp14:anchorId="07D3825B" wp14:editId="583C903C">
+          <wp:anchor behindDoc="0" distT="0" distB="0" distL="0" distR="0" simplePos="0" locked="0" layoutInCell="0" allowOverlap="1" relativeHeight="33">
             <wp:simplePos x="0" y="0"/>
             <wp:positionH relativeFrom="column">
               <wp:align>center</wp:align>
@@ -4369,7 +4821,7 @@
             <wp:extent cx="4572000" cy="2571750"/>
             <wp:effectExtent l="0" t="0" r="0" b="0"/>
             <wp:wrapSquare wrapText="largest"/>
-            <wp:docPr id="3" name="Image1"/>
+            <wp:docPr id="3" name="Image1" descr=""/>
             <wp:cNvGraphicFramePr>
               <a:graphicFrameLocks xmlns:a="http://schemas.openxmlformats.org/drawingml/2006/main" noChangeAspect="1"/>
             </wp:cNvGraphicFramePr>
@@ -4377,13 +4829,13 @@
               <a:graphicData uri="http://schemas.openxmlformats.org/drawingml/2006/picture">
                 <pic:pic xmlns:pic="http://schemas.openxmlformats.org/drawingml/2006/picture">
                   <pic:nvPicPr>
-                    <pic:cNvPr id="3" name="Image1"/>
+                    <pic:cNvPr id="3" name="Image1" descr=""/>
                     <pic:cNvPicPr>
                       <a:picLocks noChangeAspect="1" noChangeArrowheads="1"/>
                     </pic:cNvPicPr>
                   </pic:nvPicPr>
                   <pic:blipFill>
-                    <a:blip r:embed="rId14"/>
+                    <a:blip r:embed="rId9"/>
                     <a:srcRect l="-172" t="-306" r="-172" b="-306"/>
                     <a:stretch>
                       <a:fillRect/>
@@ -4413,21 +4865,33 @@
           <w:ilvl w:val="0"/>
           <w:numId w:val="0"/>
         </w:numPr>
-        <w:ind w:left="1440"/>
-        <w:rPr>
-          <w:color w:val="000000"/>
-        </w:rPr>
-      </w:pPr>
-    </w:p>
-    <w:p>
-      <w:pPr>
-        <w:rPr>
-          <w:color w:val="000000"/>
-        </w:rPr>
-      </w:pPr>
-    </w:p>
-    <w:p>
-      <w:pPr>
+        <w:ind w:hanging="0" w:left="1440"/>
+        <w:rPr>
+          <w:color w:val="000000"/>
+        </w:rPr>
+      </w:pPr>
+      <w:r>
+        <w:rPr>
+          <w:color w:val="000000"/>
+        </w:rPr>
+      </w:r>
+    </w:p>
+    <w:p>
+      <w:pPr>
+        <w:pStyle w:val="Normal"/>
+        <w:rPr>
+          <w:color w:val="000000"/>
+        </w:rPr>
+      </w:pPr>
+      <w:r>
+        <w:rPr>
+          <w:color w:val="000000"/>
+        </w:rPr>
+      </w:r>
+    </w:p>
+    <w:p>
+      <w:pPr>
+        <w:pStyle w:val="Normal"/>
         <w:ind w:left="1440"/>
         <w:rPr>
           <w:b/>
@@ -4446,11 +4910,17 @@
     </w:p>
     <w:p>
       <w:pPr>
+        <w:pStyle w:val="Normal"/>
         <w:ind w:left="1440"/>
         <w:rPr>
           <w:color w:val="000000"/>
         </w:rPr>
       </w:pPr>
+      <w:r>
+        <w:rPr>
+          <w:color w:val="000000"/>
+        </w:rPr>
+      </w:r>
     </w:p>
     <w:p>
       <w:pPr>
@@ -4472,14 +4942,14 @@
         <w:pStyle w:val="BodyText"/>
         <w:numPr>
           <w:ilvl w:val="0"/>
-          <w:numId w:val="6"/>
+          <w:numId w:val="5"/>
         </w:numPr>
         <w:tabs>
-          <w:tab w:val="clear" w:pos="709"/>
-          <w:tab w:val="left" w:pos="0"/>
+          <w:tab w:val="clear" w:pos="720"/>
+          <w:tab w:val="left" w:pos="0" w:leader="none"/>
         </w:tabs>
-        <w:spacing w:after="0"/>
-        <w:ind w:left="2149"/>
+        <w:spacing w:before="0" w:after="0"/>
+        <w:ind w:hanging="283" w:left="2149"/>
         <w:rPr>
           <w:color w:val="000000"/>
         </w:rPr>
@@ -4496,14 +4966,14 @@
         <w:pStyle w:val="BodyText"/>
         <w:numPr>
           <w:ilvl w:val="0"/>
-          <w:numId w:val="6"/>
+          <w:numId w:val="5"/>
         </w:numPr>
         <w:tabs>
-          <w:tab w:val="clear" w:pos="709"/>
-          <w:tab w:val="left" w:pos="0"/>
+          <w:tab w:val="clear" w:pos="720"/>
+          <w:tab w:val="left" w:pos="0" w:leader="none"/>
         </w:tabs>
-        <w:spacing w:after="0"/>
-        <w:ind w:left="2149"/>
+        <w:spacing w:before="0" w:after="0"/>
+        <w:ind w:hanging="283" w:left="2149"/>
         <w:rPr>
           <w:color w:val="000000"/>
         </w:rPr>
@@ -4520,14 +4990,14 @@
         <w:pStyle w:val="BodyText"/>
         <w:numPr>
           <w:ilvl w:val="0"/>
-          <w:numId w:val="6"/>
+          <w:numId w:val="5"/>
         </w:numPr>
         <w:tabs>
-          <w:tab w:val="clear" w:pos="709"/>
-          <w:tab w:val="left" w:pos="0"/>
+          <w:tab w:val="clear" w:pos="720"/>
+          <w:tab w:val="left" w:pos="0" w:leader="none"/>
         </w:tabs>
-        <w:spacing w:after="0"/>
-        <w:ind w:left="2149"/>
+        <w:spacing w:before="0" w:after="0"/>
+        <w:ind w:hanging="283" w:left="2149"/>
         <w:rPr>
           <w:color w:val="000000"/>
         </w:rPr>
@@ -4544,13 +5014,14 @@
         <w:pStyle w:val="BodyText"/>
         <w:numPr>
           <w:ilvl w:val="1"/>
-          <w:numId w:val="6"/>
+          <w:numId w:val="5"/>
         </w:numPr>
         <w:tabs>
-          <w:tab w:val="left" w:pos="0"/>
+          <w:tab w:val="clear" w:pos="720"/>
+          <w:tab w:val="left" w:pos="0" w:leader="none"/>
         </w:tabs>
-        <w:spacing w:after="0"/>
-        <w:ind w:left="2858"/>
+        <w:spacing w:before="0" w:after="0"/>
+        <w:ind w:hanging="283" w:left="2858"/>
         <w:rPr>
           <w:color w:val="000000"/>
         </w:rPr>
@@ -4567,13 +5038,14 @@
         <w:pStyle w:val="BodyText"/>
         <w:numPr>
           <w:ilvl w:val="1"/>
-          <w:numId w:val="6"/>
+          <w:numId w:val="5"/>
         </w:numPr>
         <w:tabs>
-          <w:tab w:val="left" w:pos="0"/>
+          <w:tab w:val="clear" w:pos="720"/>
+          <w:tab w:val="left" w:pos="0" w:leader="none"/>
         </w:tabs>
-        <w:spacing w:after="0"/>
-        <w:ind w:left="2858"/>
+        <w:spacing w:before="0" w:after="0"/>
+        <w:ind w:hanging="283" w:left="2858"/>
         <w:rPr>
           <w:color w:val="000000"/>
         </w:rPr>
@@ -4590,12 +5062,13 @@
         <w:pStyle w:val="BodyText"/>
         <w:numPr>
           <w:ilvl w:val="1"/>
-          <w:numId w:val="6"/>
+          <w:numId w:val="5"/>
         </w:numPr>
         <w:tabs>
-          <w:tab w:val="left" w:pos="0"/>
+          <w:tab w:val="clear" w:pos="720"/>
+          <w:tab w:val="left" w:pos="0" w:leader="none"/>
         </w:tabs>
-        <w:ind w:left="2858"/>
+        <w:ind w:hanging="283" w:left="2858"/>
         <w:rPr>
           <w:color w:val="000000"/>
         </w:rPr>
@@ -4631,12 +5104,10 @@
       </w:pPr>
       <w:r>
         <w:rPr>
-          <w:noProof/>
-          <w:color w:val="000000"/>
-        </w:rPr>
-        <w:lastRenderedPageBreak/>
+          <w:color w:val="000000"/>
+        </w:rPr>
         <w:drawing>
-          <wp:anchor distT="0" distB="0" distL="0" distR="0" simplePos="0" relativeHeight="26" behindDoc="0" locked="0" layoutInCell="0" allowOverlap="1" wp14:anchorId="267629F6" wp14:editId="1E3485E1">
+          <wp:anchor behindDoc="0" distT="0" distB="0" distL="0" distR="0" simplePos="0" locked="0" layoutInCell="0" allowOverlap="1" relativeHeight="34">
             <wp:simplePos x="0" y="0"/>
             <wp:positionH relativeFrom="column">
               <wp:align>center</wp:align>
@@ -4647,7 +5118,7 @@
             <wp:extent cx="5486400" cy="3086100"/>
             <wp:effectExtent l="0" t="0" r="0" b="0"/>
             <wp:wrapSquare wrapText="largest"/>
-            <wp:docPr id="4" name="Image2"/>
+            <wp:docPr id="4" name="Image2" descr=""/>
             <wp:cNvGraphicFramePr>
               <a:graphicFrameLocks xmlns:a="http://schemas.openxmlformats.org/drawingml/2006/main" noChangeAspect="1"/>
             </wp:cNvGraphicFramePr>
@@ -4655,13 +5126,13 @@
               <a:graphicData uri="http://schemas.openxmlformats.org/drawingml/2006/picture">
                 <pic:pic xmlns:pic="http://schemas.openxmlformats.org/drawingml/2006/picture">
                   <pic:nvPicPr>
-                    <pic:cNvPr id="4" name="Image2"/>
+                    <pic:cNvPr id="4" name="Image2" descr=""/>
                     <pic:cNvPicPr>
                       <a:picLocks noChangeAspect="1" noChangeArrowheads="1"/>
                     </pic:cNvPicPr>
                   </pic:nvPicPr>
                   <pic:blipFill>
-                    <a:blip r:embed="rId15"/>
+                    <a:blip r:embed="rId10"/>
                     <a:srcRect l="-172" t="-306" r="-172" b="-306"/>
                     <a:stretch>
                       <a:fillRect/>
@@ -4686,20 +5157,33 @@
     </w:p>
     <w:p>
       <w:pPr>
-        <w:rPr>
-          <w:color w:val="000000"/>
-        </w:rPr>
-      </w:pPr>
-    </w:p>
-    <w:p>
-      <w:pPr>
-        <w:rPr>
-          <w:color w:val="000000"/>
-        </w:rPr>
-      </w:pPr>
-    </w:p>
-    <w:p>
-      <w:pPr>
+        <w:pStyle w:val="Normal"/>
+        <w:rPr>
+          <w:color w:val="000000"/>
+        </w:rPr>
+      </w:pPr>
+      <w:r>
+        <w:rPr>
+          <w:color w:val="000000"/>
+        </w:rPr>
+      </w:r>
+    </w:p>
+    <w:p>
+      <w:pPr>
+        <w:pStyle w:val="Normal"/>
+        <w:rPr>
+          <w:color w:val="000000"/>
+        </w:rPr>
+      </w:pPr>
+      <w:r>
+        <w:rPr>
+          <w:color w:val="000000"/>
+        </w:rPr>
+      </w:r>
+    </w:p>
+    <w:p>
+      <w:pPr>
+        <w:pStyle w:val="Normal"/>
         <w:ind w:left="1440"/>
         <w:rPr>
           <w:b/>
@@ -4718,11 +5202,17 @@
     </w:p>
     <w:p>
       <w:pPr>
+        <w:pStyle w:val="Normal"/>
         <w:ind w:left="1440"/>
         <w:rPr>
           <w:color w:val="000000"/>
         </w:rPr>
       </w:pPr>
+      <w:r>
+        <w:rPr>
+          <w:color w:val="000000"/>
+        </w:rPr>
+      </w:r>
     </w:p>
     <w:p>
       <w:pPr>
@@ -4744,14 +5234,14 @@
         <w:pStyle w:val="BodyText"/>
         <w:numPr>
           <w:ilvl w:val="0"/>
-          <w:numId w:val="7"/>
+          <w:numId w:val="6"/>
         </w:numPr>
         <w:tabs>
-          <w:tab w:val="clear" w:pos="709"/>
-          <w:tab w:val="left" w:pos="0"/>
+          <w:tab w:val="clear" w:pos="720"/>
+          <w:tab w:val="left" w:pos="0" w:leader="none"/>
         </w:tabs>
-        <w:spacing w:after="0"/>
-        <w:ind w:left="2149"/>
+        <w:spacing w:before="0" w:after="0"/>
+        <w:ind w:hanging="283" w:left="2149"/>
         <w:rPr>
           <w:color w:val="000000"/>
         </w:rPr>
@@ -4768,13 +5258,14 @@
         <w:pStyle w:val="BodyText"/>
         <w:numPr>
           <w:ilvl w:val="1"/>
-          <w:numId w:val="7"/>
+          <w:numId w:val="6"/>
         </w:numPr>
         <w:tabs>
-          <w:tab w:val="left" w:pos="0"/>
+          <w:tab w:val="clear" w:pos="720"/>
+          <w:tab w:val="left" w:pos="0" w:leader="none"/>
         </w:tabs>
-        <w:spacing w:after="0"/>
-        <w:ind w:left="2858"/>
+        <w:spacing w:before="0" w:after="0"/>
+        <w:ind w:hanging="283" w:left="2858"/>
         <w:rPr>
           <w:color w:val="000000"/>
         </w:rPr>
@@ -4791,13 +5282,14 @@
         <w:pStyle w:val="BodyText"/>
         <w:numPr>
           <w:ilvl w:val="1"/>
-          <w:numId w:val="7"/>
+          <w:numId w:val="6"/>
         </w:numPr>
         <w:tabs>
-          <w:tab w:val="left" w:pos="0"/>
+          <w:tab w:val="clear" w:pos="720"/>
+          <w:tab w:val="left" w:pos="0" w:leader="none"/>
         </w:tabs>
-        <w:spacing w:after="0"/>
-        <w:ind w:left="2858"/>
+        <w:spacing w:before="0" w:after="0"/>
+        <w:ind w:hanging="283" w:left="2858"/>
         <w:rPr>
           <w:color w:val="000000"/>
         </w:rPr>
@@ -4814,13 +5306,14 @@
         <w:pStyle w:val="BodyText"/>
         <w:numPr>
           <w:ilvl w:val="1"/>
-          <w:numId w:val="7"/>
+          <w:numId w:val="6"/>
         </w:numPr>
         <w:tabs>
-          <w:tab w:val="left" w:pos="0"/>
+          <w:tab w:val="clear" w:pos="720"/>
+          <w:tab w:val="left" w:pos="0" w:leader="none"/>
         </w:tabs>
-        <w:spacing w:after="0"/>
-        <w:ind w:left="2858"/>
+        <w:spacing w:before="0" w:after="0"/>
+        <w:ind w:hanging="283" w:left="2858"/>
         <w:rPr>
           <w:color w:val="000000"/>
         </w:rPr>
@@ -4837,13 +5330,14 @@
         <w:pStyle w:val="BodyText"/>
         <w:numPr>
           <w:ilvl w:val="1"/>
-          <w:numId w:val="7"/>
+          <w:numId w:val="6"/>
         </w:numPr>
         <w:tabs>
-          <w:tab w:val="left" w:pos="0"/>
+          <w:tab w:val="clear" w:pos="720"/>
+          <w:tab w:val="left" w:pos="0" w:leader="none"/>
         </w:tabs>
-        <w:spacing w:after="0"/>
-        <w:ind w:left="2858"/>
+        <w:spacing w:before="0" w:after="0"/>
+        <w:ind w:hanging="283" w:left="2858"/>
         <w:rPr>
           <w:color w:val="000000"/>
         </w:rPr>
@@ -4860,14 +5354,14 @@
         <w:pStyle w:val="BodyText"/>
         <w:numPr>
           <w:ilvl w:val="0"/>
-          <w:numId w:val="7"/>
+          <w:numId w:val="6"/>
         </w:numPr>
         <w:tabs>
-          <w:tab w:val="clear" w:pos="709"/>
-          <w:tab w:val="left" w:pos="0"/>
+          <w:tab w:val="clear" w:pos="720"/>
+          <w:tab w:val="left" w:pos="0" w:leader="none"/>
         </w:tabs>
-        <w:spacing w:after="0"/>
-        <w:ind w:left="2149"/>
+        <w:spacing w:before="0" w:after="0"/>
+        <w:ind w:hanging="283" w:left="2149"/>
         <w:rPr>
           <w:color w:val="000000"/>
         </w:rPr>
@@ -4884,13 +5378,14 @@
         <w:pStyle w:val="BodyText"/>
         <w:numPr>
           <w:ilvl w:val="1"/>
-          <w:numId w:val="7"/>
+          <w:numId w:val="6"/>
         </w:numPr>
         <w:tabs>
-          <w:tab w:val="left" w:pos="0"/>
+          <w:tab w:val="clear" w:pos="720"/>
+          <w:tab w:val="left" w:pos="0" w:leader="none"/>
         </w:tabs>
-        <w:spacing w:after="0"/>
-        <w:ind w:left="2858"/>
+        <w:spacing w:before="0" w:after="0"/>
+        <w:ind w:hanging="283" w:left="2858"/>
         <w:rPr>
           <w:color w:val="000000"/>
         </w:rPr>
@@ -4907,13 +5402,14 @@
         <w:pStyle w:val="BodyText"/>
         <w:numPr>
           <w:ilvl w:val="1"/>
-          <w:numId w:val="7"/>
+          <w:numId w:val="6"/>
         </w:numPr>
         <w:tabs>
-          <w:tab w:val="left" w:pos="0"/>
+          <w:tab w:val="clear" w:pos="720"/>
+          <w:tab w:val="left" w:pos="0" w:leader="none"/>
         </w:tabs>
-        <w:spacing w:after="0"/>
-        <w:ind w:left="2858"/>
+        <w:spacing w:before="0" w:after="0"/>
+        <w:ind w:hanging="283" w:left="2858"/>
         <w:rPr>
           <w:color w:val="000000"/>
         </w:rPr>
@@ -4930,14 +5426,14 @@
         <w:pStyle w:val="BodyText"/>
         <w:numPr>
           <w:ilvl w:val="0"/>
-          <w:numId w:val="7"/>
+          <w:numId w:val="6"/>
         </w:numPr>
         <w:tabs>
-          <w:tab w:val="clear" w:pos="709"/>
-          <w:tab w:val="left" w:pos="0"/>
+          <w:tab w:val="clear" w:pos="720"/>
+          <w:tab w:val="left" w:pos="0" w:leader="none"/>
         </w:tabs>
-        <w:spacing w:after="0"/>
-        <w:ind w:left="2149"/>
+        <w:spacing w:before="0" w:after="0"/>
+        <w:ind w:hanging="283" w:left="2149"/>
         <w:rPr>
           <w:color w:val="000000"/>
         </w:rPr>
@@ -4954,13 +5450,14 @@
         <w:pStyle w:val="BodyText"/>
         <w:numPr>
           <w:ilvl w:val="1"/>
-          <w:numId w:val="7"/>
+          <w:numId w:val="6"/>
         </w:numPr>
         <w:tabs>
-          <w:tab w:val="left" w:pos="0"/>
+          <w:tab w:val="clear" w:pos="720"/>
+          <w:tab w:val="left" w:pos="0" w:leader="none"/>
         </w:tabs>
-        <w:spacing w:after="0"/>
-        <w:ind w:left="2858"/>
+        <w:spacing w:before="0" w:after="0"/>
+        <w:ind w:hanging="283" w:left="2858"/>
         <w:rPr>
           <w:color w:val="000000"/>
         </w:rPr>
@@ -4977,13 +5474,14 @@
         <w:pStyle w:val="BodyText"/>
         <w:numPr>
           <w:ilvl w:val="1"/>
-          <w:numId w:val="7"/>
+          <w:numId w:val="6"/>
         </w:numPr>
         <w:tabs>
-          <w:tab w:val="left" w:pos="0"/>
+          <w:tab w:val="clear" w:pos="720"/>
+          <w:tab w:val="left" w:pos="0" w:leader="none"/>
         </w:tabs>
-        <w:spacing w:after="0"/>
-        <w:ind w:left="2858"/>
+        <w:spacing w:before="0" w:after="0"/>
+        <w:ind w:hanging="283" w:left="2858"/>
         <w:rPr>
           <w:color w:val="000000"/>
         </w:rPr>
@@ -5000,12 +5498,13 @@
         <w:pStyle w:val="BodyText"/>
         <w:numPr>
           <w:ilvl w:val="1"/>
-          <w:numId w:val="7"/>
+          <w:numId w:val="6"/>
         </w:numPr>
         <w:tabs>
-          <w:tab w:val="left" w:pos="0"/>
+          <w:tab w:val="clear" w:pos="720"/>
+          <w:tab w:val="left" w:pos="0" w:leader="none"/>
         </w:tabs>
-        <w:ind w:left="2858"/>
+        <w:ind w:hanging="283" w:left="2858"/>
         <w:rPr>
           <w:color w:val="000000"/>
         </w:rPr>
@@ -5040,6 +5539,11 @@
           <w:color w:val="000000"/>
         </w:rPr>
       </w:pPr>
+      <w:r>
+        <w:rPr>
+          <w:color w:val="000000"/>
+        </w:rPr>
+      </w:r>
     </w:p>
     <w:p>
       <w:pPr>
@@ -5050,12 +5554,10 @@
       </w:pPr>
       <w:r>
         <w:rPr>
-          <w:noProof/>
-          <w:color w:val="000000"/>
-        </w:rPr>
-        <w:lastRenderedPageBreak/>
+          <w:color w:val="000000"/>
+        </w:rPr>
         <w:drawing>
-          <wp:anchor distT="0" distB="0" distL="0" distR="0" simplePos="0" relativeHeight="27" behindDoc="0" locked="0" layoutInCell="0" allowOverlap="1" wp14:anchorId="6000D577" wp14:editId="1B0A1012">
+          <wp:anchor behindDoc="0" distT="0" distB="0" distL="0" distR="0" simplePos="0" locked="0" layoutInCell="0" allowOverlap="1" relativeHeight="35">
             <wp:simplePos x="0" y="0"/>
             <wp:positionH relativeFrom="column">
               <wp:align>center</wp:align>
@@ -5066,7 +5568,7 @@
             <wp:extent cx="5486400" cy="3086100"/>
             <wp:effectExtent l="0" t="0" r="0" b="0"/>
             <wp:wrapSquare wrapText="largest"/>
-            <wp:docPr id="5" name="Image3"/>
+            <wp:docPr id="5" name="Image3" descr=""/>
             <wp:cNvGraphicFramePr>
               <a:graphicFrameLocks xmlns:a="http://schemas.openxmlformats.org/drawingml/2006/main" noChangeAspect="1"/>
             </wp:cNvGraphicFramePr>
@@ -5074,13 +5576,13 @@
               <a:graphicData uri="http://schemas.openxmlformats.org/drawingml/2006/picture">
                 <pic:pic xmlns:pic="http://schemas.openxmlformats.org/drawingml/2006/picture">
                   <pic:nvPicPr>
-                    <pic:cNvPr id="5" name="Image3"/>
+                    <pic:cNvPr id="5" name="Image3" descr=""/>
                     <pic:cNvPicPr>
                       <a:picLocks noChangeAspect="1" noChangeArrowheads="1"/>
                     </pic:cNvPicPr>
                   </pic:nvPicPr>
                   <pic:blipFill>
-                    <a:blip r:embed="rId16"/>
+                    <a:blip r:embed="rId11"/>
                     <a:srcRect l="-172" t="-306" r="-172" b="-306"/>
                     <a:stretch>
                       <a:fillRect/>
@@ -5210,7 +5712,6 @@
         <w:rPr>
           <w:color w:val="000000"/>
         </w:rPr>
-        <w:lastRenderedPageBreak/>
         <w:t>U</w:t>
       </w:r>
       <w:bookmarkEnd w:id="33"/>
@@ -5256,14 +5757,83 @@
           <w:color w:val="000000"/>
         </w:rPr>
       </w:pPr>
-    </w:p>
-    <w:p>
-      <w:pPr>
-        <w:ind w:left="720" w:firstLine="720"/>
-        <w:rPr>
-          <w:color w:val="000000"/>
-        </w:rPr>
-      </w:pPr>
+      <w:r>
+        <w:rPr>
+          <w:color w:val="000000"/>
+        </w:rPr>
+      </w:r>
+    </w:p>
+    <w:p>
+      <w:pPr>
+        <w:pStyle w:val="Paragraph2"/>
+        <w:rPr>
+          <w:color w:val="000000"/>
+        </w:rPr>
+      </w:pPr>
+      <w:r>
+        <w:rPr>
+          <w:color w:val="000000"/>
+        </w:rPr>
+        <w:drawing>
+          <wp:anchor behindDoc="0" distT="0" distB="0" distL="0" distR="0" simplePos="0" locked="0" layoutInCell="0" allowOverlap="1" relativeHeight="36">
+            <wp:simplePos x="0" y="0"/>
+            <wp:positionH relativeFrom="column">
+              <wp:align>center</wp:align>
+            </wp:positionH>
+            <wp:positionV relativeFrom="paragraph">
+              <wp:posOffset>635</wp:posOffset>
+            </wp:positionV>
+            <wp:extent cx="4572000" cy="5068570"/>
+            <wp:effectExtent l="0" t="0" r="0" b="0"/>
+            <wp:wrapSquare wrapText="largest"/>
+            <wp:docPr id="6" name="Image6" descr=""/>
+            <wp:cNvGraphicFramePr>
+              <a:graphicFrameLocks xmlns:a="http://schemas.openxmlformats.org/drawingml/2006/main" noChangeAspect="1"/>
+            </wp:cNvGraphicFramePr>
+            <a:graphic xmlns:a="http://schemas.openxmlformats.org/drawingml/2006/main">
+              <a:graphicData uri="http://schemas.openxmlformats.org/drawingml/2006/picture">
+                <pic:pic xmlns:pic="http://schemas.openxmlformats.org/drawingml/2006/picture">
+                  <pic:nvPicPr>
+                    <pic:cNvPr id="6" name="Image6" descr=""/>
+                    <pic:cNvPicPr>
+                      <a:picLocks noChangeAspect="1" noChangeArrowheads="1"/>
+                    </pic:cNvPicPr>
+                  </pic:nvPicPr>
+                  <pic:blipFill>
+                    <a:blip r:embed="rId12"/>
+                    <a:stretch>
+                      <a:fillRect/>
+                    </a:stretch>
+                  </pic:blipFill>
+                  <pic:spPr bwMode="auto">
+                    <a:xfrm>
+                      <a:off x="0" y="0"/>
+                      <a:ext cx="4572000" cy="5068570"/>
+                    </a:xfrm>
+                    <a:prstGeom prst="rect">
+                      <a:avLst/>
+                    </a:prstGeom>
+                    <a:noFill/>
+                  </pic:spPr>
+                </pic:pic>
+              </a:graphicData>
+            </a:graphic>
+          </wp:anchor>
+        </w:drawing>
+      </w:r>
+    </w:p>
+    <w:p>
+      <w:pPr>
+        <w:pStyle w:val="Normal"/>
+        <w:ind w:firstLine="720" w:left="720"/>
+        <w:rPr>
+          <w:color w:val="000000"/>
+        </w:rPr>
+      </w:pPr>
+      <w:r>
+        <w:rPr/>
+        <w:t xml:space="preserve">The use case diagram is showing the expected output of each user action. </w:t>
+      </w:r>
     </w:p>
     <w:p>
       <w:pPr>
@@ -5295,19 +5865,324 @@
     </w:p>
     <w:p>
       <w:pPr>
+        <w:pStyle w:val="Normal"/>
         <w:ind w:left="1440"/>
         <w:rPr>
           <w:color w:val="000000"/>
         </w:rPr>
       </w:pPr>
-    </w:p>
-    <w:p>
-      <w:pPr>
+      <w:r>
+        <w:rPr>
+          <w:color w:val="000000"/>
+        </w:rPr>
+      </w:r>
+    </w:p>
+    <w:p>
+      <w:pPr>
+        <w:pStyle w:val="Normal"/>
         <w:ind w:left="1440"/>
         <w:rPr>
           <w:color w:val="000000"/>
         </w:rPr>
       </w:pPr>
+      <w:r>
+        <w:rPr>
+          <w:color w:val="000000"/>
+        </w:rPr>
+      </w:r>
+    </w:p>
+    <w:p>
+      <w:pPr>
+        <w:pStyle w:val="Normal"/>
+        <w:ind w:left="1440"/>
+        <w:rPr>
+          <w:color w:val="000000"/>
+        </w:rPr>
+      </w:pPr>
+      <w:r>
+        <w:rPr>
+          <w:color w:val="000000"/>
+        </w:rPr>
+        <w:drawing>
+          <wp:anchor behindDoc="0" distT="0" distB="0" distL="0" distR="0" simplePos="0" locked="0" layoutInCell="0" allowOverlap="1" relativeHeight="37">
+            <wp:simplePos x="0" y="0"/>
+            <wp:positionH relativeFrom="column">
+              <wp:align>center</wp:align>
+            </wp:positionH>
+            <wp:positionV relativeFrom="paragraph">
+              <wp:posOffset>635</wp:posOffset>
+            </wp:positionV>
+            <wp:extent cx="4572000" cy="5861050"/>
+            <wp:effectExtent l="0" t="0" r="0" b="0"/>
+            <wp:wrapSquare wrapText="largest"/>
+            <wp:docPr id="7" name="Image5" descr=""/>
+            <wp:cNvGraphicFramePr>
+              <a:graphicFrameLocks xmlns:a="http://schemas.openxmlformats.org/drawingml/2006/main" noChangeAspect="1"/>
+            </wp:cNvGraphicFramePr>
+            <a:graphic xmlns:a="http://schemas.openxmlformats.org/drawingml/2006/main">
+              <a:graphicData uri="http://schemas.openxmlformats.org/drawingml/2006/picture">
+                <pic:pic xmlns:pic="http://schemas.openxmlformats.org/drawingml/2006/picture">
+                  <pic:nvPicPr>
+                    <pic:cNvPr id="7" name="Image5" descr=""/>
+                    <pic:cNvPicPr>
+                      <a:picLocks noChangeAspect="1" noChangeArrowheads="1"/>
+                    </pic:cNvPicPr>
+                  </pic:nvPicPr>
+                  <pic:blipFill>
+                    <a:blip r:embed="rId13"/>
+                    <a:stretch>
+                      <a:fillRect/>
+                    </a:stretch>
+                  </pic:blipFill>
+                  <pic:spPr bwMode="auto">
+                    <a:xfrm>
+                      <a:off x="0" y="0"/>
+                      <a:ext cx="4572000" cy="5861050"/>
+                    </a:xfrm>
+                    <a:prstGeom prst="rect">
+                      <a:avLst/>
+                    </a:prstGeom>
+                    <a:noFill/>
+                  </pic:spPr>
+                </pic:pic>
+              </a:graphicData>
+            </a:graphic>
+          </wp:anchor>
+        </w:drawing>
+      </w:r>
+    </w:p>
+    <w:p>
+      <w:pPr>
+        <w:pStyle w:val="Normal"/>
+        <w:ind w:left="1440"/>
+        <w:rPr>
+          <w:color w:val="000000"/>
+        </w:rPr>
+      </w:pPr>
+      <w:r>
+        <w:rPr>
+          <w:color w:val="000000"/>
+        </w:rPr>
+      </w:r>
+    </w:p>
+    <w:p>
+      <w:pPr>
+        <w:pStyle w:val="Normal"/>
+        <w:ind w:left="1440"/>
+        <w:rPr>
+          <w:color w:val="000000"/>
+        </w:rPr>
+      </w:pPr>
+      <w:r>
+        <w:rPr>
+          <w:color w:val="000000"/>
+        </w:rPr>
+        <w:drawing>
+          <wp:anchor behindDoc="0" distT="0" distB="0" distL="0" distR="0" simplePos="0" locked="0" layoutInCell="0" allowOverlap="1" relativeHeight="38">
+            <wp:simplePos x="0" y="0"/>
+            <wp:positionH relativeFrom="column">
+              <wp:align>center</wp:align>
+            </wp:positionH>
+            <wp:positionV relativeFrom="paragraph">
+              <wp:posOffset>635</wp:posOffset>
+            </wp:positionV>
+            <wp:extent cx="4572000" cy="3225165"/>
+            <wp:effectExtent l="0" t="0" r="0" b="0"/>
+            <wp:wrapSquare wrapText="largest"/>
+            <wp:docPr id="8" name="Image7" descr=""/>
+            <wp:cNvGraphicFramePr>
+              <a:graphicFrameLocks xmlns:a="http://schemas.openxmlformats.org/drawingml/2006/main" noChangeAspect="1"/>
+            </wp:cNvGraphicFramePr>
+            <a:graphic xmlns:a="http://schemas.openxmlformats.org/drawingml/2006/main">
+              <a:graphicData uri="http://schemas.openxmlformats.org/drawingml/2006/picture">
+                <pic:pic xmlns:pic="http://schemas.openxmlformats.org/drawingml/2006/picture">
+                  <pic:nvPicPr>
+                    <pic:cNvPr id="8" name="Image7" descr=""/>
+                    <pic:cNvPicPr>
+                      <a:picLocks noChangeAspect="1" noChangeArrowheads="1"/>
+                    </pic:cNvPicPr>
+                  </pic:nvPicPr>
+                  <pic:blipFill>
+                    <a:blip r:embed="rId14"/>
+                    <a:stretch>
+                      <a:fillRect/>
+                    </a:stretch>
+                  </pic:blipFill>
+                  <pic:spPr bwMode="auto">
+                    <a:xfrm>
+                      <a:off x="0" y="0"/>
+                      <a:ext cx="4572000" cy="3225165"/>
+                    </a:xfrm>
+                    <a:prstGeom prst="rect">
+                      <a:avLst/>
+                    </a:prstGeom>
+                    <a:noFill/>
+                  </pic:spPr>
+                </pic:pic>
+              </a:graphicData>
+            </a:graphic>
+          </wp:anchor>
+        </w:drawing>
+      </w:r>
+    </w:p>
+    <w:p>
+      <w:pPr>
+        <w:pStyle w:val="Heading2"/>
+        <w:numPr>
+          <w:ilvl w:val="0"/>
+          <w:numId w:val="0"/>
+        </w:numPr>
+        <w:ind w:hanging="0" w:left="1440"/>
+        <w:rPr>
+          <w:color w:val="000000"/>
+        </w:rPr>
+      </w:pPr>
+      <w:r>
+        <w:rPr>
+          <w:color w:val="000000"/>
+        </w:rPr>
+        <w:drawing>
+          <wp:anchor behindDoc="0" distT="0" distB="0" distL="0" distR="0" simplePos="0" locked="0" layoutInCell="0" allowOverlap="1" relativeHeight="39">
+            <wp:simplePos x="0" y="0"/>
+            <wp:positionH relativeFrom="column">
+              <wp:posOffset>457200</wp:posOffset>
+            </wp:positionH>
+            <wp:positionV relativeFrom="paragraph">
+              <wp:posOffset>481330</wp:posOffset>
+            </wp:positionV>
+            <wp:extent cx="4572000" cy="3530600"/>
+            <wp:effectExtent l="0" t="0" r="0" b="0"/>
+            <wp:wrapSquare wrapText="largest"/>
+            <wp:docPr id="9" name="Image8" descr=""/>
+            <wp:cNvGraphicFramePr>
+              <a:graphicFrameLocks xmlns:a="http://schemas.openxmlformats.org/drawingml/2006/main" noChangeAspect="1"/>
+            </wp:cNvGraphicFramePr>
+            <a:graphic xmlns:a="http://schemas.openxmlformats.org/drawingml/2006/main">
+              <a:graphicData uri="http://schemas.openxmlformats.org/drawingml/2006/picture">
+                <pic:pic xmlns:pic="http://schemas.openxmlformats.org/drawingml/2006/picture">
+                  <pic:nvPicPr>
+                    <pic:cNvPr id="9" name="Image8" descr=""/>
+                    <pic:cNvPicPr>
+                      <a:picLocks noChangeAspect="1" noChangeArrowheads="1"/>
+                    </pic:cNvPicPr>
+                  </pic:nvPicPr>
+                  <pic:blipFill>
+                    <a:blip r:embed="rId15"/>
+                    <a:stretch>
+                      <a:fillRect/>
+                    </a:stretch>
+                  </pic:blipFill>
+                  <pic:spPr bwMode="auto">
+                    <a:xfrm>
+                      <a:off x="0" y="0"/>
+                      <a:ext cx="4572000" cy="3530600"/>
+                    </a:xfrm>
+                    <a:prstGeom prst="rect">
+                      <a:avLst/>
+                    </a:prstGeom>
+                    <a:noFill/>
+                  </pic:spPr>
+                </pic:pic>
+              </a:graphicData>
+            </a:graphic>
+          </wp:anchor>
+        </w:drawing>
+      </w:r>
+    </w:p>
+    <w:p>
+      <w:pPr>
+        <w:pStyle w:val="Heading2"/>
+        <w:numPr>
+          <w:ilvl w:val="0"/>
+          <w:numId w:val="0"/>
+        </w:numPr>
+        <w:ind w:hanging="0" w:left="1440"/>
+        <w:rPr>
+          <w:color w:val="000000"/>
+        </w:rPr>
+      </w:pPr>
+      <w:r>
+        <w:rPr>
+          <w:color w:val="000000"/>
+        </w:rPr>
+      </w:r>
+    </w:p>
+    <w:p>
+      <w:pPr>
+        <w:pStyle w:val="Normal"/>
+        <w:rPr>
+          <w:color w:val="000000"/>
+        </w:rPr>
+      </w:pPr>
+      <w:r>
+        <w:rPr>
+          <w:color w:val="000000"/>
+        </w:rPr>
+      </w:r>
+    </w:p>
+    <w:p>
+      <w:pPr>
+        <w:pStyle w:val="Heading2"/>
+        <w:numPr>
+          <w:ilvl w:val="0"/>
+          <w:numId w:val="0"/>
+        </w:numPr>
+        <w:ind w:hanging="0" w:left="1440"/>
+        <w:rPr>
+          <w:color w:val="000000"/>
+        </w:rPr>
+      </w:pPr>
+      <w:r>
+        <w:rPr>
+          <w:color w:val="000000"/>
+        </w:rPr>
+        <w:drawing>
+          <wp:anchor behindDoc="0" distT="0" distB="0" distL="0" distR="0" simplePos="0" locked="0" layoutInCell="0" allowOverlap="1" relativeHeight="40">
+            <wp:simplePos x="0" y="0"/>
+            <wp:positionH relativeFrom="column">
+              <wp:align>center</wp:align>
+            </wp:positionH>
+            <wp:positionV relativeFrom="paragraph">
+              <wp:posOffset>635</wp:posOffset>
+            </wp:positionV>
+            <wp:extent cx="5029200" cy="5703570"/>
+            <wp:effectExtent l="0" t="0" r="0" b="0"/>
+            <wp:wrapSquare wrapText="largest"/>
+            <wp:docPr id="10" name="Image9" descr=""/>
+            <wp:cNvGraphicFramePr>
+              <a:graphicFrameLocks xmlns:a="http://schemas.openxmlformats.org/drawingml/2006/main" noChangeAspect="1"/>
+            </wp:cNvGraphicFramePr>
+            <a:graphic xmlns:a="http://schemas.openxmlformats.org/drawingml/2006/main">
+              <a:graphicData uri="http://schemas.openxmlformats.org/drawingml/2006/picture">
+                <pic:pic xmlns:pic="http://schemas.openxmlformats.org/drawingml/2006/picture">
+                  <pic:nvPicPr>
+                    <pic:cNvPr id="10" name="Image9" descr=""/>
+                    <pic:cNvPicPr>
+                      <a:picLocks noChangeAspect="1" noChangeArrowheads="1"/>
+                    </pic:cNvPicPr>
+                  </pic:nvPicPr>
+                  <pic:blipFill>
+                    <a:blip r:embed="rId16"/>
+                    <a:stretch>
+                      <a:fillRect/>
+                    </a:stretch>
+                  </pic:blipFill>
+                  <pic:spPr bwMode="auto">
+                    <a:xfrm>
+                      <a:off x="0" y="0"/>
+                      <a:ext cx="5029200" cy="5703570"/>
+                    </a:xfrm>
+                    <a:prstGeom prst="rect">
+                      <a:avLst/>
+                    </a:prstGeom>
+                    <a:noFill/>
+                  </pic:spPr>
+                </pic:pic>
+              </a:graphicData>
+            </a:graphic>
+          </wp:anchor>
+        </w:drawing>
+      </w:r>
     </w:p>
     <w:p>
       <w:pPr>
@@ -5321,26 +6196,27 @@
         </w:rPr>
       </w:pPr>
       <w:bookmarkStart w:id="38" w:name="__RefHeading___Toc731_1633043759"/>
-      <w:bookmarkStart w:id="39" w:name="REQBV5SS8"/>
-      <w:bookmarkStart w:id="40" w:name="_Toc226533771"/>
+      <w:bookmarkStart w:id="39" w:name="_Toc226533771"/>
+      <w:bookmarkStart w:id="40" w:name="REQBV5SS8"/>
       <w:bookmarkEnd w:id="38"/>
+      <w:bookmarkEnd w:id="40"/>
+      <w:r>
+        <w:rPr>
+          <w:color w:val="000000"/>
+        </w:rPr>
+        <w:t>C</w:t>
+      </w:r>
       <w:bookmarkEnd w:id="39"/>
       <w:r>
         <w:rPr>
           <w:color w:val="000000"/>
         </w:rPr>
-        <w:t>C</w:t>
-      </w:r>
-      <w:bookmarkEnd w:id="40"/>
-      <w:r>
-        <w:rPr>
-          <w:color w:val="000000"/>
-        </w:rPr>
         <w:t xml:space="preserve">ommon &amp; Intended User Interfacing Flow </w:t>
       </w:r>
     </w:p>
     <w:p>
       <w:pPr>
+        <w:pStyle w:val="Normal"/>
         <w:ind w:left="1440"/>
         <w:rPr>
           <w:color w:val="000000"/>
@@ -5360,134 +6236,155 @@
           <w:ilvl w:val="0"/>
           <w:numId w:val="0"/>
         </w:numPr>
-        <w:rPr>
-          <w:color w:val="000000"/>
-        </w:rPr>
-      </w:pPr>
-    </w:p>
-    <w:p>
-      <w:pPr>
-        <w:rPr>
-          <w:color w:val="000000"/>
-        </w:rPr>
-      </w:pPr>
-    </w:p>
-    <w:p>
-      <w:pPr>
-        <w:rPr>
-          <w:color w:val="000000"/>
-        </w:rPr>
-      </w:pPr>
-    </w:p>
-    <w:p>
-      <w:pPr>
-        <w:rPr>
-          <w:color w:val="000000"/>
-        </w:rPr>
-      </w:pPr>
+        <w:ind w:hanging="0" w:left="0"/>
+        <w:rPr>
+          <w:color w:val="000000"/>
+        </w:rPr>
+      </w:pPr>
+      <w:r>
+        <w:rPr>
+          <w:color w:val="000000"/>
+        </w:rPr>
+      </w:r>
+    </w:p>
+    <w:p>
+      <w:pPr>
+        <w:pStyle w:val="Normal"/>
+        <w:rPr>
+          <w:color w:val="000000"/>
+        </w:rPr>
+      </w:pPr>
+      <w:r>
+        <w:rPr>
+          <w:color w:val="000000"/>
+        </w:rPr>
+      </w:r>
+    </w:p>
+    <w:p>
+      <w:pPr>
+        <w:pStyle w:val="Normal"/>
+        <w:rPr>
+          <w:color w:val="000000"/>
+        </w:rPr>
+      </w:pPr>
+      <w:r>
+        <w:rPr>
+          <w:color w:val="000000"/>
+        </w:rPr>
+      </w:r>
+    </w:p>
+    <w:p>
+      <w:pPr>
+        <w:pStyle w:val="Normal"/>
+        <w:rPr>
+          <w:color w:val="000000"/>
+        </w:rPr>
+      </w:pPr>
+      <w:r>
+        <w:rPr>
+          <w:color w:val="000000"/>
+        </w:rPr>
+      </w:r>
     </w:p>
     <w:p>
       <w:pPr>
         <w:sectPr>
           <w:headerReference w:type="even" r:id="rId17"/>
           <w:headerReference w:type="default" r:id="rId18"/>
-          <w:footerReference w:type="even" r:id="rId19"/>
-          <w:footerReference w:type="default" r:id="rId20"/>
-          <w:headerReference w:type="first" r:id="rId21"/>
+          <w:headerReference w:type="first" r:id="rId19"/>
+          <w:footerReference w:type="even" r:id="rId20"/>
+          <w:footerReference w:type="default" r:id="rId21"/>
           <w:footerReference w:type="first" r:id="rId22"/>
+          <w:type w:val="nextPage"/>
           <w:pgSz w:w="12240" w:h="15840"/>
-          <w:pgMar w:top="1440" w:right="1800" w:bottom="1800" w:left="1800" w:header="720" w:footer="1080" w:gutter="0"/>
+          <w:pgMar w:left="1800" w:right="1800" w:gutter="0" w:header="720" w:top="1440" w:footer="1080" w:bottom="1800"/>
           <w:pgNumType w:fmt="lowerRoman"/>
-          <w:cols w:space="720"/>
-          <w:formProt w:val="0"/>
+          <w:formProt w:val="false"/>
           <w:titlePg/>
-          <w:docGrid w:linePitch="360"/>
+          <w:textDirection w:val="lrTb"/>
+          <w:docGrid w:type="default" w:linePitch="360" w:charSpace="0"/>
         </w:sectPr>
       </w:pPr>
     </w:p>
     <w:p>
       <w:pPr>
-        <w:rPr>
-          <w:color w:val="000000"/>
-        </w:rPr>
-      </w:pPr>
+        <w:pStyle w:val="Normal"/>
+        <w:rPr>
+          <w:color w:val="000000"/>
+        </w:rPr>
+      </w:pPr>
+      <w:r>
+        <w:rPr>
+          <w:color w:val="000000"/>
+        </w:rPr>
+      </w:r>
     </w:p>
     <w:p>
       <w:pPr>
         <w:sectPr>
           <w:type w:val="continuous"/>
           <w:pgSz w:w="12240" w:h="15840"/>
-          <w:pgMar w:top="1440" w:right="1800" w:bottom="1800" w:left="1800" w:header="720" w:footer="1080" w:gutter="0"/>
-          <w:cols w:space="720"/>
-          <w:formProt w:val="0"/>
+          <w:pgMar w:left="1800" w:right="1800" w:gutter="0" w:header="720" w:top="1440" w:footer="1080" w:bottom="1800"/>
+          <w:formProt w:val="false"/>
           <w:titlePg/>
-          <w:docGrid w:linePitch="360"/>
+          <w:textDirection w:val="lrTb"/>
+          <w:docGrid w:type="default" w:linePitch="360" w:charSpace="0"/>
         </w:sectPr>
       </w:pPr>
     </w:p>
     <w:p>
       <w:pPr>
-        <w:rPr>
-          <w:color w:val="000000"/>
-        </w:rPr>
-      </w:pPr>
+        <w:pStyle w:val="Normal"/>
+        <w:rPr>
+          <w:color w:val="000000"/>
+        </w:rPr>
+      </w:pPr>
+      <w:r>
+        <w:rPr>
+          <w:color w:val="000000"/>
+        </w:rPr>
+      </w:r>
     </w:p>
     <w:sectPr>
       <w:type w:val="continuous"/>
       <w:pgSz w:w="12240" w:h="15840"/>
-      <w:pgMar w:top="1440" w:right="1800" w:bottom="1800" w:left="1800" w:header="720" w:footer="1080" w:gutter="0"/>
-      <w:cols w:space="720"/>
-      <w:formProt w:val="0"/>
+      <w:pgMar w:left="1800" w:right="1800" w:gutter="0" w:header="720" w:top="1440" w:footer="1080" w:bottom="1800"/>
+      <w:formProt w:val="false"/>
       <w:titlePg/>
-      <w:docGrid w:linePitch="360"/>
+      <w:textDirection w:val="lrTb"/>
+      <w:docGrid w:type="default" w:linePitch="360" w:charSpace="0"/>
     </w:sectPr>
   </w:body>
 </w:document>
 </file>
 
-<file path=word/endnotes.xml><?xml version="1.0" encoding="utf-8"?>
-<w:endnotes xmlns:wpc="http://schemas.microsoft.com/office/word/2010/wordprocessingCanvas" xmlns:cx="http://schemas.microsoft.com/office/drawing/2014/chartex" xmlns:cx1="http://schemas.microsoft.com/office/drawing/2015/9/8/chartex" xmlns:cx2="http://schemas.microsoft.com/office/drawing/2015/10/21/chartex" xmlns:cx3="http://schemas.microsoft.com/office/drawing/2016/5/9/chartex" xmlns:cx4="http://schemas.microsoft.com/office/drawing/2016/5/10/chartex" xmlns:cx5="http://schemas.microsoft.com/office/drawing/2016/5/11/chartex" xmlns:cx6="http://schemas.microsoft.com/office/drawing/2016/5/12/chartex" xmlns:cx7="http://schemas.microsoft.com/office/drawing/2016/5/13/chartex" xmlns:cx8="http://schemas.microsoft.com/office/drawing/2016/5/14/chartex" xmlns:mc="http://schemas.openxmlformats.org/markup-compatibility/2006" xmlns:aink="http://schemas.microsoft.com/office/drawing/2016/ink" xmlns:am3d="http://schemas.microsoft.com/office/drawing/2017/model3d" xmlns:o="urn:schemas-microsoft-com:office:office" xmlns:oel="http://schemas.microsoft.com/office/2019/extlst" xmlns:r="http://schemas.openxmlformats.org/officeDocument/2006/relationships" xmlns:m="http://schemas.openxmlformats.org/officeDocument/2006/math" xmlns:v="urn:schemas-microsoft-com:vml" xmlns:wp14="http://schemas.microsoft.com/office/word/2010/wordprocessingDrawing" xmlns:wp="http://schemas.openxmlformats.org/drawingml/2006/wordprocessingDrawing" xmlns:w10="urn:schemas-microsoft-com:office:word" xmlns:w="http://schemas.openxmlformats.org/wordprocessingml/2006/main" xmlns:w14="http://schemas.microsoft.com/office/word/2010/wordml" xmlns:w15="http://schemas.microsoft.com/office/word/2012/wordml" xmlns:w16cex="http://schemas.microsoft.com/office/word/2018/wordml/cex" xmlns:w16cid="http://schemas.microsoft.com/office/word/2016/wordml/cid" xmlns:w16="http://schemas.microsoft.com/office/word/2018/wordml" xmlns:w16du="http://schemas.microsoft.com/office/word/2023/wordml/word16du" xmlns:w16sdtdh="http://schemas.microsoft.com/office/word/2020/wordml/sdtdatahash" xmlns:w16sdtfl="http://schemas.microsoft.com/office/word/2024/wordml/sdtformatlock" xmlns:w16se="http://schemas.microsoft.com/office/word/2015/wordml/symex" xmlns:wpg="http://schemas.microsoft.com/office/word/2010/wordprocessingGroup" xmlns:wpi="http://schemas.microsoft.com/office/word/2010/wordprocessingInk" xmlns:wne="http://schemas.microsoft.com/office/word/2006/wordml" xmlns:wps="http://schemas.microsoft.com/office/word/2010/wordprocessingShape" mc:Ignorable="w14 w15 w16se w16cid w16 w16cex w16sdtdh w16sdtfl w16du wp14">
-  <w:endnote w:type="separator" w:id="-1">
-    <w:p>
-      <w:r>
-        <w:separator/>
-      </w:r>
-    </w:p>
-  </w:endnote>
-  <w:endnote w:type="continuationSeparator" w:id="0">
-    <w:p>
-      <w:r>
-        <w:continuationSeparator/>
-      </w:r>
-    </w:p>
-  </w:endnote>
-</w:endnotes>
-</file>
-
 <file path=word/footer1.xml><?xml version="1.0" encoding="utf-8"?>
-<w:ftr xmlns:wpc="http://schemas.microsoft.com/office/word/2010/wordprocessingCanvas" xmlns:cx="http://schemas.microsoft.com/office/drawing/2014/chartex" xmlns:cx1="http://schemas.microsoft.com/office/drawing/2015/9/8/chartex" xmlns:cx2="http://schemas.microsoft.com/office/drawing/2015/10/21/chartex" xmlns:cx3="http://schemas.microsoft.com/office/drawing/2016/5/9/chartex" xmlns:cx4="http://schemas.microsoft.com/office/drawing/2016/5/10/chartex" xmlns:cx5="http://schemas.microsoft.com/office/drawing/2016/5/11/chartex" xmlns:cx6="http://schemas.microsoft.com/office/drawing/2016/5/12/chartex" xmlns:cx7="http://schemas.microsoft.com/office/drawing/2016/5/13/chartex" xmlns:cx8="http://schemas.microsoft.com/office/drawing/2016/5/14/chartex" xmlns:mc="http://schemas.openxmlformats.org/markup-compatibility/2006" xmlns:aink="http://schemas.microsoft.com/office/drawing/2016/ink" xmlns:am3d="http://schemas.microsoft.com/office/drawing/2017/model3d" xmlns:o="urn:schemas-microsoft-com:office:office" xmlns:oel="http://schemas.microsoft.com/office/2019/extlst" xmlns:r="http://schemas.openxmlformats.org/officeDocument/2006/relationships" xmlns:m="http://schemas.openxmlformats.org/officeDocument/2006/math" xmlns:v="urn:schemas-microsoft-com:vml" xmlns:wp14="http://schemas.microsoft.com/office/word/2010/wordprocessingDrawing" xmlns:wp="http://schemas.openxmlformats.org/drawingml/2006/wordprocessingDrawing" xmlns:w10="urn:schemas-microsoft-com:office:word" xmlns:w="http://schemas.openxmlformats.org/wordprocessingml/2006/main" xmlns:w14="http://schemas.microsoft.com/office/word/2010/wordml" xmlns:w15="http://schemas.microsoft.com/office/word/2012/wordml" xmlns:w16cex="http://schemas.microsoft.com/office/word/2018/wordml/cex" xmlns:w16cid="http://schemas.microsoft.com/office/word/2016/wordml/cid" xmlns:w16="http://schemas.microsoft.com/office/word/2018/wordml" xmlns:w16du="http://schemas.microsoft.com/office/word/2023/wordml/word16du" xmlns:w16sdtdh="http://schemas.microsoft.com/office/word/2020/wordml/sdtdatahash" xmlns:w16sdtfl="http://schemas.microsoft.com/office/word/2024/wordml/sdtformatlock" xmlns:w16se="http://schemas.microsoft.com/office/word/2015/wordml/symex" xmlns:wpg="http://schemas.microsoft.com/office/word/2010/wordprocessingGroup" xmlns:wpi="http://schemas.microsoft.com/office/word/2010/wordprocessingInk" xmlns:wne="http://schemas.microsoft.com/office/word/2006/wordml" xmlns:wps="http://schemas.microsoft.com/office/word/2010/wordprocessingShape" mc:Ignorable="w14 w15 w16se w16cid w16 w16cex w16sdtdh w16sdtfl w16du wp14">
+<w:ftr xmlns:o="urn:schemas-microsoft-com:office:office" xmlns:r="http://schemas.openxmlformats.org/officeDocument/2006/relationships" xmlns:v="urn:schemas-microsoft-com:vml" xmlns:w="http://schemas.openxmlformats.org/wordprocessingml/2006/main" xmlns:w10="urn:schemas-microsoft-com:office:word" xmlns:wp="http://schemas.openxmlformats.org/drawingml/2006/wordprocessingDrawing" xmlns:pic="http://schemas.openxmlformats.org/drawingml/2006/picture" xmlns:wps="http://schemas.microsoft.com/office/word/2010/wordprocessingShape" xmlns:wpg="http://schemas.microsoft.com/office/word/2010/wordprocessingGroup" xmlns:mc="http://schemas.openxmlformats.org/markup-compatibility/2006" xmlns:wp14="http://schemas.microsoft.com/office/word/2010/wordprocessingDrawing" xmlns:w14="http://schemas.microsoft.com/office/word/2010/wordml" xmlns:w15="http://schemas.microsoft.com/office/word/2012/wordml" mc:Ignorable="w14 wp14 w15">
   <w:p>
     <w:pPr>
       <w:pStyle w:val="Footer"/>
+      <w:rPr/>
     </w:pPr>
+    <w:r>
+      <w:rPr/>
+    </w:r>
   </w:p>
 </w:ftr>
 </file>
 
 <file path=word/footer2.xml><?xml version="1.0" encoding="utf-8"?>
-<w:ftr xmlns:wpc="http://schemas.microsoft.com/office/word/2010/wordprocessingCanvas" xmlns:cx="http://schemas.microsoft.com/office/drawing/2014/chartex" xmlns:cx1="http://schemas.microsoft.com/office/drawing/2015/9/8/chartex" xmlns:cx2="http://schemas.microsoft.com/office/drawing/2015/10/21/chartex" xmlns:cx3="http://schemas.microsoft.com/office/drawing/2016/5/9/chartex" xmlns:cx4="http://schemas.microsoft.com/office/drawing/2016/5/10/chartex" xmlns:cx5="http://schemas.microsoft.com/office/drawing/2016/5/11/chartex" xmlns:cx6="http://schemas.microsoft.com/office/drawing/2016/5/12/chartex" xmlns:cx7="http://schemas.microsoft.com/office/drawing/2016/5/13/chartex" xmlns:cx8="http://schemas.microsoft.com/office/drawing/2016/5/14/chartex" xmlns:mc="http://schemas.openxmlformats.org/markup-compatibility/2006" xmlns:aink="http://schemas.microsoft.com/office/drawing/2016/ink" xmlns:am3d="http://schemas.microsoft.com/office/drawing/2017/model3d" xmlns:o="urn:schemas-microsoft-com:office:office" xmlns:oel="http://schemas.microsoft.com/office/2019/extlst" xmlns:r="http://schemas.openxmlformats.org/officeDocument/2006/relationships" xmlns:m="http://schemas.openxmlformats.org/officeDocument/2006/math" xmlns:v="urn:schemas-microsoft-com:vml" xmlns:wp14="http://schemas.microsoft.com/office/word/2010/wordprocessingDrawing" xmlns:wp="http://schemas.openxmlformats.org/drawingml/2006/wordprocessingDrawing" xmlns:w10="urn:schemas-microsoft-com:office:word" xmlns:w="http://schemas.openxmlformats.org/wordprocessingml/2006/main" xmlns:w14="http://schemas.microsoft.com/office/word/2010/wordml" xmlns:w15="http://schemas.microsoft.com/office/word/2012/wordml" xmlns:w16cex="http://schemas.microsoft.com/office/word/2018/wordml/cex" xmlns:w16cid="http://schemas.microsoft.com/office/word/2016/wordml/cid" xmlns:w16="http://schemas.microsoft.com/office/word/2018/wordml" xmlns:w16du="http://schemas.microsoft.com/office/word/2023/wordml/word16du" xmlns:w16sdtdh="http://schemas.microsoft.com/office/word/2020/wordml/sdtdatahash" xmlns:w16sdtfl="http://schemas.microsoft.com/office/word/2024/wordml/sdtformatlock" xmlns:w16se="http://schemas.microsoft.com/office/word/2015/wordml/symex" xmlns:wpg="http://schemas.microsoft.com/office/word/2010/wordprocessingGroup" xmlns:wpi="http://schemas.microsoft.com/office/word/2010/wordprocessingInk" xmlns:wne="http://schemas.microsoft.com/office/word/2006/wordml" xmlns:wps="http://schemas.microsoft.com/office/word/2010/wordprocessingShape" mc:Ignorable="w14 w15 w16se w16cid w16 w16cex w16sdtdh w16sdtfl w16du wp14">
+<w:ftr xmlns:o="urn:schemas-microsoft-com:office:office" xmlns:r="http://schemas.openxmlformats.org/officeDocument/2006/relationships" xmlns:v="urn:schemas-microsoft-com:vml" xmlns:w="http://schemas.openxmlformats.org/wordprocessingml/2006/main" xmlns:w10="urn:schemas-microsoft-com:office:word" xmlns:wp="http://schemas.openxmlformats.org/drawingml/2006/wordprocessingDrawing" xmlns:pic="http://schemas.openxmlformats.org/drawingml/2006/picture" xmlns:wps="http://schemas.microsoft.com/office/word/2010/wordprocessingShape" xmlns:wpg="http://schemas.microsoft.com/office/word/2010/wordprocessingGroup" xmlns:mc="http://schemas.openxmlformats.org/markup-compatibility/2006" xmlns:wp14="http://schemas.microsoft.com/office/word/2010/wordprocessingDrawing" xmlns:w14="http://schemas.microsoft.com/office/word/2010/wordml" xmlns:w15="http://schemas.microsoft.com/office/word/2012/wordml" mc:Ignorable="w14 wp14 w15">
   <w:p>
     <w:pPr>
       <w:pStyle w:val="Footer"/>
+      <w:rPr/>
     </w:pPr>
     <w:r>
-      <w:rPr>
-        <w:noProof/>
-      </w:rPr>
+      <w:rPr/>
       <mc:AlternateContent>
         <mc:Choice Requires="wps">
           <w:drawing>
-            <wp:anchor distT="0" distB="0" distL="0" distR="0" simplePos="0" relativeHeight="251656704" behindDoc="1" locked="0" layoutInCell="0" allowOverlap="1" wp14:anchorId="46FAF15C" wp14:editId="240A361B">
+            <wp:anchor behindDoc="1" distT="0" distB="0" distL="0" distR="0" simplePos="0" locked="0" layoutInCell="0" allowOverlap="1" relativeHeight="2" wp14:anchorId="46FAF15C">
               <wp:simplePos x="0" y="0"/>
               <wp:positionH relativeFrom="margin">
                 <wp:align>center</wp:align>
@@ -5499,7 +6396,6 @@
               <wp:effectExtent l="0" t="0" r="0" b="0"/>
               <wp:wrapSquare wrapText="bothSides"/>
               <wp:docPr id="1" name="Frame1"/>
-              <wp:cNvGraphicFramePr/>
               <a:graphic xmlns:a="http://schemas.openxmlformats.org/drawingml/2006/main">
                 <a:graphicData uri="http://schemas.microsoft.com/office/word/2010/wordprocessingShape">
                   <wps:wsp>
@@ -5518,15 +6414,9 @@
                       </a:ln>
                     </wps:spPr>
                     <wps:style>
-                      <a:lnRef idx="0">
-                        <a:scrgbClr r="0" g="0" b="0"/>
-                      </a:lnRef>
-                      <a:fillRef idx="0">
-                        <a:scrgbClr r="0" g="0" b="0"/>
-                      </a:fillRef>
-                      <a:effectRef idx="0">
-                        <a:scrgbClr r="0" g="0" b="0"/>
-                      </a:effectRef>
+                      <a:lnRef idx="0"/>
+                      <a:fillRef idx="0"/>
+                      <a:effectRef idx="0"/>
                       <a:fontRef idx="minor"/>
                     </wps:style>
                     <wps:txbx>
@@ -5534,6 +6424,7 @@
                         <w:p>
                           <w:pPr>
                             <w:pStyle w:val="Footer"/>
+                            <w:rPr/>
                           </w:pPr>
                           <w:r>
                             <w:rPr>
@@ -5573,7 +6464,7 @@
                         </w:p>
                       </w:txbxContent>
                     </wps:txbx>
-                    <wps:bodyPr lIns="0" tIns="0" rIns="0" bIns="0" anchor="t">
+                    <wps:bodyPr lIns="0" rIns="0" tIns="0" bIns="0" anchor="t">
                       <a:noAutofit/>
                     </wps:bodyPr>
                   </wps:wsp>
@@ -5584,12 +6475,15 @@
         </mc:Choice>
         <mc:Fallback>
           <w:pict>
-            <v:rect w14:anchorId="46FAF15C" id="Frame1" o:spid="_x0000_s1026" style="position:absolute;margin-left:0;margin-top:.05pt;width:4.65pt;height:9.35pt;z-index:-251659776;visibility:visible;mso-wrap-style:square;mso-wrap-distance-left:0;mso-wrap-distance-top:0;mso-wrap-distance-right:0;mso-wrap-distance-bottom:0;mso-position-horizontal:center;mso-position-horizontal-relative:margin;mso-position-vertical:absolute;mso-position-vertical-relative:text;v-text-anchor:top" o:gfxdata="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" o:allowincell="f" filled="f" stroked="f" strokeweight="0">
-              <v:textbox inset="0,0,0,0">
+            <v:rect id="shape_0" ID="Frame1" path="m0,0l-2147483645,0l-2147483645,-2147483646l0,-2147483646xe" stroked="f" o:allowincell="f" style="position:absolute;margin-left:213.65pt;margin-top:0.05pt;width:4.6pt;height:9.3pt;mso-wrap-style:square;v-text-anchor:top;mso-position-horizontal:center;mso-position-horizontal-relative:margin" wp14:anchorId="46FAF15C">
+              <v:fill o:detectmouseclick="t" on="false"/>
+              <v:stroke color="#3465a4" joinstyle="round" endcap="flat"/>
+              <v:textbox>
                 <w:txbxContent>
                   <w:p>
                     <w:pPr>
                       <w:pStyle w:val="Footer"/>
+                      <w:rPr/>
                     </w:pPr>
                     <w:r>
                       <w:rPr>
@@ -5629,7 +6523,7 @@
                   </w:p>
                 </w:txbxContent>
               </v:textbox>
-              <w10:wrap type="square" anchorx="margin"/>
+              <w10:wrap type="square"/>
             </v:rect>
           </w:pict>
         </mc:Fallback>
@@ -5640,19 +6534,18 @@
 </file>
 
 <file path=word/footer3.xml><?xml version="1.0" encoding="utf-8"?>
-<w:ftr xmlns:wpc="http://schemas.microsoft.com/office/word/2010/wordprocessingCanvas" xmlns:cx="http://schemas.microsoft.com/office/drawing/2014/chartex" xmlns:cx1="http://schemas.microsoft.com/office/drawing/2015/9/8/chartex" xmlns:cx2="http://schemas.microsoft.com/office/drawing/2015/10/21/chartex" xmlns:cx3="http://schemas.microsoft.com/office/drawing/2016/5/9/chartex" xmlns:cx4="http://schemas.microsoft.com/office/drawing/2016/5/10/chartex" xmlns:cx5="http://schemas.microsoft.com/office/drawing/2016/5/11/chartex" xmlns:cx6="http://schemas.microsoft.com/office/drawing/2016/5/12/chartex" xmlns:cx7="http://schemas.microsoft.com/office/drawing/2016/5/13/chartex" xmlns:cx8="http://schemas.microsoft.com/office/drawing/2016/5/14/chartex" xmlns:mc="http://schemas.openxmlformats.org/markup-compatibility/2006" xmlns:aink="http://schemas.microsoft.com/office/drawing/2016/ink" xmlns:am3d="http://schemas.microsoft.com/office/drawing/2017/model3d" xmlns:o="urn:schemas-microsoft-com:office:office" xmlns:oel="http://schemas.microsoft.com/office/2019/extlst" xmlns:r="http://schemas.openxmlformats.org/officeDocument/2006/relationships" xmlns:m="http://schemas.openxmlformats.org/officeDocument/2006/math" xmlns:v="urn:schemas-microsoft-com:vml" xmlns:wp14="http://schemas.microsoft.com/office/word/2010/wordprocessingDrawing" xmlns:wp="http://schemas.openxmlformats.org/drawingml/2006/wordprocessingDrawing" xmlns:w10="urn:schemas-microsoft-com:office:word" xmlns:w="http://schemas.openxmlformats.org/wordprocessingml/2006/main" xmlns:w14="http://schemas.microsoft.com/office/word/2010/wordml" xmlns:w15="http://schemas.microsoft.com/office/word/2012/wordml" xmlns:w16cex="http://schemas.microsoft.com/office/word/2018/wordml/cex" xmlns:w16cid="http://schemas.microsoft.com/office/word/2016/wordml/cid" xmlns:w16="http://schemas.microsoft.com/office/word/2018/wordml" xmlns:w16du="http://schemas.microsoft.com/office/word/2023/wordml/word16du" xmlns:w16sdtdh="http://schemas.microsoft.com/office/word/2020/wordml/sdtdatahash" xmlns:w16sdtfl="http://schemas.microsoft.com/office/word/2024/wordml/sdtformatlock" xmlns:w16se="http://schemas.microsoft.com/office/word/2015/wordml/symex" xmlns:wpg="http://schemas.microsoft.com/office/word/2010/wordprocessingGroup" xmlns:wpi="http://schemas.microsoft.com/office/word/2010/wordprocessingInk" xmlns:wne="http://schemas.microsoft.com/office/word/2006/wordml" xmlns:wps="http://schemas.microsoft.com/office/word/2010/wordprocessingShape" mc:Ignorable="w14 w15 w16se w16cid w16 w16cex w16sdtdh w16sdtfl w16du wp14">
+<w:ftr xmlns:o="urn:schemas-microsoft-com:office:office" xmlns:r="http://schemas.openxmlformats.org/officeDocument/2006/relationships" xmlns:v="urn:schemas-microsoft-com:vml" xmlns:w="http://schemas.openxmlformats.org/wordprocessingml/2006/main" xmlns:w10="urn:schemas-microsoft-com:office:word" xmlns:wp="http://schemas.openxmlformats.org/drawingml/2006/wordprocessingDrawing" xmlns:pic="http://schemas.openxmlformats.org/drawingml/2006/picture" xmlns:wps="http://schemas.microsoft.com/office/word/2010/wordprocessingShape" xmlns:wpg="http://schemas.microsoft.com/office/word/2010/wordprocessingGroup" xmlns:mc="http://schemas.openxmlformats.org/markup-compatibility/2006" xmlns:wp14="http://schemas.microsoft.com/office/word/2010/wordprocessingDrawing" xmlns:w14="http://schemas.microsoft.com/office/word/2010/wordml" xmlns:w15="http://schemas.microsoft.com/office/word/2012/wordml" mc:Ignorable="w14 wp14 w15">
   <w:p>
     <w:pPr>
       <w:pStyle w:val="Footer"/>
+      <w:rPr/>
     </w:pPr>
     <w:r>
-      <w:rPr>
-        <w:noProof/>
-      </w:rPr>
+      <w:rPr/>
       <mc:AlternateContent>
         <mc:Choice Requires="wps">
           <w:drawing>
-            <wp:anchor distT="0" distB="0" distL="0" distR="0" simplePos="0" relativeHeight="251657728" behindDoc="1" locked="0" layoutInCell="0" allowOverlap="1" wp14:anchorId="36CA81ED" wp14:editId="11E72BF4">
+            <wp:anchor behindDoc="1" distT="0" distB="0" distL="0" distR="0" simplePos="0" locked="0" layoutInCell="0" allowOverlap="1" relativeHeight="2" wp14:anchorId="46FAF15C">
               <wp:simplePos x="0" y="0"/>
               <wp:positionH relativeFrom="margin">
                 <wp:align>center</wp:align>
@@ -5664,7 +6557,6 @@
               <wp:effectExtent l="0" t="0" r="0" b="0"/>
               <wp:wrapSquare wrapText="bothSides"/>
               <wp:docPr id="2" name="Frame1"/>
-              <wp:cNvGraphicFramePr/>
               <a:graphic xmlns:a="http://schemas.openxmlformats.org/drawingml/2006/main">
                 <a:graphicData uri="http://schemas.microsoft.com/office/word/2010/wordprocessingShape">
                   <wps:wsp>
@@ -5683,15 +6575,9 @@
                       </a:ln>
                     </wps:spPr>
                     <wps:style>
-                      <a:lnRef idx="0">
-                        <a:scrgbClr r="0" g="0" b="0"/>
-                      </a:lnRef>
-                      <a:fillRef idx="0">
-                        <a:scrgbClr r="0" g="0" b="0"/>
-                      </a:fillRef>
-                      <a:effectRef idx="0">
-                        <a:scrgbClr r="0" g="0" b="0"/>
-                      </a:effectRef>
+                      <a:lnRef idx="0"/>
+                      <a:fillRef idx="0"/>
+                      <a:effectRef idx="0"/>
                       <a:fontRef idx="minor"/>
                     </wps:style>
                     <wps:txbx>
@@ -5699,6 +6585,7 @@
                         <w:p>
                           <w:pPr>
                             <w:pStyle w:val="Footer"/>
+                            <w:rPr/>
                           </w:pPr>
                           <w:r>
                             <w:rPr>
@@ -5738,7 +6625,7 @@
                         </w:p>
                       </w:txbxContent>
                     </wps:txbx>
-                    <wps:bodyPr lIns="0" tIns="0" rIns="0" bIns="0" anchor="t">
+                    <wps:bodyPr lIns="0" rIns="0" tIns="0" bIns="0" anchor="t">
                       <a:noAutofit/>
                     </wps:bodyPr>
                   </wps:wsp>
@@ -5749,12 +6636,15 @@
         </mc:Choice>
         <mc:Fallback>
           <w:pict>
-            <v:rect w14:anchorId="36CA81ED" id="_x0000_s1027" style="position:absolute;margin-left:0;margin-top:.05pt;width:4.65pt;height:9.35pt;z-index:-251658752;visibility:visible;mso-wrap-style:square;mso-wrap-distance-left:0;mso-wrap-distance-top:0;mso-wrap-distance-right:0;mso-wrap-distance-bottom:0;mso-position-horizontal:center;mso-position-horizontal-relative:margin;mso-position-vertical:absolute;mso-position-vertical-relative:text;v-text-anchor:top" o:gfxdata="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" o:allowincell="f" filled="f" stroked="f" strokeweight="0">
-              <v:textbox inset="0,0,0,0">
+            <v:rect id="shape_0" ID="Frame1" path="m0,0l-2147483645,0l-2147483645,-2147483646l0,-2147483646xe" stroked="f" o:allowincell="f" style="position:absolute;margin-left:213.65pt;margin-top:0.05pt;width:4.6pt;height:9.3pt;mso-wrap-style:square;v-text-anchor:top;mso-position-horizontal:center;mso-position-horizontal-relative:margin" wp14:anchorId="46FAF15C">
+              <v:fill o:detectmouseclick="t" on="false"/>
+              <v:stroke color="#3465a4" joinstyle="round" endcap="flat"/>
+              <v:textbox>
                 <w:txbxContent>
                   <w:p>
                     <w:pPr>
                       <w:pStyle w:val="Footer"/>
+                      <w:rPr/>
                     </w:pPr>
                     <w:r>
                       <w:rPr>
@@ -5794,7 +6684,7 @@
                   </w:p>
                 </w:txbxContent>
               </v:textbox>
-              <w10:wrap type="square" anchorx="margin"/>
+              <w10:wrap type="square"/>
             </v:rect>
           </w:pict>
         </mc:Fallback>
@@ -5805,30 +6695,33 @@
 </file>
 
 <file path=word/footer4.xml><?xml version="1.0" encoding="utf-8"?>
-<w:ftr xmlns:wpc="http://schemas.microsoft.com/office/word/2010/wordprocessingCanvas" xmlns:cx="http://schemas.microsoft.com/office/drawing/2014/chartex" xmlns:cx1="http://schemas.microsoft.com/office/drawing/2015/9/8/chartex" xmlns:cx2="http://schemas.microsoft.com/office/drawing/2015/10/21/chartex" xmlns:cx3="http://schemas.microsoft.com/office/drawing/2016/5/9/chartex" xmlns:cx4="http://schemas.microsoft.com/office/drawing/2016/5/10/chartex" xmlns:cx5="http://schemas.microsoft.com/office/drawing/2016/5/11/chartex" xmlns:cx6="http://schemas.microsoft.com/office/drawing/2016/5/12/chartex" xmlns:cx7="http://schemas.microsoft.com/office/drawing/2016/5/13/chartex" xmlns:cx8="http://schemas.microsoft.com/office/drawing/2016/5/14/chartex" xmlns:mc="http://schemas.openxmlformats.org/markup-compatibility/2006" xmlns:aink="http://schemas.microsoft.com/office/drawing/2016/ink" xmlns:am3d="http://schemas.microsoft.com/office/drawing/2017/model3d" xmlns:o="urn:schemas-microsoft-com:office:office" xmlns:oel="http://schemas.microsoft.com/office/2019/extlst" xmlns:r="http://schemas.openxmlformats.org/officeDocument/2006/relationships" xmlns:m="http://schemas.openxmlformats.org/officeDocument/2006/math" xmlns:v="urn:schemas-microsoft-com:vml" xmlns:wp14="http://schemas.microsoft.com/office/word/2010/wordprocessingDrawing" xmlns:wp="http://schemas.openxmlformats.org/drawingml/2006/wordprocessingDrawing" xmlns:w10="urn:schemas-microsoft-com:office:word" xmlns:w="http://schemas.openxmlformats.org/wordprocessingml/2006/main" xmlns:w14="http://schemas.microsoft.com/office/word/2010/wordml" xmlns:w15="http://schemas.microsoft.com/office/word/2012/wordml" xmlns:w16cex="http://schemas.microsoft.com/office/word/2018/wordml/cex" xmlns:w16cid="http://schemas.microsoft.com/office/word/2016/wordml/cid" xmlns:w16="http://schemas.microsoft.com/office/word/2018/wordml" xmlns:w16du="http://schemas.microsoft.com/office/word/2023/wordml/word16du" xmlns:w16sdtdh="http://schemas.microsoft.com/office/word/2020/wordml/sdtdatahash" xmlns:w16sdtfl="http://schemas.microsoft.com/office/word/2024/wordml/sdtformatlock" xmlns:w16se="http://schemas.microsoft.com/office/word/2015/wordml/symex" xmlns:wpg="http://schemas.microsoft.com/office/word/2010/wordprocessingGroup" xmlns:wpi="http://schemas.microsoft.com/office/word/2010/wordprocessingInk" xmlns:wne="http://schemas.microsoft.com/office/word/2006/wordml" xmlns:wps="http://schemas.microsoft.com/office/word/2010/wordprocessingShape" mc:Ignorable="w14 w15 w16se w16cid w16 w16cex w16sdtdh w16sdtfl w16du wp14">
+<w:ftr xmlns:o="urn:schemas-microsoft-com:office:office" xmlns:r="http://schemas.openxmlformats.org/officeDocument/2006/relationships" xmlns:v="urn:schemas-microsoft-com:vml" xmlns:w="http://schemas.openxmlformats.org/wordprocessingml/2006/main" xmlns:w10="urn:schemas-microsoft-com:office:word" xmlns:wp="http://schemas.openxmlformats.org/drawingml/2006/wordprocessingDrawing" xmlns:pic="http://schemas.openxmlformats.org/drawingml/2006/picture" xmlns:wps="http://schemas.microsoft.com/office/word/2010/wordprocessingShape" xmlns:wpg="http://schemas.microsoft.com/office/word/2010/wordprocessingGroup" xmlns:mc="http://schemas.openxmlformats.org/markup-compatibility/2006" xmlns:wp14="http://schemas.microsoft.com/office/word/2010/wordprocessingDrawing" xmlns:w14="http://schemas.microsoft.com/office/word/2010/wordml" xmlns:w15="http://schemas.microsoft.com/office/word/2012/wordml" mc:Ignorable="w14 wp14 w15">
   <w:p>
     <w:pPr>
       <w:pStyle w:val="Footer"/>
+      <w:rPr/>
     </w:pPr>
+    <w:r>
+      <w:rPr/>
+    </w:r>
   </w:p>
 </w:ftr>
 </file>
 
 <file path=word/footer5.xml><?xml version="1.0" encoding="utf-8"?>
-<w:ftr xmlns:wpc="http://schemas.microsoft.com/office/word/2010/wordprocessingCanvas" xmlns:cx="http://schemas.microsoft.com/office/drawing/2014/chartex" xmlns:cx1="http://schemas.microsoft.com/office/drawing/2015/9/8/chartex" xmlns:cx2="http://schemas.microsoft.com/office/drawing/2015/10/21/chartex" xmlns:cx3="http://schemas.microsoft.com/office/drawing/2016/5/9/chartex" xmlns:cx4="http://schemas.microsoft.com/office/drawing/2016/5/10/chartex" xmlns:cx5="http://schemas.microsoft.com/office/drawing/2016/5/11/chartex" xmlns:cx6="http://schemas.microsoft.com/office/drawing/2016/5/12/chartex" xmlns:cx7="http://schemas.microsoft.com/office/drawing/2016/5/13/chartex" xmlns:cx8="http://schemas.microsoft.com/office/drawing/2016/5/14/chartex" xmlns:mc="http://schemas.openxmlformats.org/markup-compatibility/2006" xmlns:aink="http://schemas.microsoft.com/office/drawing/2016/ink" xmlns:am3d="http://schemas.microsoft.com/office/drawing/2017/model3d" xmlns:o="urn:schemas-microsoft-com:office:office" xmlns:oel="http://schemas.microsoft.com/office/2019/extlst" xmlns:r="http://schemas.openxmlformats.org/officeDocument/2006/relationships" xmlns:m="http://schemas.openxmlformats.org/officeDocument/2006/math" xmlns:v="urn:schemas-microsoft-com:vml" xmlns:wp14="http://schemas.microsoft.com/office/word/2010/wordprocessingDrawing" xmlns:wp="http://schemas.openxmlformats.org/drawingml/2006/wordprocessingDrawing" xmlns:w10="urn:schemas-microsoft-com:office:word" xmlns:w="http://schemas.openxmlformats.org/wordprocessingml/2006/main" xmlns:w14="http://schemas.microsoft.com/office/word/2010/wordml" xmlns:w15="http://schemas.microsoft.com/office/word/2012/wordml" xmlns:w16cex="http://schemas.microsoft.com/office/word/2018/wordml/cex" xmlns:w16cid="http://schemas.microsoft.com/office/word/2016/wordml/cid" xmlns:w16="http://schemas.microsoft.com/office/word/2018/wordml" xmlns:w16du="http://schemas.microsoft.com/office/word/2023/wordml/word16du" xmlns:w16sdtdh="http://schemas.microsoft.com/office/word/2020/wordml/sdtdatahash" xmlns:w16sdtfl="http://schemas.microsoft.com/office/word/2024/wordml/sdtformatlock" xmlns:w16se="http://schemas.microsoft.com/office/word/2015/wordml/symex" xmlns:wpg="http://schemas.microsoft.com/office/word/2010/wordprocessingGroup" xmlns:wpi="http://schemas.microsoft.com/office/word/2010/wordprocessingInk" xmlns:wne="http://schemas.microsoft.com/office/word/2006/wordml" xmlns:wps="http://schemas.microsoft.com/office/word/2010/wordprocessingShape" mc:Ignorable="w14 w15 w16se w16cid w16 w16cex w16sdtdh w16sdtfl w16du wp14">
+<w:ftr xmlns:o="urn:schemas-microsoft-com:office:office" xmlns:r="http://schemas.openxmlformats.org/officeDocument/2006/relationships" xmlns:v="urn:schemas-microsoft-com:vml" xmlns:w="http://schemas.openxmlformats.org/wordprocessingml/2006/main" xmlns:w10="urn:schemas-microsoft-com:office:word" xmlns:wp="http://schemas.openxmlformats.org/drawingml/2006/wordprocessingDrawing" xmlns:pic="http://schemas.openxmlformats.org/drawingml/2006/picture" xmlns:wps="http://schemas.microsoft.com/office/word/2010/wordprocessingShape" xmlns:wpg="http://schemas.microsoft.com/office/word/2010/wordprocessingGroup" xmlns:mc="http://schemas.openxmlformats.org/markup-compatibility/2006" xmlns:wp14="http://schemas.microsoft.com/office/word/2010/wordprocessingDrawing" xmlns:w14="http://schemas.microsoft.com/office/word/2010/wordml" xmlns:w15="http://schemas.microsoft.com/office/word/2012/wordml" mc:Ignorable="w14 wp14 w15">
   <w:p>
     <w:pPr>
       <w:pStyle w:val="Footer"/>
       <w:jc w:val="center"/>
+      <w:rPr/>
     </w:pPr>
     <w:r>
-      <w:rPr>
-        <w:noProof/>
-      </w:rPr>
+      <w:rPr/>
       <mc:AlternateContent>
         <mc:Choice Requires="wps">
           <w:drawing>
-            <wp:anchor distT="0" distB="0" distL="0" distR="0" simplePos="0" relativeHeight="251658752" behindDoc="1" locked="0" layoutInCell="0" allowOverlap="1" wp14:anchorId="6C8DF4B9" wp14:editId="1CF2492E">
+            <wp:anchor behindDoc="1" distT="0" distB="0" distL="0" distR="0" simplePos="0" locked="0" layoutInCell="0" allowOverlap="1" relativeHeight="31" wp14:anchorId="6C8DF4B9">
               <wp:simplePos x="0" y="0"/>
               <wp:positionH relativeFrom="margin">
                 <wp:align>center</wp:align>
@@ -5839,8 +6732,7 @@
               <wp:extent cx="71755" cy="22860"/>
               <wp:effectExtent l="0" t="0" r="0" b="0"/>
               <wp:wrapSquare wrapText="bothSides"/>
-              <wp:docPr id="6" name="Frame3"/>
-              <wp:cNvGraphicFramePr/>
+              <wp:docPr id="11" name="Frame3"/>
               <a:graphic xmlns:a="http://schemas.openxmlformats.org/drawingml/2006/main">
                 <a:graphicData uri="http://schemas.microsoft.com/office/word/2010/wordprocessingShape">
                   <wps:wsp>
@@ -5859,15 +6751,9 @@
                       </a:ln>
                     </wps:spPr>
                     <wps:style>
-                      <a:lnRef idx="0">
-                        <a:scrgbClr r="0" g="0" b="0"/>
-                      </a:lnRef>
-                      <a:fillRef idx="0">
-                        <a:scrgbClr r="0" g="0" b="0"/>
-                      </a:fillRef>
-                      <a:effectRef idx="0">
-                        <a:scrgbClr r="0" g="0" b="0"/>
-                      </a:effectRef>
+                      <a:lnRef idx="0"/>
+                      <a:fillRef idx="0"/>
+                      <a:effectRef idx="0"/>
                       <a:fontRef idx="minor"/>
                     </wps:style>
                     <wps:txbx>
@@ -5875,6 +6761,7 @@
                         <w:p>
                           <w:pPr>
                             <w:pStyle w:val="Footer"/>
+                            <w:rPr/>
                           </w:pPr>
                           <w:r>
                             <w:rPr>
@@ -5949,7 +6836,7 @@
                         </w:p>
                       </w:txbxContent>
                     </wps:txbx>
-                    <wps:bodyPr lIns="0" tIns="0" rIns="0" bIns="0" anchor="t">
+                    <wps:bodyPr lIns="0" rIns="0" tIns="0" bIns="0" anchor="t">
                       <a:noAutofit/>
                     </wps:bodyPr>
                   </wps:wsp>
@@ -5960,12 +6847,15 @@
         </mc:Choice>
         <mc:Fallback>
           <w:pict>
-            <v:rect w14:anchorId="6C8DF4B9" id="Frame3" o:spid="_x0000_s1028" style="position:absolute;left:0;text-align:left;margin-left:0;margin-top:.05pt;width:5.65pt;height:1.8pt;z-index:-251657728;visibility:visible;mso-wrap-style:square;mso-wrap-distance-left:0;mso-wrap-distance-top:0;mso-wrap-distance-right:0;mso-wrap-distance-bottom:0;mso-position-horizontal:center;mso-position-horizontal-relative:margin;mso-position-vertical:absolute;mso-position-vertical-relative:text;v-text-anchor:top" o:gfxdata="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" o:allowincell="f" filled="f" stroked="f" strokeweight="0">
-              <v:textbox inset="0,0,0,0">
+            <v:rect id="shape_0" ID="Frame3" path="m0,0l-2147483645,0l-2147483645,-2147483646l0,-2147483646xe" stroked="f" o:allowincell="f" style="position:absolute;margin-left:213.15pt;margin-top:0.05pt;width:5.6pt;height:1.75pt;mso-wrap-style:square;v-text-anchor:top;mso-position-horizontal:center;mso-position-horizontal-relative:margin" wp14:anchorId="6C8DF4B9">
+              <v:fill o:detectmouseclick="t" on="false"/>
+              <v:stroke color="#3465a4" joinstyle="round" endcap="flat"/>
+              <v:textbox>
                 <w:txbxContent>
                   <w:p>
                     <w:pPr>
                       <w:pStyle w:val="Footer"/>
+                      <w:rPr/>
                     </w:pPr>
                     <w:r>
                       <w:rPr>
@@ -6040,7 +6930,7 @@
                   </w:p>
                 </w:txbxContent>
               </v:textbox>
-              <w10:wrap type="square" anchorx="margin"/>
+              <w10:wrap type="square"/>
             </v:rect>
           </w:pict>
         </mc:Fallback>
@@ -6051,10 +6941,11 @@
 </file>
 
 <file path=word/footer6.xml><?xml version="1.0" encoding="utf-8"?>
-<w:ftr xmlns:wpc="http://schemas.microsoft.com/office/word/2010/wordprocessingCanvas" xmlns:cx="http://schemas.microsoft.com/office/drawing/2014/chartex" xmlns:cx1="http://schemas.microsoft.com/office/drawing/2015/9/8/chartex" xmlns:cx2="http://schemas.microsoft.com/office/drawing/2015/10/21/chartex" xmlns:cx3="http://schemas.microsoft.com/office/drawing/2016/5/9/chartex" xmlns:cx4="http://schemas.microsoft.com/office/drawing/2016/5/10/chartex" xmlns:cx5="http://schemas.microsoft.com/office/drawing/2016/5/11/chartex" xmlns:cx6="http://schemas.microsoft.com/office/drawing/2016/5/12/chartex" xmlns:cx7="http://schemas.microsoft.com/office/drawing/2016/5/13/chartex" xmlns:cx8="http://schemas.microsoft.com/office/drawing/2016/5/14/chartex" xmlns:mc="http://schemas.openxmlformats.org/markup-compatibility/2006" xmlns:aink="http://schemas.microsoft.com/office/drawing/2016/ink" xmlns:am3d="http://schemas.microsoft.com/office/drawing/2017/model3d" xmlns:o="urn:schemas-microsoft-com:office:office" xmlns:oel="http://schemas.microsoft.com/office/2019/extlst" xmlns:r="http://schemas.openxmlformats.org/officeDocument/2006/relationships" xmlns:m="http://schemas.openxmlformats.org/officeDocument/2006/math" xmlns:v="urn:schemas-microsoft-com:vml" xmlns:wp14="http://schemas.microsoft.com/office/word/2010/wordprocessingDrawing" xmlns:wp="http://schemas.openxmlformats.org/drawingml/2006/wordprocessingDrawing" xmlns:w10="urn:schemas-microsoft-com:office:word" xmlns:w="http://schemas.openxmlformats.org/wordprocessingml/2006/main" xmlns:w14="http://schemas.microsoft.com/office/word/2010/wordml" xmlns:w15="http://schemas.microsoft.com/office/word/2012/wordml" xmlns:w16cex="http://schemas.microsoft.com/office/word/2018/wordml/cex" xmlns:w16cid="http://schemas.microsoft.com/office/word/2016/wordml/cid" xmlns:w16="http://schemas.microsoft.com/office/word/2018/wordml" xmlns:w16du="http://schemas.microsoft.com/office/word/2023/wordml/word16du" xmlns:w16sdtdh="http://schemas.microsoft.com/office/word/2020/wordml/sdtdatahash" xmlns:w16sdtfl="http://schemas.microsoft.com/office/word/2024/wordml/sdtformatlock" xmlns:w16se="http://schemas.microsoft.com/office/word/2015/wordml/symex" xmlns:wpg="http://schemas.microsoft.com/office/word/2010/wordprocessingGroup" xmlns:wpi="http://schemas.microsoft.com/office/word/2010/wordprocessingInk" xmlns:wne="http://schemas.microsoft.com/office/word/2006/wordml" xmlns:wps="http://schemas.microsoft.com/office/word/2010/wordprocessingShape" mc:Ignorable="w14 w15 w16se w16cid w16 w16cex w16sdtdh w16sdtfl w16du wp14">
+<w:ftr xmlns:o="urn:schemas-microsoft-com:office:office" xmlns:r="http://schemas.openxmlformats.org/officeDocument/2006/relationships" xmlns:v="urn:schemas-microsoft-com:vml" xmlns:w="http://schemas.openxmlformats.org/wordprocessingml/2006/main" xmlns:w10="urn:schemas-microsoft-com:office:word" xmlns:wp="http://schemas.openxmlformats.org/drawingml/2006/wordprocessingDrawing" xmlns:pic="http://schemas.openxmlformats.org/drawingml/2006/picture" xmlns:wps="http://schemas.microsoft.com/office/word/2010/wordprocessingShape" xmlns:wpg="http://schemas.microsoft.com/office/word/2010/wordprocessingGroup" xmlns:mc="http://schemas.openxmlformats.org/markup-compatibility/2006" xmlns:wp14="http://schemas.microsoft.com/office/word/2010/wordprocessingDrawing" xmlns:w14="http://schemas.microsoft.com/office/word/2010/wordml" xmlns:w15="http://schemas.microsoft.com/office/word/2012/wordml" mc:Ignorable="w14 wp14 w15">
   <w:p>
     <w:pPr>
       <w:pStyle w:val="Footer"/>
+      <w:rPr/>
     </w:pPr>
     <w:r>
       <w:rPr>
@@ -6096,95 +6987,97 @@
 </w:ftr>
 </file>
 
-<file path=word/footnotes.xml><?xml version="1.0" encoding="utf-8"?>
-<w:footnotes xmlns:wpc="http://schemas.microsoft.com/office/word/2010/wordprocessingCanvas" xmlns:cx="http://schemas.microsoft.com/office/drawing/2014/chartex" xmlns:cx1="http://schemas.microsoft.com/office/drawing/2015/9/8/chartex" xmlns:cx2="http://schemas.microsoft.com/office/drawing/2015/10/21/chartex" xmlns:cx3="http://schemas.microsoft.com/office/drawing/2016/5/9/chartex" xmlns:cx4="http://schemas.microsoft.com/office/drawing/2016/5/10/chartex" xmlns:cx5="http://schemas.microsoft.com/office/drawing/2016/5/11/chartex" xmlns:cx6="http://schemas.microsoft.com/office/drawing/2016/5/12/chartex" xmlns:cx7="http://schemas.microsoft.com/office/drawing/2016/5/13/chartex" xmlns:cx8="http://schemas.microsoft.com/office/drawing/2016/5/14/chartex" xmlns:mc="http://schemas.openxmlformats.org/markup-compatibility/2006" xmlns:aink="http://schemas.microsoft.com/office/drawing/2016/ink" xmlns:am3d="http://schemas.microsoft.com/office/drawing/2017/model3d" xmlns:o="urn:schemas-microsoft-com:office:office" xmlns:oel="http://schemas.microsoft.com/office/2019/extlst" xmlns:r="http://schemas.openxmlformats.org/officeDocument/2006/relationships" xmlns:m="http://schemas.openxmlformats.org/officeDocument/2006/math" xmlns:v="urn:schemas-microsoft-com:vml" xmlns:wp14="http://schemas.microsoft.com/office/word/2010/wordprocessingDrawing" xmlns:wp="http://schemas.openxmlformats.org/drawingml/2006/wordprocessingDrawing" xmlns:w10="urn:schemas-microsoft-com:office:word" xmlns:w="http://schemas.openxmlformats.org/wordprocessingml/2006/main" xmlns:w14="http://schemas.microsoft.com/office/word/2010/wordml" xmlns:w15="http://schemas.microsoft.com/office/word/2012/wordml" xmlns:w16cex="http://schemas.microsoft.com/office/word/2018/wordml/cex" xmlns:w16cid="http://schemas.microsoft.com/office/word/2016/wordml/cid" xmlns:w16="http://schemas.microsoft.com/office/word/2018/wordml" xmlns:w16du="http://schemas.microsoft.com/office/word/2023/wordml/word16du" xmlns:w16sdtdh="http://schemas.microsoft.com/office/word/2020/wordml/sdtdatahash" xmlns:w16sdtfl="http://schemas.microsoft.com/office/word/2024/wordml/sdtformatlock" xmlns:w16se="http://schemas.microsoft.com/office/word/2015/wordml/symex" xmlns:wpg="http://schemas.microsoft.com/office/word/2010/wordprocessingGroup" xmlns:wpi="http://schemas.microsoft.com/office/word/2010/wordprocessingInk" xmlns:wne="http://schemas.microsoft.com/office/word/2006/wordml" xmlns:wps="http://schemas.microsoft.com/office/word/2010/wordprocessingShape" mc:Ignorable="w14 w15 w16se w16cid w16 w16cex w16sdtdh w16sdtfl w16du wp14">
-  <w:footnote w:type="separator" w:id="-1">
-    <w:p>
-      <w:r>
-        <w:separator/>
-      </w:r>
-    </w:p>
-  </w:footnote>
-  <w:footnote w:type="continuationSeparator" w:id="0">
-    <w:p>
-      <w:r>
-        <w:continuationSeparator/>
-      </w:r>
-    </w:p>
-  </w:footnote>
-</w:footnotes>
-</file>
-
 <file path=word/header1.xml><?xml version="1.0" encoding="utf-8"?>
-<w:hdr xmlns:wpc="http://schemas.microsoft.com/office/word/2010/wordprocessingCanvas" xmlns:cx="http://schemas.microsoft.com/office/drawing/2014/chartex" xmlns:cx1="http://schemas.microsoft.com/office/drawing/2015/9/8/chartex" xmlns:cx2="http://schemas.microsoft.com/office/drawing/2015/10/21/chartex" xmlns:cx3="http://schemas.microsoft.com/office/drawing/2016/5/9/chartex" xmlns:cx4="http://schemas.microsoft.com/office/drawing/2016/5/10/chartex" xmlns:cx5="http://schemas.microsoft.com/office/drawing/2016/5/11/chartex" xmlns:cx6="http://schemas.microsoft.com/office/drawing/2016/5/12/chartex" xmlns:cx7="http://schemas.microsoft.com/office/drawing/2016/5/13/chartex" xmlns:cx8="http://schemas.microsoft.com/office/drawing/2016/5/14/chartex" xmlns:mc="http://schemas.openxmlformats.org/markup-compatibility/2006" xmlns:aink="http://schemas.microsoft.com/office/drawing/2016/ink" xmlns:am3d="http://schemas.microsoft.com/office/drawing/2017/model3d" xmlns:o="urn:schemas-microsoft-com:office:office" xmlns:oel="http://schemas.microsoft.com/office/2019/extlst" xmlns:r="http://schemas.openxmlformats.org/officeDocument/2006/relationships" xmlns:m="http://schemas.openxmlformats.org/officeDocument/2006/math" xmlns:v="urn:schemas-microsoft-com:vml" xmlns:wp14="http://schemas.microsoft.com/office/word/2010/wordprocessingDrawing" xmlns:wp="http://schemas.openxmlformats.org/drawingml/2006/wordprocessingDrawing" xmlns:w10="urn:schemas-microsoft-com:office:word" xmlns:w="http://schemas.openxmlformats.org/wordprocessingml/2006/main" xmlns:w14="http://schemas.microsoft.com/office/word/2010/wordml" xmlns:w15="http://schemas.microsoft.com/office/word/2012/wordml" xmlns:w16cex="http://schemas.microsoft.com/office/word/2018/wordml/cex" xmlns:w16cid="http://schemas.microsoft.com/office/word/2016/wordml/cid" xmlns:w16="http://schemas.microsoft.com/office/word/2018/wordml" xmlns:w16du="http://schemas.microsoft.com/office/word/2023/wordml/word16du" xmlns:w16sdtdh="http://schemas.microsoft.com/office/word/2020/wordml/sdtdatahash" xmlns:w16sdtfl="http://schemas.microsoft.com/office/word/2024/wordml/sdtformatlock" xmlns:w16se="http://schemas.microsoft.com/office/word/2015/wordml/symex" xmlns:wpg="http://schemas.microsoft.com/office/word/2010/wordprocessingGroup" xmlns:wpi="http://schemas.microsoft.com/office/word/2010/wordprocessingInk" xmlns:wne="http://schemas.microsoft.com/office/word/2006/wordml" xmlns:wps="http://schemas.microsoft.com/office/word/2010/wordprocessingShape" mc:Ignorable="w14 w15 w16se w16cid w16 w16cex w16sdtdh w16sdtfl w16du wp14">
+<w:hdr xmlns:o="urn:schemas-microsoft-com:office:office" xmlns:r="http://schemas.openxmlformats.org/officeDocument/2006/relationships" xmlns:v="urn:schemas-microsoft-com:vml" xmlns:w="http://schemas.openxmlformats.org/wordprocessingml/2006/main" xmlns:w10="urn:schemas-microsoft-com:office:word" xmlns:wp="http://schemas.openxmlformats.org/drawingml/2006/wordprocessingDrawing" xmlns:pic="http://schemas.openxmlformats.org/drawingml/2006/picture" xmlns:wps="http://schemas.microsoft.com/office/word/2010/wordprocessingShape" xmlns:wpg="http://schemas.microsoft.com/office/word/2010/wordprocessingGroup" xmlns:mc="http://schemas.openxmlformats.org/markup-compatibility/2006" xmlns:wp14="http://schemas.microsoft.com/office/word/2010/wordprocessingDrawing" xmlns:w14="http://schemas.microsoft.com/office/word/2010/wordml" xmlns:w15="http://schemas.microsoft.com/office/word/2012/wordml" mc:Ignorable="w14 wp14 w15">
   <w:p>
     <w:pPr>
       <w:pStyle w:val="Header"/>
+      <w:rPr/>
     </w:pPr>
+    <w:r>
+      <w:rPr/>
+    </w:r>
   </w:p>
 </w:hdr>
 </file>
 
 <file path=word/header2.xml><?xml version="1.0" encoding="utf-8"?>
-<w:hdr xmlns:wpc="http://schemas.microsoft.com/office/word/2010/wordprocessingCanvas" xmlns:cx="http://schemas.microsoft.com/office/drawing/2014/chartex" xmlns:cx1="http://schemas.microsoft.com/office/drawing/2015/9/8/chartex" xmlns:cx2="http://schemas.microsoft.com/office/drawing/2015/10/21/chartex" xmlns:cx3="http://schemas.microsoft.com/office/drawing/2016/5/9/chartex" xmlns:cx4="http://schemas.microsoft.com/office/drawing/2016/5/10/chartex" xmlns:cx5="http://schemas.microsoft.com/office/drawing/2016/5/11/chartex" xmlns:cx6="http://schemas.microsoft.com/office/drawing/2016/5/12/chartex" xmlns:cx7="http://schemas.microsoft.com/office/drawing/2016/5/13/chartex" xmlns:cx8="http://schemas.microsoft.com/office/drawing/2016/5/14/chartex" xmlns:mc="http://schemas.openxmlformats.org/markup-compatibility/2006" xmlns:aink="http://schemas.microsoft.com/office/drawing/2016/ink" xmlns:am3d="http://schemas.microsoft.com/office/drawing/2017/model3d" xmlns:o="urn:schemas-microsoft-com:office:office" xmlns:oel="http://schemas.microsoft.com/office/2019/extlst" xmlns:r="http://schemas.openxmlformats.org/officeDocument/2006/relationships" xmlns:m="http://schemas.openxmlformats.org/officeDocument/2006/math" xmlns:v="urn:schemas-microsoft-com:vml" xmlns:wp14="http://schemas.microsoft.com/office/word/2010/wordprocessingDrawing" xmlns:wp="http://schemas.openxmlformats.org/drawingml/2006/wordprocessingDrawing" xmlns:w10="urn:schemas-microsoft-com:office:word" xmlns:w="http://schemas.openxmlformats.org/wordprocessingml/2006/main" xmlns:w14="http://schemas.microsoft.com/office/word/2010/wordml" xmlns:w15="http://schemas.microsoft.com/office/word/2012/wordml" xmlns:w16cex="http://schemas.microsoft.com/office/word/2018/wordml/cex" xmlns:w16cid="http://schemas.microsoft.com/office/word/2016/wordml/cid" xmlns:w16="http://schemas.microsoft.com/office/word/2018/wordml" xmlns:w16du="http://schemas.microsoft.com/office/word/2023/wordml/word16du" xmlns:w16sdtdh="http://schemas.microsoft.com/office/word/2020/wordml/sdtdatahash" xmlns:w16sdtfl="http://schemas.microsoft.com/office/word/2024/wordml/sdtformatlock" xmlns:w16se="http://schemas.microsoft.com/office/word/2015/wordml/symex" xmlns:wpg="http://schemas.microsoft.com/office/word/2010/wordprocessingGroup" xmlns:wpi="http://schemas.microsoft.com/office/word/2010/wordprocessingInk" xmlns:wne="http://schemas.microsoft.com/office/word/2006/wordml" xmlns:wps="http://schemas.microsoft.com/office/word/2010/wordprocessingShape" mc:Ignorable="w14 w15 w16se w16cid w16 w16cex w16sdtdh w16sdtfl w16du wp14">
+<w:hdr xmlns:o="urn:schemas-microsoft-com:office:office" xmlns:r="http://schemas.openxmlformats.org/officeDocument/2006/relationships" xmlns:v="urn:schemas-microsoft-com:vml" xmlns:w="http://schemas.openxmlformats.org/wordprocessingml/2006/main" xmlns:w10="urn:schemas-microsoft-com:office:word" xmlns:wp="http://schemas.openxmlformats.org/drawingml/2006/wordprocessingDrawing" xmlns:pic="http://schemas.openxmlformats.org/drawingml/2006/picture" xmlns:wps="http://schemas.microsoft.com/office/word/2010/wordprocessingShape" xmlns:wpg="http://schemas.microsoft.com/office/word/2010/wordprocessingGroup" xmlns:mc="http://schemas.openxmlformats.org/markup-compatibility/2006" xmlns:wp14="http://schemas.microsoft.com/office/word/2010/wordprocessingDrawing" xmlns:w14="http://schemas.microsoft.com/office/word/2010/wordml" xmlns:w15="http://schemas.microsoft.com/office/word/2012/wordml" mc:Ignorable="w14 wp14 w15">
   <w:p>
     <w:pPr>
       <w:pStyle w:val="Header"/>
+      <w:rPr/>
     </w:pPr>
+    <w:r>
+      <w:rPr/>
+    </w:r>
   </w:p>
 </w:hdr>
 </file>
 
 <file path=word/header3.xml><?xml version="1.0" encoding="utf-8"?>
-<w:hdr xmlns:wpc="http://schemas.microsoft.com/office/word/2010/wordprocessingCanvas" xmlns:cx="http://schemas.microsoft.com/office/drawing/2014/chartex" xmlns:cx1="http://schemas.microsoft.com/office/drawing/2015/9/8/chartex" xmlns:cx2="http://schemas.microsoft.com/office/drawing/2015/10/21/chartex" xmlns:cx3="http://schemas.microsoft.com/office/drawing/2016/5/9/chartex" xmlns:cx4="http://schemas.microsoft.com/office/drawing/2016/5/10/chartex" xmlns:cx5="http://schemas.microsoft.com/office/drawing/2016/5/11/chartex" xmlns:cx6="http://schemas.microsoft.com/office/drawing/2016/5/12/chartex" xmlns:cx7="http://schemas.microsoft.com/office/drawing/2016/5/13/chartex" xmlns:cx8="http://schemas.microsoft.com/office/drawing/2016/5/14/chartex" xmlns:mc="http://schemas.openxmlformats.org/markup-compatibility/2006" xmlns:aink="http://schemas.microsoft.com/office/drawing/2016/ink" xmlns:am3d="http://schemas.microsoft.com/office/drawing/2017/model3d" xmlns:o="urn:schemas-microsoft-com:office:office" xmlns:oel="http://schemas.microsoft.com/office/2019/extlst" xmlns:r="http://schemas.openxmlformats.org/officeDocument/2006/relationships" xmlns:m="http://schemas.openxmlformats.org/officeDocument/2006/math" xmlns:v="urn:schemas-microsoft-com:vml" xmlns:wp14="http://schemas.microsoft.com/office/word/2010/wordprocessingDrawing" xmlns:wp="http://schemas.openxmlformats.org/drawingml/2006/wordprocessingDrawing" xmlns:w10="urn:schemas-microsoft-com:office:word" xmlns:w="http://schemas.openxmlformats.org/wordprocessingml/2006/main" xmlns:w14="http://schemas.microsoft.com/office/word/2010/wordml" xmlns:w15="http://schemas.microsoft.com/office/word/2012/wordml" xmlns:w16cex="http://schemas.microsoft.com/office/word/2018/wordml/cex" xmlns:w16cid="http://schemas.microsoft.com/office/word/2016/wordml/cid" xmlns:w16="http://schemas.microsoft.com/office/word/2018/wordml" xmlns:w16du="http://schemas.microsoft.com/office/word/2023/wordml/word16du" xmlns:w16sdtdh="http://schemas.microsoft.com/office/word/2020/wordml/sdtdatahash" xmlns:w16sdtfl="http://schemas.microsoft.com/office/word/2024/wordml/sdtformatlock" xmlns:w16se="http://schemas.microsoft.com/office/word/2015/wordml/symex" xmlns:wpg="http://schemas.microsoft.com/office/word/2010/wordprocessingGroup" xmlns:wpi="http://schemas.microsoft.com/office/word/2010/wordprocessingInk" xmlns:wne="http://schemas.microsoft.com/office/word/2006/wordml" xmlns:wps="http://schemas.microsoft.com/office/word/2010/wordprocessingShape" mc:Ignorable="w14 w15 w16se w16cid w16 w16cex w16sdtdh w16sdtfl w16du wp14">
+<w:hdr xmlns:o="urn:schemas-microsoft-com:office:office" xmlns:r="http://schemas.openxmlformats.org/officeDocument/2006/relationships" xmlns:v="urn:schemas-microsoft-com:vml" xmlns:w="http://schemas.openxmlformats.org/wordprocessingml/2006/main" xmlns:w10="urn:schemas-microsoft-com:office:word" xmlns:wp="http://schemas.openxmlformats.org/drawingml/2006/wordprocessingDrawing" xmlns:pic="http://schemas.openxmlformats.org/drawingml/2006/picture" xmlns:wps="http://schemas.microsoft.com/office/word/2010/wordprocessingShape" xmlns:wpg="http://schemas.microsoft.com/office/word/2010/wordprocessingGroup" xmlns:mc="http://schemas.openxmlformats.org/markup-compatibility/2006" xmlns:wp14="http://schemas.microsoft.com/office/word/2010/wordprocessingDrawing" xmlns:w14="http://schemas.microsoft.com/office/word/2010/wordml" xmlns:w15="http://schemas.microsoft.com/office/word/2012/wordml" mc:Ignorable="w14 wp14 w15">
   <w:p>
     <w:pPr>
       <w:pStyle w:val="Header"/>
+      <w:rPr/>
     </w:pPr>
+    <w:r>
+      <w:rPr/>
+    </w:r>
   </w:p>
 </w:hdr>
 </file>
 
 <file path=word/header4.xml><?xml version="1.0" encoding="utf-8"?>
-<w:hdr xmlns:wpc="http://schemas.microsoft.com/office/word/2010/wordprocessingCanvas" xmlns:cx="http://schemas.microsoft.com/office/drawing/2014/chartex" xmlns:cx1="http://schemas.microsoft.com/office/drawing/2015/9/8/chartex" xmlns:cx2="http://schemas.microsoft.com/office/drawing/2015/10/21/chartex" xmlns:cx3="http://schemas.microsoft.com/office/drawing/2016/5/9/chartex" xmlns:cx4="http://schemas.microsoft.com/office/drawing/2016/5/10/chartex" xmlns:cx5="http://schemas.microsoft.com/office/drawing/2016/5/11/chartex" xmlns:cx6="http://schemas.microsoft.com/office/drawing/2016/5/12/chartex" xmlns:cx7="http://schemas.microsoft.com/office/drawing/2016/5/13/chartex" xmlns:cx8="http://schemas.microsoft.com/office/drawing/2016/5/14/chartex" xmlns:mc="http://schemas.openxmlformats.org/markup-compatibility/2006" xmlns:aink="http://schemas.microsoft.com/office/drawing/2016/ink" xmlns:am3d="http://schemas.microsoft.com/office/drawing/2017/model3d" xmlns:o="urn:schemas-microsoft-com:office:office" xmlns:oel="http://schemas.microsoft.com/office/2019/extlst" xmlns:r="http://schemas.openxmlformats.org/officeDocument/2006/relationships" xmlns:m="http://schemas.openxmlformats.org/officeDocument/2006/math" xmlns:v="urn:schemas-microsoft-com:vml" xmlns:wp14="http://schemas.microsoft.com/office/word/2010/wordprocessingDrawing" xmlns:wp="http://schemas.openxmlformats.org/drawingml/2006/wordprocessingDrawing" xmlns:w10="urn:schemas-microsoft-com:office:word" xmlns:w="http://schemas.openxmlformats.org/wordprocessingml/2006/main" xmlns:w14="http://schemas.microsoft.com/office/word/2010/wordml" xmlns:w15="http://schemas.microsoft.com/office/word/2012/wordml" xmlns:w16cex="http://schemas.microsoft.com/office/word/2018/wordml/cex" xmlns:w16cid="http://schemas.microsoft.com/office/word/2016/wordml/cid" xmlns:w16="http://schemas.microsoft.com/office/word/2018/wordml" xmlns:w16du="http://schemas.microsoft.com/office/word/2023/wordml/word16du" xmlns:w16sdtdh="http://schemas.microsoft.com/office/word/2020/wordml/sdtdatahash" xmlns:w16sdtfl="http://schemas.microsoft.com/office/word/2024/wordml/sdtformatlock" xmlns:w16se="http://schemas.microsoft.com/office/word/2015/wordml/symex" xmlns:wpg="http://schemas.microsoft.com/office/word/2010/wordprocessingGroup" xmlns:wpi="http://schemas.microsoft.com/office/word/2010/wordprocessingInk" xmlns:wne="http://schemas.microsoft.com/office/word/2006/wordml" xmlns:wps="http://schemas.microsoft.com/office/word/2010/wordprocessingShape" mc:Ignorable="w14 w15 w16se w16cid w16 w16cex w16sdtdh w16sdtfl w16du wp14">
+<w:hdr xmlns:o="urn:schemas-microsoft-com:office:office" xmlns:r="http://schemas.openxmlformats.org/officeDocument/2006/relationships" xmlns:v="urn:schemas-microsoft-com:vml" xmlns:w="http://schemas.openxmlformats.org/wordprocessingml/2006/main" xmlns:w10="urn:schemas-microsoft-com:office:word" xmlns:wp="http://schemas.openxmlformats.org/drawingml/2006/wordprocessingDrawing" xmlns:pic="http://schemas.openxmlformats.org/drawingml/2006/picture" xmlns:wps="http://schemas.microsoft.com/office/word/2010/wordprocessingShape" xmlns:wpg="http://schemas.microsoft.com/office/word/2010/wordprocessingGroup" xmlns:mc="http://schemas.openxmlformats.org/markup-compatibility/2006" xmlns:wp14="http://schemas.microsoft.com/office/word/2010/wordprocessingDrawing" xmlns:w14="http://schemas.microsoft.com/office/word/2010/wordml" xmlns:w15="http://schemas.microsoft.com/office/word/2012/wordml" mc:Ignorable="w14 wp14 w15">
   <w:p>
     <w:pPr>
       <w:pStyle w:val="Header"/>
+      <w:rPr/>
     </w:pPr>
+    <w:r>
+      <w:rPr/>
+    </w:r>
   </w:p>
 </w:hdr>
 </file>
 
 <file path=word/header5.xml><?xml version="1.0" encoding="utf-8"?>
-<w:hdr xmlns:wpc="http://schemas.microsoft.com/office/word/2010/wordprocessingCanvas" xmlns:cx="http://schemas.microsoft.com/office/drawing/2014/chartex" xmlns:cx1="http://schemas.microsoft.com/office/drawing/2015/9/8/chartex" xmlns:cx2="http://schemas.microsoft.com/office/drawing/2015/10/21/chartex" xmlns:cx3="http://schemas.microsoft.com/office/drawing/2016/5/9/chartex" xmlns:cx4="http://schemas.microsoft.com/office/drawing/2016/5/10/chartex" xmlns:cx5="http://schemas.microsoft.com/office/drawing/2016/5/11/chartex" xmlns:cx6="http://schemas.microsoft.com/office/drawing/2016/5/12/chartex" xmlns:cx7="http://schemas.microsoft.com/office/drawing/2016/5/13/chartex" xmlns:cx8="http://schemas.microsoft.com/office/drawing/2016/5/14/chartex" xmlns:mc="http://schemas.openxmlformats.org/markup-compatibility/2006" xmlns:aink="http://schemas.microsoft.com/office/drawing/2016/ink" xmlns:am3d="http://schemas.microsoft.com/office/drawing/2017/model3d" xmlns:o="urn:schemas-microsoft-com:office:office" xmlns:oel="http://schemas.microsoft.com/office/2019/extlst" xmlns:r="http://schemas.openxmlformats.org/officeDocument/2006/relationships" xmlns:m="http://schemas.openxmlformats.org/officeDocument/2006/math" xmlns:v="urn:schemas-microsoft-com:vml" xmlns:wp14="http://schemas.microsoft.com/office/word/2010/wordprocessingDrawing" xmlns:wp="http://schemas.openxmlformats.org/drawingml/2006/wordprocessingDrawing" xmlns:w10="urn:schemas-microsoft-com:office:word" xmlns:w="http://schemas.openxmlformats.org/wordprocessingml/2006/main" xmlns:w14="http://schemas.microsoft.com/office/word/2010/wordml" xmlns:w15="http://schemas.microsoft.com/office/word/2012/wordml" xmlns:w16cex="http://schemas.microsoft.com/office/word/2018/wordml/cex" xmlns:w16cid="http://schemas.microsoft.com/office/word/2016/wordml/cid" xmlns:w16="http://schemas.microsoft.com/office/word/2018/wordml" xmlns:w16du="http://schemas.microsoft.com/office/word/2023/wordml/word16du" xmlns:w16sdtdh="http://schemas.microsoft.com/office/word/2020/wordml/sdtdatahash" xmlns:w16sdtfl="http://schemas.microsoft.com/office/word/2024/wordml/sdtformatlock" xmlns:w16se="http://schemas.microsoft.com/office/word/2015/wordml/symex" xmlns:wpg="http://schemas.microsoft.com/office/word/2010/wordprocessingGroup" xmlns:wpi="http://schemas.microsoft.com/office/word/2010/wordprocessingInk" xmlns:wne="http://schemas.microsoft.com/office/word/2006/wordml" xmlns:wps="http://schemas.microsoft.com/office/word/2010/wordprocessingShape" mc:Ignorable="w14 w15 w16se w16cid w16 w16cex w16sdtdh w16sdtfl w16du wp14">
+<w:hdr xmlns:o="urn:schemas-microsoft-com:office:office" xmlns:r="http://schemas.openxmlformats.org/officeDocument/2006/relationships" xmlns:v="urn:schemas-microsoft-com:vml" xmlns:w="http://schemas.openxmlformats.org/wordprocessingml/2006/main" xmlns:w10="urn:schemas-microsoft-com:office:word" xmlns:wp="http://schemas.openxmlformats.org/drawingml/2006/wordprocessingDrawing" xmlns:pic="http://schemas.openxmlformats.org/drawingml/2006/picture" xmlns:wps="http://schemas.microsoft.com/office/word/2010/wordprocessingShape" xmlns:wpg="http://schemas.microsoft.com/office/word/2010/wordprocessingGroup" xmlns:mc="http://schemas.openxmlformats.org/markup-compatibility/2006" xmlns:wp14="http://schemas.microsoft.com/office/word/2010/wordprocessingDrawing" xmlns:w14="http://schemas.microsoft.com/office/word/2010/wordml" xmlns:w15="http://schemas.microsoft.com/office/word/2012/wordml" mc:Ignorable="w14 wp14 w15">
   <w:p>
     <w:pPr>
       <w:pStyle w:val="Header"/>
+      <w:rPr/>
     </w:pPr>
+    <w:r>
+      <w:rPr/>
+    </w:r>
   </w:p>
 </w:hdr>
 </file>
 
 <file path=word/header6.xml><?xml version="1.0" encoding="utf-8"?>
-<w:hdr xmlns:wpc="http://schemas.microsoft.com/office/word/2010/wordprocessingCanvas" xmlns:cx="http://schemas.microsoft.com/office/drawing/2014/chartex" xmlns:cx1="http://schemas.microsoft.com/office/drawing/2015/9/8/chartex" xmlns:cx2="http://schemas.microsoft.com/office/drawing/2015/10/21/chartex" xmlns:cx3="http://schemas.microsoft.com/office/drawing/2016/5/9/chartex" xmlns:cx4="http://schemas.microsoft.com/office/drawing/2016/5/10/chartex" xmlns:cx5="http://schemas.microsoft.com/office/drawing/2016/5/11/chartex" xmlns:cx6="http://schemas.microsoft.com/office/drawing/2016/5/12/chartex" xmlns:cx7="http://schemas.microsoft.com/office/drawing/2016/5/13/chartex" xmlns:cx8="http://schemas.microsoft.com/office/drawing/2016/5/14/chartex" xmlns:mc="http://schemas.openxmlformats.org/markup-compatibility/2006" xmlns:aink="http://schemas.microsoft.com/office/drawing/2016/ink" xmlns:am3d="http://schemas.microsoft.com/office/drawing/2017/model3d" xmlns:o="urn:schemas-microsoft-com:office:office" xmlns:oel="http://schemas.microsoft.com/office/2019/extlst" xmlns:r="http://schemas.openxmlformats.org/officeDocument/2006/relationships" xmlns:m="http://schemas.openxmlformats.org/officeDocument/2006/math" xmlns:v="urn:schemas-microsoft-com:vml" xmlns:wp14="http://schemas.microsoft.com/office/word/2010/wordprocessingDrawing" xmlns:wp="http://schemas.openxmlformats.org/drawingml/2006/wordprocessingDrawing" xmlns:w10="urn:schemas-microsoft-com:office:word" xmlns:w="http://schemas.openxmlformats.org/wordprocessingml/2006/main" xmlns:w14="http://schemas.microsoft.com/office/word/2010/wordml" xmlns:w15="http://schemas.microsoft.com/office/word/2012/wordml" xmlns:w16cex="http://schemas.microsoft.com/office/word/2018/wordml/cex" xmlns:w16cid="http://schemas.microsoft.com/office/word/2016/wordml/cid" xmlns:w16="http://schemas.microsoft.com/office/word/2018/wordml" xmlns:w16du="http://schemas.microsoft.com/office/word/2023/wordml/word16du" xmlns:w16sdtdh="http://schemas.microsoft.com/office/word/2020/wordml/sdtdatahash" xmlns:w16sdtfl="http://schemas.microsoft.com/office/word/2024/wordml/sdtformatlock" xmlns:w16se="http://schemas.microsoft.com/office/word/2015/wordml/symex" xmlns:wpg="http://schemas.microsoft.com/office/word/2010/wordprocessingGroup" xmlns:wpi="http://schemas.microsoft.com/office/word/2010/wordprocessingInk" xmlns:wne="http://schemas.microsoft.com/office/word/2006/wordml" xmlns:wps="http://schemas.microsoft.com/office/word/2010/wordprocessingShape" mc:Ignorable="w14 w15 w16se w16cid w16 w16cex w16sdtdh w16sdtfl w16du wp14">
+<w:hdr xmlns:o="urn:schemas-microsoft-com:office:office" xmlns:r="http://schemas.openxmlformats.org/officeDocument/2006/relationships" xmlns:v="urn:schemas-microsoft-com:vml" xmlns:w="http://schemas.openxmlformats.org/wordprocessingml/2006/main" xmlns:w10="urn:schemas-microsoft-com:office:word" xmlns:wp="http://schemas.openxmlformats.org/drawingml/2006/wordprocessingDrawing" xmlns:pic="http://schemas.openxmlformats.org/drawingml/2006/picture" xmlns:wps="http://schemas.microsoft.com/office/word/2010/wordprocessingShape" xmlns:wpg="http://schemas.microsoft.com/office/word/2010/wordprocessingGroup" xmlns:mc="http://schemas.openxmlformats.org/markup-compatibility/2006" xmlns:wp14="http://schemas.microsoft.com/office/word/2010/wordprocessingDrawing" xmlns:w14="http://schemas.microsoft.com/office/word/2010/wordml" xmlns:w15="http://schemas.microsoft.com/office/word/2012/wordml" mc:Ignorable="w14 wp14 w15">
   <w:p>
     <w:pPr>
-      <w:pStyle w:val="HeaderLeftuser"/>
+      <w:pStyle w:val="HeaderLeft"/>
+      <w:rPr/>
     </w:pPr>
+    <w:r>
+      <w:rPr/>
+    </w:r>
   </w:p>
 </w:hdr>
 </file>
 
 <file path=word/numbering.xml><?xml version="1.0" encoding="utf-8"?>
-<w:numbering xmlns:wpc="http://schemas.microsoft.com/office/word/2010/wordprocessingCanvas" xmlns:cx="http://schemas.microsoft.com/office/drawing/2014/chartex" xmlns:cx1="http://schemas.microsoft.com/office/drawing/2015/9/8/chartex" xmlns:cx2="http://schemas.microsoft.com/office/drawing/2015/10/21/chartex" xmlns:cx3="http://schemas.microsoft.com/office/drawing/2016/5/9/chartex" xmlns:cx4="http://schemas.microsoft.com/office/drawing/2016/5/10/chartex" xmlns:cx5="http://schemas.microsoft.com/office/drawing/2016/5/11/chartex" xmlns:cx6="http://schemas.microsoft.com/office/drawing/2016/5/12/chartex" xmlns:cx7="http://schemas.microsoft.com/office/drawing/2016/5/13/chartex" xmlns:cx8="http://schemas.microsoft.com/office/drawing/2016/5/14/chartex" xmlns:mc="http://schemas.openxmlformats.org/markup-compatibility/2006" xmlns:aink="http://schemas.microsoft.com/office/drawing/2016/ink" xmlns:am3d="http://schemas.microsoft.com/office/drawing/2017/model3d" xmlns:o="urn:schemas-microsoft-com:office:office" xmlns:oel="http://schemas.microsoft.com/office/2019/extlst" xmlns:r="http://schemas.openxmlformats.org/officeDocument/2006/relationships" xmlns:m="http://schemas.openxmlformats.org/officeDocument/2006/math" xmlns:v="urn:schemas-microsoft-com:vml" xmlns:wp14="http://schemas.microsoft.com/office/word/2010/wordprocessingDrawing" xmlns:wp="http://schemas.openxmlformats.org/drawingml/2006/wordprocessingDrawing" xmlns:w10="urn:schemas-microsoft-com:office:word" xmlns:w="http://schemas.openxmlformats.org/wordprocessingml/2006/main" xmlns:w14="http://schemas.microsoft.com/office/word/2010/wordml" xmlns:w15="http://schemas.microsoft.com/office/word/2012/wordml" xmlns:w16cex="http://schemas.microsoft.com/office/word/2018/wordml/cex" xmlns:w16cid="http://schemas.microsoft.com/office/word/2016/wordml/cid" xmlns:w16="http://schemas.microsoft.com/office/word/2018/wordml" xmlns:w16du="http://schemas.microsoft.com/office/word/2023/wordml/word16du" xmlns:w16sdtdh="http://schemas.microsoft.com/office/word/2020/wordml/sdtdatahash" xmlns:w16sdtfl="http://schemas.microsoft.com/office/word/2024/wordml/sdtformatlock" xmlns:w16se="http://schemas.microsoft.com/office/word/2015/wordml/symex" xmlns:wpg="http://schemas.microsoft.com/office/word/2010/wordprocessingGroup" xmlns:wpi="http://schemas.microsoft.com/office/word/2010/wordprocessingInk" xmlns:wne="http://schemas.microsoft.com/office/word/2006/wordml" xmlns:wps="http://schemas.microsoft.com/office/word/2010/wordprocessingShape" mc:Ignorable="w14 w15 w16se w16cid w16 w16cex w16sdtdh w16sdtfl w16du wp14">
-  <w:abstractNum w:abstractNumId="0" w15:restartNumberingAfterBreak="0">
-    <w:nsid w:val="06790C72"/>
-    <w:multiLevelType w:val="multilevel"/>
-    <w:tmpl w:val="315AA97E"/>
+<w:numbering xmlns:w="http://schemas.openxmlformats.org/wordprocessingml/2006/main" xmlns:o="urn:schemas-microsoft-com:office:office" xmlns:r="http://schemas.openxmlformats.org/officeDocument/2006/relationships" xmlns:v="urn:schemas-microsoft-com:vml" xmlns:mc="http://schemas.openxmlformats.org/markup-compatibility/2006" xmlns:w14="http://schemas.microsoft.com/office/word/2010/wordml" mc:Ignorable="w14">
+  <w:abstractNum w:abstractNumId="1">
     <w:lvl w:ilvl="0">
       <w:start w:val="1"/>
+      <w:pStyle w:val="Heading1"/>
       <w:numFmt w:val="decimal"/>
-      <w:pStyle w:val="Heading1"/>
       <w:lvlText w:val="%1."/>
       <w:lvlJc w:val="left"/>
       <w:pPr>
@@ -6194,16 +7087,147 @@
         <w:ind w:left="720" w:hanging="720"/>
       </w:pPr>
       <w:rPr>
+        <w:sz w:val="36"/>
         <w:b/>
         <w:kern w:val="2"/>
+        <w:lang w:val="en-US" w:bidi="en-US"/>
+      </w:rPr>
+    </w:lvl>
+    <w:lvl w:ilvl="1">
+      <w:start w:val="1"/>
+      <w:pStyle w:val="Heading2"/>
+      <w:numFmt w:val="decimal"/>
+      <w:lvlText w:val="%1.%2."/>
+      <w:lvlJc w:val="left"/>
+      <w:pPr>
+        <w:tabs>
+          <w:tab w:val="num" w:pos="720"/>
+        </w:tabs>
+        <w:ind w:left="1440" w:hanging="720"/>
+      </w:pPr>
+      <w:rPr/>
+    </w:lvl>
+    <w:lvl w:ilvl="2">
+      <w:start w:val="1"/>
+      <w:pStyle w:val="Heading3"/>
+      <w:numFmt w:val="decimal"/>
+      <w:lvlText w:val="%1.%2.%3."/>
+      <w:lvlJc w:val="left"/>
+      <w:pPr>
+        <w:tabs>
+          <w:tab w:val="num" w:pos="720"/>
+        </w:tabs>
+        <w:ind w:left="2160" w:hanging="720"/>
+      </w:pPr>
+      <w:rPr/>
+    </w:lvl>
+    <w:lvl w:ilvl="3">
+      <w:start w:val="1"/>
+      <w:pStyle w:val="Heading4"/>
+      <w:numFmt w:val="decimal"/>
+      <w:lvlText w:val="%1.%2.%3.%4."/>
+      <w:lvlJc w:val="left"/>
+      <w:pPr>
+        <w:tabs>
+          <w:tab w:val="num" w:pos="720"/>
+        </w:tabs>
+        <w:ind w:left="2880" w:hanging="720"/>
+      </w:pPr>
+      <w:rPr/>
+    </w:lvl>
+    <w:lvl w:ilvl="4">
+      <w:start w:val="1"/>
+      <w:pStyle w:val="Heading5"/>
+      <w:numFmt w:val="decimal"/>
+      <w:lvlText w:val="%1.%2.%3.%4.%5."/>
+      <w:lvlJc w:val="left"/>
+      <w:pPr>
+        <w:tabs>
+          <w:tab w:val="num" w:pos="720"/>
+        </w:tabs>
+        <w:ind w:left="3600" w:hanging="720"/>
+      </w:pPr>
+      <w:rPr/>
+    </w:lvl>
+    <w:lvl w:ilvl="5">
+      <w:start w:val="1"/>
+      <w:pStyle w:val="Heading6"/>
+      <w:numFmt w:val="decimal"/>
+      <w:lvlText w:val="%1.%2.%3.%4.%5.%6."/>
+      <w:lvlJc w:val="left"/>
+      <w:pPr>
+        <w:tabs>
+          <w:tab w:val="num" w:pos="720"/>
+        </w:tabs>
+        <w:ind w:left="4320" w:hanging="720"/>
+      </w:pPr>
+      <w:rPr/>
+    </w:lvl>
+    <w:lvl w:ilvl="6">
+      <w:start w:val="1"/>
+      <w:pStyle w:val="Heading7"/>
+      <w:numFmt w:val="decimal"/>
+      <w:lvlText w:val="%1.%2.%3.%4.%5.%6.%7."/>
+      <w:lvlJc w:val="left"/>
+      <w:pPr>
+        <w:tabs>
+          <w:tab w:val="num" w:pos="720"/>
+        </w:tabs>
+        <w:ind w:left="5040" w:hanging="720"/>
+      </w:pPr>
+      <w:rPr/>
+    </w:lvl>
+    <w:lvl w:ilvl="7">
+      <w:start w:val="1"/>
+      <w:pStyle w:val="Heading8"/>
+      <w:numFmt w:val="decimal"/>
+      <w:lvlText w:val="%1.%2.%3.%4.%5.%6.%7.%8."/>
+      <w:lvlJc w:val="left"/>
+      <w:pPr>
+        <w:tabs>
+          <w:tab w:val="num" w:pos="720"/>
+        </w:tabs>
+        <w:ind w:left="5760" w:hanging="720"/>
+      </w:pPr>
+      <w:rPr/>
+    </w:lvl>
+    <w:lvl w:ilvl="8">
+      <w:start w:val="1"/>
+      <w:pStyle w:val="Heading9"/>
+      <w:numFmt w:val="decimal"/>
+      <w:lvlText w:val="%1.%2.%3.%4.%5.%6.%7.%8.%9."/>
+      <w:lvlJc w:val="left"/>
+      <w:pPr>
+        <w:tabs>
+          <w:tab w:val="num" w:pos="720"/>
+        </w:tabs>
+        <w:ind w:left="6480" w:hanging="720"/>
+      </w:pPr>
+      <w:rPr/>
+    </w:lvl>
+  </w:abstractNum>
+  <w:abstractNum w:abstractNumId="2">
+    <w:lvl w:ilvl="0">
+      <w:start w:val="1"/>
+      <w:numFmt w:val="decimal"/>
+      <w:lvlText w:val="%1."/>
+      <w:lvlJc w:val="left"/>
+      <w:pPr>
+        <w:tabs>
+          <w:tab w:val="num" w:pos="720"/>
+        </w:tabs>
+        <w:ind w:left="720" w:hanging="720"/>
+      </w:pPr>
+      <w:rPr>
         <w:sz w:val="36"/>
+        <w:b/>
+        <w:kern w:val="2"/>
         <w:lang w:val="en-US" w:bidi="en-US"/>
       </w:rPr>
     </w:lvl>
     <w:lvl w:ilvl="1">
       <w:start w:val="1"/>
       <w:numFmt w:val="decimal"/>
-      <w:pStyle w:val="Heading2"/>
       <w:lvlText w:val="%1.%2."/>
       <w:lvlJc w:val="left"/>
       <w:pPr>
@@ -6212,11 +7236,11 @@
         </w:tabs>
         <w:ind w:left="1440" w:hanging="720"/>
       </w:pPr>
+      <w:rPr/>
     </w:lvl>
     <w:lvl w:ilvl="2">
       <w:start w:val="1"/>
       <w:numFmt w:val="decimal"/>
-      <w:pStyle w:val="Heading3"/>
       <w:lvlText w:val="%1.%2.%3."/>
       <w:lvlJc w:val="left"/>
       <w:pPr>
@@ -6225,11 +7249,11 @@
         </w:tabs>
         <w:ind w:left="2160" w:hanging="720"/>
       </w:pPr>
+      <w:rPr/>
     </w:lvl>
     <w:lvl w:ilvl="3">
       <w:start w:val="1"/>
       <w:numFmt w:val="decimal"/>
-      <w:pStyle w:val="Heading4"/>
       <w:lvlText w:val="%1.%2.%3.%4."/>
       <w:lvlJc w:val="left"/>
       <w:pPr>
@@ -6238,11 +7262,11 @@
         </w:tabs>
         <w:ind w:left="2880" w:hanging="720"/>
       </w:pPr>
+      <w:rPr/>
     </w:lvl>
     <w:lvl w:ilvl="4">
       <w:start w:val="1"/>
       <w:numFmt w:val="decimal"/>
-      <w:pStyle w:val="Heading5"/>
       <w:lvlText w:val="%1.%2.%3.%4.%5."/>
       <w:lvlJc w:val="left"/>
       <w:pPr>
@@ -6251,11 +7275,11 @@
         </w:tabs>
         <w:ind w:left="3600" w:hanging="720"/>
       </w:pPr>
+      <w:rPr/>
     </w:lvl>
     <w:lvl w:ilvl="5">
       <w:start w:val="1"/>
       <w:numFmt w:val="decimal"/>
-      <w:pStyle w:val="Heading6"/>
       <w:lvlText w:val="%1.%2.%3.%4.%5.%6."/>
       <w:lvlJc w:val="left"/>
       <w:pPr>
@@ -6264,11 +7288,11 @@
         </w:tabs>
         <w:ind w:left="4320" w:hanging="720"/>
       </w:pPr>
+      <w:rPr/>
     </w:lvl>
     <w:lvl w:ilvl="6">
       <w:start w:val="1"/>
       <w:numFmt w:val="decimal"/>
-      <w:pStyle w:val="Heading7"/>
       <w:lvlText w:val="%1.%2.%3.%4.%5.%6.%7."/>
       <w:lvlJc w:val="left"/>
       <w:pPr>
@@ -6277,11 +7301,11 @@
         </w:tabs>
         <w:ind w:left="5040" w:hanging="720"/>
       </w:pPr>
+      <w:rPr/>
     </w:lvl>
     <w:lvl w:ilvl="7">
       <w:start w:val="1"/>
       <w:numFmt w:val="decimal"/>
-      <w:pStyle w:val="Heading8"/>
       <w:lvlText w:val="%1.%2.%3.%4.%5.%6.%7.%8."/>
       <w:lvlJc w:val="left"/>
       <w:pPr>
@@ -6290,11 +7314,11 @@
         </w:tabs>
         <w:ind w:left="5760" w:hanging="720"/>
       </w:pPr>
+      <w:rPr/>
     </w:lvl>
     <w:lvl w:ilvl="8">
       <w:start w:val="1"/>
       <w:numFmt w:val="decimal"/>
-      <w:pStyle w:val="Heading9"/>
       <w:lvlText w:val="%1.%2.%3.%4.%5.%6.%7.%8.%9."/>
       <w:lvlJc w:val="left"/>
       <w:pPr>
@@ -6303,12 +7327,10 @@
         </w:tabs>
         <w:ind w:left="6480" w:hanging="720"/>
       </w:pPr>
+      <w:rPr/>
     </w:lvl>
   </w:abstractNum>
-  <w:abstractNum w:abstractNumId="1" w15:restartNumberingAfterBreak="0">
-    <w:nsid w:val="0E306946"/>
-    <w:multiLevelType w:val="multilevel"/>
-    <w:tmpl w:val="C6DA36FE"/>
+  <w:abstractNum w:abstractNumId="3">
     <w:lvl w:ilvl="0">
       <w:start w:val="1"/>
       <w:numFmt w:val="bullet"/>
@@ -6445,10 +7467,7 @@
       </w:rPr>
     </w:lvl>
   </w:abstractNum>
-  <w:abstractNum w:abstractNumId="2" w15:restartNumberingAfterBreak="0">
-    <w:nsid w:val="142624FA"/>
-    <w:multiLevelType w:val="multilevel"/>
-    <w:tmpl w:val="6BAC3EC0"/>
+  <w:abstractNum w:abstractNumId="4">
     <w:lvl w:ilvl="0">
       <w:start w:val="1"/>
       <w:numFmt w:val="bullet"/>
@@ -6585,129 +7604,7 @@
       </w:rPr>
     </w:lvl>
   </w:abstractNum>
-  <w:abstractNum w:abstractNumId="3" w15:restartNumberingAfterBreak="0">
-    <w:nsid w:val="175B3C7D"/>
-    <w:multiLevelType w:val="multilevel"/>
-    <w:tmpl w:val="6DC6A962"/>
-    <w:lvl w:ilvl="0">
-      <w:start w:val="1"/>
-      <w:numFmt w:val="decimal"/>
-      <w:lvlText w:val="%1."/>
-      <w:lvlJc w:val="left"/>
-      <w:pPr>
-        <w:tabs>
-          <w:tab w:val="num" w:pos="720"/>
-        </w:tabs>
-        <w:ind w:left="720" w:hanging="720"/>
-      </w:pPr>
-      <w:rPr>
-        <w:b/>
-        <w:kern w:val="2"/>
-        <w:sz w:val="36"/>
-        <w:lang w:val="en-US" w:bidi="en-US"/>
-      </w:rPr>
-    </w:lvl>
-    <w:lvl w:ilvl="1">
-      <w:start w:val="1"/>
-      <w:numFmt w:val="decimal"/>
-      <w:lvlText w:val="%1.%2."/>
-      <w:lvlJc w:val="left"/>
-      <w:pPr>
-        <w:tabs>
-          <w:tab w:val="num" w:pos="720"/>
-        </w:tabs>
-        <w:ind w:left="1440" w:hanging="720"/>
-      </w:pPr>
-    </w:lvl>
-    <w:lvl w:ilvl="2">
-      <w:start w:val="1"/>
-      <w:numFmt w:val="decimal"/>
-      <w:lvlText w:val="%1.%2.%3."/>
-      <w:lvlJc w:val="left"/>
-      <w:pPr>
-        <w:tabs>
-          <w:tab w:val="num" w:pos="720"/>
-        </w:tabs>
-        <w:ind w:left="2160" w:hanging="720"/>
-      </w:pPr>
-    </w:lvl>
-    <w:lvl w:ilvl="3">
-      <w:start w:val="1"/>
-      <w:numFmt w:val="decimal"/>
-      <w:lvlText w:val="%1.%2.%3.%4."/>
-      <w:lvlJc w:val="left"/>
-      <w:pPr>
-        <w:tabs>
-          <w:tab w:val="num" w:pos="720"/>
-        </w:tabs>
-        <w:ind w:left="2880" w:hanging="720"/>
-      </w:pPr>
-    </w:lvl>
-    <w:lvl w:ilvl="4">
-      <w:start w:val="1"/>
-      <w:numFmt w:val="decimal"/>
-      <w:lvlText w:val="%1.%2.%3.%4.%5."/>
-      <w:lvlJc w:val="left"/>
-      <w:pPr>
-        <w:tabs>
-          <w:tab w:val="num" w:pos="720"/>
-        </w:tabs>
-        <w:ind w:left="3600" w:hanging="720"/>
-      </w:pPr>
-    </w:lvl>
-    <w:lvl w:ilvl="5">
-      <w:start w:val="1"/>
-      <w:numFmt w:val="decimal"/>
-      <w:lvlText w:val="%1.%2.%3.%4.%5.%6."/>
-      <w:lvlJc w:val="left"/>
-      <w:pPr>
-        <w:tabs>
-          <w:tab w:val="num" w:pos="720"/>
-        </w:tabs>
-        <w:ind w:left="4320" w:hanging="720"/>
-      </w:pPr>
-    </w:lvl>
-    <w:lvl w:ilvl="6">
-      <w:start w:val="1"/>
-      <w:numFmt w:val="decimal"/>
-      <w:lvlText w:val="%1.%2.%3.%4.%5.%6.%7."/>
-      <w:lvlJc w:val="left"/>
-      <w:pPr>
-        <w:tabs>
-          <w:tab w:val="num" w:pos="720"/>
-        </w:tabs>
-        <w:ind w:left="5040" w:hanging="720"/>
-      </w:pPr>
-    </w:lvl>
-    <w:lvl w:ilvl="7">
-      <w:start w:val="1"/>
-      <w:numFmt w:val="decimal"/>
-      <w:lvlText w:val="%1.%2.%3.%4.%5.%6.%7.%8."/>
-      <w:lvlJc w:val="left"/>
-      <w:pPr>
-        <w:tabs>
-          <w:tab w:val="num" w:pos="720"/>
-        </w:tabs>
-        <w:ind w:left="5760" w:hanging="720"/>
-      </w:pPr>
-    </w:lvl>
-    <w:lvl w:ilvl="8">
-      <w:start w:val="1"/>
-      <w:numFmt w:val="decimal"/>
-      <w:lvlText w:val="%1.%2.%3.%4.%5.%6.%7.%8.%9."/>
-      <w:lvlJc w:val="left"/>
-      <w:pPr>
-        <w:tabs>
-          <w:tab w:val="num" w:pos="720"/>
-        </w:tabs>
-        <w:ind w:left="6480" w:hanging="720"/>
-      </w:pPr>
-    </w:lvl>
-  </w:abstractNum>
-  <w:abstractNum w:abstractNumId="4" w15:restartNumberingAfterBreak="0">
-    <w:nsid w:val="23693EE9"/>
-    <w:multiLevelType w:val="multilevel"/>
-    <w:tmpl w:val="6354FE72"/>
+  <w:abstractNum w:abstractNumId="5">
     <w:lvl w:ilvl="0">
       <w:start w:val="1"/>
       <w:numFmt w:val="bullet"/>
@@ -6844,10 +7741,7 @@
       </w:rPr>
     </w:lvl>
   </w:abstractNum>
-  <w:abstractNum w:abstractNumId="5" w15:restartNumberingAfterBreak="0">
-    <w:nsid w:val="2AA82AF5"/>
-    <w:multiLevelType w:val="multilevel"/>
-    <w:tmpl w:val="48B6FCA6"/>
+  <w:abstractNum w:abstractNumId="6">
     <w:lvl w:ilvl="0">
       <w:start w:val="1"/>
       <w:numFmt w:val="bullet"/>
@@ -6984,129 +7878,7 @@
       </w:rPr>
     </w:lvl>
   </w:abstractNum>
-  <w:abstractNum w:abstractNumId="6" w15:restartNumberingAfterBreak="0">
-    <w:nsid w:val="2BE47728"/>
-    <w:multiLevelType w:val="multilevel"/>
-    <w:tmpl w:val="12B2BDD4"/>
-    <w:lvl w:ilvl="0">
-      <w:start w:val="1"/>
-      <w:numFmt w:val="decimal"/>
-      <w:lvlText w:val="%1."/>
-      <w:lvlJc w:val="left"/>
-      <w:pPr>
-        <w:tabs>
-          <w:tab w:val="num" w:pos="720"/>
-        </w:tabs>
-        <w:ind w:left="720" w:hanging="720"/>
-      </w:pPr>
-      <w:rPr>
-        <w:b/>
-        <w:kern w:val="2"/>
-        <w:sz w:val="36"/>
-        <w:lang w:val="en-US" w:bidi="en-US"/>
-      </w:rPr>
-    </w:lvl>
-    <w:lvl w:ilvl="1">
-      <w:start w:val="1"/>
-      <w:numFmt w:val="decimal"/>
-      <w:lvlText w:val="%1.%2."/>
-      <w:lvlJc w:val="left"/>
-      <w:pPr>
-        <w:tabs>
-          <w:tab w:val="num" w:pos="720"/>
-        </w:tabs>
-        <w:ind w:left="1440" w:hanging="720"/>
-      </w:pPr>
-    </w:lvl>
-    <w:lvl w:ilvl="2">
-      <w:start w:val="1"/>
-      <w:numFmt w:val="decimal"/>
-      <w:lvlText w:val="%1.%2.%3."/>
-      <w:lvlJc w:val="left"/>
-      <w:pPr>
-        <w:tabs>
-          <w:tab w:val="num" w:pos="720"/>
-        </w:tabs>
-        <w:ind w:left="2160" w:hanging="720"/>
-      </w:pPr>
-    </w:lvl>
-    <w:lvl w:ilvl="3">
-      <w:start w:val="1"/>
-      <w:numFmt w:val="decimal"/>
-      <w:lvlText w:val="%1.%2.%3.%4."/>
-      <w:lvlJc w:val="left"/>
-      <w:pPr>
-        <w:tabs>
-          <w:tab w:val="num" w:pos="720"/>
-        </w:tabs>
-        <w:ind w:left="2880" w:hanging="720"/>
-      </w:pPr>
-    </w:lvl>
-    <w:lvl w:ilvl="4">
-      <w:start w:val="1"/>
-      <w:numFmt w:val="decimal"/>
-      <w:lvlText w:val="%1.%2.%3.%4.%5."/>
-      <w:lvlJc w:val="left"/>
-      <w:pPr>
-        <w:tabs>
-          <w:tab w:val="num" w:pos="720"/>
-        </w:tabs>
-        <w:ind w:left="3600" w:hanging="720"/>
-      </w:pPr>
-    </w:lvl>
-    <w:lvl w:ilvl="5">
-      <w:start w:val="1"/>
-      <w:numFmt w:val="decimal"/>
-      <w:lvlText w:val="%1.%2.%3.%4.%5.%6."/>
-      <w:lvlJc w:val="left"/>
-      <w:pPr>
-        <w:tabs>
-          <w:tab w:val="num" w:pos="720"/>
-        </w:tabs>
-        <w:ind w:left="4320" w:hanging="720"/>
-      </w:pPr>
-    </w:lvl>
-    <w:lvl w:ilvl="6">
-      <w:start w:val="1"/>
-      <w:numFmt w:val="decimal"/>
-      <w:lvlText w:val="%1.%2.%3.%4.%5.%6.%7."/>
-      <w:lvlJc w:val="left"/>
-      <w:pPr>
-        <w:tabs>
-          <w:tab w:val="num" w:pos="720"/>
-        </w:tabs>
-        <w:ind w:left="5040" w:hanging="720"/>
-      </w:pPr>
-    </w:lvl>
-    <w:lvl w:ilvl="7">
-      <w:start w:val="1"/>
-      <w:numFmt w:val="decimal"/>
-      <w:lvlText w:val="%1.%2.%3.%4.%5.%6.%7.%8."/>
-      <w:lvlJc w:val="left"/>
-      <w:pPr>
-        <w:tabs>
-          <w:tab w:val="num" w:pos="720"/>
-        </w:tabs>
-        <w:ind w:left="5760" w:hanging="720"/>
-      </w:pPr>
-    </w:lvl>
-    <w:lvl w:ilvl="8">
-      <w:start w:val="1"/>
-      <w:numFmt w:val="decimal"/>
-      <w:lvlText w:val="%1.%2.%3.%4.%5.%6.%7.%8.%9."/>
-      <w:lvlJc w:val="left"/>
-      <w:pPr>
-        <w:tabs>
-          <w:tab w:val="num" w:pos="720"/>
-        </w:tabs>
-        <w:ind w:left="6480" w:hanging="720"/>
-      </w:pPr>
-    </w:lvl>
-  </w:abstractNum>
-  <w:abstractNum w:abstractNumId="7" w15:restartNumberingAfterBreak="0">
-    <w:nsid w:val="349F73BD"/>
-    <w:multiLevelType w:val="multilevel"/>
-    <w:tmpl w:val="B0289FEA"/>
+  <w:abstractNum w:abstractNumId="7">
     <w:lvl w:ilvl="0">
       <w:start w:val="1"/>
       <w:numFmt w:val="bullet"/>
@@ -7243,39 +8015,36 @@
       </w:rPr>
     </w:lvl>
   </w:abstractNum>
-  <w:num w:numId="1" w16cid:durableId="1607694884">
-    <w:abstractNumId w:val="0"/>
+  <w:num w:numId="1">
+    <w:abstractNumId w:val="1"/>
   </w:num>
-  <w:num w:numId="2" w16cid:durableId="41635192">
+  <w:num w:numId="2">
+    <w:abstractNumId w:val="2"/>
+  </w:num>
+  <w:num w:numId="3">
     <w:abstractNumId w:val="3"/>
   </w:num>
-  <w:num w:numId="3" w16cid:durableId="277178012">
-    <w:abstractNumId w:val="1"/>
-  </w:num>
-  <w:num w:numId="4" w16cid:durableId="770248282">
+  <w:num w:numId="4">
     <w:abstractNumId w:val="4"/>
   </w:num>
-  <w:num w:numId="5" w16cid:durableId="1162163800">
+  <w:num w:numId="5">
+    <w:abstractNumId w:val="5"/>
+  </w:num>
+  <w:num w:numId="6">
     <w:abstractNumId w:val="6"/>
   </w:num>
-  <w:num w:numId="6" w16cid:durableId="270862379">
+  <w:num w:numId="7">
     <w:abstractNumId w:val="7"/>
-  </w:num>
-  <w:num w:numId="7" w16cid:durableId="960457071">
-    <w:abstractNumId w:val="2"/>
-  </w:num>
-  <w:num w:numId="8" w16cid:durableId="1329795563">
-    <w:abstractNumId w:val="5"/>
   </w:num>
 </w:numbering>
 </file>
 
 <file path=word/styles.xml><?xml version="1.0" encoding="utf-8"?>
-<w:styles xmlns:mc="http://schemas.openxmlformats.org/markup-compatibility/2006" xmlns:r="http://schemas.openxmlformats.org/officeDocument/2006/relationships" xmlns:w="http://schemas.openxmlformats.org/wordprocessingml/2006/main" xmlns:w14="http://schemas.microsoft.com/office/word/2010/wordml" xmlns:w15="http://schemas.microsoft.com/office/word/2012/wordml" xmlns:w16cex="http://schemas.microsoft.com/office/word/2018/wordml/cex" xmlns:w16cid="http://schemas.microsoft.com/office/word/2016/wordml/cid" xmlns:w16="http://schemas.microsoft.com/office/word/2018/wordml" xmlns:w16du="http://schemas.microsoft.com/office/word/2023/wordml/word16du" xmlns:w16sdtdh="http://schemas.microsoft.com/office/word/2020/wordml/sdtdatahash" xmlns:w16sdtfl="http://schemas.microsoft.com/office/word/2024/wordml/sdtformatlock" xmlns:w16se="http://schemas.microsoft.com/office/word/2015/wordml/symex" mc:Ignorable="w14 w15 w16se w16cid w16 w16cex w16sdtdh w16sdtfl w16du">
+<w:styles xmlns:w="http://schemas.openxmlformats.org/wordprocessingml/2006/main" xmlns:w14="http://schemas.microsoft.com/office/word/2010/wordml" xmlns:mc="http://schemas.openxmlformats.org/markup-compatibility/2006" mc:Ignorable="w14">
   <w:docDefaults>
     <w:rPrDefault>
       <w:rPr>
-        <w:rFonts w:ascii="Liberation Serif" w:eastAsia="Noto Sans CJK SC" w:hAnsi="Liberation Serif" w:cs="Lohit Devanagari"/>
+        <w:rFonts w:ascii="Liberation Serif" w:hAnsi="Liberation Serif" w:eastAsia="Noto Sans CJK SC" w:cs="Lohit Devanagari"/>
         <w:sz w:val="24"/>
         <w:szCs w:val="24"/>
         <w:lang w:val="en-US" w:eastAsia="zh-CN" w:bidi="hi-IN"/>
@@ -7283,21 +8052,21 @@
     </w:rPrDefault>
     <w:pPrDefault>
       <w:pPr>
-        <w:suppressAutoHyphens/>
+        <w:suppressAutoHyphens w:val="true"/>
       </w:pPr>
     </w:pPrDefault>
   </w:docDefaults>
   <w:latentStyles w:defLockedState="0" w:defUIPriority="99" w:defSemiHidden="0" w:defUnhideWhenUsed="0" w:defQFormat="0" w:count="376">
     <w:lsdException w:name="Normal" w:uiPriority="0" w:qFormat="1"/>
     <w:lsdException w:name="heading 1" w:uiPriority="9" w:qFormat="1"/>
-    <w:lsdException w:name="heading 2" w:semiHidden="1" w:uiPriority="9" w:unhideWhenUsed="1" w:qFormat="1"/>
-    <w:lsdException w:name="heading 3" w:semiHidden="1" w:uiPriority="9" w:unhideWhenUsed="1" w:qFormat="1"/>
-    <w:lsdException w:name="heading 4" w:semiHidden="1" w:uiPriority="9" w:unhideWhenUsed="1" w:qFormat="1"/>
-    <w:lsdException w:name="heading 5" w:semiHidden="1" w:uiPriority="9" w:unhideWhenUsed="1" w:qFormat="1"/>
-    <w:lsdException w:name="heading 6" w:semiHidden="1" w:uiPriority="9" w:unhideWhenUsed="1" w:qFormat="1"/>
-    <w:lsdException w:name="heading 7" w:semiHidden="1" w:uiPriority="9" w:unhideWhenUsed="1" w:qFormat="1"/>
-    <w:lsdException w:name="heading 8" w:semiHidden="1" w:uiPriority="9" w:unhideWhenUsed="1" w:qFormat="1"/>
-    <w:lsdException w:name="heading 9" w:semiHidden="1" w:uiPriority="9" w:unhideWhenUsed="1" w:qFormat="1"/>
+    <w:lsdException w:name="heading 2" w:uiPriority="9" w:semiHidden="1" w:unhideWhenUsed="1" w:qFormat="1"/>
+    <w:lsdException w:name="heading 3" w:uiPriority="9" w:semiHidden="1" w:unhideWhenUsed="1" w:qFormat="1"/>
+    <w:lsdException w:name="heading 4" w:uiPriority="9" w:semiHidden="1" w:unhideWhenUsed="1" w:qFormat="1"/>
+    <w:lsdException w:name="heading 5" w:uiPriority="9" w:semiHidden="1" w:unhideWhenUsed="1" w:qFormat="1"/>
+    <w:lsdException w:name="heading 6" w:uiPriority="9" w:semiHidden="1" w:unhideWhenUsed="1" w:qFormat="1"/>
+    <w:lsdException w:name="heading 7" w:uiPriority="9" w:semiHidden="1" w:unhideWhenUsed="1" w:qFormat="1"/>
+    <w:lsdException w:name="heading 8" w:uiPriority="9" w:semiHidden="1" w:unhideWhenUsed="1" w:qFormat="1"/>
+    <w:lsdException w:name="heading 9" w:uiPriority="9" w:semiHidden="1" w:unhideWhenUsed="1" w:qFormat="1"/>
     <w:lsdException w:name="index 1" w:semiHidden="1" w:unhideWhenUsed="1"/>
     <w:lsdException w:name="index 2" w:semiHidden="1" w:unhideWhenUsed="1"/>
     <w:lsdException w:name="index 3" w:semiHidden="1" w:unhideWhenUsed="1"/>
@@ -7307,22 +8076,22 @@
     <w:lsdException w:name="index 7" w:semiHidden="1" w:unhideWhenUsed="1"/>
     <w:lsdException w:name="index 8" w:semiHidden="1" w:unhideWhenUsed="1"/>
     <w:lsdException w:name="index 9" w:semiHidden="1" w:unhideWhenUsed="1"/>
-    <w:lsdException w:name="toc 1" w:semiHidden="1" w:uiPriority="39" w:unhideWhenUsed="1"/>
-    <w:lsdException w:name="toc 2" w:semiHidden="1" w:uiPriority="39" w:unhideWhenUsed="1"/>
-    <w:lsdException w:name="toc 3" w:semiHidden="1" w:uiPriority="39" w:unhideWhenUsed="1"/>
-    <w:lsdException w:name="toc 4" w:semiHidden="1" w:uiPriority="39" w:unhideWhenUsed="1"/>
-    <w:lsdException w:name="toc 5" w:semiHidden="1" w:uiPriority="39" w:unhideWhenUsed="1"/>
-    <w:lsdException w:name="toc 6" w:semiHidden="1" w:uiPriority="39" w:unhideWhenUsed="1"/>
-    <w:lsdException w:name="toc 7" w:semiHidden="1" w:uiPriority="39" w:unhideWhenUsed="1"/>
-    <w:lsdException w:name="toc 8" w:semiHidden="1" w:uiPriority="39" w:unhideWhenUsed="1"/>
-    <w:lsdException w:name="toc 9" w:semiHidden="1" w:uiPriority="39" w:unhideWhenUsed="1"/>
+    <w:lsdException w:name="toc 1" w:uiPriority="39" w:semiHidden="1" w:unhideWhenUsed="1"/>
+    <w:lsdException w:name="toc 2" w:uiPriority="39" w:semiHidden="1" w:unhideWhenUsed="1"/>
+    <w:lsdException w:name="toc 3" w:uiPriority="39" w:semiHidden="1" w:unhideWhenUsed="1"/>
+    <w:lsdException w:name="toc 4" w:uiPriority="39" w:semiHidden="1" w:unhideWhenUsed="1"/>
+    <w:lsdException w:name="toc 5" w:uiPriority="39" w:semiHidden="1" w:unhideWhenUsed="1"/>
+    <w:lsdException w:name="toc 6" w:uiPriority="39" w:semiHidden="1" w:unhideWhenUsed="1"/>
+    <w:lsdException w:name="toc 7" w:uiPriority="39" w:semiHidden="1" w:unhideWhenUsed="1"/>
+    <w:lsdException w:name="toc 8" w:uiPriority="39" w:semiHidden="1" w:unhideWhenUsed="1"/>
+    <w:lsdException w:name="toc 9" w:uiPriority="39" w:semiHidden="1" w:unhideWhenUsed="1"/>
     <w:lsdException w:name="Normal Indent" w:semiHidden="1" w:unhideWhenUsed="1"/>
     <w:lsdException w:name="footnote text" w:semiHidden="1" w:unhideWhenUsed="1"/>
     <w:lsdException w:name="annotation text" w:semiHidden="1" w:unhideWhenUsed="1"/>
     <w:lsdException w:name="header" w:semiHidden="1" w:unhideWhenUsed="1"/>
     <w:lsdException w:name="footer" w:semiHidden="1" w:unhideWhenUsed="1"/>
     <w:lsdException w:name="index heading" w:semiHidden="1" w:unhideWhenUsed="1"/>
-    <w:lsdException w:name="caption" w:semiHidden="1" w:uiPriority="35" w:unhideWhenUsed="1" w:qFormat="1"/>
+    <w:lsdException w:name="caption" w:uiPriority="35" w:semiHidden="1" w:unhideWhenUsed="1" w:qFormat="1"/>
     <w:lsdException w:name="table of figures" w:semiHidden="1" w:unhideWhenUsed="1"/>
     <w:lsdException w:name="envelope address" w:semiHidden="1" w:unhideWhenUsed="1"/>
     <w:lsdException w:name="envelope return" w:semiHidden="1" w:unhideWhenUsed="1"/>
@@ -7353,7 +8122,7 @@
     <w:lsdException w:name="Title" w:uiPriority="10" w:qFormat="1"/>
     <w:lsdException w:name="Closing" w:semiHidden="1" w:unhideWhenUsed="1"/>
     <w:lsdException w:name="Signature" w:semiHidden="1" w:unhideWhenUsed="1"/>
-    <w:lsdException w:name="Default Paragraph Font" w:semiHidden="1" w:uiPriority="1" w:unhideWhenUsed="1"/>
+    <w:lsdException w:name="Default Paragraph Font" w:uiPriority="1" w:semiHidden="1" w:unhideWhenUsed="1"/>
     <w:lsdException w:name="Body Text" w:semiHidden="1" w:unhideWhenUsed="1"/>
     <w:lsdException w:name="Body Text Indent" w:semiHidden="1" w:unhideWhenUsed="1"/>
     <w:lsdException w:name="List Continue" w:semiHidden="1" w:unhideWhenUsed="1"/>
@@ -7553,8 +8322,8 @@
     <w:lsdException w:name="Subtle Reference" w:uiPriority="31" w:qFormat="1"/>
     <w:lsdException w:name="Intense Reference" w:uiPriority="32" w:qFormat="1"/>
     <w:lsdException w:name="Book Title" w:uiPriority="33" w:qFormat="1"/>
-    <w:lsdException w:name="Bibliography" w:semiHidden="1" w:uiPriority="37" w:unhideWhenUsed="1"/>
-    <w:lsdException w:name="TOC Heading" w:semiHidden="1" w:uiPriority="39" w:unhideWhenUsed="1" w:qFormat="1"/>
+    <w:lsdException w:name="Bibliography" w:uiPriority="37" w:semiHidden="1" w:unhideWhenUsed="1"/>
+    <w:lsdException w:name="TOC Heading" w:uiPriority="39" w:semiHidden="1" w:unhideWhenUsed="1" w:qFormat="1"/>
     <w:lsdException w:name="Plain Table 1" w:uiPriority="41"/>
     <w:lsdException w:name="Plain Table 2" w:uiPriority="42"/>
     <w:lsdException w:name="Plain Table 3" w:uiPriority="43"/>
@@ -7665,14 +8434,23 @@
     <w:lsdException w:name="Unresolved Mention" w:semiHidden="1" w:unhideWhenUsed="1"/>
     <w:lsdException w:name="Smart Link" w:semiHidden="1" w:unhideWhenUsed="1"/>
   </w:latentStyles>
-  <w:style w:type="paragraph" w:default="1" w:styleId="Normal">
+  <w:style w:type="paragraph" w:styleId="Normal" w:default="1">
     <w:name w:val="Normal"/>
     <w:qFormat/>
+    <w:pPr>
+      <w:widowControl/>
+      <w:suppressAutoHyphens w:val="true"/>
+      <w:bidi w:val="0"/>
+      <w:spacing w:before="0" w:after="0"/>
+      <w:jc w:val="left"/>
+    </w:pPr>
     <w:rPr>
-      <w:rFonts w:ascii="Times New Roman" w:eastAsia="Times New Roman" w:hAnsi="Times New Roman" w:cs="Times New Roman"/>
+      <w:rFonts w:ascii="Times New Roman" w:hAnsi="Times New Roman" w:eastAsia="Times New Roman" w:cs="Times New Roman"/>
+      <w:color w:val="auto"/>
+      <w:kern w:val="0"/>
       <w:sz w:val="20"/>
       <w:szCs w:val="20"/>
-      <w:lang w:bidi="ar-SA"/>
+      <w:lang w:bidi="ar-SA" w:val="en-US" w:eastAsia="zh-CN"/>
     </w:rPr>
   </w:style>
   <w:style w:type="paragraph" w:styleId="Heading1">
@@ -7682,9 +8460,10 @@
     <w:uiPriority w:val="9"/>
     <w:qFormat/>
     <w:pPr>
-      <w:keepNext/>
+      <w:keepNext w:val="true"/>
       <w:pageBreakBefore/>
       <w:numPr>
+        <w:ilvl w:val="0"/>
         <w:numId w:val="1"/>
       </w:numPr>
       <w:pBdr>
@@ -7693,7 +8472,7 @@
         <w:bottom w:val="single" w:sz="12" w:space="1" w:color="000000"/>
         <w:right w:val="single" w:sz="12" w:space="1" w:color="000000"/>
       </w:pBdr>
-      <w:spacing w:after="60"/>
+      <w:spacing w:before="0" w:after="60"/>
       <w:outlineLvl w:val="0"/>
     </w:pPr>
     <w:rPr>
@@ -7710,7 +8489,7 @@
     <w:unhideWhenUsed/>
     <w:qFormat/>
     <w:pPr>
-      <w:keepNext/>
+      <w:keepNext w:val="true"/>
       <w:numPr>
         <w:ilvl w:val="1"/>
         <w:numId w:val="1"/>
@@ -7731,7 +8510,7 @@
     <w:unhideWhenUsed/>
     <w:qFormat/>
     <w:pPr>
-      <w:keepNext/>
+      <w:keepNext w:val="true"/>
       <w:numPr>
         <w:ilvl w:val="2"/>
         <w:numId w:val="1"/>
@@ -7753,7 +8532,7 @@
     <w:unhideWhenUsed/>
     <w:qFormat/>
     <w:pPr>
-      <w:keepNext/>
+      <w:keepNext w:val="true"/>
       <w:numPr>
         <w:ilvl w:val="3"/>
         <w:numId w:val="1"/>
@@ -7861,34 +8640,15 @@
       <w:sz w:val="18"/>
     </w:rPr>
   </w:style>
-  <w:style w:type="character" w:default="1" w:styleId="DefaultParagraphFont">
+  <w:style w:type="character" w:styleId="DefaultParagraphFont" w:default="1">
     <w:name w:val="Default Paragraph Font"/>
     <w:uiPriority w:val="1"/>
     <w:semiHidden/>
     <w:unhideWhenUsed/>
+    <w:qFormat/>
+    <w:rPr/>
   </w:style>
-  <w:style w:type="table" w:default="1" w:styleId="TableNormal">
-    <w:name w:val="Normal Table"/>
-    <w:uiPriority w:val="99"/>
-    <w:semiHidden/>
-    <w:unhideWhenUsed/>
-    <w:tblPr>
-      <w:tblInd w:w="0" w:type="dxa"/>
-      <w:tblCellMar>
-        <w:top w:w="0" w:type="dxa"/>
-        <w:left w:w="108" w:type="dxa"/>
-        <w:bottom w:w="0" w:type="dxa"/>
-        <w:right w:w="108" w:type="dxa"/>
-      </w:tblCellMar>
-    </w:tblPr>
-  </w:style>
-  <w:style w:type="numbering" w:default="1" w:styleId="NoList">
-    <w:name w:val="No List"/>
-    <w:uiPriority w:val="99"/>
-    <w:semiHidden/>
-    <w:unhideWhenUsed/>
-  </w:style>
-  <w:style w:type="character" w:customStyle="1" w:styleId="WW8Num1z0">
+  <w:style w:type="character" w:styleId="WW8Num1z0" w:customStyle="1">
     <w:name w:val="WW8Num1z0"/>
     <w:qFormat/>
     <w:rPr>
@@ -7898,41 +8658,50 @@
       <w:lang w:val="en-US" w:bidi="en-US"/>
     </w:rPr>
   </w:style>
-  <w:style w:type="character" w:customStyle="1" w:styleId="WW8Num1z1">
+  <w:style w:type="character" w:styleId="WW8Num1z1" w:customStyle="1">
     <w:name w:val="WW8Num1z1"/>
     <w:qFormat/>
+    <w:rPr/>
   </w:style>
-  <w:style w:type="character" w:customStyle="1" w:styleId="WW8Num1z2">
+  <w:style w:type="character" w:styleId="WW8Num1z2" w:customStyle="1">
     <w:name w:val="WW8Num1z2"/>
     <w:qFormat/>
+    <w:rPr/>
   </w:style>
-  <w:style w:type="character" w:customStyle="1" w:styleId="WW8Num1z3">
+  <w:style w:type="character" w:styleId="WW8Num1z3" w:customStyle="1">
     <w:name w:val="WW8Num1z3"/>
     <w:qFormat/>
+    <w:rPr/>
   </w:style>
-  <w:style w:type="character" w:customStyle="1" w:styleId="WW8Num1z4">
+  <w:style w:type="character" w:styleId="WW8Num1z4" w:customStyle="1">
     <w:name w:val="WW8Num1z4"/>
     <w:qFormat/>
+    <w:rPr/>
   </w:style>
-  <w:style w:type="character" w:customStyle="1" w:styleId="WW8Num1z5">
+  <w:style w:type="character" w:styleId="WW8Num1z5" w:customStyle="1">
     <w:name w:val="WW8Num1z5"/>
     <w:qFormat/>
+    <w:rPr/>
   </w:style>
-  <w:style w:type="character" w:customStyle="1" w:styleId="WW8Num1z6">
+  <w:style w:type="character" w:styleId="WW8Num1z6" w:customStyle="1">
     <w:name w:val="WW8Num1z6"/>
     <w:qFormat/>
+    <w:rPr/>
   </w:style>
-  <w:style w:type="character" w:customStyle="1" w:styleId="WW8Num1z7">
+  <w:style w:type="character" w:styleId="WW8Num1z7" w:customStyle="1">
     <w:name w:val="WW8Num1z7"/>
     <w:qFormat/>
+    <w:rPr/>
   </w:style>
-  <w:style w:type="character" w:customStyle="1" w:styleId="WW8Num1z8">
+  <w:style w:type="character" w:styleId="WW8Num1z8" w:customStyle="1">
     <w:name w:val="WW8Num1z8"/>
     <w:qFormat/>
+    <w:rPr/>
   </w:style>
   <w:style w:type="character" w:styleId="PageNumber">
     <w:name w:val="page number"/>
     <w:basedOn w:val="DefaultParagraphFont"/>
+    <w:rPr/>
   </w:style>
   <w:style w:type="character" w:styleId="Hyperlink">
     <w:name w:val="Hyperlink"/>
@@ -7942,9 +8711,10 @@
       <w:u w:val="single"/>
     </w:rPr>
   </w:style>
-  <w:style w:type="character" w:customStyle="1" w:styleId="IndexLink">
+  <w:style w:type="character" w:styleId="IndexLink" w:customStyle="1">
     <w:name w:val="Index Link"/>
     <w:qFormat/>
+    <w:rPr/>
   </w:style>
   <w:style w:type="character" w:styleId="Strong">
     <w:name w:val="Strong"/>
@@ -7954,27 +8724,27 @@
       <w:bCs/>
     </w:rPr>
   </w:style>
-  <w:style w:type="character" w:customStyle="1" w:styleId="Bullets">
+  <w:style w:type="character" w:styleId="Bulletsuser" w:customStyle="1">
+    <w:name w:val="Bullets (user)"/>
+    <w:qFormat/>
+    <w:rPr>
+      <w:rFonts w:ascii="OpenSymbol" w:hAnsi="OpenSymbol" w:eastAsia="OpenSymbol" w:cs="OpenSymbol"/>
+    </w:rPr>
+  </w:style>
+  <w:style w:type="character" w:styleId="Bullets" w:customStyle="1">
     <w:name w:val="Bullets"/>
     <w:qFormat/>
     <w:rPr>
-      <w:rFonts w:ascii="OpenSymbol" w:eastAsia="OpenSymbol" w:hAnsi="OpenSymbol" w:cs="OpenSymbol"/>
+      <w:rFonts w:ascii="OpenSymbol" w:hAnsi="OpenSymbol" w:eastAsia="OpenSymbol" w:cs="OpenSymbol"/>
     </w:rPr>
   </w:style>
-  <w:style w:type="character" w:customStyle="1" w:styleId="Bulletsuser">
-    <w:name w:val="Bullets (user)"/>
-    <w:qFormat/>
-    <w:rPr>
-      <w:rFonts w:ascii="OpenSymbol" w:eastAsia="OpenSymbol" w:hAnsi="OpenSymbol" w:cs="OpenSymbol"/>
-    </w:rPr>
-  </w:style>
-  <w:style w:type="paragraph" w:customStyle="1" w:styleId="Heading">
+  <w:style w:type="paragraph" w:styleId="Heading" w:customStyle="1">
     <w:name w:val="Heading"/>
     <w:basedOn w:val="Normal"/>
     <w:next w:val="BodyText"/>
     <w:qFormat/>
     <w:pPr>
-      <w:keepNext/>
+      <w:keepNext w:val="true"/>
       <w:keepLines/>
       <w:spacing w:before="3240" w:after="720"/>
       <w:jc w:val="center"/>
@@ -7989,12 +8759,14 @@
     <w:name w:val="Body Text"/>
     <w:basedOn w:val="Normal"/>
     <w:pPr>
-      <w:spacing w:after="140" w:line="276" w:lineRule="auto"/>
+      <w:spacing w:lineRule="auto" w:line="276" w:before="0" w:after="140"/>
     </w:pPr>
+    <w:rPr/>
   </w:style>
   <w:style w:type="paragraph" w:styleId="List">
     <w:name w:val="List"/>
     <w:basedOn w:val="BodyText"/>
+    <w:pPr/>
     <w:rPr>
       <w:rFonts w:cs="Lohit Devanagari"/>
     </w:rPr>
@@ -8015,7 +8787,7 @@
       <w:szCs w:val="24"/>
     </w:rPr>
   </w:style>
-  <w:style w:type="paragraph" w:customStyle="1" w:styleId="Index">
+  <w:style w:type="paragraph" w:styleId="Index" w:customStyle="1">
     <w:name w:val="Index"/>
     <w:basedOn w:val="Normal"/>
     <w:qFormat/>
@@ -8026,49 +8798,54 @@
       <w:rFonts w:cs="Lohit Devanagari"/>
     </w:rPr>
   </w:style>
-  <w:style w:type="paragraph" w:customStyle="1" w:styleId="Paragraph1">
+  <w:style w:type="paragraph" w:styleId="Paragraph1" w:customStyle="1">
     <w:name w:val="Paragraph1"/>
     <w:basedOn w:val="Normal"/>
     <w:qFormat/>
     <w:pPr>
-      <w:spacing w:before="80"/>
+      <w:spacing w:before="80" w:after="0"/>
       <w:jc w:val="both"/>
     </w:pPr>
+    <w:rPr/>
   </w:style>
-  <w:style w:type="paragraph" w:customStyle="1" w:styleId="Paragraph4">
+  <w:style w:type="paragraph" w:styleId="Paragraph4" w:customStyle="1">
     <w:name w:val="Paragraph4"/>
     <w:basedOn w:val="Paragraph1"/>
     <w:qFormat/>
     <w:pPr>
       <w:ind w:left="2880"/>
     </w:pPr>
+    <w:rPr/>
   </w:style>
-  <w:style w:type="paragraph" w:customStyle="1" w:styleId="Style2">
+  <w:style w:type="paragraph" w:styleId="Style21" w:customStyle="1">
     <w:name w:val="Style2"/>
     <w:basedOn w:val="Paragraph1"/>
     <w:qFormat/>
     <w:pPr>
       <w:tabs>
-        <w:tab w:val="left" w:pos="2160"/>
-        <w:tab w:val="left" w:pos="2880"/>
+        <w:tab w:val="clear" w:pos="720"/>
+        <w:tab w:val="left" w:pos="2160" w:leader="none"/>
+        <w:tab w:val="left" w:pos="2880" w:leader="none"/>
       </w:tabs>
     </w:pPr>
+    <w:rPr/>
   </w:style>
-  <w:style w:type="paragraph" w:customStyle="1" w:styleId="Paragraph5">
+  <w:style w:type="paragraph" w:styleId="Paragraph5" w:customStyle="1">
     <w:name w:val="Paragraph5"/>
     <w:basedOn w:val="Normal"/>
     <w:qFormat/>
     <w:pPr>
       <w:ind w:left="3600"/>
     </w:pPr>
+    <w:rPr/>
   </w:style>
-  <w:style w:type="paragraph" w:customStyle="1" w:styleId="TableofContents">
+  <w:style w:type="paragraph" w:styleId="TableofContents" w:customStyle="1">
     <w:name w:val="Table of Contents"/>
     <w:basedOn w:val="Normal"/>
     <w:qFormat/>
     <w:pPr>
       <w:pageBreakBefore/>
-      <w:spacing w:after="360"/>
+      <w:spacing w:before="0" w:after="360"/>
       <w:jc w:val="center"/>
     </w:pPr>
     <w:rPr>
@@ -8082,7 +8859,8 @@
     <w:uiPriority w:val="39"/>
     <w:pPr>
       <w:tabs>
-        <w:tab w:val="right" w:leader="dot" w:pos="8640"/>
+        <w:tab w:val="clear" w:pos="720"/>
+        <w:tab w:val="right" w:pos="8640" w:leader="dot"/>
       </w:tabs>
       <w:spacing w:before="120" w:after="120"/>
     </w:pPr>
@@ -8098,7 +8876,8 @@
     <w:uiPriority w:val="39"/>
     <w:pPr>
       <w:tabs>
-        <w:tab w:val="right" w:leader="dot" w:pos="8640"/>
+        <w:tab w:val="clear" w:pos="720"/>
+        <w:tab w:val="right" w:pos="8640" w:leader="dot"/>
       </w:tabs>
       <w:ind w:left="200"/>
     </w:pPr>
@@ -8113,7 +8892,8 @@
     <w:uiPriority w:val="39"/>
     <w:pPr>
       <w:tabs>
-        <w:tab w:val="right" w:leader="dot" w:pos="8640"/>
+        <w:tab w:val="clear" w:pos="720"/>
+        <w:tab w:val="right" w:pos="8640" w:leader="dot"/>
       </w:tabs>
       <w:ind w:left="400"/>
     </w:pPr>
@@ -8121,34 +8901,39 @@
       <w:i/>
     </w:rPr>
   </w:style>
-  <w:style w:type="paragraph" w:customStyle="1" w:styleId="Paragraph2">
+  <w:style w:type="paragraph" w:styleId="Paragraph2" w:customStyle="1">
     <w:name w:val="Paragraph2"/>
     <w:basedOn w:val="Paragraph1"/>
     <w:qFormat/>
     <w:pPr>
       <w:ind w:left="1440"/>
     </w:pPr>
+    <w:rPr/>
   </w:style>
-  <w:style w:type="paragraph" w:customStyle="1" w:styleId="Paragraph3">
+  <w:style w:type="paragraph" w:styleId="Paragraph3" w:customStyle="1">
     <w:name w:val="Paragraph3"/>
     <w:basedOn w:val="Paragraph1"/>
     <w:qFormat/>
     <w:pPr>
       <w:ind w:left="2160"/>
     </w:pPr>
+    <w:rPr/>
   </w:style>
-  <w:style w:type="paragraph" w:customStyle="1" w:styleId="HeaderandFooter">
+  <w:style w:type="paragraph" w:styleId="HeaderandFooter" w:customStyle="1">
     <w:name w:val="Header and Footer"/>
     <w:basedOn w:val="Normal"/>
     <w:qFormat/>
+    <w:pPr/>
+    <w:rPr/>
   </w:style>
   <w:style w:type="paragraph" w:styleId="Header">
     <w:name w:val="header"/>
     <w:basedOn w:val="Normal"/>
     <w:pPr>
       <w:tabs>
-        <w:tab w:val="center" w:pos="4320"/>
-        <w:tab w:val="right" w:pos="8640"/>
+        <w:tab w:val="clear" w:pos="720"/>
+        <w:tab w:val="center" w:pos="4320" w:leader="none"/>
+        <w:tab w:val="right" w:pos="8640" w:leader="none"/>
       </w:tabs>
     </w:pPr>
     <w:rPr>
@@ -8161,8 +8946,9 @@
     <w:basedOn w:val="Normal"/>
     <w:pPr>
       <w:tabs>
-        <w:tab w:val="center" w:pos="4320"/>
-        <w:tab w:val="right" w:pos="8640"/>
+        <w:tab w:val="clear" w:pos="720"/>
+        <w:tab w:val="center" w:pos="4320" w:leader="none"/>
+        <w:tab w:val="right" w:pos="8640" w:leader="none"/>
       </w:tabs>
     </w:pPr>
     <w:rPr>
@@ -8176,7 +8962,8 @@
     <w:next w:val="Normal"/>
     <w:pPr>
       <w:tabs>
-        <w:tab w:val="right" w:leader="dot" w:pos="8640"/>
+        <w:tab w:val="clear" w:pos="720"/>
+        <w:tab w:val="right" w:pos="8640" w:leader="dot"/>
       </w:tabs>
       <w:ind w:left="600"/>
     </w:pPr>
@@ -8190,7 +8977,8 @@
     <w:next w:val="Normal"/>
     <w:pPr>
       <w:tabs>
-        <w:tab w:val="right" w:leader="dot" w:pos="8640"/>
+        <w:tab w:val="clear" w:pos="720"/>
+        <w:tab w:val="right" w:pos="8640" w:leader="dot"/>
       </w:tabs>
       <w:ind w:left="800"/>
     </w:pPr>
@@ -8204,7 +8992,8 @@
     <w:next w:val="Normal"/>
     <w:pPr>
       <w:tabs>
-        <w:tab w:val="right" w:leader="dot" w:pos="8640"/>
+        <w:tab w:val="clear" w:pos="720"/>
+        <w:tab w:val="right" w:pos="8640" w:leader="dot"/>
       </w:tabs>
       <w:ind w:left="1000"/>
     </w:pPr>
@@ -8218,7 +9007,8 @@
     <w:next w:val="Normal"/>
     <w:pPr>
       <w:tabs>
-        <w:tab w:val="right" w:leader="dot" w:pos="8640"/>
+        <w:tab w:val="clear" w:pos="720"/>
+        <w:tab w:val="right" w:pos="8640" w:leader="dot"/>
       </w:tabs>
       <w:ind w:left="1200"/>
     </w:pPr>
@@ -8232,7 +9022,8 @@
     <w:next w:val="Normal"/>
     <w:pPr>
       <w:tabs>
-        <w:tab w:val="right" w:leader="dot" w:pos="8640"/>
+        <w:tab w:val="clear" w:pos="720"/>
+        <w:tab w:val="right" w:pos="8640" w:leader="dot"/>
       </w:tabs>
       <w:ind w:left="1400"/>
     </w:pPr>
@@ -8246,7 +9037,8 @@
     <w:next w:val="Normal"/>
     <w:pPr>
       <w:tabs>
-        <w:tab w:val="right" w:leader="dot" w:pos="8640"/>
+        <w:tab w:val="clear" w:pos="720"/>
+        <w:tab w:val="right" w:pos="8640" w:leader="dot"/>
       </w:tabs>
       <w:ind w:left="1600"/>
     </w:pPr>
@@ -8260,8 +9052,8 @@
     <w:uiPriority w:val="11"/>
     <w:qFormat/>
     <w:pPr>
-      <w:widowControl w:val="0"/>
-      <w:spacing w:after="60"/>
+      <w:widowControl w:val="false"/>
+      <w:spacing w:before="0" w:after="60"/>
       <w:jc w:val="center"/>
     </w:pPr>
     <w:rPr>
@@ -8270,32 +9062,37 @@
       <w:sz w:val="36"/>
     </w:rPr>
   </w:style>
-  <w:style w:type="paragraph" w:customStyle="1" w:styleId="RevHistory">
+  <w:style w:type="paragraph" w:styleId="RevHistory" w:customStyle="1">
     <w:name w:val="RevHistory"/>
     <w:basedOn w:val="Normal"/>
     <w:qFormat/>
     <w:pPr>
       <w:pageBreakBefore/>
-      <w:widowControl w:val="0"/>
-      <w:spacing w:before="1280"/>
+      <w:widowControl w:val="false"/>
+      <w:spacing w:before="1280" w:after="0"/>
       <w:jc w:val="center"/>
     </w:pPr>
     <w:rPr>
       <w:sz w:val="36"/>
     </w:rPr>
   </w:style>
-  <w:style w:type="paragraph" w:customStyle="1" w:styleId="TableText">
+  <w:style w:type="paragraph" w:styleId="TableText" w:customStyle="1">
     <w:name w:val="Table Text"/>
     <w:qFormat/>
     <w:pPr>
-      <w:widowControl w:val="0"/>
+      <w:widowControl w:val="false"/>
+      <w:suppressAutoHyphens w:val="true"/>
+      <w:bidi w:val="0"/>
       <w:spacing w:before="40" w:after="40"/>
+      <w:jc w:val="left"/>
     </w:pPr>
     <w:rPr>
-      <w:rFonts w:ascii="Times New Roman" w:eastAsia="Times New Roman" w:hAnsi="Times New Roman" w:cs="Times New Roman"/>
+      <w:rFonts w:ascii="Times New Roman" w:hAnsi="Times New Roman" w:eastAsia="Times New Roman" w:cs="Times New Roman"/>
+      <w:color w:val="auto"/>
+      <w:kern w:val="0"/>
       <w:sz w:val="20"/>
       <w:szCs w:val="20"/>
-      <w:lang w:bidi="ar-SA"/>
+      <w:lang w:bidi="ar-SA" w:val="en-US" w:eastAsia="zh-CN"/>
     </w:rPr>
   </w:style>
   <w:style w:type="paragraph" w:styleId="BodyTextIndent">
@@ -8304,16 +9101,18 @@
     <w:pPr>
       <w:ind w:left="1440"/>
     </w:pPr>
+    <w:rPr/>
   </w:style>
-  <w:style w:type="paragraph" w:customStyle="1" w:styleId="TableContents">
+  <w:style w:type="paragraph" w:styleId="TableContents" w:customStyle="1">
     <w:name w:val="Table Contents"/>
     <w:basedOn w:val="Normal"/>
     <w:qFormat/>
     <w:pPr>
       <w:suppressLineNumbers/>
     </w:pPr>
+    <w:rPr/>
   </w:style>
-  <w:style w:type="paragraph" w:customStyle="1" w:styleId="TableHeading">
+  <w:style w:type="paragraph" w:styleId="TableHeading" w:customStyle="1">
     <w:name w:val="Table Heading"/>
     <w:basedOn w:val="TableContents"/>
     <w:qFormat/>
@@ -8325,39 +9124,45 @@
       <w:bCs/>
     </w:rPr>
   </w:style>
-  <w:style w:type="paragraph" w:customStyle="1" w:styleId="FrameContentsuser">
-    <w:name w:val="Frame Contents (user)"/>
+  <w:style w:type="paragraph" w:styleId="FrameContents" w:customStyle="1">
+    <w:name w:val="Frame Contents"/>
     <w:basedOn w:val="Normal"/>
     <w:qFormat/>
+    <w:pPr/>
+    <w:rPr/>
   </w:style>
-  <w:style w:type="paragraph" w:customStyle="1" w:styleId="HeaderLeftuser">
-    <w:name w:val="Header Left (user)"/>
+  <w:style w:type="paragraph" w:styleId="HeaderLeft" w:customStyle="1">
+    <w:name w:val="Header Left"/>
     <w:basedOn w:val="Normal"/>
     <w:qFormat/>
     <w:pPr>
       <w:suppressLineNumbers/>
       <w:tabs>
-        <w:tab w:val="center" w:pos="4320"/>
-        <w:tab w:val="right" w:pos="8640"/>
+        <w:tab w:val="clear" w:pos="720"/>
+        <w:tab w:val="center" w:pos="4320" w:leader="none"/>
+        <w:tab w:val="right" w:pos="8640" w:leader="none"/>
       </w:tabs>
     </w:pPr>
+    <w:rPr/>
   </w:style>
-  <w:style w:type="paragraph" w:customStyle="1" w:styleId="FrameContents">
-    <w:name w:val="Frame Contents"/>
+  <w:style w:type="paragraph" w:styleId="FrameContentsuser" w:customStyle="1">
+    <w:name w:val="Frame Contents (user)"/>
     <w:basedOn w:val="Normal"/>
     <w:qFormat/>
+    <w:pPr/>
+    <w:rPr/>
   </w:style>
-  <w:style w:type="paragraph" w:customStyle="1" w:styleId="Heading10">
+  <w:style w:type="paragraph" w:styleId="Heading10" w:customStyle="1">
     <w:name w:val="Heading 10"/>
     <w:basedOn w:val="Heading"/>
     <w:next w:val="BodyText"/>
     <w:qFormat/>
     <w:pPr>
       <w:tabs>
-        <w:tab w:val="num" w:pos="720"/>
+        <w:tab w:val="left" w:pos="720" w:leader="none"/>
       </w:tabs>
       <w:spacing w:before="60" w:after="60"/>
-      <w:ind w:left="6480" w:hanging="720"/>
+      <w:ind w:hanging="720" w:left="6480"/>
       <w:outlineLvl w:val="8"/>
     </w:pPr>
     <w:rPr>
@@ -8366,62 +9171,83 @@
       <w:szCs w:val="18"/>
     </w:rPr>
   </w:style>
-  <w:style w:type="numbering" w:customStyle="1" w:styleId="WW8Num1">
+  <w:style w:type="numbering" w:styleId="NoList" w:default="1">
+    <w:name w:val="No List"/>
+    <w:uiPriority w:val="99"/>
+    <w:semiHidden/>
+    <w:unhideWhenUsed/>
+    <w:qFormat/>
+  </w:style>
+  <w:style w:type="numbering" w:styleId="WW8Num1" w:customStyle="1">
     <w:name w:val="WW8Num1"/>
     <w:qFormat/>
+  </w:style>
+  <w:style w:type="table" w:default="1" w:styleId="TableNormal">
+    <w:name w:val="Normal Table"/>
+    <w:uiPriority w:val="99"/>
+    <w:semiHidden/>
+    <w:unhideWhenUsed/>
+    <w:tblPr>
+      <w:tblCellMar>
+        <w:top w:w="0" w:type="dxa"/>
+        <w:left w:w="108" w:type="dxa"/>
+        <w:bottom w:w="0" w:type="dxa"/>
+        <w:right w:w="108" w:type="dxa"/>
+      </w:tblCellMar>
+    </w:tblPr>
   </w:style>
 </w:styles>
 </file>
 
 <file path=word/theme/theme1.xml><?xml version="1.0" encoding="utf-8"?>
-<a:theme xmlns:a="http://schemas.openxmlformats.org/drawingml/2006/main" name="Office Theme">
+<a:theme xmlns:a="http://schemas.openxmlformats.org/drawingml/2006/main" xmlns:r="http://schemas.openxmlformats.org/officeDocument/2006/relationships" name="Office Theme">
   <a:themeElements>
     <a:clrScheme name="Office">
       <a:dk1>
         <a:srgbClr val="000000"/>
       </a:dk1>
       <a:lt1>
-        <a:srgbClr val="FFFFFF"/>
+        <a:srgbClr val="ffffff"/>
       </a:lt1>
       <a:dk2>
-        <a:srgbClr val="0E2841"/>
+        <a:srgbClr val="0e2841"/>
       </a:dk2>
       <a:lt2>
-        <a:srgbClr val="E8E8E8"/>
+        <a:srgbClr val="e8e8e8"/>
       </a:lt2>
       <a:accent1>
         <a:srgbClr val="156082"/>
       </a:accent1>
       <a:accent2>
-        <a:srgbClr val="E97132"/>
+        <a:srgbClr val="e97132"/>
       </a:accent2>
       <a:accent3>
-        <a:srgbClr val="196B24"/>
+        <a:srgbClr val="196b24"/>
       </a:accent3>
       <a:accent4>
-        <a:srgbClr val="0F9ED5"/>
+        <a:srgbClr val="0f9ed5"/>
       </a:accent4>
       <a:accent5>
-        <a:srgbClr val="A02B93"/>
+        <a:srgbClr val="a02b93"/>
       </a:accent5>
       <a:accent6>
-        <a:srgbClr val="4EA72E"/>
+        <a:srgbClr val="4ea72e"/>
       </a:accent6>
       <a:hlink>
         <a:srgbClr val="467886"/>
       </a:hlink>
       <a:folHlink>
-        <a:srgbClr val="96607D"/>
+        <a:srgbClr val="96607d"/>
       </a:folHlink>
     </a:clrScheme>
     <a:fontScheme name="Office">
       <a:majorFont>
-        <a:latin typeface="Aptos Display" panose="02110004020202020204"/>
+        <a:latin typeface="Aptos Display" panose="02110004020202020204" pitchFamily="0" charset="1"/>
         <a:ea typeface=""/>
         <a:cs typeface=""/>
       </a:majorFont>
       <a:minorFont>
-        <a:latin typeface="Aptos" panose="02110004020202020204"/>
+        <a:latin typeface="Aptos" panose="02110004020202020204" pitchFamily="0" charset="1"/>
         <a:ea typeface=""/>
         <a:cs typeface=""/>
       </a:minorFont>
@@ -8453,7 +9279,7 @@
             </a:gs>
           </a:gsLst>
           <a:lin ang="5400000" scaled="0"/>
-          <a:tileRect/>
+          <a:tileRect l="0" t="0" r="0" b="0"/>
         </a:gradFill>
         <a:gradFill>
           <a:gsLst>
@@ -8477,7 +9303,7 @@
             </a:gs>
           </a:gsLst>
           <a:lin ang="5400000" scaled="0"/>
-          <a:tileRect/>
+          <a:tileRect l="0" t="0" r="0" b="0"/>
         </a:gradFill>
       </a:fillStyleLst>
       <a:lnStyleLst>
@@ -8537,12 +9363,10 @@
             </a:gs>
           </a:gsLst>
           <a:lin ang="5400000" scaled="0"/>
-          <a:tileRect/>
+          <a:tileRect l="0" t="0" r="0" b="0"/>
         </a:gradFill>
       </a:bgFillStyleLst>
     </a:fmtScheme>
   </a:themeElements>
-  <a:objectDefaults/>
-  <a:extraClrSchemeLst/>
 </a:theme>
 </file>
--- a/Documentation/Phase 2/CS 401 - Group 2 - SDD Doc.docx
+++ b/Documentation/Phase 2/CS 401 - Group 2 - SDD Doc.docx
@@ -2047,6 +2047,7 @@
               <w:rFonts w:asciiTheme="minorHAnsi" w:eastAsiaTheme="minorEastAsia" w:hAnsiTheme="minorHAnsi" w:cstheme="minorBidi"/>
               <w:b w:val="0"/>
               <w:caps w:val="0"/>
+              <w:noProof/>
               <w:kern w:val="2"/>
               <w:sz w:val="24"/>
               <w:szCs w:val="24"/>
@@ -2071,20 +2072,21 @@
             </w:rPr>
             <w:fldChar w:fldCharType="separate"/>
           </w:r>
-          <w:hyperlink w:anchor="_Toc226573989">
-            <w:r>
-              <w:rPr>
-                <w:rStyle w:val="IndexLink"/>
+          <w:hyperlink w:anchor="_Toc226576867" w:history="1">
+            <w:r>
+              <w:rPr>
+                <w:rStyle w:val="Hyperlink"/>
+                <w:noProof/>
                 <w:lang w:bidi="en-US"/>
               </w:rPr>
               <w:t>1.</w:t>
             </w:r>
             <w:r>
               <w:rPr>
-                <w:rStyle w:val="IndexLink"/>
                 <w:rFonts w:asciiTheme="minorHAnsi" w:eastAsiaTheme="minorEastAsia" w:hAnsiTheme="minorHAnsi" w:cstheme="minorBidi"/>
                 <w:b w:val="0"/>
                 <w:caps w:val="0"/>
+                <w:noProof/>
                 <w:kern w:val="2"/>
                 <w:sz w:val="24"/>
                 <w:szCs w:val="24"/>
@@ -2095,43 +2097,2003 @@
             </w:r>
             <w:r>
               <w:rPr>
-                <w:webHidden/>
+                <w:rStyle w:val="Hyperlink"/>
+                <w:noProof/>
+              </w:rPr>
+              <w:t>Introduction</w:t>
+            </w:r>
+            <w:r>
+              <w:rPr>
+                <w:noProof/>
+              </w:rPr>
+              <w:tab/>
+            </w:r>
+            <w:r>
+              <w:rPr>
+                <w:noProof/>
               </w:rPr>
               <w:fldChar w:fldCharType="begin"/>
             </w:r>
             <w:r>
               <w:rPr>
-                <w:webHidden/>
-              </w:rPr>
-              <w:instrText>PAGEREF _Toc226573989 \h</w:instrText>
-            </w:r>
-            <w:r>
-              <w:rPr>
-                <w:webHidden/>
-              </w:rPr>
-            </w:r>
-            <w:r>
-              <w:rPr>
-                <w:webHidden/>
+                <w:noProof/>
+              </w:rPr>
+              <w:instrText xml:space="preserve"> PAGEREF _Toc226576867 \h </w:instrText>
+            </w:r>
+            <w:r>
+              <w:rPr>
+                <w:noProof/>
+              </w:rPr>
+            </w:r>
+            <w:r>
+              <w:rPr>
+                <w:noProof/>
               </w:rPr>
               <w:fldChar w:fldCharType="separate"/>
             </w:r>
             <w:r>
               <w:rPr>
-                <w:rStyle w:val="IndexLink"/>
-              </w:rPr>
-              <w:t>Introduction</w:t>
-            </w:r>
-            <w:r>
-              <w:rPr>
-                <w:rStyle w:val="IndexLink"/>
+                <w:noProof/>
+              </w:rPr>
+              <w:t>iv</w:t>
+            </w:r>
+            <w:r>
+              <w:rPr>
+                <w:noProof/>
+              </w:rPr>
+              <w:fldChar w:fldCharType="end"/>
+            </w:r>
+          </w:hyperlink>
+        </w:p>
+        <w:p>
+          <w:pPr>
+            <w:pStyle w:val="TOC2"/>
+            <w:tabs>
+              <w:tab w:val="left" w:pos="800"/>
+            </w:tabs>
+            <w:rPr>
+              <w:rFonts w:asciiTheme="minorHAnsi" w:eastAsiaTheme="minorEastAsia" w:hAnsiTheme="minorHAnsi" w:cstheme="minorBidi"/>
+              <w:smallCaps w:val="0"/>
+              <w:noProof/>
+              <w:kern w:val="2"/>
+              <w:sz w:val="24"/>
+              <w:szCs w:val="24"/>
+              <w:lang w:eastAsia="en-US"/>
+              <w14:ligatures w14:val="standardContextual"/>
+            </w:rPr>
+          </w:pPr>
+          <w:hyperlink w:anchor="_Toc226576868" w:history="1">
+            <w:r>
+              <w:rPr>
+                <w:rStyle w:val="Hyperlink"/>
+                <w:noProof/>
+              </w:rPr>
+              <w:t>1.1.</w:t>
+            </w:r>
+            <w:r>
+              <w:rPr>
+                <w:rFonts w:asciiTheme="minorHAnsi" w:eastAsiaTheme="minorEastAsia" w:hAnsiTheme="minorHAnsi" w:cstheme="minorBidi"/>
+                <w:smallCaps w:val="0"/>
+                <w:noProof/>
+                <w:kern w:val="2"/>
+                <w:sz w:val="24"/>
+                <w:szCs w:val="24"/>
+                <w:lang w:eastAsia="en-US"/>
+                <w14:ligatures w14:val="standardContextual"/>
               </w:rPr>
               <w:tab/>
+            </w:r>
+            <w:r>
+              <w:rPr>
+                <w:rStyle w:val="Hyperlink"/>
+                <w:noProof/>
+              </w:rPr>
+              <w:t>Scope</w:t>
+            </w:r>
+            <w:r>
+              <w:rPr>
+                <w:noProof/>
+              </w:rPr>
+              <w:tab/>
+            </w:r>
+            <w:r>
+              <w:rPr>
+                <w:noProof/>
+              </w:rPr>
+              <w:fldChar w:fldCharType="begin"/>
+            </w:r>
+            <w:r>
+              <w:rPr>
+                <w:noProof/>
+              </w:rPr>
+              <w:instrText xml:space="preserve"> PAGEREF _Toc226576868 \h </w:instrText>
+            </w:r>
+            <w:r>
+              <w:rPr>
+                <w:noProof/>
+              </w:rPr>
+            </w:r>
+            <w:r>
+              <w:rPr>
+                <w:noProof/>
+              </w:rPr>
+              <w:fldChar w:fldCharType="separate"/>
+            </w:r>
+            <w:r>
+              <w:rPr>
+                <w:noProof/>
+              </w:rPr>
               <w:t>iv</w:t>
             </w:r>
             <w:r>
               <w:rPr>
-                <w:webHidden/>
+                <w:noProof/>
+              </w:rPr>
+              <w:fldChar w:fldCharType="end"/>
+            </w:r>
+          </w:hyperlink>
+        </w:p>
+        <w:p>
+          <w:pPr>
+            <w:pStyle w:val="TOC2"/>
+            <w:tabs>
+              <w:tab w:val="left" w:pos="800"/>
+            </w:tabs>
+            <w:rPr>
+              <w:rFonts w:asciiTheme="minorHAnsi" w:eastAsiaTheme="minorEastAsia" w:hAnsiTheme="minorHAnsi" w:cstheme="minorBidi"/>
+              <w:smallCaps w:val="0"/>
+              <w:noProof/>
+              <w:kern w:val="2"/>
+              <w:sz w:val="24"/>
+              <w:szCs w:val="24"/>
+              <w:lang w:eastAsia="en-US"/>
+              <w14:ligatures w14:val="standardContextual"/>
+            </w:rPr>
+          </w:pPr>
+          <w:hyperlink w:anchor="_Toc226576869" w:history="1">
+            <w:r>
+              <w:rPr>
+                <w:rStyle w:val="Hyperlink"/>
+                <w:noProof/>
+              </w:rPr>
+              <w:t>1.1.</w:t>
+            </w:r>
+            <w:r>
+              <w:rPr>
+                <w:rFonts w:asciiTheme="minorHAnsi" w:eastAsiaTheme="minorEastAsia" w:hAnsiTheme="minorHAnsi" w:cstheme="minorBidi"/>
+                <w:smallCaps w:val="0"/>
+                <w:noProof/>
+                <w:kern w:val="2"/>
+                <w:sz w:val="24"/>
+                <w:szCs w:val="24"/>
+                <w:lang w:eastAsia="en-US"/>
+                <w14:ligatures w14:val="standardContextual"/>
+              </w:rPr>
+              <w:tab/>
+            </w:r>
+            <w:r>
+              <w:rPr>
+                <w:rStyle w:val="Hyperlink"/>
+                <w:noProof/>
+              </w:rPr>
+              <w:t>Definitions, Acronyms, Abbreviations</w:t>
+            </w:r>
+            <w:r>
+              <w:rPr>
+                <w:noProof/>
+              </w:rPr>
+              <w:tab/>
+            </w:r>
+            <w:r>
+              <w:rPr>
+                <w:noProof/>
+              </w:rPr>
+              <w:fldChar w:fldCharType="begin"/>
+            </w:r>
+            <w:r>
+              <w:rPr>
+                <w:noProof/>
+              </w:rPr>
+              <w:instrText xml:space="preserve"> PAGEREF _Toc226576869 \h </w:instrText>
+            </w:r>
+            <w:r>
+              <w:rPr>
+                <w:noProof/>
+              </w:rPr>
+            </w:r>
+            <w:r>
+              <w:rPr>
+                <w:noProof/>
+              </w:rPr>
+              <w:fldChar w:fldCharType="separate"/>
+            </w:r>
+            <w:r>
+              <w:rPr>
+                <w:noProof/>
+              </w:rPr>
+              <w:t>iv</w:t>
+            </w:r>
+            <w:r>
+              <w:rPr>
+                <w:noProof/>
+              </w:rPr>
+              <w:fldChar w:fldCharType="end"/>
+            </w:r>
+          </w:hyperlink>
+        </w:p>
+        <w:p>
+          <w:pPr>
+            <w:pStyle w:val="TOC2"/>
+            <w:tabs>
+              <w:tab w:val="left" w:pos="800"/>
+            </w:tabs>
+            <w:rPr>
+              <w:rFonts w:asciiTheme="minorHAnsi" w:eastAsiaTheme="minorEastAsia" w:hAnsiTheme="minorHAnsi" w:cstheme="minorBidi"/>
+              <w:smallCaps w:val="0"/>
+              <w:noProof/>
+              <w:kern w:val="2"/>
+              <w:sz w:val="24"/>
+              <w:szCs w:val="24"/>
+              <w:lang w:eastAsia="en-US"/>
+              <w14:ligatures w14:val="standardContextual"/>
+            </w:rPr>
+          </w:pPr>
+          <w:hyperlink w:anchor="_Toc226576870" w:history="1">
+            <w:r>
+              <w:rPr>
+                <w:rStyle w:val="Hyperlink"/>
+                <w:noProof/>
+              </w:rPr>
+              <w:t>1.2.</w:t>
+            </w:r>
+            <w:r>
+              <w:rPr>
+                <w:rFonts w:asciiTheme="minorHAnsi" w:eastAsiaTheme="minorEastAsia" w:hAnsiTheme="minorHAnsi" w:cstheme="minorBidi"/>
+                <w:smallCaps w:val="0"/>
+                <w:noProof/>
+                <w:kern w:val="2"/>
+                <w:sz w:val="24"/>
+                <w:szCs w:val="24"/>
+                <w:lang w:eastAsia="en-US"/>
+                <w14:ligatures w14:val="standardContextual"/>
+              </w:rPr>
+              <w:tab/>
+            </w:r>
+            <w:r>
+              <w:rPr>
+                <w:rStyle w:val="Hyperlink"/>
+                <w:noProof/>
+              </w:rPr>
+              <w:t>Overview</w:t>
+            </w:r>
+            <w:r>
+              <w:rPr>
+                <w:noProof/>
+              </w:rPr>
+              <w:tab/>
+            </w:r>
+            <w:r>
+              <w:rPr>
+                <w:noProof/>
+              </w:rPr>
+              <w:fldChar w:fldCharType="begin"/>
+            </w:r>
+            <w:r>
+              <w:rPr>
+                <w:noProof/>
+              </w:rPr>
+              <w:instrText xml:space="preserve"> PAGEREF _Toc226576870 \h </w:instrText>
+            </w:r>
+            <w:r>
+              <w:rPr>
+                <w:noProof/>
+              </w:rPr>
+            </w:r>
+            <w:r>
+              <w:rPr>
+                <w:noProof/>
+              </w:rPr>
+              <w:fldChar w:fldCharType="separate"/>
+            </w:r>
+            <w:r>
+              <w:rPr>
+                <w:noProof/>
+              </w:rPr>
+              <w:t>v</w:t>
+            </w:r>
+            <w:r>
+              <w:rPr>
+                <w:noProof/>
+              </w:rPr>
+              <w:fldChar w:fldCharType="end"/>
+            </w:r>
+          </w:hyperlink>
+        </w:p>
+        <w:p>
+          <w:pPr>
+            <w:pStyle w:val="TOC1"/>
+            <w:tabs>
+              <w:tab w:val="left" w:pos="400"/>
+            </w:tabs>
+            <w:rPr>
+              <w:rFonts w:asciiTheme="minorHAnsi" w:eastAsiaTheme="minorEastAsia" w:hAnsiTheme="minorHAnsi" w:cstheme="minorBidi"/>
+              <w:b w:val="0"/>
+              <w:caps w:val="0"/>
+              <w:noProof/>
+              <w:kern w:val="2"/>
+              <w:sz w:val="24"/>
+              <w:szCs w:val="24"/>
+              <w:lang w:eastAsia="en-US"/>
+              <w14:ligatures w14:val="standardContextual"/>
+            </w:rPr>
+          </w:pPr>
+          <w:hyperlink w:anchor="_Toc226576871" w:history="1">
+            <w:r>
+              <w:rPr>
+                <w:rStyle w:val="Hyperlink"/>
+                <w:noProof/>
+                <w:lang w:bidi="en-US"/>
+              </w:rPr>
+              <w:t>2.</w:t>
+            </w:r>
+            <w:r>
+              <w:rPr>
+                <w:rFonts w:asciiTheme="minorHAnsi" w:eastAsiaTheme="minorEastAsia" w:hAnsiTheme="minorHAnsi" w:cstheme="minorBidi"/>
+                <w:b w:val="0"/>
+                <w:caps w:val="0"/>
+                <w:noProof/>
+                <w:kern w:val="2"/>
+                <w:sz w:val="24"/>
+                <w:szCs w:val="24"/>
+                <w:lang w:eastAsia="en-US"/>
+                <w14:ligatures w14:val="standardContextual"/>
+              </w:rPr>
+              <w:tab/>
+            </w:r>
+            <w:r>
+              <w:rPr>
+                <w:rStyle w:val="Hyperlink"/>
+                <w:noProof/>
+              </w:rPr>
+              <w:t>Architecture</w:t>
+            </w:r>
+            <w:r>
+              <w:rPr>
+                <w:noProof/>
+              </w:rPr>
+              <w:tab/>
+            </w:r>
+            <w:r>
+              <w:rPr>
+                <w:noProof/>
+              </w:rPr>
+              <w:fldChar w:fldCharType="begin"/>
+            </w:r>
+            <w:r>
+              <w:rPr>
+                <w:noProof/>
+              </w:rPr>
+              <w:instrText xml:space="preserve"> PAGEREF _Toc226576871 \h </w:instrText>
+            </w:r>
+            <w:r>
+              <w:rPr>
+                <w:noProof/>
+              </w:rPr>
+            </w:r>
+            <w:r>
+              <w:rPr>
+                <w:noProof/>
+              </w:rPr>
+              <w:fldChar w:fldCharType="separate"/>
+            </w:r>
+            <w:r>
+              <w:rPr>
+                <w:noProof/>
+              </w:rPr>
+              <w:t>vi</w:t>
+            </w:r>
+            <w:r>
+              <w:rPr>
+                <w:noProof/>
+              </w:rPr>
+              <w:fldChar w:fldCharType="end"/>
+            </w:r>
+          </w:hyperlink>
+        </w:p>
+        <w:p>
+          <w:pPr>
+            <w:pStyle w:val="TOC2"/>
+            <w:tabs>
+              <w:tab w:val="left" w:pos="800"/>
+            </w:tabs>
+            <w:rPr>
+              <w:rFonts w:asciiTheme="minorHAnsi" w:eastAsiaTheme="minorEastAsia" w:hAnsiTheme="minorHAnsi" w:cstheme="minorBidi"/>
+              <w:smallCaps w:val="0"/>
+              <w:noProof/>
+              <w:kern w:val="2"/>
+              <w:sz w:val="24"/>
+              <w:szCs w:val="24"/>
+              <w:lang w:eastAsia="en-US"/>
+              <w14:ligatures w14:val="standardContextual"/>
+            </w:rPr>
+          </w:pPr>
+          <w:hyperlink w:anchor="_Toc226576872" w:history="1">
+            <w:r>
+              <w:rPr>
+                <w:rStyle w:val="Hyperlink"/>
+                <w:noProof/>
+              </w:rPr>
+              <w:t>2.1.</w:t>
+            </w:r>
+            <w:r>
+              <w:rPr>
+                <w:rFonts w:asciiTheme="minorHAnsi" w:eastAsiaTheme="minorEastAsia" w:hAnsiTheme="minorHAnsi" w:cstheme="minorBidi"/>
+                <w:smallCaps w:val="0"/>
+                <w:noProof/>
+                <w:kern w:val="2"/>
+                <w:sz w:val="24"/>
+                <w:szCs w:val="24"/>
+                <w:lang w:eastAsia="en-US"/>
+                <w14:ligatures w14:val="standardContextual"/>
+              </w:rPr>
+              <w:tab/>
+            </w:r>
+            <w:r>
+              <w:rPr>
+                <w:rStyle w:val="Hyperlink"/>
+                <w:noProof/>
+              </w:rPr>
+              <w:t>Overview</w:t>
+            </w:r>
+            <w:r>
+              <w:rPr>
+                <w:noProof/>
+              </w:rPr>
+              <w:tab/>
+            </w:r>
+            <w:r>
+              <w:rPr>
+                <w:noProof/>
+              </w:rPr>
+              <w:fldChar w:fldCharType="begin"/>
+            </w:r>
+            <w:r>
+              <w:rPr>
+                <w:noProof/>
+              </w:rPr>
+              <w:instrText xml:space="preserve"> PAGEREF _Toc226576872 \h </w:instrText>
+            </w:r>
+            <w:r>
+              <w:rPr>
+                <w:noProof/>
+              </w:rPr>
+            </w:r>
+            <w:r>
+              <w:rPr>
+                <w:noProof/>
+              </w:rPr>
+              <w:fldChar w:fldCharType="separate"/>
+            </w:r>
+            <w:r>
+              <w:rPr>
+                <w:noProof/>
+              </w:rPr>
+              <w:t>vi</w:t>
+            </w:r>
+            <w:r>
+              <w:rPr>
+                <w:noProof/>
+              </w:rPr>
+              <w:fldChar w:fldCharType="end"/>
+            </w:r>
+          </w:hyperlink>
+        </w:p>
+        <w:p>
+          <w:pPr>
+            <w:pStyle w:val="TOC2"/>
+            <w:tabs>
+              <w:tab w:val="left" w:pos="800"/>
+            </w:tabs>
+            <w:rPr>
+              <w:rFonts w:asciiTheme="minorHAnsi" w:eastAsiaTheme="minorEastAsia" w:hAnsiTheme="minorHAnsi" w:cstheme="minorBidi"/>
+              <w:smallCaps w:val="0"/>
+              <w:noProof/>
+              <w:kern w:val="2"/>
+              <w:sz w:val="24"/>
+              <w:szCs w:val="24"/>
+              <w:lang w:eastAsia="en-US"/>
+              <w14:ligatures w14:val="standardContextual"/>
+            </w:rPr>
+          </w:pPr>
+          <w:hyperlink w:anchor="_Toc226576873" w:history="1">
+            <w:r>
+              <w:rPr>
+                <w:rStyle w:val="Hyperlink"/>
+                <w:noProof/>
+              </w:rPr>
+              <w:t>2.2.</w:t>
+            </w:r>
+            <w:r>
+              <w:rPr>
+                <w:rFonts w:asciiTheme="minorHAnsi" w:eastAsiaTheme="minorEastAsia" w:hAnsiTheme="minorHAnsi" w:cstheme="minorBidi"/>
+                <w:smallCaps w:val="0"/>
+                <w:noProof/>
+                <w:kern w:val="2"/>
+                <w:sz w:val="24"/>
+                <w:szCs w:val="24"/>
+                <w:lang w:eastAsia="en-US"/>
+                <w14:ligatures w14:val="standardContextual"/>
+              </w:rPr>
+              <w:tab/>
+            </w:r>
+            <w:r>
+              <w:rPr>
+                <w:rStyle w:val="Hyperlink"/>
+                <w:noProof/>
+              </w:rPr>
+              <w:t>Networking</w:t>
+            </w:r>
+            <w:r>
+              <w:rPr>
+                <w:noProof/>
+              </w:rPr>
+              <w:tab/>
+            </w:r>
+            <w:r>
+              <w:rPr>
+                <w:noProof/>
+              </w:rPr>
+              <w:fldChar w:fldCharType="begin"/>
+            </w:r>
+            <w:r>
+              <w:rPr>
+                <w:noProof/>
+              </w:rPr>
+              <w:instrText xml:space="preserve"> PAGEREF _Toc226576873 \h </w:instrText>
+            </w:r>
+            <w:r>
+              <w:rPr>
+                <w:noProof/>
+              </w:rPr>
+            </w:r>
+            <w:r>
+              <w:rPr>
+                <w:noProof/>
+              </w:rPr>
+              <w:fldChar w:fldCharType="separate"/>
+            </w:r>
+            <w:r>
+              <w:rPr>
+                <w:noProof/>
+              </w:rPr>
+              <w:t>vi</w:t>
+            </w:r>
+            <w:r>
+              <w:rPr>
+                <w:noProof/>
+              </w:rPr>
+              <w:fldChar w:fldCharType="end"/>
+            </w:r>
+          </w:hyperlink>
+        </w:p>
+        <w:p>
+          <w:pPr>
+            <w:pStyle w:val="TOC2"/>
+            <w:tabs>
+              <w:tab w:val="left" w:pos="800"/>
+            </w:tabs>
+            <w:rPr>
+              <w:rFonts w:asciiTheme="minorHAnsi" w:eastAsiaTheme="minorEastAsia" w:hAnsiTheme="minorHAnsi" w:cstheme="minorBidi"/>
+              <w:smallCaps w:val="0"/>
+              <w:noProof/>
+              <w:kern w:val="2"/>
+              <w:sz w:val="24"/>
+              <w:szCs w:val="24"/>
+              <w:lang w:eastAsia="en-US"/>
+              <w14:ligatures w14:val="standardContextual"/>
+            </w:rPr>
+          </w:pPr>
+          <w:hyperlink w:anchor="_Toc226576874" w:history="1">
+            <w:r>
+              <w:rPr>
+                <w:rStyle w:val="Hyperlink"/>
+                <w:noProof/>
+              </w:rPr>
+              <w:t>2.3.</w:t>
+            </w:r>
+            <w:r>
+              <w:rPr>
+                <w:rFonts w:asciiTheme="minorHAnsi" w:eastAsiaTheme="minorEastAsia" w:hAnsiTheme="minorHAnsi" w:cstheme="minorBidi"/>
+                <w:smallCaps w:val="0"/>
+                <w:noProof/>
+                <w:kern w:val="2"/>
+                <w:sz w:val="24"/>
+                <w:szCs w:val="24"/>
+                <w:lang w:eastAsia="en-US"/>
+                <w14:ligatures w14:val="standardContextual"/>
+              </w:rPr>
+              <w:tab/>
+            </w:r>
+            <w:r>
+              <w:rPr>
+                <w:rStyle w:val="Hyperlink"/>
+                <w:noProof/>
+              </w:rPr>
+              <w:t>Messaging</w:t>
+            </w:r>
+            <w:r>
+              <w:rPr>
+                <w:noProof/>
+              </w:rPr>
+              <w:tab/>
+            </w:r>
+            <w:r>
+              <w:rPr>
+                <w:noProof/>
+              </w:rPr>
+              <w:fldChar w:fldCharType="begin"/>
+            </w:r>
+            <w:r>
+              <w:rPr>
+                <w:noProof/>
+              </w:rPr>
+              <w:instrText xml:space="preserve"> PAGEREF _Toc226576874 \h </w:instrText>
+            </w:r>
+            <w:r>
+              <w:rPr>
+                <w:noProof/>
+              </w:rPr>
+            </w:r>
+            <w:r>
+              <w:rPr>
+                <w:noProof/>
+              </w:rPr>
+              <w:fldChar w:fldCharType="separate"/>
+            </w:r>
+            <w:r>
+              <w:rPr>
+                <w:noProof/>
+              </w:rPr>
+              <w:t>vi</w:t>
+            </w:r>
+            <w:r>
+              <w:rPr>
+                <w:noProof/>
+              </w:rPr>
+              <w:fldChar w:fldCharType="end"/>
+            </w:r>
+          </w:hyperlink>
+        </w:p>
+        <w:p>
+          <w:pPr>
+            <w:pStyle w:val="TOC2"/>
+            <w:tabs>
+              <w:tab w:val="left" w:pos="800"/>
+            </w:tabs>
+            <w:rPr>
+              <w:rFonts w:asciiTheme="minorHAnsi" w:eastAsiaTheme="minorEastAsia" w:hAnsiTheme="minorHAnsi" w:cstheme="minorBidi"/>
+              <w:smallCaps w:val="0"/>
+              <w:noProof/>
+              <w:kern w:val="2"/>
+              <w:sz w:val="24"/>
+              <w:szCs w:val="24"/>
+              <w:lang w:eastAsia="en-US"/>
+              <w14:ligatures w14:val="standardContextual"/>
+            </w:rPr>
+          </w:pPr>
+          <w:hyperlink w:anchor="_Toc226576875" w:history="1">
+            <w:r>
+              <w:rPr>
+                <w:rStyle w:val="Hyperlink"/>
+                <w:noProof/>
+              </w:rPr>
+              <w:t>2.4.</w:t>
+            </w:r>
+            <w:r>
+              <w:rPr>
+                <w:rFonts w:asciiTheme="minorHAnsi" w:eastAsiaTheme="minorEastAsia" w:hAnsiTheme="minorHAnsi" w:cstheme="minorBidi"/>
+                <w:smallCaps w:val="0"/>
+                <w:noProof/>
+                <w:kern w:val="2"/>
+                <w:sz w:val="24"/>
+                <w:szCs w:val="24"/>
+                <w:lang w:eastAsia="en-US"/>
+                <w14:ligatures w14:val="standardContextual"/>
+              </w:rPr>
+              <w:tab/>
+            </w:r>
+            <w:r>
+              <w:rPr>
+                <w:rStyle w:val="Hyperlink"/>
+                <w:noProof/>
+              </w:rPr>
+              <w:t>Server</w:t>
+            </w:r>
+            <w:r>
+              <w:rPr>
+                <w:noProof/>
+              </w:rPr>
+              <w:tab/>
+            </w:r>
+            <w:r>
+              <w:rPr>
+                <w:noProof/>
+              </w:rPr>
+              <w:fldChar w:fldCharType="begin"/>
+            </w:r>
+            <w:r>
+              <w:rPr>
+                <w:noProof/>
+              </w:rPr>
+              <w:instrText xml:space="preserve"> PAGEREF _Toc226576875 \h </w:instrText>
+            </w:r>
+            <w:r>
+              <w:rPr>
+                <w:noProof/>
+              </w:rPr>
+            </w:r>
+            <w:r>
+              <w:rPr>
+                <w:noProof/>
+              </w:rPr>
+              <w:fldChar w:fldCharType="separate"/>
+            </w:r>
+            <w:r>
+              <w:rPr>
+                <w:noProof/>
+              </w:rPr>
+              <w:t>vi</w:t>
+            </w:r>
+            <w:r>
+              <w:rPr>
+                <w:noProof/>
+              </w:rPr>
+              <w:fldChar w:fldCharType="end"/>
+            </w:r>
+          </w:hyperlink>
+        </w:p>
+        <w:p>
+          <w:pPr>
+            <w:pStyle w:val="TOC2"/>
+            <w:tabs>
+              <w:tab w:val="left" w:pos="800"/>
+            </w:tabs>
+            <w:rPr>
+              <w:rFonts w:asciiTheme="minorHAnsi" w:eastAsiaTheme="minorEastAsia" w:hAnsiTheme="minorHAnsi" w:cstheme="minorBidi"/>
+              <w:smallCaps w:val="0"/>
+              <w:noProof/>
+              <w:kern w:val="2"/>
+              <w:sz w:val="24"/>
+              <w:szCs w:val="24"/>
+              <w:lang w:eastAsia="en-US"/>
+              <w14:ligatures w14:val="standardContextual"/>
+            </w:rPr>
+          </w:pPr>
+          <w:hyperlink w:anchor="_Toc226576876" w:history="1">
+            <w:r>
+              <w:rPr>
+                <w:rStyle w:val="Hyperlink"/>
+                <w:noProof/>
+              </w:rPr>
+              <w:t>2.5.</w:t>
+            </w:r>
+            <w:r>
+              <w:rPr>
+                <w:rFonts w:asciiTheme="minorHAnsi" w:eastAsiaTheme="minorEastAsia" w:hAnsiTheme="minorHAnsi" w:cstheme="minorBidi"/>
+                <w:smallCaps w:val="0"/>
+                <w:noProof/>
+                <w:kern w:val="2"/>
+                <w:sz w:val="24"/>
+                <w:szCs w:val="24"/>
+                <w:lang w:eastAsia="en-US"/>
+                <w14:ligatures w14:val="standardContextual"/>
+              </w:rPr>
+              <w:tab/>
+            </w:r>
+            <w:r>
+              <w:rPr>
+                <w:rStyle w:val="Hyperlink"/>
+                <w:noProof/>
+              </w:rPr>
+              <w:t>Client</w:t>
+            </w:r>
+            <w:r>
+              <w:rPr>
+                <w:noProof/>
+              </w:rPr>
+              <w:tab/>
+            </w:r>
+            <w:r>
+              <w:rPr>
+                <w:noProof/>
+              </w:rPr>
+              <w:fldChar w:fldCharType="begin"/>
+            </w:r>
+            <w:r>
+              <w:rPr>
+                <w:noProof/>
+              </w:rPr>
+              <w:instrText xml:space="preserve"> PAGEREF _Toc226576876 \h </w:instrText>
+            </w:r>
+            <w:r>
+              <w:rPr>
+                <w:noProof/>
+              </w:rPr>
+            </w:r>
+            <w:r>
+              <w:rPr>
+                <w:noProof/>
+              </w:rPr>
+              <w:fldChar w:fldCharType="separate"/>
+            </w:r>
+            <w:r>
+              <w:rPr>
+                <w:noProof/>
+              </w:rPr>
+              <w:t>vii</w:t>
+            </w:r>
+            <w:r>
+              <w:rPr>
+                <w:noProof/>
+              </w:rPr>
+              <w:fldChar w:fldCharType="end"/>
+            </w:r>
+          </w:hyperlink>
+        </w:p>
+        <w:p>
+          <w:pPr>
+            <w:pStyle w:val="TOC1"/>
+            <w:tabs>
+              <w:tab w:val="left" w:pos="400"/>
+            </w:tabs>
+            <w:rPr>
+              <w:rFonts w:asciiTheme="minorHAnsi" w:eastAsiaTheme="minorEastAsia" w:hAnsiTheme="minorHAnsi" w:cstheme="minorBidi"/>
+              <w:b w:val="0"/>
+              <w:caps w:val="0"/>
+              <w:noProof/>
+              <w:kern w:val="2"/>
+              <w:sz w:val="24"/>
+              <w:szCs w:val="24"/>
+              <w:lang w:eastAsia="en-US"/>
+              <w14:ligatures w14:val="standardContextual"/>
+            </w:rPr>
+          </w:pPr>
+          <w:hyperlink w:anchor="_Toc226576877" w:history="1">
+            <w:r>
+              <w:rPr>
+                <w:rStyle w:val="Hyperlink"/>
+                <w:noProof/>
+                <w:lang w:bidi="en-US"/>
+              </w:rPr>
+              <w:t>3.</w:t>
+            </w:r>
+            <w:r>
+              <w:rPr>
+                <w:rFonts w:asciiTheme="minorHAnsi" w:eastAsiaTheme="minorEastAsia" w:hAnsiTheme="minorHAnsi" w:cstheme="minorBidi"/>
+                <w:b w:val="0"/>
+                <w:caps w:val="0"/>
+                <w:noProof/>
+                <w:kern w:val="2"/>
+                <w:sz w:val="24"/>
+                <w:szCs w:val="24"/>
+                <w:lang w:eastAsia="en-US"/>
+                <w14:ligatures w14:val="standardContextual"/>
+              </w:rPr>
+              <w:tab/>
+            </w:r>
+            <w:r>
+              <w:rPr>
+                <w:rStyle w:val="Hyperlink"/>
+                <w:noProof/>
+              </w:rPr>
+              <w:t>System Interface Design</w:t>
+            </w:r>
+            <w:r>
+              <w:rPr>
+                <w:noProof/>
+              </w:rPr>
+              <w:tab/>
+            </w:r>
+            <w:r>
+              <w:rPr>
+                <w:noProof/>
+              </w:rPr>
+              <w:fldChar w:fldCharType="begin"/>
+            </w:r>
+            <w:r>
+              <w:rPr>
+                <w:noProof/>
+              </w:rPr>
+              <w:instrText xml:space="preserve"> PAGEREF _Toc226576877 \h </w:instrText>
+            </w:r>
+            <w:r>
+              <w:rPr>
+                <w:noProof/>
+              </w:rPr>
+            </w:r>
+            <w:r>
+              <w:rPr>
+                <w:noProof/>
+              </w:rPr>
+              <w:fldChar w:fldCharType="separate"/>
+            </w:r>
+            <w:r>
+              <w:rPr>
+                <w:noProof/>
+              </w:rPr>
+              <w:t>ix</w:t>
+            </w:r>
+            <w:r>
+              <w:rPr>
+                <w:noProof/>
+              </w:rPr>
+              <w:fldChar w:fldCharType="end"/>
+            </w:r>
+          </w:hyperlink>
+        </w:p>
+        <w:p>
+          <w:pPr>
+            <w:pStyle w:val="TOC2"/>
+            <w:tabs>
+              <w:tab w:val="left" w:pos="800"/>
+            </w:tabs>
+            <w:rPr>
+              <w:rFonts w:asciiTheme="minorHAnsi" w:eastAsiaTheme="minorEastAsia" w:hAnsiTheme="minorHAnsi" w:cstheme="minorBidi"/>
+              <w:smallCaps w:val="0"/>
+              <w:noProof/>
+              <w:kern w:val="2"/>
+              <w:sz w:val="24"/>
+              <w:szCs w:val="24"/>
+              <w:lang w:eastAsia="en-US"/>
+              <w14:ligatures w14:val="standardContextual"/>
+            </w:rPr>
+          </w:pPr>
+          <w:hyperlink w:anchor="_Toc226576878" w:history="1">
+            <w:r>
+              <w:rPr>
+                <w:rStyle w:val="Hyperlink"/>
+                <w:noProof/>
+              </w:rPr>
+              <w:t>3.1.</w:t>
+            </w:r>
+            <w:r>
+              <w:rPr>
+                <w:rFonts w:asciiTheme="minorHAnsi" w:eastAsiaTheme="minorEastAsia" w:hAnsiTheme="minorHAnsi" w:cstheme="minorBidi"/>
+                <w:smallCaps w:val="0"/>
+                <w:noProof/>
+                <w:kern w:val="2"/>
+                <w:sz w:val="24"/>
+                <w:szCs w:val="24"/>
+                <w:lang w:eastAsia="en-US"/>
+                <w14:ligatures w14:val="standardContextual"/>
+              </w:rPr>
+              <w:tab/>
+            </w:r>
+            <w:r>
+              <w:rPr>
+                <w:rStyle w:val="Hyperlink"/>
+                <w:noProof/>
+              </w:rPr>
+              <w:t>Application Overview</w:t>
+            </w:r>
+            <w:r>
+              <w:rPr>
+                <w:noProof/>
+              </w:rPr>
+              <w:tab/>
+            </w:r>
+            <w:r>
+              <w:rPr>
+                <w:noProof/>
+              </w:rPr>
+              <w:fldChar w:fldCharType="begin"/>
+            </w:r>
+            <w:r>
+              <w:rPr>
+                <w:noProof/>
+              </w:rPr>
+              <w:instrText xml:space="preserve"> PAGEREF _Toc226576878 \h </w:instrText>
+            </w:r>
+            <w:r>
+              <w:rPr>
+                <w:noProof/>
+              </w:rPr>
+            </w:r>
+            <w:r>
+              <w:rPr>
+                <w:noProof/>
+              </w:rPr>
+              <w:fldChar w:fldCharType="separate"/>
+            </w:r>
+            <w:r>
+              <w:rPr>
+                <w:noProof/>
+              </w:rPr>
+              <w:t>ix</w:t>
+            </w:r>
+            <w:r>
+              <w:rPr>
+                <w:noProof/>
+              </w:rPr>
+              <w:fldChar w:fldCharType="end"/>
+            </w:r>
+          </w:hyperlink>
+        </w:p>
+        <w:p>
+          <w:pPr>
+            <w:pStyle w:val="TOC3"/>
+            <w:tabs>
+              <w:tab w:val="left" w:pos="1200"/>
+            </w:tabs>
+            <w:rPr>
+              <w:rFonts w:asciiTheme="minorHAnsi" w:eastAsiaTheme="minorEastAsia" w:hAnsiTheme="minorHAnsi" w:cstheme="minorBidi"/>
+              <w:i w:val="0"/>
+              <w:noProof/>
+              <w:kern w:val="2"/>
+              <w:sz w:val="24"/>
+              <w:szCs w:val="24"/>
+              <w:lang w:eastAsia="en-US"/>
+              <w14:ligatures w14:val="standardContextual"/>
+            </w:rPr>
+          </w:pPr>
+          <w:hyperlink w:anchor="_Toc226576879" w:history="1">
+            <w:r>
+              <w:rPr>
+                <w:rStyle w:val="Hyperlink"/>
+                <w:noProof/>
+              </w:rPr>
+              <w:t>3.1.1.</w:t>
+            </w:r>
+            <w:r>
+              <w:rPr>
+                <w:rFonts w:asciiTheme="minorHAnsi" w:eastAsiaTheme="minorEastAsia" w:hAnsiTheme="minorHAnsi" w:cstheme="minorBidi"/>
+                <w:i w:val="0"/>
+                <w:noProof/>
+                <w:kern w:val="2"/>
+                <w:sz w:val="24"/>
+                <w:szCs w:val="24"/>
+                <w:lang w:eastAsia="en-US"/>
+                <w14:ligatures w14:val="standardContextual"/>
+              </w:rPr>
+              <w:tab/>
+            </w:r>
+            <w:r>
+              <w:rPr>
+                <w:rStyle w:val="Hyperlink"/>
+                <w:noProof/>
+              </w:rPr>
+              <w:t>Design Outlook</w:t>
+            </w:r>
+            <w:r>
+              <w:rPr>
+                <w:noProof/>
+              </w:rPr>
+              <w:tab/>
+            </w:r>
+            <w:r>
+              <w:rPr>
+                <w:noProof/>
+              </w:rPr>
+              <w:fldChar w:fldCharType="begin"/>
+            </w:r>
+            <w:r>
+              <w:rPr>
+                <w:noProof/>
+              </w:rPr>
+              <w:instrText xml:space="preserve"> PAGEREF _Toc226576879 \h </w:instrText>
+            </w:r>
+            <w:r>
+              <w:rPr>
+                <w:noProof/>
+              </w:rPr>
+            </w:r>
+            <w:r>
+              <w:rPr>
+                <w:noProof/>
+              </w:rPr>
+              <w:fldChar w:fldCharType="separate"/>
+            </w:r>
+            <w:r>
+              <w:rPr>
+                <w:noProof/>
+              </w:rPr>
+              <w:t>ix</w:t>
+            </w:r>
+            <w:r>
+              <w:rPr>
+                <w:noProof/>
+              </w:rPr>
+              <w:fldChar w:fldCharType="end"/>
+            </w:r>
+          </w:hyperlink>
+        </w:p>
+        <w:p>
+          <w:pPr>
+            <w:pStyle w:val="TOC2"/>
+            <w:tabs>
+              <w:tab w:val="left" w:pos="800"/>
+            </w:tabs>
+            <w:rPr>
+              <w:rFonts w:asciiTheme="minorHAnsi" w:eastAsiaTheme="minorEastAsia" w:hAnsiTheme="minorHAnsi" w:cstheme="minorBidi"/>
+              <w:smallCaps w:val="0"/>
+              <w:noProof/>
+              <w:kern w:val="2"/>
+              <w:sz w:val="24"/>
+              <w:szCs w:val="24"/>
+              <w:lang w:eastAsia="en-US"/>
+              <w14:ligatures w14:val="standardContextual"/>
+            </w:rPr>
+          </w:pPr>
+          <w:hyperlink w:anchor="_Toc226576880" w:history="1">
+            <w:r>
+              <w:rPr>
+                <w:rStyle w:val="Hyperlink"/>
+                <w:noProof/>
+              </w:rPr>
+              <w:t>3.2.</w:t>
+            </w:r>
+            <w:r>
+              <w:rPr>
+                <w:rFonts w:asciiTheme="minorHAnsi" w:eastAsiaTheme="minorEastAsia" w:hAnsiTheme="minorHAnsi" w:cstheme="minorBidi"/>
+                <w:smallCaps w:val="0"/>
+                <w:noProof/>
+                <w:kern w:val="2"/>
+                <w:sz w:val="24"/>
+                <w:szCs w:val="24"/>
+                <w:lang w:eastAsia="en-US"/>
+                <w14:ligatures w14:val="standardContextual"/>
+              </w:rPr>
+              <w:tab/>
+            </w:r>
+            <w:r>
+              <w:rPr>
+                <w:rStyle w:val="Hyperlink"/>
+                <w:noProof/>
+              </w:rPr>
+              <w:t>GUI Diagrams</w:t>
+            </w:r>
+            <w:r>
+              <w:rPr>
+                <w:noProof/>
+              </w:rPr>
+              <w:tab/>
+            </w:r>
+            <w:r>
+              <w:rPr>
+                <w:noProof/>
+              </w:rPr>
+              <w:fldChar w:fldCharType="begin"/>
+            </w:r>
+            <w:r>
+              <w:rPr>
+                <w:noProof/>
+              </w:rPr>
+              <w:instrText xml:space="preserve"> PAGEREF _Toc226576880 \h </w:instrText>
+            </w:r>
+            <w:r>
+              <w:rPr>
+                <w:noProof/>
+              </w:rPr>
+            </w:r>
+            <w:r>
+              <w:rPr>
+                <w:noProof/>
+              </w:rPr>
+              <w:fldChar w:fldCharType="separate"/>
+            </w:r>
+            <w:r>
+              <w:rPr>
+                <w:noProof/>
+              </w:rPr>
+              <w:t>x</w:t>
+            </w:r>
+            <w:r>
+              <w:rPr>
+                <w:noProof/>
+              </w:rPr>
+              <w:fldChar w:fldCharType="end"/>
+            </w:r>
+          </w:hyperlink>
+        </w:p>
+        <w:p>
+          <w:pPr>
+            <w:pStyle w:val="TOC2"/>
+            <w:tabs>
+              <w:tab w:val="left" w:pos="800"/>
+            </w:tabs>
+            <w:rPr>
+              <w:rFonts w:asciiTheme="minorHAnsi" w:eastAsiaTheme="minorEastAsia" w:hAnsiTheme="minorHAnsi" w:cstheme="minorBidi"/>
+              <w:smallCaps w:val="0"/>
+              <w:noProof/>
+              <w:kern w:val="2"/>
+              <w:sz w:val="24"/>
+              <w:szCs w:val="24"/>
+              <w:lang w:eastAsia="en-US"/>
+              <w14:ligatures w14:val="standardContextual"/>
+            </w:rPr>
+          </w:pPr>
+          <w:hyperlink w:anchor="_Toc226576881" w:history="1">
+            <w:r>
+              <w:rPr>
+                <w:rStyle w:val="Hyperlink"/>
+                <w:noProof/>
+              </w:rPr>
+              <w:t>3.3.</w:t>
+            </w:r>
+            <w:r>
+              <w:rPr>
+                <w:rFonts w:asciiTheme="minorHAnsi" w:eastAsiaTheme="minorEastAsia" w:hAnsiTheme="minorHAnsi" w:cstheme="minorBidi"/>
+                <w:smallCaps w:val="0"/>
+                <w:noProof/>
+                <w:kern w:val="2"/>
+                <w:sz w:val="24"/>
+                <w:szCs w:val="24"/>
+                <w:lang w:eastAsia="en-US"/>
+                <w14:ligatures w14:val="standardContextual"/>
+              </w:rPr>
+              <w:tab/>
+            </w:r>
+            <w:r>
+              <w:rPr>
+                <w:rStyle w:val="Hyperlink"/>
+                <w:noProof/>
+              </w:rPr>
+              <w:t>Layout and Structure</w:t>
+            </w:r>
+            <w:r>
+              <w:rPr>
+                <w:noProof/>
+              </w:rPr>
+              <w:tab/>
+            </w:r>
+            <w:r>
+              <w:rPr>
+                <w:noProof/>
+              </w:rPr>
+              <w:fldChar w:fldCharType="begin"/>
+            </w:r>
+            <w:r>
+              <w:rPr>
+                <w:noProof/>
+              </w:rPr>
+              <w:instrText xml:space="preserve"> PAGEREF _Toc226576881 \h </w:instrText>
+            </w:r>
+            <w:r>
+              <w:rPr>
+                <w:noProof/>
+              </w:rPr>
+            </w:r>
+            <w:r>
+              <w:rPr>
+                <w:noProof/>
+              </w:rPr>
+              <w:fldChar w:fldCharType="separate"/>
+            </w:r>
+            <w:r>
+              <w:rPr>
+                <w:noProof/>
+              </w:rPr>
+              <w:t>xii</w:t>
+            </w:r>
+            <w:r>
+              <w:rPr>
+                <w:noProof/>
+              </w:rPr>
+              <w:fldChar w:fldCharType="end"/>
+            </w:r>
+          </w:hyperlink>
+        </w:p>
+        <w:p>
+          <w:pPr>
+            <w:pStyle w:val="TOC1"/>
+            <w:tabs>
+              <w:tab w:val="left" w:pos="400"/>
+            </w:tabs>
+            <w:rPr>
+              <w:rFonts w:asciiTheme="minorHAnsi" w:eastAsiaTheme="minorEastAsia" w:hAnsiTheme="minorHAnsi" w:cstheme="minorBidi"/>
+              <w:b w:val="0"/>
+              <w:caps w:val="0"/>
+              <w:noProof/>
+              <w:kern w:val="2"/>
+              <w:sz w:val="24"/>
+              <w:szCs w:val="24"/>
+              <w:lang w:eastAsia="en-US"/>
+              <w14:ligatures w14:val="standardContextual"/>
+            </w:rPr>
+          </w:pPr>
+          <w:hyperlink w:anchor="_Toc226576882" w:history="1">
+            <w:r>
+              <w:rPr>
+                <w:rStyle w:val="Hyperlink"/>
+                <w:noProof/>
+                <w:lang w:bidi="en-US"/>
+              </w:rPr>
+              <w:t>4.</w:t>
+            </w:r>
+            <w:r>
+              <w:rPr>
+                <w:rFonts w:asciiTheme="minorHAnsi" w:eastAsiaTheme="minorEastAsia" w:hAnsiTheme="minorHAnsi" w:cstheme="minorBidi"/>
+                <w:b w:val="0"/>
+                <w:caps w:val="0"/>
+                <w:noProof/>
+                <w:kern w:val="2"/>
+                <w:sz w:val="24"/>
+                <w:szCs w:val="24"/>
+                <w:lang w:eastAsia="en-US"/>
+                <w14:ligatures w14:val="standardContextual"/>
+              </w:rPr>
+              <w:tab/>
+            </w:r>
+            <w:r>
+              <w:rPr>
+                <w:rStyle w:val="Hyperlink"/>
+                <w:noProof/>
+              </w:rPr>
+              <w:t>Use-Cases and Common Flows</w:t>
+            </w:r>
+            <w:r>
+              <w:rPr>
+                <w:noProof/>
+              </w:rPr>
+              <w:tab/>
+            </w:r>
+            <w:r>
+              <w:rPr>
+                <w:noProof/>
+              </w:rPr>
+              <w:fldChar w:fldCharType="begin"/>
+            </w:r>
+            <w:r>
+              <w:rPr>
+                <w:noProof/>
+              </w:rPr>
+              <w:instrText xml:space="preserve"> PAGEREF _Toc226576882 \h </w:instrText>
+            </w:r>
+            <w:r>
+              <w:rPr>
+                <w:noProof/>
+              </w:rPr>
+            </w:r>
+            <w:r>
+              <w:rPr>
+                <w:noProof/>
+              </w:rPr>
+              <w:fldChar w:fldCharType="separate"/>
+            </w:r>
+            <w:r>
+              <w:rPr>
+                <w:noProof/>
+              </w:rPr>
+              <w:t>xiii</w:t>
+            </w:r>
+            <w:r>
+              <w:rPr>
+                <w:noProof/>
+              </w:rPr>
+              <w:fldChar w:fldCharType="end"/>
+            </w:r>
+          </w:hyperlink>
+        </w:p>
+        <w:p>
+          <w:pPr>
+            <w:pStyle w:val="TOC2"/>
+            <w:tabs>
+              <w:tab w:val="left" w:pos="800"/>
+            </w:tabs>
+            <w:rPr>
+              <w:rFonts w:asciiTheme="minorHAnsi" w:eastAsiaTheme="minorEastAsia" w:hAnsiTheme="minorHAnsi" w:cstheme="minorBidi"/>
+              <w:smallCaps w:val="0"/>
+              <w:noProof/>
+              <w:kern w:val="2"/>
+              <w:sz w:val="24"/>
+              <w:szCs w:val="24"/>
+              <w:lang w:eastAsia="en-US"/>
+              <w14:ligatures w14:val="standardContextual"/>
+            </w:rPr>
+          </w:pPr>
+          <w:hyperlink w:anchor="_Toc226576883" w:history="1">
+            <w:r>
+              <w:rPr>
+                <w:rStyle w:val="Hyperlink"/>
+                <w:noProof/>
+              </w:rPr>
+              <w:t>4.1.</w:t>
+            </w:r>
+            <w:r>
+              <w:rPr>
+                <w:rFonts w:asciiTheme="minorHAnsi" w:eastAsiaTheme="minorEastAsia" w:hAnsiTheme="minorHAnsi" w:cstheme="minorBidi"/>
+                <w:smallCaps w:val="0"/>
+                <w:noProof/>
+                <w:kern w:val="2"/>
+                <w:sz w:val="24"/>
+                <w:szCs w:val="24"/>
+                <w:lang w:eastAsia="en-US"/>
+                <w14:ligatures w14:val="standardContextual"/>
+              </w:rPr>
+              <w:tab/>
+            </w:r>
+            <w:r>
+              <w:rPr>
+                <w:rStyle w:val="Hyperlink"/>
+                <w:noProof/>
+              </w:rPr>
+              <w:t>Use-Case Diagrams</w:t>
+            </w:r>
+            <w:r>
+              <w:rPr>
+                <w:noProof/>
+              </w:rPr>
+              <w:tab/>
+            </w:r>
+            <w:r>
+              <w:rPr>
+                <w:noProof/>
+              </w:rPr>
+              <w:fldChar w:fldCharType="begin"/>
+            </w:r>
+            <w:r>
+              <w:rPr>
+                <w:noProof/>
+              </w:rPr>
+              <w:instrText xml:space="preserve"> PAGEREF _Toc226576883 \h </w:instrText>
+            </w:r>
+            <w:r>
+              <w:rPr>
+                <w:noProof/>
+              </w:rPr>
+            </w:r>
+            <w:r>
+              <w:rPr>
+                <w:noProof/>
+              </w:rPr>
+              <w:fldChar w:fldCharType="separate"/>
+            </w:r>
+            <w:r>
+              <w:rPr>
+                <w:noProof/>
+              </w:rPr>
+              <w:t>xiii</w:t>
+            </w:r>
+            <w:r>
+              <w:rPr>
+                <w:noProof/>
+              </w:rPr>
+              <w:fldChar w:fldCharType="end"/>
+            </w:r>
+          </w:hyperlink>
+        </w:p>
+        <w:p>
+          <w:pPr>
+            <w:pStyle w:val="TOC2"/>
+            <w:tabs>
+              <w:tab w:val="left" w:pos="800"/>
+            </w:tabs>
+            <w:rPr>
+              <w:rFonts w:asciiTheme="minorHAnsi" w:eastAsiaTheme="minorEastAsia" w:hAnsiTheme="minorHAnsi" w:cstheme="minorBidi"/>
+              <w:smallCaps w:val="0"/>
+              <w:noProof/>
+              <w:kern w:val="2"/>
+              <w:sz w:val="24"/>
+              <w:szCs w:val="24"/>
+              <w:lang w:eastAsia="en-US"/>
+              <w14:ligatures w14:val="standardContextual"/>
+            </w:rPr>
+          </w:pPr>
+          <w:hyperlink w:anchor="_Toc226576884" w:history="1">
+            <w:r>
+              <w:rPr>
+                <w:rStyle w:val="Hyperlink"/>
+                <w:noProof/>
+              </w:rPr>
+              <w:t>4.2.</w:t>
+            </w:r>
+            <w:r>
+              <w:rPr>
+                <w:rFonts w:asciiTheme="minorHAnsi" w:eastAsiaTheme="minorEastAsia" w:hAnsiTheme="minorHAnsi" w:cstheme="minorBidi"/>
+                <w:smallCaps w:val="0"/>
+                <w:noProof/>
+                <w:kern w:val="2"/>
+                <w:sz w:val="24"/>
+                <w:szCs w:val="24"/>
+                <w:lang w:eastAsia="en-US"/>
+                <w14:ligatures w14:val="standardContextual"/>
+              </w:rPr>
+              <w:tab/>
+            </w:r>
+            <w:r>
+              <w:rPr>
+                <w:rStyle w:val="Hyperlink"/>
+                <w:noProof/>
+              </w:rPr>
+              <w:t>Sequence Diagrams</w:t>
+            </w:r>
+            <w:r>
+              <w:rPr>
+                <w:noProof/>
+              </w:rPr>
+              <w:tab/>
+            </w:r>
+            <w:r>
+              <w:rPr>
+                <w:noProof/>
+              </w:rPr>
+              <w:fldChar w:fldCharType="begin"/>
+            </w:r>
+            <w:r>
+              <w:rPr>
+                <w:noProof/>
+              </w:rPr>
+              <w:instrText xml:space="preserve"> PAGEREF _Toc226576884 \h </w:instrText>
+            </w:r>
+            <w:r>
+              <w:rPr>
+                <w:noProof/>
+              </w:rPr>
+            </w:r>
+            <w:r>
+              <w:rPr>
+                <w:noProof/>
+              </w:rPr>
+              <w:fldChar w:fldCharType="separate"/>
+            </w:r>
+            <w:r>
+              <w:rPr>
+                <w:noProof/>
+              </w:rPr>
+              <w:t>xiv</w:t>
+            </w:r>
+            <w:r>
+              <w:rPr>
+                <w:noProof/>
+              </w:rPr>
+              <w:fldChar w:fldCharType="end"/>
+            </w:r>
+          </w:hyperlink>
+        </w:p>
+        <w:p>
+          <w:pPr>
+            <w:pStyle w:val="TOC2"/>
+            <w:rPr>
+              <w:rFonts w:asciiTheme="minorHAnsi" w:eastAsiaTheme="minorEastAsia" w:hAnsiTheme="minorHAnsi" w:cstheme="minorBidi"/>
+              <w:smallCaps w:val="0"/>
+              <w:noProof/>
+              <w:kern w:val="2"/>
+              <w:sz w:val="24"/>
+              <w:szCs w:val="24"/>
+              <w:lang w:eastAsia="en-US"/>
+              <w14:ligatures w14:val="standardContextual"/>
+            </w:rPr>
+          </w:pPr>
+          <w:hyperlink w:anchor="_Toc226576885" w:history="1">
+            <w:r>
+              <w:rPr>
+                <w:rStyle w:val="Hyperlink"/>
+                <w:noProof/>
+              </w:rPr>
+              <w:t>4.2.2: User Pre-game Sequence</w:t>
+            </w:r>
+            <w:r>
+              <w:rPr>
+                <w:noProof/>
+              </w:rPr>
+              <w:tab/>
+            </w:r>
+            <w:r>
+              <w:rPr>
+                <w:noProof/>
+              </w:rPr>
+              <w:fldChar w:fldCharType="begin"/>
+            </w:r>
+            <w:r>
+              <w:rPr>
+                <w:noProof/>
+              </w:rPr>
+              <w:instrText xml:space="preserve"> PAGEREF _Toc226576885 \h </w:instrText>
+            </w:r>
+            <w:r>
+              <w:rPr>
+                <w:noProof/>
+              </w:rPr>
+            </w:r>
+            <w:r>
+              <w:rPr>
+                <w:noProof/>
+              </w:rPr>
+              <w:fldChar w:fldCharType="separate"/>
+            </w:r>
+            <w:r>
+              <w:rPr>
+                <w:noProof/>
+              </w:rPr>
+              <w:t>xiv</w:t>
+            </w:r>
+            <w:r>
+              <w:rPr>
+                <w:noProof/>
+              </w:rPr>
+              <w:fldChar w:fldCharType="end"/>
+            </w:r>
+          </w:hyperlink>
+        </w:p>
+        <w:p>
+          <w:pPr>
+            <w:pStyle w:val="TOC2"/>
+            <w:rPr>
+              <w:rFonts w:asciiTheme="minorHAnsi" w:eastAsiaTheme="minorEastAsia" w:hAnsiTheme="minorHAnsi" w:cstheme="minorBidi"/>
+              <w:smallCaps w:val="0"/>
+              <w:noProof/>
+              <w:kern w:val="2"/>
+              <w:sz w:val="24"/>
+              <w:szCs w:val="24"/>
+              <w:lang w:eastAsia="en-US"/>
+              <w14:ligatures w14:val="standardContextual"/>
+            </w:rPr>
+          </w:pPr>
+          <w:hyperlink w:anchor="_Toc226576886" w:history="1">
+            <w:r>
+              <w:rPr>
+                <w:rStyle w:val="Hyperlink"/>
+                <w:noProof/>
+              </w:rPr>
+              <w:t>4.2.3: User In-game Sequence</w:t>
+            </w:r>
+            <w:r>
+              <w:rPr>
+                <w:noProof/>
+              </w:rPr>
+              <w:tab/>
+            </w:r>
+            <w:r>
+              <w:rPr>
+                <w:noProof/>
+              </w:rPr>
+              <w:fldChar w:fldCharType="begin"/>
+            </w:r>
+            <w:r>
+              <w:rPr>
+                <w:noProof/>
+              </w:rPr>
+              <w:instrText xml:space="preserve"> PAGEREF _Toc226576886 \h </w:instrText>
+            </w:r>
+            <w:r>
+              <w:rPr>
+                <w:noProof/>
+              </w:rPr>
+            </w:r>
+            <w:r>
+              <w:rPr>
+                <w:noProof/>
+              </w:rPr>
+              <w:fldChar w:fldCharType="separate"/>
+            </w:r>
+            <w:r>
+              <w:rPr>
+                <w:noProof/>
+              </w:rPr>
+              <w:t>xv</w:t>
+            </w:r>
+            <w:r>
+              <w:rPr>
+                <w:noProof/>
+              </w:rPr>
+              <w:fldChar w:fldCharType="end"/>
+            </w:r>
+          </w:hyperlink>
+        </w:p>
+        <w:p>
+          <w:pPr>
+            <w:pStyle w:val="TOC2"/>
+            <w:rPr>
+              <w:rFonts w:asciiTheme="minorHAnsi" w:eastAsiaTheme="minorEastAsia" w:hAnsiTheme="minorHAnsi" w:cstheme="minorBidi"/>
+              <w:smallCaps w:val="0"/>
+              <w:noProof/>
+              <w:kern w:val="2"/>
+              <w:sz w:val="24"/>
+              <w:szCs w:val="24"/>
+              <w:lang w:eastAsia="en-US"/>
+              <w14:ligatures w14:val="standardContextual"/>
+            </w:rPr>
+          </w:pPr>
+          <w:hyperlink w:anchor="_Toc226576887" w:history="1">
+            <w:r>
+              <w:rPr>
+                <w:rStyle w:val="Hyperlink"/>
+                <w:noProof/>
+              </w:rPr>
+              <w:t>4.2.4: Dealer pre-game Sequence</w:t>
+            </w:r>
+            <w:r>
+              <w:rPr>
+                <w:noProof/>
+              </w:rPr>
+              <w:tab/>
+            </w:r>
+            <w:r>
+              <w:rPr>
+                <w:noProof/>
+              </w:rPr>
+              <w:fldChar w:fldCharType="begin"/>
+            </w:r>
+            <w:r>
+              <w:rPr>
+                <w:noProof/>
+              </w:rPr>
+              <w:instrText xml:space="preserve"> PAGEREF _Toc226576887 \h </w:instrText>
+            </w:r>
+            <w:r>
+              <w:rPr>
+                <w:noProof/>
+              </w:rPr>
+            </w:r>
+            <w:r>
+              <w:rPr>
+                <w:noProof/>
+              </w:rPr>
+              <w:fldChar w:fldCharType="separate"/>
+            </w:r>
+            <w:r>
+              <w:rPr>
+                <w:noProof/>
+              </w:rPr>
+              <w:t>xvi</w:t>
+            </w:r>
+            <w:r>
+              <w:rPr>
+                <w:noProof/>
+              </w:rPr>
+              <w:fldChar w:fldCharType="end"/>
+            </w:r>
+          </w:hyperlink>
+        </w:p>
+        <w:p>
+          <w:pPr>
+            <w:pStyle w:val="TOC2"/>
+            <w:rPr>
+              <w:rFonts w:asciiTheme="minorHAnsi" w:eastAsiaTheme="minorEastAsia" w:hAnsiTheme="minorHAnsi" w:cstheme="minorBidi"/>
+              <w:smallCaps w:val="0"/>
+              <w:noProof/>
+              <w:kern w:val="2"/>
+              <w:sz w:val="24"/>
+              <w:szCs w:val="24"/>
+              <w:lang w:eastAsia="en-US"/>
+              <w14:ligatures w14:val="standardContextual"/>
+            </w:rPr>
+          </w:pPr>
+          <w:hyperlink w:anchor="_Toc226576888" w:history="1">
+            <w:r>
+              <w:rPr>
+                <w:noProof/>
+              </w:rPr>
+              <w:tab/>
+            </w:r>
+            <w:r>
+              <w:rPr>
+                <w:noProof/>
+              </w:rPr>
+              <w:fldChar w:fldCharType="begin"/>
+            </w:r>
+            <w:r>
+              <w:rPr>
+                <w:noProof/>
+              </w:rPr>
+              <w:instrText xml:space="preserve"> PAGEREF _Toc226576888 \h </w:instrText>
+            </w:r>
+            <w:r>
+              <w:rPr>
+                <w:noProof/>
+              </w:rPr>
+            </w:r>
+            <w:r>
+              <w:rPr>
+                <w:noProof/>
+              </w:rPr>
+              <w:fldChar w:fldCharType="separate"/>
+            </w:r>
+            <w:r>
+              <w:rPr>
+                <w:noProof/>
+              </w:rPr>
+              <w:t>xvi</w:t>
+            </w:r>
+            <w:r>
+              <w:rPr>
+                <w:noProof/>
+              </w:rPr>
+              <w:fldChar w:fldCharType="end"/>
+            </w:r>
+          </w:hyperlink>
+        </w:p>
+        <w:p>
+          <w:pPr>
+            <w:pStyle w:val="TOC2"/>
+            <w:rPr>
+              <w:rFonts w:asciiTheme="minorHAnsi" w:eastAsiaTheme="minorEastAsia" w:hAnsiTheme="minorHAnsi" w:cstheme="minorBidi"/>
+              <w:smallCaps w:val="0"/>
+              <w:noProof/>
+              <w:kern w:val="2"/>
+              <w:sz w:val="24"/>
+              <w:szCs w:val="24"/>
+              <w:lang w:eastAsia="en-US"/>
+              <w14:ligatures w14:val="standardContextual"/>
+            </w:rPr>
+          </w:pPr>
+          <w:hyperlink w:anchor="_Toc226576889" w:history="1">
+            <w:r>
+              <w:rPr>
+                <w:rStyle w:val="Hyperlink"/>
+                <w:bCs/>
+                <w:noProof/>
+              </w:rPr>
+              <w:t>This diagram shows the sequence for each action after the dealer logs on</w:t>
+            </w:r>
+            <w:r>
+              <w:rPr>
+                <w:noProof/>
+              </w:rPr>
+              <w:tab/>
+            </w:r>
+            <w:r>
+              <w:rPr>
+                <w:noProof/>
+              </w:rPr>
+              <w:fldChar w:fldCharType="begin"/>
+            </w:r>
+            <w:r>
+              <w:rPr>
+                <w:noProof/>
+              </w:rPr>
+              <w:instrText xml:space="preserve"> PAGEREF _Toc226576889 \h </w:instrText>
+            </w:r>
+            <w:r>
+              <w:rPr>
+                <w:noProof/>
+              </w:rPr>
+            </w:r>
+            <w:r>
+              <w:rPr>
+                <w:noProof/>
+              </w:rPr>
+              <w:fldChar w:fldCharType="separate"/>
+            </w:r>
+            <w:r>
+              <w:rPr>
+                <w:noProof/>
+              </w:rPr>
+              <w:t>xvi</w:t>
+            </w:r>
+            <w:r>
+              <w:rPr>
+                <w:noProof/>
+              </w:rPr>
+              <w:fldChar w:fldCharType="end"/>
+            </w:r>
+          </w:hyperlink>
+        </w:p>
+        <w:p>
+          <w:pPr>
+            <w:pStyle w:val="TOC2"/>
+            <w:rPr>
+              <w:rFonts w:asciiTheme="minorHAnsi" w:eastAsiaTheme="minorEastAsia" w:hAnsiTheme="minorHAnsi" w:cstheme="minorBidi"/>
+              <w:smallCaps w:val="0"/>
+              <w:noProof/>
+              <w:kern w:val="2"/>
+              <w:sz w:val="24"/>
+              <w:szCs w:val="24"/>
+              <w:lang w:eastAsia="en-US"/>
+              <w14:ligatures w14:val="standardContextual"/>
+            </w:rPr>
+          </w:pPr>
+          <w:hyperlink w:anchor="_Toc226576890" w:history="1">
+            <w:r>
+              <w:rPr>
+                <w:rStyle w:val="Hyperlink"/>
+                <w:noProof/>
+              </w:rPr>
+              <w:t>4.2.5: Dealer in-game Sequence</w:t>
+            </w:r>
+            <w:r>
+              <w:rPr>
+                <w:noProof/>
+              </w:rPr>
+              <w:tab/>
+            </w:r>
+            <w:r>
+              <w:rPr>
+                <w:noProof/>
+              </w:rPr>
+              <w:fldChar w:fldCharType="begin"/>
+            </w:r>
+            <w:r>
+              <w:rPr>
+                <w:noProof/>
+              </w:rPr>
+              <w:instrText xml:space="preserve"> PAGEREF _Toc226576890 \h </w:instrText>
+            </w:r>
+            <w:r>
+              <w:rPr>
+                <w:noProof/>
+              </w:rPr>
+            </w:r>
+            <w:r>
+              <w:rPr>
+                <w:noProof/>
+              </w:rPr>
+              <w:fldChar w:fldCharType="separate"/>
+            </w:r>
+            <w:r>
+              <w:rPr>
+                <w:noProof/>
+              </w:rPr>
+              <w:t>xvii</w:t>
+            </w:r>
+            <w:r>
+              <w:rPr>
+                <w:noProof/>
+              </w:rPr>
+              <w:fldChar w:fldCharType="end"/>
+            </w:r>
+          </w:hyperlink>
+        </w:p>
+        <w:p>
+          <w:pPr>
+            <w:pStyle w:val="TOC2"/>
+            <w:rPr>
+              <w:rFonts w:asciiTheme="minorHAnsi" w:eastAsiaTheme="minorEastAsia" w:hAnsiTheme="minorHAnsi" w:cstheme="minorBidi"/>
+              <w:smallCaps w:val="0"/>
+              <w:noProof/>
+              <w:kern w:val="2"/>
+              <w:sz w:val="24"/>
+              <w:szCs w:val="24"/>
+              <w:lang w:eastAsia="en-US"/>
+              <w14:ligatures w14:val="standardContextual"/>
+            </w:rPr>
+          </w:pPr>
+          <w:hyperlink w:anchor="_Toc226576891" w:history="1">
+            <w:r>
+              <w:rPr>
+                <w:rStyle w:val="Hyperlink"/>
+                <w:noProof/>
+              </w:rPr>
+              <w:t>4.3: Common &amp; Intended User Interfacing Flow</w:t>
+            </w:r>
+            <w:r>
+              <w:rPr>
+                <w:noProof/>
+              </w:rPr>
+              <w:tab/>
+            </w:r>
+            <w:r>
+              <w:rPr>
+                <w:noProof/>
+              </w:rPr>
+              <w:fldChar w:fldCharType="begin"/>
+            </w:r>
+            <w:r>
+              <w:rPr>
+                <w:noProof/>
+              </w:rPr>
+              <w:instrText xml:space="preserve"> PAGEREF _Toc226576891 \h </w:instrText>
+            </w:r>
+            <w:r>
+              <w:rPr>
+                <w:noProof/>
+              </w:rPr>
+            </w:r>
+            <w:r>
+              <w:rPr>
+                <w:noProof/>
+              </w:rPr>
+              <w:fldChar w:fldCharType="separate"/>
+            </w:r>
+            <w:r>
+              <w:rPr>
+                <w:noProof/>
+              </w:rPr>
+              <w:t>xviii</w:t>
+            </w:r>
+            <w:r>
+              <w:rPr>
+                <w:noProof/>
               </w:rPr>
               <w:fldChar w:fldCharType="end"/>
             </w:r>
@@ -2153,1542 +4115,6 @@
               <w14:ligatures w14:val="standardContextual"/>
             </w:rPr>
           </w:pPr>
-          <w:hyperlink w:anchor="_Toc226573990">
-            <w:r>
-              <w:rPr>
-                <w:rStyle w:val="IndexLink"/>
-              </w:rPr>
-              <w:t>1.1.</w:t>
-            </w:r>
-            <w:r>
-              <w:rPr>
-                <w:rStyle w:val="IndexLink"/>
-                <w:rFonts w:asciiTheme="minorHAnsi" w:eastAsiaTheme="minorEastAsia" w:hAnsiTheme="minorHAnsi" w:cstheme="minorBidi"/>
-                <w:smallCaps w:val="0"/>
-                <w:kern w:val="2"/>
-                <w:sz w:val="24"/>
-                <w:szCs w:val="24"/>
-                <w:lang w:eastAsia="en-US"/>
-                <w14:ligatures w14:val="standardContextual"/>
-              </w:rPr>
-              <w:tab/>
-            </w:r>
-            <w:r>
-              <w:rPr>
-                <w:webHidden/>
-              </w:rPr>
-              <w:fldChar w:fldCharType="begin"/>
-            </w:r>
-            <w:r>
-              <w:rPr>
-                <w:webHidden/>
-              </w:rPr>
-              <w:instrText>PAGEREF _Toc226573990 \h</w:instrText>
-            </w:r>
-            <w:r>
-              <w:rPr>
-                <w:webHidden/>
-              </w:rPr>
-            </w:r>
-            <w:r>
-              <w:rPr>
-                <w:webHidden/>
-              </w:rPr>
-              <w:fldChar w:fldCharType="separate"/>
-            </w:r>
-            <w:r>
-              <w:rPr>
-                <w:rStyle w:val="IndexLink"/>
-              </w:rPr>
-              <w:t>Scope</w:t>
-            </w:r>
-            <w:r>
-              <w:rPr>
-                <w:rStyle w:val="IndexLink"/>
-              </w:rPr>
-              <w:tab/>
-              <w:t>iv</w:t>
-            </w:r>
-            <w:r>
-              <w:rPr>
-                <w:webHidden/>
-              </w:rPr>
-              <w:fldChar w:fldCharType="end"/>
-            </w:r>
-          </w:hyperlink>
-        </w:p>
-        <w:p>
-          <w:pPr>
-            <w:pStyle w:val="TOC2"/>
-            <w:tabs>
-              <w:tab w:val="left" w:pos="800"/>
-            </w:tabs>
-            <w:rPr>
-              <w:rFonts w:asciiTheme="minorHAnsi" w:eastAsiaTheme="minorEastAsia" w:hAnsiTheme="minorHAnsi" w:cstheme="minorBidi"/>
-              <w:smallCaps w:val="0"/>
-              <w:kern w:val="2"/>
-              <w:sz w:val="24"/>
-              <w:szCs w:val="24"/>
-              <w:lang w:eastAsia="en-US"/>
-              <w14:ligatures w14:val="standardContextual"/>
-            </w:rPr>
-          </w:pPr>
-          <w:hyperlink w:anchor="_Toc226573991">
-            <w:r>
-              <w:rPr>
-                <w:rStyle w:val="IndexLink"/>
-              </w:rPr>
-              <w:t>1.1.</w:t>
-            </w:r>
-            <w:r>
-              <w:rPr>
-                <w:rStyle w:val="IndexLink"/>
-                <w:rFonts w:asciiTheme="minorHAnsi" w:eastAsiaTheme="minorEastAsia" w:hAnsiTheme="minorHAnsi" w:cstheme="minorBidi"/>
-                <w:smallCaps w:val="0"/>
-                <w:kern w:val="2"/>
-                <w:sz w:val="24"/>
-                <w:szCs w:val="24"/>
-                <w:lang w:eastAsia="en-US"/>
-                <w14:ligatures w14:val="standardContextual"/>
-              </w:rPr>
-              <w:tab/>
-            </w:r>
-            <w:r>
-              <w:rPr>
-                <w:webHidden/>
-              </w:rPr>
-              <w:fldChar w:fldCharType="begin"/>
-            </w:r>
-            <w:r>
-              <w:rPr>
-                <w:webHidden/>
-              </w:rPr>
-              <w:instrText>PAGEREF _Toc226573991 \h</w:instrText>
-            </w:r>
-            <w:r>
-              <w:rPr>
-                <w:webHidden/>
-              </w:rPr>
-            </w:r>
-            <w:r>
-              <w:rPr>
-                <w:webHidden/>
-              </w:rPr>
-              <w:fldChar w:fldCharType="separate"/>
-            </w:r>
-            <w:r>
-              <w:rPr>
-                <w:rStyle w:val="IndexLink"/>
-              </w:rPr>
-              <w:t>Definitions, Acronyms, Abbreviations</w:t>
-            </w:r>
-            <w:r>
-              <w:rPr>
-                <w:rStyle w:val="IndexLink"/>
-              </w:rPr>
-              <w:tab/>
-              <w:t>iv</w:t>
-            </w:r>
-            <w:r>
-              <w:rPr>
-                <w:webHidden/>
-              </w:rPr>
-              <w:fldChar w:fldCharType="end"/>
-            </w:r>
-          </w:hyperlink>
-        </w:p>
-        <w:p>
-          <w:pPr>
-            <w:pStyle w:val="TOC2"/>
-            <w:tabs>
-              <w:tab w:val="left" w:pos="800"/>
-            </w:tabs>
-            <w:rPr>
-              <w:rFonts w:asciiTheme="minorHAnsi" w:eastAsiaTheme="minorEastAsia" w:hAnsiTheme="minorHAnsi" w:cstheme="minorBidi"/>
-              <w:smallCaps w:val="0"/>
-              <w:kern w:val="2"/>
-              <w:sz w:val="24"/>
-              <w:szCs w:val="24"/>
-              <w:lang w:eastAsia="en-US"/>
-              <w14:ligatures w14:val="standardContextual"/>
-            </w:rPr>
-          </w:pPr>
-          <w:hyperlink w:anchor="_Toc226573992">
-            <w:r>
-              <w:rPr>
-                <w:rStyle w:val="IndexLink"/>
-              </w:rPr>
-              <w:t>1.2.</w:t>
-            </w:r>
-            <w:r>
-              <w:rPr>
-                <w:rStyle w:val="IndexLink"/>
-                <w:rFonts w:asciiTheme="minorHAnsi" w:eastAsiaTheme="minorEastAsia" w:hAnsiTheme="minorHAnsi" w:cstheme="minorBidi"/>
-                <w:smallCaps w:val="0"/>
-                <w:kern w:val="2"/>
-                <w:sz w:val="24"/>
-                <w:szCs w:val="24"/>
-                <w:lang w:eastAsia="en-US"/>
-                <w14:ligatures w14:val="standardContextual"/>
-              </w:rPr>
-              <w:tab/>
-            </w:r>
-            <w:r>
-              <w:rPr>
-                <w:webHidden/>
-              </w:rPr>
-              <w:fldChar w:fldCharType="begin"/>
-            </w:r>
-            <w:r>
-              <w:rPr>
-                <w:webHidden/>
-              </w:rPr>
-              <w:instrText>PAGEREF _Toc226573992 \h</w:instrText>
-            </w:r>
-            <w:r>
-              <w:rPr>
-                <w:webHidden/>
-              </w:rPr>
-            </w:r>
-            <w:r>
-              <w:rPr>
-                <w:webHidden/>
-              </w:rPr>
-              <w:fldChar w:fldCharType="separate"/>
-            </w:r>
-            <w:r>
-              <w:rPr>
-                <w:rStyle w:val="IndexLink"/>
-              </w:rPr>
-              <w:t>Overview</w:t>
-            </w:r>
-            <w:r>
-              <w:rPr>
-                <w:rStyle w:val="IndexLink"/>
-              </w:rPr>
-              <w:tab/>
-              <w:t>v</w:t>
-            </w:r>
-            <w:r>
-              <w:rPr>
-                <w:webHidden/>
-              </w:rPr>
-              <w:fldChar w:fldCharType="end"/>
-            </w:r>
-          </w:hyperlink>
-        </w:p>
-        <w:p>
-          <w:pPr>
-            <w:pStyle w:val="TOC1"/>
-            <w:tabs>
-              <w:tab w:val="left" w:pos="400"/>
-            </w:tabs>
-            <w:rPr>
-              <w:rFonts w:asciiTheme="minorHAnsi" w:eastAsiaTheme="minorEastAsia" w:hAnsiTheme="minorHAnsi" w:cstheme="minorBidi"/>
-              <w:b w:val="0"/>
-              <w:caps w:val="0"/>
-              <w:kern w:val="2"/>
-              <w:sz w:val="24"/>
-              <w:szCs w:val="24"/>
-              <w:lang w:eastAsia="en-US"/>
-              <w14:ligatures w14:val="standardContextual"/>
-            </w:rPr>
-          </w:pPr>
-          <w:hyperlink w:anchor="_Toc226573993">
-            <w:r>
-              <w:rPr>
-                <w:rStyle w:val="IndexLink"/>
-                <w:lang w:bidi="en-US"/>
-              </w:rPr>
-              <w:t>2.</w:t>
-            </w:r>
-            <w:r>
-              <w:rPr>
-                <w:rStyle w:val="IndexLink"/>
-                <w:rFonts w:asciiTheme="minorHAnsi" w:eastAsiaTheme="minorEastAsia" w:hAnsiTheme="minorHAnsi" w:cstheme="minorBidi"/>
-                <w:b w:val="0"/>
-                <w:caps w:val="0"/>
-                <w:kern w:val="2"/>
-                <w:sz w:val="24"/>
-                <w:szCs w:val="24"/>
-                <w:lang w:eastAsia="en-US"/>
-                <w14:ligatures w14:val="standardContextual"/>
-              </w:rPr>
-              <w:tab/>
-            </w:r>
-            <w:r>
-              <w:rPr>
-                <w:webHidden/>
-              </w:rPr>
-              <w:fldChar w:fldCharType="begin"/>
-            </w:r>
-            <w:r>
-              <w:rPr>
-                <w:webHidden/>
-              </w:rPr>
-              <w:instrText>PAGEREF _Toc226573993 \h</w:instrText>
-            </w:r>
-            <w:r>
-              <w:rPr>
-                <w:webHidden/>
-              </w:rPr>
-            </w:r>
-            <w:r>
-              <w:rPr>
-                <w:webHidden/>
-              </w:rPr>
-              <w:fldChar w:fldCharType="separate"/>
-            </w:r>
-            <w:r>
-              <w:rPr>
-                <w:rStyle w:val="IndexLink"/>
-              </w:rPr>
-              <w:t>Architecture</w:t>
-            </w:r>
-            <w:r>
-              <w:rPr>
-                <w:rStyle w:val="IndexLink"/>
-              </w:rPr>
-              <w:tab/>
-              <w:t>vi</w:t>
-            </w:r>
-            <w:r>
-              <w:rPr>
-                <w:webHidden/>
-              </w:rPr>
-              <w:fldChar w:fldCharType="end"/>
-            </w:r>
-          </w:hyperlink>
-        </w:p>
-        <w:p>
-          <w:pPr>
-            <w:pStyle w:val="TOC2"/>
-            <w:tabs>
-              <w:tab w:val="left" w:pos="800"/>
-            </w:tabs>
-            <w:rPr>
-              <w:rFonts w:asciiTheme="minorHAnsi" w:eastAsiaTheme="minorEastAsia" w:hAnsiTheme="minorHAnsi" w:cstheme="minorBidi"/>
-              <w:smallCaps w:val="0"/>
-              <w:kern w:val="2"/>
-              <w:sz w:val="24"/>
-              <w:szCs w:val="24"/>
-              <w:lang w:eastAsia="en-US"/>
-              <w14:ligatures w14:val="standardContextual"/>
-            </w:rPr>
-          </w:pPr>
-          <w:hyperlink w:anchor="_Toc226573994">
-            <w:r>
-              <w:rPr>
-                <w:rStyle w:val="IndexLink"/>
-              </w:rPr>
-              <w:t>2.1.</w:t>
-            </w:r>
-            <w:r>
-              <w:rPr>
-                <w:rStyle w:val="IndexLink"/>
-                <w:rFonts w:asciiTheme="minorHAnsi" w:eastAsiaTheme="minorEastAsia" w:hAnsiTheme="minorHAnsi" w:cstheme="minorBidi"/>
-                <w:smallCaps w:val="0"/>
-                <w:kern w:val="2"/>
-                <w:sz w:val="24"/>
-                <w:szCs w:val="24"/>
-                <w:lang w:eastAsia="en-US"/>
-                <w14:ligatures w14:val="standardContextual"/>
-              </w:rPr>
-              <w:tab/>
-            </w:r>
-            <w:r>
-              <w:rPr>
-                <w:webHidden/>
-              </w:rPr>
-              <w:fldChar w:fldCharType="begin"/>
-            </w:r>
-            <w:r>
-              <w:rPr>
-                <w:webHidden/>
-              </w:rPr>
-              <w:instrText>PAGEREF _Toc226573994 \h</w:instrText>
-            </w:r>
-            <w:r>
-              <w:rPr>
-                <w:webHidden/>
-              </w:rPr>
-            </w:r>
-            <w:r>
-              <w:rPr>
-                <w:webHidden/>
-              </w:rPr>
-              <w:fldChar w:fldCharType="separate"/>
-            </w:r>
-            <w:r>
-              <w:rPr>
-                <w:rStyle w:val="IndexLink"/>
-              </w:rPr>
-              <w:t>Overview</w:t>
-            </w:r>
-            <w:r>
-              <w:rPr>
-                <w:rStyle w:val="IndexLink"/>
-              </w:rPr>
-              <w:tab/>
-              <w:t>vi</w:t>
-            </w:r>
-            <w:r>
-              <w:rPr>
-                <w:webHidden/>
-              </w:rPr>
-              <w:fldChar w:fldCharType="end"/>
-            </w:r>
-          </w:hyperlink>
-        </w:p>
-        <w:p>
-          <w:pPr>
-            <w:pStyle w:val="TOC2"/>
-            <w:tabs>
-              <w:tab w:val="left" w:pos="800"/>
-            </w:tabs>
-            <w:rPr>
-              <w:rFonts w:asciiTheme="minorHAnsi" w:eastAsiaTheme="minorEastAsia" w:hAnsiTheme="minorHAnsi" w:cstheme="minorBidi"/>
-              <w:smallCaps w:val="0"/>
-              <w:kern w:val="2"/>
-              <w:sz w:val="24"/>
-              <w:szCs w:val="24"/>
-              <w:lang w:eastAsia="en-US"/>
-              <w14:ligatures w14:val="standardContextual"/>
-            </w:rPr>
-          </w:pPr>
-          <w:hyperlink w:anchor="_Toc226573995">
-            <w:r>
-              <w:rPr>
-                <w:rStyle w:val="IndexLink"/>
-              </w:rPr>
-              <w:t>2.2.</w:t>
-            </w:r>
-            <w:r>
-              <w:rPr>
-                <w:rStyle w:val="IndexLink"/>
-                <w:rFonts w:asciiTheme="minorHAnsi" w:eastAsiaTheme="minorEastAsia" w:hAnsiTheme="minorHAnsi" w:cstheme="minorBidi"/>
-                <w:smallCaps w:val="0"/>
-                <w:kern w:val="2"/>
-                <w:sz w:val="24"/>
-                <w:szCs w:val="24"/>
-                <w:lang w:eastAsia="en-US"/>
-                <w14:ligatures w14:val="standardContextual"/>
-              </w:rPr>
-              <w:tab/>
-            </w:r>
-            <w:r>
-              <w:rPr>
-                <w:webHidden/>
-              </w:rPr>
-              <w:fldChar w:fldCharType="begin"/>
-            </w:r>
-            <w:r>
-              <w:rPr>
-                <w:webHidden/>
-              </w:rPr>
-              <w:instrText>PAGEREF _Toc226573995 \h</w:instrText>
-            </w:r>
-            <w:r>
-              <w:rPr>
-                <w:webHidden/>
-              </w:rPr>
-            </w:r>
-            <w:r>
-              <w:rPr>
-                <w:webHidden/>
-              </w:rPr>
-              <w:fldChar w:fldCharType="separate"/>
-            </w:r>
-            <w:r>
-              <w:rPr>
-                <w:rStyle w:val="IndexLink"/>
-              </w:rPr>
-              <w:t>Networking</w:t>
-            </w:r>
-            <w:r>
-              <w:rPr>
-                <w:rStyle w:val="IndexLink"/>
-              </w:rPr>
-              <w:tab/>
-              <w:t>vi</w:t>
-            </w:r>
-            <w:r>
-              <w:rPr>
-                <w:webHidden/>
-              </w:rPr>
-              <w:fldChar w:fldCharType="end"/>
-            </w:r>
-          </w:hyperlink>
-        </w:p>
-        <w:p>
-          <w:pPr>
-            <w:pStyle w:val="TOC2"/>
-            <w:tabs>
-              <w:tab w:val="left" w:pos="800"/>
-            </w:tabs>
-            <w:rPr>
-              <w:rFonts w:asciiTheme="minorHAnsi" w:eastAsiaTheme="minorEastAsia" w:hAnsiTheme="minorHAnsi" w:cstheme="minorBidi"/>
-              <w:smallCaps w:val="0"/>
-              <w:kern w:val="2"/>
-              <w:sz w:val="24"/>
-              <w:szCs w:val="24"/>
-              <w:lang w:eastAsia="en-US"/>
-              <w14:ligatures w14:val="standardContextual"/>
-            </w:rPr>
-          </w:pPr>
-          <w:hyperlink w:anchor="_Toc226573996">
-            <w:r>
-              <w:rPr>
-                <w:rStyle w:val="IndexLink"/>
-              </w:rPr>
-              <w:t>2.3.</w:t>
-            </w:r>
-            <w:r>
-              <w:rPr>
-                <w:rStyle w:val="IndexLink"/>
-                <w:rFonts w:asciiTheme="minorHAnsi" w:eastAsiaTheme="minorEastAsia" w:hAnsiTheme="minorHAnsi" w:cstheme="minorBidi"/>
-                <w:smallCaps w:val="0"/>
-                <w:kern w:val="2"/>
-                <w:sz w:val="24"/>
-                <w:szCs w:val="24"/>
-                <w:lang w:eastAsia="en-US"/>
-                <w14:ligatures w14:val="standardContextual"/>
-              </w:rPr>
-              <w:tab/>
-            </w:r>
-            <w:r>
-              <w:rPr>
-                <w:webHidden/>
-              </w:rPr>
-              <w:fldChar w:fldCharType="begin"/>
-            </w:r>
-            <w:r>
-              <w:rPr>
-                <w:webHidden/>
-              </w:rPr>
-              <w:instrText>PAGEREF _Toc226573996 \h</w:instrText>
-            </w:r>
-            <w:r>
-              <w:rPr>
-                <w:webHidden/>
-              </w:rPr>
-            </w:r>
-            <w:r>
-              <w:rPr>
-                <w:webHidden/>
-              </w:rPr>
-              <w:fldChar w:fldCharType="separate"/>
-            </w:r>
-            <w:r>
-              <w:rPr>
-                <w:rStyle w:val="IndexLink"/>
-              </w:rPr>
-              <w:t>Messaging</w:t>
-            </w:r>
-            <w:r>
-              <w:rPr>
-                <w:rStyle w:val="IndexLink"/>
-              </w:rPr>
-              <w:tab/>
-              <w:t>vi</w:t>
-            </w:r>
-            <w:r>
-              <w:rPr>
-                <w:webHidden/>
-              </w:rPr>
-              <w:fldChar w:fldCharType="end"/>
-            </w:r>
-          </w:hyperlink>
-        </w:p>
-        <w:p>
-          <w:pPr>
-            <w:pStyle w:val="TOC2"/>
-            <w:tabs>
-              <w:tab w:val="left" w:pos="800"/>
-            </w:tabs>
-            <w:rPr>
-              <w:rFonts w:asciiTheme="minorHAnsi" w:eastAsiaTheme="minorEastAsia" w:hAnsiTheme="minorHAnsi" w:cstheme="minorBidi"/>
-              <w:smallCaps w:val="0"/>
-              <w:kern w:val="2"/>
-              <w:sz w:val="24"/>
-              <w:szCs w:val="24"/>
-              <w:lang w:eastAsia="en-US"/>
-              <w14:ligatures w14:val="standardContextual"/>
-            </w:rPr>
-          </w:pPr>
-          <w:hyperlink w:anchor="_Toc226573997">
-            <w:r>
-              <w:rPr>
-                <w:rStyle w:val="IndexLink"/>
-              </w:rPr>
-              <w:t>2.4.</w:t>
-            </w:r>
-            <w:r>
-              <w:rPr>
-                <w:rStyle w:val="IndexLink"/>
-                <w:rFonts w:asciiTheme="minorHAnsi" w:eastAsiaTheme="minorEastAsia" w:hAnsiTheme="minorHAnsi" w:cstheme="minorBidi"/>
-                <w:smallCaps w:val="0"/>
-                <w:kern w:val="2"/>
-                <w:sz w:val="24"/>
-                <w:szCs w:val="24"/>
-                <w:lang w:eastAsia="en-US"/>
-                <w14:ligatures w14:val="standardContextual"/>
-              </w:rPr>
-              <w:tab/>
-            </w:r>
-            <w:r>
-              <w:rPr>
-                <w:webHidden/>
-              </w:rPr>
-              <w:fldChar w:fldCharType="begin"/>
-            </w:r>
-            <w:r>
-              <w:rPr>
-                <w:webHidden/>
-              </w:rPr>
-              <w:instrText>PAGEREF _Toc226573997 \h</w:instrText>
-            </w:r>
-            <w:r>
-              <w:rPr>
-                <w:webHidden/>
-              </w:rPr>
-            </w:r>
-            <w:r>
-              <w:rPr>
-                <w:webHidden/>
-              </w:rPr>
-              <w:fldChar w:fldCharType="separate"/>
-            </w:r>
-            <w:r>
-              <w:rPr>
-                <w:rStyle w:val="IndexLink"/>
-              </w:rPr>
-              <w:t>Server</w:t>
-            </w:r>
-            <w:r>
-              <w:rPr>
-                <w:rStyle w:val="IndexLink"/>
-              </w:rPr>
-              <w:tab/>
-              <w:t>vi</w:t>
-            </w:r>
-            <w:r>
-              <w:rPr>
-                <w:webHidden/>
-              </w:rPr>
-              <w:fldChar w:fldCharType="end"/>
-            </w:r>
-          </w:hyperlink>
-        </w:p>
-        <w:p>
-          <w:pPr>
-            <w:pStyle w:val="TOC2"/>
-            <w:tabs>
-              <w:tab w:val="left" w:pos="800"/>
-            </w:tabs>
-            <w:rPr>
-              <w:rFonts w:asciiTheme="minorHAnsi" w:eastAsiaTheme="minorEastAsia" w:hAnsiTheme="minorHAnsi" w:cstheme="minorBidi"/>
-              <w:smallCaps w:val="0"/>
-              <w:kern w:val="2"/>
-              <w:sz w:val="24"/>
-              <w:szCs w:val="24"/>
-              <w:lang w:eastAsia="en-US"/>
-              <w14:ligatures w14:val="standardContextual"/>
-            </w:rPr>
-          </w:pPr>
-          <w:hyperlink w:anchor="_Toc226573998">
-            <w:r>
-              <w:rPr>
-                <w:rStyle w:val="IndexLink"/>
-              </w:rPr>
-              <w:t>2.5.</w:t>
-            </w:r>
-            <w:r>
-              <w:rPr>
-                <w:rStyle w:val="IndexLink"/>
-                <w:rFonts w:asciiTheme="minorHAnsi" w:eastAsiaTheme="minorEastAsia" w:hAnsiTheme="minorHAnsi" w:cstheme="minorBidi"/>
-                <w:smallCaps w:val="0"/>
-                <w:kern w:val="2"/>
-                <w:sz w:val="24"/>
-                <w:szCs w:val="24"/>
-                <w:lang w:eastAsia="en-US"/>
-                <w14:ligatures w14:val="standardContextual"/>
-              </w:rPr>
-              <w:tab/>
-            </w:r>
-            <w:r>
-              <w:rPr>
-                <w:webHidden/>
-              </w:rPr>
-              <w:fldChar w:fldCharType="begin"/>
-            </w:r>
-            <w:r>
-              <w:rPr>
-                <w:webHidden/>
-              </w:rPr>
-              <w:instrText>PAGEREF _Toc226573998 \h</w:instrText>
-            </w:r>
-            <w:r>
-              <w:rPr>
-                <w:webHidden/>
-              </w:rPr>
-            </w:r>
-            <w:r>
-              <w:rPr>
-                <w:webHidden/>
-              </w:rPr>
-              <w:fldChar w:fldCharType="separate"/>
-            </w:r>
-            <w:r>
-              <w:rPr>
-                <w:rStyle w:val="IndexLink"/>
-              </w:rPr>
-              <w:t>Client</w:t>
-            </w:r>
-            <w:r>
-              <w:rPr>
-                <w:rStyle w:val="IndexLink"/>
-              </w:rPr>
-              <w:tab/>
-              <w:t>vii</w:t>
-            </w:r>
-            <w:r>
-              <w:rPr>
-                <w:webHidden/>
-              </w:rPr>
-              <w:fldChar w:fldCharType="end"/>
-            </w:r>
-          </w:hyperlink>
-        </w:p>
-        <w:p>
-          <w:pPr>
-            <w:pStyle w:val="TOC1"/>
-            <w:tabs>
-              <w:tab w:val="left" w:pos="400"/>
-            </w:tabs>
-            <w:rPr>
-              <w:rFonts w:asciiTheme="minorHAnsi" w:eastAsiaTheme="minorEastAsia" w:hAnsiTheme="minorHAnsi" w:cstheme="minorBidi"/>
-              <w:b w:val="0"/>
-              <w:caps w:val="0"/>
-              <w:kern w:val="2"/>
-              <w:sz w:val="24"/>
-              <w:szCs w:val="24"/>
-              <w:lang w:eastAsia="en-US"/>
-              <w14:ligatures w14:val="standardContextual"/>
-            </w:rPr>
-          </w:pPr>
-          <w:hyperlink w:anchor="_Toc226573999">
-            <w:r>
-              <w:rPr>
-                <w:rStyle w:val="IndexLink"/>
-                <w:lang w:bidi="en-US"/>
-              </w:rPr>
-              <w:t>3.</w:t>
-            </w:r>
-            <w:r>
-              <w:rPr>
-                <w:rStyle w:val="IndexLink"/>
-                <w:rFonts w:asciiTheme="minorHAnsi" w:eastAsiaTheme="minorEastAsia" w:hAnsiTheme="minorHAnsi" w:cstheme="minorBidi"/>
-                <w:b w:val="0"/>
-                <w:caps w:val="0"/>
-                <w:kern w:val="2"/>
-                <w:sz w:val="24"/>
-                <w:szCs w:val="24"/>
-                <w:lang w:eastAsia="en-US"/>
-                <w14:ligatures w14:val="standardContextual"/>
-              </w:rPr>
-              <w:tab/>
-            </w:r>
-            <w:r>
-              <w:rPr>
-                <w:webHidden/>
-              </w:rPr>
-              <w:fldChar w:fldCharType="begin"/>
-            </w:r>
-            <w:r>
-              <w:rPr>
-                <w:webHidden/>
-              </w:rPr>
-              <w:instrText>PAGEREF _Toc226573999 \h</w:instrText>
-            </w:r>
-            <w:r>
-              <w:rPr>
-                <w:webHidden/>
-              </w:rPr>
-            </w:r>
-            <w:r>
-              <w:rPr>
-                <w:webHidden/>
-              </w:rPr>
-              <w:fldChar w:fldCharType="separate"/>
-            </w:r>
-            <w:r>
-              <w:rPr>
-                <w:rStyle w:val="IndexLink"/>
-              </w:rPr>
-              <w:t>System Interface Design</w:t>
-            </w:r>
-            <w:r>
-              <w:rPr>
-                <w:rStyle w:val="IndexLink"/>
-              </w:rPr>
-              <w:tab/>
-              <w:t>ix</w:t>
-            </w:r>
-            <w:r>
-              <w:rPr>
-                <w:webHidden/>
-              </w:rPr>
-              <w:fldChar w:fldCharType="end"/>
-            </w:r>
-          </w:hyperlink>
-        </w:p>
-        <w:p>
-          <w:pPr>
-            <w:pStyle w:val="TOC2"/>
-            <w:tabs>
-              <w:tab w:val="left" w:pos="800"/>
-            </w:tabs>
-            <w:rPr>
-              <w:rFonts w:asciiTheme="minorHAnsi" w:eastAsiaTheme="minorEastAsia" w:hAnsiTheme="minorHAnsi" w:cstheme="minorBidi"/>
-              <w:smallCaps w:val="0"/>
-              <w:kern w:val="2"/>
-              <w:sz w:val="24"/>
-              <w:szCs w:val="24"/>
-              <w:lang w:eastAsia="en-US"/>
-              <w14:ligatures w14:val="standardContextual"/>
-            </w:rPr>
-          </w:pPr>
-          <w:hyperlink w:anchor="_Toc226574000">
-            <w:r>
-              <w:rPr>
-                <w:rStyle w:val="IndexLink"/>
-              </w:rPr>
-              <w:t>3.1.</w:t>
-            </w:r>
-            <w:r>
-              <w:rPr>
-                <w:rStyle w:val="IndexLink"/>
-                <w:rFonts w:asciiTheme="minorHAnsi" w:eastAsiaTheme="minorEastAsia" w:hAnsiTheme="minorHAnsi" w:cstheme="minorBidi"/>
-                <w:smallCaps w:val="0"/>
-                <w:kern w:val="2"/>
-                <w:sz w:val="24"/>
-                <w:szCs w:val="24"/>
-                <w:lang w:eastAsia="en-US"/>
-                <w14:ligatures w14:val="standardContextual"/>
-              </w:rPr>
-              <w:tab/>
-            </w:r>
-            <w:r>
-              <w:rPr>
-                <w:webHidden/>
-              </w:rPr>
-              <w:fldChar w:fldCharType="begin"/>
-            </w:r>
-            <w:r>
-              <w:rPr>
-                <w:webHidden/>
-              </w:rPr>
-              <w:instrText>PAGEREF _Toc226574000 \h</w:instrText>
-            </w:r>
-            <w:r>
-              <w:rPr>
-                <w:webHidden/>
-              </w:rPr>
-            </w:r>
-            <w:r>
-              <w:rPr>
-                <w:webHidden/>
-              </w:rPr>
-              <w:fldChar w:fldCharType="separate"/>
-            </w:r>
-            <w:r>
-              <w:rPr>
-                <w:rStyle w:val="IndexLink"/>
-              </w:rPr>
-              <w:t>Application Overview</w:t>
-            </w:r>
-            <w:r>
-              <w:rPr>
-                <w:rStyle w:val="IndexLink"/>
-              </w:rPr>
-              <w:tab/>
-              <w:t>ix</w:t>
-            </w:r>
-            <w:r>
-              <w:rPr>
-                <w:webHidden/>
-              </w:rPr>
-              <w:fldChar w:fldCharType="end"/>
-            </w:r>
-          </w:hyperlink>
-        </w:p>
-        <w:p>
-          <w:pPr>
-            <w:pStyle w:val="TOC3"/>
-            <w:tabs>
-              <w:tab w:val="left" w:pos="1200"/>
-            </w:tabs>
-            <w:rPr>
-              <w:rFonts w:asciiTheme="minorHAnsi" w:eastAsiaTheme="minorEastAsia" w:hAnsiTheme="minorHAnsi" w:cstheme="minorBidi"/>
-              <w:i w:val="0"/>
-              <w:kern w:val="2"/>
-              <w:sz w:val="24"/>
-              <w:szCs w:val="24"/>
-              <w:lang w:eastAsia="en-US"/>
-              <w14:ligatures w14:val="standardContextual"/>
-            </w:rPr>
-          </w:pPr>
-          <w:hyperlink w:anchor="_Toc226574001">
-            <w:r>
-              <w:rPr>
-                <w:rStyle w:val="IndexLink"/>
-              </w:rPr>
-              <w:t>3.1.1.</w:t>
-            </w:r>
-            <w:r>
-              <w:rPr>
-                <w:rStyle w:val="IndexLink"/>
-                <w:rFonts w:asciiTheme="minorHAnsi" w:eastAsiaTheme="minorEastAsia" w:hAnsiTheme="minorHAnsi" w:cstheme="minorBidi"/>
-                <w:i w:val="0"/>
-                <w:kern w:val="2"/>
-                <w:sz w:val="24"/>
-                <w:szCs w:val="24"/>
-                <w:lang w:eastAsia="en-US"/>
-                <w14:ligatures w14:val="standardContextual"/>
-              </w:rPr>
-              <w:tab/>
-            </w:r>
-            <w:r>
-              <w:rPr>
-                <w:webHidden/>
-              </w:rPr>
-              <w:fldChar w:fldCharType="begin"/>
-            </w:r>
-            <w:r>
-              <w:rPr>
-                <w:webHidden/>
-              </w:rPr>
-              <w:instrText>PAGEREF _Toc226574001 \h</w:instrText>
-            </w:r>
-            <w:r>
-              <w:rPr>
-                <w:webHidden/>
-              </w:rPr>
-            </w:r>
-            <w:r>
-              <w:rPr>
-                <w:webHidden/>
-              </w:rPr>
-              <w:fldChar w:fldCharType="separate"/>
-            </w:r>
-            <w:r>
-              <w:rPr>
-                <w:rStyle w:val="IndexLink"/>
-              </w:rPr>
-              <w:t>Design Outlook</w:t>
-            </w:r>
-            <w:r>
-              <w:rPr>
-                <w:rStyle w:val="IndexLink"/>
-              </w:rPr>
-              <w:tab/>
-              <w:t>ix</w:t>
-            </w:r>
-            <w:r>
-              <w:rPr>
-                <w:webHidden/>
-              </w:rPr>
-              <w:fldChar w:fldCharType="end"/>
-            </w:r>
-          </w:hyperlink>
-        </w:p>
-        <w:p>
-          <w:pPr>
-            <w:pStyle w:val="TOC2"/>
-            <w:tabs>
-              <w:tab w:val="left" w:pos="800"/>
-            </w:tabs>
-            <w:rPr>
-              <w:rFonts w:asciiTheme="minorHAnsi" w:eastAsiaTheme="minorEastAsia" w:hAnsiTheme="minorHAnsi" w:cstheme="minorBidi"/>
-              <w:smallCaps w:val="0"/>
-              <w:kern w:val="2"/>
-              <w:sz w:val="24"/>
-              <w:szCs w:val="24"/>
-              <w:lang w:eastAsia="en-US"/>
-              <w14:ligatures w14:val="standardContextual"/>
-            </w:rPr>
-          </w:pPr>
-          <w:hyperlink w:anchor="_Toc226574002">
-            <w:r>
-              <w:rPr>
-                <w:rStyle w:val="IndexLink"/>
-              </w:rPr>
-              <w:t>3.2.</w:t>
-            </w:r>
-            <w:r>
-              <w:rPr>
-                <w:rStyle w:val="IndexLink"/>
-                <w:rFonts w:asciiTheme="minorHAnsi" w:eastAsiaTheme="minorEastAsia" w:hAnsiTheme="minorHAnsi" w:cstheme="minorBidi"/>
-                <w:smallCaps w:val="0"/>
-                <w:kern w:val="2"/>
-                <w:sz w:val="24"/>
-                <w:szCs w:val="24"/>
-                <w:lang w:eastAsia="en-US"/>
-                <w14:ligatures w14:val="standardContextual"/>
-              </w:rPr>
-              <w:tab/>
-            </w:r>
-            <w:r>
-              <w:rPr>
-                <w:webHidden/>
-              </w:rPr>
-              <w:fldChar w:fldCharType="begin"/>
-            </w:r>
-            <w:r>
-              <w:rPr>
-                <w:webHidden/>
-              </w:rPr>
-              <w:instrText>PAGEREF _Toc226574002 \h</w:instrText>
-            </w:r>
-            <w:r>
-              <w:rPr>
-                <w:webHidden/>
-              </w:rPr>
-            </w:r>
-            <w:r>
-              <w:rPr>
-                <w:webHidden/>
-              </w:rPr>
-              <w:fldChar w:fldCharType="separate"/>
-            </w:r>
-            <w:r>
-              <w:rPr>
-                <w:rStyle w:val="IndexLink"/>
-              </w:rPr>
-              <w:t>GUI Diagrams</w:t>
-            </w:r>
-            <w:r>
-              <w:rPr>
-                <w:rStyle w:val="IndexLink"/>
-              </w:rPr>
-              <w:tab/>
-              <w:t>x</w:t>
-            </w:r>
-            <w:r>
-              <w:rPr>
-                <w:webHidden/>
-              </w:rPr>
-              <w:fldChar w:fldCharType="end"/>
-            </w:r>
-          </w:hyperlink>
-        </w:p>
-        <w:p>
-          <w:pPr>
-            <w:pStyle w:val="TOC2"/>
-            <w:tabs>
-              <w:tab w:val="left" w:pos="800"/>
-            </w:tabs>
-            <w:rPr>
-              <w:rFonts w:asciiTheme="minorHAnsi" w:eastAsiaTheme="minorEastAsia" w:hAnsiTheme="minorHAnsi" w:cstheme="minorBidi"/>
-              <w:smallCaps w:val="0"/>
-              <w:kern w:val="2"/>
-              <w:sz w:val="24"/>
-              <w:szCs w:val="24"/>
-              <w:lang w:eastAsia="en-US"/>
-              <w14:ligatures w14:val="standardContextual"/>
-            </w:rPr>
-          </w:pPr>
-          <w:hyperlink w:anchor="_Toc226574003">
-            <w:r>
-              <w:rPr>
-                <w:rStyle w:val="IndexLink"/>
-              </w:rPr>
-              <w:t>3.3.</w:t>
-            </w:r>
-            <w:r>
-              <w:rPr>
-                <w:rStyle w:val="IndexLink"/>
-                <w:rFonts w:asciiTheme="minorHAnsi" w:eastAsiaTheme="minorEastAsia" w:hAnsiTheme="minorHAnsi" w:cstheme="minorBidi"/>
-                <w:smallCaps w:val="0"/>
-                <w:kern w:val="2"/>
-                <w:sz w:val="24"/>
-                <w:szCs w:val="24"/>
-                <w:lang w:eastAsia="en-US"/>
-                <w14:ligatures w14:val="standardContextual"/>
-              </w:rPr>
-              <w:tab/>
-            </w:r>
-            <w:r>
-              <w:rPr>
-                <w:webHidden/>
-              </w:rPr>
-              <w:fldChar w:fldCharType="begin"/>
-            </w:r>
-            <w:r>
-              <w:rPr>
-                <w:webHidden/>
-              </w:rPr>
-              <w:instrText>PAGEREF _Toc226574003 \h</w:instrText>
-            </w:r>
-            <w:r>
-              <w:rPr>
-                <w:webHidden/>
-              </w:rPr>
-            </w:r>
-            <w:r>
-              <w:rPr>
-                <w:webHidden/>
-              </w:rPr>
-              <w:fldChar w:fldCharType="separate"/>
-            </w:r>
-            <w:r>
-              <w:rPr>
-                <w:rStyle w:val="IndexLink"/>
-              </w:rPr>
-              <w:t>Layout and Structure</w:t>
-            </w:r>
-            <w:r>
-              <w:rPr>
-                <w:rStyle w:val="IndexLink"/>
-              </w:rPr>
-              <w:tab/>
-              <w:t>xii</w:t>
-            </w:r>
-            <w:r>
-              <w:rPr>
-                <w:webHidden/>
-              </w:rPr>
-              <w:fldChar w:fldCharType="end"/>
-            </w:r>
-          </w:hyperlink>
-        </w:p>
-        <w:p>
-          <w:pPr>
-            <w:pStyle w:val="TOC1"/>
-            <w:tabs>
-              <w:tab w:val="left" w:pos="400"/>
-            </w:tabs>
-            <w:rPr>
-              <w:rFonts w:asciiTheme="minorHAnsi" w:eastAsiaTheme="minorEastAsia" w:hAnsiTheme="minorHAnsi" w:cstheme="minorBidi"/>
-              <w:b w:val="0"/>
-              <w:caps w:val="0"/>
-              <w:kern w:val="2"/>
-              <w:sz w:val="24"/>
-              <w:szCs w:val="24"/>
-              <w:lang w:eastAsia="en-US"/>
-              <w14:ligatures w14:val="standardContextual"/>
-            </w:rPr>
-          </w:pPr>
-          <w:hyperlink w:anchor="_Toc226574004">
-            <w:r>
-              <w:rPr>
-                <w:rStyle w:val="IndexLink"/>
-                <w:lang w:bidi="en-US"/>
-              </w:rPr>
-              <w:t>4.</w:t>
-            </w:r>
-            <w:r>
-              <w:rPr>
-                <w:rStyle w:val="IndexLink"/>
-                <w:rFonts w:asciiTheme="minorHAnsi" w:eastAsiaTheme="minorEastAsia" w:hAnsiTheme="minorHAnsi" w:cstheme="minorBidi"/>
-                <w:b w:val="0"/>
-                <w:caps w:val="0"/>
-                <w:kern w:val="2"/>
-                <w:sz w:val="24"/>
-                <w:szCs w:val="24"/>
-                <w:lang w:eastAsia="en-US"/>
-                <w14:ligatures w14:val="standardContextual"/>
-              </w:rPr>
-              <w:tab/>
-            </w:r>
-            <w:r>
-              <w:rPr>
-                <w:webHidden/>
-              </w:rPr>
-              <w:fldChar w:fldCharType="begin"/>
-            </w:r>
-            <w:r>
-              <w:rPr>
-                <w:webHidden/>
-              </w:rPr>
-              <w:instrText>PAGEREF _Toc226574004 \h</w:instrText>
-            </w:r>
-            <w:r>
-              <w:rPr>
-                <w:webHidden/>
-              </w:rPr>
-            </w:r>
-            <w:r>
-              <w:rPr>
-                <w:webHidden/>
-              </w:rPr>
-              <w:fldChar w:fldCharType="separate"/>
-            </w:r>
-            <w:r>
-              <w:rPr>
-                <w:rStyle w:val="IndexLink"/>
-              </w:rPr>
-              <w:t>Use-Cases and Common Flows</w:t>
-            </w:r>
-            <w:r>
-              <w:rPr>
-                <w:rStyle w:val="IndexLink"/>
-              </w:rPr>
-              <w:tab/>
-              <w:t>xiii</w:t>
-            </w:r>
-            <w:r>
-              <w:rPr>
-                <w:webHidden/>
-              </w:rPr>
-              <w:fldChar w:fldCharType="end"/>
-            </w:r>
-          </w:hyperlink>
-        </w:p>
-        <w:p>
-          <w:pPr>
-            <w:pStyle w:val="TOC2"/>
-            <w:tabs>
-              <w:tab w:val="left" w:pos="800"/>
-            </w:tabs>
-            <w:rPr>
-              <w:rFonts w:asciiTheme="minorHAnsi" w:eastAsiaTheme="minorEastAsia" w:hAnsiTheme="minorHAnsi" w:cstheme="minorBidi"/>
-              <w:smallCaps w:val="0"/>
-              <w:kern w:val="2"/>
-              <w:sz w:val="24"/>
-              <w:szCs w:val="24"/>
-              <w:lang w:eastAsia="en-US"/>
-              <w14:ligatures w14:val="standardContextual"/>
-            </w:rPr>
-          </w:pPr>
-          <w:hyperlink w:anchor="_Toc226574005">
-            <w:r>
-              <w:rPr>
-                <w:rStyle w:val="IndexLink"/>
-              </w:rPr>
-              <w:t>4.1.</w:t>
-            </w:r>
-            <w:r>
-              <w:rPr>
-                <w:rStyle w:val="IndexLink"/>
-                <w:rFonts w:asciiTheme="minorHAnsi" w:eastAsiaTheme="minorEastAsia" w:hAnsiTheme="minorHAnsi" w:cstheme="minorBidi"/>
-                <w:smallCaps w:val="0"/>
-                <w:kern w:val="2"/>
-                <w:sz w:val="24"/>
-                <w:szCs w:val="24"/>
-                <w:lang w:eastAsia="en-US"/>
-                <w14:ligatures w14:val="standardContextual"/>
-              </w:rPr>
-              <w:tab/>
-            </w:r>
-            <w:r>
-              <w:rPr>
-                <w:webHidden/>
-              </w:rPr>
-              <w:fldChar w:fldCharType="begin"/>
-            </w:r>
-            <w:r>
-              <w:rPr>
-                <w:webHidden/>
-              </w:rPr>
-              <w:instrText>PAGEREF _Toc226574005 \h</w:instrText>
-            </w:r>
-            <w:r>
-              <w:rPr>
-                <w:webHidden/>
-              </w:rPr>
-            </w:r>
-            <w:r>
-              <w:rPr>
-                <w:webHidden/>
-              </w:rPr>
-              <w:fldChar w:fldCharType="separate"/>
-            </w:r>
-            <w:r>
-              <w:rPr>
-                <w:rStyle w:val="IndexLink"/>
-              </w:rPr>
-              <w:t>Use-Case Diagrams</w:t>
-            </w:r>
-            <w:r>
-              <w:rPr>
-                <w:rStyle w:val="IndexLink"/>
-              </w:rPr>
-              <w:tab/>
-              <w:t>xiii</w:t>
-            </w:r>
-            <w:r>
-              <w:rPr>
-                <w:webHidden/>
-              </w:rPr>
-              <w:fldChar w:fldCharType="end"/>
-            </w:r>
-          </w:hyperlink>
-        </w:p>
-        <w:p>
-          <w:pPr>
-            <w:pStyle w:val="TOC2"/>
-            <w:tabs>
-              <w:tab w:val="left" w:pos="800"/>
-            </w:tabs>
-            <w:rPr>
-              <w:rFonts w:asciiTheme="minorHAnsi" w:eastAsiaTheme="minorEastAsia" w:hAnsiTheme="minorHAnsi" w:cstheme="minorBidi"/>
-              <w:smallCaps w:val="0"/>
-              <w:kern w:val="2"/>
-              <w:sz w:val="24"/>
-              <w:szCs w:val="24"/>
-              <w:lang w:eastAsia="en-US"/>
-              <w14:ligatures w14:val="standardContextual"/>
-            </w:rPr>
-          </w:pPr>
-          <w:hyperlink w:anchor="_Toc226574006">
-            <w:r>
-              <w:rPr>
-                <w:rStyle w:val="IndexLink"/>
-              </w:rPr>
-              <w:t>4.2.</w:t>
-            </w:r>
-            <w:r>
-              <w:rPr>
-                <w:rStyle w:val="IndexLink"/>
-                <w:rFonts w:asciiTheme="minorHAnsi" w:eastAsiaTheme="minorEastAsia" w:hAnsiTheme="minorHAnsi" w:cstheme="minorBidi"/>
-                <w:smallCaps w:val="0"/>
-                <w:kern w:val="2"/>
-                <w:sz w:val="24"/>
-                <w:szCs w:val="24"/>
-                <w:lang w:eastAsia="en-US"/>
-                <w14:ligatures w14:val="standardContextual"/>
-              </w:rPr>
-              <w:tab/>
-            </w:r>
-            <w:r>
-              <w:rPr>
-                <w:webHidden/>
-              </w:rPr>
-              <w:fldChar w:fldCharType="begin"/>
-            </w:r>
-            <w:r>
-              <w:rPr>
-                <w:webHidden/>
-              </w:rPr>
-              <w:instrText>PAGEREF _Toc226574006 \h</w:instrText>
-            </w:r>
-            <w:r>
-              <w:rPr>
-                <w:webHidden/>
-              </w:rPr>
-            </w:r>
-            <w:r>
-              <w:rPr>
-                <w:webHidden/>
-              </w:rPr>
-              <w:fldChar w:fldCharType="separate"/>
-            </w:r>
-            <w:r>
-              <w:rPr>
-                <w:rStyle w:val="IndexLink"/>
-              </w:rPr>
-              <w:t>Sequence Diagrams</w:t>
-            </w:r>
-            <w:r>
-              <w:rPr>
-                <w:rStyle w:val="IndexLink"/>
-              </w:rPr>
-              <w:tab/>
-              <w:t>xiii</w:t>
-            </w:r>
-            <w:r>
-              <w:rPr>
-                <w:webHidden/>
-              </w:rPr>
-              <w:fldChar w:fldCharType="end"/>
-            </w:r>
-          </w:hyperlink>
-        </w:p>
-        <w:p>
-          <w:pPr>
-            <w:pStyle w:val="TOC2"/>
-            <w:rPr>
-              <w:rFonts w:asciiTheme="minorHAnsi" w:eastAsiaTheme="minorEastAsia" w:hAnsiTheme="minorHAnsi" w:cstheme="minorBidi"/>
-              <w:smallCaps w:val="0"/>
-              <w:kern w:val="2"/>
-              <w:sz w:val="24"/>
-              <w:szCs w:val="24"/>
-              <w:lang w:eastAsia="en-US"/>
-              <w14:ligatures w14:val="standardContextual"/>
-            </w:rPr>
-          </w:pPr>
-          <w:hyperlink w:anchor="_Toc226574007">
-            <w:r>
-              <w:rPr>
-                <w:webHidden/>
-              </w:rPr>
-              <w:fldChar w:fldCharType="begin"/>
-            </w:r>
-            <w:r>
-              <w:rPr>
-                <w:webHidden/>
-              </w:rPr>
-              <w:instrText>PAGEREF _Toc226574007 \h</w:instrText>
-            </w:r>
-            <w:r>
-              <w:rPr>
-                <w:webHidden/>
-              </w:rPr>
-            </w:r>
-            <w:r>
-              <w:rPr>
-                <w:webHidden/>
-              </w:rPr>
-              <w:fldChar w:fldCharType="separate"/>
-            </w:r>
-            <w:r>
-              <w:rPr>
-                <w:rStyle w:val="IndexLink"/>
-              </w:rPr>
-              <w:tab/>
-              <w:t>xiv</w:t>
-            </w:r>
-            <w:r>
-              <w:rPr>
-                <w:webHidden/>
-              </w:rPr>
-              <w:fldChar w:fldCharType="end"/>
-            </w:r>
-          </w:hyperlink>
-        </w:p>
-        <w:p>
-          <w:pPr>
-            <w:pStyle w:val="TOC2"/>
-            <w:rPr>
-              <w:rFonts w:asciiTheme="minorHAnsi" w:eastAsiaTheme="minorEastAsia" w:hAnsiTheme="minorHAnsi" w:cstheme="minorBidi"/>
-              <w:smallCaps w:val="0"/>
-              <w:kern w:val="2"/>
-              <w:sz w:val="24"/>
-              <w:szCs w:val="24"/>
-              <w:lang w:eastAsia="en-US"/>
-              <w14:ligatures w14:val="standardContextual"/>
-            </w:rPr>
-          </w:pPr>
-          <w:hyperlink w:anchor="_Toc226574008">
-            <w:r>
-              <w:rPr>
-                <w:webHidden/>
-              </w:rPr>
-              <w:fldChar w:fldCharType="begin"/>
-            </w:r>
-            <w:r>
-              <w:rPr>
-                <w:webHidden/>
-              </w:rPr>
-              <w:instrText>PAGEREF _Toc226574008 \h</w:instrText>
-            </w:r>
-            <w:r>
-              <w:rPr>
-                <w:webHidden/>
-              </w:rPr>
-            </w:r>
-            <w:r>
-              <w:rPr>
-                <w:webHidden/>
-              </w:rPr>
-              <w:fldChar w:fldCharType="separate"/>
-            </w:r>
-            <w:r>
-              <w:rPr>
-                <w:rStyle w:val="IndexLink"/>
-              </w:rPr>
-              <w:tab/>
-              <w:t>xiv</w:t>
-            </w:r>
-            <w:r>
-              <w:rPr>
-                <w:webHidden/>
-              </w:rPr>
-              <w:fldChar w:fldCharType="end"/>
-            </w:r>
-          </w:hyperlink>
-        </w:p>
-        <w:p>
-          <w:pPr>
-            <w:pStyle w:val="TOC2"/>
-            <w:tabs>
-              <w:tab w:val="left" w:pos="800"/>
-            </w:tabs>
-            <w:rPr>
-              <w:rFonts w:asciiTheme="minorHAnsi" w:eastAsiaTheme="minorEastAsia" w:hAnsiTheme="minorHAnsi" w:cstheme="minorBidi"/>
-              <w:smallCaps w:val="0"/>
-              <w:kern w:val="2"/>
-              <w:sz w:val="24"/>
-              <w:szCs w:val="24"/>
-              <w:lang w:eastAsia="en-US"/>
-              <w14:ligatures w14:val="standardContextual"/>
-            </w:rPr>
-          </w:pPr>
-          <w:hyperlink w:anchor="_Toc226574009">
-            <w:r>
-              <w:rPr>
-                <w:rStyle w:val="IndexLink"/>
-              </w:rPr>
-              <w:t>4.3.</w:t>
-            </w:r>
-            <w:r>
-              <w:rPr>
-                <w:rStyle w:val="IndexLink"/>
-                <w:rFonts w:asciiTheme="minorHAnsi" w:eastAsiaTheme="minorEastAsia" w:hAnsiTheme="minorHAnsi" w:cstheme="minorBidi"/>
-                <w:smallCaps w:val="0"/>
-                <w:kern w:val="2"/>
-                <w:sz w:val="24"/>
-                <w:szCs w:val="24"/>
-                <w:lang w:eastAsia="en-US"/>
-                <w14:ligatures w14:val="standardContextual"/>
-              </w:rPr>
-              <w:tab/>
-            </w:r>
-            <w:r>
-              <w:rPr>
-                <w:webHidden/>
-              </w:rPr>
-              <w:fldChar w:fldCharType="begin"/>
-            </w:r>
-            <w:r>
-              <w:rPr>
-                <w:webHidden/>
-              </w:rPr>
-              <w:instrText>PAGEREF _Toc226574009 \h</w:instrText>
-            </w:r>
-            <w:r>
-              <w:rPr>
-                <w:webHidden/>
-              </w:rPr>
-            </w:r>
-            <w:r>
-              <w:rPr>
-                <w:webHidden/>
-              </w:rPr>
-              <w:fldChar w:fldCharType="separate"/>
-            </w:r>
-            <w:r>
-              <w:rPr>
-                <w:rStyle w:val="IndexLink"/>
-              </w:rPr>
-              <w:t>Common &amp; Intended User Interfacing Flow</w:t>
-            </w:r>
-            <w:r>
-              <w:rPr>
-                <w:rStyle w:val="IndexLink"/>
-              </w:rPr>
-              <w:tab/>
-              <w:t>xiv</w:t>
-            </w:r>
-            <w:r>
-              <w:rPr>
-                <w:webHidden/>
-              </w:rPr>
-              <w:fldChar w:fldCharType="end"/>
-            </w:r>
-          </w:hyperlink>
           <w:r>
             <w:rPr>
               <w:rStyle w:val="IndexLink"/>
@@ -3749,7 +4175,7 @@
       </w:pPr>
       <w:bookmarkStart w:id="2" w:name="__RefHeading___Toc695_1633043759"/>
       <w:bookmarkStart w:id="3" w:name="_Toc226533746"/>
-      <w:bookmarkStart w:id="4" w:name="_Toc226573989"/>
+      <w:bookmarkStart w:id="4" w:name="_Toc226576867"/>
       <w:bookmarkEnd w:id="2"/>
       <w:bookmarkEnd w:id="3"/>
       <w:r>
@@ -3772,21 +4198,7 @@
         <w:rPr>
           <w:color w:val="000000"/>
         </w:rPr>
-        <w:t xml:space="preserve">This software design document provides </w:t>
-      </w:r>
-      <w:proofErr w:type="gramStart"/>
-      <w:r>
-        <w:rPr>
-          <w:color w:val="000000"/>
-        </w:rPr>
-        <w:t>a</w:t>
-      </w:r>
-      <w:proofErr w:type="gramEnd"/>
-      <w:r>
-        <w:rPr>
-          <w:color w:val="000000"/>
-        </w:rPr>
-        <w:t xml:space="preserve"> architectural overview for the Blackjack Handling System (BHS).</w:t>
+        <w:t>This software design document provides a architectural overview for the Blackjack Handling System (BHS).</w:t>
       </w:r>
     </w:p>
     <w:p>
@@ -3801,8 +4213,8 @@
         </w:rPr>
       </w:pPr>
       <w:bookmarkStart w:id="5" w:name="__RefHeading___Toc697_1633043759"/>
-      <w:bookmarkStart w:id="6" w:name="_Toc226573990"/>
-      <w:bookmarkStart w:id="7" w:name="_Toc226533747"/>
+      <w:bookmarkStart w:id="6" w:name="_Toc226533747"/>
+      <w:bookmarkStart w:id="7" w:name="_Toc226576868"/>
       <w:bookmarkEnd w:id="5"/>
       <w:r>
         <w:rPr>
@@ -3835,8 +4247,8 @@
         </w:rPr>
       </w:pPr>
       <w:bookmarkStart w:id="8" w:name="__RefHeading___Toc699_1633043759"/>
-      <w:bookmarkStart w:id="9" w:name="_Toc226573991"/>
-      <w:bookmarkStart w:id="10" w:name="_Toc226533748"/>
+      <w:bookmarkStart w:id="9" w:name="_Toc226533748"/>
+      <w:bookmarkStart w:id="10" w:name="_Toc226576869"/>
       <w:bookmarkEnd w:id="8"/>
       <w:r>
         <w:rPr>
@@ -3874,21 +4286,7 @@
         <w:rPr>
           <w:color w:val="000000"/>
         </w:rPr>
-        <w:t xml:space="preserve">Dealer: A specialized user role with the added ability to operate as a dealer for the games and the configurator of game parameters when creating joinable tables for blackjack, deals cards in accordance </w:t>
-      </w:r>
-      <w:proofErr w:type="gramStart"/>
-      <w:r>
-        <w:rPr>
-          <w:color w:val="000000"/>
-        </w:rPr>
-        <w:t>to</w:t>
-      </w:r>
-      <w:proofErr w:type="gramEnd"/>
-      <w:r>
-        <w:rPr>
-          <w:color w:val="000000"/>
-        </w:rPr>
-        <w:t xml:space="preserve"> standard blackjack rules</w:t>
+        <w:t>Dealer: A specialized user role with the added ability to operate as a dealer for the games and the configurator of game parameters when creating joinable tables for blackjack, deals cards in accordance to standard blackjack rules</w:t>
       </w:r>
     </w:p>
     <w:p>
@@ -4053,21 +4451,7 @@
         <w:rPr>
           <w:color w:val="000000"/>
         </w:rPr>
-        <w:t xml:space="preserve">Bet: </w:t>
-      </w:r>
-      <w:proofErr w:type="gramStart"/>
-      <w:r>
-        <w:rPr>
-          <w:color w:val="000000"/>
-        </w:rPr>
-        <w:t>A number of</w:t>
-      </w:r>
-      <w:proofErr w:type="gramEnd"/>
-      <w:r>
-        <w:rPr>
-          <w:color w:val="000000"/>
-        </w:rPr>
-        <w:t xml:space="preserve"> credits submitted by a player before being dealt hands to start playing the game</w:t>
+        <w:t>Bet: A number of credits submitted by a player before being dealt hands to start playing the game</w:t>
       </w:r>
     </w:p>
     <w:p>
@@ -4082,35 +4466,7 @@
         <w:rPr>
           <w:color w:val="000000"/>
         </w:rPr>
-        <w:t xml:space="preserve">Timer: A countdown for the time players </w:t>
-      </w:r>
-      <w:proofErr w:type="gramStart"/>
-      <w:r>
-        <w:rPr>
-          <w:color w:val="000000"/>
-        </w:rPr>
-        <w:t>have</w:t>
-      </w:r>
-      <w:proofErr w:type="gramEnd"/>
-      <w:r>
-        <w:rPr>
-          <w:color w:val="000000"/>
-        </w:rPr>
-        <w:t xml:space="preserve"> to </w:t>
-      </w:r>
-      <w:proofErr w:type="gramStart"/>
-      <w:r>
-        <w:rPr>
-          <w:color w:val="000000"/>
-        </w:rPr>
-        <w:t>take action</w:t>
-      </w:r>
-      <w:proofErr w:type="gramEnd"/>
-      <w:r>
-        <w:rPr>
-          <w:color w:val="000000"/>
-        </w:rPr>
-        <w:t xml:space="preserve"> in a round of the game</w:t>
+        <w:t>Timer: A countdown for the time players have to take action in a round of the game</w:t>
       </w:r>
     </w:p>
     <w:p>
@@ -4231,21 +4587,7 @@
         <w:rPr>
           <w:color w:val="000000"/>
         </w:rPr>
-        <w:t xml:space="preserve">Stand: When a player </w:t>
-      </w:r>
-      <w:proofErr w:type="gramStart"/>
-      <w:r>
-        <w:rPr>
-          <w:color w:val="000000"/>
-        </w:rPr>
-        <w:t>signals</w:t>
-      </w:r>
-      <w:proofErr w:type="gramEnd"/>
-      <w:r>
-        <w:rPr>
-          <w:color w:val="000000"/>
-        </w:rPr>
-        <w:t xml:space="preserve"> they don’t want any additional cards dealt to them during the current round.</w:t>
+        <w:t>Stand: When a player signals they don’t want any additional cards dealt to them during the current round.</w:t>
       </w:r>
     </w:p>
     <w:p>
@@ -4275,35 +4617,7 @@
         <w:rPr>
           <w:color w:val="000000"/>
         </w:rPr>
-        <w:t xml:space="preserve">Split: When a player has matching cards, they can pay to have their hand divided into two separate hands. The dealer will then </w:t>
-      </w:r>
-      <w:proofErr w:type="gramStart"/>
-      <w:r>
-        <w:rPr>
-          <w:color w:val="000000"/>
-        </w:rPr>
-        <w:t>deal</w:t>
-      </w:r>
-      <w:proofErr w:type="gramEnd"/>
-      <w:r>
-        <w:rPr>
-          <w:color w:val="000000"/>
-        </w:rPr>
-        <w:t xml:space="preserve"> each </w:t>
-      </w:r>
-      <w:proofErr w:type="gramStart"/>
-      <w:r>
-        <w:rPr>
-          <w:color w:val="000000"/>
-        </w:rPr>
-        <w:t>hand</w:t>
-      </w:r>
-      <w:proofErr w:type="gramEnd"/>
-      <w:r>
-        <w:rPr>
-          <w:color w:val="000000"/>
-        </w:rPr>
-        <w:t xml:space="preserve"> an additional card to bring the total cards in each hand to two.</w:t>
+        <w:t>Split: When a player has matching cards, they can pay to have their hand divided into two separate hands. The dealer will then deal each hand an additional card to bring the total cards in each hand to two.</w:t>
       </w:r>
     </w:p>
     <w:p>
@@ -4408,21 +4722,7 @@
         <w:rPr>
           <w:color w:val="000000"/>
         </w:rPr>
-        <w:t xml:space="preserve">Shuffling: when the order of the cards in the shoe </w:t>
-      </w:r>
-      <w:proofErr w:type="gramStart"/>
-      <w:r>
-        <w:rPr>
-          <w:color w:val="000000"/>
-        </w:rPr>
-        <w:t>are</w:t>
-      </w:r>
-      <w:proofErr w:type="gramEnd"/>
-      <w:r>
-        <w:rPr>
-          <w:color w:val="000000"/>
-        </w:rPr>
-        <w:t xml:space="preserve"> randomized.</w:t>
+        <w:t>Shuffling: when the order of the cards in the shoe are randomized.</w:t>
       </w:r>
     </w:p>
     <w:p>
@@ -4446,8 +4746,8 @@
         </w:rPr>
       </w:pPr>
       <w:bookmarkStart w:id="11" w:name="__RefHeading___Toc701_1633043759"/>
-      <w:bookmarkStart w:id="12" w:name="_Toc226573992"/>
-      <w:bookmarkStart w:id="13" w:name="_Toc226533749"/>
+      <w:bookmarkStart w:id="12" w:name="_Toc226533749"/>
+      <w:bookmarkStart w:id="13" w:name="_Toc226576870"/>
       <w:bookmarkEnd w:id="11"/>
       <w:r>
         <w:rPr>
@@ -4484,8 +4784,8 @@
         </w:rPr>
       </w:pPr>
       <w:bookmarkStart w:id="14" w:name="__RefHeading___Toc703_1633043759"/>
-      <w:bookmarkStart w:id="15" w:name="_Toc226573993"/>
-      <w:bookmarkStart w:id="16" w:name="_Toc226533750"/>
+      <w:bookmarkStart w:id="15" w:name="_Toc226533750"/>
+      <w:bookmarkStart w:id="16" w:name="_Toc226576871"/>
       <w:bookmarkEnd w:id="14"/>
       <w:r>
         <w:rPr>
@@ -4509,8 +4809,8 @@
         </w:rPr>
       </w:pPr>
       <w:bookmarkStart w:id="17" w:name="__RefHeading___Toc705_1633043759"/>
-      <w:bookmarkStart w:id="18" w:name="_Toc226573994"/>
-      <w:bookmarkStart w:id="19" w:name="_Toc226533751"/>
+      <w:bookmarkStart w:id="18" w:name="_Toc226533751"/>
+      <w:bookmarkStart w:id="19" w:name="_Toc226576872"/>
       <w:bookmarkEnd w:id="17"/>
       <w:r>
         <w:rPr>
@@ -4561,8 +4861,8 @@
         </w:rPr>
       </w:pPr>
       <w:bookmarkStart w:id="20" w:name="__RefHeading___Toc707_1633043759"/>
-      <w:bookmarkStart w:id="21" w:name="_Toc226573995"/>
-      <w:bookmarkStart w:id="22" w:name="_Toc226533752"/>
+      <w:bookmarkStart w:id="21" w:name="_Toc226533752"/>
+      <w:bookmarkStart w:id="22" w:name="_Toc226576873"/>
       <w:bookmarkEnd w:id="20"/>
       <w:r>
         <w:rPr>
@@ -4607,8 +4907,8 @@
         </w:rPr>
       </w:pPr>
       <w:bookmarkStart w:id="23" w:name="__RefHeading___Toc709_1633043759"/>
-      <w:bookmarkStart w:id="24" w:name="_Toc226573996"/>
-      <w:bookmarkStart w:id="25" w:name="_Toc226533753"/>
+      <w:bookmarkStart w:id="24" w:name="_Toc226533753"/>
+      <w:bookmarkStart w:id="25" w:name="_Toc226576874"/>
       <w:bookmarkEnd w:id="23"/>
       <w:r>
         <w:rPr>
@@ -4653,8 +4953,8 @@
         </w:rPr>
       </w:pPr>
       <w:bookmarkStart w:id="26" w:name="__RefHeading___Toc711_1633043759"/>
-      <w:bookmarkStart w:id="27" w:name="_Toc226573997"/>
-      <w:bookmarkStart w:id="28" w:name="_Toc226533754"/>
+      <w:bookmarkStart w:id="27" w:name="_Toc226533754"/>
+      <w:bookmarkStart w:id="28" w:name="_Toc226576875"/>
       <w:bookmarkEnd w:id="26"/>
       <w:r>
         <w:rPr>
@@ -4841,21 +5141,7 @@
         <w:rPr>
           <w:color w:val="000000"/>
         </w:rPr>
-        <w:t xml:space="preserve">Each table will be given a unique ID. It will also have a unique dealer, and a list of payer ID that can constantly change ass players join and leave the table. Each table will have specific in-game settings that the dealer sets up as the table is created. These include the minimum and maximum bets, the game timer that limits how long each play </w:t>
-      </w:r>
-      <w:proofErr w:type="gramStart"/>
-      <w:r>
-        <w:rPr>
-          <w:color w:val="000000"/>
-        </w:rPr>
-        <w:t>has to</w:t>
-      </w:r>
-      <w:proofErr w:type="gramEnd"/>
-      <w:r>
-        <w:rPr>
-          <w:color w:val="000000"/>
-        </w:rPr>
-        <w:t xml:space="preserve"> perform an action during their turn, and the number of decks the shoe will contain for that table.</w:t>
+        <w:t>Each table will be given a unique ID. It will also have a unique dealer, and a list of payer ID that can constantly change ass players join and leave the table. Each table will have specific in-game settings that the dealer sets up as the table is created. These include the minimum and maximum bets, the game timer that limits how long each play has to perform an action during their turn, and the number of decks the shoe will contain for that table.</w:t>
       </w:r>
     </w:p>
     <w:p>
@@ -4902,35 +5188,7 @@
         <w:rPr>
           <w:color w:val="000000"/>
         </w:rPr>
-        <w:t xml:space="preserve">The game will contain the shoe. Depending on how many decks the shoe contains, it will start with a shuffled list of cards equal to the number of decks times 52. The cards are </w:t>
-      </w:r>
-      <w:proofErr w:type="gramStart"/>
-      <w:r>
-        <w:rPr>
-          <w:color w:val="000000"/>
-        </w:rPr>
-        <w:t>dealt</w:t>
-      </w:r>
-      <w:proofErr w:type="gramEnd"/>
-      <w:r>
-        <w:rPr>
-          <w:color w:val="000000"/>
-        </w:rPr>
-        <w:t xml:space="preserve"> one at a time to each player as called for depending on the current in-game state and player or dealer requests. When a card is </w:t>
-      </w:r>
-      <w:proofErr w:type="gramStart"/>
-      <w:r>
-        <w:rPr>
-          <w:color w:val="000000"/>
-        </w:rPr>
-        <w:t>dealt</w:t>
-      </w:r>
-      <w:proofErr w:type="gramEnd"/>
-      <w:r>
-        <w:rPr>
-          <w:color w:val="000000"/>
-        </w:rPr>
-        <w:t>, it is removed from the shoe and added to one of the active hands. One the round is completed, all cards in any hand are discarded and a new set of cards is dealt from the shoe. When the shoe has only 60 cards remaining in it, the current round of hands is completed and then all discarded cards are returned to the shoe and the shoe is shuffled.</w:t>
+        <w:t>The game will contain the shoe. Depending on how many decks the shoe contains, it will start with a shuffled list of cards equal to the number of decks times 52. The cards are dealt one at a time to each player as called for depending on the current in-game state and player or dealer requests. When a card is dealt, it is removed from the shoe and added to one of the active hands. One the round is completed, all cards in any hand are discarded and a new set of cards is dealt from the shoe. When the shoe has only 60 cards remaining in it, the current round of hands is completed and then all discarded cards are returned to the shoe and the shoe is shuffled.</w:t>
       </w:r>
     </w:p>
     <w:p>
@@ -4980,8 +5238,8 @@
           <w:color w:val="000000"/>
         </w:rPr>
       </w:pPr>
-      <w:bookmarkStart w:id="29" w:name="_Toc226573998"/>
-      <w:bookmarkStart w:id="30" w:name="_Toc226533755"/>
+      <w:bookmarkStart w:id="29" w:name="_Toc226533755"/>
+      <w:bookmarkStart w:id="30" w:name="_Toc226576876"/>
       <w:r>
         <w:rPr>
           <w:color w:val="000000"/>
@@ -5097,7 +5355,7 @@
       </w:pPr>
       <w:bookmarkStart w:id="31" w:name="__RefHeading___Toc715_1633043759"/>
       <w:bookmarkStart w:id="32" w:name="_Toc226533756"/>
-      <w:bookmarkStart w:id="33" w:name="_Toc226573999"/>
+      <w:bookmarkStart w:id="33" w:name="_Toc226576877"/>
       <w:bookmarkEnd w:id="31"/>
       <w:r>
         <w:rPr>
@@ -5128,7 +5386,7 @@
       </w:pPr>
       <w:bookmarkStart w:id="34" w:name="__RefHeading___Toc717_1633043759"/>
       <w:bookmarkStart w:id="35" w:name="_Toc226533757"/>
-      <w:bookmarkStart w:id="36" w:name="_Toc226574000"/>
+      <w:bookmarkStart w:id="36" w:name="_Toc226576878"/>
       <w:bookmarkEnd w:id="34"/>
       <w:r>
         <w:rPr>
@@ -5302,7 +5560,7 @@
       </w:pPr>
       <w:bookmarkStart w:id="37" w:name="__RefHeading___Toc719_1633043759"/>
       <w:bookmarkStart w:id="38" w:name="_Toc226533758"/>
-      <w:bookmarkStart w:id="39" w:name="_Toc226574001"/>
+      <w:bookmarkStart w:id="39" w:name="_Toc226576879"/>
       <w:bookmarkEnd w:id="37"/>
       <w:r>
         <w:rPr>
@@ -5377,21 +5635,7 @@
           <w:color w:val="000000"/>
         </w:rPr>
         <w:br/>
-        <w:t xml:space="preserve">The GUI dynamically adjusts available controls and views depending on whether the user is a player or dealer. This ensures users only see relevant actions and </w:t>
-      </w:r>
-      <w:proofErr w:type="gramStart"/>
-      <w:r>
-        <w:rPr>
-          <w:color w:val="000000"/>
-        </w:rPr>
-        <w:t>reduces</w:t>
-      </w:r>
-      <w:proofErr w:type="gramEnd"/>
-      <w:r>
-        <w:rPr>
-          <w:color w:val="000000"/>
-        </w:rPr>
-        <w:t xml:space="preserve"> complexity during interaction. </w:t>
+        <w:t xml:space="preserve">The GUI dynamically adjusts available controls and views depending on whether the user is a player or dealer. This ensures users only see relevant actions and reduces complexity during interaction. </w:t>
       </w:r>
     </w:p>
     <w:p>
@@ -5597,8 +5841,8 @@
       </w:pPr>
       <w:bookmarkStart w:id="40" w:name="__RefHeading___Toc721_1633043759"/>
       <w:bookmarkStart w:id="41" w:name="_Toc226533766"/>
-      <w:bookmarkStart w:id="42" w:name="_Toc226574002"/>
-      <w:bookmarkStart w:id="43" w:name="GUI_Diagrams"/>
+      <w:bookmarkStart w:id="42" w:name="GUI_Diagrams"/>
+      <w:bookmarkStart w:id="43" w:name="_Toc226576880"/>
       <w:bookmarkEnd w:id="40"/>
       <w:r>
         <w:rPr>
@@ -5809,7 +6053,7 @@
           <w:color w:val="000000"/>
         </w:rPr>
         <w:drawing>
-          <wp:anchor distT="0" distB="0" distL="0" distR="0" simplePos="0" relativeHeight="37" behindDoc="0" locked="0" layoutInCell="0" allowOverlap="1" wp14:anchorId="4BE26D6B" wp14:editId="7CF2B34D">
+          <wp:anchor distT="0" distB="0" distL="0" distR="0" simplePos="0" relativeHeight="251629568" behindDoc="0" locked="0" layoutInCell="0" allowOverlap="1" wp14:anchorId="4BE26D6B" wp14:editId="7CF2B34D">
             <wp:simplePos x="0" y="0"/>
             <wp:positionH relativeFrom="column">
               <wp:align>center</wp:align>
@@ -5929,19 +6173,11 @@
           <w:color w:val="000000"/>
         </w:rPr>
       </w:pPr>
-      <w:proofErr w:type="gramStart"/>
-      <w:r>
-        <w:rPr>
-          <w:color w:val="000000"/>
-        </w:rPr>
-        <w:t>Allows</w:t>
-      </w:r>
-      <w:proofErr w:type="gramEnd"/>
-      <w:r>
-        <w:rPr>
-          <w:color w:val="000000"/>
-        </w:rPr>
-        <w:t xml:space="preserve"> players to join tables or navigate to other system features </w:t>
+      <w:r>
+        <w:rPr>
+          <w:color w:val="000000"/>
+        </w:rPr>
+        <w:t xml:space="preserve">Allows players to join tables or navigate to other system features </w:t>
       </w:r>
     </w:p>
     <w:p>
@@ -6065,7 +6301,7 @@
           <w:color w:val="000000"/>
         </w:rPr>
         <w:drawing>
-          <wp:anchor distT="0" distB="0" distL="0" distR="0" simplePos="0" relativeHeight="38" behindDoc="0" locked="0" layoutInCell="0" allowOverlap="1" wp14:anchorId="4F47D43D" wp14:editId="11A60825">
+          <wp:anchor distT="0" distB="0" distL="0" distR="0" simplePos="0" relativeHeight="251630592" behindDoc="0" locked="0" layoutInCell="0" allowOverlap="1" wp14:anchorId="4F47D43D" wp14:editId="11A60825">
             <wp:simplePos x="0" y="0"/>
             <wp:positionH relativeFrom="column">
               <wp:align>center</wp:align>
@@ -6458,21 +6694,7 @@
         <w:rPr>
           <w:color w:val="000000"/>
         </w:rPr>
-        <w:t xml:space="preserve">The layout mirrors a real blackjack table, with player positioning indicating turn order and interaction flow. The difference for the dealer-sided flow of logging in is that they will immediately </w:t>
-      </w:r>
-      <w:proofErr w:type="gramStart"/>
-      <w:r>
-        <w:rPr>
-          <w:color w:val="000000"/>
-        </w:rPr>
-        <w:t>be met</w:t>
-      </w:r>
-      <w:proofErr w:type="gramEnd"/>
-      <w:r>
-        <w:rPr>
-          <w:color w:val="000000"/>
-        </w:rPr>
-        <w:t xml:space="preserve"> with the table screen, first in a settings configuration setup with adjustable parameters, then as a table upon completing the configuration.</w:t>
+        <w:t>The layout mirrors a real blackjack table, with player positioning indicating turn order and interaction flow. The difference for the dealer-sided flow of logging in is that they will immediately be met with the table screen, first in a settings configuration setup with adjustable parameters, then as a table upon completing the configuration.</w:t>
       </w:r>
     </w:p>
     <w:p>
@@ -6498,7 +6720,7 @@
         </w:rPr>
         <w:lastRenderedPageBreak/>
         <w:drawing>
-          <wp:anchor distT="0" distB="0" distL="0" distR="0" simplePos="0" relativeHeight="39" behindDoc="0" locked="0" layoutInCell="0" allowOverlap="1" wp14:anchorId="29934112" wp14:editId="113409E9">
+          <wp:anchor distT="0" distB="0" distL="0" distR="0" simplePos="0" relativeHeight="251631616" behindDoc="0" locked="0" layoutInCell="0" allowOverlap="1" wp14:anchorId="29934112" wp14:editId="113409E9">
             <wp:simplePos x="0" y="0"/>
             <wp:positionH relativeFrom="column">
               <wp:align>center</wp:align>
@@ -6559,7 +6781,7 @@
       </w:pPr>
       <w:bookmarkStart w:id="44" w:name="__RefHeading___Toc723_1633043759"/>
       <w:bookmarkStart w:id="45" w:name="_Toc226533767"/>
-      <w:bookmarkStart w:id="46" w:name="_Toc226574003"/>
+      <w:bookmarkStart w:id="46" w:name="_Toc226576881"/>
       <w:bookmarkEnd w:id="44"/>
       <w:r>
         <w:rPr>
@@ -6589,21 +6811,7 @@
           <w:color w:val="000000"/>
         </w:rPr>
         <w:tab/>
-        <w:t xml:space="preserve">The graphical user interface is organized using a modular, panel-based structure that supports dynamic content updates and separation of concerns between different functional areas. Each primary screen (login, lobby, and table) is composed of reusable interface regions that can be updated or replaced without requiring a full screen transition. This allows the client to respond efficiently to real-time updates from the server while maintaining </w:t>
-      </w:r>
-      <w:proofErr w:type="gramStart"/>
-      <w:r>
-        <w:rPr>
-          <w:color w:val="000000"/>
-        </w:rPr>
-        <w:t>a consistent</w:t>
-      </w:r>
-      <w:proofErr w:type="gramEnd"/>
-      <w:r>
-        <w:rPr>
-          <w:color w:val="000000"/>
-        </w:rPr>
-        <w:t xml:space="preserve"> user experience.</w:t>
+        <w:t>The graphical user interface is organized using a modular, panel-based structure that supports dynamic content updates and separation of concerns between different functional areas. Each primary screen (login, lobby, and table) is composed of reusable interface regions that can be updated or replaced without requiring a full screen transition. This allows the client to respond efficiently to real-time updates from the server while maintaining a consistent user experience.</w:t>
       </w:r>
     </w:p>
     <w:p>
@@ -6664,7 +6872,7 @@
       </w:pPr>
       <w:bookmarkStart w:id="47" w:name="__RefHeading___Toc725_1633043759"/>
       <w:bookmarkStart w:id="48" w:name="_Toc226533768"/>
-      <w:bookmarkStart w:id="49" w:name="_Toc226574004"/>
+      <w:bookmarkStart w:id="49" w:name="_Toc226576882"/>
       <w:bookmarkEnd w:id="47"/>
       <w:r>
         <w:rPr>
@@ -6695,7 +6903,7 @@
       </w:pPr>
       <w:bookmarkStart w:id="50" w:name="__RefHeading___Toc727_1633043759"/>
       <w:bookmarkStart w:id="51" w:name="_Toc226533769"/>
-      <w:bookmarkStart w:id="52" w:name="_Toc226574005"/>
+      <w:bookmarkStart w:id="52" w:name="_Toc226576883"/>
       <w:bookmarkEnd w:id="50"/>
       <w:r>
         <w:rPr>
@@ -6725,7 +6933,7 @@
           <w:color w:val="000000"/>
         </w:rPr>
         <w:drawing>
-          <wp:anchor distT="0" distB="0" distL="114300" distR="114300" simplePos="0" relativeHeight="44" behindDoc="0" locked="0" layoutInCell="0" allowOverlap="1" wp14:anchorId="146CF63B" wp14:editId="332EECF5">
+          <wp:anchor distT="0" distB="0" distL="114300" distR="114300" simplePos="0" relativeHeight="251666432" behindDoc="0" locked="0" layoutInCell="0" allowOverlap="1" wp14:anchorId="146CF63B" wp14:editId="332EECF5">
             <wp:simplePos x="0" y="0"/>
             <wp:positionH relativeFrom="column">
               <wp:posOffset>419100</wp:posOffset>
@@ -6785,15 +6993,7 @@
         <w:ind w:left="720"/>
       </w:pPr>
       <w:r>
-        <w:t xml:space="preserve">The use case diagram </w:t>
-      </w:r>
-      <w:proofErr w:type="gramStart"/>
-      <w:r>
-        <w:t>is showing</w:t>
-      </w:r>
-      <w:proofErr w:type="gramEnd"/>
-      <w:r>
-        <w:t xml:space="preserve"> the expected output of each user action.</w:t>
+        <w:t>The use case diagram is showing the expected output of each user action.</w:t>
       </w:r>
     </w:p>
     <w:p>
@@ -6801,15 +7001,7 @@
         <w:ind w:left="720"/>
       </w:pPr>
       <w:r>
-        <w:t xml:space="preserve">For the player, the player begins </w:t>
-      </w:r>
-      <w:proofErr w:type="gramStart"/>
-      <w:r>
-        <w:t>in</w:t>
-      </w:r>
-      <w:proofErr w:type="gramEnd"/>
-      <w:r>
-        <w:t xml:space="preserve"> the login screen with 2 separate actions. The player is sent to</w:t>
+        <w:t>For the player, the player begins in the login screen with 2 separate actions. The player is sent to</w:t>
       </w:r>
     </w:p>
     <w:p>
@@ -6817,15 +7009,7 @@
         <w:ind w:left="720"/>
       </w:pPr>
       <w:r>
-        <w:t xml:space="preserve">the lobby where they </w:t>
-      </w:r>
-      <w:proofErr w:type="gramStart"/>
-      <w:r>
-        <w:t>are able to</w:t>
-      </w:r>
-      <w:proofErr w:type="gramEnd"/>
-      <w:r>
-        <w:t xml:space="preserve"> add funds to their account or cash out their whole account. They</w:t>
+        <w:t>the lobby where they are able to add funds to their account or cash out their whole account. They</w:t>
       </w:r>
     </w:p>
     <w:p>
@@ -6833,15 +7017,7 @@
         <w:ind w:left="720"/>
       </w:pPr>
       <w:r>
-        <w:t xml:space="preserve">will also be able to select which table they want to play </w:t>
-      </w:r>
-      <w:proofErr w:type="gramStart"/>
-      <w:r>
-        <w:t>in</w:t>
-      </w:r>
-      <w:proofErr w:type="gramEnd"/>
-      <w:r>
-        <w:t>. The table screen is where the player</w:t>
+        <w:t>will also be able to select which table they want to play in. The table screen is where the player</w:t>
       </w:r>
     </w:p>
     <w:p>
@@ -6857,15 +7033,7 @@
         <w:ind w:left="720"/>
       </w:pPr>
       <w:r>
-        <w:t xml:space="preserve">The dealer will also begin </w:t>
-      </w:r>
-      <w:proofErr w:type="gramStart"/>
-      <w:r>
-        <w:t>in</w:t>
-      </w:r>
-      <w:proofErr w:type="gramEnd"/>
-      <w:r>
-        <w:t xml:space="preserve"> the login screen but will skip the lobby entirely. They will be</w:t>
+        <w:t>The dealer will also begin in the login screen but will skip the lobby entirely. They will be</w:t>
       </w:r>
     </w:p>
     <w:p>
@@ -6873,15 +7041,7 @@
         <w:ind w:left="720"/>
       </w:pPr>
       <w:r>
-        <w:t xml:space="preserve">responsible </w:t>
-      </w:r>
-      <w:proofErr w:type="gramStart"/>
-      <w:r>
-        <w:t>with</w:t>
-      </w:r>
-      <w:proofErr w:type="gramEnd"/>
-      <w:r>
-        <w:t xml:space="preserve"> setting up the table and opening for players waiting in the lobby. During the</w:t>
+        <w:t>responsible with setting up the table and opening for players waiting in the lobby. During the</w:t>
       </w:r>
     </w:p>
     <w:p>
@@ -6924,7 +7084,7 @@
       </w:pPr>
       <w:bookmarkStart w:id="53" w:name="__RefHeading___Toc729_1633043759"/>
       <w:bookmarkStart w:id="54" w:name="_Toc226533770"/>
-      <w:bookmarkStart w:id="55" w:name="_Toc226574006"/>
+      <w:bookmarkStart w:id="55" w:name="_Toc226576884"/>
       <w:bookmarkEnd w:id="53"/>
       <w:r>
         <w:rPr>
@@ -6979,7 +7139,7 @@
           <w:noProof/>
         </w:rPr>
         <w:drawing>
-          <wp:anchor distT="0" distB="0" distL="0" distR="0" simplePos="0" relativeHeight="41" behindDoc="0" locked="0" layoutInCell="0" allowOverlap="1" wp14:anchorId="2A453D56" wp14:editId="3D4EC6E9">
+          <wp:anchor distT="0" distB="0" distL="0" distR="0" simplePos="0" relativeHeight="251640832" behindDoc="0" locked="0" layoutInCell="0" allowOverlap="1" wp14:anchorId="2A453D56" wp14:editId="3D4EC6E9">
             <wp:simplePos x="0" y="0"/>
             <wp:positionH relativeFrom="column">
               <wp:posOffset>1314450</wp:posOffset>
@@ -7051,19 +7211,11 @@
           <w:color w:val="000000"/>
         </w:rPr>
       </w:pPr>
-      <w:proofErr w:type="gramStart"/>
-      <w:r>
-        <w:rPr>
-          <w:color w:val="000000"/>
-        </w:rPr>
-        <w:t>This diagrams</w:t>
-      </w:r>
-      <w:proofErr w:type="gramEnd"/>
-      <w:r>
-        <w:rPr>
-          <w:color w:val="000000"/>
-        </w:rPr>
-        <w:t xml:space="preserve"> shows the sequence for account creation. Whenever a user creates an</w:t>
+      <w:r>
+        <w:rPr>
+          <w:color w:val="000000"/>
+        </w:rPr>
+        <w:t>This diagram shows the sequence for account creation. Whenever a user creates an</w:t>
       </w:r>
     </w:p>
     <w:p>
@@ -7102,14 +7254,20 @@
           <w:color w:val="000000"/>
         </w:rPr>
         <w:tab/>
+      </w:r>
+      <w:bookmarkStart w:id="56" w:name="_Toc226576885"/>
+      <w:r>
+        <w:rPr>
+          <w:color w:val="000000"/>
+        </w:rPr>
         <w:t>4.2.2: User Pre-game Sequence</w:t>
       </w:r>
-      <w:bookmarkStart w:id="56" w:name="REQBV5SS8"/>
-      <w:bookmarkStart w:id="57" w:name="__RefHeading___Toc731_1633043759"/>
-      <w:bookmarkStart w:id="58" w:name="_Toc226533771"/>
-      <w:bookmarkStart w:id="59" w:name="_Toc226574009"/>
+      <w:bookmarkStart w:id="57" w:name="REQBV5SS8"/>
+      <w:bookmarkStart w:id="58" w:name="__RefHeading___Toc731_1633043759"/>
+      <w:bookmarkStart w:id="59" w:name="_Toc226533771"/>
       <w:bookmarkEnd w:id="56"/>
       <w:bookmarkEnd w:id="57"/>
+      <w:bookmarkEnd w:id="58"/>
     </w:p>
     <w:p>
       <w:pPr>
@@ -7124,7 +7282,7 @@
           <w:color w:val="000000"/>
         </w:rPr>
         <w:drawing>
-          <wp:anchor distT="0" distB="0" distL="0" distR="0" simplePos="0" relativeHeight="42" behindDoc="0" locked="0" layoutInCell="0" allowOverlap="1" wp14:anchorId="1231BB1A" wp14:editId="18E3A1D9">
+          <wp:anchor distT="0" distB="0" distL="0" distR="0" simplePos="0" relativeHeight="251648000" behindDoc="0" locked="0" layoutInCell="0" allowOverlap="1" wp14:anchorId="1231BB1A" wp14:editId="18E3A1D9">
             <wp:simplePos x="0" y="0"/>
             <wp:positionH relativeFrom="column">
               <wp:posOffset>457200</wp:posOffset>
@@ -7215,21 +7373,20 @@
           <w:color w:val="000000"/>
         </w:rPr>
       </w:pPr>
-      <w:bookmarkStart w:id="60" w:name="_Toc226574008"/>
-      <w:bookmarkStart w:id="61" w:name="_Toc226574007"/>
+      <w:bookmarkStart w:id="60" w:name="_Toc226576886"/>
       <w:r>
         <w:rPr>
           <w:noProof/>
           <w:color w:val="000000"/>
         </w:rPr>
         <w:drawing>
-          <wp:anchor distT="0" distB="0" distL="0" distR="0" simplePos="0" relativeHeight="40" behindDoc="0" locked="0" layoutInCell="0" allowOverlap="1" wp14:anchorId="6FC4CDA8" wp14:editId="6C129F56">
+          <wp:anchor distT="0" distB="0" distL="0" distR="0" simplePos="0" relativeHeight="251639808" behindDoc="0" locked="0" layoutInCell="0" allowOverlap="1" wp14:anchorId="6FC4CDA8" wp14:editId="59574811">
             <wp:simplePos x="0" y="0"/>
             <wp:positionH relativeFrom="column">
-              <wp:posOffset>590550</wp:posOffset>
+              <wp:posOffset>504825</wp:posOffset>
             </wp:positionH>
             <wp:positionV relativeFrom="paragraph">
-              <wp:posOffset>323850</wp:posOffset>
+              <wp:posOffset>457200</wp:posOffset>
             </wp:positionV>
             <wp:extent cx="4572000" cy="5861050"/>
             <wp:effectExtent l="0" t="0" r="0" b="0"/>
@@ -7269,13 +7426,18 @@
           </wp:anchor>
         </w:drawing>
       </w:r>
+      <w:r>
+        <w:rPr>
+          <w:color w:val="000000"/>
+        </w:rPr>
+        <w:t>4.2.3: User In-game Sequence</w:t>
+      </w:r>
       <w:bookmarkEnd w:id="60"/>
-      <w:bookmarkEnd w:id="61"/>
-      <w:r>
-        <w:rPr>
-          <w:color w:val="000000"/>
-        </w:rPr>
-        <w:t xml:space="preserve">4.2.3: User In-game Sequence </w:t>
+      <w:r>
+        <w:rPr>
+          <w:color w:val="000000"/>
+        </w:rPr>
+        <w:t xml:space="preserve"> </w:t>
       </w:r>
     </w:p>
     <w:p>
@@ -7350,44 +7512,26 @@
           <w:ilvl w:val="0"/>
           <w:numId w:val="0"/>
         </w:numPr>
-        <w:spacing w:before="0"/>
         <w:ind w:left="720" w:firstLine="720"/>
         <w:rPr>
           <w:color w:val="000000"/>
         </w:rPr>
       </w:pPr>
-      <w:r>
-        <w:rPr>
+      <w:bookmarkStart w:id="61" w:name="_Toc226576887"/>
+      <w:r>
+        <w:rPr>
+          <w:noProof/>
           <w:color w:val="000000"/>
         </w:rPr>
         <w:lastRenderedPageBreak/>
-        <w:t>4.2.4: Dealer pre-game Sequence</w:t>
-      </w:r>
-    </w:p>
-    <w:p>
-      <w:pPr>
-        <w:pStyle w:val="Heading2"/>
-        <w:numPr>
-          <w:ilvl w:val="0"/>
-          <w:numId w:val="0"/>
-        </w:numPr>
-        <w:rPr>
-          <w:color w:val="000000"/>
-        </w:rPr>
-      </w:pPr>
-      <w:r>
-        <w:rPr>
-          <w:noProof/>
-          <w:color w:val="000000"/>
-        </w:rPr>
         <w:drawing>
-          <wp:anchor distT="0" distB="0" distL="0" distR="0" simplePos="0" relativeHeight="43" behindDoc="0" locked="0" layoutInCell="0" allowOverlap="1" wp14:anchorId="2177A972" wp14:editId="06AC2FFE">
+          <wp:anchor distT="0" distB="0" distL="0" distR="0" simplePos="0" relativeHeight="251665408" behindDoc="0" locked="0" layoutInCell="0" allowOverlap="1" wp14:anchorId="2177A972" wp14:editId="37E2D351">
             <wp:simplePos x="0" y="0"/>
             <wp:positionH relativeFrom="column">
-              <wp:posOffset>228600</wp:posOffset>
+              <wp:posOffset>95250</wp:posOffset>
             </wp:positionH>
             <wp:positionV relativeFrom="paragraph">
-              <wp:posOffset>501015</wp:posOffset>
+              <wp:posOffset>262890</wp:posOffset>
             </wp:positionV>
             <wp:extent cx="5029200" cy="5703570"/>
             <wp:effectExtent l="0" t="0" r="0" b="0"/>
@@ -7427,42 +7571,37 @@
           </wp:anchor>
         </w:drawing>
       </w:r>
-    </w:p>
-    <w:p>
-      <w:pPr>
-        <w:pStyle w:val="Heading2"/>
-        <w:numPr>
-          <w:ilvl w:val="0"/>
-          <w:numId w:val="0"/>
-        </w:numPr>
-        <w:rPr>
-          <w:b w:val="0"/>
-          <w:bCs/>
-          <w:color w:val="000000"/>
-        </w:rPr>
-      </w:pPr>
-      <w:r>
-        <w:rPr>
-          <w:color w:val="000000"/>
-        </w:rPr>
-        <w:tab/>
-      </w:r>
-      <w:r>
-        <w:rPr>
-          <w:color w:val="000000"/>
-        </w:rPr>
-        <w:tab/>
-      </w:r>
-      <w:r>
-        <w:rPr>
-          <w:b w:val="0"/>
-          <w:bCs/>
+      <w:r>
+        <w:rPr>
+          <w:color w:val="000000"/>
+        </w:rPr>
+        <w:t xml:space="preserve">4.2.4: Dealer pre-game </w:t>
+      </w:r>
+      <w:bookmarkStart w:id="62" w:name="_Toc226576888"/>
+      <w:bookmarkEnd w:id="61"/>
+      <w:r>
+        <w:rPr>
+          <w:color w:val="000000"/>
+        </w:rPr>
+        <w:t xml:space="preserve">Sequence </w:t>
+      </w:r>
+      <w:bookmarkEnd w:id="62"/>
+    </w:p>
+    <w:p>
+      <w:pPr>
+        <w:ind w:left="720" w:firstLine="720"/>
+        <w:rPr>
+          <w:b/>
+          <w:color w:val="000000"/>
+          <w:sz w:val="24"/>
+        </w:rPr>
+      </w:pPr>
+      <w:bookmarkStart w:id="63" w:name="_Toc226576890"/>
+      <w:r>
+        <w:rPr>
           <w:color w:val="000000"/>
         </w:rPr>
         <w:t>This diagram shows the sequence for each action after the dealer logs on</w:t>
-      </w:r>
-      <w:r>
-        <w:br w:type="page"/>
       </w:r>
     </w:p>
     <w:p>
@@ -7483,15 +7622,15 @@
         </w:rPr>
         <w:lastRenderedPageBreak/>
         <w:drawing>
-          <wp:anchor distT="0" distB="0" distL="114300" distR="114300" simplePos="0" relativeHeight="45" behindDoc="0" locked="0" layoutInCell="0" allowOverlap="1" wp14:anchorId="16B9D1E2" wp14:editId="71B57DD3">
+          <wp:anchor distT="0" distB="0" distL="114300" distR="114300" simplePos="0" relativeHeight="251685888" behindDoc="0" locked="0" layoutInCell="0" allowOverlap="1" wp14:anchorId="16B9D1E2" wp14:editId="7BC92EFE">
             <wp:simplePos x="0" y="0"/>
             <wp:positionH relativeFrom="column">
-              <wp:posOffset>808990</wp:posOffset>
+              <wp:posOffset>760095</wp:posOffset>
             </wp:positionH>
             <wp:positionV relativeFrom="paragraph">
-              <wp:posOffset>408940</wp:posOffset>
+              <wp:posOffset>314325</wp:posOffset>
             </wp:positionV>
-            <wp:extent cx="4137660" cy="7000875"/>
+            <wp:extent cx="4053205" cy="6858000"/>
             <wp:effectExtent l="0" t="0" r="0" b="0"/>
             <wp:wrapTopAndBottom/>
             <wp:docPr id="11" name="Picture 4"/>
@@ -7516,7 +7655,7 @@
                   <pic:spPr bwMode="auto">
                     <a:xfrm>
                       <a:off x="0" y="0"/>
-                      <a:ext cx="4137660" cy="7000875"/>
+                      <a:ext cx="4053205" cy="6858000"/>
                     </a:xfrm>
                     <a:prstGeom prst="rect">
                       <a:avLst/>
@@ -7526,6 +7665,12 @@
                 </pic:pic>
               </a:graphicData>
             </a:graphic>
+            <wp14:sizeRelH relativeFrom="margin">
+              <wp14:pctWidth>0</wp14:pctWidth>
+            </wp14:sizeRelH>
+            <wp14:sizeRelV relativeFrom="margin">
+              <wp14:pctHeight>0</wp14:pctHeight>
+            </wp14:sizeRelV>
           </wp:anchor>
         </w:drawing>
       </w:r>
@@ -7535,8 +7680,10 @@
         </w:rPr>
         <w:t>4.2.5: Dealer in-game Sequence</w:t>
       </w:r>
+      <w:bookmarkEnd w:id="63"/>
     </w:p>
     <w:p/>
+    <w:p/>
     <w:p>
       <w:pPr>
         <w:ind w:left="720" w:firstLine="720"/>
@@ -7577,6 +7724,12 @@
           <w:color w:val="000000"/>
         </w:rPr>
         <w:t>game.</w:t>
+      </w:r>
+      <w:r>
+        <w:rPr>
+          <w:color w:val="000000"/>
+        </w:rPr>
+        <w:t>4.3</w:t>
       </w:r>
     </w:p>
     <w:p>
@@ -7591,21 +7744,28 @@
           <w:color w:val="000000"/>
         </w:rPr>
       </w:pPr>
+      <w:bookmarkStart w:id="64" w:name="_Toc226576891"/>
       <w:r>
         <w:rPr>
           <w:color w:val="000000"/>
         </w:rPr>
         <w:lastRenderedPageBreak/>
+        <w:t xml:space="preserve">4.3: </w:t>
+      </w:r>
+      <w:r>
+        <w:rPr>
+          <w:color w:val="000000"/>
+        </w:rPr>
         <w:t>C</w:t>
       </w:r>
-      <w:bookmarkEnd w:id="58"/>
+      <w:bookmarkEnd w:id="59"/>
       <w:r>
         <w:rPr>
           <w:color w:val="000000"/>
         </w:rPr>
         <w:t>ommon &amp; Intended User Interfacing Flow</w:t>
       </w:r>
-      <w:bookmarkEnd w:id="59"/>
+      <w:bookmarkEnd w:id="64"/>
       <w:r>
         <w:rPr>
           <w:color w:val="000000"/>
@@ -7624,21 +7784,7 @@
         <w:rPr>
           <w:color w:val="000000"/>
         </w:rPr>
-        <w:t xml:space="preserve">4.3.1 While identifying the main user sequences and common use cases, we put the primary game loop/sequence as our priority. In addressing that design in conjunction with the primary goal of approaching the client/server structure problem, we felt it was necessary to keep the most consistently accessed set of actions and outcomes at the top of our minds while moving towards implementation to ensure </w:t>
-      </w:r>
-      <w:proofErr w:type="gramStart"/>
-      <w:r>
-        <w:rPr>
-          <w:color w:val="000000"/>
-        </w:rPr>
-        <w:t>the smoothness</w:t>
-      </w:r>
-      <w:proofErr w:type="gramEnd"/>
-      <w:r>
-        <w:rPr>
-          <w:color w:val="000000"/>
-        </w:rPr>
-        <w:t xml:space="preserve"> and real-time responsiveness the program aims to deliver on.</w:t>
+        <w:t>While identifying the main user sequences and common use cases, we put the primary game loop/sequence as our priority. In addressing that design in conjunction with the primary goal of approaching the client/server structure problem, we felt it was necessary to keep the most consistently accessed set of actions and outcomes at the top of our minds while moving towards implementation to ensure the smoothness and real-time responsiveness the program aims to deliver on.</w:t>
       </w:r>
     </w:p>
     <w:p>
@@ -7653,35 +7799,7 @@
           <w:color w:val="000000"/>
         </w:rPr>
         <w:tab/>
-        <w:t xml:space="preserve">For future considerations and the development of this Blackjack Handling System, on top of solidifying the game logic according to standard casino rules, the program design will be built upon with considerations to efficiently and seamlessly </w:t>
-      </w:r>
-      <w:proofErr w:type="gramStart"/>
-      <w:r>
-        <w:rPr>
-          <w:color w:val="000000"/>
-        </w:rPr>
-        <w:t>providing</w:t>
-      </w:r>
-      <w:proofErr w:type="gramEnd"/>
-      <w:r>
-        <w:rPr>
-          <w:color w:val="000000"/>
-        </w:rPr>
-        <w:t xml:space="preserve"> a multi-threaded server to </w:t>
-      </w:r>
-      <w:proofErr w:type="gramStart"/>
-      <w:r>
-        <w:rPr>
-          <w:color w:val="000000"/>
-        </w:rPr>
-        <w:t>clients</w:t>
-      </w:r>
-      <w:proofErr w:type="gramEnd"/>
-      <w:r>
-        <w:rPr>
-          <w:color w:val="000000"/>
-        </w:rPr>
-        <w:t xml:space="preserve"> gameplay experience.</w:t>
+        <w:t>For future considerations and the development of this Blackjack Handling System, on top of solidifying the game logic according to standard casino rules, the program design will be built upon with considerations to efficiently and seamlessly providing a multi-threaded server to clients gameplay experience.</w:t>
       </w:r>
     </w:p>
     <w:p>
@@ -7892,17 +8010,8 @@
                               <w:rStyle w:val="PageNumber"/>
                               <w:color w:val="000000"/>
                             </w:rPr>
-                            <w:t>i</w:t>
+                            <w:t>ii</w:t>
                           </w:r>
-                          <w:proofErr w:type="spellStart"/>
-                          <w:r>
-                            <w:rPr>
-                              <w:rStyle w:val="PageNumber"/>
-                              <w:color w:val="000000"/>
-                            </w:rPr>
-                            <w:t>i</w:t>
-                          </w:r>
-                          <w:proofErr w:type="spellEnd"/>
                           <w:r>
                             <w:rPr>
                               <w:rStyle w:val="PageNumber"/>
@@ -7957,17 +8066,8 @@
                         <w:rStyle w:val="PageNumber"/>
                         <w:color w:val="000000"/>
                       </w:rPr>
-                      <w:t>i</w:t>
+                      <w:t>ii</w:t>
                     </w:r>
-                    <w:proofErr w:type="spellStart"/>
-                    <w:r>
-                      <w:rPr>
-                        <w:rStyle w:val="PageNumber"/>
-                        <w:color w:val="000000"/>
-                      </w:rPr>
-                      <w:t>i</w:t>
-                    </w:r>
-                    <w:proofErr w:type="spellEnd"/>
                     <w:r>
                       <w:rPr>
                         <w:rStyle w:val="PageNumber"/>
@@ -8075,17 +8175,8 @@
                               <w:rStyle w:val="PageNumber"/>
                               <w:color w:val="000000"/>
                             </w:rPr>
-                            <w:t>i</w:t>
+                            <w:t>ii</w:t>
                           </w:r>
-                          <w:proofErr w:type="spellStart"/>
-                          <w:r>
-                            <w:rPr>
-                              <w:rStyle w:val="PageNumber"/>
-                              <w:color w:val="000000"/>
-                            </w:rPr>
-                            <w:t>i</w:t>
-                          </w:r>
-                          <w:proofErr w:type="spellEnd"/>
                           <w:r>
                             <w:rPr>
                               <w:rStyle w:val="PageNumber"/>
@@ -8140,17 +8231,8 @@
                         <w:rStyle w:val="PageNumber"/>
                         <w:color w:val="000000"/>
                       </w:rPr>
-                      <w:t>i</w:t>
+                      <w:t>ii</w:t>
                     </w:r>
-                    <w:proofErr w:type="spellStart"/>
-                    <w:r>
-                      <w:rPr>
-                        <w:rStyle w:val="PageNumber"/>
-                        <w:color w:val="000000"/>
-                      </w:rPr>
-                      <w:t>i</w:t>
-                    </w:r>
-                    <w:proofErr w:type="spellEnd"/>
                     <w:r>
                       <w:rPr>
                         <w:rStyle w:val="PageNumber"/>
@@ -8451,16 +8533,8 @@
       <w:rPr>
         <w:rStyle w:val="PageNumber"/>
       </w:rPr>
-      <w:t>ii</w:t>
+      <w:t>iii</w:t>
     </w:r>
-    <w:proofErr w:type="spellStart"/>
-    <w:r>
-      <w:rPr>
-        <w:rStyle w:val="PageNumber"/>
-      </w:rPr>
-      <w:t>i</w:t>
-    </w:r>
-    <w:proofErr w:type="spellEnd"/>
     <w:r>
       <w:rPr>
         <w:rStyle w:val="PageNumber"/>

--- a/Documentation/Phase 2/CS 401 - Group 2 - SDD Doc.docx
+++ b/Documentation/Phase 2/CS 401 - Group 2 - SDD Doc.docx
@@ -2036,6 +2036,7 @@
           <w:docPartUnique/>
         </w:docPartObj>
       </w:sdtPr>
+      <w:sdtEndPr/>
       <w:sdtContent>
         <w:p>
           <w:pPr>
@@ -2072,7 +2073,7 @@
             </w:rPr>
             <w:fldChar w:fldCharType="separate"/>
           </w:r>
-          <w:hyperlink w:anchor="_Toc226576867" w:history="1">
+          <w:hyperlink w:anchor="_Toc226577308" w:history="1">
             <w:r>
               <w:rPr>
                 <w:rStyle w:val="Hyperlink"/>
@@ -2118,7 +2119,7 @@
               <w:rPr>
                 <w:noProof/>
               </w:rPr>
-              <w:instrText xml:space="preserve"> PAGEREF _Toc226576867 \h </w:instrText>
+              <w:instrText xml:space="preserve"> PAGEREF _Toc226577308 \h </w:instrText>
             </w:r>
             <w:r>
               <w:rPr>
@@ -2162,7 +2163,7 @@
               <w14:ligatures w14:val="standardContextual"/>
             </w:rPr>
           </w:pPr>
-          <w:hyperlink w:anchor="_Toc226576868" w:history="1">
+          <w:hyperlink w:anchor="_Toc226577309" w:history="1">
             <w:r>
               <w:rPr>
                 <w:rStyle w:val="Hyperlink"/>
@@ -2206,7 +2207,7 @@
               <w:rPr>
                 <w:noProof/>
               </w:rPr>
-              <w:instrText xml:space="preserve"> PAGEREF _Toc226576868 \h </w:instrText>
+              <w:instrText xml:space="preserve"> PAGEREF _Toc226577309 \h </w:instrText>
             </w:r>
             <w:r>
               <w:rPr>
@@ -2250,7 +2251,7 @@
               <w14:ligatures w14:val="standardContextual"/>
             </w:rPr>
           </w:pPr>
-          <w:hyperlink w:anchor="_Toc226576869" w:history="1">
+          <w:hyperlink w:anchor="_Toc226577310" w:history="1">
             <w:r>
               <w:rPr>
                 <w:rStyle w:val="Hyperlink"/>
@@ -2294,7 +2295,7 @@
               <w:rPr>
                 <w:noProof/>
               </w:rPr>
-              <w:instrText xml:space="preserve"> PAGEREF _Toc226576869 \h </w:instrText>
+              <w:instrText xml:space="preserve"> PAGEREF _Toc226577310 \h </w:instrText>
             </w:r>
             <w:r>
               <w:rPr>
@@ -2338,7 +2339,7 @@
               <w14:ligatures w14:val="standardContextual"/>
             </w:rPr>
           </w:pPr>
-          <w:hyperlink w:anchor="_Toc226576870" w:history="1">
+          <w:hyperlink w:anchor="_Toc226577311" w:history="1">
             <w:r>
               <w:rPr>
                 <w:rStyle w:val="Hyperlink"/>
@@ -2382,7 +2383,7 @@
               <w:rPr>
                 <w:noProof/>
               </w:rPr>
-              <w:instrText xml:space="preserve"> PAGEREF _Toc226576870 \h </w:instrText>
+              <w:instrText xml:space="preserve"> PAGEREF _Toc226577311 \h </w:instrText>
             </w:r>
             <w:r>
               <w:rPr>
@@ -2427,7 +2428,7 @@
               <w14:ligatures w14:val="standardContextual"/>
             </w:rPr>
           </w:pPr>
-          <w:hyperlink w:anchor="_Toc226576871" w:history="1">
+          <w:hyperlink w:anchor="_Toc226577312" w:history="1">
             <w:r>
               <w:rPr>
                 <w:rStyle w:val="Hyperlink"/>
@@ -2473,7 +2474,7 @@
               <w:rPr>
                 <w:noProof/>
               </w:rPr>
-              <w:instrText xml:space="preserve"> PAGEREF _Toc226576871 \h </w:instrText>
+              <w:instrText xml:space="preserve"> PAGEREF _Toc226577312 \h </w:instrText>
             </w:r>
             <w:r>
               <w:rPr>
@@ -2517,7 +2518,7 @@
               <w14:ligatures w14:val="standardContextual"/>
             </w:rPr>
           </w:pPr>
-          <w:hyperlink w:anchor="_Toc226576872" w:history="1">
+          <w:hyperlink w:anchor="_Toc226577313" w:history="1">
             <w:r>
               <w:rPr>
                 <w:rStyle w:val="Hyperlink"/>
@@ -2561,7 +2562,7 @@
               <w:rPr>
                 <w:noProof/>
               </w:rPr>
-              <w:instrText xml:space="preserve"> PAGEREF _Toc226576872 \h </w:instrText>
+              <w:instrText xml:space="preserve"> PAGEREF _Toc226577313 \h </w:instrText>
             </w:r>
             <w:r>
               <w:rPr>
@@ -2605,7 +2606,7 @@
               <w14:ligatures w14:val="standardContextual"/>
             </w:rPr>
           </w:pPr>
-          <w:hyperlink w:anchor="_Toc226576873" w:history="1">
+          <w:hyperlink w:anchor="_Toc226577314" w:history="1">
             <w:r>
               <w:rPr>
                 <w:rStyle w:val="Hyperlink"/>
@@ -2649,7 +2650,7 @@
               <w:rPr>
                 <w:noProof/>
               </w:rPr>
-              <w:instrText xml:space="preserve"> PAGEREF _Toc226576873 \h </w:instrText>
+              <w:instrText xml:space="preserve"> PAGEREF _Toc226577314 \h </w:instrText>
             </w:r>
             <w:r>
               <w:rPr>
@@ -2693,7 +2694,7 @@
               <w14:ligatures w14:val="standardContextual"/>
             </w:rPr>
           </w:pPr>
-          <w:hyperlink w:anchor="_Toc226576874" w:history="1">
+          <w:hyperlink w:anchor="_Toc226577315" w:history="1">
             <w:r>
               <w:rPr>
                 <w:rStyle w:val="Hyperlink"/>
@@ -2737,7 +2738,7 @@
               <w:rPr>
                 <w:noProof/>
               </w:rPr>
-              <w:instrText xml:space="preserve"> PAGEREF _Toc226576874 \h </w:instrText>
+              <w:instrText xml:space="preserve"> PAGEREF _Toc226577315 \h </w:instrText>
             </w:r>
             <w:r>
               <w:rPr>
@@ -2781,7 +2782,7 @@
               <w14:ligatures w14:val="standardContextual"/>
             </w:rPr>
           </w:pPr>
-          <w:hyperlink w:anchor="_Toc226576875" w:history="1">
+          <w:hyperlink w:anchor="_Toc226577316" w:history="1">
             <w:r>
               <w:rPr>
                 <w:rStyle w:val="Hyperlink"/>
@@ -2825,7 +2826,7 @@
               <w:rPr>
                 <w:noProof/>
               </w:rPr>
-              <w:instrText xml:space="preserve"> PAGEREF _Toc226576875 \h </w:instrText>
+              <w:instrText xml:space="preserve"> PAGEREF _Toc226577316 \h </w:instrText>
             </w:r>
             <w:r>
               <w:rPr>
@@ -2869,7 +2870,7 @@
               <w14:ligatures w14:val="standardContextual"/>
             </w:rPr>
           </w:pPr>
-          <w:hyperlink w:anchor="_Toc226576876" w:history="1">
+          <w:hyperlink w:anchor="_Toc226577317" w:history="1">
             <w:r>
               <w:rPr>
                 <w:rStyle w:val="Hyperlink"/>
@@ -2913,7 +2914,7 @@
               <w:rPr>
                 <w:noProof/>
               </w:rPr>
-              <w:instrText xml:space="preserve"> PAGEREF _Toc226576876 \h </w:instrText>
+              <w:instrText xml:space="preserve"> PAGEREF _Toc226577317 \h </w:instrText>
             </w:r>
             <w:r>
               <w:rPr>
@@ -2958,7 +2959,7 @@
               <w14:ligatures w14:val="standardContextual"/>
             </w:rPr>
           </w:pPr>
-          <w:hyperlink w:anchor="_Toc226576877" w:history="1">
+          <w:hyperlink w:anchor="_Toc226577318" w:history="1">
             <w:r>
               <w:rPr>
                 <w:rStyle w:val="Hyperlink"/>
@@ -3004,7 +3005,7 @@
               <w:rPr>
                 <w:noProof/>
               </w:rPr>
-              <w:instrText xml:space="preserve"> PAGEREF _Toc226576877 \h </w:instrText>
+              <w:instrText xml:space="preserve"> PAGEREF _Toc226577318 \h </w:instrText>
             </w:r>
             <w:r>
               <w:rPr>
@@ -3048,7 +3049,7 @@
               <w14:ligatures w14:val="standardContextual"/>
             </w:rPr>
           </w:pPr>
-          <w:hyperlink w:anchor="_Toc226576878" w:history="1">
+          <w:hyperlink w:anchor="_Toc226577319" w:history="1">
             <w:r>
               <w:rPr>
                 <w:rStyle w:val="Hyperlink"/>
@@ -3092,7 +3093,7 @@
               <w:rPr>
                 <w:noProof/>
               </w:rPr>
-              <w:instrText xml:space="preserve"> PAGEREF _Toc226576878 \h </w:instrText>
+              <w:instrText xml:space="preserve"> PAGEREF _Toc226577319 \h </w:instrText>
             </w:r>
             <w:r>
               <w:rPr>
@@ -3136,7 +3137,7 @@
               <w14:ligatures w14:val="standardContextual"/>
             </w:rPr>
           </w:pPr>
-          <w:hyperlink w:anchor="_Toc226576879" w:history="1">
+          <w:hyperlink w:anchor="_Toc226577320" w:history="1">
             <w:r>
               <w:rPr>
                 <w:rStyle w:val="Hyperlink"/>
@@ -3180,7 +3181,7 @@
               <w:rPr>
                 <w:noProof/>
               </w:rPr>
-              <w:instrText xml:space="preserve"> PAGEREF _Toc226576879 \h </w:instrText>
+              <w:instrText xml:space="preserve"> PAGEREF _Toc226577320 \h </w:instrText>
             </w:r>
             <w:r>
               <w:rPr>
@@ -3224,7 +3225,7 @@
               <w14:ligatures w14:val="standardContextual"/>
             </w:rPr>
           </w:pPr>
-          <w:hyperlink w:anchor="_Toc226576880" w:history="1">
+          <w:hyperlink w:anchor="_Toc226577321" w:history="1">
             <w:r>
               <w:rPr>
                 <w:rStyle w:val="Hyperlink"/>
@@ -3268,7 +3269,7 @@
               <w:rPr>
                 <w:noProof/>
               </w:rPr>
-              <w:instrText xml:space="preserve"> PAGEREF _Toc226576880 \h </w:instrText>
+              <w:instrText xml:space="preserve"> PAGEREF _Toc226577321 \h </w:instrText>
             </w:r>
             <w:r>
               <w:rPr>
@@ -3312,7 +3313,7 @@
               <w14:ligatures w14:val="standardContextual"/>
             </w:rPr>
           </w:pPr>
-          <w:hyperlink w:anchor="_Toc226576881" w:history="1">
+          <w:hyperlink w:anchor="_Toc226577322" w:history="1">
             <w:r>
               <w:rPr>
                 <w:rStyle w:val="Hyperlink"/>
@@ -3356,7 +3357,7 @@
               <w:rPr>
                 <w:noProof/>
               </w:rPr>
-              <w:instrText xml:space="preserve"> PAGEREF _Toc226576881 \h </w:instrText>
+              <w:instrText xml:space="preserve"> PAGEREF _Toc226577322 \h </w:instrText>
             </w:r>
             <w:r>
               <w:rPr>
@@ -3401,7 +3402,7 @@
               <w14:ligatures w14:val="standardContextual"/>
             </w:rPr>
           </w:pPr>
-          <w:hyperlink w:anchor="_Toc226576882" w:history="1">
+          <w:hyperlink w:anchor="_Toc226577323" w:history="1">
             <w:r>
               <w:rPr>
                 <w:rStyle w:val="Hyperlink"/>
@@ -3447,7 +3448,7 @@
               <w:rPr>
                 <w:noProof/>
               </w:rPr>
-              <w:instrText xml:space="preserve"> PAGEREF _Toc226576882 \h </w:instrText>
+              <w:instrText xml:space="preserve"> PAGEREF _Toc226577323 \h </w:instrText>
             </w:r>
             <w:r>
               <w:rPr>
@@ -3491,7 +3492,7 @@
               <w14:ligatures w14:val="standardContextual"/>
             </w:rPr>
           </w:pPr>
-          <w:hyperlink w:anchor="_Toc226576883" w:history="1">
+          <w:hyperlink w:anchor="_Toc226577324" w:history="1">
             <w:r>
               <w:rPr>
                 <w:rStyle w:val="Hyperlink"/>
@@ -3535,7 +3536,7 @@
               <w:rPr>
                 <w:noProof/>
               </w:rPr>
-              <w:instrText xml:space="preserve"> PAGEREF _Toc226576883 \h </w:instrText>
+              <w:instrText xml:space="preserve"> PAGEREF _Toc226577324 \h </w:instrText>
             </w:r>
             <w:r>
               <w:rPr>
@@ -3579,7 +3580,7 @@
               <w14:ligatures w14:val="standardContextual"/>
             </w:rPr>
           </w:pPr>
-          <w:hyperlink w:anchor="_Toc226576884" w:history="1">
+          <w:hyperlink w:anchor="_Toc226577325" w:history="1">
             <w:r>
               <w:rPr>
                 <w:rStyle w:val="Hyperlink"/>
@@ -3623,7 +3624,7 @@
               <w:rPr>
                 <w:noProof/>
               </w:rPr>
-              <w:instrText xml:space="preserve"> PAGEREF _Toc226576884 \h </w:instrText>
+              <w:instrText xml:space="preserve"> PAGEREF _Toc226577325 \h </w:instrText>
             </w:r>
             <w:r>
               <w:rPr>
@@ -3664,7 +3665,7 @@
               <w14:ligatures w14:val="standardContextual"/>
             </w:rPr>
           </w:pPr>
-          <w:hyperlink w:anchor="_Toc226576885" w:history="1">
+          <w:hyperlink w:anchor="_Toc226577326" w:history="1">
             <w:r>
               <w:rPr>
                 <w:rStyle w:val="Hyperlink"/>
@@ -3688,7 +3689,7 @@
               <w:rPr>
                 <w:noProof/>
               </w:rPr>
-              <w:instrText xml:space="preserve"> PAGEREF _Toc226576885 \h </w:instrText>
+              <w:instrText xml:space="preserve"> PAGEREF _Toc226577326 \h </w:instrText>
             </w:r>
             <w:r>
               <w:rPr>
@@ -3729,7 +3730,7 @@
               <w14:ligatures w14:val="standardContextual"/>
             </w:rPr>
           </w:pPr>
-          <w:hyperlink w:anchor="_Toc226576886" w:history="1">
+          <w:hyperlink w:anchor="_Toc226577327" w:history="1">
             <w:r>
               <w:rPr>
                 <w:rStyle w:val="Hyperlink"/>
@@ -3753,7 +3754,7 @@
               <w:rPr>
                 <w:noProof/>
               </w:rPr>
-              <w:instrText xml:space="preserve"> PAGEREF _Toc226576886 \h </w:instrText>
+              <w:instrText xml:space="preserve"> PAGEREF _Toc226577327 \h </w:instrText>
             </w:r>
             <w:r>
               <w:rPr>
@@ -3794,7 +3795,7 @@
               <w14:ligatures w14:val="standardContextual"/>
             </w:rPr>
           </w:pPr>
-          <w:hyperlink w:anchor="_Toc226576887" w:history="1">
+          <w:hyperlink w:anchor="_Toc226577328" w:history="1">
             <w:r>
               <w:rPr>
                 <w:rStyle w:val="Hyperlink"/>
@@ -3818,7 +3819,7 @@
               <w:rPr>
                 <w:noProof/>
               </w:rPr>
-              <w:instrText xml:space="preserve"> PAGEREF _Toc226576887 \h </w:instrText>
+              <w:instrText xml:space="preserve"> PAGEREF _Toc226577328 \h </w:instrText>
             </w:r>
             <w:r>
               <w:rPr>
@@ -3859,7 +3860,14 @@
               <w14:ligatures w14:val="standardContextual"/>
             </w:rPr>
           </w:pPr>
-          <w:hyperlink w:anchor="_Toc226576888" w:history="1">
+          <w:hyperlink w:anchor="_Toc226577329" w:history="1">
+            <w:r>
+              <w:rPr>
+                <w:rStyle w:val="Hyperlink"/>
+                <w:noProof/>
+              </w:rPr>
+              <w:t>4.2.5: Dealer in-game Sequence</w:t>
+            </w:r>
             <w:r>
               <w:rPr>
                 <w:noProof/>
@@ -3876,7 +3884,7 @@
               <w:rPr>
                 <w:noProof/>
               </w:rPr>
-              <w:instrText xml:space="preserve"> PAGEREF _Toc226576888 \h </w:instrText>
+              <w:instrText xml:space="preserve"> PAGEREF _Toc226577329 \h </w:instrText>
             </w:r>
             <w:r>
               <w:rPr>
@@ -3893,7 +3901,7 @@
               <w:rPr>
                 <w:noProof/>
               </w:rPr>
-              <w:t>xvi</w:t>
+              <w:t>xvii</w:t>
             </w:r>
             <w:r>
               <w:rPr>
@@ -3917,14 +3925,13 @@
               <w14:ligatures w14:val="standardContextual"/>
             </w:rPr>
           </w:pPr>
-          <w:hyperlink w:anchor="_Toc226576889" w:history="1">
+          <w:hyperlink w:anchor="_Toc226577330" w:history="1">
             <w:r>
               <w:rPr>
                 <w:rStyle w:val="Hyperlink"/>
-                <w:bCs/>
-                <w:noProof/>
-              </w:rPr>
-              <w:t>This diagram shows the sequence for each action after the dealer logs on</w:t>
+                <w:noProof/>
+              </w:rPr>
+              <w:t>4.3: Common &amp; Intended User Interfacing Flow</w:t>
             </w:r>
             <w:r>
               <w:rPr>
@@ -3942,137 +3949,7 @@
               <w:rPr>
                 <w:noProof/>
               </w:rPr>
-              <w:instrText xml:space="preserve"> PAGEREF _Toc226576889 \h </w:instrText>
-            </w:r>
-            <w:r>
-              <w:rPr>
-                <w:noProof/>
-              </w:rPr>
-            </w:r>
-            <w:r>
-              <w:rPr>
-                <w:noProof/>
-              </w:rPr>
-              <w:fldChar w:fldCharType="separate"/>
-            </w:r>
-            <w:r>
-              <w:rPr>
-                <w:noProof/>
-              </w:rPr>
-              <w:t>xvi</w:t>
-            </w:r>
-            <w:r>
-              <w:rPr>
-                <w:noProof/>
-              </w:rPr>
-              <w:fldChar w:fldCharType="end"/>
-            </w:r>
-          </w:hyperlink>
-        </w:p>
-        <w:p>
-          <w:pPr>
-            <w:pStyle w:val="TOC2"/>
-            <w:rPr>
-              <w:rFonts w:asciiTheme="minorHAnsi" w:eastAsiaTheme="minorEastAsia" w:hAnsiTheme="minorHAnsi" w:cstheme="minorBidi"/>
-              <w:smallCaps w:val="0"/>
-              <w:noProof/>
-              <w:kern w:val="2"/>
-              <w:sz w:val="24"/>
-              <w:szCs w:val="24"/>
-              <w:lang w:eastAsia="en-US"/>
-              <w14:ligatures w14:val="standardContextual"/>
-            </w:rPr>
-          </w:pPr>
-          <w:hyperlink w:anchor="_Toc226576890" w:history="1">
-            <w:r>
-              <w:rPr>
-                <w:rStyle w:val="Hyperlink"/>
-                <w:noProof/>
-              </w:rPr>
-              <w:t>4.2.5: Dealer in-game Sequence</w:t>
-            </w:r>
-            <w:r>
-              <w:rPr>
-                <w:noProof/>
-              </w:rPr>
-              <w:tab/>
-            </w:r>
-            <w:r>
-              <w:rPr>
-                <w:noProof/>
-              </w:rPr>
-              <w:fldChar w:fldCharType="begin"/>
-            </w:r>
-            <w:r>
-              <w:rPr>
-                <w:noProof/>
-              </w:rPr>
-              <w:instrText xml:space="preserve"> PAGEREF _Toc226576890 \h </w:instrText>
-            </w:r>
-            <w:r>
-              <w:rPr>
-                <w:noProof/>
-              </w:rPr>
-            </w:r>
-            <w:r>
-              <w:rPr>
-                <w:noProof/>
-              </w:rPr>
-              <w:fldChar w:fldCharType="separate"/>
-            </w:r>
-            <w:r>
-              <w:rPr>
-                <w:noProof/>
-              </w:rPr>
-              <w:t>xvii</w:t>
-            </w:r>
-            <w:r>
-              <w:rPr>
-                <w:noProof/>
-              </w:rPr>
-              <w:fldChar w:fldCharType="end"/>
-            </w:r>
-          </w:hyperlink>
-        </w:p>
-        <w:p>
-          <w:pPr>
-            <w:pStyle w:val="TOC2"/>
-            <w:rPr>
-              <w:rFonts w:asciiTheme="minorHAnsi" w:eastAsiaTheme="minorEastAsia" w:hAnsiTheme="minorHAnsi" w:cstheme="minorBidi"/>
-              <w:smallCaps w:val="0"/>
-              <w:noProof/>
-              <w:kern w:val="2"/>
-              <w:sz w:val="24"/>
-              <w:szCs w:val="24"/>
-              <w:lang w:eastAsia="en-US"/>
-              <w14:ligatures w14:val="standardContextual"/>
-            </w:rPr>
-          </w:pPr>
-          <w:hyperlink w:anchor="_Toc226576891" w:history="1">
-            <w:r>
-              <w:rPr>
-                <w:rStyle w:val="Hyperlink"/>
-                <w:noProof/>
-              </w:rPr>
-              <w:t>4.3: Common &amp; Intended User Interfacing Flow</w:t>
-            </w:r>
-            <w:r>
-              <w:rPr>
-                <w:noProof/>
-              </w:rPr>
-              <w:tab/>
-            </w:r>
-            <w:r>
-              <w:rPr>
-                <w:noProof/>
-              </w:rPr>
-              <w:fldChar w:fldCharType="begin"/>
-            </w:r>
-            <w:r>
-              <w:rPr>
-                <w:noProof/>
-              </w:rPr>
-              <w:instrText xml:space="preserve"> PAGEREF _Toc226576891 \h </w:instrText>
+              <w:instrText xml:space="preserve"> PAGEREF _Toc226577330 \h </w:instrText>
             </w:r>
             <w:r>
               <w:rPr>
@@ -4175,7 +4052,7 @@
       </w:pPr>
       <w:bookmarkStart w:id="2" w:name="__RefHeading___Toc695_1633043759"/>
       <w:bookmarkStart w:id="3" w:name="_Toc226533746"/>
-      <w:bookmarkStart w:id="4" w:name="_Toc226576867"/>
+      <w:bookmarkStart w:id="4" w:name="_Toc226577308"/>
       <w:bookmarkEnd w:id="2"/>
       <w:bookmarkEnd w:id="3"/>
       <w:r>
@@ -4198,7 +4075,21 @@
         <w:rPr>
           <w:color w:val="000000"/>
         </w:rPr>
-        <w:t>This software design document provides a architectural overview for the Blackjack Handling System (BHS).</w:t>
+        <w:t xml:space="preserve">This software design document provides </w:t>
+      </w:r>
+      <w:proofErr w:type="gramStart"/>
+      <w:r>
+        <w:rPr>
+          <w:color w:val="000000"/>
+        </w:rPr>
+        <w:t>a</w:t>
+      </w:r>
+      <w:proofErr w:type="gramEnd"/>
+      <w:r>
+        <w:rPr>
+          <w:color w:val="000000"/>
+        </w:rPr>
+        <w:t xml:space="preserve"> architectural overview for the Blackjack Handling System (BHS).</w:t>
       </w:r>
     </w:p>
     <w:p>
@@ -4214,7 +4105,7 @@
       </w:pPr>
       <w:bookmarkStart w:id="5" w:name="__RefHeading___Toc697_1633043759"/>
       <w:bookmarkStart w:id="6" w:name="_Toc226533747"/>
-      <w:bookmarkStart w:id="7" w:name="_Toc226576868"/>
+      <w:bookmarkStart w:id="7" w:name="_Toc226577309"/>
       <w:bookmarkEnd w:id="5"/>
       <w:r>
         <w:rPr>
@@ -4248,7 +4139,7 @@
       </w:pPr>
       <w:bookmarkStart w:id="8" w:name="__RefHeading___Toc699_1633043759"/>
       <w:bookmarkStart w:id="9" w:name="_Toc226533748"/>
-      <w:bookmarkStart w:id="10" w:name="_Toc226576869"/>
+      <w:bookmarkStart w:id="10" w:name="_Toc226577310"/>
       <w:bookmarkEnd w:id="8"/>
       <w:r>
         <w:rPr>
@@ -4286,7 +4177,21 @@
         <w:rPr>
           <w:color w:val="000000"/>
         </w:rPr>
-        <w:t>Dealer: A specialized user role with the added ability to operate as a dealer for the games and the configurator of game parameters when creating joinable tables for blackjack, deals cards in accordance to standard blackjack rules</w:t>
+        <w:t xml:space="preserve">Dealer: A specialized user role with the added ability to operate as a dealer for the games and the configurator of game parameters when creating joinable tables for blackjack, deals cards in accordance </w:t>
+      </w:r>
+      <w:proofErr w:type="gramStart"/>
+      <w:r>
+        <w:rPr>
+          <w:color w:val="000000"/>
+        </w:rPr>
+        <w:t>to</w:t>
+      </w:r>
+      <w:proofErr w:type="gramEnd"/>
+      <w:r>
+        <w:rPr>
+          <w:color w:val="000000"/>
+        </w:rPr>
+        <w:t xml:space="preserve"> standard blackjack rules</w:t>
       </w:r>
     </w:p>
     <w:p>
@@ -4451,7 +4356,21 @@
         <w:rPr>
           <w:color w:val="000000"/>
         </w:rPr>
-        <w:t>Bet: A number of credits submitted by a player before being dealt hands to start playing the game</w:t>
+        <w:t xml:space="preserve">Bet: </w:t>
+      </w:r>
+      <w:proofErr w:type="gramStart"/>
+      <w:r>
+        <w:rPr>
+          <w:color w:val="000000"/>
+        </w:rPr>
+        <w:t>A number of</w:t>
+      </w:r>
+      <w:proofErr w:type="gramEnd"/>
+      <w:r>
+        <w:rPr>
+          <w:color w:val="000000"/>
+        </w:rPr>
+        <w:t xml:space="preserve"> credits submitted by a player before being dealt hands to start playing the game</w:t>
       </w:r>
     </w:p>
     <w:p>
@@ -4466,7 +4385,35 @@
         <w:rPr>
           <w:color w:val="000000"/>
         </w:rPr>
-        <w:t>Timer: A countdown for the time players have to take action in a round of the game</w:t>
+        <w:t xml:space="preserve">Timer: A countdown for the time players </w:t>
+      </w:r>
+      <w:proofErr w:type="gramStart"/>
+      <w:r>
+        <w:rPr>
+          <w:color w:val="000000"/>
+        </w:rPr>
+        <w:t>have</w:t>
+      </w:r>
+      <w:proofErr w:type="gramEnd"/>
+      <w:r>
+        <w:rPr>
+          <w:color w:val="000000"/>
+        </w:rPr>
+        <w:t xml:space="preserve"> to </w:t>
+      </w:r>
+      <w:proofErr w:type="gramStart"/>
+      <w:r>
+        <w:rPr>
+          <w:color w:val="000000"/>
+        </w:rPr>
+        <w:t>take action</w:t>
+      </w:r>
+      <w:proofErr w:type="gramEnd"/>
+      <w:r>
+        <w:rPr>
+          <w:color w:val="000000"/>
+        </w:rPr>
+        <w:t xml:space="preserve"> in a round of the game</w:t>
       </w:r>
     </w:p>
     <w:p>
@@ -4587,7 +4534,21 @@
         <w:rPr>
           <w:color w:val="000000"/>
         </w:rPr>
-        <w:t>Stand: When a player signals they don’t want any additional cards dealt to them during the current round.</w:t>
+        <w:t xml:space="preserve">Stand: When a player </w:t>
+      </w:r>
+      <w:proofErr w:type="gramStart"/>
+      <w:r>
+        <w:rPr>
+          <w:color w:val="000000"/>
+        </w:rPr>
+        <w:t>signals</w:t>
+      </w:r>
+      <w:proofErr w:type="gramEnd"/>
+      <w:r>
+        <w:rPr>
+          <w:color w:val="000000"/>
+        </w:rPr>
+        <w:t xml:space="preserve"> they don’t want any additional cards dealt to them during the current round.</w:t>
       </w:r>
     </w:p>
     <w:p>
@@ -4617,7 +4578,35 @@
         <w:rPr>
           <w:color w:val="000000"/>
         </w:rPr>
-        <w:t>Split: When a player has matching cards, they can pay to have their hand divided into two separate hands. The dealer will then deal each hand an additional card to bring the total cards in each hand to two.</w:t>
+        <w:t xml:space="preserve">Split: When a player has matching cards, they can pay to have their hand divided into two separate hands. The dealer will then </w:t>
+      </w:r>
+      <w:proofErr w:type="gramStart"/>
+      <w:r>
+        <w:rPr>
+          <w:color w:val="000000"/>
+        </w:rPr>
+        <w:t>deal</w:t>
+      </w:r>
+      <w:proofErr w:type="gramEnd"/>
+      <w:r>
+        <w:rPr>
+          <w:color w:val="000000"/>
+        </w:rPr>
+        <w:t xml:space="preserve"> each </w:t>
+      </w:r>
+      <w:proofErr w:type="gramStart"/>
+      <w:r>
+        <w:rPr>
+          <w:color w:val="000000"/>
+        </w:rPr>
+        <w:t>hand</w:t>
+      </w:r>
+      <w:proofErr w:type="gramEnd"/>
+      <w:r>
+        <w:rPr>
+          <w:color w:val="000000"/>
+        </w:rPr>
+        <w:t xml:space="preserve"> an additional card to bring the total cards in each hand to two.</w:t>
       </w:r>
     </w:p>
     <w:p>
@@ -4722,7 +4711,21 @@
         <w:rPr>
           <w:color w:val="000000"/>
         </w:rPr>
-        <w:t>Shuffling: when the order of the cards in the shoe are randomized.</w:t>
+        <w:t xml:space="preserve">Shuffling: when the order of the cards in the shoe </w:t>
+      </w:r>
+      <w:proofErr w:type="gramStart"/>
+      <w:r>
+        <w:rPr>
+          <w:color w:val="000000"/>
+        </w:rPr>
+        <w:t>are</w:t>
+      </w:r>
+      <w:proofErr w:type="gramEnd"/>
+      <w:r>
+        <w:rPr>
+          <w:color w:val="000000"/>
+        </w:rPr>
+        <w:t xml:space="preserve"> randomized.</w:t>
       </w:r>
     </w:p>
     <w:p>
@@ -4747,7 +4750,7 @@
       </w:pPr>
       <w:bookmarkStart w:id="11" w:name="__RefHeading___Toc701_1633043759"/>
       <w:bookmarkStart w:id="12" w:name="_Toc226533749"/>
-      <w:bookmarkStart w:id="13" w:name="_Toc226576870"/>
+      <w:bookmarkStart w:id="13" w:name="_Toc226577311"/>
       <w:bookmarkEnd w:id="11"/>
       <w:r>
         <w:rPr>
@@ -4785,7 +4788,7 @@
       </w:pPr>
       <w:bookmarkStart w:id="14" w:name="__RefHeading___Toc703_16330